--- a/docs/Rascunho TCC.docx
+++ b/docs/Rascunho TCC.docx
@@ -74,92 +74,73 @@
         <w:pStyle w:val="CP-CapaCabecalho"/>
       </w:pPr>
       <w:r>
-        <w:t xml:space="preserve">Curso de </w:t>
-      </w:r>
-      <w:r>
-        <w:rPr>
-          <w:highlight w:val="yellow"/>
-        </w:rPr>
-        <w:t>&lt;PREENCHER_AQUI&gt;</w:t>
+        <w:t xml:space="preserve">Curso </w:t>
+      </w:r>
+      <w:r>
+        <w:t>de ciência da computação</w:t>
+      </w:r>
+    </w:p>
+    <w:p>
+      <w:pPr>
+        <w:pStyle w:val="CP-CapaCabecalho"/>
+      </w:pPr>
+      <w:r>
+        <w:t>(Bacharelado)</w:t>
+      </w:r>
+    </w:p>
+    <w:p>
+      <w:pPr>
+        <w:pStyle w:val="TE-Normal"/>
+      </w:pPr>
+    </w:p>
+    <w:p>
+      <w:pPr>
+        <w:pStyle w:val="TE-Normal"/>
+      </w:pPr>
+    </w:p>
+    <w:p>
+      <w:pPr>
+        <w:pStyle w:val="TE-Normal"/>
+      </w:pPr>
+    </w:p>
+    <w:p>
+      <w:pPr>
+        <w:pStyle w:val="TE-Normal"/>
+      </w:pPr>
+    </w:p>
+    <w:p>
+      <w:pPr>
+        <w:pStyle w:val="TE-Normal"/>
+      </w:pPr>
+    </w:p>
+    <w:p>
+      <w:pPr>
+        <w:pStyle w:val="TE-Normal"/>
+      </w:pPr>
+    </w:p>
+    <w:p>
+      <w:pPr>
+        <w:pStyle w:val="TE-Normal"/>
+      </w:pPr>
+    </w:p>
+    <w:p>
+      <w:pPr>
+        <w:pStyle w:val="CP-CapaTitulo"/>
+      </w:pPr>
+      <w:r>
+        <w:t>Identificação automática de padrões melódicos em</w:t>
       </w:r>
       <w:r>
         <w:t xml:space="preserve"> </w:t>
       </w:r>
-    </w:p>
-    <w:p>
-      <w:pPr>
-        <w:pStyle w:val="CP-CapaCabecalho"/>
-      </w:pPr>
-      <w:r>
-        <w:t>(Bacharelado)</w:t>
-      </w:r>
-    </w:p>
-    <w:p>
-      <w:pPr>
-        <w:pStyle w:val="TE-Normal"/>
-      </w:pPr>
-    </w:p>
-    <w:p>
-      <w:pPr>
-        <w:pStyle w:val="TE-Normal"/>
-      </w:pPr>
-    </w:p>
-    <w:p>
-      <w:pPr>
-        <w:pStyle w:val="TE-Normal"/>
-      </w:pPr>
-    </w:p>
-    <w:p>
-      <w:pPr>
-        <w:pStyle w:val="TE-Normal"/>
-      </w:pPr>
-    </w:p>
-    <w:p>
-      <w:pPr>
-        <w:pStyle w:val="TE-Normal"/>
-        <w:rPr>
-          <w:color w:val="FF0000"/>
-        </w:rPr>
-      </w:pPr>
-      <w:r>
-        <w:rPr>
-          <w:color w:val="FF0000"/>
-          <w:highlight w:val="yellow"/>
-        </w:rPr>
-        <w:t>TEMPLATE PARA O TCC I – Remover itens destacados em amarel</w:t>
-      </w:r>
-      <w:r>
-        <w:rPr>
-          <w:color w:val="FF0000"/>
-        </w:rPr>
-        <w:t xml:space="preserve">o. </w:t>
-      </w:r>
-      <w:r>
-        <w:rPr>
-          <w:color w:val="FF0000"/>
-          <w:highlight w:val="yellow"/>
-        </w:rPr>
-        <w:t>Remover também os símbolos, são apenas para indicar os campos que devem ser preenchidos para cada trabalho</w:t>
-      </w:r>
-    </w:p>
-    <w:p>
-      <w:pPr>
-        <w:pStyle w:val="TE-Normal"/>
-      </w:pPr>
-      <w:r>
-        <w:rPr>
-          <w:highlight w:val="yellow"/>
-        </w:rPr>
-        <w:t>6 linhas normal</w:t>
+      <w:r>
+        <w:t>partituras digitais utilizando análise computacional</w:t>
       </w:r>
     </w:p>
     <w:p>
       <w:pPr>
         <w:pStyle w:val="CP-CapaTitulo"/>
       </w:pPr>
-      <w:r>
-        <w:t>TÍTULO DO TRABALHO DE CONCLUSÃO DO CURSO</w:t>
-      </w:r>
     </w:p>
     <w:p>
       <w:pPr>
@@ -174,30 +155,7 @@
     <w:p>
       <w:pPr>
         <w:pStyle w:val="TE-Normal"/>
-      </w:pPr>
-      <w:proofErr w:type="gramStart"/>
-      <w:r>
-        <w:rPr>
-          <w:highlight w:val="yellow"/>
-        </w:rPr>
-        <w:t>5 linha</w:t>
-      </w:r>
-      <w:proofErr w:type="gramEnd"/>
-      <w:r>
-        <w:rPr>
-          <w:highlight w:val="yellow"/>
-        </w:rPr>
-        <w:t xml:space="preserve"> normal</w:t>
-      </w:r>
-    </w:p>
-    <w:p>
-      <w:pPr>
-        <w:pStyle w:val="TE-Normal"/>
-      </w:pPr>
-    </w:p>
-    <w:p>
-      <w:pPr>
-        <w:pStyle w:val="TE-Normal"/>
+        <w:ind w:firstLine="0"/>
       </w:pPr>
     </w:p>
     <w:p>
@@ -215,59 +173,39 @@
         <w:pStyle w:val="CP-CapaNomeAutor"/>
       </w:pPr>
       <w:r>
-        <w:t>&lt;</w:t>
-      </w:r>
-      <w:r>
-        <w:t>Nome Completo do Aluno</w:t>
-      </w:r>
-      <w:r>
-        <w:t>&gt;</w:t>
-      </w:r>
-    </w:p>
-    <w:p>
-      <w:pPr>
-        <w:pStyle w:val="TE-Normal"/>
-      </w:pPr>
-    </w:p>
-    <w:p>
-      <w:pPr>
-        <w:pStyle w:val="TE-Normal"/>
-      </w:pPr>
-    </w:p>
-    <w:p>
-      <w:pPr>
-        <w:pStyle w:val="TE-Normal"/>
-      </w:pPr>
-    </w:p>
-    <w:p>
-      <w:pPr>
-        <w:pStyle w:val="TE-Normal"/>
-      </w:pPr>
-    </w:p>
-    <w:p>
-      <w:pPr>
-        <w:pStyle w:val="TE-Normal"/>
-      </w:pPr>
-      <w:r>
-        <w:rPr>
-          <w:highlight w:val="yellow"/>
-        </w:rPr>
-        <w:t>Última linha</w:t>
-      </w:r>
-      <w:r>
-        <w:rPr>
-          <w:highlight w:val="yellow"/>
-        </w:rPr>
-        <w:t xml:space="preserve">. Ex.: </w:t>
-      </w:r>
-      <w:r>
-        <w:rPr>
-          <w:b/>
-          <w:bCs/>
-          <w:highlight w:val="yellow"/>
-        </w:rPr>
-        <w:t>CHAPECÓ, NOVEMBRO DE 2025.</w:t>
-      </w:r>
+        <w:t>pedro guilherme merisio schabarum</w:t>
+      </w:r>
+    </w:p>
+    <w:p>
+      <w:pPr>
+        <w:pStyle w:val="TE-Normal"/>
+      </w:pPr>
+    </w:p>
+    <w:p>
+      <w:pPr>
+        <w:pStyle w:val="TE-Normal"/>
+      </w:pPr>
+    </w:p>
+    <w:p>
+      <w:pPr>
+        <w:pStyle w:val="TE-Normal"/>
+      </w:pPr>
+    </w:p>
+    <w:p>
+      <w:pPr>
+        <w:pStyle w:val="TE-Normal"/>
+      </w:pPr>
+    </w:p>
+    <w:p>
+      <w:pPr>
+        <w:pStyle w:val="CP-CapaLocaleData"/>
+      </w:pPr>
+    </w:p>
+    <w:p>
+      <w:pPr>
+        <w:pStyle w:val="TE-Normal"/>
+        <w:ind w:firstLine="0"/>
+      </w:pPr>
     </w:p>
     <w:p>
       <w:pPr>
@@ -286,22 +224,19 @@
         </w:sectPr>
       </w:pPr>
       <w:r>
-        <w:t>&lt;</w:t>
-      </w:r>
-      <w:r>
         <w:t>CHAPECÓ</w:t>
       </w:r>
       <w:r>
-        <w:t>, Mês</w:t>
-      </w:r>
-      <w:r>
-        <w:t xml:space="preserve"> ENTREGA</w:t>
-      </w:r>
-      <w:r>
-        <w:t xml:space="preserve"> (extenso) de Ano (4 Dígitos)</w:t>
-      </w:r>
-      <w:r>
-        <w:t>&gt;</w:t>
+        <w:t xml:space="preserve">, </w:t>
+      </w:r>
+      <w:r>
+        <w:t xml:space="preserve">março </w:t>
+      </w:r>
+      <w:r>
+        <w:t xml:space="preserve">de </w:t>
+      </w:r>
+      <w:r>
+        <w:t>2026</w:t>
       </w:r>
     </w:p>
     <w:p>
@@ -321,192 +256,152 @@
         <w:t xml:space="preserve">Curso de </w:t>
       </w:r>
       <w:r>
+        <w:t>ciência da computação</w:t>
+      </w:r>
+    </w:p>
+    <w:p>
+      <w:pPr>
+        <w:pStyle w:val="CP-CapaCabecalho"/>
+      </w:pPr>
+      <w:r>
+        <w:t>(Bacharelado)</w:t>
+      </w:r>
+    </w:p>
+    <w:p>
+      <w:pPr>
+        <w:pStyle w:val="CP-CapaCabecalho"/>
+      </w:pPr>
+    </w:p>
+    <w:p>
+      <w:pPr>
+        <w:pStyle w:val="TE-Normal"/>
+      </w:pPr>
+    </w:p>
+    <w:p>
+      <w:pPr>
+        <w:pStyle w:val="TE-Normal"/>
+      </w:pPr>
+    </w:p>
+    <w:p>
+      <w:pPr>
+        <w:pStyle w:val="TE-Normal"/>
+      </w:pPr>
+    </w:p>
+    <w:p>
+      <w:pPr>
+        <w:pStyle w:val="TE-Normal"/>
+      </w:pPr>
+    </w:p>
+    <w:p>
+      <w:pPr>
+        <w:pStyle w:val="CP-CapaTitulo"/>
+      </w:pPr>
+    </w:p>
+    <w:p>
+      <w:pPr>
+        <w:pStyle w:val="TE-Normal"/>
+      </w:pPr>
+    </w:p>
+    <w:p>
+      <w:pPr>
+        <w:pStyle w:val="CP-CapaTitulo"/>
+      </w:pPr>
+      <w:r>
+        <w:t>Identificação automática de padrões melódicos em</w:t>
+      </w:r>
+      <w:r>
+        <w:t xml:space="preserve"> </w:t>
+      </w:r>
+      <w:r>
+        <w:t>partituras digitais utilizando análise computacional</w:t>
+      </w:r>
+    </w:p>
+    <w:p>
+      <w:pPr>
+        <w:pStyle w:val="TE-Normal"/>
+      </w:pPr>
+    </w:p>
+    <w:p>
+      <w:pPr>
+        <w:pStyle w:val="CP-CapaNaturezaAcadmica"/>
+      </w:pPr>
+      <w:r>
+        <w:t>Relatório</w:t>
+      </w:r>
+      <w:r>
+        <w:t xml:space="preserve"> Parcial</w:t>
+      </w:r>
+      <w:r>
+        <w:t xml:space="preserve"> do Trabalho de Conclusão de Curso submetido à Universidade </w:t>
+      </w:r>
+      <w:r>
+        <w:t>Comunitária da Região de Chapecó</w:t>
+      </w:r>
+      <w:r>
+        <w:t xml:space="preserve"> para </w:t>
+      </w:r>
+      <w:r>
+        <w:t xml:space="preserve">a disciplina de </w:t>
+      </w:r>
+      <w:r>
+        <w:t>TCC I</w:t>
+      </w:r>
+      <w:r>
+        <w:t>.</w:t>
+      </w:r>
+    </w:p>
+    <w:p>
+      <w:pPr>
+        <w:pStyle w:val="CP-CapaNomeAutor"/>
+      </w:pPr>
+    </w:p>
+    <w:p>
+      <w:pPr>
+        <w:pStyle w:val="CP-CapaNomeAutor"/>
+      </w:pPr>
+      <w:r>
+        <w:t>pedro guilherme merisio schabarum</w:t>
+      </w:r>
+    </w:p>
+    <w:p>
+      <w:pPr>
+        <w:pStyle w:val="CP-CapaOrientador"/>
+      </w:pPr>
+    </w:p>
+    <w:p>
+      <w:pPr>
+        <w:pStyle w:val="CP-CapaOrientador"/>
+      </w:pPr>
+      <w:r>
+        <w:t xml:space="preserve">Orientador(a): </w:t>
+      </w:r>
+      <w:proofErr w:type="spellStart"/>
+      <w:r>
+        <w:t>Prof</w:t>
+      </w:r>
+      <w:proofErr w:type="spellEnd"/>
+      <w:r>
+        <w:t>(ª).</w:t>
+      </w:r>
+      <w:r>
         <w:rPr>
           <w:highlight w:val="yellow"/>
         </w:rPr>
-        <w:t>&lt;PREENCHER_AQUI&gt;</w:t>
-      </w:r>
-      <w:r>
-        <w:t xml:space="preserve"> </w:t>
-      </w:r>
-    </w:p>
-    <w:p>
-      <w:pPr>
-        <w:pStyle w:val="CP-CapaCabecalho"/>
-      </w:pPr>
-      <w:r>
-        <w:t>(Bacharelado)</w:t>
-      </w:r>
-    </w:p>
-    <w:p>
-      <w:pPr>
-        <w:pStyle w:val="CP-CapaCabecalho"/>
-      </w:pPr>
-    </w:p>
-    <w:p>
-      <w:pPr>
-        <w:pStyle w:val="TE-Normal"/>
-      </w:pPr>
-    </w:p>
-    <w:p>
-      <w:pPr>
-        <w:pStyle w:val="TE-Normal"/>
-      </w:pPr>
-    </w:p>
-    <w:p>
-      <w:pPr>
-        <w:pStyle w:val="TE-Normal"/>
-      </w:pPr>
-    </w:p>
-    <w:p>
-      <w:pPr>
-        <w:pStyle w:val="TE-Normal"/>
-      </w:pPr>
-    </w:p>
-    <w:p>
-      <w:pPr>
-        <w:pStyle w:val="TE-Normal"/>
-      </w:pPr>
+        <w:t xml:space="preserve"> Lucas Antunes da Rocha </w:t>
+      </w:r>
+      <w:proofErr w:type="spellStart"/>
       <w:r>
         <w:rPr>
           <w:highlight w:val="yellow"/>
         </w:rPr>
-        <w:t xml:space="preserve">6 </w:t>
-      </w:r>
-      <w:proofErr w:type="gramStart"/>
+        <w:t>Volfe</w:t>
+      </w:r>
+      <w:proofErr w:type="spellEnd"/>
       <w:r>
         <w:rPr>
           <w:highlight w:val="yellow"/>
         </w:rPr>
-        <w:t>linhas  normal</w:t>
-      </w:r>
-      <w:proofErr w:type="gramEnd"/>
-    </w:p>
-    <w:p>
-      <w:pPr>
-        <w:pStyle w:val="CP-CapaTitulo"/>
-      </w:pPr>
-      <w:r>
-        <w:t>&lt;</w:t>
-      </w:r>
-      <w:r>
-        <w:t>TÍTULO DO TRABALHO DE CONCLUSÃO DO CURSO</w:t>
-      </w:r>
-      <w:r>
-        <w:t>&gt;</w:t>
-      </w:r>
-    </w:p>
-    <w:p>
-      <w:pPr>
-        <w:pStyle w:val="TE-Normal"/>
-      </w:pPr>
-    </w:p>
-    <w:p>
-      <w:pPr>
-        <w:pStyle w:val="TE-Normal"/>
-      </w:pPr>
-    </w:p>
-    <w:p>
-      <w:pPr>
-        <w:pStyle w:val="TE-Normal"/>
-      </w:pPr>
-    </w:p>
-    <w:p>
-      <w:pPr>
-        <w:pStyle w:val="TE-Normal"/>
-      </w:pPr>
-      <w:r>
-        <w:rPr>
-          <w:highlight w:val="yellow"/>
-        </w:rPr>
-        <w:t>1 linha normal</w:t>
-      </w:r>
-    </w:p>
-    <w:p>
-      <w:pPr>
-        <w:pStyle w:val="CP-CapaNaturezaAcadmica"/>
-      </w:pPr>
-      <w:r>
-        <w:t>Relatório</w:t>
-      </w:r>
-      <w:r>
-        <w:t xml:space="preserve"> Parcial</w:t>
-      </w:r>
-      <w:r>
-        <w:t xml:space="preserve"> do Trabalho de Conclusão de Curso submetido à Universidade </w:t>
-      </w:r>
-      <w:r>
-        <w:t>Comunitária da Região de Chapecó</w:t>
-      </w:r>
-      <w:r>
-        <w:t xml:space="preserve"> para </w:t>
-      </w:r>
-      <w:r>
-        <w:t xml:space="preserve">a disciplina de </w:t>
-      </w:r>
-      <w:r>
-        <w:t>TCC I</w:t>
-      </w:r>
-      <w:r>
-        <w:t>.</w:t>
-      </w:r>
-    </w:p>
-    <w:p>
-      <w:pPr>
-        <w:pStyle w:val="TE-Normal"/>
-      </w:pPr>
-      <w:r>
-        <w:rPr>
-          <w:highlight w:val="yellow"/>
-        </w:rPr>
-        <w:t>1 linha normal</w:t>
-      </w:r>
-    </w:p>
-    <w:p>
-      <w:pPr>
-        <w:pStyle w:val="CP-CapaNomeAutor"/>
-      </w:pPr>
-      <w:r>
-        <w:t>[</w:t>
-      </w:r>
-      <w:r>
-        <w:t>Nome Completo do Aluno</w:t>
-      </w:r>
-      <w:r>
-        <w:t>]</w:t>
-      </w:r>
-    </w:p>
-    <w:p>
-      <w:pPr>
-        <w:pStyle w:val="TE-Normal"/>
-      </w:pPr>
-      <w:r>
-        <w:rPr>
-          <w:highlight w:val="yellow"/>
-        </w:rPr>
-        <w:t>1 linha normal</w:t>
-      </w:r>
-    </w:p>
-    <w:p>
-      <w:pPr>
-        <w:pStyle w:val="CP-CapaOrientador"/>
-      </w:pPr>
-      <w:r>
-        <w:t xml:space="preserve">Orientador(a): </w:t>
-      </w:r>
-      <w:proofErr w:type="spellStart"/>
-      <w:r>
-        <w:t>Prof</w:t>
-      </w:r>
-      <w:proofErr w:type="spellEnd"/>
-      <w:r>
-        <w:t xml:space="preserve">(ª). </w:t>
-      </w:r>
-      <w:r>
-        <w:rPr>
-          <w:highlight w:val="yellow"/>
-        </w:rPr>
-        <w:t>&lt;Nome professor&gt;, &lt;</w:t>
+        <w:t>, &lt;</w:t>
       </w:r>
       <w:proofErr w:type="spellStart"/>
       <w:proofErr w:type="gramStart"/>
@@ -533,93 +428,55 @@
     </w:p>
     <w:p>
       <w:pPr>
-        <w:pStyle w:val="CP-CapaOrientador"/>
-      </w:pPr>
-      <w:proofErr w:type="spellStart"/>
-      <w:r>
-        <w:t>Co-Orientador</w:t>
-      </w:r>
-      <w:proofErr w:type="spellEnd"/>
-      <w:r>
-        <w:t xml:space="preserve">(a): </w:t>
-      </w:r>
-      <w:proofErr w:type="spellStart"/>
-      <w:r>
-        <w:t>Prof</w:t>
-      </w:r>
-      <w:proofErr w:type="spellEnd"/>
-      <w:r>
-        <w:t xml:space="preserve">(ª). </w:t>
-      </w:r>
-      <w:r>
-        <w:rPr>
-          <w:highlight w:val="yellow"/>
-        </w:rPr>
-        <w:t>&lt;Nome professor&gt;, &lt;</w:t>
-      </w:r>
-      <w:proofErr w:type="spellStart"/>
-      <w:proofErr w:type="gramStart"/>
-      <w:r>
-        <w:rPr>
-          <w:highlight w:val="yellow"/>
-        </w:rPr>
-        <w:t>Esp</w:t>
-      </w:r>
-      <w:proofErr w:type="spellEnd"/>
-      <w:r>
-        <w:rPr>
-          <w:highlight w:val="yellow"/>
-        </w:rPr>
-        <w:t>.,Me.</w:t>
-      </w:r>
-      <w:proofErr w:type="gramEnd"/>
-      <w:r>
-        <w:rPr>
-          <w:highlight w:val="yellow"/>
-        </w:rPr>
-        <w:t>, Dr.&gt;</w:t>
-      </w:r>
-      <w:r>
-        <w:rPr>
-          <w:highlight w:val="yellow"/>
-        </w:rPr>
-        <w:t xml:space="preserve"> </w:t>
-      </w:r>
-      <w:proofErr w:type="spellStart"/>
-      <w:r>
-        <w:rPr>
-          <w:highlight w:val="yellow"/>
-        </w:rPr>
-        <w:t>Co-Orientador</w:t>
-      </w:r>
-      <w:proofErr w:type="spellEnd"/>
-      <w:r>
-        <w:rPr>
-          <w:highlight w:val="yellow"/>
-        </w:rPr>
-        <w:t>: apenas se tiver</w:t>
-      </w:r>
-    </w:p>
-    <w:p>
-      <w:pPr>
-        <w:pStyle w:val="TE-Normal"/>
-      </w:pPr>
-    </w:p>
-    <w:p>
-      <w:pPr>
-        <w:pStyle w:val="TE-Normal"/>
-      </w:pPr>
-    </w:p>
-    <w:p>
-      <w:pPr>
-        <w:pStyle w:val="TE-Normal"/>
-      </w:pPr>
-      <w:r>
-        <w:rPr>
-          <w:highlight w:val="yellow"/>
-        </w:rPr>
-        <w:t>Última linha</w:t>
-      </w:r>
+        <w:pStyle w:val="TE-Normal"/>
+      </w:pPr>
+    </w:p>
+    <w:p>
+      <w:pPr>
+        <w:pStyle w:val="TE-Normal"/>
+      </w:pPr>
+    </w:p>
+    <w:p>
+      <w:pPr>
+        <w:pStyle w:val="TE-Normal"/>
+      </w:pPr>
+    </w:p>
+    <w:p>
+      <w:pPr>
+        <w:pStyle w:val="TE-Normal"/>
+      </w:pPr>
+    </w:p>
+    <w:p>
+      <w:pPr>
+        <w:pStyle w:val="TE-Normal"/>
+      </w:pPr>
+    </w:p>
+    <w:p>
+      <w:pPr>
+        <w:pStyle w:val="TE-Normal"/>
+        <w:ind w:firstLine="0"/>
+      </w:pPr>
+    </w:p>
+    <w:p>
+      <w:pPr>
+        <w:pStyle w:val="TE-Normal"/>
+        <w:ind w:firstLine="0"/>
+      </w:pPr>
+    </w:p>
+    <w:p>
+      <w:pPr>
+        <w:pStyle w:val="CP-CapaLocaleData"/>
+      </w:pPr>
+    </w:p>
+    <w:p>
+      <w:pPr>
+        <w:pStyle w:val="TE-Normal"/>
+      </w:pPr>
+    </w:p>
+    <w:p>
+      <w:pPr>
+        <w:pStyle w:val="TE-Normal"/>
+      </w:pPr>
     </w:p>
     <w:p>
       <w:pPr>
@@ -633,16 +490,7 @@
         </w:sectPr>
       </w:pPr>
       <w:r>
-        <w:t>&lt;</w:t>
-      </w:r>
-      <w:r>
-        <w:t>CHAPECÓ</w:t>
-      </w:r>
-      <w:r>
-        <w:t>, Mês (extenso) de Ano (4 Dígitos)</w:t>
-      </w:r>
-      <w:r>
-        <w:t>&gt;</w:t>
+        <w:t>CHAPECÓ, MARÇO DE 2026</w:t>
       </w:r>
     </w:p>
     <w:p>
@@ -654,7 +502,7 @@
       <w:bookmarkStart w:id="2" w:name="_Toc527795382"/>
       <w:bookmarkStart w:id="3" w:name="_Toc527798492"/>
       <w:bookmarkStart w:id="4" w:name="_Toc159362151"/>
-      <w:bookmarkStart w:id="5" w:name="_Toc225803560"/>
+      <w:bookmarkStart w:id="5" w:name="_Toc225850641"/>
       <w:r>
         <w:lastRenderedPageBreak/>
         <w:t>Lista de</w:t>
@@ -819,7 +667,7 @@
         <w:pStyle w:val="TC-TituloCentralizado"/>
       </w:pPr>
       <w:bookmarkStart w:id="6" w:name="_Toc159362152"/>
-      <w:bookmarkStart w:id="7" w:name="_Toc225803561"/>
+      <w:bookmarkStart w:id="7" w:name="_Toc225850642"/>
       <w:r>
         <w:lastRenderedPageBreak/>
         <w:t>Lista de QUADROS</w:t>
@@ -829,844 +677,41 @@
     </w:p>
     <w:p>
       <w:pPr>
-        <w:pStyle w:val="Sumrio9"/>
-        <w:rPr>
-          <w:rFonts w:asciiTheme="minorHAnsi" w:eastAsiaTheme="minorEastAsia" w:hAnsiTheme="minorHAnsi" w:cstheme="minorBidi"/>
-          <w:noProof/>
-          <w:sz w:val="22"/>
-          <w:szCs w:val="22"/>
-        </w:rPr>
-      </w:pPr>
-      <w:r>
-        <w:rPr>
-          <w:noProof/>
-        </w:rPr>
-        <w:fldChar w:fldCharType="begin"/>
-      </w:r>
-      <w:r>
-        <w:rPr>
-          <w:noProof/>
-        </w:rPr>
-        <w:instrText xml:space="preserve"> TOC \t "TE-LegendaQuadro;9" </w:instrText>
-      </w:r>
-      <w:r>
-        <w:rPr>
-          <w:noProof/>
-        </w:rPr>
-        <w:fldChar w:fldCharType="separate"/>
-      </w:r>
-      <w:r>
-        <w:rPr>
-          <w:b/>
-          <w:noProof/>
-        </w:rPr>
-        <w:t>QUADRO 1 -</w:t>
-      </w:r>
-      <w:r>
-        <w:rPr>
-          <w:rFonts w:asciiTheme="minorHAnsi" w:eastAsiaTheme="minorEastAsia" w:hAnsiTheme="minorHAnsi" w:cstheme="minorBidi"/>
-          <w:noProof/>
-          <w:sz w:val="22"/>
-          <w:szCs w:val="22"/>
-        </w:rPr>
-        <w:tab/>
-      </w:r>
-      <w:r>
-        <w:rPr>
-          <w:noProof/>
-        </w:rPr>
-        <w:t>Estilos de formatação usados na Capa</w:t>
-      </w:r>
-      <w:r>
-        <w:rPr>
-          <w:noProof/>
-        </w:rPr>
-        <w:tab/>
-      </w:r>
-      <w:r>
-        <w:rPr>
-          <w:noProof/>
-        </w:rPr>
-        <w:fldChar w:fldCharType="begin"/>
-      </w:r>
-      <w:r>
-        <w:rPr>
-          <w:noProof/>
-        </w:rPr>
-        <w:instrText xml:space="preserve"> PAGEREF _Toc192622159 \h </w:instrText>
-      </w:r>
-      <w:r>
-        <w:rPr>
-          <w:noProof/>
-        </w:rPr>
-      </w:r>
-      <w:r>
-        <w:rPr>
-          <w:noProof/>
-        </w:rPr>
-        <w:fldChar w:fldCharType="separate"/>
-      </w:r>
-      <w:r>
-        <w:rPr>
-          <w:noProof/>
-        </w:rPr>
-        <w:t>10</w:t>
-      </w:r>
-      <w:r>
-        <w:rPr>
-          <w:noProof/>
-        </w:rPr>
-        <w:fldChar w:fldCharType="end"/>
-      </w:r>
-    </w:p>
-    <w:p>
-      <w:pPr>
-        <w:pStyle w:val="Sumrio9"/>
-        <w:rPr>
-          <w:rFonts w:asciiTheme="minorHAnsi" w:eastAsiaTheme="minorEastAsia" w:hAnsiTheme="minorHAnsi" w:cstheme="minorBidi"/>
-          <w:noProof/>
-          <w:sz w:val="22"/>
-          <w:szCs w:val="22"/>
-        </w:rPr>
-      </w:pPr>
-      <w:r>
-        <w:rPr>
-          <w:b/>
-          <w:noProof/>
-        </w:rPr>
-        <w:t>QUADRO 2 -</w:t>
-      </w:r>
-      <w:r>
-        <w:rPr>
-          <w:rFonts w:asciiTheme="minorHAnsi" w:eastAsiaTheme="minorEastAsia" w:hAnsiTheme="minorHAnsi" w:cstheme="minorBidi"/>
-          <w:noProof/>
-          <w:sz w:val="22"/>
-          <w:szCs w:val="22"/>
-        </w:rPr>
-        <w:tab/>
-      </w:r>
-      <w:r>
-        <w:rPr>
-          <w:noProof/>
-        </w:rPr>
-        <w:t>Estilos de formatação usados na Folha de rosto</w:t>
-      </w:r>
-      <w:r>
-        <w:rPr>
-          <w:noProof/>
-        </w:rPr>
-        <w:tab/>
-      </w:r>
-      <w:r>
-        <w:rPr>
-          <w:noProof/>
-        </w:rPr>
-        <w:fldChar w:fldCharType="begin"/>
-      </w:r>
-      <w:r>
-        <w:rPr>
-          <w:noProof/>
-        </w:rPr>
-        <w:instrText xml:space="preserve"> PAGEREF _Toc192622160 \h </w:instrText>
-      </w:r>
-      <w:r>
-        <w:rPr>
-          <w:noProof/>
-        </w:rPr>
-      </w:r>
-      <w:r>
-        <w:rPr>
-          <w:noProof/>
-        </w:rPr>
-        <w:fldChar w:fldCharType="separate"/>
-      </w:r>
-      <w:r>
-        <w:rPr>
-          <w:noProof/>
-        </w:rPr>
-        <w:t>11</w:t>
-      </w:r>
-      <w:r>
-        <w:rPr>
-          <w:noProof/>
-        </w:rPr>
-        <w:fldChar w:fldCharType="end"/>
-      </w:r>
-    </w:p>
-    <w:p>
-      <w:pPr>
-        <w:pStyle w:val="Sumrio9"/>
-        <w:rPr>
-          <w:rFonts w:asciiTheme="minorHAnsi" w:eastAsiaTheme="minorEastAsia" w:hAnsiTheme="minorHAnsi" w:cstheme="minorBidi"/>
-          <w:noProof/>
-          <w:sz w:val="22"/>
-          <w:szCs w:val="22"/>
-        </w:rPr>
-      </w:pPr>
-      <w:r>
-        <w:rPr>
-          <w:b/>
-          <w:noProof/>
-        </w:rPr>
-        <w:t>QUADRO 3 -</w:t>
-      </w:r>
-      <w:r>
-        <w:rPr>
-          <w:rFonts w:asciiTheme="minorHAnsi" w:eastAsiaTheme="minorEastAsia" w:hAnsiTheme="minorHAnsi" w:cstheme="minorBidi"/>
-          <w:noProof/>
-          <w:sz w:val="22"/>
-          <w:szCs w:val="22"/>
-        </w:rPr>
-        <w:tab/>
-      </w:r>
-      <w:r>
-        <w:rPr>
-          <w:noProof/>
-        </w:rPr>
-        <w:t>Estilos de formatação usados no Termo de aprovação</w:t>
-      </w:r>
-      <w:r>
-        <w:rPr>
-          <w:noProof/>
-        </w:rPr>
-        <w:tab/>
-      </w:r>
-      <w:r>
-        <w:rPr>
-          <w:noProof/>
-        </w:rPr>
-        <w:fldChar w:fldCharType="begin"/>
-      </w:r>
-      <w:r>
-        <w:rPr>
-          <w:noProof/>
-        </w:rPr>
-        <w:instrText xml:space="preserve"> PAGEREF _Toc192622161 \h </w:instrText>
-      </w:r>
-      <w:r>
-        <w:rPr>
-          <w:noProof/>
-        </w:rPr>
-      </w:r>
-      <w:r>
-        <w:rPr>
-          <w:noProof/>
-        </w:rPr>
-        <w:fldChar w:fldCharType="separate"/>
-      </w:r>
-      <w:r>
-        <w:rPr>
-          <w:noProof/>
-        </w:rPr>
-        <w:t>11</w:t>
-      </w:r>
-      <w:r>
-        <w:rPr>
-          <w:noProof/>
-        </w:rPr>
-        <w:fldChar w:fldCharType="end"/>
-      </w:r>
-    </w:p>
-    <w:p>
-      <w:pPr>
-        <w:pStyle w:val="Sumrio9"/>
-        <w:rPr>
-          <w:rFonts w:asciiTheme="minorHAnsi" w:eastAsiaTheme="minorEastAsia" w:hAnsiTheme="minorHAnsi" w:cstheme="minorBidi"/>
-          <w:noProof/>
-          <w:sz w:val="22"/>
-          <w:szCs w:val="22"/>
-        </w:rPr>
-      </w:pPr>
-      <w:r>
-        <w:rPr>
-          <w:b/>
-          <w:noProof/>
-        </w:rPr>
-        <w:t>QUADRO 4 -</w:t>
-      </w:r>
-      <w:r>
-        <w:rPr>
-          <w:rFonts w:asciiTheme="minorHAnsi" w:eastAsiaTheme="minorEastAsia" w:hAnsiTheme="minorHAnsi" w:cstheme="minorBidi"/>
-          <w:noProof/>
-          <w:sz w:val="22"/>
-          <w:szCs w:val="22"/>
-        </w:rPr>
-        <w:tab/>
-      </w:r>
-      <w:r>
-        <w:rPr>
-          <w:noProof/>
-        </w:rPr>
-        <w:t>Estilos de formatação usados na Dedicatória e Agradecimentos</w:t>
-      </w:r>
-      <w:r>
-        <w:rPr>
-          <w:noProof/>
-        </w:rPr>
-        <w:tab/>
-      </w:r>
-      <w:r>
-        <w:rPr>
-          <w:noProof/>
-        </w:rPr>
-        <w:fldChar w:fldCharType="begin"/>
-      </w:r>
-      <w:r>
-        <w:rPr>
-          <w:noProof/>
-        </w:rPr>
-        <w:instrText xml:space="preserve"> PAGEREF _Toc192622162 \h </w:instrText>
-      </w:r>
-      <w:r>
-        <w:rPr>
-          <w:noProof/>
-        </w:rPr>
-      </w:r>
-      <w:r>
-        <w:rPr>
-          <w:noProof/>
-        </w:rPr>
-        <w:fldChar w:fldCharType="separate"/>
-      </w:r>
-      <w:r>
-        <w:rPr>
-          <w:noProof/>
-        </w:rPr>
-        <w:t>12</w:t>
-      </w:r>
-      <w:r>
-        <w:rPr>
-          <w:noProof/>
-        </w:rPr>
-        <w:fldChar w:fldCharType="end"/>
-      </w:r>
-    </w:p>
-    <w:p>
-      <w:pPr>
-        <w:pStyle w:val="Sumrio9"/>
-        <w:rPr>
-          <w:rFonts w:asciiTheme="minorHAnsi" w:eastAsiaTheme="minorEastAsia" w:hAnsiTheme="minorHAnsi" w:cstheme="minorBidi"/>
-          <w:noProof/>
-          <w:sz w:val="22"/>
-          <w:szCs w:val="22"/>
-        </w:rPr>
-      </w:pPr>
-      <w:r>
-        <w:rPr>
-          <w:b/>
-          <w:noProof/>
-        </w:rPr>
-        <w:t>QUADRO 5 -</w:t>
-      </w:r>
-      <w:r>
-        <w:rPr>
-          <w:rFonts w:asciiTheme="minorHAnsi" w:eastAsiaTheme="minorEastAsia" w:hAnsiTheme="minorHAnsi" w:cstheme="minorBidi"/>
-          <w:noProof/>
-          <w:sz w:val="22"/>
-          <w:szCs w:val="22"/>
-        </w:rPr>
-        <w:tab/>
-      </w:r>
-      <w:r>
-        <w:rPr>
-          <w:noProof/>
-        </w:rPr>
-        <w:t>Estilos de formatação usados na Epígrafe</w:t>
-      </w:r>
-      <w:r>
-        <w:rPr>
-          <w:noProof/>
-        </w:rPr>
-        <w:tab/>
-      </w:r>
-      <w:r>
-        <w:rPr>
-          <w:noProof/>
-        </w:rPr>
-        <w:fldChar w:fldCharType="begin"/>
-      </w:r>
-      <w:r>
-        <w:rPr>
-          <w:noProof/>
-        </w:rPr>
-        <w:instrText xml:space="preserve"> PAGEREF _Toc192622163 \h </w:instrText>
-      </w:r>
-      <w:r>
-        <w:rPr>
-          <w:noProof/>
-        </w:rPr>
-      </w:r>
-      <w:r>
-        <w:rPr>
-          <w:noProof/>
-        </w:rPr>
-        <w:fldChar w:fldCharType="separate"/>
-      </w:r>
-      <w:r>
-        <w:rPr>
-          <w:noProof/>
-        </w:rPr>
-        <w:t>12</w:t>
-      </w:r>
-      <w:r>
-        <w:rPr>
-          <w:noProof/>
-        </w:rPr>
-        <w:fldChar w:fldCharType="end"/>
-      </w:r>
-    </w:p>
-    <w:p>
-      <w:pPr>
-        <w:pStyle w:val="Sumrio9"/>
-        <w:rPr>
-          <w:rFonts w:asciiTheme="minorHAnsi" w:eastAsiaTheme="minorEastAsia" w:hAnsiTheme="minorHAnsi" w:cstheme="minorBidi"/>
-          <w:noProof/>
-          <w:sz w:val="22"/>
-          <w:szCs w:val="22"/>
-        </w:rPr>
-      </w:pPr>
-      <w:r>
-        <w:rPr>
-          <w:b/>
-          <w:noProof/>
-        </w:rPr>
-        <w:t>QUADRO 6 -</w:t>
-      </w:r>
-      <w:r>
-        <w:rPr>
-          <w:rFonts w:asciiTheme="minorHAnsi" w:eastAsiaTheme="minorEastAsia" w:hAnsiTheme="minorHAnsi" w:cstheme="minorBidi"/>
-          <w:noProof/>
-          <w:sz w:val="22"/>
-          <w:szCs w:val="22"/>
-        </w:rPr>
-        <w:tab/>
-      </w:r>
-      <w:r>
-        <w:rPr>
-          <w:noProof/>
-        </w:rPr>
-        <w:t>Estilos de formatação usados no Sumário</w:t>
-      </w:r>
-      <w:r>
-        <w:rPr>
-          <w:noProof/>
-        </w:rPr>
-        <w:tab/>
-      </w:r>
-      <w:r>
-        <w:rPr>
-          <w:noProof/>
-        </w:rPr>
-        <w:fldChar w:fldCharType="begin"/>
-      </w:r>
-      <w:r>
-        <w:rPr>
-          <w:noProof/>
-        </w:rPr>
-        <w:instrText xml:space="preserve"> PAGEREF _Toc192622164 \h </w:instrText>
-      </w:r>
-      <w:r>
-        <w:rPr>
-          <w:noProof/>
-        </w:rPr>
-      </w:r>
-      <w:r>
-        <w:rPr>
-          <w:noProof/>
-        </w:rPr>
-        <w:fldChar w:fldCharType="separate"/>
-      </w:r>
-      <w:r>
-        <w:rPr>
-          <w:noProof/>
-        </w:rPr>
-        <w:t>12</w:t>
-      </w:r>
-      <w:r>
-        <w:rPr>
-          <w:noProof/>
-        </w:rPr>
-        <w:fldChar w:fldCharType="end"/>
-      </w:r>
-    </w:p>
-    <w:p>
-      <w:pPr>
-        <w:pStyle w:val="Sumrio9"/>
-        <w:rPr>
-          <w:rFonts w:asciiTheme="minorHAnsi" w:eastAsiaTheme="minorEastAsia" w:hAnsiTheme="minorHAnsi" w:cstheme="minorBidi"/>
-          <w:noProof/>
-          <w:sz w:val="22"/>
-          <w:szCs w:val="22"/>
-        </w:rPr>
-      </w:pPr>
-      <w:r>
-        <w:rPr>
-          <w:b/>
-          <w:noProof/>
-        </w:rPr>
-        <w:t>QUADRO 7 -</w:t>
-      </w:r>
-      <w:r>
-        <w:rPr>
-          <w:rFonts w:asciiTheme="minorHAnsi" w:eastAsiaTheme="minorEastAsia" w:hAnsiTheme="minorHAnsi" w:cstheme="minorBidi"/>
-          <w:noProof/>
-          <w:sz w:val="22"/>
-          <w:szCs w:val="22"/>
-        </w:rPr>
-        <w:tab/>
-      </w:r>
-      <w:r>
-        <w:rPr>
-          <w:noProof/>
-        </w:rPr>
-        <w:t>Estilos de formatação usados nas Listas de Ilustrações</w:t>
-      </w:r>
-      <w:r>
-        <w:rPr>
-          <w:noProof/>
-        </w:rPr>
-        <w:tab/>
-      </w:r>
-      <w:r>
-        <w:rPr>
-          <w:noProof/>
-        </w:rPr>
-        <w:fldChar w:fldCharType="begin"/>
-      </w:r>
-      <w:r>
-        <w:rPr>
-          <w:noProof/>
-        </w:rPr>
-        <w:instrText xml:space="preserve"> PAGEREF _Toc192622165 \h </w:instrText>
-      </w:r>
-      <w:r>
-        <w:rPr>
-          <w:noProof/>
-        </w:rPr>
-      </w:r>
-      <w:r>
-        <w:rPr>
-          <w:noProof/>
-        </w:rPr>
-        <w:fldChar w:fldCharType="separate"/>
-      </w:r>
-      <w:r>
-        <w:rPr>
-          <w:noProof/>
-        </w:rPr>
-        <w:t>13</w:t>
-      </w:r>
-      <w:r>
-        <w:rPr>
-          <w:noProof/>
-        </w:rPr>
-        <w:fldChar w:fldCharType="end"/>
-      </w:r>
-    </w:p>
-    <w:p>
-      <w:pPr>
-        <w:pStyle w:val="Sumrio9"/>
-        <w:rPr>
-          <w:rFonts w:asciiTheme="minorHAnsi" w:eastAsiaTheme="minorEastAsia" w:hAnsiTheme="minorHAnsi" w:cstheme="minorBidi"/>
-          <w:noProof/>
-          <w:sz w:val="22"/>
-          <w:szCs w:val="22"/>
-        </w:rPr>
-      </w:pPr>
-      <w:r>
-        <w:rPr>
-          <w:b/>
-          <w:noProof/>
-        </w:rPr>
-        <w:t>QUADRO 8 -</w:t>
-      </w:r>
-      <w:r>
-        <w:rPr>
-          <w:rFonts w:asciiTheme="minorHAnsi" w:eastAsiaTheme="minorEastAsia" w:hAnsiTheme="minorHAnsi" w:cstheme="minorBidi"/>
-          <w:noProof/>
-          <w:sz w:val="22"/>
-          <w:szCs w:val="22"/>
-        </w:rPr>
-        <w:tab/>
-      </w:r>
-      <w:r>
-        <w:rPr>
-          <w:noProof/>
-        </w:rPr>
-        <w:t>Estilos de formatação usados no Resumo e no Abstract</w:t>
-      </w:r>
-      <w:r>
-        <w:rPr>
-          <w:noProof/>
-        </w:rPr>
-        <w:tab/>
-      </w:r>
-      <w:r>
-        <w:rPr>
-          <w:noProof/>
-        </w:rPr>
-        <w:fldChar w:fldCharType="begin"/>
-      </w:r>
-      <w:r>
-        <w:rPr>
-          <w:noProof/>
-        </w:rPr>
-        <w:instrText xml:space="preserve"> PAGEREF _Toc192622166 \h </w:instrText>
-      </w:r>
-      <w:r>
-        <w:rPr>
-          <w:noProof/>
-        </w:rPr>
-      </w:r>
-      <w:r>
-        <w:rPr>
-          <w:noProof/>
-        </w:rPr>
-        <w:fldChar w:fldCharType="separate"/>
-      </w:r>
-      <w:r>
-        <w:rPr>
-          <w:noProof/>
-        </w:rPr>
-        <w:t>13</w:t>
-      </w:r>
-      <w:r>
-        <w:rPr>
-          <w:noProof/>
-        </w:rPr>
-        <w:fldChar w:fldCharType="end"/>
-      </w:r>
-    </w:p>
-    <w:p>
-      <w:pPr>
-        <w:pStyle w:val="Sumrio9"/>
-        <w:rPr>
-          <w:rFonts w:asciiTheme="minorHAnsi" w:eastAsiaTheme="minorEastAsia" w:hAnsiTheme="minorHAnsi" w:cstheme="minorBidi"/>
-          <w:noProof/>
-          <w:sz w:val="22"/>
-          <w:szCs w:val="22"/>
-        </w:rPr>
-      </w:pPr>
-      <w:r>
-        <w:rPr>
-          <w:b/>
-          <w:noProof/>
-        </w:rPr>
-        <w:t>QUADRO 9 -</w:t>
-      </w:r>
-      <w:r>
-        <w:rPr>
-          <w:rFonts w:asciiTheme="minorHAnsi" w:eastAsiaTheme="minorEastAsia" w:hAnsiTheme="minorHAnsi" w:cstheme="minorBidi"/>
-          <w:noProof/>
-          <w:sz w:val="22"/>
-          <w:szCs w:val="22"/>
-        </w:rPr>
-        <w:tab/>
-      </w:r>
-      <w:r>
-        <w:rPr>
-          <w:noProof/>
-        </w:rPr>
-        <w:t>Estilos usados no Desenvolvido do trabalho</w:t>
-      </w:r>
-      <w:r>
-        <w:rPr>
-          <w:noProof/>
-        </w:rPr>
-        <w:tab/>
-      </w:r>
-      <w:r>
-        <w:rPr>
-          <w:noProof/>
-        </w:rPr>
-        <w:fldChar w:fldCharType="begin"/>
-      </w:r>
-      <w:r>
-        <w:rPr>
-          <w:noProof/>
-        </w:rPr>
-        <w:instrText xml:space="preserve"> PAGEREF _Toc192622167 \h </w:instrText>
-      </w:r>
-      <w:r>
-        <w:rPr>
-          <w:noProof/>
-        </w:rPr>
-      </w:r>
-      <w:r>
-        <w:rPr>
-          <w:noProof/>
-        </w:rPr>
-        <w:fldChar w:fldCharType="separate"/>
-      </w:r>
-      <w:r>
-        <w:rPr>
-          <w:noProof/>
-        </w:rPr>
-        <w:t>14</w:t>
-      </w:r>
-      <w:r>
-        <w:rPr>
-          <w:noProof/>
-        </w:rPr>
-        <w:fldChar w:fldCharType="end"/>
-      </w:r>
-    </w:p>
-    <w:p>
-      <w:pPr>
-        <w:pStyle w:val="Sumrio9"/>
-        <w:rPr>
-          <w:rFonts w:asciiTheme="minorHAnsi" w:eastAsiaTheme="minorEastAsia" w:hAnsiTheme="minorHAnsi" w:cstheme="minorBidi"/>
-          <w:noProof/>
-          <w:sz w:val="22"/>
-          <w:szCs w:val="22"/>
-        </w:rPr>
-      </w:pPr>
-      <w:r>
-        <w:rPr>
-          <w:b/>
-          <w:noProof/>
-        </w:rPr>
-        <w:t>QUADRO 10 -</w:t>
-      </w:r>
-      <w:r>
-        <w:rPr>
-          <w:rFonts w:asciiTheme="minorHAnsi" w:eastAsiaTheme="minorEastAsia" w:hAnsiTheme="minorHAnsi" w:cstheme="minorBidi"/>
-          <w:noProof/>
-          <w:sz w:val="22"/>
-          <w:szCs w:val="22"/>
-        </w:rPr>
-        <w:tab/>
-      </w:r>
-      <w:r>
-        <w:rPr>
-          <w:noProof/>
-        </w:rPr>
-        <w:t>Estilos de formatação usados nas Referências</w:t>
-      </w:r>
-      <w:r>
-        <w:rPr>
-          <w:noProof/>
-        </w:rPr>
-        <w:tab/>
-      </w:r>
-      <w:r>
-        <w:rPr>
-          <w:noProof/>
-        </w:rPr>
-        <w:fldChar w:fldCharType="begin"/>
-      </w:r>
-      <w:r>
-        <w:rPr>
-          <w:noProof/>
-        </w:rPr>
-        <w:instrText xml:space="preserve"> PAGEREF _Toc192622168 \h </w:instrText>
-      </w:r>
-      <w:r>
-        <w:rPr>
-          <w:noProof/>
-        </w:rPr>
-      </w:r>
-      <w:r>
-        <w:rPr>
-          <w:noProof/>
-        </w:rPr>
-        <w:fldChar w:fldCharType="separate"/>
-      </w:r>
-      <w:r>
-        <w:rPr>
-          <w:noProof/>
-        </w:rPr>
-        <w:t>15</w:t>
-      </w:r>
-      <w:r>
-        <w:rPr>
-          <w:noProof/>
-        </w:rPr>
-        <w:fldChar w:fldCharType="end"/>
-      </w:r>
-    </w:p>
-    <w:p>
-      <w:pPr>
-        <w:pStyle w:val="Sumrio9"/>
-        <w:rPr>
-          <w:rFonts w:asciiTheme="minorHAnsi" w:eastAsiaTheme="minorEastAsia" w:hAnsiTheme="minorHAnsi" w:cstheme="minorBidi"/>
-          <w:noProof/>
-          <w:sz w:val="22"/>
-          <w:szCs w:val="22"/>
-        </w:rPr>
-      </w:pPr>
-      <w:r>
-        <w:rPr>
-          <w:b/>
-          <w:noProof/>
-        </w:rPr>
-        <w:t>QUADRO 11 -</w:t>
-      </w:r>
-      <w:r>
-        <w:rPr>
-          <w:rFonts w:asciiTheme="minorHAnsi" w:eastAsiaTheme="minorEastAsia" w:hAnsiTheme="minorHAnsi" w:cstheme="minorBidi"/>
-          <w:noProof/>
-          <w:sz w:val="22"/>
-          <w:szCs w:val="22"/>
-        </w:rPr>
-        <w:tab/>
-      </w:r>
-      <w:r>
-        <w:rPr>
-          <w:noProof/>
-        </w:rPr>
-        <w:t>Exemplo</w:t>
-      </w:r>
-      <w:r>
-        <w:rPr>
-          <w:noProof/>
-        </w:rPr>
-        <w:tab/>
-      </w:r>
-      <w:r>
-        <w:rPr>
-          <w:noProof/>
-        </w:rPr>
-        <w:fldChar w:fldCharType="begin"/>
-      </w:r>
-      <w:r>
-        <w:rPr>
-          <w:noProof/>
-        </w:rPr>
-        <w:instrText xml:space="preserve"> PAGEREF _Toc192622169 \h </w:instrText>
-      </w:r>
-      <w:r>
-        <w:rPr>
-          <w:noProof/>
-        </w:rPr>
-      </w:r>
-      <w:r>
-        <w:rPr>
-          <w:noProof/>
-        </w:rPr>
-        <w:fldChar w:fldCharType="separate"/>
-      </w:r>
-      <w:r>
-        <w:rPr>
-          <w:noProof/>
-        </w:rPr>
-        <w:t>18</w:t>
-      </w:r>
-      <w:r>
-        <w:rPr>
-          <w:noProof/>
-        </w:rPr>
-        <w:fldChar w:fldCharType="end"/>
-      </w:r>
-    </w:p>
-    <w:p>
-      <w:pPr>
         <w:pStyle w:val="TE-Normal"/>
         <w:rPr>
           <w:noProof/>
           <w:snapToGrid/>
         </w:rPr>
       </w:pPr>
+      <w:r>
+        <w:rPr>
+          <w:noProof/>
+          <w:szCs w:val="26"/>
+        </w:rPr>
+        <w:fldChar w:fldCharType="begin"/>
+      </w:r>
+      <w:r>
+        <w:rPr>
+          <w:noProof/>
+        </w:rPr>
+        <w:instrText xml:space="preserve"> TOC \t "TE-LegendaQuadro;9" </w:instrText>
+      </w:r>
+      <w:r>
+        <w:rPr>
+          <w:noProof/>
+          <w:szCs w:val="26"/>
+        </w:rPr>
+        <w:fldChar w:fldCharType="separate"/>
+      </w:r>
+      <w:r>
+        <w:rPr>
+          <w:b/>
+          <w:bCs/>
+          <w:noProof/>
+          <w:szCs w:val="26"/>
+        </w:rPr>
+        <w:t>Nenhuma entrada de sumário foi encontrada.</w:t>
+      </w:r>
       <w:r>
         <w:rPr>
           <w:noProof/>
@@ -1801,7 +846,7 @@
         <w:pStyle w:val="TC-TituloCentralizado"/>
       </w:pPr>
       <w:bookmarkStart w:id="8" w:name="_Toc159362153"/>
-      <w:bookmarkStart w:id="9" w:name="_Toc225803562"/>
+      <w:bookmarkStart w:id="9" w:name="_Toc225850643"/>
       <w:r>
         <w:lastRenderedPageBreak/>
         <w:t>Lista de tabelas</w:t>
@@ -2124,6 +1169,7 @@
     <w:p>
       <w:pPr>
         <w:pStyle w:val="TE-Normal"/>
+        <w:ind w:firstLine="0"/>
         <w:sectPr>
           <w:headerReference w:type="default" r:id="rId15"/>
           <w:headerReference w:type="first" r:id="rId16"/>
@@ -2140,50 +1186,55 @@
       <w:pPr>
         <w:pStyle w:val="TC-TituloCentralizado"/>
       </w:pPr>
-      <w:bookmarkStart w:id="10" w:name="_Toc225803563"/>
+      <w:bookmarkStart w:id="10" w:name="_Toc159362154"/>
+      <w:bookmarkStart w:id="11" w:name="_Toc225850644"/>
       <w:r>
         <w:lastRenderedPageBreak/>
-        <w:t>Lista de GRÁFICOS</w:t>
+        <w:t>Lista de Siglas</w:t>
       </w:r>
       <w:bookmarkEnd w:id="10"/>
-    </w:p>
-    <w:p>
-      <w:pPr>
-        <w:pStyle w:val="TE-Normal"/>
-        <w:rPr>
-          <w:noProof/>
-          <w:snapToGrid/>
-        </w:rPr>
-      </w:pPr>
-      <w:r>
-        <w:rPr>
-          <w:noProof/>
-          <w:snapToGrid/>
-          <w:highlight w:val="yellow"/>
-        </w:rPr>
-        <w:t>Se houver, senão podem remover, deletando a página toda</w:t>
-      </w:r>
-    </w:p>
-    <w:p>
-      <w:pPr>
-        <w:pStyle w:val="TE-Normal"/>
-        <w:rPr>
-          <w:noProof/>
-          <w:snapToGrid/>
-        </w:rPr>
-      </w:pPr>
-    </w:p>
-    <w:p>
-      <w:pPr>
-        <w:pStyle w:val="TE-Normal"/>
-      </w:pPr>
-    </w:p>
-    <w:p>
-      <w:pPr>
-        <w:pStyle w:val="TE-Normal"/>
+      <w:bookmarkEnd w:id="11"/>
+    </w:p>
+    <w:p>
+      <w:pPr>
+        <w:pStyle w:val="LI-ListaItem"/>
+      </w:pPr>
+      <w:r>
+        <w:t>MIR</w:t>
+      </w:r>
+      <w:r>
+        <w:tab/>
+        <w:t xml:space="preserve">- </w:t>
+      </w:r>
+      <w:r>
+        <w:t xml:space="preserve">Music </w:t>
+      </w:r>
+      <w:proofErr w:type="spellStart"/>
+      <w:r>
+        <w:t>Information</w:t>
+      </w:r>
+      <w:proofErr w:type="spellEnd"/>
+      <w:r>
+        <w:t xml:space="preserve"> </w:t>
+      </w:r>
+      <w:proofErr w:type="spellStart"/>
+      <w:r>
+        <w:t>Retrieval</w:t>
+      </w:r>
+      <w:proofErr w:type="spellEnd"/>
+    </w:p>
+    <w:p>
+      <w:pPr>
+        <w:pStyle w:val="TE-Normal"/>
+        <w:ind w:firstLine="0"/>
+      </w:pPr>
+    </w:p>
+    <w:p>
+      <w:pPr>
+        <w:pStyle w:val="TE-Normal"/>
+        <w:ind w:firstLine="0"/>
         <w:sectPr>
-          <w:headerReference w:type="default" r:id="rId17"/>
-          <w:headerReference w:type="first" r:id="rId18"/>
+          <w:headerReference w:type="first" r:id="rId17"/>
           <w:pgSz w:w="11906" w:h="16838" w:code="9"/>
           <w:pgMar w:top="1701" w:right="1134" w:bottom="1531" w:left="1701" w:header="720" w:footer="720" w:gutter="0"/>
           <w:pgNumType w:fmt="lowerRoman"/>
@@ -2195,137 +1246,1252 @@
     </w:p>
     <w:p>
       <w:pPr>
-        <w:pStyle w:val="TC-TituloCentralizado"/>
-      </w:pPr>
-      <w:bookmarkStart w:id="11" w:name="_Toc159362154"/>
-      <w:bookmarkStart w:id="12" w:name="_Toc225803564"/>
+        <w:pStyle w:val="TC-TituloSumario"/>
+      </w:pPr>
       <w:r>
         <w:lastRenderedPageBreak/>
+        <w:t>Sumário</w:t>
+      </w:r>
+    </w:p>
+    <w:p>
+      <w:pPr>
+        <w:pStyle w:val="Sumrio1"/>
+        <w:rPr>
+          <w:rFonts w:asciiTheme="minorHAnsi" w:eastAsiaTheme="minorEastAsia" w:hAnsiTheme="minorHAnsi" w:cstheme="minorBidi"/>
+          <w:b w:val="0"/>
+          <w:caps w:val="0"/>
+          <w:kern w:val="2"/>
+          <w:sz w:val="24"/>
+          <w:szCs w:val="24"/>
+          <w14:ligatures w14:val="standardContextual"/>
+        </w:rPr>
+      </w:pPr>
+      <w:r>
+        <w:fldChar w:fldCharType="begin"/>
+      </w:r>
+      <w:r>
+        <w:instrText xml:space="preserve"> TOC \t "Título 1;2;Título 2;3;Título 3;4;TC-TituloCentralizado;1;T1-TituloPrimario;2;T2-TituloSecundario;3;T3-TituloTerciario;4;TP-TituloCentralizadoPos;1" </w:instrText>
+      </w:r>
+      <w:r>
+        <w:fldChar w:fldCharType="separate"/>
+      </w:r>
+      <w:r>
+        <w:t>Lista de Ilustrações</w:t>
+      </w:r>
+      <w:r>
+        <w:tab/>
+      </w:r>
+      <w:r>
+        <w:fldChar w:fldCharType="begin"/>
+      </w:r>
+      <w:r>
+        <w:instrText xml:space="preserve"> PAGEREF _Toc225850641 \h </w:instrText>
+      </w:r>
+      <w:r>
+        <w:fldChar w:fldCharType="separate"/>
+      </w:r>
+      <w:r>
+        <w:t>iii</w:t>
+      </w:r>
+      <w:r>
+        <w:fldChar w:fldCharType="end"/>
+      </w:r>
+    </w:p>
+    <w:p>
+      <w:pPr>
+        <w:pStyle w:val="Sumrio1"/>
+        <w:rPr>
+          <w:rFonts w:asciiTheme="minorHAnsi" w:eastAsiaTheme="minorEastAsia" w:hAnsiTheme="minorHAnsi" w:cstheme="minorBidi"/>
+          <w:b w:val="0"/>
+          <w:caps w:val="0"/>
+          <w:kern w:val="2"/>
+          <w:sz w:val="24"/>
+          <w:szCs w:val="24"/>
+          <w14:ligatures w14:val="standardContextual"/>
+        </w:rPr>
+      </w:pPr>
+      <w:r>
+        <w:t>Lista de QUADROS</w:t>
+      </w:r>
+      <w:r>
+        <w:tab/>
+      </w:r>
+      <w:r>
+        <w:fldChar w:fldCharType="begin"/>
+      </w:r>
+      <w:r>
+        <w:instrText xml:space="preserve"> PAGEREF _Toc225850642 \h </w:instrText>
+      </w:r>
+      <w:r>
+        <w:fldChar w:fldCharType="separate"/>
+      </w:r>
+      <w:r>
+        <w:t>iv</w:t>
+      </w:r>
+      <w:r>
+        <w:fldChar w:fldCharType="end"/>
+      </w:r>
+    </w:p>
+    <w:p>
+      <w:pPr>
+        <w:pStyle w:val="Sumrio1"/>
+        <w:rPr>
+          <w:rFonts w:asciiTheme="minorHAnsi" w:eastAsiaTheme="minorEastAsia" w:hAnsiTheme="minorHAnsi" w:cstheme="minorBidi"/>
+          <w:b w:val="0"/>
+          <w:caps w:val="0"/>
+          <w:kern w:val="2"/>
+          <w:sz w:val="24"/>
+          <w:szCs w:val="24"/>
+          <w14:ligatures w14:val="standardContextual"/>
+        </w:rPr>
+      </w:pPr>
+      <w:r>
+        <w:t>Lista de tabelas</w:t>
+      </w:r>
+      <w:r>
+        <w:tab/>
+      </w:r>
+      <w:r>
+        <w:fldChar w:fldCharType="begin"/>
+      </w:r>
+      <w:r>
+        <w:instrText xml:space="preserve"> PAGEREF _Toc225850643 \h </w:instrText>
+      </w:r>
+      <w:r>
+        <w:fldChar w:fldCharType="separate"/>
+      </w:r>
+      <w:r>
+        <w:t>v</w:t>
+      </w:r>
+      <w:r>
+        <w:fldChar w:fldCharType="end"/>
+      </w:r>
+    </w:p>
+    <w:p>
+      <w:pPr>
+        <w:pStyle w:val="Sumrio1"/>
+        <w:rPr>
+          <w:rFonts w:asciiTheme="minorHAnsi" w:eastAsiaTheme="minorEastAsia" w:hAnsiTheme="minorHAnsi" w:cstheme="minorBidi"/>
+          <w:b w:val="0"/>
+          <w:caps w:val="0"/>
+          <w:kern w:val="2"/>
+          <w:sz w:val="24"/>
+          <w:szCs w:val="24"/>
+          <w14:ligatures w14:val="standardContextual"/>
+        </w:rPr>
+      </w:pPr>
+      <w:r>
         <w:t>Lista de Siglas</w:t>
       </w:r>
-      <w:bookmarkEnd w:id="11"/>
-      <w:bookmarkEnd w:id="12"/>
-    </w:p>
-    <w:p>
-      <w:pPr>
-        <w:pStyle w:val="LI-ListaItem"/>
-      </w:pPr>
-      <w:r>
-        <w:t>MIR</w:t>
-      </w:r>
       <w:r>
         <w:tab/>
-        <w:t xml:space="preserve">- </w:t>
-      </w:r>
-      <w:r>
-        <w:t xml:space="preserve">Music </w:t>
-      </w:r>
-      <w:proofErr w:type="spellStart"/>
-      <w:r>
-        <w:t>Information</w:t>
-      </w:r>
-      <w:proofErr w:type="spellEnd"/>
+      </w:r>
+      <w:r>
+        <w:fldChar w:fldCharType="begin"/>
+      </w:r>
+      <w:r>
+        <w:instrText xml:space="preserve"> PAGEREF _Toc225850644 \h </w:instrText>
+      </w:r>
+      <w:r>
+        <w:fldChar w:fldCharType="separate"/>
+      </w:r>
+      <w:r>
+        <w:t>vi</w:t>
+      </w:r>
+      <w:r>
+        <w:fldChar w:fldCharType="end"/>
+      </w:r>
+    </w:p>
+    <w:p>
+      <w:pPr>
+        <w:pStyle w:val="Sumrio2"/>
+        <w:rPr>
+          <w:rFonts w:asciiTheme="minorHAnsi" w:eastAsiaTheme="minorEastAsia" w:hAnsiTheme="minorHAnsi" w:cstheme="minorBidi"/>
+          <w:b w:val="0"/>
+          <w:smallCaps w:val="0"/>
+          <w:kern w:val="2"/>
+          <w:sz w:val="24"/>
+          <w:szCs w:val="24"/>
+          <w14:ligatures w14:val="standardContextual"/>
+        </w:rPr>
+      </w:pPr>
+      <w:r>
+        <w:t>1 Introdução</w:t>
+      </w:r>
+      <w:r>
+        <w:tab/>
+      </w:r>
+      <w:r>
+        <w:fldChar w:fldCharType="begin"/>
+      </w:r>
+      <w:r>
+        <w:instrText xml:space="preserve"> PAGEREF _Toc225850645 \h </w:instrText>
+      </w:r>
+      <w:r>
+        <w:fldChar w:fldCharType="separate"/>
+      </w:r>
+      <w:r>
+        <w:t>1</w:t>
+      </w:r>
+      <w:r>
+        <w:fldChar w:fldCharType="end"/>
+      </w:r>
+    </w:p>
+    <w:p>
+      <w:pPr>
+        <w:pStyle w:val="Sumrio3"/>
+        <w:rPr>
+          <w:rFonts w:asciiTheme="minorHAnsi" w:eastAsiaTheme="minorEastAsia" w:hAnsiTheme="minorHAnsi" w:cstheme="minorBidi"/>
+          <w:kern w:val="2"/>
+          <w:sz w:val="24"/>
+          <w:szCs w:val="24"/>
+          <w14:ligatures w14:val="standardContextual"/>
+        </w:rPr>
+      </w:pPr>
+      <w:r>
+        <w:t>1.1 Contextualização</w:t>
+      </w:r>
+      <w:r>
+        <w:tab/>
+      </w:r>
+      <w:r>
+        <w:fldChar w:fldCharType="begin"/>
+      </w:r>
+      <w:r>
+        <w:instrText xml:space="preserve"> PAGEREF _Toc225850646 \h </w:instrText>
+      </w:r>
+      <w:r>
+        <w:fldChar w:fldCharType="separate"/>
+      </w:r>
+      <w:r>
+        <w:t>1</w:t>
+      </w:r>
+      <w:r>
+        <w:fldChar w:fldCharType="end"/>
+      </w:r>
+    </w:p>
+    <w:p>
+      <w:pPr>
+        <w:pStyle w:val="Sumrio3"/>
+        <w:rPr>
+          <w:rFonts w:asciiTheme="minorHAnsi" w:eastAsiaTheme="minorEastAsia" w:hAnsiTheme="minorHAnsi" w:cstheme="minorBidi"/>
+          <w:kern w:val="2"/>
+          <w:sz w:val="24"/>
+          <w:szCs w:val="24"/>
+          <w14:ligatures w14:val="standardContextual"/>
+        </w:rPr>
+      </w:pPr>
+      <w:r>
+        <w:t>1.2 Delimitação do problema</w:t>
+      </w:r>
+      <w:r>
+        <w:tab/>
+      </w:r>
+      <w:r>
+        <w:fldChar w:fldCharType="begin"/>
+      </w:r>
+      <w:r>
+        <w:instrText xml:space="preserve"> PAGEREF _Toc225850647 \h </w:instrText>
+      </w:r>
+      <w:r>
+        <w:fldChar w:fldCharType="separate"/>
+      </w:r>
+      <w:r>
+        <w:t>2</w:t>
+      </w:r>
+      <w:r>
+        <w:fldChar w:fldCharType="end"/>
+      </w:r>
+    </w:p>
+    <w:p>
+      <w:pPr>
+        <w:pStyle w:val="Sumrio3"/>
+        <w:rPr>
+          <w:rFonts w:asciiTheme="minorHAnsi" w:eastAsiaTheme="minorEastAsia" w:hAnsiTheme="minorHAnsi" w:cstheme="minorBidi"/>
+          <w:kern w:val="2"/>
+          <w:sz w:val="24"/>
+          <w:szCs w:val="24"/>
+          <w14:ligatures w14:val="standardContextual"/>
+        </w:rPr>
+      </w:pPr>
+      <w:r>
+        <w:t>1.3 Objetivos</w:t>
+      </w:r>
+      <w:r>
+        <w:tab/>
+      </w:r>
+      <w:r>
+        <w:fldChar w:fldCharType="begin"/>
+      </w:r>
+      <w:r>
+        <w:instrText xml:space="preserve"> PAGEREF _Toc225850648 \h </w:instrText>
+      </w:r>
+      <w:r>
+        <w:fldChar w:fldCharType="separate"/>
+      </w:r>
+      <w:r>
+        <w:t>2</w:t>
+      </w:r>
+      <w:r>
+        <w:fldChar w:fldCharType="end"/>
+      </w:r>
+    </w:p>
+    <w:p>
+      <w:pPr>
+        <w:pStyle w:val="Sumrio4"/>
+        <w:rPr>
+          <w:rFonts w:asciiTheme="minorHAnsi" w:eastAsiaTheme="minorEastAsia" w:hAnsiTheme="minorHAnsi" w:cstheme="minorBidi"/>
+          <w:i w:val="0"/>
+          <w:kern w:val="2"/>
+          <w:szCs w:val="24"/>
+          <w14:ligatures w14:val="standardContextual"/>
+        </w:rPr>
+      </w:pPr>
+      <w:r>
+        <w:t>1.3.1 Objetivo geral</w:t>
+      </w:r>
+      <w:r>
+        <w:tab/>
+      </w:r>
+      <w:r>
+        <w:fldChar w:fldCharType="begin"/>
+      </w:r>
+      <w:r>
+        <w:instrText xml:space="preserve"> PAGEREF _Toc225850649 \h </w:instrText>
+      </w:r>
+      <w:r>
+        <w:fldChar w:fldCharType="separate"/>
+      </w:r>
+      <w:r>
+        <w:t>2</w:t>
+      </w:r>
+      <w:r>
+        <w:fldChar w:fldCharType="end"/>
+      </w:r>
+    </w:p>
+    <w:p>
+      <w:pPr>
+        <w:pStyle w:val="Sumrio4"/>
+        <w:rPr>
+          <w:rFonts w:asciiTheme="minorHAnsi" w:eastAsiaTheme="minorEastAsia" w:hAnsiTheme="minorHAnsi" w:cstheme="minorBidi"/>
+          <w:i w:val="0"/>
+          <w:kern w:val="2"/>
+          <w:szCs w:val="24"/>
+          <w14:ligatures w14:val="standardContextual"/>
+        </w:rPr>
+      </w:pPr>
+      <w:r>
+        <w:t>1.3.2 Objetivos específicos</w:t>
+      </w:r>
+      <w:r>
+        <w:tab/>
+      </w:r>
+      <w:r>
+        <w:fldChar w:fldCharType="begin"/>
+      </w:r>
+      <w:r>
+        <w:instrText xml:space="preserve"> PAGEREF _Toc225850650 \h </w:instrText>
+      </w:r>
+      <w:r>
+        <w:fldChar w:fldCharType="separate"/>
+      </w:r>
+      <w:r>
+        <w:t>2</w:t>
+      </w:r>
+      <w:r>
+        <w:fldChar w:fldCharType="end"/>
+      </w:r>
+    </w:p>
+    <w:p>
+      <w:pPr>
+        <w:pStyle w:val="Sumrio3"/>
+        <w:rPr>
+          <w:rFonts w:asciiTheme="minorHAnsi" w:eastAsiaTheme="minorEastAsia" w:hAnsiTheme="minorHAnsi" w:cstheme="minorBidi"/>
+          <w:kern w:val="2"/>
+          <w:sz w:val="24"/>
+          <w:szCs w:val="24"/>
+          <w14:ligatures w14:val="standardContextual"/>
+        </w:rPr>
+      </w:pPr>
+      <w:r>
+        <w:t>1.4 Justificativa</w:t>
+      </w:r>
+      <w:r>
+        <w:tab/>
+      </w:r>
+      <w:r>
+        <w:fldChar w:fldCharType="begin"/>
+      </w:r>
+      <w:r>
+        <w:instrText xml:space="preserve"> PAGEREF _Toc225850651 \h </w:instrText>
+      </w:r>
+      <w:r>
+        <w:fldChar w:fldCharType="separate"/>
+      </w:r>
+      <w:r>
+        <w:t>3</w:t>
+      </w:r>
+      <w:r>
+        <w:fldChar w:fldCharType="end"/>
+      </w:r>
+    </w:p>
+    <w:p>
+      <w:pPr>
+        <w:pStyle w:val="Sumrio3"/>
+        <w:rPr>
+          <w:rFonts w:asciiTheme="minorHAnsi" w:eastAsiaTheme="minorEastAsia" w:hAnsiTheme="minorHAnsi" w:cstheme="minorBidi"/>
+          <w:kern w:val="2"/>
+          <w:sz w:val="24"/>
+          <w:szCs w:val="24"/>
+          <w14:ligatures w14:val="standardContextual"/>
+        </w:rPr>
+      </w:pPr>
+      <w:r>
+        <w:t>1.5 Delimitação do Escopo</w:t>
+      </w:r>
+      <w:r>
+        <w:tab/>
+      </w:r>
+      <w:r>
+        <w:fldChar w:fldCharType="begin"/>
+      </w:r>
+      <w:r>
+        <w:instrText xml:space="preserve"> PAGEREF _Toc225850652 \h </w:instrText>
+      </w:r>
+      <w:r>
+        <w:fldChar w:fldCharType="separate"/>
+      </w:r>
+      <w:r>
+        <w:t>4</w:t>
+      </w:r>
+      <w:r>
+        <w:fldChar w:fldCharType="end"/>
+      </w:r>
+    </w:p>
+    <w:p>
+      <w:pPr>
+        <w:pStyle w:val="Sumrio3"/>
+        <w:rPr>
+          <w:rFonts w:asciiTheme="minorHAnsi" w:eastAsiaTheme="minorEastAsia" w:hAnsiTheme="minorHAnsi" w:cstheme="minorBidi"/>
+          <w:kern w:val="2"/>
+          <w:sz w:val="24"/>
+          <w:szCs w:val="24"/>
+          <w14:ligatures w14:val="standardContextual"/>
+        </w:rPr>
+      </w:pPr>
+      <w:r>
+        <w:t>1.6 Procedimentos Metodológicos</w:t>
+      </w:r>
+      <w:r>
+        <w:tab/>
+      </w:r>
+      <w:r>
+        <w:fldChar w:fldCharType="begin"/>
+      </w:r>
+      <w:r>
+        <w:instrText xml:space="preserve"> PAGEREF _Toc225850653 \h </w:instrText>
+      </w:r>
+      <w:r>
+        <w:fldChar w:fldCharType="separate"/>
+      </w:r>
+      <w:r>
+        <w:t>5</w:t>
+      </w:r>
+      <w:r>
+        <w:fldChar w:fldCharType="end"/>
+      </w:r>
+    </w:p>
+    <w:p>
+      <w:pPr>
+        <w:pStyle w:val="Sumrio3"/>
+        <w:rPr>
+          <w:rFonts w:asciiTheme="minorHAnsi" w:eastAsiaTheme="minorEastAsia" w:hAnsiTheme="minorHAnsi" w:cstheme="minorBidi"/>
+          <w:kern w:val="2"/>
+          <w:sz w:val="24"/>
+          <w:szCs w:val="24"/>
+          <w14:ligatures w14:val="standardContextual"/>
+        </w:rPr>
+      </w:pPr>
+      <w:r>
+        <w:t>1.7 Estrutura do Trabalho</w:t>
+      </w:r>
+      <w:r>
+        <w:tab/>
+      </w:r>
+      <w:r>
+        <w:fldChar w:fldCharType="begin"/>
+      </w:r>
+      <w:r>
+        <w:instrText xml:space="preserve"> PAGEREF _Toc225850654 \h </w:instrText>
+      </w:r>
+      <w:r>
+        <w:fldChar w:fldCharType="separate"/>
+      </w:r>
+      <w:r>
+        <w:t>5</w:t>
+      </w:r>
+      <w:r>
+        <w:fldChar w:fldCharType="end"/>
+      </w:r>
+    </w:p>
+    <w:p>
+      <w:pPr>
+        <w:pStyle w:val="Sumrio2"/>
+        <w:rPr>
+          <w:rFonts w:asciiTheme="minorHAnsi" w:eastAsiaTheme="minorEastAsia" w:hAnsiTheme="minorHAnsi" w:cstheme="minorBidi"/>
+          <w:b w:val="0"/>
+          <w:smallCaps w:val="0"/>
+          <w:kern w:val="2"/>
+          <w:sz w:val="24"/>
+          <w:szCs w:val="24"/>
+          <w14:ligatures w14:val="standardContextual"/>
+        </w:rPr>
+      </w:pPr>
+      <w:r>
+        <w:t>2 Fundamentação teórica</w:t>
+      </w:r>
+      <w:r>
+        <w:tab/>
+      </w:r>
+      <w:r>
+        <w:fldChar w:fldCharType="begin"/>
+      </w:r>
+      <w:r>
+        <w:instrText xml:space="preserve"> PAGEREF _Toc225850655 \h </w:instrText>
+      </w:r>
+      <w:r>
+        <w:fldChar w:fldCharType="separate"/>
+      </w:r>
+      <w:r>
+        <w:t>6</w:t>
+      </w:r>
+      <w:r>
+        <w:fldChar w:fldCharType="end"/>
+      </w:r>
+    </w:p>
+    <w:p>
+      <w:pPr>
+        <w:pStyle w:val="Sumrio3"/>
+        <w:rPr>
+          <w:rFonts w:asciiTheme="minorHAnsi" w:eastAsiaTheme="minorEastAsia" w:hAnsiTheme="minorHAnsi" w:cstheme="minorBidi"/>
+          <w:kern w:val="2"/>
+          <w:sz w:val="24"/>
+          <w:szCs w:val="24"/>
+          <w14:ligatures w14:val="standardContextual"/>
+        </w:rPr>
+      </w:pPr>
+      <w:r>
+        <w:t>2.1 Representação Musical Digital</w:t>
+      </w:r>
+      <w:r>
+        <w:tab/>
+      </w:r>
+      <w:r>
+        <w:fldChar w:fldCharType="begin"/>
+      </w:r>
+      <w:r>
+        <w:instrText xml:space="preserve"> PAGEREF _Toc225850656 \h </w:instrText>
+      </w:r>
+      <w:r>
+        <w:fldChar w:fldCharType="separate"/>
+      </w:r>
+      <w:r>
+        <w:t>6</w:t>
+      </w:r>
+      <w:r>
+        <w:fldChar w:fldCharType="end"/>
+      </w:r>
+    </w:p>
+    <w:p>
+      <w:pPr>
+        <w:pStyle w:val="Sumrio4"/>
+        <w:rPr>
+          <w:rFonts w:asciiTheme="minorHAnsi" w:eastAsiaTheme="minorEastAsia" w:hAnsiTheme="minorHAnsi" w:cstheme="minorBidi"/>
+          <w:i w:val="0"/>
+          <w:kern w:val="2"/>
+          <w:szCs w:val="24"/>
+          <w14:ligatures w14:val="standardContextual"/>
+        </w:rPr>
+      </w:pPr>
+      <w:r>
+        <w:t>2.1.1 Formato MusicXML</w:t>
+      </w:r>
+      <w:r>
+        <w:tab/>
+      </w:r>
+      <w:r>
+        <w:fldChar w:fldCharType="begin"/>
+      </w:r>
+      <w:r>
+        <w:instrText xml:space="preserve"> PAGEREF _Toc225850657 \h </w:instrText>
+      </w:r>
+      <w:r>
+        <w:fldChar w:fldCharType="separate"/>
+      </w:r>
+      <w:r>
+        <w:t>6</w:t>
+      </w:r>
+      <w:r>
+        <w:fldChar w:fldCharType="end"/>
+      </w:r>
+    </w:p>
+    <w:p>
+      <w:pPr>
+        <w:pStyle w:val="Sumrio3"/>
+        <w:rPr>
+          <w:rFonts w:asciiTheme="minorHAnsi" w:eastAsiaTheme="minorEastAsia" w:hAnsiTheme="minorHAnsi" w:cstheme="minorBidi"/>
+          <w:kern w:val="2"/>
+          <w:sz w:val="24"/>
+          <w:szCs w:val="24"/>
+          <w14:ligatures w14:val="standardContextual"/>
+        </w:rPr>
+      </w:pPr>
+      <w:r>
+        <w:t>2.2 Padrões Melódicos</w:t>
+      </w:r>
+      <w:r>
+        <w:tab/>
+      </w:r>
+      <w:r>
+        <w:fldChar w:fldCharType="begin"/>
+      </w:r>
+      <w:r>
+        <w:instrText xml:space="preserve"> PAGEREF _Toc225850658 \h </w:instrText>
+      </w:r>
+      <w:r>
+        <w:fldChar w:fldCharType="separate"/>
+      </w:r>
+      <w:r>
+        <w:t>6</w:t>
+      </w:r>
+      <w:r>
+        <w:fldChar w:fldCharType="end"/>
+      </w:r>
+    </w:p>
+    <w:p>
+      <w:pPr>
+        <w:pStyle w:val="Sumrio4"/>
+        <w:rPr>
+          <w:rFonts w:asciiTheme="minorHAnsi" w:eastAsiaTheme="minorEastAsia" w:hAnsiTheme="minorHAnsi" w:cstheme="minorBidi"/>
+          <w:i w:val="0"/>
+          <w:kern w:val="2"/>
+          <w:szCs w:val="24"/>
+          <w14:ligatures w14:val="standardContextual"/>
+        </w:rPr>
+      </w:pPr>
+      <w:r>
+        <w:t>2.2.1 Definição de padrões musicais</w:t>
+      </w:r>
+      <w:r>
+        <w:tab/>
+      </w:r>
+      <w:r>
+        <w:fldChar w:fldCharType="begin"/>
+      </w:r>
+      <w:r>
+        <w:instrText xml:space="preserve"> PAGEREF _Toc225850659 \h </w:instrText>
+      </w:r>
+      <w:r>
+        <w:fldChar w:fldCharType="separate"/>
+      </w:r>
+      <w:r>
+        <w:t>7</w:t>
+      </w:r>
+      <w:r>
+        <w:fldChar w:fldCharType="end"/>
+      </w:r>
+    </w:p>
+    <w:p>
+      <w:pPr>
+        <w:pStyle w:val="Sumrio3"/>
+        <w:rPr>
+          <w:rFonts w:asciiTheme="minorHAnsi" w:eastAsiaTheme="minorEastAsia" w:hAnsiTheme="minorHAnsi" w:cstheme="minorBidi"/>
+          <w:kern w:val="2"/>
+          <w:sz w:val="24"/>
+          <w:szCs w:val="24"/>
+          <w14:ligatures w14:val="standardContextual"/>
+        </w:rPr>
+      </w:pPr>
+      <w:r>
+        <w:t>2.3 Representação Intervalar</w:t>
+      </w:r>
+      <w:r>
+        <w:tab/>
+      </w:r>
+      <w:r>
+        <w:fldChar w:fldCharType="begin"/>
+      </w:r>
+      <w:r>
+        <w:instrText xml:space="preserve"> PAGEREF _Toc225850660 \h </w:instrText>
+      </w:r>
+      <w:r>
+        <w:fldChar w:fldCharType="separate"/>
+      </w:r>
+      <w:r>
+        <w:t>7</w:t>
+      </w:r>
+      <w:r>
+        <w:fldChar w:fldCharType="end"/>
+      </w:r>
+    </w:p>
+    <w:p>
+      <w:pPr>
+        <w:pStyle w:val="Sumrio4"/>
+        <w:rPr>
+          <w:rFonts w:asciiTheme="minorHAnsi" w:eastAsiaTheme="minorEastAsia" w:hAnsiTheme="minorHAnsi" w:cstheme="minorBidi"/>
+          <w:i w:val="0"/>
+          <w:kern w:val="2"/>
+          <w:szCs w:val="24"/>
+          <w14:ligatures w14:val="standardContextual"/>
+        </w:rPr>
+      </w:pPr>
+      <w:r>
+        <w:t>2.3.1 Intervalos melódicos</w:t>
+      </w:r>
+      <w:r>
+        <w:tab/>
+      </w:r>
+      <w:r>
+        <w:fldChar w:fldCharType="begin"/>
+      </w:r>
+      <w:r>
+        <w:instrText xml:space="preserve"> PAGEREF _Toc225850661 \h </w:instrText>
+      </w:r>
+      <w:r>
+        <w:fldChar w:fldCharType="separate"/>
+      </w:r>
+      <w:r>
+        <w:t>8</w:t>
+      </w:r>
+      <w:r>
+        <w:fldChar w:fldCharType="end"/>
+      </w:r>
+    </w:p>
+    <w:p>
+      <w:pPr>
+        <w:pStyle w:val="Sumrio3"/>
+        <w:rPr>
+          <w:rFonts w:asciiTheme="minorHAnsi" w:eastAsiaTheme="minorEastAsia" w:hAnsiTheme="minorHAnsi" w:cstheme="minorBidi"/>
+          <w:kern w:val="2"/>
+          <w:sz w:val="24"/>
+          <w:szCs w:val="24"/>
+          <w14:ligatures w14:val="standardContextual"/>
+        </w:rPr>
+      </w:pPr>
+      <w:r>
+        <w:t>2.4 Contorno Melódico</w:t>
+      </w:r>
+      <w:r>
+        <w:tab/>
+      </w:r>
+      <w:r>
+        <w:fldChar w:fldCharType="begin"/>
+      </w:r>
+      <w:r>
+        <w:instrText xml:space="preserve"> PAGEREF _Toc225850662 \h </w:instrText>
+      </w:r>
+      <w:r>
+        <w:fldChar w:fldCharType="separate"/>
+      </w:r>
+      <w:r>
+        <w:t>8</w:t>
+      </w:r>
+      <w:r>
+        <w:fldChar w:fldCharType="end"/>
+      </w:r>
+    </w:p>
+    <w:p>
+      <w:pPr>
+        <w:pStyle w:val="Sumrio4"/>
+        <w:rPr>
+          <w:rFonts w:asciiTheme="minorHAnsi" w:eastAsiaTheme="minorEastAsia" w:hAnsiTheme="minorHAnsi" w:cstheme="minorBidi"/>
+          <w:i w:val="0"/>
+          <w:kern w:val="2"/>
+          <w:szCs w:val="24"/>
+          <w14:ligatures w14:val="standardContextual"/>
+        </w:rPr>
+      </w:pPr>
+      <w:r>
+        <w:t>2.4.1 Representação direcional</w:t>
+      </w:r>
+      <w:r>
+        <w:tab/>
+      </w:r>
+      <w:r>
+        <w:fldChar w:fldCharType="begin"/>
+      </w:r>
+      <w:r>
+        <w:instrText xml:space="preserve"> PAGEREF _Toc225850663 \h </w:instrText>
+      </w:r>
+      <w:r>
+        <w:fldChar w:fldCharType="separate"/>
+      </w:r>
+      <w:r>
+        <w:t>8</w:t>
+      </w:r>
+      <w:r>
+        <w:fldChar w:fldCharType="end"/>
+      </w:r>
+    </w:p>
+    <w:p>
+      <w:pPr>
+        <w:pStyle w:val="Sumrio3"/>
+        <w:rPr>
+          <w:rFonts w:asciiTheme="minorHAnsi" w:eastAsiaTheme="minorEastAsia" w:hAnsiTheme="minorHAnsi" w:cstheme="minorBidi"/>
+          <w:kern w:val="2"/>
+          <w:sz w:val="24"/>
+          <w:szCs w:val="24"/>
+          <w14:ligatures w14:val="standardContextual"/>
+        </w:rPr>
+      </w:pPr>
+      <w:r>
+        <w:t>2.5 Trabalhos Relacionados</w:t>
+      </w:r>
+      <w:r>
+        <w:tab/>
+      </w:r>
+      <w:r>
+        <w:fldChar w:fldCharType="begin"/>
+      </w:r>
+      <w:r>
+        <w:instrText xml:space="preserve"> PAGEREF _Toc225850664 \h </w:instrText>
+      </w:r>
+      <w:r>
+        <w:fldChar w:fldCharType="separate"/>
+      </w:r>
+      <w:r>
+        <w:t>9</w:t>
+      </w:r>
+      <w:r>
+        <w:fldChar w:fldCharType="end"/>
+      </w:r>
+    </w:p>
+    <w:p>
+      <w:pPr>
+        <w:pStyle w:val="Sumrio2"/>
+        <w:rPr>
+          <w:rFonts w:asciiTheme="minorHAnsi" w:eastAsiaTheme="minorEastAsia" w:hAnsiTheme="minorHAnsi" w:cstheme="minorBidi"/>
+          <w:b w:val="0"/>
+          <w:smallCaps w:val="0"/>
+          <w:kern w:val="2"/>
+          <w:sz w:val="24"/>
+          <w:szCs w:val="24"/>
+          <w14:ligatures w14:val="standardContextual"/>
+        </w:rPr>
+      </w:pPr>
+      <w:r>
+        <w:t>3 PROCEDIMENTOS METODOLÓGICOS</w:t>
+      </w:r>
+      <w:r>
+        <w:tab/>
+      </w:r>
+      <w:r>
+        <w:fldChar w:fldCharType="begin"/>
+      </w:r>
+      <w:r>
+        <w:instrText xml:space="preserve"> PAGEREF _Toc225850665 \h </w:instrText>
+      </w:r>
+      <w:r>
+        <w:fldChar w:fldCharType="separate"/>
+      </w:r>
+      <w:r>
+        <w:t>10</w:t>
+      </w:r>
+      <w:r>
+        <w:fldChar w:fldCharType="end"/>
+      </w:r>
+    </w:p>
+    <w:p>
+      <w:pPr>
+        <w:pStyle w:val="Sumrio3"/>
+        <w:rPr>
+          <w:rFonts w:asciiTheme="minorHAnsi" w:eastAsiaTheme="minorEastAsia" w:hAnsiTheme="minorHAnsi" w:cstheme="minorBidi"/>
+          <w:kern w:val="2"/>
+          <w:sz w:val="24"/>
+          <w:szCs w:val="24"/>
+          <w14:ligatures w14:val="standardContextual"/>
+        </w:rPr>
+      </w:pPr>
+      <w:r>
+        <w:t>3.1 Caracterização da pesquisa</w:t>
+      </w:r>
+      <w:r>
+        <w:tab/>
+      </w:r>
+      <w:r>
+        <w:fldChar w:fldCharType="begin"/>
+      </w:r>
+      <w:r>
+        <w:instrText xml:space="preserve"> PAGEREF _Toc225850666 \h </w:instrText>
+      </w:r>
+      <w:r>
+        <w:fldChar w:fldCharType="separate"/>
+      </w:r>
+      <w:r>
+        <w:t>10</w:t>
+      </w:r>
+      <w:r>
+        <w:fldChar w:fldCharType="end"/>
+      </w:r>
+    </w:p>
+    <w:p>
+      <w:pPr>
+        <w:pStyle w:val="Sumrio3"/>
+        <w:rPr>
+          <w:rFonts w:asciiTheme="minorHAnsi" w:eastAsiaTheme="minorEastAsia" w:hAnsiTheme="minorHAnsi" w:cstheme="minorBidi"/>
+          <w:kern w:val="2"/>
+          <w:sz w:val="24"/>
+          <w:szCs w:val="24"/>
+          <w14:ligatures w14:val="standardContextual"/>
+        </w:rPr>
+      </w:pPr>
+      <w:r>
+        <w:t>3.2 Corpus de análise</w:t>
+      </w:r>
+      <w:r>
+        <w:tab/>
+      </w:r>
+      <w:r>
+        <w:fldChar w:fldCharType="begin"/>
+      </w:r>
+      <w:r>
+        <w:instrText xml:space="preserve"> PAGEREF _Toc225850667 \h </w:instrText>
+      </w:r>
+      <w:r>
+        <w:fldChar w:fldCharType="separate"/>
+      </w:r>
+      <w:r>
+        <w:t>10</w:t>
+      </w:r>
+      <w:r>
+        <w:fldChar w:fldCharType="end"/>
+      </w:r>
+    </w:p>
+    <w:p>
+      <w:pPr>
+        <w:pStyle w:val="Sumrio3"/>
+        <w:rPr>
+          <w:rFonts w:asciiTheme="minorHAnsi" w:eastAsiaTheme="minorEastAsia" w:hAnsiTheme="minorHAnsi" w:cstheme="minorBidi"/>
+          <w:kern w:val="2"/>
+          <w:sz w:val="24"/>
+          <w:szCs w:val="24"/>
+          <w14:ligatures w14:val="standardContextual"/>
+        </w:rPr>
+      </w:pPr>
+      <w:r>
+        <w:t>3.3 Extração da melodia</w:t>
+      </w:r>
+      <w:r>
+        <w:tab/>
+      </w:r>
+      <w:r>
+        <w:fldChar w:fldCharType="begin"/>
+      </w:r>
+      <w:r>
+        <w:instrText xml:space="preserve"> PAGEREF _Toc225850668 \h </w:instrText>
+      </w:r>
+      <w:r>
+        <w:fldChar w:fldCharType="separate"/>
+      </w:r>
+      <w:r>
+        <w:t>10</w:t>
+      </w:r>
+      <w:r>
+        <w:fldChar w:fldCharType="end"/>
+      </w:r>
+    </w:p>
+    <w:p>
+      <w:pPr>
+        <w:pStyle w:val="Sumrio3"/>
+        <w:rPr>
+          <w:rFonts w:asciiTheme="minorHAnsi" w:eastAsiaTheme="minorEastAsia" w:hAnsiTheme="minorHAnsi" w:cstheme="minorBidi"/>
+          <w:kern w:val="2"/>
+          <w:sz w:val="24"/>
+          <w:szCs w:val="24"/>
+          <w14:ligatures w14:val="standardContextual"/>
+        </w:rPr>
+      </w:pPr>
+      <w:r>
+        <w:t>3.4 Representação por intervalos</w:t>
+      </w:r>
+      <w:r>
+        <w:tab/>
+      </w:r>
+      <w:r>
+        <w:fldChar w:fldCharType="begin"/>
+      </w:r>
+      <w:r>
+        <w:instrText xml:space="preserve"> PAGEREF _Toc225850669 \h </w:instrText>
+      </w:r>
+      <w:r>
+        <w:fldChar w:fldCharType="separate"/>
+      </w:r>
+      <w:r>
+        <w:t>11</w:t>
+      </w:r>
+      <w:r>
+        <w:fldChar w:fldCharType="end"/>
+      </w:r>
+    </w:p>
+    <w:p>
+      <w:pPr>
+        <w:pStyle w:val="Sumrio3"/>
+        <w:rPr>
+          <w:rFonts w:asciiTheme="minorHAnsi" w:eastAsiaTheme="minorEastAsia" w:hAnsiTheme="minorHAnsi" w:cstheme="minorBidi"/>
+          <w:kern w:val="2"/>
+          <w:sz w:val="24"/>
+          <w:szCs w:val="24"/>
+          <w14:ligatures w14:val="standardContextual"/>
+        </w:rPr>
+      </w:pPr>
+      <w:r>
+        <w:t>3.5 Representação por contorno</w:t>
+      </w:r>
+      <w:r>
+        <w:tab/>
+      </w:r>
+      <w:r>
+        <w:fldChar w:fldCharType="begin"/>
+      </w:r>
+      <w:r>
+        <w:instrText xml:space="preserve"> PAGEREF _Toc225850670 \h </w:instrText>
+      </w:r>
+      <w:r>
+        <w:fldChar w:fldCharType="separate"/>
+      </w:r>
+      <w:r>
+        <w:t>11</w:t>
+      </w:r>
+      <w:r>
+        <w:fldChar w:fldCharType="end"/>
+      </w:r>
+    </w:p>
+    <w:p>
+      <w:pPr>
+        <w:pStyle w:val="Sumrio3"/>
+        <w:rPr>
+          <w:rFonts w:asciiTheme="minorHAnsi" w:eastAsiaTheme="minorEastAsia" w:hAnsiTheme="minorHAnsi" w:cstheme="minorBidi"/>
+          <w:kern w:val="2"/>
+          <w:sz w:val="24"/>
+          <w:szCs w:val="24"/>
+          <w14:ligatures w14:val="standardContextual"/>
+        </w:rPr>
+      </w:pPr>
+      <w:r>
+        <w:t>3.6 Detecção de padrões</w:t>
+      </w:r>
+      <w:r>
+        <w:tab/>
+      </w:r>
+      <w:r>
+        <w:fldChar w:fldCharType="begin"/>
+      </w:r>
+      <w:r>
+        <w:instrText xml:space="preserve"> PAGEREF _Toc225850671 \h </w:instrText>
+      </w:r>
+      <w:r>
+        <w:fldChar w:fldCharType="separate"/>
+      </w:r>
+      <w:r>
+        <w:t>11</w:t>
+      </w:r>
+      <w:r>
+        <w:fldChar w:fldCharType="end"/>
+      </w:r>
+    </w:p>
+    <w:p>
+      <w:pPr>
+        <w:pStyle w:val="Sumrio3"/>
+        <w:rPr>
+          <w:rFonts w:asciiTheme="minorHAnsi" w:eastAsiaTheme="minorEastAsia" w:hAnsiTheme="minorHAnsi" w:cstheme="minorBidi"/>
+          <w:kern w:val="2"/>
+          <w:sz w:val="24"/>
+          <w:szCs w:val="24"/>
+          <w14:ligatures w14:val="standardContextual"/>
+        </w:rPr>
+      </w:pPr>
+      <w:r>
+        <w:t>3.7 Análise dos resultados</w:t>
+      </w:r>
+      <w:r>
+        <w:tab/>
+      </w:r>
+      <w:r>
+        <w:fldChar w:fldCharType="begin"/>
+      </w:r>
+      <w:r>
+        <w:instrText xml:space="preserve"> PAGEREF _Toc225850672 \h </w:instrText>
+      </w:r>
+      <w:r>
+        <w:fldChar w:fldCharType="separate"/>
+      </w:r>
+      <w:r>
+        <w:t>11</w:t>
+      </w:r>
+      <w:r>
+        <w:fldChar w:fldCharType="end"/>
+      </w:r>
+    </w:p>
+    <w:p>
+      <w:pPr>
+        <w:pStyle w:val="Sumrio3"/>
+        <w:rPr>
+          <w:rFonts w:asciiTheme="minorHAnsi" w:eastAsiaTheme="minorEastAsia" w:hAnsiTheme="minorHAnsi" w:cstheme="minorBidi"/>
+          <w:kern w:val="2"/>
+          <w:sz w:val="24"/>
+          <w:szCs w:val="24"/>
+          <w14:ligatures w14:val="standardContextual"/>
+        </w:rPr>
+      </w:pPr>
+      <w:r>
+        <w:lastRenderedPageBreak/>
+        <w:t>3.8 Visão geral do sistema proposto</w:t>
+      </w:r>
+      <w:r>
+        <w:tab/>
+      </w:r>
+      <w:r>
+        <w:fldChar w:fldCharType="begin"/>
+      </w:r>
+      <w:r>
+        <w:instrText xml:space="preserve"> PAGEREF _Toc225850673 \h </w:instrText>
+      </w:r>
+      <w:r>
+        <w:fldChar w:fldCharType="separate"/>
+      </w:r>
+      <w:r>
+        <w:t>12</w:t>
+      </w:r>
+      <w:r>
+        <w:fldChar w:fldCharType="end"/>
+      </w:r>
+    </w:p>
+    <w:p>
+      <w:pPr>
+        <w:pStyle w:val="Sumrio2"/>
+        <w:rPr>
+          <w:rFonts w:asciiTheme="minorHAnsi" w:eastAsiaTheme="minorEastAsia" w:hAnsiTheme="minorHAnsi" w:cstheme="minorBidi"/>
+          <w:b w:val="0"/>
+          <w:smallCaps w:val="0"/>
+          <w:kern w:val="2"/>
+          <w:sz w:val="24"/>
+          <w:szCs w:val="24"/>
+          <w14:ligatures w14:val="standardContextual"/>
+        </w:rPr>
+      </w:pPr>
+      <w:r>
+        <w:t>4 CRONOGRAMA</w:t>
+      </w:r>
+      <w:r>
+        <w:tab/>
+      </w:r>
+      <w:r>
+        <w:fldChar w:fldCharType="begin"/>
+      </w:r>
+      <w:r>
+        <w:instrText xml:space="preserve"> PAGEREF _Toc225850674 \h </w:instrText>
+      </w:r>
+      <w:r>
+        <w:fldChar w:fldCharType="separate"/>
+      </w:r>
+      <w:r>
+        <w:t>13</w:t>
+      </w:r>
+      <w:r>
+        <w:fldChar w:fldCharType="end"/>
+      </w:r>
+    </w:p>
+    <w:p>
+      <w:pPr>
+        <w:pStyle w:val="Sumrio2"/>
+        <w:rPr>
+          <w:rFonts w:asciiTheme="minorHAnsi" w:eastAsiaTheme="minorEastAsia" w:hAnsiTheme="minorHAnsi" w:cstheme="minorBidi"/>
+          <w:b w:val="0"/>
+          <w:smallCaps w:val="0"/>
+          <w:kern w:val="2"/>
+          <w:sz w:val="24"/>
+          <w:szCs w:val="24"/>
+          <w14:ligatures w14:val="standardContextual"/>
+        </w:rPr>
+      </w:pPr>
+      <w:r>
+        <w:t>5 ORÇAMENTO</w:t>
+      </w:r>
+      <w:r>
+        <w:tab/>
+      </w:r>
+      <w:r>
+        <w:fldChar w:fldCharType="begin"/>
+      </w:r>
+      <w:r>
+        <w:instrText xml:space="preserve"> PAGEREF _Toc225850675 \h </w:instrText>
+      </w:r>
+      <w:r>
+        <w:fldChar w:fldCharType="separate"/>
+      </w:r>
+      <w:r>
+        <w:t>15</w:t>
+      </w:r>
+      <w:r>
+        <w:fldChar w:fldCharType="end"/>
+      </w:r>
+    </w:p>
+    <w:p>
+      <w:pPr>
+        <w:pStyle w:val="Sumrio1"/>
+        <w:rPr>
+          <w:rFonts w:asciiTheme="minorHAnsi" w:eastAsiaTheme="minorEastAsia" w:hAnsiTheme="minorHAnsi" w:cstheme="minorBidi"/>
+          <w:b w:val="0"/>
+          <w:caps w:val="0"/>
+          <w:kern w:val="2"/>
+          <w:sz w:val="24"/>
+          <w:szCs w:val="24"/>
+          <w14:ligatures w14:val="standardContextual"/>
+        </w:rPr>
+      </w:pPr>
+      <w:r>
+        <w:t>Referências</w:t>
+      </w:r>
+      <w:r>
+        <w:tab/>
+      </w:r>
+      <w:r>
+        <w:fldChar w:fldCharType="begin"/>
+      </w:r>
+      <w:r>
+        <w:instrText xml:space="preserve"> PAGEREF _Toc225850676 \h </w:instrText>
+      </w:r>
+      <w:r>
+        <w:fldChar w:fldCharType="separate"/>
+      </w:r>
+      <w:r>
+        <w:t>16</w:t>
+      </w:r>
+      <w:r>
+        <w:fldChar w:fldCharType="end"/>
+      </w:r>
+    </w:p>
+    <w:p>
+      <w:pPr>
+        <w:pStyle w:val="ndice5"/>
+      </w:pPr>
+      <w:r>
+        <w:fldChar w:fldCharType="end"/>
+      </w:r>
       <w:r>
         <w:t xml:space="preserve"> </w:t>
       </w:r>
-      <w:proofErr w:type="spellStart"/>
-      <w:r>
-        <w:t>Retrieval</w:t>
-      </w:r>
-      <w:proofErr w:type="spellEnd"/>
-    </w:p>
-    <w:p>
-      <w:pPr>
-        <w:pStyle w:val="LI-ListaItem"/>
-      </w:pPr>
-    </w:p>
-    <w:p>
-      <w:pPr>
-        <w:pStyle w:val="LI-ListaItem"/>
-      </w:pPr>
-    </w:p>
-    <w:p>
-      <w:pPr>
-        <w:pStyle w:val="TE-Normal"/>
-        <w:rPr>
-          <w:highlight w:val="yellow"/>
-        </w:rPr>
-      </w:pPr>
-      <w:r>
-        <w:rPr>
-          <w:highlight w:val="yellow"/>
-        </w:rPr>
-        <w:t xml:space="preserve">IMPORTANTE! </w:t>
-      </w:r>
-      <w:r>
-        <w:rPr>
-          <w:highlight w:val="yellow"/>
-        </w:rPr>
-        <w:t>Como digitar itens da lista de siglas:</w:t>
-      </w:r>
-    </w:p>
-    <w:p>
-      <w:pPr>
-        <w:pStyle w:val="TE-Normal"/>
-        <w:rPr>
-          <w:highlight w:val="yellow"/>
-        </w:rPr>
-      </w:pPr>
-      <w:r>
-        <w:rPr>
-          <w:highlight w:val="yellow"/>
-        </w:rPr>
-        <w:t>Selecione estilo LI-Lista-Item, digite a SIGLA, aperte TAB, digite "- descrição da sigla".</w:t>
-      </w:r>
-    </w:p>
-    <w:p>
-      <w:pPr>
-        <w:pStyle w:val="TE-Normal"/>
-      </w:pPr>
-      <w:r>
-        <w:rPr>
-          <w:highlight w:val="yellow"/>
-        </w:rPr>
-        <w:t xml:space="preserve">Ordene as siglas </w:t>
-      </w:r>
-      <w:r>
-        <w:rPr>
-          <w:b/>
-          <w:bCs/>
-          <w:highlight w:val="yellow"/>
-        </w:rPr>
-        <w:t>alfabeticamente</w:t>
-      </w:r>
-      <w:r>
-        <w:rPr>
-          <w:highlight w:val="yellow"/>
-        </w:rPr>
-        <w:t>.</w:t>
-      </w:r>
-    </w:p>
-    <w:p>
-      <w:pPr>
-        <w:pStyle w:val="TE-Normal"/>
-      </w:pPr>
-      <w:r>
-        <w:rPr>
-          <w:highlight w:val="yellow"/>
-        </w:rPr>
-        <w:t xml:space="preserve">Termos em inglês devem estar em </w:t>
-      </w:r>
-      <w:r>
-        <w:rPr>
-          <w:i/>
-          <w:iCs/>
-          <w:highlight w:val="yellow"/>
-        </w:rPr>
-        <w:t>itálico</w:t>
-      </w:r>
+    </w:p>
+    <w:p>
+      <w:pPr>
+        <w:pStyle w:val="TE-Normal"/>
+      </w:pPr>
     </w:p>
     <w:p>
       <w:pPr>
         <w:pStyle w:val="TE-Normal"/>
         <w:sectPr>
+          <w:headerReference w:type="default" r:id="rId18"/>
           <w:headerReference w:type="first" r:id="rId19"/>
           <w:pgSz w:w="11906" w:h="16838" w:code="9"/>
           <w:pgMar w:top="1701" w:right="1134" w:bottom="1531" w:left="1701" w:header="720" w:footer="720" w:gutter="0"/>
@@ -2338,1438 +2504,99 @@
     </w:p>
     <w:p>
       <w:pPr>
-        <w:pStyle w:val="TC-TituloSumario"/>
-      </w:pPr>
-      <w:r>
-        <w:lastRenderedPageBreak/>
-        <w:t>Sumário</w:t>
-      </w:r>
-    </w:p>
-    <w:p>
-      <w:pPr>
-        <w:pStyle w:val="Sumrio1"/>
-        <w:rPr>
-          <w:rFonts w:asciiTheme="minorHAnsi" w:eastAsiaTheme="minorEastAsia" w:hAnsiTheme="minorHAnsi" w:cstheme="minorBidi"/>
-          <w:b w:val="0"/>
-          <w:caps w:val="0"/>
-          <w:kern w:val="2"/>
-          <w:sz w:val="24"/>
-          <w:szCs w:val="24"/>
-          <w14:ligatures w14:val="standardContextual"/>
-        </w:rPr>
-      </w:pPr>
-      <w:r>
-        <w:fldChar w:fldCharType="begin"/>
-      </w:r>
-      <w:r>
-        <w:instrText xml:space="preserve"> TOC \t "Título 1;2;Título 2;3;Título 3;4;TC-TituloCentralizado;1;T1-TituloPrimario;2;T2-TituloSecundario;3;T3-TituloTerciario;4;TP-TituloCentralizadoPos;1" </w:instrText>
-      </w:r>
-      <w:r>
-        <w:fldChar w:fldCharType="separate"/>
-      </w:r>
-      <w:r>
-        <w:t>Lista de Ilustrações</w:t>
-      </w:r>
-      <w:r>
-        <w:tab/>
-      </w:r>
-      <w:r>
-        <w:fldChar w:fldCharType="begin"/>
-      </w:r>
-      <w:r>
-        <w:instrText xml:space="preserve"> PAGEREF _Toc225803560 \h </w:instrText>
-      </w:r>
-      <w:r>
-        <w:fldChar w:fldCharType="separate"/>
-      </w:r>
-      <w:r>
-        <w:t>iii</w:t>
-      </w:r>
-      <w:r>
-        <w:fldChar w:fldCharType="end"/>
-      </w:r>
-    </w:p>
-    <w:p>
-      <w:pPr>
-        <w:pStyle w:val="Sumrio1"/>
-        <w:rPr>
-          <w:rFonts w:asciiTheme="minorHAnsi" w:eastAsiaTheme="minorEastAsia" w:hAnsiTheme="minorHAnsi" w:cstheme="minorBidi"/>
-          <w:b w:val="0"/>
-          <w:caps w:val="0"/>
-          <w:kern w:val="2"/>
-          <w:sz w:val="24"/>
-          <w:szCs w:val="24"/>
-          <w14:ligatures w14:val="standardContextual"/>
-        </w:rPr>
-      </w:pPr>
-      <w:r>
-        <w:t>Lista de QUADROS</w:t>
-      </w:r>
-      <w:r>
-        <w:tab/>
-      </w:r>
-      <w:r>
-        <w:fldChar w:fldCharType="begin"/>
-      </w:r>
-      <w:r>
-        <w:instrText xml:space="preserve"> PAGEREF _Toc225803561 \h </w:instrText>
-      </w:r>
-      <w:r>
-        <w:fldChar w:fldCharType="separate"/>
-      </w:r>
-      <w:r>
-        <w:t>iv</w:t>
-      </w:r>
-      <w:r>
-        <w:fldChar w:fldCharType="end"/>
-      </w:r>
-    </w:p>
-    <w:p>
-      <w:pPr>
-        <w:pStyle w:val="Sumrio1"/>
-        <w:rPr>
-          <w:rFonts w:asciiTheme="minorHAnsi" w:eastAsiaTheme="minorEastAsia" w:hAnsiTheme="minorHAnsi" w:cstheme="minorBidi"/>
-          <w:b w:val="0"/>
-          <w:caps w:val="0"/>
-          <w:kern w:val="2"/>
-          <w:sz w:val="24"/>
-          <w:szCs w:val="24"/>
-          <w14:ligatures w14:val="standardContextual"/>
-        </w:rPr>
-      </w:pPr>
-      <w:r>
-        <w:t>Lista de tabelas</w:t>
-      </w:r>
-      <w:r>
-        <w:tab/>
-      </w:r>
-      <w:r>
-        <w:fldChar w:fldCharType="begin"/>
-      </w:r>
-      <w:r>
-        <w:instrText xml:space="preserve"> PAGEREF _Toc225803562 \h </w:instrText>
-      </w:r>
-      <w:r>
-        <w:fldChar w:fldCharType="separate"/>
-      </w:r>
-      <w:r>
-        <w:t>v</w:t>
-      </w:r>
-      <w:r>
-        <w:fldChar w:fldCharType="end"/>
-      </w:r>
-    </w:p>
-    <w:p>
-      <w:pPr>
-        <w:pStyle w:val="Sumrio1"/>
-        <w:rPr>
-          <w:rFonts w:asciiTheme="minorHAnsi" w:eastAsiaTheme="minorEastAsia" w:hAnsiTheme="minorHAnsi" w:cstheme="minorBidi"/>
-          <w:b w:val="0"/>
-          <w:caps w:val="0"/>
-          <w:kern w:val="2"/>
-          <w:sz w:val="24"/>
-          <w:szCs w:val="24"/>
-          <w14:ligatures w14:val="standardContextual"/>
-        </w:rPr>
-      </w:pPr>
-      <w:r>
-        <w:t>Lista de GRÁFICOS</w:t>
-      </w:r>
-      <w:r>
-        <w:tab/>
-      </w:r>
-      <w:r>
-        <w:fldChar w:fldCharType="begin"/>
-      </w:r>
-      <w:r>
-        <w:instrText xml:space="preserve"> PAGEREF _Toc225803563 \h </w:instrText>
-      </w:r>
-      <w:r>
-        <w:fldChar w:fldCharType="separate"/>
-      </w:r>
-      <w:r>
-        <w:t>vi</w:t>
-      </w:r>
-      <w:r>
-        <w:fldChar w:fldCharType="end"/>
-      </w:r>
-    </w:p>
-    <w:p>
-      <w:pPr>
-        <w:pStyle w:val="Sumrio1"/>
-        <w:rPr>
-          <w:rFonts w:asciiTheme="minorHAnsi" w:eastAsiaTheme="minorEastAsia" w:hAnsiTheme="minorHAnsi" w:cstheme="minorBidi"/>
-          <w:b w:val="0"/>
-          <w:caps w:val="0"/>
-          <w:kern w:val="2"/>
-          <w:sz w:val="24"/>
-          <w:szCs w:val="24"/>
-          <w14:ligatures w14:val="standardContextual"/>
-        </w:rPr>
-      </w:pPr>
-      <w:r>
-        <w:t>Lista de Siglas</w:t>
-      </w:r>
-      <w:r>
-        <w:tab/>
-      </w:r>
-      <w:r>
-        <w:fldChar w:fldCharType="begin"/>
-      </w:r>
-      <w:r>
-        <w:instrText xml:space="preserve"> PAGEREF _Toc225803564 \h </w:instrText>
-      </w:r>
-      <w:r>
-        <w:fldChar w:fldCharType="separate"/>
-      </w:r>
-      <w:r>
-        <w:t>vii</w:t>
-      </w:r>
-      <w:r>
-        <w:fldChar w:fldCharType="end"/>
-      </w:r>
-    </w:p>
-    <w:p>
-      <w:pPr>
-        <w:pStyle w:val="Sumrio2"/>
-        <w:rPr>
-          <w:rFonts w:asciiTheme="minorHAnsi" w:eastAsiaTheme="minorEastAsia" w:hAnsiTheme="minorHAnsi" w:cstheme="minorBidi"/>
-          <w:b w:val="0"/>
-          <w:smallCaps w:val="0"/>
-          <w:kern w:val="2"/>
-          <w:sz w:val="24"/>
-          <w:szCs w:val="24"/>
-          <w14:ligatures w14:val="standardContextual"/>
-        </w:rPr>
-      </w:pPr>
-      <w:r>
-        <w:t>1 Introdução</w:t>
-      </w:r>
-      <w:r>
-        <w:tab/>
-      </w:r>
-      <w:r>
-        <w:fldChar w:fldCharType="begin"/>
-      </w:r>
-      <w:r>
-        <w:instrText xml:space="preserve"> PAGEREF _Toc225803565 \h </w:instrText>
-      </w:r>
-      <w:r>
-        <w:fldChar w:fldCharType="separate"/>
-      </w:r>
-      <w:r>
-        <w:t>1</w:t>
-      </w:r>
-      <w:r>
-        <w:fldChar w:fldCharType="end"/>
-      </w:r>
-    </w:p>
-    <w:p>
-      <w:pPr>
-        <w:pStyle w:val="Sumrio3"/>
-        <w:rPr>
-          <w:rFonts w:asciiTheme="minorHAnsi" w:eastAsiaTheme="minorEastAsia" w:hAnsiTheme="minorHAnsi" w:cstheme="minorBidi"/>
-          <w:kern w:val="2"/>
-          <w:sz w:val="24"/>
-          <w:szCs w:val="24"/>
-          <w14:ligatures w14:val="standardContextual"/>
-        </w:rPr>
-      </w:pPr>
-      <w:r>
-        <w:t>1.1 Contextualização</w:t>
-      </w:r>
-      <w:r>
-        <w:tab/>
-      </w:r>
-      <w:r>
-        <w:fldChar w:fldCharType="begin"/>
-      </w:r>
-      <w:r>
-        <w:instrText xml:space="preserve"> PAGEREF _Toc225803566 \h </w:instrText>
-      </w:r>
-      <w:r>
-        <w:fldChar w:fldCharType="separate"/>
-      </w:r>
-      <w:r>
-        <w:t>1</w:t>
-      </w:r>
-      <w:r>
-        <w:fldChar w:fldCharType="end"/>
-      </w:r>
-    </w:p>
-    <w:p>
-      <w:pPr>
-        <w:pStyle w:val="Sumrio3"/>
-        <w:rPr>
-          <w:rFonts w:asciiTheme="minorHAnsi" w:eastAsiaTheme="minorEastAsia" w:hAnsiTheme="minorHAnsi" w:cstheme="minorBidi"/>
-          <w:kern w:val="2"/>
-          <w:sz w:val="24"/>
-          <w:szCs w:val="24"/>
-          <w14:ligatures w14:val="standardContextual"/>
-        </w:rPr>
-      </w:pPr>
-      <w:r>
-        <w:t>1.2 Delimitação do problema</w:t>
-      </w:r>
-      <w:r>
-        <w:tab/>
-      </w:r>
-      <w:r>
-        <w:fldChar w:fldCharType="begin"/>
-      </w:r>
-      <w:r>
-        <w:instrText xml:space="preserve"> PAGEREF _Toc225803567 \h </w:instrText>
-      </w:r>
-      <w:r>
-        <w:fldChar w:fldCharType="separate"/>
-      </w:r>
-      <w:r>
-        <w:t>1</w:t>
-      </w:r>
-      <w:r>
-        <w:fldChar w:fldCharType="end"/>
-      </w:r>
-    </w:p>
-    <w:p>
-      <w:pPr>
-        <w:pStyle w:val="Sumrio3"/>
-        <w:rPr>
-          <w:rFonts w:asciiTheme="minorHAnsi" w:eastAsiaTheme="minorEastAsia" w:hAnsiTheme="minorHAnsi" w:cstheme="minorBidi"/>
-          <w:kern w:val="2"/>
-          <w:sz w:val="24"/>
-          <w:szCs w:val="24"/>
-          <w14:ligatures w14:val="standardContextual"/>
-        </w:rPr>
-      </w:pPr>
-      <w:r>
-        <w:t>1.3 Objetivos</w:t>
-      </w:r>
-      <w:r>
-        <w:tab/>
-      </w:r>
-      <w:r>
-        <w:fldChar w:fldCharType="begin"/>
-      </w:r>
-      <w:r>
-        <w:instrText xml:space="preserve"> PAGEREF _Toc225803568 \h </w:instrText>
-      </w:r>
-      <w:r>
-        <w:fldChar w:fldCharType="separate"/>
-      </w:r>
-      <w:r>
-        <w:t>1</w:t>
-      </w:r>
-      <w:r>
-        <w:fldChar w:fldCharType="end"/>
-      </w:r>
-    </w:p>
-    <w:p>
-      <w:pPr>
-        <w:pStyle w:val="Sumrio4"/>
-        <w:rPr>
-          <w:rFonts w:asciiTheme="minorHAnsi" w:eastAsiaTheme="minorEastAsia" w:hAnsiTheme="minorHAnsi" w:cstheme="minorBidi"/>
-          <w:i w:val="0"/>
-          <w:kern w:val="2"/>
-          <w:szCs w:val="24"/>
-          <w14:ligatures w14:val="standardContextual"/>
-        </w:rPr>
-      </w:pPr>
-      <w:r>
-        <w:t>1.3.1 Objetivo geral</w:t>
-      </w:r>
-      <w:r>
-        <w:tab/>
-      </w:r>
-      <w:r>
-        <w:fldChar w:fldCharType="begin"/>
-      </w:r>
-      <w:r>
-        <w:instrText xml:space="preserve"> PAGEREF _Toc225803569 \h </w:instrText>
-      </w:r>
-      <w:r>
-        <w:fldChar w:fldCharType="separate"/>
-      </w:r>
-      <w:r>
-        <w:t>1</w:t>
-      </w:r>
-      <w:r>
-        <w:fldChar w:fldCharType="end"/>
-      </w:r>
-    </w:p>
-    <w:p>
-      <w:pPr>
-        <w:pStyle w:val="Sumrio4"/>
-        <w:rPr>
-          <w:rFonts w:asciiTheme="minorHAnsi" w:eastAsiaTheme="minorEastAsia" w:hAnsiTheme="minorHAnsi" w:cstheme="minorBidi"/>
-          <w:i w:val="0"/>
-          <w:kern w:val="2"/>
-          <w:szCs w:val="24"/>
-          <w14:ligatures w14:val="standardContextual"/>
-        </w:rPr>
-      </w:pPr>
-      <w:r>
-        <w:t>1.3.2 Objetivos específicos</w:t>
-      </w:r>
-      <w:r>
-        <w:tab/>
-      </w:r>
-      <w:r>
-        <w:fldChar w:fldCharType="begin"/>
-      </w:r>
-      <w:r>
-        <w:instrText xml:space="preserve"> PAGEREF _Toc225803570 \h </w:instrText>
-      </w:r>
-      <w:r>
-        <w:fldChar w:fldCharType="separate"/>
-      </w:r>
-      <w:r>
-        <w:t>2</w:t>
-      </w:r>
-      <w:r>
-        <w:fldChar w:fldCharType="end"/>
-      </w:r>
-    </w:p>
-    <w:p>
-      <w:pPr>
-        <w:pStyle w:val="Sumrio3"/>
-        <w:rPr>
-          <w:rFonts w:asciiTheme="minorHAnsi" w:eastAsiaTheme="minorEastAsia" w:hAnsiTheme="minorHAnsi" w:cstheme="minorBidi"/>
-          <w:kern w:val="2"/>
-          <w:sz w:val="24"/>
-          <w:szCs w:val="24"/>
-          <w14:ligatures w14:val="standardContextual"/>
-        </w:rPr>
-      </w:pPr>
-      <w:r>
-        <w:t>1.4 Justificativa</w:t>
-      </w:r>
-      <w:r>
-        <w:tab/>
-      </w:r>
-      <w:r>
-        <w:fldChar w:fldCharType="begin"/>
-      </w:r>
-      <w:r>
-        <w:instrText xml:space="preserve"> PAGEREF _Toc225803571 \h </w:instrText>
-      </w:r>
-      <w:r>
-        <w:fldChar w:fldCharType="separate"/>
-      </w:r>
-      <w:r>
-        <w:t>2</w:t>
-      </w:r>
-      <w:r>
-        <w:fldChar w:fldCharType="end"/>
-      </w:r>
-    </w:p>
-    <w:p>
-      <w:pPr>
-        <w:pStyle w:val="Sumrio3"/>
-        <w:rPr>
-          <w:rFonts w:asciiTheme="minorHAnsi" w:eastAsiaTheme="minorEastAsia" w:hAnsiTheme="minorHAnsi" w:cstheme="minorBidi"/>
-          <w:kern w:val="2"/>
-          <w:sz w:val="24"/>
-          <w:szCs w:val="24"/>
-          <w14:ligatures w14:val="standardContextual"/>
-        </w:rPr>
-      </w:pPr>
-      <w:r>
-        <w:t>1.5 Delimitação do Escopo</w:t>
-      </w:r>
-      <w:r>
-        <w:tab/>
-      </w:r>
-      <w:r>
-        <w:fldChar w:fldCharType="begin"/>
-      </w:r>
-      <w:r>
-        <w:instrText xml:space="preserve"> PAGEREF _Toc225803572 \h </w:instrText>
-      </w:r>
-      <w:r>
-        <w:fldChar w:fldCharType="separate"/>
-      </w:r>
-      <w:r>
-        <w:t>3</w:t>
-      </w:r>
-      <w:r>
-        <w:fldChar w:fldCharType="end"/>
-      </w:r>
-    </w:p>
-    <w:p>
-      <w:pPr>
-        <w:pStyle w:val="Sumrio3"/>
-        <w:rPr>
-          <w:rFonts w:asciiTheme="minorHAnsi" w:eastAsiaTheme="minorEastAsia" w:hAnsiTheme="minorHAnsi" w:cstheme="minorBidi"/>
-          <w:kern w:val="2"/>
-          <w:sz w:val="24"/>
-          <w:szCs w:val="24"/>
-          <w14:ligatures w14:val="standardContextual"/>
-        </w:rPr>
-      </w:pPr>
-      <w:r>
-        <w:t>1.6 Procedimentos Metodológicos</w:t>
-      </w:r>
-      <w:r>
-        <w:tab/>
-      </w:r>
-      <w:r>
-        <w:fldChar w:fldCharType="begin"/>
-      </w:r>
-      <w:r>
-        <w:instrText xml:space="preserve"> PAGEREF _Toc225803573 \h </w:instrText>
-      </w:r>
-      <w:r>
-        <w:fldChar w:fldCharType="separate"/>
-      </w:r>
-      <w:r>
-        <w:t>4</w:t>
-      </w:r>
-      <w:r>
-        <w:fldChar w:fldCharType="end"/>
-      </w:r>
-    </w:p>
-    <w:p>
-      <w:pPr>
-        <w:pStyle w:val="Sumrio3"/>
-        <w:rPr>
-          <w:rFonts w:asciiTheme="minorHAnsi" w:eastAsiaTheme="minorEastAsia" w:hAnsiTheme="minorHAnsi" w:cstheme="minorBidi"/>
-          <w:kern w:val="2"/>
-          <w:sz w:val="24"/>
-          <w:szCs w:val="24"/>
-          <w14:ligatures w14:val="standardContextual"/>
-        </w:rPr>
-      </w:pPr>
-      <w:r>
-        <w:t>1.7 Estrutura do Trabalho</w:t>
-      </w:r>
-      <w:r>
-        <w:tab/>
-      </w:r>
-      <w:r>
-        <w:fldChar w:fldCharType="begin"/>
-      </w:r>
-      <w:r>
-        <w:instrText xml:space="preserve"> PAGEREF _Toc225803574 \h </w:instrText>
-      </w:r>
-      <w:r>
-        <w:fldChar w:fldCharType="separate"/>
-      </w:r>
-      <w:r>
-        <w:t>5</w:t>
-      </w:r>
-      <w:r>
-        <w:fldChar w:fldCharType="end"/>
-      </w:r>
-    </w:p>
-    <w:p>
-      <w:pPr>
-        <w:pStyle w:val="Sumrio2"/>
-        <w:rPr>
-          <w:rFonts w:asciiTheme="minorHAnsi" w:eastAsiaTheme="minorEastAsia" w:hAnsiTheme="minorHAnsi" w:cstheme="minorBidi"/>
-          <w:b w:val="0"/>
-          <w:smallCaps w:val="0"/>
-          <w:kern w:val="2"/>
-          <w:sz w:val="24"/>
-          <w:szCs w:val="24"/>
-          <w14:ligatures w14:val="standardContextual"/>
-        </w:rPr>
-      </w:pPr>
-      <w:r>
-        <w:t>2 Fundamentação teórica</w:t>
-      </w:r>
-      <w:r>
-        <w:tab/>
-      </w:r>
-      <w:r>
-        <w:fldChar w:fldCharType="begin"/>
-      </w:r>
-      <w:r>
-        <w:instrText xml:space="preserve"> PAGEREF _Toc225803575 \h </w:instrText>
-      </w:r>
-      <w:r>
-        <w:fldChar w:fldCharType="separate"/>
-      </w:r>
-      <w:r>
-        <w:t>6</w:t>
-      </w:r>
-      <w:r>
-        <w:fldChar w:fldCharType="end"/>
-      </w:r>
-    </w:p>
-    <w:p>
-      <w:pPr>
-        <w:pStyle w:val="Sumrio3"/>
-        <w:rPr>
-          <w:rFonts w:asciiTheme="minorHAnsi" w:eastAsiaTheme="minorEastAsia" w:hAnsiTheme="minorHAnsi" w:cstheme="minorBidi"/>
-          <w:kern w:val="2"/>
-          <w:sz w:val="24"/>
-          <w:szCs w:val="24"/>
-          <w14:ligatures w14:val="standardContextual"/>
-        </w:rPr>
-      </w:pPr>
-      <w:r>
-        <w:t>2.1 Representação Musical Digital</w:t>
-      </w:r>
-      <w:r>
-        <w:tab/>
-      </w:r>
-      <w:r>
-        <w:fldChar w:fldCharType="begin"/>
-      </w:r>
-      <w:r>
-        <w:instrText xml:space="preserve"> PAGEREF _Toc225803576 \h </w:instrText>
-      </w:r>
-      <w:r>
-        <w:fldChar w:fldCharType="separate"/>
-      </w:r>
-      <w:r>
-        <w:t>6</w:t>
-      </w:r>
-      <w:r>
-        <w:fldChar w:fldCharType="end"/>
-      </w:r>
-    </w:p>
-    <w:p>
-      <w:pPr>
-        <w:pStyle w:val="Sumrio4"/>
-        <w:rPr>
-          <w:rFonts w:asciiTheme="minorHAnsi" w:eastAsiaTheme="minorEastAsia" w:hAnsiTheme="minorHAnsi" w:cstheme="minorBidi"/>
-          <w:i w:val="0"/>
-          <w:kern w:val="2"/>
-          <w:szCs w:val="24"/>
-          <w14:ligatures w14:val="standardContextual"/>
-        </w:rPr>
-      </w:pPr>
-      <w:r>
-        <w:t>2.1.1 Formato MusicXML</w:t>
-      </w:r>
-      <w:r>
-        <w:tab/>
-      </w:r>
-      <w:r>
-        <w:fldChar w:fldCharType="begin"/>
-      </w:r>
-      <w:r>
-        <w:instrText xml:space="preserve"> PAGEREF _Toc225803577 \h </w:instrText>
-      </w:r>
-      <w:r>
-        <w:fldChar w:fldCharType="separate"/>
-      </w:r>
-      <w:r>
-        <w:t>6</w:t>
-      </w:r>
-      <w:r>
-        <w:fldChar w:fldCharType="end"/>
-      </w:r>
-    </w:p>
-    <w:p>
-      <w:pPr>
-        <w:pStyle w:val="Sumrio3"/>
-        <w:rPr>
-          <w:rFonts w:asciiTheme="minorHAnsi" w:eastAsiaTheme="minorEastAsia" w:hAnsiTheme="minorHAnsi" w:cstheme="minorBidi"/>
-          <w:kern w:val="2"/>
-          <w:sz w:val="24"/>
-          <w:szCs w:val="24"/>
-          <w14:ligatures w14:val="standardContextual"/>
-        </w:rPr>
-      </w:pPr>
-      <w:r>
-        <w:t>2.2 Padrões Melódicos</w:t>
-      </w:r>
-      <w:r>
-        <w:tab/>
-      </w:r>
-      <w:r>
-        <w:fldChar w:fldCharType="begin"/>
-      </w:r>
-      <w:r>
-        <w:instrText xml:space="preserve"> PAGEREF _Toc225803578 \h </w:instrText>
-      </w:r>
-      <w:r>
-        <w:fldChar w:fldCharType="separate"/>
-      </w:r>
-      <w:r>
-        <w:t>7</w:t>
-      </w:r>
-      <w:r>
-        <w:fldChar w:fldCharType="end"/>
-      </w:r>
-    </w:p>
-    <w:p>
-      <w:pPr>
-        <w:pStyle w:val="Sumrio4"/>
-        <w:rPr>
-          <w:rFonts w:asciiTheme="minorHAnsi" w:eastAsiaTheme="minorEastAsia" w:hAnsiTheme="minorHAnsi" w:cstheme="minorBidi"/>
-          <w:i w:val="0"/>
-          <w:kern w:val="2"/>
-          <w:szCs w:val="24"/>
-          <w14:ligatures w14:val="standardContextual"/>
-        </w:rPr>
-      </w:pPr>
-      <w:r>
-        <w:t>2.2.1 Definição de padrões musicais</w:t>
-      </w:r>
-      <w:r>
-        <w:tab/>
-      </w:r>
-      <w:r>
-        <w:fldChar w:fldCharType="begin"/>
-      </w:r>
-      <w:r>
-        <w:instrText xml:space="preserve"> PAGEREF _Toc225803579 \h </w:instrText>
-      </w:r>
-      <w:r>
-        <w:fldChar w:fldCharType="separate"/>
-      </w:r>
-      <w:r>
-        <w:t>7</w:t>
-      </w:r>
-      <w:r>
-        <w:fldChar w:fldCharType="end"/>
-      </w:r>
-    </w:p>
-    <w:p>
-      <w:pPr>
-        <w:pStyle w:val="Sumrio3"/>
-        <w:rPr>
-          <w:rFonts w:asciiTheme="minorHAnsi" w:eastAsiaTheme="minorEastAsia" w:hAnsiTheme="minorHAnsi" w:cstheme="minorBidi"/>
-          <w:kern w:val="2"/>
-          <w:sz w:val="24"/>
-          <w:szCs w:val="24"/>
-          <w14:ligatures w14:val="standardContextual"/>
-        </w:rPr>
-      </w:pPr>
-      <w:r>
-        <w:t>2.3 Representação Intervalar</w:t>
-      </w:r>
-      <w:r>
-        <w:tab/>
-      </w:r>
-      <w:r>
-        <w:fldChar w:fldCharType="begin"/>
-      </w:r>
-      <w:r>
-        <w:instrText xml:space="preserve"> PAGEREF _Toc225803580 \h </w:instrText>
-      </w:r>
-      <w:r>
-        <w:fldChar w:fldCharType="separate"/>
-      </w:r>
-      <w:r>
-        <w:t>7</w:t>
-      </w:r>
-      <w:r>
-        <w:fldChar w:fldCharType="end"/>
-      </w:r>
-    </w:p>
-    <w:p>
-      <w:pPr>
-        <w:pStyle w:val="Sumrio4"/>
-        <w:rPr>
-          <w:rFonts w:asciiTheme="minorHAnsi" w:eastAsiaTheme="minorEastAsia" w:hAnsiTheme="minorHAnsi" w:cstheme="minorBidi"/>
-          <w:i w:val="0"/>
-          <w:kern w:val="2"/>
-          <w:szCs w:val="24"/>
-          <w14:ligatures w14:val="standardContextual"/>
-        </w:rPr>
-      </w:pPr>
-      <w:r>
-        <w:t>2.3.1 Intervalos melódicos</w:t>
-      </w:r>
-      <w:r>
-        <w:tab/>
-      </w:r>
-      <w:r>
-        <w:fldChar w:fldCharType="begin"/>
-      </w:r>
-      <w:r>
-        <w:instrText xml:space="preserve"> PAGEREF _Toc225803581 \h </w:instrText>
-      </w:r>
-      <w:r>
-        <w:fldChar w:fldCharType="separate"/>
-      </w:r>
-      <w:r>
-        <w:t>8</w:t>
-      </w:r>
-      <w:r>
-        <w:fldChar w:fldCharType="end"/>
-      </w:r>
-    </w:p>
-    <w:p>
-      <w:pPr>
-        <w:pStyle w:val="Sumrio3"/>
-        <w:rPr>
-          <w:rFonts w:asciiTheme="minorHAnsi" w:eastAsiaTheme="minorEastAsia" w:hAnsiTheme="minorHAnsi" w:cstheme="minorBidi"/>
-          <w:kern w:val="2"/>
-          <w:sz w:val="24"/>
-          <w:szCs w:val="24"/>
-          <w14:ligatures w14:val="standardContextual"/>
-        </w:rPr>
-      </w:pPr>
-      <w:r>
-        <w:t>2.4 Contorno Melódico</w:t>
-      </w:r>
-      <w:r>
-        <w:tab/>
-      </w:r>
-      <w:r>
-        <w:fldChar w:fldCharType="begin"/>
-      </w:r>
-      <w:r>
-        <w:instrText xml:space="preserve"> PAGEREF _Toc225803582 \h </w:instrText>
-      </w:r>
-      <w:r>
-        <w:fldChar w:fldCharType="separate"/>
-      </w:r>
-      <w:r>
-        <w:t>8</w:t>
-      </w:r>
-      <w:r>
-        <w:fldChar w:fldCharType="end"/>
-      </w:r>
-    </w:p>
-    <w:p>
-      <w:pPr>
-        <w:pStyle w:val="Sumrio4"/>
-        <w:rPr>
-          <w:rFonts w:asciiTheme="minorHAnsi" w:eastAsiaTheme="minorEastAsia" w:hAnsiTheme="minorHAnsi" w:cstheme="minorBidi"/>
-          <w:i w:val="0"/>
-          <w:kern w:val="2"/>
-          <w:szCs w:val="24"/>
-          <w14:ligatures w14:val="standardContextual"/>
-        </w:rPr>
-      </w:pPr>
-      <w:r>
-        <w:t>2.4.1 Representação direcional</w:t>
-      </w:r>
-      <w:r>
-        <w:tab/>
-      </w:r>
-      <w:r>
-        <w:fldChar w:fldCharType="begin"/>
-      </w:r>
-      <w:r>
-        <w:instrText xml:space="preserve"> PAGEREF _Toc225803583 \h </w:instrText>
-      </w:r>
-      <w:r>
-        <w:fldChar w:fldCharType="separate"/>
-      </w:r>
-      <w:r>
-        <w:t>8</w:t>
-      </w:r>
-      <w:r>
-        <w:fldChar w:fldCharType="end"/>
-      </w:r>
-    </w:p>
-    <w:p>
-      <w:pPr>
-        <w:pStyle w:val="Sumrio3"/>
-        <w:rPr>
-          <w:rFonts w:asciiTheme="minorHAnsi" w:eastAsiaTheme="minorEastAsia" w:hAnsiTheme="minorHAnsi" w:cstheme="minorBidi"/>
-          <w:kern w:val="2"/>
-          <w:sz w:val="24"/>
-          <w:szCs w:val="24"/>
-          <w14:ligatures w14:val="standardContextual"/>
-        </w:rPr>
-      </w:pPr>
-      <w:r>
-        <w:t>2.5 Trabalhos Relacionados</w:t>
-      </w:r>
-      <w:r>
-        <w:tab/>
-      </w:r>
-      <w:r>
-        <w:fldChar w:fldCharType="begin"/>
-      </w:r>
-      <w:r>
-        <w:instrText xml:space="preserve"> PAGEREF _Toc225803584 \h </w:instrText>
-      </w:r>
-      <w:r>
-        <w:fldChar w:fldCharType="separate"/>
-      </w:r>
-      <w:r>
-        <w:t>9</w:t>
-      </w:r>
-      <w:r>
-        <w:fldChar w:fldCharType="end"/>
-      </w:r>
-    </w:p>
-    <w:p>
-      <w:pPr>
-        <w:pStyle w:val="Sumrio2"/>
-        <w:rPr>
-          <w:rFonts w:asciiTheme="minorHAnsi" w:eastAsiaTheme="minorEastAsia" w:hAnsiTheme="minorHAnsi" w:cstheme="minorBidi"/>
-          <w:b w:val="0"/>
-          <w:smallCaps w:val="0"/>
-          <w:kern w:val="2"/>
-          <w:sz w:val="24"/>
-          <w:szCs w:val="24"/>
-          <w14:ligatures w14:val="standardContextual"/>
-        </w:rPr>
-      </w:pPr>
-      <w:r>
-        <w:t>3 PROCEDIMENTOS METODOLÓGICOS</w:t>
-      </w:r>
-      <w:r>
-        <w:tab/>
-      </w:r>
-      <w:r>
-        <w:fldChar w:fldCharType="begin"/>
-      </w:r>
-      <w:r>
-        <w:instrText xml:space="preserve"> PAGEREF _Toc225803585 \h </w:instrText>
-      </w:r>
-      <w:r>
-        <w:fldChar w:fldCharType="separate"/>
-      </w:r>
-      <w:r>
-        <w:t>10</w:t>
-      </w:r>
-      <w:r>
-        <w:fldChar w:fldCharType="end"/>
-      </w:r>
-    </w:p>
-    <w:p>
-      <w:pPr>
-        <w:pStyle w:val="Sumrio3"/>
-        <w:rPr>
-          <w:rFonts w:asciiTheme="minorHAnsi" w:eastAsiaTheme="minorEastAsia" w:hAnsiTheme="minorHAnsi" w:cstheme="minorBidi"/>
-          <w:kern w:val="2"/>
-          <w:sz w:val="24"/>
-          <w:szCs w:val="24"/>
-          <w14:ligatures w14:val="standardContextual"/>
-        </w:rPr>
-      </w:pPr>
-      <w:r>
-        <w:t>3.1 Caracterização da pesquisa</w:t>
-      </w:r>
-      <w:r>
-        <w:tab/>
-      </w:r>
-      <w:r>
-        <w:fldChar w:fldCharType="begin"/>
-      </w:r>
-      <w:r>
-        <w:instrText xml:space="preserve"> PAGEREF _Toc225803586 \h </w:instrText>
-      </w:r>
-      <w:r>
-        <w:fldChar w:fldCharType="separate"/>
-      </w:r>
-      <w:r>
-        <w:t>10</w:t>
-      </w:r>
-      <w:r>
-        <w:fldChar w:fldCharType="end"/>
-      </w:r>
-    </w:p>
-    <w:p>
-      <w:pPr>
-        <w:pStyle w:val="Sumrio3"/>
-        <w:rPr>
-          <w:rFonts w:asciiTheme="minorHAnsi" w:eastAsiaTheme="minorEastAsia" w:hAnsiTheme="minorHAnsi" w:cstheme="minorBidi"/>
-          <w:kern w:val="2"/>
-          <w:sz w:val="24"/>
-          <w:szCs w:val="24"/>
-          <w14:ligatures w14:val="standardContextual"/>
-        </w:rPr>
-      </w:pPr>
-      <w:r>
-        <w:t>3.2 Corpus de análise</w:t>
-      </w:r>
-      <w:r>
-        <w:tab/>
-      </w:r>
-      <w:r>
-        <w:fldChar w:fldCharType="begin"/>
-      </w:r>
-      <w:r>
-        <w:instrText xml:space="preserve"> PAGEREF _Toc225803587 \h </w:instrText>
-      </w:r>
-      <w:r>
-        <w:fldChar w:fldCharType="separate"/>
-      </w:r>
-      <w:r>
-        <w:t>10</w:t>
-      </w:r>
-      <w:r>
-        <w:fldChar w:fldCharType="end"/>
-      </w:r>
-    </w:p>
-    <w:p>
-      <w:pPr>
-        <w:pStyle w:val="Sumrio3"/>
-        <w:rPr>
-          <w:rFonts w:asciiTheme="minorHAnsi" w:eastAsiaTheme="minorEastAsia" w:hAnsiTheme="minorHAnsi" w:cstheme="minorBidi"/>
-          <w:kern w:val="2"/>
-          <w:sz w:val="24"/>
-          <w:szCs w:val="24"/>
-          <w14:ligatures w14:val="standardContextual"/>
-        </w:rPr>
-      </w:pPr>
-      <w:r>
-        <w:t>3.3 Extração da melodia</w:t>
-      </w:r>
-      <w:r>
-        <w:tab/>
-      </w:r>
-      <w:r>
-        <w:fldChar w:fldCharType="begin"/>
-      </w:r>
-      <w:r>
-        <w:instrText xml:space="preserve"> PAGEREF _Toc225803588 \h </w:instrText>
-      </w:r>
-      <w:r>
-        <w:fldChar w:fldCharType="separate"/>
-      </w:r>
-      <w:r>
-        <w:t>10</w:t>
-      </w:r>
-      <w:r>
-        <w:fldChar w:fldCharType="end"/>
-      </w:r>
-    </w:p>
-    <w:p>
-      <w:pPr>
-        <w:pStyle w:val="Sumrio3"/>
-        <w:rPr>
-          <w:rFonts w:asciiTheme="minorHAnsi" w:eastAsiaTheme="minorEastAsia" w:hAnsiTheme="minorHAnsi" w:cstheme="minorBidi"/>
-          <w:kern w:val="2"/>
-          <w:sz w:val="24"/>
-          <w:szCs w:val="24"/>
-          <w14:ligatures w14:val="standardContextual"/>
-        </w:rPr>
-      </w:pPr>
-      <w:r>
-        <w:t>3.4 Representação por intervalos</w:t>
-      </w:r>
-      <w:r>
-        <w:tab/>
-      </w:r>
-      <w:r>
-        <w:fldChar w:fldCharType="begin"/>
-      </w:r>
-      <w:r>
-        <w:instrText xml:space="preserve"> PAGEREF _Toc225803589 \h </w:instrText>
-      </w:r>
-      <w:r>
-        <w:fldChar w:fldCharType="separate"/>
-      </w:r>
-      <w:r>
-        <w:t>10</w:t>
-      </w:r>
-      <w:r>
-        <w:fldChar w:fldCharType="end"/>
-      </w:r>
-    </w:p>
-    <w:p>
-      <w:pPr>
-        <w:pStyle w:val="Sumrio3"/>
-        <w:rPr>
-          <w:rFonts w:asciiTheme="minorHAnsi" w:eastAsiaTheme="minorEastAsia" w:hAnsiTheme="minorHAnsi" w:cstheme="minorBidi"/>
-          <w:kern w:val="2"/>
-          <w:sz w:val="24"/>
-          <w:szCs w:val="24"/>
-          <w14:ligatures w14:val="standardContextual"/>
-        </w:rPr>
-      </w:pPr>
-      <w:r>
-        <w:t>3.5 Representação por contorno</w:t>
-      </w:r>
-      <w:r>
-        <w:tab/>
-      </w:r>
-      <w:r>
-        <w:fldChar w:fldCharType="begin"/>
-      </w:r>
-      <w:r>
-        <w:instrText xml:space="preserve"> PAGEREF _Toc225803590 \h </w:instrText>
-      </w:r>
-      <w:r>
-        <w:fldChar w:fldCharType="separate"/>
-      </w:r>
-      <w:r>
-        <w:t>10</w:t>
-      </w:r>
-      <w:r>
-        <w:fldChar w:fldCharType="end"/>
-      </w:r>
-    </w:p>
-    <w:p>
-      <w:pPr>
-        <w:pStyle w:val="Sumrio3"/>
-        <w:rPr>
-          <w:rFonts w:asciiTheme="minorHAnsi" w:eastAsiaTheme="minorEastAsia" w:hAnsiTheme="minorHAnsi" w:cstheme="minorBidi"/>
-          <w:kern w:val="2"/>
-          <w:sz w:val="24"/>
-          <w:szCs w:val="24"/>
-          <w14:ligatures w14:val="standardContextual"/>
-        </w:rPr>
-      </w:pPr>
-      <w:r>
-        <w:t>3.6 Detecção de padrões</w:t>
-      </w:r>
-      <w:r>
-        <w:tab/>
-      </w:r>
-      <w:r>
-        <w:fldChar w:fldCharType="begin"/>
-      </w:r>
-      <w:r>
-        <w:instrText xml:space="preserve"> PAGEREF _Toc225803591 \h </w:instrText>
-      </w:r>
-      <w:r>
-        <w:fldChar w:fldCharType="separate"/>
-      </w:r>
-      <w:r>
-        <w:t>10</w:t>
-      </w:r>
-      <w:r>
-        <w:fldChar w:fldCharType="end"/>
-      </w:r>
-    </w:p>
-    <w:p>
-      <w:pPr>
-        <w:pStyle w:val="Sumrio2"/>
-        <w:rPr>
-          <w:rFonts w:asciiTheme="minorHAnsi" w:eastAsiaTheme="minorEastAsia" w:hAnsiTheme="minorHAnsi" w:cstheme="minorBidi"/>
-          <w:b w:val="0"/>
-          <w:smallCaps w:val="0"/>
-          <w:kern w:val="2"/>
-          <w:sz w:val="24"/>
-          <w:szCs w:val="24"/>
-          <w14:ligatures w14:val="standardContextual"/>
-        </w:rPr>
-      </w:pPr>
-      <w:r>
-        <w:lastRenderedPageBreak/>
-        <w:t>4 CRONOGRAMA</w:t>
-      </w:r>
-      <w:r>
-        <w:tab/>
-      </w:r>
-      <w:r>
-        <w:fldChar w:fldCharType="begin"/>
-      </w:r>
-      <w:r>
-        <w:instrText xml:space="preserve"> PAGEREF _Toc225803592 \h </w:instrText>
-      </w:r>
-      <w:r>
-        <w:fldChar w:fldCharType="separate"/>
-      </w:r>
-      <w:r>
-        <w:t>12</w:t>
-      </w:r>
-      <w:r>
-        <w:fldChar w:fldCharType="end"/>
-      </w:r>
-    </w:p>
-    <w:p>
-      <w:pPr>
-        <w:pStyle w:val="Sumrio2"/>
-        <w:rPr>
-          <w:rFonts w:asciiTheme="minorHAnsi" w:eastAsiaTheme="minorEastAsia" w:hAnsiTheme="minorHAnsi" w:cstheme="minorBidi"/>
-          <w:b w:val="0"/>
-          <w:smallCaps w:val="0"/>
-          <w:kern w:val="2"/>
-          <w:sz w:val="24"/>
-          <w:szCs w:val="24"/>
-          <w14:ligatures w14:val="standardContextual"/>
-        </w:rPr>
-      </w:pPr>
-      <w:r>
-        <w:t>5 ORÇAMENTO</w:t>
-      </w:r>
-      <w:r>
-        <w:tab/>
-      </w:r>
-      <w:r>
-        <w:fldChar w:fldCharType="begin"/>
-      </w:r>
-      <w:r>
-        <w:instrText xml:space="preserve"> PAGEREF _Toc225803593 \h </w:instrText>
-      </w:r>
-      <w:r>
-        <w:fldChar w:fldCharType="separate"/>
-      </w:r>
-      <w:r>
-        <w:t>14</w:t>
-      </w:r>
-      <w:r>
-        <w:fldChar w:fldCharType="end"/>
-      </w:r>
-    </w:p>
-    <w:p>
-      <w:pPr>
-        <w:pStyle w:val="Sumrio1"/>
-        <w:rPr>
-          <w:rFonts w:asciiTheme="minorHAnsi" w:eastAsiaTheme="minorEastAsia" w:hAnsiTheme="minorHAnsi" w:cstheme="minorBidi"/>
-          <w:b w:val="0"/>
-          <w:caps w:val="0"/>
-          <w:kern w:val="2"/>
-          <w:sz w:val="24"/>
-          <w:szCs w:val="24"/>
-          <w14:ligatures w14:val="standardContextual"/>
-        </w:rPr>
-      </w:pPr>
-      <w:r>
-        <w:t>Referências</w:t>
-      </w:r>
-      <w:r>
-        <w:tab/>
-      </w:r>
-      <w:r>
-        <w:fldChar w:fldCharType="begin"/>
-      </w:r>
-      <w:r>
-        <w:instrText xml:space="preserve"> PAGEREF _Toc225803594 \h </w:instrText>
-      </w:r>
-      <w:r>
-        <w:fldChar w:fldCharType="separate"/>
-      </w:r>
-      <w:r>
-        <w:t>15</w:t>
-      </w:r>
-      <w:r>
-        <w:fldChar w:fldCharType="end"/>
-      </w:r>
-    </w:p>
-    <w:p>
-      <w:pPr>
-        <w:pStyle w:val="Sumrio1"/>
-        <w:rPr>
-          <w:rFonts w:asciiTheme="minorHAnsi" w:eastAsiaTheme="minorEastAsia" w:hAnsiTheme="minorHAnsi" w:cstheme="minorBidi"/>
-          <w:b w:val="0"/>
-          <w:caps w:val="0"/>
-          <w:kern w:val="2"/>
-          <w:sz w:val="24"/>
-          <w:szCs w:val="24"/>
-          <w14:ligatures w14:val="standardContextual"/>
-        </w:rPr>
-      </w:pPr>
-      <w:r>
-        <w:t>Apêndices</w:t>
-      </w:r>
-      <w:r>
-        <w:tab/>
-      </w:r>
-      <w:r>
-        <w:fldChar w:fldCharType="begin"/>
-      </w:r>
-      <w:r>
-        <w:instrText xml:space="preserve"> PAGEREF _Toc225803595 \h </w:instrText>
-      </w:r>
-      <w:r>
-        <w:fldChar w:fldCharType="separate"/>
-      </w:r>
-      <w:r>
-        <w:t>16</w:t>
-      </w:r>
-      <w:r>
-        <w:fldChar w:fldCharType="end"/>
-      </w:r>
-    </w:p>
-    <w:p>
-      <w:pPr>
-        <w:pStyle w:val="Sumrio1"/>
-        <w:rPr>
-          <w:rFonts w:asciiTheme="minorHAnsi" w:eastAsiaTheme="minorEastAsia" w:hAnsiTheme="minorHAnsi" w:cstheme="minorBidi"/>
-          <w:b w:val="0"/>
-          <w:caps w:val="0"/>
-          <w:kern w:val="2"/>
-          <w:sz w:val="24"/>
-          <w:szCs w:val="24"/>
-          <w14:ligatures w14:val="standardContextual"/>
-        </w:rPr>
-      </w:pPr>
-      <w:r>
-        <w:t>Anexos</w:t>
-      </w:r>
-      <w:r>
-        <w:tab/>
-      </w:r>
-      <w:r>
-        <w:fldChar w:fldCharType="begin"/>
-      </w:r>
-      <w:r>
-        <w:instrText xml:space="preserve"> PAGEREF _Toc225803596 \h </w:instrText>
-      </w:r>
-      <w:r>
-        <w:fldChar w:fldCharType="separate"/>
-      </w:r>
-      <w:r>
-        <w:t>17</w:t>
-      </w:r>
-      <w:r>
-        <w:fldChar w:fldCharType="end"/>
-      </w:r>
-    </w:p>
-    <w:p>
-      <w:pPr>
-        <w:pStyle w:val="ndice5"/>
-      </w:pPr>
-      <w:r>
-        <w:fldChar w:fldCharType="end"/>
-      </w:r>
-      <w:r>
-        <w:t xml:space="preserve"> </w:t>
-      </w:r>
-    </w:p>
-    <w:p>
-      <w:pPr>
-        <w:pStyle w:val="TE-Normal"/>
-        <w:rPr>
-          <w:highlight w:val="yellow"/>
-        </w:rPr>
-      </w:pPr>
-      <w:r>
-        <w:rPr>
-          <w:highlight w:val="yellow"/>
-        </w:rPr>
-        <w:t>OBS.: Devem aparecer todos os títulos até o nível 3 (ex. 2.1.3.). Antes de cada título principal deve ser incluída uma linha em branco, formatada com o estilo TE-</w:t>
-      </w:r>
-      <w:proofErr w:type="spellStart"/>
-      <w:r>
-        <w:rPr>
-          <w:highlight w:val="yellow"/>
-        </w:rPr>
-        <w:t>AntesTitulo</w:t>
-      </w:r>
-      <w:proofErr w:type="spellEnd"/>
-      <w:r>
-        <w:rPr>
-          <w:highlight w:val="yellow"/>
-        </w:rPr>
-        <w:t>, que será responsável em fazer a quebra de páginas e formatar o espaço antes do título.</w:t>
-      </w:r>
-    </w:p>
-    <w:p>
-      <w:pPr>
-        <w:pStyle w:val="TE-Normal"/>
-        <w:rPr>
-          <w:highlight w:val="yellow"/>
-        </w:rPr>
-      </w:pPr>
-    </w:p>
-    <w:p>
-      <w:pPr>
-        <w:pStyle w:val="TE-Normal"/>
-        <w:rPr>
-          <w:b/>
-          <w:bCs/>
-          <w:highlight w:val="yellow"/>
-        </w:rPr>
-      </w:pPr>
-      <w:r>
-        <w:rPr>
-          <w:b/>
-          <w:bCs/>
-          <w:highlight w:val="yellow"/>
-        </w:rPr>
-        <w:t>PARA ATUALIZAR O SUMÁRIO UTILIZE O BOTÃO DIREITO DO MOUSE –&gt; ATUALIZAR CAMPO -&gt; ATUALIZE ÍNDICE INTEIRO.</w:t>
-      </w:r>
-    </w:p>
-    <w:p>
-      <w:pPr>
-        <w:pStyle w:val="TE-Normal"/>
-        <w:rPr>
-          <w:highlight w:val="yellow"/>
-        </w:rPr>
-      </w:pPr>
-    </w:p>
-    <w:p>
-      <w:pPr>
-        <w:pStyle w:val="TE-Normal"/>
-        <w:rPr>
-          <w:color w:val="FF0000"/>
-        </w:rPr>
-      </w:pPr>
-      <w:r>
-        <w:rPr>
-          <w:color w:val="FF0000"/>
-          <w:highlight w:val="yellow"/>
-        </w:rPr>
-        <w:t xml:space="preserve">A atualização do Sumário deve ser a última coisa a ser feita antes </w:t>
-      </w:r>
-      <w:r>
-        <w:rPr>
-          <w:color w:val="FF0000"/>
-          <w:highlight w:val="yellow"/>
-        </w:rPr>
-        <w:t xml:space="preserve">do envio em </w:t>
-      </w:r>
-      <w:proofErr w:type="spellStart"/>
-      <w:r>
-        <w:rPr>
-          <w:color w:val="FF0000"/>
-          <w:highlight w:val="yellow"/>
-        </w:rPr>
-        <w:t>pdf</w:t>
-      </w:r>
-      <w:proofErr w:type="spellEnd"/>
-      <w:r>
-        <w:rPr>
-          <w:color w:val="FF0000"/>
-          <w:highlight w:val="yellow"/>
-        </w:rPr>
-        <w:t xml:space="preserve"> </w:t>
-      </w:r>
-      <w:r>
-        <w:rPr>
-          <w:color w:val="FF0000"/>
-          <w:highlight w:val="yellow"/>
-        </w:rPr>
-        <w:t>(entrega).</w:t>
-      </w:r>
-    </w:p>
-    <w:p>
-      <w:pPr>
-        <w:pStyle w:val="TE-Resumo"/>
-        <w:rPr>
-          <w:sz w:val="28"/>
-        </w:rPr>
-      </w:pPr>
-    </w:p>
-    <w:p>
-      <w:pPr>
-        <w:pStyle w:val="TE-Normal"/>
-      </w:pPr>
-    </w:p>
-    <w:p>
-      <w:pPr>
-        <w:pStyle w:val="TE-Normal"/>
-        <w:sectPr>
-          <w:headerReference w:type="default" r:id="rId20"/>
-          <w:headerReference w:type="first" r:id="rId21"/>
-          <w:pgSz w:w="11906" w:h="16838" w:code="9"/>
-          <w:pgMar w:top="1701" w:right="1134" w:bottom="1531" w:left="1701" w:header="720" w:footer="720" w:gutter="0"/>
-          <w:pgNumType w:fmt="lowerRoman"/>
-          <w:cols w:space="720"/>
-          <w:noEndnote/>
-          <w:titlePg/>
-        </w:sectPr>
-      </w:pPr>
-    </w:p>
-    <w:p>
-      <w:pPr>
         <w:pStyle w:val="T1-TituloPrimario"/>
       </w:pPr>
-      <w:bookmarkStart w:id="13" w:name="_Toc527721613"/>
-      <w:bookmarkStart w:id="14" w:name="_Toc527793652"/>
-      <w:bookmarkStart w:id="15" w:name="_Toc527795385"/>
-      <w:bookmarkStart w:id="16" w:name="_Toc527798495"/>
-      <w:bookmarkStart w:id="17" w:name="_Toc225803565"/>
+      <w:bookmarkStart w:id="12" w:name="_Toc527721613"/>
+      <w:bookmarkStart w:id="13" w:name="_Toc527793652"/>
+      <w:bookmarkStart w:id="14" w:name="_Toc527795385"/>
+      <w:bookmarkStart w:id="15" w:name="_Toc527798495"/>
+      <w:bookmarkStart w:id="16" w:name="_Toc225850645"/>
       <w:r>
         <w:lastRenderedPageBreak/>
         <w:t>Introdução</w:t>
       </w:r>
+      <w:bookmarkEnd w:id="16"/>
+    </w:p>
+    <w:p>
+      <w:pPr>
+        <w:pStyle w:val="TE-Normal"/>
+      </w:pPr>
+      <w:r>
+        <w:t xml:space="preserve">A análise de estruturas musicais, especialmente no que se refere à identificação de padrões melódicos, desempenha um papel central na compreensão da organização interna das obras e na caracterização de estilos composicionais. No entanto, a identificação desses padrões, quando realizada manualmente, envolve processos interpretativos que podem ser influenciados por subjetividade e demandam esforço significativo (HURON, 2006). </w:t>
+      </w:r>
+    </w:p>
+    <w:p>
+      <w:pPr>
+        <w:pStyle w:val="TE-Normal"/>
+      </w:pPr>
+      <w:r>
+        <w:t>Nesse contexto, surge o interesse pelo uso de abordagens computacionais capazes de representar e analisar sequências musicais de forma sistemática, possibilitando a identificação automática de recorrências estruturais em partituras digitais.</w:t>
+      </w:r>
+    </w:p>
+    <w:p>
+      <w:pPr>
+        <w:pStyle w:val="TE-Normal"/>
+      </w:pPr>
+      <w:r>
+        <w:t>Nesse cenário, este trabalho propõe o desenvolvimento de um protótipo computacional voltado à identificação de padrões melódicos recorrentes, utilizando representações estruturais baseadas em intervalos e contorno melódico, com o objetivo de investigar a viabilidade dessa abordagem em um contexto de análise musical simbólica.</w:t>
+      </w:r>
+    </w:p>
+    <w:p>
+      <w:pPr>
+        <w:pStyle w:val="T2-TituloSecundario"/>
+      </w:pPr>
+      <w:bookmarkStart w:id="17" w:name="_Toc225850646"/>
+      <w:r>
+        <w:t>Contextualização</w:t>
+      </w:r>
       <w:bookmarkEnd w:id="17"/>
     </w:p>
     <w:p>
       <w:pPr>
+        <w:pStyle w:val="TE-Normal"/>
+      </w:pPr>
+      <w:r>
+        <w:t xml:space="preserve">A crescente digitalização de conteúdos musicais tem possibilitado o desenvolvimento de ferramentas computacionais voltadas à análise musical. Nesse contexto, a representação simbólica da música, por meio de formatos como o </w:t>
+      </w:r>
+      <w:proofErr w:type="spellStart"/>
+      <w:r>
+        <w:t>MusicXML</w:t>
+      </w:r>
+      <w:proofErr w:type="spellEnd"/>
+      <w:r>
+        <w:t>, permite a manipulação estruturada de elementos musicais, como notas, intervalos e frases melódicas.</w:t>
+      </w:r>
+    </w:p>
+    <w:p>
+      <w:pPr>
+        <w:pStyle w:val="TE-Normal"/>
+      </w:pPr>
+      <w:r>
+        <w:lastRenderedPageBreak/>
+        <w:t>Paralelamente, a análise musical desempenha um papel importante na compreensão da organização interna das obras, especialmente no que se refere à identificação de padrões recorrentes. No entanto, esse processo é tradicionalmente realizado de forma manual, exigindo tempo e conhecimento especializado.</w:t>
+      </w:r>
+    </w:p>
+    <w:p>
+      <w:pPr>
+        <w:pStyle w:val="TE-Normal"/>
+      </w:pPr>
+      <w:r>
+        <w:t>Diante desse cenário, surge a necessidade de explorar abordagens computacionais que auxiliem na identificação automática de padrões melódicos, contribuindo para a análise musical assistida por computador.</w:t>
+      </w:r>
+    </w:p>
+    <w:p>
+      <w:pPr>
         <w:pStyle w:val="T2-TituloSecundario"/>
       </w:pPr>
-      <w:bookmarkStart w:id="18" w:name="_Toc225803566"/>
-      <w:r>
-        <w:t>Contextualização</w:t>
+      <w:bookmarkStart w:id="18" w:name="_Toc225850647"/>
+      <w:r>
+        <w:t>De</w:t>
+      </w:r>
+      <w:r>
+        <w:t>limitação</w:t>
+      </w:r>
+      <w:r>
+        <w:t xml:space="preserve"> do problema</w:t>
       </w:r>
       <w:bookmarkEnd w:id="18"/>
     </w:p>
@@ -3778,33 +2605,6 @@
         <w:pStyle w:val="TE-Normal"/>
       </w:pPr>
       <w:r>
-        <w:rPr>
-          <w:highlight w:val="yellow"/>
-        </w:rPr>
-        <w:t>Texto a definir</w:t>
-      </w:r>
-    </w:p>
-    <w:p>
-      <w:pPr>
-        <w:pStyle w:val="T2-TituloSecundario"/>
-      </w:pPr>
-      <w:bookmarkStart w:id="19" w:name="_Toc225803567"/>
-      <w:r>
-        <w:t>De</w:t>
-      </w:r>
-      <w:r>
-        <w:t>limitação</w:t>
-      </w:r>
-      <w:r>
-        <w:t xml:space="preserve"> do problema</w:t>
-      </w:r>
-      <w:bookmarkEnd w:id="19"/>
-    </w:p>
-    <w:p>
-      <w:pPr>
-        <w:pStyle w:val="TE-Normal"/>
-      </w:pPr>
-      <w:r>
         <w:t>A identificação de padrões melódicos é uma prática importante na análise musical, pois permite compreender estruturas recorrentes que contribuem para a organização de uma obra. Tradicionalmente, essa tarefa é realizada manualmente, o que pode tornar o processo demorado e sujeito a interpretações subjetivas (HURON, 2006).</w:t>
       </w:r>
     </w:p>
@@ -3816,50 +2616,15 @@
         <w:t xml:space="preserve">Nesse contexto, observa-se a necessidade de métodos que auxiliem na análise musical de forma mais sistemática e automatizada, especialmente com o avanço das pesquisas na área de análise musical assistida por computador e </w:t>
       </w:r>
       <w:r>
-        <w:t>MIR (</w:t>
+        <w:t>MIR</w:t>
       </w:r>
       <w:r>
         <w:rPr>
           <w:i/>
           <w:iCs/>
         </w:rPr>
-        <w:t xml:space="preserve">Music </w:t>
-      </w:r>
-      <w:proofErr w:type="spellStart"/>
-      <w:r>
-        <w:rPr>
-          <w:i/>
-          <w:iCs/>
-        </w:rPr>
-        <w:t>Information</w:t>
-      </w:r>
-      <w:proofErr w:type="spellEnd"/>
-      <w:r>
-        <w:rPr>
-          <w:i/>
-          <w:iCs/>
-        </w:rPr>
         <w:t xml:space="preserve"> </w:t>
       </w:r>
-      <w:proofErr w:type="spellStart"/>
-      <w:r>
-        <w:rPr>
-          <w:i/>
-          <w:iCs/>
-        </w:rPr>
-        <w:t>Retrieval</w:t>
-      </w:r>
-      <w:proofErr w:type="spellEnd"/>
-      <w:r>
-        <w:t>)</w:t>
-      </w:r>
-      <w:r>
-        <w:rPr>
-          <w:i/>
-          <w:iCs/>
-        </w:rPr>
-        <w:t xml:space="preserve"> </w:t>
-      </w:r>
       <w:r>
         <w:t>(DOWNIE, 2003).</w:t>
       </w:r>
@@ -3869,41 +2634,32 @@
         <w:pStyle w:val="TE-Normal"/>
       </w:pPr>
       <w:r>
-        <w:t>Diante desse cenário, surge a seguinte questão de pesquisa:</w:t>
-      </w:r>
-      <w:r>
-        <w:t xml:space="preserve"> “</w:t>
-      </w:r>
-      <w:r>
-        <w:t>Como identificar automaticamente padrões melódicos recorrentes em partituras digitais por meio de técnicas computacionais?</w:t>
-      </w:r>
-      <w:r>
-        <w:t>”.</w:t>
+        <w:t>Diante desse cenário, surge a seguinte questão de pesquisa: “Como identificar automaticamente padrões melódicos recorrentes em partituras digitais por meio de técnicas computacionais?”.</w:t>
       </w:r>
     </w:p>
     <w:p>
       <w:pPr>
         <w:pStyle w:val="T2-TituloSecundario"/>
       </w:pPr>
-      <w:bookmarkStart w:id="20" w:name="_Toc225803568"/>
+      <w:bookmarkStart w:id="19" w:name="_Toc225850648"/>
       <w:r>
         <w:t>Objetivo</w:t>
       </w:r>
       <w:r>
         <w:t>s</w:t>
       </w:r>
-      <w:bookmarkEnd w:id="20"/>
+      <w:bookmarkEnd w:id="19"/>
     </w:p>
     <w:p>
       <w:pPr>
         <w:pStyle w:val="T3-TituloTerciario"/>
         <w:ind w:left="0"/>
       </w:pPr>
-      <w:bookmarkStart w:id="21" w:name="_Toc225803569"/>
+      <w:bookmarkStart w:id="20" w:name="_Toc225850649"/>
       <w:r>
         <w:t>Objetivo geral</w:t>
       </w:r>
-      <w:bookmarkEnd w:id="21"/>
+      <w:bookmarkEnd w:id="20"/>
     </w:p>
     <w:p>
       <w:pPr>
@@ -3932,12 +2688,11 @@
         <w:pStyle w:val="T3-TituloTerciario"/>
         <w:ind w:left="0"/>
       </w:pPr>
-      <w:bookmarkStart w:id="22" w:name="_Toc225803570"/>
-      <w:r>
-        <w:lastRenderedPageBreak/>
+      <w:bookmarkStart w:id="21" w:name="_Toc225850650"/>
+      <w:r>
         <w:t>Objetivos específicos</w:t>
       </w:r>
-      <w:bookmarkEnd w:id="22"/>
+      <w:bookmarkEnd w:id="21"/>
     </w:p>
     <w:p>
       <w:pPr>
@@ -3978,6 +2733,7 @@
         <w:ind w:left="1369"/>
       </w:pPr>
       <w:r>
+        <w:lastRenderedPageBreak/>
         <w:t>Converter as sequências de notas em representações estruturais baseadas em intervalos melódicos</w:t>
       </w:r>
       <w:r>
@@ -4054,10 +2810,67 @@
       <w:pPr>
         <w:pStyle w:val="T2-TituloSecundario"/>
       </w:pPr>
-      <w:bookmarkStart w:id="23" w:name="_Toc225803571"/>
+      <w:bookmarkStart w:id="22" w:name="_Toc225850651"/>
       <w:r>
         <w:t>Justificativa</w:t>
       </w:r>
+      <w:bookmarkEnd w:id="22"/>
+    </w:p>
+    <w:p>
+      <w:pPr>
+        <w:pStyle w:val="TE-Normal"/>
+      </w:pPr>
+      <w:r>
+        <w:t>A identificação de padrões melódicos é uma prática fundamental na análise musical, pois permite compreender a organização interna das obras, a recorrência de motivos e características estilísticas de um compositor (HURON, 2006). Tradicionalmente, esse processo é realizado manualmente, exigindo tempo e conhecimento especializado, além de estar sujeito a interpretações subjetivas.</w:t>
+      </w:r>
+    </w:p>
+    <w:p>
+      <w:pPr>
+        <w:pStyle w:val="TE-Normal"/>
+      </w:pPr>
+      <w:r>
+        <w:t xml:space="preserve">Com o avanço da análise musical computacional, tornou-se possível utilizar técnicas de processamento simbólico para auxiliar na identificação automática de estruturas musicais. Nesse contexto, destaca-se o crescimento da área de </w:t>
+      </w:r>
+      <w:r>
+        <w:t>MIR</w:t>
+      </w:r>
+      <w:r>
+        <w:t>, que investiga métodos para extração e análise de informações musicais a partir de dados digitais (DOWNIE, 2003).</w:t>
+      </w:r>
+    </w:p>
+    <w:p>
+      <w:pPr>
+        <w:pStyle w:val="TE-Normal"/>
+      </w:pPr>
+      <w:r>
+        <w:t>Entretanto, muitas abordagens existentes utilizam algoritmos complexos, frequentemente baseados em técnicas avançadas de mineração de dados e aprendizado de máquina (MEREDITH, 2016), o que pode dificultar sua aplicação em contextos acadêmicos introdutórios ou em estudos exploratórios.</w:t>
+      </w:r>
+    </w:p>
+    <w:p>
+      <w:pPr>
+        <w:pStyle w:val="TE-Normal"/>
+      </w:pPr>
+      <w:r>
+        <w:t>Nesse sentido, justifica-se o desenvolvimento de um protótipo capaz de identificar padrões melódicos recorrentes em partituras digitais, utilizando representações estruturais baseadas em intervalos e contorno melódico, conceitos amplamente utilizados na análise musical computacional (MEREDITH, 2016).</w:t>
+      </w:r>
+    </w:p>
+    <w:p>
+      <w:pPr>
+        <w:pStyle w:val="TE-Normal"/>
+      </w:pPr>
+      <w:r>
+        <w:lastRenderedPageBreak/>
+        <w:t>A proposta busca demonstrar que, mesmo com técnicas computacionais relativamente simples, é possível obter resultados úteis para a análise musical, contribuindo para estudos na área de análise musical assistida por computador.</w:t>
+      </w:r>
+    </w:p>
+    <w:p>
+      <w:pPr>
+        <w:pStyle w:val="T2-TituloSecundario"/>
+      </w:pPr>
+      <w:bookmarkStart w:id="23" w:name="_Toc225850652"/>
+      <w:r>
+        <w:t>Delimitação do Escopo</w:t>
+      </w:r>
       <w:bookmarkEnd w:id="23"/>
     </w:p>
     <w:p>
@@ -4065,66 +2878,6 @@
         <w:pStyle w:val="TE-Normal"/>
       </w:pPr>
       <w:r>
-        <w:t>A identificação de padrões melódicos é uma prática fundamental na análise musical, pois permite compreender a organização interna das obras, a recorrência de motivos e características estilísticas de um compositor (HURON, 2006). Tradicionalmente, esse processo é realizado manualmente, exigindo tempo e conhecimento especializado, além de estar sujeito a interpretações subjetivas.</w:t>
-      </w:r>
-    </w:p>
-    <w:p>
-      <w:pPr>
-        <w:pStyle w:val="TE-Normal"/>
-      </w:pPr>
-      <w:r>
-        <w:t xml:space="preserve">Com o avanço da análise musical computacional, tornou-se possível utilizar técnicas de processamento simbólico para auxiliar na identificação automática de estruturas musicais. Nesse contexto, destaca-se o crescimento da área de </w:t>
-      </w:r>
-      <w:r>
-        <w:t>MIR</w:t>
-      </w:r>
-      <w:r>
-        <w:t>, que investiga métodos para extração e análise de informações musicais a partir de dados digitais (DOWNIE, 2003).</w:t>
-      </w:r>
-    </w:p>
-    <w:p>
-      <w:pPr>
-        <w:pStyle w:val="TE-Normal"/>
-      </w:pPr>
-      <w:r>
-        <w:t>Entretanto, muitas abordagens existentes utilizam algoritmos complexos, frequentemente baseados em técnicas avançadas de mineração de dados e aprendizado de máquina (MEREDITH, 2016), o que pode dificultar sua aplicação em contextos acadêmicos introdutórios ou em estudos exploratórios.</w:t>
-      </w:r>
-    </w:p>
-    <w:p>
-      <w:pPr>
-        <w:pStyle w:val="TE-Normal"/>
-      </w:pPr>
-      <w:r>
-        <w:t xml:space="preserve">Nesse sentido, justifica-se o desenvolvimento de um protótipo capaz de identificar padrões melódicos recorrentes em partituras digitais, utilizando </w:t>
-      </w:r>
-      <w:r>
-        <w:lastRenderedPageBreak/>
-        <w:t>representações estruturais baseadas em intervalos e contorno melódico, conceitos amplamente utilizados na análise musical computacional (MEREDITH, 2016).</w:t>
-      </w:r>
-    </w:p>
-    <w:p>
-      <w:pPr>
-        <w:pStyle w:val="TE-Normal"/>
-      </w:pPr>
-      <w:r>
-        <w:t>A proposta busca demonstrar que, mesmo com técnicas computacionais relativamente simples, é possível obter resultados úteis para a análise musical, contribuindo para estudos na área de análise musical assistida por computador.</w:t>
-      </w:r>
-    </w:p>
-    <w:p>
-      <w:pPr>
-        <w:pStyle w:val="T2-TituloSecundario"/>
-      </w:pPr>
-      <w:bookmarkStart w:id="24" w:name="_Toc225803572"/>
-      <w:r>
-        <w:t>Delimitação do Escopo</w:t>
-      </w:r>
-      <w:bookmarkEnd w:id="24"/>
-    </w:p>
-    <w:p>
-      <w:pPr>
-        <w:pStyle w:val="TE-Normal"/>
-      </w:pPr>
-      <w:r>
         <w:t>Este trabalho se limita à identificação de padrões melódicos recorrentes em partituras digitais, não contemplando análise harmônica, rítmica ou estrutural completa das obras.</w:t>
       </w:r>
     </w:p>
@@ -4171,10 +2924,7 @@
         <w:pStyle w:val="TE-Normal"/>
       </w:pPr>
       <w:r>
-        <w:t>O objetivo do trabalho não é realizar uma análise musicológica abrangente, mas demonstrar a viabilidade de uma abordagem computacional simples para identificação automática de padrões melódicos</w:t>
-      </w:r>
-      <w:r>
-        <w:t>.</w:t>
+        <w:t>O objetivo do trabalho não é realizar uma análise musicológica abrangente, mas demonstrar a viabilidade de uma abordagem computacional simples para identificação automática de padrões melódicos.</w:t>
       </w:r>
     </w:p>
     <w:p/>
@@ -4187,8 +2937,8 @@
       <w:pPr>
         <w:pStyle w:val="TE-Normal"/>
         <w:sectPr>
-          <w:headerReference w:type="default" r:id="rId22"/>
-          <w:headerReference w:type="first" r:id="rId23"/>
+          <w:headerReference w:type="default" r:id="rId20"/>
+          <w:headerReference w:type="first" r:id="rId21"/>
           <w:pgSz w:w="11906" w:h="16838" w:code="9"/>
           <w:pgMar w:top="1701" w:right="1134" w:bottom="1531" w:left="1701" w:header="720" w:footer="720" w:gutter="0"/>
           <w:pgNumType w:start="1"/>
@@ -4206,7 +2956,7 @@
         <w:lastRenderedPageBreak/>
         <w:t xml:space="preserve"> </w:t>
       </w:r>
-      <w:bookmarkStart w:id="25" w:name="_Toc225803573"/>
+      <w:bookmarkStart w:id="24" w:name="_Toc225850653"/>
       <w:r>
         <w:t xml:space="preserve">Procedimentos </w:t>
       </w:r>
@@ -4216,6 +2966,48 @@
       <w:r>
         <w:t>etodológicos</w:t>
       </w:r>
+      <w:bookmarkEnd w:id="24"/>
+    </w:p>
+    <w:p>
+      <w:pPr>
+        <w:pStyle w:val="TE-Normal"/>
+      </w:pPr>
+      <w:r>
+        <w:t>O presente trabalho caracteriza-se como uma pesquisa de natureza aplicada, uma vez que visa o desenvolvimento de um protótipo computacional para a identificação de padrões melódicos em partituras digitais. Quanto aos objetivos, classifica-se como exploratória, por investigar a viabilidade de uma abordagem baseada em representações estruturais da melodia. Em relação aos procedimentos, trata-se de uma pesquisa experimental.</w:t>
+      </w:r>
+    </w:p>
+    <w:p>
+      <w:pPr>
+        <w:pStyle w:val="TE-Normal"/>
+      </w:pPr>
+      <w:r>
+        <w:t xml:space="preserve">De forma geral, o desenvolvimento do trabalho será realizado por meio da seleção de um conjunto de partituras em formato </w:t>
+      </w:r>
+      <w:proofErr w:type="spellStart"/>
+      <w:r>
+        <w:t>MusicXML</w:t>
+      </w:r>
+      <w:proofErr w:type="spellEnd"/>
+      <w:r>
+        <w:t>, seguido da extração da linha melódica principal. As sequências obtidas serão convertidas em representações estruturais baseadas em intervalos melódicos e contorno melódico.</w:t>
+      </w:r>
+    </w:p>
+    <w:p>
+      <w:pPr>
+        <w:pStyle w:val="TE-Normal"/>
+      </w:pPr>
+      <w:r>
+        <w:t>A partir dessas representações, será aplicado um método de detecção de padrões baseado na análise de subsequências, com o objetivo de identificar recorrências estruturais nas melodias. Por fim, os resultados obtidos serão analisados de forma qualitativa, por meio da comparação entre os padrões identificados automaticamente e a análise manual das partituras.</w:t>
+      </w:r>
+    </w:p>
+    <w:p>
+      <w:pPr>
+        <w:pStyle w:val="T2-TituloSecundario"/>
+      </w:pPr>
+      <w:bookmarkStart w:id="25" w:name="_Toc225850654"/>
+      <w:r>
+        <w:t>Estrutura do Trabalho</w:t>
+      </w:r>
       <w:bookmarkEnd w:id="25"/>
     </w:p>
     <w:p>
@@ -4223,365 +3015,272 @@
         <w:pStyle w:val="TE-Normal"/>
       </w:pPr>
       <w:r>
-        <w:t>O presente trabalho caracteriza-se como uma pesquisa de natureza aplicada, pois tem como objetivo o desenvolvimento de um protótipo computacional para a identificação de padrões melódicos em partituras digitais. Quanto aos objetivos, classifica-se como exploratória, uma vez que busca investigar a viabilidade de uma abordagem baseada em representações estruturais da melodia. Em relação aos procedimentos, trata-se de uma pesquisa experimental, envolvendo a implementação e validação de um algoritmo de análise musical.</w:t>
-      </w:r>
-    </w:p>
-    <w:p>
-      <w:pPr>
-        <w:pStyle w:val="TE-Normal"/>
-      </w:pPr>
-      <w:r>
-        <w:t xml:space="preserve">Inicialmente, será definido o corpus de análise, composto por cinco partituras autorais, selecionadas de modo a permitir a verificação manual dos padrões identificados. As partituras serão convertidas ou exportadas para o formato </w:t>
-      </w:r>
-      <w:proofErr w:type="spellStart"/>
-      <w:r>
-        <w:t>MusicXML</w:t>
-      </w:r>
-      <w:proofErr w:type="spellEnd"/>
-      <w:r>
-        <w:t>, garantindo a padronização dos dados e a compatibilidade com o sistema a ser desenvolvido.</w:t>
-      </w:r>
-    </w:p>
-    <w:p>
-      <w:pPr>
-        <w:pStyle w:val="TE-Normal"/>
-      </w:pPr>
-      <w:r>
-        <w:t>Na sequência, será realizada a extração da linha melódica principal de cada partitura. Para isso, serão utilizadas versões simplificadas dos arquivos, contendo exclusivamente a melodia, com o objetivo de evitar interferências decorrentes de texturas polifônicas ou elementos de acompanhamento.</w:t>
-      </w:r>
-    </w:p>
-    <w:p>
-      <w:pPr>
-        <w:pStyle w:val="TE-Normal"/>
-      </w:pPr>
-      <w:r>
-        <w:t>Posteriormente, as sequências de notas extraídas serão transformadas em representações estruturais baseadas em intervalos melódicos relativos entre notas consecutivas. Essa abordagem permite a identificação de padrões independentemente da tonalidade, possibilitando o reconhecimento de estruturas equivalentes mesmo quando transpostas.</w:t>
-      </w:r>
-    </w:p>
-    <w:p>
-      <w:pPr>
-        <w:pStyle w:val="TE-Normal"/>
-      </w:pPr>
-      <w:r>
-        <w:t>De forma complementar, será realizada a representação do contorno melódico, considerando apenas a direção do movimento entre notas (ascendente, descendente ou repetido). Essa estratégia visa capturar similaridades estruturais mais abstratas, independentemente da magnitude exata dos intervalos.</w:t>
-      </w:r>
-    </w:p>
-    <w:p>
-      <w:pPr>
-        <w:pStyle w:val="TE-Normal"/>
-      </w:pPr>
-      <w:r>
-        <w:t xml:space="preserve">A etapa seguinte consiste na aplicação de um algoritmo de detecção de padrões baseado na análise de subsequências melódicas. Serão utilizadas janelas de tamanho </w:t>
-      </w:r>
-      <w:r>
-        <w:lastRenderedPageBreak/>
-        <w:t>fixo, definidas conforme experimentação, para percorrer as sequências e identificar ocorrências recorrentes de padrões estruturais.</w:t>
-      </w:r>
-    </w:p>
-    <w:p>
-      <w:pPr>
-        <w:pStyle w:val="TE-Normal"/>
-      </w:pPr>
-      <w:r>
-        <w:t>Para cada padrão identificado, o sistema deverá registrar informações como a sequência correspondente, o número de ocorrências e sua localização nas partituras, em termos de compassos.</w:t>
-      </w:r>
-    </w:p>
-    <w:p>
-      <w:pPr>
-        <w:pStyle w:val="TE-Normal"/>
-      </w:pPr>
-      <w:r>
-        <w:t>Por fim, os resultados obtidos serão analisados de forma qualitativa, por meio da comparação entre os padrões identificados automaticamente e a verificação manual realizada sobre o corpus. Essa etapa tem como objetivo avaliar a consistência da abordagem proposta e sua aplicabilidade no contexto da análise musical.</w:t>
-      </w:r>
-    </w:p>
-    <w:p>
-      <w:pPr>
-        <w:pStyle w:val="T2-TituloSecundario"/>
-      </w:pPr>
-      <w:bookmarkStart w:id="26" w:name="_Toc225803574"/>
-      <w:r>
-        <w:t>Estrutura do Trabalho</w:t>
-      </w:r>
-      <w:bookmarkEnd w:id="26"/>
-    </w:p>
-    <w:p>
-      <w:pPr>
-        <w:pStyle w:val="TE-Normal"/>
-      </w:pPr>
-      <w:r>
-        <w:rPr>
-          <w:highlight w:val="yellow"/>
-        </w:rPr>
-        <w:t>Texto a definir</w:t>
+        <w:t>Este trabalho está estruturado da seguinte forma: o Capítulo 1 apresenta a introdução, abordando a contextualização, o problema de pesquisa, os objetivos, a justificativa, o escopo e os procedimentos metodológicos. O Capítulo 2 apresenta a revisão bibliográfica, contemplando os principais conceitos relacionados à representação musical digital, padrões melódicos, intervalos e contorno melódico. O Capítulo 3 descreve os procedimentos metodológicos adotados no desenvolvimento do trabalho. Por fim, são apresentados o cronograma e as referências utilizadas.</w:t>
       </w:r>
     </w:p>
     <w:p>
       <w:pPr>
         <w:pStyle w:val="T1-TituloPrimario"/>
       </w:pPr>
-      <w:bookmarkStart w:id="27" w:name="_Toc225803575"/>
+      <w:bookmarkStart w:id="26" w:name="_Toc225850655"/>
+      <w:bookmarkEnd w:id="12"/>
       <w:bookmarkEnd w:id="13"/>
       <w:bookmarkEnd w:id="14"/>
       <w:bookmarkEnd w:id="15"/>
-      <w:bookmarkEnd w:id="16"/>
       <w:r>
         <w:lastRenderedPageBreak/>
         <w:t>Fundamentação teórica</w:t>
       </w:r>
+      <w:bookmarkEnd w:id="26"/>
+    </w:p>
+    <w:p>
+      <w:pPr>
+        <w:pStyle w:val="T2-TituloSecundario"/>
+      </w:pPr>
+      <w:bookmarkStart w:id="27" w:name="_Toc225850656"/>
+      <w:r>
+        <w:t>Representação Musical Digital</w:t>
+      </w:r>
       <w:bookmarkEnd w:id="27"/>
     </w:p>
     <w:p>
       <w:pPr>
+        <w:pStyle w:val="TE-Normal"/>
+      </w:pPr>
+      <w:r>
+        <w:t>A representação digital da música é um elemento fundamental para o desenvolvimento de sistemas computacionais voltados à análise musical. Diferentemente do áudio, que consiste em um sinal contínuo, a representação simbólica permite descrever a música em termos de notas, durações, alturas e estruturas formais, facilitando a manipulação e interpretação por algoritmos (MÜLLER, 2015).</w:t>
+      </w:r>
+    </w:p>
+    <w:p>
+      <w:pPr>
+        <w:pStyle w:val="TE-Normal"/>
+      </w:pPr>
+      <w:r>
+        <w:t>Nesse contexto, formatos simbólicos tornam-se especialmente relevantes, pois permitem a análise direta de estruturas musicais sem a necessidade de etapas complexas de processamento de sinal. Essa abordagem é amplamente utilizada em estudos na área de</w:t>
+      </w:r>
+      <w:r>
+        <w:t xml:space="preserve"> MIR</w:t>
+      </w:r>
+      <w:r>
+        <w:t>, que busca extrair e analisar informações musicais a partir de dados digitais.</w:t>
+      </w:r>
+    </w:p>
+    <w:p>
+      <w:pPr>
+        <w:pStyle w:val="T3-TituloTerciario"/>
+      </w:pPr>
+      <w:bookmarkStart w:id="28" w:name="_Toc225850657"/>
+      <w:r>
+        <w:t xml:space="preserve">Formato </w:t>
+      </w:r>
+      <w:proofErr w:type="spellStart"/>
+      <w:r>
+        <w:t>MusicXML</w:t>
+      </w:r>
+      <w:bookmarkEnd w:id="28"/>
+      <w:proofErr w:type="spellEnd"/>
+    </w:p>
+    <w:p>
+      <w:pPr>
+        <w:pStyle w:val="TE-Normal"/>
+      </w:pPr>
+      <w:r>
+        <w:t xml:space="preserve">O formato </w:t>
+      </w:r>
+      <w:proofErr w:type="spellStart"/>
+      <w:r>
+        <w:t>MusicXML</w:t>
+      </w:r>
+      <w:proofErr w:type="spellEnd"/>
+      <w:r>
+        <w:t xml:space="preserve"> é um dos padrões mais utilizados para representação simbólica de partituras digitais, sendo amplamente adotado por softwares de notação musical. Ele permite armazenar informações detalhadas sobre notas, compassos, articulações e outros elementos musicais de forma estruturada e legível por máquinas.</w:t>
+      </w:r>
+    </w:p>
+    <w:p>
+      <w:pPr>
+        <w:pStyle w:val="TE-Normal"/>
+      </w:pPr>
+      <w:r>
+        <w:t xml:space="preserve">Uma das principais vantagens do </w:t>
+      </w:r>
+      <w:proofErr w:type="spellStart"/>
+      <w:r>
+        <w:t>MusicXML</w:t>
+      </w:r>
+      <w:proofErr w:type="spellEnd"/>
+      <w:r>
+        <w:t xml:space="preserve"> é sua capacidade de preservar a estrutura musical de forma fiel à notação tradicional, possibilitando a extração de dados relevantes para análise computacional, como sequências melódicas e relações intervalares. Dessa forma, o uso desse formato torna-se adequado para aplicações que envolvem análise estrutural da música.</w:t>
+      </w:r>
+    </w:p>
+    <w:p>
+      <w:pPr>
         <w:pStyle w:val="T2-TituloSecundario"/>
       </w:pPr>
-      <w:bookmarkStart w:id="28" w:name="_Toc225803576"/>
-      <w:r>
-        <w:t>Representação Musical Digital</w:t>
-      </w:r>
-      <w:bookmarkEnd w:id="28"/>
-    </w:p>
-    <w:p>
-      <w:pPr>
-        <w:pStyle w:val="TE-Normal"/>
-      </w:pPr>
-      <w:r>
-        <w:t>A representação digital da música é um elemento fundamental para o desenvolvimento de sistemas computacionais voltados à análise musical. Diferentemente do áudio, que consiste em um sinal contínuo, a representação simbólica permite descrever a música em termos de notas, durações, alturas e estruturas formais, facilitando a manipulação e interpretação por algoritmos (MÜLLER, 2015).</w:t>
-      </w:r>
-    </w:p>
-    <w:p>
-      <w:pPr>
-        <w:pStyle w:val="TE-Normal"/>
-      </w:pPr>
-      <w:r>
-        <w:t xml:space="preserve">Nesse contexto, formatos simbólicos tornam-se especialmente relevantes, pois permitem a análise direta de estruturas musicais sem a necessidade de etapas complexas de processamento de sinal. Essa abordagem é amplamente utilizada em estudos na área de </w:t>
-      </w:r>
-      <w:r>
-        <w:rPr>
-          <w:i/>
-          <w:iCs/>
-        </w:rPr>
-        <w:t xml:space="preserve">Music </w:t>
-      </w:r>
-      <w:proofErr w:type="spellStart"/>
-      <w:r>
-        <w:rPr>
-          <w:i/>
-          <w:iCs/>
-        </w:rPr>
-        <w:t>Information</w:t>
-      </w:r>
-      <w:proofErr w:type="spellEnd"/>
-      <w:r>
-        <w:rPr>
-          <w:i/>
-          <w:iCs/>
-        </w:rPr>
-        <w:t xml:space="preserve"> </w:t>
-      </w:r>
-      <w:proofErr w:type="spellStart"/>
-      <w:r>
-        <w:rPr>
-          <w:i/>
-          <w:iCs/>
-        </w:rPr>
-        <w:t>Retrieval</w:t>
-      </w:r>
-      <w:proofErr w:type="spellEnd"/>
-      <w:r>
-        <w:t>, que busca extrair e analisar informações musicais a partir de dados digitais.</w:t>
+      <w:bookmarkStart w:id="29" w:name="_Toc225850658"/>
+      <w:r>
+        <w:t>Padrões Melódicos</w:t>
+      </w:r>
+      <w:bookmarkEnd w:id="29"/>
+    </w:p>
+    <w:p>
+      <w:pPr>
+        <w:pStyle w:val="TE-Normal"/>
+      </w:pPr>
+      <w:r>
+        <w:lastRenderedPageBreak/>
+        <w:t>A identificação de padrões melódicos é uma prática recorrente na análise musical, sendo utilizada para compreender a organização interna de obras e a recorrência de motivos musicais. Esses padrões podem ser definidos como sequências de notas ou relações intervalares que se repetem ao longo de uma composição, contribuindo para sua coesão e identidade estilística (HURON, 2006).</w:t>
+      </w:r>
+    </w:p>
+    <w:p>
+      <w:pPr>
+        <w:pStyle w:val="TE-Normal"/>
+      </w:pPr>
+      <w:r>
+        <w:t>Do ponto de vista computacional, a detecção de padrões melódicos envolve a comparação de sequências musicais, buscando identificar repetições exatas ou variações estruturais equivalentes. Essa tarefa pode ser realizada por meio de diferentes abordagens, incluindo técnicas de mineração de dados e análise de subsequências (MEREDITH, 2016).</w:t>
       </w:r>
     </w:p>
     <w:p>
       <w:pPr>
         <w:pStyle w:val="T3-TituloTerciario"/>
       </w:pPr>
-      <w:bookmarkStart w:id="29" w:name="_Toc225803577"/>
-      <w:r>
-        <w:t xml:space="preserve">Formato </w:t>
-      </w:r>
-      <w:proofErr w:type="spellStart"/>
-      <w:r>
-        <w:t>MusicXML</w:t>
-      </w:r>
-      <w:bookmarkEnd w:id="29"/>
-      <w:proofErr w:type="spellEnd"/>
-    </w:p>
-    <w:p>
-      <w:pPr>
-        <w:pStyle w:val="TE-Normal"/>
-      </w:pPr>
-      <w:r>
-        <w:t xml:space="preserve">O formato </w:t>
-      </w:r>
-      <w:proofErr w:type="spellStart"/>
-      <w:r>
-        <w:t>MusicXML</w:t>
-      </w:r>
-      <w:proofErr w:type="spellEnd"/>
-      <w:r>
-        <w:t xml:space="preserve"> é um dos padrões mais utilizados para representação simbólica de partituras digitais, sendo amplamente adotado por softwares de notação musical. Ele permite armazenar informações detalhadas sobre notas, compassos, articulações e outros elementos musicais de forma estruturada e legível por máquinas.</w:t>
-      </w:r>
-    </w:p>
-    <w:p>
-      <w:pPr>
-        <w:pStyle w:val="TE-Normal"/>
-      </w:pPr>
-      <w:r>
-        <w:t xml:space="preserve">Uma das principais vantagens do </w:t>
-      </w:r>
-      <w:proofErr w:type="spellStart"/>
-      <w:r>
-        <w:t>MusicXML</w:t>
-      </w:r>
-      <w:proofErr w:type="spellEnd"/>
-      <w:r>
-        <w:t xml:space="preserve"> é sua capacidade de preservar a estrutura musical de forma fiel à notação tradicional, possibilitando a extração de dados relevantes para análise computacional, como sequências melódicas e relações intervalares. Dessa forma, o uso desse formato torna-se adequado para aplicações que envolvem análise estrutural da música.</w:t>
-      </w:r>
-    </w:p>
-    <w:p>
-      <w:pPr>
-        <w:pStyle w:val="TE-Normal"/>
-      </w:pPr>
+      <w:bookmarkStart w:id="30" w:name="_Toc225850659"/>
+      <w:r>
+        <w:t>Definição de padrões musicais</w:t>
+      </w:r>
+      <w:bookmarkEnd w:id="30"/>
+    </w:p>
+    <w:p>
+      <w:pPr>
+        <w:pStyle w:val="TE-Normal"/>
+      </w:pPr>
+      <w:r>
+        <w:t>Padrões musicais podem ser caracterizados tanto por sua forma exata quanto por sua estrutura abstrata. Em muitos casos, duas sequências melódicas podem ser consideradas equivalentes mesmo apresentando diferenças superficiais, como transposição para outra tonalidade.</w:t>
+      </w:r>
+    </w:p>
+    <w:p>
+      <w:pPr>
+        <w:pStyle w:val="TE-Normal"/>
+      </w:pPr>
+      <w:r>
+        <w:t>Nesse sentido, torna-se relevante utilizar representações que capturem a estrutura interna da melodia, permitindo a identificação de padrões independentemente de sua tonalidade ou posição na escala. Essa abordagem é especialmente útil em sistemas automatizados de análise musical.</w:t>
+      </w:r>
     </w:p>
     <w:p>
       <w:pPr>
         <w:pStyle w:val="T2-TituloSecundario"/>
       </w:pPr>
-      <w:bookmarkStart w:id="30" w:name="_Toc225803578"/>
+      <w:bookmarkStart w:id="31" w:name="_Toc225850660"/>
+      <w:r>
+        <w:t>Representação Intervalar</w:t>
+      </w:r>
+      <w:bookmarkEnd w:id="31"/>
+    </w:p>
+    <w:p>
+      <w:pPr>
+        <w:pStyle w:val="TE-Normal"/>
+      </w:pPr>
+      <w:r>
+        <w:t>A representação intervalar consiste em descrever uma sequência melódica a partir das relações entre notas consecutivas, em vez de suas alturas absolutas. Essa abordagem permite identificar padrões estruturais que permanecem invariantes sob transposição, tornando-a especialmente útil para a análise comparativa de melodias (MEREDITH, 2016).</w:t>
+      </w:r>
+    </w:p>
+    <w:p>
+      <w:pPr>
+        <w:pStyle w:val="TE-Normal"/>
+      </w:pPr>
+      <w:r>
+        <w:t xml:space="preserve">Por exemplo, uma sequência de notas pode ser convertida em uma sequência de intervalos, representando as distâncias entre cada par de notas consecutivas. Dessa </w:t>
+      </w:r>
       <w:r>
         <w:lastRenderedPageBreak/>
-        <w:t>Padrões Melódicos</w:t>
-      </w:r>
-      <w:bookmarkEnd w:id="30"/>
-    </w:p>
-    <w:p>
-      <w:pPr>
-        <w:pStyle w:val="TE-Normal"/>
-      </w:pPr>
-      <w:r>
-        <w:t>A identificação de padrões melódicos é uma prática recorrente na análise musical, sendo utilizada para compreender a organização interna de obras e a recorrência de motivos musicais. Esses padrões podem ser definidos como sequências de notas ou relações intervalares que se repetem ao longo de uma composição, contribuindo para sua coesão e identidade estilística (HURON, 2006).</w:t>
-      </w:r>
-    </w:p>
-    <w:p>
-      <w:pPr>
-        <w:pStyle w:val="TE-Normal"/>
-      </w:pPr>
-      <w:r>
-        <w:t>Do ponto de vista computacional, a detecção de padrões melódicos envolve a comparação de sequências musicais, buscando identificar repetições exatas ou variações estruturais equivalentes. Essa tarefa pode ser realizada por meio de diferentes abordagens, incluindo técnicas de mineração de dados e análise de subsequências (MEREDITH, 2016).</w:t>
+        <w:t>forma, diferentes melodias que compartilham a mesma estrutura intervalar podem ser reconhecidas como equivalentes.</w:t>
       </w:r>
     </w:p>
     <w:p>
       <w:pPr>
         <w:pStyle w:val="T3-TituloTerciario"/>
       </w:pPr>
-      <w:bookmarkStart w:id="31" w:name="_Toc225803579"/>
-      <w:r>
-        <w:t>Definição de padrões musicais</w:t>
-      </w:r>
-      <w:bookmarkEnd w:id="31"/>
-    </w:p>
-    <w:p>
-      <w:pPr>
-        <w:pStyle w:val="TE-Normal"/>
-      </w:pPr>
-      <w:r>
-        <w:t>Padrões musicais podem ser caracterizados tanto por sua forma exata quanto por sua estrutura abstrata. Em muitos casos, duas sequências melódicas podem ser consideradas equivalentes mesmo apresentando diferenças superficiais, como transposição para outra tonalidade.</w:t>
-      </w:r>
-    </w:p>
-    <w:p>
-      <w:pPr>
-        <w:pStyle w:val="TE-Normal"/>
-      </w:pPr>
-      <w:r>
-        <w:t>Nesse sentido, torna-se relevante utilizar representações que capturem a estrutura interna da melodia, permitindo a identificação de padrões independentemente de sua tonalidade ou posição na escala. Essa abordagem é especialmente útil em sistemas automatizados de análise musical.</w:t>
+      <w:bookmarkStart w:id="32" w:name="_Toc225850661"/>
+      <w:r>
+        <w:t>Intervalos melódicos</w:t>
+      </w:r>
+      <w:bookmarkEnd w:id="32"/>
+    </w:p>
+    <w:p>
+      <w:pPr>
+        <w:pStyle w:val="TE-Normal"/>
+      </w:pPr>
+      <w:r>
+        <w:t>Os intervalos melódicos representam a diferença de altura entre duas notas sucessivas. Eles podem ser classificados de acordo com sua magnitude e direção, podendo ser ascendentes, descendentes ou repetidos.</w:t>
+      </w:r>
+    </w:p>
+    <w:p>
+      <w:pPr>
+        <w:pStyle w:val="TE-Normal"/>
+      </w:pPr>
+      <w:r>
+        <w:t>No contexto da análise computacional, a utilização de intervalos relativos permite abstrair a tonalidade da música, focando exclusivamente na estrutura da melodia. Essa característica torna a representação intervalar uma escolha adequada para a identificação de padrões recorrentes em diferentes contextos musicais.</w:t>
       </w:r>
     </w:p>
     <w:p>
       <w:pPr>
         <w:pStyle w:val="T2-TituloSecundario"/>
       </w:pPr>
-      <w:bookmarkStart w:id="32" w:name="_Toc225803580"/>
-      <w:r>
-        <w:t>Representação Intervalar</w:t>
-      </w:r>
-      <w:bookmarkEnd w:id="32"/>
-    </w:p>
-    <w:p>
-      <w:pPr>
-        <w:pStyle w:val="TE-Normal"/>
-      </w:pPr>
-      <w:r>
-        <w:t>A representação intervalar consiste em descrever uma sequência melódica a partir das relações entre notas consecutivas, em vez de suas alturas absolutas. Essa abordagem permite identificar padrões estruturais que permanecem invariantes sob transposição, tornando-a especialmente útil para a análise comparativa de melodias (MEREDITH, 2016).</w:t>
-      </w:r>
-    </w:p>
-    <w:p>
-      <w:pPr>
-        <w:pStyle w:val="TE-Normal"/>
-      </w:pPr>
+      <w:bookmarkStart w:id="33" w:name="_Toc225850662"/>
+      <w:r>
+        <w:t>Contorno Melódico</w:t>
+      </w:r>
+      <w:bookmarkEnd w:id="33"/>
+    </w:p>
+    <w:p>
+      <w:pPr>
+        <w:pStyle w:val="TE-Normal"/>
+      </w:pPr>
+      <w:r>
+        <w:t>O contorno melódico refere-se à forma geral de uma melodia, considerando apenas a direção do movimento entre notas, sem levar em conta a magnitude exata dos intervalos. Essa abordagem permite representar a melodia de forma mais abstrata, destacando seu “desenho” ao longo do tempo (HURON, 2006).</w:t>
+      </w:r>
+    </w:p>
+    <w:p>
+      <w:pPr>
+        <w:pStyle w:val="TE-Normal"/>
+      </w:pPr>
+      <w:r>
+        <w:t>A análise de contorno é frequentemente utilizada em estudos de cognição musical e reconhecimento de padrões, pois reflete a forma como o ser humano percebe relações estruturais na música.</w:t>
+      </w:r>
+    </w:p>
+    <w:p>
+      <w:pPr>
+        <w:pStyle w:val="T3-TituloTerciario"/>
+      </w:pPr>
+      <w:bookmarkStart w:id="34" w:name="_Toc225850663"/>
+      <w:r>
+        <w:t>Representação direcional</w:t>
+      </w:r>
+      <w:bookmarkEnd w:id="34"/>
+    </w:p>
+    <w:p>
+      <w:pPr>
+        <w:pStyle w:val="TE-Normal"/>
+      </w:pPr>
+      <w:r>
+        <w:t>A representação direcional do contorno melódico pode ser realizada por meio de símbolos que indicam a direção do movimento entre notas, como ascendente, descendente ou repetido.</w:t>
+      </w:r>
+    </w:p>
+    <w:p>
+      <w:pPr>
+        <w:pStyle w:val="TE-Normal"/>
+      </w:pPr>
+      <w:r>
+        <w:t>Essa simplificação permite identificar padrões estruturais mesmo quando os intervalos exatos diferem, tornando a abordagem complementar à representação intervalar. Em sistemas computacionais, a combinação dessas duas representações pode aumentar a robustez na detecção de padrões melódicos.</w:t>
+      </w:r>
+    </w:p>
+    <w:p>
+      <w:pPr>
+        <w:pStyle w:val="T2-TituloSecundario"/>
+      </w:pPr>
+      <w:bookmarkStart w:id="35" w:name="_Toc225850664"/>
       <w:r>
         <w:lastRenderedPageBreak/>
-        <w:t>Por exemplo, uma sequência de notas pode ser convertida em uma sequência de intervalos, representando as distâncias entre cada par de notas consecutivas. Dessa forma, diferentes melodias que compartilham a mesma estrutura intervalar podem ser reconhecidas como equivalentes.</w:t>
-      </w:r>
-    </w:p>
-    <w:p>
-      <w:pPr>
-        <w:pStyle w:val="T3-TituloTerciario"/>
-      </w:pPr>
-      <w:bookmarkStart w:id="33" w:name="_Toc225803581"/>
-      <w:r>
-        <w:t>Intervalos melódicos</w:t>
-      </w:r>
-      <w:bookmarkEnd w:id="33"/>
-    </w:p>
-    <w:p>
-      <w:pPr>
-        <w:pStyle w:val="TE-Normal"/>
-      </w:pPr>
-      <w:r>
-        <w:t>Os intervalos melódicos representam a diferença de altura entre duas notas sucessivas. Eles podem ser classificados de acordo com sua magnitude e direção, podendo ser ascendentes, descendentes ou repetidos.</w:t>
-      </w:r>
-    </w:p>
-    <w:p>
-      <w:pPr>
-        <w:pStyle w:val="TE-Normal"/>
-      </w:pPr>
-      <w:r>
-        <w:t>No contexto da análise computacional, a utilização de intervalos relativos permite abstrair a tonalidade da música, focando exclusivamente na estrutura da melodia. Essa característica torna a representação intervalar uma escolha adequada para a identificação de padrões recorrentes em diferentes contextos musicais.</w:t>
-      </w:r>
-    </w:p>
-    <w:p>
-      <w:pPr>
-        <w:pStyle w:val="T2-TituloSecundario"/>
-      </w:pPr>
-      <w:bookmarkStart w:id="34" w:name="_Toc225803582"/>
-      <w:r>
-        <w:t>Contorno Melódico</w:t>
-      </w:r>
-      <w:bookmarkEnd w:id="34"/>
-    </w:p>
-    <w:p>
-      <w:pPr>
-        <w:pStyle w:val="TE-Normal"/>
-      </w:pPr>
-      <w:r>
-        <w:t>O contorno melódico refere-se à forma geral de uma melodia, considerando apenas a direção do movimento entre notas, sem levar em conta a magnitude exata dos intervalos. Essa abordagem permite representar a melodia de forma mais abstrata, destacando seu “desenho” ao longo do tempo (HURON, 2006).</w:t>
-      </w:r>
-    </w:p>
-    <w:p>
-      <w:pPr>
-        <w:pStyle w:val="TE-Normal"/>
-      </w:pPr>
-      <w:r>
-        <w:t>A análise de contorno é frequentemente utilizada em estudos de cognição musical e reconhecimento de padrões, pois reflete a forma como o ser humano percebe relações estruturais na música.</w:t>
-      </w:r>
-    </w:p>
-    <w:p>
-      <w:pPr>
-        <w:pStyle w:val="T3-TituloTerciario"/>
-      </w:pPr>
-      <w:bookmarkStart w:id="35" w:name="_Toc225803583"/>
-      <w:r>
-        <w:t>Representação direcional</w:t>
+        <w:t>Trabalhos Relacionados</w:t>
       </w:r>
       <w:bookmarkEnd w:id="35"/>
     </w:p>
@@ -4590,77 +3289,13 @@
         <w:pStyle w:val="TE-Normal"/>
       </w:pPr>
       <w:r>
-        <w:t>A representação direcional do contorno melódico pode ser realizada por meio de símbolos que indicam a direção do movimento entre notas, como ascendente, descendente ou repetido.</w:t>
-      </w:r>
-    </w:p>
-    <w:p>
-      <w:pPr>
-        <w:pStyle w:val="TE-Normal"/>
-      </w:pPr>
-      <w:r>
-        <w:t xml:space="preserve">Essa simplificação permite identificar padrões estruturais mesmo quando os intervalos exatos diferem, tornando a abordagem complementar à representação </w:t>
-      </w:r>
-      <w:r>
-        <w:lastRenderedPageBreak/>
-        <w:t>intervalar. Em sistemas computacionais, a combinação dessas duas representações pode aumentar a robustez na detecção de padrões melódicos.</w:t>
-      </w:r>
-    </w:p>
-    <w:p>
-      <w:pPr>
-        <w:pStyle w:val="TE-Normal"/>
-      </w:pPr>
-    </w:p>
-    <w:p>
-      <w:pPr>
-        <w:pStyle w:val="T2-TituloSecundario"/>
-      </w:pPr>
-      <w:bookmarkStart w:id="36" w:name="_Toc225803584"/>
-      <w:r>
-        <w:t>Trabalhos Relacionados</w:t>
-      </w:r>
-      <w:bookmarkEnd w:id="36"/>
-    </w:p>
-    <w:p>
-      <w:pPr>
-        <w:pStyle w:val="TE-Normal"/>
-      </w:pPr>
-      <w:r>
         <w:t xml:space="preserve">Diversos estudos têm explorado a identificação automática de padrões musicais por meio de abordagens computacionais. Na área de </w:t>
       </w:r>
       <w:r>
-        <w:rPr>
-          <w:i/>
-          <w:iCs/>
-        </w:rPr>
-        <w:t xml:space="preserve">Music </w:t>
-      </w:r>
-      <w:proofErr w:type="spellStart"/>
-      <w:r>
-        <w:rPr>
-          <w:i/>
-          <w:iCs/>
-        </w:rPr>
-        <w:t>Information</w:t>
-      </w:r>
-      <w:proofErr w:type="spellEnd"/>
-      <w:r>
-        <w:rPr>
-          <w:i/>
-          <w:iCs/>
-        </w:rPr>
-        <w:t xml:space="preserve"> </w:t>
-      </w:r>
-      <w:proofErr w:type="spellStart"/>
-      <w:r>
-        <w:rPr>
-          <w:i/>
-          <w:iCs/>
-        </w:rPr>
-        <w:t>Retrieval</w:t>
-      </w:r>
-      <w:proofErr w:type="spellEnd"/>
-      <w:r>
-        <w:t>, são utilizadas técnicas que vão desde métodos estatísticos até algoritmos baseados em aprendizado de máquina para análise de dados musicais.</w:t>
+        <w:t xml:space="preserve">MIR </w:t>
+      </w:r>
+      <w:r>
+        <w:t>são utilizadas técnicas que vão desde métodos estatísticos até algoritmos baseados em aprendizado de máquina para análise de dados musicais.</w:t>
       </w:r>
     </w:p>
     <w:p>
@@ -4688,26 +3323,44 @@
       <w:pPr>
         <w:pStyle w:val="T1-TituloPrimario"/>
       </w:pPr>
-      <w:bookmarkStart w:id="37" w:name="_Toc225803585"/>
+      <w:bookmarkStart w:id="36" w:name="_Toc225850665"/>
       <w:r>
         <w:lastRenderedPageBreak/>
         <w:t>PROCEDIMENTOS METODOLÓGICOS</w:t>
       </w:r>
+      <w:bookmarkEnd w:id="36"/>
+    </w:p>
+    <w:p>
+      <w:pPr>
+        <w:pStyle w:val="TE-Normal"/>
+        <w:ind w:firstLine="0"/>
+      </w:pPr>
+    </w:p>
+    <w:p>
+      <w:pPr>
+        <w:pStyle w:val="T2-TituloSecundario"/>
+      </w:pPr>
+      <w:bookmarkStart w:id="37" w:name="_Toc225850666"/>
+      <w:r>
+        <w:t>Caracterização da pesquisa</w:t>
+      </w:r>
       <w:bookmarkEnd w:id="37"/>
     </w:p>
     <w:p>
       <w:pPr>
         <w:pStyle w:val="TE-Normal"/>
-        <w:ind w:firstLine="0"/>
-      </w:pPr>
+      </w:pPr>
+      <w:r>
+        <w:t>O presente trabalho caracteriza-se como uma pesquisa de natureza aplicada, pois tem como objetivo o desenvolvimento de um protótipo computacional para a identificação de padrões melódicos em partituras digitais. Quanto aos objetivos, classifica-se como exploratória, uma vez que busca investigar a viabilidade de uma abordagem baseada em representações estruturais da melodia. Em relação aos procedimentos, trata-se de uma pesquisa experimental, envolvendo a implementação e validação de um algoritmo de análise musical.</w:t>
+      </w:r>
     </w:p>
     <w:p>
       <w:pPr>
         <w:pStyle w:val="T2-TituloSecundario"/>
       </w:pPr>
-      <w:bookmarkStart w:id="38" w:name="_Toc225803586"/>
-      <w:r>
-        <w:t>Caracterização da pesquisa</w:t>
+      <w:bookmarkStart w:id="38" w:name="_Toc225850667"/>
+      <w:r>
+        <w:t>Corpus de análise</w:t>
       </w:r>
       <w:bookmarkEnd w:id="38"/>
     </w:p>
@@ -4715,34 +3368,44 @@
       <w:pPr>
         <w:pStyle w:val="TE-Normal"/>
       </w:pPr>
+      <w:r>
+        <w:t xml:space="preserve">O corpus de análise será composto por cinco partituras autorais, selecionadas de modo a permitir a verificação manual dos padrões identificados. As partituras serão representadas no formato </w:t>
+      </w:r>
+      <w:proofErr w:type="spellStart"/>
+      <w:r>
+        <w:t>MusicXML</w:t>
+      </w:r>
+      <w:proofErr w:type="spellEnd"/>
+      <w:r>
+        <w:t>, garantindo a padronização dos dados e a compatibilidade com o sistema a ser desenvolvido.</w:t>
+      </w:r>
     </w:p>
     <w:p>
       <w:pPr>
         <w:pStyle w:val="T2-TituloSecundario"/>
       </w:pPr>
-      <w:bookmarkStart w:id="39" w:name="_Toc225803587"/>
-      <w:r>
-        <w:t>Corpus de análise</w:t>
+      <w:bookmarkStart w:id="39" w:name="_Toc225850668"/>
+      <w:r>
+        <w:t>Extração da melodia</w:t>
       </w:r>
       <w:bookmarkEnd w:id="39"/>
     </w:p>
     <w:p>
       <w:pPr>
-        <w:pStyle w:val="PargrafodaLista"/>
-      </w:pPr>
-    </w:p>
-    <w:p>
-      <w:pPr>
-        <w:pStyle w:val="TE-Normal"/>
-      </w:pPr>
+        <w:pStyle w:val="TE-Normal"/>
+      </w:pPr>
+      <w:r>
+        <w:t>Inicialmente, será realizada a extração da linha melódica principal de cada partitura. Para isso, serão utilizadas versões simplificadas dos arquivos, contendo exclusivamente a melodia, com o objetivo de evitar interferências decorrentes de texturas polifônicas ou elementos de acompanhamento.</w:t>
+      </w:r>
     </w:p>
     <w:p>
       <w:pPr>
         <w:pStyle w:val="T2-TituloSecundario"/>
       </w:pPr>
-      <w:bookmarkStart w:id="40" w:name="_Toc225803588"/>
-      <w:r>
-        <w:t>Extração da melodia</w:t>
+      <w:bookmarkStart w:id="40" w:name="_Toc225850669"/>
+      <w:r>
+        <w:lastRenderedPageBreak/>
+        <w:t>Representação por intervalos</w:t>
       </w:r>
       <w:bookmarkEnd w:id="40"/>
     </w:p>
@@ -4750,34 +3413,35 @@
       <w:pPr>
         <w:pStyle w:val="TE-Normal"/>
       </w:pPr>
+      <w:r>
+        <w:t>As sequências de notas extraídas serão transformadas em representações estruturais baseadas em intervalos melódicos relativos entre notas consecutivas. Essa abordagem permite a identificação de padrões independentemente da tonalidade, possibilitando o reconhecimento de estruturas equivalentes mesmo quando transpostas.</w:t>
+      </w:r>
     </w:p>
     <w:p>
       <w:pPr>
         <w:pStyle w:val="T2-TituloSecundario"/>
       </w:pPr>
-      <w:bookmarkStart w:id="41" w:name="_Toc225803589"/>
-      <w:r>
-        <w:t>Representação por intervalos</w:t>
+      <w:bookmarkStart w:id="41" w:name="_Toc225850670"/>
+      <w:r>
+        <w:t>Representação por contorno</w:t>
       </w:r>
       <w:bookmarkEnd w:id="41"/>
     </w:p>
     <w:p>
       <w:pPr>
-        <w:pStyle w:val="PargrafodaLista"/>
-      </w:pPr>
-    </w:p>
-    <w:p>
-      <w:pPr>
-        <w:pStyle w:val="TE-Normal"/>
-      </w:pPr>
+        <w:pStyle w:val="TE-Normal"/>
+      </w:pPr>
+      <w:r>
+        <w:t>De forma complementar, será realizada a representação do contorno melódico, considerando apenas a direção do movimento entre notas, classificando-os como ascendentes, descendentes ou repetidos. Essa estratégia permite capturar similaridades estruturais mais abstratas, independentemente da magnitude exata dos intervalos.</w:t>
+      </w:r>
     </w:p>
     <w:p>
       <w:pPr>
         <w:pStyle w:val="T2-TituloSecundario"/>
       </w:pPr>
-      <w:bookmarkStart w:id="42" w:name="_Toc225803590"/>
-      <w:r>
-        <w:t>Representação por contorno</w:t>
+      <w:bookmarkStart w:id="42" w:name="_Toc225850671"/>
+      <w:r>
+        <w:t>Detecção de padrões</w:t>
       </w:r>
       <w:bookmarkEnd w:id="42"/>
     </w:p>
@@ -4785,58 +3449,81 @@
       <w:pPr>
         <w:pStyle w:val="TE-Normal"/>
       </w:pPr>
+      <w:r>
+        <w:t>A etapa seguinte consiste na aplicação de um algoritmo de detecção de padrões baseado na análise de subsequências melódicas. Serão utilizadas janelas de tamanho fixo, definidas conforme experimentação, para percorrer as sequências e identificar ocorrências recorrentes de padrões estruturais.</w:t>
+      </w:r>
+    </w:p>
+    <w:p>
+      <w:pPr>
+        <w:pStyle w:val="TE-Normal"/>
+      </w:pPr>
+      <w:r>
+        <w:t>Para cada padrão identificado, o sistema deverá registrar informações como a sequência correspondente, o número de ocorrências e sua localização nas partituras, em termos de compassos.</w:t>
+      </w:r>
     </w:p>
     <w:p>
       <w:pPr>
         <w:pStyle w:val="T2-TituloSecundario"/>
       </w:pPr>
-      <w:bookmarkStart w:id="43" w:name="_Toc225803591"/>
-      <w:r>
-        <w:t>Detecção de padrões</w:t>
+      <w:bookmarkStart w:id="43" w:name="_Toc225850672"/>
+      <w:r>
+        <w:t>Análise dos resultados</w:t>
       </w:r>
       <w:bookmarkEnd w:id="43"/>
     </w:p>
     <w:p>
       <w:pPr>
-        <w:pStyle w:val="PargrafodaLista"/>
-      </w:pPr>
-    </w:p>
-    <w:p>
-      <w:pPr>
-        <w:pStyle w:val="TE-Normal"/>
-      </w:pPr>
-    </w:p>
-    <w:p>
-      <w:pPr>
-        <w:pStyle w:val="TE-Normal"/>
-      </w:pPr>
-    </w:p>
-    <w:p>
-      <w:pPr>
-        <w:pStyle w:val="TE-Normal"/>
-      </w:pPr>
-    </w:p>
-    <w:p>
-      <w:pPr>
-        <w:pStyle w:val="TE-Normal"/>
-      </w:pPr>
-    </w:p>
-    <w:p>
-      <w:pPr>
-        <w:pStyle w:val="TE-Normal"/>
-        <w:ind w:firstLine="0"/>
-      </w:pPr>
+        <w:pStyle w:val="TE-Normal"/>
+      </w:pPr>
+      <w:r>
+        <w:t>Por fim, os resultados obtidos serão analisados de forma qualitativa, por meio da comparação entre os padrões identificados automaticamente e a verificação manual realizada sobre o corpus. Essa etapa tem como objetivo avaliar a consistência da abordagem proposta e sua aplicabilidade no contexto da análise musical.</w:t>
+      </w:r>
+    </w:p>
+    <w:p>
+      <w:pPr>
+        <w:pStyle w:val="T2-TituloSecundario"/>
+      </w:pPr>
+      <w:bookmarkStart w:id="44" w:name="_Toc225850673"/>
+      <w:r>
+        <w:lastRenderedPageBreak/>
+        <w:t>Visão geral do sistema proposto</w:t>
+      </w:r>
+      <w:bookmarkEnd w:id="44"/>
+    </w:p>
+    <w:p>
+      <w:pPr>
+        <w:pStyle w:val="TE-Normal"/>
+      </w:pPr>
+      <w:r>
+        <w:t xml:space="preserve">O sistema proposto consiste em um processo de análise de partituras digitais no formato </w:t>
+      </w:r>
+      <w:proofErr w:type="spellStart"/>
+      <w:r>
+        <w:t>MusicXML</w:t>
+      </w:r>
+      <w:proofErr w:type="spellEnd"/>
+      <w:r>
+        <w:t>, com o objetivo de identificar padrões melódicos recorrentes. Inicialmente, as partituras são utilizadas como entrada do sistema, sendo realizada a extração da linha melódica principal. Em seguida, as sequências de notas são convertidas em representações estruturais baseadas em intervalos melódicos e contorno melódico.</w:t>
+      </w:r>
+    </w:p>
+    <w:p>
+      <w:pPr>
+        <w:pStyle w:val="TE-Normal"/>
+      </w:pPr>
+      <w:r>
+        <w:t>A partir dessas representações, é aplicado um método de detecção de padrões por meio da análise de subsequências, permitindo a identificação de recorrências estruturais nas melodias. Como saída, o sistema apresenta os padrões identificados, juntamente com suas ocorrências e localizações nas partituras analisadas.</w:t>
+      </w:r>
     </w:p>
     <w:p>
       <w:pPr>
         <w:pStyle w:val="T1-TituloPrimario"/>
       </w:pPr>
-      <w:bookmarkStart w:id="44" w:name="_Toc225803592"/>
+      <w:bookmarkStart w:id="45" w:name="_Toc225850674"/>
       <w:r>
         <w:lastRenderedPageBreak/>
         <w:t>CRONOGRAMA</w:t>
       </w:r>
-      <w:bookmarkEnd w:id="44"/>
+      <w:bookmarkEnd w:id="45"/>
     </w:p>
     <w:p>
       <w:pPr>
@@ -4895,7 +3582,7 @@
                     <pic:cNvPicPr/>
                   </pic:nvPicPr>
                   <pic:blipFill>
-                    <a:blip r:embed="rId24"/>
+                    <a:blip r:embed="rId22"/>
                     <a:stretch>
                       <a:fillRect/>
                     </a:stretch>
@@ -4936,119 +3623,20 @@
       <w:pPr>
         <w:pStyle w:val="T1-TituloPrimario"/>
       </w:pPr>
-      <w:bookmarkStart w:id="45" w:name="_Toc225803593"/>
+      <w:bookmarkStart w:id="46" w:name="_Toc225850675"/>
       <w:r>
         <w:lastRenderedPageBreak/>
         <w:t>ORÇAMENTO</w:t>
       </w:r>
-      <w:bookmarkEnd w:id="45"/>
-    </w:p>
-    <w:p>
-      <w:pPr>
-        <w:pStyle w:val="TE-Normal"/>
-      </w:pPr>
-      <w:r>
-        <w:t>Neste capítulo deve ser apresentado o orçamento, se houver. Caso não esteja previsto recursos financeiros no desenvolvimento do TCC, pode remover esta página.</w:t>
-      </w:r>
-    </w:p>
-    <w:p>
-      <w:pPr>
-        <w:pStyle w:val="TE-Normal"/>
-      </w:pPr>
-      <w:r>
-        <w:t>Exemplo:</w:t>
-      </w:r>
-    </w:p>
-    <w:p>
-      <w:pPr>
-        <w:pStyle w:val="TE-Normal"/>
-        <w:rPr>
-          <w:i/>
-          <w:iCs/>
-          <w:highlight w:val="yellow"/>
-        </w:rPr>
-      </w:pPr>
-      <w:r>
-        <w:rPr>
-          <w:i/>
-          <w:iCs/>
-          <w:highlight w:val="yellow"/>
-        </w:rPr>
-        <w:t>“Este trabalho de conclusão de curso visa o desenvolvimento sem nenhum custo de material ou serviço. As fontes de pesquisas foram baseadas em livros e artigos</w:t>
-      </w:r>
-    </w:p>
-    <w:p>
-      <w:pPr>
-        <w:pStyle w:val="TE-Normal"/>
-        <w:ind w:firstLine="0"/>
-        <w:rPr>
-          <w:i/>
-          <w:iCs/>
-        </w:rPr>
-      </w:pPr>
-      <w:r>
-        <w:rPr>
-          <w:i/>
-          <w:iCs/>
-          <w:highlight w:val="yellow"/>
-        </w:rPr>
-        <w:t>disponíveis gratuitamente. Porém, após o término do protótipo, será necessário a criação</w:t>
-      </w:r>
-      <w:r>
-        <w:rPr>
-          <w:i/>
-          <w:iCs/>
-          <w:highlight w:val="yellow"/>
-        </w:rPr>
-        <w:t xml:space="preserve"> </w:t>
-      </w:r>
-      <w:r>
-        <w:rPr>
-          <w:i/>
-          <w:iCs/>
-          <w:highlight w:val="yellow"/>
-        </w:rPr>
-        <w:t xml:space="preserve">de uma conta na loja de aplicativos da Google (Google Play Store) e na loja da </w:t>
-      </w:r>
-      <w:proofErr w:type="gramStart"/>
-      <w:r>
-        <w:rPr>
-          <w:i/>
-          <w:iCs/>
-          <w:highlight w:val="yellow"/>
-        </w:rPr>
-        <w:t>Apple(</w:t>
-      </w:r>
-      <w:proofErr w:type="gramEnd"/>
-      <w:r>
-        <w:rPr>
-          <w:i/>
-          <w:iCs/>
-          <w:highlight w:val="yellow"/>
-        </w:rPr>
-        <w:t>App Store ) para realizar a publicação do aplicativo, sendo os valores cerca de $25</w:t>
-      </w:r>
-      <w:r>
-        <w:rPr>
-          <w:i/>
-          <w:iCs/>
-          <w:highlight w:val="yellow"/>
-        </w:rPr>
-        <w:t xml:space="preserve"> </w:t>
-      </w:r>
-      <w:r>
-        <w:rPr>
-          <w:i/>
-          <w:iCs/>
-          <w:highlight w:val="yellow"/>
-        </w:rPr>
-        <w:t>(dólares) e $99 (dólares) respectivamente” (Loose, 2019).</w:t>
-      </w:r>
-    </w:p>
-    <w:p>
-      <w:pPr>
-        <w:pStyle w:val="TE-Normal"/>
-      </w:pPr>
+      <w:bookmarkEnd w:id="46"/>
+    </w:p>
+    <w:p>
+      <w:pPr>
+        <w:pStyle w:val="TE-Normal"/>
+      </w:pPr>
+      <w:r>
+        <w:t>Este trabalho não prevê custos financeiros relevantes, sendo desenvolvido com o uso de ferramentas e materiais disponíveis gratuitamente.</w:t>
+      </w:r>
     </w:p>
     <w:p>
       <w:pPr>
@@ -5075,7 +3663,7 @@
       <w:pPr>
         <w:pStyle w:val="TE-Normal"/>
         <w:sectPr>
-          <w:headerReference w:type="default" r:id="rId25"/>
+          <w:headerReference w:type="default" r:id="rId23"/>
           <w:pgSz w:w="11906" w:h="16838" w:code="9"/>
           <w:pgMar w:top="1701" w:right="1134" w:bottom="1531" w:left="1701" w:header="720" w:footer="720" w:gutter="0"/>
           <w:cols w:space="720"/>
@@ -5088,20 +3676,20 @@
       <w:pPr>
         <w:pStyle w:val="TP-TituloCentralizadoPos"/>
       </w:pPr>
-      <w:bookmarkStart w:id="46" w:name="_Toc527721628"/>
-      <w:bookmarkStart w:id="47" w:name="_Toc527793681"/>
-      <w:bookmarkStart w:id="48" w:name="_Toc527795414"/>
-      <w:bookmarkStart w:id="49" w:name="_Toc527798510"/>
-      <w:bookmarkStart w:id="50" w:name="_Toc225803594"/>
+      <w:bookmarkStart w:id="47" w:name="_Toc527721628"/>
+      <w:bookmarkStart w:id="48" w:name="_Toc527793681"/>
+      <w:bookmarkStart w:id="49" w:name="_Toc527795414"/>
+      <w:bookmarkStart w:id="50" w:name="_Toc527798510"/>
+      <w:bookmarkStart w:id="51" w:name="_Toc225850676"/>
       <w:r>
         <w:lastRenderedPageBreak/>
         <w:t>Referências</w:t>
       </w:r>
-      <w:bookmarkEnd w:id="46"/>
       <w:bookmarkEnd w:id="47"/>
       <w:bookmarkEnd w:id="48"/>
       <w:bookmarkEnd w:id="49"/>
       <w:bookmarkEnd w:id="50"/>
+      <w:bookmarkEnd w:id="51"/>
       <w:r>
         <w:t xml:space="preserve"> </w:t>
       </w:r>
@@ -5137,14 +3725,20 @@
     <w:p>
       <w:pPr>
         <w:pStyle w:val="PT-Referencias"/>
-      </w:pPr>
-      <w:r>
         <w:rPr>
           <w:lang w:val="en-US"/>
         </w:rPr>
+      </w:pPr>
+      <w:r>
+        <w:rPr>
+          <w:lang w:val="en-US"/>
+        </w:rPr>
         <w:t xml:space="preserve">MEREDITH, David. Music Analysis and Pattern Discovery. </w:t>
       </w:r>
       <w:r>
+        <w:rPr>
+          <w:lang w:val="en-US"/>
+        </w:rPr>
         <w:t>Springer, 2016.</w:t>
       </w:r>
     </w:p>
@@ -5179,145 +3773,6 @@
       <w:proofErr w:type="spellEnd"/>
       <w:r>
         <w:t>: Springer, 2015.</w:t>
-      </w:r>
-    </w:p>
-    <w:p>
-      <w:pPr>
-        <w:pStyle w:val="PT-Referencias"/>
-      </w:pPr>
-    </w:p>
-    <w:p>
-      <w:pPr>
-        <w:pStyle w:val="Notaderodap"/>
-      </w:pPr>
-    </w:p>
-    <w:p>
-      <w:pPr>
-        <w:pStyle w:val="Notaderodap"/>
-      </w:pPr>
-    </w:p>
-    <w:p>
-      <w:pPr>
-        <w:pStyle w:val="Notaderodap"/>
-        <w:sectPr>
-          <w:pgSz w:w="11906" w:h="16838" w:code="9"/>
-          <w:pgMar w:top="1701" w:right="1134" w:bottom="1531" w:left="1701" w:header="720" w:footer="720" w:gutter="0"/>
-          <w:cols w:space="720"/>
-          <w:noEndnote/>
-          <w:titlePg/>
-        </w:sectPr>
-      </w:pPr>
-    </w:p>
-    <w:p>
-      <w:pPr>
-        <w:pStyle w:val="TP-TituloCentralizadoPos"/>
-      </w:pPr>
-      <w:bookmarkStart w:id="51" w:name="_Toc225803595"/>
-      <w:r>
-        <w:lastRenderedPageBreak/>
-        <w:t>Apêndices</w:t>
-      </w:r>
-      <w:bookmarkEnd w:id="51"/>
-    </w:p>
-    <w:p>
-      <w:pPr>
-        <w:pStyle w:val="TE-Normal"/>
-      </w:pPr>
-      <w:r>
-        <w:rPr>
-          <w:highlight w:val="yellow"/>
-        </w:rPr>
-        <w:t>Apenas se tiver: artefatos adicionais de autoria própria.</w:t>
-      </w:r>
-    </w:p>
-    <w:p>
-      <w:pPr>
-        <w:pStyle w:val="PT-Referencias"/>
-      </w:pPr>
-    </w:p>
-    <w:p>
-      <w:pPr>
-        <w:pStyle w:val="TE-Normal"/>
-      </w:pPr>
-      <w:r>
-        <w:rPr>
-          <w:highlight w:val="yellow"/>
-        </w:rPr>
-        <w:t>Ex.: um modelo UML</w:t>
-      </w:r>
-      <w:r>
-        <w:rPr>
-          <w:highlight w:val="yellow"/>
-        </w:rPr>
-        <w:t xml:space="preserve"> ou DER em tamanho maior que não coube no corpo do trabalho</w:t>
-      </w:r>
-      <w:r>
-        <w:t>.</w:t>
-      </w:r>
-    </w:p>
-    <w:p>
-      <w:pPr>
-        <w:pStyle w:val="PT-Referencias"/>
-        <w:sectPr>
-          <w:pgSz w:w="11906" w:h="16838" w:code="9"/>
-          <w:pgMar w:top="1701" w:right="1134" w:bottom="1531" w:left="1701" w:header="720" w:footer="720" w:gutter="0"/>
-          <w:cols w:space="720"/>
-          <w:noEndnote/>
-          <w:titlePg/>
-        </w:sectPr>
-      </w:pPr>
-    </w:p>
-    <w:p>
-      <w:pPr>
-        <w:pStyle w:val="TP-TituloCentralizadoPos"/>
-      </w:pPr>
-      <w:bookmarkStart w:id="52" w:name="_Toc527721629"/>
-      <w:bookmarkStart w:id="53" w:name="_Toc527793682"/>
-      <w:bookmarkStart w:id="54" w:name="_Toc527795415"/>
-      <w:bookmarkStart w:id="55" w:name="_Toc527798511"/>
-      <w:bookmarkStart w:id="56" w:name="_Toc225803596"/>
-      <w:r>
-        <w:lastRenderedPageBreak/>
-        <w:t>Anexos</w:t>
-      </w:r>
-      <w:bookmarkEnd w:id="52"/>
-      <w:bookmarkEnd w:id="53"/>
-      <w:bookmarkEnd w:id="54"/>
-      <w:bookmarkEnd w:id="55"/>
-      <w:bookmarkEnd w:id="56"/>
-    </w:p>
-    <w:p>
-      <w:pPr>
-        <w:pStyle w:val="TE-Normal"/>
-        <w:numPr>
-          <w:ilvl w:val="0"/>
-          <w:numId w:val="3"/>
-        </w:numPr>
-        <w:rPr>
-          <w:highlight w:val="yellow"/>
-        </w:rPr>
-      </w:pPr>
-      <w:r>
-        <w:rPr>
-          <w:highlight w:val="yellow"/>
-        </w:rPr>
-        <w:t>Apenas se tiver: artefatos adicionais de autoria de outra pessoa. Lembrar de referenciar.</w:t>
-      </w:r>
-    </w:p>
-    <w:p>
-      <w:pPr>
-        <w:pStyle w:val="TE-Normal"/>
-      </w:pPr>
-    </w:p>
-    <w:p>
-      <w:pPr>
-        <w:pStyle w:val="TE-Normal"/>
-      </w:pPr>
-      <w:r>
-        <w:rPr>
-          <w:highlight w:val="yellow"/>
-        </w:rPr>
-        <w:t>Ex.: um modelo UML de um projeto que outro aluno fez.</w:t>
       </w:r>
     </w:p>
     <w:sectPr>
@@ -5425,47 +3880,19 @@
   <w:p>
     <w:pPr>
       <w:pStyle w:val="Cabealho"/>
-    </w:pPr>
-    <w:proofErr w:type="spellStart"/>
-    <w:r>
-      <w:t>vii</w:t>
-    </w:r>
-    <w:proofErr w:type="spellEnd"/>
-  </w:p>
-</w:hdr>
-</file>
-
-<file path=word/header11.xml><?xml version="1.0" encoding="utf-8"?>
-<w:hdr xmlns:wpc="http://schemas.microsoft.com/office/word/2010/wordprocessingCanvas" xmlns:cx="http://schemas.microsoft.com/office/drawing/2014/chartex" xmlns:cx1="http://schemas.microsoft.com/office/drawing/2015/9/8/chartex" xmlns:cx2="http://schemas.microsoft.com/office/drawing/2015/10/21/chartex" xmlns:cx3="http://schemas.microsoft.com/office/drawing/2016/5/9/chartex" xmlns:cx4="http://schemas.microsoft.com/office/drawing/2016/5/10/chartex" xmlns:cx5="http://schemas.microsoft.com/office/drawing/2016/5/11/chartex" xmlns:cx6="http://schemas.microsoft.com/office/drawing/2016/5/12/chartex" xmlns:cx7="http://schemas.microsoft.com/office/drawing/2016/5/13/chartex" xmlns:cx8="http://schemas.microsoft.com/office/drawing/2016/5/14/chartex" xmlns:mc="http://schemas.openxmlformats.org/markup-compatibility/2006" xmlns:aink="http://schemas.microsoft.com/office/drawing/2016/ink" xmlns:am3d="http://schemas.microsoft.com/office/drawing/2017/model3d" xmlns:o="urn:schemas-microsoft-com:office:office" xmlns:oel="http://schemas.microsoft.com/office/2019/extlst" xmlns:r="http://schemas.openxmlformats.org/officeDocument/2006/relationships" xmlns:m="http://schemas.openxmlformats.org/officeDocument/2006/math" xmlns:v="urn:schemas-microsoft-com:vml" xmlns:wp14="http://schemas.microsoft.com/office/word/2010/wordprocessingDrawing" xmlns:wp="http://schemas.openxmlformats.org/drawingml/2006/wordprocessingDrawing" xmlns:w10="urn:schemas-microsoft-com:office:word" xmlns:w="http://schemas.openxmlformats.org/wordprocessingml/2006/main" xmlns:w14="http://schemas.microsoft.com/office/word/2010/wordml" xmlns:w15="http://schemas.microsoft.com/office/word/2012/wordml" xmlns:w16cex="http://schemas.microsoft.com/office/word/2018/wordml/cex" xmlns:w16cid="http://schemas.microsoft.com/office/word/2016/wordml/cid" xmlns:w16="http://schemas.microsoft.com/office/word/2018/wordml" xmlns:w16sdtdh="http://schemas.microsoft.com/office/word/2020/wordml/sdtdatahash" xmlns:w16se="http://schemas.microsoft.com/office/word/2015/wordml/symex" xmlns:wpg="http://schemas.microsoft.com/office/word/2010/wordprocessingGroup" xmlns:wpi="http://schemas.microsoft.com/office/word/2010/wordprocessingInk" xmlns:wne="http://schemas.microsoft.com/office/word/2006/wordml" xmlns:wps="http://schemas.microsoft.com/office/word/2010/wordprocessingShape" mc:Ignorable="w14 w15 w16se w16cid w16 w16cex w16sdtdh wp14">
-  <w:p>
-    <w:pPr>
-      <w:pStyle w:val="Cabealho"/>
-    </w:pPr>
-    <w:proofErr w:type="spellStart"/>
-    <w:r>
-      <w:t>viii</w:t>
-    </w:r>
-    <w:proofErr w:type="spellEnd"/>
-  </w:p>
-</w:hdr>
-</file>
-
-<file path=word/header12.xml><?xml version="1.0" encoding="utf-8"?>
-<w:hdr xmlns:wpc="http://schemas.microsoft.com/office/word/2010/wordprocessingCanvas" xmlns:cx="http://schemas.microsoft.com/office/drawing/2014/chartex" xmlns:cx1="http://schemas.microsoft.com/office/drawing/2015/9/8/chartex" xmlns:cx2="http://schemas.microsoft.com/office/drawing/2015/10/21/chartex" xmlns:cx3="http://schemas.microsoft.com/office/drawing/2016/5/9/chartex" xmlns:cx4="http://schemas.microsoft.com/office/drawing/2016/5/10/chartex" xmlns:cx5="http://schemas.microsoft.com/office/drawing/2016/5/11/chartex" xmlns:cx6="http://schemas.microsoft.com/office/drawing/2016/5/12/chartex" xmlns:cx7="http://schemas.microsoft.com/office/drawing/2016/5/13/chartex" xmlns:cx8="http://schemas.microsoft.com/office/drawing/2016/5/14/chartex" xmlns:mc="http://schemas.openxmlformats.org/markup-compatibility/2006" xmlns:aink="http://schemas.microsoft.com/office/drawing/2016/ink" xmlns:am3d="http://schemas.microsoft.com/office/drawing/2017/model3d" xmlns:o="urn:schemas-microsoft-com:office:office" xmlns:oel="http://schemas.microsoft.com/office/2019/extlst" xmlns:r="http://schemas.openxmlformats.org/officeDocument/2006/relationships" xmlns:m="http://schemas.openxmlformats.org/officeDocument/2006/math" xmlns:v="urn:schemas-microsoft-com:vml" xmlns:wp14="http://schemas.microsoft.com/office/word/2010/wordprocessingDrawing" xmlns:wp="http://schemas.openxmlformats.org/drawingml/2006/wordprocessingDrawing" xmlns:w10="urn:schemas-microsoft-com:office:word" xmlns:w="http://schemas.openxmlformats.org/wordprocessingml/2006/main" xmlns:w14="http://schemas.microsoft.com/office/word/2010/wordml" xmlns:w15="http://schemas.microsoft.com/office/word/2012/wordml" xmlns:w16cex="http://schemas.microsoft.com/office/word/2018/wordml/cex" xmlns:w16cid="http://schemas.microsoft.com/office/word/2016/wordml/cid" xmlns:w16="http://schemas.microsoft.com/office/word/2018/wordml" xmlns:w16sdtdh="http://schemas.microsoft.com/office/word/2020/wordml/sdtdatahash" xmlns:w16se="http://schemas.microsoft.com/office/word/2015/wordml/symex" xmlns:wpg="http://schemas.microsoft.com/office/word/2010/wordprocessingGroup" xmlns:wpi="http://schemas.microsoft.com/office/word/2010/wordprocessingInk" xmlns:wne="http://schemas.microsoft.com/office/word/2006/wordml" xmlns:wps="http://schemas.microsoft.com/office/word/2010/wordprocessingShape" mc:Ignorable="w14 w15 w16se w16cid w16 w16cex w16sdtdh wp14">
-  <w:p>
-    <w:pPr>
-      <w:pStyle w:val="Cabealho"/>
       <w:framePr w:wrap="around" w:vAnchor="text" w:hAnchor="margin" w:xAlign="right" w:y="1"/>
       <w:rPr>
         <w:rStyle w:val="Nmerodepgina"/>
       </w:rPr>
     </w:pPr>
+    <w:proofErr w:type="spellStart"/>
     <w:r>
       <w:rPr>
         <w:rStyle w:val="Nmerodepgina"/>
       </w:rPr>
-      <w:t>x</w:t>
+      <w:t>viii</w:t>
     </w:r>
+    <w:proofErr w:type="spellEnd"/>
   </w:p>
   <w:p>
     <w:pPr>
@@ -5491,7 +3918,7 @@
 </w:hdr>
 </file>
 
-<file path=word/header13.xml><?xml version="1.0" encoding="utf-8"?>
+<file path=word/header11.xml><?xml version="1.0" encoding="utf-8"?>
 <w:hdr xmlns:wpc="http://schemas.microsoft.com/office/word/2010/wordprocessingCanvas" xmlns:cx="http://schemas.microsoft.com/office/drawing/2014/chartex" xmlns:cx1="http://schemas.microsoft.com/office/drawing/2015/9/8/chartex" xmlns:cx2="http://schemas.microsoft.com/office/drawing/2015/10/21/chartex" xmlns:cx3="http://schemas.microsoft.com/office/drawing/2016/5/9/chartex" xmlns:cx4="http://schemas.microsoft.com/office/drawing/2016/5/10/chartex" xmlns:cx5="http://schemas.microsoft.com/office/drawing/2016/5/11/chartex" xmlns:cx6="http://schemas.microsoft.com/office/drawing/2016/5/12/chartex" xmlns:cx7="http://schemas.microsoft.com/office/drawing/2016/5/13/chartex" xmlns:cx8="http://schemas.microsoft.com/office/drawing/2016/5/14/chartex" xmlns:mc="http://schemas.openxmlformats.org/markup-compatibility/2006" xmlns:aink="http://schemas.microsoft.com/office/drawing/2016/ink" xmlns:am3d="http://schemas.microsoft.com/office/drawing/2017/model3d" xmlns:o="urn:schemas-microsoft-com:office:office" xmlns:oel="http://schemas.microsoft.com/office/2019/extlst" xmlns:r="http://schemas.openxmlformats.org/officeDocument/2006/relationships" xmlns:m="http://schemas.openxmlformats.org/officeDocument/2006/math" xmlns:v="urn:schemas-microsoft-com:vml" xmlns:wp14="http://schemas.microsoft.com/office/word/2010/wordprocessingDrawing" xmlns:wp="http://schemas.openxmlformats.org/drawingml/2006/wordprocessingDrawing" xmlns:w10="urn:schemas-microsoft-com:office:word" xmlns:w="http://schemas.openxmlformats.org/wordprocessingml/2006/main" xmlns:w14="http://schemas.microsoft.com/office/word/2010/wordml" xmlns:w15="http://schemas.microsoft.com/office/word/2012/wordml" xmlns:w16cex="http://schemas.microsoft.com/office/word/2018/wordml/cex" xmlns:w16cid="http://schemas.microsoft.com/office/word/2016/wordml/cid" xmlns:w16="http://schemas.microsoft.com/office/word/2018/wordml" xmlns:w16sdtdh="http://schemas.microsoft.com/office/word/2020/wordml/sdtdatahash" xmlns:w16se="http://schemas.microsoft.com/office/word/2015/wordml/symex" xmlns:wpg="http://schemas.microsoft.com/office/word/2010/wordprocessingGroup" xmlns:wpi="http://schemas.microsoft.com/office/word/2010/wordprocessingInk" xmlns:wne="http://schemas.microsoft.com/office/word/2006/wordml" xmlns:wps="http://schemas.microsoft.com/office/word/2010/wordprocessingShape" mc:Ignorable="w14 w15 w16se w16cid w16 w16cex w16sdtdh wp14">
   <w:p>
     <w:pPr>
@@ -5499,14 +3926,14 @@
     </w:pPr>
     <w:proofErr w:type="spellStart"/>
     <w:r>
-      <w:t>ix</w:t>
+      <w:t>vii</w:t>
     </w:r>
     <w:proofErr w:type="spellEnd"/>
   </w:p>
 </w:hdr>
 </file>
 
-<file path=word/header14.xml><?xml version="1.0" encoding="utf-8"?>
+<file path=word/header12.xml><?xml version="1.0" encoding="utf-8"?>
 <w:hdr xmlns:wpc="http://schemas.microsoft.com/office/word/2010/wordprocessingCanvas" xmlns:cx="http://schemas.microsoft.com/office/drawing/2014/chartex" xmlns:cx1="http://schemas.microsoft.com/office/drawing/2015/9/8/chartex" xmlns:cx2="http://schemas.microsoft.com/office/drawing/2015/10/21/chartex" xmlns:cx3="http://schemas.microsoft.com/office/drawing/2016/5/9/chartex" xmlns:cx4="http://schemas.microsoft.com/office/drawing/2016/5/10/chartex" xmlns:cx5="http://schemas.microsoft.com/office/drawing/2016/5/11/chartex" xmlns:cx6="http://schemas.microsoft.com/office/drawing/2016/5/12/chartex" xmlns:cx7="http://schemas.microsoft.com/office/drawing/2016/5/13/chartex" xmlns:cx8="http://schemas.microsoft.com/office/drawing/2016/5/14/chartex" xmlns:mc="http://schemas.openxmlformats.org/markup-compatibility/2006" xmlns:aink="http://schemas.microsoft.com/office/drawing/2016/ink" xmlns:am3d="http://schemas.microsoft.com/office/drawing/2017/model3d" xmlns:o="urn:schemas-microsoft-com:office:office" xmlns:oel="http://schemas.microsoft.com/office/2019/extlst" xmlns:r="http://schemas.openxmlformats.org/officeDocument/2006/relationships" xmlns:m="http://schemas.openxmlformats.org/officeDocument/2006/math" xmlns:v="urn:schemas-microsoft-com:vml" xmlns:wp14="http://schemas.microsoft.com/office/word/2010/wordprocessingDrawing" xmlns:wp="http://schemas.openxmlformats.org/drawingml/2006/wordprocessingDrawing" xmlns:w10="urn:schemas-microsoft-com:office:word" xmlns:w="http://schemas.openxmlformats.org/wordprocessingml/2006/main" xmlns:w14="http://schemas.microsoft.com/office/word/2010/wordml" xmlns:w15="http://schemas.microsoft.com/office/word/2012/wordml" xmlns:w16cex="http://schemas.microsoft.com/office/word/2018/wordml/cex" xmlns:w16cid="http://schemas.microsoft.com/office/word/2016/wordml/cid" xmlns:w16="http://schemas.microsoft.com/office/word/2018/wordml" xmlns:w16sdtdh="http://schemas.microsoft.com/office/word/2020/wordml/sdtdatahash" xmlns:w16se="http://schemas.microsoft.com/office/word/2015/wordml/symex" xmlns:wpg="http://schemas.microsoft.com/office/word/2010/wordprocessingGroup" xmlns:wpi="http://schemas.microsoft.com/office/word/2010/wordprocessingInk" xmlns:wne="http://schemas.microsoft.com/office/word/2006/wordml" xmlns:wps="http://schemas.microsoft.com/office/word/2010/wordprocessingShape" mc:Ignorable="w14 w15 w16se w16cid w16 w16cex w16sdtdh wp14">
   <w:p>
     <w:pPr>
@@ -5572,7 +3999,7 @@
 </w:hdr>
 </file>
 
-<file path=word/header15.xml><?xml version="1.0" encoding="utf-8"?>
+<file path=word/header13.xml><?xml version="1.0" encoding="utf-8"?>
 <w:hdr xmlns:wpc="http://schemas.microsoft.com/office/word/2010/wordprocessingCanvas" xmlns:cx="http://schemas.microsoft.com/office/drawing/2014/chartex" xmlns:cx1="http://schemas.microsoft.com/office/drawing/2015/9/8/chartex" xmlns:cx2="http://schemas.microsoft.com/office/drawing/2015/10/21/chartex" xmlns:cx3="http://schemas.microsoft.com/office/drawing/2016/5/9/chartex" xmlns:cx4="http://schemas.microsoft.com/office/drawing/2016/5/10/chartex" xmlns:cx5="http://schemas.microsoft.com/office/drawing/2016/5/11/chartex" xmlns:cx6="http://schemas.microsoft.com/office/drawing/2016/5/12/chartex" xmlns:cx7="http://schemas.microsoft.com/office/drawing/2016/5/13/chartex" xmlns:cx8="http://schemas.microsoft.com/office/drawing/2016/5/14/chartex" xmlns:mc="http://schemas.openxmlformats.org/markup-compatibility/2006" xmlns:aink="http://schemas.microsoft.com/office/drawing/2016/ink" xmlns:am3d="http://schemas.microsoft.com/office/drawing/2017/model3d" xmlns:o="urn:schemas-microsoft-com:office:office" xmlns:oel="http://schemas.microsoft.com/office/2019/extlst" xmlns:r="http://schemas.openxmlformats.org/officeDocument/2006/relationships" xmlns:m="http://schemas.openxmlformats.org/officeDocument/2006/math" xmlns:v="urn:schemas-microsoft-com:vml" xmlns:wp14="http://schemas.microsoft.com/office/word/2010/wordprocessingDrawing" xmlns:wp="http://schemas.openxmlformats.org/drawingml/2006/wordprocessingDrawing" xmlns:w10="urn:schemas-microsoft-com:office:word" xmlns:w="http://schemas.openxmlformats.org/wordprocessingml/2006/main" xmlns:w14="http://schemas.microsoft.com/office/word/2010/wordml" xmlns:w15="http://schemas.microsoft.com/office/word/2012/wordml" xmlns:w16cex="http://schemas.microsoft.com/office/word/2018/wordml/cex" xmlns:w16cid="http://schemas.microsoft.com/office/word/2016/wordml/cid" xmlns:w16="http://schemas.microsoft.com/office/word/2018/wordml" xmlns:w16sdtdh="http://schemas.microsoft.com/office/word/2020/wordml/sdtdatahash" xmlns:w16se="http://schemas.microsoft.com/office/word/2015/wordml/symex" xmlns:wpg="http://schemas.microsoft.com/office/word/2010/wordprocessingGroup" xmlns:wpi="http://schemas.microsoft.com/office/word/2010/wordprocessingInk" xmlns:wne="http://schemas.microsoft.com/office/word/2006/wordml" xmlns:wps="http://schemas.microsoft.com/office/word/2010/wordprocessingShape" mc:Ignorable="w14 w15 w16se w16cid w16 w16cex w16sdtdh wp14">
   <w:sdt>
     <w:sdtPr>
@@ -5611,7 +4038,7 @@
 </w:hdr>
 </file>
 
-<file path=word/header16.xml><?xml version="1.0" encoding="utf-8"?>
+<file path=word/header14.xml><?xml version="1.0" encoding="utf-8"?>
 <w:hdr xmlns:wpc="http://schemas.microsoft.com/office/word/2010/wordprocessingCanvas" xmlns:cx="http://schemas.microsoft.com/office/drawing/2014/chartex" xmlns:cx1="http://schemas.microsoft.com/office/drawing/2015/9/8/chartex" xmlns:cx2="http://schemas.microsoft.com/office/drawing/2015/10/21/chartex" xmlns:cx3="http://schemas.microsoft.com/office/drawing/2016/5/9/chartex" xmlns:cx4="http://schemas.microsoft.com/office/drawing/2016/5/10/chartex" xmlns:cx5="http://schemas.microsoft.com/office/drawing/2016/5/11/chartex" xmlns:cx6="http://schemas.microsoft.com/office/drawing/2016/5/12/chartex" xmlns:cx7="http://schemas.microsoft.com/office/drawing/2016/5/13/chartex" xmlns:cx8="http://schemas.microsoft.com/office/drawing/2016/5/14/chartex" xmlns:mc="http://schemas.openxmlformats.org/markup-compatibility/2006" xmlns:aink="http://schemas.microsoft.com/office/drawing/2016/ink" xmlns:am3d="http://schemas.microsoft.com/office/drawing/2017/model3d" xmlns:o="urn:schemas-microsoft-com:office:office" xmlns:oel="http://schemas.microsoft.com/office/2019/extlst" xmlns:r="http://schemas.openxmlformats.org/officeDocument/2006/relationships" xmlns:m="http://schemas.openxmlformats.org/officeDocument/2006/math" xmlns:v="urn:schemas-microsoft-com:vml" xmlns:wp14="http://schemas.microsoft.com/office/word/2010/wordprocessingDrawing" xmlns:wp="http://schemas.openxmlformats.org/drawingml/2006/wordprocessingDrawing" xmlns:w10="urn:schemas-microsoft-com:office:word" xmlns:w="http://schemas.openxmlformats.org/wordprocessingml/2006/main" xmlns:w14="http://schemas.microsoft.com/office/word/2010/wordml" xmlns:w15="http://schemas.microsoft.com/office/word/2012/wordml" xmlns:w16cex="http://schemas.microsoft.com/office/word/2018/wordml/cex" xmlns:w16cid="http://schemas.microsoft.com/office/word/2016/wordml/cid" xmlns:w16="http://schemas.microsoft.com/office/word/2018/wordml" xmlns:w16sdtdh="http://schemas.microsoft.com/office/word/2020/wordml/sdtdatahash" xmlns:w16se="http://schemas.microsoft.com/office/word/2015/wordml/symex" xmlns:wpg="http://schemas.microsoft.com/office/word/2010/wordprocessingGroup" xmlns:wpi="http://schemas.microsoft.com/office/word/2010/wordprocessingInk" xmlns:wne="http://schemas.microsoft.com/office/word/2006/wordml" xmlns:wps="http://schemas.microsoft.com/office/word/2010/wordprocessingShape" mc:Ignorable="w14 w15 w16se w16cid w16 w16cex w16sdtdh wp14">
   <w:p>
     <w:pPr>
@@ -5854,9 +4281,14 @@
     <w:pPr>
       <w:pStyle w:val="Cabealho"/>
     </w:pPr>
+    <w:proofErr w:type="spellStart"/>
+    <w:r>
+      <w:t>i</w:t>
+    </w:r>
     <w:r>
       <w:t>v</w:t>
     </w:r>
+    <w:proofErr w:type="spellEnd"/>
   </w:p>
 </w:hdr>
 </file>
@@ -5934,7 +4366,7 @@
       <w:pStyle w:val="Cabealho"/>
     </w:pPr>
     <w:r>
-      <w:t>vi</w:t>
+      <w:t>v</w:t>
     </w:r>
   </w:p>
 </w:hdr>
@@ -5945,62 +4377,9 @@
   <w:p>
     <w:pPr>
       <w:pStyle w:val="Cabealho"/>
-      <w:framePr w:wrap="around" w:vAnchor="text" w:hAnchor="margin" w:xAlign="right" w:y="1"/>
-      <w:rPr>
-        <w:rStyle w:val="Nmerodepgina"/>
-      </w:rPr>
     </w:pPr>
     <w:r>
-      <w:rPr>
-        <w:rStyle w:val="Nmerodepgina"/>
-      </w:rPr>
-      <w:fldChar w:fldCharType="begin"/>
-    </w:r>
-    <w:r>
-      <w:rPr>
-        <w:rStyle w:val="Nmerodepgina"/>
-      </w:rPr>
-      <w:instrText xml:space="preserve">PAGE  </w:instrText>
-    </w:r>
-    <w:r>
-      <w:rPr>
-        <w:rStyle w:val="Nmerodepgina"/>
-      </w:rPr>
-      <w:fldChar w:fldCharType="separate"/>
-    </w:r>
-    <w:r>
-      <w:rPr>
-        <w:rStyle w:val="Nmerodepgina"/>
-        <w:noProof/>
-      </w:rPr>
-      <w:t>x</w:t>
-    </w:r>
-    <w:r>
-      <w:rPr>
-        <w:rStyle w:val="Nmerodepgina"/>
-      </w:rPr>
-      <w:fldChar w:fldCharType="end"/>
-    </w:r>
-  </w:p>
-  <w:p>
-    <w:pPr>
-      <w:pStyle w:val="Cabealho"/>
-      <w:ind w:right="360"/>
-    </w:pPr>
-    <w:r>
-      <w:fldChar w:fldCharType="begin"/>
-    </w:r>
-    <w:r>
-      <w:instrText>\page\* ARABIC</w:instrText>
-    </w:r>
-    <w:r>
-      <w:fldChar w:fldCharType="separate"/>
-    </w:r>
-    <w:r>
-      <w:t>10</w:t>
-    </w:r>
-    <w:r>
-      <w:fldChar w:fldCharType="end"/>
+      <w:t>vi</w:t>
     </w:r>
   </w:p>
 </w:hdr>
@@ -7595,6 +5974,7 @@
   <w:style w:type="character" w:default="1" w:styleId="Fontepargpadro">
     <w:name w:val="Default Paragraph Font"/>
     <w:uiPriority w:val="1"/>
+    <w:semiHidden/>
     <w:unhideWhenUsed/>
   </w:style>
   <w:style w:type="table" w:default="1" w:styleId="Tabelanormal">

--- a/docs/Rascunho TCC.docx
+++ b/docs/Rascunho TCC.docx
@@ -502,7 +502,7 @@
       <w:bookmarkStart w:id="2" w:name="_Toc527795382"/>
       <w:bookmarkStart w:id="3" w:name="_Toc527798492"/>
       <w:bookmarkStart w:id="4" w:name="_Toc159362151"/>
-      <w:bookmarkStart w:id="5" w:name="_Toc225850641"/>
+      <w:bookmarkStart w:id="5" w:name="_Toc225859264"/>
       <w:r>
         <w:lastRenderedPageBreak/>
         <w:t>Lista de</w:t>
@@ -667,7 +667,7 @@
         <w:pStyle w:val="TC-TituloCentralizado"/>
       </w:pPr>
       <w:bookmarkStart w:id="6" w:name="_Toc159362152"/>
-      <w:bookmarkStart w:id="7" w:name="_Toc225850642"/>
+      <w:bookmarkStart w:id="7" w:name="_Toc225859265"/>
       <w:r>
         <w:lastRenderedPageBreak/>
         <w:t>Lista de QUADROS</w:t>
@@ -846,7 +846,7 @@
         <w:pStyle w:val="TC-TituloCentralizado"/>
       </w:pPr>
       <w:bookmarkStart w:id="8" w:name="_Toc159362153"/>
-      <w:bookmarkStart w:id="9" w:name="_Toc225850643"/>
+      <w:bookmarkStart w:id="9" w:name="_Toc225859266"/>
       <w:r>
         <w:lastRenderedPageBreak/>
         <w:t>Lista de tabelas</w:t>
@@ -856,178 +856,41 @@
     </w:p>
     <w:p>
       <w:pPr>
-        <w:pStyle w:val="Sumrio9"/>
-        <w:rPr>
-          <w:rFonts w:asciiTheme="minorHAnsi" w:eastAsiaTheme="minorEastAsia" w:hAnsiTheme="minorHAnsi" w:cstheme="minorBidi"/>
-          <w:noProof/>
-          <w:sz w:val="22"/>
-          <w:szCs w:val="22"/>
-        </w:rPr>
-      </w:pPr>
-      <w:r>
-        <w:rPr>
-          <w:noProof/>
-        </w:rPr>
-        <w:fldChar w:fldCharType="begin"/>
-      </w:r>
-      <w:r>
-        <w:rPr>
-          <w:noProof/>
-        </w:rPr>
-        <w:instrText xml:space="preserve"> TOC \t "TE-LegendaTabela;9" </w:instrText>
-      </w:r>
-      <w:r>
-        <w:rPr>
-          <w:noProof/>
-        </w:rPr>
-        <w:fldChar w:fldCharType="separate"/>
-      </w:r>
-      <w:r>
-        <w:rPr>
-          <w:b/>
-          <w:noProof/>
-        </w:rPr>
-        <w:t>TABELA 1 -</w:t>
-      </w:r>
-      <w:r>
-        <w:rPr>
-          <w:rFonts w:asciiTheme="minorHAnsi" w:eastAsiaTheme="minorEastAsia" w:hAnsiTheme="minorHAnsi" w:cstheme="minorBidi"/>
-          <w:noProof/>
-          <w:sz w:val="22"/>
-          <w:szCs w:val="22"/>
-        </w:rPr>
-        <w:tab/>
-      </w:r>
-      <w:r>
-        <w:rPr>
-          <w:noProof/>
-        </w:rPr>
-        <w:t>Exemplo de Tabela</w:t>
-      </w:r>
-      <w:r>
-        <w:rPr>
-          <w:noProof/>
-        </w:rPr>
-        <w:tab/>
-      </w:r>
-      <w:r>
-        <w:rPr>
-          <w:noProof/>
-        </w:rPr>
-        <w:fldChar w:fldCharType="begin"/>
-      </w:r>
-      <w:r>
-        <w:rPr>
-          <w:noProof/>
-        </w:rPr>
-        <w:instrText xml:space="preserve"> PAGEREF _Toc192622170 \h </w:instrText>
-      </w:r>
-      <w:r>
-        <w:rPr>
-          <w:noProof/>
-        </w:rPr>
-      </w:r>
-      <w:r>
-        <w:rPr>
-          <w:noProof/>
-        </w:rPr>
-        <w:fldChar w:fldCharType="separate"/>
-      </w:r>
-      <w:r>
-        <w:rPr>
-          <w:noProof/>
-        </w:rPr>
-        <w:t>17</w:t>
-      </w:r>
-      <w:r>
-        <w:rPr>
-          <w:noProof/>
-        </w:rPr>
-        <w:fldChar w:fldCharType="end"/>
-      </w:r>
-    </w:p>
-    <w:p>
-      <w:pPr>
-        <w:pStyle w:val="Sumrio9"/>
-        <w:rPr>
-          <w:rFonts w:asciiTheme="minorHAnsi" w:eastAsiaTheme="minorEastAsia" w:hAnsiTheme="minorHAnsi" w:cstheme="minorBidi"/>
-          <w:noProof/>
-          <w:sz w:val="22"/>
-          <w:szCs w:val="22"/>
-        </w:rPr>
-      </w:pPr>
-      <w:r>
-        <w:rPr>
-          <w:b/>
-          <w:noProof/>
-        </w:rPr>
-        <w:t>TABELA 2 -</w:t>
-      </w:r>
-      <w:r>
-        <w:rPr>
-          <w:rFonts w:asciiTheme="minorHAnsi" w:eastAsiaTheme="minorEastAsia" w:hAnsiTheme="minorHAnsi" w:cstheme="minorBidi"/>
-          <w:noProof/>
-          <w:sz w:val="22"/>
-          <w:szCs w:val="22"/>
-        </w:rPr>
-        <w:tab/>
-      </w:r>
-      <w:r>
-        <w:rPr>
-          <w:noProof/>
-        </w:rPr>
-        <w:t>Outro exemplo de Tabela</w:t>
-      </w:r>
-      <w:r>
-        <w:rPr>
-          <w:noProof/>
-        </w:rPr>
-        <w:tab/>
-      </w:r>
-      <w:r>
-        <w:rPr>
-          <w:noProof/>
-        </w:rPr>
-        <w:fldChar w:fldCharType="begin"/>
-      </w:r>
-      <w:r>
-        <w:rPr>
-          <w:noProof/>
-        </w:rPr>
-        <w:instrText xml:space="preserve"> PAGEREF _Toc192622171 \h </w:instrText>
-      </w:r>
-      <w:r>
-        <w:rPr>
-          <w:noProof/>
-        </w:rPr>
-      </w:r>
-      <w:r>
-        <w:rPr>
-          <w:noProof/>
-        </w:rPr>
-        <w:fldChar w:fldCharType="separate"/>
-      </w:r>
-      <w:r>
-        <w:rPr>
-          <w:noProof/>
-        </w:rPr>
-        <w:t>18</w:t>
-      </w:r>
-      <w:r>
-        <w:rPr>
-          <w:noProof/>
-        </w:rPr>
-        <w:fldChar w:fldCharType="end"/>
-      </w:r>
-    </w:p>
-    <w:p>
-      <w:pPr>
         <w:pStyle w:val="TE-Normal"/>
         <w:rPr>
           <w:noProof/>
           <w:snapToGrid/>
         </w:rPr>
       </w:pPr>
+      <w:r>
+        <w:rPr>
+          <w:noProof/>
+          <w:szCs w:val="26"/>
+        </w:rPr>
+        <w:fldChar w:fldCharType="begin"/>
+      </w:r>
+      <w:r>
+        <w:rPr>
+          <w:noProof/>
+        </w:rPr>
+        <w:instrText xml:space="preserve"> TOC \t "TE-LegendaTabela;9" </w:instrText>
+      </w:r>
+      <w:r>
+        <w:rPr>
+          <w:noProof/>
+          <w:szCs w:val="26"/>
+        </w:rPr>
+        <w:fldChar w:fldCharType="separate"/>
+      </w:r>
+      <w:r>
+        <w:rPr>
+          <w:b/>
+          <w:bCs/>
+          <w:noProof/>
+          <w:szCs w:val="26"/>
+        </w:rPr>
+        <w:t>Nenhuma entrada de sumário foi encontrada.</w:t>
+      </w:r>
       <w:r>
         <w:rPr>
           <w:noProof/>
@@ -1187,7 +1050,7 @@
         <w:pStyle w:val="TC-TituloCentralizado"/>
       </w:pPr>
       <w:bookmarkStart w:id="10" w:name="_Toc159362154"/>
-      <w:bookmarkStart w:id="11" w:name="_Toc225850644"/>
+      <w:bookmarkStart w:id="11" w:name="_Toc225859267"/>
       <w:r>
         <w:lastRenderedPageBreak/>
         <w:t>Lista de Siglas</w:t>
@@ -1285,7 +1148,7 @@
         <w:fldChar w:fldCharType="begin"/>
       </w:r>
       <w:r>
-        <w:instrText xml:space="preserve"> PAGEREF _Toc225850641 \h </w:instrText>
+        <w:instrText xml:space="preserve"> PAGEREF _Toc225859264 \h </w:instrText>
       </w:r>
       <w:r>
         <w:fldChar w:fldCharType="separate"/>
@@ -1320,7 +1183,7 @@
         <w:fldChar w:fldCharType="begin"/>
       </w:r>
       <w:r>
-        <w:instrText xml:space="preserve"> PAGEREF _Toc225850642 \h </w:instrText>
+        <w:instrText xml:space="preserve"> PAGEREF _Toc225859265 \h </w:instrText>
       </w:r>
       <w:r>
         <w:fldChar w:fldCharType="separate"/>
@@ -1355,7 +1218,7 @@
         <w:fldChar w:fldCharType="begin"/>
       </w:r>
       <w:r>
-        <w:instrText xml:space="preserve"> PAGEREF _Toc225850643 \h </w:instrText>
+        <w:instrText xml:space="preserve"> PAGEREF _Toc225859266 \h </w:instrText>
       </w:r>
       <w:r>
         <w:fldChar w:fldCharType="separate"/>
@@ -1390,7 +1253,7 @@
         <w:fldChar w:fldCharType="begin"/>
       </w:r>
       <w:r>
-        <w:instrText xml:space="preserve"> PAGEREF _Toc225850644 \h </w:instrText>
+        <w:instrText xml:space="preserve"> PAGEREF _Toc225859267 \h </w:instrText>
       </w:r>
       <w:r>
         <w:fldChar w:fldCharType="separate"/>
@@ -1425,7 +1288,7 @@
         <w:fldChar w:fldCharType="begin"/>
       </w:r>
       <w:r>
-        <w:instrText xml:space="preserve"> PAGEREF _Toc225850645 \h </w:instrText>
+        <w:instrText xml:space="preserve"> PAGEREF _Toc225859268 \h </w:instrText>
       </w:r>
       <w:r>
         <w:fldChar w:fldCharType="separate"/>
@@ -1458,7 +1321,7 @@
         <w:fldChar w:fldCharType="begin"/>
       </w:r>
       <w:r>
-        <w:instrText xml:space="preserve"> PAGEREF _Toc225850646 \h </w:instrText>
+        <w:instrText xml:space="preserve"> PAGEREF _Toc225859269 \h </w:instrText>
       </w:r>
       <w:r>
         <w:fldChar w:fldCharType="separate"/>
@@ -1491,7 +1354,7 @@
         <w:fldChar w:fldCharType="begin"/>
       </w:r>
       <w:r>
-        <w:instrText xml:space="preserve"> PAGEREF _Toc225850647 \h </w:instrText>
+        <w:instrText xml:space="preserve"> PAGEREF _Toc225859270 \h </w:instrText>
       </w:r>
       <w:r>
         <w:fldChar w:fldCharType="separate"/>
@@ -1524,7 +1387,7 @@
         <w:fldChar w:fldCharType="begin"/>
       </w:r>
       <w:r>
-        <w:instrText xml:space="preserve"> PAGEREF _Toc225850648 \h </w:instrText>
+        <w:instrText xml:space="preserve"> PAGEREF _Toc225859271 \h </w:instrText>
       </w:r>
       <w:r>
         <w:fldChar w:fldCharType="separate"/>
@@ -1557,7 +1420,7 @@
         <w:fldChar w:fldCharType="begin"/>
       </w:r>
       <w:r>
-        <w:instrText xml:space="preserve"> PAGEREF _Toc225850649 \h </w:instrText>
+        <w:instrText xml:space="preserve"> PAGEREF _Toc225859272 \h </w:instrText>
       </w:r>
       <w:r>
         <w:fldChar w:fldCharType="separate"/>
@@ -1590,7 +1453,7 @@
         <w:fldChar w:fldCharType="begin"/>
       </w:r>
       <w:r>
-        <w:instrText xml:space="preserve"> PAGEREF _Toc225850650 \h </w:instrText>
+        <w:instrText xml:space="preserve"> PAGEREF _Toc225859273 \h </w:instrText>
       </w:r>
       <w:r>
         <w:fldChar w:fldCharType="separate"/>
@@ -1623,7 +1486,7 @@
         <w:fldChar w:fldCharType="begin"/>
       </w:r>
       <w:r>
-        <w:instrText xml:space="preserve"> PAGEREF _Toc225850651 \h </w:instrText>
+        <w:instrText xml:space="preserve"> PAGEREF _Toc225859274 \h </w:instrText>
       </w:r>
       <w:r>
         <w:fldChar w:fldCharType="separate"/>
@@ -1656,7 +1519,7 @@
         <w:fldChar w:fldCharType="begin"/>
       </w:r>
       <w:r>
-        <w:instrText xml:space="preserve"> PAGEREF _Toc225850652 \h </w:instrText>
+        <w:instrText xml:space="preserve"> PAGEREF _Toc225859275 \h </w:instrText>
       </w:r>
       <w:r>
         <w:fldChar w:fldCharType="separate"/>
@@ -1689,7 +1552,7 @@
         <w:fldChar w:fldCharType="begin"/>
       </w:r>
       <w:r>
-        <w:instrText xml:space="preserve"> PAGEREF _Toc225850653 \h </w:instrText>
+        <w:instrText xml:space="preserve"> PAGEREF _Toc225859276 \h </w:instrText>
       </w:r>
       <w:r>
         <w:fldChar w:fldCharType="separate"/>
@@ -1722,7 +1585,7 @@
         <w:fldChar w:fldCharType="begin"/>
       </w:r>
       <w:r>
-        <w:instrText xml:space="preserve"> PAGEREF _Toc225850654 \h </w:instrText>
+        <w:instrText xml:space="preserve"> PAGEREF _Toc225859277 \h </w:instrText>
       </w:r>
       <w:r>
         <w:fldChar w:fldCharType="separate"/>
@@ -1757,7 +1620,7 @@
         <w:fldChar w:fldCharType="begin"/>
       </w:r>
       <w:r>
-        <w:instrText xml:space="preserve"> PAGEREF _Toc225850655 \h </w:instrText>
+        <w:instrText xml:space="preserve"> PAGEREF _Toc225859278 \h </w:instrText>
       </w:r>
       <w:r>
         <w:fldChar w:fldCharType="separate"/>
@@ -1790,7 +1653,7 @@
         <w:fldChar w:fldCharType="begin"/>
       </w:r>
       <w:r>
-        <w:instrText xml:space="preserve"> PAGEREF _Toc225850656 \h </w:instrText>
+        <w:instrText xml:space="preserve"> PAGEREF _Toc225859279 \h </w:instrText>
       </w:r>
       <w:r>
         <w:fldChar w:fldCharType="separate"/>
@@ -1823,7 +1686,7 @@
         <w:fldChar w:fldCharType="begin"/>
       </w:r>
       <w:r>
-        <w:instrText xml:space="preserve"> PAGEREF _Toc225850657 \h </w:instrText>
+        <w:instrText xml:space="preserve"> PAGEREF _Toc225859280 \h </w:instrText>
       </w:r>
       <w:r>
         <w:fldChar w:fldCharType="separate"/>
@@ -1856,7 +1719,7 @@
         <w:fldChar w:fldCharType="begin"/>
       </w:r>
       <w:r>
-        <w:instrText xml:space="preserve"> PAGEREF _Toc225850658 \h </w:instrText>
+        <w:instrText xml:space="preserve"> PAGEREF _Toc225859281 \h </w:instrText>
       </w:r>
       <w:r>
         <w:fldChar w:fldCharType="separate"/>
@@ -1889,7 +1752,7 @@
         <w:fldChar w:fldCharType="begin"/>
       </w:r>
       <w:r>
-        <w:instrText xml:space="preserve"> PAGEREF _Toc225850659 \h </w:instrText>
+        <w:instrText xml:space="preserve"> PAGEREF _Toc225859282 \h </w:instrText>
       </w:r>
       <w:r>
         <w:fldChar w:fldCharType="separate"/>
@@ -1922,7 +1785,7 @@
         <w:fldChar w:fldCharType="begin"/>
       </w:r>
       <w:r>
-        <w:instrText xml:space="preserve"> PAGEREF _Toc225850660 \h </w:instrText>
+        <w:instrText xml:space="preserve"> PAGEREF _Toc225859283 \h </w:instrText>
       </w:r>
       <w:r>
         <w:fldChar w:fldCharType="separate"/>
@@ -1955,7 +1818,7 @@
         <w:fldChar w:fldCharType="begin"/>
       </w:r>
       <w:r>
-        <w:instrText xml:space="preserve"> PAGEREF _Toc225850661 \h </w:instrText>
+        <w:instrText xml:space="preserve"> PAGEREF _Toc225859284 \h </w:instrText>
       </w:r>
       <w:r>
         <w:fldChar w:fldCharType="separate"/>
@@ -1988,7 +1851,7 @@
         <w:fldChar w:fldCharType="begin"/>
       </w:r>
       <w:r>
-        <w:instrText xml:space="preserve"> PAGEREF _Toc225850662 \h </w:instrText>
+        <w:instrText xml:space="preserve"> PAGEREF _Toc225859285 \h </w:instrText>
       </w:r>
       <w:r>
         <w:fldChar w:fldCharType="separate"/>
@@ -2021,7 +1884,7 @@
         <w:fldChar w:fldCharType="begin"/>
       </w:r>
       <w:r>
-        <w:instrText xml:space="preserve"> PAGEREF _Toc225850663 \h </w:instrText>
+        <w:instrText xml:space="preserve"> PAGEREF _Toc225859286 \h </w:instrText>
       </w:r>
       <w:r>
         <w:fldChar w:fldCharType="separate"/>
@@ -2054,7 +1917,7 @@
         <w:fldChar w:fldCharType="begin"/>
       </w:r>
       <w:r>
-        <w:instrText xml:space="preserve"> PAGEREF _Toc225850664 \h </w:instrText>
+        <w:instrText xml:space="preserve"> PAGEREF _Toc225859287 \h </w:instrText>
       </w:r>
       <w:r>
         <w:fldChar w:fldCharType="separate"/>
@@ -2089,7 +1952,7 @@
         <w:fldChar w:fldCharType="begin"/>
       </w:r>
       <w:r>
-        <w:instrText xml:space="preserve"> PAGEREF _Toc225850665 \h </w:instrText>
+        <w:instrText xml:space="preserve"> PAGEREF _Toc225859288 \h </w:instrText>
       </w:r>
       <w:r>
         <w:fldChar w:fldCharType="separate"/>
@@ -2122,7 +1985,7 @@
         <w:fldChar w:fldCharType="begin"/>
       </w:r>
       <w:r>
-        <w:instrText xml:space="preserve"> PAGEREF _Toc225850666 \h </w:instrText>
+        <w:instrText xml:space="preserve"> PAGEREF _Toc225859289 \h </w:instrText>
       </w:r>
       <w:r>
         <w:fldChar w:fldCharType="separate"/>
@@ -2155,7 +2018,7 @@
         <w:fldChar w:fldCharType="begin"/>
       </w:r>
       <w:r>
-        <w:instrText xml:space="preserve"> PAGEREF _Toc225850667 \h </w:instrText>
+        <w:instrText xml:space="preserve"> PAGEREF _Toc225859290 \h </w:instrText>
       </w:r>
       <w:r>
         <w:fldChar w:fldCharType="separate"/>
@@ -2188,7 +2051,7 @@
         <w:fldChar w:fldCharType="begin"/>
       </w:r>
       <w:r>
-        <w:instrText xml:space="preserve"> PAGEREF _Toc225850668 \h </w:instrText>
+        <w:instrText xml:space="preserve"> PAGEREF _Toc225859291 \h </w:instrText>
       </w:r>
       <w:r>
         <w:fldChar w:fldCharType="separate"/>
@@ -2221,7 +2084,7 @@
         <w:fldChar w:fldCharType="begin"/>
       </w:r>
       <w:r>
-        <w:instrText xml:space="preserve"> PAGEREF _Toc225850669 \h </w:instrText>
+        <w:instrText xml:space="preserve"> PAGEREF _Toc225859292 \h </w:instrText>
       </w:r>
       <w:r>
         <w:fldChar w:fldCharType="separate"/>
@@ -2254,7 +2117,7 @@
         <w:fldChar w:fldCharType="begin"/>
       </w:r>
       <w:r>
-        <w:instrText xml:space="preserve"> PAGEREF _Toc225850670 \h </w:instrText>
+        <w:instrText xml:space="preserve"> PAGEREF _Toc225859293 \h </w:instrText>
       </w:r>
       <w:r>
         <w:fldChar w:fldCharType="separate"/>
@@ -2287,7 +2150,7 @@
         <w:fldChar w:fldCharType="begin"/>
       </w:r>
       <w:r>
-        <w:instrText xml:space="preserve"> PAGEREF _Toc225850671 \h </w:instrText>
+        <w:instrText xml:space="preserve"> PAGEREF _Toc225859294 \h </w:instrText>
       </w:r>
       <w:r>
         <w:fldChar w:fldCharType="separate"/>
@@ -2320,7 +2183,7 @@
         <w:fldChar w:fldCharType="begin"/>
       </w:r>
       <w:r>
-        <w:instrText xml:space="preserve"> PAGEREF _Toc225850672 \h </w:instrText>
+        <w:instrText xml:space="preserve"> PAGEREF _Toc225859295 \h </w:instrText>
       </w:r>
       <w:r>
         <w:fldChar w:fldCharType="separate"/>
@@ -2354,7 +2217,7 @@
         <w:fldChar w:fldCharType="begin"/>
       </w:r>
       <w:r>
-        <w:instrText xml:space="preserve"> PAGEREF _Toc225850673 \h </w:instrText>
+        <w:instrText xml:space="preserve"> PAGEREF _Toc225859296 \h </w:instrText>
       </w:r>
       <w:r>
         <w:fldChar w:fldCharType="separate"/>
@@ -2389,48 +2252,13 @@
         <w:fldChar w:fldCharType="begin"/>
       </w:r>
       <w:r>
-        <w:instrText xml:space="preserve"> PAGEREF _Toc225850674 \h </w:instrText>
+        <w:instrText xml:space="preserve"> PAGEREF _Toc225859297 \h </w:instrText>
       </w:r>
       <w:r>
         <w:fldChar w:fldCharType="separate"/>
       </w:r>
       <w:r>
         <w:t>13</w:t>
-      </w:r>
-      <w:r>
-        <w:fldChar w:fldCharType="end"/>
-      </w:r>
-    </w:p>
-    <w:p>
-      <w:pPr>
-        <w:pStyle w:val="Sumrio2"/>
-        <w:rPr>
-          <w:rFonts w:asciiTheme="minorHAnsi" w:eastAsiaTheme="minorEastAsia" w:hAnsiTheme="minorHAnsi" w:cstheme="minorBidi"/>
-          <w:b w:val="0"/>
-          <w:smallCaps w:val="0"/>
-          <w:kern w:val="2"/>
-          <w:sz w:val="24"/>
-          <w:szCs w:val="24"/>
-          <w14:ligatures w14:val="standardContextual"/>
-        </w:rPr>
-      </w:pPr>
-      <w:r>
-        <w:t>5 ORÇAMENTO</w:t>
-      </w:r>
-      <w:r>
-        <w:tab/>
-      </w:r>
-      <w:r>
-        <w:fldChar w:fldCharType="begin"/>
-      </w:r>
-      <w:r>
-        <w:instrText xml:space="preserve"> PAGEREF _Toc225850675 \h </w:instrText>
-      </w:r>
-      <w:r>
-        <w:fldChar w:fldCharType="separate"/>
-      </w:r>
-      <w:r>
-        <w:t>15</w:t>
       </w:r>
       <w:r>
         <w:fldChar w:fldCharType="end"/>
@@ -2459,13 +2287,13 @@
         <w:fldChar w:fldCharType="begin"/>
       </w:r>
       <w:r>
-        <w:instrText xml:space="preserve"> PAGEREF _Toc225850676 \h </w:instrText>
+        <w:instrText xml:space="preserve"> PAGEREF _Toc225859298 \h </w:instrText>
       </w:r>
       <w:r>
         <w:fldChar w:fldCharType="separate"/>
       </w:r>
       <w:r>
-        <w:t>16</w:t>
+        <w:t>14</w:t>
       </w:r>
       <w:r>
         <w:fldChar w:fldCharType="end"/>
@@ -2510,7 +2338,7 @@
       <w:bookmarkStart w:id="13" w:name="_Toc527793652"/>
       <w:bookmarkStart w:id="14" w:name="_Toc527795385"/>
       <w:bookmarkStart w:id="15" w:name="_Toc527798495"/>
-      <w:bookmarkStart w:id="16" w:name="_Toc225850645"/>
+      <w:bookmarkStart w:id="16" w:name="_Toc225859268"/>
       <w:r>
         <w:lastRenderedPageBreak/>
         <w:t>Introdução</w:t>
@@ -2545,7 +2373,7 @@
       <w:pPr>
         <w:pStyle w:val="T2-TituloSecundario"/>
       </w:pPr>
-      <w:bookmarkStart w:id="17" w:name="_Toc225850646"/>
+      <w:bookmarkStart w:id="17" w:name="_Toc225859269"/>
       <w:r>
         <w:t>Contextualização</w:t>
       </w:r>
@@ -2588,7 +2416,7 @@
       <w:pPr>
         <w:pStyle w:val="T2-TituloSecundario"/>
       </w:pPr>
-      <w:bookmarkStart w:id="18" w:name="_Toc225850647"/>
+      <w:bookmarkStart w:id="18" w:name="_Toc225859270"/>
       <w:r>
         <w:t>De</w:t>
       </w:r>
@@ -2641,7 +2469,7 @@
       <w:pPr>
         <w:pStyle w:val="T2-TituloSecundario"/>
       </w:pPr>
-      <w:bookmarkStart w:id="19" w:name="_Toc225850648"/>
+      <w:bookmarkStart w:id="19" w:name="_Toc225859271"/>
       <w:r>
         <w:t>Objetivo</w:t>
       </w:r>
@@ -2655,7 +2483,7 @@
         <w:pStyle w:val="T3-TituloTerciario"/>
         <w:ind w:left="0"/>
       </w:pPr>
-      <w:bookmarkStart w:id="20" w:name="_Toc225850649"/>
+      <w:bookmarkStart w:id="20" w:name="_Toc225859272"/>
       <w:r>
         <w:t>Objetivo geral</w:t>
       </w:r>
@@ -2688,7 +2516,7 @@
         <w:pStyle w:val="T3-TituloTerciario"/>
         <w:ind w:left="0"/>
       </w:pPr>
-      <w:bookmarkStart w:id="21" w:name="_Toc225850650"/>
+      <w:bookmarkStart w:id="21" w:name="_Toc225859273"/>
       <w:r>
         <w:t>Objetivos específicos</w:t>
       </w:r>
@@ -2810,7 +2638,7 @@
       <w:pPr>
         <w:pStyle w:val="T2-TituloSecundario"/>
       </w:pPr>
-      <w:bookmarkStart w:id="22" w:name="_Toc225850651"/>
+      <w:bookmarkStart w:id="22" w:name="_Toc225859274"/>
       <w:r>
         <w:t>Justificativa</w:t>
       </w:r>
@@ -2867,7 +2695,7 @@
       <w:pPr>
         <w:pStyle w:val="T2-TituloSecundario"/>
       </w:pPr>
-      <w:bookmarkStart w:id="23" w:name="_Toc225850652"/>
+      <w:bookmarkStart w:id="23" w:name="_Toc225859275"/>
       <w:r>
         <w:t>Delimitação do Escopo</w:t>
       </w:r>
@@ -2956,7 +2784,7 @@
         <w:lastRenderedPageBreak/>
         <w:t xml:space="preserve"> </w:t>
       </w:r>
-      <w:bookmarkStart w:id="24" w:name="_Toc225850653"/>
+      <w:bookmarkStart w:id="24" w:name="_Toc225859276"/>
       <w:r>
         <w:t xml:space="preserve">Procedimentos </w:t>
       </w:r>
@@ -3004,7 +2832,7 @@
       <w:pPr>
         <w:pStyle w:val="T2-TituloSecundario"/>
       </w:pPr>
-      <w:bookmarkStart w:id="25" w:name="_Toc225850654"/>
+      <w:bookmarkStart w:id="25" w:name="_Toc225859277"/>
       <w:r>
         <w:t>Estrutura do Trabalho</w:t>
       </w:r>
@@ -3022,7 +2850,7 @@
       <w:pPr>
         <w:pStyle w:val="T1-TituloPrimario"/>
       </w:pPr>
-      <w:bookmarkStart w:id="26" w:name="_Toc225850655"/>
+      <w:bookmarkStart w:id="26" w:name="_Toc225859278"/>
       <w:bookmarkEnd w:id="12"/>
       <w:bookmarkEnd w:id="13"/>
       <w:bookmarkEnd w:id="14"/>
@@ -3037,7 +2865,7 @@
       <w:pPr>
         <w:pStyle w:val="T2-TituloSecundario"/>
       </w:pPr>
-      <w:bookmarkStart w:id="27" w:name="_Toc225850656"/>
+      <w:bookmarkStart w:id="27" w:name="_Toc225859279"/>
       <w:r>
         <w:t>Representação Musical Digital</w:t>
       </w:r>
@@ -3069,7 +2897,7 @@
       <w:pPr>
         <w:pStyle w:val="T3-TituloTerciario"/>
       </w:pPr>
-      <w:bookmarkStart w:id="28" w:name="_Toc225850657"/>
+      <w:bookmarkStart w:id="28" w:name="_Toc225859280"/>
       <w:r>
         <w:t xml:space="preserve">Formato </w:t>
       </w:r>
@@ -3116,7 +2944,7 @@
       <w:pPr>
         <w:pStyle w:val="T2-TituloSecundario"/>
       </w:pPr>
-      <w:bookmarkStart w:id="29" w:name="_Toc225850658"/>
+      <w:bookmarkStart w:id="29" w:name="_Toc225859281"/>
       <w:r>
         <w:t>Padrões Melódicos</w:t>
       </w:r>
@@ -3143,7 +2971,7 @@
       <w:pPr>
         <w:pStyle w:val="T3-TituloTerciario"/>
       </w:pPr>
-      <w:bookmarkStart w:id="30" w:name="_Toc225850659"/>
+      <w:bookmarkStart w:id="30" w:name="_Toc225859282"/>
       <w:r>
         <w:t>Definição de padrões musicais</w:t>
       </w:r>
@@ -3169,7 +2997,7 @@
       <w:pPr>
         <w:pStyle w:val="T2-TituloSecundario"/>
       </w:pPr>
-      <w:bookmarkStart w:id="31" w:name="_Toc225850660"/>
+      <w:bookmarkStart w:id="31" w:name="_Toc225859283"/>
       <w:r>
         <w:t>Representação Intervalar</w:t>
       </w:r>
@@ -3199,7 +3027,7 @@
       <w:pPr>
         <w:pStyle w:val="T3-TituloTerciario"/>
       </w:pPr>
-      <w:bookmarkStart w:id="32" w:name="_Toc225850661"/>
+      <w:bookmarkStart w:id="32" w:name="_Toc225859284"/>
       <w:r>
         <w:t>Intervalos melódicos</w:t>
       </w:r>
@@ -3225,7 +3053,7 @@
       <w:pPr>
         <w:pStyle w:val="T2-TituloSecundario"/>
       </w:pPr>
-      <w:bookmarkStart w:id="33" w:name="_Toc225850662"/>
+      <w:bookmarkStart w:id="33" w:name="_Toc225859285"/>
       <w:r>
         <w:t>Contorno Melódico</w:t>
       </w:r>
@@ -3251,7 +3079,7 @@
       <w:pPr>
         <w:pStyle w:val="T3-TituloTerciario"/>
       </w:pPr>
-      <w:bookmarkStart w:id="34" w:name="_Toc225850663"/>
+      <w:bookmarkStart w:id="34" w:name="_Toc225859286"/>
       <w:r>
         <w:t>Representação direcional</w:t>
       </w:r>
@@ -3277,7 +3105,7 @@
       <w:pPr>
         <w:pStyle w:val="T2-TituloSecundario"/>
       </w:pPr>
-      <w:bookmarkStart w:id="35" w:name="_Toc225850664"/>
+      <w:bookmarkStart w:id="35" w:name="_Toc225859287"/>
       <w:r>
         <w:lastRenderedPageBreak/>
         <w:t>Trabalhos Relacionados</w:t>
@@ -3323,7 +3151,7 @@
       <w:pPr>
         <w:pStyle w:val="T1-TituloPrimario"/>
       </w:pPr>
-      <w:bookmarkStart w:id="36" w:name="_Toc225850665"/>
+      <w:bookmarkStart w:id="36" w:name="_Toc225859288"/>
       <w:r>
         <w:lastRenderedPageBreak/>
         <w:t>PROCEDIMENTOS METODOLÓGICOS</w:t>
@@ -3340,7 +3168,7 @@
       <w:pPr>
         <w:pStyle w:val="T2-TituloSecundario"/>
       </w:pPr>
-      <w:bookmarkStart w:id="37" w:name="_Toc225850666"/>
+      <w:bookmarkStart w:id="37" w:name="_Toc225859289"/>
       <w:r>
         <w:t>Caracterização da pesquisa</w:t>
       </w:r>
@@ -3358,7 +3186,7 @@
       <w:pPr>
         <w:pStyle w:val="T2-TituloSecundario"/>
       </w:pPr>
-      <w:bookmarkStart w:id="38" w:name="_Toc225850667"/>
+      <w:bookmarkStart w:id="38" w:name="_Toc225859290"/>
       <w:r>
         <w:t>Corpus de análise</w:t>
       </w:r>
@@ -3384,7 +3212,7 @@
       <w:pPr>
         <w:pStyle w:val="T2-TituloSecundario"/>
       </w:pPr>
-      <w:bookmarkStart w:id="39" w:name="_Toc225850668"/>
+      <w:bookmarkStart w:id="39" w:name="_Toc225859291"/>
       <w:r>
         <w:t>Extração da melodia</w:t>
       </w:r>
@@ -3402,7 +3230,7 @@
       <w:pPr>
         <w:pStyle w:val="T2-TituloSecundario"/>
       </w:pPr>
-      <w:bookmarkStart w:id="40" w:name="_Toc225850669"/>
+      <w:bookmarkStart w:id="40" w:name="_Toc225859292"/>
       <w:r>
         <w:lastRenderedPageBreak/>
         <w:t>Representação por intervalos</w:t>
@@ -3421,7 +3249,7 @@
       <w:pPr>
         <w:pStyle w:val="T2-TituloSecundario"/>
       </w:pPr>
-      <w:bookmarkStart w:id="41" w:name="_Toc225850670"/>
+      <w:bookmarkStart w:id="41" w:name="_Toc225859293"/>
       <w:r>
         <w:t>Representação por contorno</w:t>
       </w:r>
@@ -3439,7 +3267,7 @@
       <w:pPr>
         <w:pStyle w:val="T2-TituloSecundario"/>
       </w:pPr>
-      <w:bookmarkStart w:id="42" w:name="_Toc225850671"/>
+      <w:bookmarkStart w:id="42" w:name="_Toc225859294"/>
       <w:r>
         <w:t>Detecção de padrões</w:t>
       </w:r>
@@ -3465,7 +3293,7 @@
       <w:pPr>
         <w:pStyle w:val="T2-TituloSecundario"/>
       </w:pPr>
-      <w:bookmarkStart w:id="43" w:name="_Toc225850672"/>
+      <w:bookmarkStart w:id="43" w:name="_Toc225859295"/>
       <w:r>
         <w:t>Análise dos resultados</w:t>
       </w:r>
@@ -3483,7 +3311,7 @@
       <w:pPr>
         <w:pStyle w:val="T2-TituloSecundario"/>
       </w:pPr>
-      <w:bookmarkStart w:id="44" w:name="_Toc225850673"/>
+      <w:bookmarkStart w:id="44" w:name="_Toc225859296"/>
       <w:r>
         <w:lastRenderedPageBreak/>
         <w:t>Visão geral do sistema proposto</w:t>
@@ -3518,7 +3346,7 @@
       <w:pPr>
         <w:pStyle w:val="T1-TituloPrimario"/>
       </w:pPr>
-      <w:bookmarkStart w:id="45" w:name="_Toc225850674"/>
+      <w:bookmarkStart w:id="45" w:name="_Toc225859297"/>
       <w:r>
         <w:lastRenderedPageBreak/>
         <w:t>CRONOGRAMA</w:t>
@@ -3561,15 +3389,16 @@
       <w:pPr>
         <w:pStyle w:val="TE-Normal"/>
         <w:ind w:firstLine="0"/>
+        <w:jc w:val="center"/>
       </w:pPr>
       <w:r>
         <w:rPr>
           <w:noProof/>
         </w:rPr>
         <w:drawing>
-          <wp:inline distT="0" distB="0" distL="0" distR="0" wp14:anchorId="58098C26" wp14:editId="6DAE0E8F">
-            <wp:extent cx="5760085" cy="5687060"/>
-            <wp:effectExtent l="0" t="0" r="0" b="8890"/>
+          <wp:inline distT="0" distB="0" distL="0" distR="0" wp14:anchorId="58098C26" wp14:editId="0660800F">
+            <wp:extent cx="4451230" cy="4394798"/>
+            <wp:effectExtent l="0" t="0" r="6985" b="6350"/>
             <wp:docPr id="989448136" name="Imagem 1" descr="Tabela&#10;&#10;O conteúdo gerado por IA pode estar incorreto."/>
             <wp:cNvGraphicFramePr>
               <a:graphicFrameLocks xmlns:a="http://schemas.openxmlformats.org/drawingml/2006/main" noChangeAspect="1"/>
@@ -3590,7 +3419,7 @@
                   <pic:spPr>
                     <a:xfrm>
                       <a:off x="0" y="0"/>
-                      <a:ext cx="5760085" cy="5687060"/>
+                      <a:ext cx="4452784" cy="4396332"/>
                     </a:xfrm>
                     <a:prstGeom prst="rect">
                       <a:avLst/>
@@ -3612,36 +3441,8 @@
         </w:rPr>
       </w:pPr>
       <w:r>
-        <w:br w:type="page"/>
-      </w:r>
-      <w:r>
-        <w:lastRenderedPageBreak/>
         <w:t>Fonte: Loose (2019)</w:t>
       </w:r>
-    </w:p>
-    <w:p>
-      <w:pPr>
-        <w:pStyle w:val="T1-TituloPrimario"/>
-      </w:pPr>
-      <w:bookmarkStart w:id="46" w:name="_Toc225850675"/>
-      <w:r>
-        <w:lastRenderedPageBreak/>
-        <w:t>ORÇAMENTO</w:t>
-      </w:r>
-      <w:bookmarkEnd w:id="46"/>
-    </w:p>
-    <w:p>
-      <w:pPr>
-        <w:pStyle w:val="TE-Normal"/>
-      </w:pPr>
-      <w:r>
-        <w:t>Este trabalho não prevê custos financeiros relevantes, sendo desenvolvido com o uso de ferramentas e materiais disponíveis gratuitamente.</w:t>
-      </w:r>
-    </w:p>
-    <w:p>
-      <w:pPr>
-        <w:pStyle w:val="TE-Normal"/>
-      </w:pPr>
     </w:p>
     <w:p>
       <w:pPr>
@@ -3676,20 +3477,20 @@
       <w:pPr>
         <w:pStyle w:val="TP-TituloCentralizadoPos"/>
       </w:pPr>
-      <w:bookmarkStart w:id="47" w:name="_Toc527721628"/>
-      <w:bookmarkStart w:id="48" w:name="_Toc527793681"/>
-      <w:bookmarkStart w:id="49" w:name="_Toc527795414"/>
-      <w:bookmarkStart w:id="50" w:name="_Toc527798510"/>
-      <w:bookmarkStart w:id="51" w:name="_Toc225850676"/>
+      <w:bookmarkStart w:id="46" w:name="_Toc527721628"/>
+      <w:bookmarkStart w:id="47" w:name="_Toc527793681"/>
+      <w:bookmarkStart w:id="48" w:name="_Toc527795414"/>
+      <w:bookmarkStart w:id="49" w:name="_Toc527798510"/>
+      <w:bookmarkStart w:id="50" w:name="_Toc225859298"/>
       <w:r>
         <w:lastRenderedPageBreak/>
         <w:t>Referências</w:t>
       </w:r>
+      <w:bookmarkEnd w:id="46"/>
       <w:bookmarkEnd w:id="47"/>
       <w:bookmarkEnd w:id="48"/>
       <w:bookmarkEnd w:id="49"/>
       <w:bookmarkEnd w:id="50"/>
-      <w:bookmarkEnd w:id="51"/>
       <w:r>
         <w:t xml:space="preserve"> </w:t>
       </w:r>

--- a/docs/Rascunho TCC.docx
+++ b/docs/Rascunho TCC.docx
@@ -2207,7 +2207,6 @@
         </w:rPr>
       </w:pPr>
       <w:r>
-        <w:lastRenderedPageBreak/>
         <w:t>3.8 Visão geral do sistema proposto</w:t>
       </w:r>
       <w:r>
@@ -2334,39 +2333,134 @@
       <w:pPr>
         <w:pStyle w:val="T1-TituloPrimario"/>
       </w:pPr>
-      <w:bookmarkStart w:id="12" w:name="_Toc527721613"/>
-      <w:bookmarkStart w:id="13" w:name="_Toc527793652"/>
-      <w:bookmarkStart w:id="14" w:name="_Toc527795385"/>
-      <w:bookmarkStart w:id="15" w:name="_Toc527798495"/>
-      <w:bookmarkStart w:id="16" w:name="_Toc225859268"/>
+      <w:bookmarkStart w:id="12" w:name="_Toc225859268"/>
+      <w:bookmarkStart w:id="13" w:name="_Toc527721613"/>
+      <w:bookmarkStart w:id="14" w:name="_Toc527793652"/>
+      <w:bookmarkStart w:id="15" w:name="_Toc527795385"/>
+      <w:bookmarkStart w:id="16" w:name="_Toc527798495"/>
       <w:r>
         <w:lastRenderedPageBreak/>
         <w:t>Introdução</w:t>
       </w:r>
-      <w:bookmarkEnd w:id="16"/>
-    </w:p>
-    <w:p>
-      <w:pPr>
-        <w:pStyle w:val="TE-Normal"/>
-      </w:pPr>
-      <w:r>
-        <w:t xml:space="preserve">A análise de estruturas musicais, especialmente no que se refere à identificação de padrões melódicos, desempenha um papel central na compreensão da organização interna das obras e na caracterização de estilos composicionais. No entanto, a identificação desses padrões, quando realizada manualmente, envolve processos interpretativos que podem ser influenciados por subjetividade e demandam esforço significativo (HURON, 2006). </w:t>
-      </w:r>
-    </w:p>
-    <w:p>
-      <w:pPr>
-        <w:pStyle w:val="TE-Normal"/>
-      </w:pPr>
-      <w:r>
-        <w:t>Nesse contexto, surge o interesse pelo uso de abordagens computacionais capazes de representar e analisar sequências musicais de forma sistemática, possibilitando a identificação automática de recorrências estruturais em partituras digitais.</w:t>
-      </w:r>
-    </w:p>
-    <w:p>
-      <w:pPr>
-        <w:pStyle w:val="TE-Normal"/>
-      </w:pPr>
-      <w:r>
-        <w:t>Nesse cenário, este trabalho propõe o desenvolvimento de um protótipo computacional voltado à identificação de padrões melódicos recorrentes, utilizando representações estruturais baseadas em intervalos e contorno melódico, com o objetivo de investigar a viabilidade dessa abordagem em um contexto de análise musical simbólica.</w:t>
+      <w:bookmarkEnd w:id="12"/>
+    </w:p>
+    <w:p>
+      <w:pPr>
+        <w:pStyle w:val="TE-Normal"/>
+      </w:pPr>
+      <w:r>
+        <w:t>A análise de estruturas musicais, especialmente no que se refere à identificação de padrões melódicos, desempenha um papel central na compreensão da organização interna das obras e na caracterização de estilos composicionais</w:t>
+      </w:r>
+      <w:r>
+        <w:t xml:space="preserve"> </w:t>
+      </w:r>
+      <w:r>
+        <w:t>(HURON, 2006)</w:t>
+      </w:r>
+      <w:r>
+        <w:t>. Esses padrões, frequentemente associados a motivos e frases recorrentes, são fundamentais para a coesão musical e para a construção de identidade estilística ao longo de uma composição.</w:t>
+      </w:r>
+    </w:p>
+    <w:p>
+      <w:pPr>
+        <w:pStyle w:val="TE-Normal"/>
+      </w:pPr>
+      <w:r>
+        <w:t>Tradicionalmente, a identificação desses padrões é realizada de forma manual por musicólogos, compositores e estudantes de teoria musical, por meio da leitura e interpretação direta de partituras</w:t>
+      </w:r>
+      <w:r>
+        <w:t xml:space="preserve"> </w:t>
+      </w:r>
+      <w:r>
+        <w:t>(</w:t>
+      </w:r>
+      <w:r>
+        <w:t>HURON</w:t>
+      </w:r>
+      <w:r>
+        <w:t>, 2006).</w:t>
+      </w:r>
+      <w:r>
+        <w:t xml:space="preserve"> Esse processo envolve a inspeção visual das sequências musicais, a identificação de trechos recorrentes e a comparação entre diferentes segmentos da obra, muitas vezes apoiada em anotações e análises individuais.</w:t>
+      </w:r>
+    </w:p>
+    <w:p>
+      <w:pPr>
+        <w:pStyle w:val="TE-Normal"/>
+      </w:pPr>
+      <w:r>
+        <w:t>No entanto, essa abordagem apresenta limitações relevantes. A análise manual demanda tempo significativo, especialmente em obras extensas, além de exigir conhecimento especializado em teoria musical. Adicionalmente, trata-se de um processo inerentemente subjetivo, no qual diferentes analistas podem chegar a interpretações distintas a respeito da presença ou relevância de determinados padrões. Outro fator limitante é a baixa escalabilidade, uma vez que a análise de grandes conjuntos de partituras torna-se impraticável quando realizada exclusivamente de forma manual.</w:t>
+      </w:r>
+    </w:p>
+    <w:p>
+      <w:pPr>
+        <w:pStyle w:val="TE-Normal"/>
+      </w:pPr>
+      <w:r>
+        <w:t xml:space="preserve">Com o avanço da digitalização de partituras e o desenvolvimento de formatos simbólicos como o </w:t>
+      </w:r>
+      <w:proofErr w:type="spellStart"/>
+      <w:r>
+        <w:t>MusicXML</w:t>
+      </w:r>
+      <w:proofErr w:type="spellEnd"/>
+      <w:r>
+        <w:t>, tornou-se possível representar a música de forma estruturada e manipulável por sistemas computacionais</w:t>
+      </w:r>
+      <w:r>
+        <w:t xml:space="preserve"> </w:t>
+      </w:r>
+      <w:r>
+        <w:t>(MÜLLER, 2015)</w:t>
+      </w:r>
+      <w:r>
+        <w:t xml:space="preserve">. Nesse contexto, destaca-se a área de Music </w:t>
+      </w:r>
+      <w:proofErr w:type="spellStart"/>
+      <w:r>
+        <w:t>Information</w:t>
+      </w:r>
+      <w:proofErr w:type="spellEnd"/>
+      <w:r>
+        <w:t xml:space="preserve"> </w:t>
+      </w:r>
+      <w:proofErr w:type="spellStart"/>
+      <w:r>
+        <w:t>Retrieval</w:t>
+      </w:r>
+      <w:proofErr w:type="spellEnd"/>
+      <w:r>
+        <w:t xml:space="preserve"> (MIR), que investiga </w:t>
+      </w:r>
+      <w:r>
+        <w:lastRenderedPageBreak/>
+        <w:t>métodos para extração e análise de informações musicais a partir de dados digitais</w:t>
+      </w:r>
+      <w:r>
+        <w:t xml:space="preserve"> </w:t>
+      </w:r>
+      <w:r>
+        <w:t>(DOWNIE, 2003)</w:t>
+      </w:r>
+      <w:r>
+        <w:t>.</w:t>
+      </w:r>
+    </w:p>
+    <w:p>
+      <w:pPr>
+        <w:pStyle w:val="TE-Normal"/>
+      </w:pPr>
+      <w:r>
+        <w:t>Diante desse cenário, surge a oportunidade de explorar abordagens computacionais capazes de auxiliar na identificação automática de padrões melódicos, reduzindo o esforço manual e proporcionando maior consistência analítica</w:t>
+      </w:r>
+      <w:r>
+        <w:t xml:space="preserve"> </w:t>
+      </w:r>
+      <w:r>
+        <w:t>(MEREDITH, 2016)</w:t>
+      </w:r>
+      <w:r>
+        <w:t>. Assim, este trabalho propõe o desenvolvimento de um protótipo computacional voltado à identificação de padrões melódicos recorrentes em partituras digitais, utilizando representações estruturais baseadas em intervalos e contorno melódico, com o objetivo de investigar a viabilidade dessa abordagem no contexto da análise musical simbólica.</w:t>
       </w:r>
     </w:p>
     <w:p>
@@ -2400,40 +2494,43 @@
         <w:pStyle w:val="TE-Normal"/>
       </w:pPr>
       <w:r>
+        <w:t>Paralelamente, a análise musical desempenha um papel importante na compreensão da organização interna das obras, especialmente no que se refere à identificação de padrões recorrentes. No entanto, esse processo é tradicionalmente realizado de forma manual, exigindo tempo e conhecimento especializado.</w:t>
+      </w:r>
+    </w:p>
+    <w:p>
+      <w:pPr>
+        <w:pStyle w:val="TE-Normal"/>
+      </w:pPr>
+      <w:r>
+        <w:t>Diante desse cenário, surge a necessidade de explorar abordagens computacionais que auxiliem na identificação automática de padrões melódicos, contribuindo para a análise musical assistida por computador.</w:t>
+      </w:r>
+    </w:p>
+    <w:p>
+      <w:pPr>
+        <w:pStyle w:val="T2-TituloSecundario"/>
+      </w:pPr>
+      <w:bookmarkStart w:id="18" w:name="_Toc225859270"/>
+      <w:r>
+        <w:t>De</w:t>
+      </w:r>
+      <w:r>
+        <w:t>limitação</w:t>
+      </w:r>
+      <w:r>
+        <w:t xml:space="preserve"> do problema</w:t>
+      </w:r>
+      <w:bookmarkEnd w:id="18"/>
+    </w:p>
+    <w:p>
+      <w:pPr>
+        <w:pStyle w:val="TE-Normal"/>
+      </w:pPr>
+      <w:r>
+        <w:t xml:space="preserve">A identificação de padrões melódicos é uma prática importante na análise musical, pois permite compreender estruturas recorrentes que contribuem para a </w:t>
+      </w:r>
+      <w:r>
         <w:lastRenderedPageBreak/>
-        <w:t>Paralelamente, a análise musical desempenha um papel importante na compreensão da organização interna das obras, especialmente no que se refere à identificação de padrões recorrentes. No entanto, esse processo é tradicionalmente realizado de forma manual, exigindo tempo e conhecimento especializado.</w:t>
-      </w:r>
-    </w:p>
-    <w:p>
-      <w:pPr>
-        <w:pStyle w:val="TE-Normal"/>
-      </w:pPr>
-      <w:r>
-        <w:t>Diante desse cenário, surge a necessidade de explorar abordagens computacionais que auxiliem na identificação automática de padrões melódicos, contribuindo para a análise musical assistida por computador.</w:t>
-      </w:r>
-    </w:p>
-    <w:p>
-      <w:pPr>
-        <w:pStyle w:val="T2-TituloSecundario"/>
-      </w:pPr>
-      <w:bookmarkStart w:id="18" w:name="_Toc225859270"/>
-      <w:r>
-        <w:t>De</w:t>
-      </w:r>
-      <w:r>
-        <w:t>limitação</w:t>
-      </w:r>
-      <w:r>
-        <w:t xml:space="preserve"> do problema</w:t>
-      </w:r>
-      <w:bookmarkEnd w:id="18"/>
-    </w:p>
-    <w:p>
-      <w:pPr>
-        <w:pStyle w:val="TE-Normal"/>
-      </w:pPr>
-      <w:r>
-        <w:t>A identificação de padrões melódicos é uma prática importante na análise musical, pois permite compreender estruturas recorrentes que contribuem para a organização de uma obra. Tradicionalmente, essa tarefa é realizada manualmente, o que pode tornar o processo demorado e sujeito a interpretações subjetivas (HURON, 2006).</w:t>
+        <w:t>organização de uma obra. Tradicionalmente, essa tarefa é realizada manualmente, o que pode tornar o processo demorado e sujeito a interpretações subjetivas (HURON, 2006).</w:t>
       </w:r>
     </w:p>
     <w:p>
@@ -2561,7 +2658,6 @@
         <w:ind w:left="1369"/>
       </w:pPr>
       <w:r>
-        <w:lastRenderedPageBreak/>
         <w:t>Converter as sequências de notas em representações estruturais baseadas em intervalos melódicos</w:t>
       </w:r>
       <w:r>
@@ -2649,6 +2745,7 @@
         <w:pStyle w:val="TE-Normal"/>
       </w:pPr>
       <w:r>
+        <w:lastRenderedPageBreak/>
         <w:t>A identificação de padrões melódicos é uma prática fundamental na análise musical, pois permite compreender a organização interna das obras, a recorrência de motivos e características estilísticas de um compositor (HURON, 2006). Tradicionalmente, esse processo é realizado manualmente, exigindo tempo e conhecimento especializado, além de estar sujeito a interpretações subjetivas.</w:t>
       </w:r>
     </w:p>
@@ -2687,41 +2784,41 @@
         <w:pStyle w:val="TE-Normal"/>
       </w:pPr>
       <w:r>
+        <w:t>A proposta busca demonstrar que, mesmo com técnicas computacionais relativamente simples, é possível obter resultados úteis para a análise musical, contribuindo para estudos na área de análise musical assistida por computador.</w:t>
+      </w:r>
+    </w:p>
+    <w:p>
+      <w:pPr>
+        <w:pStyle w:val="T2-TituloSecundario"/>
+      </w:pPr>
+      <w:bookmarkStart w:id="23" w:name="_Toc225859275"/>
+      <w:r>
+        <w:t>Delimitação do Escopo</w:t>
+      </w:r>
+      <w:bookmarkEnd w:id="23"/>
+    </w:p>
+    <w:p>
+      <w:pPr>
+        <w:pStyle w:val="TE-Normal"/>
+      </w:pPr>
+      <w:r>
+        <w:t>Este trabalho se limita à identificação de padrões melódicos recorrentes em partituras digitais, não contemplando análise harmônica, rítmica ou estrutural completa das obras.</w:t>
+      </w:r>
+    </w:p>
+    <w:p>
+      <w:pPr>
+        <w:pStyle w:val="TE-Normal"/>
+      </w:pPr>
+      <w:r>
+        <w:t>A análise será realizada exclusivamente sobre a linha melódica principal de cada partitura, utilizando versões simplificadas dos arquivos contendo apenas a melodia, a fim de evitar interferência de elementos polifônicos ou acompanhamentos.</w:t>
+      </w:r>
+    </w:p>
+    <w:p>
+      <w:pPr>
+        <w:pStyle w:val="TE-Normal"/>
+      </w:pPr>
+      <w:r>
         <w:lastRenderedPageBreak/>
-        <w:t>A proposta busca demonstrar que, mesmo com técnicas computacionais relativamente simples, é possível obter resultados úteis para a análise musical, contribuindo para estudos na área de análise musical assistida por computador.</w:t>
-      </w:r>
-    </w:p>
-    <w:p>
-      <w:pPr>
-        <w:pStyle w:val="T2-TituloSecundario"/>
-      </w:pPr>
-      <w:bookmarkStart w:id="23" w:name="_Toc225859275"/>
-      <w:r>
-        <w:t>Delimitação do Escopo</w:t>
-      </w:r>
-      <w:bookmarkEnd w:id="23"/>
-    </w:p>
-    <w:p>
-      <w:pPr>
-        <w:pStyle w:val="TE-Normal"/>
-      </w:pPr>
-      <w:r>
-        <w:t>Este trabalho se limita à identificação de padrões melódicos recorrentes em partituras digitais, não contemplando análise harmônica, rítmica ou estrutural completa das obras.</w:t>
-      </w:r>
-    </w:p>
-    <w:p>
-      <w:pPr>
-        <w:pStyle w:val="TE-Normal"/>
-      </w:pPr>
-      <w:r>
-        <w:t>A análise será realizada exclusivamente sobre a linha melódica principal de cada partitura, utilizando versões simplificadas dos arquivos contendo apenas a melodia, a fim de evitar interferência de elementos polifônicos ou acompanhamentos.</w:t>
-      </w:r>
-    </w:p>
-    <w:p>
-      <w:pPr>
-        <w:pStyle w:val="TE-Normal"/>
-      </w:pPr>
-      <w:r>
         <w:t xml:space="preserve">O corpus utilizado será composto por cinco partituras autorais em formato </w:t>
       </w:r>
       <w:proofErr w:type="spellStart"/>
@@ -2851,10 +2948,10 @@
         <w:pStyle w:val="T1-TituloPrimario"/>
       </w:pPr>
       <w:bookmarkStart w:id="26" w:name="_Toc225859278"/>
-      <w:bookmarkEnd w:id="12"/>
       <w:bookmarkEnd w:id="13"/>
       <w:bookmarkEnd w:id="14"/>
       <w:bookmarkEnd w:id="15"/>
+      <w:bookmarkEnd w:id="16"/>
       <w:r>
         <w:lastRenderedPageBreak/>
         <w:t>Fundamentação teórica</w:t>

--- a/docs/Rascunho TCC.docx
+++ b/docs/Rascunho TCC.docx
@@ -1070,21 +1070,8 @@
         <w:t xml:space="preserve">- </w:t>
       </w:r>
       <w:r>
-        <w:t xml:space="preserve">Music </w:t>
-      </w:r>
-      <w:proofErr w:type="spellStart"/>
-      <w:r>
-        <w:t>Information</w:t>
-      </w:r>
-      <w:proofErr w:type="spellEnd"/>
-      <w:r>
-        <w:t xml:space="preserve"> </w:t>
-      </w:r>
-      <w:proofErr w:type="spellStart"/>
-      <w:r>
-        <w:t>Retrieval</w:t>
-      </w:r>
-      <w:proofErr w:type="spellEnd"/>
+        <w:t>Music Information Retrieval</w:t>
+      </w:r>
     </w:p>
     <w:p>
       <w:pPr>
@@ -2207,6 +2194,7 @@
         </w:rPr>
       </w:pPr>
       <w:r>
+        <w:lastRenderedPageBreak/>
         <w:t>3.8 Visão geral do sistema proposto</w:t>
       </w:r>
       <w:r>
@@ -2366,71 +2354,44 @@
         <w:pStyle w:val="TE-Normal"/>
       </w:pPr>
       <w:r>
-        <w:t>Tradicionalmente, a identificação desses padrões é realizada de forma manual por musicólogos, compositores e estudantes de teoria musical, por meio da leitura e interpretação direta de partituras</w:t>
+        <w:t xml:space="preserve">Tradicionalmente, a identificação desses padrões é realizada de forma manual por musicólogos, compositores e estudantes de teoria musical, por meio da leitura e interpretação direta de partituras </w:t>
+      </w:r>
+      <w:r>
+        <w:t>(</w:t>
+      </w:r>
+      <w:r>
+        <w:t>HURON</w:t>
+      </w:r>
+      <w:r>
+        <w:t>, 2006).</w:t>
+      </w:r>
+      <w:r>
+        <w:t xml:space="preserve"> Esse processo envolve a inspeção visual das sequências musicais, a identificação de trechos recorrentes e a comparação entre diferentes segmentos da obra, muitas vezes apoiada em anotações e análises individuais.</w:t>
+      </w:r>
+    </w:p>
+    <w:p>
+      <w:pPr>
+        <w:pStyle w:val="TE-Normal"/>
+      </w:pPr>
+      <w:r>
+        <w:t>No entanto, essa abordagem apresenta limitações relevantes. A análise manual demanda tempo significativo, especialmente em obras extensas, além de exigir conhecimento especializado em teoria musical. Adicionalmente, trata-se de um processo inerentemente subjetivo, no qual diferentes analistas podem chegar a interpretações distintas a respeito da presença ou relevância de determinados padrões. Outro fator limitante é a baixa escalabilidade, uma vez que a análise de grandes conjuntos de partituras torna-se impraticável quando realizada exclusivamente de forma manual.</w:t>
+      </w:r>
+    </w:p>
+    <w:p>
+      <w:pPr>
+        <w:pStyle w:val="TE-Normal"/>
+      </w:pPr>
+      <w:r>
+        <w:t>Com o avanço da digitalização de partituras e o desenvolvimento de formatos simbólicos como o MusicXML, tornou-se possível representar a música de forma estruturada e manipulável por sistemas computacionais</w:t>
       </w:r>
       <w:r>
         <w:t xml:space="preserve"> </w:t>
       </w:r>
       <w:r>
-        <w:t>(</w:t>
-      </w:r>
-      <w:r>
-        <w:t>HURON</w:t>
-      </w:r>
-      <w:r>
-        <w:t>, 2006).</w:t>
-      </w:r>
-      <w:r>
-        <w:t xml:space="preserve"> Esse processo envolve a inspeção visual das sequências musicais, a identificação de trechos recorrentes e a comparação entre diferentes segmentos da obra, muitas vezes apoiada em anotações e análises individuais.</w:t>
-      </w:r>
-    </w:p>
-    <w:p>
-      <w:pPr>
-        <w:pStyle w:val="TE-Normal"/>
-      </w:pPr>
-      <w:r>
-        <w:t>No entanto, essa abordagem apresenta limitações relevantes. A análise manual demanda tempo significativo, especialmente em obras extensas, além de exigir conhecimento especializado em teoria musical. Adicionalmente, trata-se de um processo inerentemente subjetivo, no qual diferentes analistas podem chegar a interpretações distintas a respeito da presença ou relevância de determinados padrões. Outro fator limitante é a baixa escalabilidade, uma vez que a análise de grandes conjuntos de partituras torna-se impraticável quando realizada exclusivamente de forma manual.</w:t>
-      </w:r>
-    </w:p>
-    <w:p>
-      <w:pPr>
-        <w:pStyle w:val="TE-Normal"/>
-      </w:pPr>
-      <w:r>
-        <w:t xml:space="preserve">Com o avanço da digitalização de partituras e o desenvolvimento de formatos simbólicos como o </w:t>
-      </w:r>
-      <w:proofErr w:type="spellStart"/>
-      <w:r>
-        <w:t>MusicXML</w:t>
-      </w:r>
-      <w:proofErr w:type="spellEnd"/>
-      <w:r>
-        <w:t>, tornou-se possível representar a música de forma estruturada e manipulável por sistemas computacionais</w:t>
-      </w:r>
-      <w:r>
-        <w:t xml:space="preserve"> </w:t>
-      </w:r>
-      <w:r>
         <w:t>(MÜLLER, 2015)</w:t>
       </w:r>
       <w:r>
-        <w:t xml:space="preserve">. Nesse contexto, destaca-se a área de Music </w:t>
-      </w:r>
-      <w:proofErr w:type="spellStart"/>
-      <w:r>
-        <w:t>Information</w:t>
-      </w:r>
-      <w:proofErr w:type="spellEnd"/>
-      <w:r>
-        <w:t xml:space="preserve"> </w:t>
-      </w:r>
-      <w:proofErr w:type="spellStart"/>
-      <w:r>
-        <w:t>Retrieval</w:t>
-      </w:r>
-      <w:proofErr w:type="spellEnd"/>
-      <w:r>
-        <w:t xml:space="preserve"> (MIR), que investiga </w:t>
+        <w:t xml:space="preserve">. Nesse contexto, destaca-se a área de Music Information Retrieval (MIR), que investiga </w:t>
       </w:r>
       <w:r>
         <w:lastRenderedPageBreak/>
@@ -2462,6 +2423,20 @@
       <w:r>
         <w:t>. Assim, este trabalho propõe o desenvolvimento de um protótipo computacional voltado à identificação de padrões melódicos recorrentes em partituras digitais, utilizando representações estruturais baseadas em intervalos e contorno melódico, com o objetivo de investigar a viabilidade dessa abordagem no contexto da análise musical simbólica.</w:t>
       </w:r>
+      <w:r>
+        <w:t xml:space="preserve"> </w:t>
+      </w:r>
+    </w:p>
+    <w:p>
+      <w:pPr>
+        <w:pStyle w:val="TE-Normal"/>
+      </w:pPr>
+      <w:r>
+        <w:t>Nesse contexto mais amplo, torna-se relevante compreender o cenário atual da análise musical e os recursos tecnológicos disponíveis para sua realização, especialmente no que se refere à representação e manipulação de dados musicais em formato digital</w:t>
+      </w:r>
+      <w:r>
+        <w:t>.</w:t>
+      </w:r>
     </w:p>
     <w:p>
       <w:pPr>
@@ -2478,15 +2453,7 @@
         <w:pStyle w:val="TE-Normal"/>
       </w:pPr>
       <w:r>
-        <w:t xml:space="preserve">A crescente digitalização de conteúdos musicais tem possibilitado o desenvolvimento de ferramentas computacionais voltadas à análise musical. Nesse contexto, a representação simbólica da música, por meio de formatos como o </w:t>
-      </w:r>
-      <w:proofErr w:type="spellStart"/>
-      <w:r>
-        <w:t>MusicXML</w:t>
-      </w:r>
-      <w:proofErr w:type="spellEnd"/>
-      <w:r>
-        <w:t>, permite a manipulação estruturada de elementos musicais, como notas, intervalos e frases melódicas.</w:t>
+        <w:t>A crescente digitalização de conteúdos musicais tem possibilitado o desenvolvimento de ferramentas computacionais voltadas à análise musical. Nesse contexto, a representação simbólica da música, por meio de formatos como o MusicXML, permite a manipulação estruturada de elementos musicais, como notas, intervalos e frases melódicas.</w:t>
       </w:r>
     </w:p>
     <w:p>
@@ -2511,6 +2478,7 @@
       </w:pPr>
       <w:bookmarkStart w:id="18" w:name="_Toc225859270"/>
       <w:r>
+        <w:lastRenderedPageBreak/>
         <w:t>De</w:t>
       </w:r>
       <w:r>
@@ -2526,40 +2494,39 @@
         <w:pStyle w:val="TE-Normal"/>
       </w:pPr>
       <w:r>
-        <w:t xml:space="preserve">A identificação de padrões melódicos é uma prática importante na análise musical, pois permite compreender estruturas recorrentes que contribuem para a </w:t>
-      </w:r>
-      <w:r>
-        <w:lastRenderedPageBreak/>
-        <w:t>organização de uma obra. Tradicionalmente, essa tarefa é realizada manualmente, o que pode tornar o processo demorado e sujeito a interpretações subjetivas (HURON, 2006).</w:t>
-      </w:r>
-    </w:p>
-    <w:p>
-      <w:pPr>
-        <w:pStyle w:val="TE-Normal"/>
-      </w:pPr>
-      <w:r>
-        <w:t xml:space="preserve">Nesse contexto, observa-se a necessidade de métodos que auxiliem na análise musical de forma mais sistemática e automatizada, especialmente com o avanço das pesquisas na área de análise musical assistida por computador e </w:t>
-      </w:r>
-      <w:r>
-        <w:t>MIR</w:t>
-      </w:r>
-      <w:r>
-        <w:rPr>
-          <w:i/>
-          <w:iCs/>
-        </w:rPr>
-        <w:t xml:space="preserve"> </w:t>
-      </w:r>
-      <w:r>
-        <w:t>(DOWNIE, 2003).</w:t>
-      </w:r>
-    </w:p>
-    <w:p>
-      <w:pPr>
-        <w:pStyle w:val="TE-Normal"/>
-      </w:pPr>
-      <w:r>
-        <w:t>Diante desse cenário, surge a seguinte questão de pesquisa: “Como identificar automaticamente padrões melódicos recorrentes em partituras digitais por meio de técnicas computacionais?”.</w:t>
+        <w:t>A identificação de padrões melódicos constitui uma prática relevante na análise musical, pois permite compreender a organização interna das obras e a recorrência de estruturas que contribuem para sua coesão e identidade estilística (HURON, 2006). Tradicionalmente, essa tarefa é realizada de forma manual, por meio da leitura e interpretação direta de partituras, o que pode tornar o processo demorado e sujeito a interpretações subjetivas.</w:t>
+      </w:r>
+    </w:p>
+    <w:p>
+      <w:pPr>
+        <w:pStyle w:val="TE-Normal"/>
+      </w:pPr>
+      <w:r>
+        <w:t>Além disso, a análise manual apresenta limitações quando aplicada a contextos que exigem maior sistematização ou comparação entre múltiplas obras. A identificação de padrões recorrentes ao longo de diferentes composições demanda esforço significativo, sendo dificultada pela ausência de mecanismos formais que permitam a comparação estruturada de sequências melódicas. Adicionalmente, a percepção humana pode apresentar limitações na detecção de recorrências mais sutis ou não triviais, especialmente em obras mais extensas ou complexas.</w:t>
+      </w:r>
+    </w:p>
+    <w:p>
+      <w:pPr>
+        <w:pStyle w:val="TE-Normal"/>
+      </w:pPr>
+      <w:r>
+        <w:t>Nesse contexto, observa-se a necessidade de métodos que possibilitem a representação e análise sistemática de sequências musicais, de modo a apoiar a identificação de padrões de forma mais consistente e reprodutível. Com o avanço das pesquisas na área de análise musical assistida por computador e Music Information Retrieval (MIR), surgem oportunidades para o desenvolvimento de abordagens automatizadas voltadas à detecção de padrões melódicos em dados musicais digitais (DOWNIE, 2003).</w:t>
+      </w:r>
+    </w:p>
+    <w:p>
+      <w:pPr>
+        <w:pStyle w:val="TE-Normal"/>
+      </w:pPr>
+      <w:r>
+        <w:t>Diante desse cenário, formula-se a seguinte questão de pesquisa: como identificar automaticamente padrões melódicos recorrentes em partituras digitais por meio de técnicas computacionais baseadas em representações estruturais da melodia?</w:t>
+      </w:r>
+    </w:p>
+    <w:p>
+      <w:pPr>
+        <w:pStyle w:val="TE-Normal"/>
+      </w:pPr>
+      <w:r>
+        <w:t>Com base na questão de pesquisa apresentada, definem-se os seguintes objetivos, que orientam o desenvolvimento deste trabalho.</w:t>
       </w:r>
     </w:p>
     <w:p>
@@ -2591,21 +2558,14 @@
         <w:pStyle w:val="TE-Normal"/>
       </w:pPr>
       <w:r>
+        <w:lastRenderedPageBreak/>
         <w:t>Desenvolver um</w:t>
       </w:r>
       <w:r>
         <w:t xml:space="preserve"> protótipo </w:t>
       </w:r>
       <w:r>
-        <w:t xml:space="preserve">capaz de identificar padrões melódicos recorrentes em partituras digitais no formato </w:t>
-      </w:r>
-      <w:proofErr w:type="spellStart"/>
-      <w:r>
-        <w:t>MusicXML</w:t>
-      </w:r>
-      <w:proofErr w:type="spellEnd"/>
-      <w:r>
-        <w:t>.</w:t>
+        <w:t>capaz de identificar padrões melódicos recorrentes em partituras digitais no formato MusicXML.</w:t>
       </w:r>
     </w:p>
     <w:p>
@@ -2633,13 +2593,8 @@
         <w:ind w:left="1369"/>
       </w:pPr>
       <w:r>
-        <w:t xml:space="preserve">Extrair sequências melódicas a partir de partituras em formato </w:t>
-      </w:r>
-      <w:proofErr w:type="spellStart"/>
-      <w:r>
-        <w:t>MusicXML</w:t>
-      </w:r>
-      <w:proofErr w:type="spellEnd"/>
+        <w:t>Extrair sequências melódicas a partir de partituras em formato MusicXML</w:t>
+      </w:r>
       <w:r>
         <w:t>;</w:t>
       </w:r>
@@ -2726,12 +2681,6 @@
     </w:p>
     <w:p>
       <w:pPr>
-        <w:pStyle w:val="TE-Normal"/>
-        <w:ind w:firstLine="0"/>
-      </w:pPr>
-    </w:p>
-    <w:p>
-      <w:pPr>
         <w:pStyle w:val="T2-TituloSecundario"/>
       </w:pPr>
       <w:bookmarkStart w:id="22" w:name="_Toc225859274"/>
@@ -2745,46 +2694,43 @@
         <w:pStyle w:val="TE-Normal"/>
       </w:pPr>
       <w:r>
+        <w:t>A identificação de padrões melódicos é uma prática fundamental na análise musical, pois contribui para a compreensão da organização interna das obras, da recorrência de motivos e das características estilísticas de um compositor (HURON, 2006). Tradicionalmente, esse processo é realizado de forma manual, o que pode demandar tempo significativo, além de depender de conhecimento especializado e estar sujeito a interpretações subjetivas.</w:t>
+      </w:r>
+    </w:p>
+    <w:p>
+      <w:pPr>
+        <w:pStyle w:val="TE-Normal"/>
+      </w:pPr>
+      <w:r>
+        <w:t>Com o avanço da análise musical computacional, tornou-se possível empregar técnicas de processamento simbólico para auxiliar na identificação de estruturas musicais em dados digitais. Nesse contexto, destaca-se a área de Music Information Retrieval (MIR), que investiga métodos para extração e análise de informações musicais a partir de diferentes formas de representação (DOWNIE, 2003).</w:t>
+      </w:r>
+    </w:p>
+    <w:p>
+      <w:pPr>
+        <w:pStyle w:val="TE-Normal"/>
+      </w:pPr>
+      <w:r>
+        <w:t xml:space="preserve">Entretanto, muitas das abordagens existentes na literatura utilizam métodos complexos, frequentemente baseados em técnicas avançadas de mineração de dados ou aprendizado de máquina (MEREDITH, 2016), o que pode dificultar sua aplicação em </w:t>
+      </w:r>
+      <w:r>
         <w:lastRenderedPageBreak/>
-        <w:t>A identificação de padrões melódicos é uma prática fundamental na análise musical, pois permite compreender a organização interna das obras, a recorrência de motivos e características estilísticas de um compositor (HURON, 2006). Tradicionalmente, esse processo é realizado manualmente, exigindo tempo e conhecimento especializado, além de estar sujeito a interpretações subjetivas.</w:t>
-      </w:r>
-    </w:p>
-    <w:p>
-      <w:pPr>
-        <w:pStyle w:val="TE-Normal"/>
-      </w:pPr>
-      <w:r>
-        <w:t xml:space="preserve">Com o avanço da análise musical computacional, tornou-se possível utilizar técnicas de processamento simbólico para auxiliar na identificação automática de estruturas musicais. Nesse contexto, destaca-se o crescimento da área de </w:t>
-      </w:r>
-      <w:r>
-        <w:t>MIR</w:t>
-      </w:r>
-      <w:r>
-        <w:t>, que investiga métodos para extração e análise de informações musicais a partir de dados digitais (DOWNIE, 2003).</w:t>
-      </w:r>
-    </w:p>
-    <w:p>
-      <w:pPr>
-        <w:pStyle w:val="TE-Normal"/>
-      </w:pPr>
-      <w:r>
-        <w:t>Entretanto, muitas abordagens existentes utilizam algoritmos complexos, frequentemente baseados em técnicas avançadas de mineração de dados e aprendizado de máquina (MEREDITH, 2016), o que pode dificultar sua aplicação em contextos acadêmicos introdutórios ou em estudos exploratórios.</w:t>
-      </w:r>
-    </w:p>
-    <w:p>
-      <w:pPr>
-        <w:pStyle w:val="TE-Normal"/>
-      </w:pPr>
-      <w:r>
-        <w:t>Nesse sentido, justifica-se o desenvolvimento de um protótipo capaz de identificar padrões melódicos recorrentes em partituras digitais, utilizando representações estruturais baseadas em intervalos e contorno melódico, conceitos amplamente utilizados na análise musical computacional (MEREDITH, 2016).</w:t>
-      </w:r>
-    </w:p>
-    <w:p>
-      <w:pPr>
-        <w:pStyle w:val="TE-Normal"/>
-      </w:pPr>
-      <w:r>
-        <w:t>A proposta busca demonstrar que, mesmo com técnicas computacionais relativamente simples, é possível obter resultados úteis para a análise musical, contribuindo para estudos na área de análise musical assistida por computador.</w:t>
+        <w:t>contextos acadêmicos introdutórios ou em estudos exploratórios.</w:t>
+      </w:r>
+    </w:p>
+    <w:p>
+      <w:pPr>
+        <w:pStyle w:val="TE-Normal"/>
+      </w:pPr>
+      <w:r>
+        <w:t>Diante disso, justifica-se o desenvolvimento de um protótipo computacional que utilize representações estruturais mais simples, como intervalos melódicos e contorno melódico, amplamente utilizados na análise musical (MEREDITH, 2016). Essa abordagem permite investigar, de forma prática e controlada, a viabilidade da identificação automática de padrões melódicos, sem a necessidade de métodos computacionais altamente complexos.</w:t>
+      </w:r>
+    </w:p>
+    <w:p>
+      <w:pPr>
+        <w:pStyle w:val="TE-Normal"/>
+      </w:pPr>
+      <w:r>
+        <w:t>Além disso, o presente trabalho contribui para a área de análise musical assistida por computador ao propor uma solução acessível e reprodutível, podendo servir como base para estudos futuros e para a evolução de abordagens mais sofisticadas na análise musical computacional.</w:t>
       </w:r>
     </w:p>
     <w:p>
@@ -2818,71 +2764,38 @@
         <w:pStyle w:val="TE-Normal"/>
       </w:pPr>
       <w:r>
+        <w:t>O corpus utilizado será composto por cinco partituras autorais em formato MusicXML, escolhidas para permitir a validação do algoritmo proposto.</w:t>
+      </w:r>
+    </w:p>
+    <w:p>
+      <w:pPr>
+        <w:pStyle w:val="TE-Normal"/>
+      </w:pPr>
+      <w:r>
+        <w:t>A detecção de padrões será baseada na comparação de subsequências melódicas representadas por intervalos relativos entre notas consecutivas e por contorno melódico, considerando janelas de tamanho fixo</w:t>
+      </w:r>
+      <w:r>
+        <w:t>, a serem definidas conforme a experimentação</w:t>
+      </w:r>
+      <w:r>
+        <w:t>.</w:t>
+      </w:r>
+    </w:p>
+    <w:p>
+      <w:pPr>
+        <w:pStyle w:val="TE-Normal"/>
+      </w:pPr>
+      <w:r>
+        <w:t>O objetivo do trabalho não é realizar uma análise musicológica abrangente, mas demonstrar a viabilidade de uma abordagem computacional simples para identificação automática de padrões melódicos.</w:t>
+      </w:r>
+    </w:p>
+    <w:p>
+      <w:pPr>
+        <w:pStyle w:val="T2-TituloSecundario"/>
+      </w:pPr>
+      <w:bookmarkStart w:id="24" w:name="_Toc225859276"/>
+      <w:r>
         <w:lastRenderedPageBreak/>
-        <w:t xml:space="preserve">O corpus utilizado será composto por cinco partituras autorais em formato </w:t>
-      </w:r>
-      <w:proofErr w:type="spellStart"/>
-      <w:r>
-        <w:t>MusicXML</w:t>
-      </w:r>
-      <w:proofErr w:type="spellEnd"/>
-      <w:r>
-        <w:t>, escolhidas para permitir a validação do algoritmo proposto.</w:t>
-      </w:r>
-    </w:p>
-    <w:p>
-      <w:pPr>
-        <w:pStyle w:val="TE-Normal"/>
-      </w:pPr>
-      <w:r>
-        <w:t>A detecção de padrões será baseada na comparação de subsequências melódicas representadas por intervalos relativos entre notas consecutivas e por contorno melódico, considerando janelas de tamanho fixo</w:t>
-      </w:r>
-      <w:r>
-        <w:t>, a serem definidas conforme a experimentação</w:t>
-      </w:r>
-      <w:r>
-        <w:t>.</w:t>
-      </w:r>
-    </w:p>
-    <w:p>
-      <w:pPr>
-        <w:pStyle w:val="TE-Normal"/>
-      </w:pPr>
-      <w:r>
-        <w:t>O objetivo do trabalho não é realizar uma análise musicológica abrangente, mas demonstrar a viabilidade de uma abordagem computacional simples para identificação automática de padrões melódicos.</w:t>
-      </w:r>
-    </w:p>
-    <w:p/>
-    <w:p>
-      <w:pPr>
-        <w:pStyle w:val="TE-Normal"/>
-      </w:pPr>
-    </w:p>
-    <w:p>
-      <w:pPr>
-        <w:pStyle w:val="TE-Normal"/>
-        <w:sectPr>
-          <w:headerReference w:type="default" r:id="rId20"/>
-          <w:headerReference w:type="first" r:id="rId21"/>
-          <w:pgSz w:w="11906" w:h="16838" w:code="9"/>
-          <w:pgMar w:top="1701" w:right="1134" w:bottom="1531" w:left="1701" w:header="720" w:footer="720" w:gutter="0"/>
-          <w:pgNumType w:start="1"/>
-          <w:cols w:space="720"/>
-          <w:noEndnote/>
-          <w:titlePg/>
-        </w:sectPr>
-      </w:pPr>
-    </w:p>
-    <w:p>
-      <w:pPr>
-        <w:pStyle w:val="T2-TituloSecundario"/>
-      </w:pPr>
-      <w:r>
-        <w:lastRenderedPageBreak/>
-        <w:t xml:space="preserve"> </w:t>
-      </w:r>
-      <w:bookmarkStart w:id="24" w:name="_Toc225859276"/>
-      <w:r>
         <w:t xml:space="preserve">Procedimentos </w:t>
       </w:r>
       <w:r>
@@ -2906,15 +2819,7 @@
         <w:pStyle w:val="TE-Normal"/>
       </w:pPr>
       <w:r>
-        <w:t xml:space="preserve">De forma geral, o desenvolvimento do trabalho será realizado por meio da seleção de um conjunto de partituras em formato </w:t>
-      </w:r>
-      <w:proofErr w:type="spellStart"/>
-      <w:r>
-        <w:t>MusicXML</w:t>
-      </w:r>
-      <w:proofErr w:type="spellEnd"/>
-      <w:r>
-        <w:t>, seguido da extração da linha melódica principal. As sequências obtidas serão convertidas em representações estruturais baseadas em intervalos melódicos e contorno melódico.</w:t>
+        <w:t>De forma geral, o desenvolvimento do trabalho será realizado por meio da seleção de um conjunto de partituras em formato MusicXML, seguido da extração da linha melódica principal. As sequências obtidas serão convertidas em representações estruturais baseadas em intervalos melódicos e contorno melódico.</w:t>
       </w:r>
     </w:p>
     <w:p>
@@ -2923,6 +2828,14 @@
       </w:pPr>
       <w:r>
         <w:t>A partir dessas representações, será aplicado um método de detecção de padrões baseado na análise de subsequências, com o objetivo de identificar recorrências estruturais nas melodias. Por fim, os resultados obtidos serão analisados de forma qualitativa, por meio da comparação entre os padrões identificados automaticamente e a análise manual das partituras.</w:t>
+      </w:r>
+    </w:p>
+    <w:p>
+      <w:pPr>
+        <w:pStyle w:val="TE-Normal"/>
+      </w:pPr>
+      <w:r>
+        <w:t>O protótipo será desenvolvido utilizando a linguagem Python, com apoio de bibliotecas voltadas à manipulação de dados musicais simbólicos, como a biblioteca music21. Os experimentos serão conduzidos em ambiente de desenvolvimento controlado, visando garantir a reprodutibilidade dos resultados.</w:t>
       </w:r>
     </w:p>
     <w:p>
@@ -2996,45 +2909,24 @@
       </w:pPr>
       <w:bookmarkStart w:id="28" w:name="_Toc225859280"/>
       <w:r>
-        <w:t xml:space="preserve">Formato </w:t>
-      </w:r>
-      <w:proofErr w:type="spellStart"/>
-      <w:r>
-        <w:t>MusicXML</w:t>
+        <w:t>Formato MusicXML</w:t>
       </w:r>
       <w:bookmarkEnd w:id="28"/>
-      <w:proofErr w:type="spellEnd"/>
-    </w:p>
-    <w:p>
-      <w:pPr>
-        <w:pStyle w:val="TE-Normal"/>
-      </w:pPr>
-      <w:r>
-        <w:t xml:space="preserve">O formato </w:t>
-      </w:r>
-      <w:proofErr w:type="spellStart"/>
-      <w:r>
-        <w:t>MusicXML</w:t>
-      </w:r>
-      <w:proofErr w:type="spellEnd"/>
-      <w:r>
-        <w:t xml:space="preserve"> é um dos padrões mais utilizados para representação simbólica de partituras digitais, sendo amplamente adotado por softwares de notação musical. Ele permite armazenar informações detalhadas sobre notas, compassos, articulações e outros elementos musicais de forma estruturada e legível por máquinas.</w:t>
-      </w:r>
-    </w:p>
-    <w:p>
-      <w:pPr>
-        <w:pStyle w:val="TE-Normal"/>
-      </w:pPr>
-      <w:r>
-        <w:t xml:space="preserve">Uma das principais vantagens do </w:t>
-      </w:r>
-      <w:proofErr w:type="spellStart"/>
-      <w:r>
-        <w:t>MusicXML</w:t>
-      </w:r>
-      <w:proofErr w:type="spellEnd"/>
-      <w:r>
-        <w:t xml:space="preserve"> é sua capacidade de preservar a estrutura musical de forma fiel à notação tradicional, possibilitando a extração de dados relevantes para análise computacional, como sequências melódicas e relações intervalares. Dessa forma, o uso desse formato torna-se adequado para aplicações que envolvem análise estrutural da música.</w:t>
+    </w:p>
+    <w:p>
+      <w:pPr>
+        <w:pStyle w:val="TE-Normal"/>
+      </w:pPr>
+      <w:r>
+        <w:t>O formato MusicXML é um dos padrões mais utilizados para representação simbólica de partituras digitais, sendo amplamente adotado por softwares de notação musical. Ele permite armazenar informações detalhadas sobre notas, compassos, articulações e outros elementos musicais de forma estruturada e legível por máquinas.</w:t>
+      </w:r>
+    </w:p>
+    <w:p>
+      <w:pPr>
+        <w:pStyle w:val="TE-Normal"/>
+      </w:pPr>
+      <w:r>
+        <w:t>Uma das principais vantagens do MusicXML é sua capacidade de preservar a estrutura musical de forma fiel à notação tradicional, possibilitando a extração de dados relevantes para análise computacional, como sequências melódicas e relações intervalares. Dessa forma, o uso desse formato torna-se adequado para aplicações que envolvem análise estrutural da música.</w:t>
       </w:r>
     </w:p>
     <w:p>
@@ -3294,15 +3186,7 @@
         <w:pStyle w:val="TE-Normal"/>
       </w:pPr>
       <w:r>
-        <w:t xml:space="preserve">O corpus de análise será composto por cinco partituras autorais, selecionadas de modo a permitir a verificação manual dos padrões identificados. As partituras serão representadas no formato </w:t>
-      </w:r>
-      <w:proofErr w:type="spellStart"/>
-      <w:r>
-        <w:t>MusicXML</w:t>
-      </w:r>
-      <w:proofErr w:type="spellEnd"/>
-      <w:r>
-        <w:t>, garantindo a padronização dos dados e a compatibilidade com o sistema a ser desenvolvido.</w:t>
+        <w:t>O corpus de análise será composto por cinco partituras autorais, selecionadas de modo a permitir a verificação manual dos padrões identificados. As partituras serão representadas no formato MusicXML, garantindo a padronização dos dados e a compatibilidade com o sistema a ser desenvolvido.</w:t>
       </w:r>
     </w:p>
     <w:p>
@@ -3420,15 +3304,7 @@
         <w:pStyle w:val="TE-Normal"/>
       </w:pPr>
       <w:r>
-        <w:t xml:space="preserve">O sistema proposto consiste em um processo de análise de partituras digitais no formato </w:t>
-      </w:r>
-      <w:proofErr w:type="spellStart"/>
-      <w:r>
-        <w:t>MusicXML</w:t>
-      </w:r>
-      <w:proofErr w:type="spellEnd"/>
-      <w:r>
-        <w:t>, com o objetivo de identificar padrões melódicos recorrentes. Inicialmente, as partituras são utilizadas como entrada do sistema, sendo realizada a extração da linha melódica principal. Em seguida, as sequências de notas são convertidas em representações estruturais baseadas em intervalos melódicos e contorno melódico.</w:t>
+        <w:t>O sistema proposto consiste em um processo de análise de partituras digitais no formato MusicXML, com o objetivo de identificar padrões melódicos recorrentes. Inicialmente, as partituras são utilizadas como entrada do sistema, sendo realizada a extração da linha melódica principal. Em seguida, as sequências de notas são convertidas em representações estruturais baseadas em intervalos melódicos e contorno melódico.</w:t>
       </w:r>
     </w:p>
     <w:p>
@@ -3508,7 +3384,7 @@
                     <pic:cNvPicPr/>
                   </pic:nvPicPr>
                   <pic:blipFill>
-                    <a:blip r:embed="rId22"/>
+                    <a:blip r:embed="rId20"/>
                     <a:stretch>
                       <a:fillRect/>
                     </a:stretch>
@@ -3561,7 +3437,7 @@
       <w:pPr>
         <w:pStyle w:val="TE-Normal"/>
         <w:sectPr>
-          <w:headerReference w:type="default" r:id="rId23"/>
+          <w:headerReference w:type="default" r:id="rId21"/>
           <w:pgSz w:w="11906" w:h="16838" w:code="9"/>
           <w:pgMar w:top="1701" w:right="1134" w:bottom="1531" w:left="1701" w:header="720" w:footer="720" w:gutter="0"/>
           <w:cols w:space="720"/>
@@ -3832,111 +3708,6 @@
 </file>
 
 <file path=word/header12.xml><?xml version="1.0" encoding="utf-8"?>
-<w:hdr xmlns:wpc="http://schemas.microsoft.com/office/word/2010/wordprocessingCanvas" xmlns:cx="http://schemas.microsoft.com/office/drawing/2014/chartex" xmlns:cx1="http://schemas.microsoft.com/office/drawing/2015/9/8/chartex" xmlns:cx2="http://schemas.microsoft.com/office/drawing/2015/10/21/chartex" xmlns:cx3="http://schemas.microsoft.com/office/drawing/2016/5/9/chartex" xmlns:cx4="http://schemas.microsoft.com/office/drawing/2016/5/10/chartex" xmlns:cx5="http://schemas.microsoft.com/office/drawing/2016/5/11/chartex" xmlns:cx6="http://schemas.microsoft.com/office/drawing/2016/5/12/chartex" xmlns:cx7="http://schemas.microsoft.com/office/drawing/2016/5/13/chartex" xmlns:cx8="http://schemas.microsoft.com/office/drawing/2016/5/14/chartex" xmlns:mc="http://schemas.openxmlformats.org/markup-compatibility/2006" xmlns:aink="http://schemas.microsoft.com/office/drawing/2016/ink" xmlns:am3d="http://schemas.microsoft.com/office/drawing/2017/model3d" xmlns:o="urn:schemas-microsoft-com:office:office" xmlns:oel="http://schemas.microsoft.com/office/2019/extlst" xmlns:r="http://schemas.openxmlformats.org/officeDocument/2006/relationships" xmlns:m="http://schemas.openxmlformats.org/officeDocument/2006/math" xmlns:v="urn:schemas-microsoft-com:vml" xmlns:wp14="http://schemas.microsoft.com/office/word/2010/wordprocessingDrawing" xmlns:wp="http://schemas.openxmlformats.org/drawingml/2006/wordprocessingDrawing" xmlns:w10="urn:schemas-microsoft-com:office:word" xmlns:w="http://schemas.openxmlformats.org/wordprocessingml/2006/main" xmlns:w14="http://schemas.microsoft.com/office/word/2010/wordml" xmlns:w15="http://schemas.microsoft.com/office/word/2012/wordml" xmlns:w16cex="http://schemas.microsoft.com/office/word/2018/wordml/cex" xmlns:w16cid="http://schemas.microsoft.com/office/word/2016/wordml/cid" xmlns:w16="http://schemas.microsoft.com/office/word/2018/wordml" xmlns:w16sdtdh="http://schemas.microsoft.com/office/word/2020/wordml/sdtdatahash" xmlns:w16se="http://schemas.microsoft.com/office/word/2015/wordml/symex" xmlns:wpg="http://schemas.microsoft.com/office/word/2010/wordprocessingGroup" xmlns:wpi="http://schemas.microsoft.com/office/word/2010/wordprocessingInk" xmlns:wne="http://schemas.microsoft.com/office/word/2006/wordml" xmlns:wps="http://schemas.microsoft.com/office/word/2010/wordprocessingShape" mc:Ignorable="w14 w15 w16se w16cid w16 w16cex w16sdtdh wp14">
-  <w:p>
-    <w:pPr>
-      <w:pStyle w:val="Cabealho"/>
-      <w:framePr w:wrap="around" w:vAnchor="text" w:hAnchor="margin" w:xAlign="right" w:y="1"/>
-      <w:rPr>
-        <w:rStyle w:val="Nmerodepgina"/>
-      </w:rPr>
-    </w:pPr>
-    <w:r>
-      <w:rPr>
-        <w:rStyle w:val="Nmerodepgina"/>
-      </w:rPr>
-      <w:fldChar w:fldCharType="begin"/>
-    </w:r>
-    <w:r>
-      <w:rPr>
-        <w:rStyle w:val="Nmerodepgina"/>
-      </w:rPr>
-      <w:instrText xml:space="preserve">PAGE  </w:instrText>
-    </w:r>
-    <w:r>
-      <w:rPr>
-        <w:rStyle w:val="Nmerodepgina"/>
-      </w:rPr>
-      <w:fldChar w:fldCharType="separate"/>
-    </w:r>
-    <w:r>
-      <w:rPr>
-        <w:rStyle w:val="Nmerodepgina"/>
-        <w:noProof/>
-      </w:rPr>
-      <w:t>3</w:t>
-    </w:r>
-    <w:r>
-      <w:rPr>
-        <w:rStyle w:val="Nmerodepgina"/>
-      </w:rPr>
-      <w:fldChar w:fldCharType="end"/>
-    </w:r>
-  </w:p>
-  <w:p>
-    <w:pPr>
-      <w:pStyle w:val="Cabealho"/>
-      <w:ind w:right="360"/>
-    </w:pPr>
-    <w:r>
-      <w:fldChar w:fldCharType="begin"/>
-    </w:r>
-    <w:r>
-      <w:instrText>\page\* ARABIC</w:instrText>
-    </w:r>
-    <w:r>
-      <w:fldChar w:fldCharType="separate"/>
-    </w:r>
-    <w:r>
-      <w:t>10</w:t>
-    </w:r>
-    <w:r>
-      <w:fldChar w:fldCharType="end"/>
-    </w:r>
-  </w:p>
-</w:hdr>
-</file>
-
-<file path=word/header13.xml><?xml version="1.0" encoding="utf-8"?>
-<w:hdr xmlns:wpc="http://schemas.microsoft.com/office/word/2010/wordprocessingCanvas" xmlns:cx="http://schemas.microsoft.com/office/drawing/2014/chartex" xmlns:cx1="http://schemas.microsoft.com/office/drawing/2015/9/8/chartex" xmlns:cx2="http://schemas.microsoft.com/office/drawing/2015/10/21/chartex" xmlns:cx3="http://schemas.microsoft.com/office/drawing/2016/5/9/chartex" xmlns:cx4="http://schemas.microsoft.com/office/drawing/2016/5/10/chartex" xmlns:cx5="http://schemas.microsoft.com/office/drawing/2016/5/11/chartex" xmlns:cx6="http://schemas.microsoft.com/office/drawing/2016/5/12/chartex" xmlns:cx7="http://schemas.microsoft.com/office/drawing/2016/5/13/chartex" xmlns:cx8="http://schemas.microsoft.com/office/drawing/2016/5/14/chartex" xmlns:mc="http://schemas.openxmlformats.org/markup-compatibility/2006" xmlns:aink="http://schemas.microsoft.com/office/drawing/2016/ink" xmlns:am3d="http://schemas.microsoft.com/office/drawing/2017/model3d" xmlns:o="urn:schemas-microsoft-com:office:office" xmlns:oel="http://schemas.microsoft.com/office/2019/extlst" xmlns:r="http://schemas.openxmlformats.org/officeDocument/2006/relationships" xmlns:m="http://schemas.openxmlformats.org/officeDocument/2006/math" xmlns:v="urn:schemas-microsoft-com:vml" xmlns:wp14="http://schemas.microsoft.com/office/word/2010/wordprocessingDrawing" xmlns:wp="http://schemas.openxmlformats.org/drawingml/2006/wordprocessingDrawing" xmlns:w10="urn:schemas-microsoft-com:office:word" xmlns:w="http://schemas.openxmlformats.org/wordprocessingml/2006/main" xmlns:w14="http://schemas.microsoft.com/office/word/2010/wordml" xmlns:w15="http://schemas.microsoft.com/office/word/2012/wordml" xmlns:w16cex="http://schemas.microsoft.com/office/word/2018/wordml/cex" xmlns:w16cid="http://schemas.microsoft.com/office/word/2016/wordml/cid" xmlns:w16="http://schemas.microsoft.com/office/word/2018/wordml" xmlns:w16sdtdh="http://schemas.microsoft.com/office/word/2020/wordml/sdtdatahash" xmlns:w16se="http://schemas.microsoft.com/office/word/2015/wordml/symex" xmlns:wpg="http://schemas.microsoft.com/office/word/2010/wordprocessingGroup" xmlns:wpi="http://schemas.microsoft.com/office/word/2010/wordprocessingInk" xmlns:wne="http://schemas.microsoft.com/office/word/2006/wordml" xmlns:wps="http://schemas.microsoft.com/office/word/2010/wordprocessingShape" mc:Ignorable="w14 w15 w16se w16cid w16 w16cex w16sdtdh wp14">
-  <w:sdt>
-    <w:sdtPr>
-      <w:id w:val="833337339"/>
-      <w:docPartObj>
-        <w:docPartGallery w:val="Page Numbers (Top of Page)"/>
-        <w:docPartUnique/>
-      </w:docPartObj>
-    </w:sdtPr>
-    <w:sdtContent>
-      <w:p>
-        <w:pPr>
-          <w:pStyle w:val="Cabealho"/>
-        </w:pPr>
-        <w:r>
-          <w:fldChar w:fldCharType="begin"/>
-        </w:r>
-        <w:r>
-          <w:instrText>PAGE   \* MERGEFORMAT</w:instrText>
-        </w:r>
-        <w:r>
-          <w:fldChar w:fldCharType="separate"/>
-        </w:r>
-        <w:r>
-          <w:rPr>
-            <w:noProof/>
-          </w:rPr>
-          <w:t>4</w:t>
-        </w:r>
-        <w:r>
-          <w:fldChar w:fldCharType="end"/>
-        </w:r>
-      </w:p>
-    </w:sdtContent>
-  </w:sdt>
-</w:hdr>
-</file>
-
-<file path=word/header14.xml><?xml version="1.0" encoding="utf-8"?>
 <w:hdr xmlns:wpc="http://schemas.microsoft.com/office/word/2010/wordprocessingCanvas" xmlns:cx="http://schemas.microsoft.com/office/drawing/2014/chartex" xmlns:cx1="http://schemas.microsoft.com/office/drawing/2015/9/8/chartex" xmlns:cx2="http://schemas.microsoft.com/office/drawing/2015/10/21/chartex" xmlns:cx3="http://schemas.microsoft.com/office/drawing/2016/5/9/chartex" xmlns:cx4="http://schemas.microsoft.com/office/drawing/2016/5/10/chartex" xmlns:cx5="http://schemas.microsoft.com/office/drawing/2016/5/11/chartex" xmlns:cx6="http://schemas.microsoft.com/office/drawing/2016/5/12/chartex" xmlns:cx7="http://schemas.microsoft.com/office/drawing/2016/5/13/chartex" xmlns:cx8="http://schemas.microsoft.com/office/drawing/2016/5/14/chartex" xmlns:mc="http://schemas.openxmlformats.org/markup-compatibility/2006" xmlns:aink="http://schemas.microsoft.com/office/drawing/2016/ink" xmlns:am3d="http://schemas.microsoft.com/office/drawing/2017/model3d" xmlns:o="urn:schemas-microsoft-com:office:office" xmlns:oel="http://schemas.microsoft.com/office/2019/extlst" xmlns:r="http://schemas.openxmlformats.org/officeDocument/2006/relationships" xmlns:m="http://schemas.openxmlformats.org/officeDocument/2006/math" xmlns:v="urn:schemas-microsoft-com:vml" xmlns:wp14="http://schemas.microsoft.com/office/word/2010/wordprocessingDrawing" xmlns:wp="http://schemas.openxmlformats.org/drawingml/2006/wordprocessingDrawing" xmlns:w10="urn:schemas-microsoft-com:office:word" xmlns:w="http://schemas.openxmlformats.org/wordprocessingml/2006/main" xmlns:w14="http://schemas.microsoft.com/office/word/2010/wordml" xmlns:w15="http://schemas.microsoft.com/office/word/2012/wordml" xmlns:w16cex="http://schemas.microsoft.com/office/word/2018/wordml/cex" xmlns:w16cid="http://schemas.microsoft.com/office/word/2016/wordml/cid" xmlns:w16="http://schemas.microsoft.com/office/word/2018/wordml" xmlns:w16sdtdh="http://schemas.microsoft.com/office/word/2020/wordml/sdtdatahash" xmlns:w16se="http://schemas.microsoft.com/office/word/2015/wordml/symex" xmlns:wpg="http://schemas.microsoft.com/office/word/2010/wordprocessingGroup" xmlns:wpi="http://schemas.microsoft.com/office/word/2010/wordprocessingInk" xmlns:wne="http://schemas.microsoft.com/office/word/2006/wordml" xmlns:wps="http://schemas.microsoft.com/office/word/2010/wordprocessingShape" mc:Ignorable="w14 w15 w16se w16cid w16 w16cex w16sdtdh wp14">
   <w:p>
     <w:pPr>
@@ -4760,7 +4531,7 @@
       <w:lvlText w:val="%1 "/>
       <w:lvlJc w:val="left"/>
       <w:pPr>
-        <w:ind w:left="1985" w:hanging="283"/>
+        <w:ind w:left="2694" w:hanging="283"/>
       </w:pPr>
       <w:rPr>
         <w:rFonts w:hint="default"/>
@@ -4774,7 +4545,7 @@
       <w:lvlText w:val="%1.%2 "/>
       <w:lvlJc w:val="left"/>
       <w:pPr>
-        <w:ind w:left="0" w:firstLine="0"/>
+        <w:ind w:left="709" w:firstLine="0"/>
       </w:pPr>
       <w:rPr>
         <w:rFonts w:hint="default"/>
@@ -4788,7 +4559,7 @@
       <w:lvlText w:val="%1.%2.%3 "/>
       <w:lvlJc w:val="left"/>
       <w:pPr>
-        <w:ind w:left="993" w:firstLine="0"/>
+        <w:ind w:left="1702" w:firstLine="0"/>
       </w:pPr>
       <w:rPr>
         <w:rFonts w:hint="default"/>
@@ -4802,7 +4573,7 @@
       <w:lvlText w:val="%1.%2.%3.%4 "/>
       <w:lvlJc w:val="left"/>
       <w:pPr>
-        <w:ind w:left="0" w:firstLine="0"/>
+        <w:ind w:left="709" w:firstLine="0"/>
       </w:pPr>
       <w:rPr>
         <w:rFonts w:hint="default"/>
@@ -4816,7 +4587,7 @@
       <w:lvlText w:val="%1.%2.%3.%4.%5 "/>
       <w:lvlJc w:val="left"/>
       <w:pPr>
-        <w:ind w:left="0" w:firstLine="0"/>
+        <w:ind w:left="709" w:firstLine="0"/>
       </w:pPr>
       <w:rPr>
         <w:rFonts w:hint="default"/>
@@ -4829,7 +4600,7 @@
       <w:lvlText w:val="%1.%2.%3.%4.%5.%6"/>
       <w:lvlJc w:val="left"/>
       <w:pPr>
-        <w:ind w:left="1415" w:firstLine="0"/>
+        <w:ind w:left="2124" w:firstLine="0"/>
       </w:pPr>
       <w:rPr>
         <w:rFonts w:hint="default"/>
@@ -4842,7 +4613,7 @@
       <w:lvlText w:val="%1.%2.%3.%4.%5.%6.%7"/>
       <w:lvlJc w:val="left"/>
       <w:pPr>
-        <w:ind w:left="1698" w:firstLine="0"/>
+        <w:ind w:left="2407" w:firstLine="0"/>
       </w:pPr>
       <w:rPr>
         <w:rFonts w:hint="default"/>
@@ -4855,7 +4626,7 @@
       <w:lvlText w:val="%1.%2.%3.%4.%5.%6.%7.%8"/>
       <w:lvlJc w:val="left"/>
       <w:pPr>
-        <w:ind w:left="1981" w:firstLine="0"/>
+        <w:ind w:left="2690" w:firstLine="0"/>
       </w:pPr>
       <w:rPr>
         <w:rFonts w:hint="default"/>
@@ -4868,7 +4639,7 @@
       <w:lvlText w:val="%1.%2.%3.%4.%5.%6.%7.%8.%9"/>
       <w:lvlJc w:val="left"/>
       <w:pPr>
-        <w:ind w:left="2264" w:firstLine="0"/>
+        <w:ind w:left="2973" w:firstLine="0"/>
       </w:pPr>
       <w:rPr>
         <w:rFonts w:hint="default"/>

--- a/docs/Rascunho TCC.docx
+++ b/docs/Rascunho TCC.docx
@@ -1,6 +1,6 @@
 
 <file path=word/document.xml><?xml version="1.0" encoding="utf-8"?>
-<w:document xmlns:wpc="http://schemas.microsoft.com/office/word/2010/wordprocessingCanvas" xmlns:cx="http://schemas.microsoft.com/office/drawing/2014/chartex" xmlns:cx1="http://schemas.microsoft.com/office/drawing/2015/9/8/chartex" xmlns:cx2="http://schemas.microsoft.com/office/drawing/2015/10/21/chartex" xmlns:cx3="http://schemas.microsoft.com/office/drawing/2016/5/9/chartex" xmlns:cx4="http://schemas.microsoft.com/office/drawing/2016/5/10/chartex" xmlns:cx5="http://schemas.microsoft.com/office/drawing/2016/5/11/chartex" xmlns:cx6="http://schemas.microsoft.com/office/drawing/2016/5/12/chartex" xmlns:cx7="http://schemas.microsoft.com/office/drawing/2016/5/13/chartex" xmlns:cx8="http://schemas.microsoft.com/office/drawing/2016/5/14/chartex" xmlns:mc="http://schemas.openxmlformats.org/markup-compatibility/2006" xmlns:aink="http://schemas.microsoft.com/office/drawing/2016/ink" xmlns:am3d="http://schemas.microsoft.com/office/drawing/2017/model3d" xmlns:o="urn:schemas-microsoft-com:office:office" xmlns:oel="http://schemas.microsoft.com/office/2019/extlst" xmlns:r="http://schemas.openxmlformats.org/officeDocument/2006/relationships" xmlns:m="http://schemas.openxmlformats.org/officeDocument/2006/math" xmlns:v="urn:schemas-microsoft-com:vml" xmlns:wp14="http://schemas.microsoft.com/office/word/2010/wordprocessingDrawing" xmlns:wp="http://schemas.openxmlformats.org/drawingml/2006/wordprocessingDrawing" xmlns:w10="urn:schemas-microsoft-com:office:word" xmlns:w="http://schemas.openxmlformats.org/wordprocessingml/2006/main" xmlns:w14="http://schemas.microsoft.com/office/word/2010/wordml" xmlns:w15="http://schemas.microsoft.com/office/word/2012/wordml" xmlns:w16cex="http://schemas.microsoft.com/office/word/2018/wordml/cex" xmlns:w16cid="http://schemas.microsoft.com/office/word/2016/wordml/cid" xmlns:w16="http://schemas.microsoft.com/office/word/2018/wordml" xmlns:w16sdtdh="http://schemas.microsoft.com/office/word/2020/wordml/sdtdatahash" xmlns:w16se="http://schemas.microsoft.com/office/word/2015/wordml/symex" xmlns:wpg="http://schemas.microsoft.com/office/word/2010/wordprocessingGroup" xmlns:wpi="http://schemas.microsoft.com/office/word/2010/wordprocessingInk" xmlns:wne="http://schemas.microsoft.com/office/word/2006/wordml" xmlns:wps="http://schemas.microsoft.com/office/word/2010/wordprocessingShape" mc:Ignorable="w14 w15 w16se w16cid w16 w16cex w16sdtdh wp14">
+<w:document xmlns:wpc="http://schemas.microsoft.com/office/word/2010/wordprocessingCanvas" xmlns:cx="http://schemas.microsoft.com/office/drawing/2014/chartex" xmlns:cx1="http://schemas.microsoft.com/office/drawing/2015/9/8/chartex" xmlns:cx2="http://schemas.microsoft.com/office/drawing/2015/10/21/chartex" xmlns:cx3="http://schemas.microsoft.com/office/drawing/2016/5/9/chartex" xmlns:cx4="http://schemas.microsoft.com/office/drawing/2016/5/10/chartex" xmlns:cx5="http://schemas.microsoft.com/office/drawing/2016/5/11/chartex" xmlns:cx6="http://schemas.microsoft.com/office/drawing/2016/5/12/chartex" xmlns:cx7="http://schemas.microsoft.com/office/drawing/2016/5/13/chartex" xmlns:cx8="http://schemas.microsoft.com/office/drawing/2016/5/14/chartex" xmlns:mc="http://schemas.openxmlformats.org/markup-compatibility/2006" xmlns:aink="http://schemas.microsoft.com/office/drawing/2016/ink" xmlns:am3d="http://schemas.microsoft.com/office/drawing/2017/model3d" xmlns:o="urn:schemas-microsoft-com:office:office" xmlns:oel="http://schemas.microsoft.com/office/2019/extlst" xmlns:r="http://schemas.openxmlformats.org/officeDocument/2006/relationships" xmlns:m="http://schemas.openxmlformats.org/officeDocument/2006/math" xmlns:v="urn:schemas-microsoft-com:vml" xmlns:wp14="http://schemas.microsoft.com/office/word/2010/wordprocessingDrawing" xmlns:wp="http://schemas.openxmlformats.org/drawingml/2006/wordprocessingDrawing" xmlns:w10="urn:schemas-microsoft-com:office:word" xmlns:w="http://schemas.openxmlformats.org/wordprocessingml/2006/main" xmlns:w14="http://schemas.microsoft.com/office/word/2010/wordml" xmlns:w15="http://schemas.microsoft.com/office/word/2012/wordml" xmlns:w16cex="http://schemas.microsoft.com/office/word/2018/wordml/cex" xmlns:w16cid="http://schemas.microsoft.com/office/word/2016/wordml/cid" xmlns:w16="http://schemas.microsoft.com/office/word/2018/wordml" xmlns:w16du="http://schemas.microsoft.com/office/word/2023/wordml/word16du" xmlns:w16sdtdh="http://schemas.microsoft.com/office/word/2020/wordml/sdtdatahash" xmlns:w16sdtfl="http://schemas.microsoft.com/office/word/2024/wordml/sdtformatlock" xmlns:w16se="http://schemas.microsoft.com/office/word/2015/wordml/symex" xmlns:wpg="http://schemas.microsoft.com/office/word/2010/wordprocessingGroup" xmlns:wpi="http://schemas.microsoft.com/office/word/2010/wordprocessingInk" xmlns:wne="http://schemas.microsoft.com/office/word/2006/wordml" xmlns:wps="http://schemas.microsoft.com/office/word/2010/wordprocessingShape" mc:Ignorable="w14 w15 w16se w16cid w16 w16cex w16sdtdh w16sdtfl w16du wp14">
   <w:body>
     <w:p>
       <w:pPr>
@@ -213,6 +213,9 @@
         <w:sectPr>
           <w:headerReference w:type="even" r:id="rId9"/>
           <w:headerReference w:type="default" r:id="rId10"/>
+          <w:footerReference w:type="default" r:id="rId11"/>
+          <w:headerReference w:type="first" r:id="rId12"/>
+          <w:footerReference w:type="first" r:id="rId13"/>
           <w:type w:val="continuous"/>
           <w:pgSz w:w="11906" w:h="16838"/>
           <w:pgMar w:top="1701" w:right="1134" w:bottom="1531" w:left="1701" w:header="720" w:footer="720" w:gutter="0"/>
@@ -244,7 +247,6 @@
         <w:pStyle w:val="CP-CapaCabecalho"/>
       </w:pPr>
       <w:r>
-        <w:lastRenderedPageBreak/>
         <w:t>AATEC - Área de Agrárias, Engenharias e Tecnologias</w:t>
       </w:r>
     </w:p>
@@ -404,7 +406,6 @@
         <w:t>, &lt;</w:t>
       </w:r>
       <w:proofErr w:type="spellStart"/>
-      <w:proofErr w:type="gramStart"/>
       <w:r>
         <w:rPr>
           <w:highlight w:val="yellow"/>
@@ -416,14 +417,7 @@
         <w:rPr>
           <w:highlight w:val="yellow"/>
         </w:rPr>
-        <w:t>.,Me.</w:t>
-      </w:r>
-      <w:proofErr w:type="gramEnd"/>
-      <w:r>
-        <w:rPr>
-          <w:highlight w:val="yellow"/>
-        </w:rPr>
-        <w:t>, Dr.&gt;</w:t>
+        <w:t>.,Me., Dr.&gt;</w:t>
       </w:r>
     </w:p>
     <w:p>
@@ -482,6 +476,9 @@
       <w:pPr>
         <w:pStyle w:val="CP-CapaLocaleData"/>
         <w:sectPr>
+          <w:footerReference w:type="default" r:id="rId14"/>
+          <w:headerReference w:type="first" r:id="rId15"/>
+          <w:footerReference w:type="first" r:id="rId16"/>
           <w:pgSz w:w="11906" w:h="16838"/>
           <w:pgMar w:top="1701" w:right="1134" w:bottom="1531" w:left="1701" w:header="720" w:footer="720" w:gutter="0"/>
           <w:pgNumType w:fmt="lowerRoman"/>
@@ -504,7 +501,6 @@
       <w:bookmarkStart w:id="4" w:name="_Toc159362151"/>
       <w:bookmarkStart w:id="5" w:name="_Toc225859264"/>
       <w:r>
-        <w:lastRenderedPageBreak/>
         <w:t>Lista de</w:t>
       </w:r>
       <w:bookmarkEnd w:id="0"/>
@@ -524,53 +520,49 @@
       <w:r>
         <w:rPr>
           <w:b/>
-          <w:caps/>
-          <w:noProof/>
-        </w:rPr>
-        <w:fldChar w:fldCharType="begin"/>
-      </w:r>
-      <w:r>
-        <w:rPr>
-          <w:b/>
-          <w:caps/>
-          <w:noProof/>
-        </w:rPr>
-        <w:instrText xml:space="preserve"> TOC \t "TE-LegendaFigura;9" </w:instrText>
-      </w:r>
-      <w:r>
-        <w:rPr>
-          <w:b/>
-          <w:caps/>
-          <w:noProof/>
-        </w:rPr>
-        <w:fldChar w:fldCharType="separate"/>
-      </w:r>
-      <w:r>
-        <w:rPr>
           <w:bCs/>
           <w:caps/>
           <w:noProof/>
         </w:rPr>
-        <w:t>Nenhuma entrada de sumário foi encontrada.</w:t>
+        <w:fldChar w:fldCharType="begin"/>
       </w:r>
       <w:r>
         <w:rPr>
           <w:b/>
+          <w:bCs/>
           <w:caps/>
           <w:noProof/>
-          <w:snapToGrid/>
-          <w:szCs w:val="26"/>
+        </w:rPr>
+        <w:instrText xml:space="preserve"> TOC \t "TE-LegendaFigura;9" </w:instrText>
+      </w:r>
+      <w:r>
+        <w:rPr>
+          <w:b/>
+          <w:bCs/>
+          <w:caps/>
+          <w:noProof/>
+        </w:rPr>
+        <w:fldChar w:fldCharType="separate"/>
+      </w:r>
+      <w:r>
+        <w:rPr>
+          <w:caps/>
+          <w:noProof/>
+        </w:rPr>
+        <w:t>Nenhuma entrada de sumário foi encontrada.</w:t>
+      </w:r>
+      <w:r>
+        <w:rPr>
+          <w:b/>
+          <w:bCs/>
+          <w:caps/>
+          <w:noProof/>
         </w:rPr>
         <w:fldChar w:fldCharType="end"/>
       </w:r>
     </w:p>
     <w:p>
       <w:pPr>
-        <w:pStyle w:val="TE-Normal"/>
-      </w:pPr>
-    </w:p>
-    <w:p>
-      <w:pPr>
         <w:pStyle w:val="LI-ListaItem"/>
       </w:pPr>
     </w:p>
@@ -651,8 +643,10 @@
       <w:pPr>
         <w:pStyle w:val="TE-Normal"/>
         <w:sectPr>
-          <w:headerReference w:type="default" r:id="rId11"/>
-          <w:headerReference w:type="first" r:id="rId12"/>
+          <w:headerReference w:type="default" r:id="rId17"/>
+          <w:footerReference w:type="default" r:id="rId18"/>
+          <w:headerReference w:type="first" r:id="rId19"/>
+          <w:footerReference w:type="first" r:id="rId20"/>
           <w:pgSz w:w="11906" w:h="16838" w:code="9"/>
           <w:pgMar w:top="1701" w:right="1134" w:bottom="1531" w:left="1701" w:header="720" w:footer="720" w:gutter="0"/>
           <w:pgNumType w:fmt="lowerRoman" w:start="3"/>
@@ -669,7 +663,6 @@
       <w:bookmarkStart w:id="6" w:name="_Toc159362152"/>
       <w:bookmarkStart w:id="7" w:name="_Toc225859265"/>
       <w:r>
-        <w:lastRenderedPageBreak/>
         <w:t>Lista de QUADROS</w:t>
       </w:r>
       <w:bookmarkEnd w:id="6"/>
@@ -830,8 +823,10 @@
       <w:pPr>
         <w:pStyle w:val="TE-Normal"/>
         <w:sectPr>
-          <w:headerReference w:type="default" r:id="rId13"/>
-          <w:headerReference w:type="first" r:id="rId14"/>
+          <w:headerReference w:type="default" r:id="rId21"/>
+          <w:footerReference w:type="default" r:id="rId22"/>
+          <w:headerReference w:type="first" r:id="rId23"/>
+          <w:footerReference w:type="first" r:id="rId24"/>
           <w:pgSz w:w="11906" w:h="16838" w:code="9"/>
           <w:pgMar w:top="1701" w:right="1134" w:bottom="1531" w:left="1701" w:header="720" w:footer="720" w:gutter="0"/>
           <w:pgNumType w:fmt="lowerRoman"/>
@@ -848,7 +843,6 @@
       <w:bookmarkStart w:id="8" w:name="_Toc159362153"/>
       <w:bookmarkStart w:id="9" w:name="_Toc225859266"/>
       <w:r>
-        <w:lastRenderedPageBreak/>
         <w:t>Lista de tabelas</w:t>
       </w:r>
       <w:bookmarkEnd w:id="8"/>
@@ -865,7 +859,6 @@
       <w:r>
         <w:rPr>
           <w:noProof/>
-          <w:szCs w:val="26"/>
         </w:rPr>
         <w:fldChar w:fldCharType="begin"/>
       </w:r>
@@ -878,7 +871,6 @@
       <w:r>
         <w:rPr>
           <w:noProof/>
-          <w:szCs w:val="26"/>
         </w:rPr>
         <w:fldChar w:fldCharType="separate"/>
       </w:r>
@@ -887,25 +879,23 @@
           <w:b/>
           <w:bCs/>
           <w:noProof/>
-          <w:szCs w:val="26"/>
         </w:rPr>
         <w:t>Nenhuma entrada de sumário foi encontrada.</w:t>
       </w:r>
       <w:r>
+        <w:rPr>
+          <w:noProof/>
+        </w:rPr>
+        <w:fldChar w:fldCharType="end"/>
+      </w:r>
+    </w:p>
+    <w:p>
+      <w:pPr>
+        <w:pStyle w:val="TE-Normal"/>
         <w:rPr>
           <w:noProof/>
           <w:snapToGrid/>
         </w:rPr>
-        <w:fldChar w:fldCharType="end"/>
-      </w:r>
-    </w:p>
-    <w:p>
-      <w:pPr>
-        <w:pStyle w:val="TE-Normal"/>
-        <w:rPr>
-          <w:noProof/>
-          <w:snapToGrid/>
-        </w:rPr>
       </w:pPr>
     </w:p>
     <w:p>
@@ -1034,8 +1024,10 @@
         <w:pStyle w:val="TE-Normal"/>
         <w:ind w:firstLine="0"/>
         <w:sectPr>
-          <w:headerReference w:type="default" r:id="rId15"/>
-          <w:headerReference w:type="first" r:id="rId16"/>
+          <w:headerReference w:type="default" r:id="rId25"/>
+          <w:footerReference w:type="default" r:id="rId26"/>
+          <w:headerReference w:type="first" r:id="rId27"/>
+          <w:footerReference w:type="first" r:id="rId28"/>
           <w:pgSz w:w="11906" w:h="16838" w:code="9"/>
           <w:pgMar w:top="1701" w:right="1134" w:bottom="1531" w:left="1701" w:header="720" w:footer="720" w:gutter="0"/>
           <w:pgNumType w:fmt="lowerRoman"/>
@@ -1052,7 +1044,6 @@
       <w:bookmarkStart w:id="10" w:name="_Toc159362154"/>
       <w:bookmarkStart w:id="11" w:name="_Toc225859267"/>
       <w:r>
-        <w:lastRenderedPageBreak/>
         <w:t>Lista de Siglas</w:t>
       </w:r>
       <w:bookmarkEnd w:id="10"/>
@@ -1084,7 +1075,9 @@
         <w:pStyle w:val="TE-Normal"/>
         <w:ind w:firstLine="0"/>
         <w:sectPr>
-          <w:headerReference w:type="first" r:id="rId17"/>
+          <w:footerReference w:type="default" r:id="rId29"/>
+          <w:headerReference w:type="first" r:id="rId30"/>
+          <w:footerReference w:type="first" r:id="rId31"/>
           <w:pgSz w:w="11906" w:h="16838" w:code="9"/>
           <w:pgMar w:top="1701" w:right="1134" w:bottom="1531" w:left="1701" w:header="720" w:footer="720" w:gutter="0"/>
           <w:pgNumType w:fmt="lowerRoman"/>
@@ -1099,7 +1092,6 @@
         <w:pStyle w:val="TC-TituloSumario"/>
       </w:pPr>
       <w:r>
-        <w:lastRenderedPageBreak/>
         <w:t>Sumário</w:t>
       </w:r>
     </w:p>
@@ -2194,7 +2186,6 @@
         </w:rPr>
       </w:pPr>
       <w:r>
-        <w:lastRenderedPageBreak/>
         <w:t>3.8 Visão geral do sistema proposto</w:t>
       </w:r>
       <w:r>
@@ -2306,8 +2297,10 @@
       <w:pPr>
         <w:pStyle w:val="TE-Normal"/>
         <w:sectPr>
-          <w:headerReference w:type="default" r:id="rId18"/>
-          <w:headerReference w:type="first" r:id="rId19"/>
+          <w:headerReference w:type="default" r:id="rId32"/>
+          <w:footerReference w:type="default" r:id="rId33"/>
+          <w:headerReference w:type="first" r:id="rId34"/>
+          <w:footerReference w:type="first" r:id="rId35"/>
           <w:pgSz w:w="11906" w:h="16838" w:code="9"/>
           <w:pgMar w:top="1701" w:right="1134" w:bottom="1531" w:left="1701" w:header="720" w:footer="720" w:gutter="0"/>
           <w:pgNumType w:fmt="lowerRoman"/>
@@ -2327,7 +2320,6 @@
       <w:bookmarkStart w:id="15" w:name="_Toc527795385"/>
       <w:bookmarkStart w:id="16" w:name="_Toc527798495"/>
       <w:r>
-        <w:lastRenderedPageBreak/>
         <w:t>Introdução</w:t>
       </w:r>
       <w:bookmarkEnd w:id="12"/>
@@ -2391,11 +2383,7 @@
         <w:t>(MÜLLER, 2015)</w:t>
       </w:r>
       <w:r>
-        <w:t xml:space="preserve">. Nesse contexto, destaca-se a área de Music Information Retrieval (MIR), que investiga </w:t>
-      </w:r>
-      <w:r>
-        <w:lastRenderedPageBreak/>
-        <w:t>métodos para extração e análise de informações musicais a partir de dados digitais</w:t>
+        <w:t>. Nesse contexto, destaca-se a área de Music Information Retrieval (MIR), que investiga métodos para extração e análise de informações musicais a partir de dados digitais</w:t>
       </w:r>
       <w:r>
         <w:t xml:space="preserve"> </w:t>
@@ -2478,7 +2466,6 @@
       </w:pPr>
       <w:bookmarkStart w:id="18" w:name="_Toc225859270"/>
       <w:r>
-        <w:lastRenderedPageBreak/>
         <w:t>De</w:t>
       </w:r>
       <w:r>
@@ -2558,7 +2545,6 @@
         <w:pStyle w:val="TE-Normal"/>
       </w:pPr>
       <w:r>
-        <w:lastRenderedPageBreak/>
         <w:t>Desenvolver um</w:t>
       </w:r>
       <w:r>
@@ -2584,7 +2570,7 @@
         <w:pStyle w:val="TE-Alnea"/>
         <w:numPr>
           <w:ilvl w:val="0"/>
-          <w:numId w:val="4"/>
+          <w:numId w:val="5"/>
         </w:numPr>
         <w:tabs>
           <w:tab w:val="clear" w:pos="360"/>
@@ -2604,7 +2590,7 @@
         <w:pStyle w:val="TE-Alnea"/>
         <w:numPr>
           <w:ilvl w:val="0"/>
-          <w:numId w:val="4"/>
+          <w:numId w:val="5"/>
         </w:numPr>
         <w:tabs>
           <w:tab w:val="clear" w:pos="360"/>
@@ -2624,7 +2610,7 @@
         <w:pStyle w:val="TE-Alnea"/>
         <w:numPr>
           <w:ilvl w:val="0"/>
-          <w:numId w:val="4"/>
+          <w:numId w:val="5"/>
         </w:numPr>
         <w:tabs>
           <w:tab w:val="clear" w:pos="360"/>
@@ -2644,7 +2630,7 @@
         <w:pStyle w:val="TE-Alnea"/>
         <w:numPr>
           <w:ilvl w:val="0"/>
-          <w:numId w:val="4"/>
+          <w:numId w:val="5"/>
         </w:numPr>
         <w:tabs>
           <w:tab w:val="clear" w:pos="360"/>
@@ -2664,7 +2650,7 @@
         <w:pStyle w:val="TE-Alnea"/>
         <w:numPr>
           <w:ilvl w:val="0"/>
-          <w:numId w:val="4"/>
+          <w:numId w:val="5"/>
         </w:numPr>
         <w:tabs>
           <w:tab w:val="clear" w:pos="360"/>
@@ -2710,11 +2696,7 @@
         <w:pStyle w:val="TE-Normal"/>
       </w:pPr>
       <w:r>
-        <w:t xml:space="preserve">Entretanto, muitas das abordagens existentes na literatura utilizam métodos complexos, frequentemente baseados em técnicas avançadas de mineração de dados ou aprendizado de máquina (MEREDITH, 2016), o que pode dificultar sua aplicação em </w:t>
-      </w:r>
-      <w:r>
-        <w:lastRenderedPageBreak/>
-        <w:t>contextos acadêmicos introdutórios ou em estudos exploratórios.</w:t>
+        <w:t>Entretanto, muitas das abordagens existentes na literatura utilizam métodos complexos, frequentemente baseados em técnicas avançadas de mineração de dados ou aprendizado de máquina (MEREDITH, 2016), o que pode dificultar sua aplicação em contextos acadêmicos introdutórios ou em estudos exploratórios.</w:t>
       </w:r>
     </w:p>
     <w:p>
@@ -2795,7 +2777,6 @@
       </w:pPr>
       <w:bookmarkStart w:id="24" w:name="_Toc225859276"/>
       <w:r>
-        <w:lastRenderedPageBreak/>
         <w:t xml:space="preserve">Procedimentos </w:t>
       </w:r>
       <w:r>
@@ -2866,7 +2847,6 @@
       <w:bookmarkEnd w:id="15"/>
       <w:bookmarkEnd w:id="16"/>
       <w:r>
-        <w:lastRenderedPageBreak/>
         <w:t>Fundamentação teórica</w:t>
       </w:r>
       <w:bookmarkEnd w:id="26"/>
@@ -2931,6 +2911,155 @@
     </w:p>
     <w:p>
       <w:pPr>
+        <w:pStyle w:val="TE-Normal"/>
+      </w:pPr>
+    </w:p>
+    <w:p>
+      <w:pPr>
+        <w:widowControl w:val="0"/>
+        <w:spacing w:line="360" w:lineRule="auto"/>
+        <w:ind w:firstLine="1009"/>
+        <w:jc w:val="both"/>
+        <w:rPr>
+          <w:color w:val="000000" w:themeColor="text1"/>
+          <w:sz w:val="26"/>
+          <w:szCs w:val="26"/>
+        </w:rPr>
+      </w:pPr>
+    </w:p>
+    <w:p>
+      <w:pPr>
+        <w:pStyle w:val="TE-LegendaFigura"/>
+        <w:rPr>
+          <w:color w:val="000000" w:themeColor="text1"/>
+        </w:rPr>
+      </w:pPr>
+      <w:r>
+        <w:rPr>
+          <w:color w:val="000000" w:themeColor="text1"/>
+        </w:rPr>
+        <w:t>Exemplo de representação de uma partitura no formato MusicXML</w:t>
+      </w:r>
+      <w:r>
+        <w:rPr>
+          <w:color w:val="000000" w:themeColor="text1"/>
+        </w:rPr>
+        <w:t xml:space="preserve"> (Item 1.1)</w:t>
+      </w:r>
+    </w:p>
+    <w:p>
+      <w:pPr>
+        <w:widowControl w:val="0"/>
+        <w:spacing w:line="360" w:lineRule="auto"/>
+        <w:ind w:firstLine="1009"/>
+        <w:jc w:val="both"/>
+      </w:pPr>
+    </w:p>
+    <w:p>
+      <w:pPr>
+        <w:widowControl w:val="0"/>
+        <w:spacing w:line="360" w:lineRule="auto"/>
+        <w:ind w:firstLine="1009"/>
+        <w:jc w:val="both"/>
+      </w:pPr>
+      <w:r>
+        <w:rPr>
+          <w:noProof/>
+        </w:rPr>
+        <w:drawing>
+          <wp:anchor distT="0" distB="0" distL="114300" distR="114300" simplePos="0" relativeHeight="251657216" behindDoc="0" locked="0" layoutInCell="1" allowOverlap="1" wp14:anchorId="0CC63A32" wp14:editId="00B593DE">
+            <wp:simplePos x="0" y="0"/>
+            <wp:positionH relativeFrom="column">
+              <wp:align>left</wp:align>
+            </wp:positionH>
+            <wp:positionV relativeFrom="paragraph">
+              <wp:posOffset>0</wp:posOffset>
+            </wp:positionV>
+            <wp:extent cx="5762625" cy="2200275"/>
+            <wp:effectExtent l="0" t="0" r="0" b="0"/>
+            <wp:wrapSquare wrapText="bothSides"/>
+            <wp:docPr id="1147246515" name="drawing"/>
+            <wp:cNvGraphicFramePr>
+              <a:graphicFrameLocks xmlns:a="http://schemas.openxmlformats.org/drawingml/2006/main" noChangeAspect="1"/>
+            </wp:cNvGraphicFramePr>
+            <a:graphic xmlns:a="http://schemas.openxmlformats.org/drawingml/2006/main">
+              <a:graphicData uri="http://schemas.openxmlformats.org/drawingml/2006/picture">
+                <pic:pic xmlns:pic="http://schemas.openxmlformats.org/drawingml/2006/picture">
+                  <pic:nvPicPr>
+                    <pic:cNvPr id="1790840218" name="Picture 1790840218"/>
+                    <pic:cNvPicPr/>
+                  </pic:nvPicPr>
+                  <pic:blipFill>
+                    <a:blip r:embed="rId36">
+                      <a:extLst>
+                        <a:ext uri="{28A0092B-C50C-407E-A947-70E740481C1C}">
+                          <a14:useLocalDpi xmlns:a14="http://schemas.microsoft.com/office/drawing/2010/main"/>
+                        </a:ext>
+                      </a:extLst>
+                    </a:blip>
+                    <a:stretch>
+                      <a:fillRect/>
+                    </a:stretch>
+                  </pic:blipFill>
+                  <pic:spPr>
+                    <a:xfrm>
+                      <a:off x="0" y="0"/>
+                      <a:ext cx="5762625" cy="2200275"/>
+                    </a:xfrm>
+                    <a:prstGeom prst="rect">
+                      <a:avLst/>
+                    </a:prstGeom>
+                  </pic:spPr>
+                </pic:pic>
+              </a:graphicData>
+            </a:graphic>
+            <wp14:sizeRelH relativeFrom="page">
+              <wp14:pctWidth>0</wp14:pctWidth>
+            </wp14:sizeRelH>
+            <wp14:sizeRelV relativeFrom="page">
+              <wp14:pctHeight>0</wp14:pctHeight>
+            </wp14:sizeRelV>
+          </wp:anchor>
+        </w:drawing>
+      </w:r>
+    </w:p>
+    <w:p>
+      <w:pPr>
+        <w:pStyle w:val="TE-Normal"/>
+        <w:jc w:val="center"/>
+        <w:rPr>
+          <w:color w:val="000000" w:themeColor="text1"/>
+          <w:sz w:val="22"/>
+          <w:szCs w:val="22"/>
+        </w:rPr>
+      </w:pPr>
+      <w:r>
+        <w:rPr>
+          <w:color w:val="000000" w:themeColor="text1"/>
+          <w:sz w:val="22"/>
+          <w:szCs w:val="22"/>
+        </w:rPr>
+        <w:t>Fonte: Elaborada pelo autor (</w:t>
+      </w:r>
+      <w:r>
+        <w:rPr>
+          <w:color w:val="000000" w:themeColor="text1"/>
+          <w:sz w:val="22"/>
+          <w:szCs w:val="22"/>
+        </w:rPr>
+        <w:t>2026</w:t>
+      </w:r>
+      <w:r>
+        <w:rPr>
+          <w:color w:val="000000" w:themeColor="text1"/>
+          <w:sz w:val="22"/>
+          <w:szCs w:val="22"/>
+        </w:rPr>
+        <w:t>).</w:t>
+      </w:r>
+    </w:p>
+    <w:p>
+      <w:pPr>
         <w:pStyle w:val="T2-TituloSecundario"/>
       </w:pPr>
       <w:bookmarkStart w:id="29" w:name="_Toc225859281"/>
@@ -2944,7 +3073,6 @@
         <w:pStyle w:val="TE-Normal"/>
       </w:pPr>
       <w:r>
-        <w:lastRenderedPageBreak/>
         <w:t>A identificação de padrões melódicos é uma prática recorrente na análise musical, sendo utilizada para compreender a organização interna de obras e a recorrência de motivos musicais. Esses padrões podem ser definidos como sequências de notas ou relações intervalares que se repetem ao longo de uma composição, contribuindo para sua coesão e identidade estilística (HURON, 2006).</w:t>
       </w:r>
     </w:p>
@@ -2981,6 +3109,135 @@
       <w:r>
         <w:t>Nesse sentido, torna-se relevante utilizar representações que capturem a estrutura interna da melodia, permitindo a identificação de padrões independentemente de sua tonalidade ou posição na escala. Essa abordagem é especialmente útil em sistemas automatizados de análise musical.</w:t>
       </w:r>
+      <w:r>
+        <w:t xml:space="preserve"> </w:t>
+      </w:r>
+      <w:r>
+        <w:rPr>
+          <w:highlight w:val="yellow"/>
+        </w:rPr>
+        <w:t>A Figura X apresenta um exemplo de padrão melódico recorrente, no qual um mesmo motivo é repetido em diferentes trechos da partitura.</w:t>
+      </w:r>
+    </w:p>
+    <w:p>
+      <w:pPr>
+        <w:pStyle w:val="TE-LegendaFigura"/>
+        <w:numPr>
+          <w:ilvl w:val="0"/>
+          <w:numId w:val="0"/>
+        </w:numPr>
+        <w:spacing w:line="360" w:lineRule="auto"/>
+        <w:ind w:left="709"/>
+        <w:jc w:val="both"/>
+      </w:pPr>
+    </w:p>
+    <w:p>
+      <w:pPr>
+        <w:pStyle w:val="TE-LegendaFigura"/>
+        <w:rPr>
+          <w:color w:val="000000" w:themeColor="text1"/>
+        </w:rPr>
+      </w:pPr>
+      <w:r>
+        <w:t>Exemplo de padrão melódico recorrente em partitura, evidenciando a repetição de motivos musicais.</w:t>
+      </w:r>
+      <w:r>
+        <w:rPr>
+          <w:color w:val="000000" w:themeColor="text1"/>
+        </w:rPr>
+        <w:t xml:space="preserve"> (Item 1.1)</w:t>
+      </w:r>
+    </w:p>
+    <w:p>
+      <w:pPr>
+        <w:pStyle w:val="TE-Normal"/>
+      </w:pPr>
+    </w:p>
+    <w:p>
+      <w:pPr>
+        <w:widowControl w:val="0"/>
+        <w:spacing w:line="360" w:lineRule="auto"/>
+        <w:ind w:firstLine="709"/>
+        <w:jc w:val="center"/>
+        <w:rPr>
+          <w:color w:val="000000" w:themeColor="text1"/>
+          <w:sz w:val="22"/>
+          <w:szCs w:val="22"/>
+        </w:rPr>
+      </w:pPr>
+      <w:r>
+        <w:rPr>
+          <w:noProof/>
+        </w:rPr>
+        <w:drawing>
+          <wp:anchor distT="0" distB="0" distL="114300" distR="114300" simplePos="0" relativeHeight="251658240" behindDoc="0" locked="0" layoutInCell="1" allowOverlap="1" wp14:anchorId="1D6DD93D" wp14:editId="573511DE">
+            <wp:simplePos x="0" y="0"/>
+            <wp:positionH relativeFrom="column">
+              <wp:align>right</wp:align>
+            </wp:positionH>
+            <wp:positionV relativeFrom="paragraph">
+              <wp:posOffset>0</wp:posOffset>
+            </wp:positionV>
+            <wp:extent cx="5762625" cy="2590800"/>
+            <wp:effectExtent l="0" t="0" r="0" b="0"/>
+            <wp:wrapSquare wrapText="bothSides"/>
+            <wp:docPr id="1290150002" name="drawing"/>
+            <wp:cNvGraphicFramePr>
+              <a:graphicFrameLocks xmlns:a="http://schemas.openxmlformats.org/drawingml/2006/main" noChangeAspect="1"/>
+            </wp:cNvGraphicFramePr>
+            <a:graphic xmlns:a="http://schemas.openxmlformats.org/drawingml/2006/main">
+              <a:graphicData uri="http://schemas.openxmlformats.org/drawingml/2006/picture">
+                <pic:pic xmlns:pic="http://schemas.openxmlformats.org/drawingml/2006/picture">
+                  <pic:nvPicPr>
+                    <pic:cNvPr id="931493097" name="Picture 931493097"/>
+                    <pic:cNvPicPr/>
+                  </pic:nvPicPr>
+                  <pic:blipFill>
+                    <a:blip r:embed="rId37">
+                      <a:extLst>
+                        <a:ext uri="{28A0092B-C50C-407E-A947-70E740481C1C}">
+                          <a14:useLocalDpi xmlns:a14="http://schemas.microsoft.com/office/drawing/2010/main"/>
+                        </a:ext>
+                      </a:extLst>
+                    </a:blip>
+                    <a:stretch>
+                      <a:fillRect/>
+                    </a:stretch>
+                  </pic:blipFill>
+                  <pic:spPr>
+                    <a:xfrm>
+                      <a:off x="0" y="0"/>
+                      <a:ext cx="5762625" cy="2590800"/>
+                    </a:xfrm>
+                    <a:prstGeom prst="rect">
+                      <a:avLst/>
+                    </a:prstGeom>
+                  </pic:spPr>
+                </pic:pic>
+              </a:graphicData>
+            </a:graphic>
+            <wp14:sizeRelH relativeFrom="page">
+              <wp14:pctWidth>0</wp14:pctWidth>
+            </wp14:sizeRelH>
+            <wp14:sizeRelV relativeFrom="page">
+              <wp14:pctHeight>0</wp14:pctHeight>
+            </wp14:sizeRelV>
+          </wp:anchor>
+        </w:drawing>
+      </w:r>
+      <w:r>
+        <w:rPr>
+          <w:color w:val="000000" w:themeColor="text1"/>
+          <w:sz w:val="22"/>
+          <w:szCs w:val="22"/>
+        </w:rPr>
+        <w:t>Fonte: Elaborada pelo autor (2026).</w:t>
+      </w:r>
+    </w:p>
+    <w:p>
+      <w:pPr>
+        <w:pStyle w:val="TE-Normal"/>
+      </w:pPr>
     </w:p>
     <w:p>
       <w:pPr>
@@ -3005,11 +3262,7 @@
         <w:pStyle w:val="TE-Normal"/>
       </w:pPr>
       <w:r>
-        <w:t xml:space="preserve">Por exemplo, uma sequência de notas pode ser convertida em uma sequência de intervalos, representando as distâncias entre cada par de notas consecutivas. Dessa </w:t>
-      </w:r>
-      <w:r>
-        <w:lastRenderedPageBreak/>
-        <w:t>forma, diferentes melodias que compartilham a mesma estrutura intervalar podem ser reconhecidas como equivalentes.</w:t>
+        <w:t>Por exemplo, uma sequência de notas pode ser convertida em uma sequência de intervalos, representando as distâncias entre cada par de notas consecutivas. Dessa forma, diferentes melodias que compartilham a mesma estrutura intervalar podem ser reconhecidas como equivalentes.</w:t>
       </w:r>
     </w:p>
     <w:p>
@@ -3096,7 +3349,6 @@
       </w:pPr>
       <w:bookmarkStart w:id="35" w:name="_Toc225859287"/>
       <w:r>
-        <w:lastRenderedPageBreak/>
         <w:t>Trabalhos Relacionados</w:t>
       </w:r>
       <w:bookmarkEnd w:id="35"/>
@@ -3142,7 +3394,6 @@
       </w:pPr>
       <w:bookmarkStart w:id="36" w:name="_Toc225859288"/>
       <w:r>
-        <w:lastRenderedPageBreak/>
         <w:t>PROCEDIMENTOS METODOLÓGICOS</w:t>
       </w:r>
       <w:bookmarkEnd w:id="36"/>
@@ -3213,7 +3464,6 @@
       </w:pPr>
       <w:bookmarkStart w:id="40" w:name="_Toc225859292"/>
       <w:r>
-        <w:lastRenderedPageBreak/>
         <w:t>Representação por intervalos</w:t>
       </w:r>
       <w:bookmarkEnd w:id="40"/>
@@ -3294,7 +3544,6 @@
       </w:pPr>
       <w:bookmarkStart w:id="44" w:name="_Toc225859296"/>
       <w:r>
-        <w:lastRenderedPageBreak/>
         <w:t>Visão geral do sistema proposto</w:t>
       </w:r>
       <w:bookmarkEnd w:id="44"/>
@@ -3321,7 +3570,6 @@
       </w:pPr>
       <w:bookmarkStart w:id="45" w:name="_Toc225859297"/>
       <w:r>
-        <w:lastRenderedPageBreak/>
         <w:t>CRONOGRAMA</w:t>
       </w:r>
       <w:bookmarkEnd w:id="45"/>
@@ -3384,7 +3632,7 @@
                     <pic:cNvPicPr/>
                   </pic:nvPicPr>
                   <pic:blipFill>
-                    <a:blip r:embed="rId20"/>
+                    <a:blip r:embed="rId38"/>
                     <a:stretch>
                       <a:fillRect/>
                     </a:stretch>
@@ -3437,7 +3685,9 @@
       <w:pPr>
         <w:pStyle w:val="TE-Normal"/>
         <w:sectPr>
-          <w:headerReference w:type="default" r:id="rId21"/>
+          <w:headerReference w:type="default" r:id="rId39"/>
+          <w:footerReference w:type="default" r:id="rId40"/>
+          <w:footerReference w:type="first" r:id="rId41"/>
           <w:pgSz w:w="11906" w:h="16838" w:code="9"/>
           <w:pgMar w:top="1701" w:right="1134" w:bottom="1531" w:left="1701" w:header="720" w:footer="720" w:gutter="0"/>
           <w:cols w:space="720"/>
@@ -3456,7 +3706,6 @@
       <w:bookmarkStart w:id="49" w:name="_Toc527798510"/>
       <w:bookmarkStart w:id="50" w:name="_Toc225859298"/>
       <w:r>
-        <w:lastRenderedPageBreak/>
         <w:t>Referências</w:t>
       </w:r>
       <w:bookmarkEnd w:id="46"/>
@@ -3550,6 +3799,8 @@
       </w:r>
     </w:p>
     <w:sectPr>
+      <w:footerReference w:type="default" r:id="rId42"/>
+      <w:footerReference w:type="first" r:id="rId43"/>
       <w:pgSz w:w="11906" w:h="16838" w:code="9"/>
       <w:pgMar w:top="1701" w:right="1134" w:bottom="1531" w:left="1701" w:header="720" w:footer="720" w:gutter="0"/>
       <w:cols w:space="720"/>
@@ -3561,7 +3812,7 @@
 </file>
 
 <file path=word/endnotes.xml><?xml version="1.0" encoding="utf-8"?>
-<w:endnotes xmlns:wpc="http://schemas.microsoft.com/office/word/2010/wordprocessingCanvas" xmlns:cx="http://schemas.microsoft.com/office/drawing/2014/chartex" xmlns:cx1="http://schemas.microsoft.com/office/drawing/2015/9/8/chartex" xmlns:cx2="http://schemas.microsoft.com/office/drawing/2015/10/21/chartex" xmlns:cx3="http://schemas.microsoft.com/office/drawing/2016/5/9/chartex" xmlns:cx4="http://schemas.microsoft.com/office/drawing/2016/5/10/chartex" xmlns:cx5="http://schemas.microsoft.com/office/drawing/2016/5/11/chartex" xmlns:cx6="http://schemas.microsoft.com/office/drawing/2016/5/12/chartex" xmlns:cx7="http://schemas.microsoft.com/office/drawing/2016/5/13/chartex" xmlns:cx8="http://schemas.microsoft.com/office/drawing/2016/5/14/chartex" xmlns:mc="http://schemas.openxmlformats.org/markup-compatibility/2006" xmlns:aink="http://schemas.microsoft.com/office/drawing/2016/ink" xmlns:am3d="http://schemas.microsoft.com/office/drawing/2017/model3d" xmlns:o="urn:schemas-microsoft-com:office:office" xmlns:oel="http://schemas.microsoft.com/office/2019/extlst" xmlns:r="http://schemas.openxmlformats.org/officeDocument/2006/relationships" xmlns:m="http://schemas.openxmlformats.org/officeDocument/2006/math" xmlns:v="urn:schemas-microsoft-com:vml" xmlns:wp14="http://schemas.microsoft.com/office/word/2010/wordprocessingDrawing" xmlns:wp="http://schemas.openxmlformats.org/drawingml/2006/wordprocessingDrawing" xmlns:w10="urn:schemas-microsoft-com:office:word" xmlns:w="http://schemas.openxmlformats.org/wordprocessingml/2006/main" xmlns:w14="http://schemas.microsoft.com/office/word/2010/wordml" xmlns:w15="http://schemas.microsoft.com/office/word/2012/wordml" xmlns:w16cex="http://schemas.microsoft.com/office/word/2018/wordml/cex" xmlns:w16cid="http://schemas.microsoft.com/office/word/2016/wordml/cid" xmlns:w16="http://schemas.microsoft.com/office/word/2018/wordml" xmlns:w16sdtdh="http://schemas.microsoft.com/office/word/2020/wordml/sdtdatahash" xmlns:w16se="http://schemas.microsoft.com/office/word/2015/wordml/symex" xmlns:wpg="http://schemas.microsoft.com/office/word/2010/wordprocessingGroup" xmlns:wpi="http://schemas.microsoft.com/office/word/2010/wordprocessingInk" xmlns:wne="http://schemas.microsoft.com/office/word/2006/wordml" xmlns:wps="http://schemas.microsoft.com/office/word/2010/wordprocessingShape" mc:Ignorable="w14 w15 w16se w16cid w16 w16cex w16sdtdh wp14">
+<w:endnotes xmlns:wpc="http://schemas.microsoft.com/office/word/2010/wordprocessingCanvas" xmlns:cx="http://schemas.microsoft.com/office/drawing/2014/chartex" xmlns:cx1="http://schemas.microsoft.com/office/drawing/2015/9/8/chartex" xmlns:cx2="http://schemas.microsoft.com/office/drawing/2015/10/21/chartex" xmlns:cx3="http://schemas.microsoft.com/office/drawing/2016/5/9/chartex" xmlns:cx4="http://schemas.microsoft.com/office/drawing/2016/5/10/chartex" xmlns:cx5="http://schemas.microsoft.com/office/drawing/2016/5/11/chartex" xmlns:cx6="http://schemas.microsoft.com/office/drawing/2016/5/12/chartex" xmlns:cx7="http://schemas.microsoft.com/office/drawing/2016/5/13/chartex" xmlns:cx8="http://schemas.microsoft.com/office/drawing/2016/5/14/chartex" xmlns:mc="http://schemas.openxmlformats.org/markup-compatibility/2006" xmlns:aink="http://schemas.microsoft.com/office/drawing/2016/ink" xmlns:am3d="http://schemas.microsoft.com/office/drawing/2017/model3d" xmlns:o="urn:schemas-microsoft-com:office:office" xmlns:oel="http://schemas.microsoft.com/office/2019/extlst" xmlns:r="http://schemas.openxmlformats.org/officeDocument/2006/relationships" xmlns:m="http://schemas.openxmlformats.org/officeDocument/2006/math" xmlns:v="urn:schemas-microsoft-com:vml" xmlns:wp14="http://schemas.microsoft.com/office/word/2010/wordprocessingDrawing" xmlns:wp="http://schemas.openxmlformats.org/drawingml/2006/wordprocessingDrawing" xmlns:w10="urn:schemas-microsoft-com:office:word" xmlns:w="http://schemas.openxmlformats.org/wordprocessingml/2006/main" xmlns:w14="http://schemas.microsoft.com/office/word/2010/wordml" xmlns:w15="http://schemas.microsoft.com/office/word/2012/wordml" xmlns:w16cex="http://schemas.microsoft.com/office/word/2018/wordml/cex" xmlns:w16cid="http://schemas.microsoft.com/office/word/2016/wordml/cid" xmlns:w16="http://schemas.microsoft.com/office/word/2018/wordml" xmlns:w16du="http://schemas.microsoft.com/office/word/2023/wordml/word16du" xmlns:w16sdtdh="http://schemas.microsoft.com/office/word/2020/wordml/sdtdatahash" xmlns:w16sdtfl="http://schemas.microsoft.com/office/word/2024/wordml/sdtformatlock" xmlns:w16se="http://schemas.microsoft.com/office/word/2015/wordml/symex" xmlns:wpg="http://schemas.microsoft.com/office/word/2010/wordprocessingGroup" xmlns:wpi="http://schemas.microsoft.com/office/word/2010/wordprocessingInk" xmlns:wne="http://schemas.microsoft.com/office/word/2006/wordml" xmlns:wps="http://schemas.microsoft.com/office/word/2010/wordprocessingShape" mc:Ignorable="w14 w15 w16se w16cid w16 w16cex w16sdtdh w16sdtfl w16du wp14">
   <w:endnote w:type="separator" w:id="-1">
     <w:p>
       <w:r>
@@ -3579,8 +3830,1088 @@
 </w:endnotes>
 </file>
 
+<file path=word/footer1.xml><?xml version="1.0" encoding="utf-8"?>
+<w:ftr xmlns:wpc="http://schemas.microsoft.com/office/word/2010/wordprocessingCanvas" xmlns:cx="http://schemas.microsoft.com/office/drawing/2014/chartex" xmlns:cx1="http://schemas.microsoft.com/office/drawing/2015/9/8/chartex" xmlns:cx2="http://schemas.microsoft.com/office/drawing/2015/10/21/chartex" xmlns:cx3="http://schemas.microsoft.com/office/drawing/2016/5/9/chartex" xmlns:cx4="http://schemas.microsoft.com/office/drawing/2016/5/10/chartex" xmlns:cx5="http://schemas.microsoft.com/office/drawing/2016/5/11/chartex" xmlns:cx6="http://schemas.microsoft.com/office/drawing/2016/5/12/chartex" xmlns:cx7="http://schemas.microsoft.com/office/drawing/2016/5/13/chartex" xmlns:cx8="http://schemas.microsoft.com/office/drawing/2016/5/14/chartex" xmlns:mc="http://schemas.openxmlformats.org/markup-compatibility/2006" xmlns:aink="http://schemas.microsoft.com/office/drawing/2016/ink" xmlns:am3d="http://schemas.microsoft.com/office/drawing/2017/model3d" xmlns:o="urn:schemas-microsoft-com:office:office" xmlns:oel="http://schemas.microsoft.com/office/2019/extlst" xmlns:r="http://schemas.openxmlformats.org/officeDocument/2006/relationships" xmlns:m="http://schemas.openxmlformats.org/officeDocument/2006/math" xmlns:v="urn:schemas-microsoft-com:vml" xmlns:wp14="http://schemas.microsoft.com/office/word/2010/wordprocessingDrawing" xmlns:wp="http://schemas.openxmlformats.org/drawingml/2006/wordprocessingDrawing" xmlns:w10="urn:schemas-microsoft-com:office:word" xmlns:w="http://schemas.openxmlformats.org/wordprocessingml/2006/main" xmlns:w14="http://schemas.microsoft.com/office/word/2010/wordml" xmlns:w15="http://schemas.microsoft.com/office/word/2012/wordml" xmlns:w16cex="http://schemas.microsoft.com/office/word/2018/wordml/cex" xmlns:w16cid="http://schemas.microsoft.com/office/word/2016/wordml/cid" xmlns:w16="http://schemas.microsoft.com/office/word/2018/wordml" xmlns:w16du="http://schemas.microsoft.com/office/word/2023/wordml/word16du" xmlns:w16sdtdh="http://schemas.microsoft.com/office/word/2020/wordml/sdtdatahash" xmlns:w16sdtfl="http://schemas.microsoft.com/office/word/2024/wordml/sdtformatlock" xmlns:w16se="http://schemas.microsoft.com/office/word/2015/wordml/symex" xmlns:wpg="http://schemas.microsoft.com/office/word/2010/wordprocessingGroup" xmlns:wpi="http://schemas.microsoft.com/office/word/2010/wordprocessingInk" xmlns:wne="http://schemas.microsoft.com/office/word/2006/wordml" xmlns:wps="http://schemas.microsoft.com/office/word/2010/wordprocessingShape" mc:Ignorable="w14 w15 w16se w16cid w16 w16cex w16sdtdh w16sdtfl w16du wp14">
+  <w:tbl>
+    <w:tblPr>
+      <w:tblW w:w="0" w:type="auto"/>
+      <w:tblLook w:val="06A0" w:firstRow="1" w:lastRow="0" w:firstColumn="1" w:lastColumn="0" w:noHBand="1" w:noVBand="1"/>
+    </w:tblPr>
+    <w:tblGrid>
+      <w:gridCol w:w="3020"/>
+      <w:gridCol w:w="3020"/>
+      <w:gridCol w:w="3020"/>
+    </w:tblGrid>
+    <w:tr>
+      <w:trPr>
+        <w:trHeight w:val="300"/>
+      </w:trPr>
+      <w:tc>
+        <w:tcPr>
+          <w:tcW w:w="3020" w:type="dxa"/>
+        </w:tcPr>
+        <w:p>
+          <w:pPr>
+            <w:pStyle w:val="Cabealho"/>
+            <w:ind w:left="-115"/>
+            <w:jc w:val="left"/>
+          </w:pPr>
+        </w:p>
+      </w:tc>
+      <w:tc>
+        <w:tcPr>
+          <w:tcW w:w="3020" w:type="dxa"/>
+        </w:tcPr>
+        <w:p>
+          <w:pPr>
+            <w:pStyle w:val="Cabealho"/>
+            <w:jc w:val="center"/>
+          </w:pPr>
+        </w:p>
+      </w:tc>
+      <w:tc>
+        <w:tcPr>
+          <w:tcW w:w="3020" w:type="dxa"/>
+        </w:tcPr>
+        <w:p>
+          <w:pPr>
+            <w:pStyle w:val="Cabealho"/>
+            <w:ind w:right="-115"/>
+          </w:pPr>
+        </w:p>
+      </w:tc>
+    </w:tr>
+  </w:tbl>
+  <w:p>
+    <w:pPr>
+      <w:pStyle w:val="Rodap"/>
+    </w:pPr>
+  </w:p>
+</w:ftr>
+</file>
+
+<file path=word/footer10.xml><?xml version="1.0" encoding="utf-8"?>
+<w:ftr xmlns:wpc="http://schemas.microsoft.com/office/word/2010/wordprocessingCanvas" xmlns:cx="http://schemas.microsoft.com/office/drawing/2014/chartex" xmlns:cx1="http://schemas.microsoft.com/office/drawing/2015/9/8/chartex" xmlns:cx2="http://schemas.microsoft.com/office/drawing/2015/10/21/chartex" xmlns:cx3="http://schemas.microsoft.com/office/drawing/2016/5/9/chartex" xmlns:cx4="http://schemas.microsoft.com/office/drawing/2016/5/10/chartex" xmlns:cx5="http://schemas.microsoft.com/office/drawing/2016/5/11/chartex" xmlns:cx6="http://schemas.microsoft.com/office/drawing/2016/5/12/chartex" xmlns:cx7="http://schemas.microsoft.com/office/drawing/2016/5/13/chartex" xmlns:cx8="http://schemas.microsoft.com/office/drawing/2016/5/14/chartex" xmlns:mc="http://schemas.openxmlformats.org/markup-compatibility/2006" xmlns:aink="http://schemas.microsoft.com/office/drawing/2016/ink" xmlns:am3d="http://schemas.microsoft.com/office/drawing/2017/model3d" xmlns:o="urn:schemas-microsoft-com:office:office" xmlns:oel="http://schemas.microsoft.com/office/2019/extlst" xmlns:r="http://schemas.openxmlformats.org/officeDocument/2006/relationships" xmlns:m="http://schemas.openxmlformats.org/officeDocument/2006/math" xmlns:v="urn:schemas-microsoft-com:vml" xmlns:wp14="http://schemas.microsoft.com/office/word/2010/wordprocessingDrawing" xmlns:wp="http://schemas.openxmlformats.org/drawingml/2006/wordprocessingDrawing" xmlns:w10="urn:schemas-microsoft-com:office:word" xmlns:w="http://schemas.openxmlformats.org/wordprocessingml/2006/main" xmlns:w14="http://schemas.microsoft.com/office/word/2010/wordml" xmlns:w15="http://schemas.microsoft.com/office/word/2012/wordml" xmlns:w16cex="http://schemas.microsoft.com/office/word/2018/wordml/cex" xmlns:w16cid="http://schemas.microsoft.com/office/word/2016/wordml/cid" xmlns:w16="http://schemas.microsoft.com/office/word/2018/wordml" xmlns:w16du="http://schemas.microsoft.com/office/word/2023/wordml/word16du" xmlns:w16sdtdh="http://schemas.microsoft.com/office/word/2020/wordml/sdtdatahash" xmlns:w16sdtfl="http://schemas.microsoft.com/office/word/2024/wordml/sdtformatlock" xmlns:w16se="http://schemas.microsoft.com/office/word/2015/wordml/symex" xmlns:wpg="http://schemas.microsoft.com/office/word/2010/wordprocessingGroup" xmlns:wpi="http://schemas.microsoft.com/office/word/2010/wordprocessingInk" xmlns:wne="http://schemas.microsoft.com/office/word/2006/wordml" xmlns:wps="http://schemas.microsoft.com/office/word/2010/wordprocessingShape" mc:Ignorable="w14 w15 w16se w16cid w16 w16cex w16sdtdh w16sdtfl w16du wp14">
+  <w:tbl>
+    <w:tblPr>
+      <w:tblW w:w="0" w:type="auto"/>
+      <w:tblLook w:val="06A0" w:firstRow="1" w:lastRow="0" w:firstColumn="1" w:lastColumn="0" w:noHBand="1" w:noVBand="1"/>
+    </w:tblPr>
+    <w:tblGrid>
+      <w:gridCol w:w="3020"/>
+      <w:gridCol w:w="3020"/>
+      <w:gridCol w:w="3020"/>
+    </w:tblGrid>
+    <w:tr>
+      <w:trPr>
+        <w:trHeight w:val="300"/>
+      </w:trPr>
+      <w:tc>
+        <w:tcPr>
+          <w:tcW w:w="3020" w:type="dxa"/>
+        </w:tcPr>
+        <w:p>
+          <w:pPr>
+            <w:pStyle w:val="Cabealho"/>
+            <w:ind w:left="-115"/>
+            <w:jc w:val="left"/>
+          </w:pPr>
+        </w:p>
+      </w:tc>
+      <w:tc>
+        <w:tcPr>
+          <w:tcW w:w="3020" w:type="dxa"/>
+        </w:tcPr>
+        <w:p>
+          <w:pPr>
+            <w:pStyle w:val="Cabealho"/>
+            <w:jc w:val="center"/>
+          </w:pPr>
+        </w:p>
+      </w:tc>
+      <w:tc>
+        <w:tcPr>
+          <w:tcW w:w="3020" w:type="dxa"/>
+        </w:tcPr>
+        <w:p>
+          <w:pPr>
+            <w:pStyle w:val="Cabealho"/>
+            <w:ind w:right="-115"/>
+          </w:pPr>
+        </w:p>
+      </w:tc>
+    </w:tr>
+  </w:tbl>
+  <w:p>
+    <w:pPr>
+      <w:pStyle w:val="Rodap"/>
+    </w:pPr>
+  </w:p>
+</w:ftr>
+</file>
+
+<file path=word/footer11.xml><?xml version="1.0" encoding="utf-8"?>
+<w:ftr xmlns:wpc="http://schemas.microsoft.com/office/word/2010/wordprocessingCanvas" xmlns:cx="http://schemas.microsoft.com/office/drawing/2014/chartex" xmlns:cx1="http://schemas.microsoft.com/office/drawing/2015/9/8/chartex" xmlns:cx2="http://schemas.microsoft.com/office/drawing/2015/10/21/chartex" xmlns:cx3="http://schemas.microsoft.com/office/drawing/2016/5/9/chartex" xmlns:cx4="http://schemas.microsoft.com/office/drawing/2016/5/10/chartex" xmlns:cx5="http://schemas.microsoft.com/office/drawing/2016/5/11/chartex" xmlns:cx6="http://schemas.microsoft.com/office/drawing/2016/5/12/chartex" xmlns:cx7="http://schemas.microsoft.com/office/drawing/2016/5/13/chartex" xmlns:cx8="http://schemas.microsoft.com/office/drawing/2016/5/14/chartex" xmlns:mc="http://schemas.openxmlformats.org/markup-compatibility/2006" xmlns:aink="http://schemas.microsoft.com/office/drawing/2016/ink" xmlns:am3d="http://schemas.microsoft.com/office/drawing/2017/model3d" xmlns:o="urn:schemas-microsoft-com:office:office" xmlns:oel="http://schemas.microsoft.com/office/2019/extlst" xmlns:r="http://schemas.openxmlformats.org/officeDocument/2006/relationships" xmlns:m="http://schemas.openxmlformats.org/officeDocument/2006/math" xmlns:v="urn:schemas-microsoft-com:vml" xmlns:wp14="http://schemas.microsoft.com/office/word/2010/wordprocessingDrawing" xmlns:wp="http://schemas.openxmlformats.org/drawingml/2006/wordprocessingDrawing" xmlns:w10="urn:schemas-microsoft-com:office:word" xmlns:w="http://schemas.openxmlformats.org/wordprocessingml/2006/main" xmlns:w14="http://schemas.microsoft.com/office/word/2010/wordml" xmlns:w15="http://schemas.microsoft.com/office/word/2012/wordml" xmlns:w16cex="http://schemas.microsoft.com/office/word/2018/wordml/cex" xmlns:w16cid="http://schemas.microsoft.com/office/word/2016/wordml/cid" xmlns:w16="http://schemas.microsoft.com/office/word/2018/wordml" xmlns:w16du="http://schemas.microsoft.com/office/word/2023/wordml/word16du" xmlns:w16sdtdh="http://schemas.microsoft.com/office/word/2020/wordml/sdtdatahash" xmlns:w16sdtfl="http://schemas.microsoft.com/office/word/2024/wordml/sdtformatlock" xmlns:w16se="http://schemas.microsoft.com/office/word/2015/wordml/symex" xmlns:wpg="http://schemas.microsoft.com/office/word/2010/wordprocessingGroup" xmlns:wpi="http://schemas.microsoft.com/office/word/2010/wordprocessingInk" xmlns:wne="http://schemas.microsoft.com/office/word/2006/wordml" xmlns:wps="http://schemas.microsoft.com/office/word/2010/wordprocessingShape" mc:Ignorable="w14 w15 w16se w16cid w16 w16cex w16sdtdh w16sdtfl w16du wp14">
+  <w:tbl>
+    <w:tblPr>
+      <w:tblW w:w="0" w:type="auto"/>
+      <w:tblLook w:val="06A0" w:firstRow="1" w:lastRow="0" w:firstColumn="1" w:lastColumn="0" w:noHBand="1" w:noVBand="1"/>
+    </w:tblPr>
+    <w:tblGrid>
+      <w:gridCol w:w="3020"/>
+      <w:gridCol w:w="3020"/>
+      <w:gridCol w:w="3020"/>
+    </w:tblGrid>
+    <w:tr>
+      <w:trPr>
+        <w:trHeight w:val="300"/>
+      </w:trPr>
+      <w:tc>
+        <w:tcPr>
+          <w:tcW w:w="3020" w:type="dxa"/>
+        </w:tcPr>
+        <w:p>
+          <w:pPr>
+            <w:pStyle w:val="Cabealho"/>
+            <w:ind w:left="-115"/>
+            <w:jc w:val="left"/>
+          </w:pPr>
+        </w:p>
+      </w:tc>
+      <w:tc>
+        <w:tcPr>
+          <w:tcW w:w="3020" w:type="dxa"/>
+        </w:tcPr>
+        <w:p>
+          <w:pPr>
+            <w:pStyle w:val="Cabealho"/>
+            <w:jc w:val="center"/>
+          </w:pPr>
+        </w:p>
+      </w:tc>
+      <w:tc>
+        <w:tcPr>
+          <w:tcW w:w="3020" w:type="dxa"/>
+        </w:tcPr>
+        <w:p>
+          <w:pPr>
+            <w:pStyle w:val="Cabealho"/>
+            <w:ind w:right="-115"/>
+          </w:pPr>
+        </w:p>
+      </w:tc>
+    </w:tr>
+  </w:tbl>
+  <w:p>
+    <w:pPr>
+      <w:pStyle w:val="Rodap"/>
+    </w:pPr>
+  </w:p>
+</w:ftr>
+</file>
+
+<file path=word/footer12.xml><?xml version="1.0" encoding="utf-8"?>
+<w:ftr xmlns:wpc="http://schemas.microsoft.com/office/word/2010/wordprocessingCanvas" xmlns:cx="http://schemas.microsoft.com/office/drawing/2014/chartex" xmlns:cx1="http://schemas.microsoft.com/office/drawing/2015/9/8/chartex" xmlns:cx2="http://schemas.microsoft.com/office/drawing/2015/10/21/chartex" xmlns:cx3="http://schemas.microsoft.com/office/drawing/2016/5/9/chartex" xmlns:cx4="http://schemas.microsoft.com/office/drawing/2016/5/10/chartex" xmlns:cx5="http://schemas.microsoft.com/office/drawing/2016/5/11/chartex" xmlns:cx6="http://schemas.microsoft.com/office/drawing/2016/5/12/chartex" xmlns:cx7="http://schemas.microsoft.com/office/drawing/2016/5/13/chartex" xmlns:cx8="http://schemas.microsoft.com/office/drawing/2016/5/14/chartex" xmlns:mc="http://schemas.openxmlformats.org/markup-compatibility/2006" xmlns:aink="http://schemas.microsoft.com/office/drawing/2016/ink" xmlns:am3d="http://schemas.microsoft.com/office/drawing/2017/model3d" xmlns:o="urn:schemas-microsoft-com:office:office" xmlns:oel="http://schemas.microsoft.com/office/2019/extlst" xmlns:r="http://schemas.openxmlformats.org/officeDocument/2006/relationships" xmlns:m="http://schemas.openxmlformats.org/officeDocument/2006/math" xmlns:v="urn:schemas-microsoft-com:vml" xmlns:wp14="http://schemas.microsoft.com/office/word/2010/wordprocessingDrawing" xmlns:wp="http://schemas.openxmlformats.org/drawingml/2006/wordprocessingDrawing" xmlns:w10="urn:schemas-microsoft-com:office:word" xmlns:w="http://schemas.openxmlformats.org/wordprocessingml/2006/main" xmlns:w14="http://schemas.microsoft.com/office/word/2010/wordml" xmlns:w15="http://schemas.microsoft.com/office/word/2012/wordml" xmlns:w16cex="http://schemas.microsoft.com/office/word/2018/wordml/cex" xmlns:w16cid="http://schemas.microsoft.com/office/word/2016/wordml/cid" xmlns:w16="http://schemas.microsoft.com/office/word/2018/wordml" xmlns:w16du="http://schemas.microsoft.com/office/word/2023/wordml/word16du" xmlns:w16sdtdh="http://schemas.microsoft.com/office/word/2020/wordml/sdtdatahash" xmlns:w16sdtfl="http://schemas.microsoft.com/office/word/2024/wordml/sdtformatlock" xmlns:w16se="http://schemas.microsoft.com/office/word/2015/wordml/symex" xmlns:wpg="http://schemas.microsoft.com/office/word/2010/wordprocessingGroup" xmlns:wpi="http://schemas.microsoft.com/office/word/2010/wordprocessingInk" xmlns:wne="http://schemas.microsoft.com/office/word/2006/wordml" xmlns:wps="http://schemas.microsoft.com/office/word/2010/wordprocessingShape" mc:Ignorable="w14 w15 w16se w16cid w16 w16cex w16sdtdh w16sdtfl w16du wp14">
+  <w:tbl>
+    <w:tblPr>
+      <w:tblW w:w="0" w:type="auto"/>
+      <w:tblLook w:val="06A0" w:firstRow="1" w:lastRow="0" w:firstColumn="1" w:lastColumn="0" w:noHBand="1" w:noVBand="1"/>
+    </w:tblPr>
+    <w:tblGrid>
+      <w:gridCol w:w="3020"/>
+      <w:gridCol w:w="3020"/>
+      <w:gridCol w:w="3020"/>
+    </w:tblGrid>
+    <w:tr>
+      <w:trPr>
+        <w:trHeight w:val="300"/>
+      </w:trPr>
+      <w:tc>
+        <w:tcPr>
+          <w:tcW w:w="3020" w:type="dxa"/>
+        </w:tcPr>
+        <w:p>
+          <w:pPr>
+            <w:pStyle w:val="Cabealho"/>
+            <w:ind w:left="-115"/>
+            <w:jc w:val="left"/>
+          </w:pPr>
+        </w:p>
+      </w:tc>
+      <w:tc>
+        <w:tcPr>
+          <w:tcW w:w="3020" w:type="dxa"/>
+        </w:tcPr>
+        <w:p>
+          <w:pPr>
+            <w:pStyle w:val="Cabealho"/>
+            <w:jc w:val="center"/>
+          </w:pPr>
+        </w:p>
+      </w:tc>
+      <w:tc>
+        <w:tcPr>
+          <w:tcW w:w="3020" w:type="dxa"/>
+        </w:tcPr>
+        <w:p>
+          <w:pPr>
+            <w:pStyle w:val="Cabealho"/>
+            <w:ind w:right="-115"/>
+          </w:pPr>
+        </w:p>
+      </w:tc>
+    </w:tr>
+  </w:tbl>
+  <w:p>
+    <w:pPr>
+      <w:pStyle w:val="Rodap"/>
+    </w:pPr>
+  </w:p>
+</w:ftr>
+</file>
+
+<file path=word/footer13.xml><?xml version="1.0" encoding="utf-8"?>
+<w:ftr xmlns:wpc="http://schemas.microsoft.com/office/word/2010/wordprocessingCanvas" xmlns:cx="http://schemas.microsoft.com/office/drawing/2014/chartex" xmlns:cx1="http://schemas.microsoft.com/office/drawing/2015/9/8/chartex" xmlns:cx2="http://schemas.microsoft.com/office/drawing/2015/10/21/chartex" xmlns:cx3="http://schemas.microsoft.com/office/drawing/2016/5/9/chartex" xmlns:cx4="http://schemas.microsoft.com/office/drawing/2016/5/10/chartex" xmlns:cx5="http://schemas.microsoft.com/office/drawing/2016/5/11/chartex" xmlns:cx6="http://schemas.microsoft.com/office/drawing/2016/5/12/chartex" xmlns:cx7="http://schemas.microsoft.com/office/drawing/2016/5/13/chartex" xmlns:cx8="http://schemas.microsoft.com/office/drawing/2016/5/14/chartex" xmlns:mc="http://schemas.openxmlformats.org/markup-compatibility/2006" xmlns:aink="http://schemas.microsoft.com/office/drawing/2016/ink" xmlns:am3d="http://schemas.microsoft.com/office/drawing/2017/model3d" xmlns:o="urn:schemas-microsoft-com:office:office" xmlns:oel="http://schemas.microsoft.com/office/2019/extlst" xmlns:r="http://schemas.openxmlformats.org/officeDocument/2006/relationships" xmlns:m="http://schemas.openxmlformats.org/officeDocument/2006/math" xmlns:v="urn:schemas-microsoft-com:vml" xmlns:wp14="http://schemas.microsoft.com/office/word/2010/wordprocessingDrawing" xmlns:wp="http://schemas.openxmlformats.org/drawingml/2006/wordprocessingDrawing" xmlns:w10="urn:schemas-microsoft-com:office:word" xmlns:w="http://schemas.openxmlformats.org/wordprocessingml/2006/main" xmlns:w14="http://schemas.microsoft.com/office/word/2010/wordml" xmlns:w15="http://schemas.microsoft.com/office/word/2012/wordml" xmlns:w16cex="http://schemas.microsoft.com/office/word/2018/wordml/cex" xmlns:w16cid="http://schemas.microsoft.com/office/word/2016/wordml/cid" xmlns:w16="http://schemas.microsoft.com/office/word/2018/wordml" xmlns:w16du="http://schemas.microsoft.com/office/word/2023/wordml/word16du" xmlns:w16sdtdh="http://schemas.microsoft.com/office/word/2020/wordml/sdtdatahash" xmlns:w16sdtfl="http://schemas.microsoft.com/office/word/2024/wordml/sdtformatlock" xmlns:w16se="http://schemas.microsoft.com/office/word/2015/wordml/symex" xmlns:wpg="http://schemas.microsoft.com/office/word/2010/wordprocessingGroup" xmlns:wpi="http://schemas.microsoft.com/office/word/2010/wordprocessingInk" xmlns:wne="http://schemas.microsoft.com/office/word/2006/wordml" xmlns:wps="http://schemas.microsoft.com/office/word/2010/wordprocessingShape" mc:Ignorable="w14 w15 w16se w16cid w16 w16cex w16sdtdh w16sdtfl w16du wp14">
+  <w:tbl>
+    <w:tblPr>
+      <w:tblW w:w="0" w:type="auto"/>
+      <w:tblLook w:val="06A0" w:firstRow="1" w:lastRow="0" w:firstColumn="1" w:lastColumn="0" w:noHBand="1" w:noVBand="1"/>
+    </w:tblPr>
+    <w:tblGrid>
+      <w:gridCol w:w="3020"/>
+      <w:gridCol w:w="3020"/>
+      <w:gridCol w:w="3020"/>
+    </w:tblGrid>
+    <w:tr>
+      <w:trPr>
+        <w:trHeight w:val="300"/>
+      </w:trPr>
+      <w:tc>
+        <w:tcPr>
+          <w:tcW w:w="3020" w:type="dxa"/>
+        </w:tcPr>
+        <w:p>
+          <w:pPr>
+            <w:pStyle w:val="Cabealho"/>
+            <w:ind w:left="-115"/>
+            <w:jc w:val="left"/>
+          </w:pPr>
+        </w:p>
+      </w:tc>
+      <w:tc>
+        <w:tcPr>
+          <w:tcW w:w="3020" w:type="dxa"/>
+        </w:tcPr>
+        <w:p>
+          <w:pPr>
+            <w:pStyle w:val="Cabealho"/>
+            <w:jc w:val="center"/>
+          </w:pPr>
+        </w:p>
+      </w:tc>
+      <w:tc>
+        <w:tcPr>
+          <w:tcW w:w="3020" w:type="dxa"/>
+        </w:tcPr>
+        <w:p>
+          <w:pPr>
+            <w:pStyle w:val="Cabealho"/>
+            <w:ind w:right="-115"/>
+          </w:pPr>
+        </w:p>
+      </w:tc>
+    </w:tr>
+  </w:tbl>
+  <w:p>
+    <w:pPr>
+      <w:pStyle w:val="Rodap"/>
+    </w:pPr>
+  </w:p>
+</w:ftr>
+</file>
+
+<file path=word/footer14.xml><?xml version="1.0" encoding="utf-8"?>
+<w:ftr xmlns:wpc="http://schemas.microsoft.com/office/word/2010/wordprocessingCanvas" xmlns:cx="http://schemas.microsoft.com/office/drawing/2014/chartex" xmlns:cx1="http://schemas.microsoft.com/office/drawing/2015/9/8/chartex" xmlns:cx2="http://schemas.microsoft.com/office/drawing/2015/10/21/chartex" xmlns:cx3="http://schemas.microsoft.com/office/drawing/2016/5/9/chartex" xmlns:cx4="http://schemas.microsoft.com/office/drawing/2016/5/10/chartex" xmlns:cx5="http://schemas.microsoft.com/office/drawing/2016/5/11/chartex" xmlns:cx6="http://schemas.microsoft.com/office/drawing/2016/5/12/chartex" xmlns:cx7="http://schemas.microsoft.com/office/drawing/2016/5/13/chartex" xmlns:cx8="http://schemas.microsoft.com/office/drawing/2016/5/14/chartex" xmlns:mc="http://schemas.openxmlformats.org/markup-compatibility/2006" xmlns:aink="http://schemas.microsoft.com/office/drawing/2016/ink" xmlns:am3d="http://schemas.microsoft.com/office/drawing/2017/model3d" xmlns:o="urn:schemas-microsoft-com:office:office" xmlns:oel="http://schemas.microsoft.com/office/2019/extlst" xmlns:r="http://schemas.openxmlformats.org/officeDocument/2006/relationships" xmlns:m="http://schemas.openxmlformats.org/officeDocument/2006/math" xmlns:v="urn:schemas-microsoft-com:vml" xmlns:wp14="http://schemas.microsoft.com/office/word/2010/wordprocessingDrawing" xmlns:wp="http://schemas.openxmlformats.org/drawingml/2006/wordprocessingDrawing" xmlns:w10="urn:schemas-microsoft-com:office:word" xmlns:w="http://schemas.openxmlformats.org/wordprocessingml/2006/main" xmlns:w14="http://schemas.microsoft.com/office/word/2010/wordml" xmlns:w15="http://schemas.microsoft.com/office/word/2012/wordml" xmlns:w16cex="http://schemas.microsoft.com/office/word/2018/wordml/cex" xmlns:w16cid="http://schemas.microsoft.com/office/word/2016/wordml/cid" xmlns:w16="http://schemas.microsoft.com/office/word/2018/wordml" xmlns:w16du="http://schemas.microsoft.com/office/word/2023/wordml/word16du" xmlns:w16sdtdh="http://schemas.microsoft.com/office/word/2020/wordml/sdtdatahash" xmlns:w16sdtfl="http://schemas.microsoft.com/office/word/2024/wordml/sdtformatlock" xmlns:w16se="http://schemas.microsoft.com/office/word/2015/wordml/symex" xmlns:wpg="http://schemas.microsoft.com/office/word/2010/wordprocessingGroup" xmlns:wpi="http://schemas.microsoft.com/office/word/2010/wordprocessingInk" xmlns:wne="http://schemas.microsoft.com/office/word/2006/wordml" xmlns:wps="http://schemas.microsoft.com/office/word/2010/wordprocessingShape" mc:Ignorable="w14 w15 w16se w16cid w16 w16cex w16sdtdh w16sdtfl w16du wp14">
+  <w:tbl>
+    <w:tblPr>
+      <w:tblW w:w="0" w:type="auto"/>
+      <w:tblLook w:val="06A0" w:firstRow="1" w:lastRow="0" w:firstColumn="1" w:lastColumn="0" w:noHBand="1" w:noVBand="1"/>
+    </w:tblPr>
+    <w:tblGrid>
+      <w:gridCol w:w="3020"/>
+      <w:gridCol w:w="3020"/>
+      <w:gridCol w:w="3020"/>
+    </w:tblGrid>
+    <w:tr>
+      <w:trPr>
+        <w:trHeight w:val="300"/>
+      </w:trPr>
+      <w:tc>
+        <w:tcPr>
+          <w:tcW w:w="3020" w:type="dxa"/>
+        </w:tcPr>
+        <w:p>
+          <w:pPr>
+            <w:pStyle w:val="Cabealho"/>
+            <w:ind w:left="-115"/>
+            <w:jc w:val="left"/>
+          </w:pPr>
+        </w:p>
+      </w:tc>
+      <w:tc>
+        <w:tcPr>
+          <w:tcW w:w="3020" w:type="dxa"/>
+        </w:tcPr>
+        <w:p>
+          <w:pPr>
+            <w:pStyle w:val="Cabealho"/>
+            <w:jc w:val="center"/>
+          </w:pPr>
+        </w:p>
+      </w:tc>
+      <w:tc>
+        <w:tcPr>
+          <w:tcW w:w="3020" w:type="dxa"/>
+        </w:tcPr>
+        <w:p>
+          <w:pPr>
+            <w:pStyle w:val="Cabealho"/>
+            <w:ind w:right="-115"/>
+          </w:pPr>
+        </w:p>
+      </w:tc>
+    </w:tr>
+  </w:tbl>
+  <w:p>
+    <w:pPr>
+      <w:pStyle w:val="Rodap"/>
+    </w:pPr>
+  </w:p>
+</w:ftr>
+</file>
+
+<file path=word/footer15.xml><?xml version="1.0" encoding="utf-8"?>
+<w:ftr xmlns:wpc="http://schemas.microsoft.com/office/word/2010/wordprocessingCanvas" xmlns:cx="http://schemas.microsoft.com/office/drawing/2014/chartex" xmlns:cx1="http://schemas.microsoft.com/office/drawing/2015/9/8/chartex" xmlns:cx2="http://schemas.microsoft.com/office/drawing/2015/10/21/chartex" xmlns:cx3="http://schemas.microsoft.com/office/drawing/2016/5/9/chartex" xmlns:cx4="http://schemas.microsoft.com/office/drawing/2016/5/10/chartex" xmlns:cx5="http://schemas.microsoft.com/office/drawing/2016/5/11/chartex" xmlns:cx6="http://schemas.microsoft.com/office/drawing/2016/5/12/chartex" xmlns:cx7="http://schemas.microsoft.com/office/drawing/2016/5/13/chartex" xmlns:cx8="http://schemas.microsoft.com/office/drawing/2016/5/14/chartex" xmlns:mc="http://schemas.openxmlformats.org/markup-compatibility/2006" xmlns:aink="http://schemas.microsoft.com/office/drawing/2016/ink" xmlns:am3d="http://schemas.microsoft.com/office/drawing/2017/model3d" xmlns:o="urn:schemas-microsoft-com:office:office" xmlns:oel="http://schemas.microsoft.com/office/2019/extlst" xmlns:r="http://schemas.openxmlformats.org/officeDocument/2006/relationships" xmlns:m="http://schemas.openxmlformats.org/officeDocument/2006/math" xmlns:v="urn:schemas-microsoft-com:vml" xmlns:wp14="http://schemas.microsoft.com/office/word/2010/wordprocessingDrawing" xmlns:wp="http://schemas.openxmlformats.org/drawingml/2006/wordprocessingDrawing" xmlns:w10="urn:schemas-microsoft-com:office:word" xmlns:w="http://schemas.openxmlformats.org/wordprocessingml/2006/main" xmlns:w14="http://schemas.microsoft.com/office/word/2010/wordml" xmlns:w15="http://schemas.microsoft.com/office/word/2012/wordml" xmlns:w16cex="http://schemas.microsoft.com/office/word/2018/wordml/cex" xmlns:w16cid="http://schemas.microsoft.com/office/word/2016/wordml/cid" xmlns:w16="http://schemas.microsoft.com/office/word/2018/wordml" xmlns:w16du="http://schemas.microsoft.com/office/word/2023/wordml/word16du" xmlns:w16sdtdh="http://schemas.microsoft.com/office/word/2020/wordml/sdtdatahash" xmlns:w16sdtfl="http://schemas.microsoft.com/office/word/2024/wordml/sdtformatlock" xmlns:w16se="http://schemas.microsoft.com/office/word/2015/wordml/symex" xmlns:wpg="http://schemas.microsoft.com/office/word/2010/wordprocessingGroup" xmlns:wpi="http://schemas.microsoft.com/office/word/2010/wordprocessingInk" xmlns:wne="http://schemas.microsoft.com/office/word/2006/wordml" xmlns:wps="http://schemas.microsoft.com/office/word/2010/wordprocessingShape" mc:Ignorable="w14 w15 w16se w16cid w16 w16cex w16sdtdh w16sdtfl w16du wp14">
+  <w:tbl>
+    <w:tblPr>
+      <w:tblW w:w="0" w:type="auto"/>
+      <w:tblLook w:val="06A0" w:firstRow="1" w:lastRow="0" w:firstColumn="1" w:lastColumn="0" w:noHBand="1" w:noVBand="1"/>
+    </w:tblPr>
+    <w:tblGrid>
+      <w:gridCol w:w="3020"/>
+      <w:gridCol w:w="3020"/>
+      <w:gridCol w:w="3020"/>
+    </w:tblGrid>
+    <w:tr>
+      <w:trPr>
+        <w:trHeight w:val="300"/>
+      </w:trPr>
+      <w:tc>
+        <w:tcPr>
+          <w:tcW w:w="3020" w:type="dxa"/>
+        </w:tcPr>
+        <w:p>
+          <w:pPr>
+            <w:pStyle w:val="Cabealho"/>
+            <w:ind w:left="-115"/>
+            <w:jc w:val="left"/>
+          </w:pPr>
+        </w:p>
+      </w:tc>
+      <w:tc>
+        <w:tcPr>
+          <w:tcW w:w="3020" w:type="dxa"/>
+        </w:tcPr>
+        <w:p>
+          <w:pPr>
+            <w:pStyle w:val="Cabealho"/>
+            <w:jc w:val="center"/>
+          </w:pPr>
+        </w:p>
+      </w:tc>
+      <w:tc>
+        <w:tcPr>
+          <w:tcW w:w="3020" w:type="dxa"/>
+        </w:tcPr>
+        <w:p>
+          <w:pPr>
+            <w:pStyle w:val="Cabealho"/>
+            <w:ind w:right="-115"/>
+          </w:pPr>
+        </w:p>
+      </w:tc>
+    </w:tr>
+  </w:tbl>
+  <w:p>
+    <w:pPr>
+      <w:pStyle w:val="Rodap"/>
+    </w:pPr>
+  </w:p>
+</w:ftr>
+</file>
+
+<file path=word/footer16.xml><?xml version="1.0" encoding="utf-8"?>
+<w:ftr xmlns:wpc="http://schemas.microsoft.com/office/word/2010/wordprocessingCanvas" xmlns:cx="http://schemas.microsoft.com/office/drawing/2014/chartex" xmlns:cx1="http://schemas.microsoft.com/office/drawing/2015/9/8/chartex" xmlns:cx2="http://schemas.microsoft.com/office/drawing/2015/10/21/chartex" xmlns:cx3="http://schemas.microsoft.com/office/drawing/2016/5/9/chartex" xmlns:cx4="http://schemas.microsoft.com/office/drawing/2016/5/10/chartex" xmlns:cx5="http://schemas.microsoft.com/office/drawing/2016/5/11/chartex" xmlns:cx6="http://schemas.microsoft.com/office/drawing/2016/5/12/chartex" xmlns:cx7="http://schemas.microsoft.com/office/drawing/2016/5/13/chartex" xmlns:cx8="http://schemas.microsoft.com/office/drawing/2016/5/14/chartex" xmlns:mc="http://schemas.openxmlformats.org/markup-compatibility/2006" xmlns:aink="http://schemas.microsoft.com/office/drawing/2016/ink" xmlns:am3d="http://schemas.microsoft.com/office/drawing/2017/model3d" xmlns:o="urn:schemas-microsoft-com:office:office" xmlns:oel="http://schemas.microsoft.com/office/2019/extlst" xmlns:r="http://schemas.openxmlformats.org/officeDocument/2006/relationships" xmlns:m="http://schemas.openxmlformats.org/officeDocument/2006/math" xmlns:v="urn:schemas-microsoft-com:vml" xmlns:wp14="http://schemas.microsoft.com/office/word/2010/wordprocessingDrawing" xmlns:wp="http://schemas.openxmlformats.org/drawingml/2006/wordprocessingDrawing" xmlns:w10="urn:schemas-microsoft-com:office:word" xmlns:w="http://schemas.openxmlformats.org/wordprocessingml/2006/main" xmlns:w14="http://schemas.microsoft.com/office/word/2010/wordml" xmlns:w15="http://schemas.microsoft.com/office/word/2012/wordml" xmlns:w16cex="http://schemas.microsoft.com/office/word/2018/wordml/cex" xmlns:w16cid="http://schemas.microsoft.com/office/word/2016/wordml/cid" xmlns:w16="http://schemas.microsoft.com/office/word/2018/wordml" xmlns:w16du="http://schemas.microsoft.com/office/word/2023/wordml/word16du" xmlns:w16sdtdh="http://schemas.microsoft.com/office/word/2020/wordml/sdtdatahash" xmlns:w16sdtfl="http://schemas.microsoft.com/office/word/2024/wordml/sdtformatlock" xmlns:w16se="http://schemas.microsoft.com/office/word/2015/wordml/symex" xmlns:wpg="http://schemas.microsoft.com/office/word/2010/wordprocessingGroup" xmlns:wpi="http://schemas.microsoft.com/office/word/2010/wordprocessingInk" xmlns:wne="http://schemas.microsoft.com/office/word/2006/wordml" xmlns:wps="http://schemas.microsoft.com/office/word/2010/wordprocessingShape" mc:Ignorable="w14 w15 w16se w16cid w16 w16cex w16sdtdh w16sdtfl w16du wp14">
+  <w:tbl>
+    <w:tblPr>
+      <w:tblW w:w="0" w:type="auto"/>
+      <w:tblLook w:val="06A0" w:firstRow="1" w:lastRow="0" w:firstColumn="1" w:lastColumn="0" w:noHBand="1" w:noVBand="1"/>
+    </w:tblPr>
+    <w:tblGrid>
+      <w:gridCol w:w="3020"/>
+      <w:gridCol w:w="3020"/>
+      <w:gridCol w:w="3020"/>
+    </w:tblGrid>
+    <w:tr>
+      <w:trPr>
+        <w:trHeight w:val="300"/>
+      </w:trPr>
+      <w:tc>
+        <w:tcPr>
+          <w:tcW w:w="3020" w:type="dxa"/>
+        </w:tcPr>
+        <w:p>
+          <w:pPr>
+            <w:pStyle w:val="Cabealho"/>
+            <w:ind w:left="-115"/>
+            <w:jc w:val="left"/>
+          </w:pPr>
+        </w:p>
+      </w:tc>
+      <w:tc>
+        <w:tcPr>
+          <w:tcW w:w="3020" w:type="dxa"/>
+        </w:tcPr>
+        <w:p>
+          <w:pPr>
+            <w:pStyle w:val="Cabealho"/>
+            <w:jc w:val="center"/>
+          </w:pPr>
+        </w:p>
+      </w:tc>
+      <w:tc>
+        <w:tcPr>
+          <w:tcW w:w="3020" w:type="dxa"/>
+        </w:tcPr>
+        <w:p>
+          <w:pPr>
+            <w:pStyle w:val="Cabealho"/>
+            <w:ind w:right="-115"/>
+          </w:pPr>
+        </w:p>
+      </w:tc>
+    </w:tr>
+  </w:tbl>
+  <w:p>
+    <w:pPr>
+      <w:pStyle w:val="Rodap"/>
+    </w:pPr>
+  </w:p>
+</w:ftr>
+</file>
+
+<file path=word/footer17.xml><?xml version="1.0" encoding="utf-8"?>
+<w:ftr xmlns:wpc="http://schemas.microsoft.com/office/word/2010/wordprocessingCanvas" xmlns:cx="http://schemas.microsoft.com/office/drawing/2014/chartex" xmlns:cx1="http://schemas.microsoft.com/office/drawing/2015/9/8/chartex" xmlns:cx2="http://schemas.microsoft.com/office/drawing/2015/10/21/chartex" xmlns:cx3="http://schemas.microsoft.com/office/drawing/2016/5/9/chartex" xmlns:cx4="http://schemas.microsoft.com/office/drawing/2016/5/10/chartex" xmlns:cx5="http://schemas.microsoft.com/office/drawing/2016/5/11/chartex" xmlns:cx6="http://schemas.microsoft.com/office/drawing/2016/5/12/chartex" xmlns:cx7="http://schemas.microsoft.com/office/drawing/2016/5/13/chartex" xmlns:cx8="http://schemas.microsoft.com/office/drawing/2016/5/14/chartex" xmlns:mc="http://schemas.openxmlformats.org/markup-compatibility/2006" xmlns:aink="http://schemas.microsoft.com/office/drawing/2016/ink" xmlns:am3d="http://schemas.microsoft.com/office/drawing/2017/model3d" xmlns:o="urn:schemas-microsoft-com:office:office" xmlns:oel="http://schemas.microsoft.com/office/2019/extlst" xmlns:r="http://schemas.openxmlformats.org/officeDocument/2006/relationships" xmlns:m="http://schemas.openxmlformats.org/officeDocument/2006/math" xmlns:v="urn:schemas-microsoft-com:vml" xmlns:wp14="http://schemas.microsoft.com/office/word/2010/wordprocessingDrawing" xmlns:wp="http://schemas.openxmlformats.org/drawingml/2006/wordprocessingDrawing" xmlns:w10="urn:schemas-microsoft-com:office:word" xmlns:w="http://schemas.openxmlformats.org/wordprocessingml/2006/main" xmlns:w14="http://schemas.microsoft.com/office/word/2010/wordml" xmlns:w15="http://schemas.microsoft.com/office/word/2012/wordml" xmlns:w16cex="http://schemas.microsoft.com/office/word/2018/wordml/cex" xmlns:w16cid="http://schemas.microsoft.com/office/word/2016/wordml/cid" xmlns:w16="http://schemas.microsoft.com/office/word/2018/wordml" xmlns:w16du="http://schemas.microsoft.com/office/word/2023/wordml/word16du" xmlns:w16sdtdh="http://schemas.microsoft.com/office/word/2020/wordml/sdtdatahash" xmlns:w16sdtfl="http://schemas.microsoft.com/office/word/2024/wordml/sdtformatlock" xmlns:w16se="http://schemas.microsoft.com/office/word/2015/wordml/symex" xmlns:wpg="http://schemas.microsoft.com/office/word/2010/wordprocessingGroup" xmlns:wpi="http://schemas.microsoft.com/office/word/2010/wordprocessingInk" xmlns:wne="http://schemas.microsoft.com/office/word/2006/wordml" xmlns:wps="http://schemas.microsoft.com/office/word/2010/wordprocessingShape" mc:Ignorable="w14 w15 w16se w16cid w16 w16cex w16sdtdh w16sdtfl w16du wp14">
+  <w:tbl>
+    <w:tblPr>
+      <w:tblW w:w="0" w:type="auto"/>
+      <w:tblLook w:val="06A0" w:firstRow="1" w:lastRow="0" w:firstColumn="1" w:lastColumn="0" w:noHBand="1" w:noVBand="1"/>
+    </w:tblPr>
+    <w:tblGrid>
+      <w:gridCol w:w="3020"/>
+      <w:gridCol w:w="3020"/>
+      <w:gridCol w:w="3020"/>
+    </w:tblGrid>
+    <w:tr>
+      <w:trPr>
+        <w:trHeight w:val="300"/>
+      </w:trPr>
+      <w:tc>
+        <w:tcPr>
+          <w:tcW w:w="3020" w:type="dxa"/>
+        </w:tcPr>
+        <w:p>
+          <w:pPr>
+            <w:pStyle w:val="Cabealho"/>
+            <w:ind w:left="-115"/>
+            <w:jc w:val="left"/>
+          </w:pPr>
+        </w:p>
+      </w:tc>
+      <w:tc>
+        <w:tcPr>
+          <w:tcW w:w="3020" w:type="dxa"/>
+        </w:tcPr>
+        <w:p>
+          <w:pPr>
+            <w:pStyle w:val="Cabealho"/>
+            <w:jc w:val="center"/>
+          </w:pPr>
+        </w:p>
+      </w:tc>
+      <w:tc>
+        <w:tcPr>
+          <w:tcW w:w="3020" w:type="dxa"/>
+        </w:tcPr>
+        <w:p>
+          <w:pPr>
+            <w:pStyle w:val="Cabealho"/>
+            <w:ind w:right="-115"/>
+          </w:pPr>
+        </w:p>
+      </w:tc>
+    </w:tr>
+  </w:tbl>
+  <w:p>
+    <w:pPr>
+      <w:pStyle w:val="Rodap"/>
+    </w:pPr>
+  </w:p>
+</w:ftr>
+</file>
+
+<file path=word/footer18.xml><?xml version="1.0" encoding="utf-8"?>
+<w:ftr xmlns:wpc="http://schemas.microsoft.com/office/word/2010/wordprocessingCanvas" xmlns:cx="http://schemas.microsoft.com/office/drawing/2014/chartex" xmlns:cx1="http://schemas.microsoft.com/office/drawing/2015/9/8/chartex" xmlns:cx2="http://schemas.microsoft.com/office/drawing/2015/10/21/chartex" xmlns:cx3="http://schemas.microsoft.com/office/drawing/2016/5/9/chartex" xmlns:cx4="http://schemas.microsoft.com/office/drawing/2016/5/10/chartex" xmlns:cx5="http://schemas.microsoft.com/office/drawing/2016/5/11/chartex" xmlns:cx6="http://schemas.microsoft.com/office/drawing/2016/5/12/chartex" xmlns:cx7="http://schemas.microsoft.com/office/drawing/2016/5/13/chartex" xmlns:cx8="http://schemas.microsoft.com/office/drawing/2016/5/14/chartex" xmlns:mc="http://schemas.openxmlformats.org/markup-compatibility/2006" xmlns:aink="http://schemas.microsoft.com/office/drawing/2016/ink" xmlns:am3d="http://schemas.microsoft.com/office/drawing/2017/model3d" xmlns:o="urn:schemas-microsoft-com:office:office" xmlns:oel="http://schemas.microsoft.com/office/2019/extlst" xmlns:r="http://schemas.openxmlformats.org/officeDocument/2006/relationships" xmlns:m="http://schemas.openxmlformats.org/officeDocument/2006/math" xmlns:v="urn:schemas-microsoft-com:vml" xmlns:wp14="http://schemas.microsoft.com/office/word/2010/wordprocessingDrawing" xmlns:wp="http://schemas.openxmlformats.org/drawingml/2006/wordprocessingDrawing" xmlns:w10="urn:schemas-microsoft-com:office:word" xmlns:w="http://schemas.openxmlformats.org/wordprocessingml/2006/main" xmlns:w14="http://schemas.microsoft.com/office/word/2010/wordml" xmlns:w15="http://schemas.microsoft.com/office/word/2012/wordml" xmlns:w16cex="http://schemas.microsoft.com/office/word/2018/wordml/cex" xmlns:w16cid="http://schemas.microsoft.com/office/word/2016/wordml/cid" xmlns:w16="http://schemas.microsoft.com/office/word/2018/wordml" xmlns:w16du="http://schemas.microsoft.com/office/word/2023/wordml/word16du" xmlns:w16sdtdh="http://schemas.microsoft.com/office/word/2020/wordml/sdtdatahash" xmlns:w16sdtfl="http://schemas.microsoft.com/office/word/2024/wordml/sdtformatlock" xmlns:w16se="http://schemas.microsoft.com/office/word/2015/wordml/symex" xmlns:wpg="http://schemas.microsoft.com/office/word/2010/wordprocessingGroup" xmlns:wpi="http://schemas.microsoft.com/office/word/2010/wordprocessingInk" xmlns:wne="http://schemas.microsoft.com/office/word/2006/wordml" xmlns:wps="http://schemas.microsoft.com/office/word/2010/wordprocessingShape" mc:Ignorable="w14 w15 w16se w16cid w16 w16cex w16sdtdh w16sdtfl w16du wp14">
+  <w:tbl>
+    <w:tblPr>
+      <w:tblW w:w="0" w:type="auto"/>
+      <w:tblLook w:val="06A0" w:firstRow="1" w:lastRow="0" w:firstColumn="1" w:lastColumn="0" w:noHBand="1" w:noVBand="1"/>
+    </w:tblPr>
+    <w:tblGrid>
+      <w:gridCol w:w="3020"/>
+      <w:gridCol w:w="3020"/>
+      <w:gridCol w:w="3020"/>
+    </w:tblGrid>
+    <w:tr>
+      <w:trPr>
+        <w:trHeight w:val="300"/>
+      </w:trPr>
+      <w:tc>
+        <w:tcPr>
+          <w:tcW w:w="3020" w:type="dxa"/>
+        </w:tcPr>
+        <w:p>
+          <w:pPr>
+            <w:pStyle w:val="Cabealho"/>
+            <w:ind w:left="-115"/>
+            <w:jc w:val="left"/>
+          </w:pPr>
+        </w:p>
+      </w:tc>
+      <w:tc>
+        <w:tcPr>
+          <w:tcW w:w="3020" w:type="dxa"/>
+        </w:tcPr>
+        <w:p>
+          <w:pPr>
+            <w:pStyle w:val="Cabealho"/>
+            <w:jc w:val="center"/>
+          </w:pPr>
+        </w:p>
+      </w:tc>
+      <w:tc>
+        <w:tcPr>
+          <w:tcW w:w="3020" w:type="dxa"/>
+        </w:tcPr>
+        <w:p>
+          <w:pPr>
+            <w:pStyle w:val="Cabealho"/>
+            <w:ind w:right="-115"/>
+          </w:pPr>
+        </w:p>
+      </w:tc>
+    </w:tr>
+  </w:tbl>
+  <w:p>
+    <w:pPr>
+      <w:pStyle w:val="Rodap"/>
+    </w:pPr>
+  </w:p>
+</w:ftr>
+</file>
+
+<file path=word/footer2.xml><?xml version="1.0" encoding="utf-8"?>
+<w:ftr xmlns:wpc="http://schemas.microsoft.com/office/word/2010/wordprocessingCanvas" xmlns:cx="http://schemas.microsoft.com/office/drawing/2014/chartex" xmlns:cx1="http://schemas.microsoft.com/office/drawing/2015/9/8/chartex" xmlns:cx2="http://schemas.microsoft.com/office/drawing/2015/10/21/chartex" xmlns:cx3="http://schemas.microsoft.com/office/drawing/2016/5/9/chartex" xmlns:cx4="http://schemas.microsoft.com/office/drawing/2016/5/10/chartex" xmlns:cx5="http://schemas.microsoft.com/office/drawing/2016/5/11/chartex" xmlns:cx6="http://schemas.microsoft.com/office/drawing/2016/5/12/chartex" xmlns:cx7="http://schemas.microsoft.com/office/drawing/2016/5/13/chartex" xmlns:cx8="http://schemas.microsoft.com/office/drawing/2016/5/14/chartex" xmlns:mc="http://schemas.openxmlformats.org/markup-compatibility/2006" xmlns:aink="http://schemas.microsoft.com/office/drawing/2016/ink" xmlns:am3d="http://schemas.microsoft.com/office/drawing/2017/model3d" xmlns:o="urn:schemas-microsoft-com:office:office" xmlns:oel="http://schemas.microsoft.com/office/2019/extlst" xmlns:r="http://schemas.openxmlformats.org/officeDocument/2006/relationships" xmlns:m="http://schemas.openxmlformats.org/officeDocument/2006/math" xmlns:v="urn:schemas-microsoft-com:vml" xmlns:wp14="http://schemas.microsoft.com/office/word/2010/wordprocessingDrawing" xmlns:wp="http://schemas.openxmlformats.org/drawingml/2006/wordprocessingDrawing" xmlns:w10="urn:schemas-microsoft-com:office:word" xmlns:w="http://schemas.openxmlformats.org/wordprocessingml/2006/main" xmlns:w14="http://schemas.microsoft.com/office/word/2010/wordml" xmlns:w15="http://schemas.microsoft.com/office/word/2012/wordml" xmlns:w16cex="http://schemas.microsoft.com/office/word/2018/wordml/cex" xmlns:w16cid="http://schemas.microsoft.com/office/word/2016/wordml/cid" xmlns:w16="http://schemas.microsoft.com/office/word/2018/wordml" xmlns:w16du="http://schemas.microsoft.com/office/word/2023/wordml/word16du" xmlns:w16sdtdh="http://schemas.microsoft.com/office/word/2020/wordml/sdtdatahash" xmlns:w16sdtfl="http://schemas.microsoft.com/office/word/2024/wordml/sdtformatlock" xmlns:w16se="http://schemas.microsoft.com/office/word/2015/wordml/symex" xmlns:wpg="http://schemas.microsoft.com/office/word/2010/wordprocessingGroup" xmlns:wpi="http://schemas.microsoft.com/office/word/2010/wordprocessingInk" xmlns:wne="http://schemas.microsoft.com/office/word/2006/wordml" xmlns:wps="http://schemas.microsoft.com/office/word/2010/wordprocessingShape" mc:Ignorable="w14 w15 w16se w16cid w16 w16cex w16sdtdh w16sdtfl w16du wp14">
+  <w:tbl>
+    <w:tblPr>
+      <w:tblW w:w="0" w:type="auto"/>
+      <w:tblLook w:val="06A0" w:firstRow="1" w:lastRow="0" w:firstColumn="1" w:lastColumn="0" w:noHBand="1" w:noVBand="1"/>
+    </w:tblPr>
+    <w:tblGrid>
+      <w:gridCol w:w="3020"/>
+      <w:gridCol w:w="3020"/>
+      <w:gridCol w:w="3020"/>
+    </w:tblGrid>
+    <w:tr>
+      <w:trPr>
+        <w:trHeight w:val="300"/>
+      </w:trPr>
+      <w:tc>
+        <w:tcPr>
+          <w:tcW w:w="3020" w:type="dxa"/>
+        </w:tcPr>
+        <w:p>
+          <w:pPr>
+            <w:pStyle w:val="Cabealho"/>
+            <w:ind w:left="-115"/>
+            <w:jc w:val="left"/>
+          </w:pPr>
+        </w:p>
+      </w:tc>
+      <w:tc>
+        <w:tcPr>
+          <w:tcW w:w="3020" w:type="dxa"/>
+        </w:tcPr>
+        <w:p>
+          <w:pPr>
+            <w:pStyle w:val="Cabealho"/>
+            <w:jc w:val="center"/>
+          </w:pPr>
+        </w:p>
+      </w:tc>
+      <w:tc>
+        <w:tcPr>
+          <w:tcW w:w="3020" w:type="dxa"/>
+        </w:tcPr>
+        <w:p>
+          <w:pPr>
+            <w:pStyle w:val="Cabealho"/>
+            <w:ind w:right="-115"/>
+          </w:pPr>
+        </w:p>
+      </w:tc>
+    </w:tr>
+  </w:tbl>
+  <w:p>
+    <w:pPr>
+      <w:pStyle w:val="Rodap"/>
+    </w:pPr>
+  </w:p>
+</w:ftr>
+</file>
+
+<file path=word/footer3.xml><?xml version="1.0" encoding="utf-8"?>
+<w:ftr xmlns:wpc="http://schemas.microsoft.com/office/word/2010/wordprocessingCanvas" xmlns:cx="http://schemas.microsoft.com/office/drawing/2014/chartex" xmlns:cx1="http://schemas.microsoft.com/office/drawing/2015/9/8/chartex" xmlns:cx2="http://schemas.microsoft.com/office/drawing/2015/10/21/chartex" xmlns:cx3="http://schemas.microsoft.com/office/drawing/2016/5/9/chartex" xmlns:cx4="http://schemas.microsoft.com/office/drawing/2016/5/10/chartex" xmlns:cx5="http://schemas.microsoft.com/office/drawing/2016/5/11/chartex" xmlns:cx6="http://schemas.microsoft.com/office/drawing/2016/5/12/chartex" xmlns:cx7="http://schemas.microsoft.com/office/drawing/2016/5/13/chartex" xmlns:cx8="http://schemas.microsoft.com/office/drawing/2016/5/14/chartex" xmlns:mc="http://schemas.openxmlformats.org/markup-compatibility/2006" xmlns:aink="http://schemas.microsoft.com/office/drawing/2016/ink" xmlns:am3d="http://schemas.microsoft.com/office/drawing/2017/model3d" xmlns:o="urn:schemas-microsoft-com:office:office" xmlns:oel="http://schemas.microsoft.com/office/2019/extlst" xmlns:r="http://schemas.openxmlformats.org/officeDocument/2006/relationships" xmlns:m="http://schemas.openxmlformats.org/officeDocument/2006/math" xmlns:v="urn:schemas-microsoft-com:vml" xmlns:wp14="http://schemas.microsoft.com/office/word/2010/wordprocessingDrawing" xmlns:wp="http://schemas.openxmlformats.org/drawingml/2006/wordprocessingDrawing" xmlns:w10="urn:schemas-microsoft-com:office:word" xmlns:w="http://schemas.openxmlformats.org/wordprocessingml/2006/main" xmlns:w14="http://schemas.microsoft.com/office/word/2010/wordml" xmlns:w15="http://schemas.microsoft.com/office/word/2012/wordml" xmlns:w16cex="http://schemas.microsoft.com/office/word/2018/wordml/cex" xmlns:w16cid="http://schemas.microsoft.com/office/word/2016/wordml/cid" xmlns:w16="http://schemas.microsoft.com/office/word/2018/wordml" xmlns:w16du="http://schemas.microsoft.com/office/word/2023/wordml/word16du" xmlns:w16sdtdh="http://schemas.microsoft.com/office/word/2020/wordml/sdtdatahash" xmlns:w16sdtfl="http://schemas.microsoft.com/office/word/2024/wordml/sdtformatlock" xmlns:w16se="http://schemas.microsoft.com/office/word/2015/wordml/symex" xmlns:wpg="http://schemas.microsoft.com/office/word/2010/wordprocessingGroup" xmlns:wpi="http://schemas.microsoft.com/office/word/2010/wordprocessingInk" xmlns:wne="http://schemas.microsoft.com/office/word/2006/wordml" xmlns:wps="http://schemas.microsoft.com/office/word/2010/wordprocessingShape" mc:Ignorable="w14 w15 w16se w16cid w16 w16cex w16sdtdh w16sdtfl w16du wp14">
+  <w:tbl>
+    <w:tblPr>
+      <w:tblW w:w="0" w:type="auto"/>
+      <w:tblLook w:val="06A0" w:firstRow="1" w:lastRow="0" w:firstColumn="1" w:lastColumn="0" w:noHBand="1" w:noVBand="1"/>
+    </w:tblPr>
+    <w:tblGrid>
+      <w:gridCol w:w="3020"/>
+      <w:gridCol w:w="3020"/>
+      <w:gridCol w:w="3020"/>
+    </w:tblGrid>
+    <w:tr>
+      <w:trPr>
+        <w:trHeight w:val="300"/>
+      </w:trPr>
+      <w:tc>
+        <w:tcPr>
+          <w:tcW w:w="3020" w:type="dxa"/>
+        </w:tcPr>
+        <w:p>
+          <w:pPr>
+            <w:pStyle w:val="Cabealho"/>
+            <w:ind w:left="-115"/>
+            <w:jc w:val="left"/>
+          </w:pPr>
+        </w:p>
+      </w:tc>
+      <w:tc>
+        <w:tcPr>
+          <w:tcW w:w="3020" w:type="dxa"/>
+        </w:tcPr>
+        <w:p>
+          <w:pPr>
+            <w:pStyle w:val="Cabealho"/>
+            <w:jc w:val="center"/>
+          </w:pPr>
+        </w:p>
+      </w:tc>
+      <w:tc>
+        <w:tcPr>
+          <w:tcW w:w="3020" w:type="dxa"/>
+        </w:tcPr>
+        <w:p>
+          <w:pPr>
+            <w:pStyle w:val="Cabealho"/>
+            <w:ind w:right="-115"/>
+          </w:pPr>
+        </w:p>
+      </w:tc>
+    </w:tr>
+  </w:tbl>
+  <w:p>
+    <w:pPr>
+      <w:pStyle w:val="Rodap"/>
+    </w:pPr>
+  </w:p>
+</w:ftr>
+</file>
+
+<file path=word/footer4.xml><?xml version="1.0" encoding="utf-8"?>
+<w:ftr xmlns:wpc="http://schemas.microsoft.com/office/word/2010/wordprocessingCanvas" xmlns:cx="http://schemas.microsoft.com/office/drawing/2014/chartex" xmlns:cx1="http://schemas.microsoft.com/office/drawing/2015/9/8/chartex" xmlns:cx2="http://schemas.microsoft.com/office/drawing/2015/10/21/chartex" xmlns:cx3="http://schemas.microsoft.com/office/drawing/2016/5/9/chartex" xmlns:cx4="http://schemas.microsoft.com/office/drawing/2016/5/10/chartex" xmlns:cx5="http://schemas.microsoft.com/office/drawing/2016/5/11/chartex" xmlns:cx6="http://schemas.microsoft.com/office/drawing/2016/5/12/chartex" xmlns:cx7="http://schemas.microsoft.com/office/drawing/2016/5/13/chartex" xmlns:cx8="http://schemas.microsoft.com/office/drawing/2016/5/14/chartex" xmlns:mc="http://schemas.openxmlformats.org/markup-compatibility/2006" xmlns:aink="http://schemas.microsoft.com/office/drawing/2016/ink" xmlns:am3d="http://schemas.microsoft.com/office/drawing/2017/model3d" xmlns:o="urn:schemas-microsoft-com:office:office" xmlns:oel="http://schemas.microsoft.com/office/2019/extlst" xmlns:r="http://schemas.openxmlformats.org/officeDocument/2006/relationships" xmlns:m="http://schemas.openxmlformats.org/officeDocument/2006/math" xmlns:v="urn:schemas-microsoft-com:vml" xmlns:wp14="http://schemas.microsoft.com/office/word/2010/wordprocessingDrawing" xmlns:wp="http://schemas.openxmlformats.org/drawingml/2006/wordprocessingDrawing" xmlns:w10="urn:schemas-microsoft-com:office:word" xmlns:w="http://schemas.openxmlformats.org/wordprocessingml/2006/main" xmlns:w14="http://schemas.microsoft.com/office/word/2010/wordml" xmlns:w15="http://schemas.microsoft.com/office/word/2012/wordml" xmlns:w16cex="http://schemas.microsoft.com/office/word/2018/wordml/cex" xmlns:w16cid="http://schemas.microsoft.com/office/word/2016/wordml/cid" xmlns:w16="http://schemas.microsoft.com/office/word/2018/wordml" xmlns:w16du="http://schemas.microsoft.com/office/word/2023/wordml/word16du" xmlns:w16sdtdh="http://schemas.microsoft.com/office/word/2020/wordml/sdtdatahash" xmlns:w16sdtfl="http://schemas.microsoft.com/office/word/2024/wordml/sdtformatlock" xmlns:w16se="http://schemas.microsoft.com/office/word/2015/wordml/symex" xmlns:wpg="http://schemas.microsoft.com/office/word/2010/wordprocessingGroup" xmlns:wpi="http://schemas.microsoft.com/office/word/2010/wordprocessingInk" xmlns:wne="http://schemas.microsoft.com/office/word/2006/wordml" xmlns:wps="http://schemas.microsoft.com/office/word/2010/wordprocessingShape" mc:Ignorable="w14 w15 w16se w16cid w16 w16cex w16sdtdh w16sdtfl w16du wp14">
+  <w:tbl>
+    <w:tblPr>
+      <w:tblW w:w="0" w:type="auto"/>
+      <w:tblLook w:val="06A0" w:firstRow="1" w:lastRow="0" w:firstColumn="1" w:lastColumn="0" w:noHBand="1" w:noVBand="1"/>
+    </w:tblPr>
+    <w:tblGrid>
+      <w:gridCol w:w="3020"/>
+      <w:gridCol w:w="3020"/>
+      <w:gridCol w:w="3020"/>
+    </w:tblGrid>
+    <w:tr>
+      <w:trPr>
+        <w:trHeight w:val="300"/>
+      </w:trPr>
+      <w:tc>
+        <w:tcPr>
+          <w:tcW w:w="3020" w:type="dxa"/>
+        </w:tcPr>
+        <w:p>
+          <w:pPr>
+            <w:pStyle w:val="Cabealho"/>
+            <w:ind w:left="-115"/>
+            <w:jc w:val="left"/>
+          </w:pPr>
+        </w:p>
+      </w:tc>
+      <w:tc>
+        <w:tcPr>
+          <w:tcW w:w="3020" w:type="dxa"/>
+        </w:tcPr>
+        <w:p>
+          <w:pPr>
+            <w:pStyle w:val="Cabealho"/>
+            <w:jc w:val="center"/>
+          </w:pPr>
+        </w:p>
+      </w:tc>
+      <w:tc>
+        <w:tcPr>
+          <w:tcW w:w="3020" w:type="dxa"/>
+        </w:tcPr>
+        <w:p>
+          <w:pPr>
+            <w:pStyle w:val="Cabealho"/>
+            <w:ind w:right="-115"/>
+          </w:pPr>
+        </w:p>
+      </w:tc>
+    </w:tr>
+  </w:tbl>
+  <w:p>
+    <w:pPr>
+      <w:pStyle w:val="Rodap"/>
+    </w:pPr>
+  </w:p>
+</w:ftr>
+</file>
+
+<file path=word/footer5.xml><?xml version="1.0" encoding="utf-8"?>
+<w:ftr xmlns:wpc="http://schemas.microsoft.com/office/word/2010/wordprocessingCanvas" xmlns:cx="http://schemas.microsoft.com/office/drawing/2014/chartex" xmlns:cx1="http://schemas.microsoft.com/office/drawing/2015/9/8/chartex" xmlns:cx2="http://schemas.microsoft.com/office/drawing/2015/10/21/chartex" xmlns:cx3="http://schemas.microsoft.com/office/drawing/2016/5/9/chartex" xmlns:cx4="http://schemas.microsoft.com/office/drawing/2016/5/10/chartex" xmlns:cx5="http://schemas.microsoft.com/office/drawing/2016/5/11/chartex" xmlns:cx6="http://schemas.microsoft.com/office/drawing/2016/5/12/chartex" xmlns:cx7="http://schemas.microsoft.com/office/drawing/2016/5/13/chartex" xmlns:cx8="http://schemas.microsoft.com/office/drawing/2016/5/14/chartex" xmlns:mc="http://schemas.openxmlformats.org/markup-compatibility/2006" xmlns:aink="http://schemas.microsoft.com/office/drawing/2016/ink" xmlns:am3d="http://schemas.microsoft.com/office/drawing/2017/model3d" xmlns:o="urn:schemas-microsoft-com:office:office" xmlns:oel="http://schemas.microsoft.com/office/2019/extlst" xmlns:r="http://schemas.openxmlformats.org/officeDocument/2006/relationships" xmlns:m="http://schemas.openxmlformats.org/officeDocument/2006/math" xmlns:v="urn:schemas-microsoft-com:vml" xmlns:wp14="http://schemas.microsoft.com/office/word/2010/wordprocessingDrawing" xmlns:wp="http://schemas.openxmlformats.org/drawingml/2006/wordprocessingDrawing" xmlns:w10="urn:schemas-microsoft-com:office:word" xmlns:w="http://schemas.openxmlformats.org/wordprocessingml/2006/main" xmlns:w14="http://schemas.microsoft.com/office/word/2010/wordml" xmlns:w15="http://schemas.microsoft.com/office/word/2012/wordml" xmlns:w16cex="http://schemas.microsoft.com/office/word/2018/wordml/cex" xmlns:w16cid="http://schemas.microsoft.com/office/word/2016/wordml/cid" xmlns:w16="http://schemas.microsoft.com/office/word/2018/wordml" xmlns:w16du="http://schemas.microsoft.com/office/word/2023/wordml/word16du" xmlns:w16sdtdh="http://schemas.microsoft.com/office/word/2020/wordml/sdtdatahash" xmlns:w16sdtfl="http://schemas.microsoft.com/office/word/2024/wordml/sdtformatlock" xmlns:w16se="http://schemas.microsoft.com/office/word/2015/wordml/symex" xmlns:wpg="http://schemas.microsoft.com/office/word/2010/wordprocessingGroup" xmlns:wpi="http://schemas.microsoft.com/office/word/2010/wordprocessingInk" xmlns:wne="http://schemas.microsoft.com/office/word/2006/wordml" xmlns:wps="http://schemas.microsoft.com/office/word/2010/wordprocessingShape" mc:Ignorable="w14 w15 w16se w16cid w16 w16cex w16sdtdh w16sdtfl w16du wp14">
+  <w:tbl>
+    <w:tblPr>
+      <w:tblW w:w="0" w:type="auto"/>
+      <w:tblLook w:val="06A0" w:firstRow="1" w:lastRow="0" w:firstColumn="1" w:lastColumn="0" w:noHBand="1" w:noVBand="1"/>
+    </w:tblPr>
+    <w:tblGrid>
+      <w:gridCol w:w="3020"/>
+      <w:gridCol w:w="3020"/>
+      <w:gridCol w:w="3020"/>
+    </w:tblGrid>
+    <w:tr>
+      <w:trPr>
+        <w:trHeight w:val="300"/>
+      </w:trPr>
+      <w:tc>
+        <w:tcPr>
+          <w:tcW w:w="3020" w:type="dxa"/>
+        </w:tcPr>
+        <w:p>
+          <w:pPr>
+            <w:pStyle w:val="Cabealho"/>
+            <w:ind w:left="-115"/>
+            <w:jc w:val="left"/>
+          </w:pPr>
+        </w:p>
+      </w:tc>
+      <w:tc>
+        <w:tcPr>
+          <w:tcW w:w="3020" w:type="dxa"/>
+        </w:tcPr>
+        <w:p>
+          <w:pPr>
+            <w:pStyle w:val="Cabealho"/>
+            <w:jc w:val="center"/>
+          </w:pPr>
+        </w:p>
+      </w:tc>
+      <w:tc>
+        <w:tcPr>
+          <w:tcW w:w="3020" w:type="dxa"/>
+        </w:tcPr>
+        <w:p>
+          <w:pPr>
+            <w:pStyle w:val="Cabealho"/>
+            <w:ind w:right="-115"/>
+          </w:pPr>
+        </w:p>
+      </w:tc>
+    </w:tr>
+  </w:tbl>
+  <w:p>
+    <w:pPr>
+      <w:pStyle w:val="Rodap"/>
+    </w:pPr>
+  </w:p>
+</w:ftr>
+</file>
+
+<file path=word/footer6.xml><?xml version="1.0" encoding="utf-8"?>
+<w:ftr xmlns:wpc="http://schemas.microsoft.com/office/word/2010/wordprocessingCanvas" xmlns:cx="http://schemas.microsoft.com/office/drawing/2014/chartex" xmlns:cx1="http://schemas.microsoft.com/office/drawing/2015/9/8/chartex" xmlns:cx2="http://schemas.microsoft.com/office/drawing/2015/10/21/chartex" xmlns:cx3="http://schemas.microsoft.com/office/drawing/2016/5/9/chartex" xmlns:cx4="http://schemas.microsoft.com/office/drawing/2016/5/10/chartex" xmlns:cx5="http://schemas.microsoft.com/office/drawing/2016/5/11/chartex" xmlns:cx6="http://schemas.microsoft.com/office/drawing/2016/5/12/chartex" xmlns:cx7="http://schemas.microsoft.com/office/drawing/2016/5/13/chartex" xmlns:cx8="http://schemas.microsoft.com/office/drawing/2016/5/14/chartex" xmlns:mc="http://schemas.openxmlformats.org/markup-compatibility/2006" xmlns:aink="http://schemas.microsoft.com/office/drawing/2016/ink" xmlns:am3d="http://schemas.microsoft.com/office/drawing/2017/model3d" xmlns:o="urn:schemas-microsoft-com:office:office" xmlns:oel="http://schemas.microsoft.com/office/2019/extlst" xmlns:r="http://schemas.openxmlformats.org/officeDocument/2006/relationships" xmlns:m="http://schemas.openxmlformats.org/officeDocument/2006/math" xmlns:v="urn:schemas-microsoft-com:vml" xmlns:wp14="http://schemas.microsoft.com/office/word/2010/wordprocessingDrawing" xmlns:wp="http://schemas.openxmlformats.org/drawingml/2006/wordprocessingDrawing" xmlns:w10="urn:schemas-microsoft-com:office:word" xmlns:w="http://schemas.openxmlformats.org/wordprocessingml/2006/main" xmlns:w14="http://schemas.microsoft.com/office/word/2010/wordml" xmlns:w15="http://schemas.microsoft.com/office/word/2012/wordml" xmlns:w16cex="http://schemas.microsoft.com/office/word/2018/wordml/cex" xmlns:w16cid="http://schemas.microsoft.com/office/word/2016/wordml/cid" xmlns:w16="http://schemas.microsoft.com/office/word/2018/wordml" xmlns:w16du="http://schemas.microsoft.com/office/word/2023/wordml/word16du" xmlns:w16sdtdh="http://schemas.microsoft.com/office/word/2020/wordml/sdtdatahash" xmlns:w16sdtfl="http://schemas.microsoft.com/office/word/2024/wordml/sdtformatlock" xmlns:w16se="http://schemas.microsoft.com/office/word/2015/wordml/symex" xmlns:wpg="http://schemas.microsoft.com/office/word/2010/wordprocessingGroup" xmlns:wpi="http://schemas.microsoft.com/office/word/2010/wordprocessingInk" xmlns:wne="http://schemas.microsoft.com/office/word/2006/wordml" xmlns:wps="http://schemas.microsoft.com/office/word/2010/wordprocessingShape" mc:Ignorable="w14 w15 w16se w16cid w16 w16cex w16sdtdh w16sdtfl w16du wp14">
+  <w:tbl>
+    <w:tblPr>
+      <w:tblW w:w="0" w:type="auto"/>
+      <w:tblLook w:val="06A0" w:firstRow="1" w:lastRow="0" w:firstColumn="1" w:lastColumn="0" w:noHBand="1" w:noVBand="1"/>
+    </w:tblPr>
+    <w:tblGrid>
+      <w:gridCol w:w="3020"/>
+      <w:gridCol w:w="3020"/>
+      <w:gridCol w:w="3020"/>
+    </w:tblGrid>
+    <w:tr>
+      <w:trPr>
+        <w:trHeight w:val="300"/>
+      </w:trPr>
+      <w:tc>
+        <w:tcPr>
+          <w:tcW w:w="3020" w:type="dxa"/>
+        </w:tcPr>
+        <w:p>
+          <w:pPr>
+            <w:pStyle w:val="Cabealho"/>
+            <w:ind w:left="-115"/>
+            <w:jc w:val="left"/>
+          </w:pPr>
+        </w:p>
+      </w:tc>
+      <w:tc>
+        <w:tcPr>
+          <w:tcW w:w="3020" w:type="dxa"/>
+        </w:tcPr>
+        <w:p>
+          <w:pPr>
+            <w:pStyle w:val="Cabealho"/>
+            <w:jc w:val="center"/>
+          </w:pPr>
+        </w:p>
+      </w:tc>
+      <w:tc>
+        <w:tcPr>
+          <w:tcW w:w="3020" w:type="dxa"/>
+        </w:tcPr>
+        <w:p>
+          <w:pPr>
+            <w:pStyle w:val="Cabealho"/>
+            <w:ind w:right="-115"/>
+          </w:pPr>
+        </w:p>
+      </w:tc>
+    </w:tr>
+  </w:tbl>
+  <w:p>
+    <w:pPr>
+      <w:pStyle w:val="Rodap"/>
+    </w:pPr>
+  </w:p>
+</w:ftr>
+</file>
+
+<file path=word/footer7.xml><?xml version="1.0" encoding="utf-8"?>
+<w:ftr xmlns:wpc="http://schemas.microsoft.com/office/word/2010/wordprocessingCanvas" xmlns:cx="http://schemas.microsoft.com/office/drawing/2014/chartex" xmlns:cx1="http://schemas.microsoft.com/office/drawing/2015/9/8/chartex" xmlns:cx2="http://schemas.microsoft.com/office/drawing/2015/10/21/chartex" xmlns:cx3="http://schemas.microsoft.com/office/drawing/2016/5/9/chartex" xmlns:cx4="http://schemas.microsoft.com/office/drawing/2016/5/10/chartex" xmlns:cx5="http://schemas.microsoft.com/office/drawing/2016/5/11/chartex" xmlns:cx6="http://schemas.microsoft.com/office/drawing/2016/5/12/chartex" xmlns:cx7="http://schemas.microsoft.com/office/drawing/2016/5/13/chartex" xmlns:cx8="http://schemas.microsoft.com/office/drawing/2016/5/14/chartex" xmlns:mc="http://schemas.openxmlformats.org/markup-compatibility/2006" xmlns:aink="http://schemas.microsoft.com/office/drawing/2016/ink" xmlns:am3d="http://schemas.microsoft.com/office/drawing/2017/model3d" xmlns:o="urn:schemas-microsoft-com:office:office" xmlns:oel="http://schemas.microsoft.com/office/2019/extlst" xmlns:r="http://schemas.openxmlformats.org/officeDocument/2006/relationships" xmlns:m="http://schemas.openxmlformats.org/officeDocument/2006/math" xmlns:v="urn:schemas-microsoft-com:vml" xmlns:wp14="http://schemas.microsoft.com/office/word/2010/wordprocessingDrawing" xmlns:wp="http://schemas.openxmlformats.org/drawingml/2006/wordprocessingDrawing" xmlns:w10="urn:schemas-microsoft-com:office:word" xmlns:w="http://schemas.openxmlformats.org/wordprocessingml/2006/main" xmlns:w14="http://schemas.microsoft.com/office/word/2010/wordml" xmlns:w15="http://schemas.microsoft.com/office/word/2012/wordml" xmlns:w16cex="http://schemas.microsoft.com/office/word/2018/wordml/cex" xmlns:w16cid="http://schemas.microsoft.com/office/word/2016/wordml/cid" xmlns:w16="http://schemas.microsoft.com/office/word/2018/wordml" xmlns:w16du="http://schemas.microsoft.com/office/word/2023/wordml/word16du" xmlns:w16sdtdh="http://schemas.microsoft.com/office/word/2020/wordml/sdtdatahash" xmlns:w16sdtfl="http://schemas.microsoft.com/office/word/2024/wordml/sdtformatlock" xmlns:w16se="http://schemas.microsoft.com/office/word/2015/wordml/symex" xmlns:wpg="http://schemas.microsoft.com/office/word/2010/wordprocessingGroup" xmlns:wpi="http://schemas.microsoft.com/office/word/2010/wordprocessingInk" xmlns:wne="http://schemas.microsoft.com/office/word/2006/wordml" xmlns:wps="http://schemas.microsoft.com/office/word/2010/wordprocessingShape" mc:Ignorable="w14 w15 w16se w16cid w16 w16cex w16sdtdh w16sdtfl w16du wp14">
+  <w:tbl>
+    <w:tblPr>
+      <w:tblW w:w="0" w:type="auto"/>
+      <w:tblLook w:val="06A0" w:firstRow="1" w:lastRow="0" w:firstColumn="1" w:lastColumn="0" w:noHBand="1" w:noVBand="1"/>
+    </w:tblPr>
+    <w:tblGrid>
+      <w:gridCol w:w="3020"/>
+      <w:gridCol w:w="3020"/>
+      <w:gridCol w:w="3020"/>
+    </w:tblGrid>
+    <w:tr>
+      <w:trPr>
+        <w:trHeight w:val="300"/>
+      </w:trPr>
+      <w:tc>
+        <w:tcPr>
+          <w:tcW w:w="3020" w:type="dxa"/>
+        </w:tcPr>
+        <w:p>
+          <w:pPr>
+            <w:pStyle w:val="Cabealho"/>
+            <w:ind w:left="-115"/>
+            <w:jc w:val="left"/>
+          </w:pPr>
+        </w:p>
+      </w:tc>
+      <w:tc>
+        <w:tcPr>
+          <w:tcW w:w="3020" w:type="dxa"/>
+        </w:tcPr>
+        <w:p>
+          <w:pPr>
+            <w:pStyle w:val="Cabealho"/>
+            <w:jc w:val="center"/>
+          </w:pPr>
+        </w:p>
+      </w:tc>
+      <w:tc>
+        <w:tcPr>
+          <w:tcW w:w="3020" w:type="dxa"/>
+        </w:tcPr>
+        <w:p>
+          <w:pPr>
+            <w:pStyle w:val="Cabealho"/>
+            <w:ind w:right="-115"/>
+          </w:pPr>
+        </w:p>
+      </w:tc>
+    </w:tr>
+  </w:tbl>
+  <w:p>
+    <w:pPr>
+      <w:pStyle w:val="Rodap"/>
+    </w:pPr>
+  </w:p>
+</w:ftr>
+</file>
+
+<file path=word/footer8.xml><?xml version="1.0" encoding="utf-8"?>
+<w:ftr xmlns:wpc="http://schemas.microsoft.com/office/word/2010/wordprocessingCanvas" xmlns:cx="http://schemas.microsoft.com/office/drawing/2014/chartex" xmlns:cx1="http://schemas.microsoft.com/office/drawing/2015/9/8/chartex" xmlns:cx2="http://schemas.microsoft.com/office/drawing/2015/10/21/chartex" xmlns:cx3="http://schemas.microsoft.com/office/drawing/2016/5/9/chartex" xmlns:cx4="http://schemas.microsoft.com/office/drawing/2016/5/10/chartex" xmlns:cx5="http://schemas.microsoft.com/office/drawing/2016/5/11/chartex" xmlns:cx6="http://schemas.microsoft.com/office/drawing/2016/5/12/chartex" xmlns:cx7="http://schemas.microsoft.com/office/drawing/2016/5/13/chartex" xmlns:cx8="http://schemas.microsoft.com/office/drawing/2016/5/14/chartex" xmlns:mc="http://schemas.openxmlformats.org/markup-compatibility/2006" xmlns:aink="http://schemas.microsoft.com/office/drawing/2016/ink" xmlns:am3d="http://schemas.microsoft.com/office/drawing/2017/model3d" xmlns:o="urn:schemas-microsoft-com:office:office" xmlns:oel="http://schemas.microsoft.com/office/2019/extlst" xmlns:r="http://schemas.openxmlformats.org/officeDocument/2006/relationships" xmlns:m="http://schemas.openxmlformats.org/officeDocument/2006/math" xmlns:v="urn:schemas-microsoft-com:vml" xmlns:wp14="http://schemas.microsoft.com/office/word/2010/wordprocessingDrawing" xmlns:wp="http://schemas.openxmlformats.org/drawingml/2006/wordprocessingDrawing" xmlns:w10="urn:schemas-microsoft-com:office:word" xmlns:w="http://schemas.openxmlformats.org/wordprocessingml/2006/main" xmlns:w14="http://schemas.microsoft.com/office/word/2010/wordml" xmlns:w15="http://schemas.microsoft.com/office/word/2012/wordml" xmlns:w16cex="http://schemas.microsoft.com/office/word/2018/wordml/cex" xmlns:w16cid="http://schemas.microsoft.com/office/word/2016/wordml/cid" xmlns:w16="http://schemas.microsoft.com/office/word/2018/wordml" xmlns:w16du="http://schemas.microsoft.com/office/word/2023/wordml/word16du" xmlns:w16sdtdh="http://schemas.microsoft.com/office/word/2020/wordml/sdtdatahash" xmlns:w16sdtfl="http://schemas.microsoft.com/office/word/2024/wordml/sdtformatlock" xmlns:w16se="http://schemas.microsoft.com/office/word/2015/wordml/symex" xmlns:wpg="http://schemas.microsoft.com/office/word/2010/wordprocessingGroup" xmlns:wpi="http://schemas.microsoft.com/office/word/2010/wordprocessingInk" xmlns:wne="http://schemas.microsoft.com/office/word/2006/wordml" xmlns:wps="http://schemas.microsoft.com/office/word/2010/wordprocessingShape" mc:Ignorable="w14 w15 w16se w16cid w16 w16cex w16sdtdh w16sdtfl w16du wp14">
+  <w:tbl>
+    <w:tblPr>
+      <w:tblW w:w="0" w:type="auto"/>
+      <w:tblLook w:val="06A0" w:firstRow="1" w:lastRow="0" w:firstColumn="1" w:lastColumn="0" w:noHBand="1" w:noVBand="1"/>
+    </w:tblPr>
+    <w:tblGrid>
+      <w:gridCol w:w="3020"/>
+      <w:gridCol w:w="3020"/>
+      <w:gridCol w:w="3020"/>
+    </w:tblGrid>
+    <w:tr>
+      <w:trPr>
+        <w:trHeight w:val="300"/>
+      </w:trPr>
+      <w:tc>
+        <w:tcPr>
+          <w:tcW w:w="3020" w:type="dxa"/>
+        </w:tcPr>
+        <w:p>
+          <w:pPr>
+            <w:pStyle w:val="Cabealho"/>
+            <w:ind w:left="-115"/>
+            <w:jc w:val="left"/>
+          </w:pPr>
+        </w:p>
+      </w:tc>
+      <w:tc>
+        <w:tcPr>
+          <w:tcW w:w="3020" w:type="dxa"/>
+        </w:tcPr>
+        <w:p>
+          <w:pPr>
+            <w:pStyle w:val="Cabealho"/>
+            <w:jc w:val="center"/>
+          </w:pPr>
+        </w:p>
+      </w:tc>
+      <w:tc>
+        <w:tcPr>
+          <w:tcW w:w="3020" w:type="dxa"/>
+        </w:tcPr>
+        <w:p>
+          <w:pPr>
+            <w:pStyle w:val="Cabealho"/>
+            <w:ind w:right="-115"/>
+          </w:pPr>
+        </w:p>
+      </w:tc>
+    </w:tr>
+  </w:tbl>
+  <w:p>
+    <w:pPr>
+      <w:pStyle w:val="Rodap"/>
+    </w:pPr>
+  </w:p>
+</w:ftr>
+</file>
+
+<file path=word/footer9.xml><?xml version="1.0" encoding="utf-8"?>
+<w:ftr xmlns:wpc="http://schemas.microsoft.com/office/word/2010/wordprocessingCanvas" xmlns:cx="http://schemas.microsoft.com/office/drawing/2014/chartex" xmlns:cx1="http://schemas.microsoft.com/office/drawing/2015/9/8/chartex" xmlns:cx2="http://schemas.microsoft.com/office/drawing/2015/10/21/chartex" xmlns:cx3="http://schemas.microsoft.com/office/drawing/2016/5/9/chartex" xmlns:cx4="http://schemas.microsoft.com/office/drawing/2016/5/10/chartex" xmlns:cx5="http://schemas.microsoft.com/office/drawing/2016/5/11/chartex" xmlns:cx6="http://schemas.microsoft.com/office/drawing/2016/5/12/chartex" xmlns:cx7="http://schemas.microsoft.com/office/drawing/2016/5/13/chartex" xmlns:cx8="http://schemas.microsoft.com/office/drawing/2016/5/14/chartex" xmlns:mc="http://schemas.openxmlformats.org/markup-compatibility/2006" xmlns:aink="http://schemas.microsoft.com/office/drawing/2016/ink" xmlns:am3d="http://schemas.microsoft.com/office/drawing/2017/model3d" xmlns:o="urn:schemas-microsoft-com:office:office" xmlns:oel="http://schemas.microsoft.com/office/2019/extlst" xmlns:r="http://schemas.openxmlformats.org/officeDocument/2006/relationships" xmlns:m="http://schemas.openxmlformats.org/officeDocument/2006/math" xmlns:v="urn:schemas-microsoft-com:vml" xmlns:wp14="http://schemas.microsoft.com/office/word/2010/wordprocessingDrawing" xmlns:wp="http://schemas.openxmlformats.org/drawingml/2006/wordprocessingDrawing" xmlns:w10="urn:schemas-microsoft-com:office:word" xmlns:w="http://schemas.openxmlformats.org/wordprocessingml/2006/main" xmlns:w14="http://schemas.microsoft.com/office/word/2010/wordml" xmlns:w15="http://schemas.microsoft.com/office/word/2012/wordml" xmlns:w16cex="http://schemas.microsoft.com/office/word/2018/wordml/cex" xmlns:w16cid="http://schemas.microsoft.com/office/word/2016/wordml/cid" xmlns:w16="http://schemas.microsoft.com/office/word/2018/wordml" xmlns:w16du="http://schemas.microsoft.com/office/word/2023/wordml/word16du" xmlns:w16sdtdh="http://schemas.microsoft.com/office/word/2020/wordml/sdtdatahash" xmlns:w16sdtfl="http://schemas.microsoft.com/office/word/2024/wordml/sdtformatlock" xmlns:w16se="http://schemas.microsoft.com/office/word/2015/wordml/symex" xmlns:wpg="http://schemas.microsoft.com/office/word/2010/wordprocessingGroup" xmlns:wpi="http://schemas.microsoft.com/office/word/2010/wordprocessingInk" xmlns:wne="http://schemas.microsoft.com/office/word/2006/wordml" xmlns:wps="http://schemas.microsoft.com/office/word/2010/wordprocessingShape" mc:Ignorable="w14 w15 w16se w16cid w16 w16cex w16sdtdh w16sdtfl w16du wp14">
+  <w:tbl>
+    <w:tblPr>
+      <w:tblW w:w="0" w:type="auto"/>
+      <w:tblLook w:val="06A0" w:firstRow="1" w:lastRow="0" w:firstColumn="1" w:lastColumn="0" w:noHBand="1" w:noVBand="1"/>
+    </w:tblPr>
+    <w:tblGrid>
+      <w:gridCol w:w="3020"/>
+      <w:gridCol w:w="3020"/>
+      <w:gridCol w:w="3020"/>
+    </w:tblGrid>
+    <w:tr>
+      <w:trPr>
+        <w:trHeight w:val="300"/>
+      </w:trPr>
+      <w:tc>
+        <w:tcPr>
+          <w:tcW w:w="3020" w:type="dxa"/>
+        </w:tcPr>
+        <w:p>
+          <w:pPr>
+            <w:pStyle w:val="Cabealho"/>
+            <w:ind w:left="-115"/>
+            <w:jc w:val="left"/>
+          </w:pPr>
+        </w:p>
+      </w:tc>
+      <w:tc>
+        <w:tcPr>
+          <w:tcW w:w="3020" w:type="dxa"/>
+        </w:tcPr>
+        <w:p>
+          <w:pPr>
+            <w:pStyle w:val="Cabealho"/>
+            <w:jc w:val="center"/>
+          </w:pPr>
+        </w:p>
+      </w:tc>
+      <w:tc>
+        <w:tcPr>
+          <w:tcW w:w="3020" w:type="dxa"/>
+        </w:tcPr>
+        <w:p>
+          <w:pPr>
+            <w:pStyle w:val="Cabealho"/>
+            <w:ind w:right="-115"/>
+          </w:pPr>
+        </w:p>
+      </w:tc>
+    </w:tr>
+  </w:tbl>
+  <w:p>
+    <w:pPr>
+      <w:pStyle w:val="Rodap"/>
+    </w:pPr>
+  </w:p>
+</w:ftr>
+</file>
+
 <file path=word/footnotes.xml><?xml version="1.0" encoding="utf-8"?>
-<w:footnotes xmlns:wpc="http://schemas.microsoft.com/office/word/2010/wordprocessingCanvas" xmlns:cx="http://schemas.microsoft.com/office/drawing/2014/chartex" xmlns:cx1="http://schemas.microsoft.com/office/drawing/2015/9/8/chartex" xmlns:cx2="http://schemas.microsoft.com/office/drawing/2015/10/21/chartex" xmlns:cx3="http://schemas.microsoft.com/office/drawing/2016/5/9/chartex" xmlns:cx4="http://schemas.microsoft.com/office/drawing/2016/5/10/chartex" xmlns:cx5="http://schemas.microsoft.com/office/drawing/2016/5/11/chartex" xmlns:cx6="http://schemas.microsoft.com/office/drawing/2016/5/12/chartex" xmlns:cx7="http://schemas.microsoft.com/office/drawing/2016/5/13/chartex" xmlns:cx8="http://schemas.microsoft.com/office/drawing/2016/5/14/chartex" xmlns:mc="http://schemas.openxmlformats.org/markup-compatibility/2006" xmlns:aink="http://schemas.microsoft.com/office/drawing/2016/ink" xmlns:am3d="http://schemas.microsoft.com/office/drawing/2017/model3d" xmlns:o="urn:schemas-microsoft-com:office:office" xmlns:oel="http://schemas.microsoft.com/office/2019/extlst" xmlns:r="http://schemas.openxmlformats.org/officeDocument/2006/relationships" xmlns:m="http://schemas.openxmlformats.org/officeDocument/2006/math" xmlns:v="urn:schemas-microsoft-com:vml" xmlns:wp14="http://schemas.microsoft.com/office/word/2010/wordprocessingDrawing" xmlns:wp="http://schemas.openxmlformats.org/drawingml/2006/wordprocessingDrawing" xmlns:w10="urn:schemas-microsoft-com:office:word" xmlns:w="http://schemas.openxmlformats.org/wordprocessingml/2006/main" xmlns:w14="http://schemas.microsoft.com/office/word/2010/wordml" xmlns:w15="http://schemas.microsoft.com/office/word/2012/wordml" xmlns:w16cex="http://schemas.microsoft.com/office/word/2018/wordml/cex" xmlns:w16cid="http://schemas.microsoft.com/office/word/2016/wordml/cid" xmlns:w16="http://schemas.microsoft.com/office/word/2018/wordml" xmlns:w16sdtdh="http://schemas.microsoft.com/office/word/2020/wordml/sdtdatahash" xmlns:w16se="http://schemas.microsoft.com/office/word/2015/wordml/symex" xmlns:wpg="http://schemas.microsoft.com/office/word/2010/wordprocessingGroup" xmlns:wpi="http://schemas.microsoft.com/office/word/2010/wordprocessingInk" xmlns:wne="http://schemas.microsoft.com/office/word/2006/wordml" xmlns:wps="http://schemas.microsoft.com/office/word/2010/wordprocessingShape" mc:Ignorable="w14 w15 w16se w16cid w16 w16cex w16sdtdh wp14">
+<w:footnotes xmlns:wpc="http://schemas.microsoft.com/office/word/2010/wordprocessingCanvas" xmlns:cx="http://schemas.microsoft.com/office/drawing/2014/chartex" xmlns:cx1="http://schemas.microsoft.com/office/drawing/2015/9/8/chartex" xmlns:cx2="http://schemas.microsoft.com/office/drawing/2015/10/21/chartex" xmlns:cx3="http://schemas.microsoft.com/office/drawing/2016/5/9/chartex" xmlns:cx4="http://schemas.microsoft.com/office/drawing/2016/5/10/chartex" xmlns:cx5="http://schemas.microsoft.com/office/drawing/2016/5/11/chartex" xmlns:cx6="http://schemas.microsoft.com/office/drawing/2016/5/12/chartex" xmlns:cx7="http://schemas.microsoft.com/office/drawing/2016/5/13/chartex" xmlns:cx8="http://schemas.microsoft.com/office/drawing/2016/5/14/chartex" xmlns:mc="http://schemas.openxmlformats.org/markup-compatibility/2006" xmlns:aink="http://schemas.microsoft.com/office/drawing/2016/ink" xmlns:am3d="http://schemas.microsoft.com/office/drawing/2017/model3d" xmlns:o="urn:schemas-microsoft-com:office:office" xmlns:oel="http://schemas.microsoft.com/office/2019/extlst" xmlns:r="http://schemas.openxmlformats.org/officeDocument/2006/relationships" xmlns:m="http://schemas.openxmlformats.org/officeDocument/2006/math" xmlns:v="urn:schemas-microsoft-com:vml" xmlns:wp14="http://schemas.microsoft.com/office/word/2010/wordprocessingDrawing" xmlns:wp="http://schemas.openxmlformats.org/drawingml/2006/wordprocessingDrawing" xmlns:w10="urn:schemas-microsoft-com:office:word" xmlns:w="http://schemas.openxmlformats.org/wordprocessingml/2006/main" xmlns:w14="http://schemas.microsoft.com/office/word/2010/wordml" xmlns:w15="http://schemas.microsoft.com/office/word/2012/wordml" xmlns:w16cex="http://schemas.microsoft.com/office/word/2018/wordml/cex" xmlns:w16cid="http://schemas.microsoft.com/office/word/2016/wordml/cid" xmlns:w16="http://schemas.microsoft.com/office/word/2018/wordml" xmlns:w16du="http://schemas.microsoft.com/office/word/2023/wordml/word16du" xmlns:w16sdtdh="http://schemas.microsoft.com/office/word/2020/wordml/sdtdatahash" xmlns:w16sdtfl="http://schemas.microsoft.com/office/word/2024/wordml/sdtformatlock" xmlns:w16se="http://schemas.microsoft.com/office/word/2015/wordml/symex" xmlns:wpg="http://schemas.microsoft.com/office/word/2010/wordprocessingGroup" xmlns:wpi="http://schemas.microsoft.com/office/word/2010/wordprocessingInk" xmlns:wne="http://schemas.microsoft.com/office/word/2006/wordml" xmlns:wps="http://schemas.microsoft.com/office/word/2010/wordprocessingShape" mc:Ignorable="w14 w15 w16se w16cid w16 w16cex w16sdtdh w16sdtfl w16du wp14">
   <w:footnote w:type="separator" w:id="-1">
     <w:p>
       <w:r>
@@ -3599,7 +4930,7 @@
 </file>
 
 <file path=word/header1.xml><?xml version="1.0" encoding="utf-8"?>
-<w:hdr xmlns:wpc="http://schemas.microsoft.com/office/word/2010/wordprocessingCanvas" xmlns:cx="http://schemas.microsoft.com/office/drawing/2014/chartex" xmlns:cx1="http://schemas.microsoft.com/office/drawing/2015/9/8/chartex" xmlns:cx2="http://schemas.microsoft.com/office/drawing/2015/10/21/chartex" xmlns:cx3="http://schemas.microsoft.com/office/drawing/2016/5/9/chartex" xmlns:cx4="http://schemas.microsoft.com/office/drawing/2016/5/10/chartex" xmlns:cx5="http://schemas.microsoft.com/office/drawing/2016/5/11/chartex" xmlns:cx6="http://schemas.microsoft.com/office/drawing/2016/5/12/chartex" xmlns:cx7="http://schemas.microsoft.com/office/drawing/2016/5/13/chartex" xmlns:cx8="http://schemas.microsoft.com/office/drawing/2016/5/14/chartex" xmlns:mc="http://schemas.openxmlformats.org/markup-compatibility/2006" xmlns:aink="http://schemas.microsoft.com/office/drawing/2016/ink" xmlns:am3d="http://schemas.microsoft.com/office/drawing/2017/model3d" xmlns:o="urn:schemas-microsoft-com:office:office" xmlns:oel="http://schemas.microsoft.com/office/2019/extlst" xmlns:r="http://schemas.openxmlformats.org/officeDocument/2006/relationships" xmlns:m="http://schemas.openxmlformats.org/officeDocument/2006/math" xmlns:v="urn:schemas-microsoft-com:vml" xmlns:wp14="http://schemas.microsoft.com/office/word/2010/wordprocessingDrawing" xmlns:wp="http://schemas.openxmlformats.org/drawingml/2006/wordprocessingDrawing" xmlns:w10="urn:schemas-microsoft-com:office:word" xmlns:w="http://schemas.openxmlformats.org/wordprocessingml/2006/main" xmlns:w14="http://schemas.microsoft.com/office/word/2010/wordml" xmlns:w15="http://schemas.microsoft.com/office/word/2012/wordml" xmlns:w16cex="http://schemas.microsoft.com/office/word/2018/wordml/cex" xmlns:w16cid="http://schemas.microsoft.com/office/word/2016/wordml/cid" xmlns:w16="http://schemas.microsoft.com/office/word/2018/wordml" xmlns:w16sdtdh="http://schemas.microsoft.com/office/word/2020/wordml/sdtdatahash" xmlns:w16se="http://schemas.microsoft.com/office/word/2015/wordml/symex" xmlns:wpg="http://schemas.microsoft.com/office/word/2010/wordprocessingGroup" xmlns:wpi="http://schemas.microsoft.com/office/word/2010/wordprocessingInk" xmlns:wne="http://schemas.microsoft.com/office/word/2006/wordml" xmlns:wps="http://schemas.microsoft.com/office/word/2010/wordprocessingShape" mc:Ignorable="w14 w15 w16se w16cid w16 w16cex w16sdtdh wp14">
+<w:hdr xmlns:wpc="http://schemas.microsoft.com/office/word/2010/wordprocessingCanvas" xmlns:cx="http://schemas.microsoft.com/office/drawing/2014/chartex" xmlns:cx1="http://schemas.microsoft.com/office/drawing/2015/9/8/chartex" xmlns:cx2="http://schemas.microsoft.com/office/drawing/2015/10/21/chartex" xmlns:cx3="http://schemas.microsoft.com/office/drawing/2016/5/9/chartex" xmlns:cx4="http://schemas.microsoft.com/office/drawing/2016/5/10/chartex" xmlns:cx5="http://schemas.microsoft.com/office/drawing/2016/5/11/chartex" xmlns:cx6="http://schemas.microsoft.com/office/drawing/2016/5/12/chartex" xmlns:cx7="http://schemas.microsoft.com/office/drawing/2016/5/13/chartex" xmlns:cx8="http://schemas.microsoft.com/office/drawing/2016/5/14/chartex" xmlns:mc="http://schemas.openxmlformats.org/markup-compatibility/2006" xmlns:aink="http://schemas.microsoft.com/office/drawing/2016/ink" xmlns:am3d="http://schemas.microsoft.com/office/drawing/2017/model3d" xmlns:o="urn:schemas-microsoft-com:office:office" xmlns:oel="http://schemas.microsoft.com/office/2019/extlst" xmlns:r="http://schemas.openxmlformats.org/officeDocument/2006/relationships" xmlns:m="http://schemas.openxmlformats.org/officeDocument/2006/math" xmlns:v="urn:schemas-microsoft-com:vml" xmlns:wp14="http://schemas.microsoft.com/office/word/2010/wordprocessingDrawing" xmlns:wp="http://schemas.openxmlformats.org/drawingml/2006/wordprocessingDrawing" xmlns:w10="urn:schemas-microsoft-com:office:word" xmlns:w="http://schemas.openxmlformats.org/wordprocessingml/2006/main" xmlns:w14="http://schemas.microsoft.com/office/word/2010/wordml" xmlns:w15="http://schemas.microsoft.com/office/word/2012/wordml" xmlns:w16cex="http://schemas.microsoft.com/office/word/2018/wordml/cex" xmlns:w16cid="http://schemas.microsoft.com/office/word/2016/wordml/cid" xmlns:w16="http://schemas.microsoft.com/office/word/2018/wordml" xmlns:w16du="http://schemas.microsoft.com/office/word/2023/wordml/word16du" xmlns:w16sdtdh="http://schemas.microsoft.com/office/word/2020/wordml/sdtdatahash" xmlns:w16sdtfl="http://schemas.microsoft.com/office/word/2024/wordml/sdtformatlock" xmlns:w16se="http://schemas.microsoft.com/office/word/2015/wordml/symex" xmlns:wpg="http://schemas.microsoft.com/office/word/2010/wordprocessingGroup" xmlns:wpi="http://schemas.microsoft.com/office/word/2010/wordprocessingInk" xmlns:wne="http://schemas.microsoft.com/office/word/2006/wordml" xmlns:wps="http://schemas.microsoft.com/office/word/2010/wordprocessingShape" mc:Ignorable="w14 w15 w16se w16cid w16 w16cex w16sdtdh w16sdtfl w16du wp14">
   <w:p>
     <w:pPr>
       <w:pStyle w:val="Cabealho"/>
@@ -3650,7 +4981,33 @@
 </file>
 
 <file path=word/header10.xml><?xml version="1.0" encoding="utf-8"?>
-<w:hdr xmlns:wpc="http://schemas.microsoft.com/office/word/2010/wordprocessingCanvas" xmlns:cx="http://schemas.microsoft.com/office/drawing/2014/chartex" xmlns:cx1="http://schemas.microsoft.com/office/drawing/2015/9/8/chartex" xmlns:cx2="http://schemas.microsoft.com/office/drawing/2015/10/21/chartex" xmlns:cx3="http://schemas.microsoft.com/office/drawing/2016/5/9/chartex" xmlns:cx4="http://schemas.microsoft.com/office/drawing/2016/5/10/chartex" xmlns:cx5="http://schemas.microsoft.com/office/drawing/2016/5/11/chartex" xmlns:cx6="http://schemas.microsoft.com/office/drawing/2016/5/12/chartex" xmlns:cx7="http://schemas.microsoft.com/office/drawing/2016/5/13/chartex" xmlns:cx8="http://schemas.microsoft.com/office/drawing/2016/5/14/chartex" xmlns:mc="http://schemas.openxmlformats.org/markup-compatibility/2006" xmlns:aink="http://schemas.microsoft.com/office/drawing/2016/ink" xmlns:am3d="http://schemas.microsoft.com/office/drawing/2017/model3d" xmlns:o="urn:schemas-microsoft-com:office:office" xmlns:oel="http://schemas.microsoft.com/office/2019/extlst" xmlns:r="http://schemas.openxmlformats.org/officeDocument/2006/relationships" xmlns:m="http://schemas.openxmlformats.org/officeDocument/2006/math" xmlns:v="urn:schemas-microsoft-com:vml" xmlns:wp14="http://schemas.microsoft.com/office/word/2010/wordprocessingDrawing" xmlns:wp="http://schemas.openxmlformats.org/drawingml/2006/wordprocessingDrawing" xmlns:w10="urn:schemas-microsoft-com:office:word" xmlns:w="http://schemas.openxmlformats.org/wordprocessingml/2006/main" xmlns:w14="http://schemas.microsoft.com/office/word/2010/wordml" xmlns:w15="http://schemas.microsoft.com/office/word/2012/wordml" xmlns:w16cex="http://schemas.microsoft.com/office/word/2018/wordml/cex" xmlns:w16cid="http://schemas.microsoft.com/office/word/2016/wordml/cid" xmlns:w16="http://schemas.microsoft.com/office/word/2018/wordml" xmlns:w16sdtdh="http://schemas.microsoft.com/office/word/2020/wordml/sdtdatahash" xmlns:w16se="http://schemas.microsoft.com/office/word/2015/wordml/symex" xmlns:wpg="http://schemas.microsoft.com/office/word/2010/wordprocessingGroup" xmlns:wpi="http://schemas.microsoft.com/office/word/2010/wordprocessingInk" xmlns:wne="http://schemas.microsoft.com/office/word/2006/wordml" xmlns:wps="http://schemas.microsoft.com/office/word/2010/wordprocessingShape" mc:Ignorable="w14 w15 w16se w16cid w16 w16cex w16sdtdh wp14">
+<w:hdr xmlns:wpc="http://schemas.microsoft.com/office/word/2010/wordprocessingCanvas" xmlns:cx="http://schemas.microsoft.com/office/drawing/2014/chartex" xmlns:cx1="http://schemas.microsoft.com/office/drawing/2015/9/8/chartex" xmlns:cx2="http://schemas.microsoft.com/office/drawing/2015/10/21/chartex" xmlns:cx3="http://schemas.microsoft.com/office/drawing/2016/5/9/chartex" xmlns:cx4="http://schemas.microsoft.com/office/drawing/2016/5/10/chartex" xmlns:cx5="http://schemas.microsoft.com/office/drawing/2016/5/11/chartex" xmlns:cx6="http://schemas.microsoft.com/office/drawing/2016/5/12/chartex" xmlns:cx7="http://schemas.microsoft.com/office/drawing/2016/5/13/chartex" xmlns:cx8="http://schemas.microsoft.com/office/drawing/2016/5/14/chartex" xmlns:mc="http://schemas.openxmlformats.org/markup-compatibility/2006" xmlns:aink="http://schemas.microsoft.com/office/drawing/2016/ink" xmlns:am3d="http://schemas.microsoft.com/office/drawing/2017/model3d" xmlns:o="urn:schemas-microsoft-com:office:office" xmlns:oel="http://schemas.microsoft.com/office/2019/extlst" xmlns:r="http://schemas.openxmlformats.org/officeDocument/2006/relationships" xmlns:m="http://schemas.openxmlformats.org/officeDocument/2006/math" xmlns:v="urn:schemas-microsoft-com:vml" xmlns:wp14="http://schemas.microsoft.com/office/word/2010/wordprocessingDrawing" xmlns:wp="http://schemas.openxmlformats.org/drawingml/2006/wordprocessingDrawing" xmlns:w10="urn:schemas-microsoft-com:office:word" xmlns:w="http://schemas.openxmlformats.org/wordprocessingml/2006/main" xmlns:w14="http://schemas.microsoft.com/office/word/2010/wordml" xmlns:w15="http://schemas.microsoft.com/office/word/2012/wordml" xmlns:w16cex="http://schemas.microsoft.com/office/word/2018/wordml/cex" xmlns:w16cid="http://schemas.microsoft.com/office/word/2016/wordml/cid" xmlns:w16="http://schemas.microsoft.com/office/word/2018/wordml" xmlns:w16du="http://schemas.microsoft.com/office/word/2023/wordml/word16du" xmlns:w16sdtdh="http://schemas.microsoft.com/office/word/2020/wordml/sdtdatahash" xmlns:w16sdtfl="http://schemas.microsoft.com/office/word/2024/wordml/sdtformatlock" xmlns:w16se="http://schemas.microsoft.com/office/word/2015/wordml/symex" xmlns:wpg="http://schemas.microsoft.com/office/word/2010/wordprocessingGroup" xmlns:wpi="http://schemas.microsoft.com/office/word/2010/wordprocessingInk" xmlns:wne="http://schemas.microsoft.com/office/word/2006/wordml" xmlns:wps="http://schemas.microsoft.com/office/word/2010/wordprocessingShape" mc:Ignorable="w14 w15 w16se w16cid w16 w16cex w16sdtdh w16sdtfl w16du wp14">
+  <w:p>
+    <w:pPr>
+      <w:pStyle w:val="Cabealho"/>
+    </w:pPr>
+    <w:r>
+      <w:t>v</w:t>
+    </w:r>
+  </w:p>
+</w:hdr>
+</file>
+
+<file path=word/header11.xml><?xml version="1.0" encoding="utf-8"?>
+<w:hdr xmlns:wpc="http://schemas.microsoft.com/office/word/2010/wordprocessingCanvas" xmlns:cx="http://schemas.microsoft.com/office/drawing/2014/chartex" xmlns:cx1="http://schemas.microsoft.com/office/drawing/2015/9/8/chartex" xmlns:cx2="http://schemas.microsoft.com/office/drawing/2015/10/21/chartex" xmlns:cx3="http://schemas.microsoft.com/office/drawing/2016/5/9/chartex" xmlns:cx4="http://schemas.microsoft.com/office/drawing/2016/5/10/chartex" xmlns:cx5="http://schemas.microsoft.com/office/drawing/2016/5/11/chartex" xmlns:cx6="http://schemas.microsoft.com/office/drawing/2016/5/12/chartex" xmlns:cx7="http://schemas.microsoft.com/office/drawing/2016/5/13/chartex" xmlns:cx8="http://schemas.microsoft.com/office/drawing/2016/5/14/chartex" xmlns:mc="http://schemas.openxmlformats.org/markup-compatibility/2006" xmlns:aink="http://schemas.microsoft.com/office/drawing/2016/ink" xmlns:am3d="http://schemas.microsoft.com/office/drawing/2017/model3d" xmlns:o="urn:schemas-microsoft-com:office:office" xmlns:oel="http://schemas.microsoft.com/office/2019/extlst" xmlns:r="http://schemas.openxmlformats.org/officeDocument/2006/relationships" xmlns:m="http://schemas.openxmlformats.org/officeDocument/2006/math" xmlns:v="urn:schemas-microsoft-com:vml" xmlns:wp14="http://schemas.microsoft.com/office/word/2010/wordprocessingDrawing" xmlns:wp="http://schemas.openxmlformats.org/drawingml/2006/wordprocessingDrawing" xmlns:w10="urn:schemas-microsoft-com:office:word" xmlns:w="http://schemas.openxmlformats.org/wordprocessingml/2006/main" xmlns:w14="http://schemas.microsoft.com/office/word/2010/wordml" xmlns:w15="http://schemas.microsoft.com/office/word/2012/wordml" xmlns:w16cex="http://schemas.microsoft.com/office/word/2018/wordml/cex" xmlns:w16cid="http://schemas.microsoft.com/office/word/2016/wordml/cid" xmlns:w16="http://schemas.microsoft.com/office/word/2018/wordml" xmlns:w16du="http://schemas.microsoft.com/office/word/2023/wordml/word16du" xmlns:w16sdtdh="http://schemas.microsoft.com/office/word/2020/wordml/sdtdatahash" xmlns:w16sdtfl="http://schemas.microsoft.com/office/word/2024/wordml/sdtformatlock" xmlns:w16se="http://schemas.microsoft.com/office/word/2015/wordml/symex" xmlns:wpg="http://schemas.microsoft.com/office/word/2010/wordprocessingGroup" xmlns:wpi="http://schemas.microsoft.com/office/word/2010/wordprocessingInk" xmlns:wne="http://schemas.microsoft.com/office/word/2006/wordml" xmlns:wps="http://schemas.microsoft.com/office/word/2010/wordprocessingShape" mc:Ignorable="w14 w15 w16se w16cid w16 w16cex w16sdtdh w16sdtfl w16du wp14">
+  <w:p>
+    <w:pPr>
+      <w:pStyle w:val="Cabealho"/>
+    </w:pPr>
+    <w:r>
+      <w:t>vi</w:t>
+    </w:r>
+  </w:p>
+</w:hdr>
+</file>
+
+<file path=word/header12.xml><?xml version="1.0" encoding="utf-8"?>
+<w:hdr xmlns:wpc="http://schemas.microsoft.com/office/word/2010/wordprocessingCanvas" xmlns:cx="http://schemas.microsoft.com/office/drawing/2014/chartex" xmlns:cx1="http://schemas.microsoft.com/office/drawing/2015/9/8/chartex" xmlns:cx2="http://schemas.microsoft.com/office/drawing/2015/10/21/chartex" xmlns:cx3="http://schemas.microsoft.com/office/drawing/2016/5/9/chartex" xmlns:cx4="http://schemas.microsoft.com/office/drawing/2016/5/10/chartex" xmlns:cx5="http://schemas.microsoft.com/office/drawing/2016/5/11/chartex" xmlns:cx6="http://schemas.microsoft.com/office/drawing/2016/5/12/chartex" xmlns:cx7="http://schemas.microsoft.com/office/drawing/2016/5/13/chartex" xmlns:cx8="http://schemas.microsoft.com/office/drawing/2016/5/14/chartex" xmlns:mc="http://schemas.openxmlformats.org/markup-compatibility/2006" xmlns:aink="http://schemas.microsoft.com/office/drawing/2016/ink" xmlns:am3d="http://schemas.microsoft.com/office/drawing/2017/model3d" xmlns:o="urn:schemas-microsoft-com:office:office" xmlns:oel="http://schemas.microsoft.com/office/2019/extlst" xmlns:r="http://schemas.openxmlformats.org/officeDocument/2006/relationships" xmlns:m="http://schemas.openxmlformats.org/officeDocument/2006/math" xmlns:v="urn:schemas-microsoft-com:vml" xmlns:wp14="http://schemas.microsoft.com/office/word/2010/wordprocessingDrawing" xmlns:wp="http://schemas.openxmlformats.org/drawingml/2006/wordprocessingDrawing" xmlns:w10="urn:schemas-microsoft-com:office:word" xmlns:w="http://schemas.openxmlformats.org/wordprocessingml/2006/main" xmlns:w14="http://schemas.microsoft.com/office/word/2010/wordml" xmlns:w15="http://schemas.microsoft.com/office/word/2012/wordml" xmlns:w16cex="http://schemas.microsoft.com/office/word/2018/wordml/cex" xmlns:w16cid="http://schemas.microsoft.com/office/word/2016/wordml/cid" xmlns:w16="http://schemas.microsoft.com/office/word/2018/wordml" xmlns:w16du="http://schemas.microsoft.com/office/word/2023/wordml/word16du" xmlns:w16sdtdh="http://schemas.microsoft.com/office/word/2020/wordml/sdtdatahash" xmlns:w16sdtfl="http://schemas.microsoft.com/office/word/2024/wordml/sdtformatlock" xmlns:w16se="http://schemas.microsoft.com/office/word/2015/wordml/symex" xmlns:wpg="http://schemas.microsoft.com/office/word/2010/wordprocessingGroup" xmlns:wpi="http://schemas.microsoft.com/office/word/2010/wordprocessingInk" xmlns:wne="http://schemas.microsoft.com/office/word/2006/wordml" xmlns:wps="http://schemas.microsoft.com/office/word/2010/wordprocessingShape" mc:Ignorable="w14 w15 w16se w16cid w16 w16cex w16sdtdh w16sdtfl w16du wp14">
   <w:p>
     <w:pPr>
       <w:pStyle w:val="Cabealho"/>
@@ -3659,14 +5016,12 @@
         <w:rStyle w:val="Nmerodepgina"/>
       </w:rPr>
     </w:pPr>
-    <w:proofErr w:type="spellStart"/>
     <w:r>
       <w:rPr>
         <w:rStyle w:val="Nmerodepgina"/>
       </w:rPr>
       <w:t>viii</w:t>
     </w:r>
-    <w:proofErr w:type="spellEnd"/>
   </w:p>
   <w:p>
     <w:pPr>
@@ -3692,23 +5047,21 @@
 </w:hdr>
 </file>
 
-<file path=word/header11.xml><?xml version="1.0" encoding="utf-8"?>
-<w:hdr xmlns:wpc="http://schemas.microsoft.com/office/word/2010/wordprocessingCanvas" xmlns:cx="http://schemas.microsoft.com/office/drawing/2014/chartex" xmlns:cx1="http://schemas.microsoft.com/office/drawing/2015/9/8/chartex" xmlns:cx2="http://schemas.microsoft.com/office/drawing/2015/10/21/chartex" xmlns:cx3="http://schemas.microsoft.com/office/drawing/2016/5/9/chartex" xmlns:cx4="http://schemas.microsoft.com/office/drawing/2016/5/10/chartex" xmlns:cx5="http://schemas.microsoft.com/office/drawing/2016/5/11/chartex" xmlns:cx6="http://schemas.microsoft.com/office/drawing/2016/5/12/chartex" xmlns:cx7="http://schemas.microsoft.com/office/drawing/2016/5/13/chartex" xmlns:cx8="http://schemas.microsoft.com/office/drawing/2016/5/14/chartex" xmlns:mc="http://schemas.openxmlformats.org/markup-compatibility/2006" xmlns:aink="http://schemas.microsoft.com/office/drawing/2016/ink" xmlns:am3d="http://schemas.microsoft.com/office/drawing/2017/model3d" xmlns:o="urn:schemas-microsoft-com:office:office" xmlns:oel="http://schemas.microsoft.com/office/2019/extlst" xmlns:r="http://schemas.openxmlformats.org/officeDocument/2006/relationships" xmlns:m="http://schemas.openxmlformats.org/officeDocument/2006/math" xmlns:v="urn:schemas-microsoft-com:vml" xmlns:wp14="http://schemas.microsoft.com/office/word/2010/wordprocessingDrawing" xmlns:wp="http://schemas.openxmlformats.org/drawingml/2006/wordprocessingDrawing" xmlns:w10="urn:schemas-microsoft-com:office:word" xmlns:w="http://schemas.openxmlformats.org/wordprocessingml/2006/main" xmlns:w14="http://schemas.microsoft.com/office/word/2010/wordml" xmlns:w15="http://schemas.microsoft.com/office/word/2012/wordml" xmlns:w16cex="http://schemas.microsoft.com/office/word/2018/wordml/cex" xmlns:w16cid="http://schemas.microsoft.com/office/word/2016/wordml/cid" xmlns:w16="http://schemas.microsoft.com/office/word/2018/wordml" xmlns:w16sdtdh="http://schemas.microsoft.com/office/word/2020/wordml/sdtdatahash" xmlns:w16se="http://schemas.microsoft.com/office/word/2015/wordml/symex" xmlns:wpg="http://schemas.microsoft.com/office/word/2010/wordprocessingGroup" xmlns:wpi="http://schemas.microsoft.com/office/word/2010/wordprocessingInk" xmlns:wne="http://schemas.microsoft.com/office/word/2006/wordml" xmlns:wps="http://schemas.microsoft.com/office/word/2010/wordprocessingShape" mc:Ignorable="w14 w15 w16se w16cid w16 w16cex w16sdtdh wp14">
+<file path=word/header13.xml><?xml version="1.0" encoding="utf-8"?>
+<w:hdr xmlns:wpc="http://schemas.microsoft.com/office/word/2010/wordprocessingCanvas" xmlns:cx="http://schemas.microsoft.com/office/drawing/2014/chartex" xmlns:cx1="http://schemas.microsoft.com/office/drawing/2015/9/8/chartex" xmlns:cx2="http://schemas.microsoft.com/office/drawing/2015/10/21/chartex" xmlns:cx3="http://schemas.microsoft.com/office/drawing/2016/5/9/chartex" xmlns:cx4="http://schemas.microsoft.com/office/drawing/2016/5/10/chartex" xmlns:cx5="http://schemas.microsoft.com/office/drawing/2016/5/11/chartex" xmlns:cx6="http://schemas.microsoft.com/office/drawing/2016/5/12/chartex" xmlns:cx7="http://schemas.microsoft.com/office/drawing/2016/5/13/chartex" xmlns:cx8="http://schemas.microsoft.com/office/drawing/2016/5/14/chartex" xmlns:mc="http://schemas.openxmlformats.org/markup-compatibility/2006" xmlns:aink="http://schemas.microsoft.com/office/drawing/2016/ink" xmlns:am3d="http://schemas.microsoft.com/office/drawing/2017/model3d" xmlns:o="urn:schemas-microsoft-com:office:office" xmlns:oel="http://schemas.microsoft.com/office/2019/extlst" xmlns:r="http://schemas.openxmlformats.org/officeDocument/2006/relationships" xmlns:m="http://schemas.openxmlformats.org/officeDocument/2006/math" xmlns:v="urn:schemas-microsoft-com:vml" xmlns:wp14="http://schemas.microsoft.com/office/word/2010/wordprocessingDrawing" xmlns:wp="http://schemas.openxmlformats.org/drawingml/2006/wordprocessingDrawing" xmlns:w10="urn:schemas-microsoft-com:office:word" xmlns:w="http://schemas.openxmlformats.org/wordprocessingml/2006/main" xmlns:w14="http://schemas.microsoft.com/office/word/2010/wordml" xmlns:w15="http://schemas.microsoft.com/office/word/2012/wordml" xmlns:w16cex="http://schemas.microsoft.com/office/word/2018/wordml/cex" xmlns:w16cid="http://schemas.microsoft.com/office/word/2016/wordml/cid" xmlns:w16="http://schemas.microsoft.com/office/word/2018/wordml" xmlns:w16du="http://schemas.microsoft.com/office/word/2023/wordml/word16du" xmlns:w16sdtdh="http://schemas.microsoft.com/office/word/2020/wordml/sdtdatahash" xmlns:w16sdtfl="http://schemas.microsoft.com/office/word/2024/wordml/sdtformatlock" xmlns:w16se="http://schemas.microsoft.com/office/word/2015/wordml/symex" xmlns:wpg="http://schemas.microsoft.com/office/word/2010/wordprocessingGroup" xmlns:wpi="http://schemas.microsoft.com/office/word/2010/wordprocessingInk" xmlns:wne="http://schemas.microsoft.com/office/word/2006/wordml" xmlns:wps="http://schemas.microsoft.com/office/word/2010/wordprocessingShape" mc:Ignorable="w14 w15 w16se w16cid w16 w16cex w16sdtdh w16sdtfl w16du wp14">
   <w:p>
     <w:pPr>
       <w:pStyle w:val="Cabealho"/>
     </w:pPr>
-    <w:proofErr w:type="spellStart"/>
     <w:r>
       <w:t>vii</w:t>
     </w:r>
-    <w:proofErr w:type="spellEnd"/>
   </w:p>
 </w:hdr>
 </file>
 
-<file path=word/header12.xml><?xml version="1.0" encoding="utf-8"?>
-<w:hdr xmlns:wpc="http://schemas.microsoft.com/office/word/2010/wordprocessingCanvas" xmlns:cx="http://schemas.microsoft.com/office/drawing/2014/chartex" xmlns:cx1="http://schemas.microsoft.com/office/drawing/2015/9/8/chartex" xmlns:cx2="http://schemas.microsoft.com/office/drawing/2015/10/21/chartex" xmlns:cx3="http://schemas.microsoft.com/office/drawing/2016/5/9/chartex" xmlns:cx4="http://schemas.microsoft.com/office/drawing/2016/5/10/chartex" xmlns:cx5="http://schemas.microsoft.com/office/drawing/2016/5/11/chartex" xmlns:cx6="http://schemas.microsoft.com/office/drawing/2016/5/12/chartex" xmlns:cx7="http://schemas.microsoft.com/office/drawing/2016/5/13/chartex" xmlns:cx8="http://schemas.microsoft.com/office/drawing/2016/5/14/chartex" xmlns:mc="http://schemas.openxmlformats.org/markup-compatibility/2006" xmlns:aink="http://schemas.microsoft.com/office/drawing/2016/ink" xmlns:am3d="http://schemas.microsoft.com/office/drawing/2017/model3d" xmlns:o="urn:schemas-microsoft-com:office:office" xmlns:oel="http://schemas.microsoft.com/office/2019/extlst" xmlns:r="http://schemas.openxmlformats.org/officeDocument/2006/relationships" xmlns:m="http://schemas.openxmlformats.org/officeDocument/2006/math" xmlns:v="urn:schemas-microsoft-com:vml" xmlns:wp14="http://schemas.microsoft.com/office/word/2010/wordprocessingDrawing" xmlns:wp="http://schemas.openxmlformats.org/drawingml/2006/wordprocessingDrawing" xmlns:w10="urn:schemas-microsoft-com:office:word" xmlns:w="http://schemas.openxmlformats.org/wordprocessingml/2006/main" xmlns:w14="http://schemas.microsoft.com/office/word/2010/wordml" xmlns:w15="http://schemas.microsoft.com/office/word/2012/wordml" xmlns:w16cex="http://schemas.microsoft.com/office/word/2018/wordml/cex" xmlns:w16cid="http://schemas.microsoft.com/office/word/2016/wordml/cid" xmlns:w16="http://schemas.microsoft.com/office/word/2018/wordml" xmlns:w16sdtdh="http://schemas.microsoft.com/office/word/2020/wordml/sdtdatahash" xmlns:w16se="http://schemas.microsoft.com/office/word/2015/wordml/symex" xmlns:wpg="http://schemas.microsoft.com/office/word/2010/wordprocessingGroup" xmlns:wpi="http://schemas.microsoft.com/office/word/2010/wordprocessingInk" xmlns:wne="http://schemas.microsoft.com/office/word/2006/wordml" xmlns:wps="http://schemas.microsoft.com/office/word/2010/wordprocessingShape" mc:Ignorable="w14 w15 w16se w16cid w16 w16cex w16sdtdh wp14">
+<file path=word/header14.xml><?xml version="1.0" encoding="utf-8"?>
+<w:hdr xmlns:wpc="http://schemas.microsoft.com/office/word/2010/wordprocessingCanvas" xmlns:cx="http://schemas.microsoft.com/office/drawing/2014/chartex" xmlns:cx1="http://schemas.microsoft.com/office/drawing/2015/9/8/chartex" xmlns:cx2="http://schemas.microsoft.com/office/drawing/2015/10/21/chartex" xmlns:cx3="http://schemas.microsoft.com/office/drawing/2016/5/9/chartex" xmlns:cx4="http://schemas.microsoft.com/office/drawing/2016/5/10/chartex" xmlns:cx5="http://schemas.microsoft.com/office/drawing/2016/5/11/chartex" xmlns:cx6="http://schemas.microsoft.com/office/drawing/2016/5/12/chartex" xmlns:cx7="http://schemas.microsoft.com/office/drawing/2016/5/13/chartex" xmlns:cx8="http://schemas.microsoft.com/office/drawing/2016/5/14/chartex" xmlns:mc="http://schemas.openxmlformats.org/markup-compatibility/2006" xmlns:aink="http://schemas.microsoft.com/office/drawing/2016/ink" xmlns:am3d="http://schemas.microsoft.com/office/drawing/2017/model3d" xmlns:o="urn:schemas-microsoft-com:office:office" xmlns:oel="http://schemas.microsoft.com/office/2019/extlst" xmlns:r="http://schemas.openxmlformats.org/officeDocument/2006/relationships" xmlns:m="http://schemas.openxmlformats.org/officeDocument/2006/math" xmlns:v="urn:schemas-microsoft-com:vml" xmlns:wp14="http://schemas.microsoft.com/office/word/2010/wordprocessingDrawing" xmlns:wp="http://schemas.openxmlformats.org/drawingml/2006/wordprocessingDrawing" xmlns:w10="urn:schemas-microsoft-com:office:word" xmlns:w="http://schemas.openxmlformats.org/wordprocessingml/2006/main" xmlns:w14="http://schemas.microsoft.com/office/word/2010/wordml" xmlns:w15="http://schemas.microsoft.com/office/word/2012/wordml" xmlns:w16cex="http://schemas.microsoft.com/office/word/2018/wordml/cex" xmlns:w16cid="http://schemas.microsoft.com/office/word/2016/wordml/cid" xmlns:w16="http://schemas.microsoft.com/office/word/2018/wordml" xmlns:w16du="http://schemas.microsoft.com/office/word/2023/wordml/word16du" xmlns:w16sdtdh="http://schemas.microsoft.com/office/word/2020/wordml/sdtdatahash" xmlns:w16sdtfl="http://schemas.microsoft.com/office/word/2024/wordml/sdtformatlock" xmlns:w16se="http://schemas.microsoft.com/office/word/2015/wordml/symex" xmlns:wpg="http://schemas.microsoft.com/office/word/2010/wordprocessingGroup" xmlns:wpi="http://schemas.microsoft.com/office/word/2010/wordprocessingInk" xmlns:wne="http://schemas.microsoft.com/office/word/2006/wordml" xmlns:wps="http://schemas.microsoft.com/office/word/2010/wordprocessingShape" mc:Ignorable="w14 w15 w16se w16cid w16 w16cex w16sdtdh w16sdtfl w16du wp14">
   <w:p>
     <w:pPr>
       <w:pStyle w:val="Cabealho"/>
@@ -3774,7 +5127,7 @@
 </file>
 
 <file path=word/header2.xml><?xml version="1.0" encoding="utf-8"?>
-<w:hdr xmlns:wpc="http://schemas.microsoft.com/office/word/2010/wordprocessingCanvas" xmlns:cx="http://schemas.microsoft.com/office/drawing/2014/chartex" xmlns:cx1="http://schemas.microsoft.com/office/drawing/2015/9/8/chartex" xmlns:cx2="http://schemas.microsoft.com/office/drawing/2015/10/21/chartex" xmlns:cx3="http://schemas.microsoft.com/office/drawing/2016/5/9/chartex" xmlns:cx4="http://schemas.microsoft.com/office/drawing/2016/5/10/chartex" xmlns:cx5="http://schemas.microsoft.com/office/drawing/2016/5/11/chartex" xmlns:cx6="http://schemas.microsoft.com/office/drawing/2016/5/12/chartex" xmlns:cx7="http://schemas.microsoft.com/office/drawing/2016/5/13/chartex" xmlns:cx8="http://schemas.microsoft.com/office/drawing/2016/5/14/chartex" xmlns:mc="http://schemas.openxmlformats.org/markup-compatibility/2006" xmlns:aink="http://schemas.microsoft.com/office/drawing/2016/ink" xmlns:am3d="http://schemas.microsoft.com/office/drawing/2017/model3d" xmlns:o="urn:schemas-microsoft-com:office:office" xmlns:oel="http://schemas.microsoft.com/office/2019/extlst" xmlns:r="http://schemas.openxmlformats.org/officeDocument/2006/relationships" xmlns:m="http://schemas.openxmlformats.org/officeDocument/2006/math" xmlns:v="urn:schemas-microsoft-com:vml" xmlns:wp14="http://schemas.microsoft.com/office/word/2010/wordprocessingDrawing" xmlns:wp="http://schemas.openxmlformats.org/drawingml/2006/wordprocessingDrawing" xmlns:w10="urn:schemas-microsoft-com:office:word" xmlns:w="http://schemas.openxmlformats.org/wordprocessingml/2006/main" xmlns:w14="http://schemas.microsoft.com/office/word/2010/wordml" xmlns:w15="http://schemas.microsoft.com/office/word/2012/wordml" xmlns:w16cex="http://schemas.microsoft.com/office/word/2018/wordml/cex" xmlns:w16cid="http://schemas.microsoft.com/office/word/2016/wordml/cid" xmlns:w16="http://schemas.microsoft.com/office/word/2018/wordml" xmlns:w16sdtdh="http://schemas.microsoft.com/office/word/2020/wordml/sdtdatahash" xmlns:w16se="http://schemas.microsoft.com/office/word/2015/wordml/symex" xmlns:wpg="http://schemas.microsoft.com/office/word/2010/wordprocessingGroup" xmlns:wpi="http://schemas.microsoft.com/office/word/2010/wordprocessingInk" xmlns:wne="http://schemas.microsoft.com/office/word/2006/wordml" xmlns:wps="http://schemas.microsoft.com/office/word/2010/wordprocessingShape" mc:Ignorable="w14 w15 w16se w16cid w16 w16cex w16sdtdh wp14">
+<w:hdr xmlns:wpc="http://schemas.microsoft.com/office/word/2010/wordprocessingCanvas" xmlns:cx="http://schemas.microsoft.com/office/drawing/2014/chartex" xmlns:cx1="http://schemas.microsoft.com/office/drawing/2015/9/8/chartex" xmlns:cx2="http://schemas.microsoft.com/office/drawing/2015/10/21/chartex" xmlns:cx3="http://schemas.microsoft.com/office/drawing/2016/5/9/chartex" xmlns:cx4="http://schemas.microsoft.com/office/drawing/2016/5/10/chartex" xmlns:cx5="http://schemas.microsoft.com/office/drawing/2016/5/11/chartex" xmlns:cx6="http://schemas.microsoft.com/office/drawing/2016/5/12/chartex" xmlns:cx7="http://schemas.microsoft.com/office/drawing/2016/5/13/chartex" xmlns:cx8="http://schemas.microsoft.com/office/drawing/2016/5/14/chartex" xmlns:mc="http://schemas.openxmlformats.org/markup-compatibility/2006" xmlns:aink="http://schemas.microsoft.com/office/drawing/2016/ink" xmlns:am3d="http://schemas.microsoft.com/office/drawing/2017/model3d" xmlns:o="urn:schemas-microsoft-com:office:office" xmlns:oel="http://schemas.microsoft.com/office/2019/extlst" xmlns:r="http://schemas.openxmlformats.org/officeDocument/2006/relationships" xmlns:m="http://schemas.openxmlformats.org/officeDocument/2006/math" xmlns:v="urn:schemas-microsoft-com:vml" xmlns:wp14="http://schemas.microsoft.com/office/word/2010/wordprocessingDrawing" xmlns:wp="http://schemas.openxmlformats.org/drawingml/2006/wordprocessingDrawing" xmlns:w10="urn:schemas-microsoft-com:office:word" xmlns:w="http://schemas.openxmlformats.org/wordprocessingml/2006/main" xmlns:w14="http://schemas.microsoft.com/office/word/2010/wordml" xmlns:w15="http://schemas.microsoft.com/office/word/2012/wordml" xmlns:w16cex="http://schemas.microsoft.com/office/word/2018/wordml/cex" xmlns:w16cid="http://schemas.microsoft.com/office/word/2016/wordml/cid" xmlns:w16="http://schemas.microsoft.com/office/word/2018/wordml" xmlns:w16du="http://schemas.microsoft.com/office/word/2023/wordml/word16du" xmlns:w16sdtdh="http://schemas.microsoft.com/office/word/2020/wordml/sdtdatahash" xmlns:w16sdtfl="http://schemas.microsoft.com/office/word/2024/wordml/sdtformatlock" xmlns:w16se="http://schemas.microsoft.com/office/word/2015/wordml/symex" xmlns:wpg="http://schemas.microsoft.com/office/word/2010/wordprocessingGroup" xmlns:wpi="http://schemas.microsoft.com/office/word/2010/wordprocessingInk" xmlns:wne="http://schemas.microsoft.com/office/word/2006/wordml" xmlns:wps="http://schemas.microsoft.com/office/word/2010/wordprocessingShape" mc:Ignorable="w14 w15 w16se w16cid w16 w16cex w16sdtdh w16sdtfl w16du wp14">
   <w:sdt>
     <w:sdtPr>
       <w:id w:val="-927114894"/>
@@ -3783,6 +5136,7 @@
         <w:docPartUnique/>
       </w:docPartObj>
     </w:sdtPr>
+    <w:sdtEndPr/>
     <w:sdtContent>
       <w:p>
         <w:pPr>
@@ -3819,7 +5173,127 @@
 </file>
 
 <file path=word/header3.xml><?xml version="1.0" encoding="utf-8"?>
-<w:hdr xmlns:wpc="http://schemas.microsoft.com/office/word/2010/wordprocessingCanvas" xmlns:cx="http://schemas.microsoft.com/office/drawing/2014/chartex" xmlns:cx1="http://schemas.microsoft.com/office/drawing/2015/9/8/chartex" xmlns:cx2="http://schemas.microsoft.com/office/drawing/2015/10/21/chartex" xmlns:cx3="http://schemas.microsoft.com/office/drawing/2016/5/9/chartex" xmlns:cx4="http://schemas.microsoft.com/office/drawing/2016/5/10/chartex" xmlns:cx5="http://schemas.microsoft.com/office/drawing/2016/5/11/chartex" xmlns:cx6="http://schemas.microsoft.com/office/drawing/2016/5/12/chartex" xmlns:cx7="http://schemas.microsoft.com/office/drawing/2016/5/13/chartex" xmlns:cx8="http://schemas.microsoft.com/office/drawing/2016/5/14/chartex" xmlns:mc="http://schemas.openxmlformats.org/markup-compatibility/2006" xmlns:aink="http://schemas.microsoft.com/office/drawing/2016/ink" xmlns:am3d="http://schemas.microsoft.com/office/drawing/2017/model3d" xmlns:o="urn:schemas-microsoft-com:office:office" xmlns:oel="http://schemas.microsoft.com/office/2019/extlst" xmlns:r="http://schemas.openxmlformats.org/officeDocument/2006/relationships" xmlns:m="http://schemas.openxmlformats.org/officeDocument/2006/math" xmlns:v="urn:schemas-microsoft-com:vml" xmlns:wp14="http://schemas.microsoft.com/office/word/2010/wordprocessingDrawing" xmlns:wp="http://schemas.openxmlformats.org/drawingml/2006/wordprocessingDrawing" xmlns:w10="urn:schemas-microsoft-com:office:word" xmlns:w="http://schemas.openxmlformats.org/wordprocessingml/2006/main" xmlns:w14="http://schemas.microsoft.com/office/word/2010/wordml" xmlns:w15="http://schemas.microsoft.com/office/word/2012/wordml" xmlns:w16cex="http://schemas.microsoft.com/office/word/2018/wordml/cex" xmlns:w16cid="http://schemas.microsoft.com/office/word/2016/wordml/cid" xmlns:w16="http://schemas.microsoft.com/office/word/2018/wordml" xmlns:w16sdtdh="http://schemas.microsoft.com/office/word/2020/wordml/sdtdatahash" xmlns:w16se="http://schemas.microsoft.com/office/word/2015/wordml/symex" xmlns:wpg="http://schemas.microsoft.com/office/word/2010/wordprocessingGroup" xmlns:wpi="http://schemas.microsoft.com/office/word/2010/wordprocessingInk" xmlns:wne="http://schemas.microsoft.com/office/word/2006/wordml" xmlns:wps="http://schemas.microsoft.com/office/word/2010/wordprocessingShape" mc:Ignorable="w14 w15 w16se w16cid w16 w16cex w16sdtdh wp14">
+<w:hdr xmlns:wpc="http://schemas.microsoft.com/office/word/2010/wordprocessingCanvas" xmlns:cx="http://schemas.microsoft.com/office/drawing/2014/chartex" xmlns:cx1="http://schemas.microsoft.com/office/drawing/2015/9/8/chartex" xmlns:cx2="http://schemas.microsoft.com/office/drawing/2015/10/21/chartex" xmlns:cx3="http://schemas.microsoft.com/office/drawing/2016/5/9/chartex" xmlns:cx4="http://schemas.microsoft.com/office/drawing/2016/5/10/chartex" xmlns:cx5="http://schemas.microsoft.com/office/drawing/2016/5/11/chartex" xmlns:cx6="http://schemas.microsoft.com/office/drawing/2016/5/12/chartex" xmlns:cx7="http://schemas.microsoft.com/office/drawing/2016/5/13/chartex" xmlns:cx8="http://schemas.microsoft.com/office/drawing/2016/5/14/chartex" xmlns:mc="http://schemas.openxmlformats.org/markup-compatibility/2006" xmlns:aink="http://schemas.microsoft.com/office/drawing/2016/ink" xmlns:am3d="http://schemas.microsoft.com/office/drawing/2017/model3d" xmlns:o="urn:schemas-microsoft-com:office:office" xmlns:oel="http://schemas.microsoft.com/office/2019/extlst" xmlns:r="http://schemas.openxmlformats.org/officeDocument/2006/relationships" xmlns:m="http://schemas.openxmlformats.org/officeDocument/2006/math" xmlns:v="urn:schemas-microsoft-com:vml" xmlns:wp14="http://schemas.microsoft.com/office/word/2010/wordprocessingDrawing" xmlns:wp="http://schemas.openxmlformats.org/drawingml/2006/wordprocessingDrawing" xmlns:w10="urn:schemas-microsoft-com:office:word" xmlns:w="http://schemas.openxmlformats.org/wordprocessingml/2006/main" xmlns:w14="http://schemas.microsoft.com/office/word/2010/wordml" xmlns:w15="http://schemas.microsoft.com/office/word/2012/wordml" xmlns:w16cex="http://schemas.microsoft.com/office/word/2018/wordml/cex" xmlns:w16cid="http://schemas.microsoft.com/office/word/2016/wordml/cid" xmlns:w16="http://schemas.microsoft.com/office/word/2018/wordml" xmlns:w16du="http://schemas.microsoft.com/office/word/2023/wordml/word16du" xmlns:w16sdtdh="http://schemas.microsoft.com/office/word/2020/wordml/sdtdatahash" xmlns:w16sdtfl="http://schemas.microsoft.com/office/word/2024/wordml/sdtformatlock" xmlns:w16se="http://schemas.microsoft.com/office/word/2015/wordml/symex" xmlns:wpg="http://schemas.microsoft.com/office/word/2010/wordprocessingGroup" xmlns:wpi="http://schemas.microsoft.com/office/word/2010/wordprocessingInk" xmlns:wne="http://schemas.microsoft.com/office/word/2006/wordml" xmlns:wps="http://schemas.microsoft.com/office/word/2010/wordprocessingShape" mc:Ignorable="w14 w15 w16se w16cid w16 w16cex w16sdtdh w16sdtfl w16du wp14">
+  <w:tbl>
+    <w:tblPr>
+      <w:tblW w:w="0" w:type="auto"/>
+      <w:tblLook w:val="06A0" w:firstRow="1" w:lastRow="0" w:firstColumn="1" w:lastColumn="0" w:noHBand="1" w:noVBand="1"/>
+    </w:tblPr>
+    <w:tblGrid>
+      <w:gridCol w:w="3020"/>
+      <w:gridCol w:w="3020"/>
+      <w:gridCol w:w="3020"/>
+    </w:tblGrid>
+    <w:tr>
+      <w:trPr>
+        <w:trHeight w:val="300"/>
+      </w:trPr>
+      <w:tc>
+        <w:tcPr>
+          <w:tcW w:w="3020" w:type="dxa"/>
+        </w:tcPr>
+        <w:p>
+          <w:pPr>
+            <w:pStyle w:val="Cabealho"/>
+            <w:ind w:left="-115"/>
+            <w:jc w:val="left"/>
+          </w:pPr>
+        </w:p>
+      </w:tc>
+      <w:tc>
+        <w:tcPr>
+          <w:tcW w:w="3020" w:type="dxa"/>
+        </w:tcPr>
+        <w:p>
+          <w:pPr>
+            <w:pStyle w:val="Cabealho"/>
+            <w:jc w:val="center"/>
+          </w:pPr>
+        </w:p>
+      </w:tc>
+      <w:tc>
+        <w:tcPr>
+          <w:tcW w:w="3020" w:type="dxa"/>
+        </w:tcPr>
+        <w:p>
+          <w:pPr>
+            <w:pStyle w:val="Cabealho"/>
+            <w:ind w:right="-115"/>
+          </w:pPr>
+        </w:p>
+      </w:tc>
+    </w:tr>
+  </w:tbl>
+  <w:p>
+    <w:pPr>
+      <w:pStyle w:val="Cabealho"/>
+    </w:pPr>
+  </w:p>
+</w:hdr>
+</file>
+
+<file path=word/header4.xml><?xml version="1.0" encoding="utf-8"?>
+<w:hdr xmlns:wpc="http://schemas.microsoft.com/office/word/2010/wordprocessingCanvas" xmlns:cx="http://schemas.microsoft.com/office/drawing/2014/chartex" xmlns:cx1="http://schemas.microsoft.com/office/drawing/2015/9/8/chartex" xmlns:cx2="http://schemas.microsoft.com/office/drawing/2015/10/21/chartex" xmlns:cx3="http://schemas.microsoft.com/office/drawing/2016/5/9/chartex" xmlns:cx4="http://schemas.microsoft.com/office/drawing/2016/5/10/chartex" xmlns:cx5="http://schemas.microsoft.com/office/drawing/2016/5/11/chartex" xmlns:cx6="http://schemas.microsoft.com/office/drawing/2016/5/12/chartex" xmlns:cx7="http://schemas.microsoft.com/office/drawing/2016/5/13/chartex" xmlns:cx8="http://schemas.microsoft.com/office/drawing/2016/5/14/chartex" xmlns:mc="http://schemas.openxmlformats.org/markup-compatibility/2006" xmlns:aink="http://schemas.microsoft.com/office/drawing/2016/ink" xmlns:am3d="http://schemas.microsoft.com/office/drawing/2017/model3d" xmlns:o="urn:schemas-microsoft-com:office:office" xmlns:oel="http://schemas.microsoft.com/office/2019/extlst" xmlns:r="http://schemas.openxmlformats.org/officeDocument/2006/relationships" xmlns:m="http://schemas.openxmlformats.org/officeDocument/2006/math" xmlns:v="urn:schemas-microsoft-com:vml" xmlns:wp14="http://schemas.microsoft.com/office/word/2010/wordprocessingDrawing" xmlns:wp="http://schemas.openxmlformats.org/drawingml/2006/wordprocessingDrawing" xmlns:w10="urn:schemas-microsoft-com:office:word" xmlns:w="http://schemas.openxmlformats.org/wordprocessingml/2006/main" xmlns:w14="http://schemas.microsoft.com/office/word/2010/wordml" xmlns:w15="http://schemas.microsoft.com/office/word/2012/wordml" xmlns:w16cex="http://schemas.microsoft.com/office/word/2018/wordml/cex" xmlns:w16cid="http://schemas.microsoft.com/office/word/2016/wordml/cid" xmlns:w16="http://schemas.microsoft.com/office/word/2018/wordml" xmlns:w16du="http://schemas.microsoft.com/office/word/2023/wordml/word16du" xmlns:w16sdtdh="http://schemas.microsoft.com/office/word/2020/wordml/sdtdatahash" xmlns:w16sdtfl="http://schemas.microsoft.com/office/word/2024/wordml/sdtformatlock" xmlns:w16se="http://schemas.microsoft.com/office/word/2015/wordml/symex" xmlns:wpg="http://schemas.microsoft.com/office/word/2010/wordprocessingGroup" xmlns:wpi="http://schemas.microsoft.com/office/word/2010/wordprocessingInk" xmlns:wne="http://schemas.microsoft.com/office/word/2006/wordml" xmlns:wps="http://schemas.microsoft.com/office/word/2010/wordprocessingShape" mc:Ignorable="w14 w15 w16se w16cid w16 w16cex w16sdtdh w16sdtfl w16du wp14">
+  <w:tbl>
+    <w:tblPr>
+      <w:tblW w:w="0" w:type="auto"/>
+      <w:tblLook w:val="06A0" w:firstRow="1" w:lastRow="0" w:firstColumn="1" w:lastColumn="0" w:noHBand="1" w:noVBand="1"/>
+    </w:tblPr>
+    <w:tblGrid>
+      <w:gridCol w:w="3020"/>
+      <w:gridCol w:w="3020"/>
+      <w:gridCol w:w="3020"/>
+    </w:tblGrid>
+    <w:tr>
+      <w:trPr>
+        <w:trHeight w:val="300"/>
+      </w:trPr>
+      <w:tc>
+        <w:tcPr>
+          <w:tcW w:w="3020" w:type="dxa"/>
+        </w:tcPr>
+        <w:p>
+          <w:pPr>
+            <w:pStyle w:val="Cabealho"/>
+            <w:ind w:left="-115"/>
+            <w:jc w:val="left"/>
+          </w:pPr>
+        </w:p>
+      </w:tc>
+      <w:tc>
+        <w:tcPr>
+          <w:tcW w:w="3020" w:type="dxa"/>
+        </w:tcPr>
+        <w:p>
+          <w:pPr>
+            <w:pStyle w:val="Cabealho"/>
+            <w:jc w:val="center"/>
+          </w:pPr>
+        </w:p>
+      </w:tc>
+      <w:tc>
+        <w:tcPr>
+          <w:tcW w:w="3020" w:type="dxa"/>
+        </w:tcPr>
+        <w:p>
+          <w:pPr>
+            <w:pStyle w:val="Cabealho"/>
+            <w:ind w:right="-115"/>
+          </w:pPr>
+        </w:p>
+      </w:tc>
+    </w:tr>
+  </w:tbl>
+  <w:p>
+    <w:pPr>
+      <w:pStyle w:val="Cabealho"/>
+    </w:pPr>
+  </w:p>
+</w:hdr>
+</file>
+
+<file path=word/header5.xml><?xml version="1.0" encoding="utf-8"?>
+<w:hdr xmlns:wpc="http://schemas.microsoft.com/office/word/2010/wordprocessingCanvas" xmlns:cx="http://schemas.microsoft.com/office/drawing/2014/chartex" xmlns:cx1="http://schemas.microsoft.com/office/drawing/2015/9/8/chartex" xmlns:cx2="http://schemas.microsoft.com/office/drawing/2015/10/21/chartex" xmlns:cx3="http://schemas.microsoft.com/office/drawing/2016/5/9/chartex" xmlns:cx4="http://schemas.microsoft.com/office/drawing/2016/5/10/chartex" xmlns:cx5="http://schemas.microsoft.com/office/drawing/2016/5/11/chartex" xmlns:cx6="http://schemas.microsoft.com/office/drawing/2016/5/12/chartex" xmlns:cx7="http://schemas.microsoft.com/office/drawing/2016/5/13/chartex" xmlns:cx8="http://schemas.microsoft.com/office/drawing/2016/5/14/chartex" xmlns:mc="http://schemas.openxmlformats.org/markup-compatibility/2006" xmlns:aink="http://schemas.microsoft.com/office/drawing/2016/ink" xmlns:am3d="http://schemas.microsoft.com/office/drawing/2017/model3d" xmlns:o="urn:schemas-microsoft-com:office:office" xmlns:oel="http://schemas.microsoft.com/office/2019/extlst" xmlns:r="http://schemas.openxmlformats.org/officeDocument/2006/relationships" xmlns:m="http://schemas.openxmlformats.org/officeDocument/2006/math" xmlns:v="urn:schemas-microsoft-com:vml" xmlns:wp14="http://schemas.microsoft.com/office/word/2010/wordprocessingDrawing" xmlns:wp="http://schemas.openxmlformats.org/drawingml/2006/wordprocessingDrawing" xmlns:w10="urn:schemas-microsoft-com:office:word" xmlns:w="http://schemas.openxmlformats.org/wordprocessingml/2006/main" xmlns:w14="http://schemas.microsoft.com/office/word/2010/wordml" xmlns:w15="http://schemas.microsoft.com/office/word/2012/wordml" xmlns:w16cex="http://schemas.microsoft.com/office/word/2018/wordml/cex" xmlns:w16cid="http://schemas.microsoft.com/office/word/2016/wordml/cid" xmlns:w16="http://schemas.microsoft.com/office/word/2018/wordml" xmlns:w16du="http://schemas.microsoft.com/office/word/2023/wordml/word16du" xmlns:w16sdtdh="http://schemas.microsoft.com/office/word/2020/wordml/sdtdatahash" xmlns:w16sdtfl="http://schemas.microsoft.com/office/word/2024/wordml/sdtformatlock" xmlns:w16se="http://schemas.microsoft.com/office/word/2015/wordml/symex" xmlns:wpg="http://schemas.microsoft.com/office/word/2010/wordprocessingGroup" xmlns:wpi="http://schemas.microsoft.com/office/word/2010/wordprocessingInk" xmlns:wne="http://schemas.microsoft.com/office/word/2006/wordml" xmlns:wps="http://schemas.microsoft.com/office/word/2010/wordprocessingShape" mc:Ignorable="w14 w15 w16se w16cid w16 w16cex w16sdtdh w16sdtfl w16du wp14">
   <w:sdt>
     <w:sdtPr>
       <w:id w:val="-659389568"/>
@@ -3828,6 +5302,7 @@
         <w:docPartUnique/>
       </w:docPartObj>
     </w:sdtPr>
+    <w:sdtEndPr/>
     <w:sdtContent>
       <w:p>
         <w:pPr>
@@ -3863,23 +5338,21 @@
 </w:hdr>
 </file>
 
-<file path=word/header4.xml><?xml version="1.0" encoding="utf-8"?>
-<w:hdr xmlns:wpc="http://schemas.microsoft.com/office/word/2010/wordprocessingCanvas" xmlns:cx="http://schemas.microsoft.com/office/drawing/2014/chartex" xmlns:cx1="http://schemas.microsoft.com/office/drawing/2015/9/8/chartex" xmlns:cx2="http://schemas.microsoft.com/office/drawing/2015/10/21/chartex" xmlns:cx3="http://schemas.microsoft.com/office/drawing/2016/5/9/chartex" xmlns:cx4="http://schemas.microsoft.com/office/drawing/2016/5/10/chartex" xmlns:cx5="http://schemas.microsoft.com/office/drawing/2016/5/11/chartex" xmlns:cx6="http://schemas.microsoft.com/office/drawing/2016/5/12/chartex" xmlns:cx7="http://schemas.microsoft.com/office/drawing/2016/5/13/chartex" xmlns:cx8="http://schemas.microsoft.com/office/drawing/2016/5/14/chartex" xmlns:mc="http://schemas.openxmlformats.org/markup-compatibility/2006" xmlns:aink="http://schemas.microsoft.com/office/drawing/2016/ink" xmlns:am3d="http://schemas.microsoft.com/office/drawing/2017/model3d" xmlns:o="urn:schemas-microsoft-com:office:office" xmlns:oel="http://schemas.microsoft.com/office/2019/extlst" xmlns:r="http://schemas.openxmlformats.org/officeDocument/2006/relationships" xmlns:m="http://schemas.openxmlformats.org/officeDocument/2006/math" xmlns:v="urn:schemas-microsoft-com:vml" xmlns:wp14="http://schemas.microsoft.com/office/word/2010/wordprocessingDrawing" xmlns:wp="http://schemas.openxmlformats.org/drawingml/2006/wordprocessingDrawing" xmlns:w10="urn:schemas-microsoft-com:office:word" xmlns:w="http://schemas.openxmlformats.org/wordprocessingml/2006/main" xmlns:w14="http://schemas.microsoft.com/office/word/2010/wordml" xmlns:w15="http://schemas.microsoft.com/office/word/2012/wordml" xmlns:w16cex="http://schemas.microsoft.com/office/word/2018/wordml/cex" xmlns:w16cid="http://schemas.microsoft.com/office/word/2016/wordml/cid" xmlns:w16="http://schemas.microsoft.com/office/word/2018/wordml" xmlns:w16sdtdh="http://schemas.microsoft.com/office/word/2020/wordml/sdtdatahash" xmlns:w16se="http://schemas.microsoft.com/office/word/2015/wordml/symex" xmlns:wpg="http://schemas.microsoft.com/office/word/2010/wordprocessingGroup" xmlns:wpi="http://schemas.microsoft.com/office/word/2010/wordprocessingInk" xmlns:wne="http://schemas.microsoft.com/office/word/2006/wordml" xmlns:wps="http://schemas.microsoft.com/office/word/2010/wordprocessingShape" mc:Ignorable="w14 w15 w16se w16cid w16 w16cex w16sdtdh wp14">
+<file path=word/header6.xml><?xml version="1.0" encoding="utf-8"?>
+<w:hdr xmlns:wpc="http://schemas.microsoft.com/office/word/2010/wordprocessingCanvas" xmlns:cx="http://schemas.microsoft.com/office/drawing/2014/chartex" xmlns:cx1="http://schemas.microsoft.com/office/drawing/2015/9/8/chartex" xmlns:cx2="http://schemas.microsoft.com/office/drawing/2015/10/21/chartex" xmlns:cx3="http://schemas.microsoft.com/office/drawing/2016/5/9/chartex" xmlns:cx4="http://schemas.microsoft.com/office/drawing/2016/5/10/chartex" xmlns:cx5="http://schemas.microsoft.com/office/drawing/2016/5/11/chartex" xmlns:cx6="http://schemas.microsoft.com/office/drawing/2016/5/12/chartex" xmlns:cx7="http://schemas.microsoft.com/office/drawing/2016/5/13/chartex" xmlns:cx8="http://schemas.microsoft.com/office/drawing/2016/5/14/chartex" xmlns:mc="http://schemas.openxmlformats.org/markup-compatibility/2006" xmlns:aink="http://schemas.microsoft.com/office/drawing/2016/ink" xmlns:am3d="http://schemas.microsoft.com/office/drawing/2017/model3d" xmlns:o="urn:schemas-microsoft-com:office:office" xmlns:oel="http://schemas.microsoft.com/office/2019/extlst" xmlns:r="http://schemas.openxmlformats.org/officeDocument/2006/relationships" xmlns:m="http://schemas.openxmlformats.org/officeDocument/2006/math" xmlns:v="urn:schemas-microsoft-com:vml" xmlns:wp14="http://schemas.microsoft.com/office/word/2010/wordprocessingDrawing" xmlns:wp="http://schemas.openxmlformats.org/drawingml/2006/wordprocessingDrawing" xmlns:w10="urn:schemas-microsoft-com:office:word" xmlns:w="http://schemas.openxmlformats.org/wordprocessingml/2006/main" xmlns:w14="http://schemas.microsoft.com/office/word/2010/wordml" xmlns:w15="http://schemas.microsoft.com/office/word/2012/wordml" xmlns:w16cex="http://schemas.microsoft.com/office/word/2018/wordml/cex" xmlns:w16cid="http://schemas.microsoft.com/office/word/2016/wordml/cid" xmlns:w16="http://schemas.microsoft.com/office/word/2018/wordml" xmlns:w16du="http://schemas.microsoft.com/office/word/2023/wordml/word16du" xmlns:w16sdtdh="http://schemas.microsoft.com/office/word/2020/wordml/sdtdatahash" xmlns:w16sdtfl="http://schemas.microsoft.com/office/word/2024/wordml/sdtformatlock" xmlns:w16se="http://schemas.microsoft.com/office/word/2015/wordml/symex" xmlns:wpg="http://schemas.microsoft.com/office/word/2010/wordprocessingGroup" xmlns:wpi="http://schemas.microsoft.com/office/word/2010/wordprocessingInk" xmlns:wne="http://schemas.microsoft.com/office/word/2006/wordml" xmlns:wps="http://schemas.microsoft.com/office/word/2010/wordprocessingShape" mc:Ignorable="w14 w15 w16se w16cid w16 w16cex w16sdtdh w16sdtfl w16du wp14">
   <w:p>
     <w:pPr>
       <w:pStyle w:val="Cabealho"/>
     </w:pPr>
-    <w:proofErr w:type="spellStart"/>
     <w:r>
       <w:t>iii</w:t>
     </w:r>
-    <w:proofErr w:type="spellEnd"/>
   </w:p>
 </w:hdr>
 </file>
 
-<file path=word/header5.xml><?xml version="1.0" encoding="utf-8"?>
-<w:hdr xmlns:wpc="http://schemas.microsoft.com/office/word/2010/wordprocessingCanvas" xmlns:cx="http://schemas.microsoft.com/office/drawing/2014/chartex" xmlns:cx1="http://schemas.microsoft.com/office/drawing/2015/9/8/chartex" xmlns:cx2="http://schemas.microsoft.com/office/drawing/2015/10/21/chartex" xmlns:cx3="http://schemas.microsoft.com/office/drawing/2016/5/9/chartex" xmlns:cx4="http://schemas.microsoft.com/office/drawing/2016/5/10/chartex" xmlns:cx5="http://schemas.microsoft.com/office/drawing/2016/5/11/chartex" xmlns:cx6="http://schemas.microsoft.com/office/drawing/2016/5/12/chartex" xmlns:cx7="http://schemas.microsoft.com/office/drawing/2016/5/13/chartex" xmlns:cx8="http://schemas.microsoft.com/office/drawing/2016/5/14/chartex" xmlns:mc="http://schemas.openxmlformats.org/markup-compatibility/2006" xmlns:aink="http://schemas.microsoft.com/office/drawing/2016/ink" xmlns:am3d="http://schemas.microsoft.com/office/drawing/2017/model3d" xmlns:o="urn:schemas-microsoft-com:office:office" xmlns:oel="http://schemas.microsoft.com/office/2019/extlst" xmlns:r="http://schemas.openxmlformats.org/officeDocument/2006/relationships" xmlns:m="http://schemas.openxmlformats.org/officeDocument/2006/math" xmlns:v="urn:schemas-microsoft-com:vml" xmlns:wp14="http://schemas.microsoft.com/office/word/2010/wordprocessingDrawing" xmlns:wp="http://schemas.openxmlformats.org/drawingml/2006/wordprocessingDrawing" xmlns:w10="urn:schemas-microsoft-com:office:word" xmlns:w="http://schemas.openxmlformats.org/wordprocessingml/2006/main" xmlns:w14="http://schemas.microsoft.com/office/word/2010/wordml" xmlns:w15="http://schemas.microsoft.com/office/word/2012/wordml" xmlns:w16cex="http://schemas.microsoft.com/office/word/2018/wordml/cex" xmlns:w16cid="http://schemas.microsoft.com/office/word/2016/wordml/cid" xmlns:w16="http://schemas.microsoft.com/office/word/2018/wordml" xmlns:w16sdtdh="http://schemas.microsoft.com/office/word/2020/wordml/sdtdatahash" xmlns:w16se="http://schemas.microsoft.com/office/word/2015/wordml/symex" xmlns:wpg="http://schemas.microsoft.com/office/word/2010/wordprocessingGroup" xmlns:wpi="http://schemas.microsoft.com/office/word/2010/wordprocessingInk" xmlns:wne="http://schemas.microsoft.com/office/word/2006/wordml" xmlns:wps="http://schemas.microsoft.com/office/word/2010/wordprocessingShape" mc:Ignorable="w14 w15 w16se w16cid w16 w16cex w16sdtdh wp14">
+<file path=word/header7.xml><?xml version="1.0" encoding="utf-8"?>
+<w:hdr xmlns:wpc="http://schemas.microsoft.com/office/word/2010/wordprocessingCanvas" xmlns:cx="http://schemas.microsoft.com/office/drawing/2014/chartex" xmlns:cx1="http://schemas.microsoft.com/office/drawing/2015/9/8/chartex" xmlns:cx2="http://schemas.microsoft.com/office/drawing/2015/10/21/chartex" xmlns:cx3="http://schemas.microsoft.com/office/drawing/2016/5/9/chartex" xmlns:cx4="http://schemas.microsoft.com/office/drawing/2016/5/10/chartex" xmlns:cx5="http://schemas.microsoft.com/office/drawing/2016/5/11/chartex" xmlns:cx6="http://schemas.microsoft.com/office/drawing/2016/5/12/chartex" xmlns:cx7="http://schemas.microsoft.com/office/drawing/2016/5/13/chartex" xmlns:cx8="http://schemas.microsoft.com/office/drawing/2016/5/14/chartex" xmlns:mc="http://schemas.openxmlformats.org/markup-compatibility/2006" xmlns:aink="http://schemas.microsoft.com/office/drawing/2016/ink" xmlns:am3d="http://schemas.microsoft.com/office/drawing/2017/model3d" xmlns:o="urn:schemas-microsoft-com:office:office" xmlns:oel="http://schemas.microsoft.com/office/2019/extlst" xmlns:r="http://schemas.openxmlformats.org/officeDocument/2006/relationships" xmlns:m="http://schemas.openxmlformats.org/officeDocument/2006/math" xmlns:v="urn:schemas-microsoft-com:vml" xmlns:wp14="http://schemas.microsoft.com/office/word/2010/wordprocessingDrawing" xmlns:wp="http://schemas.openxmlformats.org/drawingml/2006/wordprocessingDrawing" xmlns:w10="urn:schemas-microsoft-com:office:word" xmlns:w="http://schemas.openxmlformats.org/wordprocessingml/2006/main" xmlns:w14="http://schemas.microsoft.com/office/word/2010/wordml" xmlns:w15="http://schemas.microsoft.com/office/word/2012/wordml" xmlns:w16cex="http://schemas.microsoft.com/office/word/2018/wordml/cex" xmlns:w16cid="http://schemas.microsoft.com/office/word/2016/wordml/cid" xmlns:w16="http://schemas.microsoft.com/office/word/2018/wordml" xmlns:w16du="http://schemas.microsoft.com/office/word/2023/wordml/word16du" xmlns:w16sdtdh="http://schemas.microsoft.com/office/word/2020/wordml/sdtdatahash" xmlns:w16sdtfl="http://schemas.microsoft.com/office/word/2024/wordml/sdtformatlock" xmlns:w16se="http://schemas.microsoft.com/office/word/2015/wordml/symex" xmlns:wpg="http://schemas.microsoft.com/office/word/2010/wordprocessingGroup" xmlns:wpi="http://schemas.microsoft.com/office/word/2010/wordprocessingInk" xmlns:wne="http://schemas.microsoft.com/office/word/2006/wordml" xmlns:wps="http://schemas.microsoft.com/office/word/2010/wordprocessingShape" mc:Ignorable="w14 w15 w16se w16cid w16 w16cex w16sdtdh w16sdtfl w16du wp14">
   <w:p>
     <w:pPr>
       <w:pStyle w:val="Cabealho"/>
@@ -3944,26 +5417,24 @@
 </w:hdr>
 </file>
 
-<file path=word/header6.xml><?xml version="1.0" encoding="utf-8"?>
-<w:hdr xmlns:wpc="http://schemas.microsoft.com/office/word/2010/wordprocessingCanvas" xmlns:cx="http://schemas.microsoft.com/office/drawing/2014/chartex" xmlns:cx1="http://schemas.microsoft.com/office/drawing/2015/9/8/chartex" xmlns:cx2="http://schemas.microsoft.com/office/drawing/2015/10/21/chartex" xmlns:cx3="http://schemas.microsoft.com/office/drawing/2016/5/9/chartex" xmlns:cx4="http://schemas.microsoft.com/office/drawing/2016/5/10/chartex" xmlns:cx5="http://schemas.microsoft.com/office/drawing/2016/5/11/chartex" xmlns:cx6="http://schemas.microsoft.com/office/drawing/2016/5/12/chartex" xmlns:cx7="http://schemas.microsoft.com/office/drawing/2016/5/13/chartex" xmlns:cx8="http://schemas.microsoft.com/office/drawing/2016/5/14/chartex" xmlns:mc="http://schemas.openxmlformats.org/markup-compatibility/2006" xmlns:aink="http://schemas.microsoft.com/office/drawing/2016/ink" xmlns:am3d="http://schemas.microsoft.com/office/drawing/2017/model3d" xmlns:o="urn:schemas-microsoft-com:office:office" xmlns:oel="http://schemas.microsoft.com/office/2019/extlst" xmlns:r="http://schemas.openxmlformats.org/officeDocument/2006/relationships" xmlns:m="http://schemas.openxmlformats.org/officeDocument/2006/math" xmlns:v="urn:schemas-microsoft-com:vml" xmlns:wp14="http://schemas.microsoft.com/office/word/2010/wordprocessingDrawing" xmlns:wp="http://schemas.openxmlformats.org/drawingml/2006/wordprocessingDrawing" xmlns:w10="urn:schemas-microsoft-com:office:word" xmlns:w="http://schemas.openxmlformats.org/wordprocessingml/2006/main" xmlns:w14="http://schemas.microsoft.com/office/word/2010/wordml" xmlns:w15="http://schemas.microsoft.com/office/word/2012/wordml" xmlns:w16cex="http://schemas.microsoft.com/office/word/2018/wordml/cex" xmlns:w16cid="http://schemas.microsoft.com/office/word/2016/wordml/cid" xmlns:w16="http://schemas.microsoft.com/office/word/2018/wordml" xmlns:w16sdtdh="http://schemas.microsoft.com/office/word/2020/wordml/sdtdatahash" xmlns:w16se="http://schemas.microsoft.com/office/word/2015/wordml/symex" xmlns:wpg="http://schemas.microsoft.com/office/word/2010/wordprocessingGroup" xmlns:wpi="http://schemas.microsoft.com/office/word/2010/wordprocessingInk" xmlns:wne="http://schemas.microsoft.com/office/word/2006/wordml" xmlns:wps="http://schemas.microsoft.com/office/word/2010/wordprocessingShape" mc:Ignorable="w14 w15 w16se w16cid w16 w16cex w16sdtdh wp14">
+<file path=word/header8.xml><?xml version="1.0" encoding="utf-8"?>
+<w:hdr xmlns:wpc="http://schemas.microsoft.com/office/word/2010/wordprocessingCanvas" xmlns:cx="http://schemas.microsoft.com/office/drawing/2014/chartex" xmlns:cx1="http://schemas.microsoft.com/office/drawing/2015/9/8/chartex" xmlns:cx2="http://schemas.microsoft.com/office/drawing/2015/10/21/chartex" xmlns:cx3="http://schemas.microsoft.com/office/drawing/2016/5/9/chartex" xmlns:cx4="http://schemas.microsoft.com/office/drawing/2016/5/10/chartex" xmlns:cx5="http://schemas.microsoft.com/office/drawing/2016/5/11/chartex" xmlns:cx6="http://schemas.microsoft.com/office/drawing/2016/5/12/chartex" xmlns:cx7="http://schemas.microsoft.com/office/drawing/2016/5/13/chartex" xmlns:cx8="http://schemas.microsoft.com/office/drawing/2016/5/14/chartex" xmlns:mc="http://schemas.openxmlformats.org/markup-compatibility/2006" xmlns:aink="http://schemas.microsoft.com/office/drawing/2016/ink" xmlns:am3d="http://schemas.microsoft.com/office/drawing/2017/model3d" xmlns:o="urn:schemas-microsoft-com:office:office" xmlns:oel="http://schemas.microsoft.com/office/2019/extlst" xmlns:r="http://schemas.openxmlformats.org/officeDocument/2006/relationships" xmlns:m="http://schemas.openxmlformats.org/officeDocument/2006/math" xmlns:v="urn:schemas-microsoft-com:vml" xmlns:wp14="http://schemas.microsoft.com/office/word/2010/wordprocessingDrawing" xmlns:wp="http://schemas.openxmlformats.org/drawingml/2006/wordprocessingDrawing" xmlns:w10="urn:schemas-microsoft-com:office:word" xmlns:w="http://schemas.openxmlformats.org/wordprocessingml/2006/main" xmlns:w14="http://schemas.microsoft.com/office/word/2010/wordml" xmlns:w15="http://schemas.microsoft.com/office/word/2012/wordml" xmlns:w16cex="http://schemas.microsoft.com/office/word/2018/wordml/cex" xmlns:w16cid="http://schemas.microsoft.com/office/word/2016/wordml/cid" xmlns:w16="http://schemas.microsoft.com/office/word/2018/wordml" xmlns:w16du="http://schemas.microsoft.com/office/word/2023/wordml/word16du" xmlns:w16sdtdh="http://schemas.microsoft.com/office/word/2020/wordml/sdtdatahash" xmlns:w16sdtfl="http://schemas.microsoft.com/office/word/2024/wordml/sdtformatlock" xmlns:w16se="http://schemas.microsoft.com/office/word/2015/wordml/symex" xmlns:wpg="http://schemas.microsoft.com/office/word/2010/wordprocessingGroup" xmlns:wpi="http://schemas.microsoft.com/office/word/2010/wordprocessingInk" xmlns:wne="http://schemas.microsoft.com/office/word/2006/wordml" xmlns:wps="http://schemas.microsoft.com/office/word/2010/wordprocessingShape" mc:Ignorable="w14 w15 w16se w16cid w16 w16cex w16sdtdh w16sdtfl w16du wp14">
   <w:p>
     <w:pPr>
       <w:pStyle w:val="Cabealho"/>
     </w:pPr>
-    <w:proofErr w:type="spellStart"/>
     <w:r>
       <w:t>i</w:t>
     </w:r>
     <w:r>
       <w:t>v</w:t>
     </w:r>
-    <w:proofErr w:type="spellEnd"/>
   </w:p>
 </w:hdr>
 </file>
 
-<file path=word/header7.xml><?xml version="1.0" encoding="utf-8"?>
-<w:hdr xmlns:wpc="http://schemas.microsoft.com/office/word/2010/wordprocessingCanvas" xmlns:cx="http://schemas.microsoft.com/office/drawing/2014/chartex" xmlns:cx1="http://schemas.microsoft.com/office/drawing/2015/9/8/chartex" xmlns:cx2="http://schemas.microsoft.com/office/drawing/2015/10/21/chartex" xmlns:cx3="http://schemas.microsoft.com/office/drawing/2016/5/9/chartex" xmlns:cx4="http://schemas.microsoft.com/office/drawing/2016/5/10/chartex" xmlns:cx5="http://schemas.microsoft.com/office/drawing/2016/5/11/chartex" xmlns:cx6="http://schemas.microsoft.com/office/drawing/2016/5/12/chartex" xmlns:cx7="http://schemas.microsoft.com/office/drawing/2016/5/13/chartex" xmlns:cx8="http://schemas.microsoft.com/office/drawing/2016/5/14/chartex" xmlns:mc="http://schemas.openxmlformats.org/markup-compatibility/2006" xmlns:aink="http://schemas.microsoft.com/office/drawing/2016/ink" xmlns:am3d="http://schemas.microsoft.com/office/drawing/2017/model3d" xmlns:o="urn:schemas-microsoft-com:office:office" xmlns:oel="http://schemas.microsoft.com/office/2019/extlst" xmlns:r="http://schemas.openxmlformats.org/officeDocument/2006/relationships" xmlns:m="http://schemas.openxmlformats.org/officeDocument/2006/math" xmlns:v="urn:schemas-microsoft-com:vml" xmlns:wp14="http://schemas.microsoft.com/office/word/2010/wordprocessingDrawing" xmlns:wp="http://schemas.openxmlformats.org/drawingml/2006/wordprocessingDrawing" xmlns:w10="urn:schemas-microsoft-com:office:word" xmlns:w="http://schemas.openxmlformats.org/wordprocessingml/2006/main" xmlns:w14="http://schemas.microsoft.com/office/word/2010/wordml" xmlns:w15="http://schemas.microsoft.com/office/word/2012/wordml" xmlns:w16cex="http://schemas.microsoft.com/office/word/2018/wordml/cex" xmlns:w16cid="http://schemas.microsoft.com/office/word/2016/wordml/cid" xmlns:w16="http://schemas.microsoft.com/office/word/2018/wordml" xmlns:w16sdtdh="http://schemas.microsoft.com/office/word/2020/wordml/sdtdatahash" xmlns:w16se="http://schemas.microsoft.com/office/word/2015/wordml/symex" xmlns:wpg="http://schemas.microsoft.com/office/word/2010/wordprocessingGroup" xmlns:wpi="http://schemas.microsoft.com/office/word/2010/wordprocessingInk" xmlns:wne="http://schemas.microsoft.com/office/word/2006/wordml" xmlns:wps="http://schemas.microsoft.com/office/word/2010/wordprocessingShape" mc:Ignorable="w14 w15 w16se w16cid w16 w16cex w16sdtdh wp14">
+<file path=word/header9.xml><?xml version="1.0" encoding="utf-8"?>
+<w:hdr xmlns:wpc="http://schemas.microsoft.com/office/word/2010/wordprocessingCanvas" xmlns:cx="http://schemas.microsoft.com/office/drawing/2014/chartex" xmlns:cx1="http://schemas.microsoft.com/office/drawing/2015/9/8/chartex" xmlns:cx2="http://schemas.microsoft.com/office/drawing/2015/10/21/chartex" xmlns:cx3="http://schemas.microsoft.com/office/drawing/2016/5/9/chartex" xmlns:cx4="http://schemas.microsoft.com/office/drawing/2016/5/10/chartex" xmlns:cx5="http://schemas.microsoft.com/office/drawing/2016/5/11/chartex" xmlns:cx6="http://schemas.microsoft.com/office/drawing/2016/5/12/chartex" xmlns:cx7="http://schemas.microsoft.com/office/drawing/2016/5/13/chartex" xmlns:cx8="http://schemas.microsoft.com/office/drawing/2016/5/14/chartex" xmlns:mc="http://schemas.openxmlformats.org/markup-compatibility/2006" xmlns:aink="http://schemas.microsoft.com/office/drawing/2016/ink" xmlns:am3d="http://schemas.microsoft.com/office/drawing/2017/model3d" xmlns:o="urn:schemas-microsoft-com:office:office" xmlns:oel="http://schemas.microsoft.com/office/2019/extlst" xmlns:r="http://schemas.openxmlformats.org/officeDocument/2006/relationships" xmlns:m="http://schemas.openxmlformats.org/officeDocument/2006/math" xmlns:v="urn:schemas-microsoft-com:vml" xmlns:wp14="http://schemas.microsoft.com/office/word/2010/wordprocessingDrawing" xmlns:wp="http://schemas.openxmlformats.org/drawingml/2006/wordprocessingDrawing" xmlns:w10="urn:schemas-microsoft-com:office:word" xmlns:w="http://schemas.openxmlformats.org/wordprocessingml/2006/main" xmlns:w14="http://schemas.microsoft.com/office/word/2010/wordml" xmlns:w15="http://schemas.microsoft.com/office/word/2012/wordml" xmlns:w16cex="http://schemas.microsoft.com/office/word/2018/wordml/cex" xmlns:w16cid="http://schemas.microsoft.com/office/word/2016/wordml/cid" xmlns:w16="http://schemas.microsoft.com/office/word/2018/wordml" xmlns:w16du="http://schemas.microsoft.com/office/word/2023/wordml/word16du" xmlns:w16sdtdh="http://schemas.microsoft.com/office/word/2020/wordml/sdtdatahash" xmlns:w16sdtfl="http://schemas.microsoft.com/office/word/2024/wordml/sdtformatlock" xmlns:w16se="http://schemas.microsoft.com/office/word/2015/wordml/symex" xmlns:wpg="http://schemas.microsoft.com/office/word/2010/wordprocessingGroup" xmlns:wpi="http://schemas.microsoft.com/office/word/2010/wordprocessingInk" xmlns:wne="http://schemas.microsoft.com/office/word/2006/wordml" xmlns:wps="http://schemas.microsoft.com/office/word/2010/wordprocessingShape" mc:Ignorable="w14 w15 w16se w16cid w16 w16cex w16sdtdh w16sdtfl w16du wp14">
   <w:p>
     <w:pPr>
       <w:pStyle w:val="Cabealho"/>
@@ -4028,34 +5499,8 @@
 </w:hdr>
 </file>
 
-<file path=word/header8.xml><?xml version="1.0" encoding="utf-8"?>
-<w:hdr xmlns:wpc="http://schemas.microsoft.com/office/word/2010/wordprocessingCanvas" xmlns:cx="http://schemas.microsoft.com/office/drawing/2014/chartex" xmlns:cx1="http://schemas.microsoft.com/office/drawing/2015/9/8/chartex" xmlns:cx2="http://schemas.microsoft.com/office/drawing/2015/10/21/chartex" xmlns:cx3="http://schemas.microsoft.com/office/drawing/2016/5/9/chartex" xmlns:cx4="http://schemas.microsoft.com/office/drawing/2016/5/10/chartex" xmlns:cx5="http://schemas.microsoft.com/office/drawing/2016/5/11/chartex" xmlns:cx6="http://schemas.microsoft.com/office/drawing/2016/5/12/chartex" xmlns:cx7="http://schemas.microsoft.com/office/drawing/2016/5/13/chartex" xmlns:cx8="http://schemas.microsoft.com/office/drawing/2016/5/14/chartex" xmlns:mc="http://schemas.openxmlformats.org/markup-compatibility/2006" xmlns:aink="http://schemas.microsoft.com/office/drawing/2016/ink" xmlns:am3d="http://schemas.microsoft.com/office/drawing/2017/model3d" xmlns:o="urn:schemas-microsoft-com:office:office" xmlns:oel="http://schemas.microsoft.com/office/2019/extlst" xmlns:r="http://schemas.openxmlformats.org/officeDocument/2006/relationships" xmlns:m="http://schemas.openxmlformats.org/officeDocument/2006/math" xmlns:v="urn:schemas-microsoft-com:vml" xmlns:wp14="http://schemas.microsoft.com/office/word/2010/wordprocessingDrawing" xmlns:wp="http://schemas.openxmlformats.org/drawingml/2006/wordprocessingDrawing" xmlns:w10="urn:schemas-microsoft-com:office:word" xmlns:w="http://schemas.openxmlformats.org/wordprocessingml/2006/main" xmlns:w14="http://schemas.microsoft.com/office/word/2010/wordml" xmlns:w15="http://schemas.microsoft.com/office/word/2012/wordml" xmlns:w16cex="http://schemas.microsoft.com/office/word/2018/wordml/cex" xmlns:w16cid="http://schemas.microsoft.com/office/word/2016/wordml/cid" xmlns:w16="http://schemas.microsoft.com/office/word/2018/wordml" xmlns:w16sdtdh="http://schemas.microsoft.com/office/word/2020/wordml/sdtdatahash" xmlns:w16se="http://schemas.microsoft.com/office/word/2015/wordml/symex" xmlns:wpg="http://schemas.microsoft.com/office/word/2010/wordprocessingGroup" xmlns:wpi="http://schemas.microsoft.com/office/word/2010/wordprocessingInk" xmlns:wne="http://schemas.microsoft.com/office/word/2006/wordml" xmlns:wps="http://schemas.microsoft.com/office/word/2010/wordprocessingShape" mc:Ignorable="w14 w15 w16se w16cid w16 w16cex w16sdtdh wp14">
-  <w:p>
-    <w:pPr>
-      <w:pStyle w:val="Cabealho"/>
-    </w:pPr>
-    <w:r>
-      <w:t>v</w:t>
-    </w:r>
-  </w:p>
-</w:hdr>
-</file>
-
-<file path=word/header9.xml><?xml version="1.0" encoding="utf-8"?>
-<w:hdr xmlns:wpc="http://schemas.microsoft.com/office/word/2010/wordprocessingCanvas" xmlns:cx="http://schemas.microsoft.com/office/drawing/2014/chartex" xmlns:cx1="http://schemas.microsoft.com/office/drawing/2015/9/8/chartex" xmlns:cx2="http://schemas.microsoft.com/office/drawing/2015/10/21/chartex" xmlns:cx3="http://schemas.microsoft.com/office/drawing/2016/5/9/chartex" xmlns:cx4="http://schemas.microsoft.com/office/drawing/2016/5/10/chartex" xmlns:cx5="http://schemas.microsoft.com/office/drawing/2016/5/11/chartex" xmlns:cx6="http://schemas.microsoft.com/office/drawing/2016/5/12/chartex" xmlns:cx7="http://schemas.microsoft.com/office/drawing/2016/5/13/chartex" xmlns:cx8="http://schemas.microsoft.com/office/drawing/2016/5/14/chartex" xmlns:mc="http://schemas.openxmlformats.org/markup-compatibility/2006" xmlns:aink="http://schemas.microsoft.com/office/drawing/2016/ink" xmlns:am3d="http://schemas.microsoft.com/office/drawing/2017/model3d" xmlns:o="urn:schemas-microsoft-com:office:office" xmlns:oel="http://schemas.microsoft.com/office/2019/extlst" xmlns:r="http://schemas.openxmlformats.org/officeDocument/2006/relationships" xmlns:m="http://schemas.openxmlformats.org/officeDocument/2006/math" xmlns:v="urn:schemas-microsoft-com:vml" xmlns:wp14="http://schemas.microsoft.com/office/word/2010/wordprocessingDrawing" xmlns:wp="http://schemas.openxmlformats.org/drawingml/2006/wordprocessingDrawing" xmlns:w10="urn:schemas-microsoft-com:office:word" xmlns:w="http://schemas.openxmlformats.org/wordprocessingml/2006/main" xmlns:w14="http://schemas.microsoft.com/office/word/2010/wordml" xmlns:w15="http://schemas.microsoft.com/office/word/2012/wordml" xmlns:w16cex="http://schemas.microsoft.com/office/word/2018/wordml/cex" xmlns:w16cid="http://schemas.microsoft.com/office/word/2016/wordml/cid" xmlns:w16="http://schemas.microsoft.com/office/word/2018/wordml" xmlns:w16sdtdh="http://schemas.microsoft.com/office/word/2020/wordml/sdtdatahash" xmlns:w16se="http://schemas.microsoft.com/office/word/2015/wordml/symex" xmlns:wpg="http://schemas.microsoft.com/office/word/2010/wordprocessingGroup" xmlns:wpi="http://schemas.microsoft.com/office/word/2010/wordprocessingInk" xmlns:wne="http://schemas.microsoft.com/office/word/2006/wordml" xmlns:wps="http://schemas.microsoft.com/office/word/2010/wordprocessingShape" mc:Ignorable="w14 w15 w16se w16cid w16 w16cex w16sdtdh wp14">
-  <w:p>
-    <w:pPr>
-      <w:pStyle w:val="Cabealho"/>
-    </w:pPr>
-    <w:r>
-      <w:t>vi</w:t>
-    </w:r>
-  </w:p>
-</w:hdr>
-</file>
-
 <file path=word/numbering.xml><?xml version="1.0" encoding="utf-8"?>
-<w:numbering xmlns:wpc="http://schemas.microsoft.com/office/word/2010/wordprocessingCanvas" xmlns:cx="http://schemas.microsoft.com/office/drawing/2014/chartex" xmlns:cx1="http://schemas.microsoft.com/office/drawing/2015/9/8/chartex" xmlns:cx2="http://schemas.microsoft.com/office/drawing/2015/10/21/chartex" xmlns:cx3="http://schemas.microsoft.com/office/drawing/2016/5/9/chartex" xmlns:cx4="http://schemas.microsoft.com/office/drawing/2016/5/10/chartex" xmlns:cx5="http://schemas.microsoft.com/office/drawing/2016/5/11/chartex" xmlns:cx6="http://schemas.microsoft.com/office/drawing/2016/5/12/chartex" xmlns:cx7="http://schemas.microsoft.com/office/drawing/2016/5/13/chartex" xmlns:cx8="http://schemas.microsoft.com/office/drawing/2016/5/14/chartex" xmlns:mc="http://schemas.openxmlformats.org/markup-compatibility/2006" xmlns:aink="http://schemas.microsoft.com/office/drawing/2016/ink" xmlns:am3d="http://schemas.microsoft.com/office/drawing/2017/model3d" xmlns:o="urn:schemas-microsoft-com:office:office" xmlns:oel="http://schemas.microsoft.com/office/2019/extlst" xmlns:r="http://schemas.openxmlformats.org/officeDocument/2006/relationships" xmlns:m="http://schemas.openxmlformats.org/officeDocument/2006/math" xmlns:v="urn:schemas-microsoft-com:vml" xmlns:wp14="http://schemas.microsoft.com/office/word/2010/wordprocessingDrawing" xmlns:wp="http://schemas.openxmlformats.org/drawingml/2006/wordprocessingDrawing" xmlns:w10="urn:schemas-microsoft-com:office:word" xmlns:w="http://schemas.openxmlformats.org/wordprocessingml/2006/main" xmlns:w14="http://schemas.microsoft.com/office/word/2010/wordml" xmlns:w15="http://schemas.microsoft.com/office/word/2012/wordml" xmlns:w16cex="http://schemas.microsoft.com/office/word/2018/wordml/cex" xmlns:w16cid="http://schemas.microsoft.com/office/word/2016/wordml/cid" xmlns:w16="http://schemas.microsoft.com/office/word/2018/wordml" xmlns:w16sdtdh="http://schemas.microsoft.com/office/word/2020/wordml/sdtdatahash" xmlns:w16se="http://schemas.microsoft.com/office/word/2015/wordml/symex" xmlns:wpg="http://schemas.microsoft.com/office/word/2010/wordprocessingGroup" xmlns:wpi="http://schemas.microsoft.com/office/word/2010/wordprocessingInk" xmlns:wne="http://schemas.microsoft.com/office/word/2006/wordml" xmlns:wps="http://schemas.microsoft.com/office/word/2010/wordprocessingShape" mc:Ignorable="w14 w15 w16se w16cid w16 w16cex w16sdtdh wp14">
+<w:numbering xmlns:wpc="http://schemas.microsoft.com/office/word/2010/wordprocessingCanvas" xmlns:cx="http://schemas.microsoft.com/office/drawing/2014/chartex" xmlns:cx1="http://schemas.microsoft.com/office/drawing/2015/9/8/chartex" xmlns:cx2="http://schemas.microsoft.com/office/drawing/2015/10/21/chartex" xmlns:cx3="http://schemas.microsoft.com/office/drawing/2016/5/9/chartex" xmlns:cx4="http://schemas.microsoft.com/office/drawing/2016/5/10/chartex" xmlns:cx5="http://schemas.microsoft.com/office/drawing/2016/5/11/chartex" xmlns:cx6="http://schemas.microsoft.com/office/drawing/2016/5/12/chartex" xmlns:cx7="http://schemas.microsoft.com/office/drawing/2016/5/13/chartex" xmlns:cx8="http://schemas.microsoft.com/office/drawing/2016/5/14/chartex" xmlns:mc="http://schemas.openxmlformats.org/markup-compatibility/2006" xmlns:aink="http://schemas.microsoft.com/office/drawing/2016/ink" xmlns:am3d="http://schemas.microsoft.com/office/drawing/2017/model3d" xmlns:o="urn:schemas-microsoft-com:office:office" xmlns:oel="http://schemas.microsoft.com/office/2019/extlst" xmlns:r="http://schemas.openxmlformats.org/officeDocument/2006/relationships" xmlns:m="http://schemas.openxmlformats.org/officeDocument/2006/math" xmlns:v="urn:schemas-microsoft-com:vml" xmlns:wp14="http://schemas.microsoft.com/office/word/2010/wordprocessingDrawing" xmlns:wp="http://schemas.openxmlformats.org/drawingml/2006/wordprocessingDrawing" xmlns:w10="urn:schemas-microsoft-com:office:word" xmlns:w="http://schemas.openxmlformats.org/wordprocessingml/2006/main" xmlns:w14="http://schemas.microsoft.com/office/word/2010/wordml" xmlns:w15="http://schemas.microsoft.com/office/word/2012/wordml" xmlns:w16cex="http://schemas.microsoft.com/office/word/2018/wordml/cex" xmlns:w16cid="http://schemas.microsoft.com/office/word/2016/wordml/cid" xmlns:w16="http://schemas.microsoft.com/office/word/2018/wordml" xmlns:w16du="http://schemas.microsoft.com/office/word/2023/wordml/word16du" xmlns:w16sdtdh="http://schemas.microsoft.com/office/word/2020/wordml/sdtdatahash" xmlns:w16sdtfl="http://schemas.microsoft.com/office/word/2024/wordml/sdtformatlock" xmlns:w16se="http://schemas.microsoft.com/office/word/2015/wordml/symex" xmlns:wpg="http://schemas.microsoft.com/office/word/2010/wordprocessingGroup" xmlns:wpi="http://schemas.microsoft.com/office/word/2010/wordprocessingInk" xmlns:wne="http://schemas.microsoft.com/office/word/2006/wordml" xmlns:wps="http://schemas.microsoft.com/office/word/2010/wordprocessingShape" mc:Ignorable="w14 w15 w16se w16cid w16 w16cex w16sdtdh w16sdtfl w16du wp14">
   <w:abstractNum w:abstractNumId="0" w15:restartNumberingAfterBreak="0">
     <w:nsid w:val="00000001"/>
     <w:multiLevelType w:val="multilevel"/>
@@ -5048,55 +6493,147 @@
       </w:pPr>
     </w:lvl>
   </w:abstractNum>
-  <w:num w:numId="1" w16cid:durableId="1252815022">
+  <w:abstractNum w:abstractNumId="11" w15:restartNumberingAfterBreak="0">
+    <w:nsid w:val="798E4E6E"/>
+    <w:multiLevelType w:val="hybridMultilevel"/>
+    <w:tmpl w:val="FFFFFFFF"/>
+    <w:lvl w:ilvl="0" w:tplc="2AD46EF0">
+      <w:start w:val="1"/>
+      <w:numFmt w:val="decimal"/>
+      <w:lvlText w:val="FIGURA %1 - "/>
+      <w:lvlJc w:val="left"/>
+      <w:pPr>
+        <w:ind w:left="2722" w:hanging="1304"/>
+      </w:pPr>
+      <w:rPr>
+        <w:rFonts w:ascii="Times New Roman" w:hAnsi="Times New Roman" w:hint="default"/>
+      </w:rPr>
+    </w:lvl>
+    <w:lvl w:ilvl="1" w:tplc="6732787E">
+      <w:start w:val="1"/>
+      <w:numFmt w:val="lowerLetter"/>
+      <w:lvlText w:val="%2."/>
+      <w:lvlJc w:val="left"/>
+      <w:pPr>
+        <w:ind w:left="1440" w:hanging="360"/>
+      </w:pPr>
+    </w:lvl>
+    <w:lvl w:ilvl="2" w:tplc="E026B5F0">
+      <w:start w:val="1"/>
+      <w:numFmt w:val="lowerRoman"/>
+      <w:lvlText w:val="%3."/>
+      <w:lvlJc w:val="right"/>
+      <w:pPr>
+        <w:ind w:left="2160" w:hanging="180"/>
+      </w:pPr>
+    </w:lvl>
+    <w:lvl w:ilvl="3" w:tplc="54E66282">
+      <w:start w:val="1"/>
+      <w:numFmt w:val="decimal"/>
+      <w:lvlText w:val="%4."/>
+      <w:lvlJc w:val="left"/>
+      <w:pPr>
+        <w:ind w:left="2880" w:hanging="360"/>
+      </w:pPr>
+    </w:lvl>
+    <w:lvl w:ilvl="4" w:tplc="9B361306">
+      <w:start w:val="1"/>
+      <w:numFmt w:val="lowerLetter"/>
+      <w:lvlText w:val="%5."/>
+      <w:lvlJc w:val="left"/>
+      <w:pPr>
+        <w:ind w:left="3600" w:hanging="360"/>
+      </w:pPr>
+    </w:lvl>
+    <w:lvl w:ilvl="5" w:tplc="0EBEFD58">
+      <w:start w:val="1"/>
+      <w:numFmt w:val="lowerRoman"/>
+      <w:lvlText w:val="%6."/>
+      <w:lvlJc w:val="right"/>
+      <w:pPr>
+        <w:ind w:left="4320" w:hanging="180"/>
+      </w:pPr>
+    </w:lvl>
+    <w:lvl w:ilvl="6" w:tplc="C6F8C370">
+      <w:start w:val="1"/>
+      <w:numFmt w:val="decimal"/>
+      <w:lvlText w:val="%7."/>
+      <w:lvlJc w:val="left"/>
+      <w:pPr>
+        <w:ind w:left="5040" w:hanging="360"/>
+      </w:pPr>
+    </w:lvl>
+    <w:lvl w:ilvl="7" w:tplc="2C22A358">
+      <w:start w:val="1"/>
+      <w:numFmt w:val="lowerLetter"/>
+      <w:lvlText w:val="%8."/>
+      <w:lvlJc w:val="left"/>
+      <w:pPr>
+        <w:ind w:left="5760" w:hanging="360"/>
+      </w:pPr>
+    </w:lvl>
+    <w:lvl w:ilvl="8" w:tplc="ECB0D43A">
+      <w:start w:val="1"/>
+      <w:numFmt w:val="lowerRoman"/>
+      <w:lvlText w:val="%9."/>
+      <w:lvlJc w:val="right"/>
+      <w:pPr>
+        <w:ind w:left="6480" w:hanging="180"/>
+      </w:pPr>
+    </w:lvl>
+  </w:abstractNum>
+  <w:num w:numId="1" w16cid:durableId="710770037">
+    <w:abstractNumId w:val="11"/>
+  </w:num>
+  <w:num w:numId="2" w16cid:durableId="1252815022">
     <w:abstractNumId w:val="3"/>
   </w:num>
-  <w:num w:numId="2" w16cid:durableId="467747690">
+  <w:num w:numId="3" w16cid:durableId="467747690">
     <w:abstractNumId w:val="8"/>
   </w:num>
-  <w:num w:numId="3" w16cid:durableId="1898085235">
+  <w:num w:numId="4" w16cid:durableId="1898085235">
     <w:abstractNumId w:val="4"/>
   </w:num>
-  <w:num w:numId="4" w16cid:durableId="2006736264">
+  <w:num w:numId="5" w16cid:durableId="2006736264">
     <w:abstractNumId w:val="7"/>
     <w:lvlOverride w:ilvl="0">
       <w:startOverride w:val="1"/>
     </w:lvlOverride>
   </w:num>
-  <w:num w:numId="5" w16cid:durableId="2089840616">
+  <w:num w:numId="6" w16cid:durableId="2089840616">
     <w:abstractNumId w:val="7"/>
     <w:lvlOverride w:ilvl="0">
       <w:startOverride w:val="1"/>
     </w:lvlOverride>
   </w:num>
-  <w:num w:numId="6" w16cid:durableId="1644191920">
+  <w:num w:numId="7" w16cid:durableId="1644191920">
     <w:abstractNumId w:val="7"/>
   </w:num>
-  <w:num w:numId="7" w16cid:durableId="1815365057">
+  <w:num w:numId="8" w16cid:durableId="1815365057">
     <w:abstractNumId w:val="5"/>
   </w:num>
-  <w:num w:numId="8" w16cid:durableId="334577241">
+  <w:num w:numId="9" w16cid:durableId="334577241">
     <w:abstractNumId w:val="7"/>
     <w:lvlOverride w:ilvl="0">
       <w:startOverride w:val="1"/>
     </w:lvlOverride>
   </w:num>
-  <w:num w:numId="9" w16cid:durableId="1649557162">
+  <w:num w:numId="10" w16cid:durableId="1649557162">
     <w:abstractNumId w:val="9"/>
   </w:num>
-  <w:num w:numId="10" w16cid:durableId="1828747703">
+  <w:num w:numId="11" w16cid:durableId="1828747703">
     <w:abstractNumId w:val="10"/>
   </w:num>
-  <w:num w:numId="11" w16cid:durableId="519003112">
+  <w:num w:numId="12" w16cid:durableId="519003112">
     <w:abstractNumId w:val="7"/>
     <w:lvlOverride w:ilvl="0">
       <w:startOverride w:val="1"/>
     </w:lvlOverride>
   </w:num>
-  <w:num w:numId="12" w16cid:durableId="940069361">
+  <w:num w:numId="13" w16cid:durableId="940069361">
     <w:abstractNumId w:val="6"/>
   </w:num>
-  <w:num w:numId="13" w16cid:durableId="482506668">
+  <w:num w:numId="14" w16cid:durableId="482506668">
     <w:abstractNumId w:val="7"/>
     <w:lvlOverride w:ilvl="0">
       <w:startOverride w:val="1"/>
@@ -5107,7 +6644,7 @@
 </file>
 
 <file path=word/styles.xml><?xml version="1.0" encoding="utf-8"?>
-<w:styles xmlns:mc="http://schemas.openxmlformats.org/markup-compatibility/2006" xmlns:r="http://schemas.openxmlformats.org/officeDocument/2006/relationships" xmlns:w="http://schemas.openxmlformats.org/wordprocessingml/2006/main" xmlns:w14="http://schemas.microsoft.com/office/word/2010/wordml" xmlns:w15="http://schemas.microsoft.com/office/word/2012/wordml" xmlns:w16cex="http://schemas.microsoft.com/office/word/2018/wordml/cex" xmlns:w16cid="http://schemas.microsoft.com/office/word/2016/wordml/cid" xmlns:w16="http://schemas.microsoft.com/office/word/2018/wordml" xmlns:w16sdtdh="http://schemas.microsoft.com/office/word/2020/wordml/sdtdatahash" xmlns:w16se="http://schemas.microsoft.com/office/word/2015/wordml/symex" mc:Ignorable="w14 w15 w16se w16cid w16 w16cex w16sdtdh">
+<w:styles xmlns:mc="http://schemas.openxmlformats.org/markup-compatibility/2006" xmlns:r="http://schemas.openxmlformats.org/officeDocument/2006/relationships" xmlns:w="http://schemas.openxmlformats.org/wordprocessingml/2006/main" xmlns:w14="http://schemas.microsoft.com/office/word/2010/wordml" xmlns:w15="http://schemas.microsoft.com/office/word/2012/wordml" xmlns:w16cex="http://schemas.microsoft.com/office/word/2018/wordml/cex" xmlns:w16cid="http://schemas.microsoft.com/office/word/2016/wordml/cid" xmlns:w16="http://schemas.microsoft.com/office/word/2018/wordml" xmlns:w16du="http://schemas.microsoft.com/office/word/2023/wordml/word16du" xmlns:w16sdtdh="http://schemas.microsoft.com/office/word/2020/wordml/sdtdatahash" xmlns:w16sdtfl="http://schemas.microsoft.com/office/word/2024/wordml/sdtformatlock" xmlns:w16se="http://schemas.microsoft.com/office/word/2015/wordml/symex" mc:Ignorable="w14 w15 w16se w16cid w16 w16cex w16sdtdh w16sdtfl w16du">
   <w:docDefaults>
     <w:rPrDefault>
       <w:rPr>
@@ -5920,7 +7457,7 @@
       <w:pageBreakBefore/>
       <w:widowControl w:val="0"/>
       <w:numPr>
-        <w:numId w:val="7"/>
+        <w:numId w:val="8"/>
       </w:numPr>
       <w:spacing w:before="980" w:after="1740" w:line="360" w:lineRule="auto"/>
       <w:ind w:left="283"/>
@@ -5941,7 +7478,7 @@
     <w:pPr>
       <w:widowControl w:val="0"/>
       <w:numPr>
-        <w:numId w:val="6"/>
+        <w:numId w:val="7"/>
       </w:numPr>
       <w:spacing w:line="360" w:lineRule="auto"/>
       <w:jc w:val="both"/>
@@ -5958,7 +7495,7 @@
     <w:pPr>
       <w:widowControl w:val="0"/>
       <w:numPr>
-        <w:numId w:val="1"/>
+        <w:numId w:val="2"/>
       </w:numPr>
       <w:spacing w:line="360" w:lineRule="auto"/>
       <w:ind w:left="1718" w:hanging="357"/>
@@ -5976,7 +7513,7 @@
     <w:pPr>
       <w:widowControl w:val="0"/>
       <w:numPr>
-        <w:numId w:val="2"/>
+        <w:numId w:val="3"/>
       </w:numPr>
       <w:tabs>
         <w:tab w:val="clear" w:pos="360"/>
@@ -5998,7 +7535,7 @@
       <w:widowControl w:val="0"/>
       <w:numPr>
         <w:ilvl w:val="1"/>
-        <w:numId w:val="7"/>
+        <w:numId w:val="8"/>
       </w:numPr>
       <w:spacing w:before="580" w:after="300" w:line="360" w:lineRule="auto"/>
       <w:jc w:val="both"/>
@@ -6018,7 +7555,7 @@
       <w:widowControl w:val="0"/>
       <w:numPr>
         <w:ilvl w:val="2"/>
-        <w:numId w:val="7"/>
+        <w:numId w:val="8"/>
       </w:numPr>
       <w:spacing w:before="300" w:after="300" w:line="360" w:lineRule="auto"/>
       <w:jc w:val="both"/>
@@ -6038,7 +7575,7 @@
       <w:widowControl w:val="0"/>
       <w:numPr>
         <w:ilvl w:val="3"/>
-        <w:numId w:val="7"/>
+        <w:numId w:val="8"/>
       </w:numPr>
       <w:spacing w:before="200" w:after="200" w:line="360" w:lineRule="auto"/>
       <w:jc w:val="both"/>
@@ -6118,7 +7655,7 @@
       <w:widowControl w:val="0"/>
       <w:numPr>
         <w:ilvl w:val="4"/>
-        <w:numId w:val="7"/>
+        <w:numId w:val="8"/>
       </w:numPr>
       <w:spacing w:before="200" w:after="200" w:line="360" w:lineRule="auto"/>
       <w:jc w:val="both"/>
@@ -6315,7 +7852,7 @@
     <w:pPr>
       <w:widowControl w:val="0"/>
       <w:numPr>
-        <w:numId w:val="9"/>
+        <w:numId w:val="10"/>
       </w:numPr>
       <w:tabs>
         <w:tab w:val="clear" w:pos="1418"/>
@@ -6351,7 +7888,7 @@
     <w:pPr>
       <w:widowControl w:val="0"/>
       <w:numPr>
-        <w:numId w:val="12"/>
+        <w:numId w:val="13"/>
       </w:numPr>
       <w:spacing w:before="240"/>
       <w:jc w:val="center"/>
@@ -6431,7 +7968,7 @@
       <w:widowControl w:val="0"/>
       <w:numPr>
         <w:ilvl w:val="4"/>
-        <w:numId w:val="3"/>
+        <w:numId w:val="4"/>
       </w:numPr>
       <w:spacing w:after="1701" w:line="360" w:lineRule="auto"/>
       <w:jc w:val="center"/>
@@ -6717,7 +8254,7 @@
     <w:rsid w:val="0041607B"/>
     <w:pPr>
       <w:numPr>
-        <w:numId w:val="10"/>
+        <w:numId w:val="11"/>
       </w:numPr>
       <w:spacing w:before="240"/>
       <w:jc w:val="center"/>
@@ -6853,6 +8390,34 @@
       <w:ind w:left="720"/>
       <w:contextualSpacing/>
     </w:pPr>
+  </w:style>
+  <w:style w:type="paragraph" w:styleId="Subttulo">
+    <w:name w:val="Subtitle"/>
+    <w:basedOn w:val="Normal"/>
+    <w:next w:val="Normal"/>
+    <w:link w:val="SubttuloChar"/>
+    <w:uiPriority w:val="11"/>
+    <w:qFormat/>
+    <w:rsid w:val="36C0377B"/>
+    <w:rPr>
+      <w:rFonts w:eastAsiaTheme="majorEastAsia" w:cstheme="majorBidi"/>
+      <w:color w:val="595959" w:themeColor="text1" w:themeTint="A6"/>
+      <w:sz w:val="28"/>
+      <w:szCs w:val="28"/>
+    </w:rPr>
+  </w:style>
+  <w:style w:type="character" w:customStyle="1" w:styleId="SubttuloChar">
+    <w:name w:val="Subtítulo Char"/>
+    <w:basedOn w:val="Fontepargpadro"/>
+    <w:link w:val="Subttulo"/>
+    <w:uiPriority w:val="11"/>
+    <w:rsid w:val="36C0377B"/>
+    <w:rPr>
+      <w:rFonts w:eastAsiaTheme="majorEastAsia" w:cstheme="majorBidi"/>
+      <w:color w:val="595959" w:themeColor="text1" w:themeTint="A6"/>
+      <w:sz w:val="28"/>
+      <w:szCs w:val="28"/>
+    </w:rPr>
   </w:style>
 </w:styles>
 </file>

--- a/docs/Rascunho TCC.docx
+++ b/docs/Rascunho TCC.docx
@@ -247,6 +247,7 @@
         <w:pStyle w:val="CP-CapaCabecalho"/>
       </w:pPr>
       <w:r>
+        <w:lastRenderedPageBreak/>
         <w:t>AATEC - Área de Agrárias, Engenharias e Tecnologias</w:t>
       </w:r>
     </w:p>
@@ -375,49 +376,19 @@
         <w:pStyle w:val="CP-CapaOrientador"/>
       </w:pPr>
       <w:r>
-        <w:t xml:space="preserve">Orientador(a): </w:t>
-      </w:r>
-      <w:proofErr w:type="spellStart"/>
-      <w:r>
-        <w:t>Prof</w:t>
-      </w:r>
-      <w:proofErr w:type="spellEnd"/>
-      <w:r>
-        <w:t>(ª).</w:t>
+        <w:t>Orientador(a): Prof(ª).</w:t>
       </w:r>
       <w:r>
         <w:rPr>
           <w:highlight w:val="yellow"/>
         </w:rPr>
-        <w:t xml:space="preserve"> Lucas Antunes da Rocha </w:t>
-      </w:r>
-      <w:proofErr w:type="spellStart"/>
+        <w:t xml:space="preserve"> Lucas Antunes da Rocha Volfe</w:t>
+      </w:r>
       <w:r>
         <w:rPr>
           <w:highlight w:val="yellow"/>
         </w:rPr>
-        <w:t>Volfe</w:t>
-      </w:r>
-      <w:proofErr w:type="spellEnd"/>
-      <w:r>
-        <w:rPr>
-          <w:highlight w:val="yellow"/>
-        </w:rPr>
-        <w:t>, &lt;</w:t>
-      </w:r>
-      <w:proofErr w:type="spellStart"/>
-      <w:r>
-        <w:rPr>
-          <w:highlight w:val="yellow"/>
-        </w:rPr>
-        <w:t>Esp</w:t>
-      </w:r>
-      <w:proofErr w:type="spellEnd"/>
-      <w:r>
-        <w:rPr>
-          <w:highlight w:val="yellow"/>
-        </w:rPr>
-        <w:t>.,Me., Dr.&gt;</w:t>
+        <w:t>, &lt;Esp.,Me., Dr.&gt;</w:t>
       </w:r>
     </w:p>
     <w:p>
@@ -499,8 +470,9 @@
       <w:bookmarkStart w:id="2" w:name="_Toc527795382"/>
       <w:bookmarkStart w:id="3" w:name="_Toc527798492"/>
       <w:bookmarkStart w:id="4" w:name="_Toc159362151"/>
-      <w:bookmarkStart w:id="5" w:name="_Toc225859264"/>
-      <w:r>
+      <w:bookmarkStart w:id="5" w:name="_Toc228622500"/>
+      <w:r>
+        <w:lastRenderedPageBreak/>
         <w:t>Lista de</w:t>
       </w:r>
       <w:bookmarkEnd w:id="0"/>
@@ -515,7 +487,15 @@
     </w:p>
     <w:p>
       <w:pPr>
-        <w:pStyle w:val="TE-Normal"/>
+        <w:pStyle w:val="Sumrio9"/>
+        <w:rPr>
+          <w:rFonts w:asciiTheme="minorHAnsi" w:eastAsiaTheme="minorEastAsia" w:hAnsiTheme="minorHAnsi" w:cstheme="minorBidi"/>
+          <w:noProof/>
+          <w:kern w:val="2"/>
+          <w:sz w:val="24"/>
+          <w:szCs w:val="24"/>
+          <w14:ligatures w14:val="standardContextual"/>
+        </w:rPr>
       </w:pPr>
       <w:r>
         <w:rPr>
@@ -546,11 +526,162 @@
       </w:r>
       <w:r>
         <w:rPr>
-          <w:caps/>
+          <w:b/>
           <w:noProof/>
-        </w:rPr>
-        <w:t>Nenhuma entrada de sumário foi encontrada.</w:t>
-      </w:r>
+          <w:color w:val="000000" w:themeColor="text1"/>
+        </w:rPr>
+        <w:t>FIGURA 1 -</w:t>
+      </w:r>
+      <w:r>
+        <w:rPr>
+          <w:rFonts w:asciiTheme="minorHAnsi" w:eastAsiaTheme="minorEastAsia" w:hAnsiTheme="minorHAnsi" w:cstheme="minorBidi"/>
+          <w:noProof/>
+          <w:kern w:val="2"/>
+          <w:sz w:val="24"/>
+          <w:szCs w:val="24"/>
+          <w14:ligatures w14:val="standardContextual"/>
+        </w:rPr>
+        <w:tab/>
+      </w:r>
+      <w:r>
+        <w:rPr>
+          <w:noProof/>
+          <w:color w:val="000000" w:themeColor="text1"/>
+        </w:rPr>
+        <w:t>Exemplo de representação de uma partitura no formato MusicXML (Item 1.1)</w:t>
+      </w:r>
+      <w:r>
+        <w:rPr>
+          <w:noProof/>
+        </w:rPr>
+        <w:tab/>
+      </w:r>
+      <w:r>
+        <w:rPr>
+          <w:noProof/>
+        </w:rPr>
+        <w:fldChar w:fldCharType="begin"/>
+      </w:r>
+      <w:r>
+        <w:rPr>
+          <w:noProof/>
+        </w:rPr>
+        <w:instrText xml:space="preserve"> PAGEREF _Toc228620295 \h </w:instrText>
+      </w:r>
+      <w:r>
+        <w:rPr>
+          <w:noProof/>
+        </w:rPr>
+      </w:r>
+      <w:r>
+        <w:rPr>
+          <w:noProof/>
+        </w:rPr>
+        <w:fldChar w:fldCharType="separate"/>
+      </w:r>
+      <w:r>
+        <w:rPr>
+          <w:noProof/>
+        </w:rPr>
+        <w:t>15</w:t>
+      </w:r>
+      <w:r>
+        <w:rPr>
+          <w:noProof/>
+        </w:rPr>
+        <w:fldChar w:fldCharType="end"/>
+      </w:r>
+    </w:p>
+    <w:p>
+      <w:pPr>
+        <w:pStyle w:val="Sumrio9"/>
+        <w:rPr>
+          <w:rFonts w:asciiTheme="minorHAnsi" w:eastAsiaTheme="minorEastAsia" w:hAnsiTheme="minorHAnsi" w:cstheme="minorBidi"/>
+          <w:noProof/>
+          <w:kern w:val="2"/>
+          <w:sz w:val="24"/>
+          <w:szCs w:val="24"/>
+          <w14:ligatures w14:val="standardContextual"/>
+        </w:rPr>
+      </w:pPr>
+      <w:r>
+        <w:rPr>
+          <w:b/>
+          <w:noProof/>
+          <w:color w:val="000000" w:themeColor="text1"/>
+        </w:rPr>
+        <w:t>FIGURA 2 -</w:t>
+      </w:r>
+      <w:r>
+        <w:rPr>
+          <w:rFonts w:asciiTheme="minorHAnsi" w:eastAsiaTheme="minorEastAsia" w:hAnsiTheme="minorHAnsi" w:cstheme="minorBidi"/>
+          <w:noProof/>
+          <w:kern w:val="2"/>
+          <w:sz w:val="24"/>
+          <w:szCs w:val="24"/>
+          <w14:ligatures w14:val="standardContextual"/>
+        </w:rPr>
+        <w:tab/>
+      </w:r>
+      <w:r>
+        <w:rPr>
+          <w:noProof/>
+        </w:rPr>
+        <w:t>Exemplo de padrão melódico recorrente em partitura, evidenciando a repetição de motivos musicais.</w:t>
+      </w:r>
+      <w:r>
+        <w:rPr>
+          <w:noProof/>
+          <w:color w:val="000000" w:themeColor="text1"/>
+        </w:rPr>
+        <w:t xml:space="preserve"> (Item 1.1)</w:t>
+      </w:r>
+      <w:r>
+        <w:rPr>
+          <w:noProof/>
+        </w:rPr>
+        <w:tab/>
+      </w:r>
+      <w:r>
+        <w:rPr>
+          <w:noProof/>
+        </w:rPr>
+        <w:fldChar w:fldCharType="begin"/>
+      </w:r>
+      <w:r>
+        <w:rPr>
+          <w:noProof/>
+        </w:rPr>
+        <w:instrText xml:space="preserve"> PAGEREF _Toc228620296 \h </w:instrText>
+      </w:r>
+      <w:r>
+        <w:rPr>
+          <w:noProof/>
+        </w:rPr>
+      </w:r>
+      <w:r>
+        <w:rPr>
+          <w:noProof/>
+        </w:rPr>
+        <w:fldChar w:fldCharType="separate"/>
+      </w:r>
+      <w:r>
+        <w:rPr>
+          <w:noProof/>
+        </w:rPr>
+        <w:t>17</w:t>
+      </w:r>
+      <w:r>
+        <w:rPr>
+          <w:noProof/>
+        </w:rPr>
+        <w:fldChar w:fldCharType="end"/>
+      </w:r>
+    </w:p>
+    <w:p>
+      <w:pPr>
+        <w:pStyle w:val="TE-Normal"/>
+      </w:pPr>
       <w:r>
         <w:rPr>
           <w:b/>
@@ -661,8 +792,9 @@
         <w:pStyle w:val="TC-TituloCentralizado"/>
       </w:pPr>
       <w:bookmarkStart w:id="6" w:name="_Toc159362152"/>
-      <w:bookmarkStart w:id="7" w:name="_Toc225859265"/>
-      <w:r>
+      <w:bookmarkStart w:id="7" w:name="_Toc228622501"/>
+      <w:r>
+        <w:lastRenderedPageBreak/>
         <w:t>Lista de QUADROS</w:t>
       </w:r>
       <w:bookmarkEnd w:id="6"/>
@@ -676,42 +808,6 @@
           <w:snapToGrid/>
         </w:rPr>
       </w:pPr>
-      <w:r>
-        <w:rPr>
-          <w:noProof/>
-          <w:szCs w:val="26"/>
-        </w:rPr>
-        <w:fldChar w:fldCharType="begin"/>
-      </w:r>
-      <w:r>
-        <w:rPr>
-          <w:noProof/>
-        </w:rPr>
-        <w:instrText xml:space="preserve"> TOC \t "TE-LegendaQuadro;9" </w:instrText>
-      </w:r>
-      <w:r>
-        <w:rPr>
-          <w:noProof/>
-          <w:szCs w:val="26"/>
-        </w:rPr>
-        <w:fldChar w:fldCharType="separate"/>
-      </w:r>
-      <w:r>
-        <w:rPr>
-          <w:b/>
-          <w:bCs/>
-          <w:noProof/>
-          <w:szCs w:val="26"/>
-        </w:rPr>
-        <w:t>Nenhuma entrada de sumário foi encontrada.</w:t>
-      </w:r>
-      <w:r>
-        <w:rPr>
-          <w:noProof/>
-          <w:snapToGrid/>
-        </w:rPr>
-        <w:fldChar w:fldCharType="end"/>
-      </w:r>
     </w:p>
     <w:p>
       <w:pPr>
@@ -840,54 +936,84 @@
       <w:pPr>
         <w:pStyle w:val="TC-TituloCentralizado"/>
       </w:pPr>
-      <w:bookmarkStart w:id="8" w:name="_Toc159362153"/>
-      <w:bookmarkStart w:id="9" w:name="_Toc225859266"/>
-      <w:r>
-        <w:t>Lista de tabelas</w:t>
-      </w:r>
-      <w:bookmarkEnd w:id="8"/>
-      <w:bookmarkEnd w:id="9"/>
-    </w:p>
-    <w:p>
-      <w:pPr>
-        <w:pStyle w:val="TE-Normal"/>
-        <w:rPr>
-          <w:noProof/>
-          <w:snapToGrid/>
-        </w:rPr>
-      </w:pPr>
-      <w:r>
-        <w:rPr>
-          <w:noProof/>
-        </w:rPr>
-        <w:fldChar w:fldCharType="begin"/>
-      </w:r>
-      <w:r>
-        <w:rPr>
-          <w:noProof/>
-        </w:rPr>
-        <w:instrText xml:space="preserve"> TOC \t "TE-LegendaTabela;9" </w:instrText>
-      </w:r>
-      <w:r>
-        <w:rPr>
-          <w:noProof/>
-        </w:rPr>
-        <w:fldChar w:fldCharType="separate"/>
-      </w:r>
-      <w:r>
-        <w:rPr>
-          <w:b/>
-          <w:bCs/>
-          <w:noProof/>
-        </w:rPr>
-        <w:t>Nenhuma entrada de sumário foi encontrada.</w:t>
-      </w:r>
-      <w:r>
-        <w:rPr>
-          <w:noProof/>
-        </w:rPr>
-        <w:fldChar w:fldCharType="end"/>
-      </w:r>
+      <w:r>
+        <w:lastRenderedPageBreak/>
+        <w:t xml:space="preserve">Lista de </w:t>
+      </w:r>
+      <w:r>
+        <w:t>tABELAS</w:t>
+      </w:r>
+    </w:p>
+    <w:sdt>
+      <w:sdtPr>
+        <w:id w:val="-1556333960"/>
+        <w:docPartObj>
+          <w:docPartGallery w:val="Table of Contents"/>
+          <w:docPartUnique/>
+        </w:docPartObj>
+      </w:sdtPr>
+      <w:sdtContent>
+        <w:p>
+          <w:pPr>
+            <w:widowControl w:val="0"/>
+            <w:pBdr>
+              <w:top w:val="nil"/>
+              <w:left w:val="nil"/>
+              <w:bottom w:val="nil"/>
+              <w:right w:val="nil"/>
+              <w:between w:val="nil"/>
+            </w:pBdr>
+            <w:spacing w:line="360" w:lineRule="auto"/>
+            <w:ind w:firstLine="1009"/>
+            <w:jc w:val="both"/>
+            <w:rPr>
+              <w:color w:val="000000"/>
+              <w:sz w:val="26"/>
+              <w:szCs w:val="26"/>
+            </w:rPr>
+          </w:pPr>
+          <w:r>
+            <w:fldChar w:fldCharType="begin"/>
+          </w:r>
+          <w:r>
+            <w:instrText xml:space="preserve"> TOC \h \u \z \t "Heading 1,1,Heading 2,2,Heading 3,3,Heading 4,4,Heading 5,5,Heading 6,6,"</w:instrText>
+          </w:r>
+          <w:r>
+            <w:fldChar w:fldCharType="separate"/>
+          </w:r>
+          <w:r>
+            <w:rPr>
+              <w:b/>
+              <w:bCs/>
+              <w:noProof/>
+            </w:rPr>
+            <w:t>Nenhuma entrada de sumário foi encontrada.</w:t>
+          </w:r>
+          <w:r>
+            <w:fldChar w:fldCharType="end"/>
+          </w:r>
+        </w:p>
+      </w:sdtContent>
+    </w:sdt>
+    <w:p>
+      <w:pPr>
+        <w:widowControl w:val="0"/>
+        <w:pBdr>
+          <w:top w:val="nil"/>
+          <w:left w:val="nil"/>
+          <w:bottom w:val="nil"/>
+          <w:right w:val="nil"/>
+          <w:between w:val="nil"/>
+        </w:pBdr>
+        <w:spacing w:line="360" w:lineRule="auto"/>
+        <w:ind w:firstLine="1009"/>
+        <w:jc w:val="both"/>
+        <w:rPr>
+          <w:color w:val="000000"/>
+          <w:sz w:val="26"/>
+          <w:szCs w:val="26"/>
+        </w:rPr>
+      </w:pPr>
     </w:p>
     <w:p>
       <w:pPr>
@@ -1041,13 +1167,14 @@
       <w:pPr>
         <w:pStyle w:val="TC-TituloCentralizado"/>
       </w:pPr>
-      <w:bookmarkStart w:id="10" w:name="_Toc159362154"/>
-      <w:bookmarkStart w:id="11" w:name="_Toc225859267"/>
-      <w:r>
+      <w:bookmarkStart w:id="8" w:name="_Toc159362154"/>
+      <w:bookmarkStart w:id="9" w:name="_Toc228622503"/>
+      <w:r>
+        <w:lastRenderedPageBreak/>
         <w:t>Lista de Siglas</w:t>
       </w:r>
-      <w:bookmarkEnd w:id="10"/>
-      <w:bookmarkEnd w:id="11"/>
+      <w:bookmarkEnd w:id="8"/>
+      <w:bookmarkEnd w:id="9"/>
     </w:p>
     <w:p>
       <w:pPr>
@@ -1092,6 +1219,7 @@
         <w:pStyle w:val="TC-TituloSumario"/>
       </w:pPr>
       <w:r>
+        <w:lastRenderedPageBreak/>
         <w:t>Sumário</w:t>
       </w:r>
     </w:p>
@@ -1127,7 +1255,7 @@
         <w:fldChar w:fldCharType="begin"/>
       </w:r>
       <w:r>
-        <w:instrText xml:space="preserve"> PAGEREF _Toc225859264 \h </w:instrText>
+        <w:instrText xml:space="preserve"> PAGEREF _Toc228622500 \h </w:instrText>
       </w:r>
       <w:r>
         <w:fldChar w:fldCharType="separate"/>
@@ -1162,7 +1290,7 @@
         <w:fldChar w:fldCharType="begin"/>
       </w:r>
       <w:r>
-        <w:instrText xml:space="preserve"> PAGEREF _Toc225859265 \h </w:instrText>
+        <w:instrText xml:space="preserve"> PAGEREF _Toc228622501 \h </w:instrText>
       </w:r>
       <w:r>
         <w:fldChar w:fldCharType="separate"/>
@@ -1197,7 +1325,7 @@
         <w:fldChar w:fldCharType="begin"/>
       </w:r>
       <w:r>
-        <w:instrText xml:space="preserve"> PAGEREF _Toc225859266 \h </w:instrText>
+        <w:instrText xml:space="preserve"> PAGEREF _Toc228622502 \h </w:instrText>
       </w:r>
       <w:r>
         <w:fldChar w:fldCharType="separate"/>
@@ -1232,7 +1360,7 @@
         <w:fldChar w:fldCharType="begin"/>
       </w:r>
       <w:r>
-        <w:instrText xml:space="preserve"> PAGEREF _Toc225859267 \h </w:instrText>
+        <w:instrText xml:space="preserve"> PAGEREF _Toc228622503 \h </w:instrText>
       </w:r>
       <w:r>
         <w:fldChar w:fldCharType="separate"/>
@@ -1267,13 +1395,13 @@
         <w:fldChar w:fldCharType="begin"/>
       </w:r>
       <w:r>
-        <w:instrText xml:space="preserve"> PAGEREF _Toc225859268 \h </w:instrText>
+        <w:instrText xml:space="preserve"> PAGEREF _Toc228622504 \h </w:instrText>
       </w:r>
       <w:r>
         <w:fldChar w:fldCharType="separate"/>
       </w:r>
       <w:r>
-        <w:t>1</w:t>
+        <w:t>9</w:t>
       </w:r>
       <w:r>
         <w:fldChar w:fldCharType="end"/>
@@ -1300,13 +1428,13 @@
         <w:fldChar w:fldCharType="begin"/>
       </w:r>
       <w:r>
-        <w:instrText xml:space="preserve"> PAGEREF _Toc225859269 \h </w:instrText>
+        <w:instrText xml:space="preserve"> PAGEREF _Toc228622505 \h </w:instrText>
       </w:r>
       <w:r>
         <w:fldChar w:fldCharType="separate"/>
       </w:r>
       <w:r>
-        <w:t>1</w:t>
+        <w:t>10</w:t>
       </w:r>
       <w:r>
         <w:fldChar w:fldCharType="end"/>
@@ -1333,13 +1461,13 @@
         <w:fldChar w:fldCharType="begin"/>
       </w:r>
       <w:r>
-        <w:instrText xml:space="preserve"> PAGEREF _Toc225859270 \h </w:instrText>
+        <w:instrText xml:space="preserve"> PAGEREF _Toc228622506 \h </w:instrText>
       </w:r>
       <w:r>
         <w:fldChar w:fldCharType="separate"/>
       </w:r>
       <w:r>
-        <w:t>2</w:t>
+        <w:t>11</w:t>
       </w:r>
       <w:r>
         <w:fldChar w:fldCharType="end"/>
@@ -1366,13 +1494,13 @@
         <w:fldChar w:fldCharType="begin"/>
       </w:r>
       <w:r>
-        <w:instrText xml:space="preserve"> PAGEREF _Toc225859271 \h </w:instrText>
+        <w:instrText xml:space="preserve"> PAGEREF _Toc228622507 \h </w:instrText>
       </w:r>
       <w:r>
         <w:fldChar w:fldCharType="separate"/>
       </w:r>
       <w:r>
-        <w:t>2</w:t>
+        <w:t>11</w:t>
       </w:r>
       <w:r>
         <w:fldChar w:fldCharType="end"/>
@@ -1399,13 +1527,13 @@
         <w:fldChar w:fldCharType="begin"/>
       </w:r>
       <w:r>
-        <w:instrText xml:space="preserve"> PAGEREF _Toc225859272 \h </w:instrText>
+        <w:instrText xml:space="preserve"> PAGEREF _Toc228622508 \h </w:instrText>
       </w:r>
       <w:r>
         <w:fldChar w:fldCharType="separate"/>
       </w:r>
       <w:r>
-        <w:t>2</w:t>
+        <w:t>11</w:t>
       </w:r>
       <w:r>
         <w:fldChar w:fldCharType="end"/>
@@ -1432,13 +1560,13 @@
         <w:fldChar w:fldCharType="begin"/>
       </w:r>
       <w:r>
-        <w:instrText xml:space="preserve"> PAGEREF _Toc225859273 \h </w:instrText>
+        <w:instrText xml:space="preserve"> PAGEREF _Toc228622509 \h </w:instrText>
       </w:r>
       <w:r>
         <w:fldChar w:fldCharType="separate"/>
       </w:r>
       <w:r>
-        <w:t>2</w:t>
+        <w:t>12</w:t>
       </w:r>
       <w:r>
         <w:fldChar w:fldCharType="end"/>
@@ -1465,13 +1593,13 @@
         <w:fldChar w:fldCharType="begin"/>
       </w:r>
       <w:r>
-        <w:instrText xml:space="preserve"> PAGEREF _Toc225859274 \h </w:instrText>
+        <w:instrText xml:space="preserve"> PAGEREF _Toc228622510 \h </w:instrText>
       </w:r>
       <w:r>
         <w:fldChar w:fldCharType="separate"/>
       </w:r>
       <w:r>
-        <w:t>3</w:t>
+        <w:t>12</w:t>
       </w:r>
       <w:r>
         <w:fldChar w:fldCharType="end"/>
@@ -1498,13 +1626,13 @@
         <w:fldChar w:fldCharType="begin"/>
       </w:r>
       <w:r>
-        <w:instrText xml:space="preserve"> PAGEREF _Toc225859275 \h </w:instrText>
+        <w:instrText xml:space="preserve"> PAGEREF _Toc228622511 \h </w:instrText>
       </w:r>
       <w:r>
         <w:fldChar w:fldCharType="separate"/>
       </w:r>
       <w:r>
-        <w:t>4</w:t>
+        <w:t>13</w:t>
       </w:r>
       <w:r>
         <w:fldChar w:fldCharType="end"/>
@@ -1531,13 +1659,13 @@
         <w:fldChar w:fldCharType="begin"/>
       </w:r>
       <w:r>
-        <w:instrText xml:space="preserve"> PAGEREF _Toc225859276 \h </w:instrText>
+        <w:instrText xml:space="preserve"> PAGEREF _Toc228622512 \h </w:instrText>
       </w:r>
       <w:r>
         <w:fldChar w:fldCharType="separate"/>
       </w:r>
       <w:r>
-        <w:t>5</w:t>
+        <w:t>14</w:t>
       </w:r>
       <w:r>
         <w:fldChar w:fldCharType="end"/>
@@ -1564,13 +1692,13 @@
         <w:fldChar w:fldCharType="begin"/>
       </w:r>
       <w:r>
-        <w:instrText xml:space="preserve"> PAGEREF _Toc225859277 \h </w:instrText>
+        <w:instrText xml:space="preserve"> PAGEREF _Toc228622513 \h </w:instrText>
       </w:r>
       <w:r>
         <w:fldChar w:fldCharType="separate"/>
       </w:r>
       <w:r>
-        <w:t>5</w:t>
+        <w:t>14</w:t>
       </w:r>
       <w:r>
         <w:fldChar w:fldCharType="end"/>
@@ -1599,13 +1727,13 @@
         <w:fldChar w:fldCharType="begin"/>
       </w:r>
       <w:r>
-        <w:instrText xml:space="preserve"> PAGEREF _Toc225859278 \h </w:instrText>
+        <w:instrText xml:space="preserve"> PAGEREF _Toc228622514 \h </w:instrText>
       </w:r>
       <w:r>
         <w:fldChar w:fldCharType="separate"/>
       </w:r>
       <w:r>
-        <w:t>6</w:t>
+        <w:t>15</w:t>
       </w:r>
       <w:r>
         <w:fldChar w:fldCharType="end"/>
@@ -1632,13 +1760,13 @@
         <w:fldChar w:fldCharType="begin"/>
       </w:r>
       <w:r>
-        <w:instrText xml:space="preserve"> PAGEREF _Toc225859279 \h </w:instrText>
+        <w:instrText xml:space="preserve"> PAGEREF _Toc228622515 \h </w:instrText>
       </w:r>
       <w:r>
         <w:fldChar w:fldCharType="separate"/>
       </w:r>
       <w:r>
-        <w:t>6</w:t>
+        <w:t>15</w:t>
       </w:r>
       <w:r>
         <w:fldChar w:fldCharType="end"/>
@@ -1665,13 +1793,13 @@
         <w:fldChar w:fldCharType="begin"/>
       </w:r>
       <w:r>
-        <w:instrText xml:space="preserve"> PAGEREF _Toc225859280 \h </w:instrText>
+        <w:instrText xml:space="preserve"> PAGEREF _Toc228622516 \h </w:instrText>
       </w:r>
       <w:r>
         <w:fldChar w:fldCharType="separate"/>
       </w:r>
       <w:r>
-        <w:t>6</w:t>
+        <w:t>15</w:t>
       </w:r>
       <w:r>
         <w:fldChar w:fldCharType="end"/>
@@ -1698,13 +1826,13 @@
         <w:fldChar w:fldCharType="begin"/>
       </w:r>
       <w:r>
-        <w:instrText xml:space="preserve"> PAGEREF _Toc225859281 \h </w:instrText>
+        <w:instrText xml:space="preserve"> PAGEREF _Toc228622517 \h </w:instrText>
       </w:r>
       <w:r>
         <w:fldChar w:fldCharType="separate"/>
       </w:r>
       <w:r>
-        <w:t>6</w:t>
+        <w:t>16</w:t>
       </w:r>
       <w:r>
         <w:fldChar w:fldCharType="end"/>
@@ -1731,13 +1859,13 @@
         <w:fldChar w:fldCharType="begin"/>
       </w:r>
       <w:r>
-        <w:instrText xml:space="preserve"> PAGEREF _Toc225859282 \h </w:instrText>
+        <w:instrText xml:space="preserve"> PAGEREF _Toc228622518 \h </w:instrText>
       </w:r>
       <w:r>
         <w:fldChar w:fldCharType="separate"/>
       </w:r>
       <w:r>
-        <w:t>7</w:t>
+        <w:t>16</w:t>
       </w:r>
       <w:r>
         <w:fldChar w:fldCharType="end"/>
@@ -1764,13 +1892,13 @@
         <w:fldChar w:fldCharType="begin"/>
       </w:r>
       <w:r>
-        <w:instrText xml:space="preserve"> PAGEREF _Toc225859283 \h </w:instrText>
+        <w:instrText xml:space="preserve"> PAGEREF _Toc228622519 \h </w:instrText>
       </w:r>
       <w:r>
         <w:fldChar w:fldCharType="separate"/>
       </w:r>
       <w:r>
-        <w:t>7</w:t>
+        <w:t>17</w:t>
       </w:r>
       <w:r>
         <w:fldChar w:fldCharType="end"/>
@@ -1797,13 +1925,13 @@
         <w:fldChar w:fldCharType="begin"/>
       </w:r>
       <w:r>
-        <w:instrText xml:space="preserve"> PAGEREF _Toc225859284 \h </w:instrText>
+        <w:instrText xml:space="preserve"> PAGEREF _Toc228622520 \h </w:instrText>
       </w:r>
       <w:r>
         <w:fldChar w:fldCharType="separate"/>
       </w:r>
       <w:r>
-        <w:t>8</w:t>
+        <w:t>18</w:t>
       </w:r>
       <w:r>
         <w:fldChar w:fldCharType="end"/>
@@ -1830,13 +1958,13 @@
         <w:fldChar w:fldCharType="begin"/>
       </w:r>
       <w:r>
-        <w:instrText xml:space="preserve"> PAGEREF _Toc225859285 \h </w:instrText>
+        <w:instrText xml:space="preserve"> PAGEREF _Toc228622521 \h </w:instrText>
       </w:r>
       <w:r>
         <w:fldChar w:fldCharType="separate"/>
       </w:r>
       <w:r>
-        <w:t>8</w:t>
+        <w:t>18</w:t>
       </w:r>
       <w:r>
         <w:fldChar w:fldCharType="end"/>
@@ -1863,13 +1991,13 @@
         <w:fldChar w:fldCharType="begin"/>
       </w:r>
       <w:r>
-        <w:instrText xml:space="preserve"> PAGEREF _Toc225859286 \h </w:instrText>
+        <w:instrText xml:space="preserve"> PAGEREF _Toc228622522 \h </w:instrText>
       </w:r>
       <w:r>
         <w:fldChar w:fldCharType="separate"/>
       </w:r>
       <w:r>
-        <w:t>8</w:t>
+        <w:t>18</w:t>
       </w:r>
       <w:r>
         <w:fldChar w:fldCharType="end"/>
@@ -1896,13 +2024,13 @@
         <w:fldChar w:fldCharType="begin"/>
       </w:r>
       <w:r>
-        <w:instrText xml:space="preserve"> PAGEREF _Toc225859287 \h </w:instrText>
+        <w:instrText xml:space="preserve"> PAGEREF _Toc228622523 \h </w:instrText>
       </w:r>
       <w:r>
         <w:fldChar w:fldCharType="separate"/>
       </w:r>
       <w:r>
-        <w:t>9</w:t>
+        <w:t>19</w:t>
       </w:r>
       <w:r>
         <w:fldChar w:fldCharType="end"/>
@@ -1931,13 +2059,13 @@
         <w:fldChar w:fldCharType="begin"/>
       </w:r>
       <w:r>
-        <w:instrText xml:space="preserve"> PAGEREF _Toc225859288 \h </w:instrText>
+        <w:instrText xml:space="preserve"> PAGEREF _Toc228622524 \h </w:instrText>
       </w:r>
       <w:r>
         <w:fldChar w:fldCharType="separate"/>
       </w:r>
       <w:r>
-        <w:t>10</w:t>
+        <w:t>20</w:t>
       </w:r>
       <w:r>
         <w:fldChar w:fldCharType="end"/>
@@ -1964,13 +2092,13 @@
         <w:fldChar w:fldCharType="begin"/>
       </w:r>
       <w:r>
-        <w:instrText xml:space="preserve"> PAGEREF _Toc225859289 \h </w:instrText>
+        <w:instrText xml:space="preserve"> PAGEREF _Toc228622525 \h </w:instrText>
       </w:r>
       <w:r>
         <w:fldChar w:fldCharType="separate"/>
       </w:r>
       <w:r>
-        <w:t>10</w:t>
+        <w:t>20</w:t>
       </w:r>
       <w:r>
         <w:fldChar w:fldCharType="end"/>
@@ -1997,13 +2125,13 @@
         <w:fldChar w:fldCharType="begin"/>
       </w:r>
       <w:r>
-        <w:instrText xml:space="preserve"> PAGEREF _Toc225859290 \h </w:instrText>
+        <w:instrText xml:space="preserve"> PAGEREF _Toc228622526 \h </w:instrText>
       </w:r>
       <w:r>
         <w:fldChar w:fldCharType="separate"/>
       </w:r>
       <w:r>
-        <w:t>10</w:t>
+        <w:t>20</w:t>
       </w:r>
       <w:r>
         <w:fldChar w:fldCharType="end"/>
@@ -2030,13 +2158,13 @@
         <w:fldChar w:fldCharType="begin"/>
       </w:r>
       <w:r>
-        <w:instrText xml:space="preserve"> PAGEREF _Toc225859291 \h </w:instrText>
+        <w:instrText xml:space="preserve"> PAGEREF _Toc228622527 \h </w:instrText>
       </w:r>
       <w:r>
         <w:fldChar w:fldCharType="separate"/>
       </w:r>
       <w:r>
-        <w:t>10</w:t>
+        <w:t>20</w:t>
       </w:r>
       <w:r>
         <w:fldChar w:fldCharType="end"/>
@@ -2063,13 +2191,13 @@
         <w:fldChar w:fldCharType="begin"/>
       </w:r>
       <w:r>
-        <w:instrText xml:space="preserve"> PAGEREF _Toc225859292 \h </w:instrText>
+        <w:instrText xml:space="preserve"> PAGEREF _Toc228622528 \h </w:instrText>
       </w:r>
       <w:r>
         <w:fldChar w:fldCharType="separate"/>
       </w:r>
       <w:r>
-        <w:t>11</w:t>
+        <w:t>21</w:t>
       </w:r>
       <w:r>
         <w:fldChar w:fldCharType="end"/>
@@ -2096,13 +2224,13 @@
         <w:fldChar w:fldCharType="begin"/>
       </w:r>
       <w:r>
-        <w:instrText xml:space="preserve"> PAGEREF _Toc225859293 \h </w:instrText>
+        <w:instrText xml:space="preserve"> PAGEREF _Toc228622529 \h </w:instrText>
       </w:r>
       <w:r>
         <w:fldChar w:fldCharType="separate"/>
       </w:r>
       <w:r>
-        <w:t>11</w:t>
+        <w:t>21</w:t>
       </w:r>
       <w:r>
         <w:fldChar w:fldCharType="end"/>
@@ -2129,13 +2257,13 @@
         <w:fldChar w:fldCharType="begin"/>
       </w:r>
       <w:r>
-        <w:instrText xml:space="preserve"> PAGEREF _Toc225859294 \h </w:instrText>
+        <w:instrText xml:space="preserve"> PAGEREF _Toc228622530 \h </w:instrText>
       </w:r>
       <w:r>
         <w:fldChar w:fldCharType="separate"/>
       </w:r>
       <w:r>
-        <w:t>11</w:t>
+        <w:t>21</w:t>
       </w:r>
       <w:r>
         <w:fldChar w:fldCharType="end"/>
@@ -2162,13 +2290,13 @@
         <w:fldChar w:fldCharType="begin"/>
       </w:r>
       <w:r>
-        <w:instrText xml:space="preserve"> PAGEREF _Toc225859295 \h </w:instrText>
+        <w:instrText xml:space="preserve"> PAGEREF _Toc228622531 \h </w:instrText>
       </w:r>
       <w:r>
         <w:fldChar w:fldCharType="separate"/>
       </w:r>
       <w:r>
-        <w:t>11</w:t>
+        <w:t>21</w:t>
       </w:r>
       <w:r>
         <w:fldChar w:fldCharType="end"/>
@@ -2186,6 +2314,7 @@
         </w:rPr>
       </w:pPr>
       <w:r>
+        <w:lastRenderedPageBreak/>
         <w:t>3.8 Visão geral do sistema proposto</w:t>
       </w:r>
       <w:r>
@@ -2195,13 +2324,13 @@
         <w:fldChar w:fldCharType="begin"/>
       </w:r>
       <w:r>
-        <w:instrText xml:space="preserve"> PAGEREF _Toc225859296 \h </w:instrText>
+        <w:instrText xml:space="preserve"> PAGEREF _Toc228622532 \h </w:instrText>
       </w:r>
       <w:r>
         <w:fldChar w:fldCharType="separate"/>
       </w:r>
       <w:r>
-        <w:t>12</w:t>
+        <w:t>22</w:t>
       </w:r>
       <w:r>
         <w:fldChar w:fldCharType="end"/>
@@ -2230,13 +2359,13 @@
         <w:fldChar w:fldCharType="begin"/>
       </w:r>
       <w:r>
-        <w:instrText xml:space="preserve"> PAGEREF _Toc225859297 \h </w:instrText>
+        <w:instrText xml:space="preserve"> PAGEREF _Toc228622533 \h </w:instrText>
       </w:r>
       <w:r>
         <w:fldChar w:fldCharType="separate"/>
       </w:r>
       <w:r>
-        <w:t>13</w:t>
+        <w:t>23</w:t>
       </w:r>
       <w:r>
         <w:fldChar w:fldCharType="end"/>
@@ -2265,13 +2394,13 @@
         <w:fldChar w:fldCharType="begin"/>
       </w:r>
       <w:r>
-        <w:instrText xml:space="preserve"> PAGEREF _Toc225859298 \h </w:instrText>
+        <w:instrText xml:space="preserve"> PAGEREF _Toc228622534 \h </w:instrText>
       </w:r>
       <w:r>
         <w:fldChar w:fldCharType="separate"/>
       </w:r>
       <w:r>
-        <w:t>14</w:t>
+        <w:t>24</w:t>
       </w:r>
       <w:r>
         <w:fldChar w:fldCharType="end"/>
@@ -2314,15 +2443,16 @@
       <w:pPr>
         <w:pStyle w:val="T1-TituloPrimario"/>
       </w:pPr>
-      <w:bookmarkStart w:id="12" w:name="_Toc225859268"/>
-      <w:bookmarkStart w:id="13" w:name="_Toc527721613"/>
-      <w:bookmarkStart w:id="14" w:name="_Toc527793652"/>
-      <w:bookmarkStart w:id="15" w:name="_Toc527795385"/>
-      <w:bookmarkStart w:id="16" w:name="_Toc527798495"/>
-      <w:r>
+      <w:bookmarkStart w:id="10" w:name="_Toc527721613"/>
+      <w:bookmarkStart w:id="11" w:name="_Toc527793652"/>
+      <w:bookmarkStart w:id="12" w:name="_Toc527795385"/>
+      <w:bookmarkStart w:id="13" w:name="_Toc527798495"/>
+      <w:bookmarkStart w:id="14" w:name="_Toc228622504"/>
+      <w:r>
+        <w:lastRenderedPageBreak/>
         <w:t>Introdução</w:t>
       </w:r>
-      <w:bookmarkEnd w:id="12"/>
+      <w:bookmarkEnd w:id="14"/>
     </w:p>
     <w:p>
       <w:pPr>
@@ -2383,7 +2513,11 @@
         <w:t>(MÜLLER, 2015)</w:t>
       </w:r>
       <w:r>
-        <w:t>. Nesse contexto, destaca-se a área de Music Information Retrieval (MIR), que investiga métodos para extração e análise de informações musicais a partir de dados digitais</w:t>
+        <w:t xml:space="preserve">. Nesse contexto, destaca-se a área de Music Information Retrieval (MIR), que investiga </w:t>
+      </w:r>
+      <w:r>
+        <w:lastRenderedPageBreak/>
+        <w:t>métodos para extração e análise de informações musicais a partir de dados digitais</w:t>
       </w:r>
       <w:r>
         <w:t xml:space="preserve"> </w:t>
@@ -2430,121 +2564,123 @@
       <w:pPr>
         <w:pStyle w:val="T2-TituloSecundario"/>
       </w:pPr>
-      <w:bookmarkStart w:id="17" w:name="_Toc225859269"/>
+      <w:bookmarkStart w:id="15" w:name="_Toc228622505"/>
       <w:r>
         <w:t>Contextualização</w:t>
       </w:r>
+      <w:bookmarkEnd w:id="15"/>
+    </w:p>
+    <w:p>
+      <w:pPr>
+        <w:pStyle w:val="TE-Normal"/>
+      </w:pPr>
+      <w:r>
+        <w:t>A crescente digitalização de conteúdos musicais tem possibilitado o desenvolvimento de ferramentas computacionais voltadas à análise musical. Nesse contexto, a representação simbólica da música, por meio de formatos como o MusicXML, permite a manipulação estruturada de elementos musicais, como notas, intervalos e frases melódicas.</w:t>
+      </w:r>
+    </w:p>
+    <w:p>
+      <w:pPr>
+        <w:pStyle w:val="TE-Normal"/>
+      </w:pPr>
+      <w:r>
+        <w:t>Paralelamente, a análise musical desempenha um papel importante na compreensão da organização interna das obras, especialmente no que se refere à identificação de padrões recorrentes. No entanto, esse processo é tradicionalmente realizado de forma manual, exigindo tempo e conhecimento especializado.</w:t>
+      </w:r>
+    </w:p>
+    <w:p>
+      <w:pPr>
+        <w:pStyle w:val="TE-Normal"/>
+      </w:pPr>
+      <w:r>
+        <w:t>Diante desse cenário, surge a necessidade de explorar abordagens computacionais que auxiliem na identificação automática de padrões melódicos, contribuindo para a análise musical assistida por computador.</w:t>
+      </w:r>
+    </w:p>
+    <w:p>
+      <w:pPr>
+        <w:pStyle w:val="T2-TituloSecundario"/>
+      </w:pPr>
+      <w:bookmarkStart w:id="16" w:name="_Toc228622506"/>
+      <w:r>
+        <w:lastRenderedPageBreak/>
+        <w:t>De</w:t>
+      </w:r>
+      <w:r>
+        <w:t>limitação</w:t>
+      </w:r>
+      <w:r>
+        <w:t xml:space="preserve"> do problema</w:t>
+      </w:r>
+      <w:bookmarkEnd w:id="16"/>
+    </w:p>
+    <w:p>
+      <w:pPr>
+        <w:pStyle w:val="TE-Normal"/>
+      </w:pPr>
+      <w:r>
+        <w:t>A identificação de padrões melódicos constitui uma prática relevante na análise musical, pois permite compreender a organização interna das obras e a recorrência de estruturas que contribuem para sua coesão e identidade estilística (HURON, 2006). Tradicionalmente, essa tarefa é realizada de forma manual, por meio da leitura e interpretação direta de partituras, o que pode tornar o processo demorado e sujeito a interpretações subjetivas.</w:t>
+      </w:r>
+    </w:p>
+    <w:p>
+      <w:pPr>
+        <w:pStyle w:val="TE-Normal"/>
+      </w:pPr>
+      <w:r>
+        <w:t>Além disso, a análise manual apresenta limitações quando aplicada a contextos que exigem maior sistematização ou comparação entre múltiplas obras. A identificação de padrões recorrentes ao longo de diferentes composições demanda esforço significativo, sendo dificultada pela ausência de mecanismos formais que permitam a comparação estruturada de sequências melódicas. Adicionalmente, a percepção humana pode apresentar limitações na detecção de recorrências mais sutis ou não triviais, especialmente em obras mais extensas ou complexas.</w:t>
+      </w:r>
+    </w:p>
+    <w:p>
+      <w:pPr>
+        <w:pStyle w:val="TE-Normal"/>
+      </w:pPr>
+      <w:r>
+        <w:t>Nesse contexto, observa-se a necessidade de métodos que possibilitem a representação e análise sistemática de sequências musicais, de modo a apoiar a identificação de padrões de forma mais consistente e reprodutível. Com o avanço das pesquisas na área de análise musical assistida por computador e Music Information Retrieval (MIR), surgem oportunidades para o desenvolvimento de abordagens automatizadas voltadas à detecção de padrões melódicos em dados musicais digitais (DOWNIE, 2003).</w:t>
+      </w:r>
+    </w:p>
+    <w:p>
+      <w:pPr>
+        <w:pStyle w:val="TE-Normal"/>
+      </w:pPr>
+      <w:r>
+        <w:t>Diante desse cenário, formula-se a seguinte questão de pesquisa: como identificar automaticamente padrões melódicos recorrentes em partituras digitais por meio de técnicas computacionais baseadas em representações estruturais da melodia?</w:t>
+      </w:r>
+    </w:p>
+    <w:p>
+      <w:pPr>
+        <w:pStyle w:val="TE-Normal"/>
+      </w:pPr>
+      <w:r>
+        <w:t>Com base na questão de pesquisa apresentada, definem-se os seguintes objetivos, que orientam o desenvolvimento deste trabalho.</w:t>
+      </w:r>
+    </w:p>
+    <w:p>
+      <w:pPr>
+        <w:pStyle w:val="T2-TituloSecundario"/>
+      </w:pPr>
+      <w:bookmarkStart w:id="17" w:name="_Toc228622507"/>
+      <w:r>
+        <w:t>Objetivo</w:t>
+      </w:r>
+      <w:r>
+        <w:t>s</w:t>
+      </w:r>
       <w:bookmarkEnd w:id="17"/>
-    </w:p>
-    <w:p>
-      <w:pPr>
-        <w:pStyle w:val="TE-Normal"/>
-      </w:pPr>
-      <w:r>
-        <w:t>A crescente digitalização de conteúdos musicais tem possibilitado o desenvolvimento de ferramentas computacionais voltadas à análise musical. Nesse contexto, a representação simbólica da música, por meio de formatos como o MusicXML, permite a manipulação estruturada de elementos musicais, como notas, intervalos e frases melódicas.</w:t>
-      </w:r>
-    </w:p>
-    <w:p>
-      <w:pPr>
-        <w:pStyle w:val="TE-Normal"/>
-      </w:pPr>
-      <w:r>
-        <w:t>Paralelamente, a análise musical desempenha um papel importante na compreensão da organização interna das obras, especialmente no que se refere à identificação de padrões recorrentes. No entanto, esse processo é tradicionalmente realizado de forma manual, exigindo tempo e conhecimento especializado.</w:t>
-      </w:r>
-    </w:p>
-    <w:p>
-      <w:pPr>
-        <w:pStyle w:val="TE-Normal"/>
-      </w:pPr>
-      <w:r>
-        <w:t>Diante desse cenário, surge a necessidade de explorar abordagens computacionais que auxiliem na identificação automática de padrões melódicos, contribuindo para a análise musical assistida por computador.</w:t>
-      </w:r>
-    </w:p>
-    <w:p>
-      <w:pPr>
-        <w:pStyle w:val="T2-TituloSecundario"/>
-      </w:pPr>
-      <w:bookmarkStart w:id="18" w:name="_Toc225859270"/>
-      <w:r>
-        <w:t>De</w:t>
-      </w:r>
-      <w:r>
-        <w:t>limitação</w:t>
-      </w:r>
-      <w:r>
-        <w:t xml:space="preserve"> do problema</w:t>
-      </w:r>
-      <w:bookmarkEnd w:id="18"/>
-    </w:p>
-    <w:p>
-      <w:pPr>
-        <w:pStyle w:val="TE-Normal"/>
-      </w:pPr>
-      <w:r>
-        <w:t>A identificação de padrões melódicos constitui uma prática relevante na análise musical, pois permite compreender a organização interna das obras e a recorrência de estruturas que contribuem para sua coesão e identidade estilística (HURON, 2006). Tradicionalmente, essa tarefa é realizada de forma manual, por meio da leitura e interpretação direta de partituras, o que pode tornar o processo demorado e sujeito a interpretações subjetivas.</w:t>
-      </w:r>
-    </w:p>
-    <w:p>
-      <w:pPr>
-        <w:pStyle w:val="TE-Normal"/>
-      </w:pPr>
-      <w:r>
-        <w:t>Além disso, a análise manual apresenta limitações quando aplicada a contextos que exigem maior sistematização ou comparação entre múltiplas obras. A identificação de padrões recorrentes ao longo de diferentes composições demanda esforço significativo, sendo dificultada pela ausência de mecanismos formais que permitam a comparação estruturada de sequências melódicas. Adicionalmente, a percepção humana pode apresentar limitações na detecção de recorrências mais sutis ou não triviais, especialmente em obras mais extensas ou complexas.</w:t>
-      </w:r>
-    </w:p>
-    <w:p>
-      <w:pPr>
-        <w:pStyle w:val="TE-Normal"/>
-      </w:pPr>
-      <w:r>
-        <w:t>Nesse contexto, observa-se a necessidade de métodos que possibilitem a representação e análise sistemática de sequências musicais, de modo a apoiar a identificação de padrões de forma mais consistente e reprodutível. Com o avanço das pesquisas na área de análise musical assistida por computador e Music Information Retrieval (MIR), surgem oportunidades para o desenvolvimento de abordagens automatizadas voltadas à detecção de padrões melódicos em dados musicais digitais (DOWNIE, 2003).</w:t>
-      </w:r>
-    </w:p>
-    <w:p>
-      <w:pPr>
-        <w:pStyle w:val="TE-Normal"/>
-      </w:pPr>
-      <w:r>
-        <w:t>Diante desse cenário, formula-se a seguinte questão de pesquisa: como identificar automaticamente padrões melódicos recorrentes em partituras digitais por meio de técnicas computacionais baseadas em representações estruturais da melodia?</w:t>
-      </w:r>
-    </w:p>
-    <w:p>
-      <w:pPr>
-        <w:pStyle w:val="TE-Normal"/>
-      </w:pPr>
-      <w:r>
-        <w:t>Com base na questão de pesquisa apresentada, definem-se os seguintes objetivos, que orientam o desenvolvimento deste trabalho.</w:t>
-      </w:r>
-    </w:p>
-    <w:p>
-      <w:pPr>
-        <w:pStyle w:val="T2-TituloSecundario"/>
-      </w:pPr>
-      <w:bookmarkStart w:id="19" w:name="_Toc225859271"/>
-      <w:r>
-        <w:t>Objetivo</w:t>
-      </w:r>
-      <w:r>
-        <w:t>s</w:t>
-      </w:r>
-      <w:bookmarkEnd w:id="19"/>
     </w:p>
     <w:p>
       <w:pPr>
         <w:pStyle w:val="T3-TituloTerciario"/>
         <w:ind w:left="0"/>
       </w:pPr>
-      <w:bookmarkStart w:id="20" w:name="_Toc225859272"/>
+      <w:bookmarkStart w:id="18" w:name="_Toc228622508"/>
       <w:r>
         <w:t>Objetivo geral</w:t>
       </w:r>
-      <w:bookmarkEnd w:id="20"/>
-    </w:p>
-    <w:p>
-      <w:pPr>
-        <w:pStyle w:val="TE-Normal"/>
-      </w:pPr>
-      <w:r>
+      <w:bookmarkEnd w:id="18"/>
+    </w:p>
+    <w:p>
+      <w:pPr>
+        <w:pStyle w:val="TE-Normal"/>
+      </w:pPr>
+      <w:r>
+        <w:lastRenderedPageBreak/>
         <w:t>Desenvolver um</w:t>
       </w:r>
       <w:r>
@@ -2559,11 +2695,11 @@
         <w:pStyle w:val="T3-TituloTerciario"/>
         <w:ind w:left="0"/>
       </w:pPr>
-      <w:bookmarkStart w:id="21" w:name="_Toc225859273"/>
+      <w:bookmarkStart w:id="19" w:name="_Toc228622509"/>
       <w:r>
         <w:t>Objetivos específicos</w:t>
       </w:r>
-      <w:bookmarkEnd w:id="21"/>
+      <w:bookmarkEnd w:id="19"/>
     </w:p>
     <w:p>
       <w:pPr>
@@ -2669,10 +2805,127 @@
       <w:pPr>
         <w:pStyle w:val="T2-TituloSecundario"/>
       </w:pPr>
-      <w:bookmarkStart w:id="22" w:name="_Toc225859274"/>
+      <w:bookmarkStart w:id="20" w:name="_Toc228622510"/>
       <w:r>
         <w:t>Justificativa</w:t>
       </w:r>
+      <w:bookmarkEnd w:id="20"/>
+    </w:p>
+    <w:p>
+      <w:pPr>
+        <w:pStyle w:val="TE-Normal"/>
+      </w:pPr>
+      <w:r>
+        <w:t>A identificação de padrões melódicos é uma prática fundamental na análise musical, pois contribui para a compreensão da organização interna das obras, da recorrência de motivos e das características estilísticas de um compositor (HURON, 2006). Tradicionalmente, esse processo é realizado de forma manual, o que pode demandar tempo significativo, além de depender de conhecimento especializado e estar sujeito a interpretações subjetivas.</w:t>
+      </w:r>
+    </w:p>
+    <w:p>
+      <w:pPr>
+        <w:pStyle w:val="TE-Normal"/>
+      </w:pPr>
+      <w:r>
+        <w:t>Com o avanço da análise musical computacional, tornou-se possível empregar técnicas de processamento simbólico para auxiliar na identificação de estruturas musicais em dados digitais. Nesse contexto, destaca-se a área de Music Information Retrieval (MIR), que investiga métodos para extração e análise de informações musicais a partir de diferentes formas de representação (DOWNIE, 2003).</w:t>
+      </w:r>
+    </w:p>
+    <w:p>
+      <w:pPr>
+        <w:pStyle w:val="TE-Normal"/>
+      </w:pPr>
+      <w:r>
+        <w:t xml:space="preserve">Entretanto, muitas das abordagens existentes na literatura utilizam métodos complexos, frequentemente baseados em técnicas avançadas de mineração de dados ou aprendizado de máquina (MEREDITH, 2016), o que pode dificultar sua aplicação em </w:t>
+      </w:r>
+      <w:r>
+        <w:lastRenderedPageBreak/>
+        <w:t>contextos acadêmicos introdutórios ou em estudos exploratórios.</w:t>
+      </w:r>
+    </w:p>
+    <w:p>
+      <w:pPr>
+        <w:pStyle w:val="TE-Normal"/>
+      </w:pPr>
+      <w:r>
+        <w:t>Diante disso, justifica-se o desenvolvimento de um protótipo computacional que utilize representações estruturais mais simples, como intervalos melódicos e contorno melódico, amplamente utilizados na análise musical (MEREDITH, 2016). Essa abordagem permite investigar, de forma prática e controlada, a viabilidade da identificação automática de padrões melódicos, sem a necessidade de métodos computacionais altamente complexos.</w:t>
+      </w:r>
+    </w:p>
+    <w:p>
+      <w:pPr>
+        <w:pStyle w:val="TE-Normal"/>
+      </w:pPr>
+      <w:r>
+        <w:t>Além disso, o presente trabalho contribui para a área de análise musical assistida por computador ao propor uma solução acessível e reprodutível, podendo servir como base para estudos futuros e para a evolução de abordagens mais sofisticadas na análise musical computacional.</w:t>
+      </w:r>
+    </w:p>
+    <w:p>
+      <w:pPr>
+        <w:pStyle w:val="T2-TituloSecundario"/>
+      </w:pPr>
+      <w:bookmarkStart w:id="21" w:name="_Toc228622511"/>
+      <w:r>
+        <w:t>Delimitação do Escopo</w:t>
+      </w:r>
+      <w:bookmarkEnd w:id="21"/>
+    </w:p>
+    <w:p>
+      <w:pPr>
+        <w:pStyle w:val="TE-Normal"/>
+      </w:pPr>
+      <w:r>
+        <w:t>Este trabalho se limita à identificação de padrões melódicos recorrentes em partituras digitais, não contemplando análise harmônica, rítmica ou estrutural completa das obras.</w:t>
+      </w:r>
+    </w:p>
+    <w:p>
+      <w:pPr>
+        <w:pStyle w:val="TE-Normal"/>
+      </w:pPr>
+      <w:r>
+        <w:t>A análise será realizada exclusivamente sobre a linha melódica principal de cada partitura, utilizando versões simplificadas dos arquivos contendo apenas a melodia, a fim de evitar interferência de elementos polifônicos ou acompanhamentos.</w:t>
+      </w:r>
+    </w:p>
+    <w:p>
+      <w:pPr>
+        <w:pStyle w:val="TE-Normal"/>
+      </w:pPr>
+      <w:r>
+        <w:t>O corpus utilizado será composto por cinco partituras autorais em formato MusicXML, escolhidas para permitir a validação do algoritmo proposto.</w:t>
+      </w:r>
+    </w:p>
+    <w:p>
+      <w:pPr>
+        <w:pStyle w:val="TE-Normal"/>
+      </w:pPr>
+      <w:r>
+        <w:t>A detecção de padrões será baseada na comparação de subsequências melódicas representadas por intervalos relativos entre notas consecutivas e por contorno melódico, considerando janelas de tamanho fixo</w:t>
+      </w:r>
+      <w:r>
+        <w:t>, a serem definidas conforme a experimentação</w:t>
+      </w:r>
+      <w:r>
+        <w:t>.</w:t>
+      </w:r>
+    </w:p>
+    <w:p>
+      <w:pPr>
+        <w:pStyle w:val="TE-Normal"/>
+      </w:pPr>
+      <w:r>
+        <w:t>O objetivo do trabalho não é realizar uma análise musicológica abrangente, mas demonstrar a viabilidade de uma abordagem computacional simples para identificação automática de padrões melódicos.</w:t>
+      </w:r>
+    </w:p>
+    <w:p>
+      <w:pPr>
+        <w:pStyle w:val="T2-TituloSecundario"/>
+      </w:pPr>
+      <w:bookmarkStart w:id="22" w:name="_Toc228622512"/>
+      <w:r>
+        <w:lastRenderedPageBreak/>
+        <w:t xml:space="preserve">Procedimentos </w:t>
+      </w:r>
+      <w:r>
+        <w:t>M</w:t>
+      </w:r>
+      <w:r>
+        <w:t>etodológicos</w:t>
+      </w:r>
       <w:bookmarkEnd w:id="22"/>
     </w:p>
     <w:p>
@@ -2680,48 +2933,40 @@
         <w:pStyle w:val="TE-Normal"/>
       </w:pPr>
       <w:r>
-        <w:t>A identificação de padrões melódicos é uma prática fundamental na análise musical, pois contribui para a compreensão da organização interna das obras, da recorrência de motivos e das características estilísticas de um compositor (HURON, 2006). Tradicionalmente, esse processo é realizado de forma manual, o que pode demandar tempo significativo, além de depender de conhecimento especializado e estar sujeito a interpretações subjetivas.</w:t>
-      </w:r>
-    </w:p>
-    <w:p>
-      <w:pPr>
-        <w:pStyle w:val="TE-Normal"/>
-      </w:pPr>
-      <w:r>
-        <w:t>Com o avanço da análise musical computacional, tornou-se possível empregar técnicas de processamento simbólico para auxiliar na identificação de estruturas musicais em dados digitais. Nesse contexto, destaca-se a área de Music Information Retrieval (MIR), que investiga métodos para extração e análise de informações musicais a partir de diferentes formas de representação (DOWNIE, 2003).</w:t>
-      </w:r>
-    </w:p>
-    <w:p>
-      <w:pPr>
-        <w:pStyle w:val="TE-Normal"/>
-      </w:pPr>
-      <w:r>
-        <w:t>Entretanto, muitas das abordagens existentes na literatura utilizam métodos complexos, frequentemente baseados em técnicas avançadas de mineração de dados ou aprendizado de máquina (MEREDITH, 2016), o que pode dificultar sua aplicação em contextos acadêmicos introdutórios ou em estudos exploratórios.</w:t>
-      </w:r>
-    </w:p>
-    <w:p>
-      <w:pPr>
-        <w:pStyle w:val="TE-Normal"/>
-      </w:pPr>
-      <w:r>
-        <w:t>Diante disso, justifica-se o desenvolvimento de um protótipo computacional que utilize representações estruturais mais simples, como intervalos melódicos e contorno melódico, amplamente utilizados na análise musical (MEREDITH, 2016). Essa abordagem permite investigar, de forma prática e controlada, a viabilidade da identificação automática de padrões melódicos, sem a necessidade de métodos computacionais altamente complexos.</w:t>
-      </w:r>
-    </w:p>
-    <w:p>
-      <w:pPr>
-        <w:pStyle w:val="TE-Normal"/>
-      </w:pPr>
-      <w:r>
-        <w:t>Além disso, o presente trabalho contribui para a área de análise musical assistida por computador ao propor uma solução acessível e reprodutível, podendo servir como base para estudos futuros e para a evolução de abordagens mais sofisticadas na análise musical computacional.</w:t>
+        <w:t>O presente trabalho caracteriza-se como uma pesquisa de natureza aplicada, uma vez que visa o desenvolvimento de um protótipo computacional para a identificação de padrões melódicos em partituras digitais. Quanto aos objetivos, classifica-se como exploratória, por investigar a viabilidade de uma abordagem baseada em representações estruturais da melodia. Em relação aos procedimentos, trata-se de uma pesquisa experimental.</w:t>
+      </w:r>
+    </w:p>
+    <w:p>
+      <w:pPr>
+        <w:pStyle w:val="TE-Normal"/>
+      </w:pPr>
+      <w:r>
+        <w:t>De forma geral, o desenvolvimento do trabalho será realizado por meio da seleção de um conjunto de partituras em formato MusicXML, seguido da extração da linha melódica principal. As sequências obtidas serão convertidas em representações estruturais baseadas em intervalos melódicos e contorno melódico.</w:t>
+      </w:r>
+    </w:p>
+    <w:p>
+      <w:pPr>
+        <w:pStyle w:val="TE-Normal"/>
+      </w:pPr>
+      <w:r>
+        <w:t>A partir dessas representações, será aplicado um método de detecção de padrões baseado na análise de subsequências, com o objetivo de identificar recorrências estruturais nas melodias. Por fim, os resultados obtidos serão analisados de forma qualitativa, por meio da comparação entre os padrões identificados automaticamente e a análise manual das partituras.</w:t>
+      </w:r>
+    </w:p>
+    <w:p>
+      <w:pPr>
+        <w:pStyle w:val="TE-Normal"/>
+      </w:pPr>
+      <w:r>
+        <w:t>O protótipo será desenvolvido utilizando a linguagem Python, com apoio de bibliotecas voltadas à manipulação de dados musicais simbólicos, como a biblioteca music21. Os experimentos serão conduzidos em ambiente de desenvolvimento controlado, visando garantir a reprodutibilidade dos resultados.</w:t>
       </w:r>
     </w:p>
     <w:p>
       <w:pPr>
         <w:pStyle w:val="T2-TituloSecundario"/>
       </w:pPr>
-      <w:bookmarkStart w:id="23" w:name="_Toc225859275"/>
-      <w:r>
-        <w:t>Delimitação do Escopo</w:t>
+      <w:bookmarkStart w:id="23" w:name="_Toc228622513"/>
+      <w:r>
+        <w:t>Estrutura do Trabalho</w:t>
       </w:r>
       <w:bookmarkEnd w:id="23"/>
     </w:p>
@@ -2730,189 +2975,115 @@
         <w:pStyle w:val="TE-Normal"/>
       </w:pPr>
       <w:r>
-        <w:t>Este trabalho se limita à identificação de padrões melódicos recorrentes em partituras digitais, não contemplando análise harmônica, rítmica ou estrutural completa das obras.</w:t>
-      </w:r>
-    </w:p>
-    <w:p>
-      <w:pPr>
-        <w:pStyle w:val="TE-Normal"/>
-      </w:pPr>
-      <w:r>
-        <w:t>A análise será realizada exclusivamente sobre a linha melódica principal de cada partitura, utilizando versões simplificadas dos arquivos contendo apenas a melodia, a fim de evitar interferência de elementos polifônicos ou acompanhamentos.</w:t>
-      </w:r>
-    </w:p>
-    <w:p>
-      <w:pPr>
-        <w:pStyle w:val="TE-Normal"/>
-      </w:pPr>
-      <w:r>
-        <w:t>O corpus utilizado será composto por cinco partituras autorais em formato MusicXML, escolhidas para permitir a validação do algoritmo proposto.</w:t>
-      </w:r>
-    </w:p>
-    <w:p>
-      <w:pPr>
-        <w:pStyle w:val="TE-Normal"/>
-      </w:pPr>
-      <w:r>
-        <w:t>A detecção de padrões será baseada na comparação de subsequências melódicas representadas por intervalos relativos entre notas consecutivas e por contorno melódico, considerando janelas de tamanho fixo</w:t>
-      </w:r>
-      <w:r>
-        <w:t>, a serem definidas conforme a experimentação</w:t>
-      </w:r>
-      <w:r>
+        <w:t>Este trabalho está estruturado da seguinte forma: o Capítulo 1 apresenta a introdução, abordando a contextualização, o problema de pesquisa, os objetivos, a justificativa, o escopo e os procedimentos metodológicos. O Capítulo 2 apresenta a revisão bibliográfica, contemplando os principais conceitos relacionados à representação musical digital, padrões melódicos, intervalos e contorno melódico. O Capítulo 3 descreve os procedimentos metodológicos adotados no desenvolvimento do trabalho. Por fim, são apresentados o cronograma e as referências utilizadas.</w:t>
+      </w:r>
+    </w:p>
+    <w:p>
+      <w:pPr>
+        <w:pStyle w:val="T1-TituloPrimario"/>
+      </w:pPr>
+      <w:bookmarkStart w:id="24" w:name="_Toc228622514"/>
+      <w:bookmarkEnd w:id="10"/>
+      <w:bookmarkEnd w:id="11"/>
+      <w:bookmarkEnd w:id="12"/>
+      <w:bookmarkEnd w:id="13"/>
+      <w:r>
+        <w:lastRenderedPageBreak/>
+        <w:t>Fundamentação teórica</w:t>
+      </w:r>
+      <w:bookmarkEnd w:id="24"/>
+    </w:p>
+    <w:p>
+      <w:pPr>
+        <w:pStyle w:val="T2-TituloSecundario"/>
+      </w:pPr>
+      <w:bookmarkStart w:id="25" w:name="_Toc228622515"/>
+      <w:r>
+        <w:t>Representação Musical Digital</w:t>
+      </w:r>
+      <w:bookmarkEnd w:id="25"/>
+    </w:p>
+    <w:p>
+      <w:pPr>
+        <w:pStyle w:val="TE-Normal"/>
+      </w:pPr>
+      <w:r>
+        <w:t>A representação digital da música é um elemento fundamental para o desenvolvimento de sistemas computacionais voltados à análise musical. Diferentemente do áudio, que consiste em um sinal contínuo, a representação simbólica permite descrever a música em termos de notas, durações, alturas e estruturas formais, facilitando a manipulação e interpretação por algoritmos (MÜLLER, 2015).</w:t>
+      </w:r>
+    </w:p>
+    <w:p>
+      <w:pPr>
+        <w:pStyle w:val="TE-Normal"/>
+      </w:pPr>
+      <w:r>
+        <w:t>Nesse contexto, formatos simbólicos tornam-se especialmente relevantes, pois permitem a análise direta de estruturas musicais sem a necessidade de etapas complexas de processamento de sinal. Essa abordagem é amplamente utilizada em estudos na área de</w:t>
+      </w:r>
+      <w:r>
+        <w:t xml:space="preserve"> MIR</w:t>
+      </w:r>
+      <w:r>
+        <w:t>, que busca extrair e analisar informações musicais a partir de dados digitais.</w:t>
+      </w:r>
+    </w:p>
+    <w:p>
+      <w:pPr>
+        <w:pStyle w:val="T3-TituloTerciario"/>
+      </w:pPr>
+      <w:bookmarkStart w:id="26" w:name="_Toc228622516"/>
+      <w:r>
+        <w:t>Formato MusicXML</w:t>
+      </w:r>
+      <w:bookmarkEnd w:id="26"/>
+    </w:p>
+    <w:p>
+      <w:pPr>
+        <w:pStyle w:val="TE-Normal"/>
+      </w:pPr>
+      <w:r>
+        <w:t>O formato MusicXML é um dos padrões mais utilizados para representação simbólica de partituras digitais, sendo amplamente adotado por softwares de notação musical. Ele permite armazenar informações detalhadas sobre notas, compassos, articulações e outros elementos musicais de forma estruturada e legível por máquinas.</w:t>
+      </w:r>
+    </w:p>
+    <w:p>
+      <w:pPr>
+        <w:pStyle w:val="TE-Normal"/>
+      </w:pPr>
+      <w:r>
+        <w:t>Uma das principais vantagens do MusicXML é sua capacidade de preservar a estrutura musical de forma fiel à notação tradicional, possibilitando a extração de dados relevantes para análise computacional, como sequências melódicas e relações intervalares. Dessa forma, o uso desse formato torna-se adequado para aplicações que envolvem análise estrutural da música.</w:t>
+      </w:r>
+      <w:r>
+        <w:t xml:space="preserve"> </w:t>
+      </w:r>
+      <w:r>
+        <w:t>A Figura 1 apresenta um exemplo de relação entre a representação visual de uma partitura e sua estrutura em formato MusicXML.</w:t>
+      </w:r>
+    </w:p>
+    <w:p>
+      <w:pPr>
+        <w:pStyle w:val="TE-Normal"/>
+      </w:pPr>
+    </w:p>
+    <w:p>
+      <w:pPr>
+        <w:pStyle w:val="TE-LegendaFigura"/>
+        <w:jc w:val="both"/>
+        <w:rPr>
+          <w:color w:val="000000" w:themeColor="text1"/>
+        </w:rPr>
+      </w:pPr>
+      <w:bookmarkStart w:id="27" w:name="_Toc228620295"/>
+      <w:r>
+        <w:rPr>
+          <w:color w:val="000000" w:themeColor="text1"/>
+        </w:rPr>
+        <w:t>Exemplo de representação de uma partitura no formato MusicXML</w:t>
+      </w:r>
+      <w:bookmarkEnd w:id="27"/>
+      <w:r>
+        <w:rPr>
+          <w:color w:val="000000" w:themeColor="text1"/>
+        </w:rPr>
         <w:t>.</w:t>
       </w:r>
-    </w:p>
-    <w:p>
-      <w:pPr>
-        <w:pStyle w:val="TE-Normal"/>
-      </w:pPr>
-      <w:r>
-        <w:t>O objetivo do trabalho não é realizar uma análise musicológica abrangente, mas demonstrar a viabilidade de uma abordagem computacional simples para identificação automática de padrões melódicos.</w:t>
-      </w:r>
-    </w:p>
-    <w:p>
-      <w:pPr>
-        <w:pStyle w:val="T2-TituloSecundario"/>
-      </w:pPr>
-      <w:bookmarkStart w:id="24" w:name="_Toc225859276"/>
-      <w:r>
-        <w:t xml:space="preserve">Procedimentos </w:t>
-      </w:r>
-      <w:r>
-        <w:t>M</w:t>
-      </w:r>
-      <w:r>
-        <w:t>etodológicos</w:t>
-      </w:r>
-      <w:bookmarkEnd w:id="24"/>
-    </w:p>
-    <w:p>
-      <w:pPr>
-        <w:pStyle w:val="TE-Normal"/>
-      </w:pPr>
-      <w:r>
-        <w:t>O presente trabalho caracteriza-se como uma pesquisa de natureza aplicada, uma vez que visa o desenvolvimento de um protótipo computacional para a identificação de padrões melódicos em partituras digitais. Quanto aos objetivos, classifica-se como exploratória, por investigar a viabilidade de uma abordagem baseada em representações estruturais da melodia. Em relação aos procedimentos, trata-se de uma pesquisa experimental.</w:t>
-      </w:r>
-    </w:p>
-    <w:p>
-      <w:pPr>
-        <w:pStyle w:val="TE-Normal"/>
-      </w:pPr>
-      <w:r>
-        <w:t>De forma geral, o desenvolvimento do trabalho será realizado por meio da seleção de um conjunto de partituras em formato MusicXML, seguido da extração da linha melódica principal. As sequências obtidas serão convertidas em representações estruturais baseadas em intervalos melódicos e contorno melódico.</w:t>
-      </w:r>
-    </w:p>
-    <w:p>
-      <w:pPr>
-        <w:pStyle w:val="TE-Normal"/>
-      </w:pPr>
-      <w:r>
-        <w:t>A partir dessas representações, será aplicado um método de detecção de padrões baseado na análise de subsequências, com o objetivo de identificar recorrências estruturais nas melodias. Por fim, os resultados obtidos serão analisados de forma qualitativa, por meio da comparação entre os padrões identificados automaticamente e a análise manual das partituras.</w:t>
-      </w:r>
-    </w:p>
-    <w:p>
-      <w:pPr>
-        <w:pStyle w:val="TE-Normal"/>
-      </w:pPr>
-      <w:r>
-        <w:t>O protótipo será desenvolvido utilizando a linguagem Python, com apoio de bibliotecas voltadas à manipulação de dados musicais simbólicos, como a biblioteca music21. Os experimentos serão conduzidos em ambiente de desenvolvimento controlado, visando garantir a reprodutibilidade dos resultados.</w:t>
-      </w:r>
-    </w:p>
-    <w:p>
-      <w:pPr>
-        <w:pStyle w:val="T2-TituloSecundario"/>
-      </w:pPr>
-      <w:bookmarkStart w:id="25" w:name="_Toc225859277"/>
-      <w:r>
-        <w:t>Estrutura do Trabalho</w:t>
-      </w:r>
-      <w:bookmarkEnd w:id="25"/>
-    </w:p>
-    <w:p>
-      <w:pPr>
-        <w:pStyle w:val="TE-Normal"/>
-      </w:pPr>
-      <w:r>
-        <w:t>Este trabalho está estruturado da seguinte forma: o Capítulo 1 apresenta a introdução, abordando a contextualização, o problema de pesquisa, os objetivos, a justificativa, o escopo e os procedimentos metodológicos. O Capítulo 2 apresenta a revisão bibliográfica, contemplando os principais conceitos relacionados à representação musical digital, padrões melódicos, intervalos e contorno melódico. O Capítulo 3 descreve os procedimentos metodológicos adotados no desenvolvimento do trabalho. Por fim, são apresentados o cronograma e as referências utilizadas.</w:t>
-      </w:r>
-    </w:p>
-    <w:p>
-      <w:pPr>
-        <w:pStyle w:val="T1-TituloPrimario"/>
-      </w:pPr>
-      <w:bookmarkStart w:id="26" w:name="_Toc225859278"/>
-      <w:bookmarkEnd w:id="13"/>
-      <w:bookmarkEnd w:id="14"/>
-      <w:bookmarkEnd w:id="15"/>
-      <w:bookmarkEnd w:id="16"/>
-      <w:r>
-        <w:t>Fundamentação teórica</w:t>
-      </w:r>
-      <w:bookmarkEnd w:id="26"/>
-    </w:p>
-    <w:p>
-      <w:pPr>
-        <w:pStyle w:val="T2-TituloSecundario"/>
-      </w:pPr>
-      <w:bookmarkStart w:id="27" w:name="_Toc225859279"/>
-      <w:r>
-        <w:t>Representação Musical Digital</w:t>
-      </w:r>
-      <w:bookmarkEnd w:id="27"/>
-    </w:p>
-    <w:p>
-      <w:pPr>
-        <w:pStyle w:val="TE-Normal"/>
-      </w:pPr>
-      <w:r>
-        <w:t>A representação digital da música é um elemento fundamental para o desenvolvimento de sistemas computacionais voltados à análise musical. Diferentemente do áudio, que consiste em um sinal contínuo, a representação simbólica permite descrever a música em termos de notas, durações, alturas e estruturas formais, facilitando a manipulação e interpretação por algoritmos (MÜLLER, 2015).</w:t>
-      </w:r>
-    </w:p>
-    <w:p>
-      <w:pPr>
-        <w:pStyle w:val="TE-Normal"/>
-      </w:pPr>
-      <w:r>
-        <w:t>Nesse contexto, formatos simbólicos tornam-se especialmente relevantes, pois permitem a análise direta de estruturas musicais sem a necessidade de etapas complexas de processamento de sinal. Essa abordagem é amplamente utilizada em estudos na área de</w:t>
-      </w:r>
-      <w:r>
-        <w:t xml:space="preserve"> MIR</w:t>
-      </w:r>
-      <w:r>
-        <w:t>, que busca extrair e analisar informações musicais a partir de dados digitais.</w:t>
-      </w:r>
-    </w:p>
-    <w:p>
-      <w:pPr>
-        <w:pStyle w:val="T3-TituloTerciario"/>
-      </w:pPr>
-      <w:bookmarkStart w:id="28" w:name="_Toc225859280"/>
-      <w:r>
-        <w:t>Formato MusicXML</w:t>
-      </w:r>
-      <w:bookmarkEnd w:id="28"/>
-    </w:p>
-    <w:p>
-      <w:pPr>
-        <w:pStyle w:val="TE-Normal"/>
-      </w:pPr>
-      <w:r>
-        <w:t>O formato MusicXML é um dos padrões mais utilizados para representação simbólica de partituras digitais, sendo amplamente adotado por softwares de notação musical. Ele permite armazenar informações detalhadas sobre notas, compassos, articulações e outros elementos musicais de forma estruturada e legível por máquinas.</w:t>
-      </w:r>
-    </w:p>
-    <w:p>
-      <w:pPr>
-        <w:pStyle w:val="TE-Normal"/>
-      </w:pPr>
-      <w:r>
-        <w:t>Uma das principais vantagens do MusicXML é sua capacidade de preservar a estrutura musical de forma fiel à notação tradicional, possibilitando a extração de dados relevantes para análise computacional, como sequências melódicas e relações intervalares. Dessa forma, o uso desse formato torna-se adequado para aplicações que envolvem análise estrutural da música.</w:t>
-      </w:r>
-    </w:p>
-    <w:p>
-      <w:pPr>
-        <w:pStyle w:val="TE-Normal"/>
-      </w:pPr>
     </w:p>
     <w:p>
       <w:pPr>
@@ -2920,52 +3091,12 @@
         <w:spacing w:line="360" w:lineRule="auto"/>
         <w:ind w:firstLine="1009"/>
         <w:jc w:val="both"/>
-        <w:rPr>
-          <w:color w:val="000000" w:themeColor="text1"/>
-          <w:sz w:val="26"/>
-          <w:szCs w:val="26"/>
-        </w:rPr>
-      </w:pPr>
-    </w:p>
-    <w:p>
-      <w:pPr>
-        <w:pStyle w:val="TE-LegendaFigura"/>
-        <w:rPr>
-          <w:color w:val="000000" w:themeColor="text1"/>
-        </w:rPr>
-      </w:pPr>
-      <w:r>
-        <w:rPr>
-          <w:color w:val="000000" w:themeColor="text1"/>
-        </w:rPr>
-        <w:t>Exemplo de representação de uma partitura no formato MusicXML</w:t>
-      </w:r>
-      <w:r>
-        <w:rPr>
-          <w:color w:val="000000" w:themeColor="text1"/>
-        </w:rPr>
-        <w:t xml:space="preserve"> (Item 1.1)</w:t>
-      </w:r>
-    </w:p>
-    <w:p>
-      <w:pPr>
-        <w:widowControl w:val="0"/>
-        <w:spacing w:line="360" w:lineRule="auto"/>
-        <w:ind w:firstLine="1009"/>
-        <w:jc w:val="both"/>
-      </w:pPr>
-    </w:p>
-    <w:p>
-      <w:pPr>
-        <w:widowControl w:val="0"/>
-        <w:spacing w:line="360" w:lineRule="auto"/>
-        <w:ind w:firstLine="1009"/>
-        <w:jc w:val="both"/>
       </w:pPr>
       <w:r>
         <w:rPr>
           <w:noProof/>
         </w:rPr>
+        <w:lastRenderedPageBreak/>
         <w:drawing>
           <wp:anchor distT="0" distB="0" distL="114300" distR="114300" simplePos="0" relativeHeight="251657216" behindDoc="0" locked="0" layoutInCell="1" allowOverlap="1" wp14:anchorId="0CC63A32" wp14:editId="00B593DE">
             <wp:simplePos x="0" y="0"/>
@@ -3062,10 +3193,36 @@
       <w:pPr>
         <w:pStyle w:val="T2-TituloSecundario"/>
       </w:pPr>
-      <w:bookmarkStart w:id="29" w:name="_Toc225859281"/>
+      <w:bookmarkStart w:id="28" w:name="_Toc228622517"/>
       <w:r>
         <w:t>Padrões Melódicos</w:t>
       </w:r>
+      <w:bookmarkEnd w:id="28"/>
+    </w:p>
+    <w:p>
+      <w:pPr>
+        <w:pStyle w:val="TE-Normal"/>
+      </w:pPr>
+      <w:r>
+        <w:t>A identificação de padrões melódicos é uma prática recorrente na análise musical, sendo utilizada para compreender a organização interna de obras e a recorrência de motivos musicais. Esses padrões podem ser definidos como sequências de notas ou relações intervalares que se repetem ao longo de uma composição, contribuindo para sua coesão e identidade estilística (HURON, 2006).</w:t>
+      </w:r>
+    </w:p>
+    <w:p>
+      <w:pPr>
+        <w:pStyle w:val="TE-Normal"/>
+      </w:pPr>
+      <w:r>
+        <w:t>Do ponto de vista computacional, a detecção de padrões melódicos envolve a comparação de sequências musicais, buscando identificar repetições exatas ou variações estruturais equivalentes. Essa tarefa pode ser realizada por meio de diferentes abordagens, incluindo técnicas de mineração de dados e análise de subsequências (MEREDITH, 2016).</w:t>
+      </w:r>
+    </w:p>
+    <w:p>
+      <w:pPr>
+        <w:pStyle w:val="T3-TituloTerciario"/>
+      </w:pPr>
+      <w:bookmarkStart w:id="29" w:name="_Toc228622518"/>
+      <w:r>
+        <w:t>Definição de padrões musicais</w:t>
+      </w:r>
       <w:bookmarkEnd w:id="29"/>
     </w:p>
     <w:p>
@@ -3073,32 +3230,6 @@
         <w:pStyle w:val="TE-Normal"/>
       </w:pPr>
       <w:r>
-        <w:t>A identificação de padrões melódicos é uma prática recorrente na análise musical, sendo utilizada para compreender a organização interna de obras e a recorrência de motivos musicais. Esses padrões podem ser definidos como sequências de notas ou relações intervalares que se repetem ao longo de uma composição, contribuindo para sua coesão e identidade estilística (HURON, 2006).</w:t>
-      </w:r>
-    </w:p>
-    <w:p>
-      <w:pPr>
-        <w:pStyle w:val="TE-Normal"/>
-      </w:pPr>
-      <w:r>
-        <w:t>Do ponto de vista computacional, a detecção de padrões melódicos envolve a comparação de sequências musicais, buscando identificar repetições exatas ou variações estruturais equivalentes. Essa tarefa pode ser realizada por meio de diferentes abordagens, incluindo técnicas de mineração de dados e análise de subsequências (MEREDITH, 2016).</w:t>
-      </w:r>
-    </w:p>
-    <w:p>
-      <w:pPr>
-        <w:pStyle w:val="T3-TituloTerciario"/>
-      </w:pPr>
-      <w:bookmarkStart w:id="30" w:name="_Toc225859282"/>
-      <w:r>
-        <w:t>Definição de padrões musicais</w:t>
-      </w:r>
-      <w:bookmarkEnd w:id="30"/>
-    </w:p>
-    <w:p>
-      <w:pPr>
-        <w:pStyle w:val="TE-Normal"/>
-      </w:pPr>
-      <w:r>
         <w:t>Padrões musicais podem ser caracterizados tanto por sua forma exata quanto por sua estrutura abstrata. Em muitos casos, duas sequências melódicas podem ser consideradas equivalentes mesmo apresentando diferenças superficiais, como transposição para outra tonalidade.</w:t>
       </w:r>
     </w:p>
@@ -3107,7 +3238,11 @@
         <w:pStyle w:val="TE-Normal"/>
       </w:pPr>
       <w:r>
-        <w:t>Nesse sentido, torna-se relevante utilizar representações que capturem a estrutura interna da melodia, permitindo a identificação de padrões independentemente de sua tonalidade ou posição na escala. Essa abordagem é especialmente útil em sistemas automatizados de análise musical.</w:t>
+        <w:t xml:space="preserve">Nesse sentido, torna-se relevante utilizar representações que capturem a estrutura interna da melodia, permitindo a identificação de padrões independentemente </w:t>
+      </w:r>
+      <w:r>
+        <w:lastRenderedPageBreak/>
+        <w:t>de sua tonalidade ou posição na escala. Essa abordagem é especialmente útil em sistemas automatizados de análise musical.</w:t>
       </w:r>
       <w:r>
         <w:t xml:space="preserve"> </w:t>
@@ -3116,7 +3251,19 @@
         <w:rPr>
           <w:highlight w:val="yellow"/>
         </w:rPr>
-        <w:t>A Figura X apresenta um exemplo de padrão melódico recorrente, no qual um mesmo motivo é repetido em diferentes trechos da partitura.</w:t>
+        <w:t xml:space="preserve">A Figura </w:t>
+      </w:r>
+      <w:r>
+        <w:rPr>
+          <w:highlight w:val="yellow"/>
+        </w:rPr>
+        <w:t>2</w:t>
+      </w:r>
+      <w:r>
+        <w:rPr>
+          <w:highlight w:val="yellow"/>
+        </w:rPr>
+        <w:t xml:space="preserve"> apresenta um exemplo de padrão melódico recorrente, no qual um mesmo motivo é repetido em diferentes trechos da partitura.</w:t>
       </w:r>
     </w:p>
     <w:p>
@@ -3134,19 +3281,22 @@
     <w:p>
       <w:pPr>
         <w:pStyle w:val="TE-LegendaFigura"/>
+        <w:jc w:val="both"/>
         <w:rPr>
           <w:color w:val="000000" w:themeColor="text1"/>
         </w:rPr>
       </w:pPr>
-      <w:r>
-        <w:t>Exemplo de padrão melódico recorrente em partitura, evidenciando a repetição de motivos musicais.</w:t>
-      </w:r>
-      <w:r>
-        <w:rPr>
-          <w:color w:val="000000" w:themeColor="text1"/>
-        </w:rPr>
-        <w:t xml:space="preserve"> (Item 1.1)</w:t>
-      </w:r>
+      <w:bookmarkStart w:id="30" w:name="_Toc228620296"/>
+      <w:r>
+        <w:t>Exemplo de padrão melódico recorrente em partitura, evidenciando a repetição</w:t>
+      </w:r>
+      <w:r>
+        <w:t xml:space="preserve"> </w:t>
+      </w:r>
+      <w:r>
+        <w:t>de motivos musicais.</w:t>
+      </w:r>
+      <w:bookmarkEnd w:id="30"/>
     </w:p>
     <w:p>
       <w:pPr>
@@ -3236,14 +3386,9 @@
     </w:p>
     <w:p>
       <w:pPr>
-        <w:pStyle w:val="TE-Normal"/>
-      </w:pPr>
-    </w:p>
-    <w:p>
-      <w:pPr>
         <w:pStyle w:val="T2-TituloSecundario"/>
       </w:pPr>
-      <w:bookmarkStart w:id="31" w:name="_Toc225859283"/>
+      <w:bookmarkStart w:id="31" w:name="_Toc228622519"/>
       <w:r>
         <w:t>Representação Intervalar</w:t>
       </w:r>
@@ -3264,12 +3409,548 @@
       <w:r>
         <w:t>Por exemplo, uma sequência de notas pode ser convertida em uma sequência de intervalos, representando as distâncias entre cada par de notas consecutivas. Dessa forma, diferentes melodias que compartilham a mesma estrutura intervalar podem ser reconhecidas como equivalentes.</w:t>
       </w:r>
+      <w:r>
+        <w:t xml:space="preserve"> </w:t>
+      </w:r>
+      <w:r>
+        <w:t xml:space="preserve">A Tabela 1 apresenta a conversão de uma sequência melódica simples em duas representações estruturais: intervalos relativos entre notas </w:t>
+      </w:r>
+      <w:r>
+        <w:lastRenderedPageBreak/>
+        <w:t>consecutivas e contorno melódico.</w:t>
+      </w:r>
+    </w:p>
+    <w:p>
+      <w:pPr>
+        <w:pStyle w:val="PargrafodaLista"/>
+        <w:numPr>
+          <w:ilvl w:val="0"/>
+          <w:numId w:val="18"/>
+        </w:numPr>
+        <w:pBdr>
+          <w:top w:val="nil"/>
+          <w:left w:val="nil"/>
+          <w:bottom w:val="nil"/>
+          <w:right w:val="nil"/>
+          <w:between w:val="nil"/>
+        </w:pBdr>
+        <w:spacing w:before="240"/>
+      </w:pPr>
+      <w:r>
+        <w:rPr>
+          <w:color w:val="000000"/>
+          <w:sz w:val="22"/>
+          <w:szCs w:val="22"/>
+        </w:rPr>
+        <w:t>Representação intervalar e de contorno de uma sequência melódica.</w:t>
+      </w:r>
+    </w:p>
+    <w:tbl>
+      <w:tblPr>
+        <w:tblW w:w="6947" w:type="dxa"/>
+        <w:jc w:val="center"/>
+        <w:tblBorders>
+          <w:top w:val="single" w:sz="4" w:space="0" w:color="000000"/>
+          <w:left w:val="nil"/>
+          <w:bottom w:val="single" w:sz="4" w:space="0" w:color="000000"/>
+          <w:right w:val="nil"/>
+          <w:insideH w:val="single" w:sz="4" w:space="0" w:color="000000"/>
+          <w:insideV w:val="single" w:sz="4" w:space="0" w:color="000000"/>
+        </w:tblBorders>
+        <w:tblLayout w:type="fixed"/>
+        <w:tblLook w:val="0000" w:firstRow="0" w:lastRow="0" w:firstColumn="0" w:lastColumn="0" w:noHBand="0" w:noVBand="0"/>
+      </w:tblPr>
+      <w:tblGrid>
+        <w:gridCol w:w="1843"/>
+        <w:gridCol w:w="1276"/>
+        <w:gridCol w:w="1276"/>
+        <w:gridCol w:w="1276"/>
+        <w:gridCol w:w="1276"/>
+      </w:tblGrid>
+      <w:tr>
+        <w:trPr>
+          <w:jc w:val="center"/>
+        </w:trPr>
+        <w:tc>
+          <w:tcPr>
+            <w:tcW w:w="1843" w:type="dxa"/>
+          </w:tcPr>
+          <w:p>
+            <w:pPr>
+              <w:widowControl w:val="0"/>
+              <w:pBdr>
+                <w:top w:val="nil"/>
+                <w:left w:val="nil"/>
+                <w:bottom w:val="nil"/>
+                <w:right w:val="nil"/>
+                <w:between w:val="nil"/>
+              </w:pBdr>
+              <w:jc w:val="center"/>
+              <w:rPr>
+                <w:b/>
+                <w:bCs/>
+                <w:color w:val="000000"/>
+              </w:rPr>
+            </w:pPr>
+            <w:r>
+              <w:rPr>
+                <w:b/>
+                <w:bCs/>
+                <w:color w:val="000000"/>
+              </w:rPr>
+              <w:t>Notas</w:t>
+            </w:r>
+          </w:p>
+        </w:tc>
+        <w:tc>
+          <w:tcPr>
+            <w:tcW w:w="1276" w:type="dxa"/>
+          </w:tcPr>
+          <w:p>
+            <w:pPr>
+              <w:widowControl w:val="0"/>
+              <w:pBdr>
+                <w:top w:val="nil"/>
+                <w:left w:val="nil"/>
+                <w:bottom w:val="nil"/>
+                <w:right w:val="nil"/>
+                <w:between w:val="nil"/>
+              </w:pBdr>
+              <w:jc w:val="center"/>
+              <w:rPr>
+                <w:b/>
+                <w:bCs/>
+                <w:color w:val="000000"/>
+              </w:rPr>
+            </w:pPr>
+            <w:r>
+              <w:rPr>
+                <w:b/>
+                <w:bCs/>
+                <w:color w:val="000000"/>
+              </w:rPr>
+              <w:t>C</w:t>
+            </w:r>
+          </w:p>
+        </w:tc>
+        <w:tc>
+          <w:tcPr>
+            <w:tcW w:w="1276" w:type="dxa"/>
+          </w:tcPr>
+          <w:p>
+            <w:pPr>
+              <w:widowControl w:val="0"/>
+              <w:pBdr>
+                <w:top w:val="nil"/>
+                <w:left w:val="nil"/>
+                <w:bottom w:val="nil"/>
+                <w:right w:val="nil"/>
+                <w:between w:val="nil"/>
+              </w:pBdr>
+              <w:jc w:val="center"/>
+              <w:rPr>
+                <w:b/>
+                <w:bCs/>
+                <w:color w:val="000000"/>
+              </w:rPr>
+            </w:pPr>
+            <w:r>
+              <w:rPr>
+                <w:b/>
+                <w:bCs/>
+                <w:color w:val="000000"/>
+              </w:rPr>
+              <w:t>D</w:t>
+            </w:r>
+          </w:p>
+        </w:tc>
+        <w:tc>
+          <w:tcPr>
+            <w:tcW w:w="1276" w:type="dxa"/>
+          </w:tcPr>
+          <w:p>
+            <w:pPr>
+              <w:widowControl w:val="0"/>
+              <w:pBdr>
+                <w:top w:val="nil"/>
+                <w:left w:val="nil"/>
+                <w:bottom w:val="nil"/>
+                <w:right w:val="nil"/>
+                <w:between w:val="nil"/>
+              </w:pBdr>
+              <w:jc w:val="center"/>
+              <w:rPr>
+                <w:b/>
+                <w:bCs/>
+                <w:color w:val="000000"/>
+              </w:rPr>
+            </w:pPr>
+            <w:r>
+              <w:rPr>
+                <w:b/>
+                <w:bCs/>
+                <w:color w:val="000000"/>
+              </w:rPr>
+              <w:t>F</w:t>
+            </w:r>
+          </w:p>
+        </w:tc>
+        <w:tc>
+          <w:tcPr>
+            <w:tcW w:w="1276" w:type="dxa"/>
+          </w:tcPr>
+          <w:p>
+            <w:pPr>
+              <w:widowControl w:val="0"/>
+              <w:pBdr>
+                <w:top w:val="nil"/>
+                <w:left w:val="nil"/>
+                <w:bottom w:val="nil"/>
+                <w:right w:val="nil"/>
+                <w:between w:val="nil"/>
+              </w:pBdr>
+              <w:jc w:val="center"/>
+              <w:rPr>
+                <w:b/>
+                <w:bCs/>
+                <w:color w:val="000000"/>
+              </w:rPr>
+            </w:pPr>
+            <w:r>
+              <w:rPr>
+                <w:b/>
+                <w:bCs/>
+                <w:color w:val="000000"/>
+              </w:rPr>
+              <w:t>E</w:t>
+            </w:r>
+          </w:p>
+        </w:tc>
+      </w:tr>
+      <w:tr>
+        <w:trPr>
+          <w:jc w:val="center"/>
+        </w:trPr>
+        <w:tc>
+          <w:tcPr>
+            <w:tcW w:w="1843" w:type="dxa"/>
+          </w:tcPr>
+          <w:p>
+            <w:pPr>
+              <w:widowControl w:val="0"/>
+              <w:pBdr>
+                <w:top w:val="nil"/>
+                <w:left w:val="nil"/>
+                <w:bottom w:val="nil"/>
+                <w:right w:val="nil"/>
+                <w:between w:val="nil"/>
+              </w:pBdr>
+              <w:jc w:val="center"/>
+              <w:rPr>
+                <w:color w:val="000000"/>
+              </w:rPr>
+            </w:pPr>
+            <w:r>
+              <w:rPr>
+                <w:color w:val="000000"/>
+              </w:rPr>
+              <w:t>Intervalos</w:t>
+            </w:r>
+          </w:p>
+        </w:tc>
+        <w:tc>
+          <w:tcPr>
+            <w:tcW w:w="1276" w:type="dxa"/>
+          </w:tcPr>
+          <w:p>
+            <w:pPr>
+              <w:widowControl w:val="0"/>
+              <w:pBdr>
+                <w:top w:val="nil"/>
+                <w:left w:val="nil"/>
+                <w:bottom w:val="nil"/>
+                <w:right w:val="nil"/>
+                <w:between w:val="nil"/>
+              </w:pBdr>
+              <w:jc w:val="center"/>
+              <w:rPr>
+                <w:color w:val="000000"/>
+              </w:rPr>
+            </w:pPr>
+            <w:r>
+              <w:rPr>
+                <w:color w:val="000000"/>
+              </w:rPr>
+              <w:t>—</w:t>
+            </w:r>
+          </w:p>
+        </w:tc>
+        <w:tc>
+          <w:tcPr>
+            <w:tcW w:w="1276" w:type="dxa"/>
+            <w:vAlign w:val="center"/>
+          </w:tcPr>
+          <w:p>
+            <w:pPr>
+              <w:widowControl w:val="0"/>
+              <w:pBdr>
+                <w:top w:val="nil"/>
+                <w:left w:val="nil"/>
+                <w:bottom w:val="nil"/>
+                <w:right w:val="nil"/>
+                <w:between w:val="nil"/>
+              </w:pBdr>
+              <w:jc w:val="center"/>
+              <w:rPr>
+                <w:color w:val="000000"/>
+              </w:rPr>
+            </w:pPr>
+            <w:r>
+              <w:rPr>
+                <w:snapToGrid w:val="0"/>
+              </w:rPr>
+              <w:t>+2</w:t>
+            </w:r>
+          </w:p>
+        </w:tc>
+        <w:tc>
+          <w:tcPr>
+            <w:tcW w:w="1276" w:type="dxa"/>
+            <w:vAlign w:val="center"/>
+          </w:tcPr>
+          <w:p>
+            <w:pPr>
+              <w:widowControl w:val="0"/>
+              <w:pBdr>
+                <w:top w:val="nil"/>
+                <w:left w:val="nil"/>
+                <w:bottom w:val="nil"/>
+                <w:right w:val="nil"/>
+                <w:between w:val="nil"/>
+              </w:pBdr>
+              <w:jc w:val="center"/>
+              <w:rPr>
+                <w:color w:val="000000"/>
+              </w:rPr>
+            </w:pPr>
+            <w:r>
+              <w:rPr>
+                <w:snapToGrid w:val="0"/>
+              </w:rPr>
+              <w:t>+3</w:t>
+            </w:r>
+          </w:p>
+        </w:tc>
+        <w:tc>
+          <w:tcPr>
+            <w:tcW w:w="1276" w:type="dxa"/>
+            <w:vAlign w:val="center"/>
+          </w:tcPr>
+          <w:p>
+            <w:pPr>
+              <w:widowControl w:val="0"/>
+              <w:pBdr>
+                <w:top w:val="nil"/>
+                <w:left w:val="nil"/>
+                <w:bottom w:val="nil"/>
+                <w:right w:val="nil"/>
+                <w:between w:val="nil"/>
+              </w:pBdr>
+              <w:jc w:val="center"/>
+              <w:rPr>
+                <w:color w:val="000000"/>
+              </w:rPr>
+            </w:pPr>
+            <w:r>
+              <w:rPr>
+                <w:snapToGrid w:val="0"/>
+              </w:rPr>
+              <w:t>-1</w:t>
+            </w:r>
+          </w:p>
+        </w:tc>
+      </w:tr>
+      <w:tr>
+        <w:trPr>
+          <w:jc w:val="center"/>
+        </w:trPr>
+        <w:tc>
+          <w:tcPr>
+            <w:tcW w:w="1843" w:type="dxa"/>
+          </w:tcPr>
+          <w:p>
+            <w:pPr>
+              <w:widowControl w:val="0"/>
+              <w:pBdr>
+                <w:top w:val="nil"/>
+                <w:left w:val="nil"/>
+                <w:bottom w:val="nil"/>
+                <w:right w:val="nil"/>
+                <w:between w:val="nil"/>
+              </w:pBdr>
+              <w:jc w:val="center"/>
+              <w:rPr>
+                <w:color w:val="000000"/>
+              </w:rPr>
+            </w:pPr>
+            <w:r>
+              <w:rPr>
+                <w:color w:val="000000"/>
+              </w:rPr>
+              <w:t>Contorno</w:t>
+            </w:r>
+          </w:p>
+        </w:tc>
+        <w:tc>
+          <w:tcPr>
+            <w:tcW w:w="1276" w:type="dxa"/>
+          </w:tcPr>
+          <w:p>
+            <w:pPr>
+              <w:widowControl w:val="0"/>
+              <w:pBdr>
+                <w:top w:val="nil"/>
+                <w:left w:val="nil"/>
+                <w:bottom w:val="nil"/>
+                <w:right w:val="nil"/>
+                <w:between w:val="nil"/>
+              </w:pBdr>
+              <w:jc w:val="center"/>
+              <w:rPr>
+                <w:color w:val="000000"/>
+              </w:rPr>
+            </w:pPr>
+            <w:r>
+              <w:rPr>
+                <w:color w:val="000000"/>
+              </w:rPr>
+              <w:t>—</w:t>
+            </w:r>
+          </w:p>
+        </w:tc>
+        <w:tc>
+          <w:tcPr>
+            <w:tcW w:w="1276" w:type="dxa"/>
+            <w:vAlign w:val="center"/>
+          </w:tcPr>
+          <w:p>
+            <w:pPr>
+              <w:widowControl w:val="0"/>
+              <w:pBdr>
+                <w:top w:val="nil"/>
+                <w:left w:val="nil"/>
+                <w:bottom w:val="nil"/>
+                <w:right w:val="nil"/>
+                <w:between w:val="nil"/>
+              </w:pBdr>
+              <w:jc w:val="center"/>
+              <w:rPr>
+                <w:color w:val="000000"/>
+              </w:rPr>
+            </w:pPr>
+            <w:r>
+              <w:rPr>
+                <w:snapToGrid w:val="0"/>
+              </w:rPr>
+              <w:t>↑</w:t>
+            </w:r>
+          </w:p>
+        </w:tc>
+        <w:tc>
+          <w:tcPr>
+            <w:tcW w:w="1276" w:type="dxa"/>
+            <w:vAlign w:val="center"/>
+          </w:tcPr>
+          <w:p>
+            <w:pPr>
+              <w:widowControl w:val="0"/>
+              <w:pBdr>
+                <w:top w:val="nil"/>
+                <w:left w:val="nil"/>
+                <w:bottom w:val="nil"/>
+                <w:right w:val="nil"/>
+                <w:between w:val="nil"/>
+              </w:pBdr>
+              <w:jc w:val="center"/>
+              <w:rPr>
+                <w:color w:val="000000"/>
+              </w:rPr>
+            </w:pPr>
+            <w:r>
+              <w:rPr>
+                <w:snapToGrid w:val="0"/>
+              </w:rPr>
+              <w:t>↑</w:t>
+            </w:r>
+          </w:p>
+        </w:tc>
+        <w:tc>
+          <w:tcPr>
+            <w:tcW w:w="1276" w:type="dxa"/>
+            <w:vAlign w:val="center"/>
+          </w:tcPr>
+          <w:p>
+            <w:pPr>
+              <w:widowControl w:val="0"/>
+              <w:pBdr>
+                <w:top w:val="nil"/>
+                <w:left w:val="nil"/>
+                <w:bottom w:val="nil"/>
+                <w:right w:val="nil"/>
+                <w:between w:val="nil"/>
+              </w:pBdr>
+              <w:jc w:val="center"/>
+              <w:rPr>
+                <w:color w:val="000000"/>
+              </w:rPr>
+            </w:pPr>
+            <w:r>
+              <w:rPr>
+                <w:snapToGrid w:val="0"/>
+              </w:rPr>
+              <w:t>↓</w:t>
+            </w:r>
+          </w:p>
+        </w:tc>
+      </w:tr>
+    </w:tbl>
+    <w:p>
+      <w:pPr>
+        <w:widowControl w:val="0"/>
+        <w:pBdr>
+          <w:top w:val="nil"/>
+          <w:left w:val="nil"/>
+          <w:bottom w:val="nil"/>
+          <w:right w:val="nil"/>
+          <w:between w:val="nil"/>
+        </w:pBdr>
+        <w:spacing w:line="360" w:lineRule="auto"/>
+        <w:jc w:val="center"/>
+        <w:rPr>
+          <w:color w:val="000000"/>
+          <w:sz w:val="22"/>
+          <w:szCs w:val="22"/>
+        </w:rPr>
+      </w:pPr>
+      <w:r>
+        <w:rPr>
+          <w:color w:val="000000"/>
+          <w:sz w:val="22"/>
+          <w:szCs w:val="22"/>
+        </w:rPr>
+        <w:t>Fonte: Elaborada pelo autor.</w:t>
+      </w:r>
+    </w:p>
+    <w:p>
+      <w:pPr>
+        <w:pStyle w:val="TE-Normal"/>
+      </w:pPr>
     </w:p>
     <w:p>
       <w:pPr>
         <w:pStyle w:val="T3-TituloTerciario"/>
       </w:pPr>
-      <w:bookmarkStart w:id="32" w:name="_Toc225859284"/>
+      <w:bookmarkStart w:id="32" w:name="_Toc228622520"/>
       <w:r>
         <w:t>Intervalos melódicos</w:t>
       </w:r>
@@ -3295,7 +3976,7 @@
       <w:pPr>
         <w:pStyle w:val="T2-TituloSecundario"/>
       </w:pPr>
-      <w:bookmarkStart w:id="33" w:name="_Toc225859285"/>
+      <w:bookmarkStart w:id="33" w:name="_Toc228622521"/>
       <w:r>
         <w:t>Contorno Melódico</w:t>
       </w:r>
@@ -3312,6 +3993,11 @@
     <w:p>
       <w:pPr>
         <w:pStyle w:val="TE-Normal"/>
+        <w:rPr>
+          <w:color w:val="000000"/>
+          <w:sz w:val="22"/>
+          <w:szCs w:val="22"/>
+        </w:rPr>
       </w:pPr>
       <w:r>
         <w:t>A análise de contorno é frequentemente utilizada em estudos de cognição musical e reconhecimento de padrões, pois reflete a forma como o ser humano percebe relações estruturais na música.</w:t>
@@ -3321,7 +4007,7 @@
       <w:pPr>
         <w:pStyle w:val="T3-TituloTerciario"/>
       </w:pPr>
-      <w:bookmarkStart w:id="34" w:name="_Toc225859286"/>
+      <w:bookmarkStart w:id="34" w:name="_Toc228622522"/>
       <w:r>
         <w:t>Representação direcional</w:t>
       </w:r>
@@ -3340,6 +4026,7 @@
         <w:pStyle w:val="TE-Normal"/>
       </w:pPr>
       <w:r>
+        <w:lastRenderedPageBreak/>
         <w:t>Essa simplificação permite identificar padrões estruturais mesmo quando os intervalos exatos diferem, tornando a abordagem complementar à representação intervalar. Em sistemas computacionais, a combinação dessas duas representações pode aumentar a robustez na detecção de padrões melódicos.</w:t>
       </w:r>
     </w:p>
@@ -3347,7 +4034,7 @@
       <w:pPr>
         <w:pStyle w:val="T2-TituloSecundario"/>
       </w:pPr>
-      <w:bookmarkStart w:id="35" w:name="_Toc225859287"/>
+      <w:bookmarkStart w:id="35" w:name="_Toc228622523"/>
       <w:r>
         <w:t>Trabalhos Relacionados</w:t>
       </w:r>
@@ -3392,8 +4079,9 @@
       <w:pPr>
         <w:pStyle w:val="T1-TituloPrimario"/>
       </w:pPr>
-      <w:bookmarkStart w:id="36" w:name="_Toc225859288"/>
-      <w:r>
+      <w:bookmarkStart w:id="36" w:name="_Toc228622524"/>
+      <w:r>
+        <w:lastRenderedPageBreak/>
         <w:t>PROCEDIMENTOS METODOLÓGICOS</w:t>
       </w:r>
       <w:bookmarkEnd w:id="36"/>
@@ -3408,7 +4096,7 @@
       <w:pPr>
         <w:pStyle w:val="T2-TituloSecundario"/>
       </w:pPr>
-      <w:bookmarkStart w:id="37" w:name="_Toc225859289"/>
+      <w:bookmarkStart w:id="37" w:name="_Toc228622525"/>
       <w:r>
         <w:t>Caracterização da pesquisa</w:t>
       </w:r>
@@ -3426,7 +4114,7 @@
       <w:pPr>
         <w:pStyle w:val="T2-TituloSecundario"/>
       </w:pPr>
-      <w:bookmarkStart w:id="38" w:name="_Toc225859290"/>
+      <w:bookmarkStart w:id="38" w:name="_Toc228622526"/>
       <w:r>
         <w:t>Corpus de análise</w:t>
       </w:r>
@@ -3444,7 +4132,7 @@
       <w:pPr>
         <w:pStyle w:val="T2-TituloSecundario"/>
       </w:pPr>
-      <w:bookmarkStart w:id="39" w:name="_Toc225859291"/>
+      <w:bookmarkStart w:id="39" w:name="_Toc228622527"/>
       <w:r>
         <w:t>Extração da melodia</w:t>
       </w:r>
@@ -3462,8 +4150,9 @@
       <w:pPr>
         <w:pStyle w:val="T2-TituloSecundario"/>
       </w:pPr>
-      <w:bookmarkStart w:id="40" w:name="_Toc225859292"/>
-      <w:r>
+      <w:bookmarkStart w:id="40" w:name="_Toc228622528"/>
+      <w:r>
+        <w:lastRenderedPageBreak/>
         <w:t>Representação por intervalos</w:t>
       </w:r>
       <w:bookmarkEnd w:id="40"/>
@@ -3480,7 +4169,7 @@
       <w:pPr>
         <w:pStyle w:val="T2-TituloSecundario"/>
       </w:pPr>
-      <w:bookmarkStart w:id="41" w:name="_Toc225859293"/>
+      <w:bookmarkStart w:id="41" w:name="_Toc228622529"/>
       <w:r>
         <w:t>Representação por contorno</w:t>
       </w:r>
@@ -3498,7 +4187,7 @@
       <w:pPr>
         <w:pStyle w:val="T2-TituloSecundario"/>
       </w:pPr>
-      <w:bookmarkStart w:id="42" w:name="_Toc225859294"/>
+      <w:bookmarkStart w:id="42" w:name="_Toc228622530"/>
       <w:r>
         <w:t>Detecção de padrões</w:t>
       </w:r>
@@ -3524,7 +4213,7 @@
       <w:pPr>
         <w:pStyle w:val="T2-TituloSecundario"/>
       </w:pPr>
-      <w:bookmarkStart w:id="43" w:name="_Toc225859295"/>
+      <w:bookmarkStart w:id="43" w:name="_Toc228622531"/>
       <w:r>
         <w:t>Análise dos resultados</w:t>
       </w:r>
@@ -3542,8 +4231,9 @@
       <w:pPr>
         <w:pStyle w:val="T2-TituloSecundario"/>
       </w:pPr>
-      <w:bookmarkStart w:id="44" w:name="_Toc225859296"/>
-      <w:r>
+      <w:bookmarkStart w:id="44" w:name="_Toc228622532"/>
+      <w:r>
+        <w:lastRenderedPageBreak/>
         <w:t>Visão geral do sistema proposto</w:t>
       </w:r>
       <w:bookmarkEnd w:id="44"/>
@@ -3568,8 +4258,9 @@
       <w:pPr>
         <w:pStyle w:val="T1-TituloPrimario"/>
       </w:pPr>
-      <w:bookmarkStart w:id="45" w:name="_Toc225859297"/>
-      <w:r>
+      <w:bookmarkStart w:id="45" w:name="_Toc228622533"/>
+      <w:r>
+        <w:lastRenderedPageBreak/>
         <w:t>CRONOGRAMA</w:t>
       </w:r>
       <w:bookmarkEnd w:id="45"/>
@@ -3704,8 +4395,9 @@
       <w:bookmarkStart w:id="47" w:name="_Toc527793681"/>
       <w:bookmarkStart w:id="48" w:name="_Toc527795414"/>
       <w:bookmarkStart w:id="49" w:name="_Toc527798510"/>
-      <w:bookmarkStart w:id="50" w:name="_Toc225859298"/>
-      <w:r>
+      <w:bookmarkStart w:id="50" w:name="_Toc228622534"/>
+      <w:r>
+        <w:lastRenderedPageBreak/>
         <w:t>Referências</w:t>
       </w:r>
       <w:bookmarkEnd w:id="46"/>
@@ -3773,29 +4465,10 @@
         <w:rPr>
           <w:lang w:val="en-US"/>
         </w:rPr>
-        <w:t xml:space="preserve">MÜLLER, </w:t>
-      </w:r>
-      <w:proofErr w:type="spellStart"/>
-      <w:r>
-        <w:rPr>
-          <w:lang w:val="en-US"/>
-        </w:rPr>
-        <w:t>Meinard</w:t>
-      </w:r>
-      <w:proofErr w:type="spellEnd"/>
-      <w:r>
-        <w:rPr>
-          <w:lang w:val="en-US"/>
-        </w:rPr>
-        <w:t xml:space="preserve">. Fundamentals of Music Processing: Audio, Analysis, Algorithms, Applications. </w:t>
-      </w:r>
-      <w:proofErr w:type="spellStart"/>
-      <w:r>
-        <w:t>Cham</w:t>
-      </w:r>
-      <w:proofErr w:type="spellEnd"/>
-      <w:r>
-        <w:t>: Springer, 2015.</w:t>
+        <w:t xml:space="preserve">MÜLLER, Meinard. Fundamentals of Music Processing: Audio, Analysis, Algorithms, Applications. </w:t>
+      </w:r>
+      <w:r>
+        <w:t>Cham: Springer, 2015.</w:t>
       </w:r>
     </w:p>
     <w:sectPr>
@@ -5136,7 +5809,6 @@
         <w:docPartUnique/>
       </w:docPartObj>
     </w:sdtPr>
-    <w:sdtEndPr/>
     <w:sdtContent>
       <w:p>
         <w:pPr>
@@ -5302,7 +5974,6 @@
         <w:docPartUnique/>
       </w:docPartObj>
     </w:sdtPr>
-    <w:sdtEndPr/>
     <w:sdtContent>
       <w:p>
         <w:pPr>
@@ -6213,6 +6884,192 @@
     </w:lvl>
   </w:abstractNum>
   <w:abstractNum w:abstractNumId="7" w15:restartNumberingAfterBreak="0">
+    <w:nsid w:val="1A402D8A"/>
+    <w:multiLevelType w:val="multilevel"/>
+    <w:tmpl w:val="0A8E4DB2"/>
+    <w:lvl w:ilvl="0">
+      <w:start w:val="1"/>
+      <w:numFmt w:val="decimal"/>
+      <w:lvlText w:val="TABELA %1."/>
+      <w:lvlJc w:val="right"/>
+      <w:pPr>
+        <w:ind w:left="1531" w:hanging="1531"/>
+      </w:pPr>
+      <w:rPr>
+        <w:rFonts w:hint="default"/>
+        <w:b/>
+        <w:bCs/>
+        <w:i w:val="0"/>
+        <w:iCs w:val="0"/>
+        <w:sz w:val="22"/>
+        <w:szCs w:val="22"/>
+      </w:rPr>
+    </w:lvl>
+    <w:lvl w:ilvl="1">
+      <w:start w:val="1"/>
+      <w:numFmt w:val="lowerLetter"/>
+      <w:lvlText w:val="%2."/>
+      <w:lvlJc w:val="left"/>
+      <w:pPr>
+        <w:ind w:left="1440" w:hanging="360"/>
+      </w:pPr>
+    </w:lvl>
+    <w:lvl w:ilvl="2">
+      <w:start w:val="1"/>
+      <w:numFmt w:val="lowerRoman"/>
+      <w:lvlText w:val="%3."/>
+      <w:lvlJc w:val="right"/>
+      <w:pPr>
+        <w:ind w:left="2160" w:hanging="180"/>
+      </w:pPr>
+    </w:lvl>
+    <w:lvl w:ilvl="3">
+      <w:start w:val="1"/>
+      <w:numFmt w:val="decimal"/>
+      <w:lvlText w:val="%4."/>
+      <w:lvlJc w:val="left"/>
+      <w:pPr>
+        <w:ind w:left="2880" w:hanging="360"/>
+      </w:pPr>
+    </w:lvl>
+    <w:lvl w:ilvl="4">
+      <w:start w:val="1"/>
+      <w:numFmt w:val="lowerLetter"/>
+      <w:lvlText w:val="%5."/>
+      <w:lvlJc w:val="left"/>
+      <w:pPr>
+        <w:ind w:left="3600" w:hanging="360"/>
+      </w:pPr>
+    </w:lvl>
+    <w:lvl w:ilvl="5">
+      <w:start w:val="1"/>
+      <w:numFmt w:val="lowerRoman"/>
+      <w:lvlText w:val="%6."/>
+      <w:lvlJc w:val="right"/>
+      <w:pPr>
+        <w:ind w:left="4320" w:hanging="180"/>
+      </w:pPr>
+    </w:lvl>
+    <w:lvl w:ilvl="6">
+      <w:start w:val="1"/>
+      <w:numFmt w:val="decimal"/>
+      <w:lvlText w:val="%7."/>
+      <w:lvlJc w:val="left"/>
+      <w:pPr>
+        <w:ind w:left="5040" w:hanging="360"/>
+      </w:pPr>
+    </w:lvl>
+    <w:lvl w:ilvl="7">
+      <w:start w:val="1"/>
+      <w:numFmt w:val="lowerLetter"/>
+      <w:lvlText w:val="%8."/>
+      <w:lvlJc w:val="left"/>
+      <w:pPr>
+        <w:ind w:left="5760" w:hanging="360"/>
+      </w:pPr>
+    </w:lvl>
+    <w:lvl w:ilvl="8">
+      <w:start w:val="1"/>
+      <w:numFmt w:val="lowerRoman"/>
+      <w:lvlText w:val="%9."/>
+      <w:lvlJc w:val="right"/>
+      <w:pPr>
+        <w:ind w:left="6480" w:hanging="180"/>
+      </w:pPr>
+    </w:lvl>
+  </w:abstractNum>
+  <w:abstractNum w:abstractNumId="8" w15:restartNumberingAfterBreak="0">
+    <w:nsid w:val="37201775"/>
+    <w:multiLevelType w:val="hybridMultilevel"/>
+    <w:tmpl w:val="5DF047FE"/>
+    <w:lvl w:ilvl="0" w:tplc="C94E71C2">
+      <w:start w:val="1"/>
+      <w:numFmt w:val="decimal"/>
+      <w:lvlText w:val="TABELA %1."/>
+      <w:lvlJc w:val="center"/>
+      <w:pPr>
+        <w:ind w:left="720" w:hanging="360"/>
+      </w:pPr>
+      <w:rPr>
+        <w:rFonts w:hint="default"/>
+        <w:b/>
+        <w:i w:val="0"/>
+      </w:rPr>
+    </w:lvl>
+    <w:lvl w:ilvl="1" w:tplc="04160019" w:tentative="1">
+      <w:start w:val="1"/>
+      <w:numFmt w:val="lowerLetter"/>
+      <w:lvlText w:val="%2."/>
+      <w:lvlJc w:val="left"/>
+      <w:pPr>
+        <w:ind w:left="1440" w:hanging="360"/>
+      </w:pPr>
+    </w:lvl>
+    <w:lvl w:ilvl="2" w:tplc="0416001B" w:tentative="1">
+      <w:start w:val="1"/>
+      <w:numFmt w:val="lowerRoman"/>
+      <w:lvlText w:val="%3."/>
+      <w:lvlJc w:val="right"/>
+      <w:pPr>
+        <w:ind w:left="2160" w:hanging="180"/>
+      </w:pPr>
+    </w:lvl>
+    <w:lvl w:ilvl="3" w:tplc="0416000F" w:tentative="1">
+      <w:start w:val="1"/>
+      <w:numFmt w:val="decimal"/>
+      <w:lvlText w:val="%4."/>
+      <w:lvlJc w:val="left"/>
+      <w:pPr>
+        <w:ind w:left="2880" w:hanging="360"/>
+      </w:pPr>
+    </w:lvl>
+    <w:lvl w:ilvl="4" w:tplc="04160019" w:tentative="1">
+      <w:start w:val="1"/>
+      <w:numFmt w:val="lowerLetter"/>
+      <w:lvlText w:val="%5."/>
+      <w:lvlJc w:val="left"/>
+      <w:pPr>
+        <w:ind w:left="3600" w:hanging="360"/>
+      </w:pPr>
+    </w:lvl>
+    <w:lvl w:ilvl="5" w:tplc="0416001B" w:tentative="1">
+      <w:start w:val="1"/>
+      <w:numFmt w:val="lowerRoman"/>
+      <w:lvlText w:val="%6."/>
+      <w:lvlJc w:val="right"/>
+      <w:pPr>
+        <w:ind w:left="4320" w:hanging="180"/>
+      </w:pPr>
+    </w:lvl>
+    <w:lvl w:ilvl="6" w:tplc="0416000F" w:tentative="1">
+      <w:start w:val="1"/>
+      <w:numFmt w:val="decimal"/>
+      <w:lvlText w:val="%7."/>
+      <w:lvlJc w:val="left"/>
+      <w:pPr>
+        <w:ind w:left="5040" w:hanging="360"/>
+      </w:pPr>
+    </w:lvl>
+    <w:lvl w:ilvl="7" w:tplc="04160019" w:tentative="1">
+      <w:start w:val="1"/>
+      <w:numFmt w:val="lowerLetter"/>
+      <w:lvlText w:val="%8."/>
+      <w:lvlJc w:val="left"/>
+      <w:pPr>
+        <w:ind w:left="5760" w:hanging="360"/>
+      </w:pPr>
+    </w:lvl>
+    <w:lvl w:ilvl="8" w:tplc="0416001B" w:tentative="1">
+      <w:start w:val="1"/>
+      <w:numFmt w:val="lowerRoman"/>
+      <w:lvlText w:val="%9."/>
+      <w:lvlJc w:val="right"/>
+      <w:pPr>
+        <w:ind w:left="6480" w:hanging="180"/>
+      </w:pPr>
+    </w:lvl>
+  </w:abstractNum>
+  <w:abstractNum w:abstractNumId="9" w15:restartNumberingAfterBreak="0">
     <w:nsid w:val="476E078F"/>
     <w:multiLevelType w:val="singleLevel"/>
     <w:tmpl w:val="D39CC90C"/>
@@ -6230,7 +7087,7 @@
       </w:pPr>
     </w:lvl>
   </w:abstractNum>
-  <w:abstractNum w:abstractNumId="8" w15:restartNumberingAfterBreak="0">
+  <w:abstractNum w:abstractNumId="10" w15:restartNumberingAfterBreak="0">
     <w:nsid w:val="5236381B"/>
     <w:multiLevelType w:val="singleLevel"/>
     <w:tmpl w:val="A6BE4F10"/>
@@ -6251,7 +7108,96 @@
       </w:rPr>
     </w:lvl>
   </w:abstractNum>
-  <w:abstractNum w:abstractNumId="9" w15:restartNumberingAfterBreak="0">
+  <w:abstractNum w:abstractNumId="11" w15:restartNumberingAfterBreak="0">
+    <w:nsid w:val="5A1C243E"/>
+    <w:multiLevelType w:val="hybridMultilevel"/>
+    <w:tmpl w:val="30521E3C"/>
+    <w:lvl w:ilvl="0" w:tplc="20CEEE38">
+      <w:start w:val="1"/>
+      <w:numFmt w:val="decimal"/>
+      <w:lvlText w:val="TABELA %1."/>
+      <w:lvlJc w:val="right"/>
+      <w:pPr>
+        <w:ind w:left="2251" w:hanging="360"/>
+      </w:pPr>
+      <w:rPr>
+        <w:rFonts w:hint="default"/>
+      </w:rPr>
+    </w:lvl>
+    <w:lvl w:ilvl="1" w:tplc="04160019" w:tentative="1">
+      <w:start w:val="1"/>
+      <w:numFmt w:val="lowerLetter"/>
+      <w:lvlText w:val="%2."/>
+      <w:lvlJc w:val="left"/>
+      <w:pPr>
+        <w:ind w:left="2971" w:hanging="360"/>
+      </w:pPr>
+    </w:lvl>
+    <w:lvl w:ilvl="2" w:tplc="0416001B" w:tentative="1">
+      <w:start w:val="1"/>
+      <w:numFmt w:val="lowerRoman"/>
+      <w:lvlText w:val="%3."/>
+      <w:lvlJc w:val="right"/>
+      <w:pPr>
+        <w:ind w:left="3691" w:hanging="180"/>
+      </w:pPr>
+    </w:lvl>
+    <w:lvl w:ilvl="3" w:tplc="0416000F" w:tentative="1">
+      <w:start w:val="1"/>
+      <w:numFmt w:val="decimal"/>
+      <w:lvlText w:val="%4."/>
+      <w:lvlJc w:val="left"/>
+      <w:pPr>
+        <w:ind w:left="4411" w:hanging="360"/>
+      </w:pPr>
+    </w:lvl>
+    <w:lvl w:ilvl="4" w:tplc="04160019" w:tentative="1">
+      <w:start w:val="1"/>
+      <w:numFmt w:val="lowerLetter"/>
+      <w:lvlText w:val="%5."/>
+      <w:lvlJc w:val="left"/>
+      <w:pPr>
+        <w:ind w:left="5131" w:hanging="360"/>
+      </w:pPr>
+    </w:lvl>
+    <w:lvl w:ilvl="5" w:tplc="0416001B" w:tentative="1">
+      <w:start w:val="1"/>
+      <w:numFmt w:val="lowerRoman"/>
+      <w:lvlText w:val="%6."/>
+      <w:lvlJc w:val="right"/>
+      <w:pPr>
+        <w:ind w:left="5851" w:hanging="180"/>
+      </w:pPr>
+    </w:lvl>
+    <w:lvl w:ilvl="6" w:tplc="0416000F" w:tentative="1">
+      <w:start w:val="1"/>
+      <w:numFmt w:val="decimal"/>
+      <w:lvlText w:val="%7."/>
+      <w:lvlJc w:val="left"/>
+      <w:pPr>
+        <w:ind w:left="6571" w:hanging="360"/>
+      </w:pPr>
+    </w:lvl>
+    <w:lvl w:ilvl="7" w:tplc="04160019" w:tentative="1">
+      <w:start w:val="1"/>
+      <w:numFmt w:val="lowerLetter"/>
+      <w:lvlText w:val="%8."/>
+      <w:lvlJc w:val="left"/>
+      <w:pPr>
+        <w:ind w:left="7291" w:hanging="360"/>
+      </w:pPr>
+    </w:lvl>
+    <w:lvl w:ilvl="8" w:tplc="0416001B" w:tentative="1">
+      <w:start w:val="1"/>
+      <w:numFmt w:val="lowerRoman"/>
+      <w:lvlText w:val="%9."/>
+      <w:lvlJc w:val="right"/>
+      <w:pPr>
+        <w:ind w:left="8011" w:hanging="180"/>
+      </w:pPr>
+    </w:lvl>
+  </w:abstractNum>
+  <w:abstractNum w:abstractNumId="12" w15:restartNumberingAfterBreak="0">
     <w:nsid w:val="614861D1"/>
     <w:multiLevelType w:val="hybridMultilevel"/>
     <w:tmpl w:val="FA60F4C4"/>
@@ -6263,9 +7209,9 @@
       <w:lvlJc w:val="left"/>
       <w:pPr>
         <w:tabs>
-          <w:tab w:val="num" w:pos="1418"/>
+          <w:tab w:val="num" w:pos="-709"/>
         </w:tabs>
-        <w:ind w:left="2722" w:hanging="1304"/>
+        <w:ind w:left="595" w:hanging="1304"/>
       </w:pPr>
       <w:rPr>
         <w:rFonts w:ascii="Times New Roman" w:hAnsi="Times New Roman" w:hint="default"/>
@@ -6282,9 +7228,9 @@
       <w:lvlJc w:val="left"/>
       <w:pPr>
         <w:tabs>
-          <w:tab w:val="num" w:pos="2149"/>
+          <w:tab w:val="num" w:pos="22"/>
         </w:tabs>
-        <w:ind w:left="2149" w:hanging="360"/>
+        <w:ind w:left="22" w:hanging="360"/>
       </w:pPr>
     </w:lvl>
     <w:lvl w:ilvl="2" w:tplc="0416001B" w:tentative="1">
@@ -6294,9 +7240,9 @@
       <w:lvlJc w:val="right"/>
       <w:pPr>
         <w:tabs>
-          <w:tab w:val="num" w:pos="2869"/>
+          <w:tab w:val="num" w:pos="742"/>
         </w:tabs>
-        <w:ind w:left="2869" w:hanging="180"/>
+        <w:ind w:left="742" w:hanging="180"/>
       </w:pPr>
     </w:lvl>
     <w:lvl w:ilvl="3" w:tplc="0416000F" w:tentative="1">
@@ -6306,9 +7252,9 @@
       <w:lvlJc w:val="left"/>
       <w:pPr>
         <w:tabs>
-          <w:tab w:val="num" w:pos="3589"/>
+          <w:tab w:val="num" w:pos="1462"/>
         </w:tabs>
-        <w:ind w:left="3589" w:hanging="360"/>
+        <w:ind w:left="1462" w:hanging="360"/>
       </w:pPr>
     </w:lvl>
     <w:lvl w:ilvl="4" w:tplc="04160019" w:tentative="1">
@@ -6318,9 +7264,9 @@
       <w:lvlJc w:val="left"/>
       <w:pPr>
         <w:tabs>
-          <w:tab w:val="num" w:pos="4309"/>
+          <w:tab w:val="num" w:pos="2182"/>
         </w:tabs>
-        <w:ind w:left="4309" w:hanging="360"/>
+        <w:ind w:left="2182" w:hanging="360"/>
       </w:pPr>
     </w:lvl>
     <w:lvl w:ilvl="5" w:tplc="0416001B" w:tentative="1">
@@ -6330,9 +7276,9 @@
       <w:lvlJc w:val="right"/>
       <w:pPr>
         <w:tabs>
-          <w:tab w:val="num" w:pos="5029"/>
+          <w:tab w:val="num" w:pos="2902"/>
         </w:tabs>
-        <w:ind w:left="5029" w:hanging="180"/>
+        <w:ind w:left="2902" w:hanging="180"/>
       </w:pPr>
     </w:lvl>
     <w:lvl w:ilvl="6" w:tplc="0416000F" w:tentative="1">
@@ -6342,9 +7288,9 @@
       <w:lvlJc w:val="left"/>
       <w:pPr>
         <w:tabs>
-          <w:tab w:val="num" w:pos="5749"/>
+          <w:tab w:val="num" w:pos="3622"/>
         </w:tabs>
-        <w:ind w:left="5749" w:hanging="360"/>
+        <w:ind w:left="3622" w:hanging="360"/>
       </w:pPr>
     </w:lvl>
     <w:lvl w:ilvl="7" w:tplc="04160019" w:tentative="1">
@@ -6354,9 +7300,9 @@
       <w:lvlJc w:val="left"/>
       <w:pPr>
         <w:tabs>
-          <w:tab w:val="num" w:pos="6469"/>
+          <w:tab w:val="num" w:pos="4342"/>
         </w:tabs>
-        <w:ind w:left="6469" w:hanging="360"/>
+        <w:ind w:left="4342" w:hanging="360"/>
       </w:pPr>
     </w:lvl>
     <w:lvl w:ilvl="8" w:tplc="0416001B" w:tentative="1">
@@ -6366,13 +7312,13 @@
       <w:lvlJc w:val="right"/>
       <w:pPr>
         <w:tabs>
-          <w:tab w:val="num" w:pos="7189"/>
+          <w:tab w:val="num" w:pos="5062"/>
         </w:tabs>
-        <w:ind w:left="7189" w:hanging="180"/>
+        <w:ind w:left="5062" w:hanging="180"/>
       </w:pPr>
     </w:lvl>
   </w:abstractNum>
-  <w:abstractNum w:abstractNumId="10" w15:restartNumberingAfterBreak="0">
+  <w:abstractNum w:abstractNumId="13" w15:restartNumberingAfterBreak="0">
     <w:nsid w:val="61AA12EF"/>
     <w:multiLevelType w:val="hybridMultilevel"/>
     <w:tmpl w:val="44222DD4"/>
@@ -6493,7 +7439,98 @@
       </w:pPr>
     </w:lvl>
   </w:abstractNum>
-  <w:abstractNum w:abstractNumId="11" w15:restartNumberingAfterBreak="0">
+  <w:abstractNum w:abstractNumId="14" w15:restartNumberingAfterBreak="0">
+    <w:nsid w:val="65816367"/>
+    <w:multiLevelType w:val="hybridMultilevel"/>
+    <w:tmpl w:val="8A848F70"/>
+    <w:lvl w:ilvl="0" w:tplc="31AE3FE0">
+      <w:start w:val="1"/>
+      <w:numFmt w:val="decimal"/>
+      <w:lvlText w:val="TABELA %1 -"/>
+      <w:lvlJc w:val="center"/>
+      <w:pPr>
+        <w:ind w:left="371" w:firstLine="637"/>
+      </w:pPr>
+      <w:rPr>
+        <w:rFonts w:hint="default"/>
+        <w:b/>
+        <w:i w:val="0"/>
+      </w:rPr>
+    </w:lvl>
+    <w:lvl w:ilvl="1" w:tplc="04160019" w:tentative="1">
+      <w:start w:val="1"/>
+      <w:numFmt w:val="lowerLetter"/>
+      <w:lvlText w:val="%2."/>
+      <w:lvlJc w:val="left"/>
+      <w:pPr>
+        <w:ind w:left="2160" w:hanging="360"/>
+      </w:pPr>
+    </w:lvl>
+    <w:lvl w:ilvl="2" w:tplc="0416001B" w:tentative="1">
+      <w:start w:val="1"/>
+      <w:numFmt w:val="lowerRoman"/>
+      <w:lvlText w:val="%3."/>
+      <w:lvlJc w:val="right"/>
+      <w:pPr>
+        <w:ind w:left="2880" w:hanging="180"/>
+      </w:pPr>
+    </w:lvl>
+    <w:lvl w:ilvl="3" w:tplc="0416000F" w:tentative="1">
+      <w:start w:val="1"/>
+      <w:numFmt w:val="decimal"/>
+      <w:lvlText w:val="%4."/>
+      <w:lvlJc w:val="left"/>
+      <w:pPr>
+        <w:ind w:left="3600" w:hanging="360"/>
+      </w:pPr>
+    </w:lvl>
+    <w:lvl w:ilvl="4" w:tplc="04160019" w:tentative="1">
+      <w:start w:val="1"/>
+      <w:numFmt w:val="lowerLetter"/>
+      <w:lvlText w:val="%5."/>
+      <w:lvlJc w:val="left"/>
+      <w:pPr>
+        <w:ind w:left="4320" w:hanging="360"/>
+      </w:pPr>
+    </w:lvl>
+    <w:lvl w:ilvl="5" w:tplc="0416001B" w:tentative="1">
+      <w:start w:val="1"/>
+      <w:numFmt w:val="lowerRoman"/>
+      <w:lvlText w:val="%6."/>
+      <w:lvlJc w:val="right"/>
+      <w:pPr>
+        <w:ind w:left="5040" w:hanging="180"/>
+      </w:pPr>
+    </w:lvl>
+    <w:lvl w:ilvl="6" w:tplc="0416000F" w:tentative="1">
+      <w:start w:val="1"/>
+      <w:numFmt w:val="decimal"/>
+      <w:lvlText w:val="%7."/>
+      <w:lvlJc w:val="left"/>
+      <w:pPr>
+        <w:ind w:left="5760" w:hanging="360"/>
+      </w:pPr>
+    </w:lvl>
+    <w:lvl w:ilvl="7" w:tplc="04160019" w:tentative="1">
+      <w:start w:val="1"/>
+      <w:numFmt w:val="lowerLetter"/>
+      <w:lvlText w:val="%8."/>
+      <w:lvlJc w:val="left"/>
+      <w:pPr>
+        <w:ind w:left="6480" w:hanging="360"/>
+      </w:pPr>
+    </w:lvl>
+    <w:lvl w:ilvl="8" w:tplc="0416001B" w:tentative="1">
+      <w:start w:val="1"/>
+      <w:numFmt w:val="lowerRoman"/>
+      <w:lvlText w:val="%9."/>
+      <w:lvlJc w:val="right"/>
+      <w:pPr>
+        <w:ind w:left="7200" w:hanging="180"/>
+      </w:pPr>
+    </w:lvl>
+  </w:abstractNum>
+  <w:abstractNum w:abstractNumId="15" w15:restartNumberingAfterBreak="0">
     <w:nsid w:val="798E4E6E"/>
     <w:multiLevelType w:val="hybridMultilevel"/>
     <w:tmpl w:val="FFFFFFFF"/>
@@ -6583,49 +7620,49 @@
     </w:lvl>
   </w:abstractNum>
   <w:num w:numId="1" w16cid:durableId="710770037">
-    <w:abstractNumId w:val="11"/>
+    <w:abstractNumId w:val="15"/>
   </w:num>
   <w:num w:numId="2" w16cid:durableId="1252815022">
     <w:abstractNumId w:val="3"/>
   </w:num>
   <w:num w:numId="3" w16cid:durableId="467747690">
-    <w:abstractNumId w:val="8"/>
+    <w:abstractNumId w:val="10"/>
   </w:num>
   <w:num w:numId="4" w16cid:durableId="1898085235">
     <w:abstractNumId w:val="4"/>
   </w:num>
   <w:num w:numId="5" w16cid:durableId="2006736264">
-    <w:abstractNumId w:val="7"/>
+    <w:abstractNumId w:val="9"/>
     <w:lvlOverride w:ilvl="0">
       <w:startOverride w:val="1"/>
     </w:lvlOverride>
   </w:num>
   <w:num w:numId="6" w16cid:durableId="2089840616">
-    <w:abstractNumId w:val="7"/>
+    <w:abstractNumId w:val="9"/>
     <w:lvlOverride w:ilvl="0">
       <w:startOverride w:val="1"/>
     </w:lvlOverride>
   </w:num>
   <w:num w:numId="7" w16cid:durableId="1644191920">
-    <w:abstractNumId w:val="7"/>
+    <w:abstractNumId w:val="9"/>
   </w:num>
   <w:num w:numId="8" w16cid:durableId="1815365057">
     <w:abstractNumId w:val="5"/>
   </w:num>
   <w:num w:numId="9" w16cid:durableId="334577241">
-    <w:abstractNumId w:val="7"/>
+    <w:abstractNumId w:val="9"/>
     <w:lvlOverride w:ilvl="0">
       <w:startOverride w:val="1"/>
     </w:lvlOverride>
   </w:num>
   <w:num w:numId="10" w16cid:durableId="1649557162">
-    <w:abstractNumId w:val="9"/>
+    <w:abstractNumId w:val="12"/>
   </w:num>
   <w:num w:numId="11" w16cid:durableId="1828747703">
-    <w:abstractNumId w:val="10"/>
+    <w:abstractNumId w:val="13"/>
   </w:num>
   <w:num w:numId="12" w16cid:durableId="519003112">
-    <w:abstractNumId w:val="7"/>
+    <w:abstractNumId w:val="9"/>
     <w:lvlOverride w:ilvl="0">
       <w:startOverride w:val="1"/>
     </w:lvlOverride>
@@ -6634,10 +7671,22 @@
     <w:abstractNumId w:val="6"/>
   </w:num>
   <w:num w:numId="14" w16cid:durableId="482506668">
-    <w:abstractNumId w:val="7"/>
+    <w:abstractNumId w:val="9"/>
     <w:lvlOverride w:ilvl="0">
       <w:startOverride w:val="1"/>
     </w:lvlOverride>
+  </w:num>
+  <w:num w:numId="15" w16cid:durableId="1930428613">
+    <w:abstractNumId w:val="7"/>
+  </w:num>
+  <w:num w:numId="16" w16cid:durableId="2076514781">
+    <w:abstractNumId w:val="11"/>
+  </w:num>
+  <w:num w:numId="17" w16cid:durableId="390075504">
+    <w:abstractNumId w:val="8"/>
+  </w:num>
+  <w:num w:numId="18" w16cid:durableId="550116365">
+    <w:abstractNumId w:val="14"/>
   </w:num>
   <w:numIdMacAtCleanup w:val="13"/>
 </w:numbering>
@@ -7180,7 +8229,6 @@
   <w:style w:type="character" w:default="1" w:styleId="Fontepargpadro">
     <w:name w:val="Default Paragraph Font"/>
     <w:uiPriority w:val="1"/>
-    <w:semiHidden/>
     <w:unhideWhenUsed/>
   </w:style>
   <w:style w:type="table" w:default="1" w:styleId="Tabelanormal">
@@ -7855,7 +8903,6 @@
         <w:numId w:val="10"/>
       </w:numPr>
       <w:tabs>
-        <w:tab w:val="clear" w:pos="1418"/>
         <w:tab w:val="num" w:pos="709"/>
       </w:tabs>
       <w:ind w:left="2013"/>

--- a/docs/Rascunho TCC.docx
+++ b/docs/Rascunho TCC.docx
@@ -548,7 +548,7 @@
           <w:noProof/>
           <w:color w:val="000000" w:themeColor="text1"/>
         </w:rPr>
-        <w:t>Exemplo de representação de uma partitura no formato MusicXML (Item 1.1)</w:t>
+        <w:t>Exemplo de representação de uma partitura no formato MusicXML.</w:t>
       </w:r>
       <w:r>
         <w:rPr>
@@ -566,7 +566,7 @@
         <w:rPr>
           <w:noProof/>
         </w:rPr>
-        <w:instrText xml:space="preserve"> PAGEREF _Toc228620295 \h </w:instrText>
+        <w:instrText xml:space="preserve"> PAGEREF _Toc228625520 \h </w:instrText>
       </w:r>
       <w:r>
         <w:rPr>
@@ -632,27 +632,20 @@
       <w:r>
         <w:rPr>
           <w:noProof/>
-          <w:color w:val="000000" w:themeColor="text1"/>
-        </w:rPr>
-        <w:t xml:space="preserve"> (Item 1.1)</w:t>
+        </w:rPr>
+        <w:tab/>
       </w:r>
       <w:r>
         <w:rPr>
           <w:noProof/>
         </w:rPr>
-        <w:tab/>
+        <w:fldChar w:fldCharType="begin"/>
       </w:r>
       <w:r>
         <w:rPr>
           <w:noProof/>
         </w:rPr>
-        <w:fldChar w:fldCharType="begin"/>
-      </w:r>
-      <w:r>
-        <w:rPr>
-          <w:noProof/>
-        </w:rPr>
-        <w:instrText xml:space="preserve"> PAGEREF _Toc228620296 \h </w:instrText>
+        <w:instrText xml:space="preserve"> PAGEREF _Toc228625521 \h </w:instrText>
       </w:r>
       <w:r>
         <w:rPr>
@@ -803,6 +796,7 @@
     <w:p>
       <w:pPr>
         <w:pStyle w:val="TE-Normal"/>
+        <w:ind w:firstLine="0"/>
         <w:rPr>
           <w:noProof/>
           <w:snapToGrid/>
@@ -938,10 +932,7 @@
       </w:pPr>
       <w:r>
         <w:lastRenderedPageBreak/>
-        <w:t xml:space="preserve">Lista de </w:t>
-      </w:r>
-      <w:r>
-        <w:t>tABELAS</w:t>
+        <w:t>Lista de tABELAS</w:t>
       </w:r>
     </w:p>
     <w:sdt>
@@ -2443,16 +2434,16 @@
       <w:pPr>
         <w:pStyle w:val="T1-TituloPrimario"/>
       </w:pPr>
-      <w:bookmarkStart w:id="10" w:name="_Toc527721613"/>
-      <w:bookmarkStart w:id="11" w:name="_Toc527793652"/>
-      <w:bookmarkStart w:id="12" w:name="_Toc527795385"/>
-      <w:bookmarkStart w:id="13" w:name="_Toc527798495"/>
-      <w:bookmarkStart w:id="14" w:name="_Toc228622504"/>
+      <w:bookmarkStart w:id="10" w:name="_Toc228622504"/>
+      <w:bookmarkStart w:id="11" w:name="_Toc527721613"/>
+      <w:bookmarkStart w:id="12" w:name="_Toc527793652"/>
+      <w:bookmarkStart w:id="13" w:name="_Toc527795385"/>
+      <w:bookmarkStart w:id="14" w:name="_Toc527798495"/>
       <w:r>
         <w:lastRenderedPageBreak/>
         <w:t>Introdução</w:t>
       </w:r>
-      <w:bookmarkEnd w:id="14"/>
+      <w:bookmarkEnd w:id="10"/>
     </w:p>
     <w:p>
       <w:pPr>
@@ -2983,10 +2974,10 @@
         <w:pStyle w:val="T1-TituloPrimario"/>
       </w:pPr>
       <w:bookmarkStart w:id="24" w:name="_Toc228622514"/>
-      <w:bookmarkEnd w:id="10"/>
       <w:bookmarkEnd w:id="11"/>
       <w:bookmarkEnd w:id="12"/>
       <w:bookmarkEnd w:id="13"/>
+      <w:bookmarkEnd w:id="14"/>
       <w:r>
         <w:lastRenderedPageBreak/>
         <w:t>Fundamentação teórica</w:t>
@@ -3070,20 +3061,20 @@
           <w:color w:val="000000" w:themeColor="text1"/>
         </w:rPr>
       </w:pPr>
-      <w:bookmarkStart w:id="27" w:name="_Toc228620295"/>
+      <w:bookmarkStart w:id="27" w:name="_Toc228625520"/>
       <w:r>
         <w:rPr>
           <w:color w:val="000000" w:themeColor="text1"/>
         </w:rPr>
         <w:t>Exemplo de representação de uma partitura no formato MusicXML</w:t>
       </w:r>
+      <w:r>
+        <w:rPr>
+          <w:color w:val="000000" w:themeColor="text1"/>
+        </w:rPr>
+        <w:t>.</w:t>
+      </w:r>
       <w:bookmarkEnd w:id="27"/>
-      <w:r>
-        <w:rPr>
-          <w:color w:val="000000" w:themeColor="text1"/>
-        </w:rPr>
-        <w:t>.</w:t>
-      </w:r>
     </w:p>
     <w:p>
       <w:pPr>
@@ -3286,7 +3277,7 @@
           <w:color w:val="000000" w:themeColor="text1"/>
         </w:rPr>
       </w:pPr>
-      <w:bookmarkStart w:id="30" w:name="_Toc228620296"/>
+      <w:bookmarkStart w:id="30" w:name="_Toc228625521"/>
       <w:r>
         <w:t>Exemplo de padrão melódico recorrente em partitura, evidenciando a repetição</w:t>
       </w:r>
@@ -3938,7 +3929,7 @@
           <w:sz w:val="22"/>
           <w:szCs w:val="22"/>
         </w:rPr>
-        <w:t>Fonte: Elaborada pelo autor.</w:t>
+        <w:t>Fonte: Elaborada pelo autor (2026).</w:t>
       </w:r>
     </w:p>
     <w:p>
@@ -4002,6 +3993,21 @@
       <w:r>
         <w:t>A análise de contorno é frequentemente utilizada em estudos de cognição musical e reconhecimento de padrões, pois reflete a forma como o ser humano percebe relações estruturais na música.</w:t>
       </w:r>
+      <w:r>
+        <w:t xml:space="preserve"> </w:t>
+      </w:r>
+      <w:r>
+        <w:t>Embora essa representação reduza o nível de detalhe da melodia, ela permite comparar sequências que apresentam movimentos semelhantes mesmo quando os intervalos exatos não coincidem.</w:t>
+      </w:r>
+      <w:r>
+        <w:t xml:space="preserve"> </w:t>
+      </w:r>
+      <w:r>
+        <w:t>Conforme apresentado na Tabela 1, o contorno melódico simplifica os intervalos em movimentos ascendentes, descendentes ou repetidos</w:t>
+      </w:r>
+      <w:r>
+        <w:t>.</w:t>
+      </w:r>
     </w:p>
     <w:p>
       <w:pPr>
@@ -4018,6 +4024,7 @@
         <w:pStyle w:val="TE-Normal"/>
       </w:pPr>
       <w:r>
+        <w:lastRenderedPageBreak/>
         <w:t>A representação direcional do contorno melódico pode ser realizada por meio de símbolos que indicam a direção do movimento entre notas, como ascendente, descendente ou repetido.</w:t>
       </w:r>
     </w:p>
@@ -4026,54 +4033,72 @@
         <w:pStyle w:val="TE-Normal"/>
       </w:pPr>
       <w:r>
+        <w:t>Essa simplificação permite identificar padrões estruturais mesmo quando os intervalos exatos diferem, tornando a abordagem complementar à representação intervalar. Em sistemas computacionais, a combinação dessas duas representações pode aumentar a robustez na detecção de padrões melódicos.</w:t>
+      </w:r>
+    </w:p>
+    <w:p>
+      <w:pPr>
+        <w:pStyle w:val="T2-TituloSecundario"/>
+      </w:pPr>
+      <w:bookmarkStart w:id="35" w:name="_Toc228622523"/>
+      <w:r>
+        <w:t>Trabalhos Relacionados</w:t>
+      </w:r>
+      <w:bookmarkEnd w:id="35"/>
+    </w:p>
+    <w:p>
+      <w:pPr>
+        <w:pStyle w:val="TE-Normal"/>
+      </w:pPr>
+      <w:r>
+        <w:t xml:space="preserve">Diversos estudos têm explorado a identificação automática de padrões musicais por meio de abordagens computacionais. Na área de </w:t>
+      </w:r>
+      <w:r>
+        <w:t xml:space="preserve">MIR </w:t>
+      </w:r>
+      <w:r>
+        <w:t>são utilizadas técnicas que vão desde métodos estatísticos até algoritmos baseados em aprendizado de máquina para análise de dados musicais.</w:t>
+      </w:r>
+    </w:p>
+    <w:p>
+      <w:pPr>
+        <w:pStyle w:val="TE-Normal"/>
+      </w:pPr>
+      <w:r>
+        <w:t>Entre essas abordagens, destacam-se métodos baseados na análise de subsequências melódicas, que permitem identificar padrões recorrentes em grandes conjuntos de dados musicais (MEREDITH, 2016). Além disso, técnicas mais avançadas utilizam modelos probabilísticos e redes neurais para capturar características mais complexas da música.</w:t>
+      </w:r>
+    </w:p>
+    <w:p>
+      <w:pPr>
+        <w:pStyle w:val="TE-Normal"/>
+      </w:pPr>
+      <w:r>
+        <w:t>Entretanto, muitas dessas abordagens apresentam alto nível de complexidade, o que pode dificultar sua aplicação em contextos acadêmicos introdutórios ou em estudos exploratórios. Nesse cenário, abordagens mais simples, baseadas em representações estruturais como intervalos e contorno melódico, mostram-se alternativas viáveis para a implementação de protótipos funcionais.</w:t>
+      </w:r>
+    </w:p>
+    <w:p>
+      <w:pPr>
+        <w:pStyle w:val="TE-Normal"/>
+      </w:pPr>
+      <w:r>
+        <w:t>Nesse sentido, os autores utilizados neste trabalho contribuem para a compreensão das principais bases teóricas da análise musical computacional.</w:t>
+      </w:r>
+      <w:r>
+        <w:t xml:space="preserve"> </w:t>
+      </w:r>
+      <w:r>
+        <w:t xml:space="preserve">Meredith (2016) discute métodos computacionais para descoberta de padrões musicais, incluindo abordagens baseadas em recorrência estrutural e comparação de sequências. Müller (2015), por sua vez, apresenta fundamentos do processamento musical simbólico e destaca a importância de representações adequadas para tarefas de análise musical </w:t>
+      </w:r>
+      <w:r>
         <w:lastRenderedPageBreak/>
-        <w:t>Essa simplificação permite identificar padrões estruturais mesmo quando os intervalos exatos diferem, tornando a abordagem complementar à representação intervalar. Em sistemas computacionais, a combinação dessas duas representações pode aumentar a robustez na detecção de padrões melódicos.</w:t>
-      </w:r>
-    </w:p>
-    <w:p>
-      <w:pPr>
-        <w:pStyle w:val="T2-TituloSecundario"/>
-      </w:pPr>
-      <w:bookmarkStart w:id="35" w:name="_Toc228622523"/>
-      <w:r>
-        <w:t>Trabalhos Relacionados</w:t>
-      </w:r>
-      <w:bookmarkEnd w:id="35"/>
-    </w:p>
-    <w:p>
-      <w:pPr>
-        <w:pStyle w:val="TE-Normal"/>
-      </w:pPr>
-      <w:r>
-        <w:t xml:space="preserve">Diversos estudos têm explorado a identificação automática de padrões musicais por meio de abordagens computacionais. Na área de </w:t>
-      </w:r>
-      <w:r>
-        <w:t xml:space="preserve">MIR </w:t>
-      </w:r>
-      <w:r>
-        <w:t>são utilizadas técnicas que vão desde métodos estatísticos até algoritmos baseados em aprendizado de máquina para análise de dados musicais.</w:t>
-      </w:r>
-    </w:p>
-    <w:p>
-      <w:pPr>
-        <w:pStyle w:val="TE-Normal"/>
-      </w:pPr>
-      <w:r>
-        <w:t>Entre essas abordagens, destacam-se métodos baseados na análise de subsequências melódicas, que permitem identificar padrões recorrentes em grandes conjuntos de dados musicais (MEREDITH, 2016). Além disso, técnicas mais avançadas utilizam modelos probabilísticos e redes neurais para capturar características mais complexas da música.</w:t>
-      </w:r>
-    </w:p>
-    <w:p>
-      <w:pPr>
-        <w:pStyle w:val="TE-Normal"/>
-      </w:pPr>
-      <w:r>
-        <w:t>Entretanto, muitas dessas abordagens apresentam alto nível de complexidade, o que pode dificultar sua aplicação em contextos acadêmicos introdutórios ou em estudos exploratórios. Nesse cenário, abordagens mais simples, baseadas em representações estruturais como intervalos e contorno melódico, mostram-se alternativas viáveis para a implementação de protótipos funcionais.</w:t>
-      </w:r>
-    </w:p>
-    <w:p>
-      <w:pPr>
-        <w:pStyle w:val="TE-Normal"/>
-      </w:pPr>
+        <w:t xml:space="preserve">computacional. Downie (2003) contextualiza essas práticas no campo de </w:t>
+      </w:r>
+      <w:r>
+        <w:t>MIR</w:t>
+      </w:r>
+      <w:r>
+        <w:t>, área voltada à extração e organização de informações musicais em ambientes digitais.</w:t>
+      </w:r>
     </w:p>
     <w:p>
       <w:pPr>
@@ -5689,12 +5714,14 @@
         <w:rStyle w:val="Nmerodepgina"/>
       </w:rPr>
     </w:pPr>
+    <w:proofErr w:type="spellStart"/>
     <w:r>
       <w:rPr>
         <w:rStyle w:val="Nmerodepgina"/>
       </w:rPr>
       <w:t>viii</w:t>
     </w:r>
+    <w:proofErr w:type="spellEnd"/>
   </w:p>
   <w:p>
     <w:pPr>
@@ -5726,9 +5753,11 @@
     <w:pPr>
       <w:pStyle w:val="Cabealho"/>
     </w:pPr>
+    <w:proofErr w:type="spellStart"/>
     <w:r>
       <w:t>vii</w:t>
     </w:r>
+    <w:proofErr w:type="spellEnd"/>
   </w:p>
 </w:hdr>
 </file>
@@ -8229,6 +8258,7 @@
   <w:style w:type="character" w:default="1" w:styleId="Fontepargpadro">
     <w:name w:val="Default Paragraph Font"/>
     <w:uiPriority w:val="1"/>
+    <w:semiHidden/>
     <w:unhideWhenUsed/>
   </w:style>
   <w:style w:type="table" w:default="1" w:styleId="Tabelanormal">

--- a/docs/Rascunho TCC.docx
+++ b/docs/Rascunho TCC.docx
@@ -795,6 +795,62 @@
     </w:p>
     <w:p>
       <w:pPr>
+        <w:widowControl w:val="0"/>
+        <w:pBdr>
+          <w:top w:val="nil"/>
+          <w:left w:val="nil"/>
+          <w:bottom w:val="nil"/>
+          <w:right w:val="nil"/>
+          <w:between w:val="nil"/>
+        </w:pBdr>
+        <w:spacing w:line="360" w:lineRule="auto"/>
+        <w:jc w:val="both"/>
+        <w:rPr>
+          <w:sz w:val="26"/>
+          <w:szCs w:val="26"/>
+        </w:rPr>
+      </w:pPr>
+      <w:r>
+        <w:rPr>
+          <w:sz w:val="26"/>
+          <w:szCs w:val="26"/>
+        </w:rPr>
+        <w:fldChar w:fldCharType="begin"/>
+      </w:r>
+      <w:r>
+        <w:rPr>
+          <w:sz w:val="26"/>
+          <w:szCs w:val="26"/>
+        </w:rPr>
+        <w:instrText xml:space="preserve"> TOC \h \z \c "Quadro" </w:instrText>
+      </w:r>
+      <w:r>
+        <w:rPr>
+          <w:sz w:val="26"/>
+          <w:szCs w:val="26"/>
+        </w:rPr>
+        <w:fldChar w:fldCharType="separate"/>
+      </w:r>
+      <w:r>
+        <w:rPr>
+          <w:b/>
+          <w:bCs/>
+          <w:noProof/>
+          <w:sz w:val="26"/>
+          <w:szCs w:val="26"/>
+        </w:rPr>
+        <w:t>Nenhuma entrada de índice de ilustrações foi encontrada.</w:t>
+      </w:r>
+      <w:r>
+        <w:rPr>
+          <w:sz w:val="26"/>
+          <w:szCs w:val="26"/>
+        </w:rPr>
+        <w:fldChar w:fldCharType="end"/>
+      </w:r>
+    </w:p>
+    <w:p>
+      <w:pPr>
         <w:pStyle w:val="TE-Normal"/>
         <w:ind w:firstLine="0"/>
         <w:rPr>
@@ -935,85 +991,64 @@
         <w:t>Lista de tABELAS</w:t>
       </w:r>
     </w:p>
-    <w:sdt>
-      <w:sdtPr>
-        <w:id w:val="-1556333960"/>
-        <w:docPartObj>
-          <w:docPartGallery w:val="Table of Contents"/>
-          <w:docPartUnique/>
-        </w:docPartObj>
-      </w:sdtPr>
-      <w:sdtContent>
-        <w:p>
-          <w:pPr>
-            <w:widowControl w:val="0"/>
-            <w:pBdr>
-              <w:top w:val="nil"/>
-              <w:left w:val="nil"/>
-              <w:bottom w:val="nil"/>
-              <w:right w:val="nil"/>
-              <w:between w:val="nil"/>
-            </w:pBdr>
-            <w:spacing w:line="360" w:lineRule="auto"/>
-            <w:ind w:firstLine="1009"/>
-            <w:jc w:val="both"/>
-            <w:rPr>
-              <w:color w:val="000000"/>
-              <w:sz w:val="26"/>
-              <w:szCs w:val="26"/>
-            </w:rPr>
-          </w:pPr>
-          <w:r>
-            <w:fldChar w:fldCharType="begin"/>
-          </w:r>
-          <w:r>
-            <w:instrText xml:space="preserve"> TOC \h \u \z \t "Heading 1,1,Heading 2,2,Heading 3,3,Heading 4,4,Heading 5,5,Heading 6,6,"</w:instrText>
-          </w:r>
-          <w:r>
-            <w:fldChar w:fldCharType="separate"/>
-          </w:r>
-          <w:r>
-            <w:rPr>
-              <w:b/>
-              <w:bCs/>
-              <w:noProof/>
-            </w:rPr>
-            <w:t>Nenhuma entrada de sumário foi encontrada.</w:t>
-          </w:r>
-          <w:r>
-            <w:fldChar w:fldCharType="end"/>
-          </w:r>
-        </w:p>
-      </w:sdtContent>
-    </w:sdt>
-    <w:p>
-      <w:pPr>
-        <w:widowControl w:val="0"/>
-        <w:pBdr>
-          <w:top w:val="nil"/>
-          <w:left w:val="nil"/>
-          <w:bottom w:val="nil"/>
-          <w:right w:val="nil"/>
-          <w:between w:val="nil"/>
-        </w:pBdr>
-        <w:spacing w:line="360" w:lineRule="auto"/>
-        <w:ind w:firstLine="1009"/>
-        <w:jc w:val="both"/>
-        <w:rPr>
-          <w:color w:val="000000"/>
-          <w:sz w:val="26"/>
-          <w:szCs w:val="26"/>
-        </w:rPr>
-      </w:pPr>
-    </w:p>
-    <w:p>
-      <w:pPr>
-        <w:pStyle w:val="TE-Normal"/>
-        <w:rPr>
+    <w:p>
+      <w:pPr>
+        <w:pStyle w:val="TE-Normal"/>
+        <w:ind w:firstLine="0"/>
+      </w:pPr>
+      <w:r>
+        <w:rPr>
+          <w:b/>
+          <w:bCs/>
+          <w:caps/>
           <w:noProof/>
           <w:snapToGrid/>
-        </w:rPr>
-      </w:pPr>
+          <w:szCs w:val="26"/>
+        </w:rPr>
+        <w:fldChar w:fldCharType="begin"/>
+      </w:r>
+      <w:r>
+        <w:rPr>
+          <w:b/>
+          <w:bCs/>
+          <w:caps/>
+          <w:noProof/>
+          <w:snapToGrid/>
+          <w:szCs w:val="26"/>
+        </w:rPr>
+        <w:instrText xml:space="preserve"> TOC \t "Título 1;1;Título 2;2;Título 3;3;Tabela;1" </w:instrText>
+      </w:r>
+      <w:r>
+        <w:rPr>
+          <w:b/>
+          <w:bCs/>
+          <w:caps/>
+          <w:noProof/>
+          <w:snapToGrid/>
+          <w:szCs w:val="26"/>
+        </w:rPr>
+        <w:fldChar w:fldCharType="separate"/>
+      </w:r>
+      <w:r>
+        <w:rPr>
+          <w:caps/>
+          <w:noProof/>
+          <w:snapToGrid/>
+          <w:szCs w:val="26"/>
+        </w:rPr>
+        <w:t>Nenhuma entrada de sumário foi encontrada.</w:t>
+      </w:r>
+      <w:r>
+        <w:rPr>
+          <w:b/>
+          <w:bCs/>
+          <w:caps/>
+          <w:noProof/>
+          <w:snapToGrid/>
+          <w:szCs w:val="26"/>
+        </w:rPr>
+        <w:fldChar w:fldCharType="end"/>
+      </w:r>
     </w:p>
     <w:p>
       <w:pPr>
@@ -3061,7 +3096,6 @@
           <w:color w:val="000000" w:themeColor="text1"/>
         </w:rPr>
       </w:pPr>
-      <w:bookmarkStart w:id="27" w:name="_Toc228625520"/>
       <w:r>
         <w:rPr>
           <w:color w:val="000000" w:themeColor="text1"/>
@@ -3074,7 +3108,6 @@
         </w:rPr>
         <w:t>.</w:t>
       </w:r>
-      <w:bookmarkEnd w:id="27"/>
     </w:p>
     <w:p>
       <w:pPr>
@@ -3184,37 +3217,37 @@
       <w:pPr>
         <w:pStyle w:val="T2-TituloSecundario"/>
       </w:pPr>
-      <w:bookmarkStart w:id="28" w:name="_Toc228622517"/>
+      <w:bookmarkStart w:id="27" w:name="_Toc228622517"/>
       <w:r>
         <w:t>Padrões Melódicos</w:t>
       </w:r>
+      <w:bookmarkEnd w:id="27"/>
+    </w:p>
+    <w:p>
+      <w:pPr>
+        <w:pStyle w:val="TE-Normal"/>
+      </w:pPr>
+      <w:r>
+        <w:t>A identificação de padrões melódicos é uma prática recorrente na análise musical, sendo utilizada para compreender a organização interna de obras e a recorrência de motivos musicais. Esses padrões podem ser definidos como sequências de notas ou relações intervalares que se repetem ao longo de uma composição, contribuindo para sua coesão e identidade estilística (HURON, 2006).</w:t>
+      </w:r>
+    </w:p>
+    <w:p>
+      <w:pPr>
+        <w:pStyle w:val="TE-Normal"/>
+      </w:pPr>
+      <w:r>
+        <w:t>Do ponto de vista computacional, a detecção de padrões melódicos envolve a comparação de sequências musicais, buscando identificar repetições exatas ou variações estruturais equivalentes. Essa tarefa pode ser realizada por meio de diferentes abordagens, incluindo técnicas de mineração de dados e análise de subsequências (MEREDITH, 2016).</w:t>
+      </w:r>
+    </w:p>
+    <w:p>
+      <w:pPr>
+        <w:pStyle w:val="T3-TituloTerciario"/>
+      </w:pPr>
+      <w:bookmarkStart w:id="28" w:name="_Toc228622518"/>
+      <w:r>
+        <w:t>Definição de padrões musicais</w:t>
+      </w:r>
       <w:bookmarkEnd w:id="28"/>
-    </w:p>
-    <w:p>
-      <w:pPr>
-        <w:pStyle w:val="TE-Normal"/>
-      </w:pPr>
-      <w:r>
-        <w:t>A identificação de padrões melódicos é uma prática recorrente na análise musical, sendo utilizada para compreender a organização interna de obras e a recorrência de motivos musicais. Esses padrões podem ser definidos como sequências de notas ou relações intervalares que se repetem ao longo de uma composição, contribuindo para sua coesão e identidade estilística (HURON, 2006).</w:t>
-      </w:r>
-    </w:p>
-    <w:p>
-      <w:pPr>
-        <w:pStyle w:val="TE-Normal"/>
-      </w:pPr>
-      <w:r>
-        <w:t>Do ponto de vista computacional, a detecção de padrões melódicos envolve a comparação de sequências musicais, buscando identificar repetições exatas ou variações estruturais equivalentes. Essa tarefa pode ser realizada por meio de diferentes abordagens, incluindo técnicas de mineração de dados e análise de subsequências (MEREDITH, 2016).</w:t>
-      </w:r>
-    </w:p>
-    <w:p>
-      <w:pPr>
-        <w:pStyle w:val="T3-TituloTerciario"/>
-      </w:pPr>
-      <w:bookmarkStart w:id="29" w:name="_Toc228622518"/>
-      <w:r>
-        <w:t>Definição de padrões musicais</w:t>
-      </w:r>
-      <w:bookmarkEnd w:id="29"/>
     </w:p>
     <w:p>
       <w:pPr>
@@ -3277,7 +3310,6 @@
           <w:color w:val="000000" w:themeColor="text1"/>
         </w:rPr>
       </w:pPr>
-      <w:bookmarkStart w:id="30" w:name="_Toc228625521"/>
       <w:r>
         <w:t>Exemplo de padrão melódico recorrente em partitura, evidenciando a repetição</w:t>
       </w:r>
@@ -3287,7 +3319,6 @@
       <w:r>
         <w:t>de motivos musicais.</w:t>
       </w:r>
-      <w:bookmarkEnd w:id="30"/>
     </w:p>
     <w:p>
       <w:pPr>
@@ -3379,11 +3410,11 @@
       <w:pPr>
         <w:pStyle w:val="T2-TituloSecundario"/>
       </w:pPr>
-      <w:bookmarkStart w:id="31" w:name="_Toc228622519"/>
+      <w:bookmarkStart w:id="29" w:name="_Toc228622519"/>
       <w:r>
         <w:t>Representação Intervalar</w:t>
       </w:r>
-      <w:bookmarkEnd w:id="31"/>
+      <w:bookmarkEnd w:id="29"/>
     </w:p>
     <w:p>
       <w:pPr>
@@ -3413,27 +3444,99 @@
     </w:p>
     <w:p>
       <w:pPr>
-        <w:pStyle w:val="PargrafodaLista"/>
-        <w:numPr>
-          <w:ilvl w:val="0"/>
-          <w:numId w:val="18"/>
-        </w:numPr>
-        <w:pBdr>
-          <w:top w:val="nil"/>
-          <w:left w:val="nil"/>
-          <w:bottom w:val="nil"/>
-          <w:right w:val="nil"/>
-          <w:between w:val="nil"/>
-        </w:pBdr>
-        <w:spacing w:before="240"/>
-      </w:pPr>
-      <w:r>
-        <w:rPr>
-          <w:color w:val="000000"/>
+        <w:pStyle w:val="Legenda"/>
+        <w:keepNext/>
+        <w:jc w:val="center"/>
+        <w:rPr>
+          <w:i w:val="0"/>
+          <w:iCs w:val="0"/>
+          <w:color w:val="0D0D0D" w:themeColor="text1" w:themeTint="F2"/>
           <w:sz w:val="22"/>
           <w:szCs w:val="22"/>
         </w:rPr>
-        <w:t>Representação intervalar e de contorno de uma sequência melódica.</w:t>
+      </w:pPr>
+      <w:r>
+        <w:rPr>
+          <w:b/>
+          <w:bCs/>
+          <w:i w:val="0"/>
+          <w:iCs w:val="0"/>
+          <w:color w:val="0D0D0D" w:themeColor="text1" w:themeTint="F2"/>
+          <w:sz w:val="22"/>
+          <w:szCs w:val="22"/>
+        </w:rPr>
+        <w:t xml:space="preserve">Tabela </w:t>
+      </w:r>
+      <w:r>
+        <w:rPr>
+          <w:b/>
+          <w:bCs/>
+          <w:i w:val="0"/>
+          <w:iCs w:val="0"/>
+          <w:color w:val="0D0D0D" w:themeColor="text1" w:themeTint="F2"/>
+          <w:sz w:val="22"/>
+          <w:szCs w:val="22"/>
+        </w:rPr>
+        <w:fldChar w:fldCharType="begin"/>
+      </w:r>
+      <w:r>
+        <w:rPr>
+          <w:b/>
+          <w:bCs/>
+          <w:i w:val="0"/>
+          <w:iCs w:val="0"/>
+          <w:color w:val="0D0D0D" w:themeColor="text1" w:themeTint="F2"/>
+          <w:sz w:val="22"/>
+          <w:szCs w:val="22"/>
+        </w:rPr>
+        <w:instrText xml:space="preserve"> SEQ Tabela \* ARABIC </w:instrText>
+      </w:r>
+      <w:r>
+        <w:rPr>
+          <w:b/>
+          <w:bCs/>
+          <w:i w:val="0"/>
+          <w:iCs w:val="0"/>
+          <w:color w:val="0D0D0D" w:themeColor="text1" w:themeTint="F2"/>
+          <w:sz w:val="22"/>
+          <w:szCs w:val="22"/>
+        </w:rPr>
+        <w:fldChar w:fldCharType="separate"/>
+      </w:r>
+      <w:r>
+        <w:rPr>
+          <w:b/>
+          <w:bCs/>
+          <w:i w:val="0"/>
+          <w:iCs w:val="0"/>
+          <w:noProof/>
+          <w:color w:val="0D0D0D" w:themeColor="text1" w:themeTint="F2"/>
+          <w:sz w:val="22"/>
+          <w:szCs w:val="22"/>
+        </w:rPr>
+        <w:t>1</w:t>
+      </w:r>
+      <w:r>
+        <w:rPr>
+          <w:b/>
+          <w:bCs/>
+          <w:i w:val="0"/>
+          <w:iCs w:val="0"/>
+          <w:color w:val="0D0D0D" w:themeColor="text1" w:themeTint="F2"/>
+          <w:sz w:val="22"/>
+          <w:szCs w:val="22"/>
+        </w:rPr>
+        <w:fldChar w:fldCharType="end"/>
+      </w:r>
+      <w:r>
+        <w:rPr>
+          <w:i w:val="0"/>
+          <w:iCs w:val="0"/>
+          <w:color w:val="0D0D0D" w:themeColor="text1" w:themeTint="F2"/>
+          <w:sz w:val="22"/>
+          <w:szCs w:val="22"/>
+        </w:rPr>
+        <w:t xml:space="preserve"> - Representação intervalar e de contorno de uma sequência melódica.</w:t>
       </w:r>
     </w:p>
     <w:tbl>
@@ -3941,11 +4044,11 @@
       <w:pPr>
         <w:pStyle w:val="T3-TituloTerciario"/>
       </w:pPr>
-      <w:bookmarkStart w:id="32" w:name="_Toc228622520"/>
+      <w:bookmarkStart w:id="30" w:name="_Toc228622520"/>
       <w:r>
         <w:t>Intervalos melódicos</w:t>
       </w:r>
-      <w:bookmarkEnd w:id="32"/>
+      <w:bookmarkEnd w:id="30"/>
     </w:p>
     <w:p>
       <w:pPr>
@@ -3967,11 +4070,11 @@
       <w:pPr>
         <w:pStyle w:val="T2-TituloSecundario"/>
       </w:pPr>
-      <w:bookmarkStart w:id="33" w:name="_Toc228622521"/>
+      <w:bookmarkStart w:id="31" w:name="_Toc228622521"/>
       <w:r>
         <w:t>Contorno Melódico</w:t>
       </w:r>
-      <w:bookmarkEnd w:id="33"/>
+      <w:bookmarkEnd w:id="31"/>
     </w:p>
     <w:p>
       <w:pPr>
@@ -4013,11 +4116,11 @@
       <w:pPr>
         <w:pStyle w:val="T3-TituloTerciario"/>
       </w:pPr>
-      <w:bookmarkStart w:id="34" w:name="_Toc228622522"/>
+      <w:bookmarkStart w:id="32" w:name="_Toc228622522"/>
       <w:r>
         <w:t>Representação direcional</w:t>
       </w:r>
-      <w:bookmarkEnd w:id="34"/>
+      <w:bookmarkEnd w:id="32"/>
     </w:p>
     <w:p>
       <w:pPr>
@@ -4040,11 +4143,11 @@
       <w:pPr>
         <w:pStyle w:val="T2-TituloSecundario"/>
       </w:pPr>
-      <w:bookmarkStart w:id="35" w:name="_Toc228622523"/>
+      <w:bookmarkStart w:id="33" w:name="_Toc228622523"/>
       <w:r>
         <w:t>Trabalhos Relacionados</w:t>
       </w:r>
-      <w:bookmarkEnd w:id="35"/>
+      <w:bookmarkEnd w:id="33"/>
     </w:p>
     <w:p>
       <w:pPr>
@@ -4104,26 +4207,926 @@
       <w:pPr>
         <w:pStyle w:val="T1-TituloPrimario"/>
       </w:pPr>
-      <w:bookmarkStart w:id="36" w:name="_Toc228622524"/>
+      <w:bookmarkStart w:id="34" w:name="_Toc228622524"/>
       <w:r>
         <w:lastRenderedPageBreak/>
         <w:t>PROCEDIMENTOS METODOLÓGICOS</w:t>
       </w:r>
+      <w:bookmarkEnd w:id="34"/>
+    </w:p>
+    <w:p>
+      <w:pPr>
+        <w:pStyle w:val="T2-TituloSecundario"/>
+      </w:pPr>
+      <w:bookmarkStart w:id="35" w:name="_Toc228622525"/>
+      <w:r>
+        <w:t>Caracterização da pesquisa</w:t>
+      </w:r>
+      <w:bookmarkEnd w:id="35"/>
+    </w:p>
+    <w:p>
+      <w:pPr>
+        <w:pStyle w:val="TE-Normal"/>
+      </w:pPr>
+      <w:r>
+        <w:t>O presente trabalho caracteriza-se como uma pesquisa de natureza aplicada, pois tem como objetivo o desenvolvimento de um protótipo computacional para a identificação de padrões melódicos em partituras digitais. Quanto aos objetivos, classifica-se como exploratória, uma vez que busca investigar a viabilidade de uma abordagem baseada em representações estruturais da melodia. Em relação aos procedimentos, trata-se de uma pesquisa experimental, envolvendo a implementação e validação de um algoritmo de análise musical.</w:t>
+      </w:r>
+    </w:p>
+    <w:p>
+      <w:pPr>
+        <w:pStyle w:val="T2-TituloSecundario"/>
+      </w:pPr>
+      <w:bookmarkStart w:id="36" w:name="_Toc228622526"/>
+      <w:r>
+        <w:t>Corpus de análise</w:t>
+      </w:r>
       <w:bookmarkEnd w:id="36"/>
     </w:p>
     <w:p>
       <w:pPr>
         <w:pStyle w:val="TE-Normal"/>
-        <w:ind w:firstLine="0"/>
+      </w:pPr>
+      <w:r>
+        <w:t>O corpus será composto por cinco partituras autorais em formato MusicXML, exportadas a partir de software de notação musical. As partituras serão utilizadas em versões simplificadas contendo a linha melódica principal, a fim de reduzir interferências de acompanhamento, múltiplas vozes ou elementos polifônicos.</w:t>
+      </w:r>
+    </w:p>
+    <w:p>
+      <w:pPr>
+        <w:pStyle w:val="Legenda"/>
+        <w:jc w:val="center"/>
+        <w:rPr>
+          <w:i w:val="0"/>
+          <w:iCs w:val="0"/>
+          <w:color w:val="0D0D0D" w:themeColor="text1" w:themeTint="F2"/>
+          <w:sz w:val="32"/>
+          <w:szCs w:val="24"/>
+        </w:rPr>
+      </w:pPr>
+      <w:r>
+        <w:rPr>
+          <w:b/>
+          <w:bCs/>
+          <w:i w:val="0"/>
+          <w:iCs w:val="0"/>
+          <w:color w:val="0D0D0D" w:themeColor="text1" w:themeTint="F2"/>
+          <w:sz w:val="22"/>
+          <w:szCs w:val="22"/>
+        </w:rPr>
+        <w:t xml:space="preserve">Quadro </w:t>
+      </w:r>
+      <w:r>
+        <w:rPr>
+          <w:b/>
+          <w:bCs/>
+          <w:i w:val="0"/>
+          <w:iCs w:val="0"/>
+          <w:color w:val="0D0D0D" w:themeColor="text1" w:themeTint="F2"/>
+          <w:sz w:val="22"/>
+          <w:szCs w:val="22"/>
+        </w:rPr>
+        <w:fldChar w:fldCharType="begin"/>
+      </w:r>
+      <w:r>
+        <w:rPr>
+          <w:b/>
+          <w:bCs/>
+          <w:i w:val="0"/>
+          <w:iCs w:val="0"/>
+          <w:color w:val="0D0D0D" w:themeColor="text1" w:themeTint="F2"/>
+          <w:sz w:val="22"/>
+          <w:szCs w:val="22"/>
+        </w:rPr>
+        <w:instrText xml:space="preserve"> SEQ Quadro \* ARABIC </w:instrText>
+      </w:r>
+      <w:r>
+        <w:rPr>
+          <w:b/>
+          <w:bCs/>
+          <w:i w:val="0"/>
+          <w:iCs w:val="0"/>
+          <w:color w:val="0D0D0D" w:themeColor="text1" w:themeTint="F2"/>
+          <w:sz w:val="22"/>
+          <w:szCs w:val="22"/>
+        </w:rPr>
+        <w:fldChar w:fldCharType="separate"/>
+      </w:r>
+      <w:r>
+        <w:rPr>
+          <w:b/>
+          <w:bCs/>
+          <w:i w:val="0"/>
+          <w:iCs w:val="0"/>
+          <w:noProof/>
+          <w:color w:val="0D0D0D" w:themeColor="text1" w:themeTint="F2"/>
+          <w:sz w:val="22"/>
+          <w:szCs w:val="22"/>
+        </w:rPr>
+        <w:t>1</w:t>
+      </w:r>
+      <w:r>
+        <w:rPr>
+          <w:b/>
+          <w:bCs/>
+          <w:i w:val="0"/>
+          <w:iCs w:val="0"/>
+          <w:color w:val="0D0D0D" w:themeColor="text1" w:themeTint="F2"/>
+          <w:sz w:val="22"/>
+          <w:szCs w:val="22"/>
+        </w:rPr>
+        <w:fldChar w:fldCharType="end"/>
+      </w:r>
+      <w:r>
+        <w:rPr>
+          <w:i w:val="0"/>
+          <w:iCs w:val="0"/>
+          <w:color w:val="0D0D0D" w:themeColor="text1" w:themeTint="F2"/>
+          <w:sz w:val="22"/>
+          <w:szCs w:val="22"/>
+        </w:rPr>
+        <w:t xml:space="preserve"> - Corpus de partituras utilizado na análise</w:t>
+      </w:r>
+    </w:p>
+    <w:tbl>
+      <w:tblPr>
+        <w:tblStyle w:val="Tabelacomgrade"/>
+        <w:tblW w:w="0" w:type="auto"/>
+        <w:tblLook w:val="04A0" w:firstRow="1" w:lastRow="0" w:firstColumn="1" w:lastColumn="0" w:noHBand="0" w:noVBand="1"/>
+      </w:tblPr>
+      <w:tblGrid>
+        <w:gridCol w:w="2465"/>
+        <w:gridCol w:w="1641"/>
+        <w:gridCol w:w="1238"/>
+        <w:gridCol w:w="2302"/>
+        <w:gridCol w:w="1415"/>
+      </w:tblGrid>
+      <w:tr>
+        <w:tc>
+          <w:tcPr>
+            <w:tcW w:w="2469" w:type="dxa"/>
+          </w:tcPr>
+          <w:p>
+            <w:pPr>
+              <w:pStyle w:val="TE-Normal"/>
+              <w:ind w:firstLine="0"/>
+              <w:jc w:val="center"/>
+              <w:rPr>
+                <w:sz w:val="20"/>
+                <w:szCs w:val="14"/>
+              </w:rPr>
+            </w:pPr>
+            <w:r>
+              <w:rPr>
+                <w:sz w:val="20"/>
+                <w:szCs w:val="14"/>
+              </w:rPr>
+              <w:t>Obra</w:t>
+            </w:r>
+          </w:p>
+        </w:tc>
+        <w:tc>
+          <w:tcPr>
+            <w:tcW w:w="1642" w:type="dxa"/>
+          </w:tcPr>
+          <w:p>
+            <w:pPr>
+              <w:pStyle w:val="TE-Normal"/>
+              <w:ind w:firstLine="0"/>
+              <w:jc w:val="center"/>
+              <w:rPr>
+                <w:sz w:val="20"/>
+                <w:szCs w:val="14"/>
+              </w:rPr>
+            </w:pPr>
+            <w:r>
+              <w:rPr>
+                <w:sz w:val="20"/>
+                <w:szCs w:val="14"/>
+              </w:rPr>
+              <w:t>Instrumentação original</w:t>
+            </w:r>
+          </w:p>
+        </w:tc>
+        <w:tc>
+          <w:tcPr>
+            <w:tcW w:w="1238" w:type="dxa"/>
+          </w:tcPr>
+          <w:p>
+            <w:pPr>
+              <w:pStyle w:val="TE-Normal"/>
+              <w:ind w:firstLine="0"/>
+              <w:jc w:val="center"/>
+              <w:rPr>
+                <w:sz w:val="20"/>
+                <w:szCs w:val="14"/>
+              </w:rPr>
+            </w:pPr>
+            <w:r>
+              <w:rPr>
+                <w:sz w:val="20"/>
+                <w:szCs w:val="14"/>
+              </w:rPr>
+              <w:t>Formato</w:t>
+            </w:r>
+          </w:p>
+        </w:tc>
+        <w:tc>
+          <w:tcPr>
+            <w:tcW w:w="2306" w:type="dxa"/>
+          </w:tcPr>
+          <w:p>
+            <w:pPr>
+              <w:pStyle w:val="TE-Normal"/>
+              <w:ind w:firstLine="0"/>
+              <w:jc w:val="center"/>
+              <w:rPr>
+                <w:sz w:val="20"/>
+                <w:szCs w:val="14"/>
+              </w:rPr>
+            </w:pPr>
+            <w:r>
+              <w:rPr>
+                <w:sz w:val="20"/>
+                <w:szCs w:val="14"/>
+              </w:rPr>
+              <w:t>Tipo de versão</w:t>
+            </w:r>
+          </w:p>
+        </w:tc>
+        <w:tc>
+          <w:tcPr>
+            <w:tcW w:w="1416" w:type="dxa"/>
+          </w:tcPr>
+          <w:p>
+            <w:pPr>
+              <w:pStyle w:val="TE-Normal"/>
+              <w:ind w:firstLine="0"/>
+              <w:jc w:val="center"/>
+              <w:rPr>
+                <w:sz w:val="20"/>
+                <w:szCs w:val="14"/>
+              </w:rPr>
+            </w:pPr>
+            <w:r>
+              <w:rPr>
+                <w:sz w:val="20"/>
+                <w:szCs w:val="14"/>
+              </w:rPr>
+              <w:t>Observação</w:t>
+            </w:r>
+          </w:p>
+        </w:tc>
+      </w:tr>
+      <w:tr>
+        <w:tc>
+          <w:tcPr>
+            <w:tcW w:w="2469" w:type="dxa"/>
+          </w:tcPr>
+          <w:p>
+            <w:pPr>
+              <w:pStyle w:val="TE-Normal"/>
+              <w:ind w:firstLine="0"/>
+              <w:jc w:val="center"/>
+              <w:rPr>
+                <w:sz w:val="20"/>
+                <w:szCs w:val="14"/>
+              </w:rPr>
+            </w:pPr>
+            <w:r>
+              <w:rPr>
+                <w:sz w:val="20"/>
+                <w:szCs w:val="14"/>
+              </w:rPr>
+              <w:t>Fantasia em Ré menor</w:t>
+            </w:r>
+          </w:p>
+        </w:tc>
+        <w:tc>
+          <w:tcPr>
+            <w:tcW w:w="1642" w:type="dxa"/>
+          </w:tcPr>
+          <w:p>
+            <w:pPr>
+              <w:pStyle w:val="TE-Normal"/>
+              <w:ind w:firstLine="0"/>
+              <w:jc w:val="center"/>
+              <w:rPr>
+                <w:sz w:val="20"/>
+                <w:szCs w:val="14"/>
+              </w:rPr>
+            </w:pPr>
+            <w:r>
+              <w:rPr>
+                <w:sz w:val="20"/>
+                <w:szCs w:val="14"/>
+              </w:rPr>
+              <w:t>Piano solo</w:t>
+            </w:r>
+          </w:p>
+        </w:tc>
+        <w:tc>
+          <w:tcPr>
+            <w:tcW w:w="1238" w:type="dxa"/>
+          </w:tcPr>
+          <w:p>
+            <w:pPr>
+              <w:pStyle w:val="TE-Normal"/>
+              <w:ind w:firstLine="0"/>
+              <w:jc w:val="center"/>
+              <w:rPr>
+                <w:sz w:val="20"/>
+                <w:szCs w:val="14"/>
+              </w:rPr>
+            </w:pPr>
+            <w:r>
+              <w:rPr>
+                <w:sz w:val="20"/>
+                <w:szCs w:val="14"/>
+              </w:rPr>
+              <w:t>MusicXML</w:t>
+            </w:r>
+          </w:p>
+        </w:tc>
+        <w:tc>
+          <w:tcPr>
+            <w:tcW w:w="2306" w:type="dxa"/>
+          </w:tcPr>
+          <w:p>
+            <w:pPr>
+              <w:pStyle w:val="TE-Normal"/>
+              <w:ind w:firstLine="0"/>
+              <w:jc w:val="center"/>
+              <w:rPr>
+                <w:sz w:val="20"/>
+                <w:szCs w:val="14"/>
+              </w:rPr>
+            </w:pPr>
+            <w:r>
+              <w:rPr>
+                <w:sz w:val="20"/>
+                <w:szCs w:val="14"/>
+              </w:rPr>
+              <w:t>Melodia simplificada</w:t>
+            </w:r>
+          </w:p>
+        </w:tc>
+        <w:tc>
+          <w:tcPr>
+            <w:tcW w:w="1416" w:type="dxa"/>
+          </w:tcPr>
+          <w:p>
+            <w:pPr>
+              <w:pStyle w:val="TE-Normal"/>
+              <w:ind w:firstLine="0"/>
+              <w:jc w:val="center"/>
+              <w:rPr>
+                <w:sz w:val="20"/>
+                <w:szCs w:val="14"/>
+              </w:rPr>
+            </w:pPr>
+            <w:r>
+              <w:rPr>
+                <w:sz w:val="20"/>
+                <w:szCs w:val="14"/>
+              </w:rPr>
+              <w:t>Obra autoral</w:t>
+            </w:r>
+          </w:p>
+        </w:tc>
+      </w:tr>
+      <w:tr>
+        <w:tc>
+          <w:tcPr>
+            <w:tcW w:w="2469" w:type="dxa"/>
+          </w:tcPr>
+          <w:p>
+            <w:pPr>
+              <w:pStyle w:val="TE-Normal"/>
+              <w:ind w:firstLine="0"/>
+              <w:jc w:val="center"/>
+              <w:rPr>
+                <w:sz w:val="20"/>
+                <w:szCs w:val="14"/>
+              </w:rPr>
+            </w:pPr>
+            <w:proofErr w:type="spellStart"/>
+            <w:r>
+              <w:rPr>
+                <w:sz w:val="20"/>
+                <w:szCs w:val="14"/>
+              </w:rPr>
+              <w:t>Flammen</w:t>
+            </w:r>
+            <w:proofErr w:type="spellEnd"/>
+          </w:p>
+        </w:tc>
+        <w:tc>
+          <w:tcPr>
+            <w:tcW w:w="1642" w:type="dxa"/>
+          </w:tcPr>
+          <w:p>
+            <w:pPr>
+              <w:pStyle w:val="TE-Normal"/>
+              <w:ind w:firstLine="0"/>
+              <w:jc w:val="center"/>
+              <w:rPr>
+                <w:sz w:val="20"/>
+                <w:szCs w:val="14"/>
+              </w:rPr>
+            </w:pPr>
+            <w:r>
+              <w:rPr>
+                <w:sz w:val="20"/>
+                <w:szCs w:val="14"/>
+              </w:rPr>
+              <w:t>Piano solo</w:t>
+            </w:r>
+          </w:p>
+        </w:tc>
+        <w:tc>
+          <w:tcPr>
+            <w:tcW w:w="1238" w:type="dxa"/>
+          </w:tcPr>
+          <w:p>
+            <w:pPr>
+              <w:pStyle w:val="TE-Normal"/>
+              <w:ind w:firstLine="0"/>
+              <w:jc w:val="center"/>
+              <w:rPr>
+                <w:sz w:val="20"/>
+                <w:szCs w:val="14"/>
+              </w:rPr>
+            </w:pPr>
+            <w:r>
+              <w:rPr>
+                <w:sz w:val="20"/>
+                <w:szCs w:val="14"/>
+              </w:rPr>
+              <w:t>MusicXML</w:t>
+            </w:r>
+          </w:p>
+        </w:tc>
+        <w:tc>
+          <w:tcPr>
+            <w:tcW w:w="2306" w:type="dxa"/>
+          </w:tcPr>
+          <w:p>
+            <w:pPr>
+              <w:pStyle w:val="TE-Normal"/>
+              <w:ind w:firstLine="0"/>
+              <w:jc w:val="center"/>
+              <w:rPr>
+                <w:sz w:val="20"/>
+                <w:szCs w:val="14"/>
+              </w:rPr>
+            </w:pPr>
+            <w:r>
+              <w:rPr>
+                <w:sz w:val="20"/>
+                <w:szCs w:val="14"/>
+              </w:rPr>
+              <w:t>Melodia simplificada</w:t>
+            </w:r>
+          </w:p>
+        </w:tc>
+        <w:tc>
+          <w:tcPr>
+            <w:tcW w:w="1416" w:type="dxa"/>
+          </w:tcPr>
+          <w:p>
+            <w:pPr>
+              <w:pStyle w:val="TE-Normal"/>
+              <w:ind w:firstLine="0"/>
+              <w:jc w:val="center"/>
+              <w:rPr>
+                <w:sz w:val="20"/>
+                <w:szCs w:val="14"/>
+              </w:rPr>
+            </w:pPr>
+            <w:r>
+              <w:rPr>
+                <w:sz w:val="20"/>
+                <w:szCs w:val="14"/>
+              </w:rPr>
+              <w:t>Obra autoral</w:t>
+            </w:r>
+          </w:p>
+        </w:tc>
+      </w:tr>
+      <w:tr>
+        <w:tc>
+          <w:tcPr>
+            <w:tcW w:w="2469" w:type="dxa"/>
+          </w:tcPr>
+          <w:p>
+            <w:pPr>
+              <w:pStyle w:val="TE-Normal"/>
+              <w:ind w:firstLine="0"/>
+              <w:jc w:val="center"/>
+              <w:rPr>
+                <w:sz w:val="20"/>
+                <w:szCs w:val="14"/>
+              </w:rPr>
+            </w:pPr>
+            <w:r>
+              <w:rPr>
+                <w:sz w:val="20"/>
+                <w:szCs w:val="14"/>
+              </w:rPr>
+              <w:t>Quarteto de flautas</w:t>
+            </w:r>
+          </w:p>
+        </w:tc>
+        <w:tc>
+          <w:tcPr>
+            <w:tcW w:w="1642" w:type="dxa"/>
+          </w:tcPr>
+          <w:p>
+            <w:pPr>
+              <w:pStyle w:val="TE-Normal"/>
+              <w:ind w:firstLine="0"/>
+              <w:jc w:val="center"/>
+              <w:rPr>
+                <w:sz w:val="20"/>
+                <w:szCs w:val="14"/>
+              </w:rPr>
+            </w:pPr>
+            <w:r>
+              <w:rPr>
+                <w:sz w:val="20"/>
+                <w:szCs w:val="14"/>
+              </w:rPr>
+              <w:t>Quarteto de flautas</w:t>
+            </w:r>
+          </w:p>
+        </w:tc>
+        <w:tc>
+          <w:tcPr>
+            <w:tcW w:w="1238" w:type="dxa"/>
+          </w:tcPr>
+          <w:p>
+            <w:pPr>
+              <w:pStyle w:val="TE-Normal"/>
+              <w:ind w:firstLine="0"/>
+              <w:jc w:val="center"/>
+              <w:rPr>
+                <w:sz w:val="20"/>
+                <w:szCs w:val="14"/>
+              </w:rPr>
+            </w:pPr>
+            <w:r>
+              <w:rPr>
+                <w:sz w:val="20"/>
+                <w:szCs w:val="14"/>
+              </w:rPr>
+              <w:t>MusicXML</w:t>
+            </w:r>
+          </w:p>
+        </w:tc>
+        <w:tc>
+          <w:tcPr>
+            <w:tcW w:w="2306" w:type="dxa"/>
+          </w:tcPr>
+          <w:p>
+            <w:pPr>
+              <w:pStyle w:val="TE-Normal"/>
+              <w:ind w:firstLine="0"/>
+              <w:jc w:val="center"/>
+              <w:rPr>
+                <w:sz w:val="20"/>
+                <w:szCs w:val="14"/>
+              </w:rPr>
+            </w:pPr>
+            <w:r>
+              <w:rPr>
+                <w:sz w:val="20"/>
+                <w:szCs w:val="14"/>
+              </w:rPr>
+              <w:t>Melodia simplificada</w:t>
+            </w:r>
+          </w:p>
+        </w:tc>
+        <w:tc>
+          <w:tcPr>
+            <w:tcW w:w="1416" w:type="dxa"/>
+          </w:tcPr>
+          <w:p>
+            <w:pPr>
+              <w:pStyle w:val="TE-Normal"/>
+              <w:ind w:firstLine="0"/>
+              <w:jc w:val="center"/>
+              <w:rPr>
+                <w:sz w:val="20"/>
+                <w:szCs w:val="14"/>
+              </w:rPr>
+            </w:pPr>
+            <w:r>
+              <w:rPr>
+                <w:sz w:val="20"/>
+                <w:szCs w:val="14"/>
+              </w:rPr>
+              <w:t>Obra autoral</w:t>
+            </w:r>
+          </w:p>
+        </w:tc>
+      </w:tr>
+      <w:tr>
+        <w:tc>
+          <w:tcPr>
+            <w:tcW w:w="2469" w:type="dxa"/>
+          </w:tcPr>
+          <w:p>
+            <w:pPr>
+              <w:pStyle w:val="TE-Normal"/>
+              <w:ind w:firstLine="0"/>
+              <w:jc w:val="center"/>
+              <w:rPr>
+                <w:sz w:val="20"/>
+                <w:szCs w:val="14"/>
+              </w:rPr>
+            </w:pPr>
+            <w:r>
+              <w:rPr>
+                <w:sz w:val="20"/>
+                <w:szCs w:val="14"/>
+              </w:rPr>
+              <w:t>Valsa do Diabo</w:t>
+            </w:r>
+          </w:p>
+        </w:tc>
+        <w:tc>
+          <w:tcPr>
+            <w:tcW w:w="1642" w:type="dxa"/>
+          </w:tcPr>
+          <w:p>
+            <w:pPr>
+              <w:pStyle w:val="TE-Normal"/>
+              <w:ind w:firstLine="0"/>
+              <w:jc w:val="center"/>
+              <w:rPr>
+                <w:sz w:val="20"/>
+                <w:szCs w:val="14"/>
+              </w:rPr>
+            </w:pPr>
+            <w:r>
+              <w:rPr>
+                <w:sz w:val="20"/>
+                <w:szCs w:val="14"/>
+              </w:rPr>
+              <w:t>Piano solo</w:t>
+            </w:r>
+          </w:p>
+        </w:tc>
+        <w:tc>
+          <w:tcPr>
+            <w:tcW w:w="1238" w:type="dxa"/>
+          </w:tcPr>
+          <w:p>
+            <w:pPr>
+              <w:pStyle w:val="TE-Normal"/>
+              <w:ind w:firstLine="0"/>
+              <w:jc w:val="center"/>
+              <w:rPr>
+                <w:sz w:val="20"/>
+                <w:szCs w:val="14"/>
+              </w:rPr>
+            </w:pPr>
+            <w:r>
+              <w:rPr>
+                <w:sz w:val="20"/>
+                <w:szCs w:val="14"/>
+              </w:rPr>
+              <w:t>MusicXML</w:t>
+            </w:r>
+          </w:p>
+        </w:tc>
+        <w:tc>
+          <w:tcPr>
+            <w:tcW w:w="2306" w:type="dxa"/>
+          </w:tcPr>
+          <w:p>
+            <w:pPr>
+              <w:pStyle w:val="TE-Normal"/>
+              <w:ind w:firstLine="0"/>
+              <w:jc w:val="center"/>
+              <w:rPr>
+                <w:sz w:val="20"/>
+                <w:szCs w:val="14"/>
+              </w:rPr>
+            </w:pPr>
+            <w:r>
+              <w:rPr>
+                <w:sz w:val="20"/>
+                <w:szCs w:val="14"/>
+              </w:rPr>
+              <w:t>Melodia simplificada</w:t>
+            </w:r>
+          </w:p>
+        </w:tc>
+        <w:tc>
+          <w:tcPr>
+            <w:tcW w:w="1416" w:type="dxa"/>
+          </w:tcPr>
+          <w:p>
+            <w:pPr>
+              <w:pStyle w:val="TE-Normal"/>
+              <w:ind w:firstLine="0"/>
+              <w:jc w:val="center"/>
+              <w:rPr>
+                <w:sz w:val="20"/>
+                <w:szCs w:val="14"/>
+              </w:rPr>
+            </w:pPr>
+            <w:r>
+              <w:rPr>
+                <w:sz w:val="20"/>
+                <w:szCs w:val="14"/>
+              </w:rPr>
+              <w:t>Obra autoral</w:t>
+            </w:r>
+          </w:p>
+        </w:tc>
+      </w:tr>
+      <w:tr>
+        <w:tc>
+          <w:tcPr>
+            <w:tcW w:w="2469" w:type="dxa"/>
+          </w:tcPr>
+          <w:p>
+            <w:pPr>
+              <w:pStyle w:val="TE-Normal"/>
+              <w:ind w:firstLine="0"/>
+              <w:jc w:val="center"/>
+              <w:rPr>
+                <w:sz w:val="20"/>
+                <w:szCs w:val="14"/>
+              </w:rPr>
+            </w:pPr>
+            <w:proofErr w:type="spellStart"/>
+            <w:r>
+              <w:rPr>
+                <w:sz w:val="20"/>
+                <w:szCs w:val="14"/>
+              </w:rPr>
+              <w:t>Élégie</w:t>
+            </w:r>
+            <w:proofErr w:type="spellEnd"/>
+            <w:r>
+              <w:rPr>
+                <w:sz w:val="20"/>
+                <w:szCs w:val="14"/>
+              </w:rPr>
+              <w:t xml:space="preserve"> </w:t>
+            </w:r>
+            <w:proofErr w:type="spellStart"/>
+            <w:r>
+              <w:rPr>
+                <w:sz w:val="20"/>
+                <w:szCs w:val="14"/>
+              </w:rPr>
+              <w:t>pour</w:t>
+            </w:r>
+            <w:proofErr w:type="spellEnd"/>
+            <w:r>
+              <w:rPr>
+                <w:sz w:val="20"/>
+                <w:szCs w:val="14"/>
+              </w:rPr>
+              <w:t xml:space="preserve"> </w:t>
+            </w:r>
+            <w:proofErr w:type="spellStart"/>
+            <w:r>
+              <w:rPr>
+                <w:sz w:val="20"/>
+                <w:szCs w:val="14"/>
+              </w:rPr>
+              <w:t>un</w:t>
+            </w:r>
+            <w:proofErr w:type="spellEnd"/>
+            <w:r>
+              <w:rPr>
+                <w:sz w:val="20"/>
+                <w:szCs w:val="14"/>
+              </w:rPr>
+              <w:t xml:space="preserve"> </w:t>
+            </w:r>
+            <w:proofErr w:type="spellStart"/>
+            <w:r>
+              <w:rPr>
+                <w:sz w:val="20"/>
+                <w:szCs w:val="14"/>
+              </w:rPr>
+              <w:t>amour</w:t>
+            </w:r>
+            <w:proofErr w:type="spellEnd"/>
+          </w:p>
+        </w:tc>
+        <w:tc>
+          <w:tcPr>
+            <w:tcW w:w="1642" w:type="dxa"/>
+          </w:tcPr>
+          <w:p>
+            <w:pPr>
+              <w:pStyle w:val="TE-Normal"/>
+              <w:ind w:firstLine="0"/>
+              <w:jc w:val="center"/>
+              <w:rPr>
+                <w:sz w:val="20"/>
+                <w:szCs w:val="14"/>
+              </w:rPr>
+            </w:pPr>
+            <w:r>
+              <w:rPr>
+                <w:sz w:val="20"/>
+                <w:szCs w:val="14"/>
+              </w:rPr>
+              <w:t>Piano solo</w:t>
+            </w:r>
+          </w:p>
+        </w:tc>
+        <w:tc>
+          <w:tcPr>
+            <w:tcW w:w="1238" w:type="dxa"/>
+          </w:tcPr>
+          <w:p>
+            <w:pPr>
+              <w:pStyle w:val="TE-Normal"/>
+              <w:ind w:firstLine="0"/>
+              <w:jc w:val="center"/>
+              <w:rPr>
+                <w:sz w:val="20"/>
+                <w:szCs w:val="14"/>
+              </w:rPr>
+            </w:pPr>
+            <w:r>
+              <w:rPr>
+                <w:sz w:val="20"/>
+                <w:szCs w:val="14"/>
+              </w:rPr>
+              <w:t>MusicXML</w:t>
+            </w:r>
+          </w:p>
+        </w:tc>
+        <w:tc>
+          <w:tcPr>
+            <w:tcW w:w="2306" w:type="dxa"/>
+          </w:tcPr>
+          <w:p>
+            <w:pPr>
+              <w:pStyle w:val="TE-Normal"/>
+              <w:ind w:firstLine="0"/>
+              <w:jc w:val="center"/>
+              <w:rPr>
+                <w:sz w:val="20"/>
+                <w:szCs w:val="14"/>
+              </w:rPr>
+            </w:pPr>
+            <w:r>
+              <w:rPr>
+                <w:sz w:val="20"/>
+                <w:szCs w:val="14"/>
+              </w:rPr>
+              <w:t>Melodia simplificada</w:t>
+            </w:r>
+          </w:p>
+        </w:tc>
+        <w:tc>
+          <w:tcPr>
+            <w:tcW w:w="1416" w:type="dxa"/>
+          </w:tcPr>
+          <w:p>
+            <w:pPr>
+              <w:pStyle w:val="TE-Normal"/>
+              <w:ind w:firstLine="0"/>
+              <w:jc w:val="center"/>
+              <w:rPr>
+                <w:sz w:val="20"/>
+                <w:szCs w:val="14"/>
+              </w:rPr>
+            </w:pPr>
+            <w:r>
+              <w:rPr>
+                <w:sz w:val="20"/>
+                <w:szCs w:val="14"/>
+              </w:rPr>
+              <w:t>Obra autoral</w:t>
+            </w:r>
+          </w:p>
+        </w:tc>
+      </w:tr>
+    </w:tbl>
+    <w:p>
+      <w:pPr>
+        <w:pStyle w:val="TE-Normal"/>
       </w:pPr>
     </w:p>
     <w:p>
       <w:pPr>
         <w:pStyle w:val="T2-TituloSecundario"/>
       </w:pPr>
-      <w:bookmarkStart w:id="37" w:name="_Toc228622525"/>
-      <w:r>
-        <w:t>Caracterização da pesquisa</w:t>
+      <w:bookmarkStart w:id="37" w:name="_Toc228622527"/>
+      <w:r>
+        <w:lastRenderedPageBreak/>
+        <w:t>Extração da melodia</w:t>
       </w:r>
       <w:bookmarkEnd w:id="37"/>
     </w:p>
@@ -4132,16 +5135,30 @@
         <w:pStyle w:val="TE-Normal"/>
       </w:pPr>
       <w:r>
-        <w:t>O presente trabalho caracteriza-se como uma pesquisa de natureza aplicada, pois tem como objetivo o desenvolvimento de um protótipo computacional para a identificação de padrões melódicos em partituras digitais. Quanto aos objetivos, classifica-se como exploratória, uma vez que busca investigar a viabilidade de uma abordagem baseada em representações estruturais da melodia. Em relação aos procedimentos, trata-se de uma pesquisa experimental, envolvendo a implementação e validação de um algoritmo de análise musical.</w:t>
+        <w:t>Inicialmente, será realizada a extração da linha melódica principal de cada partitura. Para isso, serão utilizadas versões simplificadas dos arquivos, contendo exclusivamente a melodia, com o objetivo de evitar interferências decorrentes de texturas polifônicas, múltiplas vozes ou elementos de acompanhamento</w:t>
+      </w:r>
+      <w:r>
+        <w:t>.</w:t>
+      </w:r>
+    </w:p>
+    <w:p>
+      <w:pPr>
+        <w:pStyle w:val="TE-Normal"/>
+      </w:pPr>
+      <w:r>
+        <w:t>A extração será realizada a partir dos arquivos em formato MusicXML, utilizando a linguagem Python e biblioteca apropriada para manipulação de dados musicais simbólicos. Para cada nota identificada, serão registrados atributos como altura, posição na sequência melódica e compasso de ocorrência. Essas informações permitirão tanto a construção das representações intervalares e de contorno quanto a posterior localização dos padrões detectados nas partituras analisadas</w:t>
+      </w:r>
+      <w:r>
+        <w:t>.</w:t>
       </w:r>
     </w:p>
     <w:p>
       <w:pPr>
         <w:pStyle w:val="T2-TituloSecundario"/>
       </w:pPr>
-      <w:bookmarkStart w:id="38" w:name="_Toc228622526"/>
-      <w:r>
-        <w:t>Corpus de análise</w:t>
+      <w:bookmarkStart w:id="38" w:name="_Toc228622528"/>
+      <w:r>
+        <w:t>Representação por intervalos</w:t>
       </w:r>
       <w:bookmarkEnd w:id="38"/>
     </w:p>
@@ -4150,16 +5167,27 @@
         <w:pStyle w:val="TE-Normal"/>
       </w:pPr>
       <w:r>
-        <w:t>O corpus de análise será composto por cinco partituras autorais, selecionadas de modo a permitir a verificação manual dos padrões identificados. As partituras serão representadas no formato MusicXML, garantindo a padronização dos dados e a compatibilidade com o sistema a ser desenvolvido.</w:t>
+        <w:t>As sequências de notas extraídas serão transformadas em representações estruturais baseadas em intervalos melódicos relativos entre notas consecutivas. Para isso, cada nota será representada por sua altura, e a diferença entre duas alturas sucessivas será utilizada para compor a sequência intervalar. Dessa forma, uma sequência de notas como Dó, Ré, Fá e Mi poderá ser representada pelos intervalos +2, +3 e -1, considerando a diferença em semitons entre notas consecutivas.</w:t>
+      </w:r>
+    </w:p>
+    <w:p>
+      <w:pPr>
+        <w:pStyle w:val="TE-Normal"/>
+      </w:pPr>
+      <w:r>
+        <w:t>Essa abordagem permite a identificação de padrões independentemente da tonalidade, possibilitando o reconhecimento de estruturas equivalentes mesmo quando transpostas. Assim, duas melodias com alturas absolutas diferentes podem ser consideradas semelhantes caso apresentem a mesma sequência de intervalos relativos</w:t>
+      </w:r>
+      <w:r>
+        <w:t>.</w:t>
       </w:r>
     </w:p>
     <w:p>
       <w:pPr>
         <w:pStyle w:val="T2-TituloSecundario"/>
       </w:pPr>
-      <w:bookmarkStart w:id="39" w:name="_Toc228622527"/>
-      <w:r>
-        <w:t>Extração da melodia</w:t>
+      <w:bookmarkStart w:id="39" w:name="_Toc228622529"/>
+      <w:r>
+        <w:t>Representação por contorno</w:t>
       </w:r>
       <w:bookmarkEnd w:id="39"/>
     </w:p>
@@ -4168,53 +5196,108 @@
         <w:pStyle w:val="TE-Normal"/>
       </w:pPr>
       <w:r>
-        <w:t>Inicialmente, será realizada a extração da linha melódica principal de cada partitura. Para isso, serão utilizadas versões simplificadas dos arquivos, contendo exclusivamente a melodia, com o objetivo de evitar interferências decorrentes de texturas polifônicas ou elementos de acompanhamento.</w:t>
+        <w:t xml:space="preserve">De forma complementar, será realizada a representação do contorno melódico, considerando apenas a direção do movimento entre notas. Nessa representação, os intervalos ascendentes serão classificados como movimento ascendente, os </w:t>
+      </w:r>
+      <w:r>
+        <w:lastRenderedPageBreak/>
+        <w:t>descendentes como movimento descendente e os intervalos iguais como repetição.</w:t>
+      </w:r>
+    </w:p>
+    <w:p>
+      <w:pPr>
+        <w:pStyle w:val="TE-Normal"/>
+      </w:pPr>
+      <w:r>
+        <w:t>Diferentemente da representação intervalar, que preserva a magnitude dos intervalos, a representação por contorno reduz a melodia à sua direção geral. Assim, sequências intervalares diferentes podem apresentar o mesmo contorno melódico, permitindo a identificação de similaridades mais abstratas entre trechos musicais. Essa estratégia será utilizada como uma forma complementar de análise, possibilitando comparar os resultados obtidos por recorrência intervalar e por recorrência direcional.</w:t>
       </w:r>
     </w:p>
     <w:p>
       <w:pPr>
         <w:pStyle w:val="T2-TituloSecundario"/>
       </w:pPr>
-      <w:bookmarkStart w:id="40" w:name="_Toc228622528"/>
+      <w:bookmarkStart w:id="40" w:name="_Toc228622530"/>
+      <w:r>
+        <w:t>Detecção de padrões</w:t>
+      </w:r>
+      <w:bookmarkEnd w:id="40"/>
+    </w:p>
+    <w:p>
+      <w:pPr>
+        <w:pStyle w:val="TE-Normal"/>
+      </w:pPr>
+      <w:r>
+        <w:t>A etapa seguinte consiste na aplicação de um algoritmo de detecção de padrões baseado na análise de subsequências melódicas. Para isso, será utilizada uma abordagem de janelas deslizantes, na qual segmentos de tamanho fixo percorrem a sequência intervalar e a sequência de contorno, gerando candidatos a padrões.</w:t>
+      </w:r>
+    </w:p>
+    <w:p>
+      <w:pPr>
+        <w:pStyle w:val="TE-Normal"/>
+      </w:pPr>
+      <w:r>
+        <w:t>Inicialmente, serão consideradas janelas de três a cinco elementos, por representarem segmentos curtos compatíveis com motivos melódicos. Cada subsequência gerada será comparada com as demais subsequências da mesma obra, permitindo identificar aquelas que ocorrem mais de uma vez. As subsequências recorrentes serão registradas como padrões candidatos.</w:t>
+      </w:r>
+    </w:p>
+    <w:p>
+      <w:pPr>
+        <w:pStyle w:val="TE-Normal"/>
+      </w:pPr>
+      <w:r>
+        <w:t>A detecção será aplicada separadamente sobre duas representações: a sequência de intervalos e a sequência de contorno. A análise intervalar permitirá identificar recorrências mais específicas, enquanto a análise de contorno permitirá identificar recorrências mais abstratas, baseadas apenas na direção do movimento melódico.</w:t>
+      </w:r>
+    </w:p>
+    <w:p>
+      <w:pPr>
+        <w:pStyle w:val="TE-Normal"/>
+      </w:pPr>
+      <w:r>
+        <w:t>Para cada padrão identificado, o sistema deverá registrar a sequência correspondente, o tipo de representação utilizada, o número de ocorrências e sua localização nas partituras, em termos de compassos.</w:t>
+      </w:r>
+    </w:p>
+    <w:p>
+      <w:pPr>
+        <w:pStyle w:val="T2-TituloSecundario"/>
+      </w:pPr>
+      <w:bookmarkStart w:id="41" w:name="_Toc228622531"/>
+      <w:r>
+        <w:t>Análise dos resultados</w:t>
+      </w:r>
+      <w:bookmarkEnd w:id="41"/>
+    </w:p>
+    <w:p>
+      <w:pPr>
+        <w:pStyle w:val="TE-Normal"/>
+      </w:pPr>
       <w:r>
         <w:lastRenderedPageBreak/>
-        <w:t>Representação por intervalos</w:t>
-      </w:r>
-      <w:bookmarkEnd w:id="40"/>
-    </w:p>
-    <w:p>
-      <w:pPr>
-        <w:pStyle w:val="TE-Normal"/>
-      </w:pPr>
-      <w:r>
-        <w:t>As sequências de notas extraídas serão transformadas em representações estruturais baseadas em intervalos melódicos relativos entre notas consecutivas. Essa abordagem permite a identificação de padrões independentemente da tonalidade, possibilitando o reconhecimento de estruturas equivalentes mesmo quando transpostas.</w:t>
+        <w:t>Os resultados obtidos serão analisados de forma qualitativa, por meio da comparação entre os padrões identificados automaticamente e a verificação manual realizada sobre o corpus. Essa etapa tem como objetivo avaliar se as recorrências apontadas pelo protótipo correspondem a padrões melódicos perceptíveis nas partituras analisadas.</w:t>
+      </w:r>
+    </w:p>
+    <w:p>
+      <w:pPr>
+        <w:pStyle w:val="TE-Normal"/>
+      </w:pPr>
+      <w:r>
+        <w:t>A análise considerará aspectos como a quantidade de padrões identificados, a frequência de ocorrência de cada padrão, sua distribuição ao longo das obras e a diferença entre os resultados obtidos por representação intervalar e por representação de contorno. Dessa forma, será possível observar se a abordagem proposta apresenta resultados coerentes com a estrutura melódica das composições analisadas.</w:t>
+      </w:r>
+    </w:p>
+    <w:p>
+      <w:pPr>
+        <w:pStyle w:val="TE-Normal"/>
+      </w:pPr>
+      <w:r>
+        <w:t>O objetivo da avaliação não será realizar uma análise musicológica completa das obras, mas verificar a viabilidade da abordagem computacional proposta para identificação automática de recorrências melódicas em partituras digitais</w:t>
+      </w:r>
+      <w:r>
+        <w:t>.</w:t>
       </w:r>
     </w:p>
     <w:p>
       <w:pPr>
         <w:pStyle w:val="T2-TituloSecundario"/>
       </w:pPr>
-      <w:bookmarkStart w:id="41" w:name="_Toc228622529"/>
-      <w:r>
-        <w:t>Representação por contorno</w:t>
-      </w:r>
-      <w:bookmarkEnd w:id="41"/>
-    </w:p>
-    <w:p>
-      <w:pPr>
-        <w:pStyle w:val="TE-Normal"/>
-      </w:pPr>
-      <w:r>
-        <w:t>De forma complementar, será realizada a representação do contorno melódico, considerando apenas a direção do movimento entre notas, classificando-os como ascendentes, descendentes ou repetidos. Essa estratégia permite capturar similaridades estruturais mais abstratas, independentemente da magnitude exata dos intervalos.</w:t>
-      </w:r>
-    </w:p>
-    <w:p>
-      <w:pPr>
-        <w:pStyle w:val="T2-TituloSecundario"/>
-      </w:pPr>
-      <w:bookmarkStart w:id="42" w:name="_Toc228622530"/>
-      <w:r>
-        <w:t>Detecção de padrões</w:t>
+      <w:bookmarkStart w:id="42" w:name="_Toc228622532"/>
+      <w:r>
+        <w:t>Visão geral do sistema proposto</w:t>
       </w:r>
       <w:bookmarkEnd w:id="42"/>
     </w:p>
@@ -4223,51 +5306,6 @@
         <w:pStyle w:val="TE-Normal"/>
       </w:pPr>
       <w:r>
-        <w:t>A etapa seguinte consiste na aplicação de um algoritmo de detecção de padrões baseado na análise de subsequências melódicas. Serão utilizadas janelas de tamanho fixo, definidas conforme experimentação, para percorrer as sequências e identificar ocorrências recorrentes de padrões estruturais.</w:t>
-      </w:r>
-    </w:p>
-    <w:p>
-      <w:pPr>
-        <w:pStyle w:val="TE-Normal"/>
-      </w:pPr>
-      <w:r>
-        <w:t>Para cada padrão identificado, o sistema deverá registrar informações como a sequência correspondente, o número de ocorrências e sua localização nas partituras, em termos de compassos.</w:t>
-      </w:r>
-    </w:p>
-    <w:p>
-      <w:pPr>
-        <w:pStyle w:val="T2-TituloSecundario"/>
-      </w:pPr>
-      <w:bookmarkStart w:id="43" w:name="_Toc228622531"/>
-      <w:r>
-        <w:t>Análise dos resultados</w:t>
-      </w:r>
-      <w:bookmarkEnd w:id="43"/>
-    </w:p>
-    <w:p>
-      <w:pPr>
-        <w:pStyle w:val="TE-Normal"/>
-      </w:pPr>
-      <w:r>
-        <w:t>Por fim, os resultados obtidos serão analisados de forma qualitativa, por meio da comparação entre os padrões identificados automaticamente e a verificação manual realizada sobre o corpus. Essa etapa tem como objetivo avaliar a consistência da abordagem proposta e sua aplicabilidade no contexto da análise musical.</w:t>
-      </w:r>
-    </w:p>
-    <w:p>
-      <w:pPr>
-        <w:pStyle w:val="T2-TituloSecundario"/>
-      </w:pPr>
-      <w:bookmarkStart w:id="44" w:name="_Toc228622532"/>
-      <w:r>
-        <w:lastRenderedPageBreak/>
-        <w:t>Visão geral do sistema proposto</w:t>
-      </w:r>
-      <w:bookmarkEnd w:id="44"/>
-    </w:p>
-    <w:p>
-      <w:pPr>
-        <w:pStyle w:val="TE-Normal"/>
-      </w:pPr>
-      <w:r>
         <w:t>O sistema proposto consiste em um processo de análise de partituras digitais no formato MusicXML, com o objetivo de identificar padrões melódicos recorrentes. Inicialmente, as partituras são utilizadas como entrada do sistema, sendo realizada a extração da linha melódica principal. Em seguida, as sequências de notas são convertidas em representações estruturais baseadas em intervalos melódicos e contorno melódico.</w:t>
       </w:r>
     </w:p>
@@ -4283,12 +5321,12 @@
       <w:pPr>
         <w:pStyle w:val="T1-TituloPrimario"/>
       </w:pPr>
-      <w:bookmarkStart w:id="45" w:name="_Toc228622533"/>
+      <w:bookmarkStart w:id="43" w:name="_Toc228622533"/>
       <w:r>
         <w:lastRenderedPageBreak/>
         <w:t>CRONOGRAMA</w:t>
       </w:r>
-      <w:bookmarkEnd w:id="45"/>
+      <w:bookmarkEnd w:id="43"/>
     </w:p>
     <w:p>
       <w:pPr>
@@ -4416,20 +5454,20 @@
       <w:pPr>
         <w:pStyle w:val="TP-TituloCentralizadoPos"/>
       </w:pPr>
-      <w:bookmarkStart w:id="46" w:name="_Toc527721628"/>
-      <w:bookmarkStart w:id="47" w:name="_Toc527793681"/>
-      <w:bookmarkStart w:id="48" w:name="_Toc527795414"/>
-      <w:bookmarkStart w:id="49" w:name="_Toc527798510"/>
-      <w:bookmarkStart w:id="50" w:name="_Toc228622534"/>
+      <w:bookmarkStart w:id="44" w:name="_Toc527721628"/>
+      <w:bookmarkStart w:id="45" w:name="_Toc527793681"/>
+      <w:bookmarkStart w:id="46" w:name="_Toc527795414"/>
+      <w:bookmarkStart w:id="47" w:name="_Toc527798510"/>
+      <w:bookmarkStart w:id="48" w:name="_Toc228622534"/>
       <w:r>
         <w:lastRenderedPageBreak/>
         <w:t>Referências</w:t>
       </w:r>
+      <w:bookmarkEnd w:id="44"/>
+      <w:bookmarkEnd w:id="45"/>
       <w:bookmarkEnd w:id="46"/>
       <w:bookmarkEnd w:id="47"/>
       <w:bookmarkEnd w:id="48"/>
-      <w:bookmarkEnd w:id="49"/>
-      <w:bookmarkEnd w:id="50"/>
       <w:r>
         <w:t xml:space="preserve"> </w:t>
       </w:r>
@@ -6044,9 +7082,11 @@
     <w:pPr>
       <w:pStyle w:val="Cabealho"/>
     </w:pPr>
+    <w:proofErr w:type="spellStart"/>
     <w:r>
       <w:t>iii</w:t>
     </w:r>
+    <w:proofErr w:type="spellEnd"/>
   </w:p>
 </w:hdr>
 </file>
@@ -6123,12 +7163,14 @@
     <w:pPr>
       <w:pStyle w:val="Cabealho"/>
     </w:pPr>
+    <w:proofErr w:type="spellStart"/>
     <w:r>
       <w:t>i</w:t>
     </w:r>
     <w:r>
       <w:t>v</w:t>
     </w:r>
+    <w:proofErr w:type="spellEnd"/>
   </w:p>
 </w:hdr>
 </file>
@@ -7471,19 +8513,21 @@
   <w:abstractNum w:abstractNumId="14" w15:restartNumberingAfterBreak="0">
     <w:nsid w:val="65816367"/>
     <w:multiLevelType w:val="hybridMultilevel"/>
-    <w:tmpl w:val="8A848F70"/>
-    <w:lvl w:ilvl="0" w:tplc="31AE3FE0">
+    <w:tmpl w:val="2AD48EB8"/>
+    <w:lvl w:ilvl="0" w:tplc="D1B00A1A">
       <w:start w:val="1"/>
       <w:numFmt w:val="decimal"/>
       <w:lvlText w:val="TABELA %1 -"/>
-      <w:lvlJc w:val="center"/>
-      <w:pPr>
-        <w:ind w:left="371" w:firstLine="637"/>
+      <w:lvlJc w:val="right"/>
+      <w:pPr>
+        <w:ind w:left="781" w:firstLine="637"/>
       </w:pPr>
       <w:rPr>
         <w:rFonts w:hint="default"/>
         <w:b/>
         <w:i w:val="0"/>
+        <w:sz w:val="22"/>
+        <w:szCs w:val="22"/>
       </w:rPr>
     </w:lvl>
     <w:lvl w:ilvl="1" w:tplc="04160019" w:tentative="1">
@@ -8258,7 +9302,6 @@
   <w:style w:type="character" w:default="1" w:styleId="Fontepargpadro">
     <w:name w:val="Default Paragraph Font"/>
     <w:uiPriority w:val="1"/>
-    <w:semiHidden/>
     <w:unhideWhenUsed/>
   </w:style>
   <w:style w:type="table" w:default="1" w:styleId="Tabelanormal">
@@ -9494,6 +10537,83 @@
       <w:color w:val="595959" w:themeColor="text1" w:themeTint="A6"/>
       <w:sz w:val="28"/>
       <w:szCs w:val="28"/>
+    </w:rPr>
+  </w:style>
+  <w:style w:type="paragraph" w:styleId="Remissivo8">
+    <w:name w:val="index 8"/>
+    <w:basedOn w:val="Normal"/>
+    <w:next w:val="Normal"/>
+    <w:autoRedefine/>
+    <w:uiPriority w:val="99"/>
+    <w:semiHidden/>
+    <w:unhideWhenUsed/>
+    <w:rsid w:val="00286B27"/>
+    <w:pPr>
+      <w:ind w:left="1600" w:hanging="200"/>
+    </w:pPr>
+  </w:style>
+  <w:style w:type="paragraph" w:styleId="Legenda">
+    <w:name w:val="caption"/>
+    <w:basedOn w:val="Normal"/>
+    <w:next w:val="Normal"/>
+    <w:uiPriority w:val="35"/>
+    <w:unhideWhenUsed/>
+    <w:qFormat/>
+    <w:rsid w:val="00286B27"/>
+    <w:pPr>
+      <w:spacing w:after="200"/>
+    </w:pPr>
+    <w:rPr>
+      <w:i/>
+      <w:iCs/>
+      <w:color w:val="1F497D" w:themeColor="text2"/>
+      <w:sz w:val="18"/>
+      <w:szCs w:val="18"/>
+    </w:rPr>
+  </w:style>
+  <w:style w:type="paragraph" w:styleId="NormalWeb">
+    <w:name w:val="Normal (Web)"/>
+    <w:basedOn w:val="Normal"/>
+    <w:uiPriority w:val="99"/>
+    <w:semiHidden/>
+    <w:unhideWhenUsed/>
+    <w:rsid w:val="00AF4752"/>
+    <w:rPr>
+      <w:sz w:val="24"/>
+      <w:szCs w:val="24"/>
+    </w:rPr>
+  </w:style>
+  <w:style w:type="paragraph" w:styleId="CabealhodoSumrio">
+    <w:name w:val="TOC Heading"/>
+    <w:basedOn w:val="Ttulo1"/>
+    <w:next w:val="Normal"/>
+    <w:uiPriority w:val="39"/>
+    <w:unhideWhenUsed/>
+    <w:qFormat/>
+    <w:rsid w:val="003573A5"/>
+    <w:pPr>
+      <w:keepLines/>
+      <w:widowControl/>
+      <w:spacing w:after="0" w:line="259" w:lineRule="auto"/>
+      <w:outlineLvl w:val="9"/>
+    </w:pPr>
+    <w:rPr>
+      <w:rFonts w:asciiTheme="majorHAnsi" w:eastAsiaTheme="majorEastAsia" w:hAnsiTheme="majorHAnsi" w:cstheme="majorBidi"/>
+      <w:b w:val="0"/>
+      <w:snapToGrid/>
+      <w:color w:val="365F91" w:themeColor="accent1" w:themeShade="BF"/>
+      <w:szCs w:val="32"/>
+    </w:rPr>
+  </w:style>
+  <w:style w:type="character" w:styleId="Hyperlink">
+    <w:name w:val="Hyperlink"/>
+    <w:basedOn w:val="Fontepargpadro"/>
+    <w:uiPriority w:val="99"/>
+    <w:unhideWhenUsed/>
+    <w:rsid w:val="003573A5"/>
+    <w:rPr>
+      <w:color w:val="0000FF" w:themeColor="hyperlink"/>
+      <w:u w:val="single"/>
     </w:rPr>
   </w:style>
 </w:styles>

--- a/docs/Rascunho TCC.docx
+++ b/docs/Rascunho TCC.docx
@@ -795,6 +795,144 @@
     </w:p>
     <w:p>
       <w:pPr>
+        <w:jc w:val="both"/>
+        <w:rPr>
+          <w:rFonts w:asciiTheme="minorHAnsi" w:eastAsiaTheme="minorEastAsia" w:hAnsiTheme="minorHAnsi" w:cstheme="minorBidi"/>
+          <w:noProof/>
+          <w:kern w:val="2"/>
+          <w:sz w:val="24"/>
+          <w:szCs w:val="24"/>
+          <w14:ligatures w14:val="standardContextual"/>
+        </w:rPr>
+      </w:pPr>
+      <w:r>
+        <w:rPr>
+          <w:sz w:val="26"/>
+          <w:szCs w:val="26"/>
+        </w:rPr>
+        <w:fldChar w:fldCharType="begin"/>
+      </w:r>
+      <w:r>
+        <w:rPr>
+          <w:sz w:val="26"/>
+          <w:szCs w:val="26"/>
+        </w:rPr>
+        <w:instrText xml:space="preserve"> TOC \h \z \c "Quadro" </w:instrText>
+      </w:r>
+      <w:r>
+        <w:rPr>
+          <w:sz w:val="26"/>
+          <w:szCs w:val="26"/>
+        </w:rPr>
+        <w:fldChar w:fldCharType="separate"/>
+      </w:r>
+      <w:hyperlink w:anchor="_Toc229777232" w:history="1">
+        <w:r>
+          <w:rPr>
+            <w:b/>
+            <w:bCs/>
+            <w:color w:val="000000"/>
+            <w:sz w:val="26"/>
+            <w:szCs w:val="26"/>
+          </w:rPr>
+          <w:t>Q</w:t>
+        </w:r>
+        <w:r>
+          <w:rPr>
+            <w:b/>
+            <w:bCs/>
+            <w:color w:val="000000"/>
+            <w:sz w:val="26"/>
+            <w:szCs w:val="26"/>
+          </w:rPr>
+          <w:t>UADRO</w:t>
+        </w:r>
+        <w:r>
+          <w:rPr>
+            <w:b/>
+            <w:bCs/>
+            <w:color w:val="000000"/>
+            <w:sz w:val="26"/>
+            <w:szCs w:val="26"/>
+          </w:rPr>
+          <w:t xml:space="preserve"> 1</w:t>
+        </w:r>
+        <w:r>
+          <w:rPr>
+            <w:color w:val="000000"/>
+            <w:sz w:val="26"/>
+            <w:szCs w:val="26"/>
+          </w:rPr>
+          <w:t xml:space="preserve"> - </w:t>
+        </w:r>
+        <w:r>
+          <w:rPr>
+            <w:color w:val="000000"/>
+            <w:sz w:val="26"/>
+            <w:szCs w:val="26"/>
+          </w:rPr>
+          <w:t xml:space="preserve"> </w:t>
+        </w:r>
+        <w:r>
+          <w:rPr>
+            <w:color w:val="000000"/>
+            <w:sz w:val="26"/>
+            <w:szCs w:val="26"/>
+          </w:rPr>
+          <w:t>Corpus de partituras utilizado na análise</w:t>
+        </w:r>
+        <w:r>
+          <w:rPr>
+            <w:noProof/>
+            <w:webHidden/>
+          </w:rPr>
+          <w:tab/>
+        </w:r>
+        <w:r>
+          <w:rPr>
+            <w:noProof/>
+            <w:webHidden/>
+          </w:rPr>
+          <w:fldChar w:fldCharType="begin"/>
+        </w:r>
+        <w:r>
+          <w:rPr>
+            <w:noProof/>
+            <w:webHidden/>
+          </w:rPr>
+          <w:instrText xml:space="preserve"> PAGEREF _Toc229777232 \h </w:instrText>
+        </w:r>
+        <w:r>
+          <w:rPr>
+            <w:noProof/>
+            <w:webHidden/>
+          </w:rPr>
+        </w:r>
+        <w:r>
+          <w:rPr>
+            <w:noProof/>
+            <w:webHidden/>
+          </w:rPr>
+          <w:fldChar w:fldCharType="separate"/>
+        </w:r>
+        <w:r>
+          <w:rPr>
+            <w:noProof/>
+            <w:webHidden/>
+          </w:rPr>
+          <w:t>21</w:t>
+        </w:r>
+        <w:r>
+          <w:rPr>
+            <w:noProof/>
+            <w:webHidden/>
+          </w:rPr>
+          <w:fldChar w:fldCharType="end"/>
+        </w:r>
+      </w:hyperlink>
+    </w:p>
+    <w:p>
+      <w:pPr>
         <w:widowControl w:val="0"/>
         <w:pBdr>
           <w:top w:val="nil"/>
@@ -810,37 +948,6 @@
           <w:szCs w:val="26"/>
         </w:rPr>
       </w:pPr>
-      <w:r>
-        <w:rPr>
-          <w:sz w:val="26"/>
-          <w:szCs w:val="26"/>
-        </w:rPr>
-        <w:fldChar w:fldCharType="begin"/>
-      </w:r>
-      <w:r>
-        <w:rPr>
-          <w:sz w:val="26"/>
-          <w:szCs w:val="26"/>
-        </w:rPr>
-        <w:instrText xml:space="preserve"> TOC \h \z \c "Quadro" </w:instrText>
-      </w:r>
-      <w:r>
-        <w:rPr>
-          <w:sz w:val="26"/>
-          <w:szCs w:val="26"/>
-        </w:rPr>
-        <w:fldChar w:fldCharType="separate"/>
-      </w:r>
-      <w:r>
-        <w:rPr>
-          <w:b/>
-          <w:bCs/>
-          <w:noProof/>
-          <w:sz w:val="26"/>
-          <w:szCs w:val="26"/>
-        </w:rPr>
-        <w:t>Nenhuma entrada de índice de ilustrações foi encontrada.</w:t>
-      </w:r>
       <w:r>
         <w:rPr>
           <w:sz w:val="26"/>
@@ -4262,6 +4369,7 @@
           <w:szCs w:val="24"/>
         </w:rPr>
       </w:pPr>
+      <w:bookmarkStart w:id="37" w:name="_Toc229777232"/>
       <w:r>
         <w:rPr>
           <w:b/>
@@ -4345,6 +4453,7 @@
         </w:rPr>
         <w:t xml:space="preserve"> - Corpus de partituras utilizado na análise</w:t>
       </w:r>
+      <w:bookmarkEnd w:id="37"/>
     </w:p>
     <w:tbl>
       <w:tblPr>
@@ -5123,12 +5232,12 @@
       <w:pPr>
         <w:pStyle w:val="T2-TituloSecundario"/>
       </w:pPr>
-      <w:bookmarkStart w:id="37" w:name="_Toc228622527"/>
+      <w:bookmarkStart w:id="38" w:name="_Toc228622527"/>
       <w:r>
         <w:lastRenderedPageBreak/>
         <w:t>Extração da melodia</w:t>
       </w:r>
-      <w:bookmarkEnd w:id="37"/>
+      <w:bookmarkEnd w:id="38"/>
     </w:p>
     <w:p>
       <w:pPr>
@@ -5156,11 +5265,11 @@
       <w:pPr>
         <w:pStyle w:val="T2-TituloSecundario"/>
       </w:pPr>
-      <w:bookmarkStart w:id="38" w:name="_Toc228622528"/>
+      <w:bookmarkStart w:id="39" w:name="_Toc228622528"/>
       <w:r>
         <w:t>Representação por intervalos</w:t>
       </w:r>
-      <w:bookmarkEnd w:id="38"/>
+      <w:bookmarkEnd w:id="39"/>
     </w:p>
     <w:p>
       <w:pPr>
@@ -5185,11 +5294,11 @@
       <w:pPr>
         <w:pStyle w:val="T2-TituloSecundario"/>
       </w:pPr>
-      <w:bookmarkStart w:id="39" w:name="_Toc228622529"/>
+      <w:bookmarkStart w:id="40" w:name="_Toc228622529"/>
       <w:r>
         <w:t>Representação por contorno</w:t>
       </w:r>
-      <w:bookmarkEnd w:id="39"/>
+      <w:bookmarkEnd w:id="40"/>
     </w:p>
     <w:p>
       <w:pPr>
@@ -5215,11 +5324,11 @@
       <w:pPr>
         <w:pStyle w:val="T2-TituloSecundario"/>
       </w:pPr>
-      <w:bookmarkStart w:id="40" w:name="_Toc228622530"/>
+      <w:bookmarkStart w:id="41" w:name="_Toc228622530"/>
       <w:r>
         <w:t>Detecção de padrões</w:t>
       </w:r>
-      <w:bookmarkEnd w:id="40"/>
+      <w:bookmarkEnd w:id="41"/>
     </w:p>
     <w:p>
       <w:pPr>
@@ -5257,11 +5366,11 @@
       <w:pPr>
         <w:pStyle w:val="T2-TituloSecundario"/>
       </w:pPr>
-      <w:bookmarkStart w:id="41" w:name="_Toc228622531"/>
+      <w:bookmarkStart w:id="42" w:name="_Toc228622531"/>
       <w:r>
         <w:t>Análise dos resultados</w:t>
       </w:r>
-      <w:bookmarkEnd w:id="41"/>
+      <w:bookmarkEnd w:id="42"/>
     </w:p>
     <w:p>
       <w:pPr>
@@ -5295,11 +5404,11 @@
       <w:pPr>
         <w:pStyle w:val="T2-TituloSecundario"/>
       </w:pPr>
-      <w:bookmarkStart w:id="42" w:name="_Toc228622532"/>
+      <w:bookmarkStart w:id="43" w:name="_Toc228622532"/>
       <w:r>
         <w:t>Visão geral do sistema proposto</w:t>
       </w:r>
-      <w:bookmarkEnd w:id="42"/>
+      <w:bookmarkEnd w:id="43"/>
     </w:p>
     <w:p>
       <w:pPr>
@@ -5321,12 +5430,12 @@
       <w:pPr>
         <w:pStyle w:val="T1-TituloPrimario"/>
       </w:pPr>
-      <w:bookmarkStart w:id="43" w:name="_Toc228622533"/>
+      <w:bookmarkStart w:id="44" w:name="_Toc228622533"/>
       <w:r>
         <w:lastRenderedPageBreak/>
         <w:t>CRONOGRAMA</w:t>
       </w:r>
-      <w:bookmarkEnd w:id="43"/>
+      <w:bookmarkEnd w:id="44"/>
     </w:p>
     <w:p>
       <w:pPr>
@@ -5454,20 +5563,20 @@
       <w:pPr>
         <w:pStyle w:val="TP-TituloCentralizadoPos"/>
       </w:pPr>
-      <w:bookmarkStart w:id="44" w:name="_Toc527721628"/>
-      <w:bookmarkStart w:id="45" w:name="_Toc527793681"/>
-      <w:bookmarkStart w:id="46" w:name="_Toc527795414"/>
-      <w:bookmarkStart w:id="47" w:name="_Toc527798510"/>
-      <w:bookmarkStart w:id="48" w:name="_Toc228622534"/>
+      <w:bookmarkStart w:id="45" w:name="_Toc527721628"/>
+      <w:bookmarkStart w:id="46" w:name="_Toc527793681"/>
+      <w:bookmarkStart w:id="47" w:name="_Toc527795414"/>
+      <w:bookmarkStart w:id="48" w:name="_Toc527798510"/>
+      <w:bookmarkStart w:id="49" w:name="_Toc228622534"/>
       <w:r>
         <w:lastRenderedPageBreak/>
         <w:t>Referências</w:t>
       </w:r>
-      <w:bookmarkEnd w:id="44"/>
       <w:bookmarkEnd w:id="45"/>
       <w:bookmarkEnd w:id="46"/>
       <w:bookmarkEnd w:id="47"/>
       <w:bookmarkEnd w:id="48"/>
+      <w:bookmarkEnd w:id="49"/>
       <w:r>
         <w:t xml:space="preserve"> </w:t>
       </w:r>
@@ -10308,7 +10417,7 @@
     <w:name w:val="table of figures"/>
     <w:basedOn w:val="Normal"/>
     <w:next w:val="Normal"/>
-    <w:semiHidden/>
+    <w:uiPriority w:val="99"/>
     <w:rsid w:val="004E60C4"/>
     <w:pPr>
       <w:ind w:left="400" w:hanging="400"/>

--- a/docs/Rascunho TCC.docx
+++ b/docs/Rascunho TCC.docx
@@ -1,6 +1,6 @@
 
 <file path=word/document.xml><?xml version="1.0" encoding="utf-8"?>
-<w:document xmlns:wpc="http://schemas.microsoft.com/office/word/2010/wordprocessingCanvas" xmlns:cx="http://schemas.microsoft.com/office/drawing/2014/chartex" xmlns:cx1="http://schemas.microsoft.com/office/drawing/2015/9/8/chartex" xmlns:cx2="http://schemas.microsoft.com/office/drawing/2015/10/21/chartex" xmlns:cx3="http://schemas.microsoft.com/office/drawing/2016/5/9/chartex" xmlns:cx4="http://schemas.microsoft.com/office/drawing/2016/5/10/chartex" xmlns:cx5="http://schemas.microsoft.com/office/drawing/2016/5/11/chartex" xmlns:cx6="http://schemas.microsoft.com/office/drawing/2016/5/12/chartex" xmlns:cx7="http://schemas.microsoft.com/office/drawing/2016/5/13/chartex" xmlns:cx8="http://schemas.microsoft.com/office/drawing/2016/5/14/chartex" xmlns:mc="http://schemas.openxmlformats.org/markup-compatibility/2006" xmlns:aink="http://schemas.microsoft.com/office/drawing/2016/ink" xmlns:am3d="http://schemas.microsoft.com/office/drawing/2017/model3d" xmlns:o="urn:schemas-microsoft-com:office:office" xmlns:oel="http://schemas.microsoft.com/office/2019/extlst" xmlns:r="http://schemas.openxmlformats.org/officeDocument/2006/relationships" xmlns:m="http://schemas.openxmlformats.org/officeDocument/2006/math" xmlns:v="urn:schemas-microsoft-com:vml" xmlns:wp14="http://schemas.microsoft.com/office/word/2010/wordprocessingDrawing" xmlns:wp="http://schemas.openxmlformats.org/drawingml/2006/wordprocessingDrawing" xmlns:w10="urn:schemas-microsoft-com:office:word" xmlns:w="http://schemas.openxmlformats.org/wordprocessingml/2006/main" xmlns:w14="http://schemas.microsoft.com/office/word/2010/wordml" xmlns:w15="http://schemas.microsoft.com/office/word/2012/wordml" xmlns:w16cex="http://schemas.microsoft.com/office/word/2018/wordml/cex" xmlns:w16cid="http://schemas.microsoft.com/office/word/2016/wordml/cid" xmlns:w16="http://schemas.microsoft.com/office/word/2018/wordml" xmlns:w16du="http://schemas.microsoft.com/office/word/2023/wordml/word16du" xmlns:w16sdtdh="http://schemas.microsoft.com/office/word/2020/wordml/sdtdatahash" xmlns:w16sdtfl="http://schemas.microsoft.com/office/word/2024/wordml/sdtformatlock" xmlns:w16se="http://schemas.microsoft.com/office/word/2015/wordml/symex" xmlns:wpg="http://schemas.microsoft.com/office/word/2010/wordprocessingGroup" xmlns:wpi="http://schemas.microsoft.com/office/word/2010/wordprocessingInk" xmlns:wne="http://schemas.microsoft.com/office/word/2006/wordml" xmlns:wps="http://schemas.microsoft.com/office/word/2010/wordprocessingShape" mc:Ignorable="w14 w15 w16se w16cid w16 w16cex w16sdtdh w16sdtfl w16du wp14">
+<w:document xmlns:wpc="http://schemas.microsoft.com/office/word/2010/wordprocessingCanvas" xmlns:cx="http://schemas.microsoft.com/office/drawing/2014/chartex" xmlns:cx1="http://schemas.microsoft.com/office/drawing/2015/9/8/chartex" xmlns:cx2="http://schemas.microsoft.com/office/drawing/2015/10/21/chartex" xmlns:cx3="http://schemas.microsoft.com/office/drawing/2016/5/9/chartex" xmlns:cx4="http://schemas.microsoft.com/office/drawing/2016/5/10/chartex" xmlns:cx5="http://schemas.microsoft.com/office/drawing/2016/5/11/chartex" xmlns:cx6="http://schemas.microsoft.com/office/drawing/2016/5/12/chartex" xmlns:cx7="http://schemas.microsoft.com/office/drawing/2016/5/13/chartex" xmlns:cx8="http://schemas.microsoft.com/office/drawing/2016/5/14/chartex" xmlns:mc="http://schemas.openxmlformats.org/markup-compatibility/2006" xmlns:aink="http://schemas.microsoft.com/office/drawing/2016/ink" xmlns:am3d="http://schemas.microsoft.com/office/drawing/2017/model3d" xmlns:o="urn:schemas-microsoft-com:office:office" xmlns:oel="http://schemas.microsoft.com/office/2019/extlst" xmlns:r="http://schemas.openxmlformats.org/officeDocument/2006/relationships" xmlns:m="http://schemas.openxmlformats.org/officeDocument/2006/math" xmlns:v="urn:schemas-microsoft-com:vml" xmlns:wp14="http://schemas.microsoft.com/office/word/2010/wordprocessingDrawing" xmlns:wp="http://schemas.openxmlformats.org/drawingml/2006/wordprocessingDrawing" xmlns:w10="urn:schemas-microsoft-com:office:word" xmlns:w="http://schemas.openxmlformats.org/wordprocessingml/2006/main" xmlns:w14="http://schemas.microsoft.com/office/word/2010/wordml" xmlns:w15="http://schemas.microsoft.com/office/word/2012/wordml" xmlns:w16cex="http://schemas.microsoft.com/office/word/2018/wordml/cex" xmlns:w16cid="http://schemas.microsoft.com/office/word/2016/wordml/cid" xmlns:w16="http://schemas.microsoft.com/office/word/2018/wordml" xmlns:w16du="http://schemas.microsoft.com/office/word/2023/wordml/word16du" xmlns:w16sdtdh="http://schemas.microsoft.com/office/word/2020/wordml/sdtdatahash" xmlns:w16sdtfl="http://schemas.microsoft.com/office/word/2024/wordml/sdtformatlock" xmlns:w16se="http://schemas.microsoft.com/office/word/2015/wordml/symex" xmlns:wpg="http://schemas.microsoft.com/office/word/2010/wordprocessingGroup" xmlns:wpi="http://schemas.microsoft.com/office/word/2010/wordprocessingInk" xmlns:wne="http://schemas.microsoft.com/office/word/2006/wordml" xmlns:wps="http://schemas.microsoft.com/office/word/2010/wordprocessingShape" xmlns:a="http://schemas.openxmlformats.org/drawingml/2006/main" xmlns:pic="http://schemas.openxmlformats.org/drawingml/2006/picture" xmlns:a14="http://schemas.microsoft.com/office/drawing/2010/main" mc:Ignorable="w14 w15 w16se w16cid w16 w16cex w16sdtdh w16sdtfl w16du wp14">
   <w:body>
     <w:p>
       <w:pPr>
@@ -217,7 +217,7 @@
           <w:headerReference w:type="first" r:id="rId12"/>
           <w:footerReference w:type="first" r:id="rId13"/>
           <w:type w:val="continuous"/>
-          <w:pgSz w:w="11906" w:h="16838"/>
+          <w:pgSz w:w="11906" w:h="16838" w:orient="portrait"/>
           <w:pgMar w:top="1701" w:right="1134" w:bottom="1531" w:left="1701" w:header="720" w:footer="720" w:gutter="0"/>
           <w:pgNumType w:fmt="lowerRoman"/>
           <w:cols w:space="720"/>
@@ -247,7 +247,6 @@
         <w:pStyle w:val="CP-CapaCabecalho"/>
       </w:pPr>
       <w:r>
-        <w:lastRenderedPageBreak/>
         <w:t>AATEC - Área de Agrárias, Engenharias e Tecnologias</w:t>
       </w:r>
     </w:p>
@@ -450,7 +449,7 @@
           <w:footerReference w:type="default" r:id="rId14"/>
           <w:headerReference w:type="first" r:id="rId15"/>
           <w:footerReference w:type="first" r:id="rId16"/>
-          <w:pgSz w:w="11906" w:h="16838"/>
+          <w:pgSz w:w="11906" w:h="16838" w:orient="portrait"/>
           <w:pgMar w:top="1701" w:right="1134" w:bottom="1531" w:left="1701" w:header="720" w:footer="720" w:gutter="0"/>
           <w:pgNumType w:fmt="lowerRoman"/>
           <w:cols w:space="720"/>
@@ -465,14 +464,13 @@
       <w:pPr>
         <w:pStyle w:val="TC-TituloCentralizado"/>
       </w:pPr>
-      <w:bookmarkStart w:id="0" w:name="_Toc527721610"/>
-      <w:bookmarkStart w:id="1" w:name="_Toc527793649"/>
-      <w:bookmarkStart w:id="2" w:name="_Toc527795382"/>
-      <w:bookmarkStart w:id="3" w:name="_Toc527798492"/>
-      <w:bookmarkStart w:id="4" w:name="_Toc159362151"/>
-      <w:bookmarkStart w:id="5" w:name="_Toc228622500"/>
-      <w:r>
-        <w:lastRenderedPageBreak/>
+      <w:bookmarkStart w:name="_Toc527721610" w:id="0"/>
+      <w:bookmarkStart w:name="_Toc527793649" w:id="1"/>
+      <w:bookmarkStart w:name="_Toc527795382" w:id="2"/>
+      <w:bookmarkStart w:name="_Toc527798492" w:id="3"/>
+      <w:bookmarkStart w:name="_Toc159362151" w:id="4"/>
+      <w:bookmarkStart w:name="_Toc228622500" w:id="5"/>
+      <w:r>
         <w:t>Lista de</w:t>
       </w:r>
       <w:bookmarkEnd w:id="0"/>
@@ -487,15 +485,7 @@
     </w:p>
     <w:p>
       <w:pPr>
-        <w:pStyle w:val="Sumrio9"/>
-        <w:rPr>
-          <w:rFonts w:asciiTheme="minorHAnsi" w:eastAsiaTheme="minorEastAsia" w:hAnsiTheme="minorHAnsi" w:cstheme="minorBidi"/>
-          <w:noProof/>
-          <w:kern w:val="2"/>
-          <w:sz w:val="24"/>
-          <w:szCs w:val="24"/>
-          <w14:ligatures w14:val="standardContextual"/>
-        </w:rPr>
+        <w:pStyle w:val="TE-Normal"/>
       </w:pPr>
       <w:r>
         <w:rPr>
@@ -503,6 +493,8 @@
           <w:bCs/>
           <w:caps/>
           <w:noProof/>
+          <w:snapToGrid/>
+          <w:szCs w:val="26"/>
         </w:rPr>
         <w:fldChar w:fldCharType="begin"/>
       </w:r>
@@ -521,160 +513,20 @@
           <w:bCs/>
           <w:caps/>
           <w:noProof/>
+          <w:snapToGrid/>
+          <w:szCs w:val="26"/>
         </w:rPr>
         <w:fldChar w:fldCharType="separate"/>
       </w:r>
       <w:r>
         <w:rPr>
-          <w:b/>
+          <w:caps/>
           <w:noProof/>
-          <w:color w:val="000000" w:themeColor="text1"/>
-        </w:rPr>
-        <w:t>FIGURA 1 -</w:t>
-      </w:r>
-      <w:r>
-        <w:rPr>
-          <w:rFonts w:asciiTheme="minorHAnsi" w:eastAsiaTheme="minorEastAsia" w:hAnsiTheme="minorHAnsi" w:cstheme="minorBidi"/>
-          <w:noProof/>
-          <w:kern w:val="2"/>
-          <w:sz w:val="24"/>
-          <w:szCs w:val="24"/>
-          <w14:ligatures w14:val="standardContextual"/>
-        </w:rPr>
-        <w:tab/>
-      </w:r>
-      <w:r>
-        <w:rPr>
-          <w:noProof/>
-          <w:color w:val="000000" w:themeColor="text1"/>
-        </w:rPr>
-        <w:t>Exemplo de representação de uma partitura no formato MusicXML.</w:t>
-      </w:r>
-      <w:r>
-        <w:rPr>
-          <w:noProof/>
-        </w:rPr>
-        <w:tab/>
-      </w:r>
-      <w:r>
-        <w:rPr>
-          <w:noProof/>
-        </w:rPr>
-        <w:fldChar w:fldCharType="begin"/>
-      </w:r>
-      <w:r>
-        <w:rPr>
-          <w:noProof/>
-        </w:rPr>
-        <w:instrText xml:space="preserve"> PAGEREF _Toc228625520 \h </w:instrText>
-      </w:r>
-      <w:r>
-        <w:rPr>
-          <w:noProof/>
-        </w:rPr>
-      </w:r>
-      <w:r>
-        <w:rPr>
-          <w:noProof/>
-        </w:rPr>
-        <w:fldChar w:fldCharType="separate"/>
-      </w:r>
-      <w:r>
-        <w:rPr>
-          <w:noProof/>
-        </w:rPr>
-        <w:t>15</w:t>
-      </w:r>
-      <w:r>
-        <w:rPr>
-          <w:noProof/>
-        </w:rPr>
-        <w:fldChar w:fldCharType="end"/>
-      </w:r>
-    </w:p>
-    <w:p>
-      <w:pPr>
-        <w:pStyle w:val="Sumrio9"/>
-        <w:rPr>
-          <w:rFonts w:asciiTheme="minorHAnsi" w:eastAsiaTheme="minorEastAsia" w:hAnsiTheme="minorHAnsi" w:cstheme="minorBidi"/>
-          <w:noProof/>
-          <w:kern w:val="2"/>
-          <w:sz w:val="24"/>
-          <w:szCs w:val="24"/>
-          <w14:ligatures w14:val="standardContextual"/>
-        </w:rPr>
-      </w:pPr>
-      <w:r>
-        <w:rPr>
-          <w:b/>
-          <w:noProof/>
-          <w:color w:val="000000" w:themeColor="text1"/>
-        </w:rPr>
-        <w:t>FIGURA 2 -</w:t>
-      </w:r>
-      <w:r>
-        <w:rPr>
-          <w:rFonts w:asciiTheme="minorHAnsi" w:eastAsiaTheme="minorEastAsia" w:hAnsiTheme="minorHAnsi" w:cstheme="minorBidi"/>
-          <w:noProof/>
-          <w:kern w:val="2"/>
-          <w:sz w:val="24"/>
-          <w:szCs w:val="24"/>
-          <w14:ligatures w14:val="standardContextual"/>
-        </w:rPr>
-        <w:tab/>
-      </w:r>
-      <w:r>
-        <w:rPr>
-          <w:noProof/>
-        </w:rPr>
-        <w:t>Exemplo de padrão melódico recorrente em partitura, evidenciando a repetição de motivos musicais.</w:t>
-      </w:r>
-      <w:r>
-        <w:rPr>
-          <w:noProof/>
-        </w:rPr>
-        <w:tab/>
-      </w:r>
-      <w:r>
-        <w:rPr>
-          <w:noProof/>
-        </w:rPr>
-        <w:fldChar w:fldCharType="begin"/>
-      </w:r>
-      <w:r>
-        <w:rPr>
-          <w:noProof/>
-        </w:rPr>
-        <w:instrText xml:space="preserve"> PAGEREF _Toc228625521 \h </w:instrText>
-      </w:r>
-      <w:r>
-        <w:rPr>
-          <w:noProof/>
-        </w:rPr>
-      </w:r>
-      <w:r>
-        <w:rPr>
-          <w:noProof/>
-        </w:rPr>
-        <w:fldChar w:fldCharType="separate"/>
-      </w:r>
-      <w:r>
-        <w:rPr>
-          <w:noProof/>
-        </w:rPr>
-        <w:t>17</w:t>
-      </w:r>
-      <w:r>
-        <w:rPr>
-          <w:noProof/>
-        </w:rPr>
-        <w:fldChar w:fldCharType="end"/>
-      </w:r>
-    </w:p>
-    <w:p>
-      <w:pPr>
-        <w:pStyle w:val="TE-Normal"/>
-      </w:pPr>
+          <w:snapToGrid/>
+          <w:szCs w:val="26"/>
+        </w:rPr>
+        <w:t>Nenhuma entrada de sumário foi encontrada.</w:t>
+      </w:r>
       <w:r>
         <w:rPr>
           <w:b/>
@@ -771,7 +623,7 @@
           <w:footerReference w:type="default" r:id="rId18"/>
           <w:headerReference w:type="first" r:id="rId19"/>
           <w:footerReference w:type="first" r:id="rId20"/>
-          <w:pgSz w:w="11906" w:h="16838" w:code="9"/>
+          <w:pgSz w:w="11906" w:h="16838" w:orient="portrait" w:code="9"/>
           <w:pgMar w:top="1701" w:right="1134" w:bottom="1531" w:left="1701" w:header="720" w:footer="720" w:gutter="0"/>
           <w:pgNumType w:fmt="lowerRoman" w:start="3"/>
           <w:cols w:space="720"/>
@@ -784,10 +636,9 @@
       <w:pPr>
         <w:pStyle w:val="TC-TituloCentralizado"/>
       </w:pPr>
-      <w:bookmarkStart w:id="6" w:name="_Toc159362152"/>
-      <w:bookmarkStart w:id="7" w:name="_Toc228622501"/>
-      <w:r>
-        <w:lastRenderedPageBreak/>
+      <w:bookmarkStart w:name="_Toc159362152" w:id="6"/>
+      <w:bookmarkStart w:name="_Toc228622501" w:id="7"/>
+      <w:r>
         <w:t>Lista de QUADROS</w:t>
       </w:r>
       <w:bookmarkEnd w:id="6"/>
@@ -797,7 +648,7 @@
       <w:pPr>
         <w:jc w:val="both"/>
         <w:rPr>
-          <w:rFonts w:asciiTheme="minorHAnsi" w:eastAsiaTheme="minorEastAsia" w:hAnsiTheme="minorHAnsi" w:cstheme="minorBidi"/>
+          <w:rFonts w:asciiTheme="minorHAnsi" w:hAnsiTheme="minorHAnsi" w:eastAsiaTheme="minorEastAsia" w:cstheme="minorBidi"/>
           <w:noProof/>
           <w:kern w:val="2"/>
           <w:sz w:val="24"/>
@@ -826,7 +677,7 @@
         </w:rPr>
         <w:fldChar w:fldCharType="separate"/>
       </w:r>
-      <w:hyperlink w:anchor="_Toc229777232" w:history="1">
+      <w:hyperlink w:history="1" w:anchor="_Toc229777232">
         <w:r>
           <w:rPr>
             <w:b/>
@@ -1080,7 +931,7 @@
           <w:footerReference w:type="default" r:id="rId22"/>
           <w:headerReference w:type="first" r:id="rId23"/>
           <w:footerReference w:type="first" r:id="rId24"/>
-          <w:pgSz w:w="11906" w:h="16838" w:code="9"/>
+          <w:pgSz w:w="11906" w:h="16838" w:orient="portrait" w:code="9"/>
           <w:pgMar w:top="1701" w:right="1134" w:bottom="1531" w:left="1701" w:header="720" w:footer="720" w:gutter="0"/>
           <w:pgNumType w:fmt="lowerRoman"/>
           <w:cols w:space="720"/>
@@ -1094,7 +945,6 @@
         <w:pStyle w:val="TC-TituloCentralizado"/>
       </w:pPr>
       <w:r>
-        <w:lastRenderedPageBreak/>
         <w:t>Lista de tABELAS</w:t>
       </w:r>
     </w:p>
@@ -1287,7 +1137,7 @@
           <w:footerReference w:type="default" r:id="rId26"/>
           <w:headerReference w:type="first" r:id="rId27"/>
           <w:footerReference w:type="first" r:id="rId28"/>
-          <w:pgSz w:w="11906" w:h="16838" w:code="9"/>
+          <w:pgSz w:w="11906" w:h="16838" w:orient="portrait" w:code="9"/>
           <w:pgMar w:top="1701" w:right="1134" w:bottom="1531" w:left="1701" w:header="720" w:footer="720" w:gutter="0"/>
           <w:pgNumType w:fmt="lowerRoman"/>
           <w:cols w:space="720"/>
@@ -1300,10 +1150,9 @@
       <w:pPr>
         <w:pStyle w:val="TC-TituloCentralizado"/>
       </w:pPr>
-      <w:bookmarkStart w:id="8" w:name="_Toc159362154"/>
-      <w:bookmarkStart w:id="9" w:name="_Toc228622503"/>
-      <w:r>
-        <w:lastRenderedPageBreak/>
+      <w:bookmarkStart w:name="_Toc159362154" w:id="8"/>
+      <w:bookmarkStart w:name="_Toc228622503" w:id="9"/>
+      <w:r>
         <w:t>Lista de Siglas</w:t>
       </w:r>
       <w:bookmarkEnd w:id="8"/>
@@ -1318,6 +1167,8 @@
       </w:r>
       <w:r>
         <w:tab/>
+      </w:r>
+      <w:r>
         <w:t xml:space="preserve">- </w:t>
       </w:r>
       <w:r>
@@ -1338,7 +1189,7 @@
           <w:footerReference w:type="default" r:id="rId29"/>
           <w:headerReference w:type="first" r:id="rId30"/>
           <w:footerReference w:type="first" r:id="rId31"/>
-          <w:pgSz w:w="11906" w:h="16838" w:code="9"/>
+          <w:pgSz w:w="11906" w:h="16838" w:orient="portrait" w:code="9"/>
           <w:pgMar w:top="1701" w:right="1134" w:bottom="1531" w:left="1701" w:header="720" w:footer="720" w:gutter="0"/>
           <w:pgNumType w:fmt="lowerRoman"/>
           <w:cols w:space="720"/>
@@ -1352,7 +1203,6 @@
         <w:pStyle w:val="TC-TituloSumario"/>
       </w:pPr>
       <w:r>
-        <w:lastRenderedPageBreak/>
         <w:t>Sumário</w:t>
       </w:r>
     </w:p>
@@ -1360,7 +1210,7 @@
       <w:pPr>
         <w:pStyle w:val="Sumrio1"/>
         <w:rPr>
-          <w:rFonts w:asciiTheme="minorHAnsi" w:eastAsiaTheme="minorEastAsia" w:hAnsiTheme="minorHAnsi" w:cstheme="minorBidi"/>
+          <w:rFonts w:asciiTheme="minorHAnsi" w:hAnsiTheme="minorHAnsi" w:eastAsiaTheme="minorEastAsia" w:cstheme="minorBidi"/>
           <w:b w:val="0"/>
           <w:caps w:val="0"/>
           <w:kern w:val="2"/>
@@ -1404,7 +1254,7 @@
       <w:pPr>
         <w:pStyle w:val="Sumrio1"/>
         <w:rPr>
-          <w:rFonts w:asciiTheme="minorHAnsi" w:eastAsiaTheme="minorEastAsia" w:hAnsiTheme="minorHAnsi" w:cstheme="minorBidi"/>
+          <w:rFonts w:asciiTheme="minorHAnsi" w:hAnsiTheme="minorHAnsi" w:eastAsiaTheme="minorEastAsia" w:cstheme="minorBidi"/>
           <w:b w:val="0"/>
           <w:caps w:val="0"/>
           <w:kern w:val="2"/>
@@ -1439,7 +1289,7 @@
       <w:pPr>
         <w:pStyle w:val="Sumrio1"/>
         <w:rPr>
-          <w:rFonts w:asciiTheme="minorHAnsi" w:eastAsiaTheme="minorEastAsia" w:hAnsiTheme="minorHAnsi" w:cstheme="minorBidi"/>
+          <w:rFonts w:asciiTheme="minorHAnsi" w:hAnsiTheme="minorHAnsi" w:eastAsiaTheme="minorEastAsia" w:cstheme="minorBidi"/>
           <w:b w:val="0"/>
           <w:caps w:val="0"/>
           <w:kern w:val="2"/>
@@ -1474,7 +1324,7 @@
       <w:pPr>
         <w:pStyle w:val="Sumrio1"/>
         <w:rPr>
-          <w:rFonts w:asciiTheme="minorHAnsi" w:eastAsiaTheme="minorEastAsia" w:hAnsiTheme="minorHAnsi" w:cstheme="minorBidi"/>
+          <w:rFonts w:asciiTheme="minorHAnsi" w:hAnsiTheme="minorHAnsi" w:eastAsiaTheme="minorEastAsia" w:cstheme="minorBidi"/>
           <w:b w:val="0"/>
           <w:caps w:val="0"/>
           <w:kern w:val="2"/>
@@ -1509,7 +1359,7 @@
       <w:pPr>
         <w:pStyle w:val="Sumrio2"/>
         <w:rPr>
-          <w:rFonts w:asciiTheme="minorHAnsi" w:eastAsiaTheme="minorEastAsia" w:hAnsiTheme="minorHAnsi" w:cstheme="minorBidi"/>
+          <w:rFonts w:asciiTheme="minorHAnsi" w:hAnsiTheme="minorHAnsi" w:eastAsiaTheme="minorEastAsia" w:cstheme="minorBidi"/>
           <w:b w:val="0"/>
           <w:smallCaps w:val="0"/>
           <w:kern w:val="2"/>
@@ -1544,7 +1394,7 @@
       <w:pPr>
         <w:pStyle w:val="Sumrio3"/>
         <w:rPr>
-          <w:rFonts w:asciiTheme="minorHAnsi" w:eastAsiaTheme="minorEastAsia" w:hAnsiTheme="minorHAnsi" w:cstheme="minorBidi"/>
+          <w:rFonts w:asciiTheme="minorHAnsi" w:hAnsiTheme="minorHAnsi" w:eastAsiaTheme="minorEastAsia" w:cstheme="minorBidi"/>
           <w:kern w:val="2"/>
           <w:sz w:val="24"/>
           <w:szCs w:val="24"/>
@@ -1577,7 +1427,7 @@
       <w:pPr>
         <w:pStyle w:val="Sumrio3"/>
         <w:rPr>
-          <w:rFonts w:asciiTheme="minorHAnsi" w:eastAsiaTheme="minorEastAsia" w:hAnsiTheme="minorHAnsi" w:cstheme="minorBidi"/>
+          <w:rFonts w:asciiTheme="minorHAnsi" w:hAnsiTheme="minorHAnsi" w:eastAsiaTheme="minorEastAsia" w:cstheme="minorBidi"/>
           <w:kern w:val="2"/>
           <w:sz w:val="24"/>
           <w:szCs w:val="24"/>
@@ -1610,7 +1460,7 @@
       <w:pPr>
         <w:pStyle w:val="Sumrio3"/>
         <w:rPr>
-          <w:rFonts w:asciiTheme="minorHAnsi" w:eastAsiaTheme="minorEastAsia" w:hAnsiTheme="minorHAnsi" w:cstheme="minorBidi"/>
+          <w:rFonts w:asciiTheme="minorHAnsi" w:hAnsiTheme="minorHAnsi" w:eastAsiaTheme="minorEastAsia" w:cstheme="minorBidi"/>
           <w:kern w:val="2"/>
           <w:sz w:val="24"/>
           <w:szCs w:val="24"/>
@@ -1643,7 +1493,7 @@
       <w:pPr>
         <w:pStyle w:val="Sumrio4"/>
         <w:rPr>
-          <w:rFonts w:asciiTheme="minorHAnsi" w:eastAsiaTheme="minorEastAsia" w:hAnsiTheme="minorHAnsi" w:cstheme="minorBidi"/>
+          <w:rFonts w:asciiTheme="minorHAnsi" w:hAnsiTheme="minorHAnsi" w:eastAsiaTheme="minorEastAsia" w:cstheme="minorBidi"/>
           <w:i w:val="0"/>
           <w:kern w:val="2"/>
           <w:szCs w:val="24"/>
@@ -1676,7 +1526,7 @@
       <w:pPr>
         <w:pStyle w:val="Sumrio4"/>
         <w:rPr>
-          <w:rFonts w:asciiTheme="minorHAnsi" w:eastAsiaTheme="minorEastAsia" w:hAnsiTheme="minorHAnsi" w:cstheme="minorBidi"/>
+          <w:rFonts w:asciiTheme="minorHAnsi" w:hAnsiTheme="minorHAnsi" w:eastAsiaTheme="minorEastAsia" w:cstheme="minorBidi"/>
           <w:i w:val="0"/>
           <w:kern w:val="2"/>
           <w:szCs w:val="24"/>
@@ -1709,7 +1559,7 @@
       <w:pPr>
         <w:pStyle w:val="Sumrio3"/>
         <w:rPr>
-          <w:rFonts w:asciiTheme="minorHAnsi" w:eastAsiaTheme="minorEastAsia" w:hAnsiTheme="minorHAnsi" w:cstheme="minorBidi"/>
+          <w:rFonts w:asciiTheme="minorHAnsi" w:hAnsiTheme="minorHAnsi" w:eastAsiaTheme="minorEastAsia" w:cstheme="minorBidi"/>
           <w:kern w:val="2"/>
           <w:sz w:val="24"/>
           <w:szCs w:val="24"/>
@@ -1742,7 +1592,7 @@
       <w:pPr>
         <w:pStyle w:val="Sumrio3"/>
         <w:rPr>
-          <w:rFonts w:asciiTheme="minorHAnsi" w:eastAsiaTheme="minorEastAsia" w:hAnsiTheme="minorHAnsi" w:cstheme="minorBidi"/>
+          <w:rFonts w:asciiTheme="minorHAnsi" w:hAnsiTheme="minorHAnsi" w:eastAsiaTheme="minorEastAsia" w:cstheme="minorBidi"/>
           <w:kern w:val="2"/>
           <w:sz w:val="24"/>
           <w:szCs w:val="24"/>
@@ -1775,7 +1625,7 @@
       <w:pPr>
         <w:pStyle w:val="Sumrio3"/>
         <w:rPr>
-          <w:rFonts w:asciiTheme="minorHAnsi" w:eastAsiaTheme="minorEastAsia" w:hAnsiTheme="minorHAnsi" w:cstheme="minorBidi"/>
+          <w:rFonts w:asciiTheme="minorHAnsi" w:hAnsiTheme="minorHAnsi" w:eastAsiaTheme="minorEastAsia" w:cstheme="minorBidi"/>
           <w:kern w:val="2"/>
           <w:sz w:val="24"/>
           <w:szCs w:val="24"/>
@@ -1808,7 +1658,7 @@
       <w:pPr>
         <w:pStyle w:val="Sumrio3"/>
         <w:rPr>
-          <w:rFonts w:asciiTheme="minorHAnsi" w:eastAsiaTheme="minorEastAsia" w:hAnsiTheme="minorHAnsi" w:cstheme="minorBidi"/>
+          <w:rFonts w:asciiTheme="minorHAnsi" w:hAnsiTheme="minorHAnsi" w:eastAsiaTheme="minorEastAsia" w:cstheme="minorBidi"/>
           <w:kern w:val="2"/>
           <w:sz w:val="24"/>
           <w:szCs w:val="24"/>
@@ -1841,7 +1691,7 @@
       <w:pPr>
         <w:pStyle w:val="Sumrio2"/>
         <w:rPr>
-          <w:rFonts w:asciiTheme="minorHAnsi" w:eastAsiaTheme="minorEastAsia" w:hAnsiTheme="minorHAnsi" w:cstheme="minorBidi"/>
+          <w:rFonts w:asciiTheme="minorHAnsi" w:hAnsiTheme="minorHAnsi" w:eastAsiaTheme="minorEastAsia" w:cstheme="minorBidi"/>
           <w:b w:val="0"/>
           <w:smallCaps w:val="0"/>
           <w:kern w:val="2"/>
@@ -1876,7 +1726,7 @@
       <w:pPr>
         <w:pStyle w:val="Sumrio3"/>
         <w:rPr>
-          <w:rFonts w:asciiTheme="minorHAnsi" w:eastAsiaTheme="minorEastAsia" w:hAnsiTheme="minorHAnsi" w:cstheme="minorBidi"/>
+          <w:rFonts w:asciiTheme="minorHAnsi" w:hAnsiTheme="minorHAnsi" w:eastAsiaTheme="minorEastAsia" w:cstheme="minorBidi"/>
           <w:kern w:val="2"/>
           <w:sz w:val="24"/>
           <w:szCs w:val="24"/>
@@ -1909,7 +1759,7 @@
       <w:pPr>
         <w:pStyle w:val="Sumrio4"/>
         <w:rPr>
-          <w:rFonts w:asciiTheme="minorHAnsi" w:eastAsiaTheme="minorEastAsia" w:hAnsiTheme="minorHAnsi" w:cstheme="minorBidi"/>
+          <w:rFonts w:asciiTheme="minorHAnsi" w:hAnsiTheme="minorHAnsi" w:eastAsiaTheme="minorEastAsia" w:cstheme="minorBidi"/>
           <w:i w:val="0"/>
           <w:kern w:val="2"/>
           <w:szCs w:val="24"/>
@@ -1942,7 +1792,7 @@
       <w:pPr>
         <w:pStyle w:val="Sumrio3"/>
         <w:rPr>
-          <w:rFonts w:asciiTheme="minorHAnsi" w:eastAsiaTheme="minorEastAsia" w:hAnsiTheme="minorHAnsi" w:cstheme="minorBidi"/>
+          <w:rFonts w:asciiTheme="minorHAnsi" w:hAnsiTheme="minorHAnsi" w:eastAsiaTheme="minorEastAsia" w:cstheme="minorBidi"/>
           <w:kern w:val="2"/>
           <w:sz w:val="24"/>
           <w:szCs w:val="24"/>
@@ -1975,7 +1825,7 @@
       <w:pPr>
         <w:pStyle w:val="Sumrio4"/>
         <w:rPr>
-          <w:rFonts w:asciiTheme="minorHAnsi" w:eastAsiaTheme="minorEastAsia" w:hAnsiTheme="minorHAnsi" w:cstheme="minorBidi"/>
+          <w:rFonts w:asciiTheme="minorHAnsi" w:hAnsiTheme="minorHAnsi" w:eastAsiaTheme="minorEastAsia" w:cstheme="minorBidi"/>
           <w:i w:val="0"/>
           <w:kern w:val="2"/>
           <w:szCs w:val="24"/>
@@ -2008,7 +1858,7 @@
       <w:pPr>
         <w:pStyle w:val="Sumrio3"/>
         <w:rPr>
-          <w:rFonts w:asciiTheme="minorHAnsi" w:eastAsiaTheme="minorEastAsia" w:hAnsiTheme="minorHAnsi" w:cstheme="minorBidi"/>
+          <w:rFonts w:asciiTheme="minorHAnsi" w:hAnsiTheme="minorHAnsi" w:eastAsiaTheme="minorEastAsia" w:cstheme="minorBidi"/>
           <w:kern w:val="2"/>
           <w:sz w:val="24"/>
           <w:szCs w:val="24"/>
@@ -2041,7 +1891,7 @@
       <w:pPr>
         <w:pStyle w:val="Sumrio4"/>
         <w:rPr>
-          <w:rFonts w:asciiTheme="minorHAnsi" w:eastAsiaTheme="minorEastAsia" w:hAnsiTheme="minorHAnsi" w:cstheme="minorBidi"/>
+          <w:rFonts w:asciiTheme="minorHAnsi" w:hAnsiTheme="minorHAnsi" w:eastAsiaTheme="minorEastAsia" w:cstheme="minorBidi"/>
           <w:i w:val="0"/>
           <w:kern w:val="2"/>
           <w:szCs w:val="24"/>
@@ -2074,7 +1924,7 @@
       <w:pPr>
         <w:pStyle w:val="Sumrio3"/>
         <w:rPr>
-          <w:rFonts w:asciiTheme="minorHAnsi" w:eastAsiaTheme="minorEastAsia" w:hAnsiTheme="minorHAnsi" w:cstheme="minorBidi"/>
+          <w:rFonts w:asciiTheme="minorHAnsi" w:hAnsiTheme="minorHAnsi" w:eastAsiaTheme="minorEastAsia" w:cstheme="minorBidi"/>
           <w:kern w:val="2"/>
           <w:sz w:val="24"/>
           <w:szCs w:val="24"/>
@@ -2107,7 +1957,7 @@
       <w:pPr>
         <w:pStyle w:val="Sumrio4"/>
         <w:rPr>
-          <w:rFonts w:asciiTheme="minorHAnsi" w:eastAsiaTheme="minorEastAsia" w:hAnsiTheme="minorHAnsi" w:cstheme="minorBidi"/>
+          <w:rFonts w:asciiTheme="minorHAnsi" w:hAnsiTheme="minorHAnsi" w:eastAsiaTheme="minorEastAsia" w:cstheme="minorBidi"/>
           <w:i w:val="0"/>
           <w:kern w:val="2"/>
           <w:szCs w:val="24"/>
@@ -2140,7 +1990,7 @@
       <w:pPr>
         <w:pStyle w:val="Sumrio3"/>
         <w:rPr>
-          <w:rFonts w:asciiTheme="minorHAnsi" w:eastAsiaTheme="minorEastAsia" w:hAnsiTheme="minorHAnsi" w:cstheme="minorBidi"/>
+          <w:rFonts w:asciiTheme="minorHAnsi" w:hAnsiTheme="minorHAnsi" w:eastAsiaTheme="minorEastAsia" w:cstheme="minorBidi"/>
           <w:kern w:val="2"/>
           <w:sz w:val="24"/>
           <w:szCs w:val="24"/>
@@ -2173,7 +2023,7 @@
       <w:pPr>
         <w:pStyle w:val="Sumrio2"/>
         <w:rPr>
-          <w:rFonts w:asciiTheme="minorHAnsi" w:eastAsiaTheme="minorEastAsia" w:hAnsiTheme="minorHAnsi" w:cstheme="minorBidi"/>
+          <w:rFonts w:asciiTheme="minorHAnsi" w:hAnsiTheme="minorHAnsi" w:eastAsiaTheme="minorEastAsia" w:cstheme="minorBidi"/>
           <w:b w:val="0"/>
           <w:smallCaps w:val="0"/>
           <w:kern w:val="2"/>
@@ -2208,7 +2058,7 @@
       <w:pPr>
         <w:pStyle w:val="Sumrio3"/>
         <w:rPr>
-          <w:rFonts w:asciiTheme="minorHAnsi" w:eastAsiaTheme="minorEastAsia" w:hAnsiTheme="minorHAnsi" w:cstheme="minorBidi"/>
+          <w:rFonts w:asciiTheme="minorHAnsi" w:hAnsiTheme="minorHAnsi" w:eastAsiaTheme="minorEastAsia" w:cstheme="minorBidi"/>
           <w:kern w:val="2"/>
           <w:sz w:val="24"/>
           <w:szCs w:val="24"/>
@@ -2241,7 +2091,7 @@
       <w:pPr>
         <w:pStyle w:val="Sumrio3"/>
         <w:rPr>
-          <w:rFonts w:asciiTheme="minorHAnsi" w:eastAsiaTheme="minorEastAsia" w:hAnsiTheme="minorHAnsi" w:cstheme="minorBidi"/>
+          <w:rFonts w:asciiTheme="minorHAnsi" w:hAnsiTheme="minorHAnsi" w:eastAsiaTheme="minorEastAsia" w:cstheme="minorBidi"/>
           <w:kern w:val="2"/>
           <w:sz w:val="24"/>
           <w:szCs w:val="24"/>
@@ -2274,7 +2124,7 @@
       <w:pPr>
         <w:pStyle w:val="Sumrio3"/>
         <w:rPr>
-          <w:rFonts w:asciiTheme="minorHAnsi" w:eastAsiaTheme="minorEastAsia" w:hAnsiTheme="minorHAnsi" w:cstheme="minorBidi"/>
+          <w:rFonts w:asciiTheme="minorHAnsi" w:hAnsiTheme="minorHAnsi" w:eastAsiaTheme="minorEastAsia" w:cstheme="minorBidi"/>
           <w:kern w:val="2"/>
           <w:sz w:val="24"/>
           <w:szCs w:val="24"/>
@@ -2307,7 +2157,7 @@
       <w:pPr>
         <w:pStyle w:val="Sumrio3"/>
         <w:rPr>
-          <w:rFonts w:asciiTheme="minorHAnsi" w:eastAsiaTheme="minorEastAsia" w:hAnsiTheme="minorHAnsi" w:cstheme="minorBidi"/>
+          <w:rFonts w:asciiTheme="minorHAnsi" w:hAnsiTheme="minorHAnsi" w:eastAsiaTheme="minorEastAsia" w:cstheme="minorBidi"/>
           <w:kern w:val="2"/>
           <w:sz w:val="24"/>
           <w:szCs w:val="24"/>
@@ -2340,7 +2190,7 @@
       <w:pPr>
         <w:pStyle w:val="Sumrio3"/>
         <w:rPr>
-          <w:rFonts w:asciiTheme="minorHAnsi" w:eastAsiaTheme="minorEastAsia" w:hAnsiTheme="minorHAnsi" w:cstheme="minorBidi"/>
+          <w:rFonts w:asciiTheme="minorHAnsi" w:hAnsiTheme="minorHAnsi" w:eastAsiaTheme="minorEastAsia" w:cstheme="minorBidi"/>
           <w:kern w:val="2"/>
           <w:sz w:val="24"/>
           <w:szCs w:val="24"/>
@@ -2373,7 +2223,7 @@
       <w:pPr>
         <w:pStyle w:val="Sumrio3"/>
         <w:rPr>
-          <w:rFonts w:asciiTheme="minorHAnsi" w:eastAsiaTheme="minorEastAsia" w:hAnsiTheme="minorHAnsi" w:cstheme="minorBidi"/>
+          <w:rFonts w:asciiTheme="minorHAnsi" w:hAnsiTheme="minorHAnsi" w:eastAsiaTheme="minorEastAsia" w:cstheme="minorBidi"/>
           <w:kern w:val="2"/>
           <w:sz w:val="24"/>
           <w:szCs w:val="24"/>
@@ -2406,7 +2256,7 @@
       <w:pPr>
         <w:pStyle w:val="Sumrio3"/>
         <w:rPr>
-          <w:rFonts w:asciiTheme="minorHAnsi" w:eastAsiaTheme="minorEastAsia" w:hAnsiTheme="minorHAnsi" w:cstheme="minorBidi"/>
+          <w:rFonts w:asciiTheme="minorHAnsi" w:hAnsiTheme="minorHAnsi" w:eastAsiaTheme="minorEastAsia" w:cstheme="minorBidi"/>
           <w:kern w:val="2"/>
           <w:sz w:val="24"/>
           <w:szCs w:val="24"/>
@@ -2439,7 +2289,7 @@
       <w:pPr>
         <w:pStyle w:val="Sumrio3"/>
         <w:rPr>
-          <w:rFonts w:asciiTheme="minorHAnsi" w:eastAsiaTheme="minorEastAsia" w:hAnsiTheme="minorHAnsi" w:cstheme="minorBidi"/>
+          <w:rFonts w:asciiTheme="minorHAnsi" w:hAnsiTheme="minorHAnsi" w:eastAsiaTheme="minorEastAsia" w:cstheme="minorBidi"/>
           <w:kern w:val="2"/>
           <w:sz w:val="24"/>
           <w:szCs w:val="24"/>
@@ -2447,7 +2297,6 @@
         </w:rPr>
       </w:pPr>
       <w:r>
-        <w:lastRenderedPageBreak/>
         <w:t>3.8 Visão geral do sistema proposto</w:t>
       </w:r>
       <w:r>
@@ -2473,7 +2322,7 @@
       <w:pPr>
         <w:pStyle w:val="Sumrio2"/>
         <w:rPr>
-          <w:rFonts w:asciiTheme="minorHAnsi" w:eastAsiaTheme="minorEastAsia" w:hAnsiTheme="minorHAnsi" w:cstheme="minorBidi"/>
+          <w:rFonts w:asciiTheme="minorHAnsi" w:hAnsiTheme="minorHAnsi" w:eastAsiaTheme="minorEastAsia" w:cstheme="minorBidi"/>
           <w:b w:val="0"/>
           <w:smallCaps w:val="0"/>
           <w:kern w:val="2"/>
@@ -2508,7 +2357,7 @@
       <w:pPr>
         <w:pStyle w:val="Sumrio1"/>
         <w:rPr>
-          <w:rFonts w:asciiTheme="minorHAnsi" w:eastAsiaTheme="minorEastAsia" w:hAnsiTheme="minorHAnsi" w:cstheme="minorBidi"/>
+          <w:rFonts w:asciiTheme="minorHAnsi" w:hAnsiTheme="minorHAnsi" w:eastAsiaTheme="minorEastAsia" w:cstheme="minorBidi"/>
           <w:b w:val="0"/>
           <w:caps w:val="0"/>
           <w:kern w:val="2"/>
@@ -2563,7 +2412,7 @@
           <w:footerReference w:type="default" r:id="rId33"/>
           <w:headerReference w:type="first" r:id="rId34"/>
           <w:footerReference w:type="first" r:id="rId35"/>
-          <w:pgSz w:w="11906" w:h="16838" w:code="9"/>
+          <w:pgSz w:w="11906" w:h="16838" w:orient="portrait" w:code="9"/>
           <w:pgMar w:top="1701" w:right="1134" w:bottom="1531" w:left="1701" w:header="720" w:footer="720" w:gutter="0"/>
           <w:pgNumType w:fmt="lowerRoman"/>
           <w:cols w:space="720"/>
@@ -2576,13 +2425,12 @@
       <w:pPr>
         <w:pStyle w:val="T1-TituloPrimario"/>
       </w:pPr>
-      <w:bookmarkStart w:id="10" w:name="_Toc228622504"/>
-      <w:bookmarkStart w:id="11" w:name="_Toc527721613"/>
-      <w:bookmarkStart w:id="12" w:name="_Toc527793652"/>
-      <w:bookmarkStart w:id="13" w:name="_Toc527795385"/>
-      <w:bookmarkStart w:id="14" w:name="_Toc527798495"/>
-      <w:r>
-        <w:lastRenderedPageBreak/>
+      <w:bookmarkStart w:name="_Toc228622504" w:id="10"/>
+      <w:bookmarkStart w:name="_Toc527721613" w:id="11"/>
+      <w:bookmarkStart w:name="_Toc527793652" w:id="12"/>
+      <w:bookmarkStart w:name="_Toc527795385" w:id="13"/>
+      <w:bookmarkStart w:name="_Toc527798495" w:id="14"/>
+      <w:r>
         <w:t>Introdução</w:t>
       </w:r>
       <w:bookmarkEnd w:id="10"/>
@@ -2592,203 +2440,171 @@
         <w:pStyle w:val="TE-Normal"/>
       </w:pPr>
       <w:r>
-        <w:t>A análise de estruturas musicais, especialmente no que se refere à identificação de padrões melódicos, desempenha um papel central na compreensão da organização interna das obras e na caracterização de estilos composicionais</w:t>
-      </w:r>
-      <w:r>
+        <w:rPr/>
+        <w:t>A análise de estruturas musicais desempenha um papel importante na compreensão da organização interna das obras, especialmente no que se refere à identificação de padrões melódicos. Esses padrões, frequentemente associados a motivos, frases ou células recorrentes, contribuem para a coesão musical e para a construção da identidade estilística de uma composição (HURON, 2006).</w:t>
+      </w:r>
+    </w:p>
+    <w:p>
+      <w:pPr>
+        <w:pStyle w:val="TE-Normal"/>
+      </w:pPr>
+      <w:r>
+        <w:rPr/>
+        <w:t>Tradicionalmente, a identificação desses padrões é realizada de forma manual por musicólogos, compositores, professores e estudantes de teoria musical, por meio da leitura e interpretação direta de partituras. Esse processo envolve a observação de sequências melódicas, a comparação entre trechos da obra e a identificação de recorrências que possam possuir relevância estrutural ou expressiva.</w:t>
+      </w:r>
+    </w:p>
+    <w:p>
+      <w:pPr>
+        <w:pStyle w:val="TE-Normal"/>
+      </w:pPr>
+      <w:r>
+        <w:rPr/>
+        <w:t>Embora a análise manual seja fundamental para a interpretação musical, ela apresenta limitações quando aplicada a obras extensas ou a conjuntos maiores de partituras. A identificação de recorrências melódicas pode demandar tempo significativo, além de depender da experiência do analista e estar sujeita a diferentes interpretações. Dessa forma, abordagens computacionais podem atuar como ferramentas de apoio, auxiliando na organização, comparação e identificação de estruturas recorrentes.</w:t>
+      </w:r>
+    </w:p>
+    <w:p>
+      <w:pPr>
+        <w:pStyle w:val="TE-Normal"/>
+      </w:pPr>
+      <w:r>
+        <w:rPr/>
+        <w:t>Com a digitalização de partituras e o desenvolvimento de formatos simbólicos, como o MusicXML, tornou-se possível representar elementos musicais de forma estruturada e manipulável por sistemas computacionais (MÜLLER, 2015). Diferentemente do áudio, que exige etapas de processamento de sinal, a representação simbólica permite acessar diretamente informações como notas, alturas, durações e compassos, favorecendo análises baseadas na estrutura musical.</w:t>
+      </w:r>
+    </w:p>
+    <w:p>
+      <w:pPr>
+        <w:pStyle w:val="TE-Normal"/>
+      </w:pPr>
+      <w:r>
+        <w:rPr/>
+        <w:t>Nesse contexto, a área de Music Information Retrieval (MIR) investiga métodos para extração, organização e análise de informações musicais a partir de dados digitais (DOWNIE, 2003). Entre as possibilidades de aplicação, destaca-se a identificação automática de padrões em partituras digitais, especialmente por meio de representações estruturais capazes de descrever a melodia de maneira comparável.</w:t>
+      </w:r>
+    </w:p>
+    <w:p>
+      <w:pPr>
+        <w:pStyle w:val="TE-Normal"/>
+      </w:pPr>
+      <w:r>
+        <w:rPr/>
+        <w:t>Diante desse cenário, este trabalho propõe o desenvolvimento de um protótipo computacional voltado à identificação de padrões melódicos recorrentes em partituras digitais no formato MusicXML. A abordagem adotada utiliza representações baseadas em intervalos melódicos e contorno melódico, com o objetivo de investigar a viabilidade de uma solução simples e exploratória para apoio à análise musical simbólica.</w:t>
+      </w:r>
+    </w:p>
+    <w:p>
+      <w:pPr>
+        <w:pStyle w:val="T2-TituloSecundario"/>
+      </w:pPr>
+      <w:bookmarkStart w:name="_Toc228622505" w:id="15"/>
+      <w:r>
+        <w:t>Contextualização</w:t>
+      </w:r>
+      <w:bookmarkEnd w:id="15"/>
+    </w:p>
+    <w:p>
+      <w:pPr>
+        <w:pStyle w:val="TE-Normal"/>
+      </w:pPr>
+      <w:r>
+        <w:rPr/>
+        <w:t>A crescente disponibilidade de partituras digitais tem ampliado as possibilidades de uso de ferramentas computacionais na análise musical. Softwares de notação musical permitem criar, editar e exportar partituras em formatos estruturados, favorecendo o acesso a informações musicais que podem ser processadas por algoritmos.</w:t>
+      </w:r>
+    </w:p>
+    <w:p>
+      <w:pPr>
+        <w:pStyle w:val="TE-Normal"/>
+      </w:pPr>
+      <w:r>
+        <w:rPr/>
+        <w:t>Entre esses formatos, o MusicXML destaca-se por representar a partitura de maneira simbólica, preservando elementos como notas, alturas, durações, compassos e organização da escrita musical. Essa característica permite que sistemas computacionais realizem operações de leitura, extração e comparação de dados musicais sem depender diretamente da análise de áudio.</w:t>
+      </w:r>
+    </w:p>
+    <w:p>
+      <w:pPr>
+        <w:pStyle w:val="TE-Normal"/>
+      </w:pPr>
+      <w:r>
+        <w:rPr/>
+        <w:t>No campo da análise musical, a identificação de padrões melódicos está relacionada à compreensão de como uma obra organiza seus materiais internos. Recorrências de motivos, células ou movimentos melódicos podem indicar relações estruturais importantes, contribuindo para a percepção de unidade e coerência musical.</w:t>
+      </w:r>
+      <w:r>
+        <w:rPr/>
         <w:t xml:space="preserve"> </w:t>
       </w:r>
-      <w:r>
-        <w:t>(HURON, 2006)</w:t>
-      </w:r>
-      <w:r>
-        <w:t>. Esses padrões, frequentemente associados a motivos e frases recorrentes, são fundamentais para a coesão musical e para a construção de identidade estilística ao longo de uma composição.</w:t>
-      </w:r>
-    </w:p>
-    <w:p>
-      <w:pPr>
-        <w:pStyle w:val="TE-Normal"/>
-      </w:pPr>
-      <w:r>
-        <w:t xml:space="preserve">Tradicionalmente, a identificação desses padrões é realizada de forma manual por musicólogos, compositores e estudantes de teoria musical, por meio da leitura e interpretação direta de partituras </w:t>
-      </w:r>
-      <w:r>
-        <w:t>(</w:t>
-      </w:r>
-      <w:r>
-        <w:t>HURON</w:t>
-      </w:r>
-      <w:r>
-        <w:t>, 2006).</w:t>
-      </w:r>
-      <w:r>
-        <w:t xml:space="preserve"> Esse processo envolve a inspeção visual das sequências musicais, a identificação de trechos recorrentes e a comparação entre diferentes segmentos da obra, muitas vezes apoiada em anotações e análises individuais.</w:t>
-      </w:r>
-    </w:p>
-    <w:p>
-      <w:pPr>
-        <w:pStyle w:val="TE-Normal"/>
-      </w:pPr>
-      <w:r>
-        <w:t>No entanto, essa abordagem apresenta limitações relevantes. A análise manual demanda tempo significativo, especialmente em obras extensas, além de exigir conhecimento especializado em teoria musical. Adicionalmente, trata-se de um processo inerentemente subjetivo, no qual diferentes analistas podem chegar a interpretações distintas a respeito da presença ou relevância de determinados padrões. Outro fator limitante é a baixa escalabilidade, uma vez que a análise de grandes conjuntos de partituras torna-se impraticável quando realizada exclusivamente de forma manual.</w:t>
-      </w:r>
-    </w:p>
-    <w:p>
-      <w:pPr>
-        <w:pStyle w:val="TE-Normal"/>
-      </w:pPr>
-      <w:r>
-        <w:t>Com o avanço da digitalização de partituras e o desenvolvimento de formatos simbólicos como o MusicXML, tornou-se possível representar a música de forma estruturada e manipulável por sistemas computacionais</w:t>
-      </w:r>
-      <w:r>
-        <w:t xml:space="preserve"> </w:t>
-      </w:r>
-      <w:r>
-        <w:t>(MÜLLER, 2015)</w:t>
-      </w:r>
-      <w:r>
-        <w:t xml:space="preserve">. Nesse contexto, destaca-se a área de Music Information Retrieval (MIR), que investiga </w:t>
-      </w:r>
-      <w:r>
-        <w:lastRenderedPageBreak/>
-        <w:t>métodos para extração e análise de informações musicais a partir de dados digitais</w:t>
-      </w:r>
-      <w:r>
-        <w:t xml:space="preserve"> </w:t>
-      </w:r>
-      <w:r>
-        <w:t>(DOWNIE, 2003)</w:t>
-      </w:r>
-      <w:r>
-        <w:t>.</w:t>
-      </w:r>
-    </w:p>
-    <w:p>
-      <w:pPr>
-        <w:pStyle w:val="TE-Normal"/>
-      </w:pPr>
-      <w:r>
-        <w:t>Diante desse cenário, surge a oportunidade de explorar abordagens computacionais capazes de auxiliar na identificação automática de padrões melódicos, reduzindo o esforço manual e proporcionando maior consistência analítica</w:t>
-      </w:r>
-      <w:r>
-        <w:t xml:space="preserve"> </w:t>
-      </w:r>
-      <w:r>
-        <w:t>(MEREDITH, 2016)</w:t>
-      </w:r>
-      <w:r>
-        <w:t>. Assim, este trabalho propõe o desenvolvimento de um protótipo computacional voltado à identificação de padrões melódicos recorrentes em partituras digitais, utilizando representações estruturais baseadas em intervalos e contorno melódico, com o objetivo de investigar a viabilidade dessa abordagem no contexto da análise musical simbólica.</w:t>
-      </w:r>
-      <w:r>
-        <w:t xml:space="preserve"> </w:t>
-      </w:r>
-    </w:p>
-    <w:p>
-      <w:pPr>
-        <w:pStyle w:val="TE-Normal"/>
-      </w:pPr>
-      <w:r>
-        <w:t>Nesse contexto mais amplo, torna-se relevante compreender o cenário atual da análise musical e os recursos tecnológicos disponíveis para sua realização, especialmente no que se refere à representação e manipulação de dados musicais em formato digital</w:t>
-      </w:r>
-      <w:r>
-        <w:t>.</w:t>
+    </w:p>
+    <w:p>
+      <w:pPr>
+        <w:pStyle w:val="TE-Normal"/>
+      </w:pPr>
+      <w:r>
+        <w:rPr/>
+        <w:t>Assim, a combinação entre partituras digitais, representação simbólica e técnicas computacionais oferece um caminho viável para o desenvolvimento de ferramentas de apoio à análise musical. Essas ferramentas não substituem a interpretação humana, mas podem auxiliar na identificação inicial de recorrências, oferecendo dados organizados para posterior avaliação do analista.</w:t>
       </w:r>
     </w:p>
     <w:p>
       <w:pPr>
         <w:pStyle w:val="T2-TituloSecundario"/>
       </w:pPr>
-      <w:bookmarkStart w:id="15" w:name="_Toc228622505"/>
-      <w:r>
-        <w:t>Contextualização</w:t>
-      </w:r>
-      <w:bookmarkEnd w:id="15"/>
-    </w:p>
-    <w:p>
-      <w:pPr>
-        <w:pStyle w:val="TE-Normal"/>
-      </w:pPr>
-      <w:r>
-        <w:t>A crescente digitalização de conteúdos musicais tem possibilitado o desenvolvimento de ferramentas computacionais voltadas à análise musical. Nesse contexto, a representação simbólica da música, por meio de formatos como o MusicXML, permite a manipulação estruturada de elementos musicais, como notas, intervalos e frases melódicas.</w:t>
-      </w:r>
-    </w:p>
-    <w:p>
-      <w:pPr>
-        <w:pStyle w:val="TE-Normal"/>
-      </w:pPr>
-      <w:r>
-        <w:t>Paralelamente, a análise musical desempenha um papel importante na compreensão da organização interna das obras, especialmente no que se refere à identificação de padrões recorrentes. No entanto, esse processo é tradicionalmente realizado de forma manual, exigindo tempo e conhecimento especializado.</w:t>
-      </w:r>
-    </w:p>
-    <w:p>
-      <w:pPr>
-        <w:pStyle w:val="TE-Normal"/>
-      </w:pPr>
-      <w:r>
-        <w:t>Diante desse cenário, surge a necessidade de explorar abordagens computacionais que auxiliem na identificação automática de padrões melódicos, contribuindo para a análise musical assistida por computador.</w:t>
+      <w:bookmarkStart w:name="_Toc228622506" w:id="16"/>
+      <w:r>
+        <w:t>De</w:t>
+      </w:r>
+      <w:r>
+        <w:t>limitação</w:t>
+      </w:r>
+      <w:r>
+        <w:t xml:space="preserve"> do problema</w:t>
+      </w:r>
+      <w:bookmarkEnd w:id="16"/>
+    </w:p>
+    <w:p>
+      <w:pPr>
+        <w:pStyle w:val="TE-Normal"/>
+      </w:pPr>
+      <w:r>
+        <w:rPr/>
+        <w:t>A identificação de padrões melódicos constitui uma prática relevante na análise musical, pois permite observar recorrências que contribuem para a organização interna das obras. No entanto, quando realizada exclusivamente de forma manual, essa tarefa pode se tornar demorada e pouco sistematizada, especialmente em composições extensas ou em conjuntos com múltiplas partituras.</w:t>
+      </w:r>
+    </w:p>
+    <w:p>
+      <w:pPr>
+        <w:pStyle w:val="TE-Normal"/>
+      </w:pPr>
+      <w:r>
+        <w:rPr/>
+        <w:t>Além do tempo necessário para a leitura e comparação dos trechos musicais, a análise manual depende da experiência do analista e pode variar conforme os critérios adotados. Determinados padrões podem ser percebidos por um observador e não por outro, principalmente quando envolvem recorrências sutis, transposições ou semelhanças baseadas apenas no contorno geral da melodia.</w:t>
+      </w:r>
+    </w:p>
+    <w:p>
+      <w:pPr>
+        <w:pStyle w:val="TE-Normal"/>
+      </w:pPr>
+      <w:r>
+        <w:rPr/>
+        <w:t>Nesse contexto, observa-se a necessidade de métodos que permitam representar sequências melódicas de forma estruturada, possibilitando sua comparação por meio de critérios computacionais. Representações baseadas em intervalos e contorno melódico podem contribuir para esse processo, pois descrevem relações entre notas de maneira mais abstrata do que a simples sequência de alturas absolutas.</w:t>
+      </w:r>
+    </w:p>
+    <w:p>
+      <w:pPr>
+        <w:pStyle w:val="TE-Normal"/>
+      </w:pPr>
+      <w:r>
+        <w:rPr/>
+        <w:t>Diante disso, formula-se a seguinte questão de pesquisa: como identificar automaticamente padrões melódicos recorrentes em partituras digitais por meio de técnicas computacionais baseadas em representações estruturais da melodia?</w:t>
+      </w:r>
+    </w:p>
+    <w:p>
+      <w:pPr>
+        <w:pStyle w:val="TE-Normal"/>
+      </w:pPr>
+      <w:r>
+        <w:rPr/>
+        <w:t>Com base nessa questão, definem-se os objetivos que orientam o desenvolvimento deste trabalho.</w:t>
       </w:r>
     </w:p>
     <w:p>
       <w:pPr>
         <w:pStyle w:val="T2-TituloSecundario"/>
       </w:pPr>
-      <w:bookmarkStart w:id="16" w:name="_Toc228622506"/>
-      <w:r>
-        <w:lastRenderedPageBreak/>
-        <w:t>De</w:t>
-      </w:r>
-      <w:r>
-        <w:t>limitação</w:t>
-      </w:r>
-      <w:r>
-        <w:t xml:space="preserve"> do problema</w:t>
-      </w:r>
-      <w:bookmarkEnd w:id="16"/>
-    </w:p>
-    <w:p>
-      <w:pPr>
-        <w:pStyle w:val="TE-Normal"/>
-      </w:pPr>
-      <w:r>
-        <w:t>A identificação de padrões melódicos constitui uma prática relevante na análise musical, pois permite compreender a organização interna das obras e a recorrência de estruturas que contribuem para sua coesão e identidade estilística (HURON, 2006). Tradicionalmente, essa tarefa é realizada de forma manual, por meio da leitura e interpretação direta de partituras, o que pode tornar o processo demorado e sujeito a interpretações subjetivas.</w:t>
-      </w:r>
-    </w:p>
-    <w:p>
-      <w:pPr>
-        <w:pStyle w:val="TE-Normal"/>
-      </w:pPr>
-      <w:r>
-        <w:t>Além disso, a análise manual apresenta limitações quando aplicada a contextos que exigem maior sistematização ou comparação entre múltiplas obras. A identificação de padrões recorrentes ao longo de diferentes composições demanda esforço significativo, sendo dificultada pela ausência de mecanismos formais que permitam a comparação estruturada de sequências melódicas. Adicionalmente, a percepção humana pode apresentar limitações na detecção de recorrências mais sutis ou não triviais, especialmente em obras mais extensas ou complexas.</w:t>
-      </w:r>
-    </w:p>
-    <w:p>
-      <w:pPr>
-        <w:pStyle w:val="TE-Normal"/>
-      </w:pPr>
-      <w:r>
-        <w:t>Nesse contexto, observa-se a necessidade de métodos que possibilitem a representação e análise sistemática de sequências musicais, de modo a apoiar a identificação de padrões de forma mais consistente e reprodutível. Com o avanço das pesquisas na área de análise musical assistida por computador e Music Information Retrieval (MIR), surgem oportunidades para o desenvolvimento de abordagens automatizadas voltadas à detecção de padrões melódicos em dados musicais digitais (DOWNIE, 2003).</w:t>
-      </w:r>
-    </w:p>
-    <w:p>
-      <w:pPr>
-        <w:pStyle w:val="TE-Normal"/>
-      </w:pPr>
-      <w:r>
-        <w:t>Diante desse cenário, formula-se a seguinte questão de pesquisa: como identificar automaticamente padrões melódicos recorrentes em partituras digitais por meio de técnicas computacionais baseadas em representações estruturais da melodia?</w:t>
-      </w:r>
-    </w:p>
-    <w:p>
-      <w:pPr>
-        <w:pStyle w:val="TE-Normal"/>
-      </w:pPr>
-      <w:r>
-        <w:t>Com base na questão de pesquisa apresentada, definem-se os seguintes objetivos, que orientam o desenvolvimento deste trabalho.</w:t>
-      </w:r>
-    </w:p>
-    <w:p>
-      <w:pPr>
-        <w:pStyle w:val="T2-TituloSecundario"/>
-      </w:pPr>
-      <w:bookmarkStart w:id="17" w:name="_Toc228622507"/>
+      <w:bookmarkStart w:name="_Toc228622507" w:id="17"/>
       <w:r>
         <w:t>Objetivo</w:t>
       </w:r>
@@ -2802,7 +2618,7 @@
         <w:pStyle w:val="T3-TituloTerciario"/>
         <w:ind w:left="0"/>
       </w:pPr>
-      <w:bookmarkStart w:id="18" w:name="_Toc228622508"/>
+      <w:bookmarkStart w:name="_Toc228622508" w:id="18"/>
       <w:r>
         <w:t>Objetivo geral</w:t>
       </w:r>
@@ -2813,7 +2629,6 @@
         <w:pStyle w:val="TE-Normal"/>
       </w:pPr>
       <w:r>
-        <w:lastRenderedPageBreak/>
         <w:t>Desenvolver um</w:t>
       </w:r>
       <w:r>
@@ -2828,7 +2643,7 @@
         <w:pStyle w:val="T3-TituloTerciario"/>
         <w:ind w:left="0"/>
       </w:pPr>
-      <w:bookmarkStart w:id="19" w:name="_Toc228622509"/>
+      <w:bookmarkStart w:name="_Toc228622509" w:id="19"/>
       <w:r>
         <w:t>Objetivos específicos</w:t>
       </w:r>
@@ -2837,108 +2652,92 @@
     <w:p>
       <w:pPr>
         <w:pStyle w:val="TE-Alnea"/>
-        <w:numPr>
-          <w:ilvl w:val="0"/>
-          <w:numId w:val="5"/>
-        </w:numPr>
+        <w:tabs>
+          <w:tab w:val="clear" w:leader="none" w:pos="360"/>
+          <w:tab w:val="num" w:leader="none" w:pos="1369"/>
+        </w:tabs>
+        <w:ind w:left="1369"/>
+        <w:rPr/>
+      </w:pPr>
+      <w:r>
+        <w:rPr>
+          <w:noProof w:val="0"/>
+          <w:lang w:val="pt-BR"/>
+        </w:rPr>
+        <w:t>Extrair sequências melódicas a partir de partituras digitais em formato MusicXML;</w:t>
+      </w:r>
+    </w:p>
+    <w:p>
+      <w:pPr>
+        <w:pStyle w:val="TE-Alnea"/>
+        <w:tabs>
+          <w:tab w:val="clear" w:leader="none" w:pos="360"/>
+          <w:tab w:val="num" w:leader="none" w:pos="1369"/>
+        </w:tabs>
+        <w:ind w:left="1369"/>
+        <w:rPr/>
+      </w:pPr>
+      <w:r>
+        <w:rPr>
+          <w:noProof w:val="0"/>
+          <w:lang w:val="pt-BR"/>
+        </w:rPr>
+        <w:t>Converter as sequências de notas em representações estruturais baseadas em intervalos melódicos;</w:t>
+      </w:r>
+    </w:p>
+    <w:p>
+      <w:pPr>
+        <w:pStyle w:val="TE-Alnea"/>
+        <w:tabs>
+          <w:tab w:val="clear" w:leader="none" w:pos="360"/>
+          <w:tab w:val="num" w:leader="none" w:pos="1369"/>
+        </w:tabs>
+        <w:ind w:left="1369"/>
+        <w:rPr/>
+      </w:pPr>
+      <w:r>
+        <w:rPr/>
+        <w:t>Representar as sequências melódicas por meio de contorno melódico;</w:t>
+      </w:r>
+    </w:p>
+    <w:p>
+      <w:pPr>
+        <w:pStyle w:val="TE-Alnea"/>
         <w:tabs>
           <w:tab w:val="clear" w:pos="360"/>
           <w:tab w:val="num" w:pos="1369"/>
         </w:tabs>
         <w:ind w:left="1369"/>
-      </w:pPr>
-      <w:r>
-        <w:t>Extrair sequências melódicas a partir de partituras em formato MusicXML</w:t>
-      </w:r>
-      <w:r>
-        <w:t>;</w:t>
+        <w:rPr/>
+      </w:pPr>
+      <w:r>
+        <w:rPr/>
+        <w:t>Identificar padrões recorrentes por meio da comparação de subsequências musicais;</w:t>
       </w:r>
     </w:p>
     <w:p>
       <w:pPr>
         <w:pStyle w:val="TE-Alnea"/>
-        <w:numPr>
-          <w:ilvl w:val="0"/>
-          <w:numId w:val="5"/>
-        </w:numPr>
         <w:tabs>
           <w:tab w:val="clear" w:pos="360"/>
           <w:tab w:val="num" w:pos="1369"/>
         </w:tabs>
         <w:ind w:left="1369"/>
-      </w:pPr>
-      <w:r>
-        <w:t>Converter as sequências de notas em representações estruturais baseadas em intervalos melódicos</w:t>
-      </w:r>
-      <w:r>
-        <w:t>;</w:t>
-      </w:r>
-    </w:p>
-    <w:p>
-      <w:pPr>
-        <w:pStyle w:val="TE-Alnea"/>
-        <w:numPr>
-          <w:ilvl w:val="0"/>
-          <w:numId w:val="5"/>
-        </w:numPr>
-        <w:tabs>
-          <w:tab w:val="clear" w:pos="360"/>
-          <w:tab w:val="num" w:pos="1369"/>
-        </w:tabs>
-        <w:ind w:left="1369"/>
-      </w:pPr>
-      <w:r>
-        <w:t>Identificar padrões melódicos recorrentes por meio da comparação de subsequências musicais</w:t>
-      </w:r>
-      <w:r>
-        <w:t>;</w:t>
-      </w:r>
-    </w:p>
-    <w:p>
-      <w:pPr>
-        <w:pStyle w:val="TE-Alnea"/>
-        <w:numPr>
-          <w:ilvl w:val="0"/>
-          <w:numId w:val="5"/>
-        </w:numPr>
-        <w:tabs>
-          <w:tab w:val="clear" w:pos="360"/>
-          <w:tab w:val="num" w:pos="1369"/>
-        </w:tabs>
-        <w:ind w:left="1369"/>
-      </w:pPr>
-      <w:r>
-        <w:t>Analisar os padrões encontrados também a partir de seu contorno melódico, considerando a direção do movimento entre notas</w:t>
-      </w:r>
-      <w:r>
-        <w:t>;</w:t>
-      </w:r>
-    </w:p>
-    <w:p>
-      <w:pPr>
-        <w:pStyle w:val="TE-Alnea"/>
-        <w:numPr>
-          <w:ilvl w:val="0"/>
-          <w:numId w:val="5"/>
-        </w:numPr>
-        <w:tabs>
-          <w:tab w:val="clear" w:pos="360"/>
-          <w:tab w:val="num" w:pos="1369"/>
-        </w:tabs>
-        <w:ind w:left="1369"/>
-      </w:pPr>
-      <w:r>
-        <w:t>Apresentar os padrões detectados e suas ocorrências nas partituras analisadas</w:t>
-      </w:r>
-      <w:r>
-        <w:t>.</w:t>
+        <w:rPr/>
+      </w:pPr>
+      <w:r>
+        <w:rPr>
+          <w:noProof w:val="0"/>
+          <w:lang w:val="pt-BR"/>
+        </w:rPr>
+        <w:t>Apresentar os padrões detectados e suas ocorrências nas partituras analisadas.</w:t>
       </w:r>
     </w:p>
     <w:p>
       <w:pPr>
         <w:pStyle w:val="T2-TituloSecundario"/>
       </w:pPr>
-      <w:bookmarkStart w:id="20" w:name="_Toc228622510"/>
+      <w:bookmarkStart w:name="_Toc228622510" w:id="20"/>
       <w:r>
         <w:t>Justificativa</w:t>
       </w:r>
@@ -2949,50 +2748,51 @@
         <w:pStyle w:val="TE-Normal"/>
       </w:pPr>
       <w:r>
-        <w:t>A identificação de padrões melódicos é uma prática fundamental na análise musical, pois contribui para a compreensão da organização interna das obras, da recorrência de motivos e das características estilísticas de um compositor (HURON, 2006). Tradicionalmente, esse processo é realizado de forma manual, o que pode demandar tempo significativo, além de depender de conhecimento especializado e estar sujeito a interpretações subjetivas.</w:t>
-      </w:r>
-    </w:p>
-    <w:p>
-      <w:pPr>
-        <w:pStyle w:val="TE-Normal"/>
-      </w:pPr>
-      <w:r>
-        <w:t>Com o avanço da análise musical computacional, tornou-se possível empregar técnicas de processamento simbólico para auxiliar na identificação de estruturas musicais em dados digitais. Nesse contexto, destaca-se a área de Music Information Retrieval (MIR), que investiga métodos para extração e análise de informações musicais a partir de diferentes formas de representação (DOWNIE, 2003).</w:t>
-      </w:r>
-    </w:p>
-    <w:p>
-      <w:pPr>
-        <w:pStyle w:val="TE-Normal"/>
-      </w:pPr>
-      <w:r>
-        <w:t xml:space="preserve">Entretanto, muitas das abordagens existentes na literatura utilizam métodos complexos, frequentemente baseados em técnicas avançadas de mineração de dados ou aprendizado de máquina (MEREDITH, 2016), o que pode dificultar sua aplicação em </w:t>
-      </w:r>
-      <w:r>
-        <w:lastRenderedPageBreak/>
-        <w:t>contextos acadêmicos introdutórios ou em estudos exploratórios.</w:t>
-      </w:r>
-    </w:p>
-    <w:p>
-      <w:pPr>
-        <w:pStyle w:val="TE-Normal"/>
-      </w:pPr>
-      <w:r>
-        <w:t>Diante disso, justifica-se o desenvolvimento de um protótipo computacional que utilize representações estruturais mais simples, como intervalos melódicos e contorno melódico, amplamente utilizados na análise musical (MEREDITH, 2016). Essa abordagem permite investigar, de forma prática e controlada, a viabilidade da identificação automática de padrões melódicos, sem a necessidade de métodos computacionais altamente complexos.</w:t>
-      </w:r>
-    </w:p>
-    <w:p>
-      <w:pPr>
-        <w:pStyle w:val="TE-Normal"/>
-      </w:pPr>
-      <w:r>
-        <w:t>Além disso, o presente trabalho contribui para a área de análise musical assistida por computador ao propor uma solução acessível e reprodutível, podendo servir como base para estudos futuros e para a evolução de abordagens mais sofisticadas na análise musical computacional.</w:t>
+        <w:rPr/>
+        <w:t>A identificação de padrões melódicos é importante para a análise musical porque permite compreender como determinados materiais são reutilizados, transformados ou organizados ao longo de uma composição. Esses padrões podem contribuir para a coesão interna da obra e para a percepção de unidade musical (HURON, 2006).</w:t>
+      </w:r>
+    </w:p>
+    <w:p>
+      <w:pPr>
+        <w:pStyle w:val="TE-Normal"/>
+      </w:pPr>
+      <w:r>
+        <w:rPr/>
+        <w:t>Apesar de sua relevância, a identificação manual de recorrências melódicas pode exigir tempo, experiência e atenção a detalhes que nem sempre são facilmente observáveis em uma leitura inicial. Em obras mais extensas, ou na comparação entre diferentes partituras, torna-se útil contar com procedimentos capazes de organizar e apontar possíveis recorrências de maneira sistemática.</w:t>
+      </w:r>
+    </w:p>
+    <w:p>
+      <w:pPr>
+        <w:pStyle w:val="TE-Normal"/>
+      </w:pPr>
+      <w:r>
+        <w:rPr/>
+        <w:t>O uso de partituras digitais em formato MusicXML favorece esse tipo de abordagem, pois permite a extração de informações musicais de forma estruturada. A partir desses dados, é possível converter melodias em representações computacionais, como sequências de intervalos e contornos melódicos, facilitando a comparação entre trechos.</w:t>
+      </w:r>
+    </w:p>
+    <w:p>
+      <w:pPr>
+        <w:pStyle w:val="TE-Normal"/>
+      </w:pPr>
+      <w:r>
+        <w:rPr/>
+        <w:t>Este trabalho justifica-se, portanto, pela possibilidade de explorar uma abordagem computacional simples, acessível e reprodutível para a identificação de padrões melódicos. Em vez de utilizar métodos mais complexos, como aprendizado de máquina ou técnicas avançadas de mineração de dados, a proposta concentra-se em representações estruturais diretamente relacionadas à organização melódica.</w:t>
+      </w:r>
+    </w:p>
+    <w:p>
+      <w:pPr>
+        <w:pStyle w:val="TE-Normal"/>
+      </w:pPr>
+      <w:r>
+        <w:rPr/>
+        <w:t>Além disso, o desenvolvimento do protótipo pode contribuir para estudos futuros em análise musical assistida por computador, servindo como base para aprimoramentos posteriores, como a inclusão de aspectos rítmicos, harmônicos, polifônicos ou métricas mais elaboradas de similaridade musical.</w:t>
       </w:r>
     </w:p>
     <w:p>
       <w:pPr>
         <w:pStyle w:val="T2-TituloSecundario"/>
       </w:pPr>
-      <w:bookmarkStart w:id="21" w:name="_Toc228622511"/>
+      <w:bookmarkStart w:name="_Toc228622511" w:id="21"/>
       <w:r>
         <w:t>Delimitação do Escopo</w:t>
       </w:r>
@@ -3003,54 +2803,60 @@
         <w:pStyle w:val="TE-Normal"/>
       </w:pPr>
       <w:r>
-        <w:t>Este trabalho se limita à identificação de padrões melódicos recorrentes em partituras digitais, não contemplando análise harmônica, rítmica ou estrutural completa das obras.</w:t>
-      </w:r>
-    </w:p>
-    <w:p>
-      <w:pPr>
-        <w:pStyle w:val="TE-Normal"/>
-      </w:pPr>
-      <w:r>
-        <w:t>A análise será realizada exclusivamente sobre a linha melódica principal de cada partitura, utilizando versões simplificadas dos arquivos contendo apenas a melodia, a fim de evitar interferência de elementos polifônicos ou acompanhamentos.</w:t>
-      </w:r>
-    </w:p>
-    <w:p>
-      <w:pPr>
-        <w:pStyle w:val="TE-Normal"/>
-      </w:pPr>
-      <w:r>
-        <w:t>O corpus utilizado será composto por cinco partituras autorais em formato MusicXML, escolhidas para permitir a validação do algoritmo proposto.</w:t>
-      </w:r>
-    </w:p>
-    <w:p>
-      <w:pPr>
-        <w:pStyle w:val="TE-Normal"/>
-      </w:pPr>
-      <w:r>
-        <w:t>A detecção de padrões será baseada na comparação de subsequências melódicas representadas por intervalos relativos entre notas consecutivas e por contorno melódico, considerando janelas de tamanho fixo</w:t>
-      </w:r>
-      <w:r>
-        <w:t>, a serem definidas conforme a experimentação</w:t>
-      </w:r>
-      <w:r>
-        <w:t>.</w:t>
-      </w:r>
-    </w:p>
-    <w:p>
-      <w:pPr>
-        <w:pStyle w:val="TE-Normal"/>
-      </w:pPr>
-      <w:r>
-        <w:t>O objetivo do trabalho não é realizar uma análise musicológica abrangente, mas demonstrar a viabilidade de uma abordagem computacional simples para identificação automática de padrões melódicos.</w:t>
+        <w:rPr/>
+        <w:t xml:space="preserve">Este trabalho limita-se à identificação de padrões melódicos recorrentes em partituras digitais, não contemplando análise harmônica, rítmica, </w:t>
+      </w:r>
+      <w:r>
+        <w:rPr/>
+        <w:t>tímbrica</w:t>
+      </w:r>
+      <w:r>
+        <w:rPr/>
+        <w:t xml:space="preserve"> ou estrutural completa das obras. O foco da pesquisa está na comparação de sequências melódicas a partir de representações baseadas em intervalos e contorno melódico.</w:t>
+      </w:r>
+    </w:p>
+    <w:p>
+      <w:pPr>
+        <w:pStyle w:val="TE-Normal"/>
+      </w:pPr>
+      <w:r>
+        <w:rPr/>
+        <w:t>A análise será realizada exclusivamente sobre a linha melódica principal de cada partitura. Para isso, serão utilizadas versões simplificadas dos arquivos, contendo apenas a melodia a ser analisada. Essa delimitação tem como objetivo reduzir a interferência de acompanhamentos, acordes, múltiplas vozes ou elementos polifônicos.</w:t>
+      </w:r>
+    </w:p>
+    <w:p>
+      <w:pPr>
+        <w:pStyle w:val="TE-Normal"/>
+      </w:pPr>
+      <w:r>
+        <w:rPr/>
+        <w:t>O corpus será composto por cinco partituras autorais em formato MusicXML, selecionadas para permitir o desenvolvimento e a validação inicial do protótipo. Por se tratar de uma pesquisa exploratória, não se pretende realizar uma análise estatística ampla ou generalizar os resultados para diferentes repertórios musicais.</w:t>
+      </w:r>
+    </w:p>
+    <w:p>
+      <w:pPr>
+        <w:pStyle w:val="TE-Normal"/>
+      </w:pPr>
+      <w:r>
+        <w:rPr/>
+        <w:t>A detecção de padrões será baseada na comparação de subsequências melódicas, considerando janelas de tamanho fixo. As recorrências serão analisadas a partir de duas representações: intervalos relativos entre notas consecutivas e contorno melódico, baseado na direção do movimento entre as notas.</w:t>
+      </w:r>
+    </w:p>
+    <w:p>
+      <w:pPr>
+        <w:pStyle w:val="TE-Normal"/>
+      </w:pPr>
+      <w:r>
+        <w:rPr/>
+        <w:t>Assim, o objetivo do trabalho não é realizar uma análise musicológica completa das obras, mas verificar a viabilidade de uma abordagem computacional simples para apoiar a identificação automática de padrões melódicos em partituras digitais.</w:t>
       </w:r>
     </w:p>
     <w:p>
       <w:pPr>
         <w:pStyle w:val="T2-TituloSecundario"/>
       </w:pPr>
-      <w:bookmarkStart w:id="22" w:name="_Toc228622512"/>
-      <w:r>
-        <w:lastRenderedPageBreak/>
+      <w:bookmarkStart w:name="_Toc228622512" w:id="22"/>
+      <w:r>
         <w:t xml:space="preserve">Procedimentos </w:t>
       </w:r>
       <w:r>
@@ -3066,40 +2872,70 @@
         <w:pStyle w:val="TE-Normal"/>
       </w:pPr>
       <w:r>
-        <w:t>O presente trabalho caracteriza-se como uma pesquisa de natureza aplicada, uma vez que visa o desenvolvimento de um protótipo computacional para a identificação de padrões melódicos em partituras digitais. Quanto aos objetivos, classifica-se como exploratória, por investigar a viabilidade de uma abordagem baseada em representações estruturais da melodia. Em relação aos procedimentos, trata-se de uma pesquisa experimental.</w:t>
-      </w:r>
-    </w:p>
-    <w:p>
-      <w:pPr>
-        <w:pStyle w:val="TE-Normal"/>
-      </w:pPr>
-      <w:r>
-        <w:t>De forma geral, o desenvolvimento do trabalho será realizado por meio da seleção de um conjunto de partituras em formato MusicXML, seguido da extração da linha melódica principal. As sequências obtidas serão convertidas em representações estruturais baseadas em intervalos melódicos e contorno melódico.</w:t>
-      </w:r>
-    </w:p>
-    <w:p>
-      <w:pPr>
-        <w:pStyle w:val="TE-Normal"/>
-      </w:pPr>
-      <w:r>
-        <w:t>A partir dessas representações, será aplicado um método de detecção de padrões baseado na análise de subsequências, com o objetivo de identificar recorrências estruturais nas melodias. Por fim, os resultados obtidos serão analisados de forma qualitativa, por meio da comparação entre os padrões identificados automaticamente e a análise manual das partituras.</w:t>
-      </w:r>
-    </w:p>
-    <w:p>
-      <w:pPr>
-        <w:pStyle w:val="TE-Normal"/>
-      </w:pPr>
-      <w:r>
-        <w:t>O protótipo será desenvolvido utilizando a linguagem Python, com apoio de bibliotecas voltadas à manipulação de dados musicais simbólicos, como a biblioteca music21. Os experimentos serão conduzidos em ambiente de desenvolvimento controlado, visando garantir a reprodutibilidade dos resultados.</w:t>
+        <w:rPr/>
+        <w:t>O presente trabalho caracteriza-se como uma pesquisa de natureza aplicada, pois tem como objetivo o desenvolvimento de um protótipo computacional voltado à identificação de padrões melódicos em partituras digitais. Quanto aos objetivos, classifica-se como exploratória, uma vez que busca investigar a viabilidade de uma abordagem baseada em representações estruturais da melodia. Em relação aos procedimentos, trata-se de uma pesquisa experimental, envolvendo a implementação e avaliação de um algoritmo de análise musical.</w:t>
+      </w:r>
+    </w:p>
+    <w:p>
+      <w:pPr>
+        <w:pStyle w:val="TE-Normal"/>
+      </w:pPr>
+      <w:r>
+        <w:rPr/>
+        <w:t>O desenvolvimento do trabalho será realizado a partir da seleção de um corpus composto por partituras digitais em formato MusicXML. Essas partituras serão utilizadas em versões simplificadas, contendo a linha melódica principal. Em seguida, será realizada a extração das sequências de notas, registrando informações relevantes como altura, posição sequencial e compasso de ocorrência.</w:t>
+      </w:r>
+    </w:p>
+    <w:p>
+      <w:pPr>
+        <w:pStyle w:val="TE-Normal"/>
+      </w:pPr>
+      <w:r>
+        <w:rPr/>
+        <w:t>As sequências extraídas serão convertidas em duas representações estruturais. A primeira será baseada em intervalos melódicos relativos entre notas consecutivas, permitindo a identificação de padrões que mantenham a mesma estrutura intervalar. A segunda será baseada em contorno melódico, considerando apenas a direção do movimento entre as notas, como subida, descida ou repetição.</w:t>
+      </w:r>
+    </w:p>
+    <w:p>
+      <w:pPr>
+        <w:pStyle w:val="TE-Normal"/>
+      </w:pPr>
+      <w:r>
+        <w:rPr/>
+        <w:t>A detecção de padrões será realizada por meio da comparação de subsequências geradas a partir de janelas deslizantes. As recorrências identificadas serão registradas com informações sobre a sequência correspondente, o tipo de representação utilizada, a quantidade de ocorrências e sua localização aproximada nas partituras.</w:t>
+      </w:r>
+    </w:p>
+    <w:p>
+      <w:pPr>
+        <w:pStyle w:val="TE-Normal"/>
+      </w:pPr>
+      <w:r>
+        <w:rPr/>
+        <w:t>Por fim, os resultados obtidos serão analisados qualitativamente, comparando os padrões identificados automaticamente com uma verificação manual das partituras. Essa análise buscará avaliar a coerência dos padrões encontrados e a viabilidade da abordagem proposta como ferramenta de apoio à análise musical computacional.</w:t>
+      </w:r>
+    </w:p>
+    <w:p>
+      <w:pPr>
+        <w:pStyle w:val="TE-Normal"/>
+      </w:pPr>
+      <w:r>
+        <w:rPr/>
+        <w:t>O protótipo será desenvolvido utilizando a linguagem Python, com apoio de bibliotecas voltadas à manipulação de dados musicais simbólicos, como a music21. Os experimentos serão conduzidos em ambiente controlado, visando permitir a organização e a reprodução das etapas realizadas.</w:t>
       </w:r>
     </w:p>
     <w:p>
       <w:pPr>
         <w:pStyle w:val="T2-TituloSecundario"/>
-      </w:pPr>
-      <w:bookmarkStart w:id="23" w:name="_Toc228622513"/>
-      <w:r>
-        <w:t>Estrutura do Trabalho</w:t>
+        <w:rPr/>
+      </w:pPr>
+      <w:bookmarkStart w:name="_Toc228622513" w:id="23"/>
+      <w:r>
+        <w:rPr>
+          <w:u w:val="single"/>
+        </w:rPr>
+        <w:t>Estrutura</w:t>
+      </w:r>
+      <w:r>
+        <w:rPr/>
+        <w:t xml:space="preserve"> do Trabalho</w:t>
       </w:r>
       <w:bookmarkEnd w:id="23"/>
     </w:p>
@@ -3108,20 +2944,54 @@
         <w:pStyle w:val="TE-Normal"/>
       </w:pPr>
       <w:r>
-        <w:t>Este trabalho está estruturado da seguinte forma: o Capítulo 1 apresenta a introdução, abordando a contextualização, o problema de pesquisa, os objetivos, a justificativa, o escopo e os procedimentos metodológicos. O Capítulo 2 apresenta a revisão bibliográfica, contemplando os principais conceitos relacionados à representação musical digital, padrões melódicos, intervalos e contorno melódico. O Capítulo 3 descreve os procedimentos metodológicos adotados no desenvolvimento do trabalho. Por fim, são apresentados o cronograma e as referências utilizadas.</w:t>
+        <w:rPr/>
+        <w:t>Este trabalho está estruturado em quatro capítulos. O Capítulo 1 apresenta a introdução, contemplando a contextualização do tema, a delimitação do problema, os objetivos, a justificativa, o escopo e os procedimentos metodológicos adotados.</w:t>
+      </w:r>
+    </w:p>
+    <w:p>
+      <w:pPr>
+        <w:pStyle w:val="TE-Normal"/>
+      </w:pPr>
+      <w:r>
+        <w:rPr/>
+        <w:t>O Capítulo 2 apresenta a fundamentação teórica, abordando conceitos relacionados à representação musical digital, ao formato MusicXML, aos padrões melódicos, à representação intervalar, ao contorno melódico e aos trabalhos relacionados à análise musical computacional.</w:t>
+      </w:r>
+    </w:p>
+    <w:p>
+      <w:pPr>
+        <w:pStyle w:val="TE-Normal"/>
+      </w:pPr>
+      <w:r>
+        <w:rPr/>
+        <w:t>O Capítulo 3 descreve os procedimentos metodológicos do trabalho, detalhando o corpus de análise, o processo de extração da melodia, as representações utilizadas, o método de detecção de padrões e a forma de análise dos resultados.</w:t>
+      </w:r>
+    </w:p>
+    <w:p>
+      <w:pPr>
+        <w:pStyle w:val="TE-Normal"/>
+        <w:rPr>
+          <w:u w:val="single"/>
+        </w:rPr>
+      </w:pPr>
+      <w:r>
+        <w:rPr/>
+        <w:t xml:space="preserve">Por fim, o Capítulo 4 apresenta o cronograma de desenvolvimento do trabalho, indicando as etapas previstas para a continuidade da </w:t>
+      </w:r>
+      <w:r>
+        <w:rPr/>
+        <w:t>pesquisa.</w:t>
       </w:r>
     </w:p>
     <w:p>
       <w:pPr>
         <w:pStyle w:val="T1-TituloPrimario"/>
       </w:pPr>
-      <w:bookmarkStart w:id="24" w:name="_Toc228622514"/>
+      <w:bookmarkStart w:name="_Toc228622514" w:id="24"/>
       <w:bookmarkEnd w:id="11"/>
       <w:bookmarkEnd w:id="12"/>
       <w:bookmarkEnd w:id="13"/>
       <w:bookmarkEnd w:id="14"/>
       <w:r>
-        <w:lastRenderedPageBreak/>
         <w:t>Fundamentação teórica</w:t>
       </w:r>
       <w:bookmarkEnd w:id="24"/>
@@ -3130,7 +3000,7 @@
       <w:pPr>
         <w:pStyle w:val="T2-TituloSecundario"/>
       </w:pPr>
-      <w:bookmarkStart w:id="25" w:name="_Toc228622515"/>
+      <w:bookmarkStart w:name="_Toc228622515" w:id="25"/>
       <w:r>
         <w:t>Representação Musical Digital</w:t>
       </w:r>
@@ -3162,7 +3032,7 @@
       <w:pPr>
         <w:pStyle w:val="T3-TituloTerciario"/>
       </w:pPr>
-      <w:bookmarkStart w:id="26" w:name="_Toc228622516"/>
+      <w:bookmarkStart w:name="_Toc228622516" w:id="26"/>
       <w:r>
         <w:t>Formato MusicXML</w:t>
       </w:r>
@@ -3227,7 +3097,6 @@
         <w:rPr>
           <w:noProof/>
         </w:rPr>
-        <w:lastRenderedPageBreak/>
         <w:drawing>
           <wp:anchor distT="0" distB="0" distL="114300" distR="114300" simplePos="0" relativeHeight="251657216" behindDoc="0" locked="0" layoutInCell="1" allowOverlap="1" wp14:anchorId="0CC63A32" wp14:editId="00B593DE">
             <wp:simplePos x="0" y="0"/>
@@ -3324,7 +3193,7 @@
       <w:pPr>
         <w:pStyle w:val="T2-TituloSecundario"/>
       </w:pPr>
-      <w:bookmarkStart w:id="27" w:name="_Toc228622517"/>
+      <w:bookmarkStart w:name="_Toc228622517" w:id="27"/>
       <w:r>
         <w:t>Padrões Melódicos</w:t>
       </w:r>
@@ -3350,7 +3219,7 @@
       <w:pPr>
         <w:pStyle w:val="T3-TituloTerciario"/>
       </w:pPr>
-      <w:bookmarkStart w:id="28" w:name="_Toc228622518"/>
+      <w:bookmarkStart w:name="_Toc228622518" w:id="28"/>
       <w:r>
         <w:t>Definição de padrões musicais</w:t>
       </w:r>
@@ -3369,11 +3238,7 @@
         <w:pStyle w:val="TE-Normal"/>
       </w:pPr>
       <w:r>
-        <w:t xml:space="preserve">Nesse sentido, torna-se relevante utilizar representações que capturem a estrutura interna da melodia, permitindo a identificação de padrões independentemente </w:t>
-      </w:r>
-      <w:r>
-        <w:lastRenderedPageBreak/>
-        <w:t>de sua tonalidade ou posição na escala. Essa abordagem é especialmente útil em sistemas automatizados de análise musical.</w:t>
+        <w:t>Nesse sentido, torna-se relevante utilizar representações que capturem a estrutura interna da melodia, permitindo a identificação de padrões independentemente de sua tonalidade ou posição na escala. Essa abordagem é especialmente útil em sistemas automatizados de análise musical.</w:t>
       </w:r>
       <w:r>
         <w:t xml:space="preserve"> </w:t>
@@ -3517,7 +3382,7 @@
       <w:pPr>
         <w:pStyle w:val="T2-TituloSecundario"/>
       </w:pPr>
-      <w:bookmarkStart w:id="29" w:name="_Toc228622519"/>
+      <w:bookmarkStart w:name="_Toc228622519" w:id="29"/>
       <w:r>
         <w:t>Representação Intervalar</w:t>
       </w:r>
@@ -3542,11 +3407,7 @@
         <w:t xml:space="preserve"> </w:t>
       </w:r>
       <w:r>
-        <w:t xml:space="preserve">A Tabela 1 apresenta a conversão de uma sequência melódica simples em duas representações estruturais: intervalos relativos entre notas </w:t>
-      </w:r>
-      <w:r>
-        <w:lastRenderedPageBreak/>
-        <w:t>consecutivas e contorno melódico.</w:t>
+        <w:t>A Tabela 1 apresenta a conversão de uma sequência melódica simples em duas representações estruturais: intervalos relativos entre notas consecutivas e contorno melódico.</w:t>
       </w:r>
     </w:p>
     <w:p>
@@ -3651,12 +3512,12 @@
         <w:tblW w:w="6947" w:type="dxa"/>
         <w:jc w:val="center"/>
         <w:tblBorders>
-          <w:top w:val="single" w:sz="4" w:space="0" w:color="000000"/>
+          <w:top w:val="single" w:color="000000" w:sz="4" w:space="0"/>
           <w:left w:val="nil"/>
-          <w:bottom w:val="single" w:sz="4" w:space="0" w:color="000000"/>
+          <w:bottom w:val="single" w:color="000000" w:sz="4" w:space="0"/>
           <w:right w:val="nil"/>
-          <w:insideH w:val="single" w:sz="4" w:space="0" w:color="000000"/>
-          <w:insideV w:val="single" w:sz="4" w:space="0" w:color="000000"/>
+          <w:insideH w:val="single" w:color="000000" w:sz="4" w:space="0"/>
+          <w:insideV w:val="single" w:color="000000" w:sz="4" w:space="0"/>
         </w:tblBorders>
         <w:tblLayout w:type="fixed"/>
         <w:tblLook w:val="0000" w:firstRow="0" w:lastRow="0" w:firstColumn="0" w:lastColumn="0" w:noHBand="0" w:noVBand="0"/>
@@ -4151,7 +4012,7 @@
       <w:pPr>
         <w:pStyle w:val="T3-TituloTerciario"/>
       </w:pPr>
-      <w:bookmarkStart w:id="30" w:name="_Toc228622520"/>
+      <w:bookmarkStart w:name="_Toc228622520" w:id="30"/>
       <w:r>
         <w:t>Intervalos melódicos</w:t>
       </w:r>
@@ -4177,7 +4038,7 @@
       <w:pPr>
         <w:pStyle w:val="T2-TituloSecundario"/>
       </w:pPr>
-      <w:bookmarkStart w:id="31" w:name="_Toc228622521"/>
+      <w:bookmarkStart w:name="_Toc228622521" w:id="31"/>
       <w:r>
         <w:t>Contorno Melódico</w:t>
       </w:r>
@@ -4223,7 +4084,7 @@
       <w:pPr>
         <w:pStyle w:val="T3-TituloTerciario"/>
       </w:pPr>
-      <w:bookmarkStart w:id="32" w:name="_Toc228622522"/>
+      <w:bookmarkStart w:name="_Toc228622522" w:id="32"/>
       <w:r>
         <w:t>Representação direcional</w:t>
       </w:r>
@@ -4234,7 +4095,6 @@
         <w:pStyle w:val="TE-Normal"/>
       </w:pPr>
       <w:r>
-        <w:lastRenderedPageBreak/>
         <w:t>A representação direcional do contorno melódico pode ser realizada por meio de símbolos que indicam a direção do movimento entre notas, como ascendente, descendente ou repetido.</w:t>
       </w:r>
     </w:p>
@@ -4249,9 +4109,11 @@
     <w:p>
       <w:pPr>
         <w:pStyle w:val="T2-TituloSecundario"/>
-      </w:pPr>
-      <w:bookmarkStart w:id="33" w:name="_Toc228622523"/>
-      <w:r>
+        <w:rPr/>
+      </w:pPr>
+      <w:bookmarkStart w:name="_Toc228622523" w:id="33"/>
+      <w:r>
+        <w:rPr/>
         <w:t>Trabalhos Relacionados</w:t>
       </w:r>
       <w:bookmarkEnd w:id="33"/>
@@ -4261,62 +4123,76 @@
         <w:pStyle w:val="TE-Normal"/>
       </w:pPr>
       <w:r>
-        <w:t xml:space="preserve">Diversos estudos têm explorado a identificação automática de padrões musicais por meio de abordagens computacionais. Na área de </w:t>
-      </w:r>
-      <w:r>
-        <w:t xml:space="preserve">MIR </w:t>
-      </w:r>
-      <w:r>
-        <w:t>são utilizadas técnicas que vão desde métodos estatísticos até algoritmos baseados em aprendizado de máquina para análise de dados musicais.</w:t>
-      </w:r>
-    </w:p>
-    <w:p>
-      <w:pPr>
-        <w:pStyle w:val="TE-Normal"/>
-      </w:pPr>
-      <w:r>
-        <w:t>Entre essas abordagens, destacam-se métodos baseados na análise de subsequências melódicas, que permitem identificar padrões recorrentes em grandes conjuntos de dados musicais (MEREDITH, 2016). Além disso, técnicas mais avançadas utilizam modelos probabilísticos e redes neurais para capturar características mais complexas da música.</w:t>
-      </w:r>
-    </w:p>
-    <w:p>
-      <w:pPr>
-        <w:pStyle w:val="TE-Normal"/>
-      </w:pPr>
-      <w:r>
-        <w:t>Entretanto, muitas dessas abordagens apresentam alto nível de complexidade, o que pode dificultar sua aplicação em contextos acadêmicos introdutórios ou em estudos exploratórios. Nesse cenário, abordagens mais simples, baseadas em representações estruturais como intervalos e contorno melódico, mostram-se alternativas viáveis para a implementação de protótipos funcionais.</w:t>
-      </w:r>
-    </w:p>
-    <w:p>
-      <w:pPr>
-        <w:pStyle w:val="TE-Normal"/>
-      </w:pPr>
-      <w:r>
-        <w:t>Nesse sentido, os autores utilizados neste trabalho contribuem para a compreensão das principais bases teóricas da análise musical computacional.</w:t>
-      </w:r>
-      <w:r>
-        <w:t xml:space="preserve"> </w:t>
-      </w:r>
-      <w:r>
-        <w:t xml:space="preserve">Meredith (2016) discute métodos computacionais para descoberta de padrões musicais, incluindo abordagens baseadas em recorrência estrutural e comparação de sequências. Müller (2015), por sua vez, apresenta fundamentos do processamento musical simbólico e destaca a importância de representações adequadas para tarefas de análise musical </w:t>
-      </w:r>
-      <w:r>
-        <w:lastRenderedPageBreak/>
-        <w:t xml:space="preserve">computacional. Downie (2003) contextualiza essas práticas no campo de </w:t>
-      </w:r>
-      <w:r>
-        <w:t>MIR</w:t>
-      </w:r>
-      <w:r>
-        <w:t>, área voltada à extração e organização de informações musicais em ambientes digitais.</w:t>
+        <w:rPr/>
+        <w:t>A identificação automática de padrões musicais tem sido investigada em diferentes áreas da análise musical computacional, especialmente no campo de Music Information Retrieval (MIR). De modo geral, esses estudos buscam desenvolver métodos capazes de extrair, organizar e comparar informações musicais a partir de dados digitais, permitindo a análise de aspectos como melodia, ritmo, harmonia, similaridade e recorrência estrutural.</w:t>
+      </w:r>
+    </w:p>
+    <w:p>
+      <w:pPr>
+        <w:pStyle w:val="TE-Normal"/>
+      </w:pPr>
+      <w:r>
+        <w:rPr/>
+        <w:t>Downie (2003) apresenta a área de MIR como um campo voltado à recuperação e ao processamento de informações musicais em ambientes digitais. Embora sua abordagem seja ampla e envolva diferentes tipos de dados musicais, sua contribuição é relevante para este trabalho por situar a análise computacional da música como uma área capaz de apoiar tarefas tradicionalmente realizadas de forma manual, como classificação, comparação e identificação de estruturas musicais.</w:t>
+      </w:r>
+    </w:p>
+    <w:p>
+      <w:pPr>
+        <w:pStyle w:val="TE-Normal"/>
+      </w:pPr>
+      <w:r>
+        <w:rPr/>
+        <w:t>Müller (2015), por sua vez, destaca a importância das representações musicais para o processamento computacional da música. O autor diferencia abordagens baseadas em áudio e em representação simbólica, evidenciando que dados simbólicos, como partituras digitais, permitem acessar diretamente elementos musicais como notas, durações, alturas e eventos estruturados. Essa perspectiva fundamenta a escolha do formato MusicXML neste trabalho, uma vez que ele possibilita a extração direta de informações melódicas a partir da partitura.</w:t>
+      </w:r>
+    </w:p>
+    <w:p>
+      <w:pPr>
+        <w:pStyle w:val="TE-Normal"/>
+      </w:pPr>
+      <w:r>
+        <w:rPr/>
+        <w:t>No campo específico da descoberta de padrões musicais, Meredith (2016) discute métodos computacionais voltados à identificação de recorrências estruturais em obras musicais. Suas contribuições são relevantes por demonstrar que padrões musicais podem ser investigados por meio de representações abstratas e procedimentos de comparação entre sequências. Embora muitos métodos apresentados na literatura utilizem algoritmos mais complexos, a noção de recorrência estrutural serve de base para a proposta deste trabalho.</w:t>
+      </w:r>
+    </w:p>
+    <w:p>
+      <w:pPr>
+        <w:pStyle w:val="TE-Normal"/>
+      </w:pPr>
+      <w:r>
+        <w:rPr/>
+        <w:t>Além disso, estudos relacionados à percepção e cognição musical, como os de Huron (2006), contribuem para compreender a importância dos padrões na escuta e na organização musical. A recorrência de motivos e movimentos melódicos está associada à construção de expectativa, coerência e reconhecimento musical. Dessa forma, a identificação de padrões melódicos não possui apenas relevância técnica, mas também musical e perceptiva.</w:t>
+      </w:r>
+    </w:p>
+    <w:p>
+      <w:pPr>
+        <w:pStyle w:val="TE-Normal"/>
+        <w:rPr>
+          <w:u w:val="single"/>
+        </w:rPr>
+      </w:pPr>
+      <w:r>
+        <w:rPr/>
+        <w:t>Observa-se, portanto, que os trabalhos relacionados oferecem diferentes contribuições para esta pesquisa. Downie (2003) contextualiza o campo de MIR; Müller (2015) fundamenta a importância da representação simbólica; Meredith (2016) contribui com a discussão sobre descoberta de padrões musicais; e Huron (2006) auxilia na compreensão da relevância musical e perceptiva das recorrências. A partir dessas bases, este trabalho adota uma abordagem exploratória, baseada em representações estruturais simples, como intervalos melódicos e contorno melódico, para investigar a identificação automática de padrões recorrentes em partituras digitais.</w:t>
+      </w:r>
+    </w:p>
+    <w:p>
+      <w:pPr>
+        <w:pStyle w:val="TE-Normal"/>
+      </w:pPr>
+      <w:r>
+        <w:rPr>
+          <w:noProof w:val="0"/>
+          <w:lang w:val="pt-BR"/>
+        </w:rPr>
+        <w:t>A fundamentação apresentada neste capítulo evidencia que a análise computacional de padrões melódicos depende tanto da representação adequada dos dados musicais quanto da definição de critérios de comparação entre sequências. Nesse sentido, o uso de partituras digitais em formato MusicXML, aliado a representações baseadas em intervalos e contorno melódico, oferece uma base adequada para o desenvolvimento de uma abordagem exploratória. A partir desses conceitos, o capítulo seguinte apresenta os procedimentos metodológicos adotados para a construção e avaliação do protótipo proposto.</w:t>
       </w:r>
     </w:p>
     <w:p>
       <w:pPr>
         <w:pStyle w:val="T1-TituloPrimario"/>
       </w:pPr>
-      <w:bookmarkStart w:id="34" w:name="_Toc228622524"/>
-      <w:r>
-        <w:lastRenderedPageBreak/>
+      <w:bookmarkStart w:name="_Toc228622524" w:id="34"/>
+      <w:r>
         <w:t>PROCEDIMENTOS METODOLÓGICOS</w:t>
       </w:r>
       <w:bookmarkEnd w:id="34"/>
@@ -4325,7 +4201,7 @@
       <w:pPr>
         <w:pStyle w:val="T2-TituloSecundario"/>
       </w:pPr>
-      <w:bookmarkStart w:id="35" w:name="_Toc228622525"/>
+      <w:bookmarkStart w:name="_Toc228622525" w:id="35"/>
       <w:r>
         <w:t>Caracterização da pesquisa</w:t>
       </w:r>
@@ -4343,7 +4219,7 @@
       <w:pPr>
         <w:pStyle w:val="T2-TituloSecundario"/>
       </w:pPr>
-      <w:bookmarkStart w:id="36" w:name="_Toc228622526"/>
+      <w:bookmarkStart w:name="_Toc228622526" w:id="36"/>
       <w:r>
         <w:t>Corpus de análise</w:t>
       </w:r>
@@ -4354,7 +4230,46 @@
         <w:pStyle w:val="TE-Normal"/>
       </w:pPr>
       <w:r>
-        <w:t>O corpus será composto por cinco partituras autorais em formato MusicXML, exportadas a partir de software de notação musical. As partituras serão utilizadas em versões simplificadas contendo a linha melódica principal, a fim de reduzir interferências de acompanhamento, múltiplas vozes ou elementos polifônicos.</w:t>
+        <w:rPr/>
+        <w:t>O</w:t>
+      </w:r>
+      <w:r>
+        <w:rPr/>
+        <w:t xml:space="preserve"> corpus de análise será composto por cinco partituras autorais em formato MusicXML, exportadas a partir de software de notação musical. A escolha por obras autorais justifica-se pela disponibilidade dos arquivos originais, pelo conhecimento prévio sobre o material composicional e pela possibilidade de realizar ajustes ou simplificações nas partituras sem restrições de direitos autorais. Além disso, esse recorte permite maior controle sobre o conjunto analisado, favorecendo a validação inicial do protótipo proposto.</w:t>
+      </w:r>
+    </w:p>
+    <w:p>
+      <w:pPr>
+        <w:pStyle w:val="TE-Normal"/>
+      </w:pPr>
+      <w:r>
+        <w:rPr/>
+        <w:t>As partituras serão utilizadas em versões simplificadas contendo apenas a linha melódica principal. Essa decisão metodológica busca reduzir a complexidade da análise, uma vez que partituras completas podem apresentar múltiplas vozes, acompanhamentos, acordes e elementos polifônicos que dificultam a identificação direta da melodia. Ao isolar a linha melódica, torna-se possível concentrar a análise nas relações entre notas sucessivas, que constituem o foco deste trabalho.</w:t>
+      </w:r>
+    </w:p>
+    <w:p>
+      <w:pPr>
+        <w:pStyle w:val="TE-Normal"/>
+        <w:rPr>
+          <w:u w:val="single"/>
+        </w:rPr>
+      </w:pPr>
+      <w:r>
+        <w:rPr/>
+        <w:t>A utilização de um corpus reduzido é adequada ao caráter exploratório da pesquisa, pois o objetivo principal não é realizar uma análise estatística ampla sobre um grande conjunto de obras, mas verificar a viabilidade de uma abordagem computacional simples para identificação de recorrências melódicas. Dessa forma, o corpus selecionado funcionará como base experimental para testar a extração de dados musicais, a conversão das sequências melódicas em representações estruturais e a detecção de padrões recorrentes</w:t>
+      </w:r>
+      <w:r>
+        <w:rPr/>
+        <w:t>.</w:t>
+      </w:r>
+    </w:p>
+    <w:p>
+      <w:pPr>
+        <w:pStyle w:val="TE-Normal"/>
+      </w:pPr>
+      <w:r>
+        <w:rPr/>
+        <w:t>Embora o uso de versões simplificadas limite a análise em relação à complexidade das partituras originais, essa delimitação permite maior clareza metodológica e reduz interferências que poderiam comprometer a validação inicial do sistema. Assim, o corpus adotado atende ao objetivo do trabalho, que consiste em desenvolver e avaliar um protótipo voltado à identificação automática de padrões melódicos em partituras digitais.</w:t>
       </w:r>
     </w:p>
     <w:p>
@@ -4369,7 +4284,7 @@
           <w:szCs w:val="24"/>
         </w:rPr>
       </w:pPr>
-      <w:bookmarkStart w:id="37" w:name="_Toc229777232"/>
+      <w:bookmarkStart w:name="_Toc229777232" w:id="37"/>
       <w:r>
         <w:rPr>
           <w:b/>
@@ -4458,20 +4373,21 @@
     <w:tbl>
       <w:tblPr>
         <w:tblStyle w:val="Tabelacomgrade"/>
-        <w:tblW w:w="0" w:type="auto"/>
+        <w:tblW w:w="9061" w:type="dxa"/>
         <w:tblLook w:val="04A0" w:firstRow="1" w:lastRow="0" w:firstColumn="1" w:lastColumn="0" w:noHBand="0" w:noVBand="1"/>
       </w:tblPr>
       <w:tblGrid>
-        <w:gridCol w:w="2465"/>
-        <w:gridCol w:w="1641"/>
-        <w:gridCol w:w="1238"/>
-        <w:gridCol w:w="2302"/>
-        <w:gridCol w:w="1415"/>
+        <w:gridCol w:w="2355"/>
+        <w:gridCol w:w="2235"/>
+        <w:gridCol w:w="1230"/>
+        <w:gridCol w:w="1950"/>
+        <w:gridCol w:w="1291"/>
       </w:tblGrid>
       <w:tr>
         <w:tc>
           <w:tcPr>
-            <w:tcW w:w="2469" w:type="dxa"/>
+            <w:tcW w:w="2355" w:type="dxa"/>
+            <w:tcMar/>
           </w:tcPr>
           <w:p>
             <w:pPr>
@@ -4494,7 +4410,8 @@
         </w:tc>
         <w:tc>
           <w:tcPr>
-            <w:tcW w:w="1642" w:type="dxa"/>
+            <w:tcW w:w="2235" w:type="dxa"/>
+            <w:tcMar/>
           </w:tcPr>
           <w:p>
             <w:pPr>
@@ -4517,7 +4434,8 @@
         </w:tc>
         <w:tc>
           <w:tcPr>
-            <w:tcW w:w="1238" w:type="dxa"/>
+            <w:tcW w:w="1230" w:type="dxa"/>
+            <w:tcMar/>
           </w:tcPr>
           <w:p>
             <w:pPr>
@@ -4540,7 +4458,8 @@
         </w:tc>
         <w:tc>
           <w:tcPr>
-            <w:tcW w:w="2306" w:type="dxa"/>
+            <w:tcW w:w="1950" w:type="dxa"/>
+            <w:tcMar/>
           </w:tcPr>
           <w:p>
             <w:pPr>
@@ -4563,7 +4482,8 @@
         </w:tc>
         <w:tc>
           <w:tcPr>
-            <w:tcW w:w="1416" w:type="dxa"/>
+            <w:tcW w:w="1291" w:type="dxa"/>
+            <w:tcMar/>
           </w:tcPr>
           <w:p>
             <w:pPr>
@@ -4588,7 +4508,8 @@
       <w:tr>
         <w:tc>
           <w:tcPr>
-            <w:tcW w:w="2469" w:type="dxa"/>
+            <w:tcW w:w="2355" w:type="dxa"/>
+            <w:tcMar/>
           </w:tcPr>
           <w:p>
             <w:pPr>
@@ -4611,7 +4532,8 @@
         </w:tc>
         <w:tc>
           <w:tcPr>
-            <w:tcW w:w="1642" w:type="dxa"/>
+            <w:tcW w:w="2235" w:type="dxa"/>
+            <w:tcMar/>
           </w:tcPr>
           <w:p>
             <w:pPr>
@@ -4634,7 +4556,8 @@
         </w:tc>
         <w:tc>
           <w:tcPr>
-            <w:tcW w:w="1238" w:type="dxa"/>
+            <w:tcW w:w="1230" w:type="dxa"/>
+            <w:tcMar/>
           </w:tcPr>
           <w:p>
             <w:pPr>
@@ -4657,7 +4580,8 @@
         </w:tc>
         <w:tc>
           <w:tcPr>
-            <w:tcW w:w="2306" w:type="dxa"/>
+            <w:tcW w:w="1950" w:type="dxa"/>
+            <w:tcMar/>
           </w:tcPr>
           <w:p>
             <w:pPr>
@@ -4680,7 +4604,8 @@
         </w:tc>
         <w:tc>
           <w:tcPr>
-            <w:tcW w:w="1416" w:type="dxa"/>
+            <w:tcW w:w="1291" w:type="dxa"/>
+            <w:tcMar/>
           </w:tcPr>
           <w:p>
             <w:pPr>
@@ -4705,7 +4630,8 @@
       <w:tr>
         <w:tc>
           <w:tcPr>
-            <w:tcW w:w="2469" w:type="dxa"/>
+            <w:tcW w:w="2355" w:type="dxa"/>
+            <w:tcMar/>
           </w:tcPr>
           <w:p>
             <w:pPr>
@@ -4730,7 +4656,8 @@
         </w:tc>
         <w:tc>
           <w:tcPr>
-            <w:tcW w:w="1642" w:type="dxa"/>
+            <w:tcW w:w="2235" w:type="dxa"/>
+            <w:tcMar/>
           </w:tcPr>
           <w:p>
             <w:pPr>
@@ -4753,7 +4680,8 @@
         </w:tc>
         <w:tc>
           <w:tcPr>
-            <w:tcW w:w="1238" w:type="dxa"/>
+            <w:tcW w:w="1230" w:type="dxa"/>
+            <w:tcMar/>
           </w:tcPr>
           <w:p>
             <w:pPr>
@@ -4776,7 +4704,8 @@
         </w:tc>
         <w:tc>
           <w:tcPr>
-            <w:tcW w:w="2306" w:type="dxa"/>
+            <w:tcW w:w="1950" w:type="dxa"/>
+            <w:tcMar/>
           </w:tcPr>
           <w:p>
             <w:pPr>
@@ -4799,7 +4728,8 @@
         </w:tc>
         <w:tc>
           <w:tcPr>
-            <w:tcW w:w="1416" w:type="dxa"/>
+            <w:tcW w:w="1291" w:type="dxa"/>
+            <w:tcMar/>
           </w:tcPr>
           <w:p>
             <w:pPr>
@@ -4824,7 +4754,8 @@
       <w:tr>
         <w:tc>
           <w:tcPr>
-            <w:tcW w:w="2469" w:type="dxa"/>
+            <w:tcW w:w="2355" w:type="dxa"/>
+            <w:tcMar/>
           </w:tcPr>
           <w:p>
             <w:pPr>
@@ -4847,7 +4778,8 @@
         </w:tc>
         <w:tc>
           <w:tcPr>
-            <w:tcW w:w="1642" w:type="dxa"/>
+            <w:tcW w:w="2235" w:type="dxa"/>
+            <w:tcMar/>
           </w:tcPr>
           <w:p>
             <w:pPr>
@@ -4870,7 +4802,8 @@
         </w:tc>
         <w:tc>
           <w:tcPr>
-            <w:tcW w:w="1238" w:type="dxa"/>
+            <w:tcW w:w="1230" w:type="dxa"/>
+            <w:tcMar/>
           </w:tcPr>
           <w:p>
             <w:pPr>
@@ -4893,7 +4826,8 @@
         </w:tc>
         <w:tc>
           <w:tcPr>
-            <w:tcW w:w="2306" w:type="dxa"/>
+            <w:tcW w:w="1950" w:type="dxa"/>
+            <w:tcMar/>
           </w:tcPr>
           <w:p>
             <w:pPr>
@@ -4916,7 +4850,8 @@
         </w:tc>
         <w:tc>
           <w:tcPr>
-            <w:tcW w:w="1416" w:type="dxa"/>
+            <w:tcW w:w="1291" w:type="dxa"/>
+            <w:tcMar/>
           </w:tcPr>
           <w:p>
             <w:pPr>
@@ -4941,7 +4876,8 @@
       <w:tr>
         <w:tc>
           <w:tcPr>
-            <w:tcW w:w="2469" w:type="dxa"/>
+            <w:tcW w:w="2355" w:type="dxa"/>
+            <w:tcMar/>
           </w:tcPr>
           <w:p>
             <w:pPr>
@@ -4964,7 +4900,8 @@
         </w:tc>
         <w:tc>
           <w:tcPr>
-            <w:tcW w:w="1642" w:type="dxa"/>
+            <w:tcW w:w="2235" w:type="dxa"/>
+            <w:tcMar/>
           </w:tcPr>
           <w:p>
             <w:pPr>
@@ -4987,7 +4924,8 @@
         </w:tc>
         <w:tc>
           <w:tcPr>
-            <w:tcW w:w="1238" w:type="dxa"/>
+            <w:tcW w:w="1230" w:type="dxa"/>
+            <w:tcMar/>
           </w:tcPr>
           <w:p>
             <w:pPr>
@@ -5010,7 +4948,8 @@
         </w:tc>
         <w:tc>
           <w:tcPr>
-            <w:tcW w:w="2306" w:type="dxa"/>
+            <w:tcW w:w="1950" w:type="dxa"/>
+            <w:tcMar/>
           </w:tcPr>
           <w:p>
             <w:pPr>
@@ -5033,7 +4972,8 @@
         </w:tc>
         <w:tc>
           <w:tcPr>
-            <w:tcW w:w="1416" w:type="dxa"/>
+            <w:tcW w:w="1291" w:type="dxa"/>
+            <w:tcMar/>
           </w:tcPr>
           <w:p>
             <w:pPr>
@@ -5058,7 +4998,8 @@
       <w:tr>
         <w:tc>
           <w:tcPr>
-            <w:tcW w:w="2469" w:type="dxa"/>
+            <w:tcW w:w="2355" w:type="dxa"/>
+            <w:tcMar/>
           </w:tcPr>
           <w:p>
             <w:pPr>
@@ -5131,7 +5072,8 @@
         </w:tc>
         <w:tc>
           <w:tcPr>
-            <w:tcW w:w="1642" w:type="dxa"/>
+            <w:tcW w:w="2235" w:type="dxa"/>
+            <w:tcMar/>
           </w:tcPr>
           <w:p>
             <w:pPr>
@@ -5154,7 +5096,8 @@
         </w:tc>
         <w:tc>
           <w:tcPr>
-            <w:tcW w:w="1238" w:type="dxa"/>
+            <w:tcW w:w="1230" w:type="dxa"/>
+            <w:tcMar/>
           </w:tcPr>
           <w:p>
             <w:pPr>
@@ -5177,7 +5120,8 @@
         </w:tc>
         <w:tc>
           <w:tcPr>
-            <w:tcW w:w="2306" w:type="dxa"/>
+            <w:tcW w:w="1950" w:type="dxa"/>
+            <w:tcMar/>
           </w:tcPr>
           <w:p>
             <w:pPr>
@@ -5200,7 +5144,8 @@
         </w:tc>
         <w:tc>
           <w:tcPr>
-            <w:tcW w:w="1416" w:type="dxa"/>
+            <w:tcW w:w="1291" w:type="dxa"/>
+            <w:tcMar/>
           </w:tcPr>
           <w:p>
             <w:pPr>
@@ -5232,9 +5177,8 @@
       <w:pPr>
         <w:pStyle w:val="T2-TituloSecundario"/>
       </w:pPr>
-      <w:bookmarkStart w:id="38" w:name="_Toc228622527"/>
-      <w:r>
-        <w:lastRenderedPageBreak/>
+      <w:bookmarkStart w:name="_Toc228622527" w:id="38"/>
+      <w:r>
         <w:t>Extração da melodia</w:t>
       </w:r>
       <w:bookmarkEnd w:id="38"/>
@@ -5244,28 +5188,42 @@
         <w:pStyle w:val="TE-Normal"/>
       </w:pPr>
       <w:r>
-        <w:t>Inicialmente, será realizada a extração da linha melódica principal de cada partitura. Para isso, serão utilizadas versões simplificadas dos arquivos, contendo exclusivamente a melodia, com o objetivo de evitar interferências decorrentes de texturas polifônicas, múltiplas vozes ou elementos de acompanhamento</w:t>
-      </w:r>
-      <w:r>
-        <w:t>.</w:t>
-      </w:r>
-    </w:p>
-    <w:p>
-      <w:pPr>
-        <w:pStyle w:val="TE-Normal"/>
-      </w:pPr>
-      <w:r>
-        <w:t>A extração será realizada a partir dos arquivos em formato MusicXML, utilizando a linguagem Python e biblioteca apropriada para manipulação de dados musicais simbólicos. Para cada nota identificada, serão registrados atributos como altura, posição na sequência melódica e compasso de ocorrência. Essas informações permitirão tanto a construção das representações intervalares e de contorno quanto a posterior localização dos padrões detectados nas partituras analisadas</w:t>
-      </w:r>
-      <w:r>
-        <w:t>.</w:t>
+        <w:rPr/>
+        <w:t>A primeira etapa do processo consiste na extração da linha melódica principal de cada partitura do corpus. Para isso, serão utilizados arquivos em formato MusicXML contendo versões simplificadas das obras, compostas exclusivamente pela sequência melódica a ser analisada. Essa estratégia busca evitar ambiguidades decorrentes de texturas polifônicas, múltiplas vozes, acordes ou linhas de acompanhamento, permitindo que o algoritmo opere diretamente sobre a melodia principal.</w:t>
+      </w:r>
+    </w:p>
+    <w:p>
+      <w:pPr>
+        <w:pStyle w:val="TE-Normal"/>
+      </w:pPr>
+      <w:r>
+        <w:rPr/>
+        <w:t>A extração será realizada por meio da linguagem Python, com apoio de biblioteca voltada à manipulação de dados musicais simbólicos, como a music21. A partir da leitura dos arquivos MusicXML, o sistema deverá percorrer os eventos musicais presentes na partitura e selecionar as notas que compõem a sequência melódica. Para cada nota identificada, serão registrados atributos relevantes para a análise, como altura, posição na sequência, duração e compasso de ocorrência.</w:t>
+      </w:r>
+    </w:p>
+    <w:p>
+      <w:pPr>
+        <w:pStyle w:val="TE-Normal"/>
+      </w:pPr>
+      <w:r>
+        <w:rPr/>
+        <w:t>A altura das notas será utilizada para a construção da representação intervalar, uma vez que os intervalos serão calculados a partir da diferença entre notas consecutivas. A posição sequencial permitirá preservar a ordem dos eventos melódicos, aspecto essencial para a identificação de padrões. Já a informação de compasso será utilizada posteriormente para localizar, na partitura, as ocorrências dos padrões detectados pelo protótipo.</w:t>
+      </w:r>
+    </w:p>
+    <w:p>
+      <w:pPr>
+        <w:pStyle w:val="TE-Normal"/>
+      </w:pPr>
+      <w:r>
+        <w:rPr/>
+        <w:t>Essa etapa é fundamental para o funcionamento do sistema, pois a qualidade da representação inicial influencia diretamente os resultados da detecção de padrões. Caso a melodia extraída contenha ruídos, notas de acompanhamento ou eventos não pertencentes à linha principal, os padrões identificados podem se tornar menos representativos. Por esse motivo, a simplificação prévia das partituras será adotada como procedimento metodológico para garantir maior controle sobre os dados analisados.</w:t>
       </w:r>
     </w:p>
     <w:p>
       <w:pPr>
         <w:pStyle w:val="T2-TituloSecundario"/>
       </w:pPr>
-      <w:bookmarkStart w:id="39" w:name="_Toc228622528"/>
+      <w:bookmarkStart w:name="_Toc228622528" w:id="39"/>
       <w:r>
         <w:t>Representação por intervalos</w:t>
       </w:r>
@@ -5276,25 +5234,46 @@
         <w:pStyle w:val="TE-Normal"/>
       </w:pPr>
       <w:r>
-        <w:t>As sequências de notas extraídas serão transformadas em representações estruturais baseadas em intervalos melódicos relativos entre notas consecutivas. Para isso, cada nota será representada por sua altura, e a diferença entre duas alturas sucessivas será utilizada para compor a sequência intervalar. Dessa forma, uma sequência de notas como Dó, Ré, Fá e Mi poderá ser representada pelos intervalos +2, +3 e -1, considerando a diferença em semitons entre notas consecutivas.</w:t>
-      </w:r>
-    </w:p>
-    <w:p>
-      <w:pPr>
-        <w:pStyle w:val="TE-Normal"/>
-      </w:pPr>
-      <w:r>
-        <w:t>Essa abordagem permite a identificação de padrões independentemente da tonalidade, possibilitando o reconhecimento de estruturas equivalentes mesmo quando transpostas. Assim, duas melodias com alturas absolutas diferentes podem ser consideradas semelhantes caso apresentem a mesma sequência de intervalos relativos</w:t>
-      </w:r>
-      <w:r>
-        <w:t>.</w:t>
+        <w:rPr/>
+        <w:t>Após a extração das sequências melódicas, as notas serão convertidas em uma representação baseada em intervalos melódicos relativos. Essa representação consiste em calcular a diferença de altura entre cada par de notas consecutivas, substituindo a sequência de alturas absolutas por uma sequência de relações intervalares. Dessa forma, a análise passa a considerar a estrutura interna da melodia, e não apenas as notas específicas que a compõem.</w:t>
+      </w:r>
+      <w:r>
+        <w:rPr/>
+        <w:t xml:space="preserve"> </w:t>
+      </w:r>
+    </w:p>
+    <w:p>
+      <w:pPr>
+        <w:pStyle w:val="TE-Normal"/>
+      </w:pPr>
+      <w:r>
+        <w:rPr/>
+        <w:t>Por exemplo, uma sequência formada pelas notas Dó, Ré, Fá e Mi pode ser representada pelos intervalos +2, +3 e -1, considerando a distância em semitons entre notas sucessivas. Nessa lógica, o sinal positivo indica movimento ascendente, o sinal negativo indica movimento descendente e o valor zero indica repetição da mesma altura. Essa representação permite que o algoritmo compare trechos musicais com base nas relações entre as notas, independentemente da tonalidade original.</w:t>
+      </w:r>
+    </w:p>
+    <w:p>
+      <w:pPr>
+        <w:pStyle w:val="TE-Normal"/>
+      </w:pPr>
+      <w:r>
+        <w:rPr/>
+        <w:t>A principal vantagem da representação intervalar é sua capacidade de reconhecer padrões transpostos. Duas sequências melódicas podem utilizar notas absolutas diferentes, mas apresentar a mesma estrutura intervalar. Nesse caso, ainda que a melodia tenha sido deslocada para outra região ou tonalidade, sua organização interna permanece equivalente. Essa característica é especialmente relevante para a análise de recorrências melódicas, pois motivos musicais frequentemente aparecem transpostos ao longo de uma composição.</w:t>
+      </w:r>
+    </w:p>
+    <w:p>
+      <w:pPr>
+        <w:pStyle w:val="TE-Normal"/>
+      </w:pPr>
+      <w:r>
+        <w:rPr/>
+        <w:t>No contexto deste trabalho, a representação intervalar será utilizada como uma das bases para a detecção de padrões. As sequências de intervalos geradas a partir das partituras serão analisadas por meio de janelas deslizantes, permitindo identificar subsequências que se repetem ao longo da obra. Assim, a abordagem intervalar possibilitará encontrar recorrências mais específicas, preservando a magnitude dos movimentos melódicos entre as notas.</w:t>
       </w:r>
     </w:p>
     <w:p>
       <w:pPr>
         <w:pStyle w:val="T2-TituloSecundario"/>
       </w:pPr>
-      <w:bookmarkStart w:id="40" w:name="_Toc228622529"/>
+      <w:bookmarkStart w:name="_Toc228622529" w:id="40"/>
       <w:r>
         <w:t>Representação por contorno</w:t>
       </w:r>
@@ -5305,26 +5284,45 @@
         <w:pStyle w:val="TE-Normal"/>
       </w:pPr>
       <w:r>
-        <w:t xml:space="preserve">De forma complementar, será realizada a representação do contorno melódico, considerando apenas a direção do movimento entre notas. Nessa representação, os intervalos ascendentes serão classificados como movimento ascendente, os </w:t>
-      </w:r>
-      <w:r>
-        <w:lastRenderedPageBreak/>
-        <w:t>descendentes como movimento descendente e os intervalos iguais como repetição.</w:t>
-      </w:r>
-    </w:p>
-    <w:p>
-      <w:pPr>
-        <w:pStyle w:val="TE-Normal"/>
-      </w:pPr>
-      <w:r>
-        <w:t>Diferentemente da representação intervalar, que preserva a magnitude dos intervalos, a representação por contorno reduz a melodia à sua direção geral. Assim, sequências intervalares diferentes podem apresentar o mesmo contorno melódico, permitindo a identificação de similaridades mais abstratas entre trechos musicais. Essa estratégia será utilizada como uma forma complementar de análise, possibilitando comparar os resultados obtidos por recorrência intervalar e por recorrência direcional.</w:t>
+        <w:rPr/>
+        <w:t>Além da representação por intervalos, será utilizada uma representação baseada no contorno melódico. O contorno melódico corresponde à direção geral do movimento entre as notas, considerando se a melodia sobe, desce ou permanece na mesma altura. Diferentemente da representação intervalar, essa abordagem não preserva a magnitude exata dos intervalos, mas apenas a orientação do movimento melódico.</w:t>
+      </w:r>
+    </w:p>
+    <w:p>
+      <w:pPr>
+        <w:pStyle w:val="TE-Normal"/>
+      </w:pPr>
+      <w:r>
+        <w:rPr/>
+        <w:t>Para construir essa representação, cada intervalo entre notas consecutivas será convertido em uma categoria direcional. Intervalos ascendentes serão representados como movimento ascendente, intervalos descendentes como movimento descendente e intervalos iguais como repetição. Dessa forma, uma sequência intervalar como +2, +5 e -1 será reduzida a um contorno composto por subida, subida e descida. Embora haja perda de detalhe, a representação resultante permite observar semelhanças mais abstratas entre diferentes trechos melódicos.</w:t>
+      </w:r>
+    </w:p>
+    <w:p>
+      <w:pPr>
+        <w:pStyle w:val="TE-Normal"/>
+        <w:rPr>
+          <w:u w:val="single"/>
+        </w:rPr>
+      </w:pPr>
+      <w:r>
+        <w:rPr/>
+        <w:t>A utilização do contorno melódico é relevante porque determinados padrões podem ser percebidos como semelhantes mesmo quando não possuem exatamente os mesmos intervalos. Duas melodias podem apresentar movimentos direcionais equivalentes, ainda que uma utilize intervalos maiores ou menores que a outra. Assim, a análise por contorno permite identificar recorrências estruturais mais gerais, complementando os resultados obtidos pela análise intervalar.</w:t>
+      </w:r>
+    </w:p>
+    <w:p>
+      <w:pPr>
+        <w:pStyle w:val="TE-Normal"/>
+      </w:pPr>
+      <w:r>
+        <w:rPr/>
+        <w:t>Neste trabalho, a representação por contorno será aplicada de forma complementar à representação intervalar. Enquanto a análise intervalar permitirá identificar padrões mais precisos, a análise de contorno possibilitará detectar recorrências mais flexíveis, baseadas na forma geral do movimento melódico. A comparação entre essas duas abordagens permitirá observar diferentes níveis de similaridade nas obras analisadas.</w:t>
       </w:r>
     </w:p>
     <w:p>
       <w:pPr>
         <w:pStyle w:val="T2-TituloSecundario"/>
       </w:pPr>
-      <w:bookmarkStart w:id="41" w:name="_Toc228622530"/>
+      <w:bookmarkStart w:name="_Toc228622530" w:id="41"/>
       <w:r>
         <w:t>Detecção de padrões</w:t>
       </w:r>
@@ -5335,38 +5333,55 @@
         <w:pStyle w:val="TE-Normal"/>
       </w:pPr>
       <w:r>
-        <w:t>A etapa seguinte consiste na aplicação de um algoritmo de detecção de padrões baseado na análise de subsequências melódicas. Para isso, será utilizada uma abordagem de janelas deslizantes, na qual segmentos de tamanho fixo percorrem a sequência intervalar e a sequência de contorno, gerando candidatos a padrões.</w:t>
-      </w:r>
-    </w:p>
-    <w:p>
-      <w:pPr>
-        <w:pStyle w:val="TE-Normal"/>
-      </w:pPr>
-      <w:r>
-        <w:t>Inicialmente, serão consideradas janelas de três a cinco elementos, por representarem segmentos curtos compatíveis com motivos melódicos. Cada subsequência gerada será comparada com as demais subsequências da mesma obra, permitindo identificar aquelas que ocorrem mais de uma vez. As subsequências recorrentes serão registradas como padrões candidatos.</w:t>
-      </w:r>
-    </w:p>
-    <w:p>
-      <w:pPr>
-        <w:pStyle w:val="TE-Normal"/>
-      </w:pPr>
-      <w:r>
-        <w:t>A detecção será aplicada separadamente sobre duas representações: a sequência de intervalos e a sequência de contorno. A análise intervalar permitirá identificar recorrências mais específicas, enquanto a análise de contorno permitirá identificar recorrências mais abstratas, baseadas apenas na direção do movimento melódico.</w:t>
-      </w:r>
-    </w:p>
-    <w:p>
-      <w:pPr>
-        <w:pStyle w:val="TE-Normal"/>
-      </w:pPr>
-      <w:r>
-        <w:t>Para cada padrão identificado, o sistema deverá registrar a sequência correspondente, o tipo de representação utilizada, o número de ocorrências e sua localização nas partituras, em termos de compassos.</w:t>
+        <w:rPr/>
+        <w:t>A detecção de padrões será realizada por meio da análise de subsequências extraídas das representações intervalares e de contorno melódico. Para isso, será adotada uma abordagem baseada em janelas deslizantes, na qual segmentos de tamanho fixo percorrem sequencialmente a melodia analisada. Cada janela corresponde a um trecho curto da sequência musical e será tratada como um candidato a padrão.</w:t>
+      </w:r>
+    </w:p>
+    <w:p>
+      <w:pPr>
+        <w:pStyle w:val="TE-Normal"/>
+      </w:pPr>
+      <w:r>
+        <w:rPr/>
+        <w:t>Inicialmente, serão utilizadas janelas contendo entre três e cinco elementos. Essa escolha se justifica pelo fato de que segmentos curtos tendem a se aproximar da ideia de motivos melódicos, permitindo identificar recorrências locais sem exigir a comparação de frases musicais extensas. Além disso, o uso de diferentes tamanhos de janela possibilita observar padrões em níveis distintos de granularidade, desde pequenas células melódicas até estruturas um pouco mais amplas.</w:t>
+      </w:r>
+    </w:p>
+    <w:p>
+      <w:pPr>
+        <w:pStyle w:val="TE-Normal"/>
+      </w:pPr>
+      <w:r>
+        <w:rPr/>
+        <w:t>Para cada obra do corpus, o algoritmo percorrerá a sequência de intervalos e a sequência de contorno, gerando todas as subsequências possíveis de acordo com os tamanhos de janela definidos. Em seguida, essas subsequências serão comparadas entre si, a fim de identificar aquelas que ocorrem mais de uma vez na mesma composição. As subsequências recorrentes serão registradas como padrões candidatos, acompanhadas de informações como tipo de representação utilizada, quantidade de ocorrências e localização aproximada na partitura.</w:t>
+      </w:r>
+    </w:p>
+    <w:p>
+      <w:pPr>
+        <w:pStyle w:val="TE-Normal"/>
+      </w:pPr>
+      <w:r>
+        <w:rPr/>
+        <w:t>A análise será realizada separadamente para as duas formas de representação. Na representação intervalar, serão identificados padrões mais específicos, uma vez que a magnitude dos intervalos entre notas consecutivas será preservada. Já na representação por contorno, serão identificadas recorrências mais abstratas, considerando apenas a direção do movimento melódico, isto é, se a melodia sobe, desce ou permanece na mesma altura. Dessa forma, será possível comparar os resultados obtidos pelas duas abordagens e observar se determinados trechos apresentam recorrência estrutural mesmo quando não compartilham exatamente os mesmos intervalos.</w:t>
+      </w:r>
+    </w:p>
+    <w:p>
+      <w:pPr>
+        <w:pStyle w:val="TE-Normal"/>
+        <w:rPr>
+          <w:b w:val="1"/>
+          <w:bCs w:val="1"/>
+        </w:rPr>
+      </w:pPr>
+      <w:r>
+        <w:rPr/>
+        <w:t>Serão considerados padrões recorrentes os segmentos que apresentarem pelo menos duas ocorrências dentro da mesma obra. Essa definição tem caráter operacional e visa permitir a implementação objetiva do protótipo, sem depender inicialmente de uma interpretação musicológica aprofundada. Posteriormente, os padrões detectados serão analisados qualitativamente, a fim de verificar se correspondem a recorrências musicalmente perceptíveis nas partituras analisadas.</w:t>
       </w:r>
     </w:p>
     <w:p>
       <w:pPr>
         <w:pStyle w:val="T2-TituloSecundario"/>
       </w:pPr>
-      <w:bookmarkStart w:id="42" w:name="_Toc228622531"/>
+      <w:bookmarkStart w:name="_Toc228622531" w:id="42"/>
       <w:r>
         <w:t>Análise dos resultados</w:t>
       </w:r>
@@ -5377,34 +5392,54 @@
         <w:pStyle w:val="TE-Normal"/>
       </w:pPr>
       <w:r>
-        <w:lastRenderedPageBreak/>
-        <w:t>Os resultados obtidos serão analisados de forma qualitativa, por meio da comparação entre os padrões identificados automaticamente e a verificação manual realizada sobre o corpus. Essa etapa tem como objetivo avaliar se as recorrências apontadas pelo protótipo correspondem a padrões melódicos perceptíveis nas partituras analisadas.</w:t>
-      </w:r>
-    </w:p>
-    <w:p>
-      <w:pPr>
-        <w:pStyle w:val="TE-Normal"/>
-      </w:pPr>
-      <w:r>
-        <w:t>A análise considerará aspectos como a quantidade de padrões identificados, a frequência de ocorrência de cada padrão, sua distribuição ao longo das obras e a diferença entre os resultados obtidos por representação intervalar e por representação de contorno. Dessa forma, será possível observar se a abordagem proposta apresenta resultados coerentes com a estrutura melódica das composições analisadas.</w:t>
-      </w:r>
-    </w:p>
-    <w:p>
-      <w:pPr>
-        <w:pStyle w:val="TE-Normal"/>
-      </w:pPr>
-      <w:r>
-        <w:t>O objetivo da avaliação não será realizar uma análise musicológica completa das obras, mas verificar a viabilidade da abordagem computacional proposta para identificação automática de recorrências melódicas em partituras digitais</w:t>
-      </w:r>
-      <w:r>
-        <w:t>.</w:t>
+        <w:rPr/>
+        <w:t>Os resultados obtidos pelo protótipo serão analisados de forma qualitativa, com o objetivo de verificar a coerência das recorrências identificadas automaticamente. A avaliação não terá como finalidade estabelecer uma medição estatística ampla ou uma validação musicológica definitiva, mas observar se a abordagem proposta é capaz de apontar padrões melódicos relevantes dentro do corpus selecionado.</w:t>
+      </w:r>
+    </w:p>
+    <w:p>
+      <w:pPr>
+        <w:pStyle w:val="TE-Normal"/>
+      </w:pPr>
+      <w:r>
+        <w:rPr/>
+        <w:t>Para cada obra analisada, serão observados os padrões detectados a partir da representação intervalar e da representação por contorno. A análise considerará aspectos como quantidade de padrões encontrados, frequência de ocorrência, localização dos padrões na partitura e relação entre os resultados obtidos pelas duas formas de representação. Também será verificado se os padrões identificados correspondem a trechos que, por inspeção manual, possam ser reconhecidos como recorrências melódicas.</w:t>
+      </w:r>
+    </w:p>
+    <w:p>
+      <w:pPr>
+        <w:pStyle w:val="TE-Normal"/>
+      </w:pPr>
+      <w:r>
+        <w:rPr/>
+        <w:t>A comparação entre a análise intervalar e a análise de contorno permitirá observar diferenças entre níveis de similaridade. A representação intervalar tende a indicar recorrências mais específicas, pois exige a repetição da mesma sequência de intervalos. Já a representação por contorno pode apontar semelhanças mais amplas, uma vez que considera apenas a direção do movimento melódico. Essa comparação será importante para avaliar se o uso combinado das duas representações contribui para uma compreensão mais completa das recorrências presentes nas partituras.</w:t>
+      </w:r>
+    </w:p>
+    <w:p>
+      <w:pPr>
+        <w:pStyle w:val="TE-Normal"/>
+      </w:pPr>
+      <w:r>
+        <w:rPr/>
+        <w:t>A análise dos resultados também permitirá identificar limitações da abordagem proposta. Entre essas limitações, podem estar a detecção de padrões excessivamente curtos, a ocorrência de repetições pouco significativas do ponto de vista musical e a dependência do tamanho das janelas utilizadas. Essas observações serão consideradas na discussão dos resultados, contribuindo para avaliar a viabilidade do protótipo e indicar possibilidades de aprimoramento em trabalhos futuros.</w:t>
+      </w:r>
+    </w:p>
+    <w:p>
+      <w:pPr>
+        <w:pStyle w:val="TE-Normal"/>
+        <w:rPr>
+          <w:u w:val="single"/>
+        </w:rPr>
+      </w:pPr>
+      <w:r>
+        <w:rPr/>
+        <w:t>Dessa forma, a etapa de análise buscará verificar se o método implementado é capaz de auxiliar na identificação automática de padrões melódicos recorrentes, respeitando o escopo exploratório da pesquisa. O objetivo principal será avaliar a utilidade da abordagem como ferramenta de apoio à análise musical computacional, e não substituir a interpretação musical realizada por um analista humano.</w:t>
       </w:r>
     </w:p>
     <w:p>
       <w:pPr>
         <w:pStyle w:val="T2-TituloSecundario"/>
       </w:pPr>
-      <w:bookmarkStart w:id="43" w:name="_Toc228622532"/>
+      <w:bookmarkStart w:name="_Toc228622532" w:id="43"/>
       <w:r>
         <w:t>Visão geral do sistema proposto</w:t>
       </w:r>
@@ -5415,59 +5450,70 @@
         <w:pStyle w:val="TE-Normal"/>
       </w:pPr>
       <w:r>
-        <w:t>O sistema proposto consiste em um processo de análise de partituras digitais no formato MusicXML, com o objetivo de identificar padrões melódicos recorrentes. Inicialmente, as partituras são utilizadas como entrada do sistema, sendo realizada a extração da linha melódica principal. Em seguida, as sequências de notas são convertidas em representações estruturais baseadas em intervalos melódicos e contorno melódico.</w:t>
-      </w:r>
-    </w:p>
-    <w:p>
-      <w:pPr>
-        <w:pStyle w:val="TE-Normal"/>
-      </w:pPr>
-      <w:r>
-        <w:t>A partir dessas representações, é aplicado um método de detecção de padrões por meio da análise de subsequências, permitindo a identificação de recorrências estruturais nas melodias. Como saída, o sistema apresenta os padrões identificados, juntamente com suas ocorrências e localizações nas partituras analisadas.</w:t>
-      </w:r>
-    </w:p>
-    <w:p>
-      <w:pPr>
-        <w:pStyle w:val="T1-TituloPrimario"/>
-      </w:pPr>
-      <w:bookmarkStart w:id="44" w:name="_Toc228622533"/>
-      <w:r>
-        <w:lastRenderedPageBreak/>
-        <w:t>CRONOGRAMA</w:t>
-      </w:r>
-      <w:bookmarkEnd w:id="44"/>
-    </w:p>
-    <w:p>
-      <w:pPr>
-        <w:pStyle w:val="TE-Normal"/>
-      </w:pPr>
-      <w:r>
-        <w:t>Apresentar o cronograma do trabalho</w:t>
-      </w:r>
-      <w:r>
-        <w:rPr>
-          <w:highlight w:val="yellow"/>
-        </w:rPr>
-        <w:t>: Prever um quadro correspondente ao cronograma do TCC I e outro quadro correspondente ao TCC II</w:t>
-      </w:r>
-      <w:r>
-        <w:t>, conforme exemplo</w:t>
-      </w:r>
-      <w:r>
-        <w:t xml:space="preserve"> d</w:t>
-      </w:r>
-      <w:r>
-        <w:t>o autor</w:t>
-      </w:r>
-      <w:r>
-        <w:t xml:space="preserve"> Loose, 2019</w:t>
-      </w:r>
-      <w:r>
-        <w:t>.</w:t>
-      </w:r>
-      <w:r>
-        <w:t xml:space="preserve"> O cronograma pode ser detalhado, conforme os capítulos e subcapítulos do TCC.</w:t>
-      </w:r>
+        <w:rPr/>
+        <w:t>O sistema proposto consiste em um protótipo computacional voltado à identificação de padrões melódicos recorrentes em partituras digitais no formato MusicXML. O funcionamento do sistema será organizado em etapas sequenciais, iniciando pela entrada dos arquivos musicais e finalizando com a apresentação dos padrões detectados e suas respectivas ocorrências.</w:t>
+      </w:r>
+    </w:p>
+    <w:p>
+      <w:pPr>
+        <w:pStyle w:val="TE-Normal"/>
+      </w:pPr>
+      <w:r>
+        <w:rPr/>
+        <w:t>Inicialmente, as partituras em MusicXML serão fornecidas como entrada do sistema. Em seguida, será realizada a extração da linha melódica principal, a partir da qual serão obtidas sequências de notas organizadas de acordo com sua ordem de ocorrência na partitura. Essas sequências constituirão a base para as etapas seguintes da análise.</w:t>
+      </w:r>
+    </w:p>
+    <w:p>
+      <w:pPr>
+        <w:pStyle w:val="TE-Normal"/>
+      </w:pPr>
+      <w:r>
+        <w:rPr/>
+        <w:t>Após a extração das notas, o sistema realizará duas formas de representação da melodia. A primeira será a representação intervalar, baseada na diferença de altura entre notas consecutivas. A segunda será a representação por contorno, baseada apenas na direção do movimento melódico. Essas duas representações permitirão analisar a melodia em diferentes níveis de abstração.</w:t>
+      </w:r>
+    </w:p>
+    <w:p>
+      <w:pPr>
+        <w:pStyle w:val="TE-Normal"/>
+      </w:pPr>
+      <w:r>
+        <w:rPr/>
+        <w:t>Na sequência, será aplicado o processo de detecção de padrões por janelas deslizantes. O algoritmo percorrerá as sequências geradas e identificará subsequências recorrentes, registrando sua quantidade de ocorrências e sua localização aproximada nas partituras. Esse procedimento será aplicado separadamente às representações intervalares e de contorno, permitindo comparar os padrões detectados em cada abordagem.</w:t>
+      </w:r>
+    </w:p>
+    <w:p>
+      <w:pPr>
+        <w:pStyle w:val="TE-Normal"/>
+      </w:pPr>
+      <w:r>
+        <w:rPr/>
+        <w:t>Como saída, o sistema deverá apresentar uma relação dos padrões identificados, indicando o tipo de representação utilizada, a sequência correspondente, o número de ocorrências e os compassos em que cada padrão aparece. Essas informações serão posteriormente analisadas de forma qualitativa, com o objetivo de verificar a coerência dos resultados e a viabilidade da abordagem proposta.</w:t>
+      </w:r>
+    </w:p>
+    <w:p>
+      <w:pPr>
+        <w:pStyle w:val="TE-Normal"/>
+      </w:pPr>
+      <w:r>
+        <w:rPr/>
+        <w:t>Esse fluxo pode ser representado pelas seguintes etapas: entrada dos arquivos MusicXML, extração da melodia, conversão para representações estruturais, aplicação de janelas deslizantes, comparação de subsequências, identificação de padrões recorrentes e análise dos resultados obtidos. Essa organização modular facilita a compreensão do funcionamento do protótipo e permite que cada etapa seja avaliada separadamente durante o desenvolvimento do trabalho.</w:t>
+      </w:r>
+      <w:r>
+        <w:rPr/>
+        <w:t xml:space="preserve"> </w:t>
+      </w:r>
+      <w:r>
+        <w:rPr>
+          <w:noProof w:val="0"/>
+          <w:lang w:val="pt-BR"/>
+        </w:rPr>
+        <w:t>A Figura 3 apresenta uma visão geral do fluxo de funcionamento do sistema proposto, desde a entrada dos arquivos MusicXML até a análise qualitativa dos padrões identificados.</w:t>
+      </w:r>
+    </w:p>
+    <w:p>
+      <w:pPr>
+        <w:pStyle w:val="TE-Normal"/>
+      </w:pPr>
     </w:p>
     <w:p>
       <w:pPr>
@@ -5477,25 +5523,42 @@
       </w:pPr>
       <w:r>
         <w:rPr>
-          <w:noProof/>
-        </w:rPr>
+          <w:noProof w:val="0"/>
+          <w:lang w:val="pt-BR"/>
+        </w:rPr>
+        <w:t>Figura 3 - Fluxo geral do sistema proposto</w:t>
+      </w:r>
+    </w:p>
+    <w:p>
+      <w:pPr>
+        <w:pStyle w:val="TE-Normal"/>
+        <w:ind w:firstLine="0"/>
+        <w:jc w:val="center"/>
+      </w:pPr>
+      <w:r>
         <w:drawing>
-          <wp:inline distT="0" distB="0" distL="0" distR="0" wp14:anchorId="58098C26" wp14:editId="0660800F">
-            <wp:extent cx="4451230" cy="4394798"/>
-            <wp:effectExtent l="0" t="0" r="6985" b="6350"/>
-            <wp:docPr id="989448136" name="Imagem 1" descr="Tabela&#10;&#10;O conteúdo gerado por IA pode estar incorreto."/>
+          <wp:inline wp14:editId="096959E3" wp14:anchorId="4EAB169A">
+            <wp:extent cx="3819525" cy="5762625"/>
+            <wp:effectExtent l="0" t="0" r="0" b="0"/>
+            <wp:docPr id="381442656" name="drawing"/>
             <wp:cNvGraphicFramePr>
-              <a:graphicFrameLocks xmlns:a="http://schemas.openxmlformats.org/drawingml/2006/main" noChangeAspect="1"/>
+              <a:graphicFrameLocks noChangeAspect="1"/>
             </wp:cNvGraphicFramePr>
-            <a:graphic xmlns:a="http://schemas.openxmlformats.org/drawingml/2006/main">
-              <a:graphicData uri="http://schemas.openxmlformats.org/drawingml/2006/picture">
+            <a:graphic>
+              <a:graphicData xmlns:a="http://schemas.openxmlformats.org/drawingml/2006/main" uri="http://schemas.openxmlformats.org/drawingml/2006/picture">
                 <pic:pic xmlns:pic="http://schemas.openxmlformats.org/drawingml/2006/picture">
                   <pic:nvPicPr>
-                    <pic:cNvPr id="989448136" name="Imagem 1" descr="Tabela&#10;&#10;O conteúdo gerado por IA pode estar incorreto."/>
+                    <pic:cNvPr id="381442656" name="Picture 381442656"/>
                     <pic:cNvPicPr/>
                   </pic:nvPicPr>
                   <pic:blipFill>
-                    <a:blip r:embed="rId38"/>
+                    <a:blip xmlns:r="http://schemas.openxmlformats.org/officeDocument/2006/relationships" r:embed="rId1178066283">
+                      <a:extLst>
+                        <a:ext uri="{28A0092B-C50C-407E-A947-70E740481C1C}">
+                          <a14:useLocalDpi xmlns:a14="http://schemas.microsoft.com/office/drawing/2010/main"/>
+                        </a:ext>
+                      </a:extLst>
+                    </a:blip>
                     <a:stretch>
                       <a:fillRect/>
                     </a:stretch>
@@ -5503,7 +5566,7 @@
                   <pic:spPr>
                     <a:xfrm>
                       <a:off x="0" y="0"/>
-                      <a:ext cx="4452784" cy="4396332"/>
+                      <a:ext cx="3819525" cy="5762625"/>
                     </a:xfrm>
                     <a:prstGeom prst="rect">
                       <a:avLst/>
@@ -5518,31 +5581,2596 @@
     </w:p>
     <w:p>
       <w:pPr>
+        <w:widowControl w:val="0"/>
+        <w:pBdr>
+          <w:top w:val="nil" w:color="FF000000" w:sz="0" w:space="0"/>
+          <w:left w:val="nil" w:color="FF000000" w:sz="0" w:space="0"/>
+          <w:bottom w:val="nil" w:color="FF000000" w:sz="0" w:space="0"/>
+          <w:right w:val="nil" w:color="FF000000" w:sz="0" w:space="0"/>
+          <w:between w:val="nil" w:color="FF000000" w:sz="0" w:space="0"/>
+        </w:pBdr>
+        <w:spacing w:line="360" w:lineRule="auto"/>
         <w:jc w:val="center"/>
         <w:rPr>
-          <w:snapToGrid w:val="0"/>
-          <w:sz w:val="26"/>
-        </w:rPr>
-      </w:pPr>
-      <w:r>
-        <w:t>Fonte: Loose (2019)</w:t>
-      </w:r>
-    </w:p>
-    <w:p>
-      <w:pPr>
-        <w:pStyle w:val="TE-Normal"/>
-      </w:pPr>
-    </w:p>
-    <w:p>
-      <w:pPr>
-        <w:rPr>
-          <w:snapToGrid w:val="0"/>
-          <w:sz w:val="26"/>
-        </w:rPr>
-      </w:pPr>
-      <w:r>
-        <w:br w:type="page"/>
-      </w:r>
+          <w:color w:val="000000" w:themeColor="text1" w:themeTint="FF" w:themeShade="FF"/>
+          <w:sz w:val="22"/>
+          <w:szCs w:val="22"/>
+        </w:rPr>
+      </w:pPr>
+      <w:r>
+        <w:rPr>
+          <w:color w:val="000000" w:themeColor="text1" w:themeTint="FF" w:themeShade="FF"/>
+          <w:sz w:val="22"/>
+          <w:szCs w:val="22"/>
+        </w:rPr>
+        <w:t>Fonte: Elaborada pelo autor (2026).</w:t>
+      </w:r>
+    </w:p>
+    <w:p>
+      <w:pPr>
+        <w:pStyle w:val="TE-Normal"/>
+        <w:ind w:firstLine="0"/>
+        <w:jc w:val="center"/>
+        <w:rPr>
+          <w:noProof w:val="0"/>
+          <w:lang w:val="pt-BR"/>
+        </w:rPr>
+      </w:pPr>
+    </w:p>
+    <w:p>
+      <w:pPr>
+        <w:pStyle w:val="T1-TituloPrimario"/>
+      </w:pPr>
+      <w:bookmarkStart w:name="_Toc228622533" w:id="44"/>
+      <w:r>
+        <w:t>CRONOGRAMA</w:t>
+      </w:r>
+      <w:bookmarkEnd w:id="44"/>
+    </w:p>
+    <w:p>
+      <w:pPr>
+        <w:pStyle w:val="TE-Normal"/>
+        <w:ind/>
+      </w:pPr>
+      <w:r>
+        <w:rPr>
+          <w:noProof w:val="0"/>
+          <w:lang w:val="pt-BR"/>
+        </w:rPr>
+        <w:t>O desenvolvimento do trabalho será organizado em duas etapas principais, correspondentes ao TCC I e ao TCC II. No TCC I, concentram-se as atividades de definição do tema, levantamento bibliográfico, delimitação metodológica e elaboração da estrutura inicial do trabalho. No TCC II, serão realizadas a implementação do protótipo, a execução dos experimentos, a análise dos resultados e a finalização do documento.</w:t>
+      </w:r>
+    </w:p>
+    <w:p>
+      <w:pPr>
+        <w:pStyle w:val="TE-Normal"/>
+        <w:ind/>
+        <w:rPr>
+          <w:noProof w:val="0"/>
+          <w:lang w:val="pt-BR"/>
+        </w:rPr>
+      </w:pPr>
+    </w:p>
+    <w:p>
+      <w:pPr>
+        <w:pStyle w:val="TE-Normal"/>
+        <w:ind w:firstLine="0"/>
+        <w:jc w:val="center"/>
+      </w:pPr>
+      <w:r>
+        <w:rPr>
+          <w:noProof w:val="0"/>
+          <w:lang w:val="pt-BR"/>
+        </w:rPr>
+        <w:t>Quadro 2 - Cronograma previsto para o TCC I</w:t>
+      </w:r>
+    </w:p>
+    <w:tbl>
+      <w:tblPr>
+        <w:tblStyle w:val="Tabelacomgrade"/>
+        <w:tblW w:w="0" w:type="auto"/>
+        <w:tblLook w:val="04A0" w:firstRow="1" w:lastRow="0" w:firstColumn="1" w:lastColumn="0" w:noHBand="0" w:noVBand="1"/>
+      </w:tblPr>
+      <w:tblGrid>
+        <w:gridCol w:w="4391"/>
+        <w:gridCol w:w="778"/>
+        <w:gridCol w:w="778"/>
+        <w:gridCol w:w="778"/>
+        <w:gridCol w:w="778"/>
+        <w:gridCol w:w="778"/>
+        <w:gridCol w:w="778"/>
+      </w:tblGrid>
+      <w:tr>
+        <w:trPr>
+          <w:trHeight w:val="355"/>
+        </w:trPr>
+        <w:tc>
+          <w:tcPr>
+            <w:tcW w:w="4391" w:type="dxa"/>
+            <w:tcMar/>
+          </w:tcPr>
+          <w:p>
+            <w:pPr>
+              <w:pStyle w:val="TE-Normal"/>
+              <w:ind w:firstLine="0"/>
+              <w:jc w:val="center"/>
+              <w:rPr>
+                <w:b w:val="1"/>
+                <w:bCs w:val="1"/>
+                <w:sz w:val="20"/>
+                <w:szCs w:val="20"/>
+              </w:rPr>
+            </w:pPr>
+            <w:r>
+              <w:rPr>
+                <w:b w:val="1"/>
+                <w:bCs w:val="1"/>
+                <w:sz w:val="20"/>
+                <w:szCs w:val="20"/>
+              </w:rPr>
+              <w:t>Atividade</w:t>
+            </w:r>
+          </w:p>
+        </w:tc>
+        <w:tc>
+          <w:tcPr>
+            <w:tcW w:w="778" w:type="dxa"/>
+            <w:tcMar/>
+          </w:tcPr>
+          <w:p>
+            <w:pPr>
+              <w:pStyle w:val="TE-Normal"/>
+              <w:ind w:firstLine="0"/>
+              <w:jc w:val="center"/>
+              <w:rPr>
+                <w:b w:val="1"/>
+                <w:bCs w:val="1"/>
+                <w:sz w:val="20"/>
+                <w:szCs w:val="20"/>
+              </w:rPr>
+            </w:pPr>
+            <w:r>
+              <w:rPr>
+                <w:b w:val="1"/>
+                <w:bCs w:val="1"/>
+                <w:sz w:val="20"/>
+                <w:szCs w:val="20"/>
+              </w:rPr>
+              <w:t>Jan.</w:t>
+            </w:r>
+          </w:p>
+        </w:tc>
+        <w:tc>
+          <w:tcPr>
+            <w:tcW w:w="778" w:type="dxa"/>
+            <w:tcMar/>
+          </w:tcPr>
+          <w:p>
+            <w:pPr>
+              <w:pStyle w:val="TE-Normal"/>
+              <w:ind w:firstLine="0"/>
+              <w:jc w:val="center"/>
+              <w:rPr>
+                <w:b w:val="1"/>
+                <w:bCs w:val="1"/>
+                <w:sz w:val="20"/>
+                <w:szCs w:val="20"/>
+              </w:rPr>
+            </w:pPr>
+            <w:r>
+              <w:rPr>
+                <w:b w:val="1"/>
+                <w:bCs w:val="1"/>
+                <w:sz w:val="20"/>
+                <w:szCs w:val="20"/>
+              </w:rPr>
+              <w:t>Fev.</w:t>
+            </w:r>
+          </w:p>
+        </w:tc>
+        <w:tc>
+          <w:tcPr>
+            <w:tcW w:w="778" w:type="dxa"/>
+            <w:tcMar/>
+          </w:tcPr>
+          <w:p>
+            <w:pPr>
+              <w:pStyle w:val="TE-Normal"/>
+              <w:ind w:firstLine="0"/>
+              <w:jc w:val="center"/>
+              <w:rPr>
+                <w:b w:val="1"/>
+                <w:bCs w:val="1"/>
+                <w:sz w:val="20"/>
+                <w:szCs w:val="20"/>
+              </w:rPr>
+            </w:pPr>
+            <w:r>
+              <w:rPr>
+                <w:b w:val="1"/>
+                <w:bCs w:val="1"/>
+                <w:sz w:val="20"/>
+                <w:szCs w:val="20"/>
+              </w:rPr>
+              <w:t>Mar.</w:t>
+            </w:r>
+          </w:p>
+        </w:tc>
+        <w:tc>
+          <w:tcPr>
+            <w:tcW w:w="778" w:type="dxa"/>
+            <w:tcMar/>
+          </w:tcPr>
+          <w:p>
+            <w:pPr>
+              <w:spacing w:before="0" w:beforeAutospacing="off" w:after="0" w:afterAutospacing="off"/>
+              <w:jc w:val="center"/>
+              <w:rPr>
+                <w:b w:val="1"/>
+                <w:bCs w:val="1"/>
+              </w:rPr>
+            </w:pPr>
+            <w:r>
+              <w:rPr>
+                <w:b w:val="1"/>
+                <w:bCs w:val="1"/>
+              </w:rPr>
+              <w:t>Abr.</w:t>
+            </w:r>
+          </w:p>
+        </w:tc>
+        <w:tc>
+          <w:tcPr>
+            <w:tcW w:w="778" w:type="dxa"/>
+            <w:tcMar/>
+          </w:tcPr>
+          <w:p>
+            <w:pPr>
+              <w:spacing w:before="0" w:beforeAutospacing="off" w:after="0" w:afterAutospacing="off"/>
+              <w:jc w:val="center"/>
+              <w:rPr>
+                <w:b w:val="1"/>
+                <w:bCs w:val="1"/>
+              </w:rPr>
+            </w:pPr>
+            <w:r>
+              <w:rPr>
+                <w:b w:val="1"/>
+                <w:bCs w:val="1"/>
+              </w:rPr>
+              <w:t>Maio</w:t>
+            </w:r>
+          </w:p>
+        </w:tc>
+        <w:tc>
+          <w:tcPr>
+            <w:tcW w:w="778" w:type="dxa"/>
+            <w:tcMar/>
+          </w:tcPr>
+          <w:p>
+            <w:pPr>
+              <w:spacing w:before="0" w:beforeAutospacing="off" w:after="0" w:afterAutospacing="off"/>
+              <w:jc w:val="center"/>
+              <w:rPr>
+                <w:b w:val="1"/>
+                <w:bCs w:val="1"/>
+              </w:rPr>
+            </w:pPr>
+            <w:r>
+              <w:rPr>
+                <w:b w:val="1"/>
+                <w:bCs w:val="1"/>
+              </w:rPr>
+              <w:t>Jun.</w:t>
+            </w:r>
+          </w:p>
+        </w:tc>
+      </w:tr>
+      <w:tr>
+        <w:trPr>
+          <w:trHeight w:val="367"/>
+        </w:trPr>
+        <w:tc>
+          <w:tcPr>
+            <w:tcW w:w="4391" w:type="dxa"/>
+            <w:tcMar/>
+          </w:tcPr>
+          <w:p>
+            <w:pPr>
+              <w:spacing w:before="0" w:beforeAutospacing="off" w:after="0" w:afterAutospacing="off"/>
+            </w:pPr>
+            <w:r>
+              <w:rPr/>
+              <w:t>Definição do tema e delimitação do problema</w:t>
+            </w:r>
+          </w:p>
+        </w:tc>
+        <w:tc>
+          <w:tcPr>
+            <w:tcW w:w="778" w:type="dxa"/>
+            <w:shd w:val="clear" w:color="auto" w:fill="548DD4" w:themeFill="text2" w:themeFillTint="99"/>
+            <w:tcMar/>
+          </w:tcPr>
+          <w:p>
+            <w:pPr>
+              <w:pStyle w:val="TE-Normal"/>
+              <w:ind w:firstLine="0"/>
+              <w:jc w:val="center"/>
+              <w:rPr>
+                <w:sz w:val="20"/>
+                <w:szCs w:val="20"/>
+              </w:rPr>
+            </w:pPr>
+          </w:p>
+        </w:tc>
+        <w:tc>
+          <w:tcPr>
+            <w:tcW w:w="778" w:type="dxa"/>
+            <w:shd w:val="clear" w:color="auto" w:fill="548DD4" w:themeFill="text2" w:themeFillTint="99"/>
+            <w:tcMar/>
+          </w:tcPr>
+          <w:p>
+            <w:pPr>
+              <w:pStyle w:val="TE-Normal"/>
+              <w:ind w:firstLine="0"/>
+              <w:jc w:val="center"/>
+              <w:rPr>
+                <w:sz w:val="20"/>
+                <w:szCs w:val="20"/>
+              </w:rPr>
+            </w:pPr>
+          </w:p>
+        </w:tc>
+        <w:tc>
+          <w:tcPr>
+            <w:tcW w:w="778" w:type="dxa"/>
+            <w:tcMar/>
+          </w:tcPr>
+          <w:p>
+            <w:pPr>
+              <w:pStyle w:val="TE-Normal"/>
+              <w:ind w:firstLine="0"/>
+              <w:jc w:val="center"/>
+              <w:rPr>
+                <w:sz w:val="20"/>
+                <w:szCs w:val="20"/>
+              </w:rPr>
+            </w:pPr>
+          </w:p>
+        </w:tc>
+        <w:tc>
+          <w:tcPr>
+            <w:tcW w:w="778" w:type="dxa"/>
+            <w:tcMar/>
+          </w:tcPr>
+          <w:p>
+            <w:pPr>
+              <w:pStyle w:val="TE-Normal"/>
+              <w:ind w:firstLine="0"/>
+              <w:jc w:val="center"/>
+              <w:rPr>
+                <w:sz w:val="20"/>
+                <w:szCs w:val="20"/>
+              </w:rPr>
+            </w:pPr>
+          </w:p>
+        </w:tc>
+        <w:tc>
+          <w:tcPr>
+            <w:tcW w:w="778" w:type="dxa"/>
+            <w:tcMar/>
+          </w:tcPr>
+          <w:p>
+            <w:pPr>
+              <w:pStyle w:val="TE-Normal"/>
+              <w:ind w:firstLine="0"/>
+              <w:jc w:val="center"/>
+              <w:rPr>
+                <w:sz w:val="20"/>
+                <w:szCs w:val="20"/>
+              </w:rPr>
+            </w:pPr>
+          </w:p>
+        </w:tc>
+        <w:tc>
+          <w:tcPr>
+            <w:tcW w:w="778" w:type="dxa"/>
+            <w:tcMar/>
+          </w:tcPr>
+          <w:p>
+            <w:pPr>
+              <w:pStyle w:val="TE-Normal"/>
+              <w:ind w:firstLine="0"/>
+              <w:jc w:val="center"/>
+              <w:rPr>
+                <w:sz w:val="20"/>
+                <w:szCs w:val="20"/>
+              </w:rPr>
+            </w:pPr>
+          </w:p>
+        </w:tc>
+      </w:tr>
+      <w:tr>
+        <w:trPr>
+          <w:trHeight w:val="300"/>
+        </w:trPr>
+        <w:tc>
+          <w:tcPr>
+            <w:tcW w:w="4391" w:type="dxa"/>
+            <w:tcMar/>
+          </w:tcPr>
+          <w:p>
+            <w:pPr>
+              <w:spacing w:before="0" w:beforeAutospacing="off" w:after="0" w:afterAutospacing="off"/>
+            </w:pPr>
+            <w:r>
+              <w:rPr/>
+              <w:t>Levantamento bibliográfico inicial</w:t>
+            </w:r>
+          </w:p>
+        </w:tc>
+        <w:tc>
+          <w:tcPr>
+            <w:tcW w:w="778" w:type="dxa"/>
+            <w:tcMar/>
+          </w:tcPr>
+          <w:p>
+            <w:pPr>
+              <w:pStyle w:val="TE-Normal"/>
+              <w:ind w:firstLine="0"/>
+              <w:jc w:val="center"/>
+              <w:rPr>
+                <w:sz w:val="20"/>
+                <w:szCs w:val="20"/>
+              </w:rPr>
+            </w:pPr>
+          </w:p>
+        </w:tc>
+        <w:tc>
+          <w:tcPr>
+            <w:tcW w:w="778" w:type="dxa"/>
+            <w:tcMar/>
+          </w:tcPr>
+          <w:p>
+            <w:pPr>
+              <w:pStyle w:val="TE-Normal"/>
+              <w:ind w:firstLine="0"/>
+              <w:jc w:val="center"/>
+              <w:rPr>
+                <w:sz w:val="20"/>
+                <w:szCs w:val="20"/>
+              </w:rPr>
+            </w:pPr>
+          </w:p>
+        </w:tc>
+        <w:tc>
+          <w:tcPr>
+            <w:tcW w:w="778" w:type="dxa"/>
+            <w:shd w:val="clear" w:color="auto" w:fill="548DD4" w:themeFill="text2" w:themeFillTint="99"/>
+            <w:tcMar/>
+          </w:tcPr>
+          <w:p>
+            <w:pPr>
+              <w:pStyle w:val="TE-Normal"/>
+              <w:ind w:firstLine="0"/>
+              <w:jc w:val="center"/>
+              <w:rPr>
+                <w:sz w:val="20"/>
+                <w:szCs w:val="20"/>
+              </w:rPr>
+            </w:pPr>
+          </w:p>
+        </w:tc>
+        <w:tc>
+          <w:tcPr>
+            <w:tcW w:w="778" w:type="dxa"/>
+            <w:shd w:val="clear" w:color="auto" w:fill="548DD4" w:themeFill="text2" w:themeFillTint="99"/>
+            <w:tcMar/>
+          </w:tcPr>
+          <w:p>
+            <w:pPr>
+              <w:pStyle w:val="TE-Normal"/>
+              <w:ind w:firstLine="0"/>
+              <w:jc w:val="center"/>
+              <w:rPr>
+                <w:sz w:val="20"/>
+                <w:szCs w:val="20"/>
+              </w:rPr>
+            </w:pPr>
+          </w:p>
+        </w:tc>
+        <w:tc>
+          <w:tcPr>
+            <w:tcW w:w="778" w:type="dxa"/>
+            <w:tcMar/>
+          </w:tcPr>
+          <w:p>
+            <w:pPr>
+              <w:pStyle w:val="TE-Normal"/>
+              <w:ind w:firstLine="0"/>
+              <w:jc w:val="center"/>
+              <w:rPr>
+                <w:sz w:val="20"/>
+                <w:szCs w:val="20"/>
+              </w:rPr>
+            </w:pPr>
+          </w:p>
+        </w:tc>
+        <w:tc>
+          <w:tcPr>
+            <w:tcW w:w="778" w:type="dxa"/>
+            <w:tcMar/>
+          </w:tcPr>
+          <w:p>
+            <w:pPr>
+              <w:pStyle w:val="TE-Normal"/>
+              <w:ind w:firstLine="0"/>
+              <w:jc w:val="center"/>
+              <w:rPr>
+                <w:sz w:val="20"/>
+                <w:szCs w:val="20"/>
+              </w:rPr>
+            </w:pPr>
+          </w:p>
+        </w:tc>
+      </w:tr>
+      <w:tr>
+        <w:trPr>
+          <w:trHeight w:val="300"/>
+        </w:trPr>
+        <w:tc>
+          <w:tcPr>
+            <w:tcW w:w="4391" w:type="dxa"/>
+            <w:tcMar/>
+          </w:tcPr>
+          <w:p>
+            <w:pPr>
+              <w:spacing w:before="0" w:beforeAutospacing="off" w:after="0" w:afterAutospacing="off"/>
+            </w:pPr>
+            <w:r>
+              <w:rPr/>
+              <w:t>Elaboração do Capítulo 1</w:t>
+            </w:r>
+          </w:p>
+        </w:tc>
+        <w:tc>
+          <w:tcPr>
+            <w:tcW w:w="778" w:type="dxa"/>
+            <w:tcMar/>
+          </w:tcPr>
+          <w:p>
+            <w:pPr>
+              <w:pStyle w:val="TE-Normal"/>
+              <w:ind w:firstLine="0"/>
+              <w:jc w:val="center"/>
+              <w:rPr>
+                <w:sz w:val="20"/>
+                <w:szCs w:val="20"/>
+              </w:rPr>
+            </w:pPr>
+          </w:p>
+        </w:tc>
+        <w:tc>
+          <w:tcPr>
+            <w:tcW w:w="778" w:type="dxa"/>
+            <w:tcMar/>
+          </w:tcPr>
+          <w:p>
+            <w:pPr>
+              <w:pStyle w:val="TE-Normal"/>
+              <w:ind w:firstLine="0"/>
+              <w:jc w:val="center"/>
+              <w:rPr>
+                <w:sz w:val="20"/>
+                <w:szCs w:val="20"/>
+              </w:rPr>
+            </w:pPr>
+          </w:p>
+        </w:tc>
+        <w:tc>
+          <w:tcPr>
+            <w:tcW w:w="778" w:type="dxa"/>
+            <w:shd w:val="clear" w:color="auto" w:fill="548DD4" w:themeFill="text2" w:themeFillTint="99"/>
+            <w:tcMar/>
+          </w:tcPr>
+          <w:p>
+            <w:pPr>
+              <w:pStyle w:val="TE-Normal"/>
+              <w:ind w:firstLine="0"/>
+              <w:jc w:val="center"/>
+              <w:rPr>
+                <w:sz w:val="20"/>
+                <w:szCs w:val="20"/>
+              </w:rPr>
+            </w:pPr>
+          </w:p>
+        </w:tc>
+        <w:tc>
+          <w:tcPr>
+            <w:tcW w:w="778" w:type="dxa"/>
+            <w:shd w:val="clear" w:color="auto" w:fill="548DD4" w:themeFill="text2" w:themeFillTint="99"/>
+            <w:tcMar/>
+          </w:tcPr>
+          <w:p>
+            <w:pPr>
+              <w:pStyle w:val="TE-Normal"/>
+              <w:ind w:firstLine="0"/>
+              <w:jc w:val="center"/>
+              <w:rPr>
+                <w:sz w:val="20"/>
+                <w:szCs w:val="20"/>
+              </w:rPr>
+            </w:pPr>
+          </w:p>
+        </w:tc>
+        <w:tc>
+          <w:tcPr>
+            <w:tcW w:w="778" w:type="dxa"/>
+            <w:tcMar/>
+          </w:tcPr>
+          <w:p>
+            <w:pPr>
+              <w:pStyle w:val="TE-Normal"/>
+              <w:ind w:firstLine="0"/>
+              <w:jc w:val="center"/>
+              <w:rPr>
+                <w:sz w:val="20"/>
+                <w:szCs w:val="20"/>
+              </w:rPr>
+            </w:pPr>
+          </w:p>
+        </w:tc>
+        <w:tc>
+          <w:tcPr>
+            <w:tcW w:w="778" w:type="dxa"/>
+            <w:tcMar/>
+          </w:tcPr>
+          <w:p>
+            <w:pPr>
+              <w:pStyle w:val="TE-Normal"/>
+              <w:ind w:firstLine="0"/>
+              <w:jc w:val="center"/>
+              <w:rPr>
+                <w:sz w:val="20"/>
+                <w:szCs w:val="20"/>
+              </w:rPr>
+            </w:pPr>
+          </w:p>
+        </w:tc>
+      </w:tr>
+      <w:tr>
+        <w:trPr>
+          <w:trHeight w:val="300"/>
+        </w:trPr>
+        <w:tc>
+          <w:tcPr>
+            <w:tcW w:w="4391" w:type="dxa"/>
+            <w:tcMar/>
+          </w:tcPr>
+          <w:p>
+            <w:pPr>
+              <w:spacing w:before="0" w:beforeAutospacing="off" w:after="0" w:afterAutospacing="off"/>
+            </w:pPr>
+            <w:r>
+              <w:rPr/>
+              <w:t>Elaboração do Capítulo 2</w:t>
+            </w:r>
+          </w:p>
+        </w:tc>
+        <w:tc>
+          <w:tcPr>
+            <w:tcW w:w="778" w:type="dxa"/>
+            <w:tcMar/>
+          </w:tcPr>
+          <w:p>
+            <w:pPr>
+              <w:pStyle w:val="TE-Normal"/>
+              <w:ind w:firstLine="0"/>
+              <w:jc w:val="center"/>
+              <w:rPr>
+                <w:sz w:val="20"/>
+                <w:szCs w:val="20"/>
+              </w:rPr>
+            </w:pPr>
+          </w:p>
+        </w:tc>
+        <w:tc>
+          <w:tcPr>
+            <w:tcW w:w="778" w:type="dxa"/>
+            <w:tcMar/>
+          </w:tcPr>
+          <w:p>
+            <w:pPr>
+              <w:pStyle w:val="TE-Normal"/>
+              <w:ind w:firstLine="0"/>
+              <w:jc w:val="center"/>
+              <w:rPr>
+                <w:sz w:val="20"/>
+                <w:szCs w:val="20"/>
+              </w:rPr>
+            </w:pPr>
+          </w:p>
+        </w:tc>
+        <w:tc>
+          <w:tcPr>
+            <w:tcW w:w="778" w:type="dxa"/>
+            <w:tcMar/>
+          </w:tcPr>
+          <w:p>
+            <w:pPr>
+              <w:pStyle w:val="TE-Normal"/>
+              <w:ind w:firstLine="0"/>
+              <w:jc w:val="center"/>
+              <w:rPr>
+                <w:sz w:val="20"/>
+                <w:szCs w:val="20"/>
+              </w:rPr>
+            </w:pPr>
+          </w:p>
+        </w:tc>
+        <w:tc>
+          <w:tcPr>
+            <w:tcW w:w="778" w:type="dxa"/>
+            <w:shd w:val="clear" w:color="auto" w:fill="548DD4" w:themeFill="text2" w:themeFillTint="99"/>
+            <w:tcMar/>
+          </w:tcPr>
+          <w:p>
+            <w:pPr>
+              <w:pStyle w:val="TE-Normal"/>
+              <w:ind w:firstLine="0"/>
+              <w:jc w:val="center"/>
+              <w:rPr>
+                <w:sz w:val="20"/>
+                <w:szCs w:val="20"/>
+              </w:rPr>
+            </w:pPr>
+          </w:p>
+        </w:tc>
+        <w:tc>
+          <w:tcPr>
+            <w:tcW w:w="778" w:type="dxa"/>
+            <w:shd w:val="clear" w:color="auto" w:fill="548DD4" w:themeFill="text2" w:themeFillTint="99"/>
+            <w:tcMar/>
+          </w:tcPr>
+          <w:p>
+            <w:pPr>
+              <w:pStyle w:val="TE-Normal"/>
+              <w:ind w:firstLine="0"/>
+              <w:jc w:val="center"/>
+              <w:rPr>
+                <w:sz w:val="20"/>
+                <w:szCs w:val="20"/>
+              </w:rPr>
+            </w:pPr>
+          </w:p>
+        </w:tc>
+        <w:tc>
+          <w:tcPr>
+            <w:tcW w:w="778" w:type="dxa"/>
+            <w:tcMar/>
+          </w:tcPr>
+          <w:p>
+            <w:pPr>
+              <w:pStyle w:val="TE-Normal"/>
+              <w:ind w:firstLine="0"/>
+              <w:jc w:val="center"/>
+              <w:rPr>
+                <w:sz w:val="20"/>
+                <w:szCs w:val="20"/>
+              </w:rPr>
+            </w:pPr>
+          </w:p>
+        </w:tc>
+      </w:tr>
+      <w:tr>
+        <w:trPr>
+          <w:trHeight w:val="300"/>
+        </w:trPr>
+        <w:tc>
+          <w:tcPr>
+            <w:tcW w:w="4391" w:type="dxa"/>
+            <w:tcMar/>
+          </w:tcPr>
+          <w:p>
+            <w:pPr>
+              <w:spacing w:before="0" w:beforeAutospacing="off" w:after="0" w:afterAutospacing="off"/>
+            </w:pPr>
+            <w:r>
+              <w:rPr/>
+              <w:t>Definição dos procedimentos metodológicos</w:t>
+            </w:r>
+          </w:p>
+        </w:tc>
+        <w:tc>
+          <w:tcPr>
+            <w:tcW w:w="778" w:type="dxa"/>
+            <w:tcMar/>
+          </w:tcPr>
+          <w:p>
+            <w:pPr>
+              <w:pStyle w:val="TE-Normal"/>
+              <w:ind w:firstLine="0"/>
+              <w:jc w:val="center"/>
+              <w:rPr>
+                <w:sz w:val="20"/>
+                <w:szCs w:val="20"/>
+              </w:rPr>
+            </w:pPr>
+          </w:p>
+        </w:tc>
+        <w:tc>
+          <w:tcPr>
+            <w:tcW w:w="778" w:type="dxa"/>
+            <w:tcMar/>
+          </w:tcPr>
+          <w:p>
+            <w:pPr>
+              <w:pStyle w:val="TE-Normal"/>
+              <w:ind w:firstLine="0"/>
+              <w:jc w:val="center"/>
+              <w:rPr>
+                <w:sz w:val="20"/>
+                <w:szCs w:val="20"/>
+              </w:rPr>
+            </w:pPr>
+          </w:p>
+        </w:tc>
+        <w:tc>
+          <w:tcPr>
+            <w:tcW w:w="778" w:type="dxa"/>
+            <w:tcMar/>
+          </w:tcPr>
+          <w:p>
+            <w:pPr>
+              <w:pStyle w:val="TE-Normal"/>
+              <w:ind w:firstLine="0"/>
+              <w:jc w:val="center"/>
+              <w:rPr>
+                <w:sz w:val="20"/>
+                <w:szCs w:val="20"/>
+              </w:rPr>
+            </w:pPr>
+          </w:p>
+        </w:tc>
+        <w:tc>
+          <w:tcPr>
+            <w:tcW w:w="778" w:type="dxa"/>
+            <w:shd w:val="clear" w:color="auto" w:fill="548DD4" w:themeFill="text2" w:themeFillTint="99"/>
+            <w:tcMar/>
+          </w:tcPr>
+          <w:p>
+            <w:pPr>
+              <w:pStyle w:val="TE-Normal"/>
+              <w:ind w:firstLine="0"/>
+              <w:jc w:val="center"/>
+              <w:rPr>
+                <w:sz w:val="20"/>
+                <w:szCs w:val="20"/>
+              </w:rPr>
+            </w:pPr>
+          </w:p>
+        </w:tc>
+        <w:tc>
+          <w:tcPr>
+            <w:tcW w:w="778" w:type="dxa"/>
+            <w:shd w:val="clear" w:color="auto" w:fill="548DD4" w:themeFill="text2" w:themeFillTint="99"/>
+            <w:tcMar/>
+          </w:tcPr>
+          <w:p>
+            <w:pPr>
+              <w:pStyle w:val="TE-Normal"/>
+              <w:ind w:firstLine="0"/>
+              <w:jc w:val="center"/>
+              <w:rPr>
+                <w:sz w:val="20"/>
+                <w:szCs w:val="20"/>
+              </w:rPr>
+            </w:pPr>
+          </w:p>
+        </w:tc>
+        <w:tc>
+          <w:tcPr>
+            <w:tcW w:w="778" w:type="dxa"/>
+            <w:tcMar/>
+          </w:tcPr>
+          <w:p>
+            <w:pPr>
+              <w:pStyle w:val="TE-Normal"/>
+              <w:ind w:firstLine="0"/>
+              <w:jc w:val="center"/>
+              <w:rPr>
+                <w:sz w:val="20"/>
+                <w:szCs w:val="20"/>
+              </w:rPr>
+            </w:pPr>
+          </w:p>
+        </w:tc>
+      </w:tr>
+      <w:tr>
+        <w:trPr>
+          <w:trHeight w:val="300"/>
+        </w:trPr>
+        <w:tc>
+          <w:tcPr>
+            <w:tcW w:w="4391" w:type="dxa"/>
+            <w:tcMar/>
+          </w:tcPr>
+          <w:p>
+            <w:pPr>
+              <w:spacing w:before="0" w:beforeAutospacing="off" w:after="0" w:afterAutospacing="off"/>
+            </w:pPr>
+            <w:r>
+              <w:rPr/>
+              <w:t>Elaboração do Capítulo 3</w:t>
+            </w:r>
+          </w:p>
+        </w:tc>
+        <w:tc>
+          <w:tcPr>
+            <w:tcW w:w="778" w:type="dxa"/>
+            <w:tcMar/>
+          </w:tcPr>
+          <w:p>
+            <w:pPr>
+              <w:pStyle w:val="TE-Normal"/>
+              <w:ind w:firstLine="0"/>
+              <w:jc w:val="center"/>
+              <w:rPr>
+                <w:sz w:val="20"/>
+                <w:szCs w:val="20"/>
+              </w:rPr>
+            </w:pPr>
+          </w:p>
+        </w:tc>
+        <w:tc>
+          <w:tcPr>
+            <w:tcW w:w="778" w:type="dxa"/>
+            <w:tcMar/>
+          </w:tcPr>
+          <w:p>
+            <w:pPr>
+              <w:pStyle w:val="TE-Normal"/>
+              <w:ind w:firstLine="0"/>
+              <w:jc w:val="center"/>
+              <w:rPr>
+                <w:sz w:val="20"/>
+                <w:szCs w:val="20"/>
+              </w:rPr>
+            </w:pPr>
+          </w:p>
+        </w:tc>
+        <w:tc>
+          <w:tcPr>
+            <w:tcW w:w="778" w:type="dxa"/>
+            <w:tcMar/>
+          </w:tcPr>
+          <w:p>
+            <w:pPr>
+              <w:pStyle w:val="TE-Normal"/>
+              <w:ind w:firstLine="0"/>
+              <w:jc w:val="center"/>
+              <w:rPr>
+                <w:sz w:val="20"/>
+                <w:szCs w:val="20"/>
+              </w:rPr>
+            </w:pPr>
+          </w:p>
+        </w:tc>
+        <w:tc>
+          <w:tcPr>
+            <w:tcW w:w="778" w:type="dxa"/>
+            <w:tcMar/>
+          </w:tcPr>
+          <w:p>
+            <w:pPr>
+              <w:pStyle w:val="TE-Normal"/>
+              <w:ind w:firstLine="0"/>
+              <w:jc w:val="center"/>
+              <w:rPr>
+                <w:sz w:val="20"/>
+                <w:szCs w:val="20"/>
+              </w:rPr>
+            </w:pPr>
+          </w:p>
+        </w:tc>
+        <w:tc>
+          <w:tcPr>
+            <w:tcW w:w="778" w:type="dxa"/>
+            <w:shd w:val="clear" w:color="auto" w:fill="548DD4" w:themeFill="text2" w:themeFillTint="99"/>
+            <w:tcMar/>
+          </w:tcPr>
+          <w:p>
+            <w:pPr>
+              <w:pStyle w:val="TE-Normal"/>
+              <w:ind w:firstLine="0"/>
+              <w:jc w:val="center"/>
+              <w:rPr>
+                <w:sz w:val="20"/>
+                <w:szCs w:val="20"/>
+              </w:rPr>
+            </w:pPr>
+          </w:p>
+        </w:tc>
+        <w:tc>
+          <w:tcPr>
+            <w:tcW w:w="778" w:type="dxa"/>
+            <w:tcMar/>
+          </w:tcPr>
+          <w:p>
+            <w:pPr>
+              <w:pStyle w:val="TE-Normal"/>
+              <w:ind w:firstLine="0"/>
+              <w:jc w:val="center"/>
+              <w:rPr>
+                <w:sz w:val="20"/>
+                <w:szCs w:val="20"/>
+              </w:rPr>
+            </w:pPr>
+          </w:p>
+        </w:tc>
+      </w:tr>
+      <w:tr>
+        <w:trPr>
+          <w:trHeight w:val="300"/>
+        </w:trPr>
+        <w:tc>
+          <w:tcPr>
+            <w:tcW w:w="4391" w:type="dxa"/>
+            <w:tcMar/>
+          </w:tcPr>
+          <w:p>
+            <w:pPr>
+              <w:spacing w:before="0" w:beforeAutospacing="off" w:after="0" w:afterAutospacing="off"/>
+            </w:pPr>
+            <w:r>
+              <w:rPr/>
+              <w:t>Revisão textual do relatório parcial</w:t>
+            </w:r>
+          </w:p>
+        </w:tc>
+        <w:tc>
+          <w:tcPr>
+            <w:tcW w:w="778" w:type="dxa"/>
+            <w:tcMar/>
+          </w:tcPr>
+          <w:p>
+            <w:pPr>
+              <w:pStyle w:val="TE-Normal"/>
+              <w:ind w:firstLine="0"/>
+              <w:jc w:val="center"/>
+              <w:rPr>
+                <w:sz w:val="20"/>
+                <w:szCs w:val="20"/>
+              </w:rPr>
+            </w:pPr>
+          </w:p>
+        </w:tc>
+        <w:tc>
+          <w:tcPr>
+            <w:tcW w:w="778" w:type="dxa"/>
+            <w:tcMar/>
+          </w:tcPr>
+          <w:p>
+            <w:pPr>
+              <w:pStyle w:val="TE-Normal"/>
+              <w:ind w:firstLine="0"/>
+              <w:jc w:val="center"/>
+              <w:rPr>
+                <w:sz w:val="20"/>
+                <w:szCs w:val="20"/>
+              </w:rPr>
+            </w:pPr>
+          </w:p>
+        </w:tc>
+        <w:tc>
+          <w:tcPr>
+            <w:tcW w:w="778" w:type="dxa"/>
+            <w:tcMar/>
+          </w:tcPr>
+          <w:p>
+            <w:pPr>
+              <w:pStyle w:val="TE-Normal"/>
+              <w:ind w:firstLine="0"/>
+              <w:jc w:val="center"/>
+              <w:rPr>
+                <w:sz w:val="20"/>
+                <w:szCs w:val="20"/>
+              </w:rPr>
+            </w:pPr>
+          </w:p>
+        </w:tc>
+        <w:tc>
+          <w:tcPr>
+            <w:tcW w:w="778" w:type="dxa"/>
+            <w:tcMar/>
+          </w:tcPr>
+          <w:p>
+            <w:pPr>
+              <w:pStyle w:val="TE-Normal"/>
+              <w:ind w:firstLine="0"/>
+              <w:jc w:val="center"/>
+              <w:rPr>
+                <w:sz w:val="20"/>
+                <w:szCs w:val="20"/>
+              </w:rPr>
+            </w:pPr>
+          </w:p>
+        </w:tc>
+        <w:tc>
+          <w:tcPr>
+            <w:tcW w:w="778" w:type="dxa"/>
+            <w:shd w:val="clear" w:color="auto" w:fill="548DD4" w:themeFill="text2" w:themeFillTint="99"/>
+            <w:tcMar/>
+          </w:tcPr>
+          <w:p>
+            <w:pPr>
+              <w:pStyle w:val="TE-Normal"/>
+              <w:ind w:firstLine="0"/>
+              <w:jc w:val="center"/>
+              <w:rPr>
+                <w:sz w:val="20"/>
+                <w:szCs w:val="20"/>
+              </w:rPr>
+            </w:pPr>
+          </w:p>
+        </w:tc>
+        <w:tc>
+          <w:tcPr>
+            <w:tcW w:w="778" w:type="dxa"/>
+            <w:tcMar/>
+          </w:tcPr>
+          <w:p>
+            <w:pPr>
+              <w:pStyle w:val="TE-Normal"/>
+              <w:ind w:firstLine="0"/>
+              <w:jc w:val="center"/>
+              <w:rPr>
+                <w:sz w:val="20"/>
+                <w:szCs w:val="20"/>
+              </w:rPr>
+            </w:pPr>
+          </w:p>
+        </w:tc>
+      </w:tr>
+      <w:tr>
+        <w:trPr>
+          <w:trHeight w:val="300"/>
+        </w:trPr>
+        <w:tc>
+          <w:tcPr>
+            <w:tcW w:w="4391" w:type="dxa"/>
+            <w:tcMar/>
+          </w:tcPr>
+          <w:p>
+            <w:pPr>
+              <w:spacing w:before="0" w:beforeAutospacing="off" w:after="0" w:afterAutospacing="off"/>
+            </w:pPr>
+            <w:r>
+              <w:rPr/>
+              <w:t>Entrega e apresentação do TCC I</w:t>
+            </w:r>
+          </w:p>
+        </w:tc>
+        <w:tc>
+          <w:tcPr>
+            <w:tcW w:w="778" w:type="dxa"/>
+            <w:tcMar/>
+          </w:tcPr>
+          <w:p>
+            <w:pPr>
+              <w:pStyle w:val="TE-Normal"/>
+              <w:ind w:firstLine="0"/>
+              <w:jc w:val="center"/>
+              <w:rPr>
+                <w:sz w:val="20"/>
+                <w:szCs w:val="20"/>
+              </w:rPr>
+            </w:pPr>
+          </w:p>
+        </w:tc>
+        <w:tc>
+          <w:tcPr>
+            <w:tcW w:w="778" w:type="dxa"/>
+            <w:tcMar/>
+          </w:tcPr>
+          <w:p>
+            <w:pPr>
+              <w:pStyle w:val="TE-Normal"/>
+              <w:ind w:firstLine="0"/>
+              <w:jc w:val="center"/>
+              <w:rPr>
+                <w:sz w:val="20"/>
+                <w:szCs w:val="20"/>
+              </w:rPr>
+            </w:pPr>
+          </w:p>
+        </w:tc>
+        <w:tc>
+          <w:tcPr>
+            <w:tcW w:w="778" w:type="dxa"/>
+            <w:tcMar/>
+          </w:tcPr>
+          <w:p>
+            <w:pPr>
+              <w:pStyle w:val="TE-Normal"/>
+              <w:ind w:firstLine="0"/>
+              <w:jc w:val="center"/>
+              <w:rPr>
+                <w:sz w:val="20"/>
+                <w:szCs w:val="20"/>
+              </w:rPr>
+            </w:pPr>
+          </w:p>
+        </w:tc>
+        <w:tc>
+          <w:tcPr>
+            <w:tcW w:w="778" w:type="dxa"/>
+            <w:tcMar/>
+          </w:tcPr>
+          <w:p>
+            <w:pPr>
+              <w:pStyle w:val="TE-Normal"/>
+              <w:ind w:firstLine="0"/>
+              <w:jc w:val="center"/>
+              <w:rPr>
+                <w:sz w:val="20"/>
+                <w:szCs w:val="20"/>
+              </w:rPr>
+            </w:pPr>
+          </w:p>
+        </w:tc>
+        <w:tc>
+          <w:tcPr>
+            <w:tcW w:w="778" w:type="dxa"/>
+            <w:tcMar/>
+          </w:tcPr>
+          <w:p>
+            <w:pPr>
+              <w:pStyle w:val="TE-Normal"/>
+              <w:ind w:firstLine="0"/>
+              <w:jc w:val="center"/>
+              <w:rPr>
+                <w:sz w:val="20"/>
+                <w:szCs w:val="20"/>
+              </w:rPr>
+            </w:pPr>
+          </w:p>
+        </w:tc>
+        <w:tc>
+          <w:tcPr>
+            <w:tcW w:w="778" w:type="dxa"/>
+            <w:shd w:val="clear" w:color="auto" w:fill="548DD4" w:themeFill="text2" w:themeFillTint="99"/>
+            <w:tcMar/>
+          </w:tcPr>
+          <w:p>
+            <w:pPr>
+              <w:pStyle w:val="TE-Normal"/>
+              <w:ind w:firstLine="0"/>
+              <w:jc w:val="center"/>
+              <w:rPr>
+                <w:sz w:val="20"/>
+                <w:szCs w:val="20"/>
+              </w:rPr>
+            </w:pPr>
+          </w:p>
+        </w:tc>
+      </w:tr>
+    </w:tbl>
+    <w:p>
+      <w:pPr>
+        <w:widowControl w:val="0"/>
+        <w:pBdr>
+          <w:top w:val="nil" w:color="FF000000" w:sz="0" w:space="0"/>
+          <w:left w:val="nil" w:color="FF000000" w:sz="0" w:space="0"/>
+          <w:bottom w:val="nil" w:color="FF000000" w:sz="0" w:space="0"/>
+          <w:right w:val="nil" w:color="FF000000" w:sz="0" w:space="0"/>
+          <w:between w:val="nil" w:color="FF000000" w:sz="0" w:space="0"/>
+        </w:pBdr>
+        <w:spacing w:line="360" w:lineRule="auto"/>
+        <w:ind/>
+        <w:jc w:val="center"/>
+        <w:rPr>
+          <w:color w:val="000000" w:themeColor="text1" w:themeTint="FF" w:themeShade="FF"/>
+          <w:sz w:val="22"/>
+          <w:szCs w:val="22"/>
+        </w:rPr>
+      </w:pPr>
+      <w:r>
+        <w:rPr>
+          <w:color w:val="000000" w:themeColor="text1" w:themeTint="FF" w:themeShade="FF"/>
+          <w:sz w:val="22"/>
+          <w:szCs w:val="22"/>
+        </w:rPr>
+        <w:t>Fonte: Elaborada pelo autor (2026).</w:t>
+      </w:r>
+    </w:p>
+    <w:p>
+      <w:pPr>
+        <w:pStyle w:val="TE-Normal"/>
+        <w:ind w:firstLine="0"/>
+        <w:jc w:val="center"/>
+      </w:pPr>
+    </w:p>
+    <w:p>
+      <w:pPr>
+        <w:pStyle w:val="TE-Normal"/>
+        <w:ind w:firstLine="0"/>
+        <w:jc w:val="center"/>
+      </w:pPr>
+      <w:r>
+        <w:rPr>
+          <w:noProof w:val="0"/>
+          <w:lang w:val="pt-BR"/>
+        </w:rPr>
+        <w:t>Quadro 3 - Cronograma previsto para o TCC II</w:t>
+      </w:r>
+    </w:p>
+    <w:tbl>
+      <w:tblPr>
+        <w:tblStyle w:val="Tabelacomgrade"/>
+        <w:tblW w:w="0" w:type="auto"/>
+        <w:tblLook w:val="04A0" w:firstRow="1" w:lastRow="0" w:firstColumn="1" w:lastColumn="0" w:noHBand="0" w:noVBand="1"/>
+      </w:tblPr>
+      <w:tblGrid>
+        <w:gridCol w:w="4410"/>
+        <w:gridCol w:w="775"/>
+        <w:gridCol w:w="775"/>
+        <w:gridCol w:w="775"/>
+        <w:gridCol w:w="775"/>
+        <w:gridCol w:w="775"/>
+        <w:gridCol w:w="775"/>
+      </w:tblGrid>
+      <w:tr>
+        <w:trPr>
+          <w:trHeight w:val="355"/>
+        </w:trPr>
+        <w:tc>
+          <w:tcPr>
+            <w:tcW w:w="4410" w:type="dxa"/>
+            <w:tcMar/>
+          </w:tcPr>
+          <w:p>
+            <w:pPr>
+              <w:pStyle w:val="TE-Normal"/>
+              <w:ind w:firstLine="0"/>
+              <w:jc w:val="center"/>
+              <w:rPr>
+                <w:b w:val="1"/>
+                <w:bCs w:val="1"/>
+                <w:sz w:val="20"/>
+                <w:szCs w:val="20"/>
+              </w:rPr>
+            </w:pPr>
+            <w:r>
+              <w:rPr>
+                <w:b w:val="1"/>
+                <w:bCs w:val="1"/>
+                <w:sz w:val="20"/>
+                <w:szCs w:val="20"/>
+              </w:rPr>
+              <w:t>Atividade</w:t>
+            </w:r>
+          </w:p>
+        </w:tc>
+        <w:tc>
+          <w:tcPr>
+            <w:tcW w:w="775" w:type="dxa"/>
+            <w:tcMar/>
+          </w:tcPr>
+          <w:p>
+            <w:pPr>
+              <w:spacing w:before="0" w:beforeAutospacing="off" w:after="0" w:afterAutospacing="off"/>
+              <w:jc w:val="center"/>
+            </w:pPr>
+            <w:r>
+              <w:rPr>
+                <w:b w:val="1"/>
+                <w:bCs w:val="1"/>
+              </w:rPr>
+              <w:t>Jul.</w:t>
+            </w:r>
+          </w:p>
+        </w:tc>
+        <w:tc>
+          <w:tcPr>
+            <w:tcW w:w="775" w:type="dxa"/>
+            <w:tcMar/>
+          </w:tcPr>
+          <w:p>
+            <w:pPr>
+              <w:spacing w:before="0" w:beforeAutospacing="off" w:after="0" w:afterAutospacing="off"/>
+              <w:jc w:val="center"/>
+            </w:pPr>
+            <w:r>
+              <w:rPr>
+                <w:b w:val="1"/>
+                <w:bCs w:val="1"/>
+              </w:rPr>
+              <w:t>Ago.</w:t>
+            </w:r>
+          </w:p>
+        </w:tc>
+        <w:tc>
+          <w:tcPr>
+            <w:tcW w:w="775" w:type="dxa"/>
+            <w:tcMar/>
+          </w:tcPr>
+          <w:p>
+            <w:pPr>
+              <w:spacing w:before="0" w:beforeAutospacing="off" w:after="0" w:afterAutospacing="off"/>
+              <w:jc w:val="center"/>
+            </w:pPr>
+            <w:r>
+              <w:rPr>
+                <w:b w:val="1"/>
+                <w:bCs w:val="1"/>
+              </w:rPr>
+              <w:t>Set.</w:t>
+            </w:r>
+          </w:p>
+        </w:tc>
+        <w:tc>
+          <w:tcPr>
+            <w:tcW w:w="775" w:type="dxa"/>
+            <w:tcMar/>
+          </w:tcPr>
+          <w:p>
+            <w:pPr>
+              <w:spacing w:before="0" w:beforeAutospacing="off" w:after="0" w:afterAutospacing="off"/>
+              <w:jc w:val="center"/>
+            </w:pPr>
+            <w:r>
+              <w:rPr>
+                <w:b w:val="1"/>
+                <w:bCs w:val="1"/>
+              </w:rPr>
+              <w:t>Out.</w:t>
+            </w:r>
+          </w:p>
+        </w:tc>
+        <w:tc>
+          <w:tcPr>
+            <w:tcW w:w="775" w:type="dxa"/>
+            <w:tcMar/>
+          </w:tcPr>
+          <w:p>
+            <w:pPr>
+              <w:spacing w:before="0" w:beforeAutospacing="off" w:after="0" w:afterAutospacing="off"/>
+              <w:jc w:val="center"/>
+            </w:pPr>
+            <w:r>
+              <w:rPr>
+                <w:b w:val="1"/>
+                <w:bCs w:val="1"/>
+              </w:rPr>
+              <w:t>Nov.</w:t>
+            </w:r>
+          </w:p>
+        </w:tc>
+        <w:tc>
+          <w:tcPr>
+            <w:tcW w:w="775" w:type="dxa"/>
+            <w:tcMar/>
+          </w:tcPr>
+          <w:p>
+            <w:pPr>
+              <w:spacing w:before="0" w:beforeAutospacing="off" w:after="0" w:afterAutospacing="off"/>
+              <w:jc w:val="center"/>
+            </w:pPr>
+            <w:r>
+              <w:rPr>
+                <w:b w:val="1"/>
+                <w:bCs w:val="1"/>
+              </w:rPr>
+              <w:t>Dez.</w:t>
+            </w:r>
+          </w:p>
+        </w:tc>
+      </w:tr>
+      <w:tr>
+        <w:trPr>
+          <w:trHeight w:val="355"/>
+        </w:trPr>
+        <w:tc>
+          <w:tcPr>
+            <w:tcW w:w="4410" w:type="dxa"/>
+            <w:tcMar/>
+          </w:tcPr>
+          <w:p>
+            <w:pPr>
+              <w:spacing w:before="0" w:beforeAutospacing="off" w:after="0" w:afterAutospacing="off"/>
+            </w:pPr>
+            <w:r>
+              <w:rPr/>
+              <w:t>Organização do corpus em MusicXML</w:t>
+            </w:r>
+          </w:p>
+        </w:tc>
+        <w:tc>
+          <w:tcPr>
+            <w:tcW w:w="775" w:type="dxa"/>
+            <w:shd w:val="clear" w:color="auto" w:fill="4F81BD" w:themeFill="accent1"/>
+            <w:tcMar/>
+          </w:tcPr>
+          <w:p>
+            <w:pPr>
+              <w:spacing w:before="0" w:beforeAutospacing="off" w:after="0" w:afterAutospacing="off"/>
+            </w:pPr>
+          </w:p>
+        </w:tc>
+        <w:tc>
+          <w:tcPr>
+            <w:tcW w:w="775" w:type="dxa"/>
+            <w:tcMar/>
+          </w:tcPr>
+          <w:p/>
+        </w:tc>
+        <w:tc>
+          <w:tcPr>
+            <w:tcW w:w="775" w:type="dxa"/>
+            <w:tcMar/>
+          </w:tcPr>
+          <w:p>
+            <w:pPr>
+              <w:pStyle w:val="Normal"/>
+              <w:suppressLineNumbers w:val="0"/>
+              <w:bidi w:val="0"/>
+              <w:spacing w:before="0" w:beforeAutospacing="off" w:after="0" w:afterAutospacing="off" w:line="259" w:lineRule="auto"/>
+              <w:ind w:left="0" w:right="0"/>
+              <w:jc w:val="left"/>
+            </w:pPr>
+          </w:p>
+        </w:tc>
+        <w:tc>
+          <w:tcPr>
+            <w:tcW w:w="775" w:type="dxa"/>
+            <w:tcMar/>
+          </w:tcPr>
+          <w:p>
+            <w:pPr>
+              <w:pStyle w:val="Normal"/>
+              <w:suppressLineNumbers w:val="0"/>
+              <w:bidi w:val="0"/>
+              <w:spacing w:before="0" w:beforeAutospacing="off" w:after="0" w:afterAutospacing="off" w:line="259" w:lineRule="auto"/>
+              <w:ind w:left="0" w:right="0"/>
+              <w:jc w:val="left"/>
+            </w:pPr>
+          </w:p>
+        </w:tc>
+        <w:tc>
+          <w:tcPr>
+            <w:tcW w:w="775" w:type="dxa"/>
+            <w:tcMar/>
+          </w:tcPr>
+          <w:p>
+            <w:pPr>
+              <w:pStyle w:val="Normal"/>
+              <w:suppressLineNumbers w:val="0"/>
+              <w:bidi w:val="0"/>
+              <w:spacing w:before="0" w:beforeAutospacing="off" w:after="0" w:afterAutospacing="off" w:line="259" w:lineRule="auto"/>
+              <w:ind w:left="0" w:right="0"/>
+              <w:jc w:val="left"/>
+            </w:pPr>
+          </w:p>
+        </w:tc>
+        <w:tc>
+          <w:tcPr>
+            <w:tcW w:w="775" w:type="dxa"/>
+            <w:tcMar/>
+          </w:tcPr>
+          <w:p>
+            <w:pPr>
+              <w:pStyle w:val="Normal"/>
+              <w:suppressLineNumbers w:val="0"/>
+              <w:bidi w:val="0"/>
+              <w:spacing w:before="0" w:beforeAutospacing="off" w:after="0" w:afterAutospacing="off" w:line="259" w:lineRule="auto"/>
+              <w:ind w:left="0" w:right="0"/>
+              <w:jc w:val="left"/>
+              <w:rPr>
+                <w:sz w:val="20"/>
+                <w:szCs w:val="20"/>
+              </w:rPr>
+            </w:pPr>
+          </w:p>
+        </w:tc>
+      </w:tr>
+      <w:tr>
+        <w:trPr>
+          <w:trHeight w:val="300"/>
+        </w:trPr>
+        <w:tc>
+          <w:tcPr>
+            <w:tcW w:w="4410" w:type="dxa"/>
+            <w:tcMar/>
+          </w:tcPr>
+          <w:p>
+            <w:pPr>
+              <w:spacing w:before="0" w:beforeAutospacing="off" w:after="0" w:afterAutospacing="off"/>
+            </w:pPr>
+            <w:r>
+              <w:rPr/>
+              <w:t>Preparação das versões simplificadas das partituras</w:t>
+            </w:r>
+          </w:p>
+        </w:tc>
+        <w:tc>
+          <w:tcPr>
+            <w:tcW w:w="775" w:type="dxa"/>
+            <w:shd w:val="clear" w:color="auto" w:fill="4F81BD" w:themeFill="accent1"/>
+            <w:tcMar/>
+          </w:tcPr>
+          <w:p>
+            <w:pPr>
+              <w:spacing w:before="0" w:beforeAutospacing="off" w:after="0" w:afterAutospacing="off"/>
+            </w:pPr>
+          </w:p>
+        </w:tc>
+        <w:tc>
+          <w:tcPr>
+            <w:tcW w:w="775" w:type="dxa"/>
+            <w:shd w:val="clear" w:color="auto" w:fill="4F81BD" w:themeFill="accent1"/>
+            <w:tcMar/>
+          </w:tcPr>
+          <w:p>
+            <w:pPr>
+              <w:spacing w:before="0" w:beforeAutospacing="off" w:after="0" w:afterAutospacing="off"/>
+            </w:pPr>
+          </w:p>
+        </w:tc>
+        <w:tc>
+          <w:tcPr>
+            <w:tcW w:w="775" w:type="dxa"/>
+            <w:tcMar/>
+          </w:tcPr>
+          <w:p>
+            <w:pPr>
+              <w:pStyle w:val="Normal"/>
+              <w:suppressLineNumbers w:val="0"/>
+              <w:bidi w:val="0"/>
+              <w:spacing w:before="0" w:beforeAutospacing="off" w:after="0" w:afterAutospacing="off" w:line="259" w:lineRule="auto"/>
+              <w:ind w:left="0" w:right="0"/>
+              <w:jc w:val="left"/>
+            </w:pPr>
+          </w:p>
+        </w:tc>
+        <w:tc>
+          <w:tcPr>
+            <w:tcW w:w="775" w:type="dxa"/>
+            <w:tcMar/>
+          </w:tcPr>
+          <w:p>
+            <w:pPr>
+              <w:pStyle w:val="Normal"/>
+              <w:suppressLineNumbers w:val="0"/>
+              <w:bidi w:val="0"/>
+              <w:spacing w:before="0" w:beforeAutospacing="off" w:after="0" w:afterAutospacing="off" w:line="259" w:lineRule="auto"/>
+              <w:ind w:left="0" w:right="0"/>
+              <w:jc w:val="left"/>
+            </w:pPr>
+          </w:p>
+        </w:tc>
+        <w:tc>
+          <w:tcPr>
+            <w:tcW w:w="775" w:type="dxa"/>
+            <w:tcMar/>
+          </w:tcPr>
+          <w:p>
+            <w:pPr>
+              <w:pStyle w:val="Normal"/>
+              <w:suppressLineNumbers w:val="0"/>
+              <w:bidi w:val="0"/>
+              <w:spacing w:before="0" w:beforeAutospacing="off" w:after="0" w:afterAutospacing="off" w:line="259" w:lineRule="auto"/>
+              <w:ind w:left="0" w:right="0"/>
+              <w:jc w:val="left"/>
+            </w:pPr>
+          </w:p>
+        </w:tc>
+        <w:tc>
+          <w:tcPr>
+            <w:tcW w:w="775" w:type="dxa"/>
+            <w:tcMar/>
+          </w:tcPr>
+          <w:p>
+            <w:pPr>
+              <w:pStyle w:val="Normal"/>
+              <w:suppressLineNumbers w:val="0"/>
+              <w:bidi w:val="0"/>
+              <w:spacing w:before="0" w:beforeAutospacing="off" w:after="0" w:afterAutospacing="off" w:line="259" w:lineRule="auto"/>
+              <w:ind w:left="0" w:right="0"/>
+              <w:jc w:val="left"/>
+              <w:rPr>
+                <w:sz w:val="20"/>
+                <w:szCs w:val="20"/>
+              </w:rPr>
+            </w:pPr>
+          </w:p>
+        </w:tc>
+      </w:tr>
+      <w:tr>
+        <w:trPr>
+          <w:trHeight w:val="355"/>
+        </w:trPr>
+        <w:tc>
+          <w:tcPr>
+            <w:tcW w:w="4410" w:type="dxa"/>
+            <w:tcMar/>
+          </w:tcPr>
+          <w:p>
+            <w:pPr>
+              <w:spacing w:before="0" w:beforeAutospacing="off" w:after="0" w:afterAutospacing="off"/>
+            </w:pPr>
+            <w:r>
+              <w:rPr/>
+              <w:t>Implementação da extração melódica</w:t>
+            </w:r>
+          </w:p>
+        </w:tc>
+        <w:tc>
+          <w:tcPr>
+            <w:tcW w:w="775" w:type="dxa"/>
+            <w:tcMar/>
+          </w:tcPr>
+          <w:p/>
+        </w:tc>
+        <w:tc>
+          <w:tcPr>
+            <w:tcW w:w="775" w:type="dxa"/>
+            <w:shd w:val="clear" w:color="auto" w:fill="4F81BD" w:themeFill="accent1"/>
+            <w:tcMar/>
+          </w:tcPr>
+          <w:p>
+            <w:pPr>
+              <w:spacing w:before="0" w:beforeAutospacing="off" w:after="0" w:afterAutospacing="off"/>
+            </w:pPr>
+          </w:p>
+        </w:tc>
+        <w:tc>
+          <w:tcPr>
+            <w:tcW w:w="775" w:type="dxa"/>
+            <w:tcMar/>
+          </w:tcPr>
+          <w:p>
+            <w:pPr>
+              <w:pStyle w:val="Normal"/>
+              <w:suppressLineNumbers w:val="0"/>
+              <w:bidi w:val="0"/>
+              <w:spacing w:before="0" w:beforeAutospacing="off" w:after="0" w:afterAutospacing="off" w:line="259" w:lineRule="auto"/>
+              <w:ind w:left="0" w:right="0"/>
+              <w:jc w:val="left"/>
+            </w:pPr>
+          </w:p>
+        </w:tc>
+        <w:tc>
+          <w:tcPr>
+            <w:tcW w:w="775" w:type="dxa"/>
+            <w:tcMar/>
+          </w:tcPr>
+          <w:p>
+            <w:pPr>
+              <w:pStyle w:val="Normal"/>
+              <w:suppressLineNumbers w:val="0"/>
+              <w:bidi w:val="0"/>
+              <w:spacing w:before="0" w:beforeAutospacing="off" w:after="0" w:afterAutospacing="off" w:line="259" w:lineRule="auto"/>
+              <w:ind w:left="0" w:right="0"/>
+              <w:jc w:val="left"/>
+            </w:pPr>
+          </w:p>
+        </w:tc>
+        <w:tc>
+          <w:tcPr>
+            <w:tcW w:w="775" w:type="dxa"/>
+            <w:tcMar/>
+          </w:tcPr>
+          <w:p>
+            <w:pPr>
+              <w:pStyle w:val="Normal"/>
+              <w:suppressLineNumbers w:val="0"/>
+              <w:bidi w:val="0"/>
+              <w:spacing w:before="0" w:beforeAutospacing="off" w:after="0" w:afterAutospacing="off" w:line="259" w:lineRule="auto"/>
+              <w:ind w:left="0" w:right="0"/>
+              <w:jc w:val="left"/>
+            </w:pPr>
+          </w:p>
+        </w:tc>
+        <w:tc>
+          <w:tcPr>
+            <w:tcW w:w="775" w:type="dxa"/>
+            <w:tcMar/>
+          </w:tcPr>
+          <w:p>
+            <w:pPr>
+              <w:pStyle w:val="Normal"/>
+              <w:suppressLineNumbers w:val="0"/>
+              <w:bidi w:val="0"/>
+              <w:spacing w:before="0" w:beforeAutospacing="off" w:after="0" w:afterAutospacing="off" w:line="259" w:lineRule="auto"/>
+              <w:ind w:left="0" w:right="0"/>
+              <w:jc w:val="left"/>
+              <w:rPr>
+                <w:sz w:val="20"/>
+                <w:szCs w:val="20"/>
+              </w:rPr>
+            </w:pPr>
+          </w:p>
+        </w:tc>
+      </w:tr>
+      <w:tr>
+        <w:trPr>
+          <w:trHeight w:val="300"/>
+        </w:trPr>
+        <w:tc>
+          <w:tcPr>
+            <w:tcW w:w="4410" w:type="dxa"/>
+            <w:tcMar/>
+          </w:tcPr>
+          <w:p>
+            <w:pPr>
+              <w:spacing w:before="0" w:beforeAutospacing="off" w:after="0" w:afterAutospacing="off"/>
+            </w:pPr>
+            <w:r>
+              <w:rPr/>
+              <w:t>Implementação das representações por intervalo e contorno</w:t>
+            </w:r>
+          </w:p>
+        </w:tc>
+        <w:tc>
+          <w:tcPr>
+            <w:tcW w:w="775" w:type="dxa"/>
+            <w:tcMar/>
+          </w:tcPr>
+          <w:p/>
+        </w:tc>
+        <w:tc>
+          <w:tcPr>
+            <w:tcW w:w="775" w:type="dxa"/>
+            <w:shd w:val="clear" w:color="auto" w:fill="4F81BD" w:themeFill="accent1"/>
+            <w:tcMar/>
+          </w:tcPr>
+          <w:p>
+            <w:pPr>
+              <w:spacing w:before="0" w:beforeAutospacing="off" w:after="0" w:afterAutospacing="off"/>
+            </w:pPr>
+          </w:p>
+        </w:tc>
+        <w:tc>
+          <w:tcPr>
+            <w:tcW w:w="775" w:type="dxa"/>
+            <w:shd w:val="clear" w:color="auto" w:fill="4F81BD" w:themeFill="accent1"/>
+            <w:tcMar/>
+          </w:tcPr>
+          <w:p>
+            <w:pPr>
+              <w:pStyle w:val="Normal"/>
+              <w:suppressLineNumbers w:val="0"/>
+              <w:bidi w:val="0"/>
+              <w:spacing w:before="0" w:beforeAutospacing="off" w:after="0" w:afterAutospacing="off" w:line="259" w:lineRule="auto"/>
+              <w:ind w:left="0" w:right="0"/>
+              <w:jc w:val="left"/>
+            </w:pPr>
+          </w:p>
+        </w:tc>
+        <w:tc>
+          <w:tcPr>
+            <w:tcW w:w="775" w:type="dxa"/>
+            <w:tcMar/>
+          </w:tcPr>
+          <w:p>
+            <w:pPr>
+              <w:pStyle w:val="Normal"/>
+              <w:suppressLineNumbers w:val="0"/>
+              <w:bidi w:val="0"/>
+              <w:spacing w:before="0" w:beforeAutospacing="off" w:after="0" w:afterAutospacing="off" w:line="259" w:lineRule="auto"/>
+              <w:ind w:left="0" w:right="0"/>
+              <w:jc w:val="left"/>
+            </w:pPr>
+          </w:p>
+        </w:tc>
+        <w:tc>
+          <w:tcPr>
+            <w:tcW w:w="775" w:type="dxa"/>
+            <w:tcMar/>
+          </w:tcPr>
+          <w:p>
+            <w:pPr>
+              <w:pStyle w:val="Normal"/>
+              <w:suppressLineNumbers w:val="0"/>
+              <w:bidi w:val="0"/>
+              <w:spacing w:before="0" w:beforeAutospacing="off" w:after="0" w:afterAutospacing="off" w:line="259" w:lineRule="auto"/>
+              <w:ind w:left="0" w:right="0"/>
+              <w:jc w:val="left"/>
+            </w:pPr>
+          </w:p>
+        </w:tc>
+        <w:tc>
+          <w:tcPr>
+            <w:tcW w:w="775" w:type="dxa"/>
+            <w:tcMar/>
+          </w:tcPr>
+          <w:p>
+            <w:pPr>
+              <w:pStyle w:val="Normal"/>
+              <w:suppressLineNumbers w:val="0"/>
+              <w:bidi w:val="0"/>
+              <w:spacing w:before="0" w:beforeAutospacing="off" w:after="0" w:afterAutospacing="off" w:line="259" w:lineRule="auto"/>
+              <w:ind w:left="0" w:right="0"/>
+              <w:jc w:val="left"/>
+              <w:rPr>
+                <w:sz w:val="20"/>
+                <w:szCs w:val="20"/>
+              </w:rPr>
+            </w:pPr>
+          </w:p>
+        </w:tc>
+      </w:tr>
+      <w:tr>
+        <w:trPr>
+          <w:trHeight w:val="300"/>
+        </w:trPr>
+        <w:tc>
+          <w:tcPr>
+            <w:tcW w:w="4410" w:type="dxa"/>
+            <w:tcMar/>
+          </w:tcPr>
+          <w:p>
+            <w:pPr>
+              <w:spacing w:before="0" w:beforeAutospacing="off" w:after="0" w:afterAutospacing="off"/>
+            </w:pPr>
+            <w:r>
+              <w:rPr/>
+              <w:t>Implementação da detecção por janelas deslizantes</w:t>
+            </w:r>
+          </w:p>
+        </w:tc>
+        <w:tc>
+          <w:tcPr>
+            <w:tcW w:w="775" w:type="dxa"/>
+            <w:tcMar/>
+          </w:tcPr>
+          <w:p/>
+        </w:tc>
+        <w:tc>
+          <w:tcPr>
+            <w:tcW w:w="775" w:type="dxa"/>
+            <w:tcMar/>
+          </w:tcPr>
+          <w:p/>
+        </w:tc>
+        <w:tc>
+          <w:tcPr>
+            <w:tcW w:w="775" w:type="dxa"/>
+            <w:shd w:val="clear" w:color="auto" w:fill="4F81BD" w:themeFill="accent1"/>
+            <w:tcMar/>
+          </w:tcPr>
+          <w:p>
+            <w:pPr>
+              <w:pStyle w:val="Normal"/>
+              <w:suppressLineNumbers w:val="0"/>
+              <w:bidi w:val="0"/>
+              <w:spacing w:before="0" w:beforeAutospacing="off" w:after="0" w:afterAutospacing="off" w:line="259" w:lineRule="auto"/>
+              <w:ind w:left="0" w:right="0"/>
+              <w:jc w:val="left"/>
+            </w:pPr>
+          </w:p>
+        </w:tc>
+        <w:tc>
+          <w:tcPr>
+            <w:tcW w:w="775" w:type="dxa"/>
+            <w:tcMar/>
+          </w:tcPr>
+          <w:p>
+            <w:pPr>
+              <w:pStyle w:val="Normal"/>
+              <w:suppressLineNumbers w:val="0"/>
+              <w:bidi w:val="0"/>
+              <w:spacing w:before="0" w:beforeAutospacing="off" w:after="0" w:afterAutospacing="off" w:line="259" w:lineRule="auto"/>
+              <w:ind w:left="0" w:right="0"/>
+              <w:jc w:val="left"/>
+            </w:pPr>
+          </w:p>
+        </w:tc>
+        <w:tc>
+          <w:tcPr>
+            <w:tcW w:w="775" w:type="dxa"/>
+            <w:tcMar/>
+          </w:tcPr>
+          <w:p>
+            <w:pPr>
+              <w:pStyle w:val="Normal"/>
+              <w:suppressLineNumbers w:val="0"/>
+              <w:bidi w:val="0"/>
+              <w:spacing w:before="0" w:beforeAutospacing="off" w:after="0" w:afterAutospacing="off" w:line="259" w:lineRule="auto"/>
+              <w:ind w:left="0" w:right="0"/>
+              <w:jc w:val="left"/>
+            </w:pPr>
+          </w:p>
+        </w:tc>
+        <w:tc>
+          <w:tcPr>
+            <w:tcW w:w="775" w:type="dxa"/>
+            <w:tcMar/>
+          </w:tcPr>
+          <w:p>
+            <w:pPr>
+              <w:pStyle w:val="Normal"/>
+              <w:suppressLineNumbers w:val="0"/>
+              <w:bidi w:val="0"/>
+              <w:spacing w:before="0" w:beforeAutospacing="off" w:after="0" w:afterAutospacing="off" w:line="259" w:lineRule="auto"/>
+              <w:ind w:left="0" w:right="0"/>
+              <w:jc w:val="left"/>
+              <w:rPr>
+                <w:sz w:val="20"/>
+                <w:szCs w:val="20"/>
+              </w:rPr>
+            </w:pPr>
+          </w:p>
+        </w:tc>
+      </w:tr>
+      <w:tr>
+        <w:trPr>
+          <w:trHeight w:val="300"/>
+        </w:trPr>
+        <w:tc>
+          <w:tcPr>
+            <w:tcW w:w="4410" w:type="dxa"/>
+            <w:tcMar/>
+          </w:tcPr>
+          <w:p>
+            <w:pPr>
+              <w:spacing w:before="0" w:beforeAutospacing="off" w:after="0" w:afterAutospacing="off"/>
+            </w:pPr>
+            <w:r>
+              <w:rPr/>
+              <w:t>Execução dos testes com o corpus</w:t>
+            </w:r>
+          </w:p>
+        </w:tc>
+        <w:tc>
+          <w:tcPr>
+            <w:tcW w:w="775" w:type="dxa"/>
+            <w:tcMar/>
+          </w:tcPr>
+          <w:p/>
+        </w:tc>
+        <w:tc>
+          <w:tcPr>
+            <w:tcW w:w="775" w:type="dxa"/>
+            <w:tcMar/>
+          </w:tcPr>
+          <w:p/>
+        </w:tc>
+        <w:tc>
+          <w:tcPr>
+            <w:tcW w:w="775" w:type="dxa"/>
+            <w:shd w:val="clear" w:color="auto" w:fill="4F81BD" w:themeFill="accent1"/>
+            <w:tcMar/>
+          </w:tcPr>
+          <w:p>
+            <w:pPr>
+              <w:pStyle w:val="Normal"/>
+              <w:suppressLineNumbers w:val="0"/>
+              <w:bidi w:val="0"/>
+              <w:spacing w:before="0" w:beforeAutospacing="off" w:after="0" w:afterAutospacing="off" w:line="259" w:lineRule="auto"/>
+              <w:ind w:left="0" w:right="0"/>
+              <w:jc w:val="left"/>
+            </w:pPr>
+          </w:p>
+        </w:tc>
+        <w:tc>
+          <w:tcPr>
+            <w:tcW w:w="775" w:type="dxa"/>
+            <w:shd w:val="clear" w:color="auto" w:fill="4F81BD" w:themeFill="accent1"/>
+            <w:tcMar/>
+          </w:tcPr>
+          <w:p>
+            <w:pPr>
+              <w:pStyle w:val="Normal"/>
+              <w:suppressLineNumbers w:val="0"/>
+              <w:bidi w:val="0"/>
+              <w:spacing w:before="0" w:beforeAutospacing="off" w:after="0" w:afterAutospacing="off" w:line="259" w:lineRule="auto"/>
+              <w:ind w:left="0" w:right="0"/>
+              <w:jc w:val="left"/>
+            </w:pPr>
+          </w:p>
+        </w:tc>
+        <w:tc>
+          <w:tcPr>
+            <w:tcW w:w="775" w:type="dxa"/>
+            <w:tcMar/>
+          </w:tcPr>
+          <w:p>
+            <w:pPr>
+              <w:pStyle w:val="Normal"/>
+              <w:suppressLineNumbers w:val="0"/>
+              <w:bidi w:val="0"/>
+              <w:spacing w:before="0" w:beforeAutospacing="off" w:after="0" w:afterAutospacing="off" w:line="259" w:lineRule="auto"/>
+              <w:ind w:left="0" w:right="0"/>
+              <w:jc w:val="left"/>
+            </w:pPr>
+          </w:p>
+        </w:tc>
+        <w:tc>
+          <w:tcPr>
+            <w:tcW w:w="775" w:type="dxa"/>
+            <w:tcMar/>
+          </w:tcPr>
+          <w:p>
+            <w:pPr>
+              <w:pStyle w:val="Normal"/>
+              <w:suppressLineNumbers w:val="0"/>
+              <w:bidi w:val="0"/>
+              <w:spacing w:before="0" w:beforeAutospacing="off" w:after="0" w:afterAutospacing="off" w:line="259" w:lineRule="auto"/>
+              <w:ind w:left="0" w:right="0"/>
+              <w:jc w:val="left"/>
+              <w:rPr>
+                <w:sz w:val="20"/>
+                <w:szCs w:val="20"/>
+              </w:rPr>
+            </w:pPr>
+          </w:p>
+        </w:tc>
+      </w:tr>
+      <w:tr>
+        <w:trPr>
+          <w:trHeight w:val="300"/>
+        </w:trPr>
+        <w:tc>
+          <w:tcPr>
+            <w:tcW w:w="4410" w:type="dxa"/>
+            <w:tcMar/>
+          </w:tcPr>
+          <w:p>
+            <w:pPr>
+              <w:spacing w:before="0" w:beforeAutospacing="off" w:after="0" w:afterAutospacing="off"/>
+            </w:pPr>
+            <w:r>
+              <w:rPr/>
+              <w:t>Análise qualitativa dos padrões encontrados</w:t>
+            </w:r>
+          </w:p>
+        </w:tc>
+        <w:tc>
+          <w:tcPr>
+            <w:tcW w:w="775" w:type="dxa"/>
+            <w:tcMar/>
+          </w:tcPr>
+          <w:p/>
+        </w:tc>
+        <w:tc>
+          <w:tcPr>
+            <w:tcW w:w="775" w:type="dxa"/>
+            <w:tcMar/>
+          </w:tcPr>
+          <w:p/>
+        </w:tc>
+        <w:tc>
+          <w:tcPr>
+            <w:tcW w:w="775" w:type="dxa"/>
+            <w:tcMar/>
+          </w:tcPr>
+          <w:p>
+            <w:pPr>
+              <w:pStyle w:val="Normal"/>
+              <w:suppressLineNumbers w:val="0"/>
+              <w:bidi w:val="0"/>
+              <w:spacing w:before="0" w:beforeAutospacing="off" w:after="0" w:afterAutospacing="off" w:line="259" w:lineRule="auto"/>
+              <w:ind w:left="0" w:right="0"/>
+              <w:jc w:val="left"/>
+            </w:pPr>
+          </w:p>
+        </w:tc>
+        <w:tc>
+          <w:tcPr>
+            <w:tcW w:w="775" w:type="dxa"/>
+            <w:shd w:val="clear" w:color="auto" w:fill="4F81BD" w:themeFill="accent1"/>
+            <w:tcMar/>
+          </w:tcPr>
+          <w:p>
+            <w:pPr>
+              <w:pStyle w:val="Normal"/>
+              <w:suppressLineNumbers w:val="0"/>
+              <w:bidi w:val="0"/>
+              <w:spacing w:before="0" w:beforeAutospacing="off" w:after="0" w:afterAutospacing="off" w:line="259" w:lineRule="auto"/>
+              <w:ind w:left="0" w:right="0"/>
+              <w:jc w:val="left"/>
+            </w:pPr>
+          </w:p>
+        </w:tc>
+        <w:tc>
+          <w:tcPr>
+            <w:tcW w:w="775" w:type="dxa"/>
+            <w:tcMar/>
+          </w:tcPr>
+          <w:p>
+            <w:pPr>
+              <w:pStyle w:val="Normal"/>
+              <w:suppressLineNumbers w:val="0"/>
+              <w:bidi w:val="0"/>
+              <w:spacing w:before="0" w:beforeAutospacing="off" w:after="0" w:afterAutospacing="off" w:line="259" w:lineRule="auto"/>
+              <w:ind w:left="0" w:right="0"/>
+              <w:jc w:val="left"/>
+            </w:pPr>
+          </w:p>
+        </w:tc>
+        <w:tc>
+          <w:tcPr>
+            <w:tcW w:w="775" w:type="dxa"/>
+            <w:tcMar/>
+          </w:tcPr>
+          <w:p>
+            <w:pPr>
+              <w:pStyle w:val="Normal"/>
+              <w:suppressLineNumbers w:val="0"/>
+              <w:bidi w:val="0"/>
+              <w:spacing w:before="0" w:beforeAutospacing="off" w:after="0" w:afterAutospacing="off" w:line="259" w:lineRule="auto"/>
+              <w:ind w:left="0" w:right="0"/>
+              <w:jc w:val="left"/>
+              <w:rPr>
+                <w:sz w:val="20"/>
+                <w:szCs w:val="20"/>
+              </w:rPr>
+            </w:pPr>
+          </w:p>
+        </w:tc>
+      </w:tr>
+      <w:tr>
+        <w:trPr>
+          <w:trHeight w:val="300"/>
+        </w:trPr>
+        <w:tc>
+          <w:tcPr>
+            <w:tcW w:w="4410" w:type="dxa"/>
+            <w:tcMar/>
+          </w:tcPr>
+          <w:p>
+            <w:pPr>
+              <w:spacing w:before="0" w:beforeAutospacing="off" w:after="0" w:afterAutospacing="off"/>
+            </w:pPr>
+            <w:r>
+              <w:rPr/>
+              <w:t>Redação dos resultados e considerações finais</w:t>
+            </w:r>
+          </w:p>
+        </w:tc>
+        <w:tc>
+          <w:tcPr>
+            <w:tcW w:w="775" w:type="dxa"/>
+            <w:tcMar/>
+          </w:tcPr>
+          <w:p/>
+        </w:tc>
+        <w:tc>
+          <w:tcPr>
+            <w:tcW w:w="775" w:type="dxa"/>
+            <w:tcMar/>
+          </w:tcPr>
+          <w:p/>
+        </w:tc>
+        <w:tc>
+          <w:tcPr>
+            <w:tcW w:w="775" w:type="dxa"/>
+            <w:tcMar/>
+          </w:tcPr>
+          <w:p>
+            <w:pPr>
+              <w:pStyle w:val="Normal"/>
+              <w:suppressLineNumbers w:val="0"/>
+              <w:bidi w:val="0"/>
+              <w:spacing w:before="0" w:beforeAutospacing="off" w:after="0" w:afterAutospacing="off" w:line="259" w:lineRule="auto"/>
+              <w:ind w:left="0" w:right="0"/>
+              <w:jc w:val="left"/>
+            </w:pPr>
+          </w:p>
+        </w:tc>
+        <w:tc>
+          <w:tcPr>
+            <w:tcW w:w="775" w:type="dxa"/>
+            <w:shd w:val="clear" w:color="auto" w:fill="4F81BD" w:themeFill="accent1"/>
+            <w:tcMar/>
+          </w:tcPr>
+          <w:p>
+            <w:pPr>
+              <w:pStyle w:val="Normal"/>
+              <w:suppressLineNumbers w:val="0"/>
+              <w:bidi w:val="0"/>
+              <w:spacing w:before="0" w:beforeAutospacing="off" w:after="0" w:afterAutospacing="off" w:line="259" w:lineRule="auto"/>
+              <w:ind w:left="0" w:right="0"/>
+              <w:jc w:val="left"/>
+            </w:pPr>
+          </w:p>
+        </w:tc>
+        <w:tc>
+          <w:tcPr>
+            <w:tcW w:w="775" w:type="dxa"/>
+            <w:shd w:val="clear" w:color="auto" w:fill="4F81BD" w:themeFill="accent1"/>
+            <w:tcMar/>
+          </w:tcPr>
+          <w:p>
+            <w:pPr>
+              <w:pStyle w:val="Normal"/>
+              <w:suppressLineNumbers w:val="0"/>
+              <w:bidi w:val="0"/>
+              <w:spacing w:before="0" w:beforeAutospacing="off" w:after="0" w:afterAutospacing="off" w:line="259" w:lineRule="auto"/>
+              <w:ind w:left="0" w:right="0"/>
+              <w:jc w:val="left"/>
+            </w:pPr>
+          </w:p>
+        </w:tc>
+        <w:tc>
+          <w:tcPr>
+            <w:tcW w:w="775" w:type="dxa"/>
+            <w:tcMar/>
+          </w:tcPr>
+          <w:p>
+            <w:pPr>
+              <w:pStyle w:val="Normal"/>
+              <w:suppressLineNumbers w:val="0"/>
+              <w:bidi w:val="0"/>
+              <w:spacing w:before="0" w:beforeAutospacing="off" w:after="0" w:afterAutospacing="off" w:line="259" w:lineRule="auto"/>
+              <w:ind w:left="0" w:right="0"/>
+              <w:jc w:val="left"/>
+              <w:rPr>
+                <w:sz w:val="20"/>
+                <w:szCs w:val="20"/>
+              </w:rPr>
+            </w:pPr>
+          </w:p>
+        </w:tc>
+      </w:tr>
+      <w:tr>
+        <w:trPr>
+          <w:trHeight w:val="300"/>
+        </w:trPr>
+        <w:tc>
+          <w:tcPr>
+            <w:tcW w:w="4410" w:type="dxa"/>
+            <w:tcMar/>
+          </w:tcPr>
+          <w:p>
+            <w:pPr>
+              <w:spacing w:before="0" w:beforeAutospacing="off" w:after="0" w:afterAutospacing="off"/>
+            </w:pPr>
+            <w:r>
+              <w:rPr/>
+              <w:t>Revisão final e ajustes do documento</w:t>
+            </w:r>
+          </w:p>
+        </w:tc>
+        <w:tc>
+          <w:tcPr>
+            <w:tcW w:w="775" w:type="dxa"/>
+            <w:tcMar/>
+          </w:tcPr>
+          <w:p>
+            <w:pPr>
+              <w:pStyle w:val="Normal"/>
+            </w:pPr>
+          </w:p>
+        </w:tc>
+        <w:tc>
+          <w:tcPr>
+            <w:tcW w:w="775" w:type="dxa"/>
+            <w:tcMar/>
+          </w:tcPr>
+          <w:p>
+            <w:pPr>
+              <w:pStyle w:val="Normal"/>
+            </w:pPr>
+          </w:p>
+        </w:tc>
+        <w:tc>
+          <w:tcPr>
+            <w:tcW w:w="775" w:type="dxa"/>
+            <w:tcMar/>
+          </w:tcPr>
+          <w:p>
+            <w:pPr>
+              <w:pStyle w:val="Normal"/>
+              <w:suppressLineNumbers w:val="0"/>
+              <w:bidi w:val="0"/>
+              <w:spacing w:before="0" w:beforeAutospacing="off" w:after="0" w:afterAutospacing="off" w:line="259" w:lineRule="auto"/>
+              <w:ind w:left="0" w:right="0"/>
+              <w:jc w:val="left"/>
+            </w:pPr>
+          </w:p>
+        </w:tc>
+        <w:tc>
+          <w:tcPr>
+            <w:tcW w:w="775" w:type="dxa"/>
+            <w:tcMar/>
+          </w:tcPr>
+          <w:p>
+            <w:pPr>
+              <w:pStyle w:val="Normal"/>
+              <w:suppressLineNumbers w:val="0"/>
+              <w:bidi w:val="0"/>
+              <w:spacing w:before="0" w:beforeAutospacing="off" w:after="0" w:afterAutospacing="off" w:line="259" w:lineRule="auto"/>
+              <w:ind w:left="0" w:right="0"/>
+              <w:jc w:val="left"/>
+            </w:pPr>
+          </w:p>
+        </w:tc>
+        <w:tc>
+          <w:tcPr>
+            <w:tcW w:w="775" w:type="dxa"/>
+            <w:shd w:val="clear" w:color="auto" w:fill="4F81BD" w:themeFill="accent1"/>
+            <w:tcMar/>
+          </w:tcPr>
+          <w:p>
+            <w:pPr>
+              <w:pStyle w:val="Normal"/>
+              <w:suppressLineNumbers w:val="0"/>
+              <w:bidi w:val="0"/>
+              <w:spacing w:before="0" w:beforeAutospacing="off" w:after="0" w:afterAutospacing="off" w:line="259" w:lineRule="auto"/>
+              <w:ind w:left="0" w:right="0"/>
+              <w:jc w:val="left"/>
+            </w:pPr>
+          </w:p>
+        </w:tc>
+        <w:tc>
+          <w:tcPr>
+            <w:tcW w:w="775" w:type="dxa"/>
+            <w:tcMar/>
+          </w:tcPr>
+          <w:p>
+            <w:pPr>
+              <w:pStyle w:val="Normal"/>
+              <w:suppressLineNumbers w:val="0"/>
+              <w:bidi w:val="0"/>
+              <w:spacing w:before="0" w:beforeAutospacing="off" w:after="0" w:afterAutospacing="off" w:line="259" w:lineRule="auto"/>
+              <w:ind w:left="0" w:right="0"/>
+              <w:jc w:val="left"/>
+              <w:rPr>
+                <w:sz w:val="20"/>
+                <w:szCs w:val="20"/>
+              </w:rPr>
+            </w:pPr>
+          </w:p>
+        </w:tc>
+      </w:tr>
+      <w:tr>
+        <w:trPr>
+          <w:trHeight w:val="300"/>
+        </w:trPr>
+        <w:tc>
+          <w:tcPr>
+            <w:tcW w:w="4410" w:type="dxa"/>
+            <w:tcMar/>
+          </w:tcPr>
+          <w:p>
+            <w:pPr>
+              <w:spacing w:before="0" w:beforeAutospacing="off" w:after="0" w:afterAutospacing="off"/>
+            </w:pPr>
+            <w:r>
+              <w:rPr/>
+              <w:t>Entrega e apresentação do TCC II</w:t>
+            </w:r>
+          </w:p>
+        </w:tc>
+        <w:tc>
+          <w:tcPr>
+            <w:tcW w:w="775" w:type="dxa"/>
+            <w:tcMar/>
+          </w:tcPr>
+          <w:p>
+            <w:pPr>
+              <w:pStyle w:val="Normal"/>
+            </w:pPr>
+          </w:p>
+        </w:tc>
+        <w:tc>
+          <w:tcPr>
+            <w:tcW w:w="775" w:type="dxa"/>
+            <w:tcMar/>
+          </w:tcPr>
+          <w:p>
+            <w:pPr>
+              <w:pStyle w:val="Normal"/>
+            </w:pPr>
+          </w:p>
+        </w:tc>
+        <w:tc>
+          <w:tcPr>
+            <w:tcW w:w="775" w:type="dxa"/>
+            <w:tcMar/>
+          </w:tcPr>
+          <w:p>
+            <w:pPr>
+              <w:pStyle w:val="Normal"/>
+              <w:suppressLineNumbers w:val="0"/>
+              <w:bidi w:val="0"/>
+              <w:spacing w:before="0" w:beforeAutospacing="off" w:after="0" w:afterAutospacing="off" w:line="259" w:lineRule="auto"/>
+              <w:ind w:left="0" w:right="0"/>
+              <w:jc w:val="left"/>
+            </w:pPr>
+          </w:p>
+        </w:tc>
+        <w:tc>
+          <w:tcPr>
+            <w:tcW w:w="775" w:type="dxa"/>
+            <w:tcMar/>
+          </w:tcPr>
+          <w:p>
+            <w:pPr>
+              <w:pStyle w:val="Normal"/>
+              <w:suppressLineNumbers w:val="0"/>
+              <w:bidi w:val="0"/>
+              <w:spacing w:before="0" w:beforeAutospacing="off" w:after="0" w:afterAutospacing="off" w:line="259" w:lineRule="auto"/>
+              <w:ind w:left="0" w:right="0"/>
+              <w:jc w:val="left"/>
+            </w:pPr>
+          </w:p>
+        </w:tc>
+        <w:tc>
+          <w:tcPr>
+            <w:tcW w:w="775" w:type="dxa"/>
+            <w:tcMar/>
+          </w:tcPr>
+          <w:p>
+            <w:pPr>
+              <w:pStyle w:val="Normal"/>
+              <w:suppressLineNumbers w:val="0"/>
+              <w:bidi w:val="0"/>
+              <w:spacing w:before="0" w:beforeAutospacing="off" w:after="0" w:afterAutospacing="off" w:line="259" w:lineRule="auto"/>
+              <w:ind w:left="0" w:right="0"/>
+              <w:jc w:val="left"/>
+            </w:pPr>
+          </w:p>
+        </w:tc>
+        <w:tc>
+          <w:tcPr>
+            <w:tcW w:w="775" w:type="dxa"/>
+            <w:shd w:val="clear" w:color="auto" w:fill="4F81BD" w:themeFill="accent1"/>
+            <w:tcMar/>
+          </w:tcPr>
+          <w:p>
+            <w:pPr>
+              <w:pStyle w:val="Normal"/>
+              <w:suppressLineNumbers w:val="0"/>
+              <w:bidi w:val="0"/>
+              <w:spacing w:before="0" w:beforeAutospacing="off" w:after="0" w:afterAutospacing="off" w:line="259" w:lineRule="auto"/>
+              <w:ind w:left="0" w:right="0"/>
+              <w:jc w:val="left"/>
+              <w:rPr>
+                <w:color w:val="1F497D" w:themeColor="text2" w:themeTint="FF" w:themeShade="FF"/>
+                <w:sz w:val="20"/>
+                <w:szCs w:val="20"/>
+              </w:rPr>
+            </w:pPr>
+          </w:p>
+        </w:tc>
+      </w:tr>
+    </w:tbl>
+    <w:p>
+      <w:pPr>
+        <w:widowControl w:val="0"/>
+        <w:pBdr>
+          <w:top w:val="nil" w:color="FF000000" w:sz="0" w:space="0"/>
+          <w:left w:val="nil" w:color="FF000000" w:sz="0" w:space="0"/>
+          <w:bottom w:val="nil" w:color="FF000000" w:sz="0" w:space="0"/>
+          <w:right w:val="nil" w:color="FF000000" w:sz="0" w:space="0"/>
+          <w:between w:val="nil" w:color="FF000000" w:sz="0" w:space="0"/>
+        </w:pBdr>
+        <w:spacing w:line="360" w:lineRule="auto"/>
+        <w:jc w:val="center"/>
+        <w:rPr>
+          <w:color w:val="000000" w:themeColor="text1" w:themeTint="FF" w:themeShade="FF"/>
+          <w:sz w:val="22"/>
+          <w:szCs w:val="22"/>
+        </w:rPr>
+      </w:pPr>
+      <w:r>
+        <w:rPr>
+          <w:color w:val="000000" w:themeColor="text1" w:themeTint="FF" w:themeShade="FF"/>
+          <w:sz w:val="22"/>
+          <w:szCs w:val="22"/>
+        </w:rPr>
+        <w:t>Fonte: Elaborada pelo autor (2026).</w:t>
+      </w:r>
+    </w:p>
+    <w:p>
+      <w:pPr>
+        <w:pStyle w:val="TE-Normal"/>
+        <w:ind w:firstLine="0"/>
+        <w:jc w:val="center"/>
+      </w:pPr>
     </w:p>
     <w:p>
       <w:pPr>
@@ -5551,25 +8179,38 @@
           <w:headerReference w:type="default" r:id="rId39"/>
           <w:footerReference w:type="default" r:id="rId40"/>
           <w:footerReference w:type="first" r:id="rId41"/>
-          <w:pgSz w:w="11906" w:h="16838" w:code="9"/>
+          <w:pgSz w:w="11906" w:h="16838" w:orient="portrait" w:code="9"/>
           <w:pgMar w:top="1701" w:right="1134" w:bottom="1531" w:left="1701" w:header="720" w:footer="720" w:gutter="0"/>
           <w:cols w:space="720"/>
           <w:noEndnote/>
           <w:titlePg/>
         </w:sectPr>
       </w:pPr>
+      <w:r>
+        <w:rPr>
+          <w:noProof w:val="0"/>
+          <w:lang w:val="pt-BR"/>
+        </w:rPr>
+        <w:t>O cronograma apresentado poderá sofrer ajustes conforme o andamento da implementação e a disponibilidade dos arquivos do corpus. No entanto, as etapas foram organizadas de modo a garantir que a construção do protótipo, a realização dos experimentos e a análise dos resultados ocorram de forma progressiva ao longo do TCC II.</w:t>
+      </w:r>
+      <w:r>
+        <w:rPr>
+          <w:noProof w:val="0"/>
+          <w:lang w:val="pt-BR"/>
+        </w:rPr>
+        <w:t xml:space="preserve"> </w:t>
+      </w:r>
     </w:p>
     <w:p>
       <w:pPr>
         <w:pStyle w:val="TP-TituloCentralizadoPos"/>
       </w:pPr>
-      <w:bookmarkStart w:id="45" w:name="_Toc527721628"/>
-      <w:bookmarkStart w:id="46" w:name="_Toc527793681"/>
-      <w:bookmarkStart w:id="47" w:name="_Toc527795414"/>
-      <w:bookmarkStart w:id="48" w:name="_Toc527798510"/>
-      <w:bookmarkStart w:id="49" w:name="_Toc228622534"/>
-      <w:r>
-        <w:lastRenderedPageBreak/>
+      <w:bookmarkStart w:name="_Toc527721628" w:id="45"/>
+      <w:bookmarkStart w:name="_Toc527793681" w:id="46"/>
+      <w:bookmarkStart w:name="_Toc527795414" w:id="47"/>
+      <w:bookmarkStart w:name="_Toc527798510" w:id="48"/>
+      <w:bookmarkStart w:name="_Toc228622534" w:id="49"/>
+      <w:r>
         <w:t>Referências</w:t>
       </w:r>
       <w:bookmarkEnd w:id="45"/>
@@ -5646,7 +8287,7 @@
     <w:sectPr>
       <w:footerReference w:type="default" r:id="rId42"/>
       <w:footerReference w:type="first" r:id="rId43"/>
-      <w:pgSz w:w="11906" w:h="16838" w:code="9"/>
+      <w:pgSz w:w="11906" w:h="16838" w:orient="portrait" w:code="9"/>
       <w:pgMar w:top="1701" w:right="1134" w:bottom="1531" w:left="1701" w:header="720" w:footer="720" w:gutter="0"/>
       <w:cols w:space="720"/>
       <w:noEndnote/>
@@ -6779,7 +9420,7 @@
   <w:p>
     <w:pPr>
       <w:pStyle w:val="Cabealho"/>
-      <w:framePr w:wrap="around" w:vAnchor="text" w:hAnchor="margin" w:xAlign="right" w:y="1"/>
+      <w:framePr w:wrap="around" w:hAnchor="margin" w:vAnchor="text" w:xAlign="right" w:y="1"/>
       <w:rPr>
         <w:rStyle w:val="Nmerodepgina"/>
       </w:rPr>
@@ -6856,19 +9497,17 @@
   <w:p>
     <w:pPr>
       <w:pStyle w:val="Cabealho"/>
-      <w:framePr w:wrap="around" w:vAnchor="text" w:hAnchor="margin" w:xAlign="right" w:y="1"/>
+      <w:framePr w:wrap="around" w:hAnchor="margin" w:vAnchor="text" w:xAlign="right" w:y="1"/>
       <w:rPr>
         <w:rStyle w:val="Nmerodepgina"/>
       </w:rPr>
     </w:pPr>
-    <w:proofErr w:type="spellStart"/>
     <w:r>
       <w:rPr>
         <w:rStyle w:val="Nmerodepgina"/>
       </w:rPr>
       <w:t>viii</w:t>
     </w:r>
-    <w:proofErr w:type="spellEnd"/>
   </w:p>
   <w:p>
     <w:pPr>
@@ -6900,11 +9539,9 @@
     <w:pPr>
       <w:pStyle w:val="Cabealho"/>
     </w:pPr>
-    <w:proofErr w:type="spellStart"/>
     <w:r>
       <w:t>vii</w:t>
     </w:r>
-    <w:proofErr w:type="spellEnd"/>
   </w:p>
 </w:hdr>
 </file>
@@ -6914,7 +9551,7 @@
   <w:p>
     <w:pPr>
       <w:pStyle w:val="Cabealho"/>
-      <w:framePr w:wrap="around" w:vAnchor="text" w:hAnchor="margin" w:xAlign="right" w:y="1"/>
+      <w:ind/>
       <w:rPr>
         <w:rStyle w:val="Nmerodepgina"/>
       </w:rPr>
@@ -6922,6 +9559,7 @@
     <w:r>
       <w:rPr>
         <w:rStyle w:val="Nmerodepgina"/>
+        <w:noProof/>
       </w:rPr>
       <w:fldChar w:fldCharType="begin"/>
     </w:r>
@@ -6947,28 +9585,8 @@
     <w:r>
       <w:rPr>
         <w:rStyle w:val="Nmerodepgina"/>
+        <w:noProof/>
       </w:rPr>
-      <w:fldChar w:fldCharType="end"/>
-    </w:r>
-  </w:p>
-  <w:p>
-    <w:pPr>
-      <w:pStyle w:val="Cabealho"/>
-      <w:ind w:right="360"/>
-    </w:pPr>
-    <w:r>
-      <w:fldChar w:fldCharType="begin"/>
-    </w:r>
-    <w:r>
-      <w:instrText>\page\* ARABIC</w:instrText>
-    </w:r>
-    <w:r>
-      <w:fldChar w:fldCharType="separate"/>
-    </w:r>
-    <w:r>
-      <w:t>10</w:t>
-    </w:r>
-    <w:r>
       <w:fldChar w:fldCharType="end"/>
     </w:r>
   </w:p>
@@ -6985,6 +9603,7 @@
         <w:docPartUnique/>
       </w:docPartObj>
     </w:sdtPr>
+    <w:sdtEndPr/>
     <w:sdtContent>
       <w:p>
         <w:pPr>
@@ -7150,6 +9769,7 @@
         <w:docPartUnique/>
       </w:docPartObj>
     </w:sdtPr>
+    <w:sdtEndPr/>
     <w:sdtContent>
       <w:p>
         <w:pPr>
@@ -7191,11 +9811,9 @@
     <w:pPr>
       <w:pStyle w:val="Cabealho"/>
     </w:pPr>
-    <w:proofErr w:type="spellStart"/>
     <w:r>
       <w:t>iii</w:t>
     </w:r>
-    <w:proofErr w:type="spellEnd"/>
   </w:p>
 </w:hdr>
 </file>
@@ -7205,7 +9823,7 @@
   <w:p>
     <w:pPr>
       <w:pStyle w:val="Cabealho"/>
-      <w:framePr w:wrap="around" w:vAnchor="text" w:hAnchor="margin" w:xAlign="right" w:y="1"/>
+      <w:framePr w:wrap="around" w:hAnchor="margin" w:vAnchor="text" w:xAlign="right" w:y="1"/>
       <w:rPr>
         <w:rStyle w:val="Nmerodepgina"/>
       </w:rPr>
@@ -7272,14 +9890,12 @@
     <w:pPr>
       <w:pStyle w:val="Cabealho"/>
     </w:pPr>
-    <w:proofErr w:type="spellStart"/>
     <w:r>
       <w:t>i</w:t>
     </w:r>
     <w:r>
       <w:t>v</w:t>
     </w:r>
-    <w:proofErr w:type="spellEnd"/>
   </w:p>
 </w:hdr>
 </file>
@@ -7289,7 +9905,7 @@
   <w:p>
     <w:pPr>
       <w:pStyle w:val="Cabealho"/>
-      <w:framePr w:wrap="around" w:vAnchor="text" w:hAnchor="margin" w:xAlign="right" w:y="1"/>
+      <w:framePr w:wrap="around" w:hAnchor="margin" w:vAnchor="text" w:xAlign="right" w:y="1"/>
       <w:rPr>
         <w:rStyle w:val="Nmerodepgina"/>
       </w:rPr>
@@ -7352,6 +9968,91 @@
 
 <file path=word/numbering.xml><?xml version="1.0" encoding="utf-8"?>
 <w:numbering xmlns:wpc="http://schemas.microsoft.com/office/word/2010/wordprocessingCanvas" xmlns:cx="http://schemas.microsoft.com/office/drawing/2014/chartex" xmlns:cx1="http://schemas.microsoft.com/office/drawing/2015/9/8/chartex" xmlns:cx2="http://schemas.microsoft.com/office/drawing/2015/10/21/chartex" xmlns:cx3="http://schemas.microsoft.com/office/drawing/2016/5/9/chartex" xmlns:cx4="http://schemas.microsoft.com/office/drawing/2016/5/10/chartex" xmlns:cx5="http://schemas.microsoft.com/office/drawing/2016/5/11/chartex" xmlns:cx6="http://schemas.microsoft.com/office/drawing/2016/5/12/chartex" xmlns:cx7="http://schemas.microsoft.com/office/drawing/2016/5/13/chartex" xmlns:cx8="http://schemas.microsoft.com/office/drawing/2016/5/14/chartex" xmlns:mc="http://schemas.openxmlformats.org/markup-compatibility/2006" xmlns:aink="http://schemas.microsoft.com/office/drawing/2016/ink" xmlns:am3d="http://schemas.microsoft.com/office/drawing/2017/model3d" xmlns:o="urn:schemas-microsoft-com:office:office" xmlns:oel="http://schemas.microsoft.com/office/2019/extlst" xmlns:r="http://schemas.openxmlformats.org/officeDocument/2006/relationships" xmlns:m="http://schemas.openxmlformats.org/officeDocument/2006/math" xmlns:v="urn:schemas-microsoft-com:vml" xmlns:wp14="http://schemas.microsoft.com/office/word/2010/wordprocessingDrawing" xmlns:wp="http://schemas.openxmlformats.org/drawingml/2006/wordprocessingDrawing" xmlns:w10="urn:schemas-microsoft-com:office:word" xmlns:w="http://schemas.openxmlformats.org/wordprocessingml/2006/main" xmlns:w14="http://schemas.microsoft.com/office/word/2010/wordml" xmlns:w15="http://schemas.microsoft.com/office/word/2012/wordml" xmlns:w16cex="http://schemas.microsoft.com/office/word/2018/wordml/cex" xmlns:w16cid="http://schemas.microsoft.com/office/word/2016/wordml/cid" xmlns:w16="http://schemas.microsoft.com/office/word/2018/wordml" xmlns:w16du="http://schemas.microsoft.com/office/word/2023/wordml/word16du" xmlns:w16sdtdh="http://schemas.microsoft.com/office/word/2020/wordml/sdtdatahash" xmlns:w16sdtfl="http://schemas.microsoft.com/office/word/2024/wordml/sdtformatlock" xmlns:w16se="http://schemas.microsoft.com/office/word/2015/wordml/symex" xmlns:wpg="http://schemas.microsoft.com/office/word/2010/wordprocessingGroup" xmlns:wpi="http://schemas.microsoft.com/office/word/2010/wordprocessingInk" xmlns:wne="http://schemas.microsoft.com/office/word/2006/wordml" xmlns:wps="http://schemas.microsoft.com/office/word/2010/wordprocessingShape" mc:Ignorable="w14 w15 w16se w16cid w16 w16cex w16sdtdh w16sdtfl w16du wp14">
+  <w:abstractNum xmlns:w="http://schemas.openxmlformats.org/wordprocessingml/2006/main" w:abstractNumId="16">
+    <w:nsid w:val="4daced55"/>
+    <w:multiLevelType xmlns:w="http://schemas.openxmlformats.org/wordprocessingml/2006/main" w:val="hybridMultilevel"/>
+    <w:lvl xmlns:w="http://schemas.openxmlformats.org/wordprocessingml/2006/main" w:ilvl="0">
+      <w:start w:val="1"/>
+      <w:numFmt w:val="lowerLetter"/>
+      <w:lvlText w:val="%1)"/>
+      <w:lvlJc w:val="left"/>
+      <w:pPr>
+        <w:ind w:left="720" w:hanging="360"/>
+      </w:pPr>
+    </w:lvl>
+    <w:lvl xmlns:w="http://schemas.openxmlformats.org/wordprocessingml/2006/main" w:ilvl="1">
+      <w:start w:val="1"/>
+      <w:numFmt w:val="lowerLetter"/>
+      <w:lvlText w:val="%2."/>
+      <w:lvlJc w:val="left"/>
+      <w:pPr>
+        <w:ind w:left="1440" w:hanging="360"/>
+      </w:pPr>
+    </w:lvl>
+    <w:lvl xmlns:w="http://schemas.openxmlformats.org/wordprocessingml/2006/main" w:ilvl="2">
+      <w:start w:val="1"/>
+      <w:numFmt w:val="lowerRoman"/>
+      <w:lvlText w:val="%3."/>
+      <w:lvlJc w:val="right"/>
+      <w:pPr>
+        <w:ind w:left="2160" w:hanging="180"/>
+      </w:pPr>
+    </w:lvl>
+    <w:lvl xmlns:w="http://schemas.openxmlformats.org/wordprocessingml/2006/main" w:ilvl="3">
+      <w:start w:val="1"/>
+      <w:numFmt w:val="decimal"/>
+      <w:lvlText w:val="%4."/>
+      <w:lvlJc w:val="left"/>
+      <w:pPr>
+        <w:ind w:left="2880" w:hanging="360"/>
+      </w:pPr>
+    </w:lvl>
+    <w:lvl xmlns:w="http://schemas.openxmlformats.org/wordprocessingml/2006/main" w:ilvl="4">
+      <w:start w:val="1"/>
+      <w:numFmt w:val="lowerLetter"/>
+      <w:lvlText w:val="%5."/>
+      <w:lvlJc w:val="left"/>
+      <w:pPr>
+        <w:ind w:left="3600" w:hanging="360"/>
+      </w:pPr>
+    </w:lvl>
+    <w:lvl xmlns:w="http://schemas.openxmlformats.org/wordprocessingml/2006/main" w:ilvl="5">
+      <w:start w:val="1"/>
+      <w:numFmt w:val="lowerRoman"/>
+      <w:lvlText w:val="%6."/>
+      <w:lvlJc w:val="right"/>
+      <w:pPr>
+        <w:ind w:left="4320" w:hanging="180"/>
+      </w:pPr>
+    </w:lvl>
+    <w:lvl xmlns:w="http://schemas.openxmlformats.org/wordprocessingml/2006/main" w:ilvl="6">
+      <w:start w:val="1"/>
+      <w:numFmt w:val="decimal"/>
+      <w:lvlText w:val="%7."/>
+      <w:lvlJc w:val="left"/>
+      <w:pPr>
+        <w:ind w:left="5040" w:hanging="360"/>
+      </w:pPr>
+    </w:lvl>
+    <w:lvl xmlns:w="http://schemas.openxmlformats.org/wordprocessingml/2006/main" w:ilvl="7">
+      <w:start w:val="1"/>
+      <w:numFmt w:val="lowerLetter"/>
+      <w:lvlText w:val="%8."/>
+      <w:lvlJc w:val="left"/>
+      <w:pPr>
+        <w:ind w:left="5760" w:hanging="360"/>
+      </w:pPr>
+    </w:lvl>
+    <w:lvl xmlns:w="http://schemas.openxmlformats.org/wordprocessingml/2006/main" w:ilvl="8">
+      <w:start w:val="1"/>
+      <w:numFmt w:val="lowerRoman"/>
+      <w:lvlText w:val="%9."/>
+      <w:lvlJc w:val="right"/>
+      <w:pPr>
+        <w:ind w:left="6480" w:hanging="180"/>
+      </w:pPr>
+    </w:lvl>
+  </w:abstractNum>
   <w:abstractNum w:abstractNumId="0" w15:restartNumberingAfterBreak="0">
     <w:nsid w:val="00000001"/>
     <w:multiLevelType w:val="multilevel"/>
@@ -7712,7 +10413,7 @@
         <w:ind w:left="360" w:hanging="360"/>
       </w:pPr>
       <w:rPr>
-        <w:rFonts w:ascii="Symbol" w:hAnsi="Symbol" w:hint="default"/>
+        <w:rFonts w:hint="default" w:ascii="Symbol" w:hAnsi="Symbol"/>
         <w:b w:val="0"/>
         <w:i w:val="0"/>
         <w:sz w:val="26"/>
@@ -7959,7 +10660,7 @@
         <w:ind w:left="1531" w:hanging="1531"/>
       </w:pPr>
       <w:rPr>
-        <w:rFonts w:ascii="Times New Roman" w:hAnsi="Times New Roman" w:hint="default"/>
+        <w:rFonts w:hint="default" w:ascii="Times New Roman" w:hAnsi="Times New Roman"/>
         <w:b/>
         <w:i w:val="0"/>
         <w:sz w:val="22"/>
@@ -8284,7 +10985,7 @@
         <w:ind w:left="360" w:hanging="360"/>
       </w:pPr>
       <w:rPr>
-        <w:rFonts w:ascii="Symbol" w:hAnsi="Symbol" w:hint="default"/>
+        <w:rFonts w:hint="default" w:ascii="Symbol" w:hAnsi="Symbol"/>
       </w:rPr>
     </w:lvl>
   </w:abstractNum>
@@ -8394,7 +11095,7 @@
         <w:ind w:left="595" w:hanging="1304"/>
       </w:pPr>
       <w:rPr>
-        <w:rFonts w:ascii="Times New Roman" w:hAnsi="Times New Roman" w:hint="default"/>
+        <w:rFonts w:hint="default" w:ascii="Times New Roman" w:hAnsi="Times New Roman"/>
         <w:b/>
         <w:i w:val="0"/>
         <w:sz w:val="22"/>
@@ -8515,7 +11216,7 @@
         <w:ind w:left="1531" w:hanging="1531"/>
       </w:pPr>
       <w:rPr>
-        <w:rFonts w:ascii="Times New Roman" w:hAnsi="Times New Roman" w:hint="default"/>
+        <w:rFonts w:hint="default" w:ascii="Times New Roman" w:hAnsi="Times New Roman"/>
         <w:b/>
         <w:i w:val="0"/>
         <w:sz w:val="22"/>
@@ -8725,7 +11426,7 @@
         <w:ind w:left="2722" w:hanging="1304"/>
       </w:pPr>
       <w:rPr>
-        <w:rFonts w:ascii="Times New Roman" w:hAnsi="Times New Roman" w:hint="default"/>
+        <w:rFonts w:hint="default" w:ascii="Times New Roman" w:hAnsi="Times New Roman"/>
       </w:rPr>
     </w:lvl>
     <w:lvl w:ilvl="1" w:tplc="6732787E">
@@ -8801,6 +11502,9 @@
       </w:pPr>
     </w:lvl>
   </w:abstractNum>
+  <w:num w:numId="19">
+    <w:abstractNumId w:val="16"/>
+  </w:num>
   <w:num w:numId="1" w16cid:durableId="710770037">
     <w:abstractNumId w:val="15"/>
   </w:num>
@@ -8875,11 +11579,11 @@
 </file>
 
 <file path=word/styles.xml><?xml version="1.0" encoding="utf-8"?>
-<w:styles xmlns:mc="http://schemas.openxmlformats.org/markup-compatibility/2006" xmlns:r="http://schemas.openxmlformats.org/officeDocument/2006/relationships" xmlns:w="http://schemas.openxmlformats.org/wordprocessingml/2006/main" xmlns:w14="http://schemas.microsoft.com/office/word/2010/wordml" xmlns:w15="http://schemas.microsoft.com/office/word/2012/wordml" xmlns:w16cex="http://schemas.microsoft.com/office/word/2018/wordml/cex" xmlns:w16cid="http://schemas.microsoft.com/office/word/2016/wordml/cid" xmlns:w16="http://schemas.microsoft.com/office/word/2018/wordml" xmlns:w16du="http://schemas.microsoft.com/office/word/2023/wordml/word16du" xmlns:w16sdtdh="http://schemas.microsoft.com/office/word/2020/wordml/sdtdatahash" xmlns:w16sdtfl="http://schemas.microsoft.com/office/word/2024/wordml/sdtformatlock" xmlns:w16se="http://schemas.microsoft.com/office/word/2015/wordml/symex" mc:Ignorable="w14 w15 w16se w16cid w16 w16cex w16sdtdh w16sdtfl w16du">
+<w:styles xmlns:wp14="http://schemas.microsoft.com/office/word/2010/wordprocessingDrawing" xmlns:mc="http://schemas.openxmlformats.org/markup-compatibility/2006" xmlns:r="http://schemas.openxmlformats.org/officeDocument/2006/relationships" xmlns:w="http://schemas.openxmlformats.org/wordprocessingml/2006/main" xmlns:w14="http://schemas.microsoft.com/office/word/2010/wordml" xmlns:w15="http://schemas.microsoft.com/office/word/2012/wordml" xmlns:w16cex="http://schemas.microsoft.com/office/word/2018/wordml/cex" xmlns:w16cid="http://schemas.microsoft.com/office/word/2016/wordml/cid" xmlns:w16="http://schemas.microsoft.com/office/word/2018/wordml" xmlns:w16du="http://schemas.microsoft.com/office/word/2023/wordml/word16du" xmlns:w16sdtdh="http://schemas.microsoft.com/office/word/2020/wordml/sdtdatahash" xmlns:w16sdtfl="http://schemas.microsoft.com/office/word/2024/wordml/sdtformatlock" xmlns:w16se="http://schemas.microsoft.com/office/word/2015/wordml/symex" mc:Ignorable="w14 w15 w16se w16cid w16 w16cex w16sdtdh w16sdtfl w16du wp14">
   <w:docDefaults>
     <w:rPrDefault>
       <w:rPr>
-        <w:rFonts w:ascii="Times New Roman" w:eastAsia="Times New Roman" w:hAnsi="Times New Roman" w:cs="Times New Roman"/>
+        <w:rFonts w:ascii="Times New Roman" w:hAnsi="Times New Roman" w:eastAsia="Times New Roman" w:cs="Times New Roman"/>
         <w:lang w:val="pt-BR" w:eastAsia="pt-BR" w:bidi="ar-SA"/>
       </w:rPr>
     </w:rPrDefault>
@@ -8905,22 +11609,22 @@
     <w:lsdException w:name="index 7" w:semiHidden="1" w:unhideWhenUsed="1"/>
     <w:lsdException w:name="index 8" w:semiHidden="1" w:unhideWhenUsed="1"/>
     <w:lsdException w:name="index 9" w:semiHidden="1" w:unhideWhenUsed="1"/>
-    <w:lsdException w:name="toc 1" w:semiHidden="1" w:uiPriority="39" w:unhideWhenUsed="1"/>
-    <w:lsdException w:name="toc 2" w:semiHidden="1" w:uiPriority="39" w:unhideWhenUsed="1"/>
-    <w:lsdException w:name="toc 3" w:semiHidden="1" w:uiPriority="39" w:unhideWhenUsed="1"/>
-    <w:lsdException w:name="toc 4" w:semiHidden="1" w:uiPriority="39" w:unhideWhenUsed="1"/>
-    <w:lsdException w:name="toc 5" w:semiHidden="1" w:uiPriority="39" w:unhideWhenUsed="1"/>
-    <w:lsdException w:name="toc 6" w:semiHidden="1" w:uiPriority="39" w:unhideWhenUsed="1"/>
-    <w:lsdException w:name="toc 7" w:semiHidden="1" w:uiPriority="39" w:unhideWhenUsed="1"/>
-    <w:lsdException w:name="toc 8" w:semiHidden="1" w:uiPriority="39" w:unhideWhenUsed="1"/>
-    <w:lsdException w:name="toc 9" w:semiHidden="1" w:uiPriority="39" w:unhideWhenUsed="1"/>
+    <w:lsdException w:name="toc 1" w:uiPriority="39" w:semiHidden="1" w:unhideWhenUsed="1"/>
+    <w:lsdException w:name="toc 2" w:uiPriority="39" w:semiHidden="1" w:unhideWhenUsed="1"/>
+    <w:lsdException w:name="toc 3" w:uiPriority="39" w:semiHidden="1" w:unhideWhenUsed="1"/>
+    <w:lsdException w:name="toc 4" w:uiPriority="39" w:semiHidden="1" w:unhideWhenUsed="1"/>
+    <w:lsdException w:name="toc 5" w:uiPriority="39" w:semiHidden="1" w:unhideWhenUsed="1"/>
+    <w:lsdException w:name="toc 6" w:uiPriority="39" w:semiHidden="1" w:unhideWhenUsed="1"/>
+    <w:lsdException w:name="toc 7" w:uiPriority="39" w:semiHidden="1" w:unhideWhenUsed="1"/>
+    <w:lsdException w:name="toc 8" w:uiPriority="39" w:semiHidden="1" w:unhideWhenUsed="1"/>
+    <w:lsdException w:name="toc 9" w:uiPriority="39" w:semiHidden="1" w:unhideWhenUsed="1"/>
     <w:lsdException w:name="Normal Indent" w:semiHidden="1" w:unhideWhenUsed="1"/>
     <w:lsdException w:name="footnote text" w:semiHidden="1" w:unhideWhenUsed="1"/>
     <w:lsdException w:name="annotation text" w:semiHidden="1" w:unhideWhenUsed="1"/>
     <w:lsdException w:name="header" w:semiHidden="1" w:unhideWhenUsed="1"/>
     <w:lsdException w:name="footer" w:semiHidden="1" w:unhideWhenUsed="1"/>
     <w:lsdException w:name="index heading" w:semiHidden="1" w:unhideWhenUsed="1"/>
-    <w:lsdException w:name="caption" w:semiHidden="1" w:uiPriority="35" w:unhideWhenUsed="1" w:qFormat="1"/>
+    <w:lsdException w:name="caption" w:uiPriority="35" w:semiHidden="1" w:unhideWhenUsed="1" w:qFormat="1"/>
     <w:lsdException w:name="table of figures" w:semiHidden="1" w:unhideWhenUsed="1"/>
     <w:lsdException w:name="envelope address" w:semiHidden="1" w:unhideWhenUsed="1"/>
     <w:lsdException w:name="envelope return" w:semiHidden="1" w:unhideWhenUsed="1"/>
@@ -8951,7 +11655,7 @@
     <w:lsdException w:name="Title" w:uiPriority="10" w:qFormat="1"/>
     <w:lsdException w:name="Closing" w:semiHidden="1" w:unhideWhenUsed="1"/>
     <w:lsdException w:name="Signature" w:semiHidden="1" w:unhideWhenUsed="1"/>
-    <w:lsdException w:name="Default Paragraph Font" w:semiHidden="1" w:uiPriority="1" w:unhideWhenUsed="1"/>
+    <w:lsdException w:name="Default Paragraph Font" w:uiPriority="1" w:semiHidden="1" w:unhideWhenUsed="1"/>
     <w:lsdException w:name="Body Text" w:semiHidden="1" w:unhideWhenUsed="1"/>
     <w:lsdException w:name="Body Text Indent" w:semiHidden="1" w:unhideWhenUsed="1"/>
     <w:lsdException w:name="List Continue" w:semiHidden="1" w:unhideWhenUsed="1"/>
@@ -9151,8 +11855,8 @@
     <w:lsdException w:name="Subtle Reference" w:uiPriority="31" w:qFormat="1"/>
     <w:lsdException w:name="Intense Reference" w:uiPriority="32" w:qFormat="1"/>
     <w:lsdException w:name="Book Title" w:uiPriority="33" w:qFormat="1"/>
-    <w:lsdException w:name="Bibliography" w:semiHidden="1" w:uiPriority="37" w:unhideWhenUsed="1"/>
-    <w:lsdException w:name="TOC Heading" w:semiHidden="1" w:uiPriority="39" w:unhideWhenUsed="1" w:qFormat="1"/>
+    <w:lsdException w:name="Bibliography" w:uiPriority="37" w:semiHidden="1" w:unhideWhenUsed="1"/>
+    <w:lsdException w:name="TOC Heading" w:uiPriority="39" w:semiHidden="1" w:unhideWhenUsed="1" w:qFormat="1"/>
     <w:lsdException w:name="Plain Table 1" w:uiPriority="41"/>
     <w:lsdException w:name="Plain Table 2" w:uiPriority="42"/>
     <w:lsdException w:name="Plain Table 3" w:uiPriority="43"/>
@@ -9263,7 +11967,7 @@
     <w:lsdException w:name="Unresolved Mention" w:semiHidden="1" w:unhideWhenUsed="1"/>
     <w:lsdException w:name="Smart Link" w:semiHidden="1" w:unhideWhenUsed="1"/>
   </w:latentStyles>
-  <w:style w:type="paragraph" w:default="1" w:styleId="Normal">
+  <w:style w:type="paragraph" w:styleId="Normal" w:default="1">
     <w:name w:val="Normal"/>
     <w:qFormat/>
     <w:rsid w:val="007219A4"/>
@@ -9408,12 +12112,13 @@
       <w:sz w:val="18"/>
     </w:rPr>
   </w:style>
-  <w:style w:type="character" w:default="1" w:styleId="Fontepargpadro">
+  <w:style w:type="character" w:styleId="Fontepargpadro" w:default="1">
     <w:name w:val="Default Paragraph Font"/>
     <w:uiPriority w:val="1"/>
+    <w:semiHidden/>
     <w:unhideWhenUsed/>
   </w:style>
-  <w:style w:type="table" w:default="1" w:styleId="Tabelanormal">
+  <w:style w:type="table" w:styleId="Tabelanormal" w:default="1">
     <w:name w:val="Normal Table"/>
     <w:uiPriority w:val="99"/>
     <w:semiHidden/>
@@ -9428,13 +12133,13 @@
       </w:tblCellMar>
     </w:tblPr>
   </w:style>
-  <w:style w:type="numbering" w:default="1" w:styleId="Semlista">
+  <w:style w:type="numbering" w:styleId="Semlista" w:default="1">
     <w:name w:val="No List"/>
     <w:uiPriority w:val="99"/>
     <w:semiHidden/>
     <w:unhideWhenUsed/>
   </w:style>
-  <w:style w:type="paragraph" w:customStyle="1" w:styleId="Padro">
+  <w:style w:type="paragraph" w:styleId="Padro" w:customStyle="1">
     <w:name w:val="Padrão"/>
     <w:rsid w:val="004E60C4"/>
     <w:pPr>
@@ -9445,7 +12150,7 @@
       <w:sz w:val="24"/>
     </w:rPr>
   </w:style>
-  <w:style w:type="paragraph" w:customStyle="1" w:styleId="TE-Normal">
+  <w:style w:type="paragraph" w:styleId="TE-Normal" w:customStyle="1">
     <w:name w:val="TE-Normal"/>
     <w:rsid w:val="004E60C4"/>
     <w:pPr>
@@ -9459,7 +12164,7 @@
       <w:sz w:val="26"/>
     </w:rPr>
   </w:style>
-  <w:style w:type="paragraph" w:customStyle="1" w:styleId="CP-CapaCabecalho">
+  <w:style w:type="paragraph" w:styleId="CP-CapaCabecalho" w:customStyle="1">
     <w:name w:val="CP-CapaCabecalho"/>
     <w:next w:val="TE-Normal"/>
     <w:rsid w:val="004E60C4"/>
@@ -9474,7 +12179,7 @@
       <w:sz w:val="26"/>
     </w:rPr>
   </w:style>
-  <w:style w:type="paragraph" w:customStyle="1" w:styleId="CP-CapaOrientador">
+  <w:style w:type="paragraph" w:styleId="CP-CapaOrientador" w:customStyle="1">
     <w:name w:val="CP-CapaOrientador"/>
     <w:next w:val="TE-Normal"/>
     <w:rsid w:val="004E60C4"/>
@@ -9487,7 +12192,7 @@
       <w:sz w:val="26"/>
     </w:rPr>
   </w:style>
-  <w:style w:type="paragraph" w:customStyle="1" w:styleId="CP-CapaTitulo">
+  <w:style w:type="paragraph" w:styleId="CP-CapaTitulo" w:customStyle="1">
     <w:name w:val="CP-CapaTitulo"/>
     <w:next w:val="TE-Normal"/>
     <w:rsid w:val="004E60C4"/>
@@ -9503,7 +12208,7 @@
       <w:sz w:val="28"/>
     </w:rPr>
   </w:style>
-  <w:style w:type="paragraph" w:customStyle="1" w:styleId="CP-CapaNomeAutor">
+  <w:style w:type="paragraph" w:styleId="CP-CapaNomeAutor" w:customStyle="1">
     <w:name w:val="CP-CapaNomeAutor"/>
     <w:next w:val="TE-Normal"/>
     <w:rsid w:val="004E60C4"/>
@@ -9519,7 +12224,7 @@
       <w:sz w:val="26"/>
     </w:rPr>
   </w:style>
-  <w:style w:type="paragraph" w:customStyle="1" w:styleId="CP-CapaNaturezaAcadmica">
+  <w:style w:type="paragraph" w:styleId="CP-CapaNaturezaAcadmica" w:customStyle="1">
     <w:name w:val="CP-CapaNaturezaAcadêmica"/>
     <w:next w:val="TE-Normal"/>
     <w:rsid w:val="004E60C4"/>
@@ -9534,7 +12239,7 @@
       <w:sz w:val="26"/>
     </w:rPr>
   </w:style>
-  <w:style w:type="paragraph" w:customStyle="1" w:styleId="CP-CapaLocaleData">
+  <w:style w:type="paragraph" w:styleId="CP-CapaLocaleData" w:customStyle="1">
     <w:name w:val="CP-CapaLocaleData"/>
     <w:next w:val="TE-Normal"/>
     <w:rsid w:val="004E60C4"/>
@@ -9550,7 +12255,7 @@
       <w:sz w:val="26"/>
     </w:rPr>
   </w:style>
-  <w:style w:type="paragraph" w:customStyle="1" w:styleId="Corpodotexto">
+  <w:style w:type="paragraph" w:styleId="Corpodotexto" w:customStyle="1">
     <w:name w:val="Corpo do texto"/>
     <w:basedOn w:val="Padro"/>
     <w:rsid w:val="004E60C4"/>
@@ -9558,12 +12263,12 @@
       <w:spacing w:after="120"/>
     </w:pPr>
   </w:style>
-  <w:style w:type="paragraph" w:customStyle="1" w:styleId="Contedodetabela">
+  <w:style w:type="paragraph" w:styleId="Contedodetabela" w:customStyle="1">
     <w:name w:val="Conteúdo de tabela"/>
     <w:basedOn w:val="Corpodotexto"/>
     <w:rsid w:val="004E60C4"/>
   </w:style>
-  <w:style w:type="paragraph" w:customStyle="1" w:styleId="Ttulodetabela">
+  <w:style w:type="paragraph" w:styleId="Ttulodetabela" w:customStyle="1">
     <w:name w:val="Título de tabela"/>
     <w:basedOn w:val="Contedodetabela"/>
     <w:rsid w:val="004E60C4"/>
@@ -9575,7 +12280,7 @@
       <w:i/>
     </w:rPr>
   </w:style>
-  <w:style w:type="paragraph" w:customStyle="1" w:styleId="AP-AprovacaoBanca">
+  <w:style w:type="paragraph" w:styleId="AP-AprovacaoBanca" w:customStyle="1">
     <w:name w:val="AP-AprovacaoBanca"/>
     <w:next w:val="TE-Normal"/>
     <w:rsid w:val="004E60C4"/>
@@ -9588,7 +12293,7 @@
       <w:sz w:val="26"/>
     </w:rPr>
   </w:style>
-  <w:style w:type="paragraph" w:customStyle="1" w:styleId="AP-AprovacaoTitulo">
+  <w:style w:type="paragraph" w:styleId="AP-AprovacaoTitulo" w:customStyle="1">
     <w:name w:val="AP-AprovacaoTitulo"/>
     <w:next w:val="TE-Normal"/>
     <w:rsid w:val="004E60C4"/>
@@ -9603,7 +12308,7 @@
       <w:sz w:val="26"/>
     </w:rPr>
   </w:style>
-  <w:style w:type="paragraph" w:customStyle="1" w:styleId="DE-DedicatoriaAgradecimentos">
+  <w:style w:type="paragraph" w:styleId="DE-DedicatoriaAgradecimentos" w:customStyle="1">
     <w:name w:val="DE-DedicatoriaAgradecimentos"/>
     <w:next w:val="TE-Normal"/>
     <w:rsid w:val="004E60C4"/>
@@ -9617,7 +12322,7 @@
       <w:sz w:val="26"/>
     </w:rPr>
   </w:style>
-  <w:style w:type="paragraph" w:customStyle="1" w:styleId="EP-Epgrafe">
+  <w:style w:type="paragraph" w:styleId="EP-Epgrafe" w:customStyle="1">
     <w:name w:val="EP-Epígrafe"/>
     <w:next w:val="TE-Normal"/>
     <w:rsid w:val="004E60C4"/>
@@ -9631,7 +12336,7 @@
       <w:sz w:val="26"/>
     </w:rPr>
   </w:style>
-  <w:style w:type="paragraph" w:customStyle="1" w:styleId="TC-TituloCentralizado">
+  <w:style w:type="paragraph" w:styleId="TC-TituloCentralizado" w:customStyle="1">
     <w:name w:val="TC-TituloCentralizado"/>
     <w:next w:val="TE-Normal"/>
     <w:rsid w:val="004E60C4"/>
@@ -9648,7 +12353,7 @@
       <w:sz w:val="26"/>
     </w:rPr>
   </w:style>
-  <w:style w:type="paragraph" w:customStyle="1" w:styleId="LI-ListaItem">
+  <w:style w:type="paragraph" w:styleId="LI-ListaItem" w:customStyle="1">
     <w:name w:val="LI-ListaItem"/>
     <w:rsid w:val="004E60C4"/>
     <w:pPr>
@@ -9665,7 +12370,7 @@
       <w:sz w:val="26"/>
     </w:rPr>
   </w:style>
-  <w:style w:type="paragraph" w:customStyle="1" w:styleId="TE-NormalNaoIdentado">
+  <w:style w:type="paragraph" w:styleId="TE-NormalNaoIdentado" w:customStyle="1">
     <w:name w:val="TE-NormalNaoIdentado"/>
     <w:next w:val="TE-Normal"/>
     <w:rsid w:val="004E60C4"/>
@@ -9679,7 +12384,7 @@
       <w:sz w:val="26"/>
     </w:rPr>
   </w:style>
-  <w:style w:type="paragraph" w:customStyle="1" w:styleId="T1-TituloPrimario">
+  <w:style w:type="paragraph" w:styleId="T1-TituloPrimario" w:customStyle="1">
     <w:name w:val="T1-TituloPrimario"/>
     <w:next w:val="TE-Normal"/>
     <w:rsid w:val="004E60C4"/>
@@ -9701,7 +12406,7 @@
       <w:sz w:val="26"/>
     </w:rPr>
   </w:style>
-  <w:style w:type="paragraph" w:customStyle="1" w:styleId="TE-Alnea">
+  <w:style w:type="paragraph" w:styleId="TE-Alnea" w:customStyle="1">
     <w:name w:val="TE-Alínea"/>
     <w:next w:val="TE-Normal"/>
     <w:rsid w:val="004E60C4"/>
@@ -9718,7 +12423,7 @@
       <w:sz w:val="26"/>
     </w:rPr>
   </w:style>
-  <w:style w:type="paragraph" w:customStyle="1" w:styleId="TE-Inciso">
+  <w:style w:type="paragraph" w:styleId="TE-Inciso" w:customStyle="1">
     <w:name w:val="TE-Inciso"/>
     <w:next w:val="TE-Normal"/>
     <w:rsid w:val="004E60C4"/>
@@ -9736,7 +12441,7 @@
       <w:sz w:val="26"/>
     </w:rPr>
   </w:style>
-  <w:style w:type="paragraph" w:customStyle="1" w:styleId="TE-Bullet">
+  <w:style w:type="paragraph" w:styleId="TE-Bullet" w:customStyle="1">
     <w:name w:val="TE-Bullet"/>
     <w:next w:val="TE-Normal"/>
     <w:rsid w:val="004E60C4"/>
@@ -9757,7 +12462,7 @@
       <w:sz w:val="26"/>
     </w:rPr>
   </w:style>
-  <w:style w:type="paragraph" w:customStyle="1" w:styleId="T2-TituloSecundario">
+  <w:style w:type="paragraph" w:styleId="T2-TituloSecundario" w:customStyle="1">
     <w:name w:val="T2-TituloSecundario"/>
     <w:next w:val="TE-Normal"/>
     <w:rsid w:val="004E60C4"/>
@@ -9777,7 +12482,7 @@
       <w:sz w:val="26"/>
     </w:rPr>
   </w:style>
-  <w:style w:type="paragraph" w:customStyle="1" w:styleId="T3-TituloTerciario">
+  <w:style w:type="paragraph" w:styleId="T3-TituloTerciario" w:customStyle="1">
     <w:name w:val="T3-TituloTerciario"/>
     <w:next w:val="TE-Normal"/>
     <w:rsid w:val="004E60C4"/>
@@ -9797,7 +12502,7 @@
       <w:sz w:val="26"/>
     </w:rPr>
   </w:style>
-  <w:style w:type="paragraph" w:customStyle="1" w:styleId="T4-TituloQuaternario">
+  <w:style w:type="paragraph" w:styleId="T4-TituloQuaternario" w:customStyle="1">
     <w:name w:val="T4-TituloQuaternario"/>
     <w:next w:val="TE-Normal"/>
     <w:rsid w:val="004E60C4"/>
@@ -9816,7 +12521,7 @@
       <w:sz w:val="26"/>
     </w:rPr>
   </w:style>
-  <w:style w:type="paragraph" w:customStyle="1" w:styleId="TE-CorpoTabela">
+  <w:style w:type="paragraph" w:styleId="TE-CorpoTabela" w:customStyle="1">
     <w:name w:val="TE-CorpoTabela"/>
     <w:rsid w:val="004E60C4"/>
     <w:pPr>
@@ -9827,7 +12532,7 @@
       <w:snapToGrid w:val="0"/>
     </w:rPr>
   </w:style>
-  <w:style w:type="paragraph" w:customStyle="1" w:styleId="TE-Citacao5Linhas">
+  <w:style w:type="paragraph" w:styleId="TE-Citacao5Linhas" w:customStyle="1">
     <w:name w:val="TE-Citacao5Linhas"/>
     <w:next w:val="Notaderodap"/>
     <w:rsid w:val="004E60C4"/>
@@ -9842,7 +12547,7 @@
       <w:sz w:val="22"/>
     </w:rPr>
   </w:style>
-  <w:style w:type="paragraph" w:customStyle="1" w:styleId="Notaderodap">
+  <w:style w:type="paragraph" w:styleId="Notaderodap" w:customStyle="1">
     <w:name w:val="Nota de rodapé"/>
     <w:rsid w:val="004E60C4"/>
     <w:pPr>
@@ -9865,7 +12570,7 @@
       </w:tabs>
     </w:pPr>
   </w:style>
-  <w:style w:type="paragraph" w:customStyle="1" w:styleId="PT-Referencias">
+  <w:style w:type="paragraph" w:styleId="PT-Referencias" w:customStyle="1">
     <w:name w:val="PT-Referencias"/>
     <w:rsid w:val="004E60C4"/>
     <w:pPr>
@@ -9877,7 +12582,7 @@
       <w:sz w:val="26"/>
     </w:rPr>
   </w:style>
-  <w:style w:type="paragraph" w:customStyle="1" w:styleId="T5-TituloQuinario">
+  <w:style w:type="paragraph" w:styleId="T5-TituloQuinario" w:customStyle="1">
     <w:name w:val="T5-TituloQuinario"/>
     <w:next w:val="TE-Normal"/>
     <w:rsid w:val="004E60C4"/>
@@ -9897,12 +12602,12 @@
       <w:sz w:val="22"/>
     </w:rPr>
   </w:style>
-  <w:style w:type="paragraph" w:customStyle="1" w:styleId="ndice">
+  <w:style w:type="paragraph" w:styleId="ndice" w:customStyle="1">
     <w:name w:val="Índice"/>
     <w:basedOn w:val="Padro"/>
     <w:rsid w:val="004E60C4"/>
   </w:style>
-  <w:style w:type="paragraph" w:customStyle="1" w:styleId="ndice1">
+  <w:style w:type="paragraph" w:styleId="ndice1" w:customStyle="1">
     <w:name w:val="Índice 1"/>
     <w:rsid w:val="004E60C4"/>
     <w:pPr>
@@ -9918,7 +12623,7 @@
       <w:sz w:val="26"/>
     </w:rPr>
   </w:style>
-  <w:style w:type="paragraph" w:customStyle="1" w:styleId="ndice2">
+  <w:style w:type="paragraph" w:styleId="ndice2" w:customStyle="1">
     <w:name w:val="Índice 2"/>
     <w:rsid w:val="004E60C4"/>
     <w:pPr>
@@ -9935,7 +12640,7 @@
       <w:sz w:val="26"/>
     </w:rPr>
   </w:style>
-  <w:style w:type="paragraph" w:customStyle="1" w:styleId="ndice3">
+  <w:style w:type="paragraph" w:styleId="ndice3" w:customStyle="1">
     <w:name w:val="Índice 3"/>
     <w:rsid w:val="004E60C4"/>
     <w:pPr>
@@ -9950,7 +12655,7 @@
       <w:sz w:val="24"/>
     </w:rPr>
   </w:style>
-  <w:style w:type="paragraph" w:customStyle="1" w:styleId="ndice4">
+  <w:style w:type="paragraph" w:styleId="ndice4" w:customStyle="1">
     <w:name w:val="Índice 4"/>
     <w:rsid w:val="004E60C4"/>
     <w:pPr>
@@ -9966,7 +12671,7 @@
       <w:sz w:val="24"/>
     </w:rPr>
   </w:style>
-  <w:style w:type="paragraph" w:customStyle="1" w:styleId="ndice5">
+  <w:style w:type="paragraph" w:styleId="ndice5" w:customStyle="1">
     <w:name w:val="Índice 5"/>
     <w:rsid w:val="004E60C4"/>
     <w:pPr>
@@ -9982,7 +12687,7 @@
       <w:sz w:val="26"/>
     </w:rPr>
   </w:style>
-  <w:style w:type="paragraph" w:customStyle="1" w:styleId="ndicegeral6">
+  <w:style w:type="paragraph" w:styleId="ndicegeral6" w:customStyle="1">
     <w:name w:val="Índice geral 6"/>
     <w:basedOn w:val="ndice"/>
     <w:rsid w:val="004E60C4"/>
@@ -9993,7 +12698,7 @@
       <w:ind w:left="1415"/>
     </w:pPr>
   </w:style>
-  <w:style w:type="paragraph" w:customStyle="1" w:styleId="ndicegeral7">
+  <w:style w:type="paragraph" w:styleId="ndicegeral7" w:customStyle="1">
     <w:name w:val="Índice geral 7"/>
     <w:basedOn w:val="ndice"/>
     <w:rsid w:val="004E60C4"/>
@@ -10004,7 +12709,7 @@
       <w:ind w:left="1698"/>
     </w:pPr>
   </w:style>
-  <w:style w:type="paragraph" w:customStyle="1" w:styleId="ndicegeral8">
+  <w:style w:type="paragraph" w:styleId="ndicegeral8" w:customStyle="1">
     <w:name w:val="Índice geral 8"/>
     <w:basedOn w:val="ndice"/>
     <w:rsid w:val="004E60C4"/>
@@ -10015,7 +12720,7 @@
       <w:ind w:left="1981"/>
     </w:pPr>
   </w:style>
-  <w:style w:type="paragraph" w:customStyle="1" w:styleId="ndicegeral9">
+  <w:style w:type="paragraph" w:styleId="ndicegeral9" w:customStyle="1">
     <w:name w:val="Índice geral 9"/>
     <w:basedOn w:val="ndice"/>
     <w:rsid w:val="004E60C4"/>
@@ -10026,7 +12731,7 @@
       <w:ind w:left="2264"/>
     </w:pPr>
   </w:style>
-  <w:style w:type="paragraph" w:customStyle="1" w:styleId="ndicegeral10">
+  <w:style w:type="paragraph" w:styleId="ndicegeral10" w:customStyle="1">
     <w:name w:val="Índice geral 10"/>
     <w:basedOn w:val="ndice"/>
     <w:rsid w:val="004E60C4"/>
@@ -10052,7 +12757,7 @@
       <w:sz w:val="28"/>
     </w:rPr>
   </w:style>
-  <w:style w:type="paragraph" w:customStyle="1" w:styleId="Ttulodondice">
+  <w:style w:type="paragraph" w:styleId="Ttulodondice" w:customStyle="1">
     <w:name w:val="Título do índice"/>
     <w:basedOn w:val="Ttulo"/>
     <w:rsid w:val="004E60C4"/>
@@ -10061,7 +12766,7 @@
       <w:sz w:val="32"/>
     </w:rPr>
   </w:style>
-  <w:style w:type="paragraph" w:customStyle="1" w:styleId="TE-Figura">
+  <w:style w:type="paragraph" w:styleId="TE-Figura" w:customStyle="1">
     <w:name w:val="TE-Figura"/>
     <w:next w:val="TE-Normal"/>
     <w:rsid w:val="004E60C4"/>
@@ -10075,7 +12780,7 @@
       <w:sz w:val="24"/>
     </w:rPr>
   </w:style>
-  <w:style w:type="paragraph" w:customStyle="1" w:styleId="TE-LegendaFigura">
+  <w:style w:type="paragraph" w:styleId="TE-LegendaFigura" w:customStyle="1">
     <w:name w:val="TE-LegendaFigura"/>
     <w:next w:val="TE-Normal"/>
     <w:rsid w:val="00B4776B"/>
@@ -10095,7 +12800,7 @@
       <w:sz w:val="22"/>
     </w:rPr>
   </w:style>
-  <w:style w:type="paragraph" w:customStyle="1" w:styleId="TE-FonteFiguraQuadroTabela">
+  <w:style w:type="paragraph" w:styleId="TE-FonteFiguraQuadroTabela" w:customStyle="1">
     <w:name w:val="TE-FonteFiguraQuadroTabela"/>
     <w:next w:val="TE-Normal"/>
     <w:rsid w:val="004E60C4"/>
@@ -10109,7 +12814,7 @@
       <w:sz w:val="22"/>
     </w:rPr>
   </w:style>
-  <w:style w:type="paragraph" w:customStyle="1" w:styleId="TE-LegendaQuadro">
+  <w:style w:type="paragraph" w:styleId="TE-LegendaQuadro" w:customStyle="1">
     <w:name w:val="TE-LegendaQuadro"/>
     <w:next w:val="TE-FonteFiguraQuadroTabela"/>
     <w:link w:val="TE-LegendaQuadroChar"/>
@@ -10146,7 +12851,7 @@
       <w:sz w:val="24"/>
     </w:rPr>
   </w:style>
-  <w:style w:type="paragraph" w:customStyle="1" w:styleId="Cabealhoesquerda">
+  <w:style w:type="paragraph" w:styleId="Cabealhoesquerda" w:customStyle="1">
     <w:name w:val="Cabeçalho à esquerda"/>
     <w:rsid w:val="004E60C4"/>
     <w:pPr>
@@ -10161,7 +12866,7 @@
       <w:sz w:val="24"/>
     </w:rPr>
   </w:style>
-  <w:style w:type="paragraph" w:customStyle="1" w:styleId="AP-MembrosBanca">
+  <w:style w:type="paragraph" w:styleId="AP-MembrosBanca" w:customStyle="1">
     <w:name w:val="AP-MembrosBanca"/>
     <w:next w:val="TE-Normal"/>
     <w:rsid w:val="004E60C4"/>
@@ -10175,7 +12880,7 @@
       <w:sz w:val="26"/>
     </w:rPr>
   </w:style>
-  <w:style w:type="paragraph" w:customStyle="1" w:styleId="AP-AprovacaoLocalData">
+  <w:style w:type="paragraph" w:styleId="AP-AprovacaoLocalData" w:customStyle="1">
     <w:name w:val="AP-AprovacaoLocalData"/>
     <w:next w:val="TE-Normal"/>
     <w:rsid w:val="004E60C4"/>
@@ -10188,7 +12893,7 @@
       <w:sz w:val="26"/>
     </w:rPr>
   </w:style>
-  <w:style w:type="paragraph" w:customStyle="1" w:styleId="TP-TituloCentralizadoPos">
+  <w:style w:type="paragraph" w:styleId="TP-TituloCentralizadoPos" w:customStyle="1">
     <w:name w:val="TP-TituloCentralizadoPos"/>
     <w:next w:val="TE-Normal"/>
     <w:rsid w:val="004E60C4"/>
@@ -10215,7 +12920,7 @@
     <w:basedOn w:val="Corpodotexto"/>
     <w:rsid w:val="004E60C4"/>
   </w:style>
-  <w:style w:type="paragraph" w:customStyle="1" w:styleId="Marca4Incio">
+  <w:style w:type="paragraph" w:styleId="Marca4Incio" w:customStyle="1">
     <w:name w:val="Marca 4 Início"/>
     <w:basedOn w:val="Lista"/>
     <w:rsid w:val="004E60C4"/>
@@ -10224,7 +12929,7 @@
       <w:ind w:left="1132" w:hanging="283"/>
     </w:pPr>
   </w:style>
-  <w:style w:type="character" w:customStyle="1" w:styleId="Marcasenmeros">
+  <w:style w:type="character" w:styleId="Marcasenmeros" w:customStyle="1">
     <w:name w:val="Marcas e números"/>
     <w:rsid w:val="004E60C4"/>
     <w:rPr>
@@ -10232,15 +12937,15 @@
       <w:sz w:val="18"/>
     </w:rPr>
   </w:style>
-  <w:style w:type="character" w:customStyle="1" w:styleId="Caracteresdenumerao">
+  <w:style w:type="character" w:styleId="Caracteresdenumerao" w:customStyle="1">
     <w:name w:val="Caracteres de numeração"/>
     <w:rsid w:val="004E60C4"/>
   </w:style>
-  <w:style w:type="character" w:customStyle="1" w:styleId="Smbolodenotaderodap">
+  <w:style w:type="character" w:styleId="Smbolodenotaderodap" w:customStyle="1">
     <w:name w:val="Símbolo de nota de rodapé"/>
     <w:rsid w:val="004E60C4"/>
   </w:style>
-  <w:style w:type="character" w:customStyle="1" w:styleId="ncoraparanotaderodap">
+  <w:style w:type="character" w:styleId="ncoraparanotaderodap" w:customStyle="1">
     <w:name w:val="Âncora para nota de rodapé"/>
     <w:rsid w:val="004E60C4"/>
     <w:rPr>
@@ -10423,7 +13128,7 @@
       <w:ind w:left="400" w:hanging="400"/>
     </w:pPr>
   </w:style>
-  <w:style w:type="paragraph" w:customStyle="1" w:styleId="TE-Resumo">
+  <w:style w:type="paragraph" w:styleId="TE-Resumo" w:customStyle="1">
     <w:name w:val="TE-Resumo"/>
     <w:next w:val="TE-Normal"/>
     <w:rsid w:val="004E60C4"/>
@@ -10434,7 +13139,7 @@
       <w:sz w:val="26"/>
     </w:rPr>
   </w:style>
-  <w:style w:type="paragraph" w:customStyle="1" w:styleId="Tabela">
+  <w:style w:type="paragraph" w:styleId="Tabela" w:customStyle="1">
     <w:name w:val="Tabela"/>
     <w:rsid w:val="004E60C4"/>
     <w:pPr>
@@ -10446,7 +13151,7 @@
       <w:szCs w:val="24"/>
     </w:rPr>
   </w:style>
-  <w:style w:type="paragraph" w:customStyle="1" w:styleId="LegendaTabela">
+  <w:style w:type="paragraph" w:styleId="LegendaTabela" w:customStyle="1">
     <w:name w:val="Legenda Tabela"/>
     <w:next w:val="Normal"/>
     <w:rsid w:val="004E60C4"/>
@@ -10461,7 +13166,7 @@
       <w:szCs w:val="24"/>
     </w:rPr>
   </w:style>
-  <w:style w:type="paragraph" w:customStyle="1" w:styleId="TC-TituloSumario">
+  <w:style w:type="paragraph" w:styleId="TC-TituloSumario" w:customStyle="1">
     <w:name w:val="TC-TituloSumario"/>
     <w:rsid w:val="00B4776B"/>
     <w:pPr>
@@ -10477,7 +13182,7 @@
       <w:sz w:val="26"/>
     </w:rPr>
   </w:style>
-  <w:style w:type="paragraph" w:customStyle="1" w:styleId="TE-LegendaTabela">
+  <w:style w:type="paragraph" w:styleId="TE-LegendaTabela" w:customStyle="1">
     <w:name w:val="TE-LegendaTabela"/>
     <w:next w:val="TE-FonteFiguraQuadroTabela"/>
     <w:rsid w:val="0041607B"/>
@@ -10493,7 +13198,7 @@
       <w:sz w:val="22"/>
     </w:rPr>
   </w:style>
-  <w:style w:type="character" w:customStyle="1" w:styleId="TE-LegendaQuadroChar">
+  <w:style w:type="character" w:styleId="TE-LegendaQuadroChar" w:customStyle="1">
     <w:name w:val="TE-LegendaQuadro Char"/>
     <w:basedOn w:val="Fontepargpadro"/>
     <w:link w:val="TE-LegendaQuadro"/>
@@ -10509,12 +13214,12 @@
     <w:rsid w:val="0041607B"/>
     <w:tblPr>
       <w:tblBorders>
-        <w:top w:val="single" w:sz="4" w:space="0" w:color="auto"/>
-        <w:left w:val="single" w:sz="4" w:space="0" w:color="auto"/>
-        <w:bottom w:val="single" w:sz="4" w:space="0" w:color="auto"/>
-        <w:right w:val="single" w:sz="4" w:space="0" w:color="auto"/>
-        <w:insideH w:val="single" w:sz="4" w:space="0" w:color="auto"/>
-        <w:insideV w:val="single" w:sz="4" w:space="0" w:color="auto"/>
+        <w:top w:val="single" w:color="auto" w:sz="4" w:space="0"/>
+        <w:left w:val="single" w:color="auto" w:sz="4" w:space="0"/>
+        <w:bottom w:val="single" w:color="auto" w:sz="4" w:space="0"/>
+        <w:right w:val="single" w:color="auto" w:sz="4" w:space="0"/>
+        <w:insideH w:val="single" w:color="auto" w:sz="4" w:space="0"/>
+        <w:insideV w:val="single" w:color="auto" w:sz="4" w:space="0"/>
       </w:tblBorders>
     </w:tblPr>
   </w:style>
@@ -10532,7 +13237,7 @@
       <w:szCs w:val="16"/>
     </w:rPr>
   </w:style>
-  <w:style w:type="character" w:customStyle="1" w:styleId="TextodebaloChar">
+  <w:style w:type="character" w:styleId="TextodebaloChar" w:customStyle="1">
     <w:name w:val="Texto de balão Char"/>
     <w:basedOn w:val="Fontepargpadro"/>
     <w:link w:val="Textodebalo"/>
@@ -10565,7 +13270,7 @@
     <w:unhideWhenUsed/>
     <w:rsid w:val="007219A4"/>
   </w:style>
-  <w:style w:type="character" w:customStyle="1" w:styleId="TextodecomentrioChar">
+  <w:style w:type="character" w:styleId="TextodecomentrioChar" w:customStyle="1">
     <w:name w:val="Texto de comentário Char"/>
     <w:basedOn w:val="Fontepargpadro"/>
     <w:link w:val="Textodecomentrio"/>
@@ -10586,7 +13291,7 @@
       <w:bCs/>
     </w:rPr>
   </w:style>
-  <w:style w:type="character" w:customStyle="1" w:styleId="AssuntodocomentrioChar">
+  <w:style w:type="character" w:styleId="AssuntodocomentrioChar" w:customStyle="1">
     <w:name w:val="Assunto do comentário Char"/>
     <w:basedOn w:val="TextodecomentrioChar"/>
     <w:link w:val="Assuntodocomentrio"/>
@@ -10598,7 +13303,7 @@
       <w:bCs/>
     </w:rPr>
   </w:style>
-  <w:style w:type="character" w:customStyle="1" w:styleId="CabealhoChar">
+  <w:style w:type="character" w:styleId="CabealhoChar" w:customStyle="1">
     <w:name w:val="Cabeçalho Char"/>
     <w:basedOn w:val="Fontepargpadro"/>
     <w:link w:val="Cabealho"/>
@@ -10635,7 +13340,7 @@
       <w:szCs w:val="28"/>
     </w:rPr>
   </w:style>
-  <w:style w:type="character" w:customStyle="1" w:styleId="SubttuloChar">
+  <w:style w:type="character" w:styleId="SubttuloChar" w:customStyle="1">
     <w:name w:val="Subtítulo Char"/>
     <w:basedOn w:val="Fontepargpadro"/>
     <w:link w:val="Subttulo"/>
@@ -10707,7 +13412,7 @@
       <w:outlineLvl w:val="9"/>
     </w:pPr>
     <w:rPr>
-      <w:rFonts w:asciiTheme="majorHAnsi" w:eastAsiaTheme="majorEastAsia" w:hAnsiTheme="majorHAnsi" w:cstheme="majorBidi"/>
+      <w:rFonts w:asciiTheme="majorHAnsi" w:hAnsiTheme="majorHAnsi" w:eastAsiaTheme="majorEastAsia" w:cstheme="majorBidi"/>
       <w:b w:val="0"/>
       <w:snapToGrid/>
       <w:color w:val="365F91" w:themeColor="accent1" w:themeShade="BF"/>

--- a/docs/Rascunho TCC.docx
+++ b/docs/Rascunho TCC.docx
@@ -1,6 +1,6 @@
 
 <file path=word/document.xml><?xml version="1.0" encoding="utf-8"?>
-<w:document xmlns:wpc="http://schemas.microsoft.com/office/word/2010/wordprocessingCanvas" xmlns:cx="http://schemas.microsoft.com/office/drawing/2014/chartex" xmlns:cx1="http://schemas.microsoft.com/office/drawing/2015/9/8/chartex" xmlns:cx2="http://schemas.microsoft.com/office/drawing/2015/10/21/chartex" xmlns:cx3="http://schemas.microsoft.com/office/drawing/2016/5/9/chartex" xmlns:cx4="http://schemas.microsoft.com/office/drawing/2016/5/10/chartex" xmlns:cx5="http://schemas.microsoft.com/office/drawing/2016/5/11/chartex" xmlns:cx6="http://schemas.microsoft.com/office/drawing/2016/5/12/chartex" xmlns:cx7="http://schemas.microsoft.com/office/drawing/2016/5/13/chartex" xmlns:cx8="http://schemas.microsoft.com/office/drawing/2016/5/14/chartex" xmlns:mc="http://schemas.openxmlformats.org/markup-compatibility/2006" xmlns:aink="http://schemas.microsoft.com/office/drawing/2016/ink" xmlns:am3d="http://schemas.microsoft.com/office/drawing/2017/model3d" xmlns:o="urn:schemas-microsoft-com:office:office" xmlns:oel="http://schemas.microsoft.com/office/2019/extlst" xmlns:r="http://schemas.openxmlformats.org/officeDocument/2006/relationships" xmlns:m="http://schemas.openxmlformats.org/officeDocument/2006/math" xmlns:v="urn:schemas-microsoft-com:vml" xmlns:wp14="http://schemas.microsoft.com/office/word/2010/wordprocessingDrawing" xmlns:wp="http://schemas.openxmlformats.org/drawingml/2006/wordprocessingDrawing" xmlns:w10="urn:schemas-microsoft-com:office:word" xmlns:w="http://schemas.openxmlformats.org/wordprocessingml/2006/main" xmlns:w14="http://schemas.microsoft.com/office/word/2010/wordml" xmlns:w15="http://schemas.microsoft.com/office/word/2012/wordml" xmlns:w16cex="http://schemas.microsoft.com/office/word/2018/wordml/cex" xmlns:w16cid="http://schemas.microsoft.com/office/word/2016/wordml/cid" xmlns:w16="http://schemas.microsoft.com/office/word/2018/wordml" xmlns:w16du="http://schemas.microsoft.com/office/word/2023/wordml/word16du" xmlns:w16sdtdh="http://schemas.microsoft.com/office/word/2020/wordml/sdtdatahash" xmlns:w16sdtfl="http://schemas.microsoft.com/office/word/2024/wordml/sdtformatlock" xmlns:w16se="http://schemas.microsoft.com/office/word/2015/wordml/symex" xmlns:wpg="http://schemas.microsoft.com/office/word/2010/wordprocessingGroup" xmlns:wpi="http://schemas.microsoft.com/office/word/2010/wordprocessingInk" xmlns:wne="http://schemas.microsoft.com/office/word/2006/wordml" xmlns:wps="http://schemas.microsoft.com/office/word/2010/wordprocessingShape" xmlns:a="http://schemas.openxmlformats.org/drawingml/2006/main" xmlns:pic="http://schemas.openxmlformats.org/drawingml/2006/picture" xmlns:a14="http://schemas.microsoft.com/office/drawing/2010/main" mc:Ignorable="w14 w15 w16se w16cid w16 w16cex w16sdtdh w16sdtfl w16du wp14">
+<w:document xmlns:wpc="http://schemas.microsoft.com/office/word/2010/wordprocessingCanvas" xmlns:cx="http://schemas.microsoft.com/office/drawing/2014/chartex" xmlns:cx1="http://schemas.microsoft.com/office/drawing/2015/9/8/chartex" xmlns:cx2="http://schemas.microsoft.com/office/drawing/2015/10/21/chartex" xmlns:cx3="http://schemas.microsoft.com/office/drawing/2016/5/9/chartex" xmlns:cx4="http://schemas.microsoft.com/office/drawing/2016/5/10/chartex" xmlns:cx5="http://schemas.microsoft.com/office/drawing/2016/5/11/chartex" xmlns:cx6="http://schemas.microsoft.com/office/drawing/2016/5/12/chartex" xmlns:cx7="http://schemas.microsoft.com/office/drawing/2016/5/13/chartex" xmlns:cx8="http://schemas.microsoft.com/office/drawing/2016/5/14/chartex" xmlns:mc="http://schemas.openxmlformats.org/markup-compatibility/2006" xmlns:aink="http://schemas.microsoft.com/office/drawing/2016/ink" xmlns:am3d="http://schemas.microsoft.com/office/drawing/2017/model3d" xmlns:o="urn:schemas-microsoft-com:office:office" xmlns:oel="http://schemas.microsoft.com/office/2019/extlst" xmlns:r="http://schemas.openxmlformats.org/officeDocument/2006/relationships" xmlns:m="http://schemas.openxmlformats.org/officeDocument/2006/math" xmlns:v="urn:schemas-microsoft-com:vml" xmlns:wp14="http://schemas.microsoft.com/office/word/2010/wordprocessingDrawing" xmlns:wp="http://schemas.openxmlformats.org/drawingml/2006/wordprocessingDrawing" xmlns:w10="urn:schemas-microsoft-com:office:word" xmlns:w="http://schemas.openxmlformats.org/wordprocessingml/2006/main" xmlns:w14="http://schemas.microsoft.com/office/word/2010/wordml" xmlns:w15="http://schemas.microsoft.com/office/word/2012/wordml" xmlns:w16cex="http://schemas.microsoft.com/office/word/2018/wordml/cex" xmlns:w16cid="http://schemas.microsoft.com/office/word/2016/wordml/cid" xmlns:w16="http://schemas.microsoft.com/office/word/2018/wordml" xmlns:w16sdtdh="http://schemas.microsoft.com/office/word/2020/wordml/sdtdatahash" xmlns:w16se="http://schemas.microsoft.com/office/word/2015/wordml/symex" xmlns:wpg="http://schemas.microsoft.com/office/word/2010/wordprocessingGroup" xmlns:wpi="http://schemas.microsoft.com/office/word/2010/wordprocessingInk" xmlns:wne="http://schemas.microsoft.com/office/word/2006/wordml" xmlns:wps="http://schemas.microsoft.com/office/word/2010/wordprocessingShape" mc:Ignorable="w14 w15 w16se w16cid w16 w16cex w16sdtdh wp14">
   <w:body>
     <w:p>
       <w:pPr>
@@ -217,7 +217,7 @@
           <w:headerReference w:type="first" r:id="rId12"/>
           <w:footerReference w:type="first" r:id="rId13"/>
           <w:type w:val="continuous"/>
-          <w:pgSz w:w="11906" w:h="16838" w:orient="portrait"/>
+          <w:pgSz w:w="11906" w:h="16838"/>
           <w:pgMar w:top="1701" w:right="1134" w:bottom="1531" w:left="1701" w:header="720" w:footer="720" w:gutter="0"/>
           <w:pgNumType w:fmt="lowerRoman"/>
           <w:cols w:space="720"/>
@@ -247,6 +247,7 @@
         <w:pStyle w:val="CP-CapaCabecalho"/>
       </w:pPr>
       <w:r>
+        <w:lastRenderedPageBreak/>
         <w:t>AATEC - Área de Agrárias, Engenharias e Tecnologias</w:t>
       </w:r>
     </w:p>
@@ -375,20 +376,19 @@
         <w:pStyle w:val="CP-CapaOrientador"/>
       </w:pPr>
       <w:r>
-        <w:t>Orientador(a): Prof(ª).</w:t>
-      </w:r>
-      <w:r>
-        <w:rPr>
-          <w:highlight w:val="yellow"/>
-        </w:rPr>
+        <w:t>Orientador(a): Prof(ª</w:t>
+      </w:r>
+      <w:r>
+        <w:t>).</w:t>
+      </w:r>
+      <w:r>
         <w:t xml:space="preserve"> Lucas Antunes da Rocha Volfe</w:t>
       </w:r>
-      <w:r>
-        <w:rPr>
-          <w:highlight w:val="yellow"/>
-        </w:rPr>
-        <w:t>, &lt;Esp.,Me., Dr.&gt;</w:t>
-      </w:r>
+    </w:p>
+    <w:p>
+      <w:pPr>
+        <w:pStyle w:val="TE-Normal"/>
+      </w:pPr>
     </w:p>
     <w:p>
       <w:pPr>
@@ -449,7 +449,7 @@
           <w:footerReference w:type="default" r:id="rId14"/>
           <w:headerReference w:type="first" r:id="rId15"/>
           <w:footerReference w:type="first" r:id="rId16"/>
-          <w:pgSz w:w="11906" w:h="16838" w:orient="portrait"/>
+          <w:pgSz w:w="11906" w:h="16838"/>
           <w:pgMar w:top="1701" w:right="1134" w:bottom="1531" w:left="1701" w:header="720" w:footer="720" w:gutter="0"/>
           <w:pgNumType w:fmt="lowerRoman"/>
           <w:cols w:space="720"/>
@@ -463,14 +463,19 @@
     <w:p>
       <w:pPr>
         <w:pStyle w:val="TC-TituloCentralizado"/>
-      </w:pPr>
-      <w:bookmarkStart w:name="_Toc527721610" w:id="0"/>
-      <w:bookmarkStart w:name="_Toc527793649" w:id="1"/>
-      <w:bookmarkStart w:name="_Toc527795382" w:id="2"/>
-      <w:bookmarkStart w:name="_Toc527798492" w:id="3"/>
-      <w:bookmarkStart w:name="_Toc159362151" w:id="4"/>
-      <w:bookmarkStart w:name="_Toc228622500" w:id="5"/>
-      <w:r>
+        <w:rPr>
+          <w:noProof/>
+          <w:szCs w:val="26"/>
+        </w:rPr>
+      </w:pPr>
+      <w:bookmarkStart w:id="0" w:name="_Toc527721610"/>
+      <w:bookmarkStart w:id="1" w:name="_Toc527793649"/>
+      <w:bookmarkStart w:id="2" w:name="_Toc527795382"/>
+      <w:bookmarkStart w:id="3" w:name="_Toc527798492"/>
+      <w:bookmarkStart w:id="4" w:name="_Toc159362151"/>
+      <w:bookmarkStart w:id="5" w:name="_Toc230252509"/>
+      <w:r>
+        <w:lastRenderedPageBreak/>
         <w:t>Lista de</w:t>
       </w:r>
       <w:bookmarkEnd w:id="0"/>
@@ -482,260 +487,67 @@
       </w:r>
       <w:bookmarkEnd w:id="4"/>
       <w:bookmarkEnd w:id="5"/>
-    </w:p>
-    <w:p>
-      <w:pPr>
-        <w:pStyle w:val="TE-Normal"/>
-      </w:pPr>
       <w:r>
         <w:rPr>
-          <w:b/>
-          <w:bCs/>
-          <w:caps/>
-          <w:noProof/>
-          <w:snapToGrid/>
           <w:szCs w:val="26"/>
         </w:rPr>
         <w:fldChar w:fldCharType="begin"/>
       </w:r>
       <w:r>
         <w:rPr>
-          <w:b/>
-          <w:bCs/>
-          <w:caps/>
-          <w:noProof/>
+          <w:szCs w:val="26"/>
         </w:rPr>
-        <w:instrText xml:space="preserve"> TOC \t "TE-LegendaFigura;9" </w:instrText>
+        <w:instrText xml:space="preserve"> TOC \h \z \c "Figura" </w:instrText>
       </w:r>
       <w:r>
         <w:rPr>
-          <w:b/>
-          <w:bCs/>
-          <w:caps/>
-          <w:noProof/>
-          <w:snapToGrid/>
           <w:szCs w:val="26"/>
         </w:rPr>
         <w:fldChar w:fldCharType="separate"/>
       </w:r>
-      <w:r>
+    </w:p>
+    <w:p>
+      <w:pPr>
+        <w:pStyle w:val="ndicedeilustraes"/>
+        <w:tabs>
+          <w:tab w:val="right" w:leader="dot" w:pos="9061"/>
+        </w:tabs>
         <w:rPr>
-          <w:caps/>
-          <w:noProof/>
-          <w:snapToGrid/>
-          <w:szCs w:val="26"/>
-        </w:rPr>
-        <w:t>Nenhuma entrada de sumário foi encontrada.</w:t>
-      </w:r>
-      <w:r>
-        <w:rPr>
-          <w:b/>
-          <w:bCs/>
-          <w:caps/>
-          <w:noProof/>
-        </w:rPr>
-        <w:fldChar w:fldCharType="end"/>
-      </w:r>
-    </w:p>
-    <w:p>
-      <w:pPr>
-        <w:pStyle w:val="LI-ListaItem"/>
-      </w:pPr>
-    </w:p>
-    <w:p>
-      <w:pPr>
-        <w:pStyle w:val="TE-Normal"/>
-        <w:ind w:firstLine="0"/>
-        <w:rPr>
-          <w:highlight w:val="yellow"/>
-        </w:rPr>
-      </w:pPr>
-      <w:r>
-        <w:rPr>
-          <w:highlight w:val="yellow"/>
-        </w:rPr>
-        <w:t>Para atualizar as listas de ilustrações, apenas siga os passos abaixo:</w:t>
-      </w:r>
-    </w:p>
-    <w:p>
-      <w:pPr>
-        <w:pStyle w:val="TE-Alnea"/>
-        <w:rPr>
-          <w:highlight w:val="yellow"/>
-        </w:rPr>
-      </w:pPr>
-      <w:r>
-        <w:rPr>
-          <w:highlight w:val="yellow"/>
-        </w:rPr>
-        <w:t>Clique na lista a ser atualizada com o botão direito do mouse;</w:t>
-      </w:r>
-    </w:p>
-    <w:p>
-      <w:pPr>
-        <w:pStyle w:val="TE-Alnea"/>
-        <w:rPr>
-          <w:highlight w:val="yellow"/>
-        </w:rPr>
-      </w:pPr>
-      <w:r>
-        <w:rPr>
-          <w:highlight w:val="yellow"/>
-        </w:rPr>
-        <w:t>Selecione a opção “Atualize campo”;</w:t>
-      </w:r>
-    </w:p>
-    <w:p>
-      <w:pPr>
-        <w:pStyle w:val="TE-Alnea"/>
-        <w:rPr>
-          <w:highlight w:val="yellow"/>
-        </w:rPr>
-      </w:pPr>
-      <w:r>
-        <w:rPr>
-          <w:highlight w:val="yellow"/>
-        </w:rPr>
-        <w:t>Selecione a opção “Atualize campo inteiro”.</w:t>
-      </w:r>
-    </w:p>
-    <w:p>
-      <w:pPr>
-        <w:pStyle w:val="TE-Normal"/>
-      </w:pPr>
-      <w:r>
-        <w:rPr>
-          <w:highlight w:val="yellow"/>
-        </w:rPr>
-        <w:t>A atualização das Listas de ilustrações deve ser feita no final do trabalho, antes de atualizar o Sumário.</w:t>
-      </w:r>
-    </w:p>
-    <w:p>
-      <w:pPr>
-        <w:pStyle w:val="TE-Normal"/>
-      </w:pPr>
-    </w:p>
-    <w:p>
-      <w:pPr>
-        <w:pStyle w:val="TE-Normal"/>
-        <w:sectPr>
-          <w:headerReference w:type="default" r:id="rId17"/>
-          <w:footerReference w:type="default" r:id="rId18"/>
-          <w:headerReference w:type="first" r:id="rId19"/>
-          <w:footerReference w:type="first" r:id="rId20"/>
-          <w:pgSz w:w="11906" w:h="16838" w:orient="portrait" w:code="9"/>
-          <w:pgMar w:top="1701" w:right="1134" w:bottom="1531" w:left="1701" w:header="720" w:footer="720" w:gutter="0"/>
-          <w:pgNumType w:fmt="lowerRoman" w:start="3"/>
-          <w:cols w:space="720"/>
-          <w:noEndnote/>
-          <w:titlePg/>
-        </w:sectPr>
-      </w:pPr>
-    </w:p>
-    <w:p>
-      <w:pPr>
-        <w:pStyle w:val="TC-TituloCentralizado"/>
-      </w:pPr>
-      <w:bookmarkStart w:name="_Toc159362152" w:id="6"/>
-      <w:bookmarkStart w:name="_Toc228622501" w:id="7"/>
-      <w:r>
-        <w:t>Lista de QUADROS</w:t>
-      </w:r>
-      <w:bookmarkEnd w:id="6"/>
-      <w:bookmarkEnd w:id="7"/>
-    </w:p>
-    <w:p>
-      <w:pPr>
-        <w:jc w:val="both"/>
-        <w:rPr>
-          <w:rFonts w:asciiTheme="minorHAnsi" w:hAnsiTheme="minorHAnsi" w:eastAsiaTheme="minorEastAsia" w:cstheme="minorBidi"/>
+          <w:rFonts w:asciiTheme="minorHAnsi" w:eastAsiaTheme="minorEastAsia" w:hAnsiTheme="minorHAnsi" w:cstheme="minorBidi"/>
           <w:noProof/>
           <w:kern w:val="2"/>
-          <w:sz w:val="24"/>
-          <w:szCs w:val="24"/>
+          <w:sz w:val="26"/>
+          <w:szCs w:val="26"/>
           <w14:ligatures w14:val="standardContextual"/>
         </w:rPr>
       </w:pPr>
-      <w:r>
-        <w:rPr>
-          <w:sz w:val="26"/>
-          <w:szCs w:val="26"/>
-        </w:rPr>
-        <w:fldChar w:fldCharType="begin"/>
-      </w:r>
-      <w:r>
-        <w:rPr>
-          <w:sz w:val="26"/>
-          <w:szCs w:val="26"/>
-        </w:rPr>
-        <w:instrText xml:space="preserve"> TOC \h \z \c "Quadro" </w:instrText>
-      </w:r>
-      <w:r>
-        <w:rPr>
-          <w:sz w:val="26"/>
-          <w:szCs w:val="26"/>
-        </w:rPr>
-        <w:fldChar w:fldCharType="separate"/>
-      </w:r>
-      <w:hyperlink w:history="1" w:anchor="_Toc229777232">
+      <w:hyperlink w:anchor="_Toc230251475" w:history="1">
         <w:r>
           <w:rPr>
+            <w:rStyle w:val="Hyperlink"/>
             <w:b/>
             <w:bCs/>
-            <w:color w:val="000000"/>
+            <w:noProof/>
             <w:sz w:val="26"/>
             <w:szCs w:val="26"/>
           </w:rPr>
-          <w:t>Q</w:t>
+          <w:t>FIGURA 1</w:t>
         </w:r>
         <w:r>
           <w:rPr>
-            <w:b/>
-            <w:bCs/>
-            <w:color w:val="000000"/>
+            <w:rStyle w:val="Hyperlink"/>
+            <w:noProof/>
             <w:sz w:val="26"/>
             <w:szCs w:val="26"/>
           </w:rPr>
-          <w:t>UADRO</w:t>
-        </w:r>
-        <w:r>
-          <w:rPr>
-            <w:b/>
-            <w:bCs/>
-            <w:color w:val="000000"/>
-            <w:sz w:val="26"/>
-            <w:szCs w:val="26"/>
-          </w:rPr>
-          <w:t xml:space="preserve"> 1</w:t>
-        </w:r>
-        <w:r>
-          <w:rPr>
-            <w:color w:val="000000"/>
-            <w:sz w:val="26"/>
-            <w:szCs w:val="26"/>
-          </w:rPr>
-          <w:t xml:space="preserve"> - </w:t>
-        </w:r>
-        <w:r>
-          <w:rPr>
-            <w:color w:val="000000"/>
-            <w:sz w:val="26"/>
-            <w:szCs w:val="26"/>
-          </w:rPr>
-          <w:t xml:space="preserve"> </w:t>
-        </w:r>
-        <w:r>
-          <w:rPr>
-            <w:color w:val="000000"/>
-            <w:sz w:val="26"/>
-            <w:szCs w:val="26"/>
-          </w:rPr>
-          <w:t>Corpus de partituras utilizado na análise</w:t>
+          <w:t xml:space="preserve"> - Exemplo de representação de uma partitura no formato MusicXML.</w:t>
         </w:r>
         <w:r>
           <w:rPr>
             <w:noProof/>
             <w:webHidden/>
+            <w:sz w:val="26"/>
+            <w:szCs w:val="26"/>
           </w:rPr>
           <w:tab/>
         </w:r>
@@ -743,6 +555,8 @@
           <w:rPr>
             <w:noProof/>
             <w:webHidden/>
+            <w:sz w:val="26"/>
+            <w:szCs w:val="26"/>
           </w:rPr>
           <w:fldChar w:fldCharType="begin"/>
         </w:r>
@@ -750,19 +564,25 @@
           <w:rPr>
             <w:noProof/>
             <w:webHidden/>
+            <w:sz w:val="26"/>
+            <w:szCs w:val="26"/>
           </w:rPr>
-          <w:instrText xml:space="preserve"> PAGEREF _Toc229777232 \h </w:instrText>
+          <w:instrText xml:space="preserve"> PAGEREF _Toc230251475 \h </w:instrText>
         </w:r>
         <w:r>
           <w:rPr>
             <w:noProof/>
             <w:webHidden/>
+            <w:sz w:val="26"/>
+            <w:szCs w:val="26"/>
           </w:rPr>
         </w:r>
         <w:r>
           <w:rPr>
             <w:noProof/>
             <w:webHidden/>
+            <w:sz w:val="26"/>
+            <w:szCs w:val="26"/>
           </w:rPr>
           <w:fldChar w:fldCharType="separate"/>
         </w:r>
@@ -770,13 +590,606 @@
           <w:rPr>
             <w:noProof/>
             <w:webHidden/>
+            <w:sz w:val="26"/>
+            <w:szCs w:val="26"/>
           </w:rPr>
-          <w:t>21</w:t>
+          <w:t>17</w:t>
         </w:r>
         <w:r>
           <w:rPr>
             <w:noProof/>
             <w:webHidden/>
+            <w:sz w:val="26"/>
+            <w:szCs w:val="26"/>
+          </w:rPr>
+          <w:fldChar w:fldCharType="end"/>
+        </w:r>
+      </w:hyperlink>
+    </w:p>
+    <w:p>
+      <w:pPr>
+        <w:pStyle w:val="ndicedeilustraes"/>
+        <w:tabs>
+          <w:tab w:val="right" w:leader="dot" w:pos="9061"/>
+        </w:tabs>
+        <w:rPr>
+          <w:rFonts w:asciiTheme="minorHAnsi" w:eastAsiaTheme="minorEastAsia" w:hAnsiTheme="minorHAnsi" w:cstheme="minorBidi"/>
+          <w:noProof/>
+          <w:kern w:val="2"/>
+          <w:sz w:val="26"/>
+          <w:szCs w:val="26"/>
+          <w14:ligatures w14:val="standardContextual"/>
+        </w:rPr>
+      </w:pPr>
+      <w:hyperlink w:anchor="_Toc230251476" w:history="1">
+        <w:r>
+          <w:rPr>
+            <w:rStyle w:val="Hyperlink"/>
+            <w:b/>
+            <w:bCs/>
+            <w:noProof/>
+            <w:sz w:val="26"/>
+            <w:szCs w:val="26"/>
+          </w:rPr>
+          <w:t xml:space="preserve">FIGURA 2 - </w:t>
+        </w:r>
+        <w:r>
+          <w:rPr>
+            <w:rStyle w:val="Hyperlink"/>
+            <w:noProof/>
+            <w:sz w:val="26"/>
+            <w:szCs w:val="26"/>
+          </w:rPr>
+          <w:t>Exemplo de padrão melódico recorrente em partitura, evidenciando a repetição de motivos musicais.</w:t>
+        </w:r>
+        <w:r>
+          <w:rPr>
+            <w:noProof/>
+            <w:webHidden/>
+            <w:sz w:val="26"/>
+            <w:szCs w:val="26"/>
+          </w:rPr>
+          <w:tab/>
+        </w:r>
+        <w:r>
+          <w:rPr>
+            <w:noProof/>
+            <w:webHidden/>
+            <w:sz w:val="26"/>
+            <w:szCs w:val="26"/>
+          </w:rPr>
+          <w:fldChar w:fldCharType="begin"/>
+        </w:r>
+        <w:r>
+          <w:rPr>
+            <w:noProof/>
+            <w:webHidden/>
+            <w:sz w:val="26"/>
+            <w:szCs w:val="26"/>
+          </w:rPr>
+          <w:instrText xml:space="preserve"> PAGEREF _Toc230251476 \h </w:instrText>
+        </w:r>
+        <w:r>
+          <w:rPr>
+            <w:noProof/>
+            <w:webHidden/>
+            <w:sz w:val="26"/>
+            <w:szCs w:val="26"/>
+          </w:rPr>
+        </w:r>
+        <w:r>
+          <w:rPr>
+            <w:noProof/>
+            <w:webHidden/>
+            <w:sz w:val="26"/>
+            <w:szCs w:val="26"/>
+          </w:rPr>
+          <w:fldChar w:fldCharType="separate"/>
+        </w:r>
+        <w:r>
+          <w:rPr>
+            <w:noProof/>
+            <w:webHidden/>
+            <w:sz w:val="26"/>
+            <w:szCs w:val="26"/>
+          </w:rPr>
+          <w:t>18</w:t>
+        </w:r>
+        <w:r>
+          <w:rPr>
+            <w:noProof/>
+            <w:webHidden/>
+            <w:sz w:val="26"/>
+            <w:szCs w:val="26"/>
+          </w:rPr>
+          <w:fldChar w:fldCharType="end"/>
+        </w:r>
+      </w:hyperlink>
+    </w:p>
+    <w:p>
+      <w:pPr>
+        <w:pStyle w:val="ndicedeilustraes"/>
+        <w:tabs>
+          <w:tab w:val="right" w:leader="dot" w:pos="9061"/>
+        </w:tabs>
+        <w:rPr>
+          <w:rFonts w:asciiTheme="minorHAnsi" w:eastAsiaTheme="minorEastAsia" w:hAnsiTheme="minorHAnsi" w:cstheme="minorBidi"/>
+          <w:noProof/>
+          <w:kern w:val="2"/>
+          <w:sz w:val="26"/>
+          <w:szCs w:val="26"/>
+          <w14:ligatures w14:val="standardContextual"/>
+        </w:rPr>
+      </w:pPr>
+      <w:hyperlink w:anchor="_Toc230251477" w:history="1">
+        <w:r>
+          <w:rPr>
+            <w:rStyle w:val="Hyperlink"/>
+            <w:b/>
+            <w:bCs/>
+            <w:noProof/>
+            <w:sz w:val="26"/>
+            <w:szCs w:val="26"/>
+          </w:rPr>
+          <w:t xml:space="preserve">FIGURA 3 </w:t>
+        </w:r>
+        <w:r>
+          <w:rPr>
+            <w:rStyle w:val="Hyperlink"/>
+            <w:noProof/>
+            <w:sz w:val="26"/>
+            <w:szCs w:val="26"/>
+          </w:rPr>
+          <w:t>- Fluxo geral do sistema proposto</w:t>
+        </w:r>
+        <w:r>
+          <w:rPr>
+            <w:noProof/>
+            <w:webHidden/>
+            <w:sz w:val="26"/>
+            <w:szCs w:val="26"/>
+          </w:rPr>
+          <w:tab/>
+        </w:r>
+        <w:r>
+          <w:rPr>
+            <w:noProof/>
+            <w:webHidden/>
+            <w:sz w:val="26"/>
+            <w:szCs w:val="26"/>
+          </w:rPr>
+          <w:fldChar w:fldCharType="begin"/>
+        </w:r>
+        <w:r>
+          <w:rPr>
+            <w:noProof/>
+            <w:webHidden/>
+            <w:sz w:val="26"/>
+            <w:szCs w:val="26"/>
+          </w:rPr>
+          <w:instrText xml:space="preserve"> PAGEREF _Toc230251477 \h </w:instrText>
+        </w:r>
+        <w:r>
+          <w:rPr>
+            <w:noProof/>
+            <w:webHidden/>
+            <w:sz w:val="26"/>
+            <w:szCs w:val="26"/>
+          </w:rPr>
+        </w:r>
+        <w:r>
+          <w:rPr>
+            <w:noProof/>
+            <w:webHidden/>
+            <w:sz w:val="26"/>
+            <w:szCs w:val="26"/>
+          </w:rPr>
+          <w:fldChar w:fldCharType="separate"/>
+        </w:r>
+        <w:r>
+          <w:rPr>
+            <w:noProof/>
+            <w:webHidden/>
+            <w:sz w:val="26"/>
+            <w:szCs w:val="26"/>
+          </w:rPr>
+          <w:t>30</w:t>
+        </w:r>
+        <w:r>
+          <w:rPr>
+            <w:noProof/>
+            <w:webHidden/>
+            <w:sz w:val="26"/>
+            <w:szCs w:val="26"/>
+          </w:rPr>
+          <w:fldChar w:fldCharType="end"/>
+        </w:r>
+      </w:hyperlink>
+    </w:p>
+    <w:p>
+      <w:pPr>
+        <w:pStyle w:val="ndicedeilustraes"/>
+        <w:tabs>
+          <w:tab w:val="right" w:leader="dot" w:pos="9061"/>
+        </w:tabs>
+        <w:rPr>
+          <w:sz w:val="26"/>
+          <w:szCs w:val="26"/>
+        </w:rPr>
+      </w:pPr>
+      <w:r>
+        <w:rPr>
+          <w:sz w:val="26"/>
+          <w:szCs w:val="26"/>
+        </w:rPr>
+        <w:fldChar w:fldCharType="end"/>
+      </w:r>
+      <w:bookmarkStart w:id="6" w:name="_Toc230251475"/>
+    </w:p>
+    <w:p>
+      <w:pPr>
+        <w:rPr>
+          <w:sz w:val="26"/>
+          <w:szCs w:val="26"/>
+        </w:rPr>
+      </w:pPr>
+    </w:p>
+    <w:p>
+      <w:pPr>
+        <w:pStyle w:val="TE-Normal"/>
+        <w:ind w:firstLine="0"/>
+      </w:pPr>
+    </w:p>
+    <w:p>
+      <w:pPr>
+        <w:pStyle w:val="TE-Normal"/>
+        <w:sectPr>
+          <w:headerReference w:type="default" r:id="rId17"/>
+          <w:footerReference w:type="default" r:id="rId18"/>
+          <w:headerReference w:type="first" r:id="rId19"/>
+          <w:footerReference w:type="first" r:id="rId20"/>
+          <w:pgSz w:w="11906" w:h="16838" w:code="9"/>
+          <w:pgMar w:top="1701" w:right="1134" w:bottom="1531" w:left="1701" w:header="720" w:footer="720" w:gutter="0"/>
+          <w:pgNumType w:fmt="lowerRoman" w:start="3"/>
+          <w:cols w:space="720"/>
+          <w:noEndnote/>
+          <w:titlePg/>
+        </w:sectPr>
+      </w:pPr>
+    </w:p>
+    <w:p>
+      <w:pPr>
+        <w:pStyle w:val="TC-TituloCentralizado"/>
+      </w:pPr>
+      <w:bookmarkStart w:id="7" w:name="_Toc159362152"/>
+      <w:bookmarkStart w:id="8" w:name="_Toc230252510"/>
+      <w:r>
+        <w:lastRenderedPageBreak/>
+        <w:t>Lista de QUADROS</w:t>
+      </w:r>
+      <w:bookmarkEnd w:id="7"/>
+      <w:bookmarkEnd w:id="8"/>
+    </w:p>
+    <w:p>
+      <w:pPr>
+        <w:pStyle w:val="ndicedeilustraes"/>
+        <w:tabs>
+          <w:tab w:val="right" w:leader="dot" w:pos="9061"/>
+        </w:tabs>
+        <w:rPr>
+          <w:rFonts w:asciiTheme="minorHAnsi" w:eastAsiaTheme="minorEastAsia" w:hAnsiTheme="minorHAnsi" w:cstheme="minorBidi"/>
+          <w:noProof/>
+          <w:kern w:val="2"/>
+          <w:sz w:val="26"/>
+          <w:szCs w:val="26"/>
+          <w14:ligatures w14:val="standardContextual"/>
+        </w:rPr>
+      </w:pPr>
+      <w:r>
+        <w:rPr>
+          <w:sz w:val="26"/>
+          <w:szCs w:val="26"/>
+        </w:rPr>
+        <w:fldChar w:fldCharType="begin"/>
+      </w:r>
+      <w:r>
+        <w:rPr>
+          <w:sz w:val="26"/>
+          <w:szCs w:val="26"/>
+        </w:rPr>
+        <w:instrText xml:space="preserve"> TOC \h \z \c "Quadro" </w:instrText>
+      </w:r>
+      <w:r>
+        <w:rPr>
+          <w:sz w:val="26"/>
+          <w:szCs w:val="26"/>
+        </w:rPr>
+        <w:fldChar w:fldCharType="separate"/>
+      </w:r>
+      <w:hyperlink w:anchor="_Toc230252336" w:history="1">
+        <w:r>
+          <w:rPr>
+            <w:rStyle w:val="Hyperlink"/>
+            <w:b/>
+            <w:bCs/>
+            <w:noProof/>
+            <w:sz w:val="26"/>
+            <w:szCs w:val="26"/>
+          </w:rPr>
+          <w:t>QUADRO 1</w:t>
+        </w:r>
+        <w:r>
+          <w:rPr>
+            <w:rStyle w:val="Hyperlink"/>
+            <w:noProof/>
+            <w:sz w:val="26"/>
+            <w:szCs w:val="26"/>
+          </w:rPr>
+          <w:t xml:space="preserve"> - Corpus de partituras utilizado na análise</w:t>
+        </w:r>
+        <w:r>
+          <w:rPr>
+            <w:noProof/>
+            <w:webHidden/>
+            <w:sz w:val="26"/>
+            <w:szCs w:val="26"/>
+          </w:rPr>
+          <w:tab/>
+        </w:r>
+        <w:r>
+          <w:rPr>
+            <w:noProof/>
+            <w:webHidden/>
+            <w:sz w:val="26"/>
+            <w:szCs w:val="26"/>
+          </w:rPr>
+          <w:fldChar w:fldCharType="begin"/>
+        </w:r>
+        <w:r>
+          <w:rPr>
+            <w:noProof/>
+            <w:webHidden/>
+            <w:sz w:val="26"/>
+            <w:szCs w:val="26"/>
+          </w:rPr>
+          <w:instrText xml:space="preserve"> PAGEREF _Toc230252336 \h </w:instrText>
+        </w:r>
+        <w:r>
+          <w:rPr>
+            <w:noProof/>
+            <w:webHidden/>
+            <w:sz w:val="26"/>
+            <w:szCs w:val="26"/>
+          </w:rPr>
+        </w:r>
+        <w:r>
+          <w:rPr>
+            <w:noProof/>
+            <w:webHidden/>
+            <w:sz w:val="26"/>
+            <w:szCs w:val="26"/>
+          </w:rPr>
+          <w:fldChar w:fldCharType="separate"/>
+        </w:r>
+        <w:r>
+          <w:rPr>
+            <w:noProof/>
+            <w:webHidden/>
+            <w:sz w:val="26"/>
+            <w:szCs w:val="26"/>
+          </w:rPr>
+          <w:t>23</w:t>
+        </w:r>
+        <w:r>
+          <w:rPr>
+            <w:noProof/>
+            <w:webHidden/>
+            <w:sz w:val="26"/>
+            <w:szCs w:val="26"/>
+          </w:rPr>
+          <w:fldChar w:fldCharType="end"/>
+        </w:r>
+      </w:hyperlink>
+    </w:p>
+    <w:p>
+      <w:pPr>
+        <w:pStyle w:val="ndicedeilustraes"/>
+        <w:tabs>
+          <w:tab w:val="right" w:leader="dot" w:pos="9061"/>
+        </w:tabs>
+        <w:rPr>
+          <w:rFonts w:asciiTheme="minorHAnsi" w:eastAsiaTheme="minorEastAsia" w:hAnsiTheme="minorHAnsi" w:cstheme="minorBidi"/>
+          <w:b/>
+          <w:bCs/>
+          <w:noProof/>
+          <w:kern w:val="2"/>
+          <w:sz w:val="26"/>
+          <w:szCs w:val="26"/>
+          <w14:ligatures w14:val="standardContextual"/>
+        </w:rPr>
+      </w:pPr>
+      <w:hyperlink w:anchor="_Toc230252337" w:history="1">
+        <w:r>
+          <w:rPr>
+            <w:rStyle w:val="Hyperlink"/>
+            <w:b/>
+            <w:bCs/>
+            <w:noProof/>
+            <w:sz w:val="26"/>
+            <w:szCs w:val="26"/>
+          </w:rPr>
+          <w:t xml:space="preserve">QUADRO 2 </w:t>
+        </w:r>
+        <w:r>
+          <w:rPr>
+            <w:rStyle w:val="Hyperlink"/>
+            <w:noProof/>
+            <w:sz w:val="26"/>
+            <w:szCs w:val="26"/>
+          </w:rPr>
+          <w:t>- Cronograma previsto para o TCC I</w:t>
+        </w:r>
+        <w:r>
+          <w:rPr>
+            <w:noProof/>
+            <w:webHidden/>
+            <w:sz w:val="26"/>
+            <w:szCs w:val="26"/>
+          </w:rPr>
+          <w:tab/>
+        </w:r>
+        <w:r>
+          <w:rPr>
+            <w:noProof/>
+            <w:webHidden/>
+            <w:sz w:val="26"/>
+            <w:szCs w:val="26"/>
+          </w:rPr>
+          <w:fldChar w:fldCharType="begin"/>
+        </w:r>
+        <w:r>
+          <w:rPr>
+            <w:noProof/>
+            <w:webHidden/>
+            <w:sz w:val="26"/>
+            <w:szCs w:val="26"/>
+          </w:rPr>
+          <w:instrText xml:space="preserve"> PAGEREF _Toc230252337 \h </w:instrText>
+        </w:r>
+        <w:r>
+          <w:rPr>
+            <w:noProof/>
+            <w:webHidden/>
+            <w:sz w:val="26"/>
+            <w:szCs w:val="26"/>
+          </w:rPr>
+        </w:r>
+        <w:r>
+          <w:rPr>
+            <w:noProof/>
+            <w:webHidden/>
+            <w:sz w:val="26"/>
+            <w:szCs w:val="26"/>
+          </w:rPr>
+          <w:fldChar w:fldCharType="separate"/>
+        </w:r>
+        <w:r>
+          <w:rPr>
+            <w:noProof/>
+            <w:webHidden/>
+            <w:sz w:val="26"/>
+            <w:szCs w:val="26"/>
+          </w:rPr>
+          <w:t>31</w:t>
+        </w:r>
+        <w:r>
+          <w:rPr>
+            <w:noProof/>
+            <w:webHidden/>
+            <w:sz w:val="26"/>
+            <w:szCs w:val="26"/>
+          </w:rPr>
+          <w:fldChar w:fldCharType="end"/>
+        </w:r>
+      </w:hyperlink>
+    </w:p>
+    <w:p>
+      <w:pPr>
+        <w:pStyle w:val="ndicedeilustraes"/>
+        <w:tabs>
+          <w:tab w:val="right" w:leader="dot" w:pos="9061"/>
+        </w:tabs>
+        <w:rPr>
+          <w:rFonts w:asciiTheme="minorHAnsi" w:eastAsiaTheme="minorEastAsia" w:hAnsiTheme="minorHAnsi" w:cstheme="minorBidi"/>
+          <w:b/>
+          <w:bCs/>
+          <w:noProof/>
+          <w:kern w:val="2"/>
+          <w:sz w:val="26"/>
+          <w:szCs w:val="26"/>
+          <w14:ligatures w14:val="standardContextual"/>
+        </w:rPr>
+      </w:pPr>
+      <w:hyperlink w:anchor="_Toc230252338" w:history="1">
+        <w:r>
+          <w:rPr>
+            <w:rStyle w:val="Hyperlink"/>
+            <w:b/>
+            <w:bCs/>
+            <w:noProof/>
+            <w:sz w:val="26"/>
+            <w:szCs w:val="26"/>
+          </w:rPr>
+          <w:t>QUADRO 3</w:t>
+        </w:r>
+        <w:r>
+          <w:rPr>
+            <w:rStyle w:val="Hyperlink"/>
+            <w:noProof/>
+            <w:sz w:val="26"/>
+            <w:szCs w:val="26"/>
+          </w:rPr>
+          <w:t xml:space="preserve"> - Cronograma previsto para o TCC II</w:t>
+        </w:r>
+        <w:r>
+          <w:rPr>
+            <w:noProof/>
+            <w:webHidden/>
+            <w:sz w:val="26"/>
+            <w:szCs w:val="26"/>
+          </w:rPr>
+          <w:tab/>
+        </w:r>
+        <w:r>
+          <w:rPr>
+            <w:noProof/>
+            <w:webHidden/>
+            <w:sz w:val="26"/>
+            <w:szCs w:val="26"/>
+          </w:rPr>
+          <w:fldChar w:fldCharType="begin"/>
+        </w:r>
+        <w:r>
+          <w:rPr>
+            <w:noProof/>
+            <w:webHidden/>
+            <w:sz w:val="26"/>
+            <w:szCs w:val="26"/>
+          </w:rPr>
+          <w:instrText xml:space="preserve"> PAGEREF _Toc230252338 \h </w:instrText>
+        </w:r>
+        <w:r>
+          <w:rPr>
+            <w:noProof/>
+            <w:webHidden/>
+            <w:sz w:val="26"/>
+            <w:szCs w:val="26"/>
+          </w:rPr>
+        </w:r>
+        <w:r>
+          <w:rPr>
+            <w:noProof/>
+            <w:webHidden/>
+            <w:sz w:val="26"/>
+            <w:szCs w:val="26"/>
+          </w:rPr>
+          <w:fldChar w:fldCharType="separate"/>
+        </w:r>
+        <w:r>
+          <w:rPr>
+            <w:noProof/>
+            <w:webHidden/>
+            <w:sz w:val="26"/>
+            <w:szCs w:val="26"/>
+          </w:rPr>
+          <w:t>31</w:t>
+        </w:r>
+        <w:r>
+          <w:rPr>
+            <w:noProof/>
+            <w:webHidden/>
+            <w:sz w:val="26"/>
+            <w:szCs w:val="26"/>
           </w:rPr>
           <w:fldChar w:fldCharType="end"/>
         </w:r>
@@ -821,106 +1234,6 @@
       <w:pPr>
         <w:pStyle w:val="TE-Normal"/>
         <w:ind w:firstLine="0"/>
-        <w:rPr>
-          <w:highlight w:val="yellow"/>
-        </w:rPr>
-      </w:pPr>
-      <w:r>
-        <w:rPr>
-          <w:highlight w:val="yellow"/>
-        </w:rPr>
-        <w:t xml:space="preserve">Para atualizar as listas de </w:t>
-      </w:r>
-      <w:r>
-        <w:rPr>
-          <w:highlight w:val="yellow"/>
-        </w:rPr>
-        <w:t>quadros</w:t>
-      </w:r>
-      <w:r>
-        <w:rPr>
-          <w:highlight w:val="yellow"/>
-        </w:rPr>
-        <w:t>, apenas siga os passos abaixo:</w:t>
-      </w:r>
-    </w:p>
-    <w:p>
-      <w:pPr>
-        <w:pStyle w:val="TE-Alnea"/>
-        <w:rPr>
-          <w:highlight w:val="yellow"/>
-        </w:rPr>
-      </w:pPr>
-      <w:r>
-        <w:rPr>
-          <w:highlight w:val="yellow"/>
-        </w:rPr>
-        <w:t>Clique na lista a ser atualizada com o botão direito do mouse;</w:t>
-      </w:r>
-    </w:p>
-    <w:p>
-      <w:pPr>
-        <w:pStyle w:val="TE-Alnea"/>
-        <w:rPr>
-          <w:highlight w:val="yellow"/>
-        </w:rPr>
-      </w:pPr>
-      <w:r>
-        <w:rPr>
-          <w:highlight w:val="yellow"/>
-        </w:rPr>
-        <w:t>Selecione a opção “Atualize campo”;</w:t>
-      </w:r>
-    </w:p>
-    <w:p>
-      <w:pPr>
-        <w:pStyle w:val="TE-Alnea"/>
-        <w:rPr>
-          <w:highlight w:val="yellow"/>
-        </w:rPr>
-      </w:pPr>
-      <w:r>
-        <w:rPr>
-          <w:highlight w:val="yellow"/>
-        </w:rPr>
-        <w:t>Selecione a opção “Atualize campo inteiro”.</w:t>
-      </w:r>
-    </w:p>
-    <w:p>
-      <w:pPr>
-        <w:pStyle w:val="TE-Normal"/>
-      </w:pPr>
-      <w:r>
-        <w:rPr>
-          <w:highlight w:val="yellow"/>
-        </w:rPr>
-        <w:t xml:space="preserve">A atualização da Lista de </w:t>
-      </w:r>
-      <w:r>
-        <w:rPr>
-          <w:highlight w:val="yellow"/>
-        </w:rPr>
-        <w:t>quadros</w:t>
-      </w:r>
-      <w:r>
-        <w:rPr>
-          <w:highlight w:val="yellow"/>
-        </w:rPr>
-        <w:t xml:space="preserve"> deve ser feita no final do trabalho, antes de atualizar o Sumário.</w:t>
-      </w:r>
-    </w:p>
-    <w:p>
-      <w:pPr>
-        <w:pStyle w:val="TE-Normal"/>
-        <w:rPr>
-          <w:noProof/>
-          <w:snapToGrid/>
-        </w:rPr>
-      </w:pPr>
-    </w:p>
-    <w:p>
-      <w:pPr>
-        <w:pStyle w:val="TE-Normal"/>
       </w:pPr>
     </w:p>
     <w:p>
@@ -931,7 +1244,7 @@
           <w:footerReference w:type="default" r:id="rId22"/>
           <w:headerReference w:type="first" r:id="rId23"/>
           <w:footerReference w:type="first" r:id="rId24"/>
-          <w:pgSz w:w="11906" w:h="16838" w:orient="portrait" w:code="9"/>
+          <w:pgSz w:w="11906" w:h="16838" w:code="9"/>
           <w:pgMar w:top="1701" w:right="1134" w:bottom="1531" w:left="1701" w:header="720" w:footer="720" w:gutter="0"/>
           <w:pgNumType w:fmt="lowerRoman"/>
           <w:cols w:space="720"/>
@@ -944,188 +1257,147 @@
       <w:pPr>
         <w:pStyle w:val="TC-TituloCentralizado"/>
       </w:pPr>
-      <w:r>
+      <w:bookmarkStart w:id="9" w:name="_Toc230252511"/>
+      <w:r>
+        <w:lastRenderedPageBreak/>
         <w:t>Lista de tABELAS</w:t>
       </w:r>
-    </w:p>
-    <w:p>
-      <w:pPr>
-        <w:pStyle w:val="TE-Normal"/>
-        <w:ind w:firstLine="0"/>
-      </w:pPr>
-      <w:r>
+      <w:bookmarkEnd w:id="9"/>
+    </w:p>
+    <w:p>
+      <w:pPr>
+        <w:pStyle w:val="ndicedeilustraes"/>
+        <w:tabs>
+          <w:tab w:val="right" w:leader="dot" w:pos="9061"/>
+        </w:tabs>
         <w:rPr>
-          <w:b/>
-          <w:bCs/>
-          <w:caps/>
+          <w:rFonts w:asciiTheme="minorHAnsi" w:eastAsiaTheme="minorEastAsia" w:hAnsiTheme="minorHAnsi" w:cstheme="minorBidi"/>
           <w:noProof/>
-          <w:snapToGrid/>
+          <w:kern w:val="2"/>
+          <w:sz w:val="26"/>
+          <w:szCs w:val="26"/>
+          <w14:ligatures w14:val="standardContextual"/>
+        </w:rPr>
+      </w:pPr>
+      <w:r>
+        <w:rPr>
+          <w:sz w:val="26"/>
           <w:szCs w:val="26"/>
         </w:rPr>
         <w:fldChar w:fldCharType="begin"/>
       </w:r>
       <w:r>
         <w:rPr>
-          <w:b/>
-          <w:bCs/>
-          <w:caps/>
-          <w:noProof/>
-          <w:snapToGrid/>
+          <w:sz w:val="26"/>
           <w:szCs w:val="26"/>
         </w:rPr>
-        <w:instrText xml:space="preserve"> TOC \t "Título 1;1;Título 2;2;Título 3;3;Tabela;1" </w:instrText>
+        <w:instrText xml:space="preserve"> TOC \h \z \c "Tabela" </w:instrText>
       </w:r>
       <w:r>
         <w:rPr>
-          <w:b/>
-          <w:bCs/>
-          <w:caps/>
-          <w:noProof/>
-          <w:snapToGrid/>
+          <w:sz w:val="26"/>
           <w:szCs w:val="26"/>
         </w:rPr>
         <w:fldChar w:fldCharType="separate"/>
       </w:r>
-      <w:r>
+      <w:hyperlink w:anchor="_Toc230252157" w:history="1">
+        <w:r>
+          <w:rPr>
+            <w:rStyle w:val="Hyperlink"/>
+            <w:b/>
+            <w:bCs/>
+            <w:noProof/>
+            <w:sz w:val="26"/>
+            <w:szCs w:val="26"/>
+          </w:rPr>
+          <w:t>TABELA 1</w:t>
+        </w:r>
+        <w:r>
+          <w:rPr>
+            <w:rStyle w:val="Hyperlink"/>
+            <w:noProof/>
+            <w:sz w:val="26"/>
+            <w:szCs w:val="26"/>
+          </w:rPr>
+          <w:t xml:space="preserve"> - Representação intervalar e de contorno de uma sequência melódica.</w:t>
+        </w:r>
+        <w:r>
+          <w:rPr>
+            <w:noProof/>
+            <w:webHidden/>
+            <w:sz w:val="26"/>
+            <w:szCs w:val="26"/>
+          </w:rPr>
+          <w:tab/>
+        </w:r>
+        <w:r>
+          <w:rPr>
+            <w:noProof/>
+            <w:webHidden/>
+            <w:sz w:val="26"/>
+            <w:szCs w:val="26"/>
+          </w:rPr>
+          <w:fldChar w:fldCharType="begin"/>
+        </w:r>
+        <w:r>
+          <w:rPr>
+            <w:noProof/>
+            <w:webHidden/>
+            <w:sz w:val="26"/>
+            <w:szCs w:val="26"/>
+          </w:rPr>
+          <w:instrText xml:space="preserve"> PAGEREF _Toc230252157 \h </w:instrText>
+        </w:r>
+        <w:r>
+          <w:rPr>
+            <w:noProof/>
+            <w:webHidden/>
+            <w:sz w:val="26"/>
+            <w:szCs w:val="26"/>
+          </w:rPr>
+        </w:r>
+        <w:r>
+          <w:rPr>
+            <w:noProof/>
+            <w:webHidden/>
+            <w:sz w:val="26"/>
+            <w:szCs w:val="26"/>
+          </w:rPr>
+          <w:fldChar w:fldCharType="separate"/>
+        </w:r>
+        <w:r>
+          <w:rPr>
+            <w:noProof/>
+            <w:webHidden/>
+            <w:sz w:val="26"/>
+            <w:szCs w:val="26"/>
+          </w:rPr>
+          <w:t>19</w:t>
+        </w:r>
+        <w:r>
+          <w:rPr>
+            <w:noProof/>
+            <w:webHidden/>
+            <w:sz w:val="26"/>
+            <w:szCs w:val="26"/>
+          </w:rPr>
+          <w:fldChar w:fldCharType="end"/>
+        </w:r>
+      </w:hyperlink>
+    </w:p>
+    <w:p>
+      <w:pPr>
+        <w:pStyle w:val="TE-Normal"/>
+        <w:ind w:firstLine="0"/>
         <w:rPr>
-          <w:caps/>
-          <w:noProof/>
-          <w:snapToGrid/>
           <w:szCs w:val="26"/>
         </w:rPr>
-        <w:t>Nenhuma entrada de sumário foi encontrada.</w:t>
-      </w:r>
+      </w:pPr>
       <w:r>
         <w:rPr>
-          <w:b/>
-          <w:bCs/>
-          <w:caps/>
-          <w:noProof/>
-          <w:snapToGrid/>
           <w:szCs w:val="26"/>
         </w:rPr>
         <w:fldChar w:fldCharType="end"/>
-      </w:r>
-    </w:p>
-    <w:p>
-      <w:pPr>
-        <w:pStyle w:val="TE-Normal"/>
-      </w:pPr>
-    </w:p>
-    <w:p>
-      <w:pPr>
-        <w:pStyle w:val="TE-Normal"/>
-        <w:ind w:firstLine="0"/>
-        <w:rPr>
-          <w:highlight w:val="yellow"/>
-        </w:rPr>
-      </w:pPr>
-      <w:r>
-        <w:rPr>
-          <w:highlight w:val="yellow"/>
-        </w:rPr>
-        <w:t xml:space="preserve">Para atualizar a lista de </w:t>
-      </w:r>
-      <w:r>
-        <w:rPr>
-          <w:highlight w:val="yellow"/>
-        </w:rPr>
-        <w:t>Tabelas</w:t>
-      </w:r>
-      <w:r>
-        <w:rPr>
-          <w:highlight w:val="yellow"/>
-        </w:rPr>
-        <w:t>, apenas siga os passos abaixo:</w:t>
-      </w:r>
-    </w:p>
-    <w:p>
-      <w:pPr>
-        <w:pStyle w:val="TE-Alnea"/>
-        <w:rPr>
-          <w:highlight w:val="yellow"/>
-        </w:rPr>
-      </w:pPr>
-      <w:r>
-        <w:rPr>
-          <w:highlight w:val="yellow"/>
-        </w:rPr>
-        <w:t>Clique na lista a ser atualizada com o botão direito do mouse;</w:t>
-      </w:r>
-    </w:p>
-    <w:p>
-      <w:pPr>
-        <w:pStyle w:val="TE-Alnea"/>
-        <w:rPr>
-          <w:highlight w:val="yellow"/>
-        </w:rPr>
-      </w:pPr>
-      <w:r>
-        <w:rPr>
-          <w:highlight w:val="yellow"/>
-        </w:rPr>
-        <w:t>Selecione a opção “Atualize campo”;</w:t>
-      </w:r>
-    </w:p>
-    <w:p>
-      <w:pPr>
-        <w:pStyle w:val="TE-Alnea"/>
-        <w:rPr>
-          <w:highlight w:val="yellow"/>
-        </w:rPr>
-      </w:pPr>
-      <w:r>
-        <w:rPr>
-          <w:highlight w:val="yellow"/>
-        </w:rPr>
-        <w:t>Selecione a opção “Atualize campo inteiro”.</w:t>
-      </w:r>
-    </w:p>
-    <w:p>
-      <w:pPr>
-        <w:pStyle w:val="TE-Normal"/>
-      </w:pPr>
-      <w:r>
-        <w:rPr>
-          <w:highlight w:val="yellow"/>
-        </w:rPr>
-        <w:t>A atualização da</w:t>
-      </w:r>
-      <w:r>
-        <w:rPr>
-          <w:highlight w:val="yellow"/>
-        </w:rPr>
-        <w:t xml:space="preserve"> </w:t>
-      </w:r>
-      <w:r>
-        <w:rPr>
-          <w:highlight w:val="yellow"/>
-        </w:rPr>
-        <w:t>Lista</w:t>
-      </w:r>
-      <w:r>
-        <w:rPr>
-          <w:highlight w:val="yellow"/>
-        </w:rPr>
-        <w:t xml:space="preserve"> </w:t>
-      </w:r>
-      <w:r>
-        <w:rPr>
-          <w:highlight w:val="yellow"/>
-        </w:rPr>
-        <w:t xml:space="preserve">de </w:t>
-      </w:r>
-      <w:r>
-        <w:rPr>
-          <w:highlight w:val="yellow"/>
-        </w:rPr>
-        <w:t>Tabelas</w:t>
-      </w:r>
-      <w:r>
-        <w:rPr>
-          <w:highlight w:val="yellow"/>
-        </w:rPr>
-        <w:t xml:space="preserve"> deve ser feita no final do trabalho, antes de atualizar o Sumário.</w:t>
       </w:r>
     </w:p>
     <w:p>
@@ -1137,7 +1409,7 @@
           <w:footerReference w:type="default" r:id="rId26"/>
           <w:headerReference w:type="first" r:id="rId27"/>
           <w:footerReference w:type="first" r:id="rId28"/>
-          <w:pgSz w:w="11906" w:h="16838" w:orient="portrait" w:code="9"/>
+          <w:pgSz w:w="11906" w:h="16838" w:code="9"/>
           <w:pgMar w:top="1701" w:right="1134" w:bottom="1531" w:left="1701" w:header="720" w:footer="720" w:gutter="0"/>
           <w:pgNumType w:fmt="lowerRoman"/>
           <w:cols w:space="720"/>
@@ -1150,13 +1422,14 @@
       <w:pPr>
         <w:pStyle w:val="TC-TituloCentralizado"/>
       </w:pPr>
-      <w:bookmarkStart w:name="_Toc159362154" w:id="8"/>
-      <w:bookmarkStart w:name="_Toc228622503" w:id="9"/>
-      <w:r>
+      <w:bookmarkStart w:id="10" w:name="_Toc159362154"/>
+      <w:bookmarkStart w:id="11" w:name="_Toc230252512"/>
+      <w:r>
+        <w:lastRenderedPageBreak/>
         <w:t>Lista de Siglas</w:t>
       </w:r>
-      <w:bookmarkEnd w:id="8"/>
-      <w:bookmarkEnd w:id="9"/>
+      <w:bookmarkEnd w:id="10"/>
+      <w:bookmarkEnd w:id="11"/>
     </w:p>
     <w:p>
       <w:pPr>
@@ -1167,8 +1440,6 @@
       </w:r>
       <w:r>
         <w:tab/>
-      </w:r>
-      <w:r>
         <w:t xml:space="preserve">- </w:t>
       </w:r>
       <w:r>
@@ -1189,7 +1460,7 @@
           <w:footerReference w:type="default" r:id="rId29"/>
           <w:headerReference w:type="first" r:id="rId30"/>
           <w:footerReference w:type="first" r:id="rId31"/>
-          <w:pgSz w:w="11906" w:h="16838" w:orient="portrait" w:code="9"/>
+          <w:pgSz w:w="11906" w:h="16838" w:code="9"/>
           <w:pgMar w:top="1701" w:right="1134" w:bottom="1531" w:left="1701" w:header="720" w:footer="720" w:gutter="0"/>
           <w:pgNumType w:fmt="lowerRoman"/>
           <w:cols w:space="720"/>
@@ -1203,6 +1474,7 @@
         <w:pStyle w:val="TC-TituloSumario"/>
       </w:pPr>
       <w:r>
+        <w:lastRenderedPageBreak/>
         <w:t>Sumário</w:t>
       </w:r>
     </w:p>
@@ -1210,7 +1482,7 @@
       <w:pPr>
         <w:pStyle w:val="Sumrio1"/>
         <w:rPr>
-          <w:rFonts w:asciiTheme="minorHAnsi" w:hAnsiTheme="minorHAnsi" w:eastAsiaTheme="minorEastAsia" w:cstheme="minorBidi"/>
+          <w:rFonts w:asciiTheme="minorHAnsi" w:eastAsiaTheme="minorEastAsia" w:hAnsiTheme="minorHAnsi" w:cstheme="minorBidi"/>
           <w:b w:val="0"/>
           <w:caps w:val="0"/>
           <w:kern w:val="2"/>
@@ -1238,7 +1510,7 @@
         <w:fldChar w:fldCharType="begin"/>
       </w:r>
       <w:r>
-        <w:instrText xml:space="preserve"> PAGEREF _Toc228622500 \h </w:instrText>
+        <w:instrText xml:space="preserve"> PAGEREF _Toc230252509 \h </w:instrText>
       </w:r>
       <w:r>
         <w:fldChar w:fldCharType="separate"/>
@@ -1254,7 +1526,7 @@
       <w:pPr>
         <w:pStyle w:val="Sumrio1"/>
         <w:rPr>
-          <w:rFonts w:asciiTheme="minorHAnsi" w:hAnsiTheme="minorHAnsi" w:eastAsiaTheme="minorEastAsia" w:cstheme="minorBidi"/>
+          <w:rFonts w:asciiTheme="minorHAnsi" w:eastAsiaTheme="minorEastAsia" w:hAnsiTheme="minorHAnsi" w:cstheme="minorBidi"/>
           <w:b w:val="0"/>
           <w:caps w:val="0"/>
           <w:kern w:val="2"/>
@@ -1273,7 +1545,7 @@
         <w:fldChar w:fldCharType="begin"/>
       </w:r>
       <w:r>
-        <w:instrText xml:space="preserve"> PAGEREF _Toc228622501 \h </w:instrText>
+        <w:instrText xml:space="preserve"> PAGEREF _Toc230252510 \h </w:instrText>
       </w:r>
       <w:r>
         <w:fldChar w:fldCharType="separate"/>
@@ -1289,7 +1561,7 @@
       <w:pPr>
         <w:pStyle w:val="Sumrio1"/>
         <w:rPr>
-          <w:rFonts w:asciiTheme="minorHAnsi" w:hAnsiTheme="minorHAnsi" w:eastAsiaTheme="minorEastAsia" w:cstheme="minorBidi"/>
+          <w:rFonts w:asciiTheme="minorHAnsi" w:eastAsiaTheme="minorEastAsia" w:hAnsiTheme="minorHAnsi" w:cstheme="minorBidi"/>
           <w:b w:val="0"/>
           <w:caps w:val="0"/>
           <w:kern w:val="2"/>
@@ -1299,7 +1571,7 @@
         </w:rPr>
       </w:pPr>
       <w:r>
-        <w:t>Lista de tabelas</w:t>
+        <w:t>Lista de tABELAS</w:t>
       </w:r>
       <w:r>
         <w:tab/>
@@ -1308,7 +1580,7 @@
         <w:fldChar w:fldCharType="begin"/>
       </w:r>
       <w:r>
-        <w:instrText xml:space="preserve"> PAGEREF _Toc228622502 \h </w:instrText>
+        <w:instrText xml:space="preserve"> PAGEREF _Toc230252511 \h </w:instrText>
       </w:r>
       <w:r>
         <w:fldChar w:fldCharType="separate"/>
@@ -1324,7 +1596,7 @@
       <w:pPr>
         <w:pStyle w:val="Sumrio1"/>
         <w:rPr>
-          <w:rFonts w:asciiTheme="minorHAnsi" w:hAnsiTheme="minorHAnsi" w:eastAsiaTheme="minorEastAsia" w:cstheme="minorBidi"/>
+          <w:rFonts w:asciiTheme="minorHAnsi" w:eastAsiaTheme="minorEastAsia" w:hAnsiTheme="minorHAnsi" w:cstheme="minorBidi"/>
           <w:b w:val="0"/>
           <w:caps w:val="0"/>
           <w:kern w:val="2"/>
@@ -1343,7 +1615,7 @@
         <w:fldChar w:fldCharType="begin"/>
       </w:r>
       <w:r>
-        <w:instrText xml:space="preserve"> PAGEREF _Toc228622503 \h </w:instrText>
+        <w:instrText xml:space="preserve"> PAGEREF _Toc230252512 \h </w:instrText>
       </w:r>
       <w:r>
         <w:fldChar w:fldCharType="separate"/>
@@ -1359,7 +1631,7 @@
       <w:pPr>
         <w:pStyle w:val="Sumrio2"/>
         <w:rPr>
-          <w:rFonts w:asciiTheme="minorHAnsi" w:hAnsiTheme="minorHAnsi" w:eastAsiaTheme="minorEastAsia" w:cstheme="minorBidi"/>
+          <w:rFonts w:asciiTheme="minorHAnsi" w:eastAsiaTheme="minorEastAsia" w:hAnsiTheme="minorHAnsi" w:cstheme="minorBidi"/>
           <w:b w:val="0"/>
           <w:smallCaps w:val="0"/>
           <w:kern w:val="2"/>
@@ -1378,7 +1650,7 @@
         <w:fldChar w:fldCharType="begin"/>
       </w:r>
       <w:r>
-        <w:instrText xml:space="preserve"> PAGEREF _Toc228622504 \h </w:instrText>
+        <w:instrText xml:space="preserve"> PAGEREF _Toc230252513 \h </w:instrText>
       </w:r>
       <w:r>
         <w:fldChar w:fldCharType="separate"/>
@@ -1394,7 +1666,7 @@
       <w:pPr>
         <w:pStyle w:val="Sumrio3"/>
         <w:rPr>
-          <w:rFonts w:asciiTheme="minorHAnsi" w:hAnsiTheme="minorHAnsi" w:eastAsiaTheme="minorEastAsia" w:cstheme="minorBidi"/>
+          <w:rFonts w:asciiTheme="minorHAnsi" w:eastAsiaTheme="minorEastAsia" w:hAnsiTheme="minorHAnsi" w:cstheme="minorBidi"/>
           <w:kern w:val="2"/>
           <w:sz w:val="24"/>
           <w:szCs w:val="24"/>
@@ -1411,7 +1683,7 @@
         <w:fldChar w:fldCharType="begin"/>
       </w:r>
       <w:r>
-        <w:instrText xml:space="preserve"> PAGEREF _Toc228622505 \h </w:instrText>
+        <w:instrText xml:space="preserve"> PAGEREF _Toc230252514 \h </w:instrText>
       </w:r>
       <w:r>
         <w:fldChar w:fldCharType="separate"/>
@@ -1427,7 +1699,7 @@
       <w:pPr>
         <w:pStyle w:val="Sumrio3"/>
         <w:rPr>
-          <w:rFonts w:asciiTheme="minorHAnsi" w:hAnsiTheme="minorHAnsi" w:eastAsiaTheme="minorEastAsia" w:cstheme="minorBidi"/>
+          <w:rFonts w:asciiTheme="minorHAnsi" w:eastAsiaTheme="minorEastAsia" w:hAnsiTheme="minorHAnsi" w:cstheme="minorBidi"/>
           <w:kern w:val="2"/>
           <w:sz w:val="24"/>
           <w:szCs w:val="24"/>
@@ -1444,7 +1716,7 @@
         <w:fldChar w:fldCharType="begin"/>
       </w:r>
       <w:r>
-        <w:instrText xml:space="preserve"> PAGEREF _Toc228622506 \h </w:instrText>
+        <w:instrText xml:space="preserve"> PAGEREF _Toc230252515 \h </w:instrText>
       </w:r>
       <w:r>
         <w:fldChar w:fldCharType="separate"/>
@@ -1460,7 +1732,7 @@
       <w:pPr>
         <w:pStyle w:val="Sumrio3"/>
         <w:rPr>
-          <w:rFonts w:asciiTheme="minorHAnsi" w:hAnsiTheme="minorHAnsi" w:eastAsiaTheme="minorEastAsia" w:cstheme="minorBidi"/>
+          <w:rFonts w:asciiTheme="minorHAnsi" w:eastAsiaTheme="minorEastAsia" w:hAnsiTheme="minorHAnsi" w:cstheme="minorBidi"/>
           <w:kern w:val="2"/>
           <w:sz w:val="24"/>
           <w:szCs w:val="24"/>
@@ -1477,7 +1749,7 @@
         <w:fldChar w:fldCharType="begin"/>
       </w:r>
       <w:r>
-        <w:instrText xml:space="preserve"> PAGEREF _Toc228622507 \h </w:instrText>
+        <w:instrText xml:space="preserve"> PAGEREF _Toc230252516 \h </w:instrText>
       </w:r>
       <w:r>
         <w:fldChar w:fldCharType="separate"/>
@@ -1493,7 +1765,7 @@
       <w:pPr>
         <w:pStyle w:val="Sumrio4"/>
         <w:rPr>
-          <w:rFonts w:asciiTheme="minorHAnsi" w:hAnsiTheme="minorHAnsi" w:eastAsiaTheme="minorEastAsia" w:cstheme="minorBidi"/>
+          <w:rFonts w:asciiTheme="minorHAnsi" w:eastAsiaTheme="minorEastAsia" w:hAnsiTheme="minorHAnsi" w:cstheme="minorBidi"/>
           <w:i w:val="0"/>
           <w:kern w:val="2"/>
           <w:szCs w:val="24"/>
@@ -1510,7 +1782,7 @@
         <w:fldChar w:fldCharType="begin"/>
       </w:r>
       <w:r>
-        <w:instrText xml:space="preserve"> PAGEREF _Toc228622508 \h </w:instrText>
+        <w:instrText xml:space="preserve"> PAGEREF _Toc230252517 \h </w:instrText>
       </w:r>
       <w:r>
         <w:fldChar w:fldCharType="separate"/>
@@ -1526,7 +1798,7 @@
       <w:pPr>
         <w:pStyle w:val="Sumrio4"/>
         <w:rPr>
-          <w:rFonts w:asciiTheme="minorHAnsi" w:hAnsiTheme="minorHAnsi" w:eastAsiaTheme="minorEastAsia" w:cstheme="minorBidi"/>
+          <w:rFonts w:asciiTheme="minorHAnsi" w:eastAsiaTheme="minorEastAsia" w:hAnsiTheme="minorHAnsi" w:cstheme="minorBidi"/>
           <w:i w:val="0"/>
           <w:kern w:val="2"/>
           <w:szCs w:val="24"/>
@@ -1543,7 +1815,7 @@
         <w:fldChar w:fldCharType="begin"/>
       </w:r>
       <w:r>
-        <w:instrText xml:space="preserve"> PAGEREF _Toc228622509 \h </w:instrText>
+        <w:instrText xml:space="preserve"> PAGEREF _Toc230252518 \h </w:instrText>
       </w:r>
       <w:r>
         <w:fldChar w:fldCharType="separate"/>
@@ -1559,7 +1831,7 @@
       <w:pPr>
         <w:pStyle w:val="Sumrio3"/>
         <w:rPr>
-          <w:rFonts w:asciiTheme="minorHAnsi" w:hAnsiTheme="minorHAnsi" w:eastAsiaTheme="minorEastAsia" w:cstheme="minorBidi"/>
+          <w:rFonts w:asciiTheme="minorHAnsi" w:eastAsiaTheme="minorEastAsia" w:hAnsiTheme="minorHAnsi" w:cstheme="minorBidi"/>
           <w:kern w:val="2"/>
           <w:sz w:val="24"/>
           <w:szCs w:val="24"/>
@@ -1576,7 +1848,7 @@
         <w:fldChar w:fldCharType="begin"/>
       </w:r>
       <w:r>
-        <w:instrText xml:space="preserve"> PAGEREF _Toc228622510 \h </w:instrText>
+        <w:instrText xml:space="preserve"> PAGEREF _Toc230252519 \h </w:instrText>
       </w:r>
       <w:r>
         <w:fldChar w:fldCharType="separate"/>
@@ -1592,7 +1864,7 @@
       <w:pPr>
         <w:pStyle w:val="Sumrio3"/>
         <w:rPr>
-          <w:rFonts w:asciiTheme="minorHAnsi" w:hAnsiTheme="minorHAnsi" w:eastAsiaTheme="minorEastAsia" w:cstheme="minorBidi"/>
+          <w:rFonts w:asciiTheme="minorHAnsi" w:eastAsiaTheme="minorEastAsia" w:hAnsiTheme="minorHAnsi" w:cstheme="minorBidi"/>
           <w:kern w:val="2"/>
           <w:sz w:val="24"/>
           <w:szCs w:val="24"/>
@@ -1609,7 +1881,7 @@
         <w:fldChar w:fldCharType="begin"/>
       </w:r>
       <w:r>
-        <w:instrText xml:space="preserve"> PAGEREF _Toc228622511 \h </w:instrText>
+        <w:instrText xml:space="preserve"> PAGEREF _Toc230252520 \h </w:instrText>
       </w:r>
       <w:r>
         <w:fldChar w:fldCharType="separate"/>
@@ -1625,7 +1897,7 @@
       <w:pPr>
         <w:pStyle w:val="Sumrio3"/>
         <w:rPr>
-          <w:rFonts w:asciiTheme="minorHAnsi" w:hAnsiTheme="minorHAnsi" w:eastAsiaTheme="minorEastAsia" w:cstheme="minorBidi"/>
+          <w:rFonts w:asciiTheme="minorHAnsi" w:eastAsiaTheme="minorEastAsia" w:hAnsiTheme="minorHAnsi" w:cstheme="minorBidi"/>
           <w:kern w:val="2"/>
           <w:sz w:val="24"/>
           <w:szCs w:val="24"/>
@@ -1642,7 +1914,7 @@
         <w:fldChar w:fldCharType="begin"/>
       </w:r>
       <w:r>
-        <w:instrText xml:space="preserve"> PAGEREF _Toc228622512 \h </w:instrText>
+        <w:instrText xml:space="preserve"> PAGEREF _Toc230252521 \h </w:instrText>
       </w:r>
       <w:r>
         <w:fldChar w:fldCharType="separate"/>
@@ -1658,7 +1930,7 @@
       <w:pPr>
         <w:pStyle w:val="Sumrio3"/>
         <w:rPr>
-          <w:rFonts w:asciiTheme="minorHAnsi" w:hAnsiTheme="minorHAnsi" w:eastAsiaTheme="minorEastAsia" w:cstheme="minorBidi"/>
+          <w:rFonts w:asciiTheme="minorHAnsi" w:eastAsiaTheme="minorEastAsia" w:hAnsiTheme="minorHAnsi" w:cstheme="minorBidi"/>
           <w:kern w:val="2"/>
           <w:sz w:val="24"/>
           <w:szCs w:val="24"/>
@@ -1666,7 +1938,16 @@
         </w:rPr>
       </w:pPr>
       <w:r>
-        <w:t>1.7 Estrutura do Trabalho</w:t>
+        <w:t>1.7</w:t>
+      </w:r>
+      <w:r>
+        <w:rPr>
+          <w:u w:val="single"/>
+        </w:rPr>
+        <w:t xml:space="preserve"> Estrutura</w:t>
+      </w:r>
+      <w:r>
+        <w:t xml:space="preserve"> do Trabalho</w:t>
       </w:r>
       <w:r>
         <w:tab/>
@@ -1675,13 +1956,13 @@
         <w:fldChar w:fldCharType="begin"/>
       </w:r>
       <w:r>
-        <w:instrText xml:space="preserve"> PAGEREF _Toc228622513 \h </w:instrText>
+        <w:instrText xml:space="preserve"> PAGEREF _Toc230252522 \h </w:instrText>
       </w:r>
       <w:r>
         <w:fldChar w:fldCharType="separate"/>
       </w:r>
       <w:r>
-        <w:t>14</w:t>
+        <w:t>15</w:t>
       </w:r>
       <w:r>
         <w:fldChar w:fldCharType="end"/>
@@ -1691,7 +1972,7 @@
       <w:pPr>
         <w:pStyle w:val="Sumrio2"/>
         <w:rPr>
-          <w:rFonts w:asciiTheme="minorHAnsi" w:hAnsiTheme="minorHAnsi" w:eastAsiaTheme="minorEastAsia" w:cstheme="minorBidi"/>
+          <w:rFonts w:asciiTheme="minorHAnsi" w:eastAsiaTheme="minorEastAsia" w:hAnsiTheme="minorHAnsi" w:cstheme="minorBidi"/>
           <w:b w:val="0"/>
           <w:smallCaps w:val="0"/>
           <w:kern w:val="2"/>
@@ -1710,13 +1991,13 @@
         <w:fldChar w:fldCharType="begin"/>
       </w:r>
       <w:r>
-        <w:instrText xml:space="preserve"> PAGEREF _Toc228622514 \h </w:instrText>
+        <w:instrText xml:space="preserve"> PAGEREF _Toc230252523 \h </w:instrText>
       </w:r>
       <w:r>
         <w:fldChar w:fldCharType="separate"/>
       </w:r>
       <w:r>
-        <w:t>15</w:t>
+        <w:t>16</w:t>
       </w:r>
       <w:r>
         <w:fldChar w:fldCharType="end"/>
@@ -1726,7 +2007,7 @@
       <w:pPr>
         <w:pStyle w:val="Sumrio3"/>
         <w:rPr>
-          <w:rFonts w:asciiTheme="minorHAnsi" w:hAnsiTheme="minorHAnsi" w:eastAsiaTheme="minorEastAsia" w:cstheme="minorBidi"/>
+          <w:rFonts w:asciiTheme="minorHAnsi" w:eastAsiaTheme="minorEastAsia" w:hAnsiTheme="minorHAnsi" w:cstheme="minorBidi"/>
           <w:kern w:val="2"/>
           <w:sz w:val="24"/>
           <w:szCs w:val="24"/>
@@ -1743,13 +2024,13 @@
         <w:fldChar w:fldCharType="begin"/>
       </w:r>
       <w:r>
-        <w:instrText xml:space="preserve"> PAGEREF _Toc228622515 \h </w:instrText>
+        <w:instrText xml:space="preserve"> PAGEREF _Toc230252524 \h </w:instrText>
       </w:r>
       <w:r>
         <w:fldChar w:fldCharType="separate"/>
       </w:r>
       <w:r>
-        <w:t>15</w:t>
+        <w:t>16</w:t>
       </w:r>
       <w:r>
         <w:fldChar w:fldCharType="end"/>
@@ -1759,7 +2040,7 @@
       <w:pPr>
         <w:pStyle w:val="Sumrio4"/>
         <w:rPr>
-          <w:rFonts w:asciiTheme="minorHAnsi" w:hAnsiTheme="minorHAnsi" w:eastAsiaTheme="minorEastAsia" w:cstheme="minorBidi"/>
+          <w:rFonts w:asciiTheme="minorHAnsi" w:eastAsiaTheme="minorEastAsia" w:hAnsiTheme="minorHAnsi" w:cstheme="minorBidi"/>
           <w:i w:val="0"/>
           <w:kern w:val="2"/>
           <w:szCs w:val="24"/>
@@ -1776,13 +2057,13 @@
         <w:fldChar w:fldCharType="begin"/>
       </w:r>
       <w:r>
-        <w:instrText xml:space="preserve"> PAGEREF _Toc228622516 \h </w:instrText>
+        <w:instrText xml:space="preserve"> PAGEREF _Toc230252525 \h </w:instrText>
       </w:r>
       <w:r>
         <w:fldChar w:fldCharType="separate"/>
       </w:r>
       <w:r>
-        <w:t>15</w:t>
+        <w:t>16</w:t>
       </w:r>
       <w:r>
         <w:fldChar w:fldCharType="end"/>
@@ -1792,7 +2073,7 @@
       <w:pPr>
         <w:pStyle w:val="Sumrio3"/>
         <w:rPr>
-          <w:rFonts w:asciiTheme="minorHAnsi" w:hAnsiTheme="minorHAnsi" w:eastAsiaTheme="minorEastAsia" w:cstheme="minorBidi"/>
+          <w:rFonts w:asciiTheme="minorHAnsi" w:eastAsiaTheme="minorEastAsia" w:hAnsiTheme="minorHAnsi" w:cstheme="minorBidi"/>
           <w:kern w:val="2"/>
           <w:sz w:val="24"/>
           <w:szCs w:val="24"/>
@@ -1809,13 +2090,13 @@
         <w:fldChar w:fldCharType="begin"/>
       </w:r>
       <w:r>
-        <w:instrText xml:space="preserve"> PAGEREF _Toc228622517 \h </w:instrText>
+        <w:instrText xml:space="preserve"> PAGEREF _Toc230252526 \h </w:instrText>
       </w:r>
       <w:r>
         <w:fldChar w:fldCharType="separate"/>
       </w:r>
       <w:r>
-        <w:t>16</w:t>
+        <w:t>17</w:t>
       </w:r>
       <w:r>
         <w:fldChar w:fldCharType="end"/>
@@ -1825,7 +2106,7 @@
       <w:pPr>
         <w:pStyle w:val="Sumrio4"/>
         <w:rPr>
-          <w:rFonts w:asciiTheme="minorHAnsi" w:hAnsiTheme="minorHAnsi" w:eastAsiaTheme="minorEastAsia" w:cstheme="minorBidi"/>
+          <w:rFonts w:asciiTheme="minorHAnsi" w:eastAsiaTheme="minorEastAsia" w:hAnsiTheme="minorHAnsi" w:cstheme="minorBidi"/>
           <w:i w:val="0"/>
           <w:kern w:val="2"/>
           <w:szCs w:val="24"/>
@@ -1842,13 +2123,13 @@
         <w:fldChar w:fldCharType="begin"/>
       </w:r>
       <w:r>
-        <w:instrText xml:space="preserve"> PAGEREF _Toc228622518 \h </w:instrText>
+        <w:instrText xml:space="preserve"> PAGEREF _Toc230252527 \h </w:instrText>
       </w:r>
       <w:r>
         <w:fldChar w:fldCharType="separate"/>
       </w:r>
       <w:r>
-        <w:t>16</w:t>
+        <w:t>17</w:t>
       </w:r>
       <w:r>
         <w:fldChar w:fldCharType="end"/>
@@ -1858,7 +2139,7 @@
       <w:pPr>
         <w:pStyle w:val="Sumrio3"/>
         <w:rPr>
-          <w:rFonts w:asciiTheme="minorHAnsi" w:hAnsiTheme="minorHAnsi" w:eastAsiaTheme="minorEastAsia" w:cstheme="minorBidi"/>
+          <w:rFonts w:asciiTheme="minorHAnsi" w:eastAsiaTheme="minorEastAsia" w:hAnsiTheme="minorHAnsi" w:cstheme="minorBidi"/>
           <w:kern w:val="2"/>
           <w:sz w:val="24"/>
           <w:szCs w:val="24"/>
@@ -1875,13 +2156,13 @@
         <w:fldChar w:fldCharType="begin"/>
       </w:r>
       <w:r>
-        <w:instrText xml:space="preserve"> PAGEREF _Toc228622519 \h </w:instrText>
+        <w:instrText xml:space="preserve"> PAGEREF _Toc230252528 \h </w:instrText>
       </w:r>
       <w:r>
         <w:fldChar w:fldCharType="separate"/>
       </w:r>
       <w:r>
-        <w:t>17</w:t>
+        <w:t>18</w:t>
       </w:r>
       <w:r>
         <w:fldChar w:fldCharType="end"/>
@@ -1891,7 +2172,7 @@
       <w:pPr>
         <w:pStyle w:val="Sumrio4"/>
         <w:rPr>
-          <w:rFonts w:asciiTheme="minorHAnsi" w:hAnsiTheme="minorHAnsi" w:eastAsiaTheme="minorEastAsia" w:cstheme="minorBidi"/>
+          <w:rFonts w:asciiTheme="minorHAnsi" w:eastAsiaTheme="minorEastAsia" w:hAnsiTheme="minorHAnsi" w:cstheme="minorBidi"/>
           <w:i w:val="0"/>
           <w:kern w:val="2"/>
           <w:szCs w:val="24"/>
@@ -1908,13 +2189,13 @@
         <w:fldChar w:fldCharType="begin"/>
       </w:r>
       <w:r>
-        <w:instrText xml:space="preserve"> PAGEREF _Toc228622520 \h </w:instrText>
+        <w:instrText xml:space="preserve"> PAGEREF _Toc230252529 \h </w:instrText>
       </w:r>
       <w:r>
         <w:fldChar w:fldCharType="separate"/>
       </w:r>
       <w:r>
-        <w:t>18</w:t>
+        <w:t>19</w:t>
       </w:r>
       <w:r>
         <w:fldChar w:fldCharType="end"/>
@@ -1924,7 +2205,7 @@
       <w:pPr>
         <w:pStyle w:val="Sumrio3"/>
         <w:rPr>
-          <w:rFonts w:asciiTheme="minorHAnsi" w:hAnsiTheme="minorHAnsi" w:eastAsiaTheme="minorEastAsia" w:cstheme="minorBidi"/>
+          <w:rFonts w:asciiTheme="minorHAnsi" w:eastAsiaTheme="minorEastAsia" w:hAnsiTheme="minorHAnsi" w:cstheme="minorBidi"/>
           <w:kern w:val="2"/>
           <w:sz w:val="24"/>
           <w:szCs w:val="24"/>
@@ -1941,13 +2222,13 @@
         <w:fldChar w:fldCharType="begin"/>
       </w:r>
       <w:r>
-        <w:instrText xml:space="preserve"> PAGEREF _Toc228622521 \h </w:instrText>
+        <w:instrText xml:space="preserve"> PAGEREF _Toc230252530 \h </w:instrText>
       </w:r>
       <w:r>
         <w:fldChar w:fldCharType="separate"/>
       </w:r>
       <w:r>
-        <w:t>18</w:t>
+        <w:t>19</w:t>
       </w:r>
       <w:r>
         <w:fldChar w:fldCharType="end"/>
@@ -1957,7 +2238,7 @@
       <w:pPr>
         <w:pStyle w:val="Sumrio4"/>
         <w:rPr>
-          <w:rFonts w:asciiTheme="minorHAnsi" w:hAnsiTheme="minorHAnsi" w:eastAsiaTheme="minorEastAsia" w:cstheme="minorBidi"/>
+          <w:rFonts w:asciiTheme="minorHAnsi" w:eastAsiaTheme="minorEastAsia" w:hAnsiTheme="minorHAnsi" w:cstheme="minorBidi"/>
           <w:i w:val="0"/>
           <w:kern w:val="2"/>
           <w:szCs w:val="24"/>
@@ -1974,13 +2255,13 @@
         <w:fldChar w:fldCharType="begin"/>
       </w:r>
       <w:r>
-        <w:instrText xml:space="preserve"> PAGEREF _Toc228622522 \h </w:instrText>
+        <w:instrText xml:space="preserve"> PAGEREF _Toc230252531 \h </w:instrText>
       </w:r>
       <w:r>
         <w:fldChar w:fldCharType="separate"/>
       </w:r>
       <w:r>
-        <w:t>18</w:t>
+        <w:t>19</w:t>
       </w:r>
       <w:r>
         <w:fldChar w:fldCharType="end"/>
@@ -1990,7 +2271,7 @@
       <w:pPr>
         <w:pStyle w:val="Sumrio3"/>
         <w:rPr>
-          <w:rFonts w:asciiTheme="minorHAnsi" w:hAnsiTheme="minorHAnsi" w:eastAsiaTheme="minorEastAsia" w:cstheme="minorBidi"/>
+          <w:rFonts w:asciiTheme="minorHAnsi" w:eastAsiaTheme="minorEastAsia" w:hAnsiTheme="minorHAnsi" w:cstheme="minorBidi"/>
           <w:kern w:val="2"/>
           <w:sz w:val="24"/>
           <w:szCs w:val="24"/>
@@ -2007,13 +2288,13 @@
         <w:fldChar w:fldCharType="begin"/>
       </w:r>
       <w:r>
-        <w:instrText xml:space="preserve"> PAGEREF _Toc228622523 \h </w:instrText>
+        <w:instrText xml:space="preserve"> PAGEREF _Toc230252532 \h </w:instrText>
       </w:r>
       <w:r>
         <w:fldChar w:fldCharType="separate"/>
       </w:r>
       <w:r>
-        <w:t>19</w:t>
+        <w:t>20</w:t>
       </w:r>
       <w:r>
         <w:fldChar w:fldCharType="end"/>
@@ -2023,7 +2304,7 @@
       <w:pPr>
         <w:pStyle w:val="Sumrio2"/>
         <w:rPr>
-          <w:rFonts w:asciiTheme="minorHAnsi" w:hAnsiTheme="minorHAnsi" w:eastAsiaTheme="minorEastAsia" w:cstheme="minorBidi"/>
+          <w:rFonts w:asciiTheme="minorHAnsi" w:eastAsiaTheme="minorEastAsia" w:hAnsiTheme="minorHAnsi" w:cstheme="minorBidi"/>
           <w:b w:val="0"/>
           <w:smallCaps w:val="0"/>
           <w:kern w:val="2"/>
@@ -2042,13 +2323,13 @@
         <w:fldChar w:fldCharType="begin"/>
       </w:r>
       <w:r>
-        <w:instrText xml:space="preserve"> PAGEREF _Toc228622524 \h </w:instrText>
+        <w:instrText xml:space="preserve"> PAGEREF _Toc230252533 \h </w:instrText>
       </w:r>
       <w:r>
         <w:fldChar w:fldCharType="separate"/>
       </w:r>
       <w:r>
-        <w:t>20</w:t>
+        <w:t>22</w:t>
       </w:r>
       <w:r>
         <w:fldChar w:fldCharType="end"/>
@@ -2058,7 +2339,7 @@
       <w:pPr>
         <w:pStyle w:val="Sumrio3"/>
         <w:rPr>
-          <w:rFonts w:asciiTheme="minorHAnsi" w:hAnsiTheme="minorHAnsi" w:eastAsiaTheme="minorEastAsia" w:cstheme="minorBidi"/>
+          <w:rFonts w:asciiTheme="minorHAnsi" w:eastAsiaTheme="minorEastAsia" w:hAnsiTheme="minorHAnsi" w:cstheme="minorBidi"/>
           <w:kern w:val="2"/>
           <w:sz w:val="24"/>
           <w:szCs w:val="24"/>
@@ -2075,13 +2356,13 @@
         <w:fldChar w:fldCharType="begin"/>
       </w:r>
       <w:r>
-        <w:instrText xml:space="preserve"> PAGEREF _Toc228622525 \h </w:instrText>
+        <w:instrText xml:space="preserve"> PAGEREF _Toc230252534 \h </w:instrText>
       </w:r>
       <w:r>
         <w:fldChar w:fldCharType="separate"/>
       </w:r>
       <w:r>
-        <w:t>20</w:t>
+        <w:t>22</w:t>
       </w:r>
       <w:r>
         <w:fldChar w:fldCharType="end"/>
@@ -2091,7 +2372,7 @@
       <w:pPr>
         <w:pStyle w:val="Sumrio3"/>
         <w:rPr>
-          <w:rFonts w:asciiTheme="minorHAnsi" w:hAnsiTheme="minorHAnsi" w:eastAsiaTheme="minorEastAsia" w:cstheme="minorBidi"/>
+          <w:rFonts w:asciiTheme="minorHAnsi" w:eastAsiaTheme="minorEastAsia" w:hAnsiTheme="minorHAnsi" w:cstheme="minorBidi"/>
           <w:kern w:val="2"/>
           <w:sz w:val="24"/>
           <w:szCs w:val="24"/>
@@ -2108,13 +2389,13 @@
         <w:fldChar w:fldCharType="begin"/>
       </w:r>
       <w:r>
-        <w:instrText xml:space="preserve"> PAGEREF _Toc228622526 \h </w:instrText>
+        <w:instrText xml:space="preserve"> PAGEREF _Toc230252535 \h </w:instrText>
       </w:r>
       <w:r>
         <w:fldChar w:fldCharType="separate"/>
       </w:r>
       <w:r>
-        <w:t>20</w:t>
+        <w:t>22</w:t>
       </w:r>
       <w:r>
         <w:fldChar w:fldCharType="end"/>
@@ -2124,7 +2405,7 @@
       <w:pPr>
         <w:pStyle w:val="Sumrio3"/>
         <w:rPr>
-          <w:rFonts w:asciiTheme="minorHAnsi" w:hAnsiTheme="minorHAnsi" w:eastAsiaTheme="minorEastAsia" w:cstheme="minorBidi"/>
+          <w:rFonts w:asciiTheme="minorHAnsi" w:eastAsiaTheme="minorEastAsia" w:hAnsiTheme="minorHAnsi" w:cstheme="minorBidi"/>
           <w:kern w:val="2"/>
           <w:sz w:val="24"/>
           <w:szCs w:val="24"/>
@@ -2141,13 +2422,13 @@
         <w:fldChar w:fldCharType="begin"/>
       </w:r>
       <w:r>
-        <w:instrText xml:space="preserve"> PAGEREF _Toc228622527 \h </w:instrText>
+        <w:instrText xml:space="preserve"> PAGEREF _Toc230252536 \h </w:instrText>
       </w:r>
       <w:r>
         <w:fldChar w:fldCharType="separate"/>
       </w:r>
       <w:r>
-        <w:t>20</w:t>
+        <w:t>23</w:t>
       </w:r>
       <w:r>
         <w:fldChar w:fldCharType="end"/>
@@ -2157,7 +2438,7 @@
       <w:pPr>
         <w:pStyle w:val="Sumrio3"/>
         <w:rPr>
-          <w:rFonts w:asciiTheme="minorHAnsi" w:hAnsiTheme="minorHAnsi" w:eastAsiaTheme="minorEastAsia" w:cstheme="minorBidi"/>
+          <w:rFonts w:asciiTheme="minorHAnsi" w:eastAsiaTheme="minorEastAsia" w:hAnsiTheme="minorHAnsi" w:cstheme="minorBidi"/>
           <w:kern w:val="2"/>
           <w:sz w:val="24"/>
           <w:szCs w:val="24"/>
@@ -2174,13 +2455,13 @@
         <w:fldChar w:fldCharType="begin"/>
       </w:r>
       <w:r>
-        <w:instrText xml:space="preserve"> PAGEREF _Toc228622528 \h </w:instrText>
+        <w:instrText xml:space="preserve"> PAGEREF _Toc230252537 \h </w:instrText>
       </w:r>
       <w:r>
         <w:fldChar w:fldCharType="separate"/>
       </w:r>
       <w:r>
-        <w:t>21</w:t>
+        <w:t>24</w:t>
       </w:r>
       <w:r>
         <w:fldChar w:fldCharType="end"/>
@@ -2190,7 +2471,7 @@
       <w:pPr>
         <w:pStyle w:val="Sumrio3"/>
         <w:rPr>
-          <w:rFonts w:asciiTheme="minorHAnsi" w:hAnsiTheme="minorHAnsi" w:eastAsiaTheme="minorEastAsia" w:cstheme="minorBidi"/>
+          <w:rFonts w:asciiTheme="minorHAnsi" w:eastAsiaTheme="minorEastAsia" w:hAnsiTheme="minorHAnsi" w:cstheme="minorBidi"/>
           <w:kern w:val="2"/>
           <w:sz w:val="24"/>
           <w:szCs w:val="24"/>
@@ -2207,13 +2488,13 @@
         <w:fldChar w:fldCharType="begin"/>
       </w:r>
       <w:r>
-        <w:instrText xml:space="preserve"> PAGEREF _Toc228622529 \h </w:instrText>
+        <w:instrText xml:space="preserve"> PAGEREF _Toc230252538 \h </w:instrText>
       </w:r>
       <w:r>
         <w:fldChar w:fldCharType="separate"/>
       </w:r>
       <w:r>
-        <w:t>21</w:t>
+        <w:t>25</w:t>
       </w:r>
       <w:r>
         <w:fldChar w:fldCharType="end"/>
@@ -2223,7 +2504,7 @@
       <w:pPr>
         <w:pStyle w:val="Sumrio3"/>
         <w:rPr>
-          <w:rFonts w:asciiTheme="minorHAnsi" w:hAnsiTheme="minorHAnsi" w:eastAsiaTheme="minorEastAsia" w:cstheme="minorBidi"/>
+          <w:rFonts w:asciiTheme="minorHAnsi" w:eastAsiaTheme="minorEastAsia" w:hAnsiTheme="minorHAnsi" w:cstheme="minorBidi"/>
           <w:kern w:val="2"/>
           <w:sz w:val="24"/>
           <w:szCs w:val="24"/>
@@ -2240,13 +2521,13 @@
         <w:fldChar w:fldCharType="begin"/>
       </w:r>
       <w:r>
-        <w:instrText xml:space="preserve"> PAGEREF _Toc228622530 \h </w:instrText>
+        <w:instrText xml:space="preserve"> PAGEREF _Toc230252539 \h </w:instrText>
       </w:r>
       <w:r>
         <w:fldChar w:fldCharType="separate"/>
       </w:r>
       <w:r>
-        <w:t>21</w:t>
+        <w:t>26</w:t>
       </w:r>
       <w:r>
         <w:fldChar w:fldCharType="end"/>
@@ -2256,7 +2537,7 @@
       <w:pPr>
         <w:pStyle w:val="Sumrio3"/>
         <w:rPr>
-          <w:rFonts w:asciiTheme="minorHAnsi" w:hAnsiTheme="minorHAnsi" w:eastAsiaTheme="minorEastAsia" w:cstheme="minorBidi"/>
+          <w:rFonts w:asciiTheme="minorHAnsi" w:eastAsiaTheme="minorEastAsia" w:hAnsiTheme="minorHAnsi" w:cstheme="minorBidi"/>
           <w:kern w:val="2"/>
           <w:sz w:val="24"/>
           <w:szCs w:val="24"/>
@@ -2273,13 +2554,13 @@
         <w:fldChar w:fldCharType="begin"/>
       </w:r>
       <w:r>
-        <w:instrText xml:space="preserve"> PAGEREF _Toc228622531 \h </w:instrText>
+        <w:instrText xml:space="preserve"> PAGEREF _Toc230252540 \h </w:instrText>
       </w:r>
       <w:r>
         <w:fldChar w:fldCharType="separate"/>
       </w:r>
       <w:r>
-        <w:t>21</w:t>
+        <w:t>27</w:t>
       </w:r>
       <w:r>
         <w:fldChar w:fldCharType="end"/>
@@ -2289,7 +2570,7 @@
       <w:pPr>
         <w:pStyle w:val="Sumrio3"/>
         <w:rPr>
-          <w:rFonts w:asciiTheme="minorHAnsi" w:hAnsiTheme="minorHAnsi" w:eastAsiaTheme="minorEastAsia" w:cstheme="minorBidi"/>
+          <w:rFonts w:asciiTheme="minorHAnsi" w:eastAsiaTheme="minorEastAsia" w:hAnsiTheme="minorHAnsi" w:cstheme="minorBidi"/>
           <w:kern w:val="2"/>
           <w:sz w:val="24"/>
           <w:szCs w:val="24"/>
@@ -2297,6 +2578,7 @@
         </w:rPr>
       </w:pPr>
       <w:r>
+        <w:lastRenderedPageBreak/>
         <w:t>3.8 Visão geral do sistema proposto</w:t>
       </w:r>
       <w:r>
@@ -2306,13 +2588,13 @@
         <w:fldChar w:fldCharType="begin"/>
       </w:r>
       <w:r>
-        <w:instrText xml:space="preserve"> PAGEREF _Toc228622532 \h </w:instrText>
+        <w:instrText xml:space="preserve"> PAGEREF _Toc230252541 \h </w:instrText>
       </w:r>
       <w:r>
         <w:fldChar w:fldCharType="separate"/>
       </w:r>
       <w:r>
-        <w:t>22</w:t>
+        <w:t>28</w:t>
       </w:r>
       <w:r>
         <w:fldChar w:fldCharType="end"/>
@@ -2322,7 +2604,7 @@
       <w:pPr>
         <w:pStyle w:val="Sumrio2"/>
         <w:rPr>
-          <w:rFonts w:asciiTheme="minorHAnsi" w:hAnsiTheme="minorHAnsi" w:eastAsiaTheme="minorEastAsia" w:cstheme="minorBidi"/>
+          <w:rFonts w:asciiTheme="minorHAnsi" w:eastAsiaTheme="minorEastAsia" w:hAnsiTheme="minorHAnsi" w:cstheme="minorBidi"/>
           <w:b w:val="0"/>
           <w:smallCaps w:val="0"/>
           <w:kern w:val="2"/>
@@ -2341,13 +2623,13 @@
         <w:fldChar w:fldCharType="begin"/>
       </w:r>
       <w:r>
-        <w:instrText xml:space="preserve"> PAGEREF _Toc228622533 \h </w:instrText>
+        <w:instrText xml:space="preserve"> PAGEREF _Toc230252542 \h </w:instrText>
       </w:r>
       <w:r>
         <w:fldChar w:fldCharType="separate"/>
       </w:r>
       <w:r>
-        <w:t>23</w:t>
+        <w:t>31</w:t>
       </w:r>
       <w:r>
         <w:fldChar w:fldCharType="end"/>
@@ -2357,7 +2639,7 @@
       <w:pPr>
         <w:pStyle w:val="Sumrio1"/>
         <w:rPr>
-          <w:rFonts w:asciiTheme="minorHAnsi" w:hAnsiTheme="minorHAnsi" w:eastAsiaTheme="minorEastAsia" w:cstheme="minorBidi"/>
+          <w:rFonts w:asciiTheme="minorHAnsi" w:eastAsiaTheme="minorEastAsia" w:hAnsiTheme="minorHAnsi" w:cstheme="minorBidi"/>
           <w:b w:val="0"/>
           <w:caps w:val="0"/>
           <w:kern w:val="2"/>
@@ -2376,13 +2658,13 @@
         <w:fldChar w:fldCharType="begin"/>
       </w:r>
       <w:r>
-        <w:instrText xml:space="preserve"> PAGEREF _Toc228622534 \h </w:instrText>
+        <w:instrText xml:space="preserve"> PAGEREF _Toc230252543 \h </w:instrText>
       </w:r>
       <w:r>
         <w:fldChar w:fldCharType="separate"/>
       </w:r>
       <w:r>
-        <w:t>24</w:t>
+        <w:t>33</w:t>
       </w:r>
       <w:r>
         <w:fldChar w:fldCharType="end"/>
@@ -2412,7 +2694,7 @@
           <w:footerReference w:type="default" r:id="rId33"/>
           <w:headerReference w:type="first" r:id="rId34"/>
           <w:footerReference w:type="first" r:id="rId35"/>
-          <w:pgSz w:w="11906" w:h="16838" w:orient="portrait" w:code="9"/>
+          <w:pgSz w:w="11906" w:h="16838" w:code="9"/>
           <w:pgMar w:top="1701" w:right="1134" w:bottom="1531" w:left="1701" w:header="720" w:footer="720" w:gutter="0"/>
           <w:pgNumType w:fmt="lowerRoman"/>
           <w:cols w:space="720"/>
@@ -2425,22 +2707,22 @@
       <w:pPr>
         <w:pStyle w:val="T1-TituloPrimario"/>
       </w:pPr>
-      <w:bookmarkStart w:name="_Toc228622504" w:id="10"/>
-      <w:bookmarkStart w:name="_Toc527721613" w:id="11"/>
-      <w:bookmarkStart w:name="_Toc527793652" w:id="12"/>
-      <w:bookmarkStart w:name="_Toc527795385" w:id="13"/>
-      <w:bookmarkStart w:name="_Toc527798495" w:id="14"/>
-      <w:r>
+      <w:bookmarkStart w:id="12" w:name="_Toc230252513"/>
+      <w:bookmarkStart w:id="13" w:name="_Toc527721613"/>
+      <w:bookmarkStart w:id="14" w:name="_Toc527793652"/>
+      <w:bookmarkStart w:id="15" w:name="_Toc527795385"/>
+      <w:bookmarkStart w:id="16" w:name="_Toc527798495"/>
+      <w:r>
+        <w:lastRenderedPageBreak/>
         <w:t>Introdução</w:t>
       </w:r>
-      <w:bookmarkEnd w:id="10"/>
-    </w:p>
-    <w:p>
-      <w:pPr>
-        <w:pStyle w:val="TE-Normal"/>
-      </w:pPr>
-      <w:r>
-        <w:rPr/>
+      <w:bookmarkEnd w:id="12"/>
+    </w:p>
+    <w:p>
+      <w:pPr>
+        <w:pStyle w:val="TE-Normal"/>
+      </w:pPr>
+      <w:r>
         <w:t>A análise de estruturas musicais desempenha um papel importante na compreensão da organização interna das obras, especialmente no que se refere à identificação de padrões melódicos. Esses padrões, frequentemente associados a motivos, frases ou células recorrentes, contribuem para a coesão musical e para a construção da identidade estilística de uma composição (HURON, 2006).</w:t>
       </w:r>
     </w:p>
@@ -2449,7 +2731,6 @@
         <w:pStyle w:val="TE-Normal"/>
       </w:pPr>
       <w:r>
-        <w:rPr/>
         <w:t>Tradicionalmente, a identificação desses padrões é realizada de forma manual por musicólogos, compositores, professores e estudantes de teoria musical, por meio da leitura e interpretação direta de partituras. Esse processo envolve a observação de sequências melódicas, a comparação entre trechos da obra e a identificação de recorrências que possam possuir relevância estrutural ou expressiva.</w:t>
       </w:r>
     </w:p>
@@ -2458,7 +2739,6 @@
         <w:pStyle w:val="TE-Normal"/>
       </w:pPr>
       <w:r>
-        <w:rPr/>
         <w:t>Embora a análise manual seja fundamental para a interpretação musical, ela apresenta limitações quando aplicada a obras extensas ou a conjuntos maiores de partituras. A identificação de recorrências melódicas pode demandar tempo significativo, além de depender da experiência do analista e estar sujeita a diferentes interpretações. Dessa forma, abordagens computacionais podem atuar como ferramentas de apoio, auxiliando na organização, comparação e identificação de estruturas recorrentes.</w:t>
       </w:r>
     </w:p>
@@ -2467,7 +2747,6 @@
         <w:pStyle w:val="TE-Normal"/>
       </w:pPr>
       <w:r>
-        <w:rPr/>
         <w:t>Com a digitalização de partituras e o desenvolvimento de formatos simbólicos, como o MusicXML, tornou-se possível representar elementos musicais de forma estruturada e manipulável por sistemas computacionais (MÜLLER, 2015). Diferentemente do áudio, que exige etapas de processamento de sinal, a representação simbólica permite acessar diretamente informações como notas, alturas, durações e compassos, favorecendo análises baseadas na estrutura musical.</w:t>
       </w:r>
     </w:p>
@@ -2476,7 +2755,7 @@
         <w:pStyle w:val="TE-Normal"/>
       </w:pPr>
       <w:r>
-        <w:rPr/>
+        <w:lastRenderedPageBreak/>
         <w:t>Nesse contexto, a área de Music Information Retrieval (MIR) investiga métodos para extração, organização e análise de informações musicais a partir de dados digitais (DOWNIE, 2003). Entre as possibilidades de aplicação, destaca-se a identificação automática de padrões em partituras digitais, especialmente por meio de representações estruturais capazes de descrever a melodia de maneira comparável.</w:t>
       </w:r>
     </w:p>
@@ -2485,7 +2764,6 @@
         <w:pStyle w:val="TE-Normal"/>
       </w:pPr>
       <w:r>
-        <w:rPr/>
         <w:t>Diante desse cenário, este trabalho propõe o desenvolvimento de um protótipo computacional voltado à identificação de padrões melódicos recorrentes em partituras digitais no formato MusicXML. A abordagem adotada utiliza representações baseadas em intervalos melódicos e contorno melódico, com o objetivo de investigar a viabilidade de uma solução simples e exploratória para apoio à análise musical simbólica.</w:t>
       </w:r>
     </w:p>
@@ -2493,18 +2771,17 @@
       <w:pPr>
         <w:pStyle w:val="T2-TituloSecundario"/>
       </w:pPr>
-      <w:bookmarkStart w:name="_Toc228622505" w:id="15"/>
+      <w:bookmarkStart w:id="17" w:name="_Toc230252514"/>
       <w:r>
         <w:t>Contextualização</w:t>
       </w:r>
-      <w:bookmarkEnd w:id="15"/>
-    </w:p>
-    <w:p>
-      <w:pPr>
-        <w:pStyle w:val="TE-Normal"/>
-      </w:pPr>
-      <w:r>
-        <w:rPr/>
+      <w:bookmarkEnd w:id="17"/>
+    </w:p>
+    <w:p>
+      <w:pPr>
+        <w:pStyle w:val="TE-Normal"/>
+      </w:pPr>
+      <w:r>
         <w:t>A crescente disponibilidade de partituras digitais tem ampliado as possibilidades de uso de ferramentas computacionais na análise musical. Softwares de notação musical permitem criar, editar e exportar partituras em formatos estruturados, favorecendo o acesso a informações musicais que podem ser processadas por algoritmos.</w:t>
       </w:r>
     </w:p>
@@ -2513,7 +2790,6 @@
         <w:pStyle w:val="TE-Normal"/>
       </w:pPr>
       <w:r>
-        <w:rPr/>
         <w:t>Entre esses formatos, o MusicXML destaca-se por representar a partitura de maneira simbólica, preservando elementos como notas, alturas, durações, compassos e organização da escrita musical. Essa característica permite que sistemas computacionais realizem operações de leitura, extração e comparação de dados musicais sem depender diretamente da análise de áudio.</w:t>
       </w:r>
     </w:p>
@@ -2522,28 +2798,26 @@
         <w:pStyle w:val="TE-Normal"/>
       </w:pPr>
       <w:r>
-        <w:rPr/>
-        <w:t>No campo da análise musical, a identificação de padrões melódicos está relacionada à compreensão de como uma obra organiza seus materiais internos. Recorrências de motivos, células ou movimentos melódicos podem indicar relações estruturais importantes, contribuindo para a percepção de unidade e coerência musical.</w:t>
-      </w:r>
-      <w:r>
-        <w:rPr/>
-        <w:t xml:space="preserve"> </w:t>
-      </w:r>
-    </w:p>
-    <w:p>
-      <w:pPr>
-        <w:pStyle w:val="TE-Normal"/>
-      </w:pPr>
-      <w:r>
-        <w:rPr/>
-        <w:t>Assim, a combinação entre partituras digitais, representação simbólica e técnicas computacionais oferece um caminho viável para o desenvolvimento de ferramentas de apoio à análise musical. Essas ferramentas não substituem a interpretação humana, mas podem auxiliar na identificação inicial de recorrências, oferecendo dados organizados para posterior avaliação do analista.</w:t>
+        <w:t xml:space="preserve">No campo da análise musical, a identificação de padrões melódicos está relacionada à compreensão de como uma obra organiza seus materiais internos. Recorrências de motivos, células ou movimentos melódicos podem indicar relações estruturais importantes, contribuindo para a percepção de unidade e coerência musical. </w:t>
+      </w:r>
+    </w:p>
+    <w:p>
+      <w:pPr>
+        <w:pStyle w:val="TE-Normal"/>
+      </w:pPr>
+      <w:r>
+        <w:t xml:space="preserve">Assim, a combinação entre partituras digitais, representação simbólica e técnicas computacionais oferece um caminho viável para o desenvolvimento de ferramentas de apoio à análise musical. Essas ferramentas não substituem a </w:t>
+      </w:r>
+      <w:r>
+        <w:lastRenderedPageBreak/>
+        <w:t>interpretação humana, mas podem auxiliar na identificação inicial de recorrências, oferecendo dados organizados para posterior avaliação do analista.</w:t>
       </w:r>
     </w:p>
     <w:p>
       <w:pPr>
         <w:pStyle w:val="T2-TituloSecundario"/>
       </w:pPr>
-      <w:bookmarkStart w:name="_Toc228622506" w:id="16"/>
+      <w:bookmarkStart w:id="18" w:name="_Toc230252515"/>
       <w:r>
         <w:t>De</w:t>
       </w:r>
@@ -2553,14 +2827,13 @@
       <w:r>
         <w:t xml:space="preserve"> do problema</w:t>
       </w:r>
-      <w:bookmarkEnd w:id="16"/>
-    </w:p>
-    <w:p>
-      <w:pPr>
-        <w:pStyle w:val="TE-Normal"/>
-      </w:pPr>
-      <w:r>
-        <w:rPr/>
+      <w:bookmarkEnd w:id="18"/>
+    </w:p>
+    <w:p>
+      <w:pPr>
+        <w:pStyle w:val="TE-Normal"/>
+      </w:pPr>
+      <w:r>
         <w:t>A identificação de padrões melódicos constitui uma prática relevante na análise musical, pois permite observar recorrências que contribuem para a organização interna das obras. No entanto, quando realizada exclusivamente de forma manual, essa tarefa pode se tornar demorada e pouco sistematizada, especialmente em composições extensas ou em conjuntos com múltiplas partituras.</w:t>
       </w:r>
     </w:p>
@@ -2569,7 +2842,6 @@
         <w:pStyle w:val="TE-Normal"/>
       </w:pPr>
       <w:r>
-        <w:rPr/>
         <w:t>Além do tempo necessário para a leitura e comparação dos trechos musicais, a análise manual depende da experiência do analista e pode variar conforme os critérios adotados. Determinados padrões podem ser percebidos por um observador e não por outro, principalmente quando envolvem recorrências sutis, transposições ou semelhanças baseadas apenas no contorno geral da melodia.</w:t>
       </w:r>
     </w:p>
@@ -2578,7 +2850,6 @@
         <w:pStyle w:val="TE-Normal"/>
       </w:pPr>
       <w:r>
-        <w:rPr/>
         <w:t>Nesse contexto, observa-se a necessidade de métodos que permitam representar sequências melódicas de forma estruturada, possibilitando sua comparação por meio de critérios computacionais. Representações baseadas em intervalos e contorno melódico podem contribuir para esse processo, pois descrevem relações entre notas de maneira mais abstrata do que a simples sequência de alturas absolutas.</w:t>
       </w:r>
     </w:p>
@@ -2587,7 +2858,6 @@
         <w:pStyle w:val="TE-Normal"/>
       </w:pPr>
       <w:r>
-        <w:rPr/>
         <w:t>Diante disso, formula-se a seguinte questão de pesquisa: como identificar automaticamente padrões melódicos recorrentes em partituras digitais por meio de técnicas computacionais baseadas em representações estruturais da melodia?</w:t>
       </w:r>
     </w:p>
@@ -2596,7 +2866,6 @@
         <w:pStyle w:val="TE-Normal"/>
       </w:pPr>
       <w:r>
-        <w:rPr/>
         <w:t>Com base nessa questão, definem-se os objetivos que orientam o desenvolvimento deste trabalho.</w:t>
       </w:r>
     </w:p>
@@ -2604,25 +2873,25 @@
       <w:pPr>
         <w:pStyle w:val="T2-TituloSecundario"/>
       </w:pPr>
-      <w:bookmarkStart w:name="_Toc228622507" w:id="17"/>
+      <w:bookmarkStart w:id="19" w:name="_Toc230252516"/>
       <w:r>
         <w:t>Objetivo</w:t>
       </w:r>
       <w:r>
         <w:t>s</w:t>
       </w:r>
-      <w:bookmarkEnd w:id="17"/>
+      <w:bookmarkEnd w:id="19"/>
     </w:p>
     <w:p>
       <w:pPr>
         <w:pStyle w:val="T3-TituloTerciario"/>
         <w:ind w:left="0"/>
       </w:pPr>
-      <w:bookmarkStart w:name="_Toc228622508" w:id="18"/>
+      <w:bookmarkStart w:id="20" w:name="_Toc230252517"/>
       <w:r>
         <w:t>Objetivo geral</w:t>
       </w:r>
-      <w:bookmarkEnd w:id="18"/>
+      <w:bookmarkEnd w:id="20"/>
     </w:p>
     <w:p>
       <w:pPr>
@@ -2635,7 +2904,11 @@
         <w:t xml:space="preserve"> protótipo </w:t>
       </w:r>
       <w:r>
-        <w:t>capaz de identificar padrões melódicos recorrentes em partituras digitais no formato MusicXML.</w:t>
+        <w:t xml:space="preserve">capaz de identificar padrões melódicos recorrentes </w:t>
+      </w:r>
+      <w:r>
+        <w:lastRenderedPageBreak/>
+        <w:t>em partituras digitais no formato MusicXML.</w:t>
       </w:r>
     </w:p>
     <w:p>
@@ -2643,62 +2916,11 @@
         <w:pStyle w:val="T3-TituloTerciario"/>
         <w:ind w:left="0"/>
       </w:pPr>
-      <w:bookmarkStart w:name="_Toc228622509" w:id="19"/>
+      <w:bookmarkStart w:id="21" w:name="_Toc230252518"/>
       <w:r>
         <w:t>Objetivos específicos</w:t>
       </w:r>
-      <w:bookmarkEnd w:id="19"/>
-    </w:p>
-    <w:p>
-      <w:pPr>
-        <w:pStyle w:val="TE-Alnea"/>
-        <w:tabs>
-          <w:tab w:val="clear" w:leader="none" w:pos="360"/>
-          <w:tab w:val="num" w:leader="none" w:pos="1369"/>
-        </w:tabs>
-        <w:ind w:left="1369"/>
-        <w:rPr/>
-      </w:pPr>
-      <w:r>
-        <w:rPr>
-          <w:noProof w:val="0"/>
-          <w:lang w:val="pt-BR"/>
-        </w:rPr>
-        <w:t>Extrair sequências melódicas a partir de partituras digitais em formato MusicXML;</w:t>
-      </w:r>
-    </w:p>
-    <w:p>
-      <w:pPr>
-        <w:pStyle w:val="TE-Alnea"/>
-        <w:tabs>
-          <w:tab w:val="clear" w:leader="none" w:pos="360"/>
-          <w:tab w:val="num" w:leader="none" w:pos="1369"/>
-        </w:tabs>
-        <w:ind w:left="1369"/>
-        <w:rPr/>
-      </w:pPr>
-      <w:r>
-        <w:rPr>
-          <w:noProof w:val="0"/>
-          <w:lang w:val="pt-BR"/>
-        </w:rPr>
-        <w:t>Converter as sequências de notas em representações estruturais baseadas em intervalos melódicos;</w:t>
-      </w:r>
-    </w:p>
-    <w:p>
-      <w:pPr>
-        <w:pStyle w:val="TE-Alnea"/>
-        <w:tabs>
-          <w:tab w:val="clear" w:leader="none" w:pos="360"/>
-          <w:tab w:val="num" w:leader="none" w:pos="1369"/>
-        </w:tabs>
-        <w:ind w:left="1369"/>
-        <w:rPr/>
-      </w:pPr>
-      <w:r>
-        <w:rPr/>
-        <w:t>Representar as sequências melódicas por meio de contorno melódico;</w:t>
-      </w:r>
+      <w:bookmarkEnd w:id="21"/>
     </w:p>
     <w:p>
       <w:pPr>
@@ -2708,11 +2930,9 @@
           <w:tab w:val="num" w:pos="1369"/>
         </w:tabs>
         <w:ind w:left="1369"/>
-        <w:rPr/>
-      </w:pPr>
-      <w:r>
-        <w:rPr/>
-        <w:t>Identificar padrões recorrentes por meio da comparação de subsequências musicais;</w:t>
+      </w:pPr>
+      <w:r>
+        <w:t>Extrair sequências melódicas a partir de partituras digitais em formato MusicXML;</w:t>
       </w:r>
     </w:p>
     <w:p>
@@ -2723,13 +2943,47 @@
           <w:tab w:val="num" w:pos="1369"/>
         </w:tabs>
         <w:ind w:left="1369"/>
-        <w:rPr/>
-      </w:pPr>
-      <w:r>
-        <w:rPr>
-          <w:noProof w:val="0"/>
-          <w:lang w:val="pt-BR"/>
-        </w:rPr>
+      </w:pPr>
+      <w:r>
+        <w:t>Converter as sequências de notas em representações estruturais baseadas em intervalos melódicos;</w:t>
+      </w:r>
+    </w:p>
+    <w:p>
+      <w:pPr>
+        <w:pStyle w:val="TE-Alnea"/>
+        <w:tabs>
+          <w:tab w:val="clear" w:pos="360"/>
+          <w:tab w:val="num" w:pos="1369"/>
+        </w:tabs>
+        <w:ind w:left="1369"/>
+      </w:pPr>
+      <w:r>
+        <w:t>Representar as sequências melódicas por meio de contorno melódico;</w:t>
+      </w:r>
+    </w:p>
+    <w:p>
+      <w:pPr>
+        <w:pStyle w:val="TE-Alnea"/>
+        <w:tabs>
+          <w:tab w:val="clear" w:pos="360"/>
+          <w:tab w:val="num" w:pos="1369"/>
+        </w:tabs>
+        <w:ind w:left="1369"/>
+      </w:pPr>
+      <w:r>
+        <w:t>Identificar padrões recorrentes por meio da comparação de subsequências musicais;</w:t>
+      </w:r>
+    </w:p>
+    <w:p>
+      <w:pPr>
+        <w:pStyle w:val="TE-Alnea"/>
+        <w:tabs>
+          <w:tab w:val="clear" w:pos="360"/>
+          <w:tab w:val="num" w:pos="1369"/>
+        </w:tabs>
+        <w:ind w:left="1369"/>
+      </w:pPr>
+      <w:r>
         <w:t>Apresentar os padrões detectados e suas ocorrências nas partituras analisadas.</w:t>
       </w:r>
     </w:p>
@@ -2737,18 +2991,17 @@
       <w:pPr>
         <w:pStyle w:val="T2-TituloSecundario"/>
       </w:pPr>
-      <w:bookmarkStart w:name="_Toc228622510" w:id="20"/>
+      <w:bookmarkStart w:id="22" w:name="_Toc230252519"/>
       <w:r>
         <w:t>Justificativa</w:t>
       </w:r>
-      <w:bookmarkEnd w:id="20"/>
-    </w:p>
-    <w:p>
-      <w:pPr>
-        <w:pStyle w:val="TE-Normal"/>
-      </w:pPr>
-      <w:r>
-        <w:rPr/>
+      <w:bookmarkEnd w:id="22"/>
+    </w:p>
+    <w:p>
+      <w:pPr>
+        <w:pStyle w:val="TE-Normal"/>
+      </w:pPr>
+      <w:r>
         <w:t>A identificação de padrões melódicos é importante para a análise musical porque permite compreender como determinados materiais são reutilizados, transformados ou organizados ao longo de uma composição. Esses padrões podem contribuir para a coesão interna da obra e para a percepção de unidade musical (HURON, 2006).</w:t>
       </w:r>
     </w:p>
@@ -2757,7 +3010,6 @@
         <w:pStyle w:val="TE-Normal"/>
       </w:pPr>
       <w:r>
-        <w:rPr/>
         <w:t>Apesar de sua relevância, a identificação manual de recorrências melódicas pode exigir tempo, experiência e atenção a detalhes que nem sempre são facilmente observáveis em uma leitura inicial. Em obras mais extensas, ou na comparação entre diferentes partituras, torna-se útil contar com procedimentos capazes de organizar e apontar possíveis recorrências de maneira sistemática.</w:t>
       </w:r>
     </w:p>
@@ -2766,7 +3018,6 @@
         <w:pStyle w:val="TE-Normal"/>
       </w:pPr>
       <w:r>
-        <w:rPr/>
         <w:t>O uso de partituras digitais em formato MusicXML favorece esse tipo de abordagem, pois permite a extração de informações musicais de forma estruturada. A partir desses dados, é possível converter melodias em representações computacionais, como sequências de intervalos e contornos melódicos, facilitando a comparação entre trechos.</w:t>
       </w:r>
     </w:p>
@@ -2775,7 +3026,7 @@
         <w:pStyle w:val="TE-Normal"/>
       </w:pPr>
       <w:r>
-        <w:rPr/>
+        <w:lastRenderedPageBreak/>
         <w:t>Este trabalho justifica-se, portanto, pela possibilidade de explorar uma abordagem computacional simples, acessível e reprodutível para a identificação de padrões melódicos. Em vez de utilizar métodos mais complexos, como aprendizado de máquina ou técnicas avançadas de mineração de dados, a proposta concentra-se em representações estruturais diretamente relacionadas à organização melódica.</w:t>
       </w:r>
     </w:p>
@@ -2784,7 +3035,6 @@
         <w:pStyle w:val="TE-Normal"/>
       </w:pPr>
       <w:r>
-        <w:rPr/>
         <w:t>Além disso, o desenvolvimento do protótipo pode contribuir para estudos futuros em análise musical assistida por computador, servindo como base para aprimoramentos posteriores, como a inclusão de aspectos rítmicos, harmônicos, polifônicos ou métricas mais elaboradas de similaridade musical.</w:t>
       </w:r>
     </w:p>
@@ -2792,35 +3042,25 @@
       <w:pPr>
         <w:pStyle w:val="T2-TituloSecundario"/>
       </w:pPr>
-      <w:bookmarkStart w:name="_Toc228622511" w:id="21"/>
+      <w:bookmarkStart w:id="23" w:name="_Toc230252520"/>
       <w:r>
         <w:t>Delimitação do Escopo</w:t>
       </w:r>
-      <w:bookmarkEnd w:id="21"/>
-    </w:p>
-    <w:p>
-      <w:pPr>
-        <w:pStyle w:val="TE-Normal"/>
-      </w:pPr>
-      <w:r>
-        <w:rPr/>
-        <w:t xml:space="preserve">Este trabalho limita-se à identificação de padrões melódicos recorrentes em partituras digitais, não contemplando análise harmônica, rítmica, </w:t>
-      </w:r>
-      <w:r>
-        <w:rPr/>
-        <w:t>tímbrica</w:t>
-      </w:r>
-      <w:r>
-        <w:rPr/>
-        <w:t xml:space="preserve"> ou estrutural completa das obras. O foco da pesquisa está na comparação de sequências melódicas a partir de representações baseadas em intervalos e contorno melódico.</w:t>
-      </w:r>
-    </w:p>
-    <w:p>
-      <w:pPr>
-        <w:pStyle w:val="TE-Normal"/>
-      </w:pPr>
-      <w:r>
-        <w:rPr/>
+      <w:bookmarkEnd w:id="23"/>
+    </w:p>
+    <w:p>
+      <w:pPr>
+        <w:pStyle w:val="TE-Normal"/>
+      </w:pPr>
+      <w:r>
+        <w:t>Este trabalho limita-se à identificação de padrões melódicos recorrentes em partituras digitais, não contemplando análise harmônica, rítmica, tímbrica ou estrutural completa das obras. O foco da pesquisa está na comparação de sequências melódicas a partir de representações baseadas em intervalos e contorno melódico.</w:t>
+      </w:r>
+    </w:p>
+    <w:p>
+      <w:pPr>
+        <w:pStyle w:val="TE-Normal"/>
+      </w:pPr>
+      <w:r>
         <w:t>A análise será realizada exclusivamente sobre a linha melódica principal de cada partitura. Para isso, serão utilizadas versões simplificadas dos arquivos, contendo apenas a melodia a ser analisada. Essa delimitação tem como objetivo reduzir a interferência de acompanhamentos, acordes, múltiplas vozes ou elementos polifônicos.</w:t>
       </w:r>
     </w:p>
@@ -2829,7 +3069,6 @@
         <w:pStyle w:val="TE-Normal"/>
       </w:pPr>
       <w:r>
-        <w:rPr/>
         <w:t>O corpus será composto por cinco partituras autorais em formato MusicXML, selecionadas para permitir o desenvolvimento e a validação inicial do protótipo. Por se tratar de uma pesquisa exploratória, não se pretende realizar uma análise estatística ampla ou generalizar os resultados para diferentes repertórios musicais.</w:t>
       </w:r>
     </w:p>
@@ -2838,7 +3077,6 @@
         <w:pStyle w:val="TE-Normal"/>
       </w:pPr>
       <w:r>
-        <w:rPr/>
         <w:t>A detecção de padrões será baseada na comparação de subsequências melódicas, considerando janelas de tamanho fixo. As recorrências serão analisadas a partir de duas representações: intervalos relativos entre notas consecutivas e contorno melódico, baseado na direção do movimento entre as notas.</w:t>
       </w:r>
     </w:p>
@@ -2847,15 +3085,18 @@
         <w:pStyle w:val="TE-Normal"/>
       </w:pPr>
       <w:r>
-        <w:rPr/>
-        <w:t>Assim, o objetivo do trabalho não é realizar uma análise musicológica completa das obras, mas verificar a viabilidade de uma abordagem computacional simples para apoiar a identificação automática de padrões melódicos em partituras digitais.</w:t>
+        <w:t xml:space="preserve">Assim, o objetivo do trabalho não é realizar uma análise musicológica completa das obras, mas verificar a viabilidade de uma abordagem computacional </w:t>
+      </w:r>
+      <w:r>
+        <w:lastRenderedPageBreak/>
+        <w:t>simples para apoiar a identificação automática de padrões melódicos em partituras digitais.</w:t>
       </w:r>
     </w:p>
     <w:p>
       <w:pPr>
         <w:pStyle w:val="T2-TituloSecundario"/>
       </w:pPr>
-      <w:bookmarkStart w:name="_Toc228622512" w:id="22"/>
+      <w:bookmarkStart w:id="24" w:name="_Toc230252521"/>
       <w:r>
         <w:t xml:space="preserve">Procedimentos </w:t>
       </w:r>
@@ -2865,14 +3106,13 @@
       <w:r>
         <w:t>etodológicos</w:t>
       </w:r>
-      <w:bookmarkEnd w:id="22"/>
-    </w:p>
-    <w:p>
-      <w:pPr>
-        <w:pStyle w:val="TE-Normal"/>
-      </w:pPr>
-      <w:r>
-        <w:rPr/>
+      <w:bookmarkEnd w:id="24"/>
+    </w:p>
+    <w:p>
+      <w:pPr>
+        <w:pStyle w:val="TE-Normal"/>
+      </w:pPr>
+      <w:r>
         <w:t>O presente trabalho caracteriza-se como uma pesquisa de natureza aplicada, pois tem como objetivo o desenvolvimento de um protótipo computacional voltado à identificação de padrões melódicos em partituras digitais. Quanto aos objetivos, classifica-se como exploratória, uma vez que busca investigar a viabilidade de uma abordagem baseada em representações estruturais da melodia. Em relação aos procedimentos, trata-se de uma pesquisa experimental, envolvendo a implementação e avaliação de um algoritmo de análise musical.</w:t>
       </w:r>
     </w:p>
@@ -2881,7 +3121,6 @@
         <w:pStyle w:val="TE-Normal"/>
       </w:pPr>
       <w:r>
-        <w:rPr/>
         <w:t>O desenvolvimento do trabalho será realizado a partir da seleção de um corpus composto por partituras digitais em formato MusicXML. Essas partituras serão utilizadas em versões simplificadas, contendo a linha melódica principal. Em seguida, será realizada a extração das sequências de notas, registrando informações relevantes como altura, posição sequencial e compasso de ocorrência.</w:t>
       </w:r>
     </w:p>
@@ -2890,7 +3129,6 @@
         <w:pStyle w:val="TE-Normal"/>
       </w:pPr>
       <w:r>
-        <w:rPr/>
         <w:t>As sequências extraídas serão convertidas em duas representações estruturais. A primeira será baseada em intervalos melódicos relativos entre notas consecutivas, permitindo a identificação de padrões que mantenham a mesma estrutura intervalar. A segunda será baseada em contorno melódico, considerando apenas a direção do movimento entre as notas, como subida, descida ou repetição.</w:t>
       </w:r>
     </w:p>
@@ -2899,7 +3137,6 @@
         <w:pStyle w:val="TE-Normal"/>
       </w:pPr>
       <w:r>
-        <w:rPr/>
         <w:t>A detecção de padrões será realizada por meio da comparação de subsequências geradas a partir de janelas deslizantes. As recorrências identificadas serão registradas com informações sobre a sequência correspondente, o tipo de representação utilizada, a quantidade de ocorrências e sua localização aproximada nas partituras.</w:t>
       </w:r>
     </w:p>
@@ -2908,7 +3145,6 @@
         <w:pStyle w:val="TE-Normal"/>
       </w:pPr>
       <w:r>
-        <w:rPr/>
         <w:t>Por fim, os resultados obtidos serão analisados qualitativamente, comparando os padrões identificados automaticamente com uma verificação manual das partituras. Essa análise buscará avaliar a coerência dos padrões encontrados e a viabilidade da abordagem proposta como ferramenta de apoio à análise musical computacional.</w:t>
       </w:r>
     </w:p>
@@ -2917,16 +3153,15 @@
         <w:pStyle w:val="TE-Normal"/>
       </w:pPr>
       <w:r>
-        <w:rPr/>
+        <w:lastRenderedPageBreak/>
         <w:t>O protótipo será desenvolvido utilizando a linguagem Python, com apoio de bibliotecas voltadas à manipulação de dados musicais simbólicos, como a music21. Os experimentos serão conduzidos em ambiente controlado, visando permitir a organização e a reprodução das etapas realizadas.</w:t>
       </w:r>
     </w:p>
     <w:p>
       <w:pPr>
         <w:pStyle w:val="T2-TituloSecundario"/>
-        <w:rPr/>
-      </w:pPr>
-      <w:bookmarkStart w:name="_Toc228622513" w:id="23"/>
+      </w:pPr>
+      <w:bookmarkStart w:id="25" w:name="_Toc230252522"/>
       <w:r>
         <w:rPr>
           <w:u w:val="single"/>
@@ -2934,17 +3169,15 @@
         <w:t>Estrutura</w:t>
       </w:r>
       <w:r>
-        <w:rPr/>
         <w:t xml:space="preserve"> do Trabalho</w:t>
       </w:r>
-      <w:bookmarkEnd w:id="23"/>
-    </w:p>
-    <w:p>
-      <w:pPr>
-        <w:pStyle w:val="TE-Normal"/>
-      </w:pPr>
-      <w:r>
-        <w:rPr/>
+      <w:bookmarkEnd w:id="25"/>
+    </w:p>
+    <w:p>
+      <w:pPr>
+        <w:pStyle w:val="TE-Normal"/>
+      </w:pPr>
+      <w:r>
         <w:t>Este trabalho está estruturado em quatro capítulos. O Capítulo 1 apresenta a introdução, contemplando a contextualização do tema, a delimitação do problema, os objetivos, a justificativa, o escopo e os procedimentos metodológicos adotados.</w:t>
       </w:r>
     </w:p>
@@ -2953,7 +3186,6 @@
         <w:pStyle w:val="TE-Normal"/>
       </w:pPr>
       <w:r>
-        <w:rPr/>
         <w:t>O Capítulo 2 apresenta a fundamentação teórica, abordando conceitos relacionados à representação musical digital, ao formato MusicXML, aos padrões melódicos, à representação intervalar, ao contorno melódico e aos trabalhos relacionados à análise musical computacional.</w:t>
       </w:r>
     </w:p>
@@ -2962,7 +3194,6 @@
         <w:pStyle w:val="TE-Normal"/>
       </w:pPr>
       <w:r>
-        <w:rPr/>
         <w:t>O Capítulo 3 descreve os procedimentos metodológicos do trabalho, detalhando o corpus de análise, o processo de extração da melodia, as representações utilizadas, o método de detecção de padrões e a forma de análise dos resultados.</w:t>
       </w:r>
     </w:p>
@@ -2974,37 +3205,33 @@
         </w:rPr>
       </w:pPr>
       <w:r>
-        <w:rPr/>
-        <w:t xml:space="preserve">Por fim, o Capítulo 4 apresenta o cronograma de desenvolvimento do trabalho, indicando as etapas previstas para a continuidade da </w:t>
-      </w:r>
-      <w:r>
-        <w:rPr/>
-        <w:t>pesquisa.</w:t>
+        <w:t>Por fim, o Capítulo 4 apresenta o cronograma de desenvolvimento do trabalho, indicando as etapas previstas para a continuidade da pesquisa.</w:t>
       </w:r>
     </w:p>
     <w:p>
       <w:pPr>
         <w:pStyle w:val="T1-TituloPrimario"/>
       </w:pPr>
-      <w:bookmarkStart w:name="_Toc228622514" w:id="24"/>
-      <w:bookmarkEnd w:id="11"/>
-      <w:bookmarkEnd w:id="12"/>
+      <w:bookmarkStart w:id="26" w:name="_Toc230252523"/>
       <w:bookmarkEnd w:id="13"/>
       <w:bookmarkEnd w:id="14"/>
-      <w:r>
+      <w:bookmarkEnd w:id="15"/>
+      <w:bookmarkEnd w:id="16"/>
+      <w:r>
+        <w:lastRenderedPageBreak/>
         <w:t>Fundamentação teórica</w:t>
       </w:r>
-      <w:bookmarkEnd w:id="24"/>
+      <w:bookmarkEnd w:id="26"/>
     </w:p>
     <w:p>
       <w:pPr>
         <w:pStyle w:val="T2-TituloSecundario"/>
       </w:pPr>
-      <w:bookmarkStart w:name="_Toc228622515" w:id="25"/>
+      <w:bookmarkStart w:id="27" w:name="_Toc230252524"/>
       <w:r>
         <w:t>Representação Musical Digital</w:t>
       </w:r>
-      <w:bookmarkEnd w:id="25"/>
+      <w:bookmarkEnd w:id="27"/>
     </w:p>
     <w:p>
       <w:pPr>
@@ -3032,11 +3259,11 @@
       <w:pPr>
         <w:pStyle w:val="T3-TituloTerciario"/>
       </w:pPr>
-      <w:bookmarkStart w:name="_Toc228622516" w:id="26"/>
+      <w:bookmarkStart w:id="28" w:name="_Toc230252525"/>
       <w:r>
         <w:t>Formato MusicXML</w:t>
       </w:r>
-      <w:bookmarkEnd w:id="26"/>
+      <w:bookmarkEnd w:id="28"/>
     </w:p>
     <w:p>
       <w:pPr>
@@ -3064,27 +3291,6 @@
       <w:pPr>
         <w:pStyle w:val="TE-Normal"/>
       </w:pPr>
-    </w:p>
-    <w:p>
-      <w:pPr>
-        <w:pStyle w:val="TE-LegendaFigura"/>
-        <w:jc w:val="both"/>
-        <w:rPr>
-          <w:color w:val="000000" w:themeColor="text1"/>
-        </w:rPr>
-      </w:pPr>
-      <w:r>
-        <w:rPr>
-          <w:color w:val="000000" w:themeColor="text1"/>
-        </w:rPr>
-        <w:t>Exemplo de representação de uma partitura no formato MusicXML</w:t>
-      </w:r>
-      <w:r>
-        <w:rPr>
-          <w:color w:val="000000" w:themeColor="text1"/>
-        </w:rPr>
-        <w:t>.</w:t>
-      </w:r>
     </w:p>
     <w:p>
       <w:pPr>
@@ -3097,8 +3303,299 @@
         <w:rPr>
           <w:noProof/>
         </w:rPr>
+        <w:lastRenderedPageBreak/>
+        <mc:AlternateContent>
+          <mc:Choice Requires="wps">
+            <w:drawing>
+              <wp:anchor distT="0" distB="0" distL="114300" distR="114300" simplePos="0" relativeHeight="251667968" behindDoc="0" locked="0" layoutInCell="1" allowOverlap="1" wp14:anchorId="37479F95" wp14:editId="55A16FD9">
+                <wp:simplePos x="0" y="0"/>
+                <wp:positionH relativeFrom="column">
+                  <wp:posOffset>0</wp:posOffset>
+                </wp:positionH>
+                <wp:positionV relativeFrom="paragraph">
+                  <wp:posOffset>0</wp:posOffset>
+                </wp:positionV>
+                <wp:extent cx="5762625" cy="457200"/>
+                <wp:effectExtent l="0" t="0" r="9525" b="0"/>
+                <wp:wrapSquare wrapText="bothSides"/>
+                <wp:docPr id="1" name="Caixa de Texto 1"/>
+                <wp:cNvGraphicFramePr/>
+                <a:graphic xmlns:a="http://schemas.openxmlformats.org/drawingml/2006/main">
+                  <a:graphicData uri="http://schemas.microsoft.com/office/word/2010/wordprocessingShape">
+                    <wps:wsp>
+                      <wps:cNvSpPr txBox="1"/>
+                      <wps:spPr>
+                        <a:xfrm>
+                          <a:off x="0" y="0"/>
+                          <a:ext cx="5762625" cy="457200"/>
+                        </a:xfrm>
+                        <a:prstGeom prst="rect">
+                          <a:avLst/>
+                        </a:prstGeom>
+                        <a:solidFill>
+                          <a:prstClr val="white"/>
+                        </a:solidFill>
+                        <a:ln>
+                          <a:noFill/>
+                        </a:ln>
+                      </wps:spPr>
+                      <wps:txbx>
+                        <w:txbxContent>
+                          <w:p>
+                            <w:pPr>
+                              <w:pStyle w:val="Legenda"/>
+                              <w:jc w:val="center"/>
+                              <w:rPr>
+                                <w:i w:val="0"/>
+                                <w:iCs w:val="0"/>
+                                <w:noProof/>
+                                <w:color w:val="auto"/>
+                                <w:sz w:val="24"/>
+                                <w:szCs w:val="24"/>
+                              </w:rPr>
+                            </w:pPr>
+                            <w:bookmarkStart w:id="29" w:name="_Toc230252029"/>
+                            <w:r>
+                              <w:rPr>
+                                <w:b/>
+                                <w:bCs/>
+                                <w:i w:val="0"/>
+                                <w:iCs w:val="0"/>
+                                <w:color w:val="auto"/>
+                                <w:sz w:val="22"/>
+                                <w:szCs w:val="22"/>
+                              </w:rPr>
+                              <w:t xml:space="preserve">FIGURA </w:t>
+                            </w:r>
+                            <w:r>
+                              <w:rPr>
+                                <w:b/>
+                                <w:bCs/>
+                                <w:i w:val="0"/>
+                                <w:iCs w:val="0"/>
+                                <w:color w:val="auto"/>
+                                <w:sz w:val="22"/>
+                                <w:szCs w:val="22"/>
+                              </w:rPr>
+                              <w:fldChar w:fldCharType="begin"/>
+                            </w:r>
+                            <w:r>
+                              <w:rPr>
+                                <w:b/>
+                                <w:bCs/>
+                                <w:i w:val="0"/>
+                                <w:iCs w:val="0"/>
+                                <w:color w:val="auto"/>
+                                <w:sz w:val="22"/>
+                                <w:szCs w:val="22"/>
+                              </w:rPr>
+                              <w:instrText xml:space="preserve"> SEQ Figura \* ARABIC </w:instrText>
+                            </w:r>
+                            <w:r>
+                              <w:rPr>
+                                <w:b/>
+                                <w:bCs/>
+                                <w:i w:val="0"/>
+                                <w:iCs w:val="0"/>
+                                <w:color w:val="auto"/>
+                                <w:sz w:val="22"/>
+                                <w:szCs w:val="22"/>
+                              </w:rPr>
+                              <w:fldChar w:fldCharType="separate"/>
+                            </w:r>
+                            <w:r>
+                              <w:rPr>
+                                <w:b/>
+                                <w:bCs/>
+                                <w:i w:val="0"/>
+                                <w:iCs w:val="0"/>
+                                <w:noProof/>
+                                <w:color w:val="auto"/>
+                                <w:sz w:val="22"/>
+                                <w:szCs w:val="22"/>
+                              </w:rPr>
+                              <w:t>1</w:t>
+                            </w:r>
+                            <w:r>
+                              <w:rPr>
+                                <w:b/>
+                                <w:bCs/>
+                                <w:i w:val="0"/>
+                                <w:iCs w:val="0"/>
+                                <w:color w:val="auto"/>
+                                <w:sz w:val="22"/>
+                                <w:szCs w:val="22"/>
+                              </w:rPr>
+                              <w:fldChar w:fldCharType="end"/>
+                            </w:r>
+                            <w:r>
+                              <w:rPr>
+                                <w:i w:val="0"/>
+                                <w:iCs w:val="0"/>
+                                <w:color w:val="auto"/>
+                                <w:sz w:val="22"/>
+                                <w:szCs w:val="22"/>
+                              </w:rPr>
+                              <w:t xml:space="preserve"> </w:t>
+                            </w:r>
+                            <w:r>
+                              <w:rPr>
+                                <w:i w:val="0"/>
+                                <w:iCs w:val="0"/>
+                                <w:color w:val="auto"/>
+                                <w:sz w:val="22"/>
+                                <w:szCs w:val="22"/>
+                              </w:rPr>
+                              <w:t>- Exemplo de representação de uma partitura no formato MusicXML.</w:t>
+                            </w:r>
+                            <w:bookmarkEnd w:id="29"/>
+                          </w:p>
+                        </w:txbxContent>
+                      </wps:txbx>
+                      <wps:bodyPr rot="0" spcFirstLastPara="0" vertOverflow="overflow" horzOverflow="overflow" vert="horz" wrap="square" lIns="0" tIns="0" rIns="0" bIns="0" numCol="1" spcCol="0" rtlCol="0" fromWordArt="0" anchor="t" anchorCtr="0" forceAA="0" compatLnSpc="1">
+                        <a:prstTxWarp prst="textNoShape">
+                          <a:avLst/>
+                        </a:prstTxWarp>
+                        <a:noAutofit/>
+                      </wps:bodyPr>
+                    </wps:wsp>
+                  </a:graphicData>
+                </a:graphic>
+              </wp:anchor>
+            </w:drawing>
+          </mc:Choice>
+          <mc:Fallback>
+            <w:pict>
+              <v:shapetype w14:anchorId="37479F95" id="_x0000_t202" coordsize="21600,21600" o:spt="202" path="m,l,21600r21600,l21600,xe">
+                <v:stroke joinstyle="miter"/>
+                <v:path gradientshapeok="t" o:connecttype="rect"/>
+              </v:shapetype>
+              <v:shape id="Caixa de Texto 1" o:spid="_x0000_s1026" type="#_x0000_t202" style="position:absolute;left:0;text-align:left;margin-left:0;margin-top:0;width:453.75pt;height:36pt;z-index:251667968;visibility:visible;mso-wrap-style:square;mso-wrap-distance-left:9pt;mso-wrap-distance-top:0;mso-wrap-distance-right:9pt;mso-wrap-distance-bottom:0;mso-position-horizontal:absolute;mso-position-horizontal-relative:text;mso-position-vertical:absolute;mso-position-vertical-relative:text;v-text-anchor:top" o:gfxdata="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" stroked="f">
+                <v:textbox inset="0,0,0,0">
+                  <w:txbxContent>
+                    <w:p>
+                      <w:pPr>
+                        <w:pStyle w:val="Legenda"/>
+                        <w:jc w:val="center"/>
+                        <w:rPr>
+                          <w:i w:val="0"/>
+                          <w:iCs w:val="0"/>
+                          <w:noProof/>
+                          <w:color w:val="auto"/>
+                          <w:sz w:val="24"/>
+                          <w:szCs w:val="24"/>
+                        </w:rPr>
+                      </w:pPr>
+                      <w:bookmarkStart w:id="30" w:name="_Toc230252029"/>
+                      <w:r>
+                        <w:rPr>
+                          <w:b/>
+                          <w:bCs/>
+                          <w:i w:val="0"/>
+                          <w:iCs w:val="0"/>
+                          <w:color w:val="auto"/>
+                          <w:sz w:val="22"/>
+                          <w:szCs w:val="22"/>
+                        </w:rPr>
+                        <w:t xml:space="preserve">FIGURA </w:t>
+                      </w:r>
+                      <w:r>
+                        <w:rPr>
+                          <w:b/>
+                          <w:bCs/>
+                          <w:i w:val="0"/>
+                          <w:iCs w:val="0"/>
+                          <w:color w:val="auto"/>
+                          <w:sz w:val="22"/>
+                          <w:szCs w:val="22"/>
+                        </w:rPr>
+                        <w:fldChar w:fldCharType="begin"/>
+                      </w:r>
+                      <w:r>
+                        <w:rPr>
+                          <w:b/>
+                          <w:bCs/>
+                          <w:i w:val="0"/>
+                          <w:iCs w:val="0"/>
+                          <w:color w:val="auto"/>
+                          <w:sz w:val="22"/>
+                          <w:szCs w:val="22"/>
+                        </w:rPr>
+                        <w:instrText xml:space="preserve"> SEQ Figura \* ARABIC </w:instrText>
+                      </w:r>
+                      <w:r>
+                        <w:rPr>
+                          <w:b/>
+                          <w:bCs/>
+                          <w:i w:val="0"/>
+                          <w:iCs w:val="0"/>
+                          <w:color w:val="auto"/>
+                          <w:sz w:val="22"/>
+                          <w:szCs w:val="22"/>
+                        </w:rPr>
+                        <w:fldChar w:fldCharType="separate"/>
+                      </w:r>
+                      <w:r>
+                        <w:rPr>
+                          <w:b/>
+                          <w:bCs/>
+                          <w:i w:val="0"/>
+                          <w:iCs w:val="0"/>
+                          <w:noProof/>
+                          <w:color w:val="auto"/>
+                          <w:sz w:val="22"/>
+                          <w:szCs w:val="22"/>
+                        </w:rPr>
+                        <w:t>1</w:t>
+                      </w:r>
+                      <w:r>
+                        <w:rPr>
+                          <w:b/>
+                          <w:bCs/>
+                          <w:i w:val="0"/>
+                          <w:iCs w:val="0"/>
+                          <w:color w:val="auto"/>
+                          <w:sz w:val="22"/>
+                          <w:szCs w:val="22"/>
+                        </w:rPr>
+                        <w:fldChar w:fldCharType="end"/>
+                      </w:r>
+                      <w:r>
+                        <w:rPr>
+                          <w:i w:val="0"/>
+                          <w:iCs w:val="0"/>
+                          <w:color w:val="auto"/>
+                          <w:sz w:val="22"/>
+                          <w:szCs w:val="22"/>
+                        </w:rPr>
+                        <w:t xml:space="preserve"> </w:t>
+                      </w:r>
+                      <w:r>
+                        <w:rPr>
+                          <w:i w:val="0"/>
+                          <w:iCs w:val="0"/>
+                          <w:color w:val="auto"/>
+                          <w:sz w:val="22"/>
+                          <w:szCs w:val="22"/>
+                        </w:rPr>
+                        <w:t>- Exemplo de representação de uma partitura no formato MusicXML.</w:t>
+                      </w:r>
+                      <w:bookmarkEnd w:id="30"/>
+                    </w:p>
+                  </w:txbxContent>
+                </v:textbox>
+                <w10:wrap type="square"/>
+              </v:shape>
+            </w:pict>
+          </mc:Fallback>
+        </mc:AlternateContent>
+      </w:r>
+      <w:r>
+        <w:rPr>
+          <w:noProof/>
+        </w:rPr>
         <w:drawing>
-          <wp:anchor distT="0" distB="0" distL="114300" distR="114300" simplePos="0" relativeHeight="251657216" behindDoc="0" locked="0" layoutInCell="1" allowOverlap="1" wp14:anchorId="0CC63A32" wp14:editId="00B593DE">
+          <wp:anchor distT="0" distB="0" distL="114300" distR="114300" simplePos="0" relativeHeight="251646464" behindDoc="0" locked="0" layoutInCell="1" allowOverlap="1" wp14:anchorId="0CC63A32" wp14:editId="2CF57C02">
             <wp:simplePos x="0" y="0"/>
             <wp:positionH relativeFrom="column">
               <wp:align>left</wp:align>
@@ -3193,11 +3690,11 @@
       <w:pPr>
         <w:pStyle w:val="T2-TituloSecundario"/>
       </w:pPr>
-      <w:bookmarkStart w:name="_Toc228622517" w:id="27"/>
+      <w:bookmarkStart w:id="30" w:name="_Toc230252526"/>
       <w:r>
         <w:t>Padrões Melódicos</w:t>
       </w:r>
-      <w:bookmarkEnd w:id="27"/>
+      <w:bookmarkEnd w:id="30"/>
     </w:p>
     <w:p>
       <w:pPr>
@@ -3219,11 +3716,11 @@
       <w:pPr>
         <w:pStyle w:val="T3-TituloTerciario"/>
       </w:pPr>
-      <w:bookmarkStart w:name="_Toc228622518" w:id="28"/>
+      <w:bookmarkStart w:id="31" w:name="_Toc230252527"/>
       <w:r>
         <w:t>Definição de padrões musicais</w:t>
       </w:r>
-      <w:bookmarkEnd w:id="28"/>
+      <w:bookmarkEnd w:id="31"/>
     </w:p>
     <w:p>
       <w:pPr>
@@ -3238,93 +3735,40 @@
         <w:pStyle w:val="TE-Normal"/>
       </w:pPr>
       <w:r>
-        <w:t>Nesse sentido, torna-se relevante utilizar representações que capturem a estrutura interna da melodia, permitindo a identificação de padrões independentemente de sua tonalidade ou posição na escala. Essa abordagem é especialmente útil em sistemas automatizados de análise musical.</w:t>
+        <w:t xml:space="preserve">Nesse sentido, torna-se relevante utilizar representações que capturem a estrutura interna da melodia, permitindo a identificação de padrões independentemente </w:t>
+      </w:r>
+      <w:r>
+        <w:lastRenderedPageBreak/>
+        <w:t>de sua tonalidade ou posição na escala. Essa abordagem é especialmente útil em sistemas automatizados de análise musical.</w:t>
       </w:r>
       <w:r>
         <w:t xml:space="preserve"> </w:t>
       </w:r>
       <w:r>
-        <w:rPr>
-          <w:highlight w:val="yellow"/>
-        </w:rPr>
         <w:t xml:space="preserve">A Figura </w:t>
       </w:r>
       <w:r>
-        <w:rPr>
-          <w:highlight w:val="yellow"/>
-        </w:rPr>
         <w:t>2</w:t>
       </w:r>
       <w:r>
-        <w:rPr>
-          <w:highlight w:val="yellow"/>
-        </w:rPr>
-        <w:t xml:space="preserve"> apresenta um exemplo de padrão melódico recorrente, no qual um mesmo motivo é repetido em diferentes trechos da partitura.</w:t>
-      </w:r>
-    </w:p>
-    <w:p>
-      <w:pPr>
-        <w:pStyle w:val="TE-LegendaFigura"/>
-        <w:numPr>
-          <w:ilvl w:val="0"/>
-          <w:numId w:val="0"/>
-        </w:numPr>
-        <w:spacing w:line="360" w:lineRule="auto"/>
-        <w:ind w:left="709"/>
-        <w:jc w:val="both"/>
-      </w:pPr>
-    </w:p>
-    <w:p>
-      <w:pPr>
-        <w:pStyle w:val="TE-LegendaFigura"/>
-        <w:jc w:val="both"/>
-        <w:rPr>
-          <w:color w:val="000000" w:themeColor="text1"/>
-        </w:rPr>
-      </w:pPr>
-      <w:r>
-        <w:t>Exemplo de padrão melódico recorrente em partitura, evidenciando a repetição</w:t>
-      </w:r>
-      <w:r>
-        <w:t xml:space="preserve"> </w:t>
-      </w:r>
-      <w:r>
-        <w:t>de motivos musicais.</w:t>
-      </w:r>
-    </w:p>
-    <w:p>
-      <w:pPr>
-        <w:pStyle w:val="TE-Normal"/>
-      </w:pPr>
-    </w:p>
-    <w:p>
-      <w:pPr>
-        <w:widowControl w:val="0"/>
-        <w:spacing w:line="360" w:lineRule="auto"/>
-        <w:ind w:firstLine="709"/>
-        <w:jc w:val="center"/>
-        <w:rPr>
-          <w:color w:val="000000" w:themeColor="text1"/>
-          <w:sz w:val="22"/>
-          <w:szCs w:val="22"/>
-        </w:rPr>
-      </w:pPr>
+        <w:t xml:space="preserve"> apresenta um exemplo de padrão melódico recorrente, no qual um mesmo motivo é repetido em diferentes trechos da </w:t>
+      </w:r>
       <w:r>
         <w:rPr>
           <w:noProof/>
         </w:rPr>
         <w:drawing>
-          <wp:anchor distT="0" distB="0" distL="114300" distR="114300" simplePos="0" relativeHeight="251658240" behindDoc="0" locked="0" layoutInCell="1" allowOverlap="1" wp14:anchorId="1D6DD93D" wp14:editId="573511DE">
+          <wp:anchor distT="0" distB="0" distL="114300" distR="114300" simplePos="0" relativeHeight="251658752" behindDoc="0" locked="0" layoutInCell="1" allowOverlap="1" wp14:anchorId="1D6DD93D" wp14:editId="18E0924C">
             <wp:simplePos x="0" y="0"/>
-            <wp:positionH relativeFrom="column">
-              <wp:align>right</wp:align>
+            <wp:positionH relativeFrom="margin">
+              <wp:align>left</wp:align>
             </wp:positionH>
             <wp:positionV relativeFrom="paragraph">
-              <wp:posOffset>0</wp:posOffset>
+              <wp:posOffset>1496998</wp:posOffset>
             </wp:positionV>
             <wp:extent cx="5762625" cy="2590800"/>
-            <wp:effectExtent l="0" t="0" r="0" b="0"/>
-            <wp:wrapSquare wrapText="bothSides"/>
+            <wp:effectExtent l="0" t="0" r="9525" b="0"/>
+            <wp:wrapTopAndBottom/>
             <wp:docPr id="1290150002" name="drawing"/>
             <wp:cNvGraphicFramePr>
               <a:graphicFrameLocks xmlns:a="http://schemas.openxmlformats.org/drawingml/2006/main" noChangeAspect="1"/>
@@ -3371,6 +3815,340 @@
       </w:r>
       <w:r>
         <w:rPr>
+          <w:noProof/>
+        </w:rPr>
+        <mc:AlternateContent>
+          <mc:Choice Requires="wps">
+            <w:drawing>
+              <wp:anchor distT="0" distB="0" distL="114300" distR="114300" simplePos="0" relativeHeight="251678208" behindDoc="0" locked="0" layoutInCell="1" allowOverlap="1" wp14:anchorId="72A4CFFC" wp14:editId="56A6FB07">
+                <wp:simplePos x="0" y="0"/>
+                <wp:positionH relativeFrom="margin">
+                  <wp:align>center</wp:align>
+                </wp:positionH>
+                <wp:positionV relativeFrom="paragraph">
+                  <wp:posOffset>1237945</wp:posOffset>
+                </wp:positionV>
+                <wp:extent cx="5762625" cy="457200"/>
+                <wp:effectExtent l="0" t="0" r="9525" b="0"/>
+                <wp:wrapTopAndBottom/>
+                <wp:docPr id="3" name="Caixa de Texto 3"/>
+                <wp:cNvGraphicFramePr/>
+                <a:graphic xmlns:a="http://schemas.openxmlformats.org/drawingml/2006/main">
+                  <a:graphicData uri="http://schemas.microsoft.com/office/word/2010/wordprocessingShape">
+                    <wps:wsp>
+                      <wps:cNvSpPr txBox="1"/>
+                      <wps:spPr>
+                        <a:xfrm>
+                          <a:off x="0" y="0"/>
+                          <a:ext cx="5762625" cy="457200"/>
+                        </a:xfrm>
+                        <a:prstGeom prst="rect">
+                          <a:avLst/>
+                        </a:prstGeom>
+                        <a:solidFill>
+                          <a:prstClr val="white"/>
+                        </a:solidFill>
+                        <a:ln>
+                          <a:noFill/>
+                        </a:ln>
+                      </wps:spPr>
+                      <wps:txbx>
+                        <w:txbxContent>
+                          <w:p>
+                            <w:pPr>
+                              <w:pStyle w:val="Legenda"/>
+                              <w:jc w:val="center"/>
+                              <w:rPr>
+                                <w:i w:val="0"/>
+                                <w:iCs w:val="0"/>
+                                <w:noProof/>
+                                <w:color w:val="auto"/>
+                                <w:sz w:val="24"/>
+                                <w:szCs w:val="24"/>
+                              </w:rPr>
+                            </w:pPr>
+                            <w:bookmarkStart w:id="32" w:name="_Toc230251476"/>
+                            <w:bookmarkStart w:id="33" w:name="_Toc230252030"/>
+                            <w:r>
+                              <w:rPr>
+                                <w:b/>
+                                <w:bCs/>
+                                <w:i w:val="0"/>
+                                <w:iCs w:val="0"/>
+                                <w:color w:val="auto"/>
+                                <w:sz w:val="22"/>
+                                <w:szCs w:val="22"/>
+                              </w:rPr>
+                              <w:t xml:space="preserve">FIGURA </w:t>
+                            </w:r>
+                            <w:r>
+                              <w:rPr>
+                                <w:b/>
+                                <w:bCs/>
+                                <w:i w:val="0"/>
+                                <w:iCs w:val="0"/>
+                                <w:color w:val="auto"/>
+                                <w:sz w:val="22"/>
+                                <w:szCs w:val="22"/>
+                              </w:rPr>
+                              <w:fldChar w:fldCharType="begin"/>
+                            </w:r>
+                            <w:r>
+                              <w:rPr>
+                                <w:b/>
+                                <w:bCs/>
+                                <w:i w:val="0"/>
+                                <w:iCs w:val="0"/>
+                                <w:color w:val="auto"/>
+                                <w:sz w:val="22"/>
+                                <w:szCs w:val="22"/>
+                              </w:rPr>
+                              <w:instrText xml:space="preserve"> SEQ Figura \* ARABIC </w:instrText>
+                            </w:r>
+                            <w:r>
+                              <w:rPr>
+                                <w:b/>
+                                <w:bCs/>
+                                <w:i w:val="0"/>
+                                <w:iCs w:val="0"/>
+                                <w:color w:val="auto"/>
+                                <w:sz w:val="22"/>
+                                <w:szCs w:val="22"/>
+                              </w:rPr>
+                              <w:fldChar w:fldCharType="separate"/>
+                            </w:r>
+                            <w:r>
+                              <w:rPr>
+                                <w:b/>
+                                <w:bCs/>
+                                <w:i w:val="0"/>
+                                <w:iCs w:val="0"/>
+                                <w:noProof/>
+                                <w:color w:val="auto"/>
+                                <w:sz w:val="22"/>
+                                <w:szCs w:val="22"/>
+                              </w:rPr>
+                              <w:t>2</w:t>
+                            </w:r>
+                            <w:r>
+                              <w:rPr>
+                                <w:b/>
+                                <w:bCs/>
+                                <w:i w:val="0"/>
+                                <w:iCs w:val="0"/>
+                                <w:color w:val="auto"/>
+                                <w:sz w:val="22"/>
+                                <w:szCs w:val="22"/>
+                              </w:rPr>
+                              <w:fldChar w:fldCharType="end"/>
+                            </w:r>
+                            <w:r>
+                              <w:rPr>
+                                <w:b/>
+                                <w:bCs/>
+                                <w:i w:val="0"/>
+                                <w:iCs w:val="0"/>
+                                <w:color w:val="auto"/>
+                                <w:sz w:val="22"/>
+                                <w:szCs w:val="22"/>
+                              </w:rPr>
+                              <w:t xml:space="preserve"> </w:t>
+                            </w:r>
+                            <w:r>
+                              <w:rPr>
+                                <w:b/>
+                                <w:bCs/>
+                                <w:i w:val="0"/>
+                                <w:iCs w:val="0"/>
+                                <w:color w:val="auto"/>
+                                <w:sz w:val="22"/>
+                                <w:szCs w:val="22"/>
+                              </w:rPr>
+                              <w:t xml:space="preserve">- </w:t>
+                            </w:r>
+                            <w:r>
+                              <w:rPr>
+                                <w:i w:val="0"/>
+                                <w:iCs w:val="0"/>
+                                <w:color w:val="auto"/>
+                                <w:sz w:val="22"/>
+                                <w:szCs w:val="22"/>
+                              </w:rPr>
+                              <w:t>Exemplo de padrão melódico recorrente em partitura, evidenciando a repetição de motivos musicais.</w:t>
+                            </w:r>
+                            <w:bookmarkEnd w:id="32"/>
+                            <w:bookmarkEnd w:id="33"/>
+                          </w:p>
+                        </w:txbxContent>
+                      </wps:txbx>
+                      <wps:bodyPr rot="0" spcFirstLastPara="0" vertOverflow="overflow" horzOverflow="overflow" vert="horz" wrap="square" lIns="0" tIns="0" rIns="0" bIns="0" numCol="1" spcCol="0" rtlCol="0" fromWordArt="0" anchor="t" anchorCtr="0" forceAA="0" compatLnSpc="1">
+                        <a:prstTxWarp prst="textNoShape">
+                          <a:avLst/>
+                        </a:prstTxWarp>
+                        <a:noAutofit/>
+                      </wps:bodyPr>
+                    </wps:wsp>
+                  </a:graphicData>
+                </a:graphic>
+              </wp:anchor>
+            </w:drawing>
+          </mc:Choice>
+          <mc:Fallback>
+            <w:pict>
+              <v:shape w14:anchorId="72A4CFFC" id="Caixa de Texto 3" o:spid="_x0000_s1027" type="#_x0000_t202" style="position:absolute;left:0;text-align:left;margin-left:0;margin-top:97.5pt;width:453.75pt;height:36pt;z-index:251678208;visibility:visible;mso-wrap-style:square;mso-wrap-distance-left:9pt;mso-wrap-distance-top:0;mso-wrap-distance-right:9pt;mso-wrap-distance-bottom:0;mso-position-horizontal:center;mso-position-horizontal-relative:margin;mso-position-vertical:absolute;mso-position-vertical-relative:text;v-text-anchor:top" o:gfxdata="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" stroked="f">
+                <v:textbox inset="0,0,0,0">
+                  <w:txbxContent>
+                    <w:p>
+                      <w:pPr>
+                        <w:pStyle w:val="Legenda"/>
+                        <w:jc w:val="center"/>
+                        <w:rPr>
+                          <w:i w:val="0"/>
+                          <w:iCs w:val="0"/>
+                          <w:noProof/>
+                          <w:color w:val="auto"/>
+                          <w:sz w:val="24"/>
+                          <w:szCs w:val="24"/>
+                        </w:rPr>
+                      </w:pPr>
+                      <w:bookmarkStart w:id="35" w:name="_Toc230251476"/>
+                      <w:bookmarkStart w:id="36" w:name="_Toc230252030"/>
+                      <w:r>
+                        <w:rPr>
+                          <w:b/>
+                          <w:bCs/>
+                          <w:i w:val="0"/>
+                          <w:iCs w:val="0"/>
+                          <w:color w:val="auto"/>
+                          <w:sz w:val="22"/>
+                          <w:szCs w:val="22"/>
+                        </w:rPr>
+                        <w:t xml:space="preserve">FIGURA </w:t>
+                      </w:r>
+                      <w:r>
+                        <w:rPr>
+                          <w:b/>
+                          <w:bCs/>
+                          <w:i w:val="0"/>
+                          <w:iCs w:val="0"/>
+                          <w:color w:val="auto"/>
+                          <w:sz w:val="22"/>
+                          <w:szCs w:val="22"/>
+                        </w:rPr>
+                        <w:fldChar w:fldCharType="begin"/>
+                      </w:r>
+                      <w:r>
+                        <w:rPr>
+                          <w:b/>
+                          <w:bCs/>
+                          <w:i w:val="0"/>
+                          <w:iCs w:val="0"/>
+                          <w:color w:val="auto"/>
+                          <w:sz w:val="22"/>
+                          <w:szCs w:val="22"/>
+                        </w:rPr>
+                        <w:instrText xml:space="preserve"> SEQ Figura \* ARABIC </w:instrText>
+                      </w:r>
+                      <w:r>
+                        <w:rPr>
+                          <w:b/>
+                          <w:bCs/>
+                          <w:i w:val="0"/>
+                          <w:iCs w:val="0"/>
+                          <w:color w:val="auto"/>
+                          <w:sz w:val="22"/>
+                          <w:szCs w:val="22"/>
+                        </w:rPr>
+                        <w:fldChar w:fldCharType="separate"/>
+                      </w:r>
+                      <w:r>
+                        <w:rPr>
+                          <w:b/>
+                          <w:bCs/>
+                          <w:i w:val="0"/>
+                          <w:iCs w:val="0"/>
+                          <w:noProof/>
+                          <w:color w:val="auto"/>
+                          <w:sz w:val="22"/>
+                          <w:szCs w:val="22"/>
+                        </w:rPr>
+                        <w:t>2</w:t>
+                      </w:r>
+                      <w:r>
+                        <w:rPr>
+                          <w:b/>
+                          <w:bCs/>
+                          <w:i w:val="0"/>
+                          <w:iCs w:val="0"/>
+                          <w:color w:val="auto"/>
+                          <w:sz w:val="22"/>
+                          <w:szCs w:val="22"/>
+                        </w:rPr>
+                        <w:fldChar w:fldCharType="end"/>
+                      </w:r>
+                      <w:r>
+                        <w:rPr>
+                          <w:b/>
+                          <w:bCs/>
+                          <w:i w:val="0"/>
+                          <w:iCs w:val="0"/>
+                          <w:color w:val="auto"/>
+                          <w:sz w:val="22"/>
+                          <w:szCs w:val="22"/>
+                        </w:rPr>
+                        <w:t xml:space="preserve"> </w:t>
+                      </w:r>
+                      <w:r>
+                        <w:rPr>
+                          <w:b/>
+                          <w:bCs/>
+                          <w:i w:val="0"/>
+                          <w:iCs w:val="0"/>
+                          <w:color w:val="auto"/>
+                          <w:sz w:val="22"/>
+                          <w:szCs w:val="22"/>
+                        </w:rPr>
+                        <w:t xml:space="preserve">- </w:t>
+                      </w:r>
+                      <w:r>
+                        <w:rPr>
+                          <w:i w:val="0"/>
+                          <w:iCs w:val="0"/>
+                          <w:color w:val="auto"/>
+                          <w:sz w:val="22"/>
+                          <w:szCs w:val="22"/>
+                        </w:rPr>
+                        <w:t>Exemplo de padrão melódico recorrente em partitura, evidenciando a repetição de motivos musicais.</w:t>
+                      </w:r>
+                      <w:bookmarkEnd w:id="35"/>
+                      <w:bookmarkEnd w:id="36"/>
+                    </w:p>
+                  </w:txbxContent>
+                </v:textbox>
+                <w10:wrap type="topAndBottom" anchorx="margin"/>
+              </v:shape>
+            </w:pict>
+          </mc:Fallback>
+        </mc:AlternateContent>
+      </w:r>
+      <w:r>
+        <w:t>partitura.</w:t>
+      </w:r>
+    </w:p>
+    <w:p>
+      <w:pPr>
+        <w:widowControl w:val="0"/>
+        <w:spacing w:line="360" w:lineRule="auto"/>
+        <w:ind w:firstLine="709"/>
+        <w:jc w:val="center"/>
+        <w:rPr>
+          <w:color w:val="000000" w:themeColor="text1"/>
+          <w:sz w:val="22"/>
+          <w:szCs w:val="22"/>
+        </w:rPr>
+      </w:pPr>
+      <w:r>
+        <w:rPr>
           <w:color w:val="000000" w:themeColor="text1"/>
           <w:sz w:val="22"/>
           <w:szCs w:val="22"/>
@@ -3382,11 +4160,11 @@
       <w:pPr>
         <w:pStyle w:val="T2-TituloSecundario"/>
       </w:pPr>
-      <w:bookmarkStart w:name="_Toc228622519" w:id="29"/>
+      <w:bookmarkStart w:id="34" w:name="_Toc230252528"/>
       <w:r>
         <w:t>Representação Intervalar</w:t>
       </w:r>
-      <w:bookmarkEnd w:id="29"/>
+      <w:bookmarkEnd w:id="34"/>
     </w:p>
     <w:p>
       <w:pPr>
@@ -3418,22 +4196,21 @@
         <w:rPr>
           <w:i w:val="0"/>
           <w:iCs w:val="0"/>
-          <w:color w:val="0D0D0D" w:themeColor="text1" w:themeTint="F2"/>
-          <w:sz w:val="22"/>
-          <w:szCs w:val="22"/>
         </w:rPr>
       </w:pPr>
+      <w:bookmarkStart w:id="35" w:name="_Toc230252157"/>
       <w:r>
         <w:rPr>
           <w:b/>
           <w:bCs/>
           <w:i w:val="0"/>
           <w:iCs w:val="0"/>
-          <w:color w:val="0D0D0D" w:themeColor="text1" w:themeTint="F2"/>
+          <w:color w:val="auto"/>
           <w:sz w:val="22"/>
           <w:szCs w:val="22"/>
         </w:rPr>
-        <w:t xml:space="preserve">Tabela </w:t>
+        <w:lastRenderedPageBreak/>
+        <w:t xml:space="preserve">TABELA </w:t>
       </w:r>
       <w:r>
         <w:rPr>
@@ -3441,7 +4218,7 @@
           <w:bCs/>
           <w:i w:val="0"/>
           <w:iCs w:val="0"/>
-          <w:color w:val="0D0D0D" w:themeColor="text1" w:themeTint="F2"/>
+          <w:color w:val="auto"/>
           <w:sz w:val="22"/>
           <w:szCs w:val="22"/>
         </w:rPr>
@@ -3453,7 +4230,7 @@
           <w:bCs/>
           <w:i w:val="0"/>
           <w:iCs w:val="0"/>
-          <w:color w:val="0D0D0D" w:themeColor="text1" w:themeTint="F2"/>
+          <w:color w:val="auto"/>
           <w:sz w:val="22"/>
           <w:szCs w:val="22"/>
         </w:rPr>
@@ -3465,7 +4242,7 @@
           <w:bCs/>
           <w:i w:val="0"/>
           <w:iCs w:val="0"/>
-          <w:color w:val="0D0D0D" w:themeColor="text1" w:themeTint="F2"/>
+          <w:color w:val="auto"/>
           <w:sz w:val="22"/>
           <w:szCs w:val="22"/>
         </w:rPr>
@@ -3478,7 +4255,7 @@
           <w:i w:val="0"/>
           <w:iCs w:val="0"/>
           <w:noProof/>
-          <w:color w:val="0D0D0D" w:themeColor="text1" w:themeTint="F2"/>
+          <w:color w:val="auto"/>
           <w:sz w:val="22"/>
           <w:szCs w:val="22"/>
         </w:rPr>
@@ -3490,7 +4267,7 @@
           <w:bCs/>
           <w:i w:val="0"/>
           <w:iCs w:val="0"/>
-          <w:color w:val="0D0D0D" w:themeColor="text1" w:themeTint="F2"/>
+          <w:color w:val="auto"/>
           <w:sz w:val="22"/>
           <w:szCs w:val="22"/>
         </w:rPr>
@@ -3500,24 +4277,28 @@
         <w:rPr>
           <w:i w:val="0"/>
           <w:iCs w:val="0"/>
-          <w:color w:val="0D0D0D" w:themeColor="text1" w:themeTint="F2"/>
+          <w:color w:val="auto"/>
           <w:sz w:val="22"/>
           <w:szCs w:val="22"/>
         </w:rPr>
-        <w:t xml:space="preserve"> - Representação intervalar e de contorno de uma sequência melódica.</w:t>
-      </w:r>
+        <w:t xml:space="preserve"> - Representação intervalar e de contorno de uma sequência melódica</w:t>
+      </w:r>
+      <w:r>
+        <w:t>.</w:t>
+      </w:r>
+      <w:bookmarkEnd w:id="35"/>
     </w:p>
     <w:tbl>
       <w:tblPr>
         <w:tblW w:w="6947" w:type="dxa"/>
         <w:jc w:val="center"/>
         <w:tblBorders>
-          <w:top w:val="single" w:color="000000" w:sz="4" w:space="0"/>
+          <w:top w:val="single" w:sz="4" w:space="0" w:color="000000"/>
           <w:left w:val="nil"/>
-          <w:bottom w:val="single" w:color="000000" w:sz="4" w:space="0"/>
+          <w:bottom w:val="single" w:sz="4" w:space="0" w:color="000000"/>
           <w:right w:val="nil"/>
-          <w:insideH w:val="single" w:color="000000" w:sz="4" w:space="0"/>
-          <w:insideV w:val="single" w:color="000000" w:sz="4" w:space="0"/>
+          <w:insideH w:val="single" w:sz="4" w:space="0" w:color="000000"/>
+          <w:insideV w:val="single" w:sz="4" w:space="0" w:color="000000"/>
         </w:tblBorders>
         <w:tblLayout w:type="fixed"/>
         <w:tblLook w:val="0000" w:firstRow="0" w:lastRow="0" w:firstColumn="0" w:lastColumn="0" w:noHBand="0" w:noVBand="0"/>
@@ -4012,11 +4793,11 @@
       <w:pPr>
         <w:pStyle w:val="T3-TituloTerciario"/>
       </w:pPr>
-      <w:bookmarkStart w:name="_Toc228622520" w:id="30"/>
+      <w:bookmarkStart w:id="36" w:name="_Toc230252529"/>
       <w:r>
         <w:t>Intervalos melódicos</w:t>
       </w:r>
-      <w:bookmarkEnd w:id="30"/>
+      <w:bookmarkEnd w:id="36"/>
     </w:p>
     <w:p>
       <w:pPr>
@@ -4038,11 +4819,11 @@
       <w:pPr>
         <w:pStyle w:val="T2-TituloSecundario"/>
       </w:pPr>
-      <w:bookmarkStart w:name="_Toc228622521" w:id="31"/>
+      <w:bookmarkStart w:id="37" w:name="_Toc230252530"/>
       <w:r>
         <w:t>Contorno Melódico</w:t>
       </w:r>
-      <w:bookmarkEnd w:id="31"/>
+      <w:bookmarkEnd w:id="37"/>
     </w:p>
     <w:p>
       <w:pPr>
@@ -4084,17 +4865,18 @@
       <w:pPr>
         <w:pStyle w:val="T3-TituloTerciario"/>
       </w:pPr>
-      <w:bookmarkStart w:name="_Toc228622522" w:id="32"/>
+      <w:bookmarkStart w:id="38" w:name="_Toc230252531"/>
       <w:r>
         <w:t>Representação direcional</w:t>
       </w:r>
-      <w:bookmarkEnd w:id="32"/>
-    </w:p>
-    <w:p>
-      <w:pPr>
-        <w:pStyle w:val="TE-Normal"/>
-      </w:pPr>
-      <w:r>
+      <w:bookmarkEnd w:id="38"/>
+    </w:p>
+    <w:p>
+      <w:pPr>
+        <w:pStyle w:val="TE-Normal"/>
+      </w:pPr>
+      <w:r>
+        <w:lastRenderedPageBreak/>
         <w:t>A representação direcional do contorno melódico pode ser realizada por meio de símbolos que indicam a direção do movimento entre notas, como ascendente, descendente ou repetido.</w:t>
       </w:r>
     </w:p>
@@ -4109,21 +4891,18 @@
     <w:p>
       <w:pPr>
         <w:pStyle w:val="T2-TituloSecundario"/>
-        <w:rPr/>
-      </w:pPr>
-      <w:bookmarkStart w:name="_Toc228622523" w:id="33"/>
-      <w:r>
-        <w:rPr/>
+      </w:pPr>
+      <w:bookmarkStart w:id="39" w:name="_Toc230252532"/>
+      <w:r>
         <w:t>Trabalhos Relacionados</w:t>
       </w:r>
-      <w:bookmarkEnd w:id="33"/>
-    </w:p>
-    <w:p>
-      <w:pPr>
-        <w:pStyle w:val="TE-Normal"/>
-      </w:pPr>
-      <w:r>
-        <w:rPr/>
+      <w:bookmarkEnd w:id="39"/>
+    </w:p>
+    <w:p>
+      <w:pPr>
+        <w:pStyle w:val="TE-Normal"/>
+      </w:pPr>
+      <w:r>
         <w:t>A identificação automática de padrões musicais tem sido investigada em diferentes áreas da análise musical computacional, especialmente no campo de Music Information Retrieval (MIR). De modo geral, esses estudos buscam desenvolver métodos capazes de extrair, organizar e comparar informações musicais a partir de dados digitais, permitindo a análise de aspectos como melodia, ritmo, harmonia, similaridade e recorrência estrutural.</w:t>
       </w:r>
     </w:p>
@@ -4132,7 +4911,6 @@
         <w:pStyle w:val="TE-Normal"/>
       </w:pPr>
       <w:r>
-        <w:rPr/>
         <w:t>Downie (2003) apresenta a área de MIR como um campo voltado à recuperação e ao processamento de informações musicais em ambientes digitais. Embora sua abordagem seja ampla e envolva diferentes tipos de dados musicais, sua contribuição é relevante para este trabalho por situar a análise computacional da música como uma área capaz de apoiar tarefas tradicionalmente realizadas de forma manual, como classificação, comparação e identificação de estruturas musicais.</w:t>
       </w:r>
     </w:p>
@@ -4141,7 +4919,6 @@
         <w:pStyle w:val="TE-Normal"/>
       </w:pPr>
       <w:r>
-        <w:rPr/>
         <w:t>Müller (2015), por sua vez, destaca a importância das representações musicais para o processamento computacional da música. O autor diferencia abordagens baseadas em áudio e em representação simbólica, evidenciando que dados simbólicos, como partituras digitais, permitem acessar diretamente elementos musicais como notas, durações, alturas e eventos estruturados. Essa perspectiva fundamenta a escolha do formato MusicXML neste trabalho, uma vez que ele possibilita a extração direta de informações melódicas a partir da partitura.</w:t>
       </w:r>
     </w:p>
@@ -4150,16 +4927,18 @@
         <w:pStyle w:val="TE-Normal"/>
       </w:pPr>
       <w:r>
-        <w:rPr/>
-        <w:t>No campo específico da descoberta de padrões musicais, Meredith (2016) discute métodos computacionais voltados à identificação de recorrências estruturais em obras musicais. Suas contribuições são relevantes por demonstrar que padrões musicais podem ser investigados por meio de representações abstratas e procedimentos de comparação entre sequências. Embora muitos métodos apresentados na literatura utilizem algoritmos mais complexos, a noção de recorrência estrutural serve de base para a proposta deste trabalho.</w:t>
-      </w:r>
-    </w:p>
-    <w:p>
-      <w:pPr>
-        <w:pStyle w:val="TE-Normal"/>
-      </w:pPr>
-      <w:r>
-        <w:rPr/>
+        <w:t xml:space="preserve">No campo específico da descoberta de padrões musicais, Meredith (2016) </w:t>
+      </w:r>
+      <w:r>
+        <w:lastRenderedPageBreak/>
+        <w:t>discute métodos computacionais voltados à identificação de recorrências estruturais em obras musicais. Suas contribuições são relevantes por demonstrar que padrões musicais podem ser investigados por meio de representações abstratas e procedimentos de comparação entre sequências. Embora muitos métodos apresentados na literatura utilizem algoritmos mais complexos, a noção de recorrência estrutural serve de base para a proposta deste trabalho.</w:t>
+      </w:r>
+    </w:p>
+    <w:p>
+      <w:pPr>
+        <w:pStyle w:val="TE-Normal"/>
+      </w:pPr>
+      <w:r>
         <w:t>Além disso, estudos relacionados à percepção e cognição musical, como os de Huron (2006), contribuem para compreender a importância dos padrões na escuta e na organização musical. A recorrência de motivos e movimentos melódicos está associada à construção de expectativa, coerência e reconhecimento musical. Dessa forma, a identificação de padrões melódicos não possui apenas relevância técnica, mas também musical e perceptiva.</w:t>
       </w:r>
     </w:p>
@@ -4171,7 +4950,6 @@
         </w:rPr>
       </w:pPr>
       <w:r>
-        <w:rPr/>
         <w:t>Observa-se, portanto, que os trabalhos relacionados oferecem diferentes contribuições para esta pesquisa. Downie (2003) contextualiza o campo de MIR; Müller (2015) fundamenta a importância da representação simbólica; Meredith (2016) contribui com a discussão sobre descoberta de padrões musicais; e Huron (2006) auxilia na compreensão da relevância musical e perceptiva das recorrências. A partir dessas bases, este trabalho adota uma abordagem exploratória, baseada em representações estruturais simples, como intervalos melódicos e contorno melódico, para investigar a identificação automática de padrões recorrentes em partituras digitais.</w:t>
       </w:r>
     </w:p>
@@ -4180,10 +4958,6 @@
         <w:pStyle w:val="TE-Normal"/>
       </w:pPr>
       <w:r>
-        <w:rPr>
-          <w:noProof w:val="0"/>
-          <w:lang w:val="pt-BR"/>
-        </w:rPr>
         <w:t>A fundamentação apresentada neste capítulo evidencia que a análise computacional de padrões melódicos depende tanto da representação adequada dos dados musicais quanto da definição de critérios de comparação entre sequências. Nesse sentido, o uso de partituras digitais em formato MusicXML, aliado a representações baseadas em intervalos e contorno melódico, oferece uma base adequada para o desenvolvimento de uma abordagem exploratória. A partir desses conceitos, o capítulo seguinte apresenta os procedimentos metodológicos adotados para a construção e avaliação do protótipo proposto.</w:t>
       </w:r>
     </w:p>
@@ -4191,21 +4965,22 @@
       <w:pPr>
         <w:pStyle w:val="T1-TituloPrimario"/>
       </w:pPr>
-      <w:bookmarkStart w:name="_Toc228622524" w:id="34"/>
-      <w:r>
+      <w:bookmarkStart w:id="40" w:name="_Toc230252533"/>
+      <w:r>
+        <w:lastRenderedPageBreak/>
         <w:t>PROCEDIMENTOS METODOLÓGICOS</w:t>
       </w:r>
-      <w:bookmarkEnd w:id="34"/>
+      <w:bookmarkEnd w:id="40"/>
     </w:p>
     <w:p>
       <w:pPr>
         <w:pStyle w:val="T2-TituloSecundario"/>
       </w:pPr>
-      <w:bookmarkStart w:name="_Toc228622525" w:id="35"/>
+      <w:bookmarkStart w:id="41" w:name="_Toc230252534"/>
       <w:r>
         <w:t>Caracterização da pesquisa</w:t>
       </w:r>
-      <w:bookmarkEnd w:id="35"/>
+      <w:bookmarkEnd w:id="41"/>
     </w:p>
     <w:p>
       <w:pPr>
@@ -4219,31 +4994,25 @@
       <w:pPr>
         <w:pStyle w:val="T2-TituloSecundario"/>
       </w:pPr>
-      <w:bookmarkStart w:name="_Toc228622526" w:id="36"/>
+      <w:bookmarkStart w:id="42" w:name="_Toc230252535"/>
       <w:r>
         <w:t>Corpus de análise</w:t>
       </w:r>
-      <w:bookmarkEnd w:id="36"/>
-    </w:p>
-    <w:p>
-      <w:pPr>
-        <w:pStyle w:val="TE-Normal"/>
-      </w:pPr>
-      <w:r>
-        <w:rPr/>
-        <w:t>O</w:t>
-      </w:r>
-      <w:r>
-        <w:rPr/>
-        <w:t xml:space="preserve"> corpus de análise será composto por cinco partituras autorais em formato MusicXML, exportadas a partir de software de notação musical. A escolha por obras autorais justifica-se pela disponibilidade dos arquivos originais, pelo conhecimento prévio sobre o material composicional e pela possibilidade de realizar ajustes ou simplificações nas partituras sem restrições de direitos autorais. Além disso, esse recorte permite maior controle sobre o conjunto analisado, favorecendo a validação inicial do protótipo proposto.</w:t>
-      </w:r>
-    </w:p>
-    <w:p>
-      <w:pPr>
-        <w:pStyle w:val="TE-Normal"/>
-      </w:pPr>
-      <w:r>
-        <w:rPr/>
+      <w:bookmarkEnd w:id="42"/>
+    </w:p>
+    <w:p>
+      <w:pPr>
+        <w:pStyle w:val="TE-Normal"/>
+      </w:pPr>
+      <w:r>
+        <w:t>O corpus de análise será composto por cinco partituras autorais em formato MusicXML, exportadas a partir de software de notação musical. A escolha por obras autorais justifica-se pela disponibilidade dos arquivos originais, pelo conhecimento prévio sobre o material composicional e pela possibilidade de realizar ajustes ou simplificações nas partituras sem restrições de direitos autorais. Além disso, esse recorte permite maior controle sobre o conjunto analisado, favorecendo a validação inicial do protótipo proposto.</w:t>
+      </w:r>
+    </w:p>
+    <w:p>
+      <w:pPr>
+        <w:pStyle w:val="TE-Normal"/>
+      </w:pPr>
+      <w:r>
         <w:t>As partituras serão utilizadas em versões simplificadas contendo apenas a linha melódica principal. Essa decisão metodológica busca reduzir a complexidade da análise, uma vez que partituras completas podem apresentar múltiplas vozes, acompanhamentos, acordes e elementos polifônicos que dificultam a identificação direta da melodia. Ao isolar a linha melódica, torna-se possível concentrar a análise nas relações entre notas sucessivas, que constituem o foco deste trabalho.</w:t>
       </w:r>
     </w:p>
@@ -4255,11 +5024,13 @@
         </w:rPr>
       </w:pPr>
       <w:r>
-        <w:rPr/>
-        <w:t>A utilização de um corpus reduzido é adequada ao caráter exploratório da pesquisa, pois o objetivo principal não é realizar uma análise estatística ampla sobre um grande conjunto de obras, mas verificar a viabilidade de uma abordagem computacional simples para identificação de recorrências melódicas. Dessa forma, o corpus selecionado funcionará como base experimental para testar a extração de dados musicais, a conversão das sequências melódicas em representações estruturais e a detecção de padrões recorrentes</w:t>
-      </w:r>
-      <w:r>
-        <w:rPr/>
+        <w:t xml:space="preserve">A utilização de um corpus reduzido é adequada ao caráter exploratório da </w:t>
+      </w:r>
+      <w:r>
+        <w:lastRenderedPageBreak/>
+        <w:t>pesquisa, pois o objetivo principal não é realizar uma análise estatística ampla sobre um grande conjunto de obras, mas verificar a viabilidade de uma abordagem computacional simples para identificação de recorrências melódicas. Dessa forma, o corpus selecionado funcionará como base experimental para testar a extração de dados musicais, a conversão das sequências melódicas em representações estruturais e a detecção de padrões recorrentes</w:t>
+      </w:r>
+      <w:r>
         <w:t>.</w:t>
       </w:r>
     </w:p>
@@ -4268,34 +5039,39 @@
         <w:pStyle w:val="TE-Normal"/>
       </w:pPr>
       <w:r>
-        <w:rPr/>
         <w:t>Embora o uso de versões simplificadas limite a análise em relação à complexidade das partituras originais, essa delimitação permite maior clareza metodológica e reduz interferências que poderiam comprometer a validação inicial do sistema. Assim, o corpus adotado atende ao objetivo do trabalho, que consiste em desenvolver e avaliar um protótipo voltado à identificação automática de padrões melódicos em partituras digitais.</w:t>
       </w:r>
     </w:p>
     <w:p>
       <w:pPr>
+        <w:pStyle w:val="TE-Normal"/>
+      </w:pPr>
+    </w:p>
+    <w:p>
+      <w:pPr>
         <w:pStyle w:val="Legenda"/>
+        <w:keepNext/>
         <w:jc w:val="center"/>
         <w:rPr>
           <w:i w:val="0"/>
           <w:iCs w:val="0"/>
-          <w:color w:val="0D0D0D" w:themeColor="text1" w:themeTint="F2"/>
-          <w:sz w:val="32"/>
-          <w:szCs w:val="24"/>
+          <w:color w:val="auto"/>
+          <w:sz w:val="22"/>
+          <w:szCs w:val="22"/>
         </w:rPr>
       </w:pPr>
-      <w:bookmarkStart w:name="_Toc229777232" w:id="37"/>
+      <w:bookmarkStart w:id="43" w:name="_Toc230252336"/>
       <w:r>
         <w:rPr>
           <w:b/>
           <w:bCs/>
           <w:i w:val="0"/>
           <w:iCs w:val="0"/>
-          <w:color w:val="0D0D0D" w:themeColor="text1" w:themeTint="F2"/>
+          <w:color w:val="auto"/>
           <w:sz w:val="22"/>
           <w:szCs w:val="22"/>
         </w:rPr>
-        <w:t xml:space="preserve">Quadro </w:t>
+        <w:t xml:space="preserve">QUADRO </w:t>
       </w:r>
       <w:r>
         <w:rPr>
@@ -4303,7 +5079,7 @@
           <w:bCs/>
           <w:i w:val="0"/>
           <w:iCs w:val="0"/>
-          <w:color w:val="0D0D0D" w:themeColor="text1" w:themeTint="F2"/>
+          <w:color w:val="auto"/>
           <w:sz w:val="22"/>
           <w:szCs w:val="22"/>
         </w:rPr>
@@ -4315,7 +5091,7 @@
           <w:bCs/>
           <w:i w:val="0"/>
           <w:iCs w:val="0"/>
-          <w:color w:val="0D0D0D" w:themeColor="text1" w:themeTint="F2"/>
+          <w:color w:val="auto"/>
           <w:sz w:val="22"/>
           <w:szCs w:val="22"/>
         </w:rPr>
@@ -4327,7 +5103,7 @@
           <w:bCs/>
           <w:i w:val="0"/>
           <w:iCs w:val="0"/>
-          <w:color w:val="0D0D0D" w:themeColor="text1" w:themeTint="F2"/>
+          <w:color w:val="auto"/>
           <w:sz w:val="22"/>
           <w:szCs w:val="22"/>
         </w:rPr>
@@ -4340,7 +5116,7 @@
           <w:i w:val="0"/>
           <w:iCs w:val="0"/>
           <w:noProof/>
-          <w:color w:val="0D0D0D" w:themeColor="text1" w:themeTint="F2"/>
+          <w:color w:val="auto"/>
           <w:sz w:val="22"/>
           <w:szCs w:val="22"/>
         </w:rPr>
@@ -4352,7 +5128,7 @@
           <w:bCs/>
           <w:i w:val="0"/>
           <w:iCs w:val="0"/>
-          <w:color w:val="0D0D0D" w:themeColor="text1" w:themeTint="F2"/>
+          <w:color w:val="auto"/>
           <w:sz w:val="22"/>
           <w:szCs w:val="22"/>
         </w:rPr>
@@ -4362,13 +5138,13 @@
         <w:rPr>
           <w:i w:val="0"/>
           <w:iCs w:val="0"/>
-          <w:color w:val="0D0D0D" w:themeColor="text1" w:themeTint="F2"/>
+          <w:color w:val="auto"/>
           <w:sz w:val="22"/>
           <w:szCs w:val="22"/>
         </w:rPr>
         <w:t xml:space="preserve"> - Corpus de partituras utilizado na análise</w:t>
       </w:r>
-      <w:bookmarkEnd w:id="37"/>
+      <w:bookmarkEnd w:id="43"/>
     </w:p>
     <w:tbl>
       <w:tblPr>
@@ -4387,7 +5163,6 @@
         <w:tc>
           <w:tcPr>
             <w:tcW w:w="2355" w:type="dxa"/>
-            <w:tcMar/>
           </w:tcPr>
           <w:p>
             <w:pPr>
@@ -4411,7 +5186,6 @@
         <w:tc>
           <w:tcPr>
             <w:tcW w:w="2235" w:type="dxa"/>
-            <w:tcMar/>
           </w:tcPr>
           <w:p>
             <w:pPr>
@@ -4435,7 +5209,6 @@
         <w:tc>
           <w:tcPr>
             <w:tcW w:w="1230" w:type="dxa"/>
-            <w:tcMar/>
           </w:tcPr>
           <w:p>
             <w:pPr>
@@ -4459,7 +5232,6 @@
         <w:tc>
           <w:tcPr>
             <w:tcW w:w="1950" w:type="dxa"/>
-            <w:tcMar/>
           </w:tcPr>
           <w:p>
             <w:pPr>
@@ -4483,7 +5255,6 @@
         <w:tc>
           <w:tcPr>
             <w:tcW w:w="1291" w:type="dxa"/>
-            <w:tcMar/>
           </w:tcPr>
           <w:p>
             <w:pPr>
@@ -4509,7 +5280,6 @@
         <w:tc>
           <w:tcPr>
             <w:tcW w:w="2355" w:type="dxa"/>
-            <w:tcMar/>
           </w:tcPr>
           <w:p>
             <w:pPr>
@@ -4533,7 +5303,6 @@
         <w:tc>
           <w:tcPr>
             <w:tcW w:w="2235" w:type="dxa"/>
-            <w:tcMar/>
           </w:tcPr>
           <w:p>
             <w:pPr>
@@ -4557,7 +5326,6 @@
         <w:tc>
           <w:tcPr>
             <w:tcW w:w="1230" w:type="dxa"/>
-            <w:tcMar/>
           </w:tcPr>
           <w:p>
             <w:pPr>
@@ -4581,7 +5349,6 @@
         <w:tc>
           <w:tcPr>
             <w:tcW w:w="1950" w:type="dxa"/>
-            <w:tcMar/>
           </w:tcPr>
           <w:p>
             <w:pPr>
@@ -4605,7 +5372,6 @@
         <w:tc>
           <w:tcPr>
             <w:tcW w:w="1291" w:type="dxa"/>
-            <w:tcMar/>
           </w:tcPr>
           <w:p>
             <w:pPr>
@@ -4631,7 +5397,6 @@
         <w:tc>
           <w:tcPr>
             <w:tcW w:w="2355" w:type="dxa"/>
-            <w:tcMar/>
           </w:tcPr>
           <w:p>
             <w:pPr>
@@ -4643,7 +5408,6 @@
                 <w:szCs w:val="14"/>
               </w:rPr>
             </w:pPr>
-            <w:proofErr w:type="spellStart"/>
             <w:r>
               <w:rPr>
                 <w:sz w:val="20"/>
@@ -4651,13 +5415,11 @@
               </w:rPr>
               <w:t>Flammen</w:t>
             </w:r>
-            <w:proofErr w:type="spellEnd"/>
           </w:p>
         </w:tc>
         <w:tc>
           <w:tcPr>
             <w:tcW w:w="2235" w:type="dxa"/>
-            <w:tcMar/>
           </w:tcPr>
           <w:p>
             <w:pPr>
@@ -4681,7 +5443,6 @@
         <w:tc>
           <w:tcPr>
             <w:tcW w:w="1230" w:type="dxa"/>
-            <w:tcMar/>
           </w:tcPr>
           <w:p>
             <w:pPr>
@@ -4705,7 +5466,6 @@
         <w:tc>
           <w:tcPr>
             <w:tcW w:w="1950" w:type="dxa"/>
-            <w:tcMar/>
           </w:tcPr>
           <w:p>
             <w:pPr>
@@ -4729,7 +5489,6 @@
         <w:tc>
           <w:tcPr>
             <w:tcW w:w="1291" w:type="dxa"/>
-            <w:tcMar/>
           </w:tcPr>
           <w:p>
             <w:pPr>
@@ -4755,7 +5514,6 @@
         <w:tc>
           <w:tcPr>
             <w:tcW w:w="2355" w:type="dxa"/>
-            <w:tcMar/>
           </w:tcPr>
           <w:p>
             <w:pPr>
@@ -4779,7 +5537,6 @@
         <w:tc>
           <w:tcPr>
             <w:tcW w:w="2235" w:type="dxa"/>
-            <w:tcMar/>
           </w:tcPr>
           <w:p>
             <w:pPr>
@@ -4803,7 +5560,6 @@
         <w:tc>
           <w:tcPr>
             <w:tcW w:w="1230" w:type="dxa"/>
-            <w:tcMar/>
           </w:tcPr>
           <w:p>
             <w:pPr>
@@ -4827,7 +5583,6 @@
         <w:tc>
           <w:tcPr>
             <w:tcW w:w="1950" w:type="dxa"/>
-            <w:tcMar/>
           </w:tcPr>
           <w:p>
             <w:pPr>
@@ -4851,7 +5606,6 @@
         <w:tc>
           <w:tcPr>
             <w:tcW w:w="1291" w:type="dxa"/>
-            <w:tcMar/>
           </w:tcPr>
           <w:p>
             <w:pPr>
@@ -4877,7 +5631,6 @@
         <w:tc>
           <w:tcPr>
             <w:tcW w:w="2355" w:type="dxa"/>
-            <w:tcMar/>
           </w:tcPr>
           <w:p>
             <w:pPr>
@@ -4901,7 +5654,6 @@
         <w:tc>
           <w:tcPr>
             <w:tcW w:w="2235" w:type="dxa"/>
-            <w:tcMar/>
           </w:tcPr>
           <w:p>
             <w:pPr>
@@ -4925,7 +5677,6 @@
         <w:tc>
           <w:tcPr>
             <w:tcW w:w="1230" w:type="dxa"/>
-            <w:tcMar/>
           </w:tcPr>
           <w:p>
             <w:pPr>
@@ -4949,7 +5700,6 @@
         <w:tc>
           <w:tcPr>
             <w:tcW w:w="1950" w:type="dxa"/>
-            <w:tcMar/>
           </w:tcPr>
           <w:p>
             <w:pPr>
@@ -4973,7 +5723,6 @@
         <w:tc>
           <w:tcPr>
             <w:tcW w:w="1291" w:type="dxa"/>
-            <w:tcMar/>
           </w:tcPr>
           <w:p>
             <w:pPr>
@@ -4999,7 +5748,6 @@
         <w:tc>
           <w:tcPr>
             <w:tcW w:w="2355" w:type="dxa"/>
-            <w:tcMar/>
           </w:tcPr>
           <w:p>
             <w:pPr>
@@ -5011,69 +5759,18 @@
                 <w:szCs w:val="14"/>
               </w:rPr>
             </w:pPr>
-            <w:proofErr w:type="spellStart"/>
             <w:r>
               <w:rPr>
                 <w:sz w:val="20"/>
                 <w:szCs w:val="14"/>
               </w:rPr>
-              <w:t>Élégie</w:t>
+              <w:t>Élégie pour un amour</w:t>
             </w:r>
-            <w:proofErr w:type="spellEnd"/>
-            <w:r>
-              <w:rPr>
-                <w:sz w:val="20"/>
-                <w:szCs w:val="14"/>
-              </w:rPr>
-              <w:t xml:space="preserve"> </w:t>
-            </w:r>
-            <w:proofErr w:type="spellStart"/>
-            <w:r>
-              <w:rPr>
-                <w:sz w:val="20"/>
-                <w:szCs w:val="14"/>
-              </w:rPr>
-              <w:t>pour</w:t>
-            </w:r>
-            <w:proofErr w:type="spellEnd"/>
-            <w:r>
-              <w:rPr>
-                <w:sz w:val="20"/>
-                <w:szCs w:val="14"/>
-              </w:rPr>
-              <w:t xml:space="preserve"> </w:t>
-            </w:r>
-            <w:proofErr w:type="spellStart"/>
-            <w:r>
-              <w:rPr>
-                <w:sz w:val="20"/>
-                <w:szCs w:val="14"/>
-              </w:rPr>
-              <w:t>un</w:t>
-            </w:r>
-            <w:proofErr w:type="spellEnd"/>
-            <w:r>
-              <w:rPr>
-                <w:sz w:val="20"/>
-                <w:szCs w:val="14"/>
-              </w:rPr>
-              <w:t xml:space="preserve"> </w:t>
-            </w:r>
-            <w:proofErr w:type="spellStart"/>
-            <w:r>
-              <w:rPr>
-                <w:sz w:val="20"/>
-                <w:szCs w:val="14"/>
-              </w:rPr>
-              <w:t>amour</w:t>
-            </w:r>
-            <w:proofErr w:type="spellEnd"/>
           </w:p>
         </w:tc>
         <w:tc>
           <w:tcPr>
             <w:tcW w:w="2235" w:type="dxa"/>
-            <w:tcMar/>
           </w:tcPr>
           <w:p>
             <w:pPr>
@@ -5097,7 +5794,6 @@
         <w:tc>
           <w:tcPr>
             <w:tcW w:w="1230" w:type="dxa"/>
-            <w:tcMar/>
           </w:tcPr>
           <w:p>
             <w:pPr>
@@ -5121,7 +5817,6 @@
         <w:tc>
           <w:tcPr>
             <w:tcW w:w="1950" w:type="dxa"/>
-            <w:tcMar/>
           </w:tcPr>
           <w:p>
             <w:pPr>
@@ -5145,7 +5840,6 @@
         <w:tc>
           <w:tcPr>
             <w:tcW w:w="1291" w:type="dxa"/>
-            <w:tcMar/>
           </w:tcPr>
           <w:p>
             <w:pPr>
@@ -5177,18 +5871,17 @@
       <w:pPr>
         <w:pStyle w:val="T2-TituloSecundario"/>
       </w:pPr>
-      <w:bookmarkStart w:name="_Toc228622527" w:id="38"/>
+      <w:bookmarkStart w:id="44" w:name="_Toc230252536"/>
       <w:r>
         <w:t>Extração da melodia</w:t>
       </w:r>
-      <w:bookmarkEnd w:id="38"/>
-    </w:p>
-    <w:p>
-      <w:pPr>
-        <w:pStyle w:val="TE-Normal"/>
-      </w:pPr>
-      <w:r>
-        <w:rPr/>
+      <w:bookmarkEnd w:id="44"/>
+    </w:p>
+    <w:p>
+      <w:pPr>
+        <w:pStyle w:val="TE-Normal"/>
+      </w:pPr>
+      <w:r>
         <w:t>A primeira etapa do processo consiste na extração da linha melódica principal de cada partitura do corpus. Para isso, serão utilizados arquivos em formato MusicXML contendo versões simplificadas das obras, compostas exclusivamente pela sequência melódica a ser analisada. Essa estratégia busca evitar ambiguidades decorrentes de texturas polifônicas, múltiplas vozes, acordes ou linhas de acompanhamento, permitindo que o algoritmo opere diretamente sobre a melodia principal.</w:t>
       </w:r>
     </w:p>
@@ -5197,16 +5890,18 @@
         <w:pStyle w:val="TE-Normal"/>
       </w:pPr>
       <w:r>
-        <w:rPr/>
-        <w:t>A extração será realizada por meio da linguagem Python, com apoio de biblioteca voltada à manipulação de dados musicais simbólicos, como a music21. A partir da leitura dos arquivos MusicXML, o sistema deverá percorrer os eventos musicais presentes na partitura e selecionar as notas que compõem a sequência melódica. Para cada nota identificada, serão registrados atributos relevantes para a análise, como altura, posição na sequência, duração e compasso de ocorrência.</w:t>
-      </w:r>
-    </w:p>
-    <w:p>
-      <w:pPr>
-        <w:pStyle w:val="TE-Normal"/>
-      </w:pPr>
-      <w:r>
-        <w:rPr/>
+        <w:t xml:space="preserve">A extração será realizada por meio da linguagem Python, com apoio de </w:t>
+      </w:r>
+      <w:r>
+        <w:lastRenderedPageBreak/>
+        <w:t>biblioteca voltada à manipulação de dados musicais simbólicos, como a music21. A partir da leitura dos arquivos MusicXML, o sistema deverá percorrer os eventos musicais presentes na partitura e selecionar as notas que compõem a sequência melódica. Para cada nota identificada, serão registrados atributos relevantes para a análise, como altura, posição na sequência, duração e compasso de ocorrência.</w:t>
+      </w:r>
+    </w:p>
+    <w:p>
+      <w:pPr>
+        <w:pStyle w:val="TE-Normal"/>
+      </w:pPr>
+      <w:r>
         <w:t>A altura das notas será utilizada para a construção da representação intervalar, uma vez que os intervalos serão calculados a partir da diferença entre notas consecutivas. A posição sequencial permitirá preservar a ordem dos eventos melódicos, aspecto essencial para a identificação de padrões. Já a informação de compasso será utilizada posteriormente para localizar, na partitura, as ocorrências dos padrões detectados pelo protótipo.</w:t>
       </w:r>
     </w:p>
@@ -5215,7 +5910,6 @@
         <w:pStyle w:val="TE-Normal"/>
       </w:pPr>
       <w:r>
-        <w:rPr/>
         <w:t>Essa etapa é fundamental para o funcionamento do sistema, pois a qualidade da representação inicial influencia diretamente os resultados da detecção de padrões. Caso a melodia extraída contenha ruídos, notas de acompanhamento ou eventos não pertencentes à linha principal, os padrões identificados podem se tornar menos representativos. Por esse motivo, a simplificação prévia das partituras será adotada como procedimento metodológico para garantir maior controle sobre os dados analisados.</w:t>
       </w:r>
     </w:p>
@@ -5223,40 +5917,37 @@
       <w:pPr>
         <w:pStyle w:val="T2-TituloSecundario"/>
       </w:pPr>
-      <w:bookmarkStart w:name="_Toc228622528" w:id="39"/>
+      <w:bookmarkStart w:id="45" w:name="_Toc230252537"/>
       <w:r>
         <w:t>Representação por intervalos</w:t>
       </w:r>
-      <w:bookmarkEnd w:id="39"/>
-    </w:p>
-    <w:p>
-      <w:pPr>
-        <w:pStyle w:val="TE-Normal"/>
-      </w:pPr>
-      <w:r>
-        <w:rPr/>
-        <w:t>Após a extração das sequências melódicas, as notas serão convertidas em uma representação baseada em intervalos melódicos relativos. Essa representação consiste em calcular a diferença de altura entre cada par de notas consecutivas, substituindo a sequência de alturas absolutas por uma sequência de relações intervalares. Dessa forma, a análise passa a considerar a estrutura interna da melodia, e não apenas as notas específicas que a compõem.</w:t>
-      </w:r>
-      <w:r>
-        <w:rPr/>
-        <w:t xml:space="preserve"> </w:t>
-      </w:r>
-    </w:p>
-    <w:p>
-      <w:pPr>
-        <w:pStyle w:val="TE-Normal"/>
-      </w:pPr>
-      <w:r>
-        <w:rPr/>
-        <w:t>Por exemplo, uma sequência formada pelas notas Dó, Ré, Fá e Mi pode ser representada pelos intervalos +2, +3 e -1, considerando a distância em semitons entre notas sucessivas. Nessa lógica, o sinal positivo indica movimento ascendente, o sinal negativo indica movimento descendente e o valor zero indica repetição da mesma altura. Essa representação permite que o algoritmo compare trechos musicais com base nas relações entre as notas, independentemente da tonalidade original.</w:t>
-      </w:r>
-    </w:p>
-    <w:p>
-      <w:pPr>
-        <w:pStyle w:val="TE-Normal"/>
-      </w:pPr>
-      <w:r>
-        <w:rPr/>
+      <w:bookmarkEnd w:id="45"/>
+    </w:p>
+    <w:p>
+      <w:pPr>
+        <w:pStyle w:val="TE-Normal"/>
+      </w:pPr>
+      <w:r>
+        <w:t xml:space="preserve">Após a extração das sequências melódicas, as notas serão convertidas em uma representação baseada em intervalos melódicos relativos. Essa representação consiste em calcular a diferença de altura entre cada par de notas consecutivas, substituindo a sequência de alturas absolutas por uma sequência de relações intervalares. Dessa forma, a análise passa a considerar a estrutura interna da melodia, e não apenas as notas específicas que a compõem. </w:t>
+      </w:r>
+    </w:p>
+    <w:p>
+      <w:pPr>
+        <w:pStyle w:val="TE-Normal"/>
+      </w:pPr>
+      <w:r>
+        <w:t xml:space="preserve">Por exemplo, uma sequência formada pelas notas Dó, Ré, Fá e Mi pode ser representada pelos intervalos +2, +3 e -1, considerando a distância em semitons entre notas sucessivas. Nessa lógica, o sinal positivo indica movimento ascendente, o sinal negativo indica movimento descendente e o valor zero indica repetição da mesma altura. </w:t>
+      </w:r>
+      <w:r>
+        <w:lastRenderedPageBreak/>
+        <w:t>Essa representação permite que o algoritmo compare trechos musicais com base nas relações entre as notas, independentemente da tonalidade original.</w:t>
+      </w:r>
+    </w:p>
+    <w:p>
+      <w:pPr>
+        <w:pStyle w:val="TE-Normal"/>
+      </w:pPr>
+      <w:r>
         <w:t>A principal vantagem da representação intervalar é sua capacidade de reconhecer padrões transpostos. Duas sequências melódicas podem utilizar notas absolutas diferentes, mas apresentar a mesma estrutura intervalar. Nesse caso, ainda que a melodia tenha sido deslocada para outra região ou tonalidade, sua organização interna permanece equivalente. Essa característica é especialmente relevante para a análise de recorrências melódicas, pois motivos musicais frequentemente aparecem transpostos ao longo de uma composição.</w:t>
       </w:r>
     </w:p>
@@ -5265,7 +5956,6 @@
         <w:pStyle w:val="TE-Normal"/>
       </w:pPr>
       <w:r>
-        <w:rPr/>
         <w:t>No contexto deste trabalho, a representação intervalar será utilizada como uma das bases para a detecção de padrões. As sequências de intervalos geradas a partir das partituras serão analisadas por meio de janelas deslizantes, permitindo identificar subsequências que se repetem ao longo da obra. Assim, a abordagem intervalar possibilitará encontrar recorrências mais específicas, preservando a magnitude dos movimentos melódicos entre as notas.</w:t>
       </w:r>
     </w:p>
@@ -5273,18 +5963,17 @@
       <w:pPr>
         <w:pStyle w:val="T2-TituloSecundario"/>
       </w:pPr>
-      <w:bookmarkStart w:name="_Toc228622529" w:id="40"/>
+      <w:bookmarkStart w:id="46" w:name="_Toc230252538"/>
       <w:r>
         <w:t>Representação por contorno</w:t>
       </w:r>
-      <w:bookmarkEnd w:id="40"/>
-    </w:p>
-    <w:p>
-      <w:pPr>
-        <w:pStyle w:val="TE-Normal"/>
-      </w:pPr>
-      <w:r>
-        <w:rPr/>
+      <w:bookmarkEnd w:id="46"/>
+    </w:p>
+    <w:p>
+      <w:pPr>
+        <w:pStyle w:val="TE-Normal"/>
+      </w:pPr>
+      <w:r>
         <w:t>Além da representação por intervalos, será utilizada uma representação baseada no contorno melódico. O contorno melódico corresponde à direção geral do movimento entre as notas, considerando se a melodia sobe, desce ou permanece na mesma altura. Diferentemente da representação intervalar, essa abordagem não preserva a magnitude exata dos intervalos, mas apenas a orientação do movimento melódico.</w:t>
       </w:r>
     </w:p>
@@ -5293,7 +5982,6 @@
         <w:pStyle w:val="TE-Normal"/>
       </w:pPr>
       <w:r>
-        <w:rPr/>
         <w:t>Para construir essa representação, cada intervalo entre notas consecutivas será convertido em uma categoria direcional. Intervalos ascendentes serão representados como movimento ascendente, intervalos descendentes como movimento descendente e intervalos iguais como repetição. Dessa forma, uma sequência intervalar como +2, +5 e -1 será reduzida a um contorno composto por subida, subida e descida. Embora haja perda de detalhe, a representação resultante permite observar semelhanças mais abstratas entre diferentes trechos melódicos.</w:t>
       </w:r>
     </w:p>
@@ -5305,7 +5993,7 @@
         </w:rPr>
       </w:pPr>
       <w:r>
-        <w:rPr/>
+        <w:lastRenderedPageBreak/>
         <w:t>A utilização do contorno melódico é relevante porque determinados padrões podem ser percebidos como semelhantes mesmo quando não possuem exatamente os mesmos intervalos. Duas melodias podem apresentar movimentos direcionais equivalentes, ainda que uma utilize intervalos maiores ou menores que a outra. Assim, a análise por contorno permite identificar recorrências estruturais mais gerais, complementando os resultados obtidos pela análise intervalar.</w:t>
       </w:r>
     </w:p>
@@ -5314,7 +6002,6 @@
         <w:pStyle w:val="TE-Normal"/>
       </w:pPr>
       <w:r>
-        <w:rPr/>
         <w:t>Neste trabalho, a representação por contorno será aplicada de forma complementar à representação intervalar. Enquanto a análise intervalar permitirá identificar padrões mais precisos, a análise de contorno possibilitará detectar recorrências mais flexíveis, baseadas na forma geral do movimento melódico. A comparação entre essas duas abordagens permitirá observar diferentes níveis de similaridade nas obras analisadas.</w:t>
       </w:r>
     </w:p>
@@ -5322,18 +6009,17 @@
       <w:pPr>
         <w:pStyle w:val="T2-TituloSecundario"/>
       </w:pPr>
-      <w:bookmarkStart w:name="_Toc228622530" w:id="41"/>
+      <w:bookmarkStart w:id="47" w:name="_Toc230252539"/>
       <w:r>
         <w:t>Detecção de padrões</w:t>
       </w:r>
-      <w:bookmarkEnd w:id="41"/>
-    </w:p>
-    <w:p>
-      <w:pPr>
-        <w:pStyle w:val="TE-Normal"/>
-      </w:pPr>
-      <w:r>
-        <w:rPr/>
+      <w:bookmarkEnd w:id="47"/>
+    </w:p>
+    <w:p>
+      <w:pPr>
+        <w:pStyle w:val="TE-Normal"/>
+      </w:pPr>
+      <w:r>
         <w:t>A detecção de padrões será realizada por meio da análise de subsequências extraídas das representações intervalares e de contorno melódico. Para isso, será adotada uma abordagem baseada em janelas deslizantes, na qual segmentos de tamanho fixo percorrem sequencialmente a melodia analisada. Cada janela corresponde a um trecho curto da sequência musical e será tratada como um candidato a padrão.</w:t>
       </w:r>
     </w:p>
@@ -5342,7 +6028,6 @@
         <w:pStyle w:val="TE-Normal"/>
       </w:pPr>
       <w:r>
-        <w:rPr/>
         <w:t>Inicialmente, serão utilizadas janelas contendo entre três e cinco elementos. Essa escolha se justifica pelo fato de que segmentos curtos tendem a se aproximar da ideia de motivos melódicos, permitindo identificar recorrências locais sem exigir a comparação de frases musicais extensas. Além disso, o uso de diferentes tamanhos de janela possibilita observar padrões em níveis distintos de granularidade, desde pequenas células melódicas até estruturas um pouco mais amplas.</w:t>
       </w:r>
     </w:p>
@@ -5351,16 +6036,18 @@
         <w:pStyle w:val="TE-Normal"/>
       </w:pPr>
       <w:r>
-        <w:rPr/>
-        <w:t>Para cada obra do corpus, o algoritmo percorrerá a sequência de intervalos e a sequência de contorno, gerando todas as subsequências possíveis de acordo com os tamanhos de janela definidos. Em seguida, essas subsequências serão comparadas entre si, a fim de identificar aquelas que ocorrem mais de uma vez na mesma composição. As subsequências recorrentes serão registradas como padrões candidatos, acompanhadas de informações como tipo de representação utilizada, quantidade de ocorrências e localização aproximada na partitura.</w:t>
-      </w:r>
-    </w:p>
-    <w:p>
-      <w:pPr>
-        <w:pStyle w:val="TE-Normal"/>
-      </w:pPr>
-      <w:r>
-        <w:rPr/>
+        <w:t xml:space="preserve">Para cada obra do corpus, o algoritmo percorrerá a sequência de intervalos e a sequência de contorno, gerando todas as subsequências possíveis de acordo com os tamanhos de janela definidos. Em seguida, essas subsequências serão comparadas entre si, a fim de identificar aquelas que ocorrem mais de uma vez na mesma composição. As </w:t>
+      </w:r>
+      <w:r>
+        <w:lastRenderedPageBreak/>
+        <w:t>subsequências recorrentes serão registradas como padrões candidatos, acompanhadas de informações como tipo de representação utilizada, quantidade de ocorrências e localização aproximada na partitura.</w:t>
+      </w:r>
+    </w:p>
+    <w:p>
+      <w:pPr>
+        <w:pStyle w:val="TE-Normal"/>
+      </w:pPr>
+      <w:r>
         <w:t>A análise será realizada separadamente para as duas formas de representação. Na representação intervalar, serão identificados padrões mais específicos, uma vez que a magnitude dos intervalos entre notas consecutivas será preservada. Já na representação por contorno, serão identificadas recorrências mais abstratas, considerando apenas a direção do movimento melódico, isto é, se a melodia sobe, desce ou permanece na mesma altura. Dessa forma, será possível comparar os resultados obtidos pelas duas abordagens e observar se determinados trechos apresentam recorrência estrutural mesmo quando não compartilham exatamente os mesmos intervalos.</w:t>
       </w:r>
     </w:p>
@@ -5368,12 +6055,11 @@
       <w:pPr>
         <w:pStyle w:val="TE-Normal"/>
         <w:rPr>
-          <w:b w:val="1"/>
-          <w:bCs w:val="1"/>
+          <w:b/>
+          <w:bCs/>
         </w:rPr>
       </w:pPr>
       <w:r>
-        <w:rPr/>
         <w:t>Serão considerados padrões recorrentes os segmentos que apresentarem pelo menos duas ocorrências dentro da mesma obra. Essa definição tem caráter operacional e visa permitir a implementação objetiva do protótipo, sem depender inicialmente de uma interpretação musicológica aprofundada. Posteriormente, os padrões detectados serão analisados qualitativamente, a fim de verificar se correspondem a recorrências musicalmente perceptíveis nas partituras analisadas.</w:t>
       </w:r>
     </w:p>
@@ -5381,18 +6067,17 @@
       <w:pPr>
         <w:pStyle w:val="T2-TituloSecundario"/>
       </w:pPr>
-      <w:bookmarkStart w:name="_Toc228622531" w:id="42"/>
+      <w:bookmarkStart w:id="48" w:name="_Toc230252540"/>
       <w:r>
         <w:t>Análise dos resultados</w:t>
       </w:r>
-      <w:bookmarkEnd w:id="42"/>
-    </w:p>
-    <w:p>
-      <w:pPr>
-        <w:pStyle w:val="TE-Normal"/>
-      </w:pPr>
-      <w:r>
-        <w:rPr/>
+      <w:bookmarkEnd w:id="48"/>
+    </w:p>
+    <w:p>
+      <w:pPr>
+        <w:pStyle w:val="TE-Normal"/>
+      </w:pPr>
+      <w:r>
         <w:t>Os resultados obtidos pelo protótipo serão analisados de forma qualitativa, com o objetivo de verificar a coerência das recorrências identificadas automaticamente. A avaliação não terá como finalidade estabelecer uma medição estatística ampla ou uma validação musicológica definitiva, mas observar se a abordagem proposta é capaz de apontar padrões melódicos relevantes dentro do corpus selecionado.</w:t>
       </w:r>
     </w:p>
@@ -5401,16 +6086,18 @@
         <w:pStyle w:val="TE-Normal"/>
       </w:pPr>
       <w:r>
-        <w:rPr/>
-        <w:t>Para cada obra analisada, serão observados os padrões detectados a partir da representação intervalar e da representação por contorno. A análise considerará aspectos como quantidade de padrões encontrados, frequência de ocorrência, localização dos padrões na partitura e relação entre os resultados obtidos pelas duas formas de representação. Também será verificado se os padrões identificados correspondem a trechos que, por inspeção manual, possam ser reconhecidos como recorrências melódicas.</w:t>
-      </w:r>
-    </w:p>
-    <w:p>
-      <w:pPr>
-        <w:pStyle w:val="TE-Normal"/>
-      </w:pPr>
-      <w:r>
-        <w:rPr/>
+        <w:t xml:space="preserve">Para cada obra analisada, serão observados os padrões detectados a partir da representação intervalar e da representação por contorno. A análise considerará aspectos como quantidade de padrões encontrados, frequência de ocorrência, localização dos padrões na partitura e relação entre os resultados obtidos pelas duas formas de representação. Também será verificado se os padrões identificados correspondem a </w:t>
+      </w:r>
+      <w:r>
+        <w:lastRenderedPageBreak/>
+        <w:t>trechos que, por inspeção manual, possam ser reconhecidos como recorrências melódicas.</w:t>
+      </w:r>
+    </w:p>
+    <w:p>
+      <w:pPr>
+        <w:pStyle w:val="TE-Normal"/>
+      </w:pPr>
+      <w:r>
         <w:t>A comparação entre a análise intervalar e a análise de contorno permitirá observar diferenças entre níveis de similaridade. A representação intervalar tende a indicar recorrências mais específicas, pois exige a repetição da mesma sequência de intervalos. Já a representação por contorno pode apontar semelhanças mais amplas, uma vez que considera apenas a direção do movimento melódico. Essa comparação será importante para avaliar se o uso combinado das duas representações contribui para uma compreensão mais completa das recorrências presentes nas partituras.</w:t>
       </w:r>
     </w:p>
@@ -5419,7 +6106,6 @@
         <w:pStyle w:val="TE-Normal"/>
       </w:pPr>
       <w:r>
-        <w:rPr/>
         <w:t>A análise dos resultados também permitirá identificar limitações da abordagem proposta. Entre essas limitações, podem estar a detecção de padrões excessivamente curtos, a ocorrência de repetições pouco significativas do ponto de vista musical e a dependência do tamanho das janelas utilizadas. Essas observações serão consideradas na discussão dos resultados, contribuindo para avaliar a viabilidade do protótipo e indicar possibilidades de aprimoramento em trabalhos futuros.</w:t>
       </w:r>
     </w:p>
@@ -5431,7 +6117,6 @@
         </w:rPr>
       </w:pPr>
       <w:r>
-        <w:rPr/>
         <w:t>Dessa forma, a etapa de análise buscará verificar se o método implementado é capaz de auxiliar na identificação automática de padrões melódicos recorrentes, respeitando o escopo exploratório da pesquisa. O objetivo principal será avaliar a utilidade da abordagem como ferramenta de apoio à análise musical computacional, e não substituir a interpretação musical realizada por um analista humano.</w:t>
       </w:r>
     </w:p>
@@ -5439,18 +6124,17 @@
       <w:pPr>
         <w:pStyle w:val="T2-TituloSecundario"/>
       </w:pPr>
-      <w:bookmarkStart w:name="_Toc228622532" w:id="43"/>
+      <w:bookmarkStart w:id="49" w:name="_Toc230252541"/>
       <w:r>
         <w:t>Visão geral do sistema proposto</w:t>
       </w:r>
-      <w:bookmarkEnd w:id="43"/>
-    </w:p>
-    <w:p>
-      <w:pPr>
-        <w:pStyle w:val="TE-Normal"/>
-      </w:pPr>
-      <w:r>
-        <w:rPr/>
+      <w:bookmarkEnd w:id="49"/>
+    </w:p>
+    <w:p>
+      <w:pPr>
+        <w:pStyle w:val="TE-Normal"/>
+      </w:pPr>
+      <w:r>
         <w:t>O sistema proposto consiste em um protótipo computacional voltado à identificação de padrões melódicos recorrentes em partituras digitais no formato MusicXML. O funcionamento do sistema será organizado em etapas sequenciais, iniciando pela entrada dos arquivos musicais e finalizando com a apresentação dos padrões detectados e suas respectivas ocorrências.</w:t>
       </w:r>
     </w:p>
@@ -5459,16 +6143,18 @@
         <w:pStyle w:val="TE-Normal"/>
       </w:pPr>
       <w:r>
-        <w:rPr/>
-        <w:t>Inicialmente, as partituras em MusicXML serão fornecidas como entrada do sistema. Em seguida, será realizada a extração da linha melódica principal, a partir da qual serão obtidas sequências de notas organizadas de acordo com sua ordem de ocorrência na partitura. Essas sequências constituirão a base para as etapas seguintes da análise.</w:t>
-      </w:r>
-    </w:p>
-    <w:p>
-      <w:pPr>
-        <w:pStyle w:val="TE-Normal"/>
-      </w:pPr>
-      <w:r>
-        <w:rPr/>
+        <w:t xml:space="preserve">Inicialmente, as partituras em MusicXML serão fornecidas como entrada do sistema. Em seguida, será realizada a extração da linha melódica principal, a partir da </w:t>
+      </w:r>
+      <w:r>
+        <w:lastRenderedPageBreak/>
+        <w:t>qual serão obtidas sequências de notas organizadas de acordo com sua ordem de ocorrência na partitura. Essas sequências constituirão a base para as etapas seguintes da análise.</w:t>
+      </w:r>
+    </w:p>
+    <w:p>
+      <w:pPr>
+        <w:pStyle w:val="TE-Normal"/>
+      </w:pPr>
+      <w:r>
         <w:t>Após a extração das notas, o sistema realizará duas formas de representação da melodia. A primeira será a representação intervalar, baseada na diferença de altura entre notas consecutivas. A segunda será a representação por contorno, baseada apenas na direção do movimento melódico. Essas duas representações permitirão analisar a melodia em diferentes níveis de abstração.</w:t>
       </w:r>
     </w:p>
@@ -5477,7 +6163,6 @@
         <w:pStyle w:val="TE-Normal"/>
       </w:pPr>
       <w:r>
-        <w:rPr/>
         <w:t>Na sequência, será aplicado o processo de detecção de padrões por janelas deslizantes. O algoritmo percorrerá as sequências geradas e identificará subsequências recorrentes, registrando sua quantidade de ocorrências e sua localização aproximada nas partituras. Esse procedimento será aplicado separadamente às representações intervalares e de contorno, permitindo comparar os padrões detectados em cada abordagem.</w:t>
       </w:r>
     </w:p>
@@ -5486,7 +6171,6 @@
         <w:pStyle w:val="TE-Normal"/>
       </w:pPr>
       <w:r>
-        <w:rPr/>
         <w:t>Como saída, o sistema deverá apresentar uma relação dos padrões identificados, indicando o tipo de representação utilizada, a sequência correspondente, o número de ocorrências e os compassos em que cada padrão aparece. Essas informações serão posteriormente analisadas de forma qualitativa, com o objetivo de verificar a coerência dos resultados e a viabilidade da abordagem proposta.</w:t>
       </w:r>
     </w:p>
@@ -5495,25 +6179,129 @@
         <w:pStyle w:val="TE-Normal"/>
       </w:pPr>
       <w:r>
-        <w:rPr/>
         <w:t>Esse fluxo pode ser representado pelas seguintes etapas: entrada dos arquivos MusicXML, extração da melodia, conversão para representações estruturais, aplicação de janelas deslizantes, comparação de subsequências, identificação de padrões recorrentes e análise dos resultados obtidos. Essa organização modular facilita a compreensão do funcionamento do protótipo e permite que cada etapa seja avaliada separadamente durante o desenvolvimento do trabalho.</w:t>
       </w:r>
       <w:r>
-        <w:rPr/>
         <w:t xml:space="preserve"> </w:t>
       </w:r>
       <w:r>
+        <w:t>A Figura 3 apresenta uma visão geral do fluxo de funcionamento do sistema proposto, desde a entrada dos arquivos MusicXML até a análise qualitativa dos padrões identificados.</w:t>
+      </w:r>
+    </w:p>
+    <w:p>
+      <w:pPr>
+        <w:pStyle w:val="Legenda"/>
+        <w:keepNext/>
+        <w:jc w:val="center"/>
         <w:rPr>
-          <w:noProof w:val="0"/>
-          <w:lang w:val="pt-BR"/>
+          <w:b/>
+          <w:bCs/>
+          <w:i w:val="0"/>
+          <w:iCs w:val="0"/>
+          <w:color w:val="auto"/>
+          <w:sz w:val="22"/>
+          <w:szCs w:val="22"/>
         </w:rPr>
-        <w:t>A Figura 3 apresenta uma visão geral do fluxo de funcionamento do sistema proposto, desde a entrada dos arquivos MusicXML até a análise qualitativa dos padrões identificados.</w:t>
-      </w:r>
-    </w:p>
-    <w:p>
-      <w:pPr>
-        <w:pStyle w:val="TE-Normal"/>
-      </w:pPr>
+      </w:pPr>
+      <w:bookmarkStart w:id="50" w:name="_Toc230251477"/>
+      <w:r>
+        <w:rPr>
+          <w:b/>
+          <w:bCs/>
+          <w:i w:val="0"/>
+          <w:iCs w:val="0"/>
+          <w:color w:val="auto"/>
+          <w:sz w:val="22"/>
+          <w:szCs w:val="22"/>
+        </w:rPr>
+        <w:lastRenderedPageBreak/>
+        <w:t xml:space="preserve">FIGURA </w:t>
+      </w:r>
+      <w:r>
+        <w:rPr>
+          <w:b/>
+          <w:bCs/>
+          <w:i w:val="0"/>
+          <w:iCs w:val="0"/>
+          <w:color w:val="auto"/>
+          <w:sz w:val="22"/>
+          <w:szCs w:val="22"/>
+        </w:rPr>
+        <w:fldChar w:fldCharType="begin"/>
+      </w:r>
+      <w:r>
+        <w:rPr>
+          <w:b/>
+          <w:bCs/>
+          <w:i w:val="0"/>
+          <w:iCs w:val="0"/>
+          <w:color w:val="auto"/>
+          <w:sz w:val="22"/>
+          <w:szCs w:val="22"/>
+        </w:rPr>
+        <w:instrText xml:space="preserve"> SEQ Figura \* ARABIC </w:instrText>
+      </w:r>
+      <w:r>
+        <w:rPr>
+          <w:b/>
+          <w:bCs/>
+          <w:i w:val="0"/>
+          <w:iCs w:val="0"/>
+          <w:color w:val="auto"/>
+          <w:sz w:val="22"/>
+          <w:szCs w:val="22"/>
+        </w:rPr>
+        <w:fldChar w:fldCharType="separate"/>
+      </w:r>
+      <w:r>
+        <w:rPr>
+          <w:b/>
+          <w:bCs/>
+          <w:i w:val="0"/>
+          <w:iCs w:val="0"/>
+          <w:noProof/>
+          <w:color w:val="auto"/>
+          <w:sz w:val="22"/>
+          <w:szCs w:val="22"/>
+        </w:rPr>
+        <w:t>3</w:t>
+      </w:r>
+      <w:r>
+        <w:rPr>
+          <w:b/>
+          <w:bCs/>
+          <w:i w:val="0"/>
+          <w:iCs w:val="0"/>
+          <w:color w:val="auto"/>
+          <w:sz w:val="22"/>
+          <w:szCs w:val="22"/>
+        </w:rPr>
+        <w:fldChar w:fldCharType="end"/>
+      </w:r>
+      <w:r>
+        <w:rPr>
+          <w:b/>
+          <w:bCs/>
+          <w:i w:val="0"/>
+          <w:iCs w:val="0"/>
+          <w:color w:val="auto"/>
+          <w:sz w:val="22"/>
+          <w:szCs w:val="22"/>
+        </w:rPr>
+        <w:t xml:space="preserve"> </w:t>
+      </w:r>
+      <w:r>
+        <w:rPr>
+          <w:i w:val="0"/>
+          <w:iCs w:val="0"/>
+          <w:color w:val="auto"/>
+          <w:sz w:val="22"/>
+          <w:szCs w:val="22"/>
+        </w:rPr>
+        <w:t>- Fluxo geral do sistema proposto</w:t>
+      </w:r>
+      <w:bookmarkEnd w:id="6"/>
+      <w:bookmarkEnd w:id="50"/>
     </w:p>
     <w:p>
       <w:pPr>
@@ -5523,54 +6311,50 @@
       </w:pPr>
       <w:r>
         <w:rPr>
-          <w:noProof w:val="0"/>
-          <w:lang w:val="pt-BR"/>
+          <w:noProof/>
         </w:rPr>
-        <w:t>Figura 3 - Fluxo geral do sistema proposto</w:t>
-      </w:r>
-    </w:p>
-    <w:p>
-      <w:pPr>
-        <w:pStyle w:val="TE-Normal"/>
-        <w:ind w:firstLine="0"/>
-        <w:jc w:val="center"/>
-      </w:pPr>
-      <w:r>
         <w:drawing>
-          <wp:inline wp14:editId="096959E3" wp14:anchorId="4EAB169A">
-            <wp:extent cx="3819525" cy="5762625"/>
+          <wp:inline distT="0" distB="0" distL="0" distR="0" wp14:anchorId="00F37EAD" wp14:editId="432E5B43">
+            <wp:extent cx="4157345" cy="5890260"/>
             <wp:effectExtent l="0" t="0" r="0" b="0"/>
-            <wp:docPr id="381442656" name="drawing"/>
+            <wp:docPr id="4" name="Imagem 4" descr="PlantUML Diagram"/>
             <wp:cNvGraphicFramePr>
-              <a:graphicFrameLocks noChangeAspect="1"/>
+              <a:graphicFrameLocks xmlns:a="http://schemas.openxmlformats.org/drawingml/2006/main" noChangeAspect="1"/>
             </wp:cNvGraphicFramePr>
-            <a:graphic>
-              <a:graphicData xmlns:a="http://schemas.openxmlformats.org/drawingml/2006/main" uri="http://schemas.openxmlformats.org/drawingml/2006/picture">
+            <a:graphic xmlns:a="http://schemas.openxmlformats.org/drawingml/2006/main">
+              <a:graphicData uri="http://schemas.openxmlformats.org/drawingml/2006/picture">
                 <pic:pic xmlns:pic="http://schemas.openxmlformats.org/drawingml/2006/picture">
                   <pic:nvPicPr>
-                    <pic:cNvPr id="381442656" name="Picture 381442656"/>
-                    <pic:cNvPicPr/>
+                    <pic:cNvPr id="0" name="Picture 1" descr="PlantUML Diagram"/>
+                    <pic:cNvPicPr>
+                      <a:picLocks noChangeAspect="1" noChangeArrowheads="1"/>
+                    </pic:cNvPicPr>
                   </pic:nvPicPr>
                   <pic:blipFill>
-                    <a:blip xmlns:r="http://schemas.openxmlformats.org/officeDocument/2006/relationships" r:embed="rId1178066283">
+                    <a:blip r:embed="rId38">
                       <a:extLst>
                         <a:ext uri="{28A0092B-C50C-407E-A947-70E740481C1C}">
-                          <a14:useLocalDpi xmlns:a14="http://schemas.microsoft.com/office/drawing/2010/main"/>
+                          <a14:useLocalDpi xmlns:a14="http://schemas.microsoft.com/office/drawing/2010/main" val="0"/>
                         </a:ext>
                       </a:extLst>
                     </a:blip>
+                    <a:srcRect/>
                     <a:stretch>
                       <a:fillRect/>
                     </a:stretch>
                   </pic:blipFill>
-                  <pic:spPr>
+                  <pic:spPr bwMode="auto">
                     <a:xfrm>
                       <a:off x="0" y="0"/>
-                      <a:ext cx="3819525" cy="5762625"/>
+                      <a:ext cx="4157345" cy="5890260"/>
                     </a:xfrm>
                     <a:prstGeom prst="rect">
                       <a:avLst/>
                     </a:prstGeom>
+                    <a:noFill/>
+                    <a:ln>
+                      <a:noFill/>
+                    </a:ln>
                   </pic:spPr>
                 </pic:pic>
               </a:graphicData>
@@ -5583,23 +6367,23 @@
       <w:pPr>
         <w:widowControl w:val="0"/>
         <w:pBdr>
-          <w:top w:val="nil" w:color="FF000000" w:sz="0" w:space="0"/>
-          <w:left w:val="nil" w:color="FF000000" w:sz="0" w:space="0"/>
-          <w:bottom w:val="nil" w:color="FF000000" w:sz="0" w:space="0"/>
-          <w:right w:val="nil" w:color="FF000000" w:sz="0" w:space="0"/>
-          <w:between w:val="nil" w:color="FF000000" w:sz="0" w:space="0"/>
+          <w:top w:val="nil"/>
+          <w:left w:val="nil"/>
+          <w:bottom w:val="nil"/>
+          <w:right w:val="nil"/>
+          <w:between w:val="nil"/>
         </w:pBdr>
         <w:spacing w:line="360" w:lineRule="auto"/>
         <w:jc w:val="center"/>
         <w:rPr>
-          <w:color w:val="000000" w:themeColor="text1" w:themeTint="FF" w:themeShade="FF"/>
+          <w:color w:val="000000" w:themeColor="text1"/>
           <w:sz w:val="22"/>
           <w:szCs w:val="22"/>
         </w:rPr>
       </w:pPr>
       <w:r>
         <w:rPr>
-          <w:color w:val="000000" w:themeColor="text1" w:themeTint="FF" w:themeShade="FF"/>
+          <w:color w:val="000000" w:themeColor="text1"/>
           <w:sz w:val="22"/>
           <w:szCs w:val="22"/>
         </w:rPr>
@@ -5611,58 +6395,118 @@
         <w:pStyle w:val="TE-Normal"/>
         <w:ind w:firstLine="0"/>
         <w:jc w:val="center"/>
+      </w:pPr>
+    </w:p>
+    <w:p>
+      <w:pPr>
+        <w:pStyle w:val="T1-TituloPrimario"/>
+      </w:pPr>
+      <w:bookmarkStart w:id="51" w:name="_Toc230252542"/>
+      <w:r>
+        <w:lastRenderedPageBreak/>
+        <w:t>CRONOGRAMA</w:t>
+      </w:r>
+      <w:bookmarkEnd w:id="51"/>
+    </w:p>
+    <w:p>
+      <w:pPr>
+        <w:pStyle w:val="TE-Normal"/>
+      </w:pPr>
+      <w:r>
+        <w:t>O desenvolvimento do trabalho será organizado em duas etapas principais, correspondentes ao TCC I e ao TCC II. No TCC I, concentram-se as atividades de definição do tema, levantamento bibliográfico, delimitação metodológica e elaboração da estrutura inicial do trabalho. No TCC II, serão realizadas a implementação do protótipo, a execução dos experimentos, a análise dos resultados e a finalização do documento.</w:t>
+      </w:r>
+    </w:p>
+    <w:p>
+      <w:pPr>
+        <w:pStyle w:val="TE-Normal"/>
+      </w:pPr>
+    </w:p>
+    <w:p>
+      <w:pPr>
+        <w:pStyle w:val="Legenda"/>
+        <w:keepNext/>
+        <w:jc w:val="center"/>
         <w:rPr>
-          <w:noProof w:val="0"/>
-          <w:lang w:val="pt-BR"/>
+          <w:i w:val="0"/>
+          <w:iCs w:val="0"/>
+          <w:color w:val="auto"/>
+          <w:sz w:val="22"/>
+          <w:szCs w:val="22"/>
         </w:rPr>
       </w:pPr>
-    </w:p>
-    <w:p>
-      <w:pPr>
-        <w:pStyle w:val="T1-TituloPrimario"/>
-      </w:pPr>
-      <w:bookmarkStart w:name="_Toc228622533" w:id="44"/>
-      <w:r>
-        <w:t>CRONOGRAMA</w:t>
-      </w:r>
-      <w:bookmarkEnd w:id="44"/>
-    </w:p>
-    <w:p>
-      <w:pPr>
-        <w:pStyle w:val="TE-Normal"/>
-        <w:ind/>
-      </w:pPr>
+      <w:bookmarkStart w:id="52" w:name="_Toc230252337"/>
       <w:r>
         <w:rPr>
-          <w:noProof w:val="0"/>
-          <w:lang w:val="pt-BR"/>
+          <w:i w:val="0"/>
+          <w:iCs w:val="0"/>
+          <w:color w:val="auto"/>
+          <w:sz w:val="22"/>
+          <w:szCs w:val="22"/>
         </w:rPr>
-        <w:t>O desenvolvimento do trabalho será organizado em duas etapas principais, correspondentes ao TCC I e ao TCC II. No TCC I, concentram-se as atividades de definição do tema, levantamento bibliográfico, delimitação metodológica e elaboração da estrutura inicial do trabalho. No TCC II, serão realizadas a implementação do protótipo, a execução dos experimentos, a análise dos resultados e a finalização do documento.</w:t>
-      </w:r>
-    </w:p>
-    <w:p>
-      <w:pPr>
-        <w:pStyle w:val="TE-Normal"/>
-        <w:ind/>
+        <w:t xml:space="preserve">QUADRO </w:t>
+      </w:r>
+      <w:r>
         <w:rPr>
-          <w:noProof w:val="0"/>
-          <w:lang w:val="pt-BR"/>
+          <w:i w:val="0"/>
+          <w:iCs w:val="0"/>
+          <w:color w:val="auto"/>
+          <w:sz w:val="22"/>
+          <w:szCs w:val="22"/>
         </w:rPr>
-      </w:pPr>
-    </w:p>
-    <w:p>
-      <w:pPr>
-        <w:pStyle w:val="TE-Normal"/>
-        <w:ind w:firstLine="0"/>
-        <w:jc w:val="center"/>
-      </w:pPr>
+        <w:fldChar w:fldCharType="begin"/>
+      </w:r>
       <w:r>
         <w:rPr>
-          <w:noProof w:val="0"/>
-          <w:lang w:val="pt-BR"/>
+          <w:i w:val="0"/>
+          <w:iCs w:val="0"/>
+          <w:color w:val="auto"/>
+          <w:sz w:val="22"/>
+          <w:szCs w:val="22"/>
         </w:rPr>
-        <w:t>Quadro 2 - Cronograma previsto para o TCC I</w:t>
-      </w:r>
+        <w:instrText xml:space="preserve"> SEQ Quadro \* ARABIC </w:instrText>
+      </w:r>
+      <w:r>
+        <w:rPr>
+          <w:i w:val="0"/>
+          <w:iCs w:val="0"/>
+          <w:color w:val="auto"/>
+          <w:sz w:val="22"/>
+          <w:szCs w:val="22"/>
+        </w:rPr>
+        <w:fldChar w:fldCharType="separate"/>
+      </w:r>
+      <w:r>
+        <w:rPr>
+          <w:i w:val="0"/>
+          <w:iCs w:val="0"/>
+          <w:noProof/>
+          <w:color w:val="auto"/>
+          <w:sz w:val="22"/>
+          <w:szCs w:val="22"/>
+        </w:rPr>
+        <w:t>2</w:t>
+      </w:r>
+      <w:r>
+        <w:rPr>
+          <w:i w:val="0"/>
+          <w:iCs w:val="0"/>
+          <w:color w:val="auto"/>
+          <w:sz w:val="22"/>
+          <w:szCs w:val="22"/>
+        </w:rPr>
+        <w:fldChar w:fldCharType="end"/>
+      </w:r>
+      <w:r>
+        <w:rPr>
+          <w:i w:val="0"/>
+          <w:iCs w:val="0"/>
+          <w:color w:val="auto"/>
+          <w:sz w:val="22"/>
+          <w:szCs w:val="22"/>
+        </w:rPr>
+        <w:t xml:space="preserve"> - Cronograma previsto para o TCC I</w:t>
+      </w:r>
+      <w:bookmarkEnd w:id="52"/>
     </w:p>
     <w:tbl>
       <w:tblPr>
@@ -5686,7 +6530,6 @@
         <w:tc>
           <w:tcPr>
             <w:tcW w:w="4391" w:type="dxa"/>
-            <w:tcMar/>
           </w:tcPr>
           <w:p>
             <w:pPr>
@@ -5694,18 +6537,16 @@
               <w:ind w:firstLine="0"/>
               <w:jc w:val="center"/>
               <w:rPr>
-                <w:b w:val="1"/>
-                <w:bCs w:val="1"/>
+                <w:b/>
+                <w:bCs/>
                 <w:sz w:val="20"/>
-                <w:szCs w:val="20"/>
               </w:rPr>
             </w:pPr>
             <w:r>
               <w:rPr>
-                <w:b w:val="1"/>
-                <w:bCs w:val="1"/>
+                <w:b/>
+                <w:bCs/>
                 <w:sz w:val="20"/>
-                <w:szCs w:val="20"/>
               </w:rPr>
               <w:t>Atividade</w:t>
             </w:r>
@@ -5714,7 +6555,6 @@
         <w:tc>
           <w:tcPr>
             <w:tcW w:w="778" w:type="dxa"/>
-            <w:tcMar/>
           </w:tcPr>
           <w:p>
             <w:pPr>
@@ -5722,18 +6562,16 @@
               <w:ind w:firstLine="0"/>
               <w:jc w:val="center"/>
               <w:rPr>
-                <w:b w:val="1"/>
-                <w:bCs w:val="1"/>
+                <w:b/>
+                <w:bCs/>
                 <w:sz w:val="20"/>
-                <w:szCs w:val="20"/>
               </w:rPr>
             </w:pPr>
             <w:r>
               <w:rPr>
-                <w:b w:val="1"/>
-                <w:bCs w:val="1"/>
+                <w:b/>
+                <w:bCs/>
                 <w:sz w:val="20"/>
-                <w:szCs w:val="20"/>
               </w:rPr>
               <w:t>Jan.</w:t>
             </w:r>
@@ -5742,7 +6580,6 @@
         <w:tc>
           <w:tcPr>
             <w:tcW w:w="778" w:type="dxa"/>
-            <w:tcMar/>
           </w:tcPr>
           <w:p>
             <w:pPr>
@@ -5750,18 +6587,16 @@
               <w:ind w:firstLine="0"/>
               <w:jc w:val="center"/>
               <w:rPr>
-                <w:b w:val="1"/>
-                <w:bCs w:val="1"/>
+                <w:b/>
+                <w:bCs/>
                 <w:sz w:val="20"/>
-                <w:szCs w:val="20"/>
               </w:rPr>
             </w:pPr>
             <w:r>
               <w:rPr>
-                <w:b w:val="1"/>
-                <w:bCs w:val="1"/>
+                <w:b/>
+                <w:bCs/>
                 <w:sz w:val="20"/>
-                <w:szCs w:val="20"/>
               </w:rPr>
               <w:t>Fev.</w:t>
             </w:r>
@@ -5770,7 +6605,6 @@
         <w:tc>
           <w:tcPr>
             <w:tcW w:w="778" w:type="dxa"/>
-            <w:tcMar/>
           </w:tcPr>
           <w:p>
             <w:pPr>
@@ -5778,18 +6612,16 @@
               <w:ind w:firstLine="0"/>
               <w:jc w:val="center"/>
               <w:rPr>
-                <w:b w:val="1"/>
-                <w:bCs w:val="1"/>
+                <w:b/>
+                <w:bCs/>
                 <w:sz w:val="20"/>
-                <w:szCs w:val="20"/>
               </w:rPr>
             </w:pPr>
             <w:r>
               <w:rPr>
-                <w:b w:val="1"/>
-                <w:bCs w:val="1"/>
+                <w:b/>
+                <w:bCs/>
                 <w:sz w:val="20"/>
-                <w:szCs w:val="20"/>
               </w:rPr>
               <w:t>Mar.</w:t>
             </w:r>
@@ -5798,21 +6630,19 @@
         <w:tc>
           <w:tcPr>
             <w:tcW w:w="778" w:type="dxa"/>
-            <w:tcMar/>
-          </w:tcPr>
-          <w:p>
-            <w:pPr>
-              <w:spacing w:before="0" w:beforeAutospacing="off" w:after="0" w:afterAutospacing="off"/>
+          </w:tcPr>
+          <w:p>
+            <w:pPr>
               <w:jc w:val="center"/>
               <w:rPr>
-                <w:b w:val="1"/>
-                <w:bCs w:val="1"/>
+                <w:b/>
+                <w:bCs/>
               </w:rPr>
             </w:pPr>
             <w:r>
               <w:rPr>
-                <w:b w:val="1"/>
-                <w:bCs w:val="1"/>
+                <w:b/>
+                <w:bCs/>
               </w:rPr>
               <w:t>Abr.</w:t>
             </w:r>
@@ -5821,21 +6651,19 @@
         <w:tc>
           <w:tcPr>
             <w:tcW w:w="778" w:type="dxa"/>
-            <w:tcMar/>
-          </w:tcPr>
-          <w:p>
-            <w:pPr>
-              <w:spacing w:before="0" w:beforeAutospacing="off" w:after="0" w:afterAutospacing="off"/>
+          </w:tcPr>
+          <w:p>
+            <w:pPr>
               <w:jc w:val="center"/>
               <w:rPr>
-                <w:b w:val="1"/>
-                <w:bCs w:val="1"/>
+                <w:b/>
+                <w:bCs/>
               </w:rPr>
             </w:pPr>
             <w:r>
               <w:rPr>
-                <w:b w:val="1"/>
-                <w:bCs w:val="1"/>
+                <w:b/>
+                <w:bCs/>
               </w:rPr>
               <w:t>Maio</w:t>
             </w:r>
@@ -5844,21 +6672,19 @@
         <w:tc>
           <w:tcPr>
             <w:tcW w:w="778" w:type="dxa"/>
-            <w:tcMar/>
-          </w:tcPr>
-          <w:p>
-            <w:pPr>
-              <w:spacing w:before="0" w:beforeAutospacing="off" w:after="0" w:afterAutospacing="off"/>
+          </w:tcPr>
+          <w:p>
+            <w:pPr>
               <w:jc w:val="center"/>
               <w:rPr>
-                <w:b w:val="1"/>
-                <w:bCs w:val="1"/>
+                <w:b/>
+                <w:bCs/>
               </w:rPr>
             </w:pPr>
             <w:r>
               <w:rPr>
-                <w:b w:val="1"/>
-                <w:bCs w:val="1"/>
+                <w:b/>
+                <w:bCs/>
               </w:rPr>
               <w:t>Jun.</w:t>
             </w:r>
@@ -5872,14 +6698,9 @@
         <w:tc>
           <w:tcPr>
             <w:tcW w:w="4391" w:type="dxa"/>
-            <w:tcMar/>
-          </w:tcPr>
-          <w:p>
-            <w:pPr>
-              <w:spacing w:before="0" w:beforeAutospacing="off" w:after="0" w:afterAutospacing="off"/>
-            </w:pPr>
+          </w:tcPr>
+          <w:p>
             <w:r>
-              <w:rPr/>
               <w:t>Definição do tema e delimitação do problema</w:t>
             </w:r>
           </w:p>
@@ -5888,7 +6709,6 @@
           <w:tcPr>
             <w:tcW w:w="778" w:type="dxa"/>
             <w:shd w:val="clear" w:color="auto" w:fill="548DD4" w:themeFill="text2" w:themeFillTint="99"/>
-            <w:tcMar/>
           </w:tcPr>
           <w:p>
             <w:pPr>
@@ -5897,7 +6717,6 @@
               <w:jc w:val="center"/>
               <w:rPr>
                 <w:sz w:val="20"/>
-                <w:szCs w:val="20"/>
               </w:rPr>
             </w:pPr>
           </w:p>
@@ -5906,7 +6725,6 @@
           <w:tcPr>
             <w:tcW w:w="778" w:type="dxa"/>
             <w:shd w:val="clear" w:color="auto" w:fill="548DD4" w:themeFill="text2" w:themeFillTint="99"/>
-            <w:tcMar/>
           </w:tcPr>
           <w:p>
             <w:pPr>
@@ -5915,7 +6733,6 @@
               <w:jc w:val="center"/>
               <w:rPr>
                 <w:sz w:val="20"/>
-                <w:szCs w:val="20"/>
               </w:rPr>
             </w:pPr>
           </w:p>
@@ -5923,7 +6740,6 @@
         <w:tc>
           <w:tcPr>
             <w:tcW w:w="778" w:type="dxa"/>
-            <w:tcMar/>
           </w:tcPr>
           <w:p>
             <w:pPr>
@@ -5932,7 +6748,6 @@
               <w:jc w:val="center"/>
               <w:rPr>
                 <w:sz w:val="20"/>
-                <w:szCs w:val="20"/>
               </w:rPr>
             </w:pPr>
           </w:p>
@@ -5940,7 +6755,6 @@
         <w:tc>
           <w:tcPr>
             <w:tcW w:w="778" w:type="dxa"/>
-            <w:tcMar/>
           </w:tcPr>
           <w:p>
             <w:pPr>
@@ -5949,7 +6763,6 @@
               <w:jc w:val="center"/>
               <w:rPr>
                 <w:sz w:val="20"/>
-                <w:szCs w:val="20"/>
               </w:rPr>
             </w:pPr>
           </w:p>
@@ -5957,7 +6770,6 @@
         <w:tc>
           <w:tcPr>
             <w:tcW w:w="778" w:type="dxa"/>
-            <w:tcMar/>
           </w:tcPr>
           <w:p>
             <w:pPr>
@@ -5966,7 +6778,6 @@
               <w:jc w:val="center"/>
               <w:rPr>
                 <w:sz w:val="20"/>
-                <w:szCs w:val="20"/>
               </w:rPr>
             </w:pPr>
           </w:p>
@@ -5974,7 +6785,6 @@
         <w:tc>
           <w:tcPr>
             <w:tcW w:w="778" w:type="dxa"/>
-            <w:tcMar/>
           </w:tcPr>
           <w:p>
             <w:pPr>
@@ -5983,7 +6793,6 @@
               <w:jc w:val="center"/>
               <w:rPr>
                 <w:sz w:val="20"/>
-                <w:szCs w:val="20"/>
               </w:rPr>
             </w:pPr>
           </w:p>
@@ -5996,14 +6805,9 @@
         <w:tc>
           <w:tcPr>
             <w:tcW w:w="4391" w:type="dxa"/>
-            <w:tcMar/>
-          </w:tcPr>
-          <w:p>
-            <w:pPr>
-              <w:spacing w:before="0" w:beforeAutospacing="off" w:after="0" w:afterAutospacing="off"/>
-            </w:pPr>
+          </w:tcPr>
+          <w:p>
             <w:r>
-              <w:rPr/>
               <w:t>Levantamento bibliográfico inicial</w:t>
             </w:r>
           </w:p>
@@ -6011,7 +6815,6 @@
         <w:tc>
           <w:tcPr>
             <w:tcW w:w="778" w:type="dxa"/>
-            <w:tcMar/>
           </w:tcPr>
           <w:p>
             <w:pPr>
@@ -6020,7 +6823,6 @@
               <w:jc w:val="center"/>
               <w:rPr>
                 <w:sz w:val="20"/>
-                <w:szCs w:val="20"/>
               </w:rPr>
             </w:pPr>
           </w:p>
@@ -6028,7 +6830,6 @@
         <w:tc>
           <w:tcPr>
             <w:tcW w:w="778" w:type="dxa"/>
-            <w:tcMar/>
           </w:tcPr>
           <w:p>
             <w:pPr>
@@ -6037,7 +6838,6 @@
               <w:jc w:val="center"/>
               <w:rPr>
                 <w:sz w:val="20"/>
-                <w:szCs w:val="20"/>
               </w:rPr>
             </w:pPr>
           </w:p>
@@ -6046,7 +6846,6 @@
           <w:tcPr>
             <w:tcW w:w="778" w:type="dxa"/>
             <w:shd w:val="clear" w:color="auto" w:fill="548DD4" w:themeFill="text2" w:themeFillTint="99"/>
-            <w:tcMar/>
           </w:tcPr>
           <w:p>
             <w:pPr>
@@ -6055,7 +6854,6 @@
               <w:jc w:val="center"/>
               <w:rPr>
                 <w:sz w:val="20"/>
-                <w:szCs w:val="20"/>
               </w:rPr>
             </w:pPr>
           </w:p>
@@ -6064,7 +6862,6 @@
           <w:tcPr>
             <w:tcW w:w="778" w:type="dxa"/>
             <w:shd w:val="clear" w:color="auto" w:fill="548DD4" w:themeFill="text2" w:themeFillTint="99"/>
-            <w:tcMar/>
           </w:tcPr>
           <w:p>
             <w:pPr>
@@ -6073,7 +6870,6 @@
               <w:jc w:val="center"/>
               <w:rPr>
                 <w:sz w:val="20"/>
-                <w:szCs w:val="20"/>
               </w:rPr>
             </w:pPr>
           </w:p>
@@ -6081,7 +6877,6 @@
         <w:tc>
           <w:tcPr>
             <w:tcW w:w="778" w:type="dxa"/>
-            <w:tcMar/>
           </w:tcPr>
           <w:p>
             <w:pPr>
@@ -6090,7 +6885,6 @@
               <w:jc w:val="center"/>
               <w:rPr>
                 <w:sz w:val="20"/>
-                <w:szCs w:val="20"/>
               </w:rPr>
             </w:pPr>
           </w:p>
@@ -6098,7 +6892,6 @@
         <w:tc>
           <w:tcPr>
             <w:tcW w:w="778" w:type="dxa"/>
-            <w:tcMar/>
           </w:tcPr>
           <w:p>
             <w:pPr>
@@ -6107,7 +6900,6 @@
               <w:jc w:val="center"/>
               <w:rPr>
                 <w:sz w:val="20"/>
-                <w:szCs w:val="20"/>
               </w:rPr>
             </w:pPr>
           </w:p>
@@ -6120,14 +6912,9 @@
         <w:tc>
           <w:tcPr>
             <w:tcW w:w="4391" w:type="dxa"/>
-            <w:tcMar/>
-          </w:tcPr>
-          <w:p>
-            <w:pPr>
-              <w:spacing w:before="0" w:beforeAutospacing="off" w:after="0" w:afterAutospacing="off"/>
-            </w:pPr>
+          </w:tcPr>
+          <w:p>
             <w:r>
-              <w:rPr/>
               <w:t>Elaboração do Capítulo 1</w:t>
             </w:r>
           </w:p>
@@ -6135,7 +6922,6 @@
         <w:tc>
           <w:tcPr>
             <w:tcW w:w="778" w:type="dxa"/>
-            <w:tcMar/>
           </w:tcPr>
           <w:p>
             <w:pPr>
@@ -6144,7 +6930,6 @@
               <w:jc w:val="center"/>
               <w:rPr>
                 <w:sz w:val="20"/>
-                <w:szCs w:val="20"/>
               </w:rPr>
             </w:pPr>
           </w:p>
@@ -6152,7 +6937,6 @@
         <w:tc>
           <w:tcPr>
             <w:tcW w:w="778" w:type="dxa"/>
-            <w:tcMar/>
           </w:tcPr>
           <w:p>
             <w:pPr>
@@ -6161,7 +6945,6 @@
               <w:jc w:val="center"/>
               <w:rPr>
                 <w:sz w:val="20"/>
-                <w:szCs w:val="20"/>
               </w:rPr>
             </w:pPr>
           </w:p>
@@ -6170,7 +6953,6 @@
           <w:tcPr>
             <w:tcW w:w="778" w:type="dxa"/>
             <w:shd w:val="clear" w:color="auto" w:fill="548DD4" w:themeFill="text2" w:themeFillTint="99"/>
-            <w:tcMar/>
           </w:tcPr>
           <w:p>
             <w:pPr>
@@ -6179,7 +6961,6 @@
               <w:jc w:val="center"/>
               <w:rPr>
                 <w:sz w:val="20"/>
-                <w:szCs w:val="20"/>
               </w:rPr>
             </w:pPr>
           </w:p>
@@ -6188,7 +6969,6 @@
           <w:tcPr>
             <w:tcW w:w="778" w:type="dxa"/>
             <w:shd w:val="clear" w:color="auto" w:fill="548DD4" w:themeFill="text2" w:themeFillTint="99"/>
-            <w:tcMar/>
           </w:tcPr>
           <w:p>
             <w:pPr>
@@ -6197,7 +6977,6 @@
               <w:jc w:val="center"/>
               <w:rPr>
                 <w:sz w:val="20"/>
-                <w:szCs w:val="20"/>
               </w:rPr>
             </w:pPr>
           </w:p>
@@ -6205,7 +6984,6 @@
         <w:tc>
           <w:tcPr>
             <w:tcW w:w="778" w:type="dxa"/>
-            <w:tcMar/>
           </w:tcPr>
           <w:p>
             <w:pPr>
@@ -6214,7 +6992,6 @@
               <w:jc w:val="center"/>
               <w:rPr>
                 <w:sz w:val="20"/>
-                <w:szCs w:val="20"/>
               </w:rPr>
             </w:pPr>
           </w:p>
@@ -6222,7 +6999,6 @@
         <w:tc>
           <w:tcPr>
             <w:tcW w:w="778" w:type="dxa"/>
-            <w:tcMar/>
           </w:tcPr>
           <w:p>
             <w:pPr>
@@ -6231,7 +7007,6 @@
               <w:jc w:val="center"/>
               <w:rPr>
                 <w:sz w:val="20"/>
-                <w:szCs w:val="20"/>
               </w:rPr>
             </w:pPr>
           </w:p>
@@ -6244,14 +7019,9 @@
         <w:tc>
           <w:tcPr>
             <w:tcW w:w="4391" w:type="dxa"/>
-            <w:tcMar/>
-          </w:tcPr>
-          <w:p>
-            <w:pPr>
-              <w:spacing w:before="0" w:beforeAutospacing="off" w:after="0" w:afterAutospacing="off"/>
-            </w:pPr>
+          </w:tcPr>
+          <w:p>
             <w:r>
-              <w:rPr/>
               <w:t>Elaboração do Capítulo 2</w:t>
             </w:r>
           </w:p>
@@ -6259,7 +7029,6 @@
         <w:tc>
           <w:tcPr>
             <w:tcW w:w="778" w:type="dxa"/>
-            <w:tcMar/>
           </w:tcPr>
           <w:p>
             <w:pPr>
@@ -6268,7 +7037,6 @@
               <w:jc w:val="center"/>
               <w:rPr>
                 <w:sz w:val="20"/>
-                <w:szCs w:val="20"/>
               </w:rPr>
             </w:pPr>
           </w:p>
@@ -6276,7 +7044,6 @@
         <w:tc>
           <w:tcPr>
             <w:tcW w:w="778" w:type="dxa"/>
-            <w:tcMar/>
           </w:tcPr>
           <w:p>
             <w:pPr>
@@ -6285,7 +7052,6 @@
               <w:jc w:val="center"/>
               <w:rPr>
                 <w:sz w:val="20"/>
-                <w:szCs w:val="20"/>
               </w:rPr>
             </w:pPr>
           </w:p>
@@ -6293,7 +7059,6 @@
         <w:tc>
           <w:tcPr>
             <w:tcW w:w="778" w:type="dxa"/>
-            <w:tcMar/>
           </w:tcPr>
           <w:p>
             <w:pPr>
@@ -6302,7 +7067,6 @@
               <w:jc w:val="center"/>
               <w:rPr>
                 <w:sz w:val="20"/>
-                <w:szCs w:val="20"/>
               </w:rPr>
             </w:pPr>
           </w:p>
@@ -6311,7 +7075,6 @@
           <w:tcPr>
             <w:tcW w:w="778" w:type="dxa"/>
             <w:shd w:val="clear" w:color="auto" w:fill="548DD4" w:themeFill="text2" w:themeFillTint="99"/>
-            <w:tcMar/>
           </w:tcPr>
           <w:p>
             <w:pPr>
@@ -6320,7 +7083,6 @@
               <w:jc w:val="center"/>
               <w:rPr>
                 <w:sz w:val="20"/>
-                <w:szCs w:val="20"/>
               </w:rPr>
             </w:pPr>
           </w:p>
@@ -6329,7 +7091,6 @@
           <w:tcPr>
             <w:tcW w:w="778" w:type="dxa"/>
             <w:shd w:val="clear" w:color="auto" w:fill="548DD4" w:themeFill="text2" w:themeFillTint="99"/>
-            <w:tcMar/>
           </w:tcPr>
           <w:p>
             <w:pPr>
@@ -6338,7 +7099,6 @@
               <w:jc w:val="center"/>
               <w:rPr>
                 <w:sz w:val="20"/>
-                <w:szCs w:val="20"/>
               </w:rPr>
             </w:pPr>
           </w:p>
@@ -6346,7 +7106,6 @@
         <w:tc>
           <w:tcPr>
             <w:tcW w:w="778" w:type="dxa"/>
-            <w:tcMar/>
           </w:tcPr>
           <w:p>
             <w:pPr>
@@ -6355,7 +7114,6 @@
               <w:jc w:val="center"/>
               <w:rPr>
                 <w:sz w:val="20"/>
-                <w:szCs w:val="20"/>
               </w:rPr>
             </w:pPr>
           </w:p>
@@ -6368,14 +7126,9 @@
         <w:tc>
           <w:tcPr>
             <w:tcW w:w="4391" w:type="dxa"/>
-            <w:tcMar/>
-          </w:tcPr>
-          <w:p>
-            <w:pPr>
-              <w:spacing w:before="0" w:beforeAutospacing="off" w:after="0" w:afterAutospacing="off"/>
-            </w:pPr>
+          </w:tcPr>
+          <w:p>
             <w:r>
-              <w:rPr/>
               <w:t>Definição dos procedimentos metodológicos</w:t>
             </w:r>
           </w:p>
@@ -6383,7 +7136,6 @@
         <w:tc>
           <w:tcPr>
             <w:tcW w:w="778" w:type="dxa"/>
-            <w:tcMar/>
           </w:tcPr>
           <w:p>
             <w:pPr>
@@ -6392,7 +7144,6 @@
               <w:jc w:val="center"/>
               <w:rPr>
                 <w:sz w:val="20"/>
-                <w:szCs w:val="20"/>
               </w:rPr>
             </w:pPr>
           </w:p>
@@ -6400,7 +7151,6 @@
         <w:tc>
           <w:tcPr>
             <w:tcW w:w="778" w:type="dxa"/>
-            <w:tcMar/>
           </w:tcPr>
           <w:p>
             <w:pPr>
@@ -6409,7 +7159,6 @@
               <w:jc w:val="center"/>
               <w:rPr>
                 <w:sz w:val="20"/>
-                <w:szCs w:val="20"/>
               </w:rPr>
             </w:pPr>
           </w:p>
@@ -6417,7 +7166,6 @@
         <w:tc>
           <w:tcPr>
             <w:tcW w:w="778" w:type="dxa"/>
-            <w:tcMar/>
           </w:tcPr>
           <w:p>
             <w:pPr>
@@ -6426,7 +7174,6 @@
               <w:jc w:val="center"/>
               <w:rPr>
                 <w:sz w:val="20"/>
-                <w:szCs w:val="20"/>
               </w:rPr>
             </w:pPr>
           </w:p>
@@ -6435,7 +7182,6 @@
           <w:tcPr>
             <w:tcW w:w="778" w:type="dxa"/>
             <w:shd w:val="clear" w:color="auto" w:fill="548DD4" w:themeFill="text2" w:themeFillTint="99"/>
-            <w:tcMar/>
           </w:tcPr>
           <w:p>
             <w:pPr>
@@ -6444,7 +7190,6 @@
               <w:jc w:val="center"/>
               <w:rPr>
                 <w:sz w:val="20"/>
-                <w:szCs w:val="20"/>
               </w:rPr>
             </w:pPr>
           </w:p>
@@ -6453,7 +7198,6 @@
           <w:tcPr>
             <w:tcW w:w="778" w:type="dxa"/>
             <w:shd w:val="clear" w:color="auto" w:fill="548DD4" w:themeFill="text2" w:themeFillTint="99"/>
-            <w:tcMar/>
           </w:tcPr>
           <w:p>
             <w:pPr>
@@ -6462,7 +7206,6 @@
               <w:jc w:val="center"/>
               <w:rPr>
                 <w:sz w:val="20"/>
-                <w:szCs w:val="20"/>
               </w:rPr>
             </w:pPr>
           </w:p>
@@ -6470,7 +7213,6 @@
         <w:tc>
           <w:tcPr>
             <w:tcW w:w="778" w:type="dxa"/>
-            <w:tcMar/>
           </w:tcPr>
           <w:p>
             <w:pPr>
@@ -6479,7 +7221,6 @@
               <w:jc w:val="center"/>
               <w:rPr>
                 <w:sz w:val="20"/>
-                <w:szCs w:val="20"/>
               </w:rPr>
             </w:pPr>
           </w:p>
@@ -6492,14 +7233,9 @@
         <w:tc>
           <w:tcPr>
             <w:tcW w:w="4391" w:type="dxa"/>
-            <w:tcMar/>
-          </w:tcPr>
-          <w:p>
-            <w:pPr>
-              <w:spacing w:before="0" w:beforeAutospacing="off" w:after="0" w:afterAutospacing="off"/>
-            </w:pPr>
+          </w:tcPr>
+          <w:p>
             <w:r>
-              <w:rPr/>
               <w:t>Elaboração do Capítulo 3</w:t>
             </w:r>
           </w:p>
@@ -6507,7 +7243,6 @@
         <w:tc>
           <w:tcPr>
             <w:tcW w:w="778" w:type="dxa"/>
-            <w:tcMar/>
           </w:tcPr>
           <w:p>
             <w:pPr>
@@ -6516,7 +7251,6 @@
               <w:jc w:val="center"/>
               <w:rPr>
                 <w:sz w:val="20"/>
-                <w:szCs w:val="20"/>
               </w:rPr>
             </w:pPr>
           </w:p>
@@ -6524,7 +7258,6 @@
         <w:tc>
           <w:tcPr>
             <w:tcW w:w="778" w:type="dxa"/>
-            <w:tcMar/>
           </w:tcPr>
           <w:p>
             <w:pPr>
@@ -6533,7 +7266,6 @@
               <w:jc w:val="center"/>
               <w:rPr>
                 <w:sz w:val="20"/>
-                <w:szCs w:val="20"/>
               </w:rPr>
             </w:pPr>
           </w:p>
@@ -6541,7 +7273,6 @@
         <w:tc>
           <w:tcPr>
             <w:tcW w:w="778" w:type="dxa"/>
-            <w:tcMar/>
           </w:tcPr>
           <w:p>
             <w:pPr>
@@ -6550,7 +7281,6 @@
               <w:jc w:val="center"/>
               <w:rPr>
                 <w:sz w:val="20"/>
-                <w:szCs w:val="20"/>
               </w:rPr>
             </w:pPr>
           </w:p>
@@ -6558,7 +7288,6 @@
         <w:tc>
           <w:tcPr>
             <w:tcW w:w="778" w:type="dxa"/>
-            <w:tcMar/>
           </w:tcPr>
           <w:p>
             <w:pPr>
@@ -6567,7 +7296,6 @@
               <w:jc w:val="center"/>
               <w:rPr>
                 <w:sz w:val="20"/>
-                <w:szCs w:val="20"/>
               </w:rPr>
             </w:pPr>
           </w:p>
@@ -6576,7 +7304,6 @@
           <w:tcPr>
             <w:tcW w:w="778" w:type="dxa"/>
             <w:shd w:val="clear" w:color="auto" w:fill="548DD4" w:themeFill="text2" w:themeFillTint="99"/>
-            <w:tcMar/>
           </w:tcPr>
           <w:p>
             <w:pPr>
@@ -6585,7 +7312,6 @@
               <w:jc w:val="center"/>
               <w:rPr>
                 <w:sz w:val="20"/>
-                <w:szCs w:val="20"/>
               </w:rPr>
             </w:pPr>
           </w:p>
@@ -6593,7 +7319,6 @@
         <w:tc>
           <w:tcPr>
             <w:tcW w:w="778" w:type="dxa"/>
-            <w:tcMar/>
           </w:tcPr>
           <w:p>
             <w:pPr>
@@ -6602,7 +7327,6 @@
               <w:jc w:val="center"/>
               <w:rPr>
                 <w:sz w:val="20"/>
-                <w:szCs w:val="20"/>
               </w:rPr>
             </w:pPr>
           </w:p>
@@ -6615,14 +7339,9 @@
         <w:tc>
           <w:tcPr>
             <w:tcW w:w="4391" w:type="dxa"/>
-            <w:tcMar/>
-          </w:tcPr>
-          <w:p>
-            <w:pPr>
-              <w:spacing w:before="0" w:beforeAutospacing="off" w:after="0" w:afterAutospacing="off"/>
-            </w:pPr>
+          </w:tcPr>
+          <w:p>
             <w:r>
-              <w:rPr/>
               <w:t>Revisão textual do relatório parcial</w:t>
             </w:r>
           </w:p>
@@ -6630,7 +7349,6 @@
         <w:tc>
           <w:tcPr>
             <w:tcW w:w="778" w:type="dxa"/>
-            <w:tcMar/>
           </w:tcPr>
           <w:p>
             <w:pPr>
@@ -6639,7 +7357,6 @@
               <w:jc w:val="center"/>
               <w:rPr>
                 <w:sz w:val="20"/>
-                <w:szCs w:val="20"/>
               </w:rPr>
             </w:pPr>
           </w:p>
@@ -6647,7 +7364,6 @@
         <w:tc>
           <w:tcPr>
             <w:tcW w:w="778" w:type="dxa"/>
-            <w:tcMar/>
           </w:tcPr>
           <w:p>
             <w:pPr>
@@ -6656,7 +7372,6 @@
               <w:jc w:val="center"/>
               <w:rPr>
                 <w:sz w:val="20"/>
-                <w:szCs w:val="20"/>
               </w:rPr>
             </w:pPr>
           </w:p>
@@ -6664,7 +7379,6 @@
         <w:tc>
           <w:tcPr>
             <w:tcW w:w="778" w:type="dxa"/>
-            <w:tcMar/>
           </w:tcPr>
           <w:p>
             <w:pPr>
@@ -6673,7 +7387,6 @@
               <w:jc w:val="center"/>
               <w:rPr>
                 <w:sz w:val="20"/>
-                <w:szCs w:val="20"/>
               </w:rPr>
             </w:pPr>
           </w:p>
@@ -6681,7 +7394,6 @@
         <w:tc>
           <w:tcPr>
             <w:tcW w:w="778" w:type="dxa"/>
-            <w:tcMar/>
           </w:tcPr>
           <w:p>
             <w:pPr>
@@ -6690,7 +7402,6 @@
               <w:jc w:val="center"/>
               <w:rPr>
                 <w:sz w:val="20"/>
-                <w:szCs w:val="20"/>
               </w:rPr>
             </w:pPr>
           </w:p>
@@ -6699,7 +7410,6 @@
           <w:tcPr>
             <w:tcW w:w="778" w:type="dxa"/>
             <w:shd w:val="clear" w:color="auto" w:fill="548DD4" w:themeFill="text2" w:themeFillTint="99"/>
-            <w:tcMar/>
           </w:tcPr>
           <w:p>
             <w:pPr>
@@ -6708,7 +7418,6 @@
               <w:jc w:val="center"/>
               <w:rPr>
                 <w:sz w:val="20"/>
-                <w:szCs w:val="20"/>
               </w:rPr>
             </w:pPr>
           </w:p>
@@ -6716,7 +7425,6 @@
         <w:tc>
           <w:tcPr>
             <w:tcW w:w="778" w:type="dxa"/>
-            <w:tcMar/>
           </w:tcPr>
           <w:p>
             <w:pPr>
@@ -6725,7 +7433,6 @@
               <w:jc w:val="center"/>
               <w:rPr>
                 <w:sz w:val="20"/>
-                <w:szCs w:val="20"/>
               </w:rPr>
             </w:pPr>
           </w:p>
@@ -6738,14 +7445,9 @@
         <w:tc>
           <w:tcPr>
             <w:tcW w:w="4391" w:type="dxa"/>
-            <w:tcMar/>
-          </w:tcPr>
-          <w:p>
-            <w:pPr>
-              <w:spacing w:before="0" w:beforeAutospacing="off" w:after="0" w:afterAutospacing="off"/>
-            </w:pPr>
+          </w:tcPr>
+          <w:p>
             <w:r>
-              <w:rPr/>
               <w:t>Entrega e apresentação do TCC I</w:t>
             </w:r>
           </w:p>
@@ -6753,7 +7455,6 @@
         <w:tc>
           <w:tcPr>
             <w:tcW w:w="778" w:type="dxa"/>
-            <w:tcMar/>
           </w:tcPr>
           <w:p>
             <w:pPr>
@@ -6762,7 +7463,6 @@
               <w:jc w:val="center"/>
               <w:rPr>
                 <w:sz w:val="20"/>
-                <w:szCs w:val="20"/>
               </w:rPr>
             </w:pPr>
           </w:p>
@@ -6770,7 +7470,6 @@
         <w:tc>
           <w:tcPr>
             <w:tcW w:w="778" w:type="dxa"/>
-            <w:tcMar/>
           </w:tcPr>
           <w:p>
             <w:pPr>
@@ -6779,7 +7478,6 @@
               <w:jc w:val="center"/>
               <w:rPr>
                 <w:sz w:val="20"/>
-                <w:szCs w:val="20"/>
               </w:rPr>
             </w:pPr>
           </w:p>
@@ -6787,7 +7485,6 @@
         <w:tc>
           <w:tcPr>
             <w:tcW w:w="778" w:type="dxa"/>
-            <w:tcMar/>
           </w:tcPr>
           <w:p>
             <w:pPr>
@@ -6796,7 +7493,6 @@
               <w:jc w:val="center"/>
               <w:rPr>
                 <w:sz w:val="20"/>
-                <w:szCs w:val="20"/>
               </w:rPr>
             </w:pPr>
           </w:p>
@@ -6804,7 +7500,6 @@
         <w:tc>
           <w:tcPr>
             <w:tcW w:w="778" w:type="dxa"/>
-            <w:tcMar/>
           </w:tcPr>
           <w:p>
             <w:pPr>
@@ -6813,7 +7508,6 @@
               <w:jc w:val="center"/>
               <w:rPr>
                 <w:sz w:val="20"/>
-                <w:szCs w:val="20"/>
               </w:rPr>
             </w:pPr>
           </w:p>
@@ -6821,7 +7515,6 @@
         <w:tc>
           <w:tcPr>
             <w:tcW w:w="778" w:type="dxa"/>
-            <w:tcMar/>
           </w:tcPr>
           <w:p>
             <w:pPr>
@@ -6830,7 +7523,6 @@
               <w:jc w:val="center"/>
               <w:rPr>
                 <w:sz w:val="20"/>
-                <w:szCs w:val="20"/>
               </w:rPr>
             </w:pPr>
           </w:p>
@@ -6839,7 +7531,6 @@
           <w:tcPr>
             <w:tcW w:w="778" w:type="dxa"/>
             <w:shd w:val="clear" w:color="auto" w:fill="548DD4" w:themeFill="text2" w:themeFillTint="99"/>
-            <w:tcMar/>
           </w:tcPr>
           <w:p>
             <w:pPr>
@@ -6848,7 +7539,6 @@
               <w:jc w:val="center"/>
               <w:rPr>
                 <w:sz w:val="20"/>
-                <w:szCs w:val="20"/>
               </w:rPr>
             </w:pPr>
           </w:p>
@@ -6859,24 +7549,23 @@
       <w:pPr>
         <w:widowControl w:val="0"/>
         <w:pBdr>
-          <w:top w:val="nil" w:color="FF000000" w:sz="0" w:space="0"/>
-          <w:left w:val="nil" w:color="FF000000" w:sz="0" w:space="0"/>
-          <w:bottom w:val="nil" w:color="FF000000" w:sz="0" w:space="0"/>
-          <w:right w:val="nil" w:color="FF000000" w:sz="0" w:space="0"/>
-          <w:between w:val="nil" w:color="FF000000" w:sz="0" w:space="0"/>
+          <w:top w:val="nil"/>
+          <w:left w:val="nil"/>
+          <w:bottom w:val="nil"/>
+          <w:right w:val="nil"/>
+          <w:between w:val="nil"/>
         </w:pBdr>
         <w:spacing w:line="360" w:lineRule="auto"/>
-        <w:ind/>
         <w:jc w:val="center"/>
         <w:rPr>
-          <w:color w:val="000000" w:themeColor="text1" w:themeTint="FF" w:themeShade="FF"/>
+          <w:color w:val="000000" w:themeColor="text1"/>
           <w:sz w:val="22"/>
           <w:szCs w:val="22"/>
         </w:rPr>
       </w:pPr>
       <w:r>
         <w:rPr>
-          <w:color w:val="000000" w:themeColor="text1" w:themeTint="FF" w:themeShade="FF"/>
+          <w:color w:val="000000" w:themeColor="text1"/>
           <w:sz w:val="22"/>
           <w:szCs w:val="22"/>
         </w:rPr>
@@ -6887,22 +7576,93 @@
       <w:pPr>
         <w:pStyle w:val="TE-Normal"/>
         <w:ind w:firstLine="0"/>
+      </w:pPr>
+    </w:p>
+    <w:p>
+      <w:pPr>
+        <w:pStyle w:val="Legenda"/>
+        <w:keepNext/>
         <w:jc w:val="center"/>
-      </w:pPr>
-    </w:p>
-    <w:p>
-      <w:pPr>
-        <w:pStyle w:val="TE-Normal"/>
-        <w:ind w:firstLine="0"/>
-        <w:jc w:val="center"/>
-      </w:pPr>
-      <w:r>
         <w:rPr>
-          <w:noProof w:val="0"/>
-          <w:lang w:val="pt-BR"/>
+          <w:i w:val="0"/>
+          <w:iCs w:val="0"/>
+          <w:color w:val="auto"/>
+          <w:sz w:val="22"/>
+          <w:szCs w:val="22"/>
         </w:rPr>
-        <w:t>Quadro 3 - Cronograma previsto para o TCC II</w:t>
-      </w:r>
+      </w:pPr>
+      <w:bookmarkStart w:id="53" w:name="_Toc230252338"/>
+      <w:r>
+        <w:rPr>
+          <w:i w:val="0"/>
+          <w:iCs w:val="0"/>
+          <w:color w:val="auto"/>
+          <w:sz w:val="22"/>
+          <w:szCs w:val="22"/>
+        </w:rPr>
+        <w:t xml:space="preserve">QUADRO </w:t>
+      </w:r>
+      <w:r>
+        <w:rPr>
+          <w:i w:val="0"/>
+          <w:iCs w:val="0"/>
+          <w:color w:val="auto"/>
+          <w:sz w:val="22"/>
+          <w:szCs w:val="22"/>
+        </w:rPr>
+        <w:fldChar w:fldCharType="begin"/>
+      </w:r>
+      <w:r>
+        <w:rPr>
+          <w:i w:val="0"/>
+          <w:iCs w:val="0"/>
+          <w:color w:val="auto"/>
+          <w:sz w:val="22"/>
+          <w:szCs w:val="22"/>
+        </w:rPr>
+        <w:instrText xml:space="preserve"> SEQ Quadro \* ARABIC </w:instrText>
+      </w:r>
+      <w:r>
+        <w:rPr>
+          <w:i w:val="0"/>
+          <w:iCs w:val="0"/>
+          <w:color w:val="auto"/>
+          <w:sz w:val="22"/>
+          <w:szCs w:val="22"/>
+        </w:rPr>
+        <w:fldChar w:fldCharType="separate"/>
+      </w:r>
+      <w:r>
+        <w:rPr>
+          <w:i w:val="0"/>
+          <w:iCs w:val="0"/>
+          <w:color w:val="auto"/>
+          <w:sz w:val="22"/>
+          <w:szCs w:val="22"/>
+        </w:rPr>
+        <w:t>3</w:t>
+      </w:r>
+      <w:r>
+        <w:rPr>
+          <w:i w:val="0"/>
+          <w:iCs w:val="0"/>
+          <w:color w:val="auto"/>
+          <w:sz w:val="22"/>
+          <w:szCs w:val="22"/>
+        </w:rPr>
+        <w:fldChar w:fldCharType="end"/>
+      </w:r>
+      <w:r>
+        <w:rPr>
+          <w:i w:val="0"/>
+          <w:iCs w:val="0"/>
+          <w:color w:val="auto"/>
+          <w:sz w:val="22"/>
+          <w:szCs w:val="22"/>
+        </w:rPr>
+        <w:t xml:space="preserve"> - Cronograma previsto para o TCC II</w:t>
+      </w:r>
+      <w:bookmarkEnd w:id="53"/>
     </w:p>
     <w:tbl>
       <w:tblPr>
@@ -6926,7 +7686,6 @@
         <w:tc>
           <w:tcPr>
             <w:tcW w:w="4410" w:type="dxa"/>
-            <w:tcMar/>
           </w:tcPr>
           <w:p>
             <w:pPr>
@@ -6934,18 +7693,16 @@
               <w:ind w:firstLine="0"/>
               <w:jc w:val="center"/>
               <w:rPr>
-                <w:b w:val="1"/>
-                <w:bCs w:val="1"/>
+                <w:b/>
+                <w:bCs/>
                 <w:sz w:val="20"/>
-                <w:szCs w:val="20"/>
               </w:rPr>
             </w:pPr>
             <w:r>
               <w:rPr>
-                <w:b w:val="1"/>
-                <w:bCs w:val="1"/>
+                <w:b/>
+                <w:bCs/>
                 <w:sz w:val="20"/>
-                <w:szCs w:val="20"/>
               </w:rPr>
               <w:t>Atividade</w:t>
             </w:r>
@@ -6954,17 +7711,15 @@
         <w:tc>
           <w:tcPr>
             <w:tcW w:w="775" w:type="dxa"/>
-            <w:tcMar/>
-          </w:tcPr>
-          <w:p>
-            <w:pPr>
-              <w:spacing w:before="0" w:beforeAutospacing="off" w:after="0" w:afterAutospacing="off"/>
+          </w:tcPr>
+          <w:p>
+            <w:pPr>
               <w:jc w:val="center"/>
             </w:pPr>
             <w:r>
               <w:rPr>
-                <w:b w:val="1"/>
-                <w:bCs w:val="1"/>
+                <w:b/>
+                <w:bCs/>
               </w:rPr>
               <w:t>Jul.</w:t>
             </w:r>
@@ -6973,17 +7728,15 @@
         <w:tc>
           <w:tcPr>
             <w:tcW w:w="775" w:type="dxa"/>
-            <w:tcMar/>
-          </w:tcPr>
-          <w:p>
-            <w:pPr>
-              <w:spacing w:before="0" w:beforeAutospacing="off" w:after="0" w:afterAutospacing="off"/>
+          </w:tcPr>
+          <w:p>
+            <w:pPr>
               <w:jc w:val="center"/>
             </w:pPr>
             <w:r>
               <w:rPr>
-                <w:b w:val="1"/>
-                <w:bCs w:val="1"/>
+                <w:b/>
+                <w:bCs/>
               </w:rPr>
               <w:t>Ago.</w:t>
             </w:r>
@@ -6992,17 +7745,15 @@
         <w:tc>
           <w:tcPr>
             <w:tcW w:w="775" w:type="dxa"/>
-            <w:tcMar/>
-          </w:tcPr>
-          <w:p>
-            <w:pPr>
-              <w:spacing w:before="0" w:beforeAutospacing="off" w:after="0" w:afterAutospacing="off"/>
+          </w:tcPr>
+          <w:p>
+            <w:pPr>
               <w:jc w:val="center"/>
             </w:pPr>
             <w:r>
               <w:rPr>
-                <w:b w:val="1"/>
-                <w:bCs w:val="1"/>
+                <w:b/>
+                <w:bCs/>
               </w:rPr>
               <w:t>Set.</w:t>
             </w:r>
@@ -7011,17 +7762,15 @@
         <w:tc>
           <w:tcPr>
             <w:tcW w:w="775" w:type="dxa"/>
-            <w:tcMar/>
-          </w:tcPr>
-          <w:p>
-            <w:pPr>
-              <w:spacing w:before="0" w:beforeAutospacing="off" w:after="0" w:afterAutospacing="off"/>
+          </w:tcPr>
+          <w:p>
+            <w:pPr>
               <w:jc w:val="center"/>
             </w:pPr>
             <w:r>
               <w:rPr>
-                <w:b w:val="1"/>
-                <w:bCs w:val="1"/>
+                <w:b/>
+                <w:bCs/>
               </w:rPr>
               <w:t>Out.</w:t>
             </w:r>
@@ -7030,17 +7779,15 @@
         <w:tc>
           <w:tcPr>
             <w:tcW w:w="775" w:type="dxa"/>
-            <w:tcMar/>
-          </w:tcPr>
-          <w:p>
-            <w:pPr>
-              <w:spacing w:before="0" w:beforeAutospacing="off" w:after="0" w:afterAutospacing="off"/>
+          </w:tcPr>
+          <w:p>
+            <w:pPr>
               <w:jc w:val="center"/>
             </w:pPr>
             <w:r>
               <w:rPr>
-                <w:b w:val="1"/>
-                <w:bCs w:val="1"/>
+                <w:b/>
+                <w:bCs/>
               </w:rPr>
               <w:t>Nov.</w:t>
             </w:r>
@@ -7049,17 +7796,15 @@
         <w:tc>
           <w:tcPr>
             <w:tcW w:w="775" w:type="dxa"/>
-            <w:tcMar/>
-          </w:tcPr>
-          <w:p>
-            <w:pPr>
-              <w:spacing w:before="0" w:beforeAutospacing="off" w:after="0" w:afterAutospacing="off"/>
+          </w:tcPr>
+          <w:p>
+            <w:pPr>
               <w:jc w:val="center"/>
             </w:pPr>
             <w:r>
               <w:rPr>
-                <w:b w:val="1"/>
-                <w:bCs w:val="1"/>
+                <w:b/>
+                <w:bCs/>
               </w:rPr>
               <w:t>Dez.</w:t>
             </w:r>
@@ -7073,14 +7818,9 @@
         <w:tc>
           <w:tcPr>
             <w:tcW w:w="4410" w:type="dxa"/>
-            <w:tcMar/>
-          </w:tcPr>
-          <w:p>
-            <w:pPr>
-              <w:spacing w:before="0" w:beforeAutospacing="off" w:after="0" w:afterAutospacing="off"/>
-            </w:pPr>
+          </w:tcPr>
+          <w:p>
             <w:r>
-              <w:rPr/>
               <w:t>Organização do corpus em MusicXML</w:t>
             </w:r>
           </w:p>
@@ -7089,86 +7829,52 @@
           <w:tcPr>
             <w:tcW w:w="775" w:type="dxa"/>
             <w:shd w:val="clear" w:color="auto" w:fill="4F81BD" w:themeFill="accent1"/>
-            <w:tcMar/>
-          </w:tcPr>
-          <w:p>
-            <w:pPr>
-              <w:spacing w:before="0" w:beforeAutospacing="off" w:after="0" w:afterAutospacing="off"/>
-            </w:pPr>
-          </w:p>
+          </w:tcPr>
+          <w:p/>
         </w:tc>
         <w:tc>
           <w:tcPr>
             <w:tcW w:w="775" w:type="dxa"/>
-            <w:tcMar/>
           </w:tcPr>
           <w:p/>
         </w:tc>
         <w:tc>
           <w:tcPr>
             <w:tcW w:w="775" w:type="dxa"/>
-            <w:tcMar/>
-          </w:tcPr>
-          <w:p>
-            <w:pPr>
-              <w:pStyle w:val="Normal"/>
-              <w:suppressLineNumbers w:val="0"/>
-              <w:bidi w:val="0"/>
-              <w:spacing w:before="0" w:beforeAutospacing="off" w:after="0" w:afterAutospacing="off" w:line="259" w:lineRule="auto"/>
-              <w:ind w:left="0" w:right="0"/>
-              <w:jc w:val="left"/>
+          </w:tcPr>
+          <w:p>
+            <w:pPr>
+              <w:spacing w:line="259" w:lineRule="auto"/>
             </w:pPr>
           </w:p>
         </w:tc>
         <w:tc>
           <w:tcPr>
             <w:tcW w:w="775" w:type="dxa"/>
-            <w:tcMar/>
-          </w:tcPr>
-          <w:p>
-            <w:pPr>
-              <w:pStyle w:val="Normal"/>
-              <w:suppressLineNumbers w:val="0"/>
-              <w:bidi w:val="0"/>
-              <w:spacing w:before="0" w:beforeAutospacing="off" w:after="0" w:afterAutospacing="off" w:line="259" w:lineRule="auto"/>
-              <w:ind w:left="0" w:right="0"/>
-              <w:jc w:val="left"/>
+          </w:tcPr>
+          <w:p>
+            <w:pPr>
+              <w:spacing w:line="259" w:lineRule="auto"/>
             </w:pPr>
           </w:p>
         </w:tc>
         <w:tc>
           <w:tcPr>
             <w:tcW w:w="775" w:type="dxa"/>
-            <w:tcMar/>
-          </w:tcPr>
-          <w:p>
-            <w:pPr>
-              <w:pStyle w:val="Normal"/>
-              <w:suppressLineNumbers w:val="0"/>
-              <w:bidi w:val="0"/>
-              <w:spacing w:before="0" w:beforeAutospacing="off" w:after="0" w:afterAutospacing="off" w:line="259" w:lineRule="auto"/>
-              <w:ind w:left="0" w:right="0"/>
-              <w:jc w:val="left"/>
+          </w:tcPr>
+          <w:p>
+            <w:pPr>
+              <w:spacing w:line="259" w:lineRule="auto"/>
             </w:pPr>
           </w:p>
         </w:tc>
         <w:tc>
           <w:tcPr>
             <w:tcW w:w="775" w:type="dxa"/>
-            <w:tcMar/>
-          </w:tcPr>
-          <w:p>
-            <w:pPr>
-              <w:pStyle w:val="Normal"/>
-              <w:suppressLineNumbers w:val="0"/>
-              <w:bidi w:val="0"/>
-              <w:spacing w:before="0" w:beforeAutospacing="off" w:after="0" w:afterAutospacing="off" w:line="259" w:lineRule="auto"/>
-              <w:ind w:left="0" w:right="0"/>
-              <w:jc w:val="left"/>
-              <w:rPr>
-                <w:sz w:val="20"/>
-                <w:szCs w:val="20"/>
-              </w:rPr>
+          </w:tcPr>
+          <w:p>
+            <w:pPr>
+              <w:spacing w:line="259" w:lineRule="auto"/>
             </w:pPr>
           </w:p>
         </w:tc>
@@ -7180,14 +7886,9 @@
         <w:tc>
           <w:tcPr>
             <w:tcW w:w="4410" w:type="dxa"/>
-            <w:tcMar/>
-          </w:tcPr>
-          <w:p>
-            <w:pPr>
-              <w:spacing w:before="0" w:beforeAutospacing="off" w:after="0" w:afterAutospacing="off"/>
-            </w:pPr>
+          </w:tcPr>
+          <w:p>
             <w:r>
-              <w:rPr/>
               <w:t>Preparação das versões simplificadas das partituras</w:t>
             </w:r>
           </w:p>
@@ -7196,91 +7897,53 @@
           <w:tcPr>
             <w:tcW w:w="775" w:type="dxa"/>
             <w:shd w:val="clear" w:color="auto" w:fill="4F81BD" w:themeFill="accent1"/>
-            <w:tcMar/>
-          </w:tcPr>
-          <w:p>
-            <w:pPr>
-              <w:spacing w:before="0" w:beforeAutospacing="off" w:after="0" w:afterAutospacing="off"/>
-            </w:pPr>
-          </w:p>
+          </w:tcPr>
+          <w:p/>
         </w:tc>
         <w:tc>
           <w:tcPr>
             <w:tcW w:w="775" w:type="dxa"/>
             <w:shd w:val="clear" w:color="auto" w:fill="4F81BD" w:themeFill="accent1"/>
-            <w:tcMar/>
-          </w:tcPr>
-          <w:p>
-            <w:pPr>
-              <w:spacing w:before="0" w:beforeAutospacing="off" w:after="0" w:afterAutospacing="off"/>
-            </w:pPr>
-          </w:p>
+          </w:tcPr>
+          <w:p/>
         </w:tc>
         <w:tc>
           <w:tcPr>
             <w:tcW w:w="775" w:type="dxa"/>
-            <w:tcMar/>
-          </w:tcPr>
-          <w:p>
-            <w:pPr>
-              <w:pStyle w:val="Normal"/>
-              <w:suppressLineNumbers w:val="0"/>
-              <w:bidi w:val="0"/>
-              <w:spacing w:before="0" w:beforeAutospacing="off" w:after="0" w:afterAutospacing="off" w:line="259" w:lineRule="auto"/>
-              <w:ind w:left="0" w:right="0"/>
-              <w:jc w:val="left"/>
+          </w:tcPr>
+          <w:p>
+            <w:pPr>
+              <w:spacing w:line="259" w:lineRule="auto"/>
             </w:pPr>
           </w:p>
         </w:tc>
         <w:tc>
           <w:tcPr>
             <w:tcW w:w="775" w:type="dxa"/>
-            <w:tcMar/>
-          </w:tcPr>
-          <w:p>
-            <w:pPr>
-              <w:pStyle w:val="Normal"/>
-              <w:suppressLineNumbers w:val="0"/>
-              <w:bidi w:val="0"/>
-              <w:spacing w:before="0" w:beforeAutospacing="off" w:after="0" w:afterAutospacing="off" w:line="259" w:lineRule="auto"/>
-              <w:ind w:left="0" w:right="0"/>
-              <w:jc w:val="left"/>
+          </w:tcPr>
+          <w:p>
+            <w:pPr>
+              <w:spacing w:line="259" w:lineRule="auto"/>
             </w:pPr>
           </w:p>
         </w:tc>
         <w:tc>
           <w:tcPr>
             <w:tcW w:w="775" w:type="dxa"/>
-            <w:tcMar/>
-          </w:tcPr>
-          <w:p>
-            <w:pPr>
-              <w:pStyle w:val="Normal"/>
-              <w:suppressLineNumbers w:val="0"/>
-              <w:bidi w:val="0"/>
-              <w:spacing w:before="0" w:beforeAutospacing="off" w:after="0" w:afterAutospacing="off" w:line="259" w:lineRule="auto"/>
-              <w:ind w:left="0" w:right="0"/>
-              <w:jc w:val="left"/>
+          </w:tcPr>
+          <w:p>
+            <w:pPr>
+              <w:spacing w:line="259" w:lineRule="auto"/>
             </w:pPr>
           </w:p>
         </w:tc>
         <w:tc>
           <w:tcPr>
             <w:tcW w:w="775" w:type="dxa"/>
-            <w:tcMar/>
-          </w:tcPr>
-          <w:p>
-            <w:pPr>
-              <w:pStyle w:val="Normal"/>
-              <w:suppressLineNumbers w:val="0"/>
-              <w:bidi w:val="0"/>
-              <w:spacing w:before="0" w:beforeAutospacing="off" w:after="0" w:afterAutospacing="off" w:line="259" w:lineRule="auto"/>
-              <w:ind w:left="0" w:right="0"/>
-              <w:jc w:val="left"/>
-              <w:rPr>
-                <w:sz w:val="20"/>
-                <w:szCs w:val="20"/>
-              </w:rPr>
+          </w:tcPr>
+          <w:p>
+            <w:pPr>
+              <w:spacing w:line="259" w:lineRule="auto"/>
             </w:pPr>
           </w:p>
         </w:tc>
@@ -7292,14 +7955,9 @@
         <w:tc>
           <w:tcPr>
             <w:tcW w:w="4410" w:type="dxa"/>
-            <w:tcMar/>
-          </w:tcPr>
-          <w:p>
-            <w:pPr>
-              <w:spacing w:before="0" w:beforeAutospacing="off" w:after="0" w:afterAutospacing="off"/>
-            </w:pPr>
+          </w:tcPr>
+          <w:p>
             <w:r>
-              <w:rPr/>
               <w:t>Implementação da extração melódica</w:t>
             </w:r>
           </w:p>
@@ -7307,7 +7965,6 @@
         <w:tc>
           <w:tcPr>
             <w:tcW w:w="775" w:type="dxa"/>
-            <w:tcMar/>
           </w:tcPr>
           <w:p/>
         </w:tc>
@@ -7315,79 +7972,46 @@
           <w:tcPr>
             <w:tcW w:w="775" w:type="dxa"/>
             <w:shd w:val="clear" w:color="auto" w:fill="4F81BD" w:themeFill="accent1"/>
-            <w:tcMar/>
-          </w:tcPr>
-          <w:p>
-            <w:pPr>
-              <w:spacing w:before="0" w:beforeAutospacing="off" w:after="0" w:afterAutospacing="off"/>
-            </w:pPr>
-          </w:p>
+          </w:tcPr>
+          <w:p/>
         </w:tc>
         <w:tc>
           <w:tcPr>
             <w:tcW w:w="775" w:type="dxa"/>
-            <w:tcMar/>
-          </w:tcPr>
-          <w:p>
-            <w:pPr>
-              <w:pStyle w:val="Normal"/>
-              <w:suppressLineNumbers w:val="0"/>
-              <w:bidi w:val="0"/>
-              <w:spacing w:before="0" w:beforeAutospacing="off" w:after="0" w:afterAutospacing="off" w:line="259" w:lineRule="auto"/>
-              <w:ind w:left="0" w:right="0"/>
-              <w:jc w:val="left"/>
+          </w:tcPr>
+          <w:p>
+            <w:pPr>
+              <w:spacing w:line="259" w:lineRule="auto"/>
             </w:pPr>
           </w:p>
         </w:tc>
         <w:tc>
           <w:tcPr>
             <w:tcW w:w="775" w:type="dxa"/>
-            <w:tcMar/>
-          </w:tcPr>
-          <w:p>
-            <w:pPr>
-              <w:pStyle w:val="Normal"/>
-              <w:suppressLineNumbers w:val="0"/>
-              <w:bidi w:val="0"/>
-              <w:spacing w:before="0" w:beforeAutospacing="off" w:after="0" w:afterAutospacing="off" w:line="259" w:lineRule="auto"/>
-              <w:ind w:left="0" w:right="0"/>
-              <w:jc w:val="left"/>
+          </w:tcPr>
+          <w:p>
+            <w:pPr>
+              <w:spacing w:line="259" w:lineRule="auto"/>
             </w:pPr>
           </w:p>
         </w:tc>
         <w:tc>
           <w:tcPr>
             <w:tcW w:w="775" w:type="dxa"/>
-            <w:tcMar/>
-          </w:tcPr>
-          <w:p>
-            <w:pPr>
-              <w:pStyle w:val="Normal"/>
-              <w:suppressLineNumbers w:val="0"/>
-              <w:bidi w:val="0"/>
-              <w:spacing w:before="0" w:beforeAutospacing="off" w:after="0" w:afterAutospacing="off" w:line="259" w:lineRule="auto"/>
-              <w:ind w:left="0" w:right="0"/>
-              <w:jc w:val="left"/>
+          </w:tcPr>
+          <w:p>
+            <w:pPr>
+              <w:spacing w:line="259" w:lineRule="auto"/>
             </w:pPr>
           </w:p>
         </w:tc>
         <w:tc>
           <w:tcPr>
             <w:tcW w:w="775" w:type="dxa"/>
-            <w:tcMar/>
-          </w:tcPr>
-          <w:p>
-            <w:pPr>
-              <w:pStyle w:val="Normal"/>
-              <w:suppressLineNumbers w:val="0"/>
-              <w:bidi w:val="0"/>
-              <w:spacing w:before="0" w:beforeAutospacing="off" w:after="0" w:afterAutospacing="off" w:line="259" w:lineRule="auto"/>
-              <w:ind w:left="0" w:right="0"/>
-              <w:jc w:val="left"/>
-              <w:rPr>
-                <w:sz w:val="20"/>
-                <w:szCs w:val="20"/>
-              </w:rPr>
+          </w:tcPr>
+          <w:p>
+            <w:pPr>
+              <w:spacing w:line="259" w:lineRule="auto"/>
             </w:pPr>
           </w:p>
         </w:tc>
@@ -7399,14 +8023,9 @@
         <w:tc>
           <w:tcPr>
             <w:tcW w:w="4410" w:type="dxa"/>
-            <w:tcMar/>
-          </w:tcPr>
-          <w:p>
-            <w:pPr>
-              <w:spacing w:before="0" w:beforeAutospacing="off" w:after="0" w:afterAutospacing="off"/>
-            </w:pPr>
+          </w:tcPr>
+          <w:p>
             <w:r>
-              <w:rPr/>
               <w:t>Implementação das representações por intervalo e contorno</w:t>
             </w:r>
           </w:p>
@@ -7414,7 +8033,6 @@
         <w:tc>
           <w:tcPr>
             <w:tcW w:w="775" w:type="dxa"/>
-            <w:tcMar/>
           </w:tcPr>
           <w:p/>
         </w:tc>
@@ -7422,80 +8040,47 @@
           <w:tcPr>
             <w:tcW w:w="775" w:type="dxa"/>
             <w:shd w:val="clear" w:color="auto" w:fill="4F81BD" w:themeFill="accent1"/>
-            <w:tcMar/>
-          </w:tcPr>
-          <w:p>
-            <w:pPr>
-              <w:spacing w:before="0" w:beforeAutospacing="off" w:after="0" w:afterAutospacing="off"/>
-            </w:pPr>
-          </w:p>
+          </w:tcPr>
+          <w:p/>
         </w:tc>
         <w:tc>
           <w:tcPr>
             <w:tcW w:w="775" w:type="dxa"/>
             <w:shd w:val="clear" w:color="auto" w:fill="4F81BD" w:themeFill="accent1"/>
-            <w:tcMar/>
-          </w:tcPr>
-          <w:p>
-            <w:pPr>
-              <w:pStyle w:val="Normal"/>
-              <w:suppressLineNumbers w:val="0"/>
-              <w:bidi w:val="0"/>
-              <w:spacing w:before="0" w:beforeAutospacing="off" w:after="0" w:afterAutospacing="off" w:line="259" w:lineRule="auto"/>
-              <w:ind w:left="0" w:right="0"/>
-              <w:jc w:val="left"/>
+          </w:tcPr>
+          <w:p>
+            <w:pPr>
+              <w:spacing w:line="259" w:lineRule="auto"/>
             </w:pPr>
           </w:p>
         </w:tc>
         <w:tc>
           <w:tcPr>
             <w:tcW w:w="775" w:type="dxa"/>
-            <w:tcMar/>
-          </w:tcPr>
-          <w:p>
-            <w:pPr>
-              <w:pStyle w:val="Normal"/>
-              <w:suppressLineNumbers w:val="0"/>
-              <w:bidi w:val="0"/>
-              <w:spacing w:before="0" w:beforeAutospacing="off" w:after="0" w:afterAutospacing="off" w:line="259" w:lineRule="auto"/>
-              <w:ind w:left="0" w:right="0"/>
-              <w:jc w:val="left"/>
+          </w:tcPr>
+          <w:p>
+            <w:pPr>
+              <w:spacing w:line="259" w:lineRule="auto"/>
             </w:pPr>
           </w:p>
         </w:tc>
         <w:tc>
           <w:tcPr>
             <w:tcW w:w="775" w:type="dxa"/>
-            <w:tcMar/>
-          </w:tcPr>
-          <w:p>
-            <w:pPr>
-              <w:pStyle w:val="Normal"/>
-              <w:suppressLineNumbers w:val="0"/>
-              <w:bidi w:val="0"/>
-              <w:spacing w:before="0" w:beforeAutospacing="off" w:after="0" w:afterAutospacing="off" w:line="259" w:lineRule="auto"/>
-              <w:ind w:left="0" w:right="0"/>
-              <w:jc w:val="left"/>
+          </w:tcPr>
+          <w:p>
+            <w:pPr>
+              <w:spacing w:line="259" w:lineRule="auto"/>
             </w:pPr>
           </w:p>
         </w:tc>
         <w:tc>
           <w:tcPr>
             <w:tcW w:w="775" w:type="dxa"/>
-            <w:tcMar/>
-          </w:tcPr>
-          <w:p>
-            <w:pPr>
-              <w:pStyle w:val="Normal"/>
-              <w:suppressLineNumbers w:val="0"/>
-              <w:bidi w:val="0"/>
-              <w:spacing w:before="0" w:beforeAutospacing="off" w:after="0" w:afterAutospacing="off" w:line="259" w:lineRule="auto"/>
-              <w:ind w:left="0" w:right="0"/>
-              <w:jc w:val="left"/>
-              <w:rPr>
-                <w:sz w:val="20"/>
-                <w:szCs w:val="20"/>
-              </w:rPr>
+          </w:tcPr>
+          <w:p>
+            <w:pPr>
+              <w:spacing w:line="259" w:lineRule="auto"/>
             </w:pPr>
           </w:p>
         </w:tc>
@@ -7507,14 +8092,9 @@
         <w:tc>
           <w:tcPr>
             <w:tcW w:w="4410" w:type="dxa"/>
-            <w:tcMar/>
-          </w:tcPr>
-          <w:p>
-            <w:pPr>
-              <w:spacing w:before="0" w:beforeAutospacing="off" w:after="0" w:afterAutospacing="off"/>
-            </w:pPr>
+          </w:tcPr>
+          <w:p>
             <w:r>
-              <w:rPr/>
               <w:t>Implementação da detecção por janelas deslizantes</w:t>
             </w:r>
           </w:p>
@@ -7522,14 +8102,12 @@
         <w:tc>
           <w:tcPr>
             <w:tcW w:w="775" w:type="dxa"/>
-            <w:tcMar/>
           </w:tcPr>
           <w:p/>
         </w:tc>
         <w:tc>
           <w:tcPr>
             <w:tcW w:w="775" w:type="dxa"/>
-            <w:tcMar/>
           </w:tcPr>
           <w:p/>
         </w:tc>
@@ -7537,68 +8115,40 @@
           <w:tcPr>
             <w:tcW w:w="775" w:type="dxa"/>
             <w:shd w:val="clear" w:color="auto" w:fill="4F81BD" w:themeFill="accent1"/>
-            <w:tcMar/>
-          </w:tcPr>
-          <w:p>
-            <w:pPr>
-              <w:pStyle w:val="Normal"/>
-              <w:suppressLineNumbers w:val="0"/>
-              <w:bidi w:val="0"/>
-              <w:spacing w:before="0" w:beforeAutospacing="off" w:after="0" w:afterAutospacing="off" w:line="259" w:lineRule="auto"/>
-              <w:ind w:left="0" w:right="0"/>
-              <w:jc w:val="left"/>
+          </w:tcPr>
+          <w:p>
+            <w:pPr>
+              <w:spacing w:line="259" w:lineRule="auto"/>
             </w:pPr>
           </w:p>
         </w:tc>
         <w:tc>
           <w:tcPr>
             <w:tcW w:w="775" w:type="dxa"/>
-            <w:tcMar/>
-          </w:tcPr>
-          <w:p>
-            <w:pPr>
-              <w:pStyle w:val="Normal"/>
-              <w:suppressLineNumbers w:val="0"/>
-              <w:bidi w:val="0"/>
-              <w:spacing w:before="0" w:beforeAutospacing="off" w:after="0" w:afterAutospacing="off" w:line="259" w:lineRule="auto"/>
-              <w:ind w:left="0" w:right="0"/>
-              <w:jc w:val="left"/>
+          </w:tcPr>
+          <w:p>
+            <w:pPr>
+              <w:spacing w:line="259" w:lineRule="auto"/>
             </w:pPr>
           </w:p>
         </w:tc>
         <w:tc>
           <w:tcPr>
             <w:tcW w:w="775" w:type="dxa"/>
-            <w:tcMar/>
-          </w:tcPr>
-          <w:p>
-            <w:pPr>
-              <w:pStyle w:val="Normal"/>
-              <w:suppressLineNumbers w:val="0"/>
-              <w:bidi w:val="0"/>
-              <w:spacing w:before="0" w:beforeAutospacing="off" w:after="0" w:afterAutospacing="off" w:line="259" w:lineRule="auto"/>
-              <w:ind w:left="0" w:right="0"/>
-              <w:jc w:val="left"/>
+          </w:tcPr>
+          <w:p>
+            <w:pPr>
+              <w:spacing w:line="259" w:lineRule="auto"/>
             </w:pPr>
           </w:p>
         </w:tc>
         <w:tc>
           <w:tcPr>
             <w:tcW w:w="775" w:type="dxa"/>
-            <w:tcMar/>
-          </w:tcPr>
-          <w:p>
-            <w:pPr>
-              <w:pStyle w:val="Normal"/>
-              <w:suppressLineNumbers w:val="0"/>
-              <w:bidi w:val="0"/>
-              <w:spacing w:before="0" w:beforeAutospacing="off" w:after="0" w:afterAutospacing="off" w:line="259" w:lineRule="auto"/>
-              <w:ind w:left="0" w:right="0"/>
-              <w:jc w:val="left"/>
-              <w:rPr>
-                <w:sz w:val="20"/>
-                <w:szCs w:val="20"/>
-              </w:rPr>
+          </w:tcPr>
+          <w:p>
+            <w:pPr>
+              <w:spacing w:line="259" w:lineRule="auto"/>
             </w:pPr>
           </w:p>
         </w:tc>
@@ -7610,14 +8160,9 @@
         <w:tc>
           <w:tcPr>
             <w:tcW w:w="4410" w:type="dxa"/>
-            <w:tcMar/>
-          </w:tcPr>
-          <w:p>
-            <w:pPr>
-              <w:spacing w:before="0" w:beforeAutospacing="off" w:after="0" w:afterAutospacing="off"/>
-            </w:pPr>
+          </w:tcPr>
+          <w:p>
             <w:r>
-              <w:rPr/>
               <w:t>Execução dos testes com o corpus</w:t>
             </w:r>
           </w:p>
@@ -7625,14 +8170,12 @@
         <w:tc>
           <w:tcPr>
             <w:tcW w:w="775" w:type="dxa"/>
-            <w:tcMar/>
           </w:tcPr>
           <w:p/>
         </w:tc>
         <w:tc>
           <w:tcPr>
             <w:tcW w:w="775" w:type="dxa"/>
-            <w:tcMar/>
           </w:tcPr>
           <w:p/>
         </w:tc>
@@ -7640,16 +8183,10 @@
           <w:tcPr>
             <w:tcW w:w="775" w:type="dxa"/>
             <w:shd w:val="clear" w:color="auto" w:fill="4F81BD" w:themeFill="accent1"/>
-            <w:tcMar/>
-          </w:tcPr>
-          <w:p>
-            <w:pPr>
-              <w:pStyle w:val="Normal"/>
-              <w:suppressLineNumbers w:val="0"/>
-              <w:bidi w:val="0"/>
-              <w:spacing w:before="0" w:beforeAutospacing="off" w:after="0" w:afterAutospacing="off" w:line="259" w:lineRule="auto"/>
-              <w:ind w:left="0" w:right="0"/>
-              <w:jc w:val="left"/>
+          </w:tcPr>
+          <w:p>
+            <w:pPr>
+              <w:spacing w:line="259" w:lineRule="auto"/>
             </w:pPr>
           </w:p>
         </w:tc>
@@ -7657,52 +8194,30 @@
           <w:tcPr>
             <w:tcW w:w="775" w:type="dxa"/>
             <w:shd w:val="clear" w:color="auto" w:fill="4F81BD" w:themeFill="accent1"/>
-            <w:tcMar/>
-          </w:tcPr>
-          <w:p>
-            <w:pPr>
-              <w:pStyle w:val="Normal"/>
-              <w:suppressLineNumbers w:val="0"/>
-              <w:bidi w:val="0"/>
-              <w:spacing w:before="0" w:beforeAutospacing="off" w:after="0" w:afterAutospacing="off" w:line="259" w:lineRule="auto"/>
-              <w:ind w:left="0" w:right="0"/>
-              <w:jc w:val="left"/>
+          </w:tcPr>
+          <w:p>
+            <w:pPr>
+              <w:spacing w:line="259" w:lineRule="auto"/>
             </w:pPr>
           </w:p>
         </w:tc>
         <w:tc>
           <w:tcPr>
             <w:tcW w:w="775" w:type="dxa"/>
-            <w:tcMar/>
-          </w:tcPr>
-          <w:p>
-            <w:pPr>
-              <w:pStyle w:val="Normal"/>
-              <w:suppressLineNumbers w:val="0"/>
-              <w:bidi w:val="0"/>
-              <w:spacing w:before="0" w:beforeAutospacing="off" w:after="0" w:afterAutospacing="off" w:line="259" w:lineRule="auto"/>
-              <w:ind w:left="0" w:right="0"/>
-              <w:jc w:val="left"/>
+          </w:tcPr>
+          <w:p>
+            <w:pPr>
+              <w:spacing w:line="259" w:lineRule="auto"/>
             </w:pPr>
           </w:p>
         </w:tc>
         <w:tc>
           <w:tcPr>
             <w:tcW w:w="775" w:type="dxa"/>
-            <w:tcMar/>
-          </w:tcPr>
-          <w:p>
-            <w:pPr>
-              <w:pStyle w:val="Normal"/>
-              <w:suppressLineNumbers w:val="0"/>
-              <w:bidi w:val="0"/>
-              <w:spacing w:before="0" w:beforeAutospacing="off" w:after="0" w:afterAutospacing="off" w:line="259" w:lineRule="auto"/>
-              <w:ind w:left="0" w:right="0"/>
-              <w:jc w:val="left"/>
-              <w:rPr>
-                <w:sz w:val="20"/>
-                <w:szCs w:val="20"/>
-              </w:rPr>
+          </w:tcPr>
+          <w:p>
+            <w:pPr>
+              <w:spacing w:line="259" w:lineRule="auto"/>
             </w:pPr>
           </w:p>
         </w:tc>
@@ -7714,14 +8229,9 @@
         <w:tc>
           <w:tcPr>
             <w:tcW w:w="4410" w:type="dxa"/>
-            <w:tcMar/>
-          </w:tcPr>
-          <w:p>
-            <w:pPr>
-              <w:spacing w:before="0" w:beforeAutospacing="off" w:after="0" w:afterAutospacing="off"/>
-            </w:pPr>
+          </w:tcPr>
+          <w:p>
             <w:r>
-              <w:rPr/>
               <w:t>Análise qualitativa dos padrões encontrados</w:t>
             </w:r>
           </w:p>
@@ -7729,30 +8239,22 @@
         <w:tc>
           <w:tcPr>
             <w:tcW w:w="775" w:type="dxa"/>
-            <w:tcMar/>
           </w:tcPr>
           <w:p/>
         </w:tc>
         <w:tc>
           <w:tcPr>
             <w:tcW w:w="775" w:type="dxa"/>
-            <w:tcMar/>
           </w:tcPr>
           <w:p/>
         </w:tc>
         <w:tc>
           <w:tcPr>
             <w:tcW w:w="775" w:type="dxa"/>
-            <w:tcMar/>
-          </w:tcPr>
-          <w:p>
-            <w:pPr>
-              <w:pStyle w:val="Normal"/>
-              <w:suppressLineNumbers w:val="0"/>
-              <w:bidi w:val="0"/>
-              <w:spacing w:before="0" w:beforeAutospacing="off" w:after="0" w:afterAutospacing="off" w:line="259" w:lineRule="auto"/>
-              <w:ind w:left="0" w:right="0"/>
-              <w:jc w:val="left"/>
+          </w:tcPr>
+          <w:p>
+            <w:pPr>
+              <w:spacing w:line="259" w:lineRule="auto"/>
             </w:pPr>
           </w:p>
         </w:tc>
@@ -7760,52 +8262,30 @@
           <w:tcPr>
             <w:tcW w:w="775" w:type="dxa"/>
             <w:shd w:val="clear" w:color="auto" w:fill="4F81BD" w:themeFill="accent1"/>
-            <w:tcMar/>
-          </w:tcPr>
-          <w:p>
-            <w:pPr>
-              <w:pStyle w:val="Normal"/>
-              <w:suppressLineNumbers w:val="0"/>
-              <w:bidi w:val="0"/>
-              <w:spacing w:before="0" w:beforeAutospacing="off" w:after="0" w:afterAutospacing="off" w:line="259" w:lineRule="auto"/>
-              <w:ind w:left="0" w:right="0"/>
-              <w:jc w:val="left"/>
+          </w:tcPr>
+          <w:p>
+            <w:pPr>
+              <w:spacing w:line="259" w:lineRule="auto"/>
             </w:pPr>
           </w:p>
         </w:tc>
         <w:tc>
           <w:tcPr>
             <w:tcW w:w="775" w:type="dxa"/>
-            <w:tcMar/>
-          </w:tcPr>
-          <w:p>
-            <w:pPr>
-              <w:pStyle w:val="Normal"/>
-              <w:suppressLineNumbers w:val="0"/>
-              <w:bidi w:val="0"/>
-              <w:spacing w:before="0" w:beforeAutospacing="off" w:after="0" w:afterAutospacing="off" w:line="259" w:lineRule="auto"/>
-              <w:ind w:left="0" w:right="0"/>
-              <w:jc w:val="left"/>
+          </w:tcPr>
+          <w:p>
+            <w:pPr>
+              <w:spacing w:line="259" w:lineRule="auto"/>
             </w:pPr>
           </w:p>
         </w:tc>
         <w:tc>
           <w:tcPr>
             <w:tcW w:w="775" w:type="dxa"/>
-            <w:tcMar/>
-          </w:tcPr>
-          <w:p>
-            <w:pPr>
-              <w:pStyle w:val="Normal"/>
-              <w:suppressLineNumbers w:val="0"/>
-              <w:bidi w:val="0"/>
-              <w:spacing w:before="0" w:beforeAutospacing="off" w:after="0" w:afterAutospacing="off" w:line="259" w:lineRule="auto"/>
-              <w:ind w:left="0" w:right="0"/>
-              <w:jc w:val="left"/>
-              <w:rPr>
-                <w:sz w:val="20"/>
-                <w:szCs w:val="20"/>
-              </w:rPr>
+          </w:tcPr>
+          <w:p>
+            <w:pPr>
+              <w:spacing w:line="259" w:lineRule="auto"/>
             </w:pPr>
           </w:p>
         </w:tc>
@@ -7817,14 +8297,9 @@
         <w:tc>
           <w:tcPr>
             <w:tcW w:w="4410" w:type="dxa"/>
-            <w:tcMar/>
-          </w:tcPr>
-          <w:p>
-            <w:pPr>
-              <w:spacing w:before="0" w:beforeAutospacing="off" w:after="0" w:afterAutospacing="off"/>
-            </w:pPr>
+          </w:tcPr>
+          <w:p>
             <w:r>
-              <w:rPr/>
               <w:t>Redação dos resultados e considerações finais</w:t>
             </w:r>
           </w:p>
@@ -7832,30 +8307,22 @@
         <w:tc>
           <w:tcPr>
             <w:tcW w:w="775" w:type="dxa"/>
-            <w:tcMar/>
           </w:tcPr>
           <w:p/>
         </w:tc>
         <w:tc>
           <w:tcPr>
             <w:tcW w:w="775" w:type="dxa"/>
-            <w:tcMar/>
           </w:tcPr>
           <w:p/>
         </w:tc>
         <w:tc>
           <w:tcPr>
             <w:tcW w:w="775" w:type="dxa"/>
-            <w:tcMar/>
-          </w:tcPr>
-          <w:p>
-            <w:pPr>
-              <w:pStyle w:val="Normal"/>
-              <w:suppressLineNumbers w:val="0"/>
-              <w:bidi w:val="0"/>
-              <w:spacing w:before="0" w:beforeAutospacing="off" w:after="0" w:afterAutospacing="off" w:line="259" w:lineRule="auto"/>
-              <w:ind w:left="0" w:right="0"/>
-              <w:jc w:val="left"/>
+          </w:tcPr>
+          <w:p>
+            <w:pPr>
+              <w:spacing w:line="259" w:lineRule="auto"/>
             </w:pPr>
           </w:p>
         </w:tc>
@@ -7863,16 +8330,10 @@
           <w:tcPr>
             <w:tcW w:w="775" w:type="dxa"/>
             <w:shd w:val="clear" w:color="auto" w:fill="4F81BD" w:themeFill="accent1"/>
-            <w:tcMar/>
-          </w:tcPr>
-          <w:p>
-            <w:pPr>
-              <w:pStyle w:val="Normal"/>
-              <w:suppressLineNumbers w:val="0"/>
-              <w:bidi w:val="0"/>
-              <w:spacing w:before="0" w:beforeAutospacing="off" w:after="0" w:afterAutospacing="off" w:line="259" w:lineRule="auto"/>
-              <w:ind w:left="0" w:right="0"/>
-              <w:jc w:val="left"/>
+          </w:tcPr>
+          <w:p>
+            <w:pPr>
+              <w:spacing w:line="259" w:lineRule="auto"/>
             </w:pPr>
           </w:p>
         </w:tc>
@@ -7880,36 +8341,20 @@
           <w:tcPr>
             <w:tcW w:w="775" w:type="dxa"/>
             <w:shd w:val="clear" w:color="auto" w:fill="4F81BD" w:themeFill="accent1"/>
-            <w:tcMar/>
-          </w:tcPr>
-          <w:p>
-            <w:pPr>
-              <w:pStyle w:val="Normal"/>
-              <w:suppressLineNumbers w:val="0"/>
-              <w:bidi w:val="0"/>
-              <w:spacing w:before="0" w:beforeAutospacing="off" w:after="0" w:afterAutospacing="off" w:line="259" w:lineRule="auto"/>
-              <w:ind w:left="0" w:right="0"/>
-              <w:jc w:val="left"/>
+          </w:tcPr>
+          <w:p>
+            <w:pPr>
+              <w:spacing w:line="259" w:lineRule="auto"/>
             </w:pPr>
           </w:p>
         </w:tc>
         <w:tc>
           <w:tcPr>
             <w:tcW w:w="775" w:type="dxa"/>
-            <w:tcMar/>
-          </w:tcPr>
-          <w:p>
-            <w:pPr>
-              <w:pStyle w:val="Normal"/>
-              <w:suppressLineNumbers w:val="0"/>
-              <w:bidi w:val="0"/>
-              <w:spacing w:before="0" w:beforeAutospacing="off" w:after="0" w:afterAutospacing="off" w:line="259" w:lineRule="auto"/>
-              <w:ind w:left="0" w:right="0"/>
-              <w:jc w:val="left"/>
-              <w:rPr>
-                <w:sz w:val="20"/>
-                <w:szCs w:val="20"/>
-              </w:rPr>
+          </w:tcPr>
+          <w:p>
+            <w:pPr>
+              <w:spacing w:line="259" w:lineRule="auto"/>
             </w:pPr>
           </w:p>
         </w:tc>
@@ -7921,14 +8366,10 @@
         <w:tc>
           <w:tcPr>
             <w:tcW w:w="4410" w:type="dxa"/>
-            <w:tcMar/>
-          </w:tcPr>
-          <w:p>
-            <w:pPr>
-              <w:spacing w:before="0" w:beforeAutospacing="off" w:after="0" w:afterAutospacing="off"/>
-            </w:pPr>
+          </w:tcPr>
+          <w:p>
             <w:r>
-              <w:rPr/>
+              <w:lastRenderedPageBreak/>
               <w:t>Revisão final e ajustes do documento</w:t>
             </w:r>
           </w:p>
@@ -7936,54 +8377,32 @@
         <w:tc>
           <w:tcPr>
             <w:tcW w:w="775" w:type="dxa"/>
-            <w:tcMar/>
-          </w:tcPr>
-          <w:p>
-            <w:pPr>
-              <w:pStyle w:val="Normal"/>
-            </w:pPr>
-          </w:p>
+          </w:tcPr>
+          <w:p/>
         </w:tc>
         <w:tc>
           <w:tcPr>
             <w:tcW w:w="775" w:type="dxa"/>
-            <w:tcMar/>
-          </w:tcPr>
-          <w:p>
-            <w:pPr>
-              <w:pStyle w:val="Normal"/>
-            </w:pPr>
-          </w:p>
+          </w:tcPr>
+          <w:p/>
         </w:tc>
         <w:tc>
           <w:tcPr>
             <w:tcW w:w="775" w:type="dxa"/>
-            <w:tcMar/>
-          </w:tcPr>
-          <w:p>
-            <w:pPr>
-              <w:pStyle w:val="Normal"/>
-              <w:suppressLineNumbers w:val="0"/>
-              <w:bidi w:val="0"/>
-              <w:spacing w:before="0" w:beforeAutospacing="off" w:after="0" w:afterAutospacing="off" w:line="259" w:lineRule="auto"/>
-              <w:ind w:left="0" w:right="0"/>
-              <w:jc w:val="left"/>
+          </w:tcPr>
+          <w:p>
+            <w:pPr>
+              <w:spacing w:line="259" w:lineRule="auto"/>
             </w:pPr>
           </w:p>
         </w:tc>
         <w:tc>
           <w:tcPr>
             <w:tcW w:w="775" w:type="dxa"/>
-            <w:tcMar/>
-          </w:tcPr>
-          <w:p>
-            <w:pPr>
-              <w:pStyle w:val="Normal"/>
-              <w:suppressLineNumbers w:val="0"/>
-              <w:bidi w:val="0"/>
-              <w:spacing w:before="0" w:beforeAutospacing="off" w:after="0" w:afterAutospacing="off" w:line="259" w:lineRule="auto"/>
-              <w:ind w:left="0" w:right="0"/>
-              <w:jc w:val="left"/>
+          </w:tcPr>
+          <w:p>
+            <w:pPr>
+              <w:spacing w:line="259" w:lineRule="auto"/>
             </w:pPr>
           </w:p>
         </w:tc>
@@ -7991,36 +8410,20 @@
           <w:tcPr>
             <w:tcW w:w="775" w:type="dxa"/>
             <w:shd w:val="clear" w:color="auto" w:fill="4F81BD" w:themeFill="accent1"/>
-            <w:tcMar/>
-          </w:tcPr>
-          <w:p>
-            <w:pPr>
-              <w:pStyle w:val="Normal"/>
-              <w:suppressLineNumbers w:val="0"/>
-              <w:bidi w:val="0"/>
-              <w:spacing w:before="0" w:beforeAutospacing="off" w:after="0" w:afterAutospacing="off" w:line="259" w:lineRule="auto"/>
-              <w:ind w:left="0" w:right="0"/>
-              <w:jc w:val="left"/>
+          </w:tcPr>
+          <w:p>
+            <w:pPr>
+              <w:spacing w:line="259" w:lineRule="auto"/>
             </w:pPr>
           </w:p>
         </w:tc>
         <w:tc>
           <w:tcPr>
             <w:tcW w:w="775" w:type="dxa"/>
-            <w:tcMar/>
-          </w:tcPr>
-          <w:p>
-            <w:pPr>
-              <w:pStyle w:val="Normal"/>
-              <w:suppressLineNumbers w:val="0"/>
-              <w:bidi w:val="0"/>
-              <w:spacing w:before="0" w:beforeAutospacing="off" w:after="0" w:afterAutospacing="off" w:line="259" w:lineRule="auto"/>
-              <w:ind w:left="0" w:right="0"/>
-              <w:jc w:val="left"/>
-              <w:rPr>
-                <w:sz w:val="20"/>
-                <w:szCs w:val="20"/>
-              </w:rPr>
+          </w:tcPr>
+          <w:p>
+            <w:pPr>
+              <w:spacing w:line="259" w:lineRule="auto"/>
             </w:pPr>
           </w:p>
         </w:tc>
@@ -8032,14 +8435,9 @@
         <w:tc>
           <w:tcPr>
             <w:tcW w:w="4410" w:type="dxa"/>
-            <w:tcMar/>
-          </w:tcPr>
-          <w:p>
-            <w:pPr>
-              <w:spacing w:before="0" w:beforeAutospacing="off" w:after="0" w:afterAutospacing="off"/>
-            </w:pPr>
+          </w:tcPr>
+          <w:p>
             <w:r>
-              <w:rPr/>
               <w:t>Entrega e apresentação do TCC II</w:t>
             </w:r>
           </w:p>
@@ -8047,70 +8445,42 @@
         <w:tc>
           <w:tcPr>
             <w:tcW w:w="775" w:type="dxa"/>
-            <w:tcMar/>
-          </w:tcPr>
-          <w:p>
-            <w:pPr>
-              <w:pStyle w:val="Normal"/>
-            </w:pPr>
-          </w:p>
+          </w:tcPr>
+          <w:p/>
         </w:tc>
         <w:tc>
           <w:tcPr>
             <w:tcW w:w="775" w:type="dxa"/>
-            <w:tcMar/>
-          </w:tcPr>
-          <w:p>
-            <w:pPr>
-              <w:pStyle w:val="Normal"/>
-            </w:pPr>
-          </w:p>
+          </w:tcPr>
+          <w:p/>
         </w:tc>
         <w:tc>
           <w:tcPr>
             <w:tcW w:w="775" w:type="dxa"/>
-            <w:tcMar/>
-          </w:tcPr>
-          <w:p>
-            <w:pPr>
-              <w:pStyle w:val="Normal"/>
-              <w:suppressLineNumbers w:val="0"/>
-              <w:bidi w:val="0"/>
-              <w:spacing w:before="0" w:beforeAutospacing="off" w:after="0" w:afterAutospacing="off" w:line="259" w:lineRule="auto"/>
-              <w:ind w:left="0" w:right="0"/>
-              <w:jc w:val="left"/>
+          </w:tcPr>
+          <w:p>
+            <w:pPr>
+              <w:spacing w:line="259" w:lineRule="auto"/>
             </w:pPr>
           </w:p>
         </w:tc>
         <w:tc>
           <w:tcPr>
             <w:tcW w:w="775" w:type="dxa"/>
-            <w:tcMar/>
-          </w:tcPr>
-          <w:p>
-            <w:pPr>
-              <w:pStyle w:val="Normal"/>
-              <w:suppressLineNumbers w:val="0"/>
-              <w:bidi w:val="0"/>
-              <w:spacing w:before="0" w:beforeAutospacing="off" w:after="0" w:afterAutospacing="off" w:line="259" w:lineRule="auto"/>
-              <w:ind w:left="0" w:right="0"/>
-              <w:jc w:val="left"/>
+          </w:tcPr>
+          <w:p>
+            <w:pPr>
+              <w:spacing w:line="259" w:lineRule="auto"/>
             </w:pPr>
           </w:p>
         </w:tc>
         <w:tc>
           <w:tcPr>
             <w:tcW w:w="775" w:type="dxa"/>
-            <w:tcMar/>
-          </w:tcPr>
-          <w:p>
-            <w:pPr>
-              <w:pStyle w:val="Normal"/>
-              <w:suppressLineNumbers w:val="0"/>
-              <w:bidi w:val="0"/>
-              <w:spacing w:before="0" w:beforeAutospacing="off" w:after="0" w:afterAutospacing="off" w:line="259" w:lineRule="auto"/>
-              <w:ind w:left="0" w:right="0"/>
-              <w:jc w:val="left"/>
+          </w:tcPr>
+          <w:p>
+            <w:pPr>
+              <w:spacing w:line="259" w:lineRule="auto"/>
             </w:pPr>
           </w:p>
         </w:tc>
@@ -8118,20 +8488,12 @@
           <w:tcPr>
             <w:tcW w:w="775" w:type="dxa"/>
             <w:shd w:val="clear" w:color="auto" w:fill="4F81BD" w:themeFill="accent1"/>
-            <w:tcMar/>
-          </w:tcPr>
-          <w:p>
-            <w:pPr>
-              <w:pStyle w:val="Normal"/>
-              <w:suppressLineNumbers w:val="0"/>
-              <w:bidi w:val="0"/>
-              <w:spacing w:before="0" w:beforeAutospacing="off" w:after="0" w:afterAutospacing="off" w:line="259" w:lineRule="auto"/>
-              <w:ind w:left="0" w:right="0"/>
-              <w:jc w:val="left"/>
-              <w:rPr>
-                <w:color w:val="1F497D" w:themeColor="text2" w:themeTint="FF" w:themeShade="FF"/>
-                <w:sz w:val="20"/>
-                <w:szCs w:val="20"/>
+          </w:tcPr>
+          <w:p>
+            <w:pPr>
+              <w:spacing w:line="259" w:lineRule="auto"/>
+              <w:rPr>
+                <w:color w:val="1F497D" w:themeColor="text2"/>
               </w:rPr>
             </w:pPr>
           </w:p>
@@ -8142,23 +8504,23 @@
       <w:pPr>
         <w:widowControl w:val="0"/>
         <w:pBdr>
-          <w:top w:val="nil" w:color="FF000000" w:sz="0" w:space="0"/>
-          <w:left w:val="nil" w:color="FF000000" w:sz="0" w:space="0"/>
-          <w:bottom w:val="nil" w:color="FF000000" w:sz="0" w:space="0"/>
-          <w:right w:val="nil" w:color="FF000000" w:sz="0" w:space="0"/>
-          <w:between w:val="nil" w:color="FF000000" w:sz="0" w:space="0"/>
+          <w:top w:val="nil"/>
+          <w:left w:val="nil"/>
+          <w:bottom w:val="nil"/>
+          <w:right w:val="nil"/>
+          <w:between w:val="nil"/>
         </w:pBdr>
         <w:spacing w:line="360" w:lineRule="auto"/>
         <w:jc w:val="center"/>
         <w:rPr>
-          <w:color w:val="000000" w:themeColor="text1" w:themeTint="FF" w:themeShade="FF"/>
+          <w:color w:val="000000" w:themeColor="text1"/>
           <w:sz w:val="22"/>
           <w:szCs w:val="22"/>
         </w:rPr>
       </w:pPr>
       <w:r>
         <w:rPr>
-          <w:color w:val="000000" w:themeColor="text1" w:themeTint="FF" w:themeShade="FF"/>
+          <w:color w:val="000000" w:themeColor="text1"/>
           <w:sz w:val="22"/>
           <w:szCs w:val="22"/>
         </w:rPr>
@@ -8179,7 +8541,7 @@
           <w:headerReference w:type="default" r:id="rId39"/>
           <w:footerReference w:type="default" r:id="rId40"/>
           <w:footerReference w:type="first" r:id="rId41"/>
-          <w:pgSz w:w="11906" w:h="16838" w:orient="portrait" w:code="9"/>
+          <w:pgSz w:w="11906" w:h="16838" w:code="9"/>
           <w:pgMar w:top="1701" w:right="1134" w:bottom="1531" w:left="1701" w:header="720" w:footer="720" w:gutter="0"/>
           <w:cols w:space="720"/>
           <w:noEndnote/>
@@ -8187,17 +8549,9 @@
         </w:sectPr>
       </w:pPr>
       <w:r>
-        <w:rPr>
-          <w:noProof w:val="0"/>
-          <w:lang w:val="pt-BR"/>
-        </w:rPr>
         <w:t>O cronograma apresentado poderá sofrer ajustes conforme o andamento da implementação e a disponibilidade dos arquivos do corpus. No entanto, as etapas foram organizadas de modo a garantir que a construção do protótipo, a realização dos experimentos e a análise dos resultados ocorram de forma progressiva ao longo do TCC II.</w:t>
       </w:r>
       <w:r>
-        <w:rPr>
-          <w:noProof w:val="0"/>
-          <w:lang w:val="pt-BR"/>
-        </w:rPr>
         <w:t xml:space="preserve"> </w:t>
       </w:r>
     </w:p>
@@ -8205,19 +8559,20 @@
       <w:pPr>
         <w:pStyle w:val="TP-TituloCentralizadoPos"/>
       </w:pPr>
-      <w:bookmarkStart w:name="_Toc527721628" w:id="45"/>
-      <w:bookmarkStart w:name="_Toc527793681" w:id="46"/>
-      <w:bookmarkStart w:name="_Toc527795414" w:id="47"/>
-      <w:bookmarkStart w:name="_Toc527798510" w:id="48"/>
-      <w:bookmarkStart w:name="_Toc228622534" w:id="49"/>
-      <w:r>
+      <w:bookmarkStart w:id="54" w:name="_Toc527721628"/>
+      <w:bookmarkStart w:id="55" w:name="_Toc527793681"/>
+      <w:bookmarkStart w:id="56" w:name="_Toc527795414"/>
+      <w:bookmarkStart w:id="57" w:name="_Toc527798510"/>
+      <w:bookmarkStart w:id="58" w:name="_Toc230252543"/>
+      <w:r>
+        <w:lastRenderedPageBreak/>
         <w:t>Referências</w:t>
       </w:r>
-      <w:bookmarkEnd w:id="45"/>
-      <w:bookmarkEnd w:id="46"/>
-      <w:bookmarkEnd w:id="47"/>
-      <w:bookmarkEnd w:id="48"/>
-      <w:bookmarkEnd w:id="49"/>
+      <w:bookmarkEnd w:id="54"/>
+      <w:bookmarkEnd w:id="55"/>
+      <w:bookmarkEnd w:id="56"/>
+      <w:bookmarkEnd w:id="57"/>
+      <w:bookmarkEnd w:id="58"/>
       <w:r>
         <w:t xml:space="preserve"> </w:t>
       </w:r>
@@ -8287,7 +8642,7 @@
     <w:sectPr>
       <w:footerReference w:type="default" r:id="rId42"/>
       <w:footerReference w:type="first" r:id="rId43"/>
-      <w:pgSz w:w="11906" w:h="16838" w:orient="portrait" w:code="9"/>
+      <w:pgSz w:w="11906" w:h="16838" w:code="9"/>
       <w:pgMar w:top="1701" w:right="1134" w:bottom="1531" w:left="1701" w:header="720" w:footer="720" w:gutter="0"/>
       <w:cols w:space="720"/>
       <w:noEndnote/>
@@ -8298,7 +8653,7 @@
 </file>
 
 <file path=word/endnotes.xml><?xml version="1.0" encoding="utf-8"?>
-<w:endnotes xmlns:wpc="http://schemas.microsoft.com/office/word/2010/wordprocessingCanvas" xmlns:cx="http://schemas.microsoft.com/office/drawing/2014/chartex" xmlns:cx1="http://schemas.microsoft.com/office/drawing/2015/9/8/chartex" xmlns:cx2="http://schemas.microsoft.com/office/drawing/2015/10/21/chartex" xmlns:cx3="http://schemas.microsoft.com/office/drawing/2016/5/9/chartex" xmlns:cx4="http://schemas.microsoft.com/office/drawing/2016/5/10/chartex" xmlns:cx5="http://schemas.microsoft.com/office/drawing/2016/5/11/chartex" xmlns:cx6="http://schemas.microsoft.com/office/drawing/2016/5/12/chartex" xmlns:cx7="http://schemas.microsoft.com/office/drawing/2016/5/13/chartex" xmlns:cx8="http://schemas.microsoft.com/office/drawing/2016/5/14/chartex" xmlns:mc="http://schemas.openxmlformats.org/markup-compatibility/2006" xmlns:aink="http://schemas.microsoft.com/office/drawing/2016/ink" xmlns:am3d="http://schemas.microsoft.com/office/drawing/2017/model3d" xmlns:o="urn:schemas-microsoft-com:office:office" xmlns:oel="http://schemas.microsoft.com/office/2019/extlst" xmlns:r="http://schemas.openxmlformats.org/officeDocument/2006/relationships" xmlns:m="http://schemas.openxmlformats.org/officeDocument/2006/math" xmlns:v="urn:schemas-microsoft-com:vml" xmlns:wp14="http://schemas.microsoft.com/office/word/2010/wordprocessingDrawing" xmlns:wp="http://schemas.openxmlformats.org/drawingml/2006/wordprocessingDrawing" xmlns:w10="urn:schemas-microsoft-com:office:word" xmlns:w="http://schemas.openxmlformats.org/wordprocessingml/2006/main" xmlns:w14="http://schemas.microsoft.com/office/word/2010/wordml" xmlns:w15="http://schemas.microsoft.com/office/word/2012/wordml" xmlns:w16cex="http://schemas.microsoft.com/office/word/2018/wordml/cex" xmlns:w16cid="http://schemas.microsoft.com/office/word/2016/wordml/cid" xmlns:w16="http://schemas.microsoft.com/office/word/2018/wordml" xmlns:w16du="http://schemas.microsoft.com/office/word/2023/wordml/word16du" xmlns:w16sdtdh="http://schemas.microsoft.com/office/word/2020/wordml/sdtdatahash" xmlns:w16sdtfl="http://schemas.microsoft.com/office/word/2024/wordml/sdtformatlock" xmlns:w16se="http://schemas.microsoft.com/office/word/2015/wordml/symex" xmlns:wpg="http://schemas.microsoft.com/office/word/2010/wordprocessingGroup" xmlns:wpi="http://schemas.microsoft.com/office/word/2010/wordprocessingInk" xmlns:wne="http://schemas.microsoft.com/office/word/2006/wordml" xmlns:wps="http://schemas.microsoft.com/office/word/2010/wordprocessingShape" mc:Ignorable="w14 w15 w16se w16cid w16 w16cex w16sdtdh w16sdtfl w16du wp14">
+<w:endnotes xmlns:wpc="http://schemas.microsoft.com/office/word/2010/wordprocessingCanvas" xmlns:cx="http://schemas.microsoft.com/office/drawing/2014/chartex" xmlns:cx1="http://schemas.microsoft.com/office/drawing/2015/9/8/chartex" xmlns:cx2="http://schemas.microsoft.com/office/drawing/2015/10/21/chartex" xmlns:cx3="http://schemas.microsoft.com/office/drawing/2016/5/9/chartex" xmlns:cx4="http://schemas.microsoft.com/office/drawing/2016/5/10/chartex" xmlns:cx5="http://schemas.microsoft.com/office/drawing/2016/5/11/chartex" xmlns:cx6="http://schemas.microsoft.com/office/drawing/2016/5/12/chartex" xmlns:cx7="http://schemas.microsoft.com/office/drawing/2016/5/13/chartex" xmlns:cx8="http://schemas.microsoft.com/office/drawing/2016/5/14/chartex" xmlns:mc="http://schemas.openxmlformats.org/markup-compatibility/2006" xmlns:aink="http://schemas.microsoft.com/office/drawing/2016/ink" xmlns:am3d="http://schemas.microsoft.com/office/drawing/2017/model3d" xmlns:o="urn:schemas-microsoft-com:office:office" xmlns:oel="http://schemas.microsoft.com/office/2019/extlst" xmlns:r="http://schemas.openxmlformats.org/officeDocument/2006/relationships" xmlns:m="http://schemas.openxmlformats.org/officeDocument/2006/math" xmlns:v="urn:schemas-microsoft-com:vml" xmlns:wp14="http://schemas.microsoft.com/office/word/2010/wordprocessingDrawing" xmlns:wp="http://schemas.openxmlformats.org/drawingml/2006/wordprocessingDrawing" xmlns:w10="urn:schemas-microsoft-com:office:word" xmlns:w="http://schemas.openxmlformats.org/wordprocessingml/2006/main" xmlns:w14="http://schemas.microsoft.com/office/word/2010/wordml" xmlns:w15="http://schemas.microsoft.com/office/word/2012/wordml" xmlns:w16cex="http://schemas.microsoft.com/office/word/2018/wordml/cex" xmlns:w16cid="http://schemas.microsoft.com/office/word/2016/wordml/cid" xmlns:w16="http://schemas.microsoft.com/office/word/2018/wordml" xmlns:w16sdtdh="http://schemas.microsoft.com/office/word/2020/wordml/sdtdatahash" xmlns:w16se="http://schemas.microsoft.com/office/word/2015/wordml/symex" xmlns:wpg="http://schemas.microsoft.com/office/word/2010/wordprocessingGroup" xmlns:wpi="http://schemas.microsoft.com/office/word/2010/wordprocessingInk" xmlns:wne="http://schemas.microsoft.com/office/word/2006/wordml" xmlns:wps="http://schemas.microsoft.com/office/word/2010/wordprocessingShape" mc:Ignorable="w14 w15 w16se w16cid w16 w16cex w16sdtdh wp14">
   <w:endnote w:type="separator" w:id="-1">
     <w:p>
       <w:r>
@@ -8317,7 +8672,7 @@
 </file>
 
 <file path=word/footer1.xml><?xml version="1.0" encoding="utf-8"?>
-<w:ftr xmlns:wpc="http://schemas.microsoft.com/office/word/2010/wordprocessingCanvas" xmlns:cx="http://schemas.microsoft.com/office/drawing/2014/chartex" xmlns:cx1="http://schemas.microsoft.com/office/drawing/2015/9/8/chartex" xmlns:cx2="http://schemas.microsoft.com/office/drawing/2015/10/21/chartex" xmlns:cx3="http://schemas.microsoft.com/office/drawing/2016/5/9/chartex" xmlns:cx4="http://schemas.microsoft.com/office/drawing/2016/5/10/chartex" xmlns:cx5="http://schemas.microsoft.com/office/drawing/2016/5/11/chartex" xmlns:cx6="http://schemas.microsoft.com/office/drawing/2016/5/12/chartex" xmlns:cx7="http://schemas.microsoft.com/office/drawing/2016/5/13/chartex" xmlns:cx8="http://schemas.microsoft.com/office/drawing/2016/5/14/chartex" xmlns:mc="http://schemas.openxmlformats.org/markup-compatibility/2006" xmlns:aink="http://schemas.microsoft.com/office/drawing/2016/ink" xmlns:am3d="http://schemas.microsoft.com/office/drawing/2017/model3d" xmlns:o="urn:schemas-microsoft-com:office:office" xmlns:oel="http://schemas.microsoft.com/office/2019/extlst" xmlns:r="http://schemas.openxmlformats.org/officeDocument/2006/relationships" xmlns:m="http://schemas.openxmlformats.org/officeDocument/2006/math" xmlns:v="urn:schemas-microsoft-com:vml" xmlns:wp14="http://schemas.microsoft.com/office/word/2010/wordprocessingDrawing" xmlns:wp="http://schemas.openxmlformats.org/drawingml/2006/wordprocessingDrawing" xmlns:w10="urn:schemas-microsoft-com:office:word" xmlns:w="http://schemas.openxmlformats.org/wordprocessingml/2006/main" xmlns:w14="http://schemas.microsoft.com/office/word/2010/wordml" xmlns:w15="http://schemas.microsoft.com/office/word/2012/wordml" xmlns:w16cex="http://schemas.microsoft.com/office/word/2018/wordml/cex" xmlns:w16cid="http://schemas.microsoft.com/office/word/2016/wordml/cid" xmlns:w16="http://schemas.microsoft.com/office/word/2018/wordml" xmlns:w16du="http://schemas.microsoft.com/office/word/2023/wordml/word16du" xmlns:w16sdtdh="http://schemas.microsoft.com/office/word/2020/wordml/sdtdatahash" xmlns:w16sdtfl="http://schemas.microsoft.com/office/word/2024/wordml/sdtformatlock" xmlns:w16se="http://schemas.microsoft.com/office/word/2015/wordml/symex" xmlns:wpg="http://schemas.microsoft.com/office/word/2010/wordprocessingGroup" xmlns:wpi="http://schemas.microsoft.com/office/word/2010/wordprocessingInk" xmlns:wne="http://schemas.microsoft.com/office/word/2006/wordml" xmlns:wps="http://schemas.microsoft.com/office/word/2010/wordprocessingShape" mc:Ignorable="w14 w15 w16se w16cid w16 w16cex w16sdtdh w16sdtfl w16du wp14">
+<w:ftr xmlns:wpc="http://schemas.microsoft.com/office/word/2010/wordprocessingCanvas" xmlns:cx="http://schemas.microsoft.com/office/drawing/2014/chartex" xmlns:cx1="http://schemas.microsoft.com/office/drawing/2015/9/8/chartex" xmlns:cx2="http://schemas.microsoft.com/office/drawing/2015/10/21/chartex" xmlns:cx3="http://schemas.microsoft.com/office/drawing/2016/5/9/chartex" xmlns:cx4="http://schemas.microsoft.com/office/drawing/2016/5/10/chartex" xmlns:cx5="http://schemas.microsoft.com/office/drawing/2016/5/11/chartex" xmlns:cx6="http://schemas.microsoft.com/office/drawing/2016/5/12/chartex" xmlns:cx7="http://schemas.microsoft.com/office/drawing/2016/5/13/chartex" xmlns:cx8="http://schemas.microsoft.com/office/drawing/2016/5/14/chartex" xmlns:mc="http://schemas.openxmlformats.org/markup-compatibility/2006" xmlns:aink="http://schemas.microsoft.com/office/drawing/2016/ink" xmlns:am3d="http://schemas.microsoft.com/office/drawing/2017/model3d" xmlns:o="urn:schemas-microsoft-com:office:office" xmlns:oel="http://schemas.microsoft.com/office/2019/extlst" xmlns:r="http://schemas.openxmlformats.org/officeDocument/2006/relationships" xmlns:m="http://schemas.openxmlformats.org/officeDocument/2006/math" xmlns:v="urn:schemas-microsoft-com:vml" xmlns:wp14="http://schemas.microsoft.com/office/word/2010/wordprocessingDrawing" xmlns:wp="http://schemas.openxmlformats.org/drawingml/2006/wordprocessingDrawing" xmlns:w10="urn:schemas-microsoft-com:office:word" xmlns:w="http://schemas.openxmlformats.org/wordprocessingml/2006/main" xmlns:w14="http://schemas.microsoft.com/office/word/2010/wordml" xmlns:w15="http://schemas.microsoft.com/office/word/2012/wordml" xmlns:w16cex="http://schemas.microsoft.com/office/word/2018/wordml/cex" xmlns:w16cid="http://schemas.microsoft.com/office/word/2016/wordml/cid" xmlns:w16="http://schemas.microsoft.com/office/word/2018/wordml" xmlns:w16sdtdh="http://schemas.microsoft.com/office/word/2020/wordml/sdtdatahash" xmlns:w16se="http://schemas.microsoft.com/office/word/2015/wordml/symex" xmlns:wpg="http://schemas.microsoft.com/office/word/2010/wordprocessingGroup" xmlns:wpi="http://schemas.microsoft.com/office/word/2010/wordprocessingInk" xmlns:wne="http://schemas.microsoft.com/office/word/2006/wordml" xmlns:wps="http://schemas.microsoft.com/office/word/2010/wordprocessingShape" mc:Ignorable="w14 w15 w16se w16cid w16 w16cex w16sdtdh wp14">
   <w:tbl>
     <w:tblPr>
       <w:tblW w:w="0" w:type="auto"/>
@@ -8377,7 +8732,7 @@
 </file>
 
 <file path=word/footer10.xml><?xml version="1.0" encoding="utf-8"?>
-<w:ftr xmlns:wpc="http://schemas.microsoft.com/office/word/2010/wordprocessingCanvas" xmlns:cx="http://schemas.microsoft.com/office/drawing/2014/chartex" xmlns:cx1="http://schemas.microsoft.com/office/drawing/2015/9/8/chartex" xmlns:cx2="http://schemas.microsoft.com/office/drawing/2015/10/21/chartex" xmlns:cx3="http://schemas.microsoft.com/office/drawing/2016/5/9/chartex" xmlns:cx4="http://schemas.microsoft.com/office/drawing/2016/5/10/chartex" xmlns:cx5="http://schemas.microsoft.com/office/drawing/2016/5/11/chartex" xmlns:cx6="http://schemas.microsoft.com/office/drawing/2016/5/12/chartex" xmlns:cx7="http://schemas.microsoft.com/office/drawing/2016/5/13/chartex" xmlns:cx8="http://schemas.microsoft.com/office/drawing/2016/5/14/chartex" xmlns:mc="http://schemas.openxmlformats.org/markup-compatibility/2006" xmlns:aink="http://schemas.microsoft.com/office/drawing/2016/ink" xmlns:am3d="http://schemas.microsoft.com/office/drawing/2017/model3d" xmlns:o="urn:schemas-microsoft-com:office:office" xmlns:oel="http://schemas.microsoft.com/office/2019/extlst" xmlns:r="http://schemas.openxmlformats.org/officeDocument/2006/relationships" xmlns:m="http://schemas.openxmlformats.org/officeDocument/2006/math" xmlns:v="urn:schemas-microsoft-com:vml" xmlns:wp14="http://schemas.microsoft.com/office/word/2010/wordprocessingDrawing" xmlns:wp="http://schemas.openxmlformats.org/drawingml/2006/wordprocessingDrawing" xmlns:w10="urn:schemas-microsoft-com:office:word" xmlns:w="http://schemas.openxmlformats.org/wordprocessingml/2006/main" xmlns:w14="http://schemas.microsoft.com/office/word/2010/wordml" xmlns:w15="http://schemas.microsoft.com/office/word/2012/wordml" xmlns:w16cex="http://schemas.microsoft.com/office/word/2018/wordml/cex" xmlns:w16cid="http://schemas.microsoft.com/office/word/2016/wordml/cid" xmlns:w16="http://schemas.microsoft.com/office/word/2018/wordml" xmlns:w16du="http://schemas.microsoft.com/office/word/2023/wordml/word16du" xmlns:w16sdtdh="http://schemas.microsoft.com/office/word/2020/wordml/sdtdatahash" xmlns:w16sdtfl="http://schemas.microsoft.com/office/word/2024/wordml/sdtformatlock" xmlns:w16se="http://schemas.microsoft.com/office/word/2015/wordml/symex" xmlns:wpg="http://schemas.microsoft.com/office/word/2010/wordprocessingGroup" xmlns:wpi="http://schemas.microsoft.com/office/word/2010/wordprocessingInk" xmlns:wne="http://schemas.microsoft.com/office/word/2006/wordml" xmlns:wps="http://schemas.microsoft.com/office/word/2010/wordprocessingShape" mc:Ignorable="w14 w15 w16se w16cid w16 w16cex w16sdtdh w16sdtfl w16du wp14">
+<w:ftr xmlns:wpc="http://schemas.microsoft.com/office/word/2010/wordprocessingCanvas" xmlns:cx="http://schemas.microsoft.com/office/drawing/2014/chartex" xmlns:cx1="http://schemas.microsoft.com/office/drawing/2015/9/8/chartex" xmlns:cx2="http://schemas.microsoft.com/office/drawing/2015/10/21/chartex" xmlns:cx3="http://schemas.microsoft.com/office/drawing/2016/5/9/chartex" xmlns:cx4="http://schemas.microsoft.com/office/drawing/2016/5/10/chartex" xmlns:cx5="http://schemas.microsoft.com/office/drawing/2016/5/11/chartex" xmlns:cx6="http://schemas.microsoft.com/office/drawing/2016/5/12/chartex" xmlns:cx7="http://schemas.microsoft.com/office/drawing/2016/5/13/chartex" xmlns:cx8="http://schemas.microsoft.com/office/drawing/2016/5/14/chartex" xmlns:mc="http://schemas.openxmlformats.org/markup-compatibility/2006" xmlns:aink="http://schemas.microsoft.com/office/drawing/2016/ink" xmlns:am3d="http://schemas.microsoft.com/office/drawing/2017/model3d" xmlns:o="urn:schemas-microsoft-com:office:office" xmlns:oel="http://schemas.microsoft.com/office/2019/extlst" xmlns:r="http://schemas.openxmlformats.org/officeDocument/2006/relationships" xmlns:m="http://schemas.openxmlformats.org/officeDocument/2006/math" xmlns:v="urn:schemas-microsoft-com:vml" xmlns:wp14="http://schemas.microsoft.com/office/word/2010/wordprocessingDrawing" xmlns:wp="http://schemas.openxmlformats.org/drawingml/2006/wordprocessingDrawing" xmlns:w10="urn:schemas-microsoft-com:office:word" xmlns:w="http://schemas.openxmlformats.org/wordprocessingml/2006/main" xmlns:w14="http://schemas.microsoft.com/office/word/2010/wordml" xmlns:w15="http://schemas.microsoft.com/office/word/2012/wordml" xmlns:w16cex="http://schemas.microsoft.com/office/word/2018/wordml/cex" xmlns:w16cid="http://schemas.microsoft.com/office/word/2016/wordml/cid" xmlns:w16="http://schemas.microsoft.com/office/word/2018/wordml" xmlns:w16sdtdh="http://schemas.microsoft.com/office/word/2020/wordml/sdtdatahash" xmlns:w16se="http://schemas.microsoft.com/office/word/2015/wordml/symex" xmlns:wpg="http://schemas.microsoft.com/office/word/2010/wordprocessingGroup" xmlns:wpi="http://schemas.microsoft.com/office/word/2010/wordprocessingInk" xmlns:wne="http://schemas.microsoft.com/office/word/2006/wordml" xmlns:wps="http://schemas.microsoft.com/office/word/2010/wordprocessingShape" mc:Ignorable="w14 w15 w16se w16cid w16 w16cex w16sdtdh wp14">
   <w:tbl>
     <w:tblPr>
       <w:tblW w:w="0" w:type="auto"/>
@@ -8437,7 +8792,7 @@
 </file>
 
 <file path=word/footer11.xml><?xml version="1.0" encoding="utf-8"?>
-<w:ftr xmlns:wpc="http://schemas.microsoft.com/office/word/2010/wordprocessingCanvas" xmlns:cx="http://schemas.microsoft.com/office/drawing/2014/chartex" xmlns:cx1="http://schemas.microsoft.com/office/drawing/2015/9/8/chartex" xmlns:cx2="http://schemas.microsoft.com/office/drawing/2015/10/21/chartex" xmlns:cx3="http://schemas.microsoft.com/office/drawing/2016/5/9/chartex" xmlns:cx4="http://schemas.microsoft.com/office/drawing/2016/5/10/chartex" xmlns:cx5="http://schemas.microsoft.com/office/drawing/2016/5/11/chartex" xmlns:cx6="http://schemas.microsoft.com/office/drawing/2016/5/12/chartex" xmlns:cx7="http://schemas.microsoft.com/office/drawing/2016/5/13/chartex" xmlns:cx8="http://schemas.microsoft.com/office/drawing/2016/5/14/chartex" xmlns:mc="http://schemas.openxmlformats.org/markup-compatibility/2006" xmlns:aink="http://schemas.microsoft.com/office/drawing/2016/ink" xmlns:am3d="http://schemas.microsoft.com/office/drawing/2017/model3d" xmlns:o="urn:schemas-microsoft-com:office:office" xmlns:oel="http://schemas.microsoft.com/office/2019/extlst" xmlns:r="http://schemas.openxmlformats.org/officeDocument/2006/relationships" xmlns:m="http://schemas.openxmlformats.org/officeDocument/2006/math" xmlns:v="urn:schemas-microsoft-com:vml" xmlns:wp14="http://schemas.microsoft.com/office/word/2010/wordprocessingDrawing" xmlns:wp="http://schemas.openxmlformats.org/drawingml/2006/wordprocessingDrawing" xmlns:w10="urn:schemas-microsoft-com:office:word" xmlns:w="http://schemas.openxmlformats.org/wordprocessingml/2006/main" xmlns:w14="http://schemas.microsoft.com/office/word/2010/wordml" xmlns:w15="http://schemas.microsoft.com/office/word/2012/wordml" xmlns:w16cex="http://schemas.microsoft.com/office/word/2018/wordml/cex" xmlns:w16cid="http://schemas.microsoft.com/office/word/2016/wordml/cid" xmlns:w16="http://schemas.microsoft.com/office/word/2018/wordml" xmlns:w16du="http://schemas.microsoft.com/office/word/2023/wordml/word16du" xmlns:w16sdtdh="http://schemas.microsoft.com/office/word/2020/wordml/sdtdatahash" xmlns:w16sdtfl="http://schemas.microsoft.com/office/word/2024/wordml/sdtformatlock" xmlns:w16se="http://schemas.microsoft.com/office/word/2015/wordml/symex" xmlns:wpg="http://schemas.microsoft.com/office/word/2010/wordprocessingGroup" xmlns:wpi="http://schemas.microsoft.com/office/word/2010/wordprocessingInk" xmlns:wne="http://schemas.microsoft.com/office/word/2006/wordml" xmlns:wps="http://schemas.microsoft.com/office/word/2010/wordprocessingShape" mc:Ignorable="w14 w15 w16se w16cid w16 w16cex w16sdtdh w16sdtfl w16du wp14">
+<w:ftr xmlns:wpc="http://schemas.microsoft.com/office/word/2010/wordprocessingCanvas" xmlns:cx="http://schemas.microsoft.com/office/drawing/2014/chartex" xmlns:cx1="http://schemas.microsoft.com/office/drawing/2015/9/8/chartex" xmlns:cx2="http://schemas.microsoft.com/office/drawing/2015/10/21/chartex" xmlns:cx3="http://schemas.microsoft.com/office/drawing/2016/5/9/chartex" xmlns:cx4="http://schemas.microsoft.com/office/drawing/2016/5/10/chartex" xmlns:cx5="http://schemas.microsoft.com/office/drawing/2016/5/11/chartex" xmlns:cx6="http://schemas.microsoft.com/office/drawing/2016/5/12/chartex" xmlns:cx7="http://schemas.microsoft.com/office/drawing/2016/5/13/chartex" xmlns:cx8="http://schemas.microsoft.com/office/drawing/2016/5/14/chartex" xmlns:mc="http://schemas.openxmlformats.org/markup-compatibility/2006" xmlns:aink="http://schemas.microsoft.com/office/drawing/2016/ink" xmlns:am3d="http://schemas.microsoft.com/office/drawing/2017/model3d" xmlns:o="urn:schemas-microsoft-com:office:office" xmlns:oel="http://schemas.microsoft.com/office/2019/extlst" xmlns:r="http://schemas.openxmlformats.org/officeDocument/2006/relationships" xmlns:m="http://schemas.openxmlformats.org/officeDocument/2006/math" xmlns:v="urn:schemas-microsoft-com:vml" xmlns:wp14="http://schemas.microsoft.com/office/word/2010/wordprocessingDrawing" xmlns:wp="http://schemas.openxmlformats.org/drawingml/2006/wordprocessingDrawing" xmlns:w10="urn:schemas-microsoft-com:office:word" xmlns:w="http://schemas.openxmlformats.org/wordprocessingml/2006/main" xmlns:w14="http://schemas.microsoft.com/office/word/2010/wordml" xmlns:w15="http://schemas.microsoft.com/office/word/2012/wordml" xmlns:w16cex="http://schemas.microsoft.com/office/word/2018/wordml/cex" xmlns:w16cid="http://schemas.microsoft.com/office/word/2016/wordml/cid" xmlns:w16="http://schemas.microsoft.com/office/word/2018/wordml" xmlns:w16sdtdh="http://schemas.microsoft.com/office/word/2020/wordml/sdtdatahash" xmlns:w16se="http://schemas.microsoft.com/office/word/2015/wordml/symex" xmlns:wpg="http://schemas.microsoft.com/office/word/2010/wordprocessingGroup" xmlns:wpi="http://schemas.microsoft.com/office/word/2010/wordprocessingInk" xmlns:wne="http://schemas.microsoft.com/office/word/2006/wordml" xmlns:wps="http://schemas.microsoft.com/office/word/2010/wordprocessingShape" mc:Ignorable="w14 w15 w16se w16cid w16 w16cex w16sdtdh wp14">
   <w:tbl>
     <w:tblPr>
       <w:tblW w:w="0" w:type="auto"/>
@@ -8497,7 +8852,7 @@
 </file>
 
 <file path=word/footer12.xml><?xml version="1.0" encoding="utf-8"?>
-<w:ftr xmlns:wpc="http://schemas.microsoft.com/office/word/2010/wordprocessingCanvas" xmlns:cx="http://schemas.microsoft.com/office/drawing/2014/chartex" xmlns:cx1="http://schemas.microsoft.com/office/drawing/2015/9/8/chartex" xmlns:cx2="http://schemas.microsoft.com/office/drawing/2015/10/21/chartex" xmlns:cx3="http://schemas.microsoft.com/office/drawing/2016/5/9/chartex" xmlns:cx4="http://schemas.microsoft.com/office/drawing/2016/5/10/chartex" xmlns:cx5="http://schemas.microsoft.com/office/drawing/2016/5/11/chartex" xmlns:cx6="http://schemas.microsoft.com/office/drawing/2016/5/12/chartex" xmlns:cx7="http://schemas.microsoft.com/office/drawing/2016/5/13/chartex" xmlns:cx8="http://schemas.microsoft.com/office/drawing/2016/5/14/chartex" xmlns:mc="http://schemas.openxmlformats.org/markup-compatibility/2006" xmlns:aink="http://schemas.microsoft.com/office/drawing/2016/ink" xmlns:am3d="http://schemas.microsoft.com/office/drawing/2017/model3d" xmlns:o="urn:schemas-microsoft-com:office:office" xmlns:oel="http://schemas.microsoft.com/office/2019/extlst" xmlns:r="http://schemas.openxmlformats.org/officeDocument/2006/relationships" xmlns:m="http://schemas.openxmlformats.org/officeDocument/2006/math" xmlns:v="urn:schemas-microsoft-com:vml" xmlns:wp14="http://schemas.microsoft.com/office/word/2010/wordprocessingDrawing" xmlns:wp="http://schemas.openxmlformats.org/drawingml/2006/wordprocessingDrawing" xmlns:w10="urn:schemas-microsoft-com:office:word" xmlns:w="http://schemas.openxmlformats.org/wordprocessingml/2006/main" xmlns:w14="http://schemas.microsoft.com/office/word/2010/wordml" xmlns:w15="http://schemas.microsoft.com/office/word/2012/wordml" xmlns:w16cex="http://schemas.microsoft.com/office/word/2018/wordml/cex" xmlns:w16cid="http://schemas.microsoft.com/office/word/2016/wordml/cid" xmlns:w16="http://schemas.microsoft.com/office/word/2018/wordml" xmlns:w16du="http://schemas.microsoft.com/office/word/2023/wordml/word16du" xmlns:w16sdtdh="http://schemas.microsoft.com/office/word/2020/wordml/sdtdatahash" xmlns:w16sdtfl="http://schemas.microsoft.com/office/word/2024/wordml/sdtformatlock" xmlns:w16se="http://schemas.microsoft.com/office/word/2015/wordml/symex" xmlns:wpg="http://schemas.microsoft.com/office/word/2010/wordprocessingGroup" xmlns:wpi="http://schemas.microsoft.com/office/word/2010/wordprocessingInk" xmlns:wne="http://schemas.microsoft.com/office/word/2006/wordml" xmlns:wps="http://schemas.microsoft.com/office/word/2010/wordprocessingShape" mc:Ignorable="w14 w15 w16se w16cid w16 w16cex w16sdtdh w16sdtfl w16du wp14">
+<w:ftr xmlns:wpc="http://schemas.microsoft.com/office/word/2010/wordprocessingCanvas" xmlns:cx="http://schemas.microsoft.com/office/drawing/2014/chartex" xmlns:cx1="http://schemas.microsoft.com/office/drawing/2015/9/8/chartex" xmlns:cx2="http://schemas.microsoft.com/office/drawing/2015/10/21/chartex" xmlns:cx3="http://schemas.microsoft.com/office/drawing/2016/5/9/chartex" xmlns:cx4="http://schemas.microsoft.com/office/drawing/2016/5/10/chartex" xmlns:cx5="http://schemas.microsoft.com/office/drawing/2016/5/11/chartex" xmlns:cx6="http://schemas.microsoft.com/office/drawing/2016/5/12/chartex" xmlns:cx7="http://schemas.microsoft.com/office/drawing/2016/5/13/chartex" xmlns:cx8="http://schemas.microsoft.com/office/drawing/2016/5/14/chartex" xmlns:mc="http://schemas.openxmlformats.org/markup-compatibility/2006" xmlns:aink="http://schemas.microsoft.com/office/drawing/2016/ink" xmlns:am3d="http://schemas.microsoft.com/office/drawing/2017/model3d" xmlns:o="urn:schemas-microsoft-com:office:office" xmlns:oel="http://schemas.microsoft.com/office/2019/extlst" xmlns:r="http://schemas.openxmlformats.org/officeDocument/2006/relationships" xmlns:m="http://schemas.openxmlformats.org/officeDocument/2006/math" xmlns:v="urn:schemas-microsoft-com:vml" xmlns:wp14="http://schemas.microsoft.com/office/word/2010/wordprocessingDrawing" xmlns:wp="http://schemas.openxmlformats.org/drawingml/2006/wordprocessingDrawing" xmlns:w10="urn:schemas-microsoft-com:office:word" xmlns:w="http://schemas.openxmlformats.org/wordprocessingml/2006/main" xmlns:w14="http://schemas.microsoft.com/office/word/2010/wordml" xmlns:w15="http://schemas.microsoft.com/office/word/2012/wordml" xmlns:w16cex="http://schemas.microsoft.com/office/word/2018/wordml/cex" xmlns:w16cid="http://schemas.microsoft.com/office/word/2016/wordml/cid" xmlns:w16="http://schemas.microsoft.com/office/word/2018/wordml" xmlns:w16sdtdh="http://schemas.microsoft.com/office/word/2020/wordml/sdtdatahash" xmlns:w16se="http://schemas.microsoft.com/office/word/2015/wordml/symex" xmlns:wpg="http://schemas.microsoft.com/office/word/2010/wordprocessingGroup" xmlns:wpi="http://schemas.microsoft.com/office/word/2010/wordprocessingInk" xmlns:wne="http://schemas.microsoft.com/office/word/2006/wordml" xmlns:wps="http://schemas.microsoft.com/office/word/2010/wordprocessingShape" mc:Ignorable="w14 w15 w16se w16cid w16 w16cex w16sdtdh wp14">
   <w:tbl>
     <w:tblPr>
       <w:tblW w:w="0" w:type="auto"/>
@@ -8557,7 +8912,7 @@
 </file>
 
 <file path=word/footer13.xml><?xml version="1.0" encoding="utf-8"?>
-<w:ftr xmlns:wpc="http://schemas.microsoft.com/office/word/2010/wordprocessingCanvas" xmlns:cx="http://schemas.microsoft.com/office/drawing/2014/chartex" xmlns:cx1="http://schemas.microsoft.com/office/drawing/2015/9/8/chartex" xmlns:cx2="http://schemas.microsoft.com/office/drawing/2015/10/21/chartex" xmlns:cx3="http://schemas.microsoft.com/office/drawing/2016/5/9/chartex" xmlns:cx4="http://schemas.microsoft.com/office/drawing/2016/5/10/chartex" xmlns:cx5="http://schemas.microsoft.com/office/drawing/2016/5/11/chartex" xmlns:cx6="http://schemas.microsoft.com/office/drawing/2016/5/12/chartex" xmlns:cx7="http://schemas.microsoft.com/office/drawing/2016/5/13/chartex" xmlns:cx8="http://schemas.microsoft.com/office/drawing/2016/5/14/chartex" xmlns:mc="http://schemas.openxmlformats.org/markup-compatibility/2006" xmlns:aink="http://schemas.microsoft.com/office/drawing/2016/ink" xmlns:am3d="http://schemas.microsoft.com/office/drawing/2017/model3d" xmlns:o="urn:schemas-microsoft-com:office:office" xmlns:oel="http://schemas.microsoft.com/office/2019/extlst" xmlns:r="http://schemas.openxmlformats.org/officeDocument/2006/relationships" xmlns:m="http://schemas.openxmlformats.org/officeDocument/2006/math" xmlns:v="urn:schemas-microsoft-com:vml" xmlns:wp14="http://schemas.microsoft.com/office/word/2010/wordprocessingDrawing" xmlns:wp="http://schemas.openxmlformats.org/drawingml/2006/wordprocessingDrawing" xmlns:w10="urn:schemas-microsoft-com:office:word" xmlns:w="http://schemas.openxmlformats.org/wordprocessingml/2006/main" xmlns:w14="http://schemas.microsoft.com/office/word/2010/wordml" xmlns:w15="http://schemas.microsoft.com/office/word/2012/wordml" xmlns:w16cex="http://schemas.microsoft.com/office/word/2018/wordml/cex" xmlns:w16cid="http://schemas.microsoft.com/office/word/2016/wordml/cid" xmlns:w16="http://schemas.microsoft.com/office/word/2018/wordml" xmlns:w16du="http://schemas.microsoft.com/office/word/2023/wordml/word16du" xmlns:w16sdtdh="http://schemas.microsoft.com/office/word/2020/wordml/sdtdatahash" xmlns:w16sdtfl="http://schemas.microsoft.com/office/word/2024/wordml/sdtformatlock" xmlns:w16se="http://schemas.microsoft.com/office/word/2015/wordml/symex" xmlns:wpg="http://schemas.microsoft.com/office/word/2010/wordprocessingGroup" xmlns:wpi="http://schemas.microsoft.com/office/word/2010/wordprocessingInk" xmlns:wne="http://schemas.microsoft.com/office/word/2006/wordml" xmlns:wps="http://schemas.microsoft.com/office/word/2010/wordprocessingShape" mc:Ignorable="w14 w15 w16se w16cid w16 w16cex w16sdtdh w16sdtfl w16du wp14">
+<w:ftr xmlns:wpc="http://schemas.microsoft.com/office/word/2010/wordprocessingCanvas" xmlns:cx="http://schemas.microsoft.com/office/drawing/2014/chartex" xmlns:cx1="http://schemas.microsoft.com/office/drawing/2015/9/8/chartex" xmlns:cx2="http://schemas.microsoft.com/office/drawing/2015/10/21/chartex" xmlns:cx3="http://schemas.microsoft.com/office/drawing/2016/5/9/chartex" xmlns:cx4="http://schemas.microsoft.com/office/drawing/2016/5/10/chartex" xmlns:cx5="http://schemas.microsoft.com/office/drawing/2016/5/11/chartex" xmlns:cx6="http://schemas.microsoft.com/office/drawing/2016/5/12/chartex" xmlns:cx7="http://schemas.microsoft.com/office/drawing/2016/5/13/chartex" xmlns:cx8="http://schemas.microsoft.com/office/drawing/2016/5/14/chartex" xmlns:mc="http://schemas.openxmlformats.org/markup-compatibility/2006" xmlns:aink="http://schemas.microsoft.com/office/drawing/2016/ink" xmlns:am3d="http://schemas.microsoft.com/office/drawing/2017/model3d" xmlns:o="urn:schemas-microsoft-com:office:office" xmlns:oel="http://schemas.microsoft.com/office/2019/extlst" xmlns:r="http://schemas.openxmlformats.org/officeDocument/2006/relationships" xmlns:m="http://schemas.openxmlformats.org/officeDocument/2006/math" xmlns:v="urn:schemas-microsoft-com:vml" xmlns:wp14="http://schemas.microsoft.com/office/word/2010/wordprocessingDrawing" xmlns:wp="http://schemas.openxmlformats.org/drawingml/2006/wordprocessingDrawing" xmlns:w10="urn:schemas-microsoft-com:office:word" xmlns:w="http://schemas.openxmlformats.org/wordprocessingml/2006/main" xmlns:w14="http://schemas.microsoft.com/office/word/2010/wordml" xmlns:w15="http://schemas.microsoft.com/office/word/2012/wordml" xmlns:w16cex="http://schemas.microsoft.com/office/word/2018/wordml/cex" xmlns:w16cid="http://schemas.microsoft.com/office/word/2016/wordml/cid" xmlns:w16="http://schemas.microsoft.com/office/word/2018/wordml" xmlns:w16sdtdh="http://schemas.microsoft.com/office/word/2020/wordml/sdtdatahash" xmlns:w16se="http://schemas.microsoft.com/office/word/2015/wordml/symex" xmlns:wpg="http://schemas.microsoft.com/office/word/2010/wordprocessingGroup" xmlns:wpi="http://schemas.microsoft.com/office/word/2010/wordprocessingInk" xmlns:wne="http://schemas.microsoft.com/office/word/2006/wordml" xmlns:wps="http://schemas.microsoft.com/office/word/2010/wordprocessingShape" mc:Ignorable="w14 w15 w16se w16cid w16 w16cex w16sdtdh wp14">
   <w:tbl>
     <w:tblPr>
       <w:tblW w:w="0" w:type="auto"/>
@@ -8617,7 +8972,7 @@
 </file>
 
 <file path=word/footer14.xml><?xml version="1.0" encoding="utf-8"?>
-<w:ftr xmlns:wpc="http://schemas.microsoft.com/office/word/2010/wordprocessingCanvas" xmlns:cx="http://schemas.microsoft.com/office/drawing/2014/chartex" xmlns:cx1="http://schemas.microsoft.com/office/drawing/2015/9/8/chartex" xmlns:cx2="http://schemas.microsoft.com/office/drawing/2015/10/21/chartex" xmlns:cx3="http://schemas.microsoft.com/office/drawing/2016/5/9/chartex" xmlns:cx4="http://schemas.microsoft.com/office/drawing/2016/5/10/chartex" xmlns:cx5="http://schemas.microsoft.com/office/drawing/2016/5/11/chartex" xmlns:cx6="http://schemas.microsoft.com/office/drawing/2016/5/12/chartex" xmlns:cx7="http://schemas.microsoft.com/office/drawing/2016/5/13/chartex" xmlns:cx8="http://schemas.microsoft.com/office/drawing/2016/5/14/chartex" xmlns:mc="http://schemas.openxmlformats.org/markup-compatibility/2006" xmlns:aink="http://schemas.microsoft.com/office/drawing/2016/ink" xmlns:am3d="http://schemas.microsoft.com/office/drawing/2017/model3d" xmlns:o="urn:schemas-microsoft-com:office:office" xmlns:oel="http://schemas.microsoft.com/office/2019/extlst" xmlns:r="http://schemas.openxmlformats.org/officeDocument/2006/relationships" xmlns:m="http://schemas.openxmlformats.org/officeDocument/2006/math" xmlns:v="urn:schemas-microsoft-com:vml" xmlns:wp14="http://schemas.microsoft.com/office/word/2010/wordprocessingDrawing" xmlns:wp="http://schemas.openxmlformats.org/drawingml/2006/wordprocessingDrawing" xmlns:w10="urn:schemas-microsoft-com:office:word" xmlns:w="http://schemas.openxmlformats.org/wordprocessingml/2006/main" xmlns:w14="http://schemas.microsoft.com/office/word/2010/wordml" xmlns:w15="http://schemas.microsoft.com/office/word/2012/wordml" xmlns:w16cex="http://schemas.microsoft.com/office/word/2018/wordml/cex" xmlns:w16cid="http://schemas.microsoft.com/office/word/2016/wordml/cid" xmlns:w16="http://schemas.microsoft.com/office/word/2018/wordml" xmlns:w16du="http://schemas.microsoft.com/office/word/2023/wordml/word16du" xmlns:w16sdtdh="http://schemas.microsoft.com/office/word/2020/wordml/sdtdatahash" xmlns:w16sdtfl="http://schemas.microsoft.com/office/word/2024/wordml/sdtformatlock" xmlns:w16se="http://schemas.microsoft.com/office/word/2015/wordml/symex" xmlns:wpg="http://schemas.microsoft.com/office/word/2010/wordprocessingGroup" xmlns:wpi="http://schemas.microsoft.com/office/word/2010/wordprocessingInk" xmlns:wne="http://schemas.microsoft.com/office/word/2006/wordml" xmlns:wps="http://schemas.microsoft.com/office/word/2010/wordprocessingShape" mc:Ignorable="w14 w15 w16se w16cid w16 w16cex w16sdtdh w16sdtfl w16du wp14">
+<w:ftr xmlns:wpc="http://schemas.microsoft.com/office/word/2010/wordprocessingCanvas" xmlns:cx="http://schemas.microsoft.com/office/drawing/2014/chartex" xmlns:cx1="http://schemas.microsoft.com/office/drawing/2015/9/8/chartex" xmlns:cx2="http://schemas.microsoft.com/office/drawing/2015/10/21/chartex" xmlns:cx3="http://schemas.microsoft.com/office/drawing/2016/5/9/chartex" xmlns:cx4="http://schemas.microsoft.com/office/drawing/2016/5/10/chartex" xmlns:cx5="http://schemas.microsoft.com/office/drawing/2016/5/11/chartex" xmlns:cx6="http://schemas.microsoft.com/office/drawing/2016/5/12/chartex" xmlns:cx7="http://schemas.microsoft.com/office/drawing/2016/5/13/chartex" xmlns:cx8="http://schemas.microsoft.com/office/drawing/2016/5/14/chartex" xmlns:mc="http://schemas.openxmlformats.org/markup-compatibility/2006" xmlns:aink="http://schemas.microsoft.com/office/drawing/2016/ink" xmlns:am3d="http://schemas.microsoft.com/office/drawing/2017/model3d" xmlns:o="urn:schemas-microsoft-com:office:office" xmlns:oel="http://schemas.microsoft.com/office/2019/extlst" xmlns:r="http://schemas.openxmlformats.org/officeDocument/2006/relationships" xmlns:m="http://schemas.openxmlformats.org/officeDocument/2006/math" xmlns:v="urn:schemas-microsoft-com:vml" xmlns:wp14="http://schemas.microsoft.com/office/word/2010/wordprocessingDrawing" xmlns:wp="http://schemas.openxmlformats.org/drawingml/2006/wordprocessingDrawing" xmlns:w10="urn:schemas-microsoft-com:office:word" xmlns:w="http://schemas.openxmlformats.org/wordprocessingml/2006/main" xmlns:w14="http://schemas.microsoft.com/office/word/2010/wordml" xmlns:w15="http://schemas.microsoft.com/office/word/2012/wordml" xmlns:w16cex="http://schemas.microsoft.com/office/word/2018/wordml/cex" xmlns:w16cid="http://schemas.microsoft.com/office/word/2016/wordml/cid" xmlns:w16="http://schemas.microsoft.com/office/word/2018/wordml" xmlns:w16sdtdh="http://schemas.microsoft.com/office/word/2020/wordml/sdtdatahash" xmlns:w16se="http://schemas.microsoft.com/office/word/2015/wordml/symex" xmlns:wpg="http://schemas.microsoft.com/office/word/2010/wordprocessingGroup" xmlns:wpi="http://schemas.microsoft.com/office/word/2010/wordprocessingInk" xmlns:wne="http://schemas.microsoft.com/office/word/2006/wordml" xmlns:wps="http://schemas.microsoft.com/office/word/2010/wordprocessingShape" mc:Ignorable="w14 w15 w16se w16cid w16 w16cex w16sdtdh wp14">
   <w:tbl>
     <w:tblPr>
       <w:tblW w:w="0" w:type="auto"/>
@@ -8677,7 +9032,7 @@
 </file>
 
 <file path=word/footer15.xml><?xml version="1.0" encoding="utf-8"?>
-<w:ftr xmlns:wpc="http://schemas.microsoft.com/office/word/2010/wordprocessingCanvas" xmlns:cx="http://schemas.microsoft.com/office/drawing/2014/chartex" xmlns:cx1="http://schemas.microsoft.com/office/drawing/2015/9/8/chartex" xmlns:cx2="http://schemas.microsoft.com/office/drawing/2015/10/21/chartex" xmlns:cx3="http://schemas.microsoft.com/office/drawing/2016/5/9/chartex" xmlns:cx4="http://schemas.microsoft.com/office/drawing/2016/5/10/chartex" xmlns:cx5="http://schemas.microsoft.com/office/drawing/2016/5/11/chartex" xmlns:cx6="http://schemas.microsoft.com/office/drawing/2016/5/12/chartex" xmlns:cx7="http://schemas.microsoft.com/office/drawing/2016/5/13/chartex" xmlns:cx8="http://schemas.microsoft.com/office/drawing/2016/5/14/chartex" xmlns:mc="http://schemas.openxmlformats.org/markup-compatibility/2006" xmlns:aink="http://schemas.microsoft.com/office/drawing/2016/ink" xmlns:am3d="http://schemas.microsoft.com/office/drawing/2017/model3d" xmlns:o="urn:schemas-microsoft-com:office:office" xmlns:oel="http://schemas.microsoft.com/office/2019/extlst" xmlns:r="http://schemas.openxmlformats.org/officeDocument/2006/relationships" xmlns:m="http://schemas.openxmlformats.org/officeDocument/2006/math" xmlns:v="urn:schemas-microsoft-com:vml" xmlns:wp14="http://schemas.microsoft.com/office/word/2010/wordprocessingDrawing" xmlns:wp="http://schemas.openxmlformats.org/drawingml/2006/wordprocessingDrawing" xmlns:w10="urn:schemas-microsoft-com:office:word" xmlns:w="http://schemas.openxmlformats.org/wordprocessingml/2006/main" xmlns:w14="http://schemas.microsoft.com/office/word/2010/wordml" xmlns:w15="http://schemas.microsoft.com/office/word/2012/wordml" xmlns:w16cex="http://schemas.microsoft.com/office/word/2018/wordml/cex" xmlns:w16cid="http://schemas.microsoft.com/office/word/2016/wordml/cid" xmlns:w16="http://schemas.microsoft.com/office/word/2018/wordml" xmlns:w16du="http://schemas.microsoft.com/office/word/2023/wordml/word16du" xmlns:w16sdtdh="http://schemas.microsoft.com/office/word/2020/wordml/sdtdatahash" xmlns:w16sdtfl="http://schemas.microsoft.com/office/word/2024/wordml/sdtformatlock" xmlns:w16se="http://schemas.microsoft.com/office/word/2015/wordml/symex" xmlns:wpg="http://schemas.microsoft.com/office/word/2010/wordprocessingGroup" xmlns:wpi="http://schemas.microsoft.com/office/word/2010/wordprocessingInk" xmlns:wne="http://schemas.microsoft.com/office/word/2006/wordml" xmlns:wps="http://schemas.microsoft.com/office/word/2010/wordprocessingShape" mc:Ignorable="w14 w15 w16se w16cid w16 w16cex w16sdtdh w16sdtfl w16du wp14">
+<w:ftr xmlns:wpc="http://schemas.microsoft.com/office/word/2010/wordprocessingCanvas" xmlns:cx="http://schemas.microsoft.com/office/drawing/2014/chartex" xmlns:cx1="http://schemas.microsoft.com/office/drawing/2015/9/8/chartex" xmlns:cx2="http://schemas.microsoft.com/office/drawing/2015/10/21/chartex" xmlns:cx3="http://schemas.microsoft.com/office/drawing/2016/5/9/chartex" xmlns:cx4="http://schemas.microsoft.com/office/drawing/2016/5/10/chartex" xmlns:cx5="http://schemas.microsoft.com/office/drawing/2016/5/11/chartex" xmlns:cx6="http://schemas.microsoft.com/office/drawing/2016/5/12/chartex" xmlns:cx7="http://schemas.microsoft.com/office/drawing/2016/5/13/chartex" xmlns:cx8="http://schemas.microsoft.com/office/drawing/2016/5/14/chartex" xmlns:mc="http://schemas.openxmlformats.org/markup-compatibility/2006" xmlns:aink="http://schemas.microsoft.com/office/drawing/2016/ink" xmlns:am3d="http://schemas.microsoft.com/office/drawing/2017/model3d" xmlns:o="urn:schemas-microsoft-com:office:office" xmlns:oel="http://schemas.microsoft.com/office/2019/extlst" xmlns:r="http://schemas.openxmlformats.org/officeDocument/2006/relationships" xmlns:m="http://schemas.openxmlformats.org/officeDocument/2006/math" xmlns:v="urn:schemas-microsoft-com:vml" xmlns:wp14="http://schemas.microsoft.com/office/word/2010/wordprocessingDrawing" xmlns:wp="http://schemas.openxmlformats.org/drawingml/2006/wordprocessingDrawing" xmlns:w10="urn:schemas-microsoft-com:office:word" xmlns:w="http://schemas.openxmlformats.org/wordprocessingml/2006/main" xmlns:w14="http://schemas.microsoft.com/office/word/2010/wordml" xmlns:w15="http://schemas.microsoft.com/office/word/2012/wordml" xmlns:w16cex="http://schemas.microsoft.com/office/word/2018/wordml/cex" xmlns:w16cid="http://schemas.microsoft.com/office/word/2016/wordml/cid" xmlns:w16="http://schemas.microsoft.com/office/word/2018/wordml" xmlns:w16sdtdh="http://schemas.microsoft.com/office/word/2020/wordml/sdtdatahash" xmlns:w16se="http://schemas.microsoft.com/office/word/2015/wordml/symex" xmlns:wpg="http://schemas.microsoft.com/office/word/2010/wordprocessingGroup" xmlns:wpi="http://schemas.microsoft.com/office/word/2010/wordprocessingInk" xmlns:wne="http://schemas.microsoft.com/office/word/2006/wordml" xmlns:wps="http://schemas.microsoft.com/office/word/2010/wordprocessingShape" mc:Ignorable="w14 w15 w16se w16cid w16 w16cex w16sdtdh wp14">
   <w:tbl>
     <w:tblPr>
       <w:tblW w:w="0" w:type="auto"/>
@@ -8737,7 +9092,7 @@
 </file>
 
 <file path=word/footer16.xml><?xml version="1.0" encoding="utf-8"?>
-<w:ftr xmlns:wpc="http://schemas.microsoft.com/office/word/2010/wordprocessingCanvas" xmlns:cx="http://schemas.microsoft.com/office/drawing/2014/chartex" xmlns:cx1="http://schemas.microsoft.com/office/drawing/2015/9/8/chartex" xmlns:cx2="http://schemas.microsoft.com/office/drawing/2015/10/21/chartex" xmlns:cx3="http://schemas.microsoft.com/office/drawing/2016/5/9/chartex" xmlns:cx4="http://schemas.microsoft.com/office/drawing/2016/5/10/chartex" xmlns:cx5="http://schemas.microsoft.com/office/drawing/2016/5/11/chartex" xmlns:cx6="http://schemas.microsoft.com/office/drawing/2016/5/12/chartex" xmlns:cx7="http://schemas.microsoft.com/office/drawing/2016/5/13/chartex" xmlns:cx8="http://schemas.microsoft.com/office/drawing/2016/5/14/chartex" xmlns:mc="http://schemas.openxmlformats.org/markup-compatibility/2006" xmlns:aink="http://schemas.microsoft.com/office/drawing/2016/ink" xmlns:am3d="http://schemas.microsoft.com/office/drawing/2017/model3d" xmlns:o="urn:schemas-microsoft-com:office:office" xmlns:oel="http://schemas.microsoft.com/office/2019/extlst" xmlns:r="http://schemas.openxmlformats.org/officeDocument/2006/relationships" xmlns:m="http://schemas.openxmlformats.org/officeDocument/2006/math" xmlns:v="urn:schemas-microsoft-com:vml" xmlns:wp14="http://schemas.microsoft.com/office/word/2010/wordprocessingDrawing" xmlns:wp="http://schemas.openxmlformats.org/drawingml/2006/wordprocessingDrawing" xmlns:w10="urn:schemas-microsoft-com:office:word" xmlns:w="http://schemas.openxmlformats.org/wordprocessingml/2006/main" xmlns:w14="http://schemas.microsoft.com/office/word/2010/wordml" xmlns:w15="http://schemas.microsoft.com/office/word/2012/wordml" xmlns:w16cex="http://schemas.microsoft.com/office/word/2018/wordml/cex" xmlns:w16cid="http://schemas.microsoft.com/office/word/2016/wordml/cid" xmlns:w16="http://schemas.microsoft.com/office/word/2018/wordml" xmlns:w16du="http://schemas.microsoft.com/office/word/2023/wordml/word16du" xmlns:w16sdtdh="http://schemas.microsoft.com/office/word/2020/wordml/sdtdatahash" xmlns:w16sdtfl="http://schemas.microsoft.com/office/word/2024/wordml/sdtformatlock" xmlns:w16se="http://schemas.microsoft.com/office/word/2015/wordml/symex" xmlns:wpg="http://schemas.microsoft.com/office/word/2010/wordprocessingGroup" xmlns:wpi="http://schemas.microsoft.com/office/word/2010/wordprocessingInk" xmlns:wne="http://schemas.microsoft.com/office/word/2006/wordml" xmlns:wps="http://schemas.microsoft.com/office/word/2010/wordprocessingShape" mc:Ignorable="w14 w15 w16se w16cid w16 w16cex w16sdtdh w16sdtfl w16du wp14">
+<w:ftr xmlns:wpc="http://schemas.microsoft.com/office/word/2010/wordprocessingCanvas" xmlns:cx="http://schemas.microsoft.com/office/drawing/2014/chartex" xmlns:cx1="http://schemas.microsoft.com/office/drawing/2015/9/8/chartex" xmlns:cx2="http://schemas.microsoft.com/office/drawing/2015/10/21/chartex" xmlns:cx3="http://schemas.microsoft.com/office/drawing/2016/5/9/chartex" xmlns:cx4="http://schemas.microsoft.com/office/drawing/2016/5/10/chartex" xmlns:cx5="http://schemas.microsoft.com/office/drawing/2016/5/11/chartex" xmlns:cx6="http://schemas.microsoft.com/office/drawing/2016/5/12/chartex" xmlns:cx7="http://schemas.microsoft.com/office/drawing/2016/5/13/chartex" xmlns:cx8="http://schemas.microsoft.com/office/drawing/2016/5/14/chartex" xmlns:mc="http://schemas.openxmlformats.org/markup-compatibility/2006" xmlns:aink="http://schemas.microsoft.com/office/drawing/2016/ink" xmlns:am3d="http://schemas.microsoft.com/office/drawing/2017/model3d" xmlns:o="urn:schemas-microsoft-com:office:office" xmlns:oel="http://schemas.microsoft.com/office/2019/extlst" xmlns:r="http://schemas.openxmlformats.org/officeDocument/2006/relationships" xmlns:m="http://schemas.openxmlformats.org/officeDocument/2006/math" xmlns:v="urn:schemas-microsoft-com:vml" xmlns:wp14="http://schemas.microsoft.com/office/word/2010/wordprocessingDrawing" xmlns:wp="http://schemas.openxmlformats.org/drawingml/2006/wordprocessingDrawing" xmlns:w10="urn:schemas-microsoft-com:office:word" xmlns:w="http://schemas.openxmlformats.org/wordprocessingml/2006/main" xmlns:w14="http://schemas.microsoft.com/office/word/2010/wordml" xmlns:w15="http://schemas.microsoft.com/office/word/2012/wordml" xmlns:w16cex="http://schemas.microsoft.com/office/word/2018/wordml/cex" xmlns:w16cid="http://schemas.microsoft.com/office/word/2016/wordml/cid" xmlns:w16="http://schemas.microsoft.com/office/word/2018/wordml" xmlns:w16sdtdh="http://schemas.microsoft.com/office/word/2020/wordml/sdtdatahash" xmlns:w16se="http://schemas.microsoft.com/office/word/2015/wordml/symex" xmlns:wpg="http://schemas.microsoft.com/office/word/2010/wordprocessingGroup" xmlns:wpi="http://schemas.microsoft.com/office/word/2010/wordprocessingInk" xmlns:wne="http://schemas.microsoft.com/office/word/2006/wordml" xmlns:wps="http://schemas.microsoft.com/office/word/2010/wordprocessingShape" mc:Ignorable="w14 w15 w16se w16cid w16 w16cex w16sdtdh wp14">
   <w:tbl>
     <w:tblPr>
       <w:tblW w:w="0" w:type="auto"/>
@@ -8797,7 +9152,7 @@
 </file>
 
 <file path=word/footer17.xml><?xml version="1.0" encoding="utf-8"?>
-<w:ftr xmlns:wpc="http://schemas.microsoft.com/office/word/2010/wordprocessingCanvas" xmlns:cx="http://schemas.microsoft.com/office/drawing/2014/chartex" xmlns:cx1="http://schemas.microsoft.com/office/drawing/2015/9/8/chartex" xmlns:cx2="http://schemas.microsoft.com/office/drawing/2015/10/21/chartex" xmlns:cx3="http://schemas.microsoft.com/office/drawing/2016/5/9/chartex" xmlns:cx4="http://schemas.microsoft.com/office/drawing/2016/5/10/chartex" xmlns:cx5="http://schemas.microsoft.com/office/drawing/2016/5/11/chartex" xmlns:cx6="http://schemas.microsoft.com/office/drawing/2016/5/12/chartex" xmlns:cx7="http://schemas.microsoft.com/office/drawing/2016/5/13/chartex" xmlns:cx8="http://schemas.microsoft.com/office/drawing/2016/5/14/chartex" xmlns:mc="http://schemas.openxmlformats.org/markup-compatibility/2006" xmlns:aink="http://schemas.microsoft.com/office/drawing/2016/ink" xmlns:am3d="http://schemas.microsoft.com/office/drawing/2017/model3d" xmlns:o="urn:schemas-microsoft-com:office:office" xmlns:oel="http://schemas.microsoft.com/office/2019/extlst" xmlns:r="http://schemas.openxmlformats.org/officeDocument/2006/relationships" xmlns:m="http://schemas.openxmlformats.org/officeDocument/2006/math" xmlns:v="urn:schemas-microsoft-com:vml" xmlns:wp14="http://schemas.microsoft.com/office/word/2010/wordprocessingDrawing" xmlns:wp="http://schemas.openxmlformats.org/drawingml/2006/wordprocessingDrawing" xmlns:w10="urn:schemas-microsoft-com:office:word" xmlns:w="http://schemas.openxmlformats.org/wordprocessingml/2006/main" xmlns:w14="http://schemas.microsoft.com/office/word/2010/wordml" xmlns:w15="http://schemas.microsoft.com/office/word/2012/wordml" xmlns:w16cex="http://schemas.microsoft.com/office/word/2018/wordml/cex" xmlns:w16cid="http://schemas.microsoft.com/office/word/2016/wordml/cid" xmlns:w16="http://schemas.microsoft.com/office/word/2018/wordml" xmlns:w16du="http://schemas.microsoft.com/office/word/2023/wordml/word16du" xmlns:w16sdtdh="http://schemas.microsoft.com/office/word/2020/wordml/sdtdatahash" xmlns:w16sdtfl="http://schemas.microsoft.com/office/word/2024/wordml/sdtformatlock" xmlns:w16se="http://schemas.microsoft.com/office/word/2015/wordml/symex" xmlns:wpg="http://schemas.microsoft.com/office/word/2010/wordprocessingGroup" xmlns:wpi="http://schemas.microsoft.com/office/word/2010/wordprocessingInk" xmlns:wne="http://schemas.microsoft.com/office/word/2006/wordml" xmlns:wps="http://schemas.microsoft.com/office/word/2010/wordprocessingShape" mc:Ignorable="w14 w15 w16se w16cid w16 w16cex w16sdtdh w16sdtfl w16du wp14">
+<w:ftr xmlns:wpc="http://schemas.microsoft.com/office/word/2010/wordprocessingCanvas" xmlns:cx="http://schemas.microsoft.com/office/drawing/2014/chartex" xmlns:cx1="http://schemas.microsoft.com/office/drawing/2015/9/8/chartex" xmlns:cx2="http://schemas.microsoft.com/office/drawing/2015/10/21/chartex" xmlns:cx3="http://schemas.microsoft.com/office/drawing/2016/5/9/chartex" xmlns:cx4="http://schemas.microsoft.com/office/drawing/2016/5/10/chartex" xmlns:cx5="http://schemas.microsoft.com/office/drawing/2016/5/11/chartex" xmlns:cx6="http://schemas.microsoft.com/office/drawing/2016/5/12/chartex" xmlns:cx7="http://schemas.microsoft.com/office/drawing/2016/5/13/chartex" xmlns:cx8="http://schemas.microsoft.com/office/drawing/2016/5/14/chartex" xmlns:mc="http://schemas.openxmlformats.org/markup-compatibility/2006" xmlns:aink="http://schemas.microsoft.com/office/drawing/2016/ink" xmlns:am3d="http://schemas.microsoft.com/office/drawing/2017/model3d" xmlns:o="urn:schemas-microsoft-com:office:office" xmlns:oel="http://schemas.microsoft.com/office/2019/extlst" xmlns:r="http://schemas.openxmlformats.org/officeDocument/2006/relationships" xmlns:m="http://schemas.openxmlformats.org/officeDocument/2006/math" xmlns:v="urn:schemas-microsoft-com:vml" xmlns:wp14="http://schemas.microsoft.com/office/word/2010/wordprocessingDrawing" xmlns:wp="http://schemas.openxmlformats.org/drawingml/2006/wordprocessingDrawing" xmlns:w10="urn:schemas-microsoft-com:office:word" xmlns:w="http://schemas.openxmlformats.org/wordprocessingml/2006/main" xmlns:w14="http://schemas.microsoft.com/office/word/2010/wordml" xmlns:w15="http://schemas.microsoft.com/office/word/2012/wordml" xmlns:w16cex="http://schemas.microsoft.com/office/word/2018/wordml/cex" xmlns:w16cid="http://schemas.microsoft.com/office/word/2016/wordml/cid" xmlns:w16="http://schemas.microsoft.com/office/word/2018/wordml" xmlns:w16sdtdh="http://schemas.microsoft.com/office/word/2020/wordml/sdtdatahash" xmlns:w16se="http://schemas.microsoft.com/office/word/2015/wordml/symex" xmlns:wpg="http://schemas.microsoft.com/office/word/2010/wordprocessingGroup" xmlns:wpi="http://schemas.microsoft.com/office/word/2010/wordprocessingInk" xmlns:wne="http://schemas.microsoft.com/office/word/2006/wordml" xmlns:wps="http://schemas.microsoft.com/office/word/2010/wordprocessingShape" mc:Ignorable="w14 w15 w16se w16cid w16 w16cex w16sdtdh wp14">
   <w:tbl>
     <w:tblPr>
       <w:tblW w:w="0" w:type="auto"/>
@@ -8857,7 +9212,7 @@
 </file>
 
 <file path=word/footer18.xml><?xml version="1.0" encoding="utf-8"?>
-<w:ftr xmlns:wpc="http://schemas.microsoft.com/office/word/2010/wordprocessingCanvas" xmlns:cx="http://schemas.microsoft.com/office/drawing/2014/chartex" xmlns:cx1="http://schemas.microsoft.com/office/drawing/2015/9/8/chartex" xmlns:cx2="http://schemas.microsoft.com/office/drawing/2015/10/21/chartex" xmlns:cx3="http://schemas.microsoft.com/office/drawing/2016/5/9/chartex" xmlns:cx4="http://schemas.microsoft.com/office/drawing/2016/5/10/chartex" xmlns:cx5="http://schemas.microsoft.com/office/drawing/2016/5/11/chartex" xmlns:cx6="http://schemas.microsoft.com/office/drawing/2016/5/12/chartex" xmlns:cx7="http://schemas.microsoft.com/office/drawing/2016/5/13/chartex" xmlns:cx8="http://schemas.microsoft.com/office/drawing/2016/5/14/chartex" xmlns:mc="http://schemas.openxmlformats.org/markup-compatibility/2006" xmlns:aink="http://schemas.microsoft.com/office/drawing/2016/ink" xmlns:am3d="http://schemas.microsoft.com/office/drawing/2017/model3d" xmlns:o="urn:schemas-microsoft-com:office:office" xmlns:oel="http://schemas.microsoft.com/office/2019/extlst" xmlns:r="http://schemas.openxmlformats.org/officeDocument/2006/relationships" xmlns:m="http://schemas.openxmlformats.org/officeDocument/2006/math" xmlns:v="urn:schemas-microsoft-com:vml" xmlns:wp14="http://schemas.microsoft.com/office/word/2010/wordprocessingDrawing" xmlns:wp="http://schemas.openxmlformats.org/drawingml/2006/wordprocessingDrawing" xmlns:w10="urn:schemas-microsoft-com:office:word" xmlns:w="http://schemas.openxmlformats.org/wordprocessingml/2006/main" xmlns:w14="http://schemas.microsoft.com/office/word/2010/wordml" xmlns:w15="http://schemas.microsoft.com/office/word/2012/wordml" xmlns:w16cex="http://schemas.microsoft.com/office/word/2018/wordml/cex" xmlns:w16cid="http://schemas.microsoft.com/office/word/2016/wordml/cid" xmlns:w16="http://schemas.microsoft.com/office/word/2018/wordml" xmlns:w16du="http://schemas.microsoft.com/office/word/2023/wordml/word16du" xmlns:w16sdtdh="http://schemas.microsoft.com/office/word/2020/wordml/sdtdatahash" xmlns:w16sdtfl="http://schemas.microsoft.com/office/word/2024/wordml/sdtformatlock" xmlns:w16se="http://schemas.microsoft.com/office/word/2015/wordml/symex" xmlns:wpg="http://schemas.microsoft.com/office/word/2010/wordprocessingGroup" xmlns:wpi="http://schemas.microsoft.com/office/word/2010/wordprocessingInk" xmlns:wne="http://schemas.microsoft.com/office/word/2006/wordml" xmlns:wps="http://schemas.microsoft.com/office/word/2010/wordprocessingShape" mc:Ignorable="w14 w15 w16se w16cid w16 w16cex w16sdtdh w16sdtfl w16du wp14">
+<w:ftr xmlns:wpc="http://schemas.microsoft.com/office/word/2010/wordprocessingCanvas" xmlns:cx="http://schemas.microsoft.com/office/drawing/2014/chartex" xmlns:cx1="http://schemas.microsoft.com/office/drawing/2015/9/8/chartex" xmlns:cx2="http://schemas.microsoft.com/office/drawing/2015/10/21/chartex" xmlns:cx3="http://schemas.microsoft.com/office/drawing/2016/5/9/chartex" xmlns:cx4="http://schemas.microsoft.com/office/drawing/2016/5/10/chartex" xmlns:cx5="http://schemas.microsoft.com/office/drawing/2016/5/11/chartex" xmlns:cx6="http://schemas.microsoft.com/office/drawing/2016/5/12/chartex" xmlns:cx7="http://schemas.microsoft.com/office/drawing/2016/5/13/chartex" xmlns:cx8="http://schemas.microsoft.com/office/drawing/2016/5/14/chartex" xmlns:mc="http://schemas.openxmlformats.org/markup-compatibility/2006" xmlns:aink="http://schemas.microsoft.com/office/drawing/2016/ink" xmlns:am3d="http://schemas.microsoft.com/office/drawing/2017/model3d" xmlns:o="urn:schemas-microsoft-com:office:office" xmlns:oel="http://schemas.microsoft.com/office/2019/extlst" xmlns:r="http://schemas.openxmlformats.org/officeDocument/2006/relationships" xmlns:m="http://schemas.openxmlformats.org/officeDocument/2006/math" xmlns:v="urn:schemas-microsoft-com:vml" xmlns:wp14="http://schemas.microsoft.com/office/word/2010/wordprocessingDrawing" xmlns:wp="http://schemas.openxmlformats.org/drawingml/2006/wordprocessingDrawing" xmlns:w10="urn:schemas-microsoft-com:office:word" xmlns:w="http://schemas.openxmlformats.org/wordprocessingml/2006/main" xmlns:w14="http://schemas.microsoft.com/office/word/2010/wordml" xmlns:w15="http://schemas.microsoft.com/office/word/2012/wordml" xmlns:w16cex="http://schemas.microsoft.com/office/word/2018/wordml/cex" xmlns:w16cid="http://schemas.microsoft.com/office/word/2016/wordml/cid" xmlns:w16="http://schemas.microsoft.com/office/word/2018/wordml" xmlns:w16sdtdh="http://schemas.microsoft.com/office/word/2020/wordml/sdtdatahash" xmlns:w16se="http://schemas.microsoft.com/office/word/2015/wordml/symex" xmlns:wpg="http://schemas.microsoft.com/office/word/2010/wordprocessingGroup" xmlns:wpi="http://schemas.microsoft.com/office/word/2010/wordprocessingInk" xmlns:wne="http://schemas.microsoft.com/office/word/2006/wordml" xmlns:wps="http://schemas.microsoft.com/office/word/2010/wordprocessingShape" mc:Ignorable="w14 w15 w16se w16cid w16 w16cex w16sdtdh wp14">
   <w:tbl>
     <w:tblPr>
       <w:tblW w:w="0" w:type="auto"/>
@@ -8917,7 +9272,7 @@
 </file>
 
 <file path=word/footer2.xml><?xml version="1.0" encoding="utf-8"?>
-<w:ftr xmlns:wpc="http://schemas.microsoft.com/office/word/2010/wordprocessingCanvas" xmlns:cx="http://schemas.microsoft.com/office/drawing/2014/chartex" xmlns:cx1="http://schemas.microsoft.com/office/drawing/2015/9/8/chartex" xmlns:cx2="http://schemas.microsoft.com/office/drawing/2015/10/21/chartex" xmlns:cx3="http://schemas.microsoft.com/office/drawing/2016/5/9/chartex" xmlns:cx4="http://schemas.microsoft.com/office/drawing/2016/5/10/chartex" xmlns:cx5="http://schemas.microsoft.com/office/drawing/2016/5/11/chartex" xmlns:cx6="http://schemas.microsoft.com/office/drawing/2016/5/12/chartex" xmlns:cx7="http://schemas.microsoft.com/office/drawing/2016/5/13/chartex" xmlns:cx8="http://schemas.microsoft.com/office/drawing/2016/5/14/chartex" xmlns:mc="http://schemas.openxmlformats.org/markup-compatibility/2006" xmlns:aink="http://schemas.microsoft.com/office/drawing/2016/ink" xmlns:am3d="http://schemas.microsoft.com/office/drawing/2017/model3d" xmlns:o="urn:schemas-microsoft-com:office:office" xmlns:oel="http://schemas.microsoft.com/office/2019/extlst" xmlns:r="http://schemas.openxmlformats.org/officeDocument/2006/relationships" xmlns:m="http://schemas.openxmlformats.org/officeDocument/2006/math" xmlns:v="urn:schemas-microsoft-com:vml" xmlns:wp14="http://schemas.microsoft.com/office/word/2010/wordprocessingDrawing" xmlns:wp="http://schemas.openxmlformats.org/drawingml/2006/wordprocessingDrawing" xmlns:w10="urn:schemas-microsoft-com:office:word" xmlns:w="http://schemas.openxmlformats.org/wordprocessingml/2006/main" xmlns:w14="http://schemas.microsoft.com/office/word/2010/wordml" xmlns:w15="http://schemas.microsoft.com/office/word/2012/wordml" xmlns:w16cex="http://schemas.microsoft.com/office/word/2018/wordml/cex" xmlns:w16cid="http://schemas.microsoft.com/office/word/2016/wordml/cid" xmlns:w16="http://schemas.microsoft.com/office/word/2018/wordml" xmlns:w16du="http://schemas.microsoft.com/office/word/2023/wordml/word16du" xmlns:w16sdtdh="http://schemas.microsoft.com/office/word/2020/wordml/sdtdatahash" xmlns:w16sdtfl="http://schemas.microsoft.com/office/word/2024/wordml/sdtformatlock" xmlns:w16se="http://schemas.microsoft.com/office/word/2015/wordml/symex" xmlns:wpg="http://schemas.microsoft.com/office/word/2010/wordprocessingGroup" xmlns:wpi="http://schemas.microsoft.com/office/word/2010/wordprocessingInk" xmlns:wne="http://schemas.microsoft.com/office/word/2006/wordml" xmlns:wps="http://schemas.microsoft.com/office/word/2010/wordprocessingShape" mc:Ignorable="w14 w15 w16se w16cid w16 w16cex w16sdtdh w16sdtfl w16du wp14">
+<w:ftr xmlns:wpc="http://schemas.microsoft.com/office/word/2010/wordprocessingCanvas" xmlns:cx="http://schemas.microsoft.com/office/drawing/2014/chartex" xmlns:cx1="http://schemas.microsoft.com/office/drawing/2015/9/8/chartex" xmlns:cx2="http://schemas.microsoft.com/office/drawing/2015/10/21/chartex" xmlns:cx3="http://schemas.microsoft.com/office/drawing/2016/5/9/chartex" xmlns:cx4="http://schemas.microsoft.com/office/drawing/2016/5/10/chartex" xmlns:cx5="http://schemas.microsoft.com/office/drawing/2016/5/11/chartex" xmlns:cx6="http://schemas.microsoft.com/office/drawing/2016/5/12/chartex" xmlns:cx7="http://schemas.microsoft.com/office/drawing/2016/5/13/chartex" xmlns:cx8="http://schemas.microsoft.com/office/drawing/2016/5/14/chartex" xmlns:mc="http://schemas.openxmlformats.org/markup-compatibility/2006" xmlns:aink="http://schemas.microsoft.com/office/drawing/2016/ink" xmlns:am3d="http://schemas.microsoft.com/office/drawing/2017/model3d" xmlns:o="urn:schemas-microsoft-com:office:office" xmlns:oel="http://schemas.microsoft.com/office/2019/extlst" xmlns:r="http://schemas.openxmlformats.org/officeDocument/2006/relationships" xmlns:m="http://schemas.openxmlformats.org/officeDocument/2006/math" xmlns:v="urn:schemas-microsoft-com:vml" xmlns:wp14="http://schemas.microsoft.com/office/word/2010/wordprocessingDrawing" xmlns:wp="http://schemas.openxmlformats.org/drawingml/2006/wordprocessingDrawing" xmlns:w10="urn:schemas-microsoft-com:office:word" xmlns:w="http://schemas.openxmlformats.org/wordprocessingml/2006/main" xmlns:w14="http://schemas.microsoft.com/office/word/2010/wordml" xmlns:w15="http://schemas.microsoft.com/office/word/2012/wordml" xmlns:w16cex="http://schemas.microsoft.com/office/word/2018/wordml/cex" xmlns:w16cid="http://schemas.microsoft.com/office/word/2016/wordml/cid" xmlns:w16="http://schemas.microsoft.com/office/word/2018/wordml" xmlns:w16sdtdh="http://schemas.microsoft.com/office/word/2020/wordml/sdtdatahash" xmlns:w16se="http://schemas.microsoft.com/office/word/2015/wordml/symex" xmlns:wpg="http://schemas.microsoft.com/office/word/2010/wordprocessingGroup" xmlns:wpi="http://schemas.microsoft.com/office/word/2010/wordprocessingInk" xmlns:wne="http://schemas.microsoft.com/office/word/2006/wordml" xmlns:wps="http://schemas.microsoft.com/office/word/2010/wordprocessingShape" mc:Ignorable="w14 w15 w16se w16cid w16 w16cex w16sdtdh wp14">
   <w:tbl>
     <w:tblPr>
       <w:tblW w:w="0" w:type="auto"/>
@@ -8977,7 +9332,7 @@
 </file>
 
 <file path=word/footer3.xml><?xml version="1.0" encoding="utf-8"?>
-<w:ftr xmlns:wpc="http://schemas.microsoft.com/office/word/2010/wordprocessingCanvas" xmlns:cx="http://schemas.microsoft.com/office/drawing/2014/chartex" xmlns:cx1="http://schemas.microsoft.com/office/drawing/2015/9/8/chartex" xmlns:cx2="http://schemas.microsoft.com/office/drawing/2015/10/21/chartex" xmlns:cx3="http://schemas.microsoft.com/office/drawing/2016/5/9/chartex" xmlns:cx4="http://schemas.microsoft.com/office/drawing/2016/5/10/chartex" xmlns:cx5="http://schemas.microsoft.com/office/drawing/2016/5/11/chartex" xmlns:cx6="http://schemas.microsoft.com/office/drawing/2016/5/12/chartex" xmlns:cx7="http://schemas.microsoft.com/office/drawing/2016/5/13/chartex" xmlns:cx8="http://schemas.microsoft.com/office/drawing/2016/5/14/chartex" xmlns:mc="http://schemas.openxmlformats.org/markup-compatibility/2006" xmlns:aink="http://schemas.microsoft.com/office/drawing/2016/ink" xmlns:am3d="http://schemas.microsoft.com/office/drawing/2017/model3d" xmlns:o="urn:schemas-microsoft-com:office:office" xmlns:oel="http://schemas.microsoft.com/office/2019/extlst" xmlns:r="http://schemas.openxmlformats.org/officeDocument/2006/relationships" xmlns:m="http://schemas.openxmlformats.org/officeDocument/2006/math" xmlns:v="urn:schemas-microsoft-com:vml" xmlns:wp14="http://schemas.microsoft.com/office/word/2010/wordprocessingDrawing" xmlns:wp="http://schemas.openxmlformats.org/drawingml/2006/wordprocessingDrawing" xmlns:w10="urn:schemas-microsoft-com:office:word" xmlns:w="http://schemas.openxmlformats.org/wordprocessingml/2006/main" xmlns:w14="http://schemas.microsoft.com/office/word/2010/wordml" xmlns:w15="http://schemas.microsoft.com/office/word/2012/wordml" xmlns:w16cex="http://schemas.microsoft.com/office/word/2018/wordml/cex" xmlns:w16cid="http://schemas.microsoft.com/office/word/2016/wordml/cid" xmlns:w16="http://schemas.microsoft.com/office/word/2018/wordml" xmlns:w16du="http://schemas.microsoft.com/office/word/2023/wordml/word16du" xmlns:w16sdtdh="http://schemas.microsoft.com/office/word/2020/wordml/sdtdatahash" xmlns:w16sdtfl="http://schemas.microsoft.com/office/word/2024/wordml/sdtformatlock" xmlns:w16se="http://schemas.microsoft.com/office/word/2015/wordml/symex" xmlns:wpg="http://schemas.microsoft.com/office/word/2010/wordprocessingGroup" xmlns:wpi="http://schemas.microsoft.com/office/word/2010/wordprocessingInk" xmlns:wne="http://schemas.microsoft.com/office/word/2006/wordml" xmlns:wps="http://schemas.microsoft.com/office/word/2010/wordprocessingShape" mc:Ignorable="w14 w15 w16se w16cid w16 w16cex w16sdtdh w16sdtfl w16du wp14">
+<w:ftr xmlns:wpc="http://schemas.microsoft.com/office/word/2010/wordprocessingCanvas" xmlns:cx="http://schemas.microsoft.com/office/drawing/2014/chartex" xmlns:cx1="http://schemas.microsoft.com/office/drawing/2015/9/8/chartex" xmlns:cx2="http://schemas.microsoft.com/office/drawing/2015/10/21/chartex" xmlns:cx3="http://schemas.microsoft.com/office/drawing/2016/5/9/chartex" xmlns:cx4="http://schemas.microsoft.com/office/drawing/2016/5/10/chartex" xmlns:cx5="http://schemas.microsoft.com/office/drawing/2016/5/11/chartex" xmlns:cx6="http://schemas.microsoft.com/office/drawing/2016/5/12/chartex" xmlns:cx7="http://schemas.microsoft.com/office/drawing/2016/5/13/chartex" xmlns:cx8="http://schemas.microsoft.com/office/drawing/2016/5/14/chartex" xmlns:mc="http://schemas.openxmlformats.org/markup-compatibility/2006" xmlns:aink="http://schemas.microsoft.com/office/drawing/2016/ink" xmlns:am3d="http://schemas.microsoft.com/office/drawing/2017/model3d" xmlns:o="urn:schemas-microsoft-com:office:office" xmlns:oel="http://schemas.microsoft.com/office/2019/extlst" xmlns:r="http://schemas.openxmlformats.org/officeDocument/2006/relationships" xmlns:m="http://schemas.openxmlformats.org/officeDocument/2006/math" xmlns:v="urn:schemas-microsoft-com:vml" xmlns:wp14="http://schemas.microsoft.com/office/word/2010/wordprocessingDrawing" xmlns:wp="http://schemas.openxmlformats.org/drawingml/2006/wordprocessingDrawing" xmlns:w10="urn:schemas-microsoft-com:office:word" xmlns:w="http://schemas.openxmlformats.org/wordprocessingml/2006/main" xmlns:w14="http://schemas.microsoft.com/office/word/2010/wordml" xmlns:w15="http://schemas.microsoft.com/office/word/2012/wordml" xmlns:w16cex="http://schemas.microsoft.com/office/word/2018/wordml/cex" xmlns:w16cid="http://schemas.microsoft.com/office/word/2016/wordml/cid" xmlns:w16="http://schemas.microsoft.com/office/word/2018/wordml" xmlns:w16sdtdh="http://schemas.microsoft.com/office/word/2020/wordml/sdtdatahash" xmlns:w16se="http://schemas.microsoft.com/office/word/2015/wordml/symex" xmlns:wpg="http://schemas.microsoft.com/office/word/2010/wordprocessingGroup" xmlns:wpi="http://schemas.microsoft.com/office/word/2010/wordprocessingInk" xmlns:wne="http://schemas.microsoft.com/office/word/2006/wordml" xmlns:wps="http://schemas.microsoft.com/office/word/2010/wordprocessingShape" mc:Ignorable="w14 w15 w16se w16cid w16 w16cex w16sdtdh wp14">
   <w:tbl>
     <w:tblPr>
       <w:tblW w:w="0" w:type="auto"/>
@@ -9037,7 +9392,7 @@
 </file>
 
 <file path=word/footer4.xml><?xml version="1.0" encoding="utf-8"?>
-<w:ftr xmlns:wpc="http://schemas.microsoft.com/office/word/2010/wordprocessingCanvas" xmlns:cx="http://schemas.microsoft.com/office/drawing/2014/chartex" xmlns:cx1="http://schemas.microsoft.com/office/drawing/2015/9/8/chartex" xmlns:cx2="http://schemas.microsoft.com/office/drawing/2015/10/21/chartex" xmlns:cx3="http://schemas.microsoft.com/office/drawing/2016/5/9/chartex" xmlns:cx4="http://schemas.microsoft.com/office/drawing/2016/5/10/chartex" xmlns:cx5="http://schemas.microsoft.com/office/drawing/2016/5/11/chartex" xmlns:cx6="http://schemas.microsoft.com/office/drawing/2016/5/12/chartex" xmlns:cx7="http://schemas.microsoft.com/office/drawing/2016/5/13/chartex" xmlns:cx8="http://schemas.microsoft.com/office/drawing/2016/5/14/chartex" xmlns:mc="http://schemas.openxmlformats.org/markup-compatibility/2006" xmlns:aink="http://schemas.microsoft.com/office/drawing/2016/ink" xmlns:am3d="http://schemas.microsoft.com/office/drawing/2017/model3d" xmlns:o="urn:schemas-microsoft-com:office:office" xmlns:oel="http://schemas.microsoft.com/office/2019/extlst" xmlns:r="http://schemas.openxmlformats.org/officeDocument/2006/relationships" xmlns:m="http://schemas.openxmlformats.org/officeDocument/2006/math" xmlns:v="urn:schemas-microsoft-com:vml" xmlns:wp14="http://schemas.microsoft.com/office/word/2010/wordprocessingDrawing" xmlns:wp="http://schemas.openxmlformats.org/drawingml/2006/wordprocessingDrawing" xmlns:w10="urn:schemas-microsoft-com:office:word" xmlns:w="http://schemas.openxmlformats.org/wordprocessingml/2006/main" xmlns:w14="http://schemas.microsoft.com/office/word/2010/wordml" xmlns:w15="http://schemas.microsoft.com/office/word/2012/wordml" xmlns:w16cex="http://schemas.microsoft.com/office/word/2018/wordml/cex" xmlns:w16cid="http://schemas.microsoft.com/office/word/2016/wordml/cid" xmlns:w16="http://schemas.microsoft.com/office/word/2018/wordml" xmlns:w16du="http://schemas.microsoft.com/office/word/2023/wordml/word16du" xmlns:w16sdtdh="http://schemas.microsoft.com/office/word/2020/wordml/sdtdatahash" xmlns:w16sdtfl="http://schemas.microsoft.com/office/word/2024/wordml/sdtformatlock" xmlns:w16se="http://schemas.microsoft.com/office/word/2015/wordml/symex" xmlns:wpg="http://schemas.microsoft.com/office/word/2010/wordprocessingGroup" xmlns:wpi="http://schemas.microsoft.com/office/word/2010/wordprocessingInk" xmlns:wne="http://schemas.microsoft.com/office/word/2006/wordml" xmlns:wps="http://schemas.microsoft.com/office/word/2010/wordprocessingShape" mc:Ignorable="w14 w15 w16se w16cid w16 w16cex w16sdtdh w16sdtfl w16du wp14">
+<w:ftr xmlns:wpc="http://schemas.microsoft.com/office/word/2010/wordprocessingCanvas" xmlns:cx="http://schemas.microsoft.com/office/drawing/2014/chartex" xmlns:cx1="http://schemas.microsoft.com/office/drawing/2015/9/8/chartex" xmlns:cx2="http://schemas.microsoft.com/office/drawing/2015/10/21/chartex" xmlns:cx3="http://schemas.microsoft.com/office/drawing/2016/5/9/chartex" xmlns:cx4="http://schemas.microsoft.com/office/drawing/2016/5/10/chartex" xmlns:cx5="http://schemas.microsoft.com/office/drawing/2016/5/11/chartex" xmlns:cx6="http://schemas.microsoft.com/office/drawing/2016/5/12/chartex" xmlns:cx7="http://schemas.microsoft.com/office/drawing/2016/5/13/chartex" xmlns:cx8="http://schemas.microsoft.com/office/drawing/2016/5/14/chartex" xmlns:mc="http://schemas.openxmlformats.org/markup-compatibility/2006" xmlns:aink="http://schemas.microsoft.com/office/drawing/2016/ink" xmlns:am3d="http://schemas.microsoft.com/office/drawing/2017/model3d" xmlns:o="urn:schemas-microsoft-com:office:office" xmlns:oel="http://schemas.microsoft.com/office/2019/extlst" xmlns:r="http://schemas.openxmlformats.org/officeDocument/2006/relationships" xmlns:m="http://schemas.openxmlformats.org/officeDocument/2006/math" xmlns:v="urn:schemas-microsoft-com:vml" xmlns:wp14="http://schemas.microsoft.com/office/word/2010/wordprocessingDrawing" xmlns:wp="http://schemas.openxmlformats.org/drawingml/2006/wordprocessingDrawing" xmlns:w10="urn:schemas-microsoft-com:office:word" xmlns:w="http://schemas.openxmlformats.org/wordprocessingml/2006/main" xmlns:w14="http://schemas.microsoft.com/office/word/2010/wordml" xmlns:w15="http://schemas.microsoft.com/office/word/2012/wordml" xmlns:w16cex="http://schemas.microsoft.com/office/word/2018/wordml/cex" xmlns:w16cid="http://schemas.microsoft.com/office/word/2016/wordml/cid" xmlns:w16="http://schemas.microsoft.com/office/word/2018/wordml" xmlns:w16sdtdh="http://schemas.microsoft.com/office/word/2020/wordml/sdtdatahash" xmlns:w16se="http://schemas.microsoft.com/office/word/2015/wordml/symex" xmlns:wpg="http://schemas.microsoft.com/office/word/2010/wordprocessingGroup" xmlns:wpi="http://schemas.microsoft.com/office/word/2010/wordprocessingInk" xmlns:wne="http://schemas.microsoft.com/office/word/2006/wordml" xmlns:wps="http://schemas.microsoft.com/office/word/2010/wordprocessingShape" mc:Ignorable="w14 w15 w16se w16cid w16 w16cex w16sdtdh wp14">
   <w:tbl>
     <w:tblPr>
       <w:tblW w:w="0" w:type="auto"/>
@@ -9097,7 +9452,7 @@
 </file>
 
 <file path=word/footer5.xml><?xml version="1.0" encoding="utf-8"?>
-<w:ftr xmlns:wpc="http://schemas.microsoft.com/office/word/2010/wordprocessingCanvas" xmlns:cx="http://schemas.microsoft.com/office/drawing/2014/chartex" xmlns:cx1="http://schemas.microsoft.com/office/drawing/2015/9/8/chartex" xmlns:cx2="http://schemas.microsoft.com/office/drawing/2015/10/21/chartex" xmlns:cx3="http://schemas.microsoft.com/office/drawing/2016/5/9/chartex" xmlns:cx4="http://schemas.microsoft.com/office/drawing/2016/5/10/chartex" xmlns:cx5="http://schemas.microsoft.com/office/drawing/2016/5/11/chartex" xmlns:cx6="http://schemas.microsoft.com/office/drawing/2016/5/12/chartex" xmlns:cx7="http://schemas.microsoft.com/office/drawing/2016/5/13/chartex" xmlns:cx8="http://schemas.microsoft.com/office/drawing/2016/5/14/chartex" xmlns:mc="http://schemas.openxmlformats.org/markup-compatibility/2006" xmlns:aink="http://schemas.microsoft.com/office/drawing/2016/ink" xmlns:am3d="http://schemas.microsoft.com/office/drawing/2017/model3d" xmlns:o="urn:schemas-microsoft-com:office:office" xmlns:oel="http://schemas.microsoft.com/office/2019/extlst" xmlns:r="http://schemas.openxmlformats.org/officeDocument/2006/relationships" xmlns:m="http://schemas.openxmlformats.org/officeDocument/2006/math" xmlns:v="urn:schemas-microsoft-com:vml" xmlns:wp14="http://schemas.microsoft.com/office/word/2010/wordprocessingDrawing" xmlns:wp="http://schemas.openxmlformats.org/drawingml/2006/wordprocessingDrawing" xmlns:w10="urn:schemas-microsoft-com:office:word" xmlns:w="http://schemas.openxmlformats.org/wordprocessingml/2006/main" xmlns:w14="http://schemas.microsoft.com/office/word/2010/wordml" xmlns:w15="http://schemas.microsoft.com/office/word/2012/wordml" xmlns:w16cex="http://schemas.microsoft.com/office/word/2018/wordml/cex" xmlns:w16cid="http://schemas.microsoft.com/office/word/2016/wordml/cid" xmlns:w16="http://schemas.microsoft.com/office/word/2018/wordml" xmlns:w16du="http://schemas.microsoft.com/office/word/2023/wordml/word16du" xmlns:w16sdtdh="http://schemas.microsoft.com/office/word/2020/wordml/sdtdatahash" xmlns:w16sdtfl="http://schemas.microsoft.com/office/word/2024/wordml/sdtformatlock" xmlns:w16se="http://schemas.microsoft.com/office/word/2015/wordml/symex" xmlns:wpg="http://schemas.microsoft.com/office/word/2010/wordprocessingGroup" xmlns:wpi="http://schemas.microsoft.com/office/word/2010/wordprocessingInk" xmlns:wne="http://schemas.microsoft.com/office/word/2006/wordml" xmlns:wps="http://schemas.microsoft.com/office/word/2010/wordprocessingShape" mc:Ignorable="w14 w15 w16se w16cid w16 w16cex w16sdtdh w16sdtfl w16du wp14">
+<w:ftr xmlns:wpc="http://schemas.microsoft.com/office/word/2010/wordprocessingCanvas" xmlns:cx="http://schemas.microsoft.com/office/drawing/2014/chartex" xmlns:cx1="http://schemas.microsoft.com/office/drawing/2015/9/8/chartex" xmlns:cx2="http://schemas.microsoft.com/office/drawing/2015/10/21/chartex" xmlns:cx3="http://schemas.microsoft.com/office/drawing/2016/5/9/chartex" xmlns:cx4="http://schemas.microsoft.com/office/drawing/2016/5/10/chartex" xmlns:cx5="http://schemas.microsoft.com/office/drawing/2016/5/11/chartex" xmlns:cx6="http://schemas.microsoft.com/office/drawing/2016/5/12/chartex" xmlns:cx7="http://schemas.microsoft.com/office/drawing/2016/5/13/chartex" xmlns:cx8="http://schemas.microsoft.com/office/drawing/2016/5/14/chartex" xmlns:mc="http://schemas.openxmlformats.org/markup-compatibility/2006" xmlns:aink="http://schemas.microsoft.com/office/drawing/2016/ink" xmlns:am3d="http://schemas.microsoft.com/office/drawing/2017/model3d" xmlns:o="urn:schemas-microsoft-com:office:office" xmlns:oel="http://schemas.microsoft.com/office/2019/extlst" xmlns:r="http://schemas.openxmlformats.org/officeDocument/2006/relationships" xmlns:m="http://schemas.openxmlformats.org/officeDocument/2006/math" xmlns:v="urn:schemas-microsoft-com:vml" xmlns:wp14="http://schemas.microsoft.com/office/word/2010/wordprocessingDrawing" xmlns:wp="http://schemas.openxmlformats.org/drawingml/2006/wordprocessingDrawing" xmlns:w10="urn:schemas-microsoft-com:office:word" xmlns:w="http://schemas.openxmlformats.org/wordprocessingml/2006/main" xmlns:w14="http://schemas.microsoft.com/office/word/2010/wordml" xmlns:w15="http://schemas.microsoft.com/office/word/2012/wordml" xmlns:w16cex="http://schemas.microsoft.com/office/word/2018/wordml/cex" xmlns:w16cid="http://schemas.microsoft.com/office/word/2016/wordml/cid" xmlns:w16="http://schemas.microsoft.com/office/word/2018/wordml" xmlns:w16sdtdh="http://schemas.microsoft.com/office/word/2020/wordml/sdtdatahash" xmlns:w16se="http://schemas.microsoft.com/office/word/2015/wordml/symex" xmlns:wpg="http://schemas.microsoft.com/office/word/2010/wordprocessingGroup" xmlns:wpi="http://schemas.microsoft.com/office/word/2010/wordprocessingInk" xmlns:wne="http://schemas.microsoft.com/office/word/2006/wordml" xmlns:wps="http://schemas.microsoft.com/office/word/2010/wordprocessingShape" mc:Ignorable="w14 w15 w16se w16cid w16 w16cex w16sdtdh wp14">
   <w:tbl>
     <w:tblPr>
       <w:tblW w:w="0" w:type="auto"/>
@@ -9157,7 +9512,7 @@
 </file>
 
 <file path=word/footer6.xml><?xml version="1.0" encoding="utf-8"?>
-<w:ftr xmlns:wpc="http://schemas.microsoft.com/office/word/2010/wordprocessingCanvas" xmlns:cx="http://schemas.microsoft.com/office/drawing/2014/chartex" xmlns:cx1="http://schemas.microsoft.com/office/drawing/2015/9/8/chartex" xmlns:cx2="http://schemas.microsoft.com/office/drawing/2015/10/21/chartex" xmlns:cx3="http://schemas.microsoft.com/office/drawing/2016/5/9/chartex" xmlns:cx4="http://schemas.microsoft.com/office/drawing/2016/5/10/chartex" xmlns:cx5="http://schemas.microsoft.com/office/drawing/2016/5/11/chartex" xmlns:cx6="http://schemas.microsoft.com/office/drawing/2016/5/12/chartex" xmlns:cx7="http://schemas.microsoft.com/office/drawing/2016/5/13/chartex" xmlns:cx8="http://schemas.microsoft.com/office/drawing/2016/5/14/chartex" xmlns:mc="http://schemas.openxmlformats.org/markup-compatibility/2006" xmlns:aink="http://schemas.microsoft.com/office/drawing/2016/ink" xmlns:am3d="http://schemas.microsoft.com/office/drawing/2017/model3d" xmlns:o="urn:schemas-microsoft-com:office:office" xmlns:oel="http://schemas.microsoft.com/office/2019/extlst" xmlns:r="http://schemas.openxmlformats.org/officeDocument/2006/relationships" xmlns:m="http://schemas.openxmlformats.org/officeDocument/2006/math" xmlns:v="urn:schemas-microsoft-com:vml" xmlns:wp14="http://schemas.microsoft.com/office/word/2010/wordprocessingDrawing" xmlns:wp="http://schemas.openxmlformats.org/drawingml/2006/wordprocessingDrawing" xmlns:w10="urn:schemas-microsoft-com:office:word" xmlns:w="http://schemas.openxmlformats.org/wordprocessingml/2006/main" xmlns:w14="http://schemas.microsoft.com/office/word/2010/wordml" xmlns:w15="http://schemas.microsoft.com/office/word/2012/wordml" xmlns:w16cex="http://schemas.microsoft.com/office/word/2018/wordml/cex" xmlns:w16cid="http://schemas.microsoft.com/office/word/2016/wordml/cid" xmlns:w16="http://schemas.microsoft.com/office/word/2018/wordml" xmlns:w16du="http://schemas.microsoft.com/office/word/2023/wordml/word16du" xmlns:w16sdtdh="http://schemas.microsoft.com/office/word/2020/wordml/sdtdatahash" xmlns:w16sdtfl="http://schemas.microsoft.com/office/word/2024/wordml/sdtformatlock" xmlns:w16se="http://schemas.microsoft.com/office/word/2015/wordml/symex" xmlns:wpg="http://schemas.microsoft.com/office/word/2010/wordprocessingGroup" xmlns:wpi="http://schemas.microsoft.com/office/word/2010/wordprocessingInk" xmlns:wne="http://schemas.microsoft.com/office/word/2006/wordml" xmlns:wps="http://schemas.microsoft.com/office/word/2010/wordprocessingShape" mc:Ignorable="w14 w15 w16se w16cid w16 w16cex w16sdtdh w16sdtfl w16du wp14">
+<w:ftr xmlns:wpc="http://schemas.microsoft.com/office/word/2010/wordprocessingCanvas" xmlns:cx="http://schemas.microsoft.com/office/drawing/2014/chartex" xmlns:cx1="http://schemas.microsoft.com/office/drawing/2015/9/8/chartex" xmlns:cx2="http://schemas.microsoft.com/office/drawing/2015/10/21/chartex" xmlns:cx3="http://schemas.microsoft.com/office/drawing/2016/5/9/chartex" xmlns:cx4="http://schemas.microsoft.com/office/drawing/2016/5/10/chartex" xmlns:cx5="http://schemas.microsoft.com/office/drawing/2016/5/11/chartex" xmlns:cx6="http://schemas.microsoft.com/office/drawing/2016/5/12/chartex" xmlns:cx7="http://schemas.microsoft.com/office/drawing/2016/5/13/chartex" xmlns:cx8="http://schemas.microsoft.com/office/drawing/2016/5/14/chartex" xmlns:mc="http://schemas.openxmlformats.org/markup-compatibility/2006" xmlns:aink="http://schemas.microsoft.com/office/drawing/2016/ink" xmlns:am3d="http://schemas.microsoft.com/office/drawing/2017/model3d" xmlns:o="urn:schemas-microsoft-com:office:office" xmlns:oel="http://schemas.microsoft.com/office/2019/extlst" xmlns:r="http://schemas.openxmlformats.org/officeDocument/2006/relationships" xmlns:m="http://schemas.openxmlformats.org/officeDocument/2006/math" xmlns:v="urn:schemas-microsoft-com:vml" xmlns:wp14="http://schemas.microsoft.com/office/word/2010/wordprocessingDrawing" xmlns:wp="http://schemas.openxmlformats.org/drawingml/2006/wordprocessingDrawing" xmlns:w10="urn:schemas-microsoft-com:office:word" xmlns:w="http://schemas.openxmlformats.org/wordprocessingml/2006/main" xmlns:w14="http://schemas.microsoft.com/office/word/2010/wordml" xmlns:w15="http://schemas.microsoft.com/office/word/2012/wordml" xmlns:w16cex="http://schemas.microsoft.com/office/word/2018/wordml/cex" xmlns:w16cid="http://schemas.microsoft.com/office/word/2016/wordml/cid" xmlns:w16="http://schemas.microsoft.com/office/word/2018/wordml" xmlns:w16sdtdh="http://schemas.microsoft.com/office/word/2020/wordml/sdtdatahash" xmlns:w16se="http://schemas.microsoft.com/office/word/2015/wordml/symex" xmlns:wpg="http://schemas.microsoft.com/office/word/2010/wordprocessingGroup" xmlns:wpi="http://schemas.microsoft.com/office/word/2010/wordprocessingInk" xmlns:wne="http://schemas.microsoft.com/office/word/2006/wordml" xmlns:wps="http://schemas.microsoft.com/office/word/2010/wordprocessingShape" mc:Ignorable="w14 w15 w16se w16cid w16 w16cex w16sdtdh wp14">
   <w:tbl>
     <w:tblPr>
       <w:tblW w:w="0" w:type="auto"/>
@@ -9217,7 +9572,7 @@
 </file>
 
 <file path=word/footer7.xml><?xml version="1.0" encoding="utf-8"?>
-<w:ftr xmlns:wpc="http://schemas.microsoft.com/office/word/2010/wordprocessingCanvas" xmlns:cx="http://schemas.microsoft.com/office/drawing/2014/chartex" xmlns:cx1="http://schemas.microsoft.com/office/drawing/2015/9/8/chartex" xmlns:cx2="http://schemas.microsoft.com/office/drawing/2015/10/21/chartex" xmlns:cx3="http://schemas.microsoft.com/office/drawing/2016/5/9/chartex" xmlns:cx4="http://schemas.microsoft.com/office/drawing/2016/5/10/chartex" xmlns:cx5="http://schemas.microsoft.com/office/drawing/2016/5/11/chartex" xmlns:cx6="http://schemas.microsoft.com/office/drawing/2016/5/12/chartex" xmlns:cx7="http://schemas.microsoft.com/office/drawing/2016/5/13/chartex" xmlns:cx8="http://schemas.microsoft.com/office/drawing/2016/5/14/chartex" xmlns:mc="http://schemas.openxmlformats.org/markup-compatibility/2006" xmlns:aink="http://schemas.microsoft.com/office/drawing/2016/ink" xmlns:am3d="http://schemas.microsoft.com/office/drawing/2017/model3d" xmlns:o="urn:schemas-microsoft-com:office:office" xmlns:oel="http://schemas.microsoft.com/office/2019/extlst" xmlns:r="http://schemas.openxmlformats.org/officeDocument/2006/relationships" xmlns:m="http://schemas.openxmlformats.org/officeDocument/2006/math" xmlns:v="urn:schemas-microsoft-com:vml" xmlns:wp14="http://schemas.microsoft.com/office/word/2010/wordprocessingDrawing" xmlns:wp="http://schemas.openxmlformats.org/drawingml/2006/wordprocessingDrawing" xmlns:w10="urn:schemas-microsoft-com:office:word" xmlns:w="http://schemas.openxmlformats.org/wordprocessingml/2006/main" xmlns:w14="http://schemas.microsoft.com/office/word/2010/wordml" xmlns:w15="http://schemas.microsoft.com/office/word/2012/wordml" xmlns:w16cex="http://schemas.microsoft.com/office/word/2018/wordml/cex" xmlns:w16cid="http://schemas.microsoft.com/office/word/2016/wordml/cid" xmlns:w16="http://schemas.microsoft.com/office/word/2018/wordml" xmlns:w16du="http://schemas.microsoft.com/office/word/2023/wordml/word16du" xmlns:w16sdtdh="http://schemas.microsoft.com/office/word/2020/wordml/sdtdatahash" xmlns:w16sdtfl="http://schemas.microsoft.com/office/word/2024/wordml/sdtformatlock" xmlns:w16se="http://schemas.microsoft.com/office/word/2015/wordml/symex" xmlns:wpg="http://schemas.microsoft.com/office/word/2010/wordprocessingGroup" xmlns:wpi="http://schemas.microsoft.com/office/word/2010/wordprocessingInk" xmlns:wne="http://schemas.microsoft.com/office/word/2006/wordml" xmlns:wps="http://schemas.microsoft.com/office/word/2010/wordprocessingShape" mc:Ignorable="w14 w15 w16se w16cid w16 w16cex w16sdtdh w16sdtfl w16du wp14">
+<w:ftr xmlns:wpc="http://schemas.microsoft.com/office/word/2010/wordprocessingCanvas" xmlns:cx="http://schemas.microsoft.com/office/drawing/2014/chartex" xmlns:cx1="http://schemas.microsoft.com/office/drawing/2015/9/8/chartex" xmlns:cx2="http://schemas.microsoft.com/office/drawing/2015/10/21/chartex" xmlns:cx3="http://schemas.microsoft.com/office/drawing/2016/5/9/chartex" xmlns:cx4="http://schemas.microsoft.com/office/drawing/2016/5/10/chartex" xmlns:cx5="http://schemas.microsoft.com/office/drawing/2016/5/11/chartex" xmlns:cx6="http://schemas.microsoft.com/office/drawing/2016/5/12/chartex" xmlns:cx7="http://schemas.microsoft.com/office/drawing/2016/5/13/chartex" xmlns:cx8="http://schemas.microsoft.com/office/drawing/2016/5/14/chartex" xmlns:mc="http://schemas.openxmlformats.org/markup-compatibility/2006" xmlns:aink="http://schemas.microsoft.com/office/drawing/2016/ink" xmlns:am3d="http://schemas.microsoft.com/office/drawing/2017/model3d" xmlns:o="urn:schemas-microsoft-com:office:office" xmlns:oel="http://schemas.microsoft.com/office/2019/extlst" xmlns:r="http://schemas.openxmlformats.org/officeDocument/2006/relationships" xmlns:m="http://schemas.openxmlformats.org/officeDocument/2006/math" xmlns:v="urn:schemas-microsoft-com:vml" xmlns:wp14="http://schemas.microsoft.com/office/word/2010/wordprocessingDrawing" xmlns:wp="http://schemas.openxmlformats.org/drawingml/2006/wordprocessingDrawing" xmlns:w10="urn:schemas-microsoft-com:office:word" xmlns:w="http://schemas.openxmlformats.org/wordprocessingml/2006/main" xmlns:w14="http://schemas.microsoft.com/office/word/2010/wordml" xmlns:w15="http://schemas.microsoft.com/office/word/2012/wordml" xmlns:w16cex="http://schemas.microsoft.com/office/word/2018/wordml/cex" xmlns:w16cid="http://schemas.microsoft.com/office/word/2016/wordml/cid" xmlns:w16="http://schemas.microsoft.com/office/word/2018/wordml" xmlns:w16sdtdh="http://schemas.microsoft.com/office/word/2020/wordml/sdtdatahash" xmlns:w16se="http://schemas.microsoft.com/office/word/2015/wordml/symex" xmlns:wpg="http://schemas.microsoft.com/office/word/2010/wordprocessingGroup" xmlns:wpi="http://schemas.microsoft.com/office/word/2010/wordprocessingInk" xmlns:wne="http://schemas.microsoft.com/office/word/2006/wordml" xmlns:wps="http://schemas.microsoft.com/office/word/2010/wordprocessingShape" mc:Ignorable="w14 w15 w16se w16cid w16 w16cex w16sdtdh wp14">
   <w:tbl>
     <w:tblPr>
       <w:tblW w:w="0" w:type="auto"/>
@@ -9277,7 +9632,7 @@
 </file>
 
 <file path=word/footer8.xml><?xml version="1.0" encoding="utf-8"?>
-<w:ftr xmlns:wpc="http://schemas.microsoft.com/office/word/2010/wordprocessingCanvas" xmlns:cx="http://schemas.microsoft.com/office/drawing/2014/chartex" xmlns:cx1="http://schemas.microsoft.com/office/drawing/2015/9/8/chartex" xmlns:cx2="http://schemas.microsoft.com/office/drawing/2015/10/21/chartex" xmlns:cx3="http://schemas.microsoft.com/office/drawing/2016/5/9/chartex" xmlns:cx4="http://schemas.microsoft.com/office/drawing/2016/5/10/chartex" xmlns:cx5="http://schemas.microsoft.com/office/drawing/2016/5/11/chartex" xmlns:cx6="http://schemas.microsoft.com/office/drawing/2016/5/12/chartex" xmlns:cx7="http://schemas.microsoft.com/office/drawing/2016/5/13/chartex" xmlns:cx8="http://schemas.microsoft.com/office/drawing/2016/5/14/chartex" xmlns:mc="http://schemas.openxmlformats.org/markup-compatibility/2006" xmlns:aink="http://schemas.microsoft.com/office/drawing/2016/ink" xmlns:am3d="http://schemas.microsoft.com/office/drawing/2017/model3d" xmlns:o="urn:schemas-microsoft-com:office:office" xmlns:oel="http://schemas.microsoft.com/office/2019/extlst" xmlns:r="http://schemas.openxmlformats.org/officeDocument/2006/relationships" xmlns:m="http://schemas.openxmlformats.org/officeDocument/2006/math" xmlns:v="urn:schemas-microsoft-com:vml" xmlns:wp14="http://schemas.microsoft.com/office/word/2010/wordprocessingDrawing" xmlns:wp="http://schemas.openxmlformats.org/drawingml/2006/wordprocessingDrawing" xmlns:w10="urn:schemas-microsoft-com:office:word" xmlns:w="http://schemas.openxmlformats.org/wordprocessingml/2006/main" xmlns:w14="http://schemas.microsoft.com/office/word/2010/wordml" xmlns:w15="http://schemas.microsoft.com/office/word/2012/wordml" xmlns:w16cex="http://schemas.microsoft.com/office/word/2018/wordml/cex" xmlns:w16cid="http://schemas.microsoft.com/office/word/2016/wordml/cid" xmlns:w16="http://schemas.microsoft.com/office/word/2018/wordml" xmlns:w16du="http://schemas.microsoft.com/office/word/2023/wordml/word16du" xmlns:w16sdtdh="http://schemas.microsoft.com/office/word/2020/wordml/sdtdatahash" xmlns:w16sdtfl="http://schemas.microsoft.com/office/word/2024/wordml/sdtformatlock" xmlns:w16se="http://schemas.microsoft.com/office/word/2015/wordml/symex" xmlns:wpg="http://schemas.microsoft.com/office/word/2010/wordprocessingGroup" xmlns:wpi="http://schemas.microsoft.com/office/word/2010/wordprocessingInk" xmlns:wne="http://schemas.microsoft.com/office/word/2006/wordml" xmlns:wps="http://schemas.microsoft.com/office/word/2010/wordprocessingShape" mc:Ignorable="w14 w15 w16se w16cid w16 w16cex w16sdtdh w16sdtfl w16du wp14">
+<w:ftr xmlns:wpc="http://schemas.microsoft.com/office/word/2010/wordprocessingCanvas" xmlns:cx="http://schemas.microsoft.com/office/drawing/2014/chartex" xmlns:cx1="http://schemas.microsoft.com/office/drawing/2015/9/8/chartex" xmlns:cx2="http://schemas.microsoft.com/office/drawing/2015/10/21/chartex" xmlns:cx3="http://schemas.microsoft.com/office/drawing/2016/5/9/chartex" xmlns:cx4="http://schemas.microsoft.com/office/drawing/2016/5/10/chartex" xmlns:cx5="http://schemas.microsoft.com/office/drawing/2016/5/11/chartex" xmlns:cx6="http://schemas.microsoft.com/office/drawing/2016/5/12/chartex" xmlns:cx7="http://schemas.microsoft.com/office/drawing/2016/5/13/chartex" xmlns:cx8="http://schemas.microsoft.com/office/drawing/2016/5/14/chartex" xmlns:mc="http://schemas.openxmlformats.org/markup-compatibility/2006" xmlns:aink="http://schemas.microsoft.com/office/drawing/2016/ink" xmlns:am3d="http://schemas.microsoft.com/office/drawing/2017/model3d" xmlns:o="urn:schemas-microsoft-com:office:office" xmlns:oel="http://schemas.microsoft.com/office/2019/extlst" xmlns:r="http://schemas.openxmlformats.org/officeDocument/2006/relationships" xmlns:m="http://schemas.openxmlformats.org/officeDocument/2006/math" xmlns:v="urn:schemas-microsoft-com:vml" xmlns:wp14="http://schemas.microsoft.com/office/word/2010/wordprocessingDrawing" xmlns:wp="http://schemas.openxmlformats.org/drawingml/2006/wordprocessingDrawing" xmlns:w10="urn:schemas-microsoft-com:office:word" xmlns:w="http://schemas.openxmlformats.org/wordprocessingml/2006/main" xmlns:w14="http://schemas.microsoft.com/office/word/2010/wordml" xmlns:w15="http://schemas.microsoft.com/office/word/2012/wordml" xmlns:w16cex="http://schemas.microsoft.com/office/word/2018/wordml/cex" xmlns:w16cid="http://schemas.microsoft.com/office/word/2016/wordml/cid" xmlns:w16="http://schemas.microsoft.com/office/word/2018/wordml" xmlns:w16sdtdh="http://schemas.microsoft.com/office/word/2020/wordml/sdtdatahash" xmlns:w16se="http://schemas.microsoft.com/office/word/2015/wordml/symex" xmlns:wpg="http://schemas.microsoft.com/office/word/2010/wordprocessingGroup" xmlns:wpi="http://schemas.microsoft.com/office/word/2010/wordprocessingInk" xmlns:wne="http://schemas.microsoft.com/office/word/2006/wordml" xmlns:wps="http://schemas.microsoft.com/office/word/2010/wordprocessingShape" mc:Ignorable="w14 w15 w16se w16cid w16 w16cex w16sdtdh wp14">
   <w:tbl>
     <w:tblPr>
       <w:tblW w:w="0" w:type="auto"/>
@@ -9337,7 +9692,7 @@
 </file>
 
 <file path=word/footer9.xml><?xml version="1.0" encoding="utf-8"?>
-<w:ftr xmlns:wpc="http://schemas.microsoft.com/office/word/2010/wordprocessingCanvas" xmlns:cx="http://schemas.microsoft.com/office/drawing/2014/chartex" xmlns:cx1="http://schemas.microsoft.com/office/drawing/2015/9/8/chartex" xmlns:cx2="http://schemas.microsoft.com/office/drawing/2015/10/21/chartex" xmlns:cx3="http://schemas.microsoft.com/office/drawing/2016/5/9/chartex" xmlns:cx4="http://schemas.microsoft.com/office/drawing/2016/5/10/chartex" xmlns:cx5="http://schemas.microsoft.com/office/drawing/2016/5/11/chartex" xmlns:cx6="http://schemas.microsoft.com/office/drawing/2016/5/12/chartex" xmlns:cx7="http://schemas.microsoft.com/office/drawing/2016/5/13/chartex" xmlns:cx8="http://schemas.microsoft.com/office/drawing/2016/5/14/chartex" xmlns:mc="http://schemas.openxmlformats.org/markup-compatibility/2006" xmlns:aink="http://schemas.microsoft.com/office/drawing/2016/ink" xmlns:am3d="http://schemas.microsoft.com/office/drawing/2017/model3d" xmlns:o="urn:schemas-microsoft-com:office:office" xmlns:oel="http://schemas.microsoft.com/office/2019/extlst" xmlns:r="http://schemas.openxmlformats.org/officeDocument/2006/relationships" xmlns:m="http://schemas.openxmlformats.org/officeDocument/2006/math" xmlns:v="urn:schemas-microsoft-com:vml" xmlns:wp14="http://schemas.microsoft.com/office/word/2010/wordprocessingDrawing" xmlns:wp="http://schemas.openxmlformats.org/drawingml/2006/wordprocessingDrawing" xmlns:w10="urn:schemas-microsoft-com:office:word" xmlns:w="http://schemas.openxmlformats.org/wordprocessingml/2006/main" xmlns:w14="http://schemas.microsoft.com/office/word/2010/wordml" xmlns:w15="http://schemas.microsoft.com/office/word/2012/wordml" xmlns:w16cex="http://schemas.microsoft.com/office/word/2018/wordml/cex" xmlns:w16cid="http://schemas.microsoft.com/office/word/2016/wordml/cid" xmlns:w16="http://schemas.microsoft.com/office/word/2018/wordml" xmlns:w16du="http://schemas.microsoft.com/office/word/2023/wordml/word16du" xmlns:w16sdtdh="http://schemas.microsoft.com/office/word/2020/wordml/sdtdatahash" xmlns:w16sdtfl="http://schemas.microsoft.com/office/word/2024/wordml/sdtformatlock" xmlns:w16se="http://schemas.microsoft.com/office/word/2015/wordml/symex" xmlns:wpg="http://schemas.microsoft.com/office/word/2010/wordprocessingGroup" xmlns:wpi="http://schemas.microsoft.com/office/word/2010/wordprocessingInk" xmlns:wne="http://schemas.microsoft.com/office/word/2006/wordml" xmlns:wps="http://schemas.microsoft.com/office/word/2010/wordprocessingShape" mc:Ignorable="w14 w15 w16se w16cid w16 w16cex w16sdtdh w16sdtfl w16du wp14">
+<w:ftr xmlns:wpc="http://schemas.microsoft.com/office/word/2010/wordprocessingCanvas" xmlns:cx="http://schemas.microsoft.com/office/drawing/2014/chartex" xmlns:cx1="http://schemas.microsoft.com/office/drawing/2015/9/8/chartex" xmlns:cx2="http://schemas.microsoft.com/office/drawing/2015/10/21/chartex" xmlns:cx3="http://schemas.microsoft.com/office/drawing/2016/5/9/chartex" xmlns:cx4="http://schemas.microsoft.com/office/drawing/2016/5/10/chartex" xmlns:cx5="http://schemas.microsoft.com/office/drawing/2016/5/11/chartex" xmlns:cx6="http://schemas.microsoft.com/office/drawing/2016/5/12/chartex" xmlns:cx7="http://schemas.microsoft.com/office/drawing/2016/5/13/chartex" xmlns:cx8="http://schemas.microsoft.com/office/drawing/2016/5/14/chartex" xmlns:mc="http://schemas.openxmlformats.org/markup-compatibility/2006" xmlns:aink="http://schemas.microsoft.com/office/drawing/2016/ink" xmlns:am3d="http://schemas.microsoft.com/office/drawing/2017/model3d" xmlns:o="urn:schemas-microsoft-com:office:office" xmlns:oel="http://schemas.microsoft.com/office/2019/extlst" xmlns:r="http://schemas.openxmlformats.org/officeDocument/2006/relationships" xmlns:m="http://schemas.openxmlformats.org/officeDocument/2006/math" xmlns:v="urn:schemas-microsoft-com:vml" xmlns:wp14="http://schemas.microsoft.com/office/word/2010/wordprocessingDrawing" xmlns:wp="http://schemas.openxmlformats.org/drawingml/2006/wordprocessingDrawing" xmlns:w10="urn:schemas-microsoft-com:office:word" xmlns:w="http://schemas.openxmlformats.org/wordprocessingml/2006/main" xmlns:w14="http://schemas.microsoft.com/office/word/2010/wordml" xmlns:w15="http://schemas.microsoft.com/office/word/2012/wordml" xmlns:w16cex="http://schemas.microsoft.com/office/word/2018/wordml/cex" xmlns:w16cid="http://schemas.microsoft.com/office/word/2016/wordml/cid" xmlns:w16="http://schemas.microsoft.com/office/word/2018/wordml" xmlns:w16sdtdh="http://schemas.microsoft.com/office/word/2020/wordml/sdtdatahash" xmlns:w16se="http://schemas.microsoft.com/office/word/2015/wordml/symex" xmlns:wpg="http://schemas.microsoft.com/office/word/2010/wordprocessingGroup" xmlns:wpi="http://schemas.microsoft.com/office/word/2010/wordprocessingInk" xmlns:wne="http://schemas.microsoft.com/office/word/2006/wordml" xmlns:wps="http://schemas.microsoft.com/office/word/2010/wordprocessingShape" mc:Ignorable="w14 w15 w16se w16cid w16 w16cex w16sdtdh wp14">
   <w:tbl>
     <w:tblPr>
       <w:tblW w:w="0" w:type="auto"/>
@@ -9397,7 +9752,7 @@
 </file>
 
 <file path=word/footnotes.xml><?xml version="1.0" encoding="utf-8"?>
-<w:footnotes xmlns:wpc="http://schemas.microsoft.com/office/word/2010/wordprocessingCanvas" xmlns:cx="http://schemas.microsoft.com/office/drawing/2014/chartex" xmlns:cx1="http://schemas.microsoft.com/office/drawing/2015/9/8/chartex" xmlns:cx2="http://schemas.microsoft.com/office/drawing/2015/10/21/chartex" xmlns:cx3="http://schemas.microsoft.com/office/drawing/2016/5/9/chartex" xmlns:cx4="http://schemas.microsoft.com/office/drawing/2016/5/10/chartex" xmlns:cx5="http://schemas.microsoft.com/office/drawing/2016/5/11/chartex" xmlns:cx6="http://schemas.microsoft.com/office/drawing/2016/5/12/chartex" xmlns:cx7="http://schemas.microsoft.com/office/drawing/2016/5/13/chartex" xmlns:cx8="http://schemas.microsoft.com/office/drawing/2016/5/14/chartex" xmlns:mc="http://schemas.openxmlformats.org/markup-compatibility/2006" xmlns:aink="http://schemas.microsoft.com/office/drawing/2016/ink" xmlns:am3d="http://schemas.microsoft.com/office/drawing/2017/model3d" xmlns:o="urn:schemas-microsoft-com:office:office" xmlns:oel="http://schemas.microsoft.com/office/2019/extlst" xmlns:r="http://schemas.openxmlformats.org/officeDocument/2006/relationships" xmlns:m="http://schemas.openxmlformats.org/officeDocument/2006/math" xmlns:v="urn:schemas-microsoft-com:vml" xmlns:wp14="http://schemas.microsoft.com/office/word/2010/wordprocessingDrawing" xmlns:wp="http://schemas.openxmlformats.org/drawingml/2006/wordprocessingDrawing" xmlns:w10="urn:schemas-microsoft-com:office:word" xmlns:w="http://schemas.openxmlformats.org/wordprocessingml/2006/main" xmlns:w14="http://schemas.microsoft.com/office/word/2010/wordml" xmlns:w15="http://schemas.microsoft.com/office/word/2012/wordml" xmlns:w16cex="http://schemas.microsoft.com/office/word/2018/wordml/cex" xmlns:w16cid="http://schemas.microsoft.com/office/word/2016/wordml/cid" xmlns:w16="http://schemas.microsoft.com/office/word/2018/wordml" xmlns:w16du="http://schemas.microsoft.com/office/word/2023/wordml/word16du" xmlns:w16sdtdh="http://schemas.microsoft.com/office/word/2020/wordml/sdtdatahash" xmlns:w16sdtfl="http://schemas.microsoft.com/office/word/2024/wordml/sdtformatlock" xmlns:w16se="http://schemas.microsoft.com/office/word/2015/wordml/symex" xmlns:wpg="http://schemas.microsoft.com/office/word/2010/wordprocessingGroup" xmlns:wpi="http://schemas.microsoft.com/office/word/2010/wordprocessingInk" xmlns:wne="http://schemas.microsoft.com/office/word/2006/wordml" xmlns:wps="http://schemas.microsoft.com/office/word/2010/wordprocessingShape" mc:Ignorable="w14 w15 w16se w16cid w16 w16cex w16sdtdh w16sdtfl w16du wp14">
+<w:footnotes xmlns:wpc="http://schemas.microsoft.com/office/word/2010/wordprocessingCanvas" xmlns:cx="http://schemas.microsoft.com/office/drawing/2014/chartex" xmlns:cx1="http://schemas.microsoft.com/office/drawing/2015/9/8/chartex" xmlns:cx2="http://schemas.microsoft.com/office/drawing/2015/10/21/chartex" xmlns:cx3="http://schemas.microsoft.com/office/drawing/2016/5/9/chartex" xmlns:cx4="http://schemas.microsoft.com/office/drawing/2016/5/10/chartex" xmlns:cx5="http://schemas.microsoft.com/office/drawing/2016/5/11/chartex" xmlns:cx6="http://schemas.microsoft.com/office/drawing/2016/5/12/chartex" xmlns:cx7="http://schemas.microsoft.com/office/drawing/2016/5/13/chartex" xmlns:cx8="http://schemas.microsoft.com/office/drawing/2016/5/14/chartex" xmlns:mc="http://schemas.openxmlformats.org/markup-compatibility/2006" xmlns:aink="http://schemas.microsoft.com/office/drawing/2016/ink" xmlns:am3d="http://schemas.microsoft.com/office/drawing/2017/model3d" xmlns:o="urn:schemas-microsoft-com:office:office" xmlns:oel="http://schemas.microsoft.com/office/2019/extlst" xmlns:r="http://schemas.openxmlformats.org/officeDocument/2006/relationships" xmlns:m="http://schemas.openxmlformats.org/officeDocument/2006/math" xmlns:v="urn:schemas-microsoft-com:vml" xmlns:wp14="http://schemas.microsoft.com/office/word/2010/wordprocessingDrawing" xmlns:wp="http://schemas.openxmlformats.org/drawingml/2006/wordprocessingDrawing" xmlns:w10="urn:schemas-microsoft-com:office:word" xmlns:w="http://schemas.openxmlformats.org/wordprocessingml/2006/main" xmlns:w14="http://schemas.microsoft.com/office/word/2010/wordml" xmlns:w15="http://schemas.microsoft.com/office/word/2012/wordml" xmlns:w16cex="http://schemas.microsoft.com/office/word/2018/wordml/cex" xmlns:w16cid="http://schemas.microsoft.com/office/word/2016/wordml/cid" xmlns:w16="http://schemas.microsoft.com/office/word/2018/wordml" xmlns:w16sdtdh="http://schemas.microsoft.com/office/word/2020/wordml/sdtdatahash" xmlns:w16se="http://schemas.microsoft.com/office/word/2015/wordml/symex" xmlns:wpg="http://schemas.microsoft.com/office/word/2010/wordprocessingGroup" xmlns:wpi="http://schemas.microsoft.com/office/word/2010/wordprocessingInk" xmlns:wne="http://schemas.microsoft.com/office/word/2006/wordml" xmlns:wps="http://schemas.microsoft.com/office/word/2010/wordprocessingShape" mc:Ignorable="w14 w15 w16se w16cid w16 w16cex w16sdtdh wp14">
   <w:footnote w:type="separator" w:id="-1">
     <w:p>
       <w:r>
@@ -9416,11 +9771,11 @@
 </file>
 
 <file path=word/header1.xml><?xml version="1.0" encoding="utf-8"?>
-<w:hdr xmlns:wpc="http://schemas.microsoft.com/office/word/2010/wordprocessingCanvas" xmlns:cx="http://schemas.microsoft.com/office/drawing/2014/chartex" xmlns:cx1="http://schemas.microsoft.com/office/drawing/2015/9/8/chartex" xmlns:cx2="http://schemas.microsoft.com/office/drawing/2015/10/21/chartex" xmlns:cx3="http://schemas.microsoft.com/office/drawing/2016/5/9/chartex" xmlns:cx4="http://schemas.microsoft.com/office/drawing/2016/5/10/chartex" xmlns:cx5="http://schemas.microsoft.com/office/drawing/2016/5/11/chartex" xmlns:cx6="http://schemas.microsoft.com/office/drawing/2016/5/12/chartex" xmlns:cx7="http://schemas.microsoft.com/office/drawing/2016/5/13/chartex" xmlns:cx8="http://schemas.microsoft.com/office/drawing/2016/5/14/chartex" xmlns:mc="http://schemas.openxmlformats.org/markup-compatibility/2006" xmlns:aink="http://schemas.microsoft.com/office/drawing/2016/ink" xmlns:am3d="http://schemas.microsoft.com/office/drawing/2017/model3d" xmlns:o="urn:schemas-microsoft-com:office:office" xmlns:oel="http://schemas.microsoft.com/office/2019/extlst" xmlns:r="http://schemas.openxmlformats.org/officeDocument/2006/relationships" xmlns:m="http://schemas.openxmlformats.org/officeDocument/2006/math" xmlns:v="urn:schemas-microsoft-com:vml" xmlns:wp14="http://schemas.microsoft.com/office/word/2010/wordprocessingDrawing" xmlns:wp="http://schemas.openxmlformats.org/drawingml/2006/wordprocessingDrawing" xmlns:w10="urn:schemas-microsoft-com:office:word" xmlns:w="http://schemas.openxmlformats.org/wordprocessingml/2006/main" xmlns:w14="http://schemas.microsoft.com/office/word/2010/wordml" xmlns:w15="http://schemas.microsoft.com/office/word/2012/wordml" xmlns:w16cex="http://schemas.microsoft.com/office/word/2018/wordml/cex" xmlns:w16cid="http://schemas.microsoft.com/office/word/2016/wordml/cid" xmlns:w16="http://schemas.microsoft.com/office/word/2018/wordml" xmlns:w16du="http://schemas.microsoft.com/office/word/2023/wordml/word16du" xmlns:w16sdtdh="http://schemas.microsoft.com/office/word/2020/wordml/sdtdatahash" xmlns:w16sdtfl="http://schemas.microsoft.com/office/word/2024/wordml/sdtformatlock" xmlns:w16se="http://schemas.microsoft.com/office/word/2015/wordml/symex" xmlns:wpg="http://schemas.microsoft.com/office/word/2010/wordprocessingGroup" xmlns:wpi="http://schemas.microsoft.com/office/word/2010/wordprocessingInk" xmlns:wne="http://schemas.microsoft.com/office/word/2006/wordml" xmlns:wps="http://schemas.microsoft.com/office/word/2010/wordprocessingShape" mc:Ignorable="w14 w15 w16se w16cid w16 w16cex w16sdtdh w16sdtfl w16du wp14">
+<w:hdr xmlns:wpc="http://schemas.microsoft.com/office/word/2010/wordprocessingCanvas" xmlns:cx="http://schemas.microsoft.com/office/drawing/2014/chartex" xmlns:cx1="http://schemas.microsoft.com/office/drawing/2015/9/8/chartex" xmlns:cx2="http://schemas.microsoft.com/office/drawing/2015/10/21/chartex" xmlns:cx3="http://schemas.microsoft.com/office/drawing/2016/5/9/chartex" xmlns:cx4="http://schemas.microsoft.com/office/drawing/2016/5/10/chartex" xmlns:cx5="http://schemas.microsoft.com/office/drawing/2016/5/11/chartex" xmlns:cx6="http://schemas.microsoft.com/office/drawing/2016/5/12/chartex" xmlns:cx7="http://schemas.microsoft.com/office/drawing/2016/5/13/chartex" xmlns:cx8="http://schemas.microsoft.com/office/drawing/2016/5/14/chartex" xmlns:mc="http://schemas.openxmlformats.org/markup-compatibility/2006" xmlns:aink="http://schemas.microsoft.com/office/drawing/2016/ink" xmlns:am3d="http://schemas.microsoft.com/office/drawing/2017/model3d" xmlns:o="urn:schemas-microsoft-com:office:office" xmlns:oel="http://schemas.microsoft.com/office/2019/extlst" xmlns:r="http://schemas.openxmlformats.org/officeDocument/2006/relationships" xmlns:m="http://schemas.openxmlformats.org/officeDocument/2006/math" xmlns:v="urn:schemas-microsoft-com:vml" xmlns:wp14="http://schemas.microsoft.com/office/word/2010/wordprocessingDrawing" xmlns:wp="http://schemas.openxmlformats.org/drawingml/2006/wordprocessingDrawing" xmlns:w10="urn:schemas-microsoft-com:office:word" xmlns:w="http://schemas.openxmlformats.org/wordprocessingml/2006/main" xmlns:w14="http://schemas.microsoft.com/office/word/2010/wordml" xmlns:w15="http://schemas.microsoft.com/office/word/2012/wordml" xmlns:w16cex="http://schemas.microsoft.com/office/word/2018/wordml/cex" xmlns:w16cid="http://schemas.microsoft.com/office/word/2016/wordml/cid" xmlns:w16="http://schemas.microsoft.com/office/word/2018/wordml" xmlns:w16sdtdh="http://schemas.microsoft.com/office/word/2020/wordml/sdtdatahash" xmlns:w16se="http://schemas.microsoft.com/office/word/2015/wordml/symex" xmlns:wpg="http://schemas.microsoft.com/office/word/2010/wordprocessingGroup" xmlns:wpi="http://schemas.microsoft.com/office/word/2010/wordprocessingInk" xmlns:wne="http://schemas.microsoft.com/office/word/2006/wordml" xmlns:wps="http://schemas.microsoft.com/office/word/2010/wordprocessingShape" mc:Ignorable="w14 w15 w16se w16cid w16 w16cex w16sdtdh wp14">
   <w:p>
     <w:pPr>
       <w:pStyle w:val="Cabealho"/>
-      <w:framePr w:wrap="around" w:hAnchor="margin" w:vAnchor="text" w:xAlign="right" w:y="1"/>
+      <w:framePr w:wrap="around" w:vAnchor="text" w:hAnchor="margin" w:xAlign="right" w:y="1"/>
       <w:rPr>
         <w:rStyle w:val="Nmerodepgina"/>
       </w:rPr>
@@ -9467,7 +9822,7 @@
 </file>
 
 <file path=word/header10.xml><?xml version="1.0" encoding="utf-8"?>
-<w:hdr xmlns:wpc="http://schemas.microsoft.com/office/word/2010/wordprocessingCanvas" xmlns:cx="http://schemas.microsoft.com/office/drawing/2014/chartex" xmlns:cx1="http://schemas.microsoft.com/office/drawing/2015/9/8/chartex" xmlns:cx2="http://schemas.microsoft.com/office/drawing/2015/10/21/chartex" xmlns:cx3="http://schemas.microsoft.com/office/drawing/2016/5/9/chartex" xmlns:cx4="http://schemas.microsoft.com/office/drawing/2016/5/10/chartex" xmlns:cx5="http://schemas.microsoft.com/office/drawing/2016/5/11/chartex" xmlns:cx6="http://schemas.microsoft.com/office/drawing/2016/5/12/chartex" xmlns:cx7="http://schemas.microsoft.com/office/drawing/2016/5/13/chartex" xmlns:cx8="http://schemas.microsoft.com/office/drawing/2016/5/14/chartex" xmlns:mc="http://schemas.openxmlformats.org/markup-compatibility/2006" xmlns:aink="http://schemas.microsoft.com/office/drawing/2016/ink" xmlns:am3d="http://schemas.microsoft.com/office/drawing/2017/model3d" xmlns:o="urn:schemas-microsoft-com:office:office" xmlns:oel="http://schemas.microsoft.com/office/2019/extlst" xmlns:r="http://schemas.openxmlformats.org/officeDocument/2006/relationships" xmlns:m="http://schemas.openxmlformats.org/officeDocument/2006/math" xmlns:v="urn:schemas-microsoft-com:vml" xmlns:wp14="http://schemas.microsoft.com/office/word/2010/wordprocessingDrawing" xmlns:wp="http://schemas.openxmlformats.org/drawingml/2006/wordprocessingDrawing" xmlns:w10="urn:schemas-microsoft-com:office:word" xmlns:w="http://schemas.openxmlformats.org/wordprocessingml/2006/main" xmlns:w14="http://schemas.microsoft.com/office/word/2010/wordml" xmlns:w15="http://schemas.microsoft.com/office/word/2012/wordml" xmlns:w16cex="http://schemas.microsoft.com/office/word/2018/wordml/cex" xmlns:w16cid="http://schemas.microsoft.com/office/word/2016/wordml/cid" xmlns:w16="http://schemas.microsoft.com/office/word/2018/wordml" xmlns:w16du="http://schemas.microsoft.com/office/word/2023/wordml/word16du" xmlns:w16sdtdh="http://schemas.microsoft.com/office/word/2020/wordml/sdtdatahash" xmlns:w16sdtfl="http://schemas.microsoft.com/office/word/2024/wordml/sdtformatlock" xmlns:w16se="http://schemas.microsoft.com/office/word/2015/wordml/symex" xmlns:wpg="http://schemas.microsoft.com/office/word/2010/wordprocessingGroup" xmlns:wpi="http://schemas.microsoft.com/office/word/2010/wordprocessingInk" xmlns:wne="http://schemas.microsoft.com/office/word/2006/wordml" xmlns:wps="http://schemas.microsoft.com/office/word/2010/wordprocessingShape" mc:Ignorable="w14 w15 w16se w16cid w16 w16cex w16sdtdh w16sdtfl w16du wp14">
+<w:hdr xmlns:wpc="http://schemas.microsoft.com/office/word/2010/wordprocessingCanvas" xmlns:cx="http://schemas.microsoft.com/office/drawing/2014/chartex" xmlns:cx1="http://schemas.microsoft.com/office/drawing/2015/9/8/chartex" xmlns:cx2="http://schemas.microsoft.com/office/drawing/2015/10/21/chartex" xmlns:cx3="http://schemas.microsoft.com/office/drawing/2016/5/9/chartex" xmlns:cx4="http://schemas.microsoft.com/office/drawing/2016/5/10/chartex" xmlns:cx5="http://schemas.microsoft.com/office/drawing/2016/5/11/chartex" xmlns:cx6="http://schemas.microsoft.com/office/drawing/2016/5/12/chartex" xmlns:cx7="http://schemas.microsoft.com/office/drawing/2016/5/13/chartex" xmlns:cx8="http://schemas.microsoft.com/office/drawing/2016/5/14/chartex" xmlns:mc="http://schemas.openxmlformats.org/markup-compatibility/2006" xmlns:aink="http://schemas.microsoft.com/office/drawing/2016/ink" xmlns:am3d="http://schemas.microsoft.com/office/drawing/2017/model3d" xmlns:o="urn:schemas-microsoft-com:office:office" xmlns:oel="http://schemas.microsoft.com/office/2019/extlst" xmlns:r="http://schemas.openxmlformats.org/officeDocument/2006/relationships" xmlns:m="http://schemas.openxmlformats.org/officeDocument/2006/math" xmlns:v="urn:schemas-microsoft-com:vml" xmlns:wp14="http://schemas.microsoft.com/office/word/2010/wordprocessingDrawing" xmlns:wp="http://schemas.openxmlformats.org/drawingml/2006/wordprocessingDrawing" xmlns:w10="urn:schemas-microsoft-com:office:word" xmlns:w="http://schemas.openxmlformats.org/wordprocessingml/2006/main" xmlns:w14="http://schemas.microsoft.com/office/word/2010/wordml" xmlns:w15="http://schemas.microsoft.com/office/word/2012/wordml" xmlns:w16cex="http://schemas.microsoft.com/office/word/2018/wordml/cex" xmlns:w16cid="http://schemas.microsoft.com/office/word/2016/wordml/cid" xmlns:w16="http://schemas.microsoft.com/office/word/2018/wordml" xmlns:w16sdtdh="http://schemas.microsoft.com/office/word/2020/wordml/sdtdatahash" xmlns:w16se="http://schemas.microsoft.com/office/word/2015/wordml/symex" xmlns:wpg="http://schemas.microsoft.com/office/word/2010/wordprocessingGroup" xmlns:wpi="http://schemas.microsoft.com/office/word/2010/wordprocessingInk" xmlns:wne="http://schemas.microsoft.com/office/word/2006/wordml" xmlns:wps="http://schemas.microsoft.com/office/word/2010/wordprocessingShape" mc:Ignorable="w14 w15 w16se w16cid w16 w16cex w16sdtdh wp14">
   <w:p>
     <w:pPr>
       <w:pStyle w:val="Cabealho"/>
@@ -9480,7 +9835,7 @@
 </file>
 
 <file path=word/header11.xml><?xml version="1.0" encoding="utf-8"?>
-<w:hdr xmlns:wpc="http://schemas.microsoft.com/office/word/2010/wordprocessingCanvas" xmlns:cx="http://schemas.microsoft.com/office/drawing/2014/chartex" xmlns:cx1="http://schemas.microsoft.com/office/drawing/2015/9/8/chartex" xmlns:cx2="http://schemas.microsoft.com/office/drawing/2015/10/21/chartex" xmlns:cx3="http://schemas.microsoft.com/office/drawing/2016/5/9/chartex" xmlns:cx4="http://schemas.microsoft.com/office/drawing/2016/5/10/chartex" xmlns:cx5="http://schemas.microsoft.com/office/drawing/2016/5/11/chartex" xmlns:cx6="http://schemas.microsoft.com/office/drawing/2016/5/12/chartex" xmlns:cx7="http://schemas.microsoft.com/office/drawing/2016/5/13/chartex" xmlns:cx8="http://schemas.microsoft.com/office/drawing/2016/5/14/chartex" xmlns:mc="http://schemas.openxmlformats.org/markup-compatibility/2006" xmlns:aink="http://schemas.microsoft.com/office/drawing/2016/ink" xmlns:am3d="http://schemas.microsoft.com/office/drawing/2017/model3d" xmlns:o="urn:schemas-microsoft-com:office:office" xmlns:oel="http://schemas.microsoft.com/office/2019/extlst" xmlns:r="http://schemas.openxmlformats.org/officeDocument/2006/relationships" xmlns:m="http://schemas.openxmlformats.org/officeDocument/2006/math" xmlns:v="urn:schemas-microsoft-com:vml" xmlns:wp14="http://schemas.microsoft.com/office/word/2010/wordprocessingDrawing" xmlns:wp="http://schemas.openxmlformats.org/drawingml/2006/wordprocessingDrawing" xmlns:w10="urn:schemas-microsoft-com:office:word" xmlns:w="http://schemas.openxmlformats.org/wordprocessingml/2006/main" xmlns:w14="http://schemas.microsoft.com/office/word/2010/wordml" xmlns:w15="http://schemas.microsoft.com/office/word/2012/wordml" xmlns:w16cex="http://schemas.microsoft.com/office/word/2018/wordml/cex" xmlns:w16cid="http://schemas.microsoft.com/office/word/2016/wordml/cid" xmlns:w16="http://schemas.microsoft.com/office/word/2018/wordml" xmlns:w16du="http://schemas.microsoft.com/office/word/2023/wordml/word16du" xmlns:w16sdtdh="http://schemas.microsoft.com/office/word/2020/wordml/sdtdatahash" xmlns:w16sdtfl="http://schemas.microsoft.com/office/word/2024/wordml/sdtformatlock" xmlns:w16se="http://schemas.microsoft.com/office/word/2015/wordml/symex" xmlns:wpg="http://schemas.microsoft.com/office/word/2010/wordprocessingGroup" xmlns:wpi="http://schemas.microsoft.com/office/word/2010/wordprocessingInk" xmlns:wne="http://schemas.microsoft.com/office/word/2006/wordml" xmlns:wps="http://schemas.microsoft.com/office/word/2010/wordprocessingShape" mc:Ignorable="w14 w15 w16se w16cid w16 w16cex w16sdtdh w16sdtfl w16du wp14">
+<w:hdr xmlns:wpc="http://schemas.microsoft.com/office/word/2010/wordprocessingCanvas" xmlns:cx="http://schemas.microsoft.com/office/drawing/2014/chartex" xmlns:cx1="http://schemas.microsoft.com/office/drawing/2015/9/8/chartex" xmlns:cx2="http://schemas.microsoft.com/office/drawing/2015/10/21/chartex" xmlns:cx3="http://schemas.microsoft.com/office/drawing/2016/5/9/chartex" xmlns:cx4="http://schemas.microsoft.com/office/drawing/2016/5/10/chartex" xmlns:cx5="http://schemas.microsoft.com/office/drawing/2016/5/11/chartex" xmlns:cx6="http://schemas.microsoft.com/office/drawing/2016/5/12/chartex" xmlns:cx7="http://schemas.microsoft.com/office/drawing/2016/5/13/chartex" xmlns:cx8="http://schemas.microsoft.com/office/drawing/2016/5/14/chartex" xmlns:mc="http://schemas.openxmlformats.org/markup-compatibility/2006" xmlns:aink="http://schemas.microsoft.com/office/drawing/2016/ink" xmlns:am3d="http://schemas.microsoft.com/office/drawing/2017/model3d" xmlns:o="urn:schemas-microsoft-com:office:office" xmlns:oel="http://schemas.microsoft.com/office/2019/extlst" xmlns:r="http://schemas.openxmlformats.org/officeDocument/2006/relationships" xmlns:m="http://schemas.openxmlformats.org/officeDocument/2006/math" xmlns:v="urn:schemas-microsoft-com:vml" xmlns:wp14="http://schemas.microsoft.com/office/word/2010/wordprocessingDrawing" xmlns:wp="http://schemas.openxmlformats.org/drawingml/2006/wordprocessingDrawing" xmlns:w10="urn:schemas-microsoft-com:office:word" xmlns:w="http://schemas.openxmlformats.org/wordprocessingml/2006/main" xmlns:w14="http://schemas.microsoft.com/office/word/2010/wordml" xmlns:w15="http://schemas.microsoft.com/office/word/2012/wordml" xmlns:w16cex="http://schemas.microsoft.com/office/word/2018/wordml/cex" xmlns:w16cid="http://schemas.microsoft.com/office/word/2016/wordml/cid" xmlns:w16="http://schemas.microsoft.com/office/word/2018/wordml" xmlns:w16sdtdh="http://schemas.microsoft.com/office/word/2020/wordml/sdtdatahash" xmlns:w16se="http://schemas.microsoft.com/office/word/2015/wordml/symex" xmlns:wpg="http://schemas.microsoft.com/office/word/2010/wordprocessingGroup" xmlns:wpi="http://schemas.microsoft.com/office/word/2010/wordprocessingInk" xmlns:wne="http://schemas.microsoft.com/office/word/2006/wordml" xmlns:wps="http://schemas.microsoft.com/office/word/2010/wordprocessingShape" mc:Ignorable="w14 w15 w16se w16cid w16 w16cex w16sdtdh wp14">
   <w:p>
     <w:pPr>
       <w:pStyle w:val="Cabealho"/>
@@ -9493,11 +9848,11 @@
 </file>
 
 <file path=word/header12.xml><?xml version="1.0" encoding="utf-8"?>
-<w:hdr xmlns:wpc="http://schemas.microsoft.com/office/word/2010/wordprocessingCanvas" xmlns:cx="http://schemas.microsoft.com/office/drawing/2014/chartex" xmlns:cx1="http://schemas.microsoft.com/office/drawing/2015/9/8/chartex" xmlns:cx2="http://schemas.microsoft.com/office/drawing/2015/10/21/chartex" xmlns:cx3="http://schemas.microsoft.com/office/drawing/2016/5/9/chartex" xmlns:cx4="http://schemas.microsoft.com/office/drawing/2016/5/10/chartex" xmlns:cx5="http://schemas.microsoft.com/office/drawing/2016/5/11/chartex" xmlns:cx6="http://schemas.microsoft.com/office/drawing/2016/5/12/chartex" xmlns:cx7="http://schemas.microsoft.com/office/drawing/2016/5/13/chartex" xmlns:cx8="http://schemas.microsoft.com/office/drawing/2016/5/14/chartex" xmlns:mc="http://schemas.openxmlformats.org/markup-compatibility/2006" xmlns:aink="http://schemas.microsoft.com/office/drawing/2016/ink" xmlns:am3d="http://schemas.microsoft.com/office/drawing/2017/model3d" xmlns:o="urn:schemas-microsoft-com:office:office" xmlns:oel="http://schemas.microsoft.com/office/2019/extlst" xmlns:r="http://schemas.openxmlformats.org/officeDocument/2006/relationships" xmlns:m="http://schemas.openxmlformats.org/officeDocument/2006/math" xmlns:v="urn:schemas-microsoft-com:vml" xmlns:wp14="http://schemas.microsoft.com/office/word/2010/wordprocessingDrawing" xmlns:wp="http://schemas.openxmlformats.org/drawingml/2006/wordprocessingDrawing" xmlns:w10="urn:schemas-microsoft-com:office:word" xmlns:w="http://schemas.openxmlformats.org/wordprocessingml/2006/main" xmlns:w14="http://schemas.microsoft.com/office/word/2010/wordml" xmlns:w15="http://schemas.microsoft.com/office/word/2012/wordml" xmlns:w16cex="http://schemas.microsoft.com/office/word/2018/wordml/cex" xmlns:w16cid="http://schemas.microsoft.com/office/word/2016/wordml/cid" xmlns:w16="http://schemas.microsoft.com/office/word/2018/wordml" xmlns:w16du="http://schemas.microsoft.com/office/word/2023/wordml/word16du" xmlns:w16sdtdh="http://schemas.microsoft.com/office/word/2020/wordml/sdtdatahash" xmlns:w16sdtfl="http://schemas.microsoft.com/office/word/2024/wordml/sdtformatlock" xmlns:w16se="http://schemas.microsoft.com/office/word/2015/wordml/symex" xmlns:wpg="http://schemas.microsoft.com/office/word/2010/wordprocessingGroup" xmlns:wpi="http://schemas.microsoft.com/office/word/2010/wordprocessingInk" xmlns:wne="http://schemas.microsoft.com/office/word/2006/wordml" xmlns:wps="http://schemas.microsoft.com/office/word/2010/wordprocessingShape" mc:Ignorable="w14 w15 w16se w16cid w16 w16cex w16sdtdh w16sdtfl w16du wp14">
+<w:hdr xmlns:wpc="http://schemas.microsoft.com/office/word/2010/wordprocessingCanvas" xmlns:cx="http://schemas.microsoft.com/office/drawing/2014/chartex" xmlns:cx1="http://schemas.microsoft.com/office/drawing/2015/9/8/chartex" xmlns:cx2="http://schemas.microsoft.com/office/drawing/2015/10/21/chartex" xmlns:cx3="http://schemas.microsoft.com/office/drawing/2016/5/9/chartex" xmlns:cx4="http://schemas.microsoft.com/office/drawing/2016/5/10/chartex" xmlns:cx5="http://schemas.microsoft.com/office/drawing/2016/5/11/chartex" xmlns:cx6="http://schemas.microsoft.com/office/drawing/2016/5/12/chartex" xmlns:cx7="http://schemas.microsoft.com/office/drawing/2016/5/13/chartex" xmlns:cx8="http://schemas.microsoft.com/office/drawing/2016/5/14/chartex" xmlns:mc="http://schemas.openxmlformats.org/markup-compatibility/2006" xmlns:aink="http://schemas.microsoft.com/office/drawing/2016/ink" xmlns:am3d="http://schemas.microsoft.com/office/drawing/2017/model3d" xmlns:o="urn:schemas-microsoft-com:office:office" xmlns:oel="http://schemas.microsoft.com/office/2019/extlst" xmlns:r="http://schemas.openxmlformats.org/officeDocument/2006/relationships" xmlns:m="http://schemas.openxmlformats.org/officeDocument/2006/math" xmlns:v="urn:schemas-microsoft-com:vml" xmlns:wp14="http://schemas.microsoft.com/office/word/2010/wordprocessingDrawing" xmlns:wp="http://schemas.openxmlformats.org/drawingml/2006/wordprocessingDrawing" xmlns:w10="urn:schemas-microsoft-com:office:word" xmlns:w="http://schemas.openxmlformats.org/wordprocessingml/2006/main" xmlns:w14="http://schemas.microsoft.com/office/word/2010/wordml" xmlns:w15="http://schemas.microsoft.com/office/word/2012/wordml" xmlns:w16cex="http://schemas.microsoft.com/office/word/2018/wordml/cex" xmlns:w16cid="http://schemas.microsoft.com/office/word/2016/wordml/cid" xmlns:w16="http://schemas.microsoft.com/office/word/2018/wordml" xmlns:w16sdtdh="http://schemas.microsoft.com/office/word/2020/wordml/sdtdatahash" xmlns:w16se="http://schemas.microsoft.com/office/word/2015/wordml/symex" xmlns:wpg="http://schemas.microsoft.com/office/word/2010/wordprocessingGroup" xmlns:wpi="http://schemas.microsoft.com/office/word/2010/wordprocessingInk" xmlns:wne="http://schemas.microsoft.com/office/word/2006/wordml" xmlns:wps="http://schemas.microsoft.com/office/word/2010/wordprocessingShape" mc:Ignorable="w14 w15 w16se w16cid w16 w16cex w16sdtdh wp14">
   <w:p>
     <w:pPr>
       <w:pStyle w:val="Cabealho"/>
-      <w:framePr w:wrap="around" w:hAnchor="margin" w:vAnchor="text" w:xAlign="right" w:y="1"/>
+      <w:framePr w:wrap="around" w:vAnchor="text" w:hAnchor="margin" w:xAlign="right" w:y="1"/>
       <w:rPr>
         <w:rStyle w:val="Nmerodepgina"/>
       </w:rPr>
@@ -9534,7 +9889,7 @@
 </file>
 
 <file path=word/header13.xml><?xml version="1.0" encoding="utf-8"?>
-<w:hdr xmlns:wpc="http://schemas.microsoft.com/office/word/2010/wordprocessingCanvas" xmlns:cx="http://schemas.microsoft.com/office/drawing/2014/chartex" xmlns:cx1="http://schemas.microsoft.com/office/drawing/2015/9/8/chartex" xmlns:cx2="http://schemas.microsoft.com/office/drawing/2015/10/21/chartex" xmlns:cx3="http://schemas.microsoft.com/office/drawing/2016/5/9/chartex" xmlns:cx4="http://schemas.microsoft.com/office/drawing/2016/5/10/chartex" xmlns:cx5="http://schemas.microsoft.com/office/drawing/2016/5/11/chartex" xmlns:cx6="http://schemas.microsoft.com/office/drawing/2016/5/12/chartex" xmlns:cx7="http://schemas.microsoft.com/office/drawing/2016/5/13/chartex" xmlns:cx8="http://schemas.microsoft.com/office/drawing/2016/5/14/chartex" xmlns:mc="http://schemas.openxmlformats.org/markup-compatibility/2006" xmlns:aink="http://schemas.microsoft.com/office/drawing/2016/ink" xmlns:am3d="http://schemas.microsoft.com/office/drawing/2017/model3d" xmlns:o="urn:schemas-microsoft-com:office:office" xmlns:oel="http://schemas.microsoft.com/office/2019/extlst" xmlns:r="http://schemas.openxmlformats.org/officeDocument/2006/relationships" xmlns:m="http://schemas.openxmlformats.org/officeDocument/2006/math" xmlns:v="urn:schemas-microsoft-com:vml" xmlns:wp14="http://schemas.microsoft.com/office/word/2010/wordprocessingDrawing" xmlns:wp="http://schemas.openxmlformats.org/drawingml/2006/wordprocessingDrawing" xmlns:w10="urn:schemas-microsoft-com:office:word" xmlns:w="http://schemas.openxmlformats.org/wordprocessingml/2006/main" xmlns:w14="http://schemas.microsoft.com/office/word/2010/wordml" xmlns:w15="http://schemas.microsoft.com/office/word/2012/wordml" xmlns:w16cex="http://schemas.microsoft.com/office/word/2018/wordml/cex" xmlns:w16cid="http://schemas.microsoft.com/office/word/2016/wordml/cid" xmlns:w16="http://schemas.microsoft.com/office/word/2018/wordml" xmlns:w16du="http://schemas.microsoft.com/office/word/2023/wordml/word16du" xmlns:w16sdtdh="http://schemas.microsoft.com/office/word/2020/wordml/sdtdatahash" xmlns:w16sdtfl="http://schemas.microsoft.com/office/word/2024/wordml/sdtformatlock" xmlns:w16se="http://schemas.microsoft.com/office/word/2015/wordml/symex" xmlns:wpg="http://schemas.microsoft.com/office/word/2010/wordprocessingGroup" xmlns:wpi="http://schemas.microsoft.com/office/word/2010/wordprocessingInk" xmlns:wne="http://schemas.microsoft.com/office/word/2006/wordml" xmlns:wps="http://schemas.microsoft.com/office/word/2010/wordprocessingShape" mc:Ignorable="w14 w15 w16se w16cid w16 w16cex w16sdtdh w16sdtfl w16du wp14">
+<w:hdr xmlns:wpc="http://schemas.microsoft.com/office/word/2010/wordprocessingCanvas" xmlns:cx="http://schemas.microsoft.com/office/drawing/2014/chartex" xmlns:cx1="http://schemas.microsoft.com/office/drawing/2015/9/8/chartex" xmlns:cx2="http://schemas.microsoft.com/office/drawing/2015/10/21/chartex" xmlns:cx3="http://schemas.microsoft.com/office/drawing/2016/5/9/chartex" xmlns:cx4="http://schemas.microsoft.com/office/drawing/2016/5/10/chartex" xmlns:cx5="http://schemas.microsoft.com/office/drawing/2016/5/11/chartex" xmlns:cx6="http://schemas.microsoft.com/office/drawing/2016/5/12/chartex" xmlns:cx7="http://schemas.microsoft.com/office/drawing/2016/5/13/chartex" xmlns:cx8="http://schemas.microsoft.com/office/drawing/2016/5/14/chartex" xmlns:mc="http://schemas.openxmlformats.org/markup-compatibility/2006" xmlns:aink="http://schemas.microsoft.com/office/drawing/2016/ink" xmlns:am3d="http://schemas.microsoft.com/office/drawing/2017/model3d" xmlns:o="urn:schemas-microsoft-com:office:office" xmlns:oel="http://schemas.microsoft.com/office/2019/extlst" xmlns:r="http://schemas.openxmlformats.org/officeDocument/2006/relationships" xmlns:m="http://schemas.openxmlformats.org/officeDocument/2006/math" xmlns:v="urn:schemas-microsoft-com:vml" xmlns:wp14="http://schemas.microsoft.com/office/word/2010/wordprocessingDrawing" xmlns:wp="http://schemas.openxmlformats.org/drawingml/2006/wordprocessingDrawing" xmlns:w10="urn:schemas-microsoft-com:office:word" xmlns:w="http://schemas.openxmlformats.org/wordprocessingml/2006/main" xmlns:w14="http://schemas.microsoft.com/office/word/2010/wordml" xmlns:w15="http://schemas.microsoft.com/office/word/2012/wordml" xmlns:w16cex="http://schemas.microsoft.com/office/word/2018/wordml/cex" xmlns:w16cid="http://schemas.microsoft.com/office/word/2016/wordml/cid" xmlns:w16="http://schemas.microsoft.com/office/word/2018/wordml" xmlns:w16sdtdh="http://schemas.microsoft.com/office/word/2020/wordml/sdtdatahash" xmlns:w16se="http://schemas.microsoft.com/office/word/2015/wordml/symex" xmlns:wpg="http://schemas.microsoft.com/office/word/2010/wordprocessingGroup" xmlns:wpi="http://schemas.microsoft.com/office/word/2010/wordprocessingInk" xmlns:wne="http://schemas.microsoft.com/office/word/2006/wordml" xmlns:wps="http://schemas.microsoft.com/office/word/2010/wordprocessingShape" mc:Ignorable="w14 w15 w16se w16cid w16 w16cex w16sdtdh wp14">
   <w:p>
     <w:pPr>
       <w:pStyle w:val="Cabealho"/>
@@ -9547,11 +9902,10 @@
 </file>
 
 <file path=word/header14.xml><?xml version="1.0" encoding="utf-8"?>
-<w:hdr xmlns:wpc="http://schemas.microsoft.com/office/word/2010/wordprocessingCanvas" xmlns:cx="http://schemas.microsoft.com/office/drawing/2014/chartex" xmlns:cx1="http://schemas.microsoft.com/office/drawing/2015/9/8/chartex" xmlns:cx2="http://schemas.microsoft.com/office/drawing/2015/10/21/chartex" xmlns:cx3="http://schemas.microsoft.com/office/drawing/2016/5/9/chartex" xmlns:cx4="http://schemas.microsoft.com/office/drawing/2016/5/10/chartex" xmlns:cx5="http://schemas.microsoft.com/office/drawing/2016/5/11/chartex" xmlns:cx6="http://schemas.microsoft.com/office/drawing/2016/5/12/chartex" xmlns:cx7="http://schemas.microsoft.com/office/drawing/2016/5/13/chartex" xmlns:cx8="http://schemas.microsoft.com/office/drawing/2016/5/14/chartex" xmlns:mc="http://schemas.openxmlformats.org/markup-compatibility/2006" xmlns:aink="http://schemas.microsoft.com/office/drawing/2016/ink" xmlns:am3d="http://schemas.microsoft.com/office/drawing/2017/model3d" xmlns:o="urn:schemas-microsoft-com:office:office" xmlns:oel="http://schemas.microsoft.com/office/2019/extlst" xmlns:r="http://schemas.openxmlformats.org/officeDocument/2006/relationships" xmlns:m="http://schemas.openxmlformats.org/officeDocument/2006/math" xmlns:v="urn:schemas-microsoft-com:vml" xmlns:wp14="http://schemas.microsoft.com/office/word/2010/wordprocessingDrawing" xmlns:wp="http://schemas.openxmlformats.org/drawingml/2006/wordprocessingDrawing" xmlns:w10="urn:schemas-microsoft-com:office:word" xmlns:w="http://schemas.openxmlformats.org/wordprocessingml/2006/main" xmlns:w14="http://schemas.microsoft.com/office/word/2010/wordml" xmlns:w15="http://schemas.microsoft.com/office/word/2012/wordml" xmlns:w16cex="http://schemas.microsoft.com/office/word/2018/wordml/cex" xmlns:w16cid="http://schemas.microsoft.com/office/word/2016/wordml/cid" xmlns:w16="http://schemas.microsoft.com/office/word/2018/wordml" xmlns:w16du="http://schemas.microsoft.com/office/word/2023/wordml/word16du" xmlns:w16sdtdh="http://schemas.microsoft.com/office/word/2020/wordml/sdtdatahash" xmlns:w16sdtfl="http://schemas.microsoft.com/office/word/2024/wordml/sdtformatlock" xmlns:w16se="http://schemas.microsoft.com/office/word/2015/wordml/symex" xmlns:wpg="http://schemas.microsoft.com/office/word/2010/wordprocessingGroup" xmlns:wpi="http://schemas.microsoft.com/office/word/2010/wordprocessingInk" xmlns:wne="http://schemas.microsoft.com/office/word/2006/wordml" xmlns:wps="http://schemas.microsoft.com/office/word/2010/wordprocessingShape" mc:Ignorable="w14 w15 w16se w16cid w16 w16cex w16sdtdh w16sdtfl w16du wp14">
+<w:hdr xmlns:wpc="http://schemas.microsoft.com/office/word/2010/wordprocessingCanvas" xmlns:cx="http://schemas.microsoft.com/office/drawing/2014/chartex" xmlns:cx1="http://schemas.microsoft.com/office/drawing/2015/9/8/chartex" xmlns:cx2="http://schemas.microsoft.com/office/drawing/2015/10/21/chartex" xmlns:cx3="http://schemas.microsoft.com/office/drawing/2016/5/9/chartex" xmlns:cx4="http://schemas.microsoft.com/office/drawing/2016/5/10/chartex" xmlns:cx5="http://schemas.microsoft.com/office/drawing/2016/5/11/chartex" xmlns:cx6="http://schemas.microsoft.com/office/drawing/2016/5/12/chartex" xmlns:cx7="http://schemas.microsoft.com/office/drawing/2016/5/13/chartex" xmlns:cx8="http://schemas.microsoft.com/office/drawing/2016/5/14/chartex" xmlns:mc="http://schemas.openxmlformats.org/markup-compatibility/2006" xmlns:aink="http://schemas.microsoft.com/office/drawing/2016/ink" xmlns:am3d="http://schemas.microsoft.com/office/drawing/2017/model3d" xmlns:o="urn:schemas-microsoft-com:office:office" xmlns:oel="http://schemas.microsoft.com/office/2019/extlst" xmlns:r="http://schemas.openxmlformats.org/officeDocument/2006/relationships" xmlns:m="http://schemas.openxmlformats.org/officeDocument/2006/math" xmlns:v="urn:schemas-microsoft-com:vml" xmlns:wp14="http://schemas.microsoft.com/office/word/2010/wordprocessingDrawing" xmlns:wp="http://schemas.openxmlformats.org/drawingml/2006/wordprocessingDrawing" xmlns:w10="urn:schemas-microsoft-com:office:word" xmlns:w="http://schemas.openxmlformats.org/wordprocessingml/2006/main" xmlns:w14="http://schemas.microsoft.com/office/word/2010/wordml" xmlns:w15="http://schemas.microsoft.com/office/word/2012/wordml" xmlns:w16cex="http://schemas.microsoft.com/office/word/2018/wordml/cex" xmlns:w16cid="http://schemas.microsoft.com/office/word/2016/wordml/cid" xmlns:w16="http://schemas.microsoft.com/office/word/2018/wordml" xmlns:w16sdtdh="http://schemas.microsoft.com/office/word/2020/wordml/sdtdatahash" xmlns:w16se="http://schemas.microsoft.com/office/word/2015/wordml/symex" xmlns:wpg="http://schemas.microsoft.com/office/word/2010/wordprocessingGroup" xmlns:wpi="http://schemas.microsoft.com/office/word/2010/wordprocessingInk" xmlns:wne="http://schemas.microsoft.com/office/word/2006/wordml" xmlns:wps="http://schemas.microsoft.com/office/word/2010/wordprocessingShape" mc:Ignorable="w14 w15 w16se w16cid w16 w16cex w16sdtdh wp14">
   <w:p>
     <w:pPr>
       <w:pStyle w:val="Cabealho"/>
-      <w:ind/>
       <w:rPr>
         <w:rStyle w:val="Nmerodepgina"/>
       </w:rPr>
@@ -9594,7 +9948,7 @@
 </file>
 
 <file path=word/header2.xml><?xml version="1.0" encoding="utf-8"?>
-<w:hdr xmlns:wpc="http://schemas.microsoft.com/office/word/2010/wordprocessingCanvas" xmlns:cx="http://schemas.microsoft.com/office/drawing/2014/chartex" xmlns:cx1="http://schemas.microsoft.com/office/drawing/2015/9/8/chartex" xmlns:cx2="http://schemas.microsoft.com/office/drawing/2015/10/21/chartex" xmlns:cx3="http://schemas.microsoft.com/office/drawing/2016/5/9/chartex" xmlns:cx4="http://schemas.microsoft.com/office/drawing/2016/5/10/chartex" xmlns:cx5="http://schemas.microsoft.com/office/drawing/2016/5/11/chartex" xmlns:cx6="http://schemas.microsoft.com/office/drawing/2016/5/12/chartex" xmlns:cx7="http://schemas.microsoft.com/office/drawing/2016/5/13/chartex" xmlns:cx8="http://schemas.microsoft.com/office/drawing/2016/5/14/chartex" xmlns:mc="http://schemas.openxmlformats.org/markup-compatibility/2006" xmlns:aink="http://schemas.microsoft.com/office/drawing/2016/ink" xmlns:am3d="http://schemas.microsoft.com/office/drawing/2017/model3d" xmlns:o="urn:schemas-microsoft-com:office:office" xmlns:oel="http://schemas.microsoft.com/office/2019/extlst" xmlns:r="http://schemas.openxmlformats.org/officeDocument/2006/relationships" xmlns:m="http://schemas.openxmlformats.org/officeDocument/2006/math" xmlns:v="urn:schemas-microsoft-com:vml" xmlns:wp14="http://schemas.microsoft.com/office/word/2010/wordprocessingDrawing" xmlns:wp="http://schemas.openxmlformats.org/drawingml/2006/wordprocessingDrawing" xmlns:w10="urn:schemas-microsoft-com:office:word" xmlns:w="http://schemas.openxmlformats.org/wordprocessingml/2006/main" xmlns:w14="http://schemas.microsoft.com/office/word/2010/wordml" xmlns:w15="http://schemas.microsoft.com/office/word/2012/wordml" xmlns:w16cex="http://schemas.microsoft.com/office/word/2018/wordml/cex" xmlns:w16cid="http://schemas.microsoft.com/office/word/2016/wordml/cid" xmlns:w16="http://schemas.microsoft.com/office/word/2018/wordml" xmlns:w16du="http://schemas.microsoft.com/office/word/2023/wordml/word16du" xmlns:w16sdtdh="http://schemas.microsoft.com/office/word/2020/wordml/sdtdatahash" xmlns:w16sdtfl="http://schemas.microsoft.com/office/word/2024/wordml/sdtformatlock" xmlns:w16se="http://schemas.microsoft.com/office/word/2015/wordml/symex" xmlns:wpg="http://schemas.microsoft.com/office/word/2010/wordprocessingGroup" xmlns:wpi="http://schemas.microsoft.com/office/word/2010/wordprocessingInk" xmlns:wne="http://schemas.microsoft.com/office/word/2006/wordml" xmlns:wps="http://schemas.microsoft.com/office/word/2010/wordprocessingShape" mc:Ignorable="w14 w15 w16se w16cid w16 w16cex w16sdtdh w16sdtfl w16du wp14">
+<w:hdr xmlns:wpc="http://schemas.microsoft.com/office/word/2010/wordprocessingCanvas" xmlns:cx="http://schemas.microsoft.com/office/drawing/2014/chartex" xmlns:cx1="http://schemas.microsoft.com/office/drawing/2015/9/8/chartex" xmlns:cx2="http://schemas.microsoft.com/office/drawing/2015/10/21/chartex" xmlns:cx3="http://schemas.microsoft.com/office/drawing/2016/5/9/chartex" xmlns:cx4="http://schemas.microsoft.com/office/drawing/2016/5/10/chartex" xmlns:cx5="http://schemas.microsoft.com/office/drawing/2016/5/11/chartex" xmlns:cx6="http://schemas.microsoft.com/office/drawing/2016/5/12/chartex" xmlns:cx7="http://schemas.microsoft.com/office/drawing/2016/5/13/chartex" xmlns:cx8="http://schemas.microsoft.com/office/drawing/2016/5/14/chartex" xmlns:mc="http://schemas.openxmlformats.org/markup-compatibility/2006" xmlns:aink="http://schemas.microsoft.com/office/drawing/2016/ink" xmlns:am3d="http://schemas.microsoft.com/office/drawing/2017/model3d" xmlns:o="urn:schemas-microsoft-com:office:office" xmlns:oel="http://schemas.microsoft.com/office/2019/extlst" xmlns:r="http://schemas.openxmlformats.org/officeDocument/2006/relationships" xmlns:m="http://schemas.openxmlformats.org/officeDocument/2006/math" xmlns:v="urn:schemas-microsoft-com:vml" xmlns:wp14="http://schemas.microsoft.com/office/word/2010/wordprocessingDrawing" xmlns:wp="http://schemas.openxmlformats.org/drawingml/2006/wordprocessingDrawing" xmlns:w10="urn:schemas-microsoft-com:office:word" xmlns:w="http://schemas.openxmlformats.org/wordprocessingml/2006/main" xmlns:w14="http://schemas.microsoft.com/office/word/2010/wordml" xmlns:w15="http://schemas.microsoft.com/office/word/2012/wordml" xmlns:w16cex="http://schemas.microsoft.com/office/word/2018/wordml/cex" xmlns:w16cid="http://schemas.microsoft.com/office/word/2016/wordml/cid" xmlns:w16="http://schemas.microsoft.com/office/word/2018/wordml" xmlns:w16sdtdh="http://schemas.microsoft.com/office/word/2020/wordml/sdtdatahash" xmlns:w16se="http://schemas.microsoft.com/office/word/2015/wordml/symex" xmlns:wpg="http://schemas.microsoft.com/office/word/2010/wordprocessingGroup" xmlns:wpi="http://schemas.microsoft.com/office/word/2010/wordprocessingInk" xmlns:wne="http://schemas.microsoft.com/office/word/2006/wordml" xmlns:wps="http://schemas.microsoft.com/office/word/2010/wordprocessingShape" mc:Ignorable="w14 w15 w16se w16cid w16 w16cex w16sdtdh wp14">
   <w:sdt>
     <w:sdtPr>
       <w:id w:val="-927114894"/>
@@ -9603,7 +9957,6 @@
         <w:docPartUnique/>
       </w:docPartObj>
     </w:sdtPr>
-    <w:sdtEndPr/>
     <w:sdtContent>
       <w:p>
         <w:pPr>
@@ -9640,7 +9993,7 @@
 </file>
 
 <file path=word/header3.xml><?xml version="1.0" encoding="utf-8"?>
-<w:hdr xmlns:wpc="http://schemas.microsoft.com/office/word/2010/wordprocessingCanvas" xmlns:cx="http://schemas.microsoft.com/office/drawing/2014/chartex" xmlns:cx1="http://schemas.microsoft.com/office/drawing/2015/9/8/chartex" xmlns:cx2="http://schemas.microsoft.com/office/drawing/2015/10/21/chartex" xmlns:cx3="http://schemas.microsoft.com/office/drawing/2016/5/9/chartex" xmlns:cx4="http://schemas.microsoft.com/office/drawing/2016/5/10/chartex" xmlns:cx5="http://schemas.microsoft.com/office/drawing/2016/5/11/chartex" xmlns:cx6="http://schemas.microsoft.com/office/drawing/2016/5/12/chartex" xmlns:cx7="http://schemas.microsoft.com/office/drawing/2016/5/13/chartex" xmlns:cx8="http://schemas.microsoft.com/office/drawing/2016/5/14/chartex" xmlns:mc="http://schemas.openxmlformats.org/markup-compatibility/2006" xmlns:aink="http://schemas.microsoft.com/office/drawing/2016/ink" xmlns:am3d="http://schemas.microsoft.com/office/drawing/2017/model3d" xmlns:o="urn:schemas-microsoft-com:office:office" xmlns:oel="http://schemas.microsoft.com/office/2019/extlst" xmlns:r="http://schemas.openxmlformats.org/officeDocument/2006/relationships" xmlns:m="http://schemas.openxmlformats.org/officeDocument/2006/math" xmlns:v="urn:schemas-microsoft-com:vml" xmlns:wp14="http://schemas.microsoft.com/office/word/2010/wordprocessingDrawing" xmlns:wp="http://schemas.openxmlformats.org/drawingml/2006/wordprocessingDrawing" xmlns:w10="urn:schemas-microsoft-com:office:word" xmlns:w="http://schemas.openxmlformats.org/wordprocessingml/2006/main" xmlns:w14="http://schemas.microsoft.com/office/word/2010/wordml" xmlns:w15="http://schemas.microsoft.com/office/word/2012/wordml" xmlns:w16cex="http://schemas.microsoft.com/office/word/2018/wordml/cex" xmlns:w16cid="http://schemas.microsoft.com/office/word/2016/wordml/cid" xmlns:w16="http://schemas.microsoft.com/office/word/2018/wordml" xmlns:w16du="http://schemas.microsoft.com/office/word/2023/wordml/word16du" xmlns:w16sdtdh="http://schemas.microsoft.com/office/word/2020/wordml/sdtdatahash" xmlns:w16sdtfl="http://schemas.microsoft.com/office/word/2024/wordml/sdtformatlock" xmlns:w16se="http://schemas.microsoft.com/office/word/2015/wordml/symex" xmlns:wpg="http://schemas.microsoft.com/office/word/2010/wordprocessingGroup" xmlns:wpi="http://schemas.microsoft.com/office/word/2010/wordprocessingInk" xmlns:wne="http://schemas.microsoft.com/office/word/2006/wordml" xmlns:wps="http://schemas.microsoft.com/office/word/2010/wordprocessingShape" mc:Ignorable="w14 w15 w16se w16cid w16 w16cex w16sdtdh w16sdtfl w16du wp14">
+<w:hdr xmlns:wpc="http://schemas.microsoft.com/office/word/2010/wordprocessingCanvas" xmlns:cx="http://schemas.microsoft.com/office/drawing/2014/chartex" xmlns:cx1="http://schemas.microsoft.com/office/drawing/2015/9/8/chartex" xmlns:cx2="http://schemas.microsoft.com/office/drawing/2015/10/21/chartex" xmlns:cx3="http://schemas.microsoft.com/office/drawing/2016/5/9/chartex" xmlns:cx4="http://schemas.microsoft.com/office/drawing/2016/5/10/chartex" xmlns:cx5="http://schemas.microsoft.com/office/drawing/2016/5/11/chartex" xmlns:cx6="http://schemas.microsoft.com/office/drawing/2016/5/12/chartex" xmlns:cx7="http://schemas.microsoft.com/office/drawing/2016/5/13/chartex" xmlns:cx8="http://schemas.microsoft.com/office/drawing/2016/5/14/chartex" xmlns:mc="http://schemas.openxmlformats.org/markup-compatibility/2006" xmlns:aink="http://schemas.microsoft.com/office/drawing/2016/ink" xmlns:am3d="http://schemas.microsoft.com/office/drawing/2017/model3d" xmlns:o="urn:schemas-microsoft-com:office:office" xmlns:oel="http://schemas.microsoft.com/office/2019/extlst" xmlns:r="http://schemas.openxmlformats.org/officeDocument/2006/relationships" xmlns:m="http://schemas.openxmlformats.org/officeDocument/2006/math" xmlns:v="urn:schemas-microsoft-com:vml" xmlns:wp14="http://schemas.microsoft.com/office/word/2010/wordprocessingDrawing" xmlns:wp="http://schemas.openxmlformats.org/drawingml/2006/wordprocessingDrawing" xmlns:w10="urn:schemas-microsoft-com:office:word" xmlns:w="http://schemas.openxmlformats.org/wordprocessingml/2006/main" xmlns:w14="http://schemas.microsoft.com/office/word/2010/wordml" xmlns:w15="http://schemas.microsoft.com/office/word/2012/wordml" xmlns:w16cex="http://schemas.microsoft.com/office/word/2018/wordml/cex" xmlns:w16cid="http://schemas.microsoft.com/office/word/2016/wordml/cid" xmlns:w16="http://schemas.microsoft.com/office/word/2018/wordml" xmlns:w16sdtdh="http://schemas.microsoft.com/office/word/2020/wordml/sdtdatahash" xmlns:w16se="http://schemas.microsoft.com/office/word/2015/wordml/symex" xmlns:wpg="http://schemas.microsoft.com/office/word/2010/wordprocessingGroup" xmlns:wpi="http://schemas.microsoft.com/office/word/2010/wordprocessingInk" xmlns:wne="http://schemas.microsoft.com/office/word/2006/wordml" xmlns:wps="http://schemas.microsoft.com/office/word/2010/wordprocessingShape" mc:Ignorable="w14 w15 w16se w16cid w16 w16cex w16sdtdh wp14">
   <w:tbl>
     <w:tblPr>
       <w:tblW w:w="0" w:type="auto"/>
@@ -9700,7 +10053,7 @@
 </file>
 
 <file path=word/header4.xml><?xml version="1.0" encoding="utf-8"?>
-<w:hdr xmlns:wpc="http://schemas.microsoft.com/office/word/2010/wordprocessingCanvas" xmlns:cx="http://schemas.microsoft.com/office/drawing/2014/chartex" xmlns:cx1="http://schemas.microsoft.com/office/drawing/2015/9/8/chartex" xmlns:cx2="http://schemas.microsoft.com/office/drawing/2015/10/21/chartex" xmlns:cx3="http://schemas.microsoft.com/office/drawing/2016/5/9/chartex" xmlns:cx4="http://schemas.microsoft.com/office/drawing/2016/5/10/chartex" xmlns:cx5="http://schemas.microsoft.com/office/drawing/2016/5/11/chartex" xmlns:cx6="http://schemas.microsoft.com/office/drawing/2016/5/12/chartex" xmlns:cx7="http://schemas.microsoft.com/office/drawing/2016/5/13/chartex" xmlns:cx8="http://schemas.microsoft.com/office/drawing/2016/5/14/chartex" xmlns:mc="http://schemas.openxmlformats.org/markup-compatibility/2006" xmlns:aink="http://schemas.microsoft.com/office/drawing/2016/ink" xmlns:am3d="http://schemas.microsoft.com/office/drawing/2017/model3d" xmlns:o="urn:schemas-microsoft-com:office:office" xmlns:oel="http://schemas.microsoft.com/office/2019/extlst" xmlns:r="http://schemas.openxmlformats.org/officeDocument/2006/relationships" xmlns:m="http://schemas.openxmlformats.org/officeDocument/2006/math" xmlns:v="urn:schemas-microsoft-com:vml" xmlns:wp14="http://schemas.microsoft.com/office/word/2010/wordprocessingDrawing" xmlns:wp="http://schemas.openxmlformats.org/drawingml/2006/wordprocessingDrawing" xmlns:w10="urn:schemas-microsoft-com:office:word" xmlns:w="http://schemas.openxmlformats.org/wordprocessingml/2006/main" xmlns:w14="http://schemas.microsoft.com/office/word/2010/wordml" xmlns:w15="http://schemas.microsoft.com/office/word/2012/wordml" xmlns:w16cex="http://schemas.microsoft.com/office/word/2018/wordml/cex" xmlns:w16cid="http://schemas.microsoft.com/office/word/2016/wordml/cid" xmlns:w16="http://schemas.microsoft.com/office/word/2018/wordml" xmlns:w16du="http://schemas.microsoft.com/office/word/2023/wordml/word16du" xmlns:w16sdtdh="http://schemas.microsoft.com/office/word/2020/wordml/sdtdatahash" xmlns:w16sdtfl="http://schemas.microsoft.com/office/word/2024/wordml/sdtformatlock" xmlns:w16se="http://schemas.microsoft.com/office/word/2015/wordml/symex" xmlns:wpg="http://schemas.microsoft.com/office/word/2010/wordprocessingGroup" xmlns:wpi="http://schemas.microsoft.com/office/word/2010/wordprocessingInk" xmlns:wne="http://schemas.microsoft.com/office/word/2006/wordml" xmlns:wps="http://schemas.microsoft.com/office/word/2010/wordprocessingShape" mc:Ignorable="w14 w15 w16se w16cid w16 w16cex w16sdtdh w16sdtfl w16du wp14">
+<w:hdr xmlns:wpc="http://schemas.microsoft.com/office/word/2010/wordprocessingCanvas" xmlns:cx="http://schemas.microsoft.com/office/drawing/2014/chartex" xmlns:cx1="http://schemas.microsoft.com/office/drawing/2015/9/8/chartex" xmlns:cx2="http://schemas.microsoft.com/office/drawing/2015/10/21/chartex" xmlns:cx3="http://schemas.microsoft.com/office/drawing/2016/5/9/chartex" xmlns:cx4="http://schemas.microsoft.com/office/drawing/2016/5/10/chartex" xmlns:cx5="http://schemas.microsoft.com/office/drawing/2016/5/11/chartex" xmlns:cx6="http://schemas.microsoft.com/office/drawing/2016/5/12/chartex" xmlns:cx7="http://schemas.microsoft.com/office/drawing/2016/5/13/chartex" xmlns:cx8="http://schemas.microsoft.com/office/drawing/2016/5/14/chartex" xmlns:mc="http://schemas.openxmlformats.org/markup-compatibility/2006" xmlns:aink="http://schemas.microsoft.com/office/drawing/2016/ink" xmlns:am3d="http://schemas.microsoft.com/office/drawing/2017/model3d" xmlns:o="urn:schemas-microsoft-com:office:office" xmlns:oel="http://schemas.microsoft.com/office/2019/extlst" xmlns:r="http://schemas.openxmlformats.org/officeDocument/2006/relationships" xmlns:m="http://schemas.openxmlformats.org/officeDocument/2006/math" xmlns:v="urn:schemas-microsoft-com:vml" xmlns:wp14="http://schemas.microsoft.com/office/word/2010/wordprocessingDrawing" xmlns:wp="http://schemas.openxmlformats.org/drawingml/2006/wordprocessingDrawing" xmlns:w10="urn:schemas-microsoft-com:office:word" xmlns:w="http://schemas.openxmlformats.org/wordprocessingml/2006/main" xmlns:w14="http://schemas.microsoft.com/office/word/2010/wordml" xmlns:w15="http://schemas.microsoft.com/office/word/2012/wordml" xmlns:w16cex="http://schemas.microsoft.com/office/word/2018/wordml/cex" xmlns:w16cid="http://schemas.microsoft.com/office/word/2016/wordml/cid" xmlns:w16="http://schemas.microsoft.com/office/word/2018/wordml" xmlns:w16sdtdh="http://schemas.microsoft.com/office/word/2020/wordml/sdtdatahash" xmlns:w16se="http://schemas.microsoft.com/office/word/2015/wordml/symex" xmlns:wpg="http://schemas.microsoft.com/office/word/2010/wordprocessingGroup" xmlns:wpi="http://schemas.microsoft.com/office/word/2010/wordprocessingInk" xmlns:wne="http://schemas.microsoft.com/office/word/2006/wordml" xmlns:wps="http://schemas.microsoft.com/office/word/2010/wordprocessingShape" mc:Ignorable="w14 w15 w16se w16cid w16 w16cex w16sdtdh wp14">
   <w:tbl>
     <w:tblPr>
       <w:tblW w:w="0" w:type="auto"/>
@@ -9760,7 +10113,7 @@
 </file>
 
 <file path=word/header5.xml><?xml version="1.0" encoding="utf-8"?>
-<w:hdr xmlns:wpc="http://schemas.microsoft.com/office/word/2010/wordprocessingCanvas" xmlns:cx="http://schemas.microsoft.com/office/drawing/2014/chartex" xmlns:cx1="http://schemas.microsoft.com/office/drawing/2015/9/8/chartex" xmlns:cx2="http://schemas.microsoft.com/office/drawing/2015/10/21/chartex" xmlns:cx3="http://schemas.microsoft.com/office/drawing/2016/5/9/chartex" xmlns:cx4="http://schemas.microsoft.com/office/drawing/2016/5/10/chartex" xmlns:cx5="http://schemas.microsoft.com/office/drawing/2016/5/11/chartex" xmlns:cx6="http://schemas.microsoft.com/office/drawing/2016/5/12/chartex" xmlns:cx7="http://schemas.microsoft.com/office/drawing/2016/5/13/chartex" xmlns:cx8="http://schemas.microsoft.com/office/drawing/2016/5/14/chartex" xmlns:mc="http://schemas.openxmlformats.org/markup-compatibility/2006" xmlns:aink="http://schemas.microsoft.com/office/drawing/2016/ink" xmlns:am3d="http://schemas.microsoft.com/office/drawing/2017/model3d" xmlns:o="urn:schemas-microsoft-com:office:office" xmlns:oel="http://schemas.microsoft.com/office/2019/extlst" xmlns:r="http://schemas.openxmlformats.org/officeDocument/2006/relationships" xmlns:m="http://schemas.openxmlformats.org/officeDocument/2006/math" xmlns:v="urn:schemas-microsoft-com:vml" xmlns:wp14="http://schemas.microsoft.com/office/word/2010/wordprocessingDrawing" xmlns:wp="http://schemas.openxmlformats.org/drawingml/2006/wordprocessingDrawing" xmlns:w10="urn:schemas-microsoft-com:office:word" xmlns:w="http://schemas.openxmlformats.org/wordprocessingml/2006/main" xmlns:w14="http://schemas.microsoft.com/office/word/2010/wordml" xmlns:w15="http://schemas.microsoft.com/office/word/2012/wordml" xmlns:w16cex="http://schemas.microsoft.com/office/word/2018/wordml/cex" xmlns:w16cid="http://schemas.microsoft.com/office/word/2016/wordml/cid" xmlns:w16="http://schemas.microsoft.com/office/word/2018/wordml" xmlns:w16du="http://schemas.microsoft.com/office/word/2023/wordml/word16du" xmlns:w16sdtdh="http://schemas.microsoft.com/office/word/2020/wordml/sdtdatahash" xmlns:w16sdtfl="http://schemas.microsoft.com/office/word/2024/wordml/sdtformatlock" xmlns:w16se="http://schemas.microsoft.com/office/word/2015/wordml/symex" xmlns:wpg="http://schemas.microsoft.com/office/word/2010/wordprocessingGroup" xmlns:wpi="http://schemas.microsoft.com/office/word/2010/wordprocessingInk" xmlns:wne="http://schemas.microsoft.com/office/word/2006/wordml" xmlns:wps="http://schemas.microsoft.com/office/word/2010/wordprocessingShape" mc:Ignorable="w14 w15 w16se w16cid w16 w16cex w16sdtdh w16sdtfl w16du wp14">
+<w:hdr xmlns:wpc="http://schemas.microsoft.com/office/word/2010/wordprocessingCanvas" xmlns:cx="http://schemas.microsoft.com/office/drawing/2014/chartex" xmlns:cx1="http://schemas.microsoft.com/office/drawing/2015/9/8/chartex" xmlns:cx2="http://schemas.microsoft.com/office/drawing/2015/10/21/chartex" xmlns:cx3="http://schemas.microsoft.com/office/drawing/2016/5/9/chartex" xmlns:cx4="http://schemas.microsoft.com/office/drawing/2016/5/10/chartex" xmlns:cx5="http://schemas.microsoft.com/office/drawing/2016/5/11/chartex" xmlns:cx6="http://schemas.microsoft.com/office/drawing/2016/5/12/chartex" xmlns:cx7="http://schemas.microsoft.com/office/drawing/2016/5/13/chartex" xmlns:cx8="http://schemas.microsoft.com/office/drawing/2016/5/14/chartex" xmlns:mc="http://schemas.openxmlformats.org/markup-compatibility/2006" xmlns:aink="http://schemas.microsoft.com/office/drawing/2016/ink" xmlns:am3d="http://schemas.microsoft.com/office/drawing/2017/model3d" xmlns:o="urn:schemas-microsoft-com:office:office" xmlns:oel="http://schemas.microsoft.com/office/2019/extlst" xmlns:r="http://schemas.openxmlformats.org/officeDocument/2006/relationships" xmlns:m="http://schemas.openxmlformats.org/officeDocument/2006/math" xmlns:v="urn:schemas-microsoft-com:vml" xmlns:wp14="http://schemas.microsoft.com/office/word/2010/wordprocessingDrawing" xmlns:wp="http://schemas.openxmlformats.org/drawingml/2006/wordprocessingDrawing" xmlns:w10="urn:schemas-microsoft-com:office:word" xmlns:w="http://schemas.openxmlformats.org/wordprocessingml/2006/main" xmlns:w14="http://schemas.microsoft.com/office/word/2010/wordml" xmlns:w15="http://schemas.microsoft.com/office/word/2012/wordml" xmlns:w16cex="http://schemas.microsoft.com/office/word/2018/wordml/cex" xmlns:w16cid="http://schemas.microsoft.com/office/word/2016/wordml/cid" xmlns:w16="http://schemas.microsoft.com/office/word/2018/wordml" xmlns:w16sdtdh="http://schemas.microsoft.com/office/word/2020/wordml/sdtdatahash" xmlns:w16se="http://schemas.microsoft.com/office/word/2015/wordml/symex" xmlns:wpg="http://schemas.microsoft.com/office/word/2010/wordprocessingGroup" xmlns:wpi="http://schemas.microsoft.com/office/word/2010/wordprocessingInk" xmlns:wne="http://schemas.microsoft.com/office/word/2006/wordml" xmlns:wps="http://schemas.microsoft.com/office/word/2010/wordprocessingShape" mc:Ignorable="w14 w15 w16se w16cid w16 w16cex w16sdtdh wp14">
   <w:sdt>
     <w:sdtPr>
       <w:id w:val="-659389568"/>
@@ -9769,7 +10122,6 @@
         <w:docPartUnique/>
       </w:docPartObj>
     </w:sdtPr>
-    <w:sdtEndPr/>
     <w:sdtContent>
       <w:p>
         <w:pPr>
@@ -9806,7 +10158,7 @@
 </file>
 
 <file path=word/header6.xml><?xml version="1.0" encoding="utf-8"?>
-<w:hdr xmlns:wpc="http://schemas.microsoft.com/office/word/2010/wordprocessingCanvas" xmlns:cx="http://schemas.microsoft.com/office/drawing/2014/chartex" xmlns:cx1="http://schemas.microsoft.com/office/drawing/2015/9/8/chartex" xmlns:cx2="http://schemas.microsoft.com/office/drawing/2015/10/21/chartex" xmlns:cx3="http://schemas.microsoft.com/office/drawing/2016/5/9/chartex" xmlns:cx4="http://schemas.microsoft.com/office/drawing/2016/5/10/chartex" xmlns:cx5="http://schemas.microsoft.com/office/drawing/2016/5/11/chartex" xmlns:cx6="http://schemas.microsoft.com/office/drawing/2016/5/12/chartex" xmlns:cx7="http://schemas.microsoft.com/office/drawing/2016/5/13/chartex" xmlns:cx8="http://schemas.microsoft.com/office/drawing/2016/5/14/chartex" xmlns:mc="http://schemas.openxmlformats.org/markup-compatibility/2006" xmlns:aink="http://schemas.microsoft.com/office/drawing/2016/ink" xmlns:am3d="http://schemas.microsoft.com/office/drawing/2017/model3d" xmlns:o="urn:schemas-microsoft-com:office:office" xmlns:oel="http://schemas.microsoft.com/office/2019/extlst" xmlns:r="http://schemas.openxmlformats.org/officeDocument/2006/relationships" xmlns:m="http://schemas.openxmlformats.org/officeDocument/2006/math" xmlns:v="urn:schemas-microsoft-com:vml" xmlns:wp14="http://schemas.microsoft.com/office/word/2010/wordprocessingDrawing" xmlns:wp="http://schemas.openxmlformats.org/drawingml/2006/wordprocessingDrawing" xmlns:w10="urn:schemas-microsoft-com:office:word" xmlns:w="http://schemas.openxmlformats.org/wordprocessingml/2006/main" xmlns:w14="http://schemas.microsoft.com/office/word/2010/wordml" xmlns:w15="http://schemas.microsoft.com/office/word/2012/wordml" xmlns:w16cex="http://schemas.microsoft.com/office/word/2018/wordml/cex" xmlns:w16cid="http://schemas.microsoft.com/office/word/2016/wordml/cid" xmlns:w16="http://schemas.microsoft.com/office/word/2018/wordml" xmlns:w16du="http://schemas.microsoft.com/office/word/2023/wordml/word16du" xmlns:w16sdtdh="http://schemas.microsoft.com/office/word/2020/wordml/sdtdatahash" xmlns:w16sdtfl="http://schemas.microsoft.com/office/word/2024/wordml/sdtformatlock" xmlns:w16se="http://schemas.microsoft.com/office/word/2015/wordml/symex" xmlns:wpg="http://schemas.microsoft.com/office/word/2010/wordprocessingGroup" xmlns:wpi="http://schemas.microsoft.com/office/word/2010/wordprocessingInk" xmlns:wne="http://schemas.microsoft.com/office/word/2006/wordml" xmlns:wps="http://schemas.microsoft.com/office/word/2010/wordprocessingShape" mc:Ignorable="w14 w15 w16se w16cid w16 w16cex w16sdtdh w16sdtfl w16du wp14">
+<w:hdr xmlns:wpc="http://schemas.microsoft.com/office/word/2010/wordprocessingCanvas" xmlns:cx="http://schemas.microsoft.com/office/drawing/2014/chartex" xmlns:cx1="http://schemas.microsoft.com/office/drawing/2015/9/8/chartex" xmlns:cx2="http://schemas.microsoft.com/office/drawing/2015/10/21/chartex" xmlns:cx3="http://schemas.microsoft.com/office/drawing/2016/5/9/chartex" xmlns:cx4="http://schemas.microsoft.com/office/drawing/2016/5/10/chartex" xmlns:cx5="http://schemas.microsoft.com/office/drawing/2016/5/11/chartex" xmlns:cx6="http://schemas.microsoft.com/office/drawing/2016/5/12/chartex" xmlns:cx7="http://schemas.microsoft.com/office/drawing/2016/5/13/chartex" xmlns:cx8="http://schemas.microsoft.com/office/drawing/2016/5/14/chartex" xmlns:mc="http://schemas.openxmlformats.org/markup-compatibility/2006" xmlns:aink="http://schemas.microsoft.com/office/drawing/2016/ink" xmlns:am3d="http://schemas.microsoft.com/office/drawing/2017/model3d" xmlns:o="urn:schemas-microsoft-com:office:office" xmlns:oel="http://schemas.microsoft.com/office/2019/extlst" xmlns:r="http://schemas.openxmlformats.org/officeDocument/2006/relationships" xmlns:m="http://schemas.openxmlformats.org/officeDocument/2006/math" xmlns:v="urn:schemas-microsoft-com:vml" xmlns:wp14="http://schemas.microsoft.com/office/word/2010/wordprocessingDrawing" xmlns:wp="http://schemas.openxmlformats.org/drawingml/2006/wordprocessingDrawing" xmlns:w10="urn:schemas-microsoft-com:office:word" xmlns:w="http://schemas.openxmlformats.org/wordprocessingml/2006/main" xmlns:w14="http://schemas.microsoft.com/office/word/2010/wordml" xmlns:w15="http://schemas.microsoft.com/office/word/2012/wordml" xmlns:w16cex="http://schemas.microsoft.com/office/word/2018/wordml/cex" xmlns:w16cid="http://schemas.microsoft.com/office/word/2016/wordml/cid" xmlns:w16="http://schemas.microsoft.com/office/word/2018/wordml" xmlns:w16sdtdh="http://schemas.microsoft.com/office/word/2020/wordml/sdtdatahash" xmlns:w16se="http://schemas.microsoft.com/office/word/2015/wordml/symex" xmlns:wpg="http://schemas.microsoft.com/office/word/2010/wordprocessingGroup" xmlns:wpi="http://schemas.microsoft.com/office/word/2010/wordprocessingInk" xmlns:wne="http://schemas.microsoft.com/office/word/2006/wordml" xmlns:wps="http://schemas.microsoft.com/office/word/2010/wordprocessingShape" mc:Ignorable="w14 w15 w16se w16cid w16 w16cex w16sdtdh wp14">
   <w:p>
     <w:pPr>
       <w:pStyle w:val="Cabealho"/>
@@ -9819,11 +10171,11 @@
 </file>
 
 <file path=word/header7.xml><?xml version="1.0" encoding="utf-8"?>
-<w:hdr xmlns:wpc="http://schemas.microsoft.com/office/word/2010/wordprocessingCanvas" xmlns:cx="http://schemas.microsoft.com/office/drawing/2014/chartex" xmlns:cx1="http://schemas.microsoft.com/office/drawing/2015/9/8/chartex" xmlns:cx2="http://schemas.microsoft.com/office/drawing/2015/10/21/chartex" xmlns:cx3="http://schemas.microsoft.com/office/drawing/2016/5/9/chartex" xmlns:cx4="http://schemas.microsoft.com/office/drawing/2016/5/10/chartex" xmlns:cx5="http://schemas.microsoft.com/office/drawing/2016/5/11/chartex" xmlns:cx6="http://schemas.microsoft.com/office/drawing/2016/5/12/chartex" xmlns:cx7="http://schemas.microsoft.com/office/drawing/2016/5/13/chartex" xmlns:cx8="http://schemas.microsoft.com/office/drawing/2016/5/14/chartex" xmlns:mc="http://schemas.openxmlformats.org/markup-compatibility/2006" xmlns:aink="http://schemas.microsoft.com/office/drawing/2016/ink" xmlns:am3d="http://schemas.microsoft.com/office/drawing/2017/model3d" xmlns:o="urn:schemas-microsoft-com:office:office" xmlns:oel="http://schemas.microsoft.com/office/2019/extlst" xmlns:r="http://schemas.openxmlformats.org/officeDocument/2006/relationships" xmlns:m="http://schemas.openxmlformats.org/officeDocument/2006/math" xmlns:v="urn:schemas-microsoft-com:vml" xmlns:wp14="http://schemas.microsoft.com/office/word/2010/wordprocessingDrawing" xmlns:wp="http://schemas.openxmlformats.org/drawingml/2006/wordprocessingDrawing" xmlns:w10="urn:schemas-microsoft-com:office:word" xmlns:w="http://schemas.openxmlformats.org/wordprocessingml/2006/main" xmlns:w14="http://schemas.microsoft.com/office/word/2010/wordml" xmlns:w15="http://schemas.microsoft.com/office/word/2012/wordml" xmlns:w16cex="http://schemas.microsoft.com/office/word/2018/wordml/cex" xmlns:w16cid="http://schemas.microsoft.com/office/word/2016/wordml/cid" xmlns:w16="http://schemas.microsoft.com/office/word/2018/wordml" xmlns:w16du="http://schemas.microsoft.com/office/word/2023/wordml/word16du" xmlns:w16sdtdh="http://schemas.microsoft.com/office/word/2020/wordml/sdtdatahash" xmlns:w16sdtfl="http://schemas.microsoft.com/office/word/2024/wordml/sdtformatlock" xmlns:w16se="http://schemas.microsoft.com/office/word/2015/wordml/symex" xmlns:wpg="http://schemas.microsoft.com/office/word/2010/wordprocessingGroup" xmlns:wpi="http://schemas.microsoft.com/office/word/2010/wordprocessingInk" xmlns:wne="http://schemas.microsoft.com/office/word/2006/wordml" xmlns:wps="http://schemas.microsoft.com/office/word/2010/wordprocessingShape" mc:Ignorable="w14 w15 w16se w16cid w16 w16cex w16sdtdh w16sdtfl w16du wp14">
+<w:hdr xmlns:wpc="http://schemas.microsoft.com/office/word/2010/wordprocessingCanvas" xmlns:cx="http://schemas.microsoft.com/office/drawing/2014/chartex" xmlns:cx1="http://schemas.microsoft.com/office/drawing/2015/9/8/chartex" xmlns:cx2="http://schemas.microsoft.com/office/drawing/2015/10/21/chartex" xmlns:cx3="http://schemas.microsoft.com/office/drawing/2016/5/9/chartex" xmlns:cx4="http://schemas.microsoft.com/office/drawing/2016/5/10/chartex" xmlns:cx5="http://schemas.microsoft.com/office/drawing/2016/5/11/chartex" xmlns:cx6="http://schemas.microsoft.com/office/drawing/2016/5/12/chartex" xmlns:cx7="http://schemas.microsoft.com/office/drawing/2016/5/13/chartex" xmlns:cx8="http://schemas.microsoft.com/office/drawing/2016/5/14/chartex" xmlns:mc="http://schemas.openxmlformats.org/markup-compatibility/2006" xmlns:aink="http://schemas.microsoft.com/office/drawing/2016/ink" xmlns:am3d="http://schemas.microsoft.com/office/drawing/2017/model3d" xmlns:o="urn:schemas-microsoft-com:office:office" xmlns:oel="http://schemas.microsoft.com/office/2019/extlst" xmlns:r="http://schemas.openxmlformats.org/officeDocument/2006/relationships" xmlns:m="http://schemas.openxmlformats.org/officeDocument/2006/math" xmlns:v="urn:schemas-microsoft-com:vml" xmlns:wp14="http://schemas.microsoft.com/office/word/2010/wordprocessingDrawing" xmlns:wp="http://schemas.openxmlformats.org/drawingml/2006/wordprocessingDrawing" xmlns:w10="urn:schemas-microsoft-com:office:word" xmlns:w="http://schemas.openxmlformats.org/wordprocessingml/2006/main" xmlns:w14="http://schemas.microsoft.com/office/word/2010/wordml" xmlns:w15="http://schemas.microsoft.com/office/word/2012/wordml" xmlns:w16cex="http://schemas.microsoft.com/office/word/2018/wordml/cex" xmlns:w16cid="http://schemas.microsoft.com/office/word/2016/wordml/cid" xmlns:w16="http://schemas.microsoft.com/office/word/2018/wordml" xmlns:w16sdtdh="http://schemas.microsoft.com/office/word/2020/wordml/sdtdatahash" xmlns:w16se="http://schemas.microsoft.com/office/word/2015/wordml/symex" xmlns:wpg="http://schemas.microsoft.com/office/word/2010/wordprocessingGroup" xmlns:wpi="http://schemas.microsoft.com/office/word/2010/wordprocessingInk" xmlns:wne="http://schemas.microsoft.com/office/word/2006/wordml" xmlns:wps="http://schemas.microsoft.com/office/word/2010/wordprocessingShape" mc:Ignorable="w14 w15 w16se w16cid w16 w16cex w16sdtdh wp14">
   <w:p>
     <w:pPr>
       <w:pStyle w:val="Cabealho"/>
-      <w:framePr w:wrap="around" w:hAnchor="margin" w:vAnchor="text" w:xAlign="right" w:y="1"/>
+      <w:framePr w:wrap="around" w:vAnchor="text" w:hAnchor="margin" w:xAlign="right" w:y="1"/>
       <w:rPr>
         <w:rStyle w:val="Nmerodepgina"/>
       </w:rPr>
@@ -9885,7 +10237,7 @@
 </file>
 
 <file path=word/header8.xml><?xml version="1.0" encoding="utf-8"?>
-<w:hdr xmlns:wpc="http://schemas.microsoft.com/office/word/2010/wordprocessingCanvas" xmlns:cx="http://schemas.microsoft.com/office/drawing/2014/chartex" xmlns:cx1="http://schemas.microsoft.com/office/drawing/2015/9/8/chartex" xmlns:cx2="http://schemas.microsoft.com/office/drawing/2015/10/21/chartex" xmlns:cx3="http://schemas.microsoft.com/office/drawing/2016/5/9/chartex" xmlns:cx4="http://schemas.microsoft.com/office/drawing/2016/5/10/chartex" xmlns:cx5="http://schemas.microsoft.com/office/drawing/2016/5/11/chartex" xmlns:cx6="http://schemas.microsoft.com/office/drawing/2016/5/12/chartex" xmlns:cx7="http://schemas.microsoft.com/office/drawing/2016/5/13/chartex" xmlns:cx8="http://schemas.microsoft.com/office/drawing/2016/5/14/chartex" xmlns:mc="http://schemas.openxmlformats.org/markup-compatibility/2006" xmlns:aink="http://schemas.microsoft.com/office/drawing/2016/ink" xmlns:am3d="http://schemas.microsoft.com/office/drawing/2017/model3d" xmlns:o="urn:schemas-microsoft-com:office:office" xmlns:oel="http://schemas.microsoft.com/office/2019/extlst" xmlns:r="http://schemas.openxmlformats.org/officeDocument/2006/relationships" xmlns:m="http://schemas.openxmlformats.org/officeDocument/2006/math" xmlns:v="urn:schemas-microsoft-com:vml" xmlns:wp14="http://schemas.microsoft.com/office/word/2010/wordprocessingDrawing" xmlns:wp="http://schemas.openxmlformats.org/drawingml/2006/wordprocessingDrawing" xmlns:w10="urn:schemas-microsoft-com:office:word" xmlns:w="http://schemas.openxmlformats.org/wordprocessingml/2006/main" xmlns:w14="http://schemas.microsoft.com/office/word/2010/wordml" xmlns:w15="http://schemas.microsoft.com/office/word/2012/wordml" xmlns:w16cex="http://schemas.microsoft.com/office/word/2018/wordml/cex" xmlns:w16cid="http://schemas.microsoft.com/office/word/2016/wordml/cid" xmlns:w16="http://schemas.microsoft.com/office/word/2018/wordml" xmlns:w16du="http://schemas.microsoft.com/office/word/2023/wordml/word16du" xmlns:w16sdtdh="http://schemas.microsoft.com/office/word/2020/wordml/sdtdatahash" xmlns:w16sdtfl="http://schemas.microsoft.com/office/word/2024/wordml/sdtformatlock" xmlns:w16se="http://schemas.microsoft.com/office/word/2015/wordml/symex" xmlns:wpg="http://schemas.microsoft.com/office/word/2010/wordprocessingGroup" xmlns:wpi="http://schemas.microsoft.com/office/word/2010/wordprocessingInk" xmlns:wne="http://schemas.microsoft.com/office/word/2006/wordml" xmlns:wps="http://schemas.microsoft.com/office/word/2010/wordprocessingShape" mc:Ignorable="w14 w15 w16se w16cid w16 w16cex w16sdtdh w16sdtfl w16du wp14">
+<w:hdr xmlns:wpc="http://schemas.microsoft.com/office/word/2010/wordprocessingCanvas" xmlns:cx="http://schemas.microsoft.com/office/drawing/2014/chartex" xmlns:cx1="http://schemas.microsoft.com/office/drawing/2015/9/8/chartex" xmlns:cx2="http://schemas.microsoft.com/office/drawing/2015/10/21/chartex" xmlns:cx3="http://schemas.microsoft.com/office/drawing/2016/5/9/chartex" xmlns:cx4="http://schemas.microsoft.com/office/drawing/2016/5/10/chartex" xmlns:cx5="http://schemas.microsoft.com/office/drawing/2016/5/11/chartex" xmlns:cx6="http://schemas.microsoft.com/office/drawing/2016/5/12/chartex" xmlns:cx7="http://schemas.microsoft.com/office/drawing/2016/5/13/chartex" xmlns:cx8="http://schemas.microsoft.com/office/drawing/2016/5/14/chartex" xmlns:mc="http://schemas.openxmlformats.org/markup-compatibility/2006" xmlns:aink="http://schemas.microsoft.com/office/drawing/2016/ink" xmlns:am3d="http://schemas.microsoft.com/office/drawing/2017/model3d" xmlns:o="urn:schemas-microsoft-com:office:office" xmlns:oel="http://schemas.microsoft.com/office/2019/extlst" xmlns:r="http://schemas.openxmlformats.org/officeDocument/2006/relationships" xmlns:m="http://schemas.openxmlformats.org/officeDocument/2006/math" xmlns:v="urn:schemas-microsoft-com:vml" xmlns:wp14="http://schemas.microsoft.com/office/word/2010/wordprocessingDrawing" xmlns:wp="http://schemas.openxmlformats.org/drawingml/2006/wordprocessingDrawing" xmlns:w10="urn:schemas-microsoft-com:office:word" xmlns:w="http://schemas.openxmlformats.org/wordprocessingml/2006/main" xmlns:w14="http://schemas.microsoft.com/office/word/2010/wordml" xmlns:w15="http://schemas.microsoft.com/office/word/2012/wordml" xmlns:w16cex="http://schemas.microsoft.com/office/word/2018/wordml/cex" xmlns:w16cid="http://schemas.microsoft.com/office/word/2016/wordml/cid" xmlns:w16="http://schemas.microsoft.com/office/word/2018/wordml" xmlns:w16sdtdh="http://schemas.microsoft.com/office/word/2020/wordml/sdtdatahash" xmlns:w16se="http://schemas.microsoft.com/office/word/2015/wordml/symex" xmlns:wpg="http://schemas.microsoft.com/office/word/2010/wordprocessingGroup" xmlns:wpi="http://schemas.microsoft.com/office/word/2010/wordprocessingInk" xmlns:wne="http://schemas.microsoft.com/office/word/2006/wordml" xmlns:wps="http://schemas.microsoft.com/office/word/2010/wordprocessingShape" mc:Ignorable="w14 w15 w16se w16cid w16 w16cex w16sdtdh wp14">
   <w:p>
     <w:pPr>
       <w:pStyle w:val="Cabealho"/>
@@ -9901,11 +10253,11 @@
 </file>
 
 <file path=word/header9.xml><?xml version="1.0" encoding="utf-8"?>
-<w:hdr xmlns:wpc="http://schemas.microsoft.com/office/word/2010/wordprocessingCanvas" xmlns:cx="http://schemas.microsoft.com/office/drawing/2014/chartex" xmlns:cx1="http://schemas.microsoft.com/office/drawing/2015/9/8/chartex" xmlns:cx2="http://schemas.microsoft.com/office/drawing/2015/10/21/chartex" xmlns:cx3="http://schemas.microsoft.com/office/drawing/2016/5/9/chartex" xmlns:cx4="http://schemas.microsoft.com/office/drawing/2016/5/10/chartex" xmlns:cx5="http://schemas.microsoft.com/office/drawing/2016/5/11/chartex" xmlns:cx6="http://schemas.microsoft.com/office/drawing/2016/5/12/chartex" xmlns:cx7="http://schemas.microsoft.com/office/drawing/2016/5/13/chartex" xmlns:cx8="http://schemas.microsoft.com/office/drawing/2016/5/14/chartex" xmlns:mc="http://schemas.openxmlformats.org/markup-compatibility/2006" xmlns:aink="http://schemas.microsoft.com/office/drawing/2016/ink" xmlns:am3d="http://schemas.microsoft.com/office/drawing/2017/model3d" xmlns:o="urn:schemas-microsoft-com:office:office" xmlns:oel="http://schemas.microsoft.com/office/2019/extlst" xmlns:r="http://schemas.openxmlformats.org/officeDocument/2006/relationships" xmlns:m="http://schemas.openxmlformats.org/officeDocument/2006/math" xmlns:v="urn:schemas-microsoft-com:vml" xmlns:wp14="http://schemas.microsoft.com/office/word/2010/wordprocessingDrawing" xmlns:wp="http://schemas.openxmlformats.org/drawingml/2006/wordprocessingDrawing" xmlns:w10="urn:schemas-microsoft-com:office:word" xmlns:w="http://schemas.openxmlformats.org/wordprocessingml/2006/main" xmlns:w14="http://schemas.microsoft.com/office/word/2010/wordml" xmlns:w15="http://schemas.microsoft.com/office/word/2012/wordml" xmlns:w16cex="http://schemas.microsoft.com/office/word/2018/wordml/cex" xmlns:w16cid="http://schemas.microsoft.com/office/word/2016/wordml/cid" xmlns:w16="http://schemas.microsoft.com/office/word/2018/wordml" xmlns:w16du="http://schemas.microsoft.com/office/word/2023/wordml/word16du" xmlns:w16sdtdh="http://schemas.microsoft.com/office/word/2020/wordml/sdtdatahash" xmlns:w16sdtfl="http://schemas.microsoft.com/office/word/2024/wordml/sdtformatlock" xmlns:w16se="http://schemas.microsoft.com/office/word/2015/wordml/symex" xmlns:wpg="http://schemas.microsoft.com/office/word/2010/wordprocessingGroup" xmlns:wpi="http://schemas.microsoft.com/office/word/2010/wordprocessingInk" xmlns:wne="http://schemas.microsoft.com/office/word/2006/wordml" xmlns:wps="http://schemas.microsoft.com/office/word/2010/wordprocessingShape" mc:Ignorable="w14 w15 w16se w16cid w16 w16cex w16sdtdh w16sdtfl w16du wp14">
+<w:hdr xmlns:wpc="http://schemas.microsoft.com/office/word/2010/wordprocessingCanvas" xmlns:cx="http://schemas.microsoft.com/office/drawing/2014/chartex" xmlns:cx1="http://schemas.microsoft.com/office/drawing/2015/9/8/chartex" xmlns:cx2="http://schemas.microsoft.com/office/drawing/2015/10/21/chartex" xmlns:cx3="http://schemas.microsoft.com/office/drawing/2016/5/9/chartex" xmlns:cx4="http://schemas.microsoft.com/office/drawing/2016/5/10/chartex" xmlns:cx5="http://schemas.microsoft.com/office/drawing/2016/5/11/chartex" xmlns:cx6="http://schemas.microsoft.com/office/drawing/2016/5/12/chartex" xmlns:cx7="http://schemas.microsoft.com/office/drawing/2016/5/13/chartex" xmlns:cx8="http://schemas.microsoft.com/office/drawing/2016/5/14/chartex" xmlns:mc="http://schemas.openxmlformats.org/markup-compatibility/2006" xmlns:aink="http://schemas.microsoft.com/office/drawing/2016/ink" xmlns:am3d="http://schemas.microsoft.com/office/drawing/2017/model3d" xmlns:o="urn:schemas-microsoft-com:office:office" xmlns:oel="http://schemas.microsoft.com/office/2019/extlst" xmlns:r="http://schemas.openxmlformats.org/officeDocument/2006/relationships" xmlns:m="http://schemas.openxmlformats.org/officeDocument/2006/math" xmlns:v="urn:schemas-microsoft-com:vml" xmlns:wp14="http://schemas.microsoft.com/office/word/2010/wordprocessingDrawing" xmlns:wp="http://schemas.openxmlformats.org/drawingml/2006/wordprocessingDrawing" xmlns:w10="urn:schemas-microsoft-com:office:word" xmlns:w="http://schemas.openxmlformats.org/wordprocessingml/2006/main" xmlns:w14="http://schemas.microsoft.com/office/word/2010/wordml" xmlns:w15="http://schemas.microsoft.com/office/word/2012/wordml" xmlns:w16cex="http://schemas.microsoft.com/office/word/2018/wordml/cex" xmlns:w16cid="http://schemas.microsoft.com/office/word/2016/wordml/cid" xmlns:w16="http://schemas.microsoft.com/office/word/2018/wordml" xmlns:w16sdtdh="http://schemas.microsoft.com/office/word/2020/wordml/sdtdatahash" xmlns:w16se="http://schemas.microsoft.com/office/word/2015/wordml/symex" xmlns:wpg="http://schemas.microsoft.com/office/word/2010/wordprocessingGroup" xmlns:wpi="http://schemas.microsoft.com/office/word/2010/wordprocessingInk" xmlns:wne="http://schemas.microsoft.com/office/word/2006/wordml" xmlns:wps="http://schemas.microsoft.com/office/word/2010/wordprocessingShape" mc:Ignorable="w14 w15 w16se w16cid w16 w16cex w16sdtdh wp14">
   <w:p>
     <w:pPr>
       <w:pStyle w:val="Cabealho"/>
-      <w:framePr w:wrap="around" w:hAnchor="margin" w:vAnchor="text" w:xAlign="right" w:y="1"/>
+      <w:framePr w:wrap="around" w:vAnchor="text" w:hAnchor="margin" w:xAlign="right" w:y="1"/>
       <w:rPr>
         <w:rStyle w:val="Nmerodepgina"/>
       </w:rPr>
@@ -9967,92 +10319,7 @@
 </file>
 
 <file path=word/numbering.xml><?xml version="1.0" encoding="utf-8"?>
-<w:numbering xmlns:wpc="http://schemas.microsoft.com/office/word/2010/wordprocessingCanvas" xmlns:cx="http://schemas.microsoft.com/office/drawing/2014/chartex" xmlns:cx1="http://schemas.microsoft.com/office/drawing/2015/9/8/chartex" xmlns:cx2="http://schemas.microsoft.com/office/drawing/2015/10/21/chartex" xmlns:cx3="http://schemas.microsoft.com/office/drawing/2016/5/9/chartex" xmlns:cx4="http://schemas.microsoft.com/office/drawing/2016/5/10/chartex" xmlns:cx5="http://schemas.microsoft.com/office/drawing/2016/5/11/chartex" xmlns:cx6="http://schemas.microsoft.com/office/drawing/2016/5/12/chartex" xmlns:cx7="http://schemas.microsoft.com/office/drawing/2016/5/13/chartex" xmlns:cx8="http://schemas.microsoft.com/office/drawing/2016/5/14/chartex" xmlns:mc="http://schemas.openxmlformats.org/markup-compatibility/2006" xmlns:aink="http://schemas.microsoft.com/office/drawing/2016/ink" xmlns:am3d="http://schemas.microsoft.com/office/drawing/2017/model3d" xmlns:o="urn:schemas-microsoft-com:office:office" xmlns:oel="http://schemas.microsoft.com/office/2019/extlst" xmlns:r="http://schemas.openxmlformats.org/officeDocument/2006/relationships" xmlns:m="http://schemas.openxmlformats.org/officeDocument/2006/math" xmlns:v="urn:schemas-microsoft-com:vml" xmlns:wp14="http://schemas.microsoft.com/office/word/2010/wordprocessingDrawing" xmlns:wp="http://schemas.openxmlformats.org/drawingml/2006/wordprocessingDrawing" xmlns:w10="urn:schemas-microsoft-com:office:word" xmlns:w="http://schemas.openxmlformats.org/wordprocessingml/2006/main" xmlns:w14="http://schemas.microsoft.com/office/word/2010/wordml" xmlns:w15="http://schemas.microsoft.com/office/word/2012/wordml" xmlns:w16cex="http://schemas.microsoft.com/office/word/2018/wordml/cex" xmlns:w16cid="http://schemas.microsoft.com/office/word/2016/wordml/cid" xmlns:w16="http://schemas.microsoft.com/office/word/2018/wordml" xmlns:w16du="http://schemas.microsoft.com/office/word/2023/wordml/word16du" xmlns:w16sdtdh="http://schemas.microsoft.com/office/word/2020/wordml/sdtdatahash" xmlns:w16sdtfl="http://schemas.microsoft.com/office/word/2024/wordml/sdtformatlock" xmlns:w16se="http://schemas.microsoft.com/office/word/2015/wordml/symex" xmlns:wpg="http://schemas.microsoft.com/office/word/2010/wordprocessingGroup" xmlns:wpi="http://schemas.microsoft.com/office/word/2010/wordprocessingInk" xmlns:wne="http://schemas.microsoft.com/office/word/2006/wordml" xmlns:wps="http://schemas.microsoft.com/office/word/2010/wordprocessingShape" mc:Ignorable="w14 w15 w16se w16cid w16 w16cex w16sdtdh w16sdtfl w16du wp14">
-  <w:abstractNum xmlns:w="http://schemas.openxmlformats.org/wordprocessingml/2006/main" w:abstractNumId="16">
-    <w:nsid w:val="4daced55"/>
-    <w:multiLevelType xmlns:w="http://schemas.openxmlformats.org/wordprocessingml/2006/main" w:val="hybridMultilevel"/>
-    <w:lvl xmlns:w="http://schemas.openxmlformats.org/wordprocessingml/2006/main" w:ilvl="0">
-      <w:start w:val="1"/>
-      <w:numFmt w:val="lowerLetter"/>
-      <w:lvlText w:val="%1)"/>
-      <w:lvlJc w:val="left"/>
-      <w:pPr>
-        <w:ind w:left="720" w:hanging="360"/>
-      </w:pPr>
-    </w:lvl>
-    <w:lvl xmlns:w="http://schemas.openxmlformats.org/wordprocessingml/2006/main" w:ilvl="1">
-      <w:start w:val="1"/>
-      <w:numFmt w:val="lowerLetter"/>
-      <w:lvlText w:val="%2."/>
-      <w:lvlJc w:val="left"/>
-      <w:pPr>
-        <w:ind w:left="1440" w:hanging="360"/>
-      </w:pPr>
-    </w:lvl>
-    <w:lvl xmlns:w="http://schemas.openxmlformats.org/wordprocessingml/2006/main" w:ilvl="2">
-      <w:start w:val="1"/>
-      <w:numFmt w:val="lowerRoman"/>
-      <w:lvlText w:val="%3."/>
-      <w:lvlJc w:val="right"/>
-      <w:pPr>
-        <w:ind w:left="2160" w:hanging="180"/>
-      </w:pPr>
-    </w:lvl>
-    <w:lvl xmlns:w="http://schemas.openxmlformats.org/wordprocessingml/2006/main" w:ilvl="3">
-      <w:start w:val="1"/>
-      <w:numFmt w:val="decimal"/>
-      <w:lvlText w:val="%4."/>
-      <w:lvlJc w:val="left"/>
-      <w:pPr>
-        <w:ind w:left="2880" w:hanging="360"/>
-      </w:pPr>
-    </w:lvl>
-    <w:lvl xmlns:w="http://schemas.openxmlformats.org/wordprocessingml/2006/main" w:ilvl="4">
-      <w:start w:val="1"/>
-      <w:numFmt w:val="lowerLetter"/>
-      <w:lvlText w:val="%5."/>
-      <w:lvlJc w:val="left"/>
-      <w:pPr>
-        <w:ind w:left="3600" w:hanging="360"/>
-      </w:pPr>
-    </w:lvl>
-    <w:lvl xmlns:w="http://schemas.openxmlformats.org/wordprocessingml/2006/main" w:ilvl="5">
-      <w:start w:val="1"/>
-      <w:numFmt w:val="lowerRoman"/>
-      <w:lvlText w:val="%6."/>
-      <w:lvlJc w:val="right"/>
-      <w:pPr>
-        <w:ind w:left="4320" w:hanging="180"/>
-      </w:pPr>
-    </w:lvl>
-    <w:lvl xmlns:w="http://schemas.openxmlformats.org/wordprocessingml/2006/main" w:ilvl="6">
-      <w:start w:val="1"/>
-      <w:numFmt w:val="decimal"/>
-      <w:lvlText w:val="%7."/>
-      <w:lvlJc w:val="left"/>
-      <w:pPr>
-        <w:ind w:left="5040" w:hanging="360"/>
-      </w:pPr>
-    </w:lvl>
-    <w:lvl xmlns:w="http://schemas.openxmlformats.org/wordprocessingml/2006/main" w:ilvl="7">
-      <w:start w:val="1"/>
-      <w:numFmt w:val="lowerLetter"/>
-      <w:lvlText w:val="%8."/>
-      <w:lvlJc w:val="left"/>
-      <w:pPr>
-        <w:ind w:left="5760" w:hanging="360"/>
-      </w:pPr>
-    </w:lvl>
-    <w:lvl xmlns:w="http://schemas.openxmlformats.org/wordprocessingml/2006/main" w:ilvl="8">
-      <w:start w:val="1"/>
-      <w:numFmt w:val="lowerRoman"/>
-      <w:lvlText w:val="%9."/>
-      <w:lvlJc w:val="right"/>
-      <w:pPr>
-        <w:ind w:left="6480" w:hanging="180"/>
-      </w:pPr>
-    </w:lvl>
-  </w:abstractNum>
+<w:numbering xmlns:wpc="http://schemas.microsoft.com/office/word/2010/wordprocessingCanvas" xmlns:cx="http://schemas.microsoft.com/office/drawing/2014/chartex" xmlns:cx1="http://schemas.microsoft.com/office/drawing/2015/9/8/chartex" xmlns:cx2="http://schemas.microsoft.com/office/drawing/2015/10/21/chartex" xmlns:cx3="http://schemas.microsoft.com/office/drawing/2016/5/9/chartex" xmlns:cx4="http://schemas.microsoft.com/office/drawing/2016/5/10/chartex" xmlns:cx5="http://schemas.microsoft.com/office/drawing/2016/5/11/chartex" xmlns:cx6="http://schemas.microsoft.com/office/drawing/2016/5/12/chartex" xmlns:cx7="http://schemas.microsoft.com/office/drawing/2016/5/13/chartex" xmlns:cx8="http://schemas.microsoft.com/office/drawing/2016/5/14/chartex" xmlns:mc="http://schemas.openxmlformats.org/markup-compatibility/2006" xmlns:aink="http://schemas.microsoft.com/office/drawing/2016/ink" xmlns:am3d="http://schemas.microsoft.com/office/drawing/2017/model3d" xmlns:o="urn:schemas-microsoft-com:office:office" xmlns:oel="http://schemas.microsoft.com/office/2019/extlst" xmlns:r="http://schemas.openxmlformats.org/officeDocument/2006/relationships" xmlns:m="http://schemas.openxmlformats.org/officeDocument/2006/math" xmlns:v="urn:schemas-microsoft-com:vml" xmlns:wp14="http://schemas.microsoft.com/office/word/2010/wordprocessingDrawing" xmlns:wp="http://schemas.openxmlformats.org/drawingml/2006/wordprocessingDrawing" xmlns:w10="urn:schemas-microsoft-com:office:word" xmlns:w="http://schemas.openxmlformats.org/wordprocessingml/2006/main" xmlns:w14="http://schemas.microsoft.com/office/word/2010/wordml" xmlns:w15="http://schemas.microsoft.com/office/word/2012/wordml" xmlns:w16cex="http://schemas.microsoft.com/office/word/2018/wordml/cex" xmlns:w16cid="http://schemas.microsoft.com/office/word/2016/wordml/cid" xmlns:w16="http://schemas.microsoft.com/office/word/2018/wordml" xmlns:w16sdtdh="http://schemas.microsoft.com/office/word/2020/wordml/sdtdatahash" xmlns:w16se="http://schemas.microsoft.com/office/word/2015/wordml/symex" xmlns:wpg="http://schemas.microsoft.com/office/word/2010/wordprocessingGroup" xmlns:wpi="http://schemas.microsoft.com/office/word/2010/wordprocessingInk" xmlns:wne="http://schemas.microsoft.com/office/word/2006/wordml" xmlns:wps="http://schemas.microsoft.com/office/word/2010/wordprocessingShape" mc:Ignorable="w14 w15 w16se w16cid w16 w16cex w16sdtdh wp14">
   <w:abstractNum w:abstractNumId="0" w15:restartNumberingAfterBreak="0">
     <w:nsid w:val="00000001"/>
     <w:multiLevelType w:val="multilevel"/>
@@ -10413,7 +10680,7 @@
         <w:ind w:left="360" w:hanging="360"/>
       </w:pPr>
       <w:rPr>
-        <w:rFonts w:hint="default" w:ascii="Symbol" w:hAnsi="Symbol"/>
+        <w:rFonts w:ascii="Symbol" w:hAnsi="Symbol" w:hint="default"/>
         <w:b w:val="0"/>
         <w:i w:val="0"/>
         <w:sz w:val="26"/>
@@ -10660,7 +10927,7 @@
         <w:ind w:left="1531" w:hanging="1531"/>
       </w:pPr>
       <w:rPr>
-        <w:rFonts w:hint="default" w:ascii="Times New Roman" w:hAnsi="Times New Roman"/>
+        <w:rFonts w:ascii="Times New Roman" w:hAnsi="Times New Roman" w:hint="default"/>
         <w:b/>
         <w:i w:val="0"/>
         <w:sz w:val="22"/>
@@ -10969,6 +11236,92 @@
     </w:lvl>
   </w:abstractNum>
   <w:abstractNum w:abstractNumId="10" w15:restartNumberingAfterBreak="0">
+    <w:nsid w:val="4DACED55"/>
+    <w:multiLevelType w:val="hybridMultilevel"/>
+    <w:tmpl w:val="0448847A"/>
+    <w:lvl w:ilvl="0" w:tplc="C52CCF16">
+      <w:start w:val="1"/>
+      <w:numFmt w:val="lowerLetter"/>
+      <w:lvlText w:val="%1)"/>
+      <w:lvlJc w:val="left"/>
+      <w:pPr>
+        <w:ind w:left="720" w:hanging="360"/>
+      </w:pPr>
+    </w:lvl>
+    <w:lvl w:ilvl="1" w:tplc="23A00E2A">
+      <w:start w:val="1"/>
+      <w:numFmt w:val="lowerLetter"/>
+      <w:lvlText w:val="%2."/>
+      <w:lvlJc w:val="left"/>
+      <w:pPr>
+        <w:ind w:left="1440" w:hanging="360"/>
+      </w:pPr>
+    </w:lvl>
+    <w:lvl w:ilvl="2" w:tplc="A9047624">
+      <w:start w:val="1"/>
+      <w:numFmt w:val="lowerRoman"/>
+      <w:lvlText w:val="%3."/>
+      <w:lvlJc w:val="right"/>
+      <w:pPr>
+        <w:ind w:left="2160" w:hanging="180"/>
+      </w:pPr>
+    </w:lvl>
+    <w:lvl w:ilvl="3" w:tplc="C6E492BE">
+      <w:start w:val="1"/>
+      <w:numFmt w:val="decimal"/>
+      <w:lvlText w:val="%4."/>
+      <w:lvlJc w:val="left"/>
+      <w:pPr>
+        <w:ind w:left="2880" w:hanging="360"/>
+      </w:pPr>
+    </w:lvl>
+    <w:lvl w:ilvl="4" w:tplc="04D6F6EE">
+      <w:start w:val="1"/>
+      <w:numFmt w:val="lowerLetter"/>
+      <w:lvlText w:val="%5."/>
+      <w:lvlJc w:val="left"/>
+      <w:pPr>
+        <w:ind w:left="3600" w:hanging="360"/>
+      </w:pPr>
+    </w:lvl>
+    <w:lvl w:ilvl="5" w:tplc="C7BAB31C">
+      <w:start w:val="1"/>
+      <w:numFmt w:val="lowerRoman"/>
+      <w:lvlText w:val="%6."/>
+      <w:lvlJc w:val="right"/>
+      <w:pPr>
+        <w:ind w:left="4320" w:hanging="180"/>
+      </w:pPr>
+    </w:lvl>
+    <w:lvl w:ilvl="6" w:tplc="DC7E4D02">
+      <w:start w:val="1"/>
+      <w:numFmt w:val="decimal"/>
+      <w:lvlText w:val="%7."/>
+      <w:lvlJc w:val="left"/>
+      <w:pPr>
+        <w:ind w:left="5040" w:hanging="360"/>
+      </w:pPr>
+    </w:lvl>
+    <w:lvl w:ilvl="7" w:tplc="AFD8A636">
+      <w:start w:val="1"/>
+      <w:numFmt w:val="lowerLetter"/>
+      <w:lvlText w:val="%8."/>
+      <w:lvlJc w:val="left"/>
+      <w:pPr>
+        <w:ind w:left="5760" w:hanging="360"/>
+      </w:pPr>
+    </w:lvl>
+    <w:lvl w:ilvl="8" w:tplc="DBF01536">
+      <w:start w:val="1"/>
+      <w:numFmt w:val="lowerRoman"/>
+      <w:lvlText w:val="%9."/>
+      <w:lvlJc w:val="right"/>
+      <w:pPr>
+        <w:ind w:left="6480" w:hanging="180"/>
+      </w:pPr>
+    </w:lvl>
+  </w:abstractNum>
+  <w:abstractNum w:abstractNumId="11" w15:restartNumberingAfterBreak="0">
     <w:nsid w:val="5236381B"/>
     <w:multiLevelType w:val="singleLevel"/>
     <w:tmpl w:val="A6BE4F10"/>
@@ -10985,11 +11338,11 @@
         <w:ind w:left="360" w:hanging="360"/>
       </w:pPr>
       <w:rPr>
-        <w:rFonts w:hint="default" w:ascii="Symbol" w:hAnsi="Symbol"/>
+        <w:rFonts w:ascii="Symbol" w:hAnsi="Symbol" w:hint="default"/>
       </w:rPr>
     </w:lvl>
   </w:abstractNum>
-  <w:abstractNum w:abstractNumId="11" w15:restartNumberingAfterBreak="0">
+  <w:abstractNum w:abstractNumId="12" w15:restartNumberingAfterBreak="0">
     <w:nsid w:val="5A1C243E"/>
     <w:multiLevelType w:val="hybridMultilevel"/>
     <w:tmpl w:val="30521E3C"/>
@@ -11078,14 +11431,13 @@
       </w:pPr>
     </w:lvl>
   </w:abstractNum>
-  <w:abstractNum w:abstractNumId="12" w15:restartNumberingAfterBreak="0">
+  <w:abstractNum w:abstractNumId="13" w15:restartNumberingAfterBreak="0">
     <w:nsid w:val="614861D1"/>
     <w:multiLevelType w:val="hybridMultilevel"/>
     <w:tmpl w:val="FA60F4C4"/>
     <w:lvl w:ilvl="0" w:tplc="5CE6436C">
       <w:start w:val="1"/>
       <w:numFmt w:val="decimal"/>
-      <w:pStyle w:val="TE-LegendaFigura"/>
       <w:lvlText w:val="FIGURA %1 - "/>
       <w:lvlJc w:val="left"/>
       <w:pPr>
@@ -11095,7 +11447,7 @@
         <w:ind w:left="595" w:hanging="1304"/>
       </w:pPr>
       <w:rPr>
-        <w:rFonts w:hint="default" w:ascii="Times New Roman" w:hAnsi="Times New Roman"/>
+        <w:rFonts w:ascii="Times New Roman" w:hAnsi="Times New Roman" w:hint="default"/>
         <w:b/>
         <w:i w:val="0"/>
         <w:sz w:val="22"/>
@@ -11199,7 +11551,7 @@
       </w:pPr>
     </w:lvl>
   </w:abstractNum>
-  <w:abstractNum w:abstractNumId="13" w15:restartNumberingAfterBreak="0">
+  <w:abstractNum w:abstractNumId="14" w15:restartNumberingAfterBreak="0">
     <w:nsid w:val="61AA12EF"/>
     <w:multiLevelType w:val="hybridMultilevel"/>
     <w:tmpl w:val="44222DD4"/>
@@ -11216,7 +11568,7 @@
         <w:ind w:left="1531" w:hanging="1531"/>
       </w:pPr>
       <w:rPr>
-        <w:rFonts w:hint="default" w:ascii="Times New Roman" w:hAnsi="Times New Roman"/>
+        <w:rFonts w:ascii="Times New Roman" w:hAnsi="Times New Roman" w:hint="default"/>
         <w:b/>
         <w:i w:val="0"/>
         <w:sz w:val="22"/>
@@ -11320,7 +11672,7 @@
       </w:pPr>
     </w:lvl>
   </w:abstractNum>
-  <w:abstractNum w:abstractNumId="14" w15:restartNumberingAfterBreak="0">
+  <w:abstractNum w:abstractNumId="15" w15:restartNumberingAfterBreak="0">
     <w:nsid w:val="65816367"/>
     <w:multiLevelType w:val="hybridMultilevel"/>
     <w:tmpl w:val="2AD48EB8"/>
@@ -11413,7 +11765,7 @@
       </w:pPr>
     </w:lvl>
   </w:abstractNum>
-  <w:abstractNum w:abstractNumId="15" w15:restartNumberingAfterBreak="0">
+  <w:abstractNum w:abstractNumId="16" w15:restartNumberingAfterBreak="0">
     <w:nsid w:val="798E4E6E"/>
     <w:multiLevelType w:val="hybridMultilevel"/>
     <w:tmpl w:val="FFFFFFFF"/>
@@ -11426,7 +11778,7 @@
         <w:ind w:left="2722" w:hanging="1304"/>
       </w:pPr>
       <w:rPr>
-        <w:rFonts w:hint="default" w:ascii="Times New Roman" w:hAnsi="Times New Roman"/>
+        <w:rFonts w:ascii="Times New Roman" w:hAnsi="Times New Roman" w:hint="default"/>
       </w:rPr>
     </w:lvl>
     <w:lvl w:ilvl="1" w:tplc="6732787E">
@@ -11502,88 +11854,88 @@
       </w:pPr>
     </w:lvl>
   </w:abstractNum>
-  <w:num w:numId="19">
+  <w:num w:numId="1" w16cid:durableId="716515842">
+    <w:abstractNumId w:val="10"/>
+  </w:num>
+  <w:num w:numId="2" w16cid:durableId="710770037">
     <w:abstractNumId w:val="16"/>
   </w:num>
-  <w:num w:numId="1" w16cid:durableId="710770037">
-    <w:abstractNumId w:val="15"/>
-  </w:num>
-  <w:num w:numId="2" w16cid:durableId="1252815022">
+  <w:num w:numId="3" w16cid:durableId="1252815022">
     <w:abstractNumId w:val="3"/>
   </w:num>
-  <w:num w:numId="3" w16cid:durableId="467747690">
-    <w:abstractNumId w:val="10"/>
+  <w:num w:numId="4" w16cid:durableId="467747690">
+    <w:abstractNumId w:val="11"/>
   </w:num>
-  <w:num w:numId="4" w16cid:durableId="1898085235">
+  <w:num w:numId="5" w16cid:durableId="1898085235">
     <w:abstractNumId w:val="4"/>
   </w:num>
-  <w:num w:numId="5" w16cid:durableId="2006736264">
+  <w:num w:numId="6" w16cid:durableId="2006736264">
     <w:abstractNumId w:val="9"/>
     <w:lvlOverride w:ilvl="0">
       <w:startOverride w:val="1"/>
     </w:lvlOverride>
   </w:num>
-  <w:num w:numId="6" w16cid:durableId="2089840616">
+  <w:num w:numId="7" w16cid:durableId="2089840616">
     <w:abstractNumId w:val="9"/>
     <w:lvlOverride w:ilvl="0">
       <w:startOverride w:val="1"/>
     </w:lvlOverride>
   </w:num>
-  <w:num w:numId="7" w16cid:durableId="1644191920">
+  <w:num w:numId="8" w16cid:durableId="1644191920">
     <w:abstractNumId w:val="9"/>
   </w:num>
-  <w:num w:numId="8" w16cid:durableId="1815365057">
+  <w:num w:numId="9" w16cid:durableId="1815365057">
     <w:abstractNumId w:val="5"/>
   </w:num>
-  <w:num w:numId="9" w16cid:durableId="334577241">
+  <w:num w:numId="10" w16cid:durableId="334577241">
     <w:abstractNumId w:val="9"/>
     <w:lvlOverride w:ilvl="0">
       <w:startOverride w:val="1"/>
     </w:lvlOverride>
   </w:num>
-  <w:num w:numId="10" w16cid:durableId="1649557162">
-    <w:abstractNumId w:val="12"/>
-  </w:num>
-  <w:num w:numId="11" w16cid:durableId="1828747703">
+  <w:num w:numId="11" w16cid:durableId="1649557162">
     <w:abstractNumId w:val="13"/>
   </w:num>
-  <w:num w:numId="12" w16cid:durableId="519003112">
+  <w:num w:numId="12" w16cid:durableId="1828747703">
+    <w:abstractNumId w:val="14"/>
+  </w:num>
+  <w:num w:numId="13" w16cid:durableId="519003112">
     <w:abstractNumId w:val="9"/>
     <w:lvlOverride w:ilvl="0">
       <w:startOverride w:val="1"/>
     </w:lvlOverride>
   </w:num>
-  <w:num w:numId="13" w16cid:durableId="940069361">
+  <w:num w:numId="14" w16cid:durableId="940069361">
     <w:abstractNumId w:val="6"/>
   </w:num>
-  <w:num w:numId="14" w16cid:durableId="482506668">
+  <w:num w:numId="15" w16cid:durableId="482506668">
     <w:abstractNumId w:val="9"/>
     <w:lvlOverride w:ilvl="0">
       <w:startOverride w:val="1"/>
     </w:lvlOverride>
   </w:num>
-  <w:num w:numId="15" w16cid:durableId="1930428613">
+  <w:num w:numId="16" w16cid:durableId="1930428613">
     <w:abstractNumId w:val="7"/>
   </w:num>
-  <w:num w:numId="16" w16cid:durableId="2076514781">
-    <w:abstractNumId w:val="11"/>
+  <w:num w:numId="17" w16cid:durableId="2076514781">
+    <w:abstractNumId w:val="12"/>
   </w:num>
-  <w:num w:numId="17" w16cid:durableId="390075504">
+  <w:num w:numId="18" w16cid:durableId="390075504">
     <w:abstractNumId w:val="8"/>
   </w:num>
-  <w:num w:numId="18" w16cid:durableId="550116365">
-    <w:abstractNumId w:val="14"/>
+  <w:num w:numId="19" w16cid:durableId="550116365">
+    <w:abstractNumId w:val="15"/>
   </w:num>
   <w:numIdMacAtCleanup w:val="13"/>
 </w:numbering>
 </file>
 
 <file path=word/styles.xml><?xml version="1.0" encoding="utf-8"?>
-<w:styles xmlns:wp14="http://schemas.microsoft.com/office/word/2010/wordprocessingDrawing" xmlns:mc="http://schemas.openxmlformats.org/markup-compatibility/2006" xmlns:r="http://schemas.openxmlformats.org/officeDocument/2006/relationships" xmlns:w="http://schemas.openxmlformats.org/wordprocessingml/2006/main" xmlns:w14="http://schemas.microsoft.com/office/word/2010/wordml" xmlns:w15="http://schemas.microsoft.com/office/word/2012/wordml" xmlns:w16cex="http://schemas.microsoft.com/office/word/2018/wordml/cex" xmlns:w16cid="http://schemas.microsoft.com/office/word/2016/wordml/cid" xmlns:w16="http://schemas.microsoft.com/office/word/2018/wordml" xmlns:w16du="http://schemas.microsoft.com/office/word/2023/wordml/word16du" xmlns:w16sdtdh="http://schemas.microsoft.com/office/word/2020/wordml/sdtdatahash" xmlns:w16sdtfl="http://schemas.microsoft.com/office/word/2024/wordml/sdtformatlock" xmlns:w16se="http://schemas.microsoft.com/office/word/2015/wordml/symex" mc:Ignorable="w14 w15 w16se w16cid w16 w16cex w16sdtdh w16sdtfl w16du wp14">
+<w:styles xmlns:mc="http://schemas.openxmlformats.org/markup-compatibility/2006" xmlns:r="http://schemas.openxmlformats.org/officeDocument/2006/relationships" xmlns:w="http://schemas.openxmlformats.org/wordprocessingml/2006/main" xmlns:w14="http://schemas.microsoft.com/office/word/2010/wordml" xmlns:w15="http://schemas.microsoft.com/office/word/2012/wordml" xmlns:w16cex="http://schemas.microsoft.com/office/word/2018/wordml/cex" xmlns:w16cid="http://schemas.microsoft.com/office/word/2016/wordml/cid" xmlns:w16="http://schemas.microsoft.com/office/word/2018/wordml" xmlns:w16sdtdh="http://schemas.microsoft.com/office/word/2020/wordml/sdtdatahash" xmlns:w16se="http://schemas.microsoft.com/office/word/2015/wordml/symex" mc:Ignorable="w14 w15 w16se w16cid w16 w16cex w16sdtdh">
   <w:docDefaults>
     <w:rPrDefault>
       <w:rPr>
-        <w:rFonts w:ascii="Times New Roman" w:hAnsi="Times New Roman" w:eastAsia="Times New Roman" w:cs="Times New Roman"/>
+        <w:rFonts w:ascii="Times New Roman" w:eastAsia="Times New Roman" w:hAnsi="Times New Roman" w:cs="Times New Roman"/>
         <w:lang w:val="pt-BR" w:eastAsia="pt-BR" w:bidi="ar-SA"/>
       </w:rPr>
     </w:rPrDefault>
@@ -11609,22 +11961,22 @@
     <w:lsdException w:name="index 7" w:semiHidden="1" w:unhideWhenUsed="1"/>
     <w:lsdException w:name="index 8" w:semiHidden="1" w:unhideWhenUsed="1"/>
     <w:lsdException w:name="index 9" w:semiHidden="1" w:unhideWhenUsed="1"/>
-    <w:lsdException w:name="toc 1" w:uiPriority="39" w:semiHidden="1" w:unhideWhenUsed="1"/>
-    <w:lsdException w:name="toc 2" w:uiPriority="39" w:semiHidden="1" w:unhideWhenUsed="1"/>
-    <w:lsdException w:name="toc 3" w:uiPriority="39" w:semiHidden="1" w:unhideWhenUsed="1"/>
-    <w:lsdException w:name="toc 4" w:uiPriority="39" w:semiHidden="1" w:unhideWhenUsed="1"/>
-    <w:lsdException w:name="toc 5" w:uiPriority="39" w:semiHidden="1" w:unhideWhenUsed="1"/>
-    <w:lsdException w:name="toc 6" w:uiPriority="39" w:semiHidden="1" w:unhideWhenUsed="1"/>
-    <w:lsdException w:name="toc 7" w:uiPriority="39" w:semiHidden="1" w:unhideWhenUsed="1"/>
-    <w:lsdException w:name="toc 8" w:uiPriority="39" w:semiHidden="1" w:unhideWhenUsed="1"/>
-    <w:lsdException w:name="toc 9" w:uiPriority="39" w:semiHidden="1" w:unhideWhenUsed="1"/>
+    <w:lsdException w:name="toc 1" w:semiHidden="1" w:uiPriority="39" w:unhideWhenUsed="1"/>
+    <w:lsdException w:name="toc 2" w:semiHidden="1" w:uiPriority="39" w:unhideWhenUsed="1"/>
+    <w:lsdException w:name="toc 3" w:semiHidden="1" w:uiPriority="39" w:unhideWhenUsed="1"/>
+    <w:lsdException w:name="toc 4" w:semiHidden="1" w:uiPriority="39" w:unhideWhenUsed="1"/>
+    <w:lsdException w:name="toc 5" w:semiHidden="1" w:uiPriority="39" w:unhideWhenUsed="1"/>
+    <w:lsdException w:name="toc 6" w:semiHidden="1" w:uiPriority="39" w:unhideWhenUsed="1"/>
+    <w:lsdException w:name="toc 7" w:semiHidden="1" w:uiPriority="39" w:unhideWhenUsed="1"/>
+    <w:lsdException w:name="toc 8" w:semiHidden="1" w:uiPriority="39" w:unhideWhenUsed="1"/>
+    <w:lsdException w:name="toc 9" w:semiHidden="1" w:uiPriority="39" w:unhideWhenUsed="1"/>
     <w:lsdException w:name="Normal Indent" w:semiHidden="1" w:unhideWhenUsed="1"/>
     <w:lsdException w:name="footnote text" w:semiHidden="1" w:unhideWhenUsed="1"/>
     <w:lsdException w:name="annotation text" w:semiHidden="1" w:unhideWhenUsed="1"/>
     <w:lsdException w:name="header" w:semiHidden="1" w:unhideWhenUsed="1"/>
     <w:lsdException w:name="footer" w:semiHidden="1" w:unhideWhenUsed="1"/>
     <w:lsdException w:name="index heading" w:semiHidden="1" w:unhideWhenUsed="1"/>
-    <w:lsdException w:name="caption" w:uiPriority="35" w:semiHidden="1" w:unhideWhenUsed="1" w:qFormat="1"/>
+    <w:lsdException w:name="caption" w:semiHidden="1" w:uiPriority="35" w:unhideWhenUsed="1" w:qFormat="1"/>
     <w:lsdException w:name="table of figures" w:semiHidden="1" w:unhideWhenUsed="1"/>
     <w:lsdException w:name="envelope address" w:semiHidden="1" w:unhideWhenUsed="1"/>
     <w:lsdException w:name="envelope return" w:semiHidden="1" w:unhideWhenUsed="1"/>
@@ -11655,7 +12007,7 @@
     <w:lsdException w:name="Title" w:uiPriority="10" w:qFormat="1"/>
     <w:lsdException w:name="Closing" w:semiHidden="1" w:unhideWhenUsed="1"/>
     <w:lsdException w:name="Signature" w:semiHidden="1" w:unhideWhenUsed="1"/>
-    <w:lsdException w:name="Default Paragraph Font" w:uiPriority="1" w:semiHidden="1" w:unhideWhenUsed="1"/>
+    <w:lsdException w:name="Default Paragraph Font" w:semiHidden="1" w:uiPriority="1" w:unhideWhenUsed="1"/>
     <w:lsdException w:name="Body Text" w:semiHidden="1" w:unhideWhenUsed="1"/>
     <w:lsdException w:name="Body Text Indent" w:semiHidden="1" w:unhideWhenUsed="1"/>
     <w:lsdException w:name="List Continue" w:semiHidden="1" w:unhideWhenUsed="1"/>
@@ -11855,8 +12207,8 @@
     <w:lsdException w:name="Subtle Reference" w:uiPriority="31" w:qFormat="1"/>
     <w:lsdException w:name="Intense Reference" w:uiPriority="32" w:qFormat="1"/>
     <w:lsdException w:name="Book Title" w:uiPriority="33" w:qFormat="1"/>
-    <w:lsdException w:name="Bibliography" w:uiPriority="37" w:semiHidden="1" w:unhideWhenUsed="1"/>
-    <w:lsdException w:name="TOC Heading" w:uiPriority="39" w:semiHidden="1" w:unhideWhenUsed="1" w:qFormat="1"/>
+    <w:lsdException w:name="Bibliography" w:semiHidden="1" w:uiPriority="37" w:unhideWhenUsed="1"/>
+    <w:lsdException w:name="TOC Heading" w:semiHidden="1" w:uiPriority="39" w:unhideWhenUsed="1" w:qFormat="1"/>
     <w:lsdException w:name="Plain Table 1" w:uiPriority="41"/>
     <w:lsdException w:name="Plain Table 2" w:uiPriority="42"/>
     <w:lsdException w:name="Plain Table 3" w:uiPriority="43"/>
@@ -11967,7 +12319,7 @@
     <w:lsdException w:name="Unresolved Mention" w:semiHidden="1" w:unhideWhenUsed="1"/>
     <w:lsdException w:name="Smart Link" w:semiHidden="1" w:unhideWhenUsed="1"/>
   </w:latentStyles>
-  <w:style w:type="paragraph" w:styleId="Normal" w:default="1">
+  <w:style w:type="paragraph" w:default="1" w:styleId="Normal">
     <w:name w:val="Normal"/>
     <w:qFormat/>
     <w:rsid w:val="007219A4"/>
@@ -12112,13 +12464,13 @@
       <w:sz w:val="18"/>
     </w:rPr>
   </w:style>
-  <w:style w:type="character" w:styleId="Fontepargpadro" w:default="1">
+  <w:style w:type="character" w:default="1" w:styleId="Fontepargpadro">
     <w:name w:val="Default Paragraph Font"/>
     <w:uiPriority w:val="1"/>
     <w:semiHidden/>
     <w:unhideWhenUsed/>
   </w:style>
-  <w:style w:type="table" w:styleId="Tabelanormal" w:default="1">
+  <w:style w:type="table" w:default="1" w:styleId="Tabelanormal">
     <w:name w:val="Normal Table"/>
     <w:uiPriority w:val="99"/>
     <w:semiHidden/>
@@ -12133,13 +12485,13 @@
       </w:tblCellMar>
     </w:tblPr>
   </w:style>
-  <w:style w:type="numbering" w:styleId="Semlista" w:default="1">
+  <w:style w:type="numbering" w:default="1" w:styleId="Semlista">
     <w:name w:val="No List"/>
     <w:uiPriority w:val="99"/>
     <w:semiHidden/>
     <w:unhideWhenUsed/>
   </w:style>
-  <w:style w:type="paragraph" w:styleId="Padro" w:customStyle="1">
+  <w:style w:type="paragraph" w:customStyle="1" w:styleId="Padro">
     <w:name w:val="Padrão"/>
     <w:rsid w:val="004E60C4"/>
     <w:pPr>
@@ -12150,7 +12502,7 @@
       <w:sz w:val="24"/>
     </w:rPr>
   </w:style>
-  <w:style w:type="paragraph" w:styleId="TE-Normal" w:customStyle="1">
+  <w:style w:type="paragraph" w:customStyle="1" w:styleId="TE-Normal">
     <w:name w:val="TE-Normal"/>
     <w:rsid w:val="004E60C4"/>
     <w:pPr>
@@ -12164,7 +12516,7 @@
       <w:sz w:val="26"/>
     </w:rPr>
   </w:style>
-  <w:style w:type="paragraph" w:styleId="CP-CapaCabecalho" w:customStyle="1">
+  <w:style w:type="paragraph" w:customStyle="1" w:styleId="CP-CapaCabecalho">
     <w:name w:val="CP-CapaCabecalho"/>
     <w:next w:val="TE-Normal"/>
     <w:rsid w:val="004E60C4"/>
@@ -12179,7 +12531,7 @@
       <w:sz w:val="26"/>
     </w:rPr>
   </w:style>
-  <w:style w:type="paragraph" w:styleId="CP-CapaOrientador" w:customStyle="1">
+  <w:style w:type="paragraph" w:customStyle="1" w:styleId="CP-CapaOrientador">
     <w:name w:val="CP-CapaOrientador"/>
     <w:next w:val="TE-Normal"/>
     <w:rsid w:val="004E60C4"/>
@@ -12192,7 +12544,7 @@
       <w:sz w:val="26"/>
     </w:rPr>
   </w:style>
-  <w:style w:type="paragraph" w:styleId="CP-CapaTitulo" w:customStyle="1">
+  <w:style w:type="paragraph" w:customStyle="1" w:styleId="CP-CapaTitulo">
     <w:name w:val="CP-CapaTitulo"/>
     <w:next w:val="TE-Normal"/>
     <w:rsid w:val="004E60C4"/>
@@ -12208,7 +12560,7 @@
       <w:sz w:val="28"/>
     </w:rPr>
   </w:style>
-  <w:style w:type="paragraph" w:styleId="CP-CapaNomeAutor" w:customStyle="1">
+  <w:style w:type="paragraph" w:customStyle="1" w:styleId="CP-CapaNomeAutor">
     <w:name w:val="CP-CapaNomeAutor"/>
     <w:next w:val="TE-Normal"/>
     <w:rsid w:val="004E60C4"/>
@@ -12224,7 +12576,7 @@
       <w:sz w:val="26"/>
     </w:rPr>
   </w:style>
-  <w:style w:type="paragraph" w:styleId="CP-CapaNaturezaAcadmica" w:customStyle="1">
+  <w:style w:type="paragraph" w:customStyle="1" w:styleId="CP-CapaNaturezaAcadmica">
     <w:name w:val="CP-CapaNaturezaAcadêmica"/>
     <w:next w:val="TE-Normal"/>
     <w:rsid w:val="004E60C4"/>
@@ -12239,7 +12591,7 @@
       <w:sz w:val="26"/>
     </w:rPr>
   </w:style>
-  <w:style w:type="paragraph" w:styleId="CP-CapaLocaleData" w:customStyle="1">
+  <w:style w:type="paragraph" w:customStyle="1" w:styleId="CP-CapaLocaleData">
     <w:name w:val="CP-CapaLocaleData"/>
     <w:next w:val="TE-Normal"/>
     <w:rsid w:val="004E60C4"/>
@@ -12255,7 +12607,7 @@
       <w:sz w:val="26"/>
     </w:rPr>
   </w:style>
-  <w:style w:type="paragraph" w:styleId="Corpodotexto" w:customStyle="1">
+  <w:style w:type="paragraph" w:customStyle="1" w:styleId="Corpodotexto">
     <w:name w:val="Corpo do texto"/>
     <w:basedOn w:val="Padro"/>
     <w:rsid w:val="004E60C4"/>
@@ -12263,12 +12615,12 @@
       <w:spacing w:after="120"/>
     </w:pPr>
   </w:style>
-  <w:style w:type="paragraph" w:styleId="Contedodetabela" w:customStyle="1">
+  <w:style w:type="paragraph" w:customStyle="1" w:styleId="Contedodetabela">
     <w:name w:val="Conteúdo de tabela"/>
     <w:basedOn w:val="Corpodotexto"/>
     <w:rsid w:val="004E60C4"/>
   </w:style>
-  <w:style w:type="paragraph" w:styleId="Ttulodetabela" w:customStyle="1">
+  <w:style w:type="paragraph" w:customStyle="1" w:styleId="Ttulodetabela">
     <w:name w:val="Título de tabela"/>
     <w:basedOn w:val="Contedodetabela"/>
     <w:rsid w:val="004E60C4"/>
@@ -12280,7 +12632,7 @@
       <w:i/>
     </w:rPr>
   </w:style>
-  <w:style w:type="paragraph" w:styleId="AP-AprovacaoBanca" w:customStyle="1">
+  <w:style w:type="paragraph" w:customStyle="1" w:styleId="AP-AprovacaoBanca">
     <w:name w:val="AP-AprovacaoBanca"/>
     <w:next w:val="TE-Normal"/>
     <w:rsid w:val="004E60C4"/>
@@ -12293,7 +12645,7 @@
       <w:sz w:val="26"/>
     </w:rPr>
   </w:style>
-  <w:style w:type="paragraph" w:styleId="AP-AprovacaoTitulo" w:customStyle="1">
+  <w:style w:type="paragraph" w:customStyle="1" w:styleId="AP-AprovacaoTitulo">
     <w:name w:val="AP-AprovacaoTitulo"/>
     <w:next w:val="TE-Normal"/>
     <w:rsid w:val="004E60C4"/>
@@ -12308,7 +12660,7 @@
       <w:sz w:val="26"/>
     </w:rPr>
   </w:style>
-  <w:style w:type="paragraph" w:styleId="DE-DedicatoriaAgradecimentos" w:customStyle="1">
+  <w:style w:type="paragraph" w:customStyle="1" w:styleId="DE-DedicatoriaAgradecimentos">
     <w:name w:val="DE-DedicatoriaAgradecimentos"/>
     <w:next w:val="TE-Normal"/>
     <w:rsid w:val="004E60C4"/>
@@ -12322,7 +12674,7 @@
       <w:sz w:val="26"/>
     </w:rPr>
   </w:style>
-  <w:style w:type="paragraph" w:styleId="EP-Epgrafe" w:customStyle="1">
+  <w:style w:type="paragraph" w:customStyle="1" w:styleId="EP-Epgrafe">
     <w:name w:val="EP-Epígrafe"/>
     <w:next w:val="TE-Normal"/>
     <w:rsid w:val="004E60C4"/>
@@ -12336,7 +12688,7 @@
       <w:sz w:val="26"/>
     </w:rPr>
   </w:style>
-  <w:style w:type="paragraph" w:styleId="TC-TituloCentralizado" w:customStyle="1">
+  <w:style w:type="paragraph" w:customStyle="1" w:styleId="TC-TituloCentralizado">
     <w:name w:val="TC-TituloCentralizado"/>
     <w:next w:val="TE-Normal"/>
     <w:rsid w:val="004E60C4"/>
@@ -12353,7 +12705,7 @@
       <w:sz w:val="26"/>
     </w:rPr>
   </w:style>
-  <w:style w:type="paragraph" w:styleId="LI-ListaItem" w:customStyle="1">
+  <w:style w:type="paragraph" w:customStyle="1" w:styleId="LI-ListaItem">
     <w:name w:val="LI-ListaItem"/>
     <w:rsid w:val="004E60C4"/>
     <w:pPr>
@@ -12370,7 +12722,7 @@
       <w:sz w:val="26"/>
     </w:rPr>
   </w:style>
-  <w:style w:type="paragraph" w:styleId="TE-NormalNaoIdentado" w:customStyle="1">
+  <w:style w:type="paragraph" w:customStyle="1" w:styleId="TE-NormalNaoIdentado">
     <w:name w:val="TE-NormalNaoIdentado"/>
     <w:next w:val="TE-Normal"/>
     <w:rsid w:val="004E60C4"/>
@@ -12384,7 +12736,7 @@
       <w:sz w:val="26"/>
     </w:rPr>
   </w:style>
-  <w:style w:type="paragraph" w:styleId="T1-TituloPrimario" w:customStyle="1">
+  <w:style w:type="paragraph" w:customStyle="1" w:styleId="T1-TituloPrimario">
     <w:name w:val="T1-TituloPrimario"/>
     <w:next w:val="TE-Normal"/>
     <w:rsid w:val="004E60C4"/>
@@ -12392,7 +12744,7 @@
       <w:pageBreakBefore/>
       <w:widowControl w:val="0"/>
       <w:numPr>
-        <w:numId w:val="8"/>
+        <w:numId w:val="9"/>
       </w:numPr>
       <w:spacing w:before="980" w:after="1740" w:line="360" w:lineRule="auto"/>
       <w:ind w:left="283"/>
@@ -12406,14 +12758,14 @@
       <w:sz w:val="26"/>
     </w:rPr>
   </w:style>
-  <w:style w:type="paragraph" w:styleId="TE-Alnea" w:customStyle="1">
+  <w:style w:type="paragraph" w:customStyle="1" w:styleId="TE-Alnea">
     <w:name w:val="TE-Alínea"/>
     <w:next w:val="TE-Normal"/>
     <w:rsid w:val="004E60C4"/>
     <w:pPr>
       <w:widowControl w:val="0"/>
       <w:numPr>
-        <w:numId w:val="7"/>
+        <w:numId w:val="8"/>
       </w:numPr>
       <w:spacing w:line="360" w:lineRule="auto"/>
       <w:jc w:val="both"/>
@@ -12423,14 +12775,14 @@
       <w:sz w:val="26"/>
     </w:rPr>
   </w:style>
-  <w:style w:type="paragraph" w:styleId="TE-Inciso" w:customStyle="1">
+  <w:style w:type="paragraph" w:customStyle="1" w:styleId="TE-Inciso">
     <w:name w:val="TE-Inciso"/>
     <w:next w:val="TE-Normal"/>
     <w:rsid w:val="004E60C4"/>
     <w:pPr>
       <w:widowControl w:val="0"/>
       <w:numPr>
-        <w:numId w:val="2"/>
+        <w:numId w:val="3"/>
       </w:numPr>
       <w:spacing w:line="360" w:lineRule="auto"/>
       <w:ind w:left="1718" w:hanging="357"/>
@@ -12441,14 +12793,14 @@
       <w:sz w:val="26"/>
     </w:rPr>
   </w:style>
-  <w:style w:type="paragraph" w:styleId="TE-Bullet" w:customStyle="1">
+  <w:style w:type="paragraph" w:customStyle="1" w:styleId="TE-Bullet">
     <w:name w:val="TE-Bullet"/>
     <w:next w:val="TE-Normal"/>
     <w:rsid w:val="004E60C4"/>
     <w:pPr>
       <w:widowControl w:val="0"/>
       <w:numPr>
-        <w:numId w:val="3"/>
+        <w:numId w:val="4"/>
       </w:numPr>
       <w:tabs>
         <w:tab w:val="clear" w:pos="360"/>
@@ -12462,7 +12814,7 @@
       <w:sz w:val="26"/>
     </w:rPr>
   </w:style>
-  <w:style w:type="paragraph" w:styleId="T2-TituloSecundario" w:customStyle="1">
+  <w:style w:type="paragraph" w:customStyle="1" w:styleId="T2-TituloSecundario">
     <w:name w:val="T2-TituloSecundario"/>
     <w:next w:val="TE-Normal"/>
     <w:rsid w:val="004E60C4"/>
@@ -12470,7 +12822,7 @@
       <w:widowControl w:val="0"/>
       <w:numPr>
         <w:ilvl w:val="1"/>
-        <w:numId w:val="8"/>
+        <w:numId w:val="9"/>
       </w:numPr>
       <w:spacing w:before="580" w:after="300" w:line="360" w:lineRule="auto"/>
       <w:jc w:val="both"/>
@@ -12482,7 +12834,7 @@
       <w:sz w:val="26"/>
     </w:rPr>
   </w:style>
-  <w:style w:type="paragraph" w:styleId="T3-TituloTerciario" w:customStyle="1">
+  <w:style w:type="paragraph" w:customStyle="1" w:styleId="T3-TituloTerciario">
     <w:name w:val="T3-TituloTerciario"/>
     <w:next w:val="TE-Normal"/>
     <w:rsid w:val="004E60C4"/>
@@ -12490,7 +12842,7 @@
       <w:widowControl w:val="0"/>
       <w:numPr>
         <w:ilvl w:val="2"/>
-        <w:numId w:val="8"/>
+        <w:numId w:val="9"/>
       </w:numPr>
       <w:spacing w:before="300" w:after="300" w:line="360" w:lineRule="auto"/>
       <w:jc w:val="both"/>
@@ -12502,7 +12854,7 @@
       <w:sz w:val="26"/>
     </w:rPr>
   </w:style>
-  <w:style w:type="paragraph" w:styleId="T4-TituloQuaternario" w:customStyle="1">
+  <w:style w:type="paragraph" w:customStyle="1" w:styleId="T4-TituloQuaternario">
     <w:name w:val="T4-TituloQuaternario"/>
     <w:next w:val="TE-Normal"/>
     <w:rsid w:val="004E60C4"/>
@@ -12510,7 +12862,7 @@
       <w:widowControl w:val="0"/>
       <w:numPr>
         <w:ilvl w:val="3"/>
-        <w:numId w:val="8"/>
+        <w:numId w:val="9"/>
       </w:numPr>
       <w:spacing w:before="200" w:after="200" w:line="360" w:lineRule="auto"/>
       <w:jc w:val="both"/>
@@ -12521,7 +12873,7 @@
       <w:sz w:val="26"/>
     </w:rPr>
   </w:style>
-  <w:style w:type="paragraph" w:styleId="TE-CorpoTabela" w:customStyle="1">
+  <w:style w:type="paragraph" w:customStyle="1" w:styleId="TE-CorpoTabela">
     <w:name w:val="TE-CorpoTabela"/>
     <w:rsid w:val="004E60C4"/>
     <w:pPr>
@@ -12532,7 +12884,7 @@
       <w:snapToGrid w:val="0"/>
     </w:rPr>
   </w:style>
-  <w:style w:type="paragraph" w:styleId="TE-Citacao5Linhas" w:customStyle="1">
+  <w:style w:type="paragraph" w:customStyle="1" w:styleId="TE-Citacao5Linhas">
     <w:name w:val="TE-Citacao5Linhas"/>
     <w:next w:val="Notaderodap"/>
     <w:rsid w:val="004E60C4"/>
@@ -12547,7 +12899,7 @@
       <w:sz w:val="22"/>
     </w:rPr>
   </w:style>
-  <w:style w:type="paragraph" w:styleId="Notaderodap" w:customStyle="1">
+  <w:style w:type="paragraph" w:customStyle="1" w:styleId="Notaderodap">
     <w:name w:val="Nota de rodapé"/>
     <w:rsid w:val="004E60C4"/>
     <w:pPr>
@@ -12570,7 +12922,7 @@
       </w:tabs>
     </w:pPr>
   </w:style>
-  <w:style w:type="paragraph" w:styleId="PT-Referencias" w:customStyle="1">
+  <w:style w:type="paragraph" w:customStyle="1" w:styleId="PT-Referencias">
     <w:name w:val="PT-Referencias"/>
     <w:rsid w:val="004E60C4"/>
     <w:pPr>
@@ -12582,7 +12934,7 @@
       <w:sz w:val="26"/>
     </w:rPr>
   </w:style>
-  <w:style w:type="paragraph" w:styleId="T5-TituloQuinario" w:customStyle="1">
+  <w:style w:type="paragraph" w:customStyle="1" w:styleId="T5-TituloQuinario">
     <w:name w:val="T5-TituloQuinario"/>
     <w:next w:val="TE-Normal"/>
     <w:rsid w:val="004E60C4"/>
@@ -12590,7 +12942,7 @@
       <w:widowControl w:val="0"/>
       <w:numPr>
         <w:ilvl w:val="4"/>
-        <w:numId w:val="8"/>
+        <w:numId w:val="9"/>
       </w:numPr>
       <w:spacing w:before="200" w:after="200" w:line="360" w:lineRule="auto"/>
       <w:jc w:val="both"/>
@@ -12602,12 +12954,12 @@
       <w:sz w:val="22"/>
     </w:rPr>
   </w:style>
-  <w:style w:type="paragraph" w:styleId="ndice" w:customStyle="1">
+  <w:style w:type="paragraph" w:customStyle="1" w:styleId="ndice">
     <w:name w:val="Índice"/>
     <w:basedOn w:val="Padro"/>
     <w:rsid w:val="004E60C4"/>
   </w:style>
-  <w:style w:type="paragraph" w:styleId="ndice1" w:customStyle="1">
+  <w:style w:type="paragraph" w:customStyle="1" w:styleId="ndice1">
     <w:name w:val="Índice 1"/>
     <w:rsid w:val="004E60C4"/>
     <w:pPr>
@@ -12623,7 +12975,7 @@
       <w:sz w:val="26"/>
     </w:rPr>
   </w:style>
-  <w:style w:type="paragraph" w:styleId="ndice2" w:customStyle="1">
+  <w:style w:type="paragraph" w:customStyle="1" w:styleId="ndice2">
     <w:name w:val="Índice 2"/>
     <w:rsid w:val="004E60C4"/>
     <w:pPr>
@@ -12640,7 +12992,7 @@
       <w:sz w:val="26"/>
     </w:rPr>
   </w:style>
-  <w:style w:type="paragraph" w:styleId="ndice3" w:customStyle="1">
+  <w:style w:type="paragraph" w:customStyle="1" w:styleId="ndice3">
     <w:name w:val="Índice 3"/>
     <w:rsid w:val="004E60C4"/>
     <w:pPr>
@@ -12655,7 +13007,7 @@
       <w:sz w:val="24"/>
     </w:rPr>
   </w:style>
-  <w:style w:type="paragraph" w:styleId="ndice4" w:customStyle="1">
+  <w:style w:type="paragraph" w:customStyle="1" w:styleId="ndice4">
     <w:name w:val="Índice 4"/>
     <w:rsid w:val="004E60C4"/>
     <w:pPr>
@@ -12671,7 +13023,7 @@
       <w:sz w:val="24"/>
     </w:rPr>
   </w:style>
-  <w:style w:type="paragraph" w:styleId="ndice5" w:customStyle="1">
+  <w:style w:type="paragraph" w:customStyle="1" w:styleId="ndice5">
     <w:name w:val="Índice 5"/>
     <w:rsid w:val="004E60C4"/>
     <w:pPr>
@@ -12687,7 +13039,7 @@
       <w:sz w:val="26"/>
     </w:rPr>
   </w:style>
-  <w:style w:type="paragraph" w:styleId="ndicegeral6" w:customStyle="1">
+  <w:style w:type="paragraph" w:customStyle="1" w:styleId="ndicegeral6">
     <w:name w:val="Índice geral 6"/>
     <w:basedOn w:val="ndice"/>
     <w:rsid w:val="004E60C4"/>
@@ -12698,7 +13050,7 @@
       <w:ind w:left="1415"/>
     </w:pPr>
   </w:style>
-  <w:style w:type="paragraph" w:styleId="ndicegeral7" w:customStyle="1">
+  <w:style w:type="paragraph" w:customStyle="1" w:styleId="ndicegeral7">
     <w:name w:val="Índice geral 7"/>
     <w:basedOn w:val="ndice"/>
     <w:rsid w:val="004E60C4"/>
@@ -12709,7 +13061,7 @@
       <w:ind w:left="1698"/>
     </w:pPr>
   </w:style>
-  <w:style w:type="paragraph" w:styleId="ndicegeral8" w:customStyle="1">
+  <w:style w:type="paragraph" w:customStyle="1" w:styleId="ndicegeral8">
     <w:name w:val="Índice geral 8"/>
     <w:basedOn w:val="ndice"/>
     <w:rsid w:val="004E60C4"/>
@@ -12720,7 +13072,7 @@
       <w:ind w:left="1981"/>
     </w:pPr>
   </w:style>
-  <w:style w:type="paragraph" w:styleId="ndicegeral9" w:customStyle="1">
+  <w:style w:type="paragraph" w:customStyle="1" w:styleId="ndicegeral9">
     <w:name w:val="Índice geral 9"/>
     <w:basedOn w:val="ndice"/>
     <w:rsid w:val="004E60C4"/>
@@ -12731,7 +13083,7 @@
       <w:ind w:left="2264"/>
     </w:pPr>
   </w:style>
-  <w:style w:type="paragraph" w:styleId="ndicegeral10" w:customStyle="1">
+  <w:style w:type="paragraph" w:customStyle="1" w:styleId="ndicegeral10">
     <w:name w:val="Índice geral 10"/>
     <w:basedOn w:val="ndice"/>
     <w:rsid w:val="004E60C4"/>
@@ -12757,7 +13109,7 @@
       <w:sz w:val="28"/>
     </w:rPr>
   </w:style>
-  <w:style w:type="paragraph" w:styleId="Ttulodondice" w:customStyle="1">
+  <w:style w:type="paragraph" w:customStyle="1" w:styleId="Ttulodondice">
     <w:name w:val="Título do índice"/>
     <w:basedOn w:val="Ttulo"/>
     <w:rsid w:val="004E60C4"/>
@@ -12766,7 +13118,7 @@
       <w:sz w:val="32"/>
     </w:rPr>
   </w:style>
-  <w:style w:type="paragraph" w:styleId="TE-Figura" w:customStyle="1">
+  <w:style w:type="paragraph" w:customStyle="1" w:styleId="TE-Figura">
     <w:name w:val="TE-Figura"/>
     <w:next w:val="TE-Normal"/>
     <w:rsid w:val="004E60C4"/>
@@ -12780,19 +13132,15 @@
       <w:sz w:val="24"/>
     </w:rPr>
   </w:style>
-  <w:style w:type="paragraph" w:styleId="TE-LegendaFigura" w:customStyle="1">
+  <w:style w:type="paragraph" w:customStyle="1" w:styleId="TE-LegendaFigura">
     <w:name w:val="TE-LegendaFigura"/>
     <w:next w:val="TE-Normal"/>
     <w:rsid w:val="00B4776B"/>
     <w:pPr>
       <w:widowControl w:val="0"/>
-      <w:numPr>
-        <w:numId w:val="10"/>
-      </w:numPr>
       <w:tabs>
         <w:tab w:val="num" w:pos="709"/>
       </w:tabs>
-      <w:ind w:left="2013"/>
       <w:jc w:val="center"/>
     </w:pPr>
     <w:rPr>
@@ -12800,7 +13148,7 @@
       <w:sz w:val="22"/>
     </w:rPr>
   </w:style>
-  <w:style w:type="paragraph" w:styleId="TE-FonteFiguraQuadroTabela" w:customStyle="1">
+  <w:style w:type="paragraph" w:customStyle="1" w:styleId="TE-FonteFiguraQuadroTabela">
     <w:name w:val="TE-FonteFiguraQuadroTabela"/>
     <w:next w:val="TE-Normal"/>
     <w:rsid w:val="004E60C4"/>
@@ -12814,7 +13162,7 @@
       <w:sz w:val="22"/>
     </w:rPr>
   </w:style>
-  <w:style w:type="paragraph" w:styleId="TE-LegendaQuadro" w:customStyle="1">
+  <w:style w:type="paragraph" w:customStyle="1" w:styleId="TE-LegendaQuadro">
     <w:name w:val="TE-LegendaQuadro"/>
     <w:next w:val="TE-FonteFiguraQuadroTabela"/>
     <w:link w:val="TE-LegendaQuadroChar"/>
@@ -12822,7 +13170,7 @@
     <w:pPr>
       <w:widowControl w:val="0"/>
       <w:numPr>
-        <w:numId w:val="13"/>
+        <w:numId w:val="14"/>
       </w:numPr>
       <w:spacing w:before="240"/>
       <w:jc w:val="center"/>
@@ -12851,7 +13199,7 @@
       <w:sz w:val="24"/>
     </w:rPr>
   </w:style>
-  <w:style w:type="paragraph" w:styleId="Cabealhoesquerda" w:customStyle="1">
+  <w:style w:type="paragraph" w:customStyle="1" w:styleId="Cabealhoesquerda">
     <w:name w:val="Cabeçalho à esquerda"/>
     <w:rsid w:val="004E60C4"/>
     <w:pPr>
@@ -12866,7 +13214,7 @@
       <w:sz w:val="24"/>
     </w:rPr>
   </w:style>
-  <w:style w:type="paragraph" w:styleId="AP-MembrosBanca" w:customStyle="1">
+  <w:style w:type="paragraph" w:customStyle="1" w:styleId="AP-MembrosBanca">
     <w:name w:val="AP-MembrosBanca"/>
     <w:next w:val="TE-Normal"/>
     <w:rsid w:val="004E60C4"/>
@@ -12880,7 +13228,7 @@
       <w:sz w:val="26"/>
     </w:rPr>
   </w:style>
-  <w:style w:type="paragraph" w:styleId="AP-AprovacaoLocalData" w:customStyle="1">
+  <w:style w:type="paragraph" w:customStyle="1" w:styleId="AP-AprovacaoLocalData">
     <w:name w:val="AP-AprovacaoLocalData"/>
     <w:next w:val="TE-Normal"/>
     <w:rsid w:val="004E60C4"/>
@@ -12893,7 +13241,7 @@
       <w:sz w:val="26"/>
     </w:rPr>
   </w:style>
-  <w:style w:type="paragraph" w:styleId="TP-TituloCentralizadoPos" w:customStyle="1">
+  <w:style w:type="paragraph" w:customStyle="1" w:styleId="TP-TituloCentralizadoPos">
     <w:name w:val="TP-TituloCentralizadoPos"/>
     <w:next w:val="TE-Normal"/>
     <w:rsid w:val="004E60C4"/>
@@ -12902,7 +13250,7 @@
       <w:widowControl w:val="0"/>
       <w:numPr>
         <w:ilvl w:val="4"/>
-        <w:numId w:val="4"/>
+        <w:numId w:val="5"/>
       </w:numPr>
       <w:spacing w:after="1701" w:line="360" w:lineRule="auto"/>
       <w:jc w:val="center"/>
@@ -12920,7 +13268,7 @@
     <w:basedOn w:val="Corpodotexto"/>
     <w:rsid w:val="004E60C4"/>
   </w:style>
-  <w:style w:type="paragraph" w:styleId="Marca4Incio" w:customStyle="1">
+  <w:style w:type="paragraph" w:customStyle="1" w:styleId="Marca4Incio">
     <w:name w:val="Marca 4 Início"/>
     <w:basedOn w:val="Lista"/>
     <w:rsid w:val="004E60C4"/>
@@ -12929,7 +13277,7 @@
       <w:ind w:left="1132" w:hanging="283"/>
     </w:pPr>
   </w:style>
-  <w:style w:type="character" w:styleId="Marcasenmeros" w:customStyle="1">
+  <w:style w:type="character" w:customStyle="1" w:styleId="Marcasenmeros">
     <w:name w:val="Marcas e números"/>
     <w:rsid w:val="004E60C4"/>
     <w:rPr>
@@ -12937,15 +13285,15 @@
       <w:sz w:val="18"/>
     </w:rPr>
   </w:style>
-  <w:style w:type="character" w:styleId="Caracteresdenumerao" w:customStyle="1">
+  <w:style w:type="character" w:customStyle="1" w:styleId="Caracteresdenumerao">
     <w:name w:val="Caracteres de numeração"/>
     <w:rsid w:val="004E60C4"/>
   </w:style>
-  <w:style w:type="character" w:styleId="Smbolodenotaderodap" w:customStyle="1">
+  <w:style w:type="character" w:customStyle="1" w:styleId="Smbolodenotaderodap">
     <w:name w:val="Símbolo de nota de rodapé"/>
     <w:rsid w:val="004E60C4"/>
   </w:style>
-  <w:style w:type="character" w:styleId="ncoraparanotaderodap" w:customStyle="1">
+  <w:style w:type="character" w:customStyle="1" w:styleId="ncoraparanotaderodap">
     <w:name w:val="Âncora para nota de rodapé"/>
     <w:rsid w:val="004E60C4"/>
     <w:rPr>
@@ -13128,7 +13476,7 @@
       <w:ind w:left="400" w:hanging="400"/>
     </w:pPr>
   </w:style>
-  <w:style w:type="paragraph" w:styleId="TE-Resumo" w:customStyle="1">
+  <w:style w:type="paragraph" w:customStyle="1" w:styleId="TE-Resumo">
     <w:name w:val="TE-Resumo"/>
     <w:next w:val="TE-Normal"/>
     <w:rsid w:val="004E60C4"/>
@@ -13139,7 +13487,7 @@
       <w:sz w:val="26"/>
     </w:rPr>
   </w:style>
-  <w:style w:type="paragraph" w:styleId="Tabela" w:customStyle="1">
+  <w:style w:type="paragraph" w:customStyle="1" w:styleId="Tabela">
     <w:name w:val="Tabela"/>
     <w:rsid w:val="004E60C4"/>
     <w:pPr>
@@ -13151,7 +13499,7 @@
       <w:szCs w:val="24"/>
     </w:rPr>
   </w:style>
-  <w:style w:type="paragraph" w:styleId="LegendaTabela" w:customStyle="1">
+  <w:style w:type="paragraph" w:customStyle="1" w:styleId="LegendaTabela">
     <w:name w:val="Legenda Tabela"/>
     <w:next w:val="Normal"/>
     <w:rsid w:val="004E60C4"/>
@@ -13166,7 +13514,7 @@
       <w:szCs w:val="24"/>
     </w:rPr>
   </w:style>
-  <w:style w:type="paragraph" w:styleId="TC-TituloSumario" w:customStyle="1">
+  <w:style w:type="paragraph" w:customStyle="1" w:styleId="TC-TituloSumario">
     <w:name w:val="TC-TituloSumario"/>
     <w:rsid w:val="00B4776B"/>
     <w:pPr>
@@ -13182,13 +13530,13 @@
       <w:sz w:val="26"/>
     </w:rPr>
   </w:style>
-  <w:style w:type="paragraph" w:styleId="TE-LegendaTabela" w:customStyle="1">
+  <w:style w:type="paragraph" w:customStyle="1" w:styleId="TE-LegendaTabela">
     <w:name w:val="TE-LegendaTabela"/>
     <w:next w:val="TE-FonteFiguraQuadroTabela"/>
     <w:rsid w:val="0041607B"/>
     <w:pPr>
       <w:numPr>
-        <w:numId w:val="11"/>
+        <w:numId w:val="12"/>
       </w:numPr>
       <w:spacing w:before="240"/>
       <w:jc w:val="center"/>
@@ -13198,7 +13546,7 @@
       <w:sz w:val="22"/>
     </w:rPr>
   </w:style>
-  <w:style w:type="character" w:styleId="TE-LegendaQuadroChar" w:customStyle="1">
+  <w:style w:type="character" w:customStyle="1" w:styleId="TE-LegendaQuadroChar">
     <w:name w:val="TE-LegendaQuadro Char"/>
     <w:basedOn w:val="Fontepargpadro"/>
     <w:link w:val="TE-LegendaQuadro"/>
@@ -13214,12 +13562,12 @@
     <w:rsid w:val="0041607B"/>
     <w:tblPr>
       <w:tblBorders>
-        <w:top w:val="single" w:color="auto" w:sz="4" w:space="0"/>
-        <w:left w:val="single" w:color="auto" w:sz="4" w:space="0"/>
-        <w:bottom w:val="single" w:color="auto" w:sz="4" w:space="0"/>
-        <w:right w:val="single" w:color="auto" w:sz="4" w:space="0"/>
-        <w:insideH w:val="single" w:color="auto" w:sz="4" w:space="0"/>
-        <w:insideV w:val="single" w:color="auto" w:sz="4" w:space="0"/>
+        <w:top w:val="single" w:sz="4" w:space="0" w:color="auto"/>
+        <w:left w:val="single" w:sz="4" w:space="0" w:color="auto"/>
+        <w:bottom w:val="single" w:sz="4" w:space="0" w:color="auto"/>
+        <w:right w:val="single" w:sz="4" w:space="0" w:color="auto"/>
+        <w:insideH w:val="single" w:sz="4" w:space="0" w:color="auto"/>
+        <w:insideV w:val="single" w:sz="4" w:space="0" w:color="auto"/>
       </w:tblBorders>
     </w:tblPr>
   </w:style>
@@ -13237,7 +13585,7 @@
       <w:szCs w:val="16"/>
     </w:rPr>
   </w:style>
-  <w:style w:type="character" w:styleId="TextodebaloChar" w:customStyle="1">
+  <w:style w:type="character" w:customStyle="1" w:styleId="TextodebaloChar">
     <w:name w:val="Texto de balão Char"/>
     <w:basedOn w:val="Fontepargpadro"/>
     <w:link w:val="Textodebalo"/>
@@ -13270,7 +13618,7 @@
     <w:unhideWhenUsed/>
     <w:rsid w:val="007219A4"/>
   </w:style>
-  <w:style w:type="character" w:styleId="TextodecomentrioChar" w:customStyle="1">
+  <w:style w:type="character" w:customStyle="1" w:styleId="TextodecomentrioChar">
     <w:name w:val="Texto de comentário Char"/>
     <w:basedOn w:val="Fontepargpadro"/>
     <w:link w:val="Textodecomentrio"/>
@@ -13291,7 +13639,7 @@
       <w:bCs/>
     </w:rPr>
   </w:style>
-  <w:style w:type="character" w:styleId="AssuntodocomentrioChar" w:customStyle="1">
+  <w:style w:type="character" w:customStyle="1" w:styleId="AssuntodocomentrioChar">
     <w:name w:val="Assunto do comentário Char"/>
     <w:basedOn w:val="TextodecomentrioChar"/>
     <w:link w:val="Assuntodocomentrio"/>
@@ -13303,7 +13651,7 @@
       <w:bCs/>
     </w:rPr>
   </w:style>
-  <w:style w:type="character" w:styleId="CabealhoChar" w:customStyle="1">
+  <w:style w:type="character" w:customStyle="1" w:styleId="CabealhoChar">
     <w:name w:val="Cabeçalho Char"/>
     <w:basedOn w:val="Fontepargpadro"/>
     <w:link w:val="Cabealho"/>
@@ -13340,7 +13688,7 @@
       <w:szCs w:val="28"/>
     </w:rPr>
   </w:style>
-  <w:style w:type="character" w:styleId="SubttuloChar" w:customStyle="1">
+  <w:style w:type="character" w:customStyle="1" w:styleId="SubttuloChar">
     <w:name w:val="Subtítulo Char"/>
     <w:basedOn w:val="Fontepargpadro"/>
     <w:link w:val="Subttulo"/>
@@ -13412,7 +13760,7 @@
       <w:outlineLvl w:val="9"/>
     </w:pPr>
     <w:rPr>
-      <w:rFonts w:asciiTheme="majorHAnsi" w:hAnsiTheme="majorHAnsi" w:eastAsiaTheme="majorEastAsia" w:cstheme="majorBidi"/>
+      <w:rFonts w:asciiTheme="majorHAnsi" w:eastAsiaTheme="majorEastAsia" w:hAnsiTheme="majorHAnsi" w:cstheme="majorBidi"/>
       <w:b w:val="0"/>
       <w:snapToGrid/>
       <w:color w:val="365F91" w:themeColor="accent1" w:themeShade="BF"/>

--- a/docs/Rascunho TCC.docx
+++ b/docs/Rascunho TCC.docx
@@ -593,7 +593,7 @@
             <w:sz w:val="26"/>
             <w:szCs w:val="26"/>
           </w:rPr>
-          <w:t>17</w:t>
+          <w:t>iv</w:t>
         </w:r>
         <w:r>
           <w:rPr>
@@ -2782,35 +2782,46 @@
         <w:pStyle w:val="TE-Normal"/>
       </w:pPr>
       <w:r>
-        <w:t>A crescente disponibilidade de partituras digitais tem ampliado as possibilidades de uso de ferramentas computacionais na análise musical. Softwares de notação musical permitem criar, editar e exportar partituras em formatos estruturados, favorecendo o acesso a informações musicais que podem ser processadas por algoritmos.</w:t>
-      </w:r>
-    </w:p>
-    <w:p>
-      <w:pPr>
-        <w:pStyle w:val="TE-Normal"/>
-      </w:pPr>
-      <w:r>
-        <w:t>Entre esses formatos, o MusicXML destaca-se por representar a partitura de maneira simbólica, preservando elementos como notas, alturas, durações, compassos e organização da escrita musical. Essa característica permite que sistemas computacionais realizem operações de leitura, extração e comparação de dados musicais sem depender diretamente da análise de áudio.</w:t>
-      </w:r>
-    </w:p>
-    <w:p>
-      <w:pPr>
-        <w:pStyle w:val="TE-Normal"/>
-      </w:pPr>
-      <w:r>
-        <w:t xml:space="preserve">No campo da análise musical, a identificação de padrões melódicos está relacionada à compreensão de como uma obra organiza seus materiais internos. Recorrências de motivos, células ou movimentos melódicos podem indicar relações estruturais importantes, contribuindo para a percepção de unidade e coerência musical. </w:t>
-      </w:r>
-    </w:p>
-    <w:p>
-      <w:pPr>
-        <w:pStyle w:val="TE-Normal"/>
-      </w:pPr>
-      <w:r>
-        <w:t xml:space="preserve">Assim, a combinação entre partituras digitais, representação simbólica e técnicas computacionais oferece um caminho viável para o desenvolvimento de ferramentas de apoio à análise musical. Essas ferramentas não substituem a </w:t>
+        <w:t>A análise musical envolve a observação de relações internas entre os elementos que compõem uma obra, como alturas, durações, motivos, frases e recorrências estruturais. Entre esses elementos, os padrões melódicos ocupam papel relevante, pois contribuem para a organização do discurso musical e para a percepção de unidade ao longo da composição. Conforme Huron (2006), a escuta musical está fortemente relacionada à formação de expectativas, à identificação de regularidades e ao reconhecimento de eventos recorrentes.</w:t>
+      </w:r>
+    </w:p>
+    <w:p>
+      <w:pPr>
+        <w:pStyle w:val="TE-Normal"/>
+      </w:pPr>
+      <w:r>
+        <w:t>Tradicionalmente, a identificação desses padrões é realizada por meio da análise manual da partitura, processo que depende da leitura musical, da experiência do analista e dos critérios adotados para reconhecer similaridades entre trechos. Essa prática continua sendo essencial para a interpretação musical, porém pode se tornar demorada quando aplicada a obras extensas ou a conjuntos maiores de partituras. Além disso, determinados padrões podem não ocorrer de forma literal, mas por meio de transposições, variações intervalares ou semelhanças no contorno melódico, o que torna sua identificação uma tarefa sujeita a diferentes interpretações.</w:t>
+      </w:r>
+    </w:p>
+    <w:p>
+      <w:pPr>
+        <w:pStyle w:val="TE-Normal"/>
+      </w:pPr>
+      <w:r>
+        <w:t xml:space="preserve">Com o avanço das tecnologias digitais aplicadas à música, tornou-se possível representar partituras em formatos simbólicos estruturados, permitindo que informações </w:t>
       </w:r>
       <w:r>
         <w:lastRenderedPageBreak/>
-        <w:t>interpretação humana, mas podem auxiliar na identificação inicial de recorrências, oferecendo dados organizados para posterior avaliação do analista.</w:t>
+        <w:t>musicais sejam processadas computacionalmente. Diferentemente do áudio, que exige procedimentos de análise de sinal, a representação simbólica permite acessar diretamente elementos como notas, alturas, durações, compassos e organização dos eventos musicais (MÜLLER, 2015). Nesse contexto, o formato MusicXML se destaca por possibilitar a troca de partituras entre softwares de notação musical e por preservar informações relevantes da escrita musical em uma estrutura legível por sistemas computacionais.</w:t>
+      </w:r>
+    </w:p>
+    <w:p>
+      <w:pPr>
+        <w:pStyle w:val="TE-Normal"/>
+      </w:pPr>
+      <w:r>
+        <w:t>A área de Music Information Retrieval (MIR) investiga métodos para extração, organização, recuperação e análise de informações musicais em ambientes digitais (DOWNIE, 2003). Dentro desse campo, a análise de partituras digitais permite explorar tarefas como identificação de similaridades, comparação de sequências melódicas e descoberta de padrões recorrentes. Meredith (2016) destaca que a descoberta de padrões musicais está relacionada à identificação de estruturas repetidas ou transformadas dentro de uma obra, sendo uma questão importante para a análise musical computacional.</w:t>
+      </w:r>
+    </w:p>
+    <w:p>
+      <w:pPr>
+        <w:pStyle w:val="TE-Normal"/>
+      </w:pPr>
+      <w:r>
+        <w:t>Dessa forma, a combinação entre partituras digitais, representação simbólica e técnicas computacionais oferece uma possibilidade de apoio à análise musical. Essas ferramentas não substituem a interpretação humana, mas podem auxiliar na etapa inicial de identificação de recorrências, organizando dados e apontando possíveis padrões para avaliação posterior. Este trabalho insere-se nesse contexto ao propor um protótipo voltado à identificação automática de padrões melódicos recorrentes em partituras digitais no formato MusicXML, utilizando representações baseadas em intervalos melódicos e contorno melódico</w:t>
+      </w:r>
+      <w:r>
+        <w:t>.</w:t>
       </w:r>
     </w:p>
     <w:p>
@@ -2834,39 +2845,49 @@
         <w:pStyle w:val="TE-Normal"/>
       </w:pPr>
       <w:r>
-        <w:t>A identificação de padrões melódicos constitui uma prática relevante na análise musical, pois permite observar recorrências que contribuem para a organização interna das obras. No entanto, quando realizada exclusivamente de forma manual, essa tarefa pode se tornar demorada e pouco sistematizada, especialmente em composições extensas ou em conjuntos com múltiplas partituras.</w:t>
-      </w:r>
-    </w:p>
-    <w:p>
-      <w:pPr>
-        <w:pStyle w:val="TE-Normal"/>
-      </w:pPr>
-      <w:r>
-        <w:t>Além do tempo necessário para a leitura e comparação dos trechos musicais, a análise manual depende da experiência do analista e pode variar conforme os critérios adotados. Determinados padrões podem ser percebidos por um observador e não por outro, principalmente quando envolvem recorrências sutis, transposições ou semelhanças baseadas apenas no contorno geral da melodia.</w:t>
-      </w:r>
-    </w:p>
-    <w:p>
-      <w:pPr>
-        <w:pStyle w:val="TE-Normal"/>
-      </w:pPr>
-      <w:r>
-        <w:t>Nesse contexto, observa-se a necessidade de métodos que permitam representar sequências melódicas de forma estruturada, possibilitando sua comparação por meio de critérios computacionais. Representações baseadas em intervalos e contorno melódico podem contribuir para esse processo, pois descrevem relações entre notas de maneira mais abstrata do que a simples sequência de alturas absolutas.</w:t>
-      </w:r>
-    </w:p>
-    <w:p>
-      <w:pPr>
-        <w:pStyle w:val="TE-Normal"/>
-      </w:pPr>
-      <w:r>
-        <w:t>Diante disso, formula-se a seguinte questão de pesquisa: como identificar automaticamente padrões melódicos recorrentes em partituras digitais por meio de técnicas computacionais baseadas em representações estruturais da melodia?</w:t>
-      </w:r>
-    </w:p>
-    <w:p>
-      <w:pPr>
-        <w:pStyle w:val="TE-Normal"/>
-      </w:pPr>
-      <w:r>
-        <w:t>Com base nessa questão, definem-se os objetivos que orientam o desenvolvimento deste trabalho.</w:t>
+        <w:t>A</w:t>
+      </w:r>
+      <w:r>
+        <w:t xml:space="preserve">A identificação de padrões melódicos constitui uma prática relevante na análise musical, pois permite observar como determinados materiais são apresentados, repetidos, transformados ou reorganizados ao longo de uma obra. Esses padrões podem ocorrer de forma literal, por meio da repetição exata de uma sequência de notas, ou de </w:t>
+      </w:r>
+      <w:r>
+        <w:lastRenderedPageBreak/>
+        <w:t>forma mais abstrata, quando preservam relações estruturais, como intervalos relativos ou direção do movimento melódico.</w:t>
+      </w:r>
+    </w:p>
+    <w:p>
+      <w:pPr>
+        <w:pStyle w:val="TE-Normal"/>
+      </w:pPr>
+      <w:r>
+        <w:t>Quando realizada exclusivamente de forma manual, essa tarefa pode se tornar demorada e pouco sistematizada, especialmente em composições extensas ou em conjuntos com múltiplas partituras. Além do tempo necessário para a leitura e comparação dos trechos musicais, a análise manual depende da experiência do analista e pode variar conforme os critérios utilizados para reconhecer similaridades. Assim, dois trechos podem ser considerados semelhantes por compartilharem as mesmas alturas, a mesma estrutura intervalar ou apenas um contorno melódico parecido.</w:t>
+      </w:r>
+    </w:p>
+    <w:p>
+      <w:pPr>
+        <w:pStyle w:val="TE-Normal"/>
+      </w:pPr>
+      <w:r>
+        <w:t>Do ponto de vista computacional, esse problema exige que a melodia seja representada de maneira adequada para comparação. A simples sequência de alturas absolutas pode não ser suficiente para reconhecer padrões transpostos, enquanto representações mais abstratas, como intervalos e contornos, permitem observar relações estruturais entre notas sucessivas. Por isso, a escolha da representação musical influencia diretamente os padrões que poderão ser identificados pelo sistema.</w:t>
+      </w:r>
+    </w:p>
+    <w:p>
+      <w:pPr>
+        <w:pStyle w:val="TE-Normal"/>
+      </w:pPr>
+      <w:r>
+        <w:t>Nesse contexto, observa-se a necessidade de métodos que permitam extrair sequências melódicas de partituras digitais e convertê-las em representações estruturadas, possibilitando sua comparação por critérios computacionais. Com base nessa necessidade, este trabalho investiga a seguinte questão de pesquisa: como identificar automaticamente padrões melódicos recorrentes em partituras digitais por meio de técnicas computacionais baseadas em representações estruturais da melodia?</w:t>
+      </w:r>
+    </w:p>
+    <w:p>
+      <w:pPr>
+        <w:pStyle w:val="TE-Normal"/>
+      </w:pPr>
+      <w:r>
+        <w:t>Com base nessa questão, definem-se os objetivos que orientam o desenvolvimento deste trabalho</w:t>
+      </w:r>
+      <w:r>
+        <w:t>.</w:t>
       </w:r>
     </w:p>
     <w:p>
@@ -2904,11 +2925,7 @@
         <w:t xml:space="preserve"> protótipo </w:t>
       </w:r>
       <w:r>
-        <w:t xml:space="preserve">capaz de identificar padrões melódicos recorrentes </w:t>
-      </w:r>
-      <w:r>
-        <w:lastRenderedPageBreak/>
-        <w:t>em partituras digitais no formato MusicXML.</w:t>
+        <w:t>capaz de identificar padrões melódicos recorrentes em partituras digitais no formato MusicXML.</w:t>
       </w:r>
     </w:p>
     <w:p>
@@ -2918,6 +2935,7 @@
       </w:pPr>
       <w:bookmarkStart w:id="21" w:name="_Toc230252518"/>
       <w:r>
+        <w:lastRenderedPageBreak/>
         <w:t>Objetivos específicos</w:t>
       </w:r>
       <w:bookmarkEnd w:id="21"/>
@@ -3002,40 +3020,43 @@
         <w:pStyle w:val="TE-Normal"/>
       </w:pPr>
       <w:r>
-        <w:t>A identificação de padrões melódicos é importante para a análise musical porque permite compreender como determinados materiais são reutilizados, transformados ou organizados ao longo de uma composição. Esses padrões podem contribuir para a coesão interna da obra e para a percepção de unidade musical (HURON, 2006).</w:t>
-      </w:r>
-    </w:p>
-    <w:p>
-      <w:pPr>
-        <w:pStyle w:val="TE-Normal"/>
-      </w:pPr>
-      <w:r>
-        <w:t>Apesar de sua relevância, a identificação manual de recorrências melódicas pode exigir tempo, experiência e atenção a detalhes que nem sempre são facilmente observáveis em uma leitura inicial. Em obras mais extensas, ou na comparação entre diferentes partituras, torna-se útil contar com procedimentos capazes de organizar e apontar possíveis recorrências de maneira sistemática.</w:t>
-      </w:r>
-    </w:p>
-    <w:p>
-      <w:pPr>
-        <w:pStyle w:val="TE-Normal"/>
-      </w:pPr>
-      <w:r>
-        <w:t>O uso de partituras digitais em formato MusicXML favorece esse tipo de abordagem, pois permite a extração de informações musicais de forma estruturada. A partir desses dados, é possível converter melodias em representações computacionais, como sequências de intervalos e contornos melódicos, facilitando a comparação entre trechos.</w:t>
-      </w:r>
-    </w:p>
-    <w:p>
-      <w:pPr>
-        <w:pStyle w:val="TE-Normal"/>
-      </w:pPr>
+        <w:t>A identificação de padrões melódicos é importante para a análise musical porque permite compreender como determinados materiais são reutilizados, transformados ou organizados ao longo de uma composição. A recorrência de motivos, células melódicas e movimentos direcionais contribui para a coesão interna da obra e para a percepção de unidade musical (HURON, 2006). Dessa forma, o estudo de padrões não se limita à contagem de repetições, mas está relacionado à compreensão da estrutura musical.</w:t>
+      </w:r>
+    </w:p>
+    <w:p>
+      <w:pPr>
+        <w:pStyle w:val="TE-Normal"/>
+      </w:pPr>
+      <w:r>
+        <w:t>Apesar de sua relevância, a identificação manual de recorrências melódicas pode exigir tempo, experiência e atenção a detalhes que nem sempre são facilmente observáveis em uma leitura inicial. Em obras mais extensas, ou na comparação entre diferentes partituras, torna-se útil contar com procedimentos capazes de organizar e apontar possíveis recorrências de maneira sistemática. Nesse sentido, abordagens computacionais podem atuar como ferramentas de apoio, oferecendo dados estruturados para posterior interpretação pelo analista.</w:t>
+      </w:r>
+    </w:p>
+    <w:p>
+      <w:pPr>
+        <w:pStyle w:val="TE-Normal"/>
+      </w:pPr>
+      <w:r>
+        <w:t xml:space="preserve">O uso de partituras digitais em formato MusicXML favorece esse tipo de abordagem, pois permite a extração de informações musicais diretamente da representação simbólica da partitura. A partir desses dados, é possível converter </w:t>
+      </w:r>
       <w:r>
         <w:lastRenderedPageBreak/>
-        <w:t>Este trabalho justifica-se, portanto, pela possibilidade de explorar uma abordagem computacional simples, acessível e reprodutível para a identificação de padrões melódicos. Em vez de utilizar métodos mais complexos, como aprendizado de máquina ou técnicas avançadas de mineração de dados, a proposta concentra-se em representações estruturais diretamente relacionadas à organização melódica.</w:t>
-      </w:r>
-    </w:p>
-    <w:p>
-      <w:pPr>
-        <w:pStyle w:val="TE-Normal"/>
-      </w:pPr>
-      <w:r>
-        <w:t>Além disso, o desenvolvimento do protótipo pode contribuir para estudos futuros em análise musical assistida por computador, servindo como base para aprimoramentos posteriores, como a inclusão de aspectos rítmicos, harmônicos, polifônicos ou métricas mais elaboradas de similaridade musical.</w:t>
+        <w:t>melodias em representações computacionais, como sequências de intervalos e contornos melódicos, facilitando a comparação entre trechos. Essa escolha aproxima o trabalho de estudos da área de Music Information Retrieval, que investigam formas de processar, recuperar e analisar informações musicais em ambientes digitais (DOWNIE, 2003).</w:t>
+      </w:r>
+    </w:p>
+    <w:p>
+      <w:pPr>
+        <w:pStyle w:val="TE-Normal"/>
+      </w:pPr>
+      <w:r>
+        <w:t>Este trabalho justifica-se, portanto, pela possibilidade de explorar uma abordagem computacional simples, acessível e reprodutível para a identificação de padrões melódicos. Em vez de utilizar métodos mais complexos, como aprendizado de máquina ou técnicas avançadas de mineração de dados, a proposta concentra-se em representações estruturais diretamente relacionadas à organização melódica. Essa delimitação torna o desenvolvimento mais adequado ao escopo de um Trabalho de Conclusão de Curso e permite avaliar, de forma controlada, a viabilidade inicial da abordagem.</w:t>
+      </w:r>
+    </w:p>
+    <w:p>
+      <w:pPr>
+        <w:pStyle w:val="TE-Normal"/>
+      </w:pPr>
+      <w:r>
+        <w:t>Além disso, o protótipo desenvolvido poderá servir como base para estudos futuros em análise musical assistida por computador, permitindo aprimoramentos posteriores, como a inclusão de aspectos rítmicos, harmônicos, polifônicos ou métricas mais elaboradas de similaridade musical.</w:t>
       </w:r>
     </w:p>
     <w:p>
@@ -3069,7 +3090,11 @@
         <w:pStyle w:val="TE-Normal"/>
       </w:pPr>
       <w:r>
-        <w:t>O corpus será composto por cinco partituras autorais em formato MusicXML, selecionadas para permitir o desenvolvimento e a validação inicial do protótipo. Por se tratar de uma pesquisa exploratória, não se pretende realizar uma análise estatística ampla ou generalizar os resultados para diferentes repertórios musicais.</w:t>
+        <w:t xml:space="preserve">O corpus será composto por cinco partituras autorais em formato MusicXML, selecionadas para permitir o desenvolvimento e a validação inicial do protótipo. Por se tratar de uma pesquisa exploratória, não se pretende realizar uma análise estatística </w:t>
+      </w:r>
+      <w:r>
+        <w:lastRenderedPageBreak/>
+        <w:t>ampla ou generalizar os resultados para diferentes repertórios musicais.</w:t>
       </w:r>
     </w:p>
     <w:p>
@@ -3085,59 +3110,59 @@
         <w:pStyle w:val="TE-Normal"/>
       </w:pPr>
       <w:r>
-        <w:t xml:space="preserve">Assim, o objetivo do trabalho não é realizar uma análise musicológica completa das obras, mas verificar a viabilidade de uma abordagem computacional </w:t>
+        <w:t>Assim, o objetivo do trabalho não é realizar uma análise musicológica completa das obras, mas verificar a viabilidade de uma abordagem computacional simples para apoiar a identificação automática de padrões melódicos em partituras digitais.</w:t>
+      </w:r>
+    </w:p>
+    <w:p>
+      <w:pPr>
+        <w:pStyle w:val="T2-TituloSecundario"/>
+      </w:pPr>
+      <w:bookmarkStart w:id="24" w:name="_Toc230252521"/>
+      <w:r>
+        <w:t xml:space="preserve">Procedimentos </w:t>
+      </w:r>
+      <w:r>
+        <w:t>M</w:t>
+      </w:r>
+      <w:r>
+        <w:t>etodológicos</w:t>
+      </w:r>
+      <w:bookmarkEnd w:id="24"/>
+    </w:p>
+    <w:p>
+      <w:pPr>
+        <w:pStyle w:val="TE-Normal"/>
+      </w:pPr>
+      <w:r>
+        <w:t>O presente trabalho caracteriza-se como uma pesquisa de natureza aplicada, pois tem como objetivo o desenvolvimento de um protótipo computacional voltado à identificação de padrões melódicos em partituras digitais. Quanto aos objetivos, classifica-se como exploratória, uma vez que busca investigar a viabilidade de uma abordagem baseada em representações estruturais da melodia. Em relação aos procedimentos, trata-se de uma pesquisa experimental, envolvendo a implementação e avaliação de um algoritmo de análise musical.</w:t>
+      </w:r>
+    </w:p>
+    <w:p>
+      <w:pPr>
+        <w:pStyle w:val="TE-Normal"/>
+      </w:pPr>
+      <w:r>
+        <w:t>O desenvolvimento do trabalho será realizado a partir da seleção de um corpus composto por partituras digitais em formato MusicXML. Essas partituras serão utilizadas em versões simplificadas, contendo a linha melódica principal. Em seguida, será realizada a extração das sequências de notas, registrando informações relevantes como altura, posição sequencial e compasso de ocorrência.</w:t>
+      </w:r>
+    </w:p>
+    <w:p>
+      <w:pPr>
+        <w:pStyle w:val="TE-Normal"/>
+      </w:pPr>
+      <w:r>
+        <w:t>As sequências extraídas serão convertidas em duas representações estruturais. A primeira será baseada em intervalos melódicos relativos entre notas consecutivas, permitindo a identificação de padrões que mantenham a mesma estrutura intervalar. A segunda será baseada em contorno melódico, considerando apenas a direção do movimento entre as notas, como subida, descida ou repetição.</w:t>
+      </w:r>
+    </w:p>
+    <w:p>
+      <w:pPr>
+        <w:pStyle w:val="TE-Normal"/>
+      </w:pPr>
+      <w:r>
+        <w:t xml:space="preserve">A detecção de padrões será realizada por meio da comparação de </w:t>
       </w:r>
       <w:r>
         <w:lastRenderedPageBreak/>
-        <w:t>simples para apoiar a identificação automática de padrões melódicos em partituras digitais.</w:t>
-      </w:r>
-    </w:p>
-    <w:p>
-      <w:pPr>
-        <w:pStyle w:val="T2-TituloSecundario"/>
-      </w:pPr>
-      <w:bookmarkStart w:id="24" w:name="_Toc230252521"/>
-      <w:r>
-        <w:t xml:space="preserve">Procedimentos </w:t>
-      </w:r>
-      <w:r>
-        <w:t>M</w:t>
-      </w:r>
-      <w:r>
-        <w:t>etodológicos</w:t>
-      </w:r>
-      <w:bookmarkEnd w:id="24"/>
-    </w:p>
-    <w:p>
-      <w:pPr>
-        <w:pStyle w:val="TE-Normal"/>
-      </w:pPr>
-      <w:r>
-        <w:t>O presente trabalho caracteriza-se como uma pesquisa de natureza aplicada, pois tem como objetivo o desenvolvimento de um protótipo computacional voltado à identificação de padrões melódicos em partituras digitais. Quanto aos objetivos, classifica-se como exploratória, uma vez que busca investigar a viabilidade de uma abordagem baseada em representações estruturais da melodia. Em relação aos procedimentos, trata-se de uma pesquisa experimental, envolvendo a implementação e avaliação de um algoritmo de análise musical.</w:t>
-      </w:r>
-    </w:p>
-    <w:p>
-      <w:pPr>
-        <w:pStyle w:val="TE-Normal"/>
-      </w:pPr>
-      <w:r>
-        <w:t>O desenvolvimento do trabalho será realizado a partir da seleção de um corpus composto por partituras digitais em formato MusicXML. Essas partituras serão utilizadas em versões simplificadas, contendo a linha melódica principal. Em seguida, será realizada a extração das sequências de notas, registrando informações relevantes como altura, posição sequencial e compasso de ocorrência.</w:t>
-      </w:r>
-    </w:p>
-    <w:p>
-      <w:pPr>
-        <w:pStyle w:val="TE-Normal"/>
-      </w:pPr>
-      <w:r>
-        <w:t>As sequências extraídas serão convertidas em duas representações estruturais. A primeira será baseada em intervalos melódicos relativos entre notas consecutivas, permitindo a identificação de padrões que mantenham a mesma estrutura intervalar. A segunda será baseada em contorno melódico, considerando apenas a direção do movimento entre as notas, como subida, descida ou repetição.</w:t>
-      </w:r>
-    </w:p>
-    <w:p>
-      <w:pPr>
-        <w:pStyle w:val="TE-Normal"/>
-      </w:pPr>
-      <w:r>
-        <w:t>A detecção de padrões será realizada por meio da comparação de subsequências geradas a partir de janelas deslizantes. As recorrências identificadas serão registradas com informações sobre a sequência correspondente, o tipo de representação utilizada, a quantidade de ocorrências e sua localização aproximada nas partituras.</w:t>
+        <w:t>subsequências geradas a partir de janelas deslizantes. As recorrências identificadas serão registradas com informações sobre a sequência correspondente, o tipo de representação utilizada, a quantidade de ocorrências e sua localização aproximada nas partituras.</w:t>
       </w:r>
     </w:p>
     <w:p>
@@ -3153,7 +3178,6 @@
         <w:pStyle w:val="TE-Normal"/>
       </w:pPr>
       <w:r>
-        <w:lastRenderedPageBreak/>
         <w:t>O protótipo será desenvolvido utilizando a linguagem Python, com apoio de bibliotecas voltadas à manipulação de dados musicais simbólicos, como a music21. Os experimentos serão conduzidos em ambiente controlado, visando permitir a organização e a reprodução das etapas realizadas.</w:t>
       </w:r>
     </w:p>
@@ -3690,11 +3714,11 @@
       <w:pPr>
         <w:pStyle w:val="T2-TituloSecundario"/>
       </w:pPr>
-      <w:bookmarkStart w:id="30" w:name="_Toc230252526"/>
+      <w:bookmarkStart w:id="31" w:name="_Toc230252526"/>
       <w:r>
         <w:t>Padrões Melódicos</w:t>
       </w:r>
-      <w:bookmarkEnd w:id="30"/>
+      <w:bookmarkEnd w:id="31"/>
     </w:p>
     <w:p>
       <w:pPr>
@@ -3714,13 +3738,25 @@
     </w:p>
     <w:p>
       <w:pPr>
+        <w:pStyle w:val="TE-Normal"/>
+      </w:pPr>
+      <w:r>
+        <w:t xml:space="preserve">Do ponto de vista da análise computacional, a noção de padrão musical exige a definição de critérios de representação e comparação. Uma repetição pode ser identificada de forma literal, quando a mesma sequência de notas ocorre novamente, ou de forma estrutural, quando são preservadas relações internas entre os eventos musicais. Assim, duas melodias transpostas podem não compartilhar as mesmas alturas absolutas, mas ainda apresentar a mesma estrutura intervalar. Da mesma forma, trechos com intervalos diferentes podem preservar um contorno semelhante, mantendo a direção geral do movimento melódico. Essa distinção fundamenta a utilização, neste trabalho, </w:t>
+      </w:r>
+      <w:r>
+        <w:lastRenderedPageBreak/>
+        <w:t>de duas formas complementares de representação: intervalos melódicos e contorno melódico.</w:t>
+      </w:r>
+    </w:p>
+    <w:p>
+      <w:pPr>
         <w:pStyle w:val="T3-TituloTerciario"/>
       </w:pPr>
-      <w:bookmarkStart w:id="31" w:name="_Toc230252527"/>
+      <w:bookmarkStart w:id="32" w:name="_Toc230252527"/>
       <w:r>
         <w:t>Definição de padrões musicais</w:t>
       </w:r>
-      <w:bookmarkEnd w:id="31"/>
+      <w:bookmarkEnd w:id="32"/>
     </w:p>
     <w:p>
       <w:pPr>
@@ -3735,11 +3771,7 @@
         <w:pStyle w:val="TE-Normal"/>
       </w:pPr>
       <w:r>
-        <w:t xml:space="preserve">Nesse sentido, torna-se relevante utilizar representações que capturem a estrutura interna da melodia, permitindo a identificação de padrões independentemente </w:t>
-      </w:r>
-      <w:r>
-        <w:lastRenderedPageBreak/>
-        <w:t>de sua tonalidade ou posição na escala. Essa abordagem é especialmente útil em sistemas automatizados de análise musical.</w:t>
+        <w:t>Nesse sentido, torna-se relevante utilizar representações que capturem a estrutura interna da melodia, permitindo a identificação de padrões independentemente de sua tonalidade ou posição na escala. Essa abordagem é especialmente útil em sistemas automatizados de análise musical.</w:t>
       </w:r>
       <w:r>
         <w:t xml:space="preserve"> </w:t>
@@ -3867,8 +3899,8 @@
                                 <w:szCs w:val="24"/>
                               </w:rPr>
                             </w:pPr>
-                            <w:bookmarkStart w:id="32" w:name="_Toc230251476"/>
-                            <w:bookmarkStart w:id="33" w:name="_Toc230252030"/>
+                            <w:bookmarkStart w:id="33" w:name="_Toc230251476"/>
+                            <w:bookmarkStart w:id="34" w:name="_Toc230252030"/>
                             <w:r>
                               <w:rPr>
                                 <w:b/>
@@ -3976,8 +4008,8 @@
                               </w:rPr>
                               <w:t>Exemplo de padrão melódico recorrente em partitura, evidenciando a repetição de motivos musicais.</w:t>
                             </w:r>
-                            <w:bookmarkEnd w:id="32"/>
                             <w:bookmarkEnd w:id="33"/>
+                            <w:bookmarkEnd w:id="34"/>
                           </w:p>
                         </w:txbxContent>
                       </wps:txbx>
@@ -4160,18 +4192,30 @@
       <w:pPr>
         <w:pStyle w:val="T2-TituloSecundario"/>
       </w:pPr>
-      <w:bookmarkStart w:id="34" w:name="_Toc230252528"/>
+      <w:bookmarkStart w:id="37" w:name="_Toc230252528"/>
       <w:r>
         <w:t>Representação Intervalar</w:t>
       </w:r>
-      <w:bookmarkEnd w:id="34"/>
-    </w:p>
-    <w:p>
-      <w:pPr>
-        <w:pStyle w:val="TE-Normal"/>
-      </w:pPr>
-      <w:r>
-        <w:t>A representação intervalar consiste em descrever uma sequência melódica a partir das relações entre notas consecutivas, em vez de suas alturas absolutas. Essa abordagem permite identificar padrões estruturais que permanecem invariantes sob transposição, tornando-a especialmente útil para a análise comparativa de melodias (MEREDITH, 2016).</w:t>
+      <w:bookmarkEnd w:id="37"/>
+    </w:p>
+    <w:p>
+      <w:pPr>
+        <w:pStyle w:val="TE-Normal"/>
+      </w:pPr>
+      <w:r>
+        <w:t xml:space="preserve">A representação intervalar consiste em descrever uma sequência melódica a partir das relações entre notas consecutivas, em vez de suas alturas absolutas. Essa </w:t>
+      </w:r>
+      <w:r>
+        <w:lastRenderedPageBreak/>
+        <w:t>abordagem permite identificar padrões estruturais que permanecem invariantes sob transposição, tornando-a especialmente útil para a análise comparativa de melodias (MEREDITH, 2016).</w:t>
+      </w:r>
+    </w:p>
+    <w:p>
+      <w:pPr>
+        <w:pStyle w:val="TE-Normal"/>
+      </w:pPr>
+      <w:r>
+        <w:t>A utilização de intervalos relativos é especialmente relevante em tarefas de identificação de padrões porque reduz a dependência das alturas absolutas. Em uma melodia transposta, as notas específicas são alteradas, mas as relações entre notas consecutivas podem permanecer equivalentes. Dessa forma, a representação intervalar permite que o sistema reconheça semelhanças estruturais mesmo quando o padrão aparece em outra região da tessitura ou em outra tonalidade. Essa característica torna a abordagem adequada para a análise de recorrências melódicas em partituras digitais.</w:t>
       </w:r>
     </w:p>
     <w:p>
@@ -4198,7 +4242,7 @@
           <w:iCs w:val="0"/>
         </w:rPr>
       </w:pPr>
-      <w:bookmarkStart w:id="35" w:name="_Toc230252157"/>
+      <w:bookmarkStart w:id="38" w:name="_Toc230252157"/>
       <w:r>
         <w:rPr>
           <w:b/>
@@ -4209,7 +4253,6 @@
           <w:sz w:val="22"/>
           <w:szCs w:val="22"/>
         </w:rPr>
-        <w:lastRenderedPageBreak/>
         <w:t xml:space="preserve">TABELA </w:t>
       </w:r>
       <w:r>
@@ -4286,7 +4329,7 @@
       <w:r>
         <w:t>.</w:t>
       </w:r>
-      <w:bookmarkEnd w:id="35"/>
+      <w:bookmarkEnd w:id="38"/>
     </w:p>
     <w:tbl>
       <w:tblPr>
@@ -4793,11 +4836,11 @@
       <w:pPr>
         <w:pStyle w:val="T3-TituloTerciario"/>
       </w:pPr>
-      <w:bookmarkStart w:id="36" w:name="_Toc230252529"/>
+      <w:bookmarkStart w:id="39" w:name="_Toc230252529"/>
       <w:r>
         <w:t>Intervalos melódicos</w:t>
       </w:r>
-      <w:bookmarkEnd w:id="36"/>
+      <w:bookmarkEnd w:id="39"/>
     </w:p>
     <w:p>
       <w:pPr>
@@ -4819,11 +4862,12 @@
       <w:pPr>
         <w:pStyle w:val="T2-TituloSecundario"/>
       </w:pPr>
-      <w:bookmarkStart w:id="37" w:name="_Toc230252530"/>
-      <w:r>
+      <w:bookmarkStart w:id="40" w:name="_Toc230252530"/>
+      <w:r>
+        <w:lastRenderedPageBreak/>
         <w:t>Contorno Melódico</w:t>
       </w:r>
-      <w:bookmarkEnd w:id="37"/>
+      <w:bookmarkEnd w:id="40"/>
     </w:p>
     <w:p>
       <w:pPr>
@@ -4831,6 +4875,14 @@
       </w:pPr>
       <w:r>
         <w:t>O contorno melódico refere-se à forma geral de uma melodia, considerando apenas a direção do movimento entre notas, sem levar em conta a magnitude exata dos intervalos. Essa abordagem permite representar a melodia de forma mais abstrata, destacando seu “desenho” ao longo do tempo (HURON, 2006).</w:t>
+      </w:r>
+    </w:p>
+    <w:p>
+      <w:pPr>
+        <w:pStyle w:val="TE-Normal"/>
+      </w:pPr>
+      <w:r>
+        <w:t>A representação por contorno melódico adota um nível maior de abstração em relação à representação intervalar. Enquanto os intervalos preservam a magnitude exata do movimento entre duas notas, o contorno considera apenas sua direção. Essa simplificação pode ser útil para identificar semelhanças mais gerais entre trechos melódicos, especialmente quando duas sequências apresentam movimentos parecidos, mas não os mesmos intervalos. Assim, o contorno melódico permite observar padrões que poderiam não ser detectados por uma comparação intervalar estrita.</w:t>
       </w:r>
     </w:p>
     <w:p>
@@ -4865,38 +4917,38 @@
       <w:pPr>
         <w:pStyle w:val="T3-TituloTerciario"/>
       </w:pPr>
-      <w:bookmarkStart w:id="38" w:name="_Toc230252531"/>
+      <w:bookmarkStart w:id="41" w:name="_Toc230252531"/>
       <w:r>
         <w:t>Representação direcional</w:t>
       </w:r>
-      <w:bookmarkEnd w:id="38"/>
-    </w:p>
-    <w:p>
-      <w:pPr>
-        <w:pStyle w:val="TE-Normal"/>
-      </w:pPr>
+      <w:bookmarkEnd w:id="41"/>
+    </w:p>
+    <w:p>
+      <w:pPr>
+        <w:pStyle w:val="TE-Normal"/>
+      </w:pPr>
+      <w:r>
+        <w:t>A representação direcional do contorno melódico pode ser realizada por meio de símbolos que indicam a direção do movimento entre notas, como ascendente, descendente ou repetido.</w:t>
+      </w:r>
+    </w:p>
+    <w:p>
+      <w:pPr>
+        <w:pStyle w:val="TE-Normal"/>
+      </w:pPr>
+      <w:r>
+        <w:t>Essa simplificação permite identificar padrões estruturais mesmo quando os intervalos exatos diferem, tornando a abordagem complementar à representação intervalar. Em sistemas computacionais, a combinação dessas duas representações pode aumentar a robustez na detecção de padrões melódicos.</w:t>
+      </w:r>
+    </w:p>
+    <w:p>
+      <w:pPr>
+        <w:pStyle w:val="T2-TituloSecundario"/>
+      </w:pPr>
+      <w:bookmarkStart w:id="42" w:name="_Toc230252532"/>
       <w:r>
         <w:lastRenderedPageBreak/>
-        <w:t>A representação direcional do contorno melódico pode ser realizada por meio de símbolos que indicam a direção do movimento entre notas, como ascendente, descendente ou repetido.</w:t>
-      </w:r>
-    </w:p>
-    <w:p>
-      <w:pPr>
-        <w:pStyle w:val="TE-Normal"/>
-      </w:pPr>
-      <w:r>
-        <w:t>Essa simplificação permite identificar padrões estruturais mesmo quando os intervalos exatos diferem, tornando a abordagem complementar à representação intervalar. Em sistemas computacionais, a combinação dessas duas representações pode aumentar a robustez na detecção de padrões melódicos.</w:t>
-      </w:r>
-    </w:p>
-    <w:p>
-      <w:pPr>
-        <w:pStyle w:val="T2-TituloSecundario"/>
-      </w:pPr>
-      <w:bookmarkStart w:id="39" w:name="_Toc230252532"/>
-      <w:r>
         <w:t>Trabalhos Relacionados</w:t>
       </w:r>
-      <w:bookmarkEnd w:id="39"/>
+      <w:bookmarkEnd w:id="42"/>
     </w:p>
     <w:p>
       <w:pPr>
@@ -4927,19 +4979,19 @@
         <w:pStyle w:val="TE-Normal"/>
       </w:pPr>
       <w:r>
-        <w:t xml:space="preserve">No campo específico da descoberta de padrões musicais, Meredith (2016) </w:t>
+        <w:t>No campo específico da descoberta de padrões musicais, Meredith (2016) discute métodos computacionais voltados à identificação de recorrências estruturais em obras musicais. Suas contribuições são relevantes por demonstrar que padrões musicais podem ser investigados por meio de representações abstratas e procedimentos de comparação entre sequências. Embora muitos métodos apresentados na literatura utilizem algoritmos mais complexos, a noção de recorrência estrutural serve de base para a proposta deste trabalho.</w:t>
+      </w:r>
+    </w:p>
+    <w:p>
+      <w:pPr>
+        <w:pStyle w:val="TE-Normal"/>
+      </w:pPr>
+      <w:r>
+        <w:t xml:space="preserve">Além disso, estudos relacionados à percepção e cognição musical, como os de Huron (2006), contribuem para compreender a importância dos padrões na escuta e na organização musical. A recorrência de motivos e movimentos melódicos está associada </w:t>
       </w:r>
       <w:r>
         <w:lastRenderedPageBreak/>
-        <w:t>discute métodos computacionais voltados à identificação de recorrências estruturais em obras musicais. Suas contribuições são relevantes por demonstrar que padrões musicais podem ser investigados por meio de representações abstratas e procedimentos de comparação entre sequências. Embora muitos métodos apresentados na literatura utilizem algoritmos mais complexos, a noção de recorrência estrutural serve de base para a proposta deste trabalho.</w:t>
-      </w:r>
-    </w:p>
-    <w:p>
-      <w:pPr>
-        <w:pStyle w:val="TE-Normal"/>
-      </w:pPr>
-      <w:r>
-        <w:t>Além disso, estudos relacionados à percepção e cognição musical, como os de Huron (2006), contribuem para compreender a importância dos padrões na escuta e na organização musical. A recorrência de motivos e movimentos melódicos está associada à construção de expectativa, coerência e reconhecimento musical. Dessa forma, a identificação de padrões melódicos não possui apenas relevância técnica, mas também musical e perceptiva.</w:t>
+        <w:t>à construção de expectativa, coerência e reconhecimento musical. Dessa forma, a identificação de padrões melódicos não possui apenas relevância técnica, mas também musical e perceptiva.</w:t>
       </w:r>
     </w:p>
     <w:p>
@@ -4965,22 +5017,22 @@
       <w:pPr>
         <w:pStyle w:val="T1-TituloPrimario"/>
       </w:pPr>
-      <w:bookmarkStart w:id="40" w:name="_Toc230252533"/>
+      <w:bookmarkStart w:id="43" w:name="_Toc230252533"/>
       <w:r>
         <w:lastRenderedPageBreak/>
         <w:t>PROCEDIMENTOS METODOLÓGICOS</w:t>
       </w:r>
-      <w:bookmarkEnd w:id="40"/>
+      <w:bookmarkEnd w:id="43"/>
     </w:p>
     <w:p>
       <w:pPr>
         <w:pStyle w:val="T2-TituloSecundario"/>
       </w:pPr>
-      <w:bookmarkStart w:id="41" w:name="_Toc230252534"/>
+      <w:bookmarkStart w:id="44" w:name="_Toc230252534"/>
       <w:r>
         <w:t>Caracterização da pesquisa</w:t>
       </w:r>
-      <w:bookmarkEnd w:id="41"/>
+      <w:bookmarkEnd w:id="44"/>
     </w:p>
     <w:p>
       <w:pPr>
@@ -4994,11 +5046,11 @@
       <w:pPr>
         <w:pStyle w:val="T2-TituloSecundario"/>
       </w:pPr>
-      <w:bookmarkStart w:id="42" w:name="_Toc230252535"/>
+      <w:bookmarkStart w:id="45" w:name="_Toc230252535"/>
       <w:r>
         <w:t>Corpus de análise</w:t>
       </w:r>
-      <w:bookmarkEnd w:id="42"/>
+      <w:bookmarkEnd w:id="45"/>
     </w:p>
     <w:p>
       <w:pPr>
@@ -5060,7 +5112,7 @@
           <w:szCs w:val="22"/>
         </w:rPr>
       </w:pPr>
-      <w:bookmarkStart w:id="43" w:name="_Toc230252336"/>
+      <w:bookmarkStart w:id="46" w:name="_Toc230252336"/>
       <w:r>
         <w:rPr>
           <w:b/>
@@ -5144,7 +5196,7 @@
         </w:rPr>
         <w:t xml:space="preserve"> - Corpus de partituras utilizado na análise</w:t>
       </w:r>
-      <w:bookmarkEnd w:id="43"/>
+      <w:bookmarkEnd w:id="46"/>
     </w:p>
     <w:tbl>
       <w:tblPr>
@@ -5871,11 +5923,11 @@
       <w:pPr>
         <w:pStyle w:val="T2-TituloSecundario"/>
       </w:pPr>
-      <w:bookmarkStart w:id="44" w:name="_Toc230252536"/>
+      <w:bookmarkStart w:id="47" w:name="_Toc230252536"/>
       <w:r>
         <w:t>Extração da melodia</w:t>
       </w:r>
-      <w:bookmarkEnd w:id="44"/>
+      <w:bookmarkEnd w:id="47"/>
     </w:p>
     <w:p>
       <w:pPr>
@@ -5915,32 +5967,40 @@
     </w:p>
     <w:p>
       <w:pPr>
+        <w:pStyle w:val="TE-Normal"/>
+      </w:pPr>
+      <w:r>
+        <w:t>Como resultado dessa etapa, cada partitura será convertida em uma sequência ordenada de eventos melódicos. Cada evento deverá conter, no mínimo, a altura da nota, sua posição sequencial e o compasso em que ocorre. A altura será utilizada para o cálculo dos intervalos; a posição sequencial permitirá preservar a ordem da melodia; e o compasso servirá para localizar posteriormente as ocorrências dos padrões identificados. Dessa forma, a extração da melodia transforma a partitura em uma estrutura de dados adequada para as etapas seguintes de representação e comparação.</w:t>
+      </w:r>
+    </w:p>
+    <w:p>
+      <w:pPr>
         <w:pStyle w:val="T2-TituloSecundario"/>
       </w:pPr>
-      <w:bookmarkStart w:id="45" w:name="_Toc230252537"/>
+      <w:bookmarkStart w:id="48" w:name="_Toc230252537"/>
       <w:r>
         <w:t>Representação por intervalos</w:t>
       </w:r>
-      <w:bookmarkEnd w:id="45"/>
-    </w:p>
-    <w:p>
-      <w:pPr>
-        <w:pStyle w:val="TE-Normal"/>
-      </w:pPr>
-      <w:r>
-        <w:t xml:space="preserve">Após a extração das sequências melódicas, as notas serão convertidas em uma representação baseada em intervalos melódicos relativos. Essa representação consiste em calcular a diferença de altura entre cada par de notas consecutivas, substituindo a sequência de alturas absolutas por uma sequência de relações intervalares. Dessa forma, a análise passa a considerar a estrutura interna da melodia, e não apenas as notas específicas que a compõem. </w:t>
-      </w:r>
-    </w:p>
-    <w:p>
-      <w:pPr>
-        <w:pStyle w:val="TE-Normal"/>
-      </w:pPr>
-      <w:r>
-        <w:t xml:space="preserve">Por exemplo, uma sequência formada pelas notas Dó, Ré, Fá e Mi pode ser representada pelos intervalos +2, +3 e -1, considerando a distância em semitons entre notas sucessivas. Nessa lógica, o sinal positivo indica movimento ascendente, o sinal negativo indica movimento descendente e o valor zero indica repetição da mesma altura. </w:t>
+      <w:bookmarkEnd w:id="48"/>
+    </w:p>
+    <w:p>
+      <w:pPr>
+        <w:pStyle w:val="TE-Normal"/>
+      </w:pPr>
+      <w:r>
+        <w:t xml:space="preserve">Após a extração das sequências melódicas, as notas serão convertidas em uma representação baseada em intervalos melódicos relativos. Essa representação consiste em calcular a diferença de altura entre cada par de notas consecutivas, substituindo a </w:t>
       </w:r>
       <w:r>
         <w:lastRenderedPageBreak/>
-        <w:t>Essa representação permite que o algoritmo compare trechos musicais com base nas relações entre as notas, independentemente da tonalidade original.</w:t>
+        <w:t xml:space="preserve">sequência de alturas absolutas por uma sequência de relações intervalares. Dessa forma, a análise passa a considerar a estrutura interna da melodia, e não apenas as notas específicas que a compõem. </w:t>
+      </w:r>
+    </w:p>
+    <w:p>
+      <w:pPr>
+        <w:pStyle w:val="TE-Normal"/>
+      </w:pPr>
+      <w:r>
+        <w:t>Por exemplo, uma sequência formada pelas notas Dó, Ré, Fá e Mi pode ser representada pelos intervalos +2, +3 e -1, considerando a distância em semitons entre notas sucessivas. Nessa lógica, o sinal positivo indica movimento ascendente, o sinal negativo indica movimento descendente e o valor zero indica repetição da mesma altura. Essa representação permite que o algoritmo compare trechos musicais com base nas relações entre as notas, independentemente da tonalidade original.</w:t>
       </w:r>
     </w:p>
     <w:p>
@@ -5963,11 +6023,11 @@
       <w:pPr>
         <w:pStyle w:val="T2-TituloSecundario"/>
       </w:pPr>
-      <w:bookmarkStart w:id="46" w:name="_Toc230252538"/>
+      <w:bookmarkStart w:id="49" w:name="_Toc230252538"/>
       <w:r>
         <w:t>Representação por contorno</w:t>
       </w:r>
-      <w:bookmarkEnd w:id="46"/>
+      <w:bookmarkEnd w:id="49"/>
     </w:p>
     <w:p>
       <w:pPr>
@@ -5982,6 +6042,7 @@
         <w:pStyle w:val="TE-Normal"/>
       </w:pPr>
       <w:r>
+        <w:lastRenderedPageBreak/>
         <w:t>Para construir essa representação, cada intervalo entre notas consecutivas será convertido em uma categoria direcional. Intervalos ascendentes serão representados como movimento ascendente, intervalos descendentes como movimento descendente e intervalos iguais como repetição. Dessa forma, uma sequência intervalar como +2, +5 e -1 será reduzida a um contorno composto por subida, subida e descida. Embora haja perda de detalhe, a representação resultante permite observar semelhanças mais abstratas entre diferentes trechos melódicos.</w:t>
       </w:r>
     </w:p>
@@ -5993,54 +6054,53 @@
         </w:rPr>
       </w:pPr>
       <w:r>
+        <w:t>A utilização do contorno melódico é relevante porque determinados padrões podem ser percebidos como semelhantes mesmo quando não possuem exatamente os mesmos intervalos. Duas melodias podem apresentar movimentos direcionais equivalentes, ainda que uma utilize intervalos maiores ou menores que a outra. Assim, a análise por contorno permite identificar recorrências estruturais mais gerais, complementando os resultados obtidos pela análise intervalar.</w:t>
+      </w:r>
+    </w:p>
+    <w:p>
+      <w:pPr>
+        <w:pStyle w:val="TE-Normal"/>
+      </w:pPr>
+      <w:r>
+        <w:t>Neste trabalho, a representação por contorno será aplicada de forma complementar à representação intervalar. Enquanto a análise intervalar permitirá identificar padrões mais precisos, a análise de contorno possibilitará detectar recorrências mais flexíveis, baseadas na forma geral do movimento melódico. A comparação entre essas duas abordagens permitirá observar diferentes níveis de similaridade nas obras analisadas.</w:t>
+      </w:r>
+    </w:p>
+    <w:p>
+      <w:pPr>
+        <w:pStyle w:val="T2-TituloSecundario"/>
+      </w:pPr>
+      <w:bookmarkStart w:id="50" w:name="_Toc230252539"/>
+      <w:r>
+        <w:t>Detecção de padrões</w:t>
+      </w:r>
+      <w:bookmarkEnd w:id="50"/>
+    </w:p>
+    <w:p>
+      <w:pPr>
+        <w:pStyle w:val="TE-Normal"/>
+      </w:pPr>
+      <w:r>
+        <w:t>A detecção de padrões será realizada por meio da análise de subsequências extraídas das representações intervalares e de contorno melódico. Para isso, será adotada uma abordagem baseada em janelas deslizantes, na qual segmentos de tamanho fixo percorrem sequencialmente a melodia analisada. Cada janela corresponde a um trecho curto da sequência musical e será tratada como um candidato a padrão.</w:t>
+      </w:r>
+    </w:p>
+    <w:p>
+      <w:pPr>
+        <w:pStyle w:val="TE-Normal"/>
+      </w:pPr>
+      <w:r>
+        <w:t xml:space="preserve">Inicialmente, serão utilizadas janelas contendo entre três e cinco elementos. Essa escolha se justifica pelo fato de que segmentos curtos tendem a se aproximar da ideia de motivos melódicos, permitindo identificar recorrências locais sem exigir a </w:t>
+      </w:r>
+      <w:r>
         <w:lastRenderedPageBreak/>
-        <w:t>A utilização do contorno melódico é relevante porque determinados padrões podem ser percebidos como semelhantes mesmo quando não possuem exatamente os mesmos intervalos. Duas melodias podem apresentar movimentos direcionais equivalentes, ainda que uma utilize intervalos maiores ou menores que a outra. Assim, a análise por contorno permite identificar recorrências estruturais mais gerais, complementando os resultados obtidos pela análise intervalar.</w:t>
-      </w:r>
-    </w:p>
-    <w:p>
-      <w:pPr>
-        <w:pStyle w:val="TE-Normal"/>
-      </w:pPr>
-      <w:r>
-        <w:t>Neste trabalho, a representação por contorno será aplicada de forma complementar à representação intervalar. Enquanto a análise intervalar permitirá identificar padrões mais precisos, a análise de contorno possibilitará detectar recorrências mais flexíveis, baseadas na forma geral do movimento melódico. A comparação entre essas duas abordagens permitirá observar diferentes níveis de similaridade nas obras analisadas.</w:t>
-      </w:r>
-    </w:p>
-    <w:p>
-      <w:pPr>
-        <w:pStyle w:val="T2-TituloSecundario"/>
-      </w:pPr>
-      <w:bookmarkStart w:id="47" w:name="_Toc230252539"/>
-      <w:r>
-        <w:t>Detecção de padrões</w:t>
-      </w:r>
-      <w:bookmarkEnd w:id="47"/>
-    </w:p>
-    <w:p>
-      <w:pPr>
-        <w:pStyle w:val="TE-Normal"/>
-      </w:pPr>
-      <w:r>
-        <w:t>A detecção de padrões será realizada por meio da análise de subsequências extraídas das representações intervalares e de contorno melódico. Para isso, será adotada uma abordagem baseada em janelas deslizantes, na qual segmentos de tamanho fixo percorrem sequencialmente a melodia analisada. Cada janela corresponde a um trecho curto da sequência musical e será tratada como um candidato a padrão.</w:t>
-      </w:r>
-    </w:p>
-    <w:p>
-      <w:pPr>
-        <w:pStyle w:val="TE-Normal"/>
-      </w:pPr>
-      <w:r>
-        <w:t>Inicialmente, serão utilizadas janelas contendo entre três e cinco elementos. Essa escolha se justifica pelo fato de que segmentos curtos tendem a se aproximar da ideia de motivos melódicos, permitindo identificar recorrências locais sem exigir a comparação de frases musicais extensas. Além disso, o uso de diferentes tamanhos de janela possibilita observar padrões em níveis distintos de granularidade, desde pequenas células melódicas até estruturas um pouco mais amplas.</w:t>
-      </w:r>
-    </w:p>
-    <w:p>
-      <w:pPr>
-        <w:pStyle w:val="TE-Normal"/>
-      </w:pPr>
-      <w:r>
-        <w:t xml:space="preserve">Para cada obra do corpus, o algoritmo percorrerá a sequência de intervalos e a sequência de contorno, gerando todas as subsequências possíveis de acordo com os tamanhos de janela definidos. Em seguida, essas subsequências serão comparadas entre si, a fim de identificar aquelas que ocorrem mais de uma vez na mesma composição. As </w:t>
-      </w:r>
-      <w:r>
-        <w:lastRenderedPageBreak/>
-        <w:t>subsequências recorrentes serão registradas como padrões candidatos, acompanhadas de informações como tipo de representação utilizada, quantidade de ocorrências e localização aproximada na partitura.</w:t>
+        <w:t>comparação de frases musicais extensas. Além disso, o uso de diferentes tamanhos de janela possibilita observar padrões em níveis distintos de granularidade, desde pequenas células melódicas até estruturas um pouco mais amplas.</w:t>
+      </w:r>
+    </w:p>
+    <w:p>
+      <w:pPr>
+        <w:pStyle w:val="TE-Normal"/>
+      </w:pPr>
+      <w:r>
+        <w:t>Para cada obra do corpus, o algoritmo percorrerá a sequência de intervalos e a sequência de contorno, gerando todas as subsequências possíveis de acordo com os tamanhos de janela definidos. Em seguida, essas subsequências serão comparadas entre si, a fim de identificar aquelas que ocorrem mais de uma vez na mesma composição. As subsequências recorrentes serão registradas como padrões candidatos, acompanhadas de informações como tipo de representação utilizada, quantidade de ocorrências e localização aproximada na partitura.</w:t>
       </w:r>
     </w:p>
     <w:p>
@@ -6067,30 +6127,30 @@
       <w:pPr>
         <w:pStyle w:val="T2-TituloSecundario"/>
       </w:pPr>
-      <w:bookmarkStart w:id="48" w:name="_Toc230252540"/>
+      <w:bookmarkStart w:id="51" w:name="_Toc230252540"/>
       <w:r>
         <w:t>Análise dos resultados</w:t>
       </w:r>
-      <w:bookmarkEnd w:id="48"/>
-    </w:p>
-    <w:p>
-      <w:pPr>
-        <w:pStyle w:val="TE-Normal"/>
-      </w:pPr>
-      <w:r>
-        <w:t>Os resultados obtidos pelo protótipo serão analisados de forma qualitativa, com o objetivo de verificar a coerência das recorrências identificadas automaticamente. A avaliação não terá como finalidade estabelecer uma medição estatística ampla ou uma validação musicológica definitiva, mas observar se a abordagem proposta é capaz de apontar padrões melódicos relevantes dentro do corpus selecionado.</w:t>
-      </w:r>
-    </w:p>
-    <w:p>
-      <w:pPr>
-        <w:pStyle w:val="TE-Normal"/>
-      </w:pPr>
-      <w:r>
-        <w:t xml:space="preserve">Para cada obra analisada, serão observados os padrões detectados a partir da representação intervalar e da representação por contorno. A análise considerará aspectos como quantidade de padrões encontrados, frequência de ocorrência, localização dos padrões na partitura e relação entre os resultados obtidos pelas duas formas de representação. Também será verificado se os padrões identificados correspondem a </w:t>
+      <w:bookmarkEnd w:id="51"/>
+    </w:p>
+    <w:p>
+      <w:pPr>
+        <w:pStyle w:val="TE-Normal"/>
+      </w:pPr>
+      <w:r>
+        <w:t xml:space="preserve">Os resultados obtidos pelo protótipo serão analisados de forma qualitativa, com o objetivo de verificar a coerência das recorrências identificadas automaticamente. A avaliação não terá como finalidade estabelecer uma medição estatística ampla ou uma </w:t>
       </w:r>
       <w:r>
         <w:lastRenderedPageBreak/>
-        <w:t>trechos que, por inspeção manual, possam ser reconhecidos como recorrências melódicas.</w:t>
+        <w:t>validação musicológica definitiva, mas observar se a abordagem proposta é capaz de apontar padrões melódicos relevantes dentro do corpus selecionado.</w:t>
+      </w:r>
+    </w:p>
+    <w:p>
+      <w:pPr>
+        <w:pStyle w:val="TE-Normal"/>
+      </w:pPr>
+      <w:r>
+        <w:t>Para cada obra analisada, serão observados os padrões detectados a partir da representação intervalar e da representação por contorno. A análise considerará aspectos como quantidade de padrões encontrados, frequência de ocorrência, localização dos padrões na partitura e relação entre os resultados obtidos pelas duas formas de representação. Também será verificado se os padrões identificados correspondem a trechos que, por inspeção manual, possam ser reconhecidos como recorrências melódicas.</w:t>
       </w:r>
     </w:p>
     <w:p>
@@ -6124,17 +6184,18 @@
       <w:pPr>
         <w:pStyle w:val="T2-TituloSecundario"/>
       </w:pPr>
-      <w:bookmarkStart w:id="49" w:name="_Toc230252541"/>
+      <w:bookmarkStart w:id="52" w:name="_Toc230252541"/>
       <w:r>
         <w:t>Visão geral do sistema proposto</w:t>
       </w:r>
-      <w:bookmarkEnd w:id="49"/>
-    </w:p>
-    <w:p>
-      <w:pPr>
-        <w:pStyle w:val="TE-Normal"/>
-      </w:pPr>
-      <w:r>
+      <w:bookmarkEnd w:id="52"/>
+    </w:p>
+    <w:p>
+      <w:pPr>
+        <w:pStyle w:val="TE-Normal"/>
+      </w:pPr>
+      <w:r>
+        <w:lastRenderedPageBreak/>
         <w:t>O sistema proposto consiste em um protótipo computacional voltado à identificação de padrões melódicos recorrentes em partituras digitais no formato MusicXML. O funcionamento do sistema será organizado em etapas sequenciais, iniciando pela entrada dos arquivos musicais e finalizando com a apresentação dos padrões detectados e suas respectivas ocorrências.</w:t>
       </w:r>
     </w:p>
@@ -6143,50 +6204,49 @@
         <w:pStyle w:val="TE-Normal"/>
       </w:pPr>
       <w:r>
-        <w:t xml:space="preserve">Inicialmente, as partituras em MusicXML serão fornecidas como entrada do sistema. Em seguida, será realizada a extração da linha melódica principal, a partir da </w:t>
+        <w:t>Inicialmente, as partituras em MusicXML serão fornecidas como entrada do sistema. Em seguida, será realizada a extração da linha melódica principal, a partir da qual serão obtidas sequências de notas organizadas de acordo com sua ordem de ocorrência na partitura. Essas sequências constituirão a base para as etapas seguintes da análise.</w:t>
+      </w:r>
+    </w:p>
+    <w:p>
+      <w:pPr>
+        <w:pStyle w:val="TE-Normal"/>
+      </w:pPr>
+      <w:r>
+        <w:t>Após a extração das notas, o sistema realizará duas formas de representação da melodia. A primeira será a representação intervalar, baseada na diferença de altura entre notas consecutivas. A segunda será a representação por contorno, baseada apenas na direção do movimento melódico. Essas duas representações permitirão analisar a melodia em diferentes níveis de abstração.</w:t>
+      </w:r>
+    </w:p>
+    <w:p>
+      <w:pPr>
+        <w:pStyle w:val="TE-Normal"/>
+      </w:pPr>
+      <w:r>
+        <w:t>Na sequência, será aplicado o processo de detecção de padrões por janelas deslizantes. O algoritmo percorrerá as sequências geradas e identificará subsequências recorrentes, registrando sua quantidade de ocorrências e sua localização aproximada nas partituras. Esse procedimento será aplicado separadamente às representações intervalares e de contorno, permitindo comparar os padrões detectados em cada abordagem.</w:t>
+      </w:r>
+    </w:p>
+    <w:p>
+      <w:pPr>
+        <w:pStyle w:val="TE-Normal"/>
+      </w:pPr>
+      <w:r>
+        <w:t>Como saída, o sistema deverá apresentar uma relação dos padrões identificados, indicando o tipo de representação utilizada, a sequência correspondente, o número de ocorrências e os compassos em que cada padrão aparece. Essas informações serão posteriormente analisadas de forma qualitativa, com o objetivo de verificar a coerência dos resultados e a viabilidade da abordagem proposta.</w:t>
+      </w:r>
+    </w:p>
+    <w:p>
+      <w:pPr>
+        <w:pStyle w:val="TE-Normal"/>
+      </w:pPr>
+      <w:r>
+        <w:t xml:space="preserve">A Figura 3 apresenta a visão geral do fluxo de funcionamento do sistema proposto. O processo inicia com a entrada dos arquivos MusicXML, passa pela extração da linha melódica principal e segue para a conversão da melodia em duas representações: intervalos melódicos e contorno melódico. Em seguida, são aplicadas </w:t>
       </w:r>
       <w:r>
         <w:lastRenderedPageBreak/>
-        <w:t>qual serão obtidas sequências de notas organizadas de acordo com sua ordem de ocorrência na partitura. Essas sequências constituirão a base para as etapas seguintes da análise.</w:t>
-      </w:r>
-    </w:p>
-    <w:p>
-      <w:pPr>
-        <w:pStyle w:val="TE-Normal"/>
-      </w:pPr>
-      <w:r>
-        <w:t>Após a extração das notas, o sistema realizará duas formas de representação da melodia. A primeira será a representação intervalar, baseada na diferença de altura entre notas consecutivas. A segunda será a representação por contorno, baseada apenas na direção do movimento melódico. Essas duas representações permitirão analisar a melodia em diferentes níveis de abstração.</w:t>
-      </w:r>
-    </w:p>
-    <w:p>
-      <w:pPr>
-        <w:pStyle w:val="TE-Normal"/>
-      </w:pPr>
-      <w:r>
-        <w:t>Na sequência, será aplicado o processo de detecção de padrões por janelas deslizantes. O algoritmo percorrerá as sequências geradas e identificará subsequências recorrentes, registrando sua quantidade de ocorrências e sua localização aproximada nas partituras. Esse procedimento será aplicado separadamente às representações intervalares e de contorno, permitindo comparar os padrões detectados em cada abordagem.</w:t>
-      </w:r>
-    </w:p>
-    <w:p>
-      <w:pPr>
-        <w:pStyle w:val="TE-Normal"/>
-      </w:pPr>
-      <w:r>
-        <w:t>Como saída, o sistema deverá apresentar uma relação dos padrões identificados, indicando o tipo de representação utilizada, a sequência correspondente, o número de ocorrências e os compassos em que cada padrão aparece. Essas informações serão posteriormente analisadas de forma qualitativa, com o objetivo de verificar a coerência dos resultados e a viabilidade da abordagem proposta.</w:t>
-      </w:r>
-    </w:p>
-    <w:p>
-      <w:pPr>
-        <w:pStyle w:val="TE-Normal"/>
-      </w:pPr>
-      <w:r>
-        <w:t>Esse fluxo pode ser representado pelas seguintes etapas: entrada dos arquivos MusicXML, extração da melodia, conversão para representações estruturais, aplicação de janelas deslizantes, comparação de subsequências, identificação de padrões recorrentes e análise dos resultados obtidos. Essa organização modular facilita a compreensão do funcionamento do protótipo e permite que cada etapa seja avaliada separadamente durante o desenvolvimento do trabalho.</w:t>
-      </w:r>
-      <w:r>
-        <w:t xml:space="preserve"> </w:t>
-      </w:r>
-      <w:r>
-        <w:t>A Figura 3 apresenta uma visão geral do fluxo de funcionamento do sistema proposto, desde a entrada dos arquivos MusicXML até a análise qualitativa dos padrões identificados.</w:t>
-      </w:r>
+        <w:t>janelas deslizantes para gerar subsequências candidatas a padrão. Essas subsequências são comparadas entre si, e aquelas que apresentam recorrência são registradas com suas respectivas ocorrências e localizações aproximadas. Por fim, os resultados são analisados qualitativamente, a fim de verificar se os padrões identificados possuem coerência musical dentro do corpus analisado.</w:t>
+      </w:r>
+    </w:p>
+    <w:p>
+      <w:pPr>
+        <w:pStyle w:val="TE-Normal"/>
+      </w:pPr>
     </w:p>
     <w:p>
       <w:pPr>
@@ -6203,7 +6263,7 @@
           <w:szCs w:val="22"/>
         </w:rPr>
       </w:pPr>
-      <w:bookmarkStart w:id="50" w:name="_Toc230251477"/>
+      <w:bookmarkStart w:id="53" w:name="_Toc230251477"/>
       <w:r>
         <w:rPr>
           <w:b/>
@@ -6214,7 +6274,6 @@
           <w:sz w:val="22"/>
           <w:szCs w:val="22"/>
         </w:rPr>
-        <w:lastRenderedPageBreak/>
         <w:t xml:space="preserve">FIGURA </w:t>
       </w:r>
       <w:r>
@@ -6301,7 +6360,7 @@
         <w:t>- Fluxo geral do sistema proposto</w:t>
       </w:r>
       <w:bookmarkEnd w:id="6"/>
-      <w:bookmarkEnd w:id="50"/>
+      <w:bookmarkEnd w:id="53"/>
     </w:p>
     <w:p>
       <w:pPr>
@@ -6401,12 +6460,12 @@
       <w:pPr>
         <w:pStyle w:val="T1-TituloPrimario"/>
       </w:pPr>
-      <w:bookmarkStart w:id="51" w:name="_Toc230252542"/>
+      <w:bookmarkStart w:id="54" w:name="_Toc230252542"/>
       <w:r>
         <w:lastRenderedPageBreak/>
         <w:t>CRONOGRAMA</w:t>
       </w:r>
-      <w:bookmarkEnd w:id="51"/>
+      <w:bookmarkEnd w:id="54"/>
     </w:p>
     <w:p>
       <w:pPr>
@@ -6434,7 +6493,7 @@
           <w:szCs w:val="22"/>
         </w:rPr>
       </w:pPr>
-      <w:bookmarkStart w:id="52" w:name="_Toc230252337"/>
+      <w:bookmarkStart w:id="55" w:name="_Toc230252337"/>
       <w:r>
         <w:rPr>
           <w:i w:val="0"/>
@@ -6506,7 +6565,7 @@
         </w:rPr>
         <w:t xml:space="preserve"> - Cronograma previsto para o TCC I</w:t>
       </w:r>
-      <w:bookmarkEnd w:id="52"/>
+      <w:bookmarkEnd w:id="55"/>
     </w:p>
     <w:tbl>
       <w:tblPr>
@@ -7591,7 +7650,7 @@
           <w:szCs w:val="22"/>
         </w:rPr>
       </w:pPr>
-      <w:bookmarkStart w:id="53" w:name="_Toc230252338"/>
+      <w:bookmarkStart w:id="56" w:name="_Toc230252338"/>
       <w:r>
         <w:rPr>
           <w:i w:val="0"/>
@@ -7636,6 +7695,7 @@
         <w:rPr>
           <w:i w:val="0"/>
           <w:iCs w:val="0"/>
+          <w:noProof/>
           <w:color w:val="auto"/>
           <w:sz w:val="22"/>
           <w:szCs w:val="22"/>
@@ -7662,7 +7722,7 @@
         </w:rPr>
         <w:t xml:space="preserve"> - Cronograma previsto para o TCC II</w:t>
       </w:r>
-      <w:bookmarkEnd w:id="53"/>
+      <w:bookmarkEnd w:id="56"/>
     </w:p>
     <w:tbl>
       <w:tblPr>
@@ -8559,20 +8619,20 @@
       <w:pPr>
         <w:pStyle w:val="TP-TituloCentralizadoPos"/>
       </w:pPr>
-      <w:bookmarkStart w:id="54" w:name="_Toc527721628"/>
-      <w:bookmarkStart w:id="55" w:name="_Toc527793681"/>
-      <w:bookmarkStart w:id="56" w:name="_Toc527795414"/>
-      <w:bookmarkStart w:id="57" w:name="_Toc527798510"/>
-      <w:bookmarkStart w:id="58" w:name="_Toc230252543"/>
+      <w:bookmarkStart w:id="57" w:name="_Toc527721628"/>
+      <w:bookmarkStart w:id="58" w:name="_Toc527793681"/>
+      <w:bookmarkStart w:id="59" w:name="_Toc527795414"/>
+      <w:bookmarkStart w:id="60" w:name="_Toc527798510"/>
+      <w:bookmarkStart w:id="61" w:name="_Toc230252543"/>
       <w:r>
         <w:lastRenderedPageBreak/>
         <w:t>Referências</w:t>
       </w:r>
-      <w:bookmarkEnd w:id="54"/>
-      <w:bookmarkEnd w:id="55"/>
-      <w:bookmarkEnd w:id="56"/>
       <w:bookmarkEnd w:id="57"/>
       <w:bookmarkEnd w:id="58"/>
+      <w:bookmarkEnd w:id="59"/>
+      <w:bookmarkEnd w:id="60"/>
+      <w:bookmarkEnd w:id="61"/>
       <w:r>
         <w:t xml:space="preserve"> </w:t>
       </w:r>

--- a/docs/Rascunho TCC.docx
+++ b/docs/Rascunho TCC.docx
@@ -465,7 +465,6 @@
         <w:pStyle w:val="TC-TituloCentralizado"/>
         <w:rPr>
           <w:noProof/>
-          <w:szCs w:val="26"/>
         </w:rPr>
       </w:pPr>
       <w:bookmarkStart w:id="0" w:name="_Toc527721610"/>
@@ -473,7 +472,7 @@
       <w:bookmarkStart w:id="2" w:name="_Toc527795382"/>
       <w:bookmarkStart w:id="3" w:name="_Toc527798492"/>
       <w:bookmarkStart w:id="4" w:name="_Toc159362151"/>
-      <w:bookmarkStart w:id="5" w:name="_Toc230252509"/>
+      <w:bookmarkStart w:id="5" w:name="_Toc230257759"/>
       <w:r>
         <w:lastRenderedPageBreak/>
         <w:t>Lista de</w:t>
@@ -521,7 +520,7 @@
           <w14:ligatures w14:val="standardContextual"/>
         </w:rPr>
       </w:pPr>
-      <w:hyperlink w:anchor="_Toc230251475" w:history="1">
+      <w:hyperlink w:anchor="_Toc230257654" w:history="1">
         <w:r>
           <w:rPr>
             <w:rStyle w:val="Hyperlink"/>
@@ -567,107 +566,7 @@
             <w:sz w:val="26"/>
             <w:szCs w:val="26"/>
           </w:rPr>
-          <w:instrText xml:space="preserve"> PAGEREF _Toc230251475 \h </w:instrText>
-        </w:r>
-        <w:r>
-          <w:rPr>
-            <w:noProof/>
-            <w:webHidden/>
-            <w:sz w:val="26"/>
-            <w:szCs w:val="26"/>
-          </w:rPr>
-        </w:r>
-        <w:r>
-          <w:rPr>
-            <w:noProof/>
-            <w:webHidden/>
-            <w:sz w:val="26"/>
-            <w:szCs w:val="26"/>
-          </w:rPr>
-          <w:fldChar w:fldCharType="separate"/>
-        </w:r>
-        <w:r>
-          <w:rPr>
-            <w:noProof/>
-            <w:webHidden/>
-            <w:sz w:val="26"/>
-            <w:szCs w:val="26"/>
-          </w:rPr>
-          <w:t>iv</w:t>
-        </w:r>
-        <w:r>
-          <w:rPr>
-            <w:noProof/>
-            <w:webHidden/>
-            <w:sz w:val="26"/>
-            <w:szCs w:val="26"/>
-          </w:rPr>
-          <w:fldChar w:fldCharType="end"/>
-        </w:r>
-      </w:hyperlink>
-    </w:p>
-    <w:p>
-      <w:pPr>
-        <w:pStyle w:val="ndicedeilustraes"/>
-        <w:tabs>
-          <w:tab w:val="right" w:leader="dot" w:pos="9061"/>
-        </w:tabs>
-        <w:rPr>
-          <w:rFonts w:asciiTheme="minorHAnsi" w:eastAsiaTheme="minorEastAsia" w:hAnsiTheme="minorHAnsi" w:cstheme="minorBidi"/>
-          <w:noProof/>
-          <w:kern w:val="2"/>
-          <w:sz w:val="26"/>
-          <w:szCs w:val="26"/>
-          <w14:ligatures w14:val="standardContextual"/>
-        </w:rPr>
-      </w:pPr>
-      <w:hyperlink w:anchor="_Toc230251476" w:history="1">
-        <w:r>
-          <w:rPr>
-            <w:rStyle w:val="Hyperlink"/>
-            <w:b/>
-            <w:bCs/>
-            <w:noProof/>
-            <w:sz w:val="26"/>
-            <w:szCs w:val="26"/>
-          </w:rPr>
-          <w:t xml:space="preserve">FIGURA 2 - </w:t>
-        </w:r>
-        <w:r>
-          <w:rPr>
-            <w:rStyle w:val="Hyperlink"/>
-            <w:noProof/>
-            <w:sz w:val="26"/>
-            <w:szCs w:val="26"/>
-          </w:rPr>
-          <w:t>Exemplo de padrão melódico recorrente em partitura, evidenciando a repetição de motivos musicais.</w:t>
-        </w:r>
-        <w:r>
-          <w:rPr>
-            <w:noProof/>
-            <w:webHidden/>
-            <w:sz w:val="26"/>
-            <w:szCs w:val="26"/>
-          </w:rPr>
-          <w:tab/>
-        </w:r>
-        <w:r>
-          <w:rPr>
-            <w:noProof/>
-            <w:webHidden/>
-            <w:sz w:val="26"/>
-            <w:szCs w:val="26"/>
-          </w:rPr>
-          <w:fldChar w:fldCharType="begin"/>
-        </w:r>
-        <w:r>
-          <w:rPr>
-            <w:noProof/>
-            <w:webHidden/>
-            <w:sz w:val="26"/>
-            <w:szCs w:val="26"/>
-          </w:rPr>
-          <w:instrText xml:space="preserve"> PAGEREF _Toc230251476 \h </w:instrText>
+          <w:instrText xml:space="preserve"> PAGEREF _Toc230257654 \h </w:instrText>
         </w:r>
         <w:r>
           <w:rPr>
@@ -721,7 +620,7 @@
           <w14:ligatures w14:val="standardContextual"/>
         </w:rPr>
       </w:pPr>
-      <w:hyperlink w:anchor="_Toc230251477" w:history="1">
+      <w:hyperlink w:anchor="_Toc230257655" w:history="1">
         <w:r>
           <w:rPr>
             <w:rStyle w:val="Hyperlink"/>
@@ -731,7 +630,207 @@
             <w:sz w:val="26"/>
             <w:szCs w:val="26"/>
           </w:rPr>
-          <w:t xml:space="preserve">FIGURA 3 </w:t>
+          <w:t>FIGURA 2</w:t>
+        </w:r>
+        <w:r>
+          <w:rPr>
+            <w:rStyle w:val="Hyperlink"/>
+            <w:noProof/>
+            <w:sz w:val="26"/>
+            <w:szCs w:val="26"/>
+          </w:rPr>
+          <w:t xml:space="preserve"> - Exemplo de padrão melódico recorrente em partitura, evidenciando a repetição de motivos musicais</w:t>
+        </w:r>
+        <w:r>
+          <w:rPr>
+            <w:noProof/>
+            <w:webHidden/>
+            <w:sz w:val="26"/>
+            <w:szCs w:val="26"/>
+          </w:rPr>
+          <w:tab/>
+        </w:r>
+        <w:r>
+          <w:rPr>
+            <w:noProof/>
+            <w:webHidden/>
+            <w:sz w:val="26"/>
+            <w:szCs w:val="26"/>
+          </w:rPr>
+          <w:fldChar w:fldCharType="begin"/>
+        </w:r>
+        <w:r>
+          <w:rPr>
+            <w:noProof/>
+            <w:webHidden/>
+            <w:sz w:val="26"/>
+            <w:szCs w:val="26"/>
+          </w:rPr>
+          <w:instrText xml:space="preserve"> PAGEREF _Toc230257655 \h </w:instrText>
+        </w:r>
+        <w:r>
+          <w:rPr>
+            <w:noProof/>
+            <w:webHidden/>
+            <w:sz w:val="26"/>
+            <w:szCs w:val="26"/>
+          </w:rPr>
+        </w:r>
+        <w:r>
+          <w:rPr>
+            <w:noProof/>
+            <w:webHidden/>
+            <w:sz w:val="26"/>
+            <w:szCs w:val="26"/>
+          </w:rPr>
+          <w:fldChar w:fldCharType="separate"/>
+        </w:r>
+        <w:r>
+          <w:rPr>
+            <w:noProof/>
+            <w:webHidden/>
+            <w:sz w:val="26"/>
+            <w:szCs w:val="26"/>
+          </w:rPr>
+          <w:t>19</w:t>
+        </w:r>
+        <w:r>
+          <w:rPr>
+            <w:noProof/>
+            <w:webHidden/>
+            <w:sz w:val="26"/>
+            <w:szCs w:val="26"/>
+          </w:rPr>
+          <w:fldChar w:fldCharType="end"/>
+        </w:r>
+      </w:hyperlink>
+    </w:p>
+    <w:p>
+      <w:pPr>
+        <w:pStyle w:val="ndicedeilustraes"/>
+        <w:tabs>
+          <w:tab w:val="right" w:leader="dot" w:pos="9061"/>
+        </w:tabs>
+        <w:rPr>
+          <w:rFonts w:asciiTheme="minorHAnsi" w:eastAsiaTheme="minorEastAsia" w:hAnsiTheme="minorHAnsi" w:cstheme="minorBidi"/>
+          <w:noProof/>
+          <w:kern w:val="2"/>
+          <w:sz w:val="26"/>
+          <w:szCs w:val="26"/>
+          <w14:ligatures w14:val="standardContextual"/>
+        </w:rPr>
+      </w:pPr>
+      <w:hyperlink w:anchor="_Toc230257656" w:history="1">
+        <w:r>
+          <w:rPr>
+            <w:rStyle w:val="Hyperlink"/>
+            <w:b/>
+            <w:bCs/>
+            <w:noProof/>
+            <w:sz w:val="26"/>
+            <w:szCs w:val="26"/>
+          </w:rPr>
+          <w:t>FIGURA 3</w:t>
+        </w:r>
+        <w:r>
+          <w:rPr>
+            <w:rStyle w:val="Hyperlink"/>
+            <w:noProof/>
+            <w:sz w:val="26"/>
+            <w:szCs w:val="26"/>
+          </w:rPr>
+          <w:t xml:space="preserve"> - Exemplo de geração de subsequências por janelas deslizantes.</w:t>
+        </w:r>
+        <w:r>
+          <w:rPr>
+            <w:noProof/>
+            <w:webHidden/>
+            <w:sz w:val="26"/>
+            <w:szCs w:val="26"/>
+          </w:rPr>
+          <w:tab/>
+        </w:r>
+        <w:r>
+          <w:rPr>
+            <w:noProof/>
+            <w:webHidden/>
+            <w:sz w:val="26"/>
+            <w:szCs w:val="26"/>
+          </w:rPr>
+          <w:fldChar w:fldCharType="begin"/>
+        </w:r>
+        <w:r>
+          <w:rPr>
+            <w:noProof/>
+            <w:webHidden/>
+            <w:sz w:val="26"/>
+            <w:szCs w:val="26"/>
+          </w:rPr>
+          <w:instrText xml:space="preserve"> PAGEREF _Toc230257656 \h </w:instrText>
+        </w:r>
+        <w:r>
+          <w:rPr>
+            <w:noProof/>
+            <w:webHidden/>
+            <w:sz w:val="26"/>
+            <w:szCs w:val="26"/>
+          </w:rPr>
+        </w:r>
+        <w:r>
+          <w:rPr>
+            <w:noProof/>
+            <w:webHidden/>
+            <w:sz w:val="26"/>
+            <w:szCs w:val="26"/>
+          </w:rPr>
+          <w:fldChar w:fldCharType="separate"/>
+        </w:r>
+        <w:r>
+          <w:rPr>
+            <w:noProof/>
+            <w:webHidden/>
+            <w:sz w:val="26"/>
+            <w:szCs w:val="26"/>
+          </w:rPr>
+          <w:t>29</w:t>
+        </w:r>
+        <w:r>
+          <w:rPr>
+            <w:noProof/>
+            <w:webHidden/>
+            <w:sz w:val="26"/>
+            <w:szCs w:val="26"/>
+          </w:rPr>
+          <w:fldChar w:fldCharType="end"/>
+        </w:r>
+      </w:hyperlink>
+    </w:p>
+    <w:p>
+      <w:pPr>
+        <w:pStyle w:val="ndicedeilustraes"/>
+        <w:tabs>
+          <w:tab w:val="right" w:leader="dot" w:pos="9061"/>
+        </w:tabs>
+        <w:rPr>
+          <w:rFonts w:asciiTheme="minorHAnsi" w:eastAsiaTheme="minorEastAsia" w:hAnsiTheme="minorHAnsi" w:cstheme="minorBidi"/>
+          <w:noProof/>
+          <w:kern w:val="2"/>
+          <w:sz w:val="26"/>
+          <w:szCs w:val="26"/>
+          <w14:ligatures w14:val="standardContextual"/>
+        </w:rPr>
+      </w:pPr>
+      <w:hyperlink w:anchor="_Toc230257657" w:history="1">
+        <w:r>
+          <w:rPr>
+            <w:rStyle w:val="Hyperlink"/>
+            <w:b/>
+            <w:bCs/>
+            <w:noProof/>
+            <w:sz w:val="26"/>
+            <w:szCs w:val="26"/>
+          </w:rPr>
+          <w:t xml:space="preserve">FIGURA 4 </w:t>
         </w:r>
         <w:r>
           <w:rPr>
@@ -767,7 +866,7 @@
             <w:sz w:val="26"/>
             <w:szCs w:val="26"/>
           </w:rPr>
-          <w:instrText xml:space="preserve"> PAGEREF _Toc230251477 \h </w:instrText>
+          <w:instrText xml:space="preserve"> PAGEREF _Toc230257657 \h </w:instrText>
         </w:r>
         <w:r>
           <w:rPr>
@@ -793,7 +892,7 @@
             <w:sz w:val="26"/>
             <w:szCs w:val="26"/>
           </w:rPr>
-          <w:t>30</w:t>
+          <w:t>33</w:t>
         </w:r>
         <w:r>
           <w:rPr>
@@ -824,7 +923,6 @@
         </w:rPr>
         <w:fldChar w:fldCharType="end"/>
       </w:r>
-      <w:bookmarkStart w:id="6" w:name="_Toc230251475"/>
     </w:p>
     <w:p>
       <w:pPr>
@@ -861,14 +959,14 @@
       <w:pPr>
         <w:pStyle w:val="TC-TituloCentralizado"/>
       </w:pPr>
-      <w:bookmarkStart w:id="7" w:name="_Toc159362152"/>
-      <w:bookmarkStart w:id="8" w:name="_Toc230252510"/>
+      <w:bookmarkStart w:id="6" w:name="_Toc159362152"/>
+      <w:bookmarkStart w:id="7" w:name="_Toc230257760"/>
       <w:r>
         <w:lastRenderedPageBreak/>
         <w:t>Lista de QUADROS</w:t>
       </w:r>
+      <w:bookmarkEnd w:id="6"/>
       <w:bookmarkEnd w:id="7"/>
-      <w:bookmarkEnd w:id="8"/>
     </w:p>
     <w:p>
       <w:pPr>
@@ -906,7 +1004,7 @@
         </w:rPr>
         <w:fldChar w:fldCharType="separate"/>
       </w:r>
-      <w:hyperlink w:anchor="_Toc230252336" w:history="1">
+      <w:hyperlink w:anchor="_Toc230257710" w:history="1">
         <w:r>
           <w:rPr>
             <w:rStyle w:val="Hyperlink"/>
@@ -952,7 +1050,7 @@
             <w:sz w:val="26"/>
             <w:szCs w:val="26"/>
           </w:rPr>
-          <w:instrText xml:space="preserve"> PAGEREF _Toc230252336 \h </w:instrText>
+          <w:instrText xml:space="preserve"> PAGEREF _Toc230257710 \h </w:instrText>
         </w:r>
         <w:r>
           <w:rPr>
@@ -978,7 +1076,7 @@
             <w:sz w:val="26"/>
             <w:szCs w:val="26"/>
           </w:rPr>
-          <w:t>23</w:t>
+          <w:t>25</w:t>
         </w:r>
         <w:r>
           <w:rPr>
@@ -999,8 +1097,6 @@
         </w:tabs>
         <w:rPr>
           <w:rFonts w:asciiTheme="minorHAnsi" w:eastAsiaTheme="minorEastAsia" w:hAnsiTheme="minorHAnsi" w:cstheme="minorBidi"/>
-          <w:b/>
-          <w:bCs/>
           <w:noProof/>
           <w:kern w:val="2"/>
           <w:sz w:val="26"/>
@@ -1008,7 +1104,7 @@
           <w14:ligatures w14:val="standardContextual"/>
         </w:rPr>
       </w:pPr>
-      <w:hyperlink w:anchor="_Toc230252337" w:history="1">
+      <w:hyperlink w:anchor="_Toc230257711" w:history="1">
         <w:r>
           <w:rPr>
             <w:rStyle w:val="Hyperlink"/>
@@ -1018,7 +1114,7 @@
             <w:sz w:val="26"/>
             <w:szCs w:val="26"/>
           </w:rPr>
-          <w:t xml:space="preserve">QUADRO 2 </w:t>
+          <w:t>QUADRO 2</w:t>
         </w:r>
         <w:r>
           <w:rPr>
@@ -1027,7 +1123,7 @@
             <w:sz w:val="26"/>
             <w:szCs w:val="26"/>
           </w:rPr>
-          <w:t>- Cronograma previsto para o TCC I</w:t>
+          <w:t xml:space="preserve"> - Etapas do protótipo proposto</w:t>
         </w:r>
         <w:r>
           <w:rPr>
@@ -1054,7 +1150,7 @@
             <w:sz w:val="26"/>
             <w:szCs w:val="26"/>
           </w:rPr>
-          <w:instrText xml:space="preserve"> PAGEREF _Toc230252337 \h </w:instrText>
+          <w:instrText xml:space="preserve"> PAGEREF _Toc230257711 \h </w:instrText>
         </w:r>
         <w:r>
           <w:rPr>
@@ -1080,7 +1176,7 @@
             <w:sz w:val="26"/>
             <w:szCs w:val="26"/>
           </w:rPr>
-          <w:t>31</w:t>
+          <w:t>34</w:t>
         </w:r>
         <w:r>
           <w:rPr>
@@ -1101,8 +1197,6 @@
         </w:tabs>
         <w:rPr>
           <w:rFonts w:asciiTheme="minorHAnsi" w:eastAsiaTheme="minorEastAsia" w:hAnsiTheme="minorHAnsi" w:cstheme="minorBidi"/>
-          <w:b/>
-          <w:bCs/>
           <w:noProof/>
           <w:kern w:val="2"/>
           <w:sz w:val="26"/>
@@ -1110,7 +1204,7 @@
           <w14:ligatures w14:val="standardContextual"/>
         </w:rPr>
       </w:pPr>
-      <w:hyperlink w:anchor="_Toc230252338" w:history="1">
+      <w:hyperlink w:anchor="_Toc230257712" w:history="1">
         <w:r>
           <w:rPr>
             <w:rStyle w:val="Hyperlink"/>
@@ -1121,6 +1215,106 @@
             <w:szCs w:val="26"/>
           </w:rPr>
           <w:t>QUADRO 3</w:t>
+        </w:r>
+        <w:r>
+          <w:rPr>
+            <w:rStyle w:val="Hyperlink"/>
+            <w:noProof/>
+            <w:sz w:val="26"/>
+            <w:szCs w:val="26"/>
+          </w:rPr>
+          <w:t xml:space="preserve"> - Cronograma previsto para o TCC I</w:t>
+        </w:r>
+        <w:r>
+          <w:rPr>
+            <w:noProof/>
+            <w:webHidden/>
+            <w:sz w:val="26"/>
+            <w:szCs w:val="26"/>
+          </w:rPr>
+          <w:tab/>
+        </w:r>
+        <w:r>
+          <w:rPr>
+            <w:noProof/>
+            <w:webHidden/>
+            <w:sz w:val="26"/>
+            <w:szCs w:val="26"/>
+          </w:rPr>
+          <w:fldChar w:fldCharType="begin"/>
+        </w:r>
+        <w:r>
+          <w:rPr>
+            <w:noProof/>
+            <w:webHidden/>
+            <w:sz w:val="26"/>
+            <w:szCs w:val="26"/>
+          </w:rPr>
+          <w:instrText xml:space="preserve"> PAGEREF _Toc230257712 \h </w:instrText>
+        </w:r>
+        <w:r>
+          <w:rPr>
+            <w:noProof/>
+            <w:webHidden/>
+            <w:sz w:val="26"/>
+            <w:szCs w:val="26"/>
+          </w:rPr>
+        </w:r>
+        <w:r>
+          <w:rPr>
+            <w:noProof/>
+            <w:webHidden/>
+            <w:sz w:val="26"/>
+            <w:szCs w:val="26"/>
+          </w:rPr>
+          <w:fldChar w:fldCharType="separate"/>
+        </w:r>
+        <w:r>
+          <w:rPr>
+            <w:noProof/>
+            <w:webHidden/>
+            <w:sz w:val="26"/>
+            <w:szCs w:val="26"/>
+          </w:rPr>
+          <w:t>35</w:t>
+        </w:r>
+        <w:r>
+          <w:rPr>
+            <w:noProof/>
+            <w:webHidden/>
+            <w:sz w:val="26"/>
+            <w:szCs w:val="26"/>
+          </w:rPr>
+          <w:fldChar w:fldCharType="end"/>
+        </w:r>
+      </w:hyperlink>
+    </w:p>
+    <w:p>
+      <w:pPr>
+        <w:pStyle w:val="ndicedeilustraes"/>
+        <w:tabs>
+          <w:tab w:val="right" w:leader="dot" w:pos="9061"/>
+        </w:tabs>
+        <w:rPr>
+          <w:rFonts w:asciiTheme="minorHAnsi" w:eastAsiaTheme="minorEastAsia" w:hAnsiTheme="minorHAnsi" w:cstheme="minorBidi"/>
+          <w:noProof/>
+          <w:kern w:val="2"/>
+          <w:sz w:val="24"/>
+          <w:szCs w:val="24"/>
+          <w14:ligatures w14:val="standardContextual"/>
+        </w:rPr>
+      </w:pPr>
+      <w:hyperlink w:anchor="_Toc230257713" w:history="1">
+        <w:r>
+          <w:rPr>
+            <w:rStyle w:val="Hyperlink"/>
+            <w:b/>
+            <w:bCs/>
+            <w:noProof/>
+            <w:sz w:val="26"/>
+            <w:szCs w:val="26"/>
+          </w:rPr>
+          <w:t>QUADRO 4</w:t>
         </w:r>
         <w:r>
           <w:rPr>
@@ -1156,7 +1350,7 @@
             <w:sz w:val="26"/>
             <w:szCs w:val="26"/>
           </w:rPr>
-          <w:instrText xml:space="preserve"> PAGEREF _Toc230252338 \h </w:instrText>
+          <w:instrText xml:space="preserve"> PAGEREF _Toc230257713 \h </w:instrText>
         </w:r>
         <w:r>
           <w:rPr>
@@ -1182,7 +1376,7 @@
             <w:sz w:val="26"/>
             <w:szCs w:val="26"/>
           </w:rPr>
-          <w:t>31</w:t>
+          <w:t>35</w:t>
         </w:r>
         <w:r>
           <w:rPr>
@@ -1257,12 +1451,12 @@
       <w:pPr>
         <w:pStyle w:val="TC-TituloCentralizado"/>
       </w:pPr>
-      <w:bookmarkStart w:id="9" w:name="_Toc230252511"/>
+      <w:bookmarkStart w:id="8" w:name="_Toc230257761"/>
       <w:r>
         <w:lastRenderedPageBreak/>
         <w:t>Lista de tABELAS</w:t>
       </w:r>
-      <w:bookmarkEnd w:id="9"/>
+      <w:bookmarkEnd w:id="8"/>
     </w:p>
     <w:p>
       <w:pPr>
@@ -1300,7 +1494,7 @@
         </w:rPr>
         <w:fldChar w:fldCharType="separate"/>
       </w:r>
-      <w:hyperlink w:anchor="_Toc230252157" w:history="1">
+      <w:hyperlink w:anchor="_Toc230257720" w:history="1">
         <w:r>
           <w:rPr>
             <w:rStyle w:val="Hyperlink"/>
@@ -1319,7 +1513,7 @@
             <w:sz w:val="26"/>
             <w:szCs w:val="26"/>
           </w:rPr>
-          <w:t xml:space="preserve"> - Representação intervalar e de contorno de uma sequência melódica.</w:t>
+          <w:t xml:space="preserve"> - Representação intervalar e de contorno de uma sequência melódica</w:t>
         </w:r>
         <w:r>
           <w:rPr>
@@ -1346,7 +1540,7 @@
             <w:sz w:val="26"/>
             <w:szCs w:val="26"/>
           </w:rPr>
-          <w:instrText xml:space="preserve"> PAGEREF _Toc230252157 \h </w:instrText>
+          <w:instrText xml:space="preserve"> PAGEREF _Toc230257720 \h </w:instrText>
         </w:r>
         <w:r>
           <w:rPr>
@@ -1372,7 +1566,7 @@
             <w:sz w:val="26"/>
             <w:szCs w:val="26"/>
           </w:rPr>
-          <w:t>19</w:t>
+          <w:t>20</w:t>
         </w:r>
         <w:r>
           <w:rPr>
@@ -1422,14 +1616,14 @@
       <w:pPr>
         <w:pStyle w:val="TC-TituloCentralizado"/>
       </w:pPr>
-      <w:bookmarkStart w:id="10" w:name="_Toc159362154"/>
-      <w:bookmarkStart w:id="11" w:name="_Toc230252512"/>
+      <w:bookmarkStart w:id="9" w:name="_Toc159362154"/>
+      <w:bookmarkStart w:id="10" w:name="_Toc230257762"/>
       <w:r>
         <w:lastRenderedPageBreak/>
         <w:t>Lista de Siglas</w:t>
       </w:r>
+      <w:bookmarkEnd w:id="9"/>
       <w:bookmarkEnd w:id="10"/>
-      <w:bookmarkEnd w:id="11"/>
     </w:p>
     <w:p>
       <w:pPr>
@@ -1510,7 +1704,7 @@
         <w:fldChar w:fldCharType="begin"/>
       </w:r>
       <w:r>
-        <w:instrText xml:space="preserve"> PAGEREF _Toc230252509 \h </w:instrText>
+        <w:instrText xml:space="preserve"> PAGEREF _Toc230257759 \h </w:instrText>
       </w:r>
       <w:r>
         <w:fldChar w:fldCharType="separate"/>
@@ -1545,7 +1739,7 @@
         <w:fldChar w:fldCharType="begin"/>
       </w:r>
       <w:r>
-        <w:instrText xml:space="preserve"> PAGEREF _Toc230252510 \h </w:instrText>
+        <w:instrText xml:space="preserve"> PAGEREF _Toc230257760 \h </w:instrText>
       </w:r>
       <w:r>
         <w:fldChar w:fldCharType="separate"/>
@@ -1580,7 +1774,7 @@
         <w:fldChar w:fldCharType="begin"/>
       </w:r>
       <w:r>
-        <w:instrText xml:space="preserve"> PAGEREF _Toc230252511 \h </w:instrText>
+        <w:instrText xml:space="preserve"> PAGEREF _Toc230257761 \h </w:instrText>
       </w:r>
       <w:r>
         <w:fldChar w:fldCharType="separate"/>
@@ -1615,7 +1809,7 @@
         <w:fldChar w:fldCharType="begin"/>
       </w:r>
       <w:r>
-        <w:instrText xml:space="preserve"> PAGEREF _Toc230252512 \h </w:instrText>
+        <w:instrText xml:space="preserve"> PAGEREF _Toc230257762 \h </w:instrText>
       </w:r>
       <w:r>
         <w:fldChar w:fldCharType="separate"/>
@@ -1650,7 +1844,7 @@
         <w:fldChar w:fldCharType="begin"/>
       </w:r>
       <w:r>
-        <w:instrText xml:space="preserve"> PAGEREF _Toc230252513 \h </w:instrText>
+        <w:instrText xml:space="preserve"> PAGEREF _Toc230257763 \h </w:instrText>
       </w:r>
       <w:r>
         <w:fldChar w:fldCharType="separate"/>
@@ -1683,7 +1877,7 @@
         <w:fldChar w:fldCharType="begin"/>
       </w:r>
       <w:r>
-        <w:instrText xml:space="preserve"> PAGEREF _Toc230252514 \h </w:instrText>
+        <w:instrText xml:space="preserve"> PAGEREF _Toc230257764 \h </w:instrText>
       </w:r>
       <w:r>
         <w:fldChar w:fldCharType="separate"/>
@@ -1716,7 +1910,7 @@
         <w:fldChar w:fldCharType="begin"/>
       </w:r>
       <w:r>
-        <w:instrText xml:space="preserve"> PAGEREF _Toc230252515 \h </w:instrText>
+        <w:instrText xml:space="preserve"> PAGEREF _Toc230257765 \h </w:instrText>
       </w:r>
       <w:r>
         <w:fldChar w:fldCharType="separate"/>
@@ -1749,13 +1943,13 @@
         <w:fldChar w:fldCharType="begin"/>
       </w:r>
       <w:r>
-        <w:instrText xml:space="preserve"> PAGEREF _Toc230252516 \h </w:instrText>
+        <w:instrText xml:space="preserve"> PAGEREF _Toc230257766 \h </w:instrText>
       </w:r>
       <w:r>
         <w:fldChar w:fldCharType="separate"/>
       </w:r>
       <w:r>
-        <w:t>11</w:t>
+        <w:t>12</w:t>
       </w:r>
       <w:r>
         <w:fldChar w:fldCharType="end"/>
@@ -1782,13 +1976,13 @@
         <w:fldChar w:fldCharType="begin"/>
       </w:r>
       <w:r>
-        <w:instrText xml:space="preserve"> PAGEREF _Toc230252517 \h </w:instrText>
+        <w:instrText xml:space="preserve"> PAGEREF _Toc230257767 \h </w:instrText>
       </w:r>
       <w:r>
         <w:fldChar w:fldCharType="separate"/>
       </w:r>
       <w:r>
-        <w:t>11</w:t>
+        <w:t>12</w:t>
       </w:r>
       <w:r>
         <w:fldChar w:fldCharType="end"/>
@@ -1815,13 +2009,13 @@
         <w:fldChar w:fldCharType="begin"/>
       </w:r>
       <w:r>
-        <w:instrText xml:space="preserve"> PAGEREF _Toc230252518 \h </w:instrText>
+        <w:instrText xml:space="preserve"> PAGEREF _Toc230257768 \h </w:instrText>
       </w:r>
       <w:r>
         <w:fldChar w:fldCharType="separate"/>
       </w:r>
       <w:r>
-        <w:t>12</w:t>
+        <w:t>13</w:t>
       </w:r>
       <w:r>
         <w:fldChar w:fldCharType="end"/>
@@ -1848,13 +2042,13 @@
         <w:fldChar w:fldCharType="begin"/>
       </w:r>
       <w:r>
-        <w:instrText xml:space="preserve"> PAGEREF _Toc230252519 \h </w:instrText>
+        <w:instrText xml:space="preserve"> PAGEREF _Toc230257769 \h </w:instrText>
       </w:r>
       <w:r>
         <w:fldChar w:fldCharType="separate"/>
       </w:r>
       <w:r>
-        <w:t>12</w:t>
+        <w:t>13</w:t>
       </w:r>
       <w:r>
         <w:fldChar w:fldCharType="end"/>
@@ -1881,13 +2075,13 @@
         <w:fldChar w:fldCharType="begin"/>
       </w:r>
       <w:r>
-        <w:instrText xml:space="preserve"> PAGEREF _Toc230252520 \h </w:instrText>
+        <w:instrText xml:space="preserve"> PAGEREF _Toc230257770 \h </w:instrText>
       </w:r>
       <w:r>
         <w:fldChar w:fldCharType="separate"/>
       </w:r>
       <w:r>
-        <w:t>13</w:t>
+        <w:t>14</w:t>
       </w:r>
       <w:r>
         <w:fldChar w:fldCharType="end"/>
@@ -1914,13 +2108,13 @@
         <w:fldChar w:fldCharType="begin"/>
       </w:r>
       <w:r>
-        <w:instrText xml:space="preserve"> PAGEREF _Toc230252521 \h </w:instrText>
+        <w:instrText xml:space="preserve"> PAGEREF _Toc230257771 \h </w:instrText>
       </w:r>
       <w:r>
         <w:fldChar w:fldCharType="separate"/>
       </w:r>
       <w:r>
-        <w:t>14</w:t>
+        <w:t>15</w:t>
       </w:r>
       <w:r>
         <w:fldChar w:fldCharType="end"/>
@@ -1938,16 +2132,7 @@
         </w:rPr>
       </w:pPr>
       <w:r>
-        <w:t>1.7</w:t>
-      </w:r>
-      <w:r>
-        <w:rPr>
-          <w:u w:val="single"/>
-        </w:rPr>
-        <w:t xml:space="preserve"> Estrutura</w:t>
-      </w:r>
-      <w:r>
-        <w:t xml:space="preserve"> do Trabalho</w:t>
+        <w:t>1.7 Estrutura do Trabalho</w:t>
       </w:r>
       <w:r>
         <w:tab/>
@@ -1956,13 +2141,13 @@
         <w:fldChar w:fldCharType="begin"/>
       </w:r>
       <w:r>
-        <w:instrText xml:space="preserve"> PAGEREF _Toc230252522 \h </w:instrText>
+        <w:instrText xml:space="preserve"> PAGEREF _Toc230257772 \h </w:instrText>
       </w:r>
       <w:r>
         <w:fldChar w:fldCharType="separate"/>
       </w:r>
       <w:r>
-        <w:t>15</w:t>
+        <w:t>16</w:t>
       </w:r>
       <w:r>
         <w:fldChar w:fldCharType="end"/>
@@ -1991,13 +2176,13 @@
         <w:fldChar w:fldCharType="begin"/>
       </w:r>
       <w:r>
-        <w:instrText xml:space="preserve"> PAGEREF _Toc230252523 \h </w:instrText>
+        <w:instrText xml:space="preserve"> PAGEREF _Toc230257773 \h </w:instrText>
       </w:r>
       <w:r>
         <w:fldChar w:fldCharType="separate"/>
       </w:r>
       <w:r>
-        <w:t>16</w:t>
+        <w:t>17</w:t>
       </w:r>
       <w:r>
         <w:fldChar w:fldCharType="end"/>
@@ -2024,13 +2209,13 @@
         <w:fldChar w:fldCharType="begin"/>
       </w:r>
       <w:r>
-        <w:instrText xml:space="preserve"> PAGEREF _Toc230252524 \h </w:instrText>
+        <w:instrText xml:space="preserve"> PAGEREF _Toc230257774 \h </w:instrText>
       </w:r>
       <w:r>
         <w:fldChar w:fldCharType="separate"/>
       </w:r>
       <w:r>
-        <w:t>16</w:t>
+        <w:t>17</w:t>
       </w:r>
       <w:r>
         <w:fldChar w:fldCharType="end"/>
@@ -2057,13 +2242,13 @@
         <w:fldChar w:fldCharType="begin"/>
       </w:r>
       <w:r>
-        <w:instrText xml:space="preserve"> PAGEREF _Toc230252525 \h </w:instrText>
+        <w:instrText xml:space="preserve"> PAGEREF _Toc230257775 \h </w:instrText>
       </w:r>
       <w:r>
         <w:fldChar w:fldCharType="separate"/>
       </w:r>
       <w:r>
-        <w:t>16</w:t>
+        <w:t>17</w:t>
       </w:r>
       <w:r>
         <w:fldChar w:fldCharType="end"/>
@@ -2090,13 +2275,13 @@
         <w:fldChar w:fldCharType="begin"/>
       </w:r>
       <w:r>
-        <w:instrText xml:space="preserve"> PAGEREF _Toc230252526 \h </w:instrText>
+        <w:instrText xml:space="preserve"> PAGEREF _Toc230257776 \h </w:instrText>
       </w:r>
       <w:r>
         <w:fldChar w:fldCharType="separate"/>
       </w:r>
       <w:r>
-        <w:t>17</w:t>
+        <w:t>18</w:t>
       </w:r>
       <w:r>
         <w:fldChar w:fldCharType="end"/>
@@ -2123,13 +2308,13 @@
         <w:fldChar w:fldCharType="begin"/>
       </w:r>
       <w:r>
-        <w:instrText xml:space="preserve"> PAGEREF _Toc230252527 \h </w:instrText>
+        <w:instrText xml:space="preserve"> PAGEREF _Toc230257777 \h </w:instrText>
       </w:r>
       <w:r>
         <w:fldChar w:fldCharType="separate"/>
       </w:r>
       <w:r>
-        <w:t>17</w:t>
+        <w:t>19</w:t>
       </w:r>
       <w:r>
         <w:fldChar w:fldCharType="end"/>
@@ -2156,13 +2341,13 @@
         <w:fldChar w:fldCharType="begin"/>
       </w:r>
       <w:r>
-        <w:instrText xml:space="preserve"> PAGEREF _Toc230252528 \h </w:instrText>
+        <w:instrText xml:space="preserve"> PAGEREF _Toc230257778 \h </w:instrText>
       </w:r>
       <w:r>
         <w:fldChar w:fldCharType="separate"/>
       </w:r>
       <w:r>
-        <w:t>18</w:t>
+        <w:t>19</w:t>
       </w:r>
       <w:r>
         <w:fldChar w:fldCharType="end"/>
@@ -2189,13 +2374,13 @@
         <w:fldChar w:fldCharType="begin"/>
       </w:r>
       <w:r>
-        <w:instrText xml:space="preserve"> PAGEREF _Toc230252529 \h </w:instrText>
+        <w:instrText xml:space="preserve"> PAGEREF _Toc230257779 \h </w:instrText>
       </w:r>
       <w:r>
         <w:fldChar w:fldCharType="separate"/>
       </w:r>
       <w:r>
-        <w:t>19</w:t>
+        <w:t>20</w:t>
       </w:r>
       <w:r>
         <w:fldChar w:fldCharType="end"/>
@@ -2222,13 +2407,13 @@
         <w:fldChar w:fldCharType="begin"/>
       </w:r>
       <w:r>
-        <w:instrText xml:space="preserve"> PAGEREF _Toc230252530 \h </w:instrText>
+        <w:instrText xml:space="preserve"> PAGEREF _Toc230257780 \h </w:instrText>
       </w:r>
       <w:r>
         <w:fldChar w:fldCharType="separate"/>
       </w:r>
       <w:r>
-        <w:t>19</w:t>
+        <w:t>21</w:t>
       </w:r>
       <w:r>
         <w:fldChar w:fldCharType="end"/>
@@ -2255,13 +2440,13 @@
         <w:fldChar w:fldCharType="begin"/>
       </w:r>
       <w:r>
-        <w:instrText xml:space="preserve"> PAGEREF _Toc230252531 \h </w:instrText>
+        <w:instrText xml:space="preserve"> PAGEREF _Toc230257781 \h </w:instrText>
       </w:r>
       <w:r>
         <w:fldChar w:fldCharType="separate"/>
       </w:r>
       <w:r>
-        <w:t>19</w:t>
+        <w:t>21</w:t>
       </w:r>
       <w:r>
         <w:fldChar w:fldCharType="end"/>
@@ -2288,13 +2473,13 @@
         <w:fldChar w:fldCharType="begin"/>
       </w:r>
       <w:r>
-        <w:instrText xml:space="preserve"> PAGEREF _Toc230252532 \h </w:instrText>
+        <w:instrText xml:space="preserve"> PAGEREF _Toc230257782 \h </w:instrText>
       </w:r>
       <w:r>
         <w:fldChar w:fldCharType="separate"/>
       </w:r>
       <w:r>
-        <w:t>20</w:t>
+        <w:t>22</w:t>
       </w:r>
       <w:r>
         <w:fldChar w:fldCharType="end"/>
@@ -2323,13 +2508,13 @@
         <w:fldChar w:fldCharType="begin"/>
       </w:r>
       <w:r>
-        <w:instrText xml:space="preserve"> PAGEREF _Toc230252533 \h </w:instrText>
+        <w:instrText xml:space="preserve"> PAGEREF _Toc230257783 \h </w:instrText>
       </w:r>
       <w:r>
         <w:fldChar w:fldCharType="separate"/>
       </w:r>
       <w:r>
-        <w:t>22</w:t>
+        <w:t>24</w:t>
       </w:r>
       <w:r>
         <w:fldChar w:fldCharType="end"/>
@@ -2356,13 +2541,13 @@
         <w:fldChar w:fldCharType="begin"/>
       </w:r>
       <w:r>
-        <w:instrText xml:space="preserve"> PAGEREF _Toc230252534 \h </w:instrText>
+        <w:instrText xml:space="preserve"> PAGEREF _Toc230257784 \h </w:instrText>
       </w:r>
       <w:r>
         <w:fldChar w:fldCharType="separate"/>
       </w:r>
       <w:r>
-        <w:t>22</w:t>
+        <w:t>24</w:t>
       </w:r>
       <w:r>
         <w:fldChar w:fldCharType="end"/>
@@ -2389,13 +2574,13 @@
         <w:fldChar w:fldCharType="begin"/>
       </w:r>
       <w:r>
-        <w:instrText xml:space="preserve"> PAGEREF _Toc230252535 \h </w:instrText>
+        <w:instrText xml:space="preserve"> PAGEREF _Toc230257785 \h </w:instrText>
       </w:r>
       <w:r>
         <w:fldChar w:fldCharType="separate"/>
       </w:r>
       <w:r>
-        <w:t>22</w:t>
+        <w:t>24</w:t>
       </w:r>
       <w:r>
         <w:fldChar w:fldCharType="end"/>
@@ -2422,13 +2607,13 @@
         <w:fldChar w:fldCharType="begin"/>
       </w:r>
       <w:r>
-        <w:instrText xml:space="preserve"> PAGEREF _Toc230252536 \h </w:instrText>
+        <w:instrText xml:space="preserve"> PAGEREF _Toc230257786 \h </w:instrText>
       </w:r>
       <w:r>
         <w:fldChar w:fldCharType="separate"/>
       </w:r>
       <w:r>
-        <w:t>23</w:t>
+        <w:t>25</w:t>
       </w:r>
       <w:r>
         <w:fldChar w:fldCharType="end"/>
@@ -2455,13 +2640,13 @@
         <w:fldChar w:fldCharType="begin"/>
       </w:r>
       <w:r>
-        <w:instrText xml:space="preserve"> PAGEREF _Toc230252537 \h </w:instrText>
+        <w:instrText xml:space="preserve"> PAGEREF _Toc230257787 \h </w:instrText>
       </w:r>
       <w:r>
         <w:fldChar w:fldCharType="separate"/>
       </w:r>
       <w:r>
-        <w:t>24</w:t>
+        <w:t>26</w:t>
       </w:r>
       <w:r>
         <w:fldChar w:fldCharType="end"/>
@@ -2488,13 +2673,13 @@
         <w:fldChar w:fldCharType="begin"/>
       </w:r>
       <w:r>
-        <w:instrText xml:space="preserve"> PAGEREF _Toc230252538 \h </w:instrText>
+        <w:instrText xml:space="preserve"> PAGEREF _Toc230257788 \h </w:instrText>
       </w:r>
       <w:r>
         <w:fldChar w:fldCharType="separate"/>
       </w:r>
       <w:r>
-        <w:t>25</w:t>
+        <w:t>27</w:t>
       </w:r>
       <w:r>
         <w:fldChar w:fldCharType="end"/>
@@ -2521,13 +2706,13 @@
         <w:fldChar w:fldCharType="begin"/>
       </w:r>
       <w:r>
-        <w:instrText xml:space="preserve"> PAGEREF _Toc230252539 \h </w:instrText>
+        <w:instrText xml:space="preserve"> PAGEREF _Toc230257789 \h </w:instrText>
       </w:r>
       <w:r>
         <w:fldChar w:fldCharType="separate"/>
       </w:r>
       <w:r>
-        <w:t>26</w:t>
+        <w:t>28</w:t>
       </w:r>
       <w:r>
         <w:fldChar w:fldCharType="end"/>
@@ -2554,13 +2739,13 @@
         <w:fldChar w:fldCharType="begin"/>
       </w:r>
       <w:r>
-        <w:instrText xml:space="preserve"> PAGEREF _Toc230252540 \h </w:instrText>
+        <w:instrText xml:space="preserve"> PAGEREF _Toc230257790 \h </w:instrText>
       </w:r>
       <w:r>
         <w:fldChar w:fldCharType="separate"/>
       </w:r>
       <w:r>
-        <w:t>27</w:t>
+        <w:t>30</w:t>
       </w:r>
       <w:r>
         <w:fldChar w:fldCharType="end"/>
@@ -2588,13 +2773,13 @@
         <w:fldChar w:fldCharType="begin"/>
       </w:r>
       <w:r>
-        <w:instrText xml:space="preserve"> PAGEREF _Toc230252541 \h </w:instrText>
+        <w:instrText xml:space="preserve"> PAGEREF _Toc230257791 \h </w:instrText>
       </w:r>
       <w:r>
         <w:fldChar w:fldCharType="separate"/>
       </w:r>
       <w:r>
-        <w:t>28</w:t>
+        <w:t>31</w:t>
       </w:r>
       <w:r>
         <w:fldChar w:fldCharType="end"/>
@@ -2623,13 +2808,13 @@
         <w:fldChar w:fldCharType="begin"/>
       </w:r>
       <w:r>
-        <w:instrText xml:space="preserve"> PAGEREF _Toc230252542 \h </w:instrText>
+        <w:instrText xml:space="preserve"> PAGEREF _Toc230257792 \h </w:instrText>
       </w:r>
       <w:r>
         <w:fldChar w:fldCharType="separate"/>
       </w:r>
       <w:r>
-        <w:t>31</w:t>
+        <w:t>35</w:t>
       </w:r>
       <w:r>
         <w:fldChar w:fldCharType="end"/>
@@ -2658,13 +2843,13 @@
         <w:fldChar w:fldCharType="begin"/>
       </w:r>
       <w:r>
-        <w:instrText xml:space="preserve"> PAGEREF _Toc230252543 \h </w:instrText>
+        <w:instrText xml:space="preserve"> PAGEREF _Toc230257793 \h </w:instrText>
       </w:r>
       <w:r>
         <w:fldChar w:fldCharType="separate"/>
       </w:r>
       <w:r>
-        <w:t>33</w:t>
+        <w:t>37</w:t>
       </w:r>
       <w:r>
         <w:fldChar w:fldCharType="end"/>
@@ -2707,16 +2892,16 @@
       <w:pPr>
         <w:pStyle w:val="T1-TituloPrimario"/>
       </w:pPr>
-      <w:bookmarkStart w:id="12" w:name="_Toc230252513"/>
-      <w:bookmarkStart w:id="13" w:name="_Toc527721613"/>
-      <w:bookmarkStart w:id="14" w:name="_Toc527793652"/>
-      <w:bookmarkStart w:id="15" w:name="_Toc527795385"/>
-      <w:bookmarkStart w:id="16" w:name="_Toc527798495"/>
+      <w:bookmarkStart w:id="11" w:name="_Toc527721613"/>
+      <w:bookmarkStart w:id="12" w:name="_Toc527793652"/>
+      <w:bookmarkStart w:id="13" w:name="_Toc527795385"/>
+      <w:bookmarkStart w:id="14" w:name="_Toc527798495"/>
+      <w:bookmarkStart w:id="15" w:name="_Toc230257763"/>
       <w:r>
         <w:lastRenderedPageBreak/>
         <w:t>Introdução</w:t>
       </w:r>
-      <w:bookmarkEnd w:id="12"/>
+      <w:bookmarkEnd w:id="15"/>
     </w:p>
     <w:p>
       <w:pPr>
@@ -2771,11 +2956,11 @@
       <w:pPr>
         <w:pStyle w:val="T2-TituloSecundario"/>
       </w:pPr>
-      <w:bookmarkStart w:id="17" w:name="_Toc230252514"/>
+      <w:bookmarkStart w:id="16" w:name="_Toc230257764"/>
       <w:r>
         <w:t>Contextualização</w:t>
       </w:r>
-      <w:bookmarkEnd w:id="17"/>
+      <w:bookmarkEnd w:id="16"/>
     </w:p>
     <w:p>
       <w:pPr>
@@ -2828,7 +3013,7 @@
       <w:pPr>
         <w:pStyle w:val="T2-TituloSecundario"/>
       </w:pPr>
-      <w:bookmarkStart w:id="18" w:name="_Toc230252515"/>
+      <w:bookmarkStart w:id="17" w:name="_Toc230257765"/>
       <w:r>
         <w:t>De</w:t>
       </w:r>
@@ -2838,15 +3023,12 @@
       <w:r>
         <w:t xml:space="preserve"> do problema</w:t>
       </w:r>
-      <w:bookmarkEnd w:id="18"/>
-    </w:p>
-    <w:p>
-      <w:pPr>
-        <w:pStyle w:val="TE-Normal"/>
-      </w:pPr>
-      <w:r>
-        <w:t>A</w:t>
-      </w:r>
+      <w:bookmarkEnd w:id="17"/>
+    </w:p>
+    <w:p>
+      <w:pPr>
+        <w:pStyle w:val="TE-Normal"/>
+      </w:pPr>
       <w:r>
         <w:t xml:space="preserve">A identificação de padrões melódicos constitui uma prática relevante na análise musical, pois permite observar como determinados materiais são apresentados, repetidos, transformados ou reorganizados ao longo de uma obra. Esses padrões podem ocorrer de forma literal, por meio da repetição exata de uma sequência de notas, ou de </w:t>
       </w:r>
@@ -2894,25 +3076,25 @@
       <w:pPr>
         <w:pStyle w:val="T2-TituloSecundario"/>
       </w:pPr>
-      <w:bookmarkStart w:id="19" w:name="_Toc230252516"/>
+      <w:bookmarkStart w:id="18" w:name="_Toc230257766"/>
       <w:r>
         <w:t>Objetivo</w:t>
       </w:r>
       <w:r>
         <w:t>s</w:t>
       </w:r>
-      <w:bookmarkEnd w:id="19"/>
+      <w:bookmarkEnd w:id="18"/>
     </w:p>
     <w:p>
       <w:pPr>
         <w:pStyle w:val="T3-TituloTerciario"/>
         <w:ind w:left="0"/>
       </w:pPr>
-      <w:bookmarkStart w:id="20" w:name="_Toc230252517"/>
+      <w:bookmarkStart w:id="19" w:name="_Toc230257767"/>
       <w:r>
         <w:t>Objetivo geral</w:t>
       </w:r>
-      <w:bookmarkEnd w:id="20"/>
+      <w:bookmarkEnd w:id="19"/>
     </w:p>
     <w:p>
       <w:pPr>
@@ -2933,12 +3115,12 @@
         <w:pStyle w:val="T3-TituloTerciario"/>
         <w:ind w:left="0"/>
       </w:pPr>
-      <w:bookmarkStart w:id="21" w:name="_Toc230252518"/>
+      <w:bookmarkStart w:id="20" w:name="_Toc230257768"/>
       <w:r>
         <w:lastRenderedPageBreak/>
         <w:t>Objetivos específicos</w:t>
       </w:r>
-      <w:bookmarkEnd w:id="21"/>
+      <w:bookmarkEnd w:id="20"/>
     </w:p>
     <w:p>
       <w:pPr>
@@ -3009,11 +3191,11 @@
       <w:pPr>
         <w:pStyle w:val="T2-TituloSecundario"/>
       </w:pPr>
-      <w:bookmarkStart w:id="22" w:name="_Toc230252519"/>
+      <w:bookmarkStart w:id="21" w:name="_Toc230257769"/>
       <w:r>
         <w:t>Justificativa</w:t>
       </w:r>
-      <w:bookmarkEnd w:id="22"/>
+      <w:bookmarkEnd w:id="21"/>
     </w:p>
     <w:p>
       <w:pPr>
@@ -3063,11 +3245,11 @@
       <w:pPr>
         <w:pStyle w:val="T2-TituloSecundario"/>
       </w:pPr>
-      <w:bookmarkStart w:id="23" w:name="_Toc230252520"/>
+      <w:bookmarkStart w:id="22" w:name="_Toc230257770"/>
       <w:r>
         <w:t>Delimitação do Escopo</w:t>
       </w:r>
-      <w:bookmarkEnd w:id="23"/>
+      <w:bookmarkEnd w:id="22"/>
     </w:p>
     <w:p>
       <w:pPr>
@@ -3117,7 +3299,7 @@
       <w:pPr>
         <w:pStyle w:val="T2-TituloSecundario"/>
       </w:pPr>
-      <w:bookmarkStart w:id="24" w:name="_Toc230252521"/>
+      <w:bookmarkStart w:id="23" w:name="_Toc230257771"/>
       <w:r>
         <w:t xml:space="preserve">Procedimentos </w:t>
       </w:r>
@@ -3127,7 +3309,7 @@
       <w:r>
         <w:t>etodológicos</w:t>
       </w:r>
-      <w:bookmarkEnd w:id="24"/>
+      <w:bookmarkEnd w:id="23"/>
     </w:p>
     <w:p>
       <w:pPr>
@@ -3185,48 +3367,45 @@
       <w:pPr>
         <w:pStyle w:val="T2-TituloSecundario"/>
       </w:pPr>
-      <w:bookmarkStart w:id="25" w:name="_Toc230252522"/>
-      <w:r>
+      <w:bookmarkStart w:id="24" w:name="_Toc230257772"/>
+      <w:r>
+        <w:t>Estrutura</w:t>
+      </w:r>
+      <w:r>
+        <w:t xml:space="preserve"> do Trabalho</w:t>
+      </w:r>
+      <w:bookmarkEnd w:id="24"/>
+    </w:p>
+    <w:p>
+      <w:pPr>
+        <w:pStyle w:val="TE-Normal"/>
+      </w:pPr>
+      <w:r>
+        <w:t>Este trabalho está estruturado em quatro capítulos. O Capítulo 1 apresenta a introdução, contemplando a contextualização do tema, a delimitação do problema, os objetivos, a justificativa, o escopo e os procedimentos metodológicos adotados.</w:t>
+      </w:r>
+    </w:p>
+    <w:p>
+      <w:pPr>
+        <w:pStyle w:val="TE-Normal"/>
+      </w:pPr>
+      <w:r>
+        <w:t>O Capítulo 2 apresenta a fundamentação teórica, abordando conceitos relacionados à representação musical digital, ao formato MusicXML, aos padrões melódicos, à representação intervalar, ao contorno melódico e aos trabalhos relacionados à análise musical computacional.</w:t>
+      </w:r>
+    </w:p>
+    <w:p>
+      <w:pPr>
+        <w:pStyle w:val="TE-Normal"/>
+      </w:pPr>
+      <w:r>
+        <w:t>O Capítulo 3 descreve os procedimentos metodológicos do trabalho, detalhando o corpus de análise, o processo de extração da melodia, as representações utilizadas, o método de detecção de padrões e a forma de análise dos resultados.</w:t>
+      </w:r>
+    </w:p>
+    <w:p>
+      <w:pPr>
+        <w:pStyle w:val="TE-Normal"/>
         <w:rPr>
           <w:u w:val="single"/>
         </w:rPr>
-        <w:t>Estrutura</w:t>
-      </w:r>
-      <w:r>
-        <w:t xml:space="preserve"> do Trabalho</w:t>
-      </w:r>
-      <w:bookmarkEnd w:id="25"/>
-    </w:p>
-    <w:p>
-      <w:pPr>
-        <w:pStyle w:val="TE-Normal"/>
-      </w:pPr>
-      <w:r>
-        <w:t>Este trabalho está estruturado em quatro capítulos. O Capítulo 1 apresenta a introdução, contemplando a contextualização do tema, a delimitação do problema, os objetivos, a justificativa, o escopo e os procedimentos metodológicos adotados.</w:t>
-      </w:r>
-    </w:p>
-    <w:p>
-      <w:pPr>
-        <w:pStyle w:val="TE-Normal"/>
-      </w:pPr>
-      <w:r>
-        <w:t>O Capítulo 2 apresenta a fundamentação teórica, abordando conceitos relacionados à representação musical digital, ao formato MusicXML, aos padrões melódicos, à representação intervalar, ao contorno melódico e aos trabalhos relacionados à análise musical computacional.</w:t>
-      </w:r>
-    </w:p>
-    <w:p>
-      <w:pPr>
-        <w:pStyle w:val="TE-Normal"/>
-      </w:pPr>
-      <w:r>
-        <w:t>O Capítulo 3 descreve os procedimentos metodológicos do trabalho, detalhando o corpus de análise, o processo de extração da melodia, as representações utilizadas, o método de detecção de padrões e a forma de análise dos resultados.</w:t>
-      </w:r>
-    </w:p>
-    <w:p>
-      <w:pPr>
-        <w:pStyle w:val="TE-Normal"/>
-        <w:rPr>
-          <w:u w:val="single"/>
-        </w:rPr>
       </w:pPr>
       <w:r>
         <w:t>Por fim, o Capítulo 4 apresenta o cronograma de desenvolvimento do trabalho, indicando as etapas previstas para a continuidade da pesquisa.</w:t>
@@ -3236,58 +3415,58 @@
       <w:pPr>
         <w:pStyle w:val="T1-TituloPrimario"/>
       </w:pPr>
-      <w:bookmarkStart w:id="26" w:name="_Toc230252523"/>
+      <w:bookmarkStart w:id="25" w:name="_Toc230257773"/>
+      <w:bookmarkEnd w:id="11"/>
+      <w:bookmarkEnd w:id="12"/>
       <w:bookmarkEnd w:id="13"/>
       <w:bookmarkEnd w:id="14"/>
-      <w:bookmarkEnd w:id="15"/>
-      <w:bookmarkEnd w:id="16"/>
       <w:r>
         <w:lastRenderedPageBreak/>
         <w:t>Fundamentação teórica</w:t>
       </w:r>
+      <w:bookmarkEnd w:id="25"/>
+    </w:p>
+    <w:p>
+      <w:pPr>
+        <w:pStyle w:val="T2-TituloSecundario"/>
+      </w:pPr>
+      <w:bookmarkStart w:id="26" w:name="_Toc230257774"/>
+      <w:r>
+        <w:t>Representação Musical Digital</w:t>
+      </w:r>
       <w:bookmarkEnd w:id="26"/>
     </w:p>
     <w:p>
       <w:pPr>
-        <w:pStyle w:val="T2-TituloSecundario"/>
-      </w:pPr>
-      <w:bookmarkStart w:id="27" w:name="_Toc230252524"/>
-      <w:r>
-        <w:t>Representação Musical Digital</w:t>
+        <w:pStyle w:val="TE-Normal"/>
+      </w:pPr>
+      <w:r>
+        <w:t>A representação digital da música é um elemento fundamental para o desenvolvimento de sistemas computacionais voltados à análise musical. Diferentemente do áudio, que consiste em um sinal contínuo, a representação simbólica permite descrever a música em termos de notas, durações, alturas e estruturas formais, facilitando a manipulação e interpretação por algoritmos (MÜLLER, 2015).</w:t>
+      </w:r>
+    </w:p>
+    <w:p>
+      <w:pPr>
+        <w:pStyle w:val="TE-Normal"/>
+      </w:pPr>
+      <w:r>
+        <w:t>Nesse contexto, formatos simbólicos tornam-se especialmente relevantes, pois permitem a análise direta de estruturas musicais sem a necessidade de etapas complexas de processamento de sinal. Essa abordagem é amplamente utilizada em estudos na área de</w:t>
+      </w:r>
+      <w:r>
+        <w:t xml:space="preserve"> MIR</w:t>
+      </w:r>
+      <w:r>
+        <w:t>, que busca extrair e analisar informações musicais a partir de dados digitais.</w:t>
+      </w:r>
+    </w:p>
+    <w:p>
+      <w:pPr>
+        <w:pStyle w:val="T3-TituloTerciario"/>
+      </w:pPr>
+      <w:bookmarkStart w:id="27" w:name="_Toc230257775"/>
+      <w:r>
+        <w:t>Formato MusicXML</w:t>
       </w:r>
       <w:bookmarkEnd w:id="27"/>
-    </w:p>
-    <w:p>
-      <w:pPr>
-        <w:pStyle w:val="TE-Normal"/>
-      </w:pPr>
-      <w:r>
-        <w:t>A representação digital da música é um elemento fundamental para o desenvolvimento de sistemas computacionais voltados à análise musical. Diferentemente do áudio, que consiste em um sinal contínuo, a representação simbólica permite descrever a música em termos de notas, durações, alturas e estruturas formais, facilitando a manipulação e interpretação por algoritmos (MÜLLER, 2015).</w:t>
-      </w:r>
-    </w:p>
-    <w:p>
-      <w:pPr>
-        <w:pStyle w:val="TE-Normal"/>
-      </w:pPr>
-      <w:r>
-        <w:t>Nesse contexto, formatos simbólicos tornam-se especialmente relevantes, pois permitem a análise direta de estruturas musicais sem a necessidade de etapas complexas de processamento de sinal. Essa abordagem é amplamente utilizada em estudos na área de</w:t>
-      </w:r>
-      <w:r>
-        <w:t xml:space="preserve"> MIR</w:t>
-      </w:r>
-      <w:r>
-        <w:t>, que busca extrair e analisar informações musicais a partir de dados digitais.</w:t>
-      </w:r>
-    </w:p>
-    <w:p>
-      <w:pPr>
-        <w:pStyle w:val="T3-TituloTerciario"/>
-      </w:pPr>
-      <w:bookmarkStart w:id="28" w:name="_Toc230252525"/>
-      <w:r>
-        <w:t>Formato MusicXML</w:t>
-      </w:r>
-      <w:bookmarkEnd w:id="28"/>
     </w:p>
     <w:p>
       <w:pPr>
@@ -3331,7 +3510,7 @@
         <mc:AlternateContent>
           <mc:Choice Requires="wps">
             <w:drawing>
-              <wp:anchor distT="0" distB="0" distL="114300" distR="114300" simplePos="0" relativeHeight="251667968" behindDoc="0" locked="0" layoutInCell="1" allowOverlap="1" wp14:anchorId="37479F95" wp14:editId="55A16FD9">
+              <wp:anchor distT="0" distB="0" distL="114300" distR="114300" simplePos="0" relativeHeight="251667968" behindDoc="0" locked="0" layoutInCell="1" allowOverlap="1" wp14:anchorId="37479F95" wp14:editId="5F0395C0">
                 <wp:simplePos x="0" y="0"/>
                 <wp:positionH relativeFrom="column">
                   <wp:posOffset>0</wp:posOffset>
@@ -3378,7 +3557,8 @@
                                 <w:szCs w:val="24"/>
                               </w:rPr>
                             </w:pPr>
-                            <w:bookmarkStart w:id="29" w:name="_Toc230252029"/>
+                            <w:bookmarkStart w:id="28" w:name="_Toc230252029"/>
+                            <w:bookmarkStart w:id="29" w:name="_Toc230257654"/>
                             <w:r>
                               <w:rPr>
                                 <w:b/>
@@ -3472,6 +3652,7 @@
                               </w:rPr>
                               <w:t>- Exemplo de representação de uma partitura no formato MusicXML.</w:t>
                             </w:r>
+                            <w:bookmarkEnd w:id="28"/>
                             <w:bookmarkEnd w:id="29"/>
                           </w:p>
                         </w:txbxContent>
@@ -3511,6 +3692,7 @@
                         </w:rPr>
                       </w:pPr>
                       <w:bookmarkStart w:id="30" w:name="_Toc230252029"/>
+                      <w:bookmarkStart w:id="31" w:name="_Toc230257654"/>
                       <w:r>
                         <w:rPr>
                           <w:b/>
@@ -3605,6 +3787,7 @@
                         <w:t>- Exemplo de representação de uma partitura no formato MusicXML.</w:t>
                       </w:r>
                       <w:bookmarkEnd w:id="30"/>
+                      <w:bookmarkEnd w:id="31"/>
                     </w:p>
                   </w:txbxContent>
                 </v:textbox>
@@ -3619,7 +3802,7 @@
           <w:noProof/>
         </w:rPr>
         <w:drawing>
-          <wp:anchor distT="0" distB="0" distL="114300" distR="114300" simplePos="0" relativeHeight="251646464" behindDoc="0" locked="0" layoutInCell="1" allowOverlap="1" wp14:anchorId="0CC63A32" wp14:editId="2CF57C02">
+          <wp:anchor distT="0" distB="0" distL="114300" distR="114300" simplePos="0" relativeHeight="251646464" behindDoc="0" locked="0" layoutInCell="1" allowOverlap="1" wp14:anchorId="0CC63A32" wp14:editId="094AACE2">
             <wp:simplePos x="0" y="0"/>
             <wp:positionH relativeFrom="column">
               <wp:align>left</wp:align>
@@ -3714,11 +3897,11 @@
       <w:pPr>
         <w:pStyle w:val="T2-TituloSecundario"/>
       </w:pPr>
-      <w:bookmarkStart w:id="31" w:name="_Toc230252526"/>
+      <w:bookmarkStart w:id="32" w:name="_Toc230257776"/>
       <w:r>
         <w:t>Padrões Melódicos</w:t>
       </w:r>
-      <w:bookmarkEnd w:id="31"/>
+      <w:bookmarkEnd w:id="32"/>
     </w:p>
     <w:p>
       <w:pPr>
@@ -3752,11 +3935,11 @@
       <w:pPr>
         <w:pStyle w:val="T3-TituloTerciario"/>
       </w:pPr>
-      <w:bookmarkStart w:id="32" w:name="_Toc230252527"/>
+      <w:bookmarkStart w:id="33" w:name="_Toc230257777"/>
       <w:r>
         <w:t>Definição de padrões musicais</w:t>
       </w:r>
-      <w:bookmarkEnd w:id="32"/>
+      <w:bookmarkEnd w:id="33"/>
     </w:p>
     <w:p>
       <w:pPr>
@@ -3783,454 +3966,13 @@
         <w:t>2</w:t>
       </w:r>
       <w:r>
-        <w:t xml:space="preserve"> apresenta um exemplo de padrão melódico recorrente, no qual um mesmo motivo é repetido em diferentes trechos da </w:t>
-      </w:r>
-      <w:r>
-        <w:rPr>
-          <w:noProof/>
-        </w:rPr>
-        <w:drawing>
-          <wp:anchor distT="0" distB="0" distL="114300" distR="114300" simplePos="0" relativeHeight="251658752" behindDoc="0" locked="0" layoutInCell="1" allowOverlap="1" wp14:anchorId="1D6DD93D" wp14:editId="18E0924C">
-            <wp:simplePos x="0" y="0"/>
-            <wp:positionH relativeFrom="margin">
-              <wp:align>left</wp:align>
-            </wp:positionH>
-            <wp:positionV relativeFrom="paragraph">
-              <wp:posOffset>1496998</wp:posOffset>
-            </wp:positionV>
-            <wp:extent cx="5762625" cy="2590800"/>
-            <wp:effectExtent l="0" t="0" r="9525" b="0"/>
-            <wp:wrapTopAndBottom/>
-            <wp:docPr id="1290150002" name="drawing"/>
-            <wp:cNvGraphicFramePr>
-              <a:graphicFrameLocks xmlns:a="http://schemas.openxmlformats.org/drawingml/2006/main" noChangeAspect="1"/>
-            </wp:cNvGraphicFramePr>
-            <a:graphic xmlns:a="http://schemas.openxmlformats.org/drawingml/2006/main">
-              <a:graphicData uri="http://schemas.openxmlformats.org/drawingml/2006/picture">
-                <pic:pic xmlns:pic="http://schemas.openxmlformats.org/drawingml/2006/picture">
-                  <pic:nvPicPr>
-                    <pic:cNvPr id="931493097" name="Picture 931493097"/>
-                    <pic:cNvPicPr/>
-                  </pic:nvPicPr>
-                  <pic:blipFill>
-                    <a:blip r:embed="rId37">
-                      <a:extLst>
-                        <a:ext uri="{28A0092B-C50C-407E-A947-70E740481C1C}">
-                          <a14:useLocalDpi xmlns:a14="http://schemas.microsoft.com/office/drawing/2010/main"/>
-                        </a:ext>
-                      </a:extLst>
-                    </a:blip>
-                    <a:stretch>
-                      <a:fillRect/>
-                    </a:stretch>
-                  </pic:blipFill>
-                  <pic:spPr>
-                    <a:xfrm>
-                      <a:off x="0" y="0"/>
-                      <a:ext cx="5762625" cy="2590800"/>
-                    </a:xfrm>
-                    <a:prstGeom prst="rect">
-                      <a:avLst/>
-                    </a:prstGeom>
-                  </pic:spPr>
-                </pic:pic>
-              </a:graphicData>
-            </a:graphic>
-            <wp14:sizeRelH relativeFrom="page">
-              <wp14:pctWidth>0</wp14:pctWidth>
-            </wp14:sizeRelH>
-            <wp14:sizeRelV relativeFrom="page">
-              <wp14:pctHeight>0</wp14:pctHeight>
-            </wp14:sizeRelV>
-          </wp:anchor>
-        </w:drawing>
-      </w:r>
-      <w:r>
-        <w:rPr>
-          <w:noProof/>
-        </w:rPr>
-        <mc:AlternateContent>
-          <mc:Choice Requires="wps">
-            <w:drawing>
-              <wp:anchor distT="0" distB="0" distL="114300" distR="114300" simplePos="0" relativeHeight="251678208" behindDoc="0" locked="0" layoutInCell="1" allowOverlap="1" wp14:anchorId="72A4CFFC" wp14:editId="56A6FB07">
-                <wp:simplePos x="0" y="0"/>
-                <wp:positionH relativeFrom="margin">
-                  <wp:align>center</wp:align>
-                </wp:positionH>
-                <wp:positionV relativeFrom="paragraph">
-                  <wp:posOffset>1237945</wp:posOffset>
-                </wp:positionV>
-                <wp:extent cx="5762625" cy="457200"/>
-                <wp:effectExtent l="0" t="0" r="9525" b="0"/>
-                <wp:wrapTopAndBottom/>
-                <wp:docPr id="3" name="Caixa de Texto 3"/>
-                <wp:cNvGraphicFramePr/>
-                <a:graphic xmlns:a="http://schemas.openxmlformats.org/drawingml/2006/main">
-                  <a:graphicData uri="http://schemas.microsoft.com/office/word/2010/wordprocessingShape">
-                    <wps:wsp>
-                      <wps:cNvSpPr txBox="1"/>
-                      <wps:spPr>
-                        <a:xfrm>
-                          <a:off x="0" y="0"/>
-                          <a:ext cx="5762625" cy="457200"/>
-                        </a:xfrm>
-                        <a:prstGeom prst="rect">
-                          <a:avLst/>
-                        </a:prstGeom>
-                        <a:solidFill>
-                          <a:prstClr val="white"/>
-                        </a:solidFill>
-                        <a:ln>
-                          <a:noFill/>
-                        </a:ln>
-                      </wps:spPr>
-                      <wps:txbx>
-                        <w:txbxContent>
-                          <w:p>
-                            <w:pPr>
-                              <w:pStyle w:val="Legenda"/>
-                              <w:jc w:val="center"/>
-                              <w:rPr>
-                                <w:i w:val="0"/>
-                                <w:iCs w:val="0"/>
-                                <w:noProof/>
-                                <w:color w:val="auto"/>
-                                <w:sz w:val="24"/>
-                                <w:szCs w:val="24"/>
-                              </w:rPr>
-                            </w:pPr>
-                            <w:bookmarkStart w:id="33" w:name="_Toc230251476"/>
-                            <w:bookmarkStart w:id="34" w:name="_Toc230252030"/>
-                            <w:r>
-                              <w:rPr>
-                                <w:b/>
-                                <w:bCs/>
-                                <w:i w:val="0"/>
-                                <w:iCs w:val="0"/>
-                                <w:color w:val="auto"/>
-                                <w:sz w:val="22"/>
-                                <w:szCs w:val="22"/>
-                              </w:rPr>
-                              <w:t xml:space="preserve">FIGURA </w:t>
-                            </w:r>
-                            <w:r>
-                              <w:rPr>
-                                <w:b/>
-                                <w:bCs/>
-                                <w:i w:val="0"/>
-                                <w:iCs w:val="0"/>
-                                <w:color w:val="auto"/>
-                                <w:sz w:val="22"/>
-                                <w:szCs w:val="22"/>
-                              </w:rPr>
-                              <w:fldChar w:fldCharType="begin"/>
-                            </w:r>
-                            <w:r>
-                              <w:rPr>
-                                <w:b/>
-                                <w:bCs/>
-                                <w:i w:val="0"/>
-                                <w:iCs w:val="0"/>
-                                <w:color w:val="auto"/>
-                                <w:sz w:val="22"/>
-                                <w:szCs w:val="22"/>
-                              </w:rPr>
-                              <w:instrText xml:space="preserve"> SEQ Figura \* ARABIC </w:instrText>
-                            </w:r>
-                            <w:r>
-                              <w:rPr>
-                                <w:b/>
-                                <w:bCs/>
-                                <w:i w:val="0"/>
-                                <w:iCs w:val="0"/>
-                                <w:color w:val="auto"/>
-                                <w:sz w:val="22"/>
-                                <w:szCs w:val="22"/>
-                              </w:rPr>
-                              <w:fldChar w:fldCharType="separate"/>
-                            </w:r>
-                            <w:r>
-                              <w:rPr>
-                                <w:b/>
-                                <w:bCs/>
-                                <w:i w:val="0"/>
-                                <w:iCs w:val="0"/>
-                                <w:noProof/>
-                                <w:color w:val="auto"/>
-                                <w:sz w:val="22"/>
-                                <w:szCs w:val="22"/>
-                              </w:rPr>
-                              <w:t>2</w:t>
-                            </w:r>
-                            <w:r>
-                              <w:rPr>
-                                <w:b/>
-                                <w:bCs/>
-                                <w:i w:val="0"/>
-                                <w:iCs w:val="0"/>
-                                <w:color w:val="auto"/>
-                                <w:sz w:val="22"/>
-                                <w:szCs w:val="22"/>
-                              </w:rPr>
-                              <w:fldChar w:fldCharType="end"/>
-                            </w:r>
-                            <w:r>
-                              <w:rPr>
-                                <w:b/>
-                                <w:bCs/>
-                                <w:i w:val="0"/>
-                                <w:iCs w:val="0"/>
-                                <w:color w:val="auto"/>
-                                <w:sz w:val="22"/>
-                                <w:szCs w:val="22"/>
-                              </w:rPr>
-                              <w:t xml:space="preserve"> </w:t>
-                            </w:r>
-                            <w:r>
-                              <w:rPr>
-                                <w:b/>
-                                <w:bCs/>
-                                <w:i w:val="0"/>
-                                <w:iCs w:val="0"/>
-                                <w:color w:val="auto"/>
-                                <w:sz w:val="22"/>
-                                <w:szCs w:val="22"/>
-                              </w:rPr>
-                              <w:t xml:space="preserve">- </w:t>
-                            </w:r>
-                            <w:r>
-                              <w:rPr>
-                                <w:i w:val="0"/>
-                                <w:iCs w:val="0"/>
-                                <w:color w:val="auto"/>
-                                <w:sz w:val="22"/>
-                                <w:szCs w:val="22"/>
-                              </w:rPr>
-                              <w:t>Exemplo de padrão melódico recorrente em partitura, evidenciando a repetição de motivos musicais.</w:t>
-                            </w:r>
-                            <w:bookmarkEnd w:id="33"/>
-                            <w:bookmarkEnd w:id="34"/>
-                          </w:p>
-                        </w:txbxContent>
-                      </wps:txbx>
-                      <wps:bodyPr rot="0" spcFirstLastPara="0" vertOverflow="overflow" horzOverflow="overflow" vert="horz" wrap="square" lIns="0" tIns="0" rIns="0" bIns="0" numCol="1" spcCol="0" rtlCol="0" fromWordArt="0" anchor="t" anchorCtr="0" forceAA="0" compatLnSpc="1">
-                        <a:prstTxWarp prst="textNoShape">
-                          <a:avLst/>
-                        </a:prstTxWarp>
-                        <a:noAutofit/>
-                      </wps:bodyPr>
-                    </wps:wsp>
-                  </a:graphicData>
-                </a:graphic>
-              </wp:anchor>
-            </w:drawing>
-          </mc:Choice>
-          <mc:Fallback>
-            <w:pict>
-              <v:shape w14:anchorId="72A4CFFC" id="Caixa de Texto 3" o:spid="_x0000_s1027" type="#_x0000_t202" style="position:absolute;left:0;text-align:left;margin-left:0;margin-top:97.5pt;width:453.75pt;height:36pt;z-index:251678208;visibility:visible;mso-wrap-style:square;mso-wrap-distance-left:9pt;mso-wrap-distance-top:0;mso-wrap-distance-right:9pt;mso-wrap-distance-bottom:0;mso-position-horizontal:center;mso-position-horizontal-relative:margin;mso-position-vertical:absolute;mso-position-vertical-relative:text;v-text-anchor:top" o:gfxdata="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" stroked="f">
-                <v:textbox inset="0,0,0,0">
-                  <w:txbxContent>
-                    <w:p>
-                      <w:pPr>
-                        <w:pStyle w:val="Legenda"/>
-                        <w:jc w:val="center"/>
-                        <w:rPr>
-                          <w:i w:val="0"/>
-                          <w:iCs w:val="0"/>
-                          <w:noProof/>
-                          <w:color w:val="auto"/>
-                          <w:sz w:val="24"/>
-                          <w:szCs w:val="24"/>
-                        </w:rPr>
-                      </w:pPr>
-                      <w:bookmarkStart w:id="35" w:name="_Toc230251476"/>
-                      <w:bookmarkStart w:id="36" w:name="_Toc230252030"/>
-                      <w:r>
-                        <w:rPr>
-                          <w:b/>
-                          <w:bCs/>
-                          <w:i w:val="0"/>
-                          <w:iCs w:val="0"/>
-                          <w:color w:val="auto"/>
-                          <w:sz w:val="22"/>
-                          <w:szCs w:val="22"/>
-                        </w:rPr>
-                        <w:t xml:space="preserve">FIGURA </w:t>
-                      </w:r>
-                      <w:r>
-                        <w:rPr>
-                          <w:b/>
-                          <w:bCs/>
-                          <w:i w:val="0"/>
-                          <w:iCs w:val="0"/>
-                          <w:color w:val="auto"/>
-                          <w:sz w:val="22"/>
-                          <w:szCs w:val="22"/>
-                        </w:rPr>
-                        <w:fldChar w:fldCharType="begin"/>
-                      </w:r>
-                      <w:r>
-                        <w:rPr>
-                          <w:b/>
-                          <w:bCs/>
-                          <w:i w:val="0"/>
-                          <w:iCs w:val="0"/>
-                          <w:color w:val="auto"/>
-                          <w:sz w:val="22"/>
-                          <w:szCs w:val="22"/>
-                        </w:rPr>
-                        <w:instrText xml:space="preserve"> SEQ Figura \* ARABIC </w:instrText>
-                      </w:r>
-                      <w:r>
-                        <w:rPr>
-                          <w:b/>
-                          <w:bCs/>
-                          <w:i w:val="0"/>
-                          <w:iCs w:val="0"/>
-                          <w:color w:val="auto"/>
-                          <w:sz w:val="22"/>
-                          <w:szCs w:val="22"/>
-                        </w:rPr>
-                        <w:fldChar w:fldCharType="separate"/>
-                      </w:r>
-                      <w:r>
-                        <w:rPr>
-                          <w:b/>
-                          <w:bCs/>
-                          <w:i w:val="0"/>
-                          <w:iCs w:val="0"/>
-                          <w:noProof/>
-                          <w:color w:val="auto"/>
-                          <w:sz w:val="22"/>
-                          <w:szCs w:val="22"/>
-                        </w:rPr>
-                        <w:t>2</w:t>
-                      </w:r>
-                      <w:r>
-                        <w:rPr>
-                          <w:b/>
-                          <w:bCs/>
-                          <w:i w:val="0"/>
-                          <w:iCs w:val="0"/>
-                          <w:color w:val="auto"/>
-                          <w:sz w:val="22"/>
-                          <w:szCs w:val="22"/>
-                        </w:rPr>
-                        <w:fldChar w:fldCharType="end"/>
-                      </w:r>
-                      <w:r>
-                        <w:rPr>
-                          <w:b/>
-                          <w:bCs/>
-                          <w:i w:val="0"/>
-                          <w:iCs w:val="0"/>
-                          <w:color w:val="auto"/>
-                          <w:sz w:val="22"/>
-                          <w:szCs w:val="22"/>
-                        </w:rPr>
-                        <w:t xml:space="preserve"> </w:t>
-                      </w:r>
-                      <w:r>
-                        <w:rPr>
-                          <w:b/>
-                          <w:bCs/>
-                          <w:i w:val="0"/>
-                          <w:iCs w:val="0"/>
-                          <w:color w:val="auto"/>
-                          <w:sz w:val="22"/>
-                          <w:szCs w:val="22"/>
-                        </w:rPr>
-                        <w:t xml:space="preserve">- </w:t>
-                      </w:r>
-                      <w:r>
-                        <w:rPr>
-                          <w:i w:val="0"/>
-                          <w:iCs w:val="0"/>
-                          <w:color w:val="auto"/>
-                          <w:sz w:val="22"/>
-                          <w:szCs w:val="22"/>
-                        </w:rPr>
-                        <w:t>Exemplo de padrão melódico recorrente em partitura, evidenciando a repetição de motivos musicais.</w:t>
-                      </w:r>
-                      <w:bookmarkEnd w:id="35"/>
-                      <w:bookmarkEnd w:id="36"/>
-                    </w:p>
-                  </w:txbxContent>
-                </v:textbox>
-                <w10:wrap type="topAndBottom" anchorx="margin"/>
-              </v:shape>
-            </w:pict>
-          </mc:Fallback>
-        </mc:AlternateContent>
-      </w:r>
-      <w:r>
-        <w:t>partitura.</w:t>
-      </w:r>
-    </w:p>
-    <w:p>
-      <w:pPr>
-        <w:widowControl w:val="0"/>
-        <w:spacing w:line="360" w:lineRule="auto"/>
-        <w:ind w:firstLine="709"/>
-        <w:jc w:val="center"/>
-        <w:rPr>
-          <w:color w:val="000000" w:themeColor="text1"/>
-          <w:sz w:val="22"/>
-          <w:szCs w:val="22"/>
-        </w:rPr>
-      </w:pPr>
-      <w:r>
-        <w:rPr>
-          <w:color w:val="000000" w:themeColor="text1"/>
-          <w:sz w:val="22"/>
-          <w:szCs w:val="22"/>
-        </w:rPr>
-        <w:t>Fonte: Elaborada pelo autor (2026).</w:t>
-      </w:r>
-    </w:p>
-    <w:p>
-      <w:pPr>
-        <w:pStyle w:val="T2-TituloSecundario"/>
-      </w:pPr>
-      <w:bookmarkStart w:id="37" w:name="_Toc230252528"/>
-      <w:r>
-        <w:t>Representação Intervalar</w:t>
-      </w:r>
-      <w:bookmarkEnd w:id="37"/>
-    </w:p>
-    <w:p>
-      <w:pPr>
-        <w:pStyle w:val="TE-Normal"/>
-      </w:pPr>
-      <w:r>
-        <w:t xml:space="preserve">A representação intervalar consiste em descrever uma sequência melódica a partir das relações entre notas consecutivas, em vez de suas alturas absolutas. Essa </w:t>
-      </w:r>
-      <w:r>
-        <w:lastRenderedPageBreak/>
-        <w:t>abordagem permite identificar padrões estruturais que permanecem invariantes sob transposição, tornando-a especialmente útil para a análise comparativa de melodias (MEREDITH, 2016).</w:t>
-      </w:r>
-    </w:p>
-    <w:p>
-      <w:pPr>
-        <w:pStyle w:val="TE-Normal"/>
-      </w:pPr>
-      <w:r>
-        <w:t>A utilização de intervalos relativos é especialmente relevante em tarefas de identificação de padrões porque reduz a dependência das alturas absolutas. Em uma melodia transposta, as notas específicas são alteradas, mas as relações entre notas consecutivas podem permanecer equivalentes. Dessa forma, a representação intervalar permite que o sistema reconheça semelhanças estruturais mesmo quando o padrão aparece em outra região da tessitura ou em outra tonalidade. Essa característica torna a abordagem adequada para a análise de recorrências melódicas em partituras digitais.</w:t>
-      </w:r>
-    </w:p>
-    <w:p>
-      <w:pPr>
-        <w:pStyle w:val="TE-Normal"/>
-      </w:pPr>
-      <w:r>
-        <w:t>Por exemplo, uma sequência de notas pode ser convertida em uma sequência de intervalos, representando as distâncias entre cada par de notas consecutivas. Dessa forma, diferentes melodias que compartilham a mesma estrutura intervalar podem ser reconhecidas como equivalentes.</w:t>
-      </w:r>
-      <w:r>
-        <w:t xml:space="preserve"> </w:t>
-      </w:r>
-      <w:r>
-        <w:t>A Tabela 1 apresenta a conversão de uma sequência melódica simples em duas representações estruturais: intervalos relativos entre notas consecutivas e contorno melódico.</w:t>
-      </w:r>
+        <w:t xml:space="preserve"> apresenta um exemplo de padrão melódico recorrente, no qual um mesmo motivo é repetido em diferentes trechos da partitura.</w:t>
+      </w:r>
+    </w:p>
+    <w:p>
+      <w:pPr>
+        <w:pStyle w:val="TE-Normal"/>
+      </w:pPr>
     </w:p>
     <w:p>
       <w:pPr>
@@ -4240,9 +3982,12 @@
         <w:rPr>
           <w:i w:val="0"/>
           <w:iCs w:val="0"/>
-        </w:rPr>
-      </w:pPr>
-      <w:bookmarkStart w:id="38" w:name="_Toc230252157"/>
+          <w:color w:val="auto"/>
+          <w:sz w:val="22"/>
+          <w:szCs w:val="22"/>
+        </w:rPr>
+      </w:pPr>
+      <w:bookmarkStart w:id="34" w:name="_Toc230257655"/>
       <w:r>
         <w:rPr>
           <w:b/>
@@ -4253,7 +3998,7 @@
           <w:sz w:val="22"/>
           <w:szCs w:val="22"/>
         </w:rPr>
-        <w:t xml:space="preserve">TABELA </w:t>
+        <w:t xml:space="preserve">FIGURA </w:t>
       </w:r>
       <w:r>
         <w:rPr>
@@ -4277,7 +4022,7 @@
           <w:sz w:val="22"/>
           <w:szCs w:val="22"/>
         </w:rPr>
-        <w:instrText xml:space="preserve"> SEQ Tabela \* ARABIC </w:instrText>
+        <w:instrText xml:space="preserve"> SEQ Figura \* ARABIC </w:instrText>
       </w:r>
       <w:r>
         <w:rPr>
@@ -4302,7 +4047,7 @@
           <w:sz w:val="22"/>
           <w:szCs w:val="22"/>
         </w:rPr>
-        <w:t>1</w:t>
+        <w:t>2</w:t>
       </w:r>
       <w:r>
         <w:rPr>
@@ -4324,12 +4069,238 @@
           <w:sz w:val="22"/>
           <w:szCs w:val="22"/>
         </w:rPr>
+        <w:t xml:space="preserve"> - Exemplo de padrão melódico recorrente em partitura, evidenciando a repetição de motivos musicais</w:t>
+      </w:r>
+      <w:bookmarkEnd w:id="34"/>
+    </w:p>
+    <w:p>
+      <w:pPr>
+        <w:pStyle w:val="TE-Normal"/>
+        <w:ind w:firstLine="0"/>
+      </w:pPr>
+      <w:r>
+        <w:rPr>
+          <w:noProof/>
+        </w:rPr>
+        <w:drawing>
+          <wp:inline distT="0" distB="0" distL="0" distR="0" wp14:anchorId="7B15B368" wp14:editId="46E18C33">
+            <wp:extent cx="5760085" cy="2592705"/>
+            <wp:effectExtent l="0" t="0" r="0" b="0"/>
+            <wp:docPr id="9" name="Imagem 9"/>
+            <wp:cNvGraphicFramePr>
+              <a:graphicFrameLocks xmlns:a="http://schemas.openxmlformats.org/drawingml/2006/main" noChangeAspect="1"/>
+            </wp:cNvGraphicFramePr>
+            <a:graphic xmlns:a="http://schemas.openxmlformats.org/drawingml/2006/main">
+              <a:graphicData uri="http://schemas.openxmlformats.org/drawingml/2006/picture">
+                <pic:pic xmlns:pic="http://schemas.openxmlformats.org/drawingml/2006/picture">
+                  <pic:nvPicPr>
+                    <pic:cNvPr id="0" name="Picture 4"/>
+                    <pic:cNvPicPr>
+                      <a:picLocks noChangeAspect="1" noChangeArrowheads="1"/>
+                    </pic:cNvPicPr>
+                  </pic:nvPicPr>
+                  <pic:blipFill>
+                    <a:blip r:embed="rId37">
+                      <a:extLst>
+                        <a:ext uri="{BEBA8EAE-BF5A-486C-A8C5-ECC9F3942E4B}">
+                          <a14:imgProps xmlns:a14="http://schemas.microsoft.com/office/drawing/2010/main">
+                            <a14:imgLayer r:embed="rId38">
+                              <a14:imgEffect>
+                                <a14:sharpenSoften amount="50000"/>
+                              </a14:imgEffect>
+                            </a14:imgLayer>
+                          </a14:imgProps>
+                        </a:ext>
+                        <a:ext uri="{28A0092B-C50C-407E-A947-70E740481C1C}">
+                          <a14:useLocalDpi xmlns:a14="http://schemas.microsoft.com/office/drawing/2010/main" val="0"/>
+                        </a:ext>
+                      </a:extLst>
+                    </a:blip>
+                    <a:srcRect/>
+                    <a:stretch>
+                      <a:fillRect/>
+                    </a:stretch>
+                  </pic:blipFill>
+                  <pic:spPr bwMode="auto">
+                    <a:xfrm>
+                      <a:off x="0" y="0"/>
+                      <a:ext cx="5760085" cy="2592705"/>
+                    </a:xfrm>
+                    <a:prstGeom prst="rect">
+                      <a:avLst/>
+                    </a:prstGeom>
+                    <a:noFill/>
+                    <a:ln>
+                      <a:noFill/>
+                    </a:ln>
+                  </pic:spPr>
+                </pic:pic>
+              </a:graphicData>
+            </a:graphic>
+          </wp:inline>
+        </w:drawing>
+      </w:r>
+    </w:p>
+    <w:p>
+      <w:pPr>
+        <w:pStyle w:val="TE-Normal"/>
+        <w:jc w:val="center"/>
+        <w:rPr>
+          <w:color w:val="000000" w:themeColor="text1"/>
+          <w:sz w:val="22"/>
+          <w:szCs w:val="22"/>
+        </w:rPr>
+      </w:pPr>
+      <w:r>
+        <w:rPr>
+          <w:color w:val="000000" w:themeColor="text1"/>
+          <w:sz w:val="22"/>
+          <w:szCs w:val="22"/>
+        </w:rPr>
+        <w:t>Fonte: Elaborada pelo autor (2026).</w:t>
+      </w:r>
+    </w:p>
+    <w:p>
+      <w:pPr>
+        <w:pStyle w:val="T2-TituloSecundario"/>
+      </w:pPr>
+      <w:bookmarkStart w:id="35" w:name="_Toc230257778"/>
+      <w:r>
+        <w:t>Representação Intervalar</w:t>
+      </w:r>
+      <w:bookmarkEnd w:id="35"/>
+    </w:p>
+    <w:p>
+      <w:pPr>
+        <w:pStyle w:val="TE-Normal"/>
+      </w:pPr>
+      <w:r>
+        <w:lastRenderedPageBreak/>
+        <w:t>A representação intervalar consiste em descrever uma sequência melódica a partir das relações entre notas consecutivas, em vez de suas alturas absolutas. Essa abordagem permite identificar padrões estruturais que permanecem invariantes sob transposição, tornando-a especialmente útil para a análise comparativa de melodias (MEREDITH, 2016).</w:t>
+      </w:r>
+    </w:p>
+    <w:p>
+      <w:pPr>
+        <w:pStyle w:val="TE-Normal"/>
+      </w:pPr>
+      <w:r>
+        <w:t>A utilização de intervalos relativos é especialmente relevante em tarefas de identificação de padrões porque reduz a dependência das alturas absolutas. Em uma melodia transposta, as notas específicas são alteradas, mas as relações entre notas consecutivas podem permanecer equivalentes. Dessa forma, a representação intervalar permite que o sistema reconheça semelhanças estruturais mesmo quando o padrão aparece em outra região da tessitura ou em outra tonalidade. Essa característica torna a abordagem adequada para a análise de recorrências melódicas em partituras digitais.</w:t>
+      </w:r>
+    </w:p>
+    <w:p>
+      <w:pPr>
+        <w:pStyle w:val="TE-Normal"/>
+      </w:pPr>
+      <w:r>
+        <w:t>Por exemplo, uma sequência de notas pode ser convertida em uma sequência de intervalos, representando as distâncias entre cada par de notas consecutivas. Dessa forma, diferentes melodias que compartilham a mesma estrutura intervalar podem ser reconhecidas como equivalentes.</w:t>
+      </w:r>
+      <w:r>
+        <w:t xml:space="preserve"> </w:t>
+      </w:r>
+      <w:r>
+        <w:t>A Tabela 1 apresenta a conversão de uma sequência melódica simples em duas representações estruturais: intervalos relativos entre notas consecutivas e contorno melódico.</w:t>
+      </w:r>
+    </w:p>
+    <w:p>
+      <w:pPr>
+        <w:pStyle w:val="TE-Normal"/>
+      </w:pPr>
+    </w:p>
+    <w:p>
+      <w:pPr>
+        <w:pStyle w:val="Legenda"/>
+        <w:keepNext/>
+        <w:jc w:val="center"/>
+        <w:rPr>
+          <w:i w:val="0"/>
+          <w:iCs w:val="0"/>
+        </w:rPr>
+      </w:pPr>
+      <w:bookmarkStart w:id="36" w:name="_Toc230257720"/>
+      <w:r>
+        <w:rPr>
+          <w:b/>
+          <w:bCs/>
+          <w:i w:val="0"/>
+          <w:iCs w:val="0"/>
+          <w:color w:val="auto"/>
+          <w:sz w:val="22"/>
+          <w:szCs w:val="22"/>
+        </w:rPr>
+        <w:t xml:space="preserve">TABELA </w:t>
+      </w:r>
+      <w:r>
+        <w:rPr>
+          <w:b/>
+          <w:bCs/>
+          <w:i w:val="0"/>
+          <w:iCs w:val="0"/>
+          <w:color w:val="auto"/>
+          <w:sz w:val="22"/>
+          <w:szCs w:val="22"/>
+        </w:rPr>
+        <w:fldChar w:fldCharType="begin"/>
+      </w:r>
+      <w:r>
+        <w:rPr>
+          <w:b/>
+          <w:bCs/>
+          <w:i w:val="0"/>
+          <w:iCs w:val="0"/>
+          <w:color w:val="auto"/>
+          <w:sz w:val="22"/>
+          <w:szCs w:val="22"/>
+        </w:rPr>
+        <w:instrText xml:space="preserve"> SEQ Tabela \* ARABIC </w:instrText>
+      </w:r>
+      <w:r>
+        <w:rPr>
+          <w:b/>
+          <w:bCs/>
+          <w:i w:val="0"/>
+          <w:iCs w:val="0"/>
+          <w:color w:val="auto"/>
+          <w:sz w:val="22"/>
+          <w:szCs w:val="22"/>
+        </w:rPr>
+        <w:fldChar w:fldCharType="separate"/>
+      </w:r>
+      <w:r>
+        <w:rPr>
+          <w:b/>
+          <w:bCs/>
+          <w:i w:val="0"/>
+          <w:iCs w:val="0"/>
+          <w:noProof/>
+          <w:color w:val="auto"/>
+          <w:sz w:val="22"/>
+          <w:szCs w:val="22"/>
+        </w:rPr>
+        <w:t>1</w:t>
+      </w:r>
+      <w:r>
+        <w:rPr>
+          <w:b/>
+          <w:bCs/>
+          <w:i w:val="0"/>
+          <w:iCs w:val="0"/>
+          <w:color w:val="auto"/>
+          <w:sz w:val="22"/>
+          <w:szCs w:val="22"/>
+        </w:rPr>
+        <w:fldChar w:fldCharType="end"/>
+      </w:r>
+      <w:r>
+        <w:rPr>
+          <w:i w:val="0"/>
+          <w:iCs w:val="0"/>
+          <w:color w:val="auto"/>
+          <w:sz w:val="22"/>
+          <w:szCs w:val="22"/>
+        </w:rPr>
         <w:t xml:space="preserve"> - Representação intervalar e de contorno de uma sequência melódica</w:t>
       </w:r>
-      <w:r>
-        <w:t>.</w:t>
-      </w:r>
-      <w:bookmarkEnd w:id="38"/>
+      <w:bookmarkEnd w:id="36"/>
     </w:p>
     <w:tbl>
       <w:tblPr>
@@ -4836,11 +4807,11 @@
       <w:pPr>
         <w:pStyle w:val="T3-TituloTerciario"/>
       </w:pPr>
-      <w:bookmarkStart w:id="39" w:name="_Toc230252529"/>
+      <w:bookmarkStart w:id="37" w:name="_Toc230257779"/>
       <w:r>
         <w:t>Intervalos melódicos</w:t>
       </w:r>
-      <w:bookmarkEnd w:id="39"/>
+      <w:bookmarkEnd w:id="37"/>
     </w:p>
     <w:p>
       <w:pPr>
@@ -4855,19 +4826,22 @@
         <w:pStyle w:val="TE-Normal"/>
       </w:pPr>
       <w:r>
-        <w:t>No contexto da análise computacional, a utilização de intervalos relativos permite abstrair a tonalidade da música, focando exclusivamente na estrutura da melodia. Essa característica torna a representação intervalar uma escolha adequada para a identificação de padrões recorrentes em diferentes contextos musicais.</w:t>
+        <w:t xml:space="preserve">No contexto da análise computacional, a utilização de intervalos relativos </w:t>
+      </w:r>
+      <w:r>
+        <w:lastRenderedPageBreak/>
+        <w:t>permite abstrair a tonalidade da música, focando exclusivamente na estrutura da melodia. Essa característica torna a representação intervalar uma escolha adequada para a identificação de padrões recorrentes em diferentes contextos musicais.</w:t>
       </w:r>
     </w:p>
     <w:p>
       <w:pPr>
         <w:pStyle w:val="T2-TituloSecundario"/>
       </w:pPr>
-      <w:bookmarkStart w:id="40" w:name="_Toc230252530"/>
-      <w:r>
-        <w:lastRenderedPageBreak/>
+      <w:bookmarkStart w:id="38" w:name="_Toc230257780"/>
+      <w:r>
         <w:t>Contorno Melódico</w:t>
       </w:r>
-      <w:bookmarkEnd w:id="40"/>
+      <w:bookmarkEnd w:id="38"/>
     </w:p>
     <w:p>
       <w:pPr>
@@ -4917,11 +4891,11 @@
       <w:pPr>
         <w:pStyle w:val="T3-TituloTerciario"/>
       </w:pPr>
-      <w:bookmarkStart w:id="41" w:name="_Toc230252531"/>
+      <w:bookmarkStart w:id="39" w:name="_Toc230257781"/>
       <w:r>
         <w:t>Representação direcional</w:t>
       </w:r>
-      <w:bookmarkEnd w:id="41"/>
+      <w:bookmarkEnd w:id="39"/>
     </w:p>
     <w:p>
       <w:pPr>
@@ -4936,62 +4910,65 @@
         <w:pStyle w:val="TE-Normal"/>
       </w:pPr>
       <w:r>
-        <w:t>Essa simplificação permite identificar padrões estruturais mesmo quando os intervalos exatos diferem, tornando a abordagem complementar à representação intervalar. Em sistemas computacionais, a combinação dessas duas representações pode aumentar a robustez na detecção de padrões melódicos.</w:t>
+        <w:t xml:space="preserve">Essa simplificação permite identificar padrões estruturais mesmo quando os </w:t>
+      </w:r>
+      <w:r>
+        <w:lastRenderedPageBreak/>
+        <w:t>intervalos exatos diferem, tornando a abordagem complementar à representação intervalar. Em sistemas computacionais, a combinação dessas duas representações pode aumentar a robustez na detecção de padrões melódicos.</w:t>
       </w:r>
     </w:p>
     <w:p>
       <w:pPr>
         <w:pStyle w:val="T2-TituloSecundario"/>
       </w:pPr>
-      <w:bookmarkStart w:id="42" w:name="_Toc230252532"/>
+      <w:bookmarkStart w:id="40" w:name="_Toc230257782"/>
+      <w:r>
+        <w:t>Trabalhos Relacionados</w:t>
+      </w:r>
+      <w:bookmarkEnd w:id="40"/>
+    </w:p>
+    <w:p>
+      <w:pPr>
+        <w:pStyle w:val="TE-Normal"/>
+      </w:pPr>
+      <w:r>
+        <w:t>A identificação automática de padrões musicais tem sido investigada em diferentes áreas da análise musical computacional, especialmente no campo de Music Information Retrieval (MIR). De modo geral, esses estudos buscam desenvolver métodos capazes de extrair, organizar e comparar informações musicais a partir de dados digitais, permitindo a análise de aspectos como melodia, ritmo, harmonia, similaridade e recorrência estrutural.</w:t>
+      </w:r>
+    </w:p>
+    <w:p>
+      <w:pPr>
+        <w:pStyle w:val="TE-Normal"/>
+      </w:pPr>
+      <w:r>
+        <w:t>Downie (2003) apresenta a área de MIR como um campo voltado à recuperação e ao processamento de informações musicais em ambientes digitais. Embora sua abordagem seja ampla e envolva diferentes tipos de dados musicais, sua contribuição é relevante para este trabalho por situar a análise computacional da música como uma área capaz de apoiar tarefas tradicionalmente realizadas de forma manual, como classificação, comparação e identificação de estruturas musicais.</w:t>
+      </w:r>
+    </w:p>
+    <w:p>
+      <w:pPr>
+        <w:pStyle w:val="TE-Normal"/>
+      </w:pPr>
+      <w:r>
+        <w:t>Müller (2015), por sua vez, destaca a importância das representações musicais para o processamento computacional da música. O autor diferencia abordagens baseadas em áudio e em representação simbólica, evidenciando que dados simbólicos, como partituras digitais, permitem acessar diretamente elementos musicais como notas, durações, alturas e eventos estruturados. Essa perspectiva fundamenta a escolha do formato MusicXML neste trabalho, uma vez que ele possibilita a extração direta de informações melódicas a partir da partitura.</w:t>
+      </w:r>
+    </w:p>
+    <w:p>
+      <w:pPr>
+        <w:pStyle w:val="TE-Normal"/>
+      </w:pPr>
+      <w:r>
+        <w:t xml:space="preserve">No campo específico da descoberta de padrões musicais, Meredith (2016) discute métodos computacionais voltados à identificação de recorrências estruturais em obras musicais. Suas contribuições são relevantes por demonstrar que padrões musicais podem ser investigados por meio de representações abstratas e procedimentos de comparação entre sequências. Embora muitos métodos apresentados na literatura </w:t>
+      </w:r>
       <w:r>
         <w:lastRenderedPageBreak/>
-        <w:t>Trabalhos Relacionados</w:t>
-      </w:r>
-      <w:bookmarkEnd w:id="42"/>
-    </w:p>
-    <w:p>
-      <w:pPr>
-        <w:pStyle w:val="TE-Normal"/>
-      </w:pPr>
-      <w:r>
-        <w:t>A identificação automática de padrões musicais tem sido investigada em diferentes áreas da análise musical computacional, especialmente no campo de Music Information Retrieval (MIR). De modo geral, esses estudos buscam desenvolver métodos capazes de extrair, organizar e comparar informações musicais a partir de dados digitais, permitindo a análise de aspectos como melodia, ritmo, harmonia, similaridade e recorrência estrutural.</w:t>
-      </w:r>
-    </w:p>
-    <w:p>
-      <w:pPr>
-        <w:pStyle w:val="TE-Normal"/>
-      </w:pPr>
-      <w:r>
-        <w:t>Downie (2003) apresenta a área de MIR como um campo voltado à recuperação e ao processamento de informações musicais em ambientes digitais. Embora sua abordagem seja ampla e envolva diferentes tipos de dados musicais, sua contribuição é relevante para este trabalho por situar a análise computacional da música como uma área capaz de apoiar tarefas tradicionalmente realizadas de forma manual, como classificação, comparação e identificação de estruturas musicais.</w:t>
-      </w:r>
-    </w:p>
-    <w:p>
-      <w:pPr>
-        <w:pStyle w:val="TE-Normal"/>
-      </w:pPr>
-      <w:r>
-        <w:t>Müller (2015), por sua vez, destaca a importância das representações musicais para o processamento computacional da música. O autor diferencia abordagens baseadas em áudio e em representação simbólica, evidenciando que dados simbólicos, como partituras digitais, permitem acessar diretamente elementos musicais como notas, durações, alturas e eventos estruturados. Essa perspectiva fundamenta a escolha do formato MusicXML neste trabalho, uma vez que ele possibilita a extração direta de informações melódicas a partir da partitura.</w:t>
-      </w:r>
-    </w:p>
-    <w:p>
-      <w:pPr>
-        <w:pStyle w:val="TE-Normal"/>
-      </w:pPr>
-      <w:r>
-        <w:t>No campo específico da descoberta de padrões musicais, Meredith (2016) discute métodos computacionais voltados à identificação de recorrências estruturais em obras musicais. Suas contribuições são relevantes por demonstrar que padrões musicais podem ser investigados por meio de representações abstratas e procedimentos de comparação entre sequências. Embora muitos métodos apresentados na literatura utilizem algoritmos mais complexos, a noção de recorrência estrutural serve de base para a proposta deste trabalho.</w:t>
-      </w:r>
-    </w:p>
-    <w:p>
-      <w:pPr>
-        <w:pStyle w:val="TE-Normal"/>
-      </w:pPr>
-      <w:r>
-        <w:t xml:space="preserve">Além disso, estudos relacionados à percepção e cognição musical, como os de Huron (2006), contribuem para compreender a importância dos padrões na escuta e na organização musical. A recorrência de motivos e movimentos melódicos está associada </w:t>
-      </w:r>
-      <w:r>
-        <w:lastRenderedPageBreak/>
-        <w:t>à construção de expectativa, coerência e reconhecimento musical. Dessa forma, a identificação de padrões melódicos não possui apenas relevância técnica, mas também musical e perceptiva.</w:t>
+        <w:t>utilizem algoritmos mais complexos, a noção de recorrência estrutural serve de base para a proposta deste trabalho.</w:t>
+      </w:r>
+    </w:p>
+    <w:p>
+      <w:pPr>
+        <w:pStyle w:val="TE-Normal"/>
+      </w:pPr>
+      <w:r>
+        <w:t>Além disso, estudos relacionados à percepção e cognição musical, como os de Huron (2006), contribuem para compreender a importância dos padrões na escuta e na organização musical. A recorrência de motivos e movimentos melódicos está associada à construção de expectativa, coerência e reconhecimento musical. Dessa forma, a identificação de padrões melódicos não possui apenas relevância técnica, mas também musical e perceptiva.</w:t>
       </w:r>
     </w:p>
     <w:p>
@@ -5017,40 +4994,40 @@
       <w:pPr>
         <w:pStyle w:val="T1-TituloPrimario"/>
       </w:pPr>
-      <w:bookmarkStart w:id="43" w:name="_Toc230252533"/>
+      <w:bookmarkStart w:id="41" w:name="_Toc230257783"/>
       <w:r>
         <w:lastRenderedPageBreak/>
         <w:t>PROCEDIMENTOS METODOLÓGICOS</w:t>
       </w:r>
+      <w:bookmarkEnd w:id="41"/>
+    </w:p>
+    <w:p>
+      <w:pPr>
+        <w:pStyle w:val="T2-TituloSecundario"/>
+      </w:pPr>
+      <w:bookmarkStart w:id="42" w:name="_Toc230257784"/>
+      <w:r>
+        <w:t>Caracterização da pesquisa</w:t>
+      </w:r>
+      <w:bookmarkEnd w:id="42"/>
+    </w:p>
+    <w:p>
+      <w:pPr>
+        <w:pStyle w:val="TE-Normal"/>
+      </w:pPr>
+      <w:r>
+        <w:t>O presente trabalho caracteriza-se como uma pesquisa de natureza aplicada, pois tem como objetivo o desenvolvimento de um protótipo computacional para a identificação de padrões melódicos em partituras digitais. Quanto aos objetivos, classifica-se como exploratória, uma vez que busca investigar a viabilidade de uma abordagem baseada em representações estruturais da melodia. Em relação aos procedimentos, trata-se de uma pesquisa experimental, envolvendo a implementação e validação de um algoritmo de análise musical.</w:t>
+      </w:r>
+    </w:p>
+    <w:p>
+      <w:pPr>
+        <w:pStyle w:val="T2-TituloSecundario"/>
+      </w:pPr>
+      <w:bookmarkStart w:id="43" w:name="_Toc230257785"/>
+      <w:r>
+        <w:t>Corpus de análise</w:t>
+      </w:r>
       <w:bookmarkEnd w:id="43"/>
-    </w:p>
-    <w:p>
-      <w:pPr>
-        <w:pStyle w:val="T2-TituloSecundario"/>
-      </w:pPr>
-      <w:bookmarkStart w:id="44" w:name="_Toc230252534"/>
-      <w:r>
-        <w:t>Caracterização da pesquisa</w:t>
-      </w:r>
-      <w:bookmarkEnd w:id="44"/>
-    </w:p>
-    <w:p>
-      <w:pPr>
-        <w:pStyle w:val="TE-Normal"/>
-      </w:pPr>
-      <w:r>
-        <w:t>O presente trabalho caracteriza-se como uma pesquisa de natureza aplicada, pois tem como objetivo o desenvolvimento de um protótipo computacional para a identificação de padrões melódicos em partituras digitais. Quanto aos objetivos, classifica-se como exploratória, uma vez que busca investigar a viabilidade de uma abordagem baseada em representações estruturais da melodia. Em relação aos procedimentos, trata-se de uma pesquisa experimental, envolvendo a implementação e validação de um algoritmo de análise musical.</w:t>
-      </w:r>
-    </w:p>
-    <w:p>
-      <w:pPr>
-        <w:pStyle w:val="T2-TituloSecundario"/>
-      </w:pPr>
-      <w:bookmarkStart w:id="45" w:name="_Toc230252535"/>
-      <w:r>
-        <w:t>Corpus de análise</w:t>
-      </w:r>
-      <w:bookmarkEnd w:id="45"/>
     </w:p>
     <w:p>
       <w:pPr>
@@ -5112,7 +5089,7 @@
           <w:szCs w:val="22"/>
         </w:rPr>
       </w:pPr>
-      <w:bookmarkStart w:id="46" w:name="_Toc230252336"/>
+      <w:bookmarkStart w:id="44" w:name="_Toc230257710"/>
       <w:r>
         <w:rPr>
           <w:b/>
@@ -5196,7 +5173,7 @@
         </w:rPr>
         <w:t xml:space="preserve"> - Corpus de partituras utilizado na análise</w:t>
       </w:r>
-      <w:bookmarkEnd w:id="46"/>
+      <w:bookmarkEnd w:id="44"/>
     </w:p>
     <w:tbl>
       <w:tblPr>
@@ -5916,17 +5893,139 @@
     </w:tbl>
     <w:p>
       <w:pPr>
-        <w:pStyle w:val="TE-Normal"/>
-      </w:pPr>
+        <w:widowControl w:val="0"/>
+        <w:pBdr>
+          <w:top w:val="nil"/>
+          <w:left w:val="nil"/>
+          <w:bottom w:val="nil"/>
+          <w:right w:val="nil"/>
+          <w:between w:val="nil"/>
+        </w:pBdr>
+        <w:spacing w:line="360" w:lineRule="auto"/>
+        <w:jc w:val="center"/>
+        <w:rPr>
+          <w:color w:val="000000"/>
+          <w:sz w:val="22"/>
+          <w:szCs w:val="22"/>
+        </w:rPr>
+      </w:pPr>
+      <w:r>
+        <w:rPr>
+          <w:color w:val="000000"/>
+          <w:sz w:val="22"/>
+          <w:szCs w:val="22"/>
+        </w:rPr>
+        <w:t>Fonte: Elaborada pelo autor (2026).</w:t>
+      </w:r>
     </w:p>
     <w:p>
       <w:pPr>
         <w:pStyle w:val="T2-TituloSecundario"/>
       </w:pPr>
-      <w:bookmarkStart w:id="47" w:name="_Toc230252536"/>
+      <w:bookmarkStart w:id="45" w:name="_Toc230257786"/>
       <w:r>
         <w:t>Extração da melodia</w:t>
       </w:r>
+      <w:bookmarkEnd w:id="45"/>
+    </w:p>
+    <w:p>
+      <w:pPr>
+        <w:pStyle w:val="TE-Normal"/>
+      </w:pPr>
+      <w:r>
+        <w:t>A primeira etapa do processo consiste na extração da linha melódica principal de cada partitura do corpus. Para isso, serão utilizados arquivos em formato MusicXML contendo versões simplificadas das obras, compostas exclusivamente pela sequência melódica a ser analisada. Essa estratégia busca evitar ambiguidades decorrentes de texturas polifônicas, múltiplas vozes, acordes ou linhas de acompanhamento, permitindo que o algoritmo opere diretamente sobre a melodia principal.</w:t>
+      </w:r>
+    </w:p>
+    <w:p>
+      <w:pPr>
+        <w:pStyle w:val="TE-Normal"/>
+      </w:pPr>
+      <w:r>
+        <w:t xml:space="preserve">A extração será realizada por meio da linguagem Python, com apoio de biblioteca voltada à manipulação de dados musicais simbólicos, como a music21. A </w:t>
+      </w:r>
+      <w:r>
+        <w:lastRenderedPageBreak/>
+        <w:t>partir da leitura dos arquivos MusicXML, o sistema deverá percorrer os eventos musicais presentes na partitura e selecionar as notas que compõem a sequência melódica. Para cada nota identificada, serão registrados atributos relevantes para a análise, como altura, posição na sequência, duração e compasso de ocorrência.</w:t>
+      </w:r>
+    </w:p>
+    <w:p>
+      <w:pPr>
+        <w:pStyle w:val="TE-Normal"/>
+      </w:pPr>
+      <w:r>
+        <w:t>A altura das notas será utilizada para a construção da representação intervalar, uma vez que os intervalos serão calculados a partir da diferença entre notas consecutivas. A posição sequencial permitirá preservar a ordem dos eventos melódicos, aspecto essencial para a identificação de padrões. Já a informação de compasso será utilizada posteriormente para localizar, na partitura, as ocorrências dos padrões detectados pelo protótipo.</w:t>
+      </w:r>
+    </w:p>
+    <w:p>
+      <w:pPr>
+        <w:pStyle w:val="TE-Normal"/>
+      </w:pPr>
+      <w:r>
+        <w:t>Essa etapa é fundamental para o funcionamento do sistema, pois a qualidade da representação inicial influencia diretamente os resultados da detecção de padrões. Caso a melodia extraída contenha ruídos, notas de acompanhamento ou eventos não pertencentes à linha principal, os padrões identificados podem se tornar menos representativos. Por esse motivo, a simplificação prévia das partituras será adotada como procedimento metodológico para garantir maior controle sobre os dados analisados.</w:t>
+      </w:r>
+    </w:p>
+    <w:p>
+      <w:pPr>
+        <w:pStyle w:val="TE-Normal"/>
+      </w:pPr>
+      <w:r>
+        <w:t>Como resultado dessa etapa, cada partitura será convertida em uma sequência ordenada de eventos melódicos. Cada evento deverá conter, no mínimo, a altura da nota, sua posição sequencial e o compasso em que ocorre. A altura será utilizada para o cálculo dos intervalos; a posição sequencial permitirá preservar a ordem da melodia; e o compasso servirá para localizar posteriormente as ocorrências dos padrões identificados. Dessa forma, a extração da melodia transforma a partitura em uma estrutura de dados adequada para as etapas seguintes de representação e comparação.</w:t>
+      </w:r>
+    </w:p>
+    <w:p>
+      <w:pPr>
+        <w:pStyle w:val="T2-TituloSecundario"/>
+      </w:pPr>
+      <w:bookmarkStart w:id="46" w:name="_Toc230257787"/>
+      <w:r>
+        <w:t>Representação por intervalos</w:t>
+      </w:r>
+      <w:bookmarkEnd w:id="46"/>
+    </w:p>
+    <w:p>
+      <w:pPr>
+        <w:pStyle w:val="TE-Normal"/>
+      </w:pPr>
+      <w:r>
+        <w:t xml:space="preserve">Após a extração das sequências melódicas, as notas serão convertidas em uma representação baseada em intervalos melódicos relativos. Essa representação consiste em calcular a diferença de altura entre cada par de notas consecutivas, substituindo a sequência de alturas absolutas por uma sequência de relações intervalares. Dessa forma, </w:t>
+      </w:r>
+      <w:r>
+        <w:lastRenderedPageBreak/>
+        <w:t xml:space="preserve">a análise passa a considerar a estrutura interna da melodia, e não apenas as notas específicas que a compõem. </w:t>
+      </w:r>
+    </w:p>
+    <w:p>
+      <w:pPr>
+        <w:pStyle w:val="TE-Normal"/>
+      </w:pPr>
+      <w:r>
+        <w:t>Por exemplo, uma sequência formada pelas notas Dó, Ré, Fá e Mi pode ser representada pelos intervalos +2, +3 e -1, considerando a distância em semitons entre notas sucessivas. Nessa lógica, o sinal positivo indica movimento ascendente, o sinal negativo indica movimento descendente e o valor zero indica repetição da mesma altura. Essa representação permite que o algoritmo compare trechos musicais com base nas relações entre as notas, independentemente da tonalidade original.</w:t>
+      </w:r>
+    </w:p>
+    <w:p>
+      <w:pPr>
+        <w:pStyle w:val="TE-Normal"/>
+      </w:pPr>
+      <w:r>
+        <w:t>A principal vantagem da representação intervalar é sua capacidade de reconhecer padrões transpostos. Duas sequências melódicas podem utilizar notas absolutas diferentes, mas apresentar a mesma estrutura intervalar. Nesse caso, ainda que a melodia tenha sido deslocada para outra região ou tonalidade, sua organização interna permanece equivalente. Essa característica é especialmente relevante para a análise de recorrências melódicas, pois motivos musicais frequentemente aparecem transpostos ao longo de uma composição.</w:t>
+      </w:r>
+    </w:p>
+    <w:p>
+      <w:pPr>
+        <w:pStyle w:val="TE-Normal"/>
+      </w:pPr>
+      <w:r>
+        <w:t>No contexto deste trabalho, a representação intervalar será utilizada como uma das bases para a detecção de padrões. As sequências de intervalos geradas a partir das partituras serão analisadas por meio de janelas deslizantes, permitindo identificar subsequências que se repetem ao longo da obra. Assim, a abordagem intervalar possibilitará encontrar recorrências mais específicas, preservando a magnitude dos movimentos melódicos entre as notas.</w:t>
+      </w:r>
+    </w:p>
+    <w:p>
+      <w:pPr>
+        <w:pStyle w:val="T2-TituloSecundario"/>
+      </w:pPr>
+      <w:bookmarkStart w:id="47" w:name="_Toc230257788"/>
+      <w:r>
+        <w:t>Representação por contorno</w:t>
+      </w:r>
       <w:bookmarkEnd w:id="47"/>
     </w:p>
     <w:p>
@@ -5934,52 +6033,47 @@
         <w:pStyle w:val="TE-Normal"/>
       </w:pPr>
       <w:r>
-        <w:t>A primeira etapa do processo consiste na extração da linha melódica principal de cada partitura do corpus. Para isso, serão utilizados arquivos em formato MusicXML contendo versões simplificadas das obras, compostas exclusivamente pela sequência melódica a ser analisada. Essa estratégia busca evitar ambiguidades decorrentes de texturas polifônicas, múltiplas vozes, acordes ou linhas de acompanhamento, permitindo que o algoritmo opere diretamente sobre a melodia principal.</w:t>
-      </w:r>
-    </w:p>
-    <w:p>
-      <w:pPr>
-        <w:pStyle w:val="TE-Normal"/>
-      </w:pPr>
-      <w:r>
-        <w:t xml:space="preserve">A extração será realizada por meio da linguagem Python, com apoio de </w:t>
+        <w:t>Além da representação por intervalos, será utilizada uma representação baseada no contorno melódico. O contorno melódico corresponde à direção geral do movimento entre as notas, considerando se a melodia sobe, desce ou permanece na mesma altura. Diferentemente da representação intervalar, essa abordagem não preserva a magnitude exata dos intervalos, mas apenas a orientação do movimento melódico.</w:t>
+      </w:r>
+    </w:p>
+    <w:p>
+      <w:pPr>
+        <w:pStyle w:val="TE-Normal"/>
+      </w:pPr>
+      <w:r>
+        <w:t xml:space="preserve">Para construir essa representação, cada intervalo entre notas consecutivas será </w:t>
       </w:r>
       <w:r>
         <w:lastRenderedPageBreak/>
-        <w:t>biblioteca voltada à manipulação de dados musicais simbólicos, como a music21. A partir da leitura dos arquivos MusicXML, o sistema deverá percorrer os eventos musicais presentes na partitura e selecionar as notas que compõem a sequência melódica. Para cada nota identificada, serão registrados atributos relevantes para a análise, como altura, posição na sequência, duração e compasso de ocorrência.</w:t>
-      </w:r>
-    </w:p>
-    <w:p>
-      <w:pPr>
-        <w:pStyle w:val="TE-Normal"/>
-      </w:pPr>
-      <w:r>
-        <w:t>A altura das notas será utilizada para a construção da representação intervalar, uma vez que os intervalos serão calculados a partir da diferença entre notas consecutivas. A posição sequencial permitirá preservar a ordem dos eventos melódicos, aspecto essencial para a identificação de padrões. Já a informação de compasso será utilizada posteriormente para localizar, na partitura, as ocorrências dos padrões detectados pelo protótipo.</w:t>
-      </w:r>
-    </w:p>
-    <w:p>
-      <w:pPr>
-        <w:pStyle w:val="TE-Normal"/>
-      </w:pPr>
-      <w:r>
-        <w:t>Essa etapa é fundamental para o funcionamento do sistema, pois a qualidade da representação inicial influencia diretamente os resultados da detecção de padrões. Caso a melodia extraída contenha ruídos, notas de acompanhamento ou eventos não pertencentes à linha principal, os padrões identificados podem se tornar menos representativos. Por esse motivo, a simplificação prévia das partituras será adotada como procedimento metodológico para garantir maior controle sobre os dados analisados.</w:t>
-      </w:r>
-    </w:p>
-    <w:p>
-      <w:pPr>
-        <w:pStyle w:val="TE-Normal"/>
-      </w:pPr>
-      <w:r>
-        <w:t>Como resultado dessa etapa, cada partitura será convertida em uma sequência ordenada de eventos melódicos. Cada evento deverá conter, no mínimo, a altura da nota, sua posição sequencial e o compasso em que ocorre. A altura será utilizada para o cálculo dos intervalos; a posição sequencial permitirá preservar a ordem da melodia; e o compasso servirá para localizar posteriormente as ocorrências dos padrões identificados. Dessa forma, a extração da melodia transforma a partitura em uma estrutura de dados adequada para as etapas seguintes de representação e comparação.</w:t>
+        <w:t>convertido em uma categoria direcional. Intervalos ascendentes serão representados como movimento ascendente, intervalos descendentes como movimento descendente e intervalos iguais como repetição. Dessa forma, uma sequência intervalar como +2, +5 e -1 será reduzida a um contorno composto por subida, subida e descida. Embora haja perda de detalhe, a representação resultante permite observar semelhanças mais abstratas entre diferentes trechos melódicos.</w:t>
+      </w:r>
+    </w:p>
+    <w:p>
+      <w:pPr>
+        <w:pStyle w:val="TE-Normal"/>
+        <w:rPr>
+          <w:u w:val="single"/>
+        </w:rPr>
+      </w:pPr>
+      <w:r>
+        <w:t>A utilização do contorno melódico é relevante porque determinados padrões podem ser percebidos como semelhantes mesmo quando não possuem exatamente os mesmos intervalos. Duas melodias podem apresentar movimentos direcionais equivalentes, ainda que uma utilize intervalos maiores ou menores que a outra. Assim, a análise por contorno permite identificar recorrências estruturais mais gerais, complementando os resultados obtidos pela análise intervalar.</w:t>
+      </w:r>
+    </w:p>
+    <w:p>
+      <w:pPr>
+        <w:pStyle w:val="TE-Normal"/>
+      </w:pPr>
+      <w:r>
+        <w:t>Neste trabalho, a representação por contorno será aplicada de forma complementar à representação intervalar. Enquanto a análise intervalar permitirá identificar padrões mais precisos, a análise de contorno possibilitará detectar recorrências mais flexíveis, baseadas na forma geral do movimento melódico. A comparação entre essas duas abordagens permitirá observar diferentes níveis de similaridade nas obras analisadas.</w:t>
       </w:r>
     </w:p>
     <w:p>
       <w:pPr>
         <w:pStyle w:val="T2-TituloSecundario"/>
       </w:pPr>
-      <w:bookmarkStart w:id="48" w:name="_Toc230252537"/>
-      <w:r>
-        <w:t>Representação por intervalos</w:t>
+      <w:bookmarkStart w:id="48" w:name="_Toc230257789"/>
+      <w:r>
+        <w:t>Detecção de padrões</w:t>
       </w:r>
       <w:bookmarkEnd w:id="48"/>
     </w:p>
@@ -5988,111 +6082,19 @@
         <w:pStyle w:val="TE-Normal"/>
       </w:pPr>
       <w:r>
-        <w:t xml:space="preserve">Após a extração das sequências melódicas, as notas serão convertidas em uma representação baseada em intervalos melódicos relativos. Essa representação consiste em calcular a diferença de altura entre cada par de notas consecutivas, substituindo a </w:t>
+        <w:t>A detecção de padrões será realizada por meio da análise de subsequências extraídas das representações intervalares e de contorno melódico. Para isso, será adotada uma abordagem baseada em janelas deslizantes, na qual segmentos de tamanho fixo percorrem sequencialmente a melodia analisada. Cada janela corresponde a um trecho curto da sequência musical e será tratada como um candidato a padrão.</w:t>
+      </w:r>
+    </w:p>
+    <w:p>
+      <w:pPr>
+        <w:pStyle w:val="TE-Normal"/>
+      </w:pPr>
+      <w:r>
+        <w:t xml:space="preserve">Inicialmente, serão utilizadas janelas contendo entre três e cinco elementos. Essa escolha se justifica pelo fato de que segmentos curtos tendem a se aproximar da ideia de motivos melódicos, permitindo identificar recorrências locais sem exigir a comparação de frases musicais extensas. Além disso, o uso de diferentes tamanhos de </w:t>
       </w:r>
       <w:r>
         <w:lastRenderedPageBreak/>
-        <w:t xml:space="preserve">sequência de alturas absolutas por uma sequência de relações intervalares. Dessa forma, a análise passa a considerar a estrutura interna da melodia, e não apenas as notas específicas que a compõem. </w:t>
-      </w:r>
-    </w:p>
-    <w:p>
-      <w:pPr>
-        <w:pStyle w:val="TE-Normal"/>
-      </w:pPr>
-      <w:r>
-        <w:t>Por exemplo, uma sequência formada pelas notas Dó, Ré, Fá e Mi pode ser representada pelos intervalos +2, +3 e -1, considerando a distância em semitons entre notas sucessivas. Nessa lógica, o sinal positivo indica movimento ascendente, o sinal negativo indica movimento descendente e o valor zero indica repetição da mesma altura. Essa representação permite que o algoritmo compare trechos musicais com base nas relações entre as notas, independentemente da tonalidade original.</w:t>
-      </w:r>
-    </w:p>
-    <w:p>
-      <w:pPr>
-        <w:pStyle w:val="TE-Normal"/>
-      </w:pPr>
-      <w:r>
-        <w:t>A principal vantagem da representação intervalar é sua capacidade de reconhecer padrões transpostos. Duas sequências melódicas podem utilizar notas absolutas diferentes, mas apresentar a mesma estrutura intervalar. Nesse caso, ainda que a melodia tenha sido deslocada para outra região ou tonalidade, sua organização interna permanece equivalente. Essa característica é especialmente relevante para a análise de recorrências melódicas, pois motivos musicais frequentemente aparecem transpostos ao longo de uma composição.</w:t>
-      </w:r>
-    </w:p>
-    <w:p>
-      <w:pPr>
-        <w:pStyle w:val="TE-Normal"/>
-      </w:pPr>
-      <w:r>
-        <w:t>No contexto deste trabalho, a representação intervalar será utilizada como uma das bases para a detecção de padrões. As sequências de intervalos geradas a partir das partituras serão analisadas por meio de janelas deslizantes, permitindo identificar subsequências que se repetem ao longo da obra. Assim, a abordagem intervalar possibilitará encontrar recorrências mais específicas, preservando a magnitude dos movimentos melódicos entre as notas.</w:t>
-      </w:r>
-    </w:p>
-    <w:p>
-      <w:pPr>
-        <w:pStyle w:val="T2-TituloSecundario"/>
-      </w:pPr>
-      <w:bookmarkStart w:id="49" w:name="_Toc230252538"/>
-      <w:r>
-        <w:t>Representação por contorno</w:t>
-      </w:r>
-      <w:bookmarkEnd w:id="49"/>
-    </w:p>
-    <w:p>
-      <w:pPr>
-        <w:pStyle w:val="TE-Normal"/>
-      </w:pPr>
-      <w:r>
-        <w:t>Além da representação por intervalos, será utilizada uma representação baseada no contorno melódico. O contorno melódico corresponde à direção geral do movimento entre as notas, considerando se a melodia sobe, desce ou permanece na mesma altura. Diferentemente da representação intervalar, essa abordagem não preserva a magnitude exata dos intervalos, mas apenas a orientação do movimento melódico.</w:t>
-      </w:r>
-    </w:p>
-    <w:p>
-      <w:pPr>
-        <w:pStyle w:val="TE-Normal"/>
-      </w:pPr>
-      <w:r>
-        <w:lastRenderedPageBreak/>
-        <w:t>Para construir essa representação, cada intervalo entre notas consecutivas será convertido em uma categoria direcional. Intervalos ascendentes serão representados como movimento ascendente, intervalos descendentes como movimento descendente e intervalos iguais como repetição. Dessa forma, uma sequência intervalar como +2, +5 e -1 será reduzida a um contorno composto por subida, subida e descida. Embora haja perda de detalhe, a representação resultante permite observar semelhanças mais abstratas entre diferentes trechos melódicos.</w:t>
-      </w:r>
-    </w:p>
-    <w:p>
-      <w:pPr>
-        <w:pStyle w:val="TE-Normal"/>
-        <w:rPr>
-          <w:u w:val="single"/>
-        </w:rPr>
-      </w:pPr>
-      <w:r>
-        <w:t>A utilização do contorno melódico é relevante porque determinados padrões podem ser percebidos como semelhantes mesmo quando não possuem exatamente os mesmos intervalos. Duas melodias podem apresentar movimentos direcionais equivalentes, ainda que uma utilize intervalos maiores ou menores que a outra. Assim, a análise por contorno permite identificar recorrências estruturais mais gerais, complementando os resultados obtidos pela análise intervalar.</w:t>
-      </w:r>
-    </w:p>
-    <w:p>
-      <w:pPr>
-        <w:pStyle w:val="TE-Normal"/>
-      </w:pPr>
-      <w:r>
-        <w:t>Neste trabalho, a representação por contorno será aplicada de forma complementar à representação intervalar. Enquanto a análise intervalar permitirá identificar padrões mais precisos, a análise de contorno possibilitará detectar recorrências mais flexíveis, baseadas na forma geral do movimento melódico. A comparação entre essas duas abordagens permitirá observar diferentes níveis de similaridade nas obras analisadas.</w:t>
-      </w:r>
-    </w:p>
-    <w:p>
-      <w:pPr>
-        <w:pStyle w:val="T2-TituloSecundario"/>
-      </w:pPr>
-      <w:bookmarkStart w:id="50" w:name="_Toc230252539"/>
-      <w:r>
-        <w:t>Detecção de padrões</w:t>
-      </w:r>
-      <w:bookmarkEnd w:id="50"/>
-    </w:p>
-    <w:p>
-      <w:pPr>
-        <w:pStyle w:val="TE-Normal"/>
-      </w:pPr>
-      <w:r>
-        <w:t>A detecção de padrões será realizada por meio da análise de subsequências extraídas das representações intervalares e de contorno melódico. Para isso, será adotada uma abordagem baseada em janelas deslizantes, na qual segmentos de tamanho fixo percorrem sequencialmente a melodia analisada. Cada janela corresponde a um trecho curto da sequência musical e será tratada como um candidato a padrão.</w:t>
-      </w:r>
-    </w:p>
-    <w:p>
-      <w:pPr>
-        <w:pStyle w:val="TE-Normal"/>
-      </w:pPr>
-      <w:r>
-        <w:t xml:space="preserve">Inicialmente, serão utilizadas janelas contendo entre três e cinco elementos. Essa escolha se justifica pelo fato de que segmentos curtos tendem a se aproximar da ideia de motivos melódicos, permitindo identificar recorrências locais sem exigir a </w:t>
-      </w:r>
-      <w:r>
-        <w:lastRenderedPageBreak/>
-        <w:t>comparação de frases musicais extensas. Além disso, o uso de diferentes tamanhos de janela possibilita observar padrões em níveis distintos de granularidade, desde pequenas células melódicas até estruturas um pouco mais amplas.</w:t>
+        <w:t>janela possibilita observar padrões em níveis distintos de granularidade, desde pequenas células melódicas até estruturas um pouco mais amplas.</w:t>
       </w:r>
     </w:p>
     <w:p>
@@ -6108,139 +6110,7 @@
         <w:pStyle w:val="TE-Normal"/>
       </w:pPr>
       <w:r>
-        <w:t>A análise será realizada separadamente para as duas formas de representação. Na representação intervalar, serão identificados padrões mais específicos, uma vez que a magnitude dos intervalos entre notas consecutivas será preservada. Já na representação por contorno, serão identificadas recorrências mais abstratas, considerando apenas a direção do movimento melódico, isto é, se a melodia sobe, desce ou permanece na mesma altura. Dessa forma, será possível comparar os resultados obtidos pelas duas abordagens e observar se determinados trechos apresentam recorrência estrutural mesmo quando não compartilham exatamente os mesmos intervalos.</w:t>
-      </w:r>
-    </w:p>
-    <w:p>
-      <w:pPr>
-        <w:pStyle w:val="TE-Normal"/>
-        <w:rPr>
-          <w:b/>
-          <w:bCs/>
-        </w:rPr>
-      </w:pPr>
-      <w:r>
-        <w:t>Serão considerados padrões recorrentes os segmentos que apresentarem pelo menos duas ocorrências dentro da mesma obra. Essa definição tem caráter operacional e visa permitir a implementação objetiva do protótipo, sem depender inicialmente de uma interpretação musicológica aprofundada. Posteriormente, os padrões detectados serão analisados qualitativamente, a fim de verificar se correspondem a recorrências musicalmente perceptíveis nas partituras analisadas.</w:t>
-      </w:r>
-    </w:p>
-    <w:p>
-      <w:pPr>
-        <w:pStyle w:val="T2-TituloSecundario"/>
-      </w:pPr>
-      <w:bookmarkStart w:id="51" w:name="_Toc230252540"/>
-      <w:r>
-        <w:t>Análise dos resultados</w:t>
-      </w:r>
-      <w:bookmarkEnd w:id="51"/>
-    </w:p>
-    <w:p>
-      <w:pPr>
-        <w:pStyle w:val="TE-Normal"/>
-      </w:pPr>
-      <w:r>
-        <w:t xml:space="preserve">Os resultados obtidos pelo protótipo serão analisados de forma qualitativa, com o objetivo de verificar a coerência das recorrências identificadas automaticamente. A avaliação não terá como finalidade estabelecer uma medição estatística ampla ou uma </w:t>
-      </w:r>
-      <w:r>
-        <w:lastRenderedPageBreak/>
-        <w:t>validação musicológica definitiva, mas observar se a abordagem proposta é capaz de apontar padrões melódicos relevantes dentro do corpus selecionado.</w:t>
-      </w:r>
-    </w:p>
-    <w:p>
-      <w:pPr>
-        <w:pStyle w:val="TE-Normal"/>
-      </w:pPr>
-      <w:r>
-        <w:t>Para cada obra analisada, serão observados os padrões detectados a partir da representação intervalar e da representação por contorno. A análise considerará aspectos como quantidade de padrões encontrados, frequência de ocorrência, localização dos padrões na partitura e relação entre os resultados obtidos pelas duas formas de representação. Também será verificado se os padrões identificados correspondem a trechos que, por inspeção manual, possam ser reconhecidos como recorrências melódicas.</w:t>
-      </w:r>
-    </w:p>
-    <w:p>
-      <w:pPr>
-        <w:pStyle w:val="TE-Normal"/>
-      </w:pPr>
-      <w:r>
-        <w:t>A comparação entre a análise intervalar e a análise de contorno permitirá observar diferenças entre níveis de similaridade. A representação intervalar tende a indicar recorrências mais específicas, pois exige a repetição da mesma sequência de intervalos. Já a representação por contorno pode apontar semelhanças mais amplas, uma vez que considera apenas a direção do movimento melódico. Essa comparação será importante para avaliar se o uso combinado das duas representações contribui para uma compreensão mais completa das recorrências presentes nas partituras.</w:t>
-      </w:r>
-    </w:p>
-    <w:p>
-      <w:pPr>
-        <w:pStyle w:val="TE-Normal"/>
-      </w:pPr>
-      <w:r>
-        <w:t>A análise dos resultados também permitirá identificar limitações da abordagem proposta. Entre essas limitações, podem estar a detecção de padrões excessivamente curtos, a ocorrência de repetições pouco significativas do ponto de vista musical e a dependência do tamanho das janelas utilizadas. Essas observações serão consideradas na discussão dos resultados, contribuindo para avaliar a viabilidade do protótipo e indicar possibilidades de aprimoramento em trabalhos futuros.</w:t>
-      </w:r>
-    </w:p>
-    <w:p>
-      <w:pPr>
-        <w:pStyle w:val="TE-Normal"/>
-        <w:rPr>
-          <w:u w:val="single"/>
-        </w:rPr>
-      </w:pPr>
-      <w:r>
-        <w:t>Dessa forma, a etapa de análise buscará verificar se o método implementado é capaz de auxiliar na identificação automática de padrões melódicos recorrentes, respeitando o escopo exploratório da pesquisa. O objetivo principal será avaliar a utilidade da abordagem como ferramenta de apoio à análise musical computacional, e não substituir a interpretação musical realizada por um analista humano.</w:t>
-      </w:r>
-    </w:p>
-    <w:p>
-      <w:pPr>
-        <w:pStyle w:val="T2-TituloSecundario"/>
-      </w:pPr>
-      <w:bookmarkStart w:id="52" w:name="_Toc230252541"/>
-      <w:r>
-        <w:t>Visão geral do sistema proposto</w:t>
-      </w:r>
-      <w:bookmarkEnd w:id="52"/>
-    </w:p>
-    <w:p>
-      <w:pPr>
-        <w:pStyle w:val="TE-Normal"/>
-      </w:pPr>
-      <w:r>
-        <w:lastRenderedPageBreak/>
-        <w:t>O sistema proposto consiste em um protótipo computacional voltado à identificação de padrões melódicos recorrentes em partituras digitais no formato MusicXML. O funcionamento do sistema será organizado em etapas sequenciais, iniciando pela entrada dos arquivos musicais e finalizando com a apresentação dos padrões detectados e suas respectivas ocorrências.</w:t>
-      </w:r>
-    </w:p>
-    <w:p>
-      <w:pPr>
-        <w:pStyle w:val="TE-Normal"/>
-      </w:pPr>
-      <w:r>
-        <w:t>Inicialmente, as partituras em MusicXML serão fornecidas como entrada do sistema. Em seguida, será realizada a extração da linha melódica principal, a partir da qual serão obtidas sequências de notas organizadas de acordo com sua ordem de ocorrência na partitura. Essas sequências constituirão a base para as etapas seguintes da análise.</w:t>
-      </w:r>
-    </w:p>
-    <w:p>
-      <w:pPr>
-        <w:pStyle w:val="TE-Normal"/>
-      </w:pPr>
-      <w:r>
-        <w:t>Após a extração das notas, o sistema realizará duas formas de representação da melodia. A primeira será a representação intervalar, baseada na diferença de altura entre notas consecutivas. A segunda será a representação por contorno, baseada apenas na direção do movimento melódico. Essas duas representações permitirão analisar a melodia em diferentes níveis de abstração.</w:t>
-      </w:r>
-    </w:p>
-    <w:p>
-      <w:pPr>
-        <w:pStyle w:val="TE-Normal"/>
-      </w:pPr>
-      <w:r>
-        <w:t>Na sequência, será aplicado o processo de detecção de padrões por janelas deslizantes. O algoritmo percorrerá as sequências geradas e identificará subsequências recorrentes, registrando sua quantidade de ocorrências e sua localização aproximada nas partituras. Esse procedimento será aplicado separadamente às representações intervalares e de contorno, permitindo comparar os padrões detectados em cada abordagem.</w:t>
-      </w:r>
-    </w:p>
-    <w:p>
-      <w:pPr>
-        <w:pStyle w:val="TE-Normal"/>
-      </w:pPr>
-      <w:r>
-        <w:t>Como saída, o sistema deverá apresentar uma relação dos padrões identificados, indicando o tipo de representação utilizada, a sequência correspondente, o número de ocorrências e os compassos em que cada padrão aparece. Essas informações serão posteriormente analisadas de forma qualitativa, com o objetivo de verificar a coerência dos resultados e a viabilidade da abordagem proposta.</w:t>
-      </w:r>
-    </w:p>
-    <w:p>
-      <w:pPr>
-        <w:pStyle w:val="TE-Normal"/>
-      </w:pPr>
-      <w:r>
-        <w:t xml:space="preserve">A Figura 3 apresenta a visão geral do fluxo de funcionamento do sistema proposto. O processo inicia com a entrada dos arquivos MusicXML, passa pela extração da linha melódica principal e segue para a conversão da melodia em duas representações: intervalos melódicos e contorno melódico. Em seguida, são aplicadas </w:t>
-      </w:r>
-      <w:r>
-        <w:lastRenderedPageBreak/>
-        <w:t>janelas deslizantes para gerar subsequências candidatas a padrão. Essas subsequências são comparadas entre si, e aquelas que apresentam recorrência são registradas com suas respectivas ocorrências e localizações aproximadas. Por fim, os resultados são analisados qualitativamente, a fim de verificar se os padrões identificados possuem coerência musical dentro do corpus analisado.</w:t>
+        <w:t>Para ilustrar o funcionamento das janelas deslizantes, considere uma sequência intervalar composta pelos valores +2, +3, -1, +5 e -2. Ao utilizar uma janela de tamanho três, o algoritmo gera subsequências consecutivas a partir dessa sequência, deslocando a janela uma posição por vez. Cada subsequência gerada passa a ser tratada como candidata a padrão e pode ser comparada com as demais ocorrências dentro da mesma obra.</w:t>
       </w:r>
     </w:p>
     <w:p>
@@ -6254,8 +6124,6 @@
         <w:keepNext/>
         <w:jc w:val="center"/>
         <w:rPr>
-          <w:b/>
-          <w:bCs/>
           <w:i w:val="0"/>
           <w:iCs w:val="0"/>
           <w:color w:val="auto"/>
@@ -6263,7 +6131,7 @@
           <w:szCs w:val="22"/>
         </w:rPr>
       </w:pPr>
-      <w:bookmarkStart w:id="53" w:name="_Toc230251477"/>
+      <w:bookmarkStart w:id="49" w:name="_Toc230257656"/>
       <w:r>
         <w:rPr>
           <w:b/>
@@ -6339,6 +6207,279 @@
       </w:r>
       <w:r>
         <w:rPr>
+          <w:i w:val="0"/>
+          <w:iCs w:val="0"/>
+          <w:color w:val="auto"/>
+          <w:sz w:val="22"/>
+          <w:szCs w:val="22"/>
+        </w:rPr>
+        <w:t xml:space="preserve"> </w:t>
+      </w:r>
+      <w:r>
+        <w:rPr>
+          <w:i w:val="0"/>
+          <w:iCs w:val="0"/>
+          <w:color w:val="auto"/>
+          <w:sz w:val="22"/>
+          <w:szCs w:val="22"/>
+        </w:rPr>
+        <w:t>- Exemplo de geração de subsequências por janelas deslizantes.</w:t>
+      </w:r>
+      <w:bookmarkEnd w:id="49"/>
+    </w:p>
+    <w:p>
+      <w:pPr>
+        <w:pStyle w:val="TE-Normal"/>
+      </w:pPr>
+      <w:r>
+        <w:rPr>
+          <w:noProof/>
+        </w:rPr>
+        <w:drawing>
+          <wp:inline distT="0" distB="0" distL="0" distR="0" wp14:anchorId="1B74A00A" wp14:editId="48CD62A8">
+            <wp:extent cx="4514850" cy="2790825"/>
+            <wp:effectExtent l="0" t="0" r="0" b="9525"/>
+            <wp:docPr id="2" name="Imagem 2" descr="PlantUML Diagram"/>
+            <wp:cNvGraphicFramePr>
+              <a:graphicFrameLocks xmlns:a="http://schemas.openxmlformats.org/drawingml/2006/main" noChangeAspect="1"/>
+            </wp:cNvGraphicFramePr>
+            <a:graphic xmlns:a="http://schemas.openxmlformats.org/drawingml/2006/main">
+              <a:graphicData uri="http://schemas.openxmlformats.org/drawingml/2006/picture">
+                <pic:pic xmlns:pic="http://schemas.openxmlformats.org/drawingml/2006/picture">
+                  <pic:nvPicPr>
+                    <pic:cNvPr id="0" name="Picture 1" descr="PlantUML Diagram"/>
+                    <pic:cNvPicPr>
+                      <a:picLocks noChangeAspect="1" noChangeArrowheads="1"/>
+                    </pic:cNvPicPr>
+                  </pic:nvPicPr>
+                  <pic:blipFill>
+                    <a:blip r:embed="rId39">
+                      <a:extLst>
+                        <a:ext uri="{28A0092B-C50C-407E-A947-70E740481C1C}">
+                          <a14:useLocalDpi xmlns:a14="http://schemas.microsoft.com/office/drawing/2010/main" val="0"/>
+                        </a:ext>
+                      </a:extLst>
+                    </a:blip>
+                    <a:srcRect/>
+                    <a:stretch>
+                      <a:fillRect/>
+                    </a:stretch>
+                  </pic:blipFill>
+                  <pic:spPr bwMode="auto">
+                    <a:xfrm>
+                      <a:off x="0" y="0"/>
+                      <a:ext cx="4514850" cy="2790825"/>
+                    </a:xfrm>
+                    <a:prstGeom prst="rect">
+                      <a:avLst/>
+                    </a:prstGeom>
+                    <a:noFill/>
+                    <a:ln>
+                      <a:noFill/>
+                    </a:ln>
+                  </pic:spPr>
+                </pic:pic>
+              </a:graphicData>
+            </a:graphic>
+          </wp:inline>
+        </w:drawing>
+      </w:r>
+    </w:p>
+    <w:p>
+      <w:pPr>
+        <w:widowControl w:val="0"/>
+        <w:pBdr>
+          <w:top w:val="nil"/>
+          <w:left w:val="nil"/>
+          <w:bottom w:val="nil"/>
+          <w:right w:val="nil"/>
+          <w:between w:val="nil"/>
+        </w:pBdr>
+        <w:spacing w:line="360" w:lineRule="auto"/>
+        <w:jc w:val="center"/>
+        <w:rPr>
+          <w:color w:val="000000"/>
+          <w:sz w:val="22"/>
+          <w:szCs w:val="22"/>
+        </w:rPr>
+      </w:pPr>
+      <w:r>
+        <w:rPr>
+          <w:color w:val="000000"/>
+          <w:sz w:val="22"/>
+          <w:szCs w:val="22"/>
+        </w:rPr>
+        <w:t>Fonte: Elaborada pelo autor (2026).</w:t>
+      </w:r>
+    </w:p>
+    <w:p>
+      <w:pPr>
+        <w:pStyle w:val="TE-Normal"/>
+      </w:pPr>
+    </w:p>
+    <w:p>
+      <w:pPr>
+        <w:pStyle w:val="TE-Normal"/>
+      </w:pPr>
+      <w:r>
+        <w:t xml:space="preserve">Esse procedimento permite decompor a melodia em segmentos menores, </w:t>
+      </w:r>
+      <w:r>
+        <w:lastRenderedPageBreak/>
+        <w:t>possibilitando a identificação de recorrências locais. No contexto deste trabalho, serão utilizadas janelas entre três e cinco elementos, permitindo observar padrões em diferentes níveis de granularidade.</w:t>
+      </w:r>
+    </w:p>
+    <w:p>
+      <w:pPr>
+        <w:pStyle w:val="TE-Normal"/>
+      </w:pPr>
+      <w:r>
+        <w:t>A análise será realizada separadamente para as duas formas de representação. Na representação intervalar, serão identificados padrões mais específicos, uma vez que a magnitude dos intervalos entre notas consecutivas será preservada. Já na representação por contorno, serão identificadas recorrências mais abstratas, considerando apenas a direção do movimento melódico, isto é, se a melodia sobe, desce ou permanece na mesma altura. Dessa forma, será possível comparar os resultados obtidos pelas duas abordagens e observar se determinados trechos apresentam recorrência estrutural mesmo quando não compartilham exatamente os mesmos intervalos.</w:t>
+      </w:r>
+    </w:p>
+    <w:p>
+      <w:pPr>
+        <w:pStyle w:val="TE-Normal"/>
+        <w:rPr>
+          <w:b/>
+          <w:bCs/>
+        </w:rPr>
+      </w:pPr>
+      <w:r>
+        <w:t>Serão considerados padrões recorrentes os segmentos que apresentarem pelo menos duas ocorrências dentro da mesma obra. Essa definição tem caráter operacional e visa permitir a implementação objetiva do protótipo, sem depender inicialmente de uma interpretação musicológica aprofundada. Posteriormente, os padrões detectados serão analisados qualitativamente, a fim de verificar se correspondem a recorrências musicalmente perceptíveis nas partituras analisadas.</w:t>
+      </w:r>
+    </w:p>
+    <w:p>
+      <w:pPr>
+        <w:pStyle w:val="T2-TituloSecundario"/>
+      </w:pPr>
+      <w:bookmarkStart w:id="50" w:name="_Toc230257790"/>
+      <w:r>
+        <w:t>Análise dos resultados</w:t>
+      </w:r>
+      <w:bookmarkEnd w:id="50"/>
+    </w:p>
+    <w:p>
+      <w:pPr>
+        <w:pStyle w:val="TE-Normal"/>
+      </w:pPr>
+      <w:r>
+        <w:t>Os resultados obtidos pelo protótipo serão analisados de forma qualitativa, com o objetivo de verificar a coerência das recorrências identificadas automaticamente. A avaliação não terá como finalidade estabelecer uma medição estatística ampla ou uma validação musicológica definitiva, mas observar se a abordagem proposta é capaz de apontar padrões melódicos relevantes dentro do corpus selecionado.</w:t>
+      </w:r>
+    </w:p>
+    <w:p>
+      <w:pPr>
+        <w:pStyle w:val="TE-Normal"/>
+      </w:pPr>
+      <w:r>
+        <w:t xml:space="preserve">Para cada obra analisada, serão observados os padrões detectados a partir da representação intervalar e da representação por contorno. A análise considerará aspectos como quantidade de padrões encontrados, frequência de ocorrência, localização dos padrões na partitura e relação entre os resultados obtidos pelas duas formas de representação. Também será verificado se os padrões identificados correspondem a </w:t>
+      </w:r>
+      <w:r>
+        <w:lastRenderedPageBreak/>
+        <w:t>trechos que, por inspeção manual, possam ser reconhecidos como recorrências melódicas.</w:t>
+      </w:r>
+    </w:p>
+    <w:p>
+      <w:pPr>
+        <w:pStyle w:val="TE-Normal"/>
+      </w:pPr>
+      <w:r>
+        <w:t>A comparação entre a análise intervalar e a análise de contorno permitirá observar diferenças entre níveis de similaridade. A representação intervalar tende a indicar recorrências mais específicas, pois exige a repetição da mesma sequência de intervalos. Já a representação por contorno pode apontar semelhanças mais amplas, uma vez que considera apenas a direção do movimento melódico. Essa comparação será importante para avaliar se o uso combinado das duas representações contribui para uma compreensão mais completa das recorrências presentes nas partituras.</w:t>
+      </w:r>
+    </w:p>
+    <w:p>
+      <w:pPr>
+        <w:pStyle w:val="TE-Normal"/>
+      </w:pPr>
+      <w:r>
+        <w:t>A análise dos resultados também permitirá identificar limitações da abordagem proposta. Entre essas limitações, podem estar a detecção de padrões excessivamente curtos, a ocorrência de repetições pouco significativas do ponto de vista musical e a dependência do tamanho das janelas utilizadas. Essas observações serão consideradas na discussão dos resultados, contribuindo para avaliar a viabilidade do protótipo e indicar possibilidades de aprimoramento em trabalhos futuros.</w:t>
+      </w:r>
+    </w:p>
+    <w:p>
+      <w:pPr>
+        <w:pStyle w:val="TE-Normal"/>
+        <w:rPr>
+          <w:u w:val="single"/>
+        </w:rPr>
+      </w:pPr>
+      <w:r>
+        <w:t>Dessa forma, a etapa de análise buscará verificar se o método implementado é capaz de auxiliar na identificação automática de padrões melódicos recorrentes, respeitando o escopo exploratório da pesquisa. O objetivo principal será avaliar a utilidade da abordagem como ferramenta de apoio à análise musical computacional, e não substituir a interpretação musical realizada por um analista humano.</w:t>
+      </w:r>
+    </w:p>
+    <w:p>
+      <w:pPr>
+        <w:pStyle w:val="T2-TituloSecundario"/>
+      </w:pPr>
+      <w:bookmarkStart w:id="51" w:name="_Toc230257791"/>
+      <w:r>
+        <w:t>Visão geral do sistema proposto</w:t>
+      </w:r>
+      <w:bookmarkEnd w:id="51"/>
+    </w:p>
+    <w:p>
+      <w:pPr>
+        <w:pStyle w:val="TE-Normal"/>
+      </w:pPr>
+      <w:r>
+        <w:t>O sistema proposto consiste em um protótipo computacional voltado à identificação de padrões melódicos recorrentes em partituras digitais no formato MusicXML. O funcionamento do sistema será organizado em etapas sequenciais, iniciando pela entrada dos arquivos musicais e finalizando com a apresentação dos padrões detectados e suas respectivas ocorrências.</w:t>
+      </w:r>
+    </w:p>
+    <w:p>
+      <w:pPr>
+        <w:pStyle w:val="TE-Normal"/>
+      </w:pPr>
+      <w:r>
+        <w:t xml:space="preserve">Inicialmente, as partituras em MusicXML serão fornecidas como entrada do sistema. Em seguida, será realizada a extração da linha melódica principal, a partir da </w:t>
+      </w:r>
+      <w:r>
+        <w:lastRenderedPageBreak/>
+        <w:t>qual serão obtidas sequências de notas organizadas de acordo com sua ordem de ocorrência na partitura. Essas sequências constituirão a base para as etapas seguintes da análise.</w:t>
+      </w:r>
+    </w:p>
+    <w:p>
+      <w:pPr>
+        <w:pStyle w:val="TE-Normal"/>
+      </w:pPr>
+      <w:r>
+        <w:t>Após a extração das notas, o sistema realizará duas formas de representação da melodia. A primeira será a representação intervalar, baseada na diferença de altura entre notas consecutivas. A segunda será a representação por contorno, baseada apenas na direção do movimento melódico. Essas duas representações permitirão analisar a melodia em diferentes níveis de abstração.</w:t>
+      </w:r>
+    </w:p>
+    <w:p>
+      <w:pPr>
+        <w:pStyle w:val="TE-Normal"/>
+      </w:pPr>
+      <w:r>
+        <w:t>Na sequência, será aplicado o processo de detecção de padrões por janelas deslizantes. O algoritmo percorrerá as sequências geradas e identificará subsequências recorrentes, registrando sua quantidade de ocorrências e sua localização aproximada nas partituras. Esse procedimento será aplicado separadamente às representações intervalares e de contorno, permitindo comparar os padrões detectados em cada abordagem.</w:t>
+      </w:r>
+    </w:p>
+    <w:p>
+      <w:pPr>
+        <w:pStyle w:val="TE-Normal"/>
+      </w:pPr>
+      <w:r>
+        <w:t>Como saída, o sistema deverá apresentar uma relação dos padrões identificados, indicando o tipo de representação utilizada, a sequência correspondente, o número de ocorrências e os compassos em que cada padrão aparece. Essas informações serão posteriormente analisadas de forma qualitativa, com o objetivo de verificar a coerência dos resultados e a viabilidade da abordagem proposta.</w:t>
+      </w:r>
+    </w:p>
+    <w:p>
+      <w:pPr>
+        <w:pStyle w:val="TE-Normal"/>
+      </w:pPr>
+      <w:r>
+        <w:t xml:space="preserve">A Figura </w:t>
+      </w:r>
+      <w:r>
+        <w:t>4</w:t>
+      </w:r>
+      <w:r>
+        <w:t xml:space="preserve"> apresenta a visão geral do fluxo de funcionamento do sistema proposto. O processo inicia com a entrada dos arquivos MusicXML, passa pela extração da linha melódica principal e segue para a conversão da melodia em duas representações: intervalos melódicos e contorno melódico. Em seguida, são aplicadas janelas deslizantes para gerar subsequências candidatas a padrão. Essas subsequências são comparadas entre si, e aquelas que apresentam recorrência são registradas com suas respectivas ocorrências e localizações aproximadas. Por fim, os resultados são analisados qualitativamente, a fim de verificar se os padrões identificados possuem coerência musical dentro do corpus analisado.</w:t>
+      </w:r>
+    </w:p>
+    <w:p>
+      <w:pPr>
+        <w:pStyle w:val="Legenda"/>
+        <w:keepNext/>
+        <w:jc w:val="center"/>
+        <w:rPr>
           <w:b/>
           <w:bCs/>
           <w:i w:val="0"/>
@@ -6347,20 +6488,105 @@
           <w:sz w:val="22"/>
           <w:szCs w:val="22"/>
         </w:rPr>
-        <w:t xml:space="preserve"> </w:t>
-      </w:r>
-      <w:r>
-        <w:rPr>
+      </w:pPr>
+      <w:bookmarkStart w:id="52" w:name="_Toc230257657"/>
+      <w:r>
+        <w:rPr>
+          <w:b/>
+          <w:bCs/>
           <w:i w:val="0"/>
           <w:iCs w:val="0"/>
           <w:color w:val="auto"/>
           <w:sz w:val="22"/>
           <w:szCs w:val="22"/>
         </w:rPr>
+        <w:lastRenderedPageBreak/>
+        <w:t xml:space="preserve">FIGURA </w:t>
+      </w:r>
+      <w:r>
+        <w:rPr>
+          <w:b/>
+          <w:bCs/>
+          <w:i w:val="0"/>
+          <w:iCs w:val="0"/>
+          <w:color w:val="auto"/>
+          <w:sz w:val="22"/>
+          <w:szCs w:val="22"/>
+        </w:rPr>
+        <w:fldChar w:fldCharType="begin"/>
+      </w:r>
+      <w:r>
+        <w:rPr>
+          <w:b/>
+          <w:bCs/>
+          <w:i w:val="0"/>
+          <w:iCs w:val="0"/>
+          <w:color w:val="auto"/>
+          <w:sz w:val="22"/>
+          <w:szCs w:val="22"/>
+        </w:rPr>
+        <w:instrText xml:space="preserve"> SEQ Figura \* ARABIC </w:instrText>
+      </w:r>
+      <w:r>
+        <w:rPr>
+          <w:b/>
+          <w:bCs/>
+          <w:i w:val="0"/>
+          <w:iCs w:val="0"/>
+          <w:color w:val="auto"/>
+          <w:sz w:val="22"/>
+          <w:szCs w:val="22"/>
+        </w:rPr>
+        <w:fldChar w:fldCharType="separate"/>
+      </w:r>
+      <w:r>
+        <w:rPr>
+          <w:b/>
+          <w:bCs/>
+          <w:i w:val="0"/>
+          <w:iCs w:val="0"/>
+          <w:noProof/>
+          <w:color w:val="auto"/>
+          <w:sz w:val="22"/>
+          <w:szCs w:val="22"/>
+        </w:rPr>
+        <w:t>4</w:t>
+      </w:r>
+      <w:r>
+        <w:rPr>
+          <w:b/>
+          <w:bCs/>
+          <w:i w:val="0"/>
+          <w:iCs w:val="0"/>
+          <w:color w:val="auto"/>
+          <w:sz w:val="22"/>
+          <w:szCs w:val="22"/>
+        </w:rPr>
+        <w:fldChar w:fldCharType="end"/>
+      </w:r>
+      <w:r>
+        <w:rPr>
+          <w:b/>
+          <w:bCs/>
+          <w:i w:val="0"/>
+          <w:iCs w:val="0"/>
+          <w:color w:val="auto"/>
+          <w:sz w:val="22"/>
+          <w:szCs w:val="22"/>
+        </w:rPr>
+        <w:t xml:space="preserve"> </w:t>
+      </w:r>
+      <w:r>
+        <w:rPr>
+          <w:i w:val="0"/>
+          <w:iCs w:val="0"/>
+          <w:color w:val="auto"/>
+          <w:sz w:val="22"/>
+          <w:szCs w:val="22"/>
+        </w:rPr>
         <w:t>- Fluxo geral do sistema proposto</w:t>
       </w:r>
-      <w:bookmarkEnd w:id="6"/>
-      <w:bookmarkEnd w:id="53"/>
+      <w:bookmarkEnd w:id="52"/>
     </w:p>
     <w:p>
       <w:pPr>
@@ -6390,7 +6616,7 @@
                     </pic:cNvPicPr>
                   </pic:nvPicPr>
                   <pic:blipFill>
-                    <a:blip r:embed="rId38">
+                    <a:blip r:embed="rId40">
                       <a:extLst>
                         <a:ext uri="{28A0092B-C50C-407E-A947-70E740481C1C}">
                           <a14:useLocalDpi xmlns:a14="http://schemas.microsoft.com/office/drawing/2010/main" val="0"/>
@@ -6452,28 +6678,25 @@
     <w:p>
       <w:pPr>
         <w:pStyle w:val="TE-Normal"/>
-        <w:ind w:firstLine="0"/>
-        <w:jc w:val="center"/>
-      </w:pPr>
-    </w:p>
-    <w:p>
-      <w:pPr>
-        <w:pStyle w:val="T1-TituloPrimario"/>
-      </w:pPr>
-      <w:bookmarkStart w:id="54" w:name="_Toc230252542"/>
-      <w:r>
-        <w:lastRenderedPageBreak/>
-        <w:t>CRONOGRAMA</w:t>
-      </w:r>
-      <w:bookmarkEnd w:id="54"/>
-    </w:p>
-    <w:p>
-      <w:pPr>
-        <w:pStyle w:val="TE-Normal"/>
-      </w:pPr>
-      <w:r>
-        <w:t>O desenvolvimento do trabalho será organizado em duas etapas principais, correspondentes ao TCC I e ao TCC II. No TCC I, concentram-se as atividades de definição do tema, levantamento bibliográfico, delimitação metodológica e elaboração da estrutura inicial do trabalho. No TCC II, serão realizadas a implementação do protótipo, a execução dos experimentos, a análise dos resultados e a finalização do documento.</w:t>
-      </w:r>
+      </w:pPr>
+    </w:p>
+    <w:p>
+      <w:pPr>
+        <w:pStyle w:val="TE-Normal"/>
+      </w:pPr>
+      <w:r>
+        <w:t>Para sintetizar as etapas do protótipo, o Quadro 2 apresenta a relação entre entrada, processamento e saída em cada fase do sistema. Essa organização permite visualizar como a partitura digital é progressivamente transformada em dados estruturados para a identificação de padrões melódicos.</w:t>
+      </w:r>
+    </w:p>
+    <w:p>
+      <w:pPr>
+        <w:pStyle w:val="TE-Normal"/>
+      </w:pPr>
+    </w:p>
+    <w:p>
+      <w:pPr>
+        <w:pStyle w:val="TE-Normal"/>
+      </w:pPr>
     </w:p>
     <w:p>
       <w:pPr>
@@ -6493,9 +6716,11 @@
           <w:szCs w:val="22"/>
         </w:rPr>
       </w:pPr>
-      <w:bookmarkStart w:id="55" w:name="_Toc230252337"/>
-      <w:r>
-        <w:rPr>
+      <w:bookmarkStart w:id="53" w:name="_Toc230257711"/>
+      <w:r>
+        <w:rPr>
+          <w:b/>
+          <w:bCs/>
           <w:i w:val="0"/>
           <w:iCs w:val="0"/>
           <w:color w:val="auto"/>
@@ -6506,6 +6731,8 @@
       </w:r>
       <w:r>
         <w:rPr>
+          <w:b/>
+          <w:bCs/>
           <w:i w:val="0"/>
           <w:iCs w:val="0"/>
           <w:color w:val="auto"/>
@@ -6516,6 +6743,8 @@
       </w:r>
       <w:r>
         <w:rPr>
+          <w:b/>
+          <w:bCs/>
           <w:i w:val="0"/>
           <w:iCs w:val="0"/>
           <w:color w:val="auto"/>
@@ -6526,6 +6755,8 @@
       </w:r>
       <w:r>
         <w:rPr>
+          <w:b/>
+          <w:bCs/>
           <w:i w:val="0"/>
           <w:iCs w:val="0"/>
           <w:color w:val="auto"/>
@@ -6536,6 +6767,8 @@
       </w:r>
       <w:r>
         <w:rPr>
+          <w:b/>
+          <w:bCs/>
           <w:i w:val="0"/>
           <w:iCs w:val="0"/>
           <w:noProof/>
@@ -6547,6 +6780,886 @@
       </w:r>
       <w:r>
         <w:rPr>
+          <w:b/>
+          <w:bCs/>
+          <w:i w:val="0"/>
+          <w:iCs w:val="0"/>
+          <w:color w:val="auto"/>
+          <w:sz w:val="22"/>
+          <w:szCs w:val="22"/>
+        </w:rPr>
+        <w:fldChar w:fldCharType="end"/>
+      </w:r>
+      <w:r>
+        <w:rPr>
+          <w:i w:val="0"/>
+          <w:iCs w:val="0"/>
+          <w:color w:val="auto"/>
+          <w:sz w:val="22"/>
+          <w:szCs w:val="22"/>
+        </w:rPr>
+        <w:t xml:space="preserve"> - Etapas do protótipo proposto</w:t>
+      </w:r>
+      <w:bookmarkEnd w:id="53"/>
+    </w:p>
+    <w:tbl>
+      <w:tblPr>
+        <w:tblStyle w:val="Tabelacomgrade"/>
+        <w:tblW w:w="0" w:type="auto"/>
+        <w:tblLook w:val="04A0" w:firstRow="1" w:lastRow="0" w:firstColumn="1" w:lastColumn="0" w:noHBand="0" w:noVBand="1"/>
+      </w:tblPr>
+      <w:tblGrid>
+        <w:gridCol w:w="1917"/>
+        <w:gridCol w:w="1821"/>
+        <w:gridCol w:w="3017"/>
+        <w:gridCol w:w="2306"/>
+      </w:tblGrid>
+      <w:tr>
+        <w:tc>
+          <w:tcPr>
+            <w:tcW w:w="0" w:type="auto"/>
+            <w:hideMark/>
+          </w:tcPr>
+          <w:p>
+            <w:pPr>
+              <w:jc w:val="center"/>
+              <w:rPr>
+                <w:b/>
+                <w:bCs/>
+                <w:sz w:val="22"/>
+                <w:szCs w:val="22"/>
+              </w:rPr>
+            </w:pPr>
+            <w:r>
+              <w:rPr>
+                <w:b/>
+                <w:bCs/>
+                <w:sz w:val="22"/>
+                <w:szCs w:val="22"/>
+              </w:rPr>
+              <w:t>Etapa</w:t>
+            </w:r>
+          </w:p>
+        </w:tc>
+        <w:tc>
+          <w:tcPr>
+            <w:tcW w:w="0" w:type="auto"/>
+            <w:hideMark/>
+          </w:tcPr>
+          <w:p>
+            <w:pPr>
+              <w:jc w:val="center"/>
+              <w:rPr>
+                <w:b/>
+                <w:bCs/>
+                <w:sz w:val="22"/>
+                <w:szCs w:val="22"/>
+              </w:rPr>
+            </w:pPr>
+            <w:r>
+              <w:rPr>
+                <w:b/>
+                <w:bCs/>
+                <w:sz w:val="22"/>
+                <w:szCs w:val="22"/>
+              </w:rPr>
+              <w:t>Entrada</w:t>
+            </w:r>
+          </w:p>
+        </w:tc>
+        <w:tc>
+          <w:tcPr>
+            <w:tcW w:w="0" w:type="auto"/>
+            <w:hideMark/>
+          </w:tcPr>
+          <w:p>
+            <w:pPr>
+              <w:jc w:val="center"/>
+              <w:rPr>
+                <w:b/>
+                <w:bCs/>
+                <w:sz w:val="22"/>
+                <w:szCs w:val="22"/>
+              </w:rPr>
+            </w:pPr>
+            <w:r>
+              <w:rPr>
+                <w:b/>
+                <w:bCs/>
+                <w:sz w:val="22"/>
+                <w:szCs w:val="22"/>
+              </w:rPr>
+              <w:t>Processamento</w:t>
+            </w:r>
+          </w:p>
+        </w:tc>
+        <w:tc>
+          <w:tcPr>
+            <w:tcW w:w="0" w:type="auto"/>
+            <w:hideMark/>
+          </w:tcPr>
+          <w:p>
+            <w:pPr>
+              <w:jc w:val="center"/>
+              <w:rPr>
+                <w:b/>
+                <w:bCs/>
+                <w:sz w:val="22"/>
+                <w:szCs w:val="22"/>
+              </w:rPr>
+            </w:pPr>
+            <w:r>
+              <w:rPr>
+                <w:b/>
+                <w:bCs/>
+                <w:sz w:val="22"/>
+                <w:szCs w:val="22"/>
+              </w:rPr>
+              <w:t>Saída</w:t>
+            </w:r>
+          </w:p>
+        </w:tc>
+      </w:tr>
+      <w:tr>
+        <w:tc>
+          <w:tcPr>
+            <w:tcW w:w="0" w:type="auto"/>
+            <w:hideMark/>
+          </w:tcPr>
+          <w:p>
+            <w:pPr>
+              <w:rPr>
+                <w:sz w:val="22"/>
+                <w:szCs w:val="22"/>
+              </w:rPr>
+            </w:pPr>
+            <w:r>
+              <w:rPr>
+                <w:sz w:val="22"/>
+                <w:szCs w:val="22"/>
+              </w:rPr>
+              <w:t>Leitura da partitura</w:t>
+            </w:r>
+          </w:p>
+        </w:tc>
+        <w:tc>
+          <w:tcPr>
+            <w:tcW w:w="0" w:type="auto"/>
+            <w:hideMark/>
+          </w:tcPr>
+          <w:p>
+            <w:pPr>
+              <w:rPr>
+                <w:sz w:val="22"/>
+                <w:szCs w:val="22"/>
+              </w:rPr>
+            </w:pPr>
+            <w:r>
+              <w:rPr>
+                <w:sz w:val="22"/>
+                <w:szCs w:val="22"/>
+              </w:rPr>
+              <w:t>Arquivo MusicXML</w:t>
+            </w:r>
+          </w:p>
+        </w:tc>
+        <w:tc>
+          <w:tcPr>
+            <w:tcW w:w="0" w:type="auto"/>
+            <w:hideMark/>
+          </w:tcPr>
+          <w:p>
+            <w:pPr>
+              <w:rPr>
+                <w:sz w:val="22"/>
+                <w:szCs w:val="22"/>
+              </w:rPr>
+            </w:pPr>
+            <w:r>
+              <w:rPr>
+                <w:sz w:val="22"/>
+                <w:szCs w:val="22"/>
+              </w:rPr>
+              <w:t>Carregamento do arquivo por biblioteca de análise simbólica</w:t>
+            </w:r>
+          </w:p>
+        </w:tc>
+        <w:tc>
+          <w:tcPr>
+            <w:tcW w:w="0" w:type="auto"/>
+            <w:hideMark/>
+          </w:tcPr>
+          <w:p>
+            <w:pPr>
+              <w:rPr>
+                <w:sz w:val="22"/>
+                <w:szCs w:val="22"/>
+              </w:rPr>
+            </w:pPr>
+            <w:r>
+              <w:rPr>
+                <w:sz w:val="22"/>
+                <w:szCs w:val="22"/>
+              </w:rPr>
+              <w:t>Estrutura musical manipulável</w:t>
+            </w:r>
+          </w:p>
+        </w:tc>
+      </w:tr>
+      <w:tr>
+        <w:tc>
+          <w:tcPr>
+            <w:tcW w:w="0" w:type="auto"/>
+            <w:hideMark/>
+          </w:tcPr>
+          <w:p>
+            <w:pPr>
+              <w:rPr>
+                <w:sz w:val="22"/>
+                <w:szCs w:val="22"/>
+              </w:rPr>
+            </w:pPr>
+            <w:r>
+              <w:rPr>
+                <w:sz w:val="22"/>
+                <w:szCs w:val="22"/>
+              </w:rPr>
+              <w:t>Extração da melodia</w:t>
+            </w:r>
+          </w:p>
+        </w:tc>
+        <w:tc>
+          <w:tcPr>
+            <w:tcW w:w="0" w:type="auto"/>
+            <w:hideMark/>
+          </w:tcPr>
+          <w:p>
+            <w:pPr>
+              <w:rPr>
+                <w:sz w:val="22"/>
+                <w:szCs w:val="22"/>
+              </w:rPr>
+            </w:pPr>
+            <w:r>
+              <w:rPr>
+                <w:sz w:val="22"/>
+                <w:szCs w:val="22"/>
+              </w:rPr>
+              <w:t>Eventos musicais da partitura</w:t>
+            </w:r>
+          </w:p>
+        </w:tc>
+        <w:tc>
+          <w:tcPr>
+            <w:tcW w:w="0" w:type="auto"/>
+            <w:hideMark/>
+          </w:tcPr>
+          <w:p>
+            <w:pPr>
+              <w:rPr>
+                <w:sz w:val="22"/>
+                <w:szCs w:val="22"/>
+              </w:rPr>
+            </w:pPr>
+            <w:r>
+              <w:rPr>
+                <w:sz w:val="22"/>
+                <w:szCs w:val="22"/>
+              </w:rPr>
+              <w:t>Seleção da linha melódica principal</w:t>
+            </w:r>
+          </w:p>
+        </w:tc>
+        <w:tc>
+          <w:tcPr>
+            <w:tcW w:w="0" w:type="auto"/>
+            <w:hideMark/>
+          </w:tcPr>
+          <w:p>
+            <w:pPr>
+              <w:rPr>
+                <w:sz w:val="22"/>
+                <w:szCs w:val="22"/>
+              </w:rPr>
+            </w:pPr>
+            <w:r>
+              <w:rPr>
+                <w:sz w:val="22"/>
+                <w:szCs w:val="22"/>
+              </w:rPr>
+              <w:t>Sequência ordenada de notas</w:t>
+            </w:r>
+          </w:p>
+        </w:tc>
+      </w:tr>
+      <w:tr>
+        <w:tc>
+          <w:tcPr>
+            <w:tcW w:w="0" w:type="auto"/>
+            <w:hideMark/>
+          </w:tcPr>
+          <w:p>
+            <w:pPr>
+              <w:rPr>
+                <w:sz w:val="22"/>
+                <w:szCs w:val="22"/>
+              </w:rPr>
+            </w:pPr>
+            <w:r>
+              <w:rPr>
+                <w:sz w:val="22"/>
+                <w:szCs w:val="22"/>
+              </w:rPr>
+              <w:t>Representação intervalar</w:t>
+            </w:r>
+          </w:p>
+        </w:tc>
+        <w:tc>
+          <w:tcPr>
+            <w:tcW w:w="0" w:type="auto"/>
+            <w:hideMark/>
+          </w:tcPr>
+          <w:p>
+            <w:pPr>
+              <w:rPr>
+                <w:sz w:val="22"/>
+                <w:szCs w:val="22"/>
+              </w:rPr>
+            </w:pPr>
+            <w:r>
+              <w:rPr>
+                <w:sz w:val="22"/>
+                <w:szCs w:val="22"/>
+              </w:rPr>
+              <w:t>Sequência de notas</w:t>
+            </w:r>
+          </w:p>
+        </w:tc>
+        <w:tc>
+          <w:tcPr>
+            <w:tcW w:w="0" w:type="auto"/>
+            <w:hideMark/>
+          </w:tcPr>
+          <w:p>
+            <w:pPr>
+              <w:rPr>
+                <w:sz w:val="22"/>
+                <w:szCs w:val="22"/>
+              </w:rPr>
+            </w:pPr>
+            <w:r>
+              <w:rPr>
+                <w:sz w:val="22"/>
+                <w:szCs w:val="22"/>
+              </w:rPr>
+              <w:t>Cálculo da diferença entre alturas consecutivas</w:t>
+            </w:r>
+          </w:p>
+        </w:tc>
+        <w:tc>
+          <w:tcPr>
+            <w:tcW w:w="0" w:type="auto"/>
+            <w:hideMark/>
+          </w:tcPr>
+          <w:p>
+            <w:pPr>
+              <w:rPr>
+                <w:sz w:val="22"/>
+                <w:szCs w:val="22"/>
+              </w:rPr>
+            </w:pPr>
+            <w:r>
+              <w:rPr>
+                <w:sz w:val="22"/>
+                <w:szCs w:val="22"/>
+              </w:rPr>
+              <w:t>Sequência de intervalos</w:t>
+            </w:r>
+          </w:p>
+        </w:tc>
+      </w:tr>
+      <w:tr>
+        <w:tc>
+          <w:tcPr>
+            <w:tcW w:w="0" w:type="auto"/>
+            <w:hideMark/>
+          </w:tcPr>
+          <w:p>
+            <w:pPr>
+              <w:rPr>
+                <w:sz w:val="22"/>
+                <w:szCs w:val="22"/>
+              </w:rPr>
+            </w:pPr>
+            <w:r>
+              <w:rPr>
+                <w:sz w:val="22"/>
+                <w:szCs w:val="22"/>
+              </w:rPr>
+              <w:t>Representação por contorno</w:t>
+            </w:r>
+          </w:p>
+        </w:tc>
+        <w:tc>
+          <w:tcPr>
+            <w:tcW w:w="0" w:type="auto"/>
+            <w:hideMark/>
+          </w:tcPr>
+          <w:p>
+            <w:pPr>
+              <w:rPr>
+                <w:sz w:val="22"/>
+                <w:szCs w:val="22"/>
+              </w:rPr>
+            </w:pPr>
+            <w:r>
+              <w:rPr>
+                <w:sz w:val="22"/>
+                <w:szCs w:val="22"/>
+              </w:rPr>
+              <w:t>Sequência de intervalos</w:t>
+            </w:r>
+          </w:p>
+        </w:tc>
+        <w:tc>
+          <w:tcPr>
+            <w:tcW w:w="0" w:type="auto"/>
+            <w:hideMark/>
+          </w:tcPr>
+          <w:p>
+            <w:pPr>
+              <w:rPr>
+                <w:sz w:val="22"/>
+                <w:szCs w:val="22"/>
+              </w:rPr>
+            </w:pPr>
+            <w:r>
+              <w:rPr>
+                <w:sz w:val="22"/>
+                <w:szCs w:val="22"/>
+              </w:rPr>
+              <w:t>Conversão dos intervalos em direção melódica</w:t>
+            </w:r>
+          </w:p>
+        </w:tc>
+        <w:tc>
+          <w:tcPr>
+            <w:tcW w:w="0" w:type="auto"/>
+            <w:hideMark/>
+          </w:tcPr>
+          <w:p>
+            <w:pPr>
+              <w:rPr>
+                <w:sz w:val="22"/>
+                <w:szCs w:val="22"/>
+              </w:rPr>
+            </w:pPr>
+            <w:r>
+              <w:rPr>
+                <w:sz w:val="22"/>
+                <w:szCs w:val="22"/>
+              </w:rPr>
+              <w:t>Sequência de subidas, descidas e repetições</w:t>
+            </w:r>
+          </w:p>
+        </w:tc>
+      </w:tr>
+      <w:tr>
+        <w:tc>
+          <w:tcPr>
+            <w:tcW w:w="0" w:type="auto"/>
+            <w:hideMark/>
+          </w:tcPr>
+          <w:p>
+            <w:pPr>
+              <w:rPr>
+                <w:sz w:val="22"/>
+                <w:szCs w:val="22"/>
+              </w:rPr>
+            </w:pPr>
+            <w:r>
+              <w:rPr>
+                <w:sz w:val="22"/>
+                <w:szCs w:val="22"/>
+              </w:rPr>
+              <w:t>Geração de janelas</w:t>
+            </w:r>
+          </w:p>
+        </w:tc>
+        <w:tc>
+          <w:tcPr>
+            <w:tcW w:w="0" w:type="auto"/>
+            <w:hideMark/>
+          </w:tcPr>
+          <w:p>
+            <w:pPr>
+              <w:rPr>
+                <w:sz w:val="22"/>
+                <w:szCs w:val="22"/>
+              </w:rPr>
+            </w:pPr>
+            <w:r>
+              <w:rPr>
+                <w:sz w:val="22"/>
+                <w:szCs w:val="22"/>
+              </w:rPr>
+              <w:t>Sequências estruturadas</w:t>
+            </w:r>
+          </w:p>
+        </w:tc>
+        <w:tc>
+          <w:tcPr>
+            <w:tcW w:w="0" w:type="auto"/>
+            <w:hideMark/>
+          </w:tcPr>
+          <w:p>
+            <w:pPr>
+              <w:rPr>
+                <w:sz w:val="22"/>
+                <w:szCs w:val="22"/>
+              </w:rPr>
+            </w:pPr>
+            <w:r>
+              <w:rPr>
+                <w:sz w:val="22"/>
+                <w:szCs w:val="22"/>
+              </w:rPr>
+              <w:t>Criação de subsequências de tamanho fixo</w:t>
+            </w:r>
+          </w:p>
+        </w:tc>
+        <w:tc>
+          <w:tcPr>
+            <w:tcW w:w="0" w:type="auto"/>
+            <w:hideMark/>
+          </w:tcPr>
+          <w:p>
+            <w:pPr>
+              <w:rPr>
+                <w:sz w:val="22"/>
+                <w:szCs w:val="22"/>
+              </w:rPr>
+            </w:pPr>
+            <w:r>
+              <w:rPr>
+                <w:sz w:val="22"/>
+                <w:szCs w:val="22"/>
+              </w:rPr>
+              <w:t>Candidatos a padrão</w:t>
+            </w:r>
+          </w:p>
+        </w:tc>
+      </w:tr>
+      <w:tr>
+        <w:tc>
+          <w:tcPr>
+            <w:tcW w:w="0" w:type="auto"/>
+            <w:hideMark/>
+          </w:tcPr>
+          <w:p>
+            <w:pPr>
+              <w:rPr>
+                <w:sz w:val="22"/>
+                <w:szCs w:val="22"/>
+              </w:rPr>
+            </w:pPr>
+            <w:r>
+              <w:rPr>
+                <w:sz w:val="22"/>
+                <w:szCs w:val="22"/>
+              </w:rPr>
+              <w:t>Detecção de recorrências</w:t>
+            </w:r>
+          </w:p>
+        </w:tc>
+        <w:tc>
+          <w:tcPr>
+            <w:tcW w:w="0" w:type="auto"/>
+            <w:hideMark/>
+          </w:tcPr>
+          <w:p>
+            <w:pPr>
+              <w:rPr>
+                <w:sz w:val="22"/>
+                <w:szCs w:val="22"/>
+              </w:rPr>
+            </w:pPr>
+            <w:r>
+              <w:rPr>
+                <w:sz w:val="22"/>
+                <w:szCs w:val="22"/>
+              </w:rPr>
+              <w:t>Candidatos a padrão</w:t>
+            </w:r>
+          </w:p>
+        </w:tc>
+        <w:tc>
+          <w:tcPr>
+            <w:tcW w:w="0" w:type="auto"/>
+            <w:hideMark/>
+          </w:tcPr>
+          <w:p>
+            <w:pPr>
+              <w:rPr>
+                <w:sz w:val="22"/>
+                <w:szCs w:val="22"/>
+              </w:rPr>
+            </w:pPr>
+            <w:r>
+              <w:rPr>
+                <w:sz w:val="22"/>
+                <w:szCs w:val="22"/>
+              </w:rPr>
+              <w:t>Comparação e contagem de ocorrências</w:t>
+            </w:r>
+          </w:p>
+        </w:tc>
+        <w:tc>
+          <w:tcPr>
+            <w:tcW w:w="0" w:type="auto"/>
+            <w:hideMark/>
+          </w:tcPr>
+          <w:p>
+            <w:pPr>
+              <w:rPr>
+                <w:sz w:val="22"/>
+                <w:szCs w:val="22"/>
+              </w:rPr>
+            </w:pPr>
+            <w:r>
+              <w:rPr>
+                <w:sz w:val="22"/>
+                <w:szCs w:val="22"/>
+              </w:rPr>
+              <w:t>Padrões recorrentes identificados</w:t>
+            </w:r>
+          </w:p>
+        </w:tc>
+      </w:tr>
+      <w:tr>
+        <w:tc>
+          <w:tcPr>
+            <w:tcW w:w="0" w:type="auto"/>
+            <w:hideMark/>
+          </w:tcPr>
+          <w:p>
+            <w:pPr>
+              <w:rPr>
+                <w:sz w:val="22"/>
+                <w:szCs w:val="22"/>
+              </w:rPr>
+            </w:pPr>
+            <w:r>
+              <w:rPr>
+                <w:sz w:val="22"/>
+                <w:szCs w:val="22"/>
+              </w:rPr>
+              <w:t>Análise qualitativa</w:t>
+            </w:r>
+          </w:p>
+        </w:tc>
+        <w:tc>
+          <w:tcPr>
+            <w:tcW w:w="0" w:type="auto"/>
+            <w:hideMark/>
+          </w:tcPr>
+          <w:p>
+            <w:pPr>
+              <w:rPr>
+                <w:sz w:val="22"/>
+                <w:szCs w:val="22"/>
+              </w:rPr>
+            </w:pPr>
+            <w:r>
+              <w:rPr>
+                <w:sz w:val="22"/>
+                <w:szCs w:val="22"/>
+              </w:rPr>
+              <w:t>Padrões detectados</w:t>
+            </w:r>
+          </w:p>
+        </w:tc>
+        <w:tc>
+          <w:tcPr>
+            <w:tcW w:w="0" w:type="auto"/>
+            <w:hideMark/>
+          </w:tcPr>
+          <w:p>
+            <w:pPr>
+              <w:rPr>
+                <w:sz w:val="22"/>
+                <w:szCs w:val="22"/>
+              </w:rPr>
+            </w:pPr>
+            <w:r>
+              <w:rPr>
+                <w:sz w:val="22"/>
+                <w:szCs w:val="22"/>
+              </w:rPr>
+              <w:t>Verificação manual e interpretação dos resultados</w:t>
+            </w:r>
+          </w:p>
+        </w:tc>
+        <w:tc>
+          <w:tcPr>
+            <w:tcW w:w="0" w:type="auto"/>
+            <w:hideMark/>
+          </w:tcPr>
+          <w:p>
+            <w:pPr>
+              <w:rPr>
+                <w:sz w:val="22"/>
+                <w:szCs w:val="22"/>
+              </w:rPr>
+            </w:pPr>
+            <w:r>
+              <w:rPr>
+                <w:sz w:val="22"/>
+                <w:szCs w:val="22"/>
+              </w:rPr>
+              <w:t>Avaliação da coerência dos padrões</w:t>
+            </w:r>
+          </w:p>
+        </w:tc>
+      </w:tr>
+    </w:tbl>
+    <w:p>
+      <w:pPr>
+        <w:widowControl w:val="0"/>
+        <w:pBdr>
+          <w:top w:val="nil"/>
+          <w:left w:val="nil"/>
+          <w:bottom w:val="nil"/>
+          <w:right w:val="nil"/>
+          <w:between w:val="nil"/>
+        </w:pBdr>
+        <w:spacing w:line="360" w:lineRule="auto"/>
+        <w:jc w:val="center"/>
+        <w:rPr>
+          <w:color w:val="000000" w:themeColor="text1"/>
+          <w:sz w:val="22"/>
+          <w:szCs w:val="22"/>
+        </w:rPr>
+      </w:pPr>
+      <w:r>
+        <w:rPr>
+          <w:color w:val="000000" w:themeColor="text1"/>
+          <w:sz w:val="22"/>
+          <w:szCs w:val="22"/>
+        </w:rPr>
+        <w:t>Fonte: Elaborada pelo autor (2026).</w:t>
+      </w:r>
+    </w:p>
+    <w:p>
+      <w:pPr>
+        <w:pStyle w:val="TE-Normal"/>
+        <w:ind w:firstLine="0"/>
+        <w:jc w:val="center"/>
+      </w:pPr>
+    </w:p>
+    <w:p>
+      <w:pPr>
+        <w:pStyle w:val="T1-TituloPrimario"/>
+      </w:pPr>
+      <w:bookmarkStart w:id="54" w:name="_Toc230257792"/>
+      <w:r>
+        <w:lastRenderedPageBreak/>
+        <w:t>CRONOGRAMA</w:t>
+      </w:r>
+      <w:bookmarkEnd w:id="54"/>
+    </w:p>
+    <w:p>
+      <w:pPr>
+        <w:pStyle w:val="TE-Normal"/>
+      </w:pPr>
+      <w:r>
+        <w:t>O desenvolvimento do trabalho será organizado em duas etapas principais, correspondentes ao TCC I e ao TCC II. No TCC I, concentram-se as atividades de definição do tema, levantamento bibliográfico, delimitação metodológica e elaboração da estrutura inicial do trabalho. No TCC II, serão realizadas a implementação do protótipo, a execução dos experimentos, a análise dos resultados e a finalização do documento.</w:t>
+      </w:r>
+    </w:p>
+    <w:p>
+      <w:pPr>
+        <w:pStyle w:val="TE-Normal"/>
+      </w:pPr>
+    </w:p>
+    <w:p>
+      <w:pPr>
+        <w:pStyle w:val="Legenda"/>
+        <w:keepNext/>
+        <w:jc w:val="center"/>
+        <w:rPr>
+          <w:i w:val="0"/>
+          <w:iCs w:val="0"/>
+          <w:color w:val="auto"/>
+          <w:sz w:val="22"/>
+          <w:szCs w:val="22"/>
+        </w:rPr>
+      </w:pPr>
+      <w:bookmarkStart w:id="55" w:name="_Toc230257712"/>
+      <w:r>
+        <w:rPr>
+          <w:b/>
+          <w:bCs/>
+          <w:i w:val="0"/>
+          <w:iCs w:val="0"/>
+          <w:color w:val="auto"/>
+          <w:sz w:val="22"/>
+          <w:szCs w:val="22"/>
+        </w:rPr>
+        <w:t xml:space="preserve">QUADRO </w:t>
+      </w:r>
+      <w:r>
+        <w:rPr>
+          <w:b/>
+          <w:bCs/>
+          <w:i w:val="0"/>
+          <w:iCs w:val="0"/>
+          <w:color w:val="auto"/>
+          <w:sz w:val="22"/>
+          <w:szCs w:val="22"/>
+        </w:rPr>
+        <w:fldChar w:fldCharType="begin"/>
+      </w:r>
+      <w:r>
+        <w:rPr>
+          <w:b/>
+          <w:bCs/>
+          <w:i w:val="0"/>
+          <w:iCs w:val="0"/>
+          <w:color w:val="auto"/>
+          <w:sz w:val="22"/>
+          <w:szCs w:val="22"/>
+        </w:rPr>
+        <w:instrText xml:space="preserve"> SEQ Quadro \* ARABIC </w:instrText>
+      </w:r>
+      <w:r>
+        <w:rPr>
+          <w:b/>
+          <w:bCs/>
+          <w:i w:val="0"/>
+          <w:iCs w:val="0"/>
+          <w:color w:val="auto"/>
+          <w:sz w:val="22"/>
+          <w:szCs w:val="22"/>
+        </w:rPr>
+        <w:fldChar w:fldCharType="separate"/>
+      </w:r>
+      <w:r>
+        <w:rPr>
+          <w:b/>
+          <w:bCs/>
+          <w:i w:val="0"/>
+          <w:iCs w:val="0"/>
+          <w:noProof/>
+          <w:color w:val="auto"/>
+          <w:sz w:val="22"/>
+          <w:szCs w:val="22"/>
+        </w:rPr>
+        <w:t>3</w:t>
+      </w:r>
+      <w:r>
+        <w:rPr>
+          <w:b/>
+          <w:bCs/>
           <w:i w:val="0"/>
           <w:iCs w:val="0"/>
           <w:color w:val="auto"/>
@@ -7650,9 +8763,11 @@
           <w:szCs w:val="22"/>
         </w:rPr>
       </w:pPr>
-      <w:bookmarkStart w:id="56" w:name="_Toc230252338"/>
-      <w:r>
-        <w:rPr>
+      <w:bookmarkStart w:id="56" w:name="_Toc230257713"/>
+      <w:r>
+        <w:rPr>
+          <w:b/>
+          <w:bCs/>
           <w:i w:val="0"/>
           <w:iCs w:val="0"/>
           <w:color w:val="auto"/>
@@ -7663,6 +8778,8 @@
       </w:r>
       <w:r>
         <w:rPr>
+          <w:b/>
+          <w:bCs/>
           <w:i w:val="0"/>
           <w:iCs w:val="0"/>
           <w:color w:val="auto"/>
@@ -7673,6 +8790,8 @@
       </w:r>
       <w:r>
         <w:rPr>
+          <w:b/>
+          <w:bCs/>
           <w:i w:val="0"/>
           <w:iCs w:val="0"/>
           <w:color w:val="auto"/>
@@ -7683,6 +8802,8 @@
       </w:r>
       <w:r>
         <w:rPr>
+          <w:b/>
+          <w:bCs/>
           <w:i w:val="0"/>
           <w:iCs w:val="0"/>
           <w:color w:val="auto"/>
@@ -7693,6 +8814,8 @@
       </w:r>
       <w:r>
         <w:rPr>
+          <w:b/>
+          <w:bCs/>
           <w:i w:val="0"/>
           <w:iCs w:val="0"/>
           <w:noProof/>
@@ -7700,10 +8823,12 @@
           <w:sz w:val="22"/>
           <w:szCs w:val="22"/>
         </w:rPr>
-        <w:t>3</w:t>
-      </w:r>
-      <w:r>
-        <w:rPr>
+        <w:t>4</w:t>
+      </w:r>
+      <w:r>
+        <w:rPr>
+          <w:b/>
+          <w:bCs/>
           <w:i w:val="0"/>
           <w:iCs w:val="0"/>
           <w:color w:val="auto"/>
@@ -8598,9 +9723,9 @@
       <w:pPr>
         <w:pStyle w:val="TE-Normal"/>
         <w:sectPr>
-          <w:headerReference w:type="default" r:id="rId39"/>
-          <w:footerReference w:type="default" r:id="rId40"/>
-          <w:footerReference w:type="first" r:id="rId41"/>
+          <w:headerReference w:type="default" r:id="rId41"/>
+          <w:footerReference w:type="default" r:id="rId42"/>
+          <w:footerReference w:type="first" r:id="rId43"/>
           <w:pgSz w:w="11906" w:h="16838" w:code="9"/>
           <w:pgMar w:top="1701" w:right="1134" w:bottom="1531" w:left="1701" w:header="720" w:footer="720" w:gutter="0"/>
           <w:cols w:space="720"/>
@@ -8623,7 +9748,7 @@
       <w:bookmarkStart w:id="58" w:name="_Toc527793681"/>
       <w:bookmarkStart w:id="59" w:name="_Toc527795414"/>
       <w:bookmarkStart w:id="60" w:name="_Toc527798510"/>
-      <w:bookmarkStart w:id="61" w:name="_Toc230252543"/>
+      <w:bookmarkStart w:id="61" w:name="_Toc230257793"/>
       <w:r>
         <w:lastRenderedPageBreak/>
         <w:t>Referências</w:t>
@@ -8700,8 +9825,8 @@
       </w:r>
     </w:p>
     <w:sectPr>
-      <w:footerReference w:type="default" r:id="rId42"/>
-      <w:footerReference w:type="first" r:id="rId43"/>
+      <w:footerReference w:type="default" r:id="rId44"/>
+      <w:footerReference w:type="first" r:id="rId45"/>
       <w:pgSz w:w="11906" w:h="16838" w:code="9"/>
       <w:pgMar w:top="1701" w:right="1134" w:bottom="1531" w:left="1701" w:header="720" w:footer="720" w:gutter="0"/>
       <w:cols w:space="720"/>

--- a/docs/Rascunho TCC.docx
+++ b/docs/Rascunho TCC.docx
@@ -9714,9 +9714,21 @@
     </w:p>
     <w:p>
       <w:pPr>
-        <w:pStyle w:val="TE-Normal"/>
-        <w:ind w:firstLine="0"/>
+        <w:widowControl w:val="0"/>
+        <w:pBdr>
+          <w:top w:val="nil"/>
+          <w:left w:val="nil"/>
+          <w:bottom w:val="nil"/>
+          <w:right w:val="nil"/>
+          <w:between w:val="nil"/>
+        </w:pBdr>
+        <w:spacing w:line="360" w:lineRule="auto"/>
         <w:jc w:val="center"/>
+        <w:rPr>
+          <w:color w:val="000000" w:themeColor="text1"/>
+          <w:sz w:val="22"/>
+          <w:szCs w:val="22"/>
+        </w:rPr>
       </w:pPr>
     </w:p>
     <w:p>

--- a/docs/Rascunho TCC.docx
+++ b/docs/Rascunho TCC.docx
@@ -2892,16 +2892,16 @@
       <w:pPr>
         <w:pStyle w:val="T1-TituloPrimario"/>
       </w:pPr>
-      <w:bookmarkStart w:id="11" w:name="_Toc527721613"/>
-      <w:bookmarkStart w:id="12" w:name="_Toc527793652"/>
-      <w:bookmarkStart w:id="13" w:name="_Toc527795385"/>
-      <w:bookmarkStart w:id="14" w:name="_Toc527798495"/>
-      <w:bookmarkStart w:id="15" w:name="_Toc230257763"/>
+      <w:bookmarkStart w:id="11" w:name="_Toc230257763"/>
+      <w:bookmarkStart w:id="12" w:name="_Toc527721613"/>
+      <w:bookmarkStart w:id="13" w:name="_Toc527793652"/>
+      <w:bookmarkStart w:id="14" w:name="_Toc527795385"/>
+      <w:bookmarkStart w:id="15" w:name="_Toc527798495"/>
       <w:r>
         <w:lastRenderedPageBreak/>
         <w:t>Introdução</w:t>
       </w:r>
-      <w:bookmarkEnd w:id="15"/>
+      <w:bookmarkEnd w:id="11"/>
     </w:p>
     <w:p>
       <w:pPr>
@@ -3416,10 +3416,10 @@
         <w:pStyle w:val="T1-TituloPrimario"/>
       </w:pPr>
       <w:bookmarkStart w:id="25" w:name="_Toc230257773"/>
-      <w:bookmarkEnd w:id="11"/>
       <w:bookmarkEnd w:id="12"/>
       <w:bookmarkEnd w:id="13"/>
       <w:bookmarkEnd w:id="14"/>
+      <w:bookmarkEnd w:id="15"/>
       <w:r>
         <w:lastRenderedPageBreak/>
         <w:t>Fundamentação teórica</w:t>
@@ -6408,13 +6408,24 @@
     </w:p>
     <w:p>
       <w:pPr>
+        <w:pStyle w:val="T1-TituloPrimario"/>
+      </w:pPr>
+      <w:bookmarkStart w:id="51" w:name="_Toc230257792"/>
+      <w:r>
+        <w:lastRenderedPageBreak/>
+        <w:t>Modelagem do Protótipo</w:t>
+      </w:r>
+    </w:p>
+    <w:p>
+      <w:pPr>
         <w:pStyle w:val="T2-TituloSecundario"/>
       </w:pPr>
-      <w:bookmarkStart w:id="51" w:name="_Toc230257791"/>
-      <w:r>
-        <w:t>Visão geral do sistema proposto</w:t>
-      </w:r>
-      <w:bookmarkEnd w:id="51"/>
+      <w:r>
+        <w:t>Descrição da solução propost</w:t>
+      </w:r>
+      <w:r>
+        <w:t>a</w:t>
+      </w:r>
     </w:p>
     <w:p>
       <w:pPr>
@@ -6429,11 +6440,7 @@
         <w:pStyle w:val="TE-Normal"/>
       </w:pPr>
       <w:r>
-        <w:t xml:space="preserve">Inicialmente, as partituras em MusicXML serão fornecidas como entrada do sistema. Em seguida, será realizada a extração da linha melódica principal, a partir da </w:t>
-      </w:r>
-      <w:r>
-        <w:lastRenderedPageBreak/>
-        <w:t>qual serão obtidas sequências de notas organizadas de acordo com sua ordem de ocorrência na partitura. Essas sequências constituirão a base para as etapas seguintes da análise.</w:t>
+        <w:t>Inicialmente, as partituras em MusicXML serão fornecidas como entrada do sistema. Em seguida, será realizada a extração da linha melódica principal, a partir da qual serão obtidas sequências de notas organizadas de acordo com sua ordem de ocorrência na partitura. Essas sequências constituirão a base para as etapas seguintes da análise.</w:t>
       </w:r>
     </w:p>
     <w:p>
@@ -6464,14 +6471,35 @@
       <w:pPr>
         <w:pStyle w:val="TE-Normal"/>
       </w:pPr>
-      <w:r>
-        <w:t xml:space="preserve">A Figura </w:t>
-      </w:r>
-      <w:r>
-        <w:t>4</w:t>
-      </w:r>
-      <w:r>
-        <w:t xml:space="preserve"> apresenta a visão geral do fluxo de funcionamento do sistema proposto. O processo inicia com a entrada dos arquivos MusicXML, passa pela extração da linha melódica principal e segue para a conversão da melodia em duas representações: intervalos melódicos e contorno melódico. Em seguida, são aplicadas janelas deslizantes para gerar subsequências candidatas a padrão. Essas subsequências são comparadas entre si, e aquelas que apresentam recorrência são registradas com suas respectivas ocorrências e localizações aproximadas. Por fim, os resultados são analisados qualitativamente, a fim de verificar se os padrões identificados possuem coerência musical dentro do corpus analisado.</w:t>
+    </w:p>
+    <w:p>
+      <w:pPr>
+        <w:pStyle w:val="T2-TituloSecundario"/>
+      </w:pPr>
+      <w:r>
+        <w:t>Requisitos do protótipo</w:t>
+      </w:r>
+    </w:p>
+    <w:p>
+      <w:pPr>
+        <w:pStyle w:val="TE-Normal"/>
+      </w:pPr>
+      <w:r>
+        <w:t>O levantamento de requisitos do protótipo tem como objetivo definir as funcionalidades e restrições necessárias para que a solução proposta realize a identificação automática de padrões melódicos em partituras digitais. Como o trabalho possui caráter exploratório, os requisitos foram definidos com base nos objetivos da pesquisa, nas etapas metodológicas previstas e nas necessidades de processamento dos arquivos em formato MusicXML.</w:t>
+      </w:r>
+    </w:p>
+    <w:p>
+      <w:pPr>
+        <w:pStyle w:val="TE-Normal"/>
+      </w:pPr>
+      <w:r>
+        <w:t xml:space="preserve">Os requisitos funcionais descrevem as ações que o protótipo deverá executar durante o processo de análise. Já os requisitos não funcionais estabelecem condições relacionadas ao ambiente de desenvolvimento, organização dos dados, forma de execução e compreensão dos resultados obtidos. O Quadro </w:t>
+      </w:r>
+      <w:r>
+        <w:t>2</w:t>
+      </w:r>
+      <w:r>
+        <w:t xml:space="preserve"> apresenta os requisitos definidos para o protótipo.</w:t>
       </w:r>
     </w:p>
     <w:p>
@@ -6479,6 +6507,29 @@
         <w:pStyle w:val="Legenda"/>
         <w:keepNext/>
         <w:jc w:val="center"/>
+        <w:rPr>
+          <w:i w:val="0"/>
+          <w:iCs w:val="0"/>
+          <w:color w:val="auto"/>
+          <w:sz w:val="22"/>
+          <w:szCs w:val="22"/>
+        </w:rPr>
+      </w:pPr>
+    </w:p>
+    <w:p>
+      <w:pPr>
+        <w:pStyle w:val="Legenda"/>
+        <w:keepNext/>
+        <w:jc w:val="center"/>
+        <w:rPr>
+          <w:i w:val="0"/>
+          <w:iCs w:val="0"/>
+          <w:color w:val="auto"/>
+          <w:sz w:val="22"/>
+          <w:szCs w:val="22"/>
+        </w:rPr>
+      </w:pPr>
+      <w:r>
         <w:rPr>
           <w:b/>
           <w:bCs/>
@@ -6488,8 +6539,8 @@
           <w:sz w:val="22"/>
           <w:szCs w:val="22"/>
         </w:rPr>
-      </w:pPr>
-      <w:bookmarkStart w:id="52" w:name="_Toc230257657"/>
+        <w:t xml:space="preserve">QUADRO </w:t>
+      </w:r>
       <w:r>
         <w:rPr>
           <w:b/>
@@ -6500,8 +6551,7 @@
           <w:sz w:val="22"/>
           <w:szCs w:val="22"/>
         </w:rPr>
-        <w:lastRenderedPageBreak/>
-        <w:t xml:space="preserve">FIGURA </w:t>
+        <w:fldChar w:fldCharType="begin"/>
       </w:r>
       <w:r>
         <w:rPr>
@@ -6513,19 +6563,7 @@
           <w:sz w:val="22"/>
           <w:szCs w:val="22"/>
         </w:rPr>
-        <w:fldChar w:fldCharType="begin"/>
-      </w:r>
-      <w:r>
-        <w:rPr>
-          <w:b/>
-          <w:bCs/>
-          <w:i w:val="0"/>
-          <w:iCs w:val="0"/>
-          <w:color w:val="auto"/>
-          <w:sz w:val="22"/>
-          <w:szCs w:val="22"/>
-        </w:rPr>
-        <w:instrText xml:space="preserve"> SEQ Figura \* ARABIC </w:instrText>
+        <w:instrText xml:space="preserve"> SEQ Quadro \* ARABIC </w:instrText>
       </w:r>
       <w:r>
         <w:rPr>
@@ -6550,7 +6588,7 @@
           <w:sz w:val="22"/>
           <w:szCs w:val="22"/>
         </w:rPr>
-        <w:t>4</w:t>
+        <w:t>2</w:t>
       </w:r>
       <w:r>
         <w:rPr>
@@ -6566,6 +6604,1182 @@
       </w:r>
       <w:r>
         <w:rPr>
+          <w:i w:val="0"/>
+          <w:iCs w:val="0"/>
+          <w:color w:val="auto"/>
+          <w:sz w:val="22"/>
+          <w:szCs w:val="22"/>
+        </w:rPr>
+        <w:t xml:space="preserve"> - Requisitos do protótipo</w:t>
+      </w:r>
+    </w:p>
+    <w:tbl>
+      <w:tblPr>
+        <w:tblStyle w:val="Tabelacomgrade"/>
+        <w:tblW w:w="0" w:type="auto"/>
+        <w:tblLook w:val="04A0" w:firstRow="1" w:lastRow="0" w:firstColumn="1" w:lastColumn="0" w:noHBand="0" w:noVBand="1"/>
+      </w:tblPr>
+      <w:tblGrid>
+        <w:gridCol w:w="864"/>
+        <w:gridCol w:w="1541"/>
+        <w:gridCol w:w="6656"/>
+      </w:tblGrid>
+      <w:tr>
+        <w:tc>
+          <w:tcPr>
+            <w:tcW w:w="864" w:type="dxa"/>
+          </w:tcPr>
+          <w:p>
+            <w:pPr>
+              <w:pStyle w:val="TE-Normal"/>
+              <w:ind w:firstLine="0"/>
+              <w:rPr>
+                <w:sz w:val="22"/>
+                <w:szCs w:val="16"/>
+              </w:rPr>
+            </w:pPr>
+            <w:r>
+              <w:rPr>
+                <w:sz w:val="22"/>
+                <w:szCs w:val="16"/>
+              </w:rPr>
+              <w:t>Código</w:t>
+            </w:r>
+          </w:p>
+        </w:tc>
+        <w:tc>
+          <w:tcPr>
+            <w:tcW w:w="1541" w:type="dxa"/>
+          </w:tcPr>
+          <w:p>
+            <w:pPr>
+              <w:pStyle w:val="TE-Normal"/>
+              <w:ind w:firstLine="0"/>
+              <w:rPr>
+                <w:sz w:val="22"/>
+                <w:szCs w:val="16"/>
+              </w:rPr>
+            </w:pPr>
+            <w:r>
+              <w:rPr>
+                <w:sz w:val="22"/>
+                <w:szCs w:val="16"/>
+              </w:rPr>
+              <w:t xml:space="preserve">Tipo </w:t>
+            </w:r>
+          </w:p>
+        </w:tc>
+        <w:tc>
+          <w:tcPr>
+            <w:tcW w:w="6656" w:type="dxa"/>
+          </w:tcPr>
+          <w:p>
+            <w:pPr>
+              <w:pStyle w:val="TE-Normal"/>
+              <w:ind w:firstLine="0"/>
+              <w:rPr>
+                <w:sz w:val="22"/>
+                <w:szCs w:val="16"/>
+              </w:rPr>
+            </w:pPr>
+            <w:r>
+              <w:rPr>
+                <w:sz w:val="22"/>
+                <w:szCs w:val="16"/>
+              </w:rPr>
+              <w:t>Descrição</w:t>
+            </w:r>
+          </w:p>
+        </w:tc>
+      </w:tr>
+      <w:tr>
+        <w:tc>
+          <w:tcPr>
+            <w:tcW w:w="864" w:type="dxa"/>
+          </w:tcPr>
+          <w:p>
+            <w:pPr>
+              <w:pStyle w:val="TE-Normal"/>
+              <w:ind w:firstLine="0"/>
+              <w:rPr>
+                <w:sz w:val="22"/>
+                <w:szCs w:val="16"/>
+              </w:rPr>
+            </w:pPr>
+            <w:r>
+              <w:rPr>
+                <w:sz w:val="22"/>
+                <w:szCs w:val="16"/>
+              </w:rPr>
+              <w:t>RF01</w:t>
+            </w:r>
+          </w:p>
+        </w:tc>
+        <w:tc>
+          <w:tcPr>
+            <w:tcW w:w="1541" w:type="dxa"/>
+          </w:tcPr>
+          <w:p>
+            <w:pPr>
+              <w:pStyle w:val="TE-Normal"/>
+              <w:ind w:firstLine="0"/>
+              <w:rPr>
+                <w:sz w:val="22"/>
+                <w:szCs w:val="16"/>
+              </w:rPr>
+            </w:pPr>
+            <w:r>
+              <w:rPr>
+                <w:sz w:val="22"/>
+                <w:szCs w:val="16"/>
+              </w:rPr>
+              <w:t>Funcional</w:t>
+            </w:r>
+          </w:p>
+        </w:tc>
+        <w:tc>
+          <w:tcPr>
+            <w:tcW w:w="6656" w:type="dxa"/>
+          </w:tcPr>
+          <w:p>
+            <w:pPr>
+              <w:pStyle w:val="TE-Normal"/>
+              <w:ind w:firstLine="0"/>
+              <w:rPr>
+                <w:sz w:val="22"/>
+                <w:szCs w:val="16"/>
+              </w:rPr>
+            </w:pPr>
+            <w:r>
+              <w:rPr>
+                <w:sz w:val="22"/>
+                <w:szCs w:val="16"/>
+              </w:rPr>
+              <w:t>O protótipo deve permitir a leitura de arquivos de partitura em formato MusicXML.</w:t>
+            </w:r>
+          </w:p>
+        </w:tc>
+      </w:tr>
+      <w:tr>
+        <w:tc>
+          <w:tcPr>
+            <w:tcW w:w="864" w:type="dxa"/>
+          </w:tcPr>
+          <w:p>
+            <w:pPr>
+              <w:pStyle w:val="TE-Normal"/>
+              <w:ind w:firstLine="0"/>
+              <w:rPr>
+                <w:sz w:val="22"/>
+                <w:szCs w:val="16"/>
+              </w:rPr>
+            </w:pPr>
+            <w:r>
+              <w:rPr>
+                <w:sz w:val="22"/>
+                <w:szCs w:val="16"/>
+              </w:rPr>
+              <w:t>RF02</w:t>
+            </w:r>
+          </w:p>
+        </w:tc>
+        <w:tc>
+          <w:tcPr>
+            <w:tcW w:w="1541" w:type="dxa"/>
+          </w:tcPr>
+          <w:p>
+            <w:pPr>
+              <w:pStyle w:val="TE-Normal"/>
+              <w:ind w:firstLine="0"/>
+              <w:rPr>
+                <w:sz w:val="22"/>
+                <w:szCs w:val="16"/>
+              </w:rPr>
+            </w:pPr>
+            <w:r>
+              <w:rPr>
+                <w:sz w:val="22"/>
+                <w:szCs w:val="16"/>
+              </w:rPr>
+              <w:t>Funcional</w:t>
+            </w:r>
+          </w:p>
+        </w:tc>
+        <w:tc>
+          <w:tcPr>
+            <w:tcW w:w="6656" w:type="dxa"/>
+          </w:tcPr>
+          <w:p>
+            <w:pPr>
+              <w:pStyle w:val="TE-Normal"/>
+              <w:ind w:firstLine="0"/>
+              <w:rPr>
+                <w:sz w:val="22"/>
+                <w:szCs w:val="16"/>
+              </w:rPr>
+            </w:pPr>
+            <w:r>
+              <w:rPr>
+                <w:sz w:val="22"/>
+                <w:szCs w:val="16"/>
+              </w:rPr>
+              <w:t>O protótipo deve extrair a sequência melódica principal das partituras analisadas.</w:t>
+            </w:r>
+          </w:p>
+        </w:tc>
+      </w:tr>
+      <w:tr>
+        <w:tc>
+          <w:tcPr>
+            <w:tcW w:w="864" w:type="dxa"/>
+          </w:tcPr>
+          <w:p>
+            <w:pPr>
+              <w:pStyle w:val="TE-Normal"/>
+              <w:ind w:firstLine="0"/>
+              <w:rPr>
+                <w:sz w:val="22"/>
+                <w:szCs w:val="16"/>
+              </w:rPr>
+            </w:pPr>
+            <w:r>
+              <w:rPr>
+                <w:sz w:val="22"/>
+                <w:szCs w:val="16"/>
+              </w:rPr>
+              <w:t>RF03</w:t>
+            </w:r>
+          </w:p>
+        </w:tc>
+        <w:tc>
+          <w:tcPr>
+            <w:tcW w:w="1541" w:type="dxa"/>
+          </w:tcPr>
+          <w:p>
+            <w:pPr>
+              <w:pStyle w:val="TE-Normal"/>
+              <w:ind w:firstLine="0"/>
+              <w:rPr>
+                <w:sz w:val="22"/>
+                <w:szCs w:val="16"/>
+              </w:rPr>
+            </w:pPr>
+            <w:r>
+              <w:rPr>
+                <w:sz w:val="22"/>
+                <w:szCs w:val="16"/>
+              </w:rPr>
+              <w:t>Funcional</w:t>
+            </w:r>
+          </w:p>
+        </w:tc>
+        <w:tc>
+          <w:tcPr>
+            <w:tcW w:w="6656" w:type="dxa"/>
+          </w:tcPr>
+          <w:p>
+            <w:pPr>
+              <w:pStyle w:val="TE-Normal"/>
+              <w:ind w:firstLine="0"/>
+              <w:rPr>
+                <w:sz w:val="22"/>
+                <w:szCs w:val="16"/>
+              </w:rPr>
+            </w:pPr>
+            <w:r>
+              <w:rPr>
+                <w:sz w:val="22"/>
+                <w:szCs w:val="16"/>
+              </w:rPr>
+              <w:t>O protótipo deve registrar informações das notas extraídas, como altura, duração, posição sequencial e compasso de ocorrência.</w:t>
+            </w:r>
+          </w:p>
+        </w:tc>
+      </w:tr>
+      <w:tr>
+        <w:tc>
+          <w:tcPr>
+            <w:tcW w:w="864" w:type="dxa"/>
+          </w:tcPr>
+          <w:p>
+            <w:pPr>
+              <w:pStyle w:val="TE-Normal"/>
+              <w:ind w:firstLine="0"/>
+              <w:rPr>
+                <w:sz w:val="22"/>
+                <w:szCs w:val="16"/>
+              </w:rPr>
+            </w:pPr>
+            <w:r>
+              <w:rPr>
+                <w:sz w:val="22"/>
+                <w:szCs w:val="16"/>
+              </w:rPr>
+              <w:t>RF04</w:t>
+            </w:r>
+          </w:p>
+        </w:tc>
+        <w:tc>
+          <w:tcPr>
+            <w:tcW w:w="1541" w:type="dxa"/>
+          </w:tcPr>
+          <w:p>
+            <w:pPr>
+              <w:pStyle w:val="TE-Normal"/>
+              <w:ind w:firstLine="0"/>
+              <w:rPr>
+                <w:sz w:val="22"/>
+                <w:szCs w:val="16"/>
+              </w:rPr>
+            </w:pPr>
+            <w:r>
+              <w:rPr>
+                <w:sz w:val="22"/>
+                <w:szCs w:val="16"/>
+              </w:rPr>
+              <w:t>Funcional</w:t>
+            </w:r>
+          </w:p>
+        </w:tc>
+        <w:tc>
+          <w:tcPr>
+            <w:tcW w:w="6656" w:type="dxa"/>
+          </w:tcPr>
+          <w:p>
+            <w:pPr>
+              <w:pStyle w:val="TE-Normal"/>
+              <w:ind w:firstLine="0"/>
+              <w:rPr>
+                <w:sz w:val="22"/>
+                <w:szCs w:val="16"/>
+              </w:rPr>
+            </w:pPr>
+            <w:r>
+              <w:rPr>
+                <w:sz w:val="22"/>
+                <w:szCs w:val="16"/>
+              </w:rPr>
+              <w:t>O protótipo deve converter a sequência de notas em uma representação baseada em intervalos melódicos.</w:t>
+            </w:r>
+          </w:p>
+        </w:tc>
+      </w:tr>
+      <w:tr>
+        <w:tc>
+          <w:tcPr>
+            <w:tcW w:w="864" w:type="dxa"/>
+          </w:tcPr>
+          <w:p>
+            <w:pPr>
+              <w:pStyle w:val="TE-Normal"/>
+              <w:ind w:firstLine="0"/>
+              <w:rPr>
+                <w:sz w:val="22"/>
+                <w:szCs w:val="16"/>
+              </w:rPr>
+            </w:pPr>
+            <w:r>
+              <w:rPr>
+                <w:sz w:val="22"/>
+                <w:szCs w:val="16"/>
+              </w:rPr>
+              <w:lastRenderedPageBreak/>
+              <w:t>RF05</w:t>
+            </w:r>
+          </w:p>
+        </w:tc>
+        <w:tc>
+          <w:tcPr>
+            <w:tcW w:w="1541" w:type="dxa"/>
+          </w:tcPr>
+          <w:p>
+            <w:pPr>
+              <w:pStyle w:val="TE-Normal"/>
+              <w:ind w:firstLine="0"/>
+              <w:rPr>
+                <w:sz w:val="22"/>
+                <w:szCs w:val="16"/>
+              </w:rPr>
+            </w:pPr>
+            <w:r>
+              <w:rPr>
+                <w:sz w:val="22"/>
+                <w:szCs w:val="16"/>
+              </w:rPr>
+              <w:t>Funcional</w:t>
+            </w:r>
+          </w:p>
+        </w:tc>
+        <w:tc>
+          <w:tcPr>
+            <w:tcW w:w="6656" w:type="dxa"/>
+          </w:tcPr>
+          <w:p>
+            <w:pPr>
+              <w:pStyle w:val="TE-Normal"/>
+              <w:ind w:firstLine="0"/>
+              <w:rPr>
+                <w:sz w:val="22"/>
+                <w:szCs w:val="16"/>
+              </w:rPr>
+            </w:pPr>
+            <w:r>
+              <w:rPr>
+                <w:sz w:val="22"/>
+                <w:szCs w:val="16"/>
+              </w:rPr>
+              <w:t>O protótipo deve converter a sequência de intervalos em uma representação baseada no contorno melódico.</w:t>
+            </w:r>
+          </w:p>
+        </w:tc>
+      </w:tr>
+      <w:tr>
+        <w:tc>
+          <w:tcPr>
+            <w:tcW w:w="864" w:type="dxa"/>
+          </w:tcPr>
+          <w:p>
+            <w:pPr>
+              <w:pStyle w:val="TE-Normal"/>
+              <w:ind w:firstLine="0"/>
+              <w:rPr>
+                <w:sz w:val="22"/>
+                <w:szCs w:val="16"/>
+              </w:rPr>
+            </w:pPr>
+            <w:r>
+              <w:rPr>
+                <w:sz w:val="22"/>
+                <w:szCs w:val="16"/>
+              </w:rPr>
+              <w:t>RF06</w:t>
+            </w:r>
+          </w:p>
+        </w:tc>
+        <w:tc>
+          <w:tcPr>
+            <w:tcW w:w="1541" w:type="dxa"/>
+          </w:tcPr>
+          <w:p>
+            <w:pPr>
+              <w:pStyle w:val="TE-Normal"/>
+              <w:ind w:firstLine="0"/>
+              <w:rPr>
+                <w:sz w:val="22"/>
+                <w:szCs w:val="16"/>
+              </w:rPr>
+            </w:pPr>
+            <w:r>
+              <w:rPr>
+                <w:sz w:val="22"/>
+                <w:szCs w:val="16"/>
+              </w:rPr>
+              <w:t>Funcional</w:t>
+            </w:r>
+          </w:p>
+        </w:tc>
+        <w:tc>
+          <w:tcPr>
+            <w:tcW w:w="6656" w:type="dxa"/>
+          </w:tcPr>
+          <w:p>
+            <w:pPr>
+              <w:pStyle w:val="TE-Normal"/>
+              <w:ind w:firstLine="0"/>
+              <w:rPr>
+                <w:sz w:val="22"/>
+                <w:szCs w:val="16"/>
+              </w:rPr>
+            </w:pPr>
+            <w:r>
+              <w:rPr>
+                <w:sz w:val="22"/>
+                <w:szCs w:val="16"/>
+              </w:rPr>
+              <w:t>O protótipo deve gerar subsequências musicais por meio de janelas deslizantes de tamanho definido.</w:t>
+            </w:r>
+          </w:p>
+        </w:tc>
+      </w:tr>
+      <w:tr>
+        <w:tc>
+          <w:tcPr>
+            <w:tcW w:w="864" w:type="dxa"/>
+          </w:tcPr>
+          <w:p>
+            <w:pPr>
+              <w:pStyle w:val="TE-Normal"/>
+              <w:ind w:firstLine="0"/>
+              <w:rPr>
+                <w:sz w:val="22"/>
+                <w:szCs w:val="16"/>
+              </w:rPr>
+            </w:pPr>
+            <w:r>
+              <w:rPr>
+                <w:sz w:val="22"/>
+                <w:szCs w:val="16"/>
+              </w:rPr>
+              <w:t>RF0</w:t>
+            </w:r>
+            <w:r>
+              <w:rPr>
+                <w:sz w:val="22"/>
+                <w:szCs w:val="16"/>
+              </w:rPr>
+              <w:t>7</w:t>
+            </w:r>
+          </w:p>
+        </w:tc>
+        <w:tc>
+          <w:tcPr>
+            <w:tcW w:w="1541" w:type="dxa"/>
+          </w:tcPr>
+          <w:p>
+            <w:pPr>
+              <w:pStyle w:val="TE-Normal"/>
+              <w:ind w:firstLine="0"/>
+              <w:rPr>
+                <w:sz w:val="22"/>
+                <w:szCs w:val="16"/>
+              </w:rPr>
+            </w:pPr>
+            <w:r>
+              <w:rPr>
+                <w:sz w:val="22"/>
+                <w:szCs w:val="16"/>
+              </w:rPr>
+              <w:t>Funcional</w:t>
+            </w:r>
+          </w:p>
+        </w:tc>
+        <w:tc>
+          <w:tcPr>
+            <w:tcW w:w="6656" w:type="dxa"/>
+          </w:tcPr>
+          <w:p>
+            <w:pPr>
+              <w:pStyle w:val="TE-Normal"/>
+              <w:ind w:firstLine="0"/>
+              <w:rPr>
+                <w:sz w:val="22"/>
+                <w:szCs w:val="16"/>
+              </w:rPr>
+            </w:pPr>
+            <w:r>
+              <w:rPr>
+                <w:sz w:val="22"/>
+                <w:szCs w:val="16"/>
+              </w:rPr>
+              <w:t>O protótipo deve identificar padrões recorrentes nas representações intervalar e de contorno melódico.</w:t>
+            </w:r>
+          </w:p>
+        </w:tc>
+      </w:tr>
+      <w:tr>
+        <w:tc>
+          <w:tcPr>
+            <w:tcW w:w="864" w:type="dxa"/>
+          </w:tcPr>
+          <w:p>
+            <w:pPr>
+              <w:pStyle w:val="TE-Normal"/>
+              <w:ind w:firstLine="0"/>
+              <w:rPr>
+                <w:sz w:val="22"/>
+                <w:szCs w:val="16"/>
+              </w:rPr>
+            </w:pPr>
+            <w:r>
+              <w:rPr>
+                <w:sz w:val="22"/>
+                <w:szCs w:val="16"/>
+              </w:rPr>
+              <w:t>RF0</w:t>
+            </w:r>
+            <w:r>
+              <w:rPr>
+                <w:sz w:val="22"/>
+                <w:szCs w:val="16"/>
+              </w:rPr>
+              <w:t>8</w:t>
+            </w:r>
+          </w:p>
+        </w:tc>
+        <w:tc>
+          <w:tcPr>
+            <w:tcW w:w="1541" w:type="dxa"/>
+          </w:tcPr>
+          <w:p>
+            <w:pPr>
+              <w:pStyle w:val="TE-Normal"/>
+              <w:ind w:firstLine="0"/>
+              <w:rPr>
+                <w:sz w:val="22"/>
+                <w:szCs w:val="16"/>
+              </w:rPr>
+            </w:pPr>
+            <w:r>
+              <w:rPr>
+                <w:sz w:val="22"/>
+                <w:szCs w:val="16"/>
+              </w:rPr>
+              <w:t>Funcional</w:t>
+            </w:r>
+          </w:p>
+        </w:tc>
+        <w:tc>
+          <w:tcPr>
+            <w:tcW w:w="6656" w:type="dxa"/>
+          </w:tcPr>
+          <w:p>
+            <w:pPr>
+              <w:pStyle w:val="TE-Normal"/>
+              <w:ind w:firstLine="0"/>
+              <w:rPr>
+                <w:sz w:val="22"/>
+                <w:szCs w:val="16"/>
+              </w:rPr>
+            </w:pPr>
+            <w:r>
+              <w:rPr>
+                <w:sz w:val="22"/>
+                <w:szCs w:val="16"/>
+              </w:rPr>
+              <w:t>O protótipo deve apresentar os padrões identificados, sua quantidade de ocorrências e sua localização aproximada nas partituras.</w:t>
+            </w:r>
+          </w:p>
+        </w:tc>
+      </w:tr>
+      <w:tr>
+        <w:tc>
+          <w:tcPr>
+            <w:tcW w:w="864" w:type="dxa"/>
+          </w:tcPr>
+          <w:p>
+            <w:pPr>
+              <w:pStyle w:val="TE-Normal"/>
+              <w:ind w:firstLine="0"/>
+              <w:rPr>
+                <w:sz w:val="22"/>
+                <w:szCs w:val="16"/>
+              </w:rPr>
+            </w:pPr>
+            <w:r>
+              <w:rPr>
+                <w:sz w:val="22"/>
+                <w:szCs w:val="16"/>
+              </w:rPr>
+              <w:t>RNF01</w:t>
+            </w:r>
+          </w:p>
+        </w:tc>
+        <w:tc>
+          <w:tcPr>
+            <w:tcW w:w="1541" w:type="dxa"/>
+          </w:tcPr>
+          <w:p>
+            <w:pPr>
+              <w:pStyle w:val="TE-Normal"/>
+              <w:ind w:firstLine="0"/>
+              <w:rPr>
+                <w:sz w:val="22"/>
+                <w:szCs w:val="16"/>
+              </w:rPr>
+            </w:pPr>
+            <w:r>
+              <w:rPr>
+                <w:sz w:val="22"/>
+                <w:szCs w:val="16"/>
+              </w:rPr>
+              <w:t>Não funcional</w:t>
+            </w:r>
+          </w:p>
+        </w:tc>
+        <w:tc>
+          <w:tcPr>
+            <w:tcW w:w="6656" w:type="dxa"/>
+          </w:tcPr>
+          <w:p>
+            <w:pPr>
+              <w:pStyle w:val="TE-Normal"/>
+              <w:ind w:firstLine="0"/>
+              <w:rPr>
+                <w:sz w:val="22"/>
+                <w:szCs w:val="16"/>
+              </w:rPr>
+            </w:pPr>
+            <w:r>
+              <w:rPr>
+                <w:sz w:val="22"/>
+                <w:szCs w:val="16"/>
+              </w:rPr>
+              <w:t>O protótipo deve ser desenvolvido em linguagem Python.</w:t>
+            </w:r>
+          </w:p>
+        </w:tc>
+      </w:tr>
+      <w:tr>
+        <w:tc>
+          <w:tcPr>
+            <w:tcW w:w="864" w:type="dxa"/>
+          </w:tcPr>
+          <w:p>
+            <w:pPr>
+              <w:pStyle w:val="TE-Normal"/>
+              <w:ind w:firstLine="0"/>
+              <w:rPr>
+                <w:sz w:val="22"/>
+                <w:szCs w:val="16"/>
+              </w:rPr>
+            </w:pPr>
+            <w:r>
+              <w:rPr>
+                <w:sz w:val="22"/>
+                <w:szCs w:val="16"/>
+              </w:rPr>
+              <w:t>RNF0</w:t>
+            </w:r>
+            <w:r>
+              <w:rPr>
+                <w:sz w:val="22"/>
+                <w:szCs w:val="16"/>
+              </w:rPr>
+              <w:t>2</w:t>
+            </w:r>
+          </w:p>
+        </w:tc>
+        <w:tc>
+          <w:tcPr>
+            <w:tcW w:w="1541" w:type="dxa"/>
+          </w:tcPr>
+          <w:p>
+            <w:pPr>
+              <w:pStyle w:val="TE-Normal"/>
+              <w:ind w:firstLine="0"/>
+              <w:rPr>
+                <w:sz w:val="22"/>
+                <w:szCs w:val="16"/>
+              </w:rPr>
+            </w:pPr>
+            <w:r>
+              <w:rPr>
+                <w:sz w:val="22"/>
+                <w:szCs w:val="16"/>
+              </w:rPr>
+              <w:t>Não funcional</w:t>
+            </w:r>
+          </w:p>
+        </w:tc>
+        <w:tc>
+          <w:tcPr>
+            <w:tcW w:w="6656" w:type="dxa"/>
+          </w:tcPr>
+          <w:p>
+            <w:pPr>
+              <w:pStyle w:val="TE-Normal"/>
+              <w:ind w:firstLine="0"/>
+              <w:rPr>
+                <w:sz w:val="22"/>
+                <w:szCs w:val="16"/>
+              </w:rPr>
+            </w:pPr>
+            <w:r>
+              <w:rPr>
+                <w:sz w:val="22"/>
+                <w:szCs w:val="16"/>
+              </w:rPr>
+              <w:t>O protótipo deve utilizar biblioteca voltada à manipulação de dados musicais simbólicos, como a music21.</w:t>
+            </w:r>
+          </w:p>
+        </w:tc>
+      </w:tr>
+      <w:tr>
+        <w:tc>
+          <w:tcPr>
+            <w:tcW w:w="864" w:type="dxa"/>
+          </w:tcPr>
+          <w:p>
+            <w:pPr>
+              <w:pStyle w:val="TE-Normal"/>
+              <w:ind w:firstLine="0"/>
+              <w:rPr>
+                <w:sz w:val="22"/>
+                <w:szCs w:val="16"/>
+              </w:rPr>
+            </w:pPr>
+            <w:r>
+              <w:rPr>
+                <w:sz w:val="22"/>
+                <w:szCs w:val="16"/>
+              </w:rPr>
+              <w:t>RNF0</w:t>
+            </w:r>
+            <w:r>
+              <w:rPr>
+                <w:sz w:val="22"/>
+                <w:szCs w:val="16"/>
+              </w:rPr>
+              <w:t>3</w:t>
+            </w:r>
+          </w:p>
+        </w:tc>
+        <w:tc>
+          <w:tcPr>
+            <w:tcW w:w="1541" w:type="dxa"/>
+          </w:tcPr>
+          <w:p>
+            <w:pPr>
+              <w:pStyle w:val="TE-Normal"/>
+              <w:ind w:firstLine="0"/>
+              <w:rPr>
+                <w:sz w:val="22"/>
+                <w:szCs w:val="16"/>
+              </w:rPr>
+            </w:pPr>
+            <w:r>
+              <w:rPr>
+                <w:sz w:val="22"/>
+                <w:szCs w:val="16"/>
+              </w:rPr>
+              <w:t>Não funcional</w:t>
+            </w:r>
+          </w:p>
+        </w:tc>
+        <w:tc>
+          <w:tcPr>
+            <w:tcW w:w="6656" w:type="dxa"/>
+          </w:tcPr>
+          <w:p>
+            <w:pPr>
+              <w:pStyle w:val="TE-Normal"/>
+              <w:ind w:firstLine="0"/>
+              <w:rPr>
+                <w:sz w:val="22"/>
+                <w:szCs w:val="16"/>
+              </w:rPr>
+            </w:pPr>
+            <w:r>
+              <w:rPr>
+                <w:sz w:val="22"/>
+                <w:szCs w:val="16"/>
+              </w:rPr>
+              <w:t>O protótipo deve ser executado em ambiente local.</w:t>
+            </w:r>
+          </w:p>
+        </w:tc>
+      </w:tr>
+      <w:tr>
+        <w:tc>
+          <w:tcPr>
+            <w:tcW w:w="864" w:type="dxa"/>
+          </w:tcPr>
+          <w:p>
+            <w:pPr>
+              <w:pStyle w:val="TE-Normal"/>
+              <w:ind w:firstLine="0"/>
+              <w:rPr>
+                <w:sz w:val="22"/>
+                <w:szCs w:val="16"/>
+              </w:rPr>
+            </w:pPr>
+            <w:r>
+              <w:rPr>
+                <w:sz w:val="22"/>
+                <w:szCs w:val="16"/>
+              </w:rPr>
+              <w:t>RNF0</w:t>
+            </w:r>
+            <w:r>
+              <w:rPr>
+                <w:sz w:val="22"/>
+                <w:szCs w:val="16"/>
+              </w:rPr>
+              <w:t>4</w:t>
+            </w:r>
+          </w:p>
+        </w:tc>
+        <w:tc>
+          <w:tcPr>
+            <w:tcW w:w="1541" w:type="dxa"/>
+          </w:tcPr>
+          <w:p>
+            <w:pPr>
+              <w:pStyle w:val="TE-Normal"/>
+              <w:ind w:firstLine="0"/>
+              <w:rPr>
+                <w:sz w:val="22"/>
+                <w:szCs w:val="16"/>
+              </w:rPr>
+            </w:pPr>
+            <w:r>
+              <w:rPr>
+                <w:sz w:val="22"/>
+                <w:szCs w:val="16"/>
+              </w:rPr>
+              <w:t>Não funcional</w:t>
+            </w:r>
+          </w:p>
+        </w:tc>
+        <w:tc>
+          <w:tcPr>
+            <w:tcW w:w="6656" w:type="dxa"/>
+          </w:tcPr>
+          <w:p>
+            <w:pPr>
+              <w:pStyle w:val="TE-Normal"/>
+              <w:ind w:firstLine="0"/>
+              <w:rPr>
+                <w:sz w:val="22"/>
+                <w:szCs w:val="16"/>
+              </w:rPr>
+            </w:pPr>
+            <w:r>
+              <w:rPr>
+                <w:sz w:val="22"/>
+                <w:szCs w:val="16"/>
+              </w:rPr>
+              <w:t>O processamento deve considerar arquivos MusicXML simplificados, contendo a linha melódica principal das obras.</w:t>
+            </w:r>
+          </w:p>
+        </w:tc>
+      </w:tr>
+      <w:tr>
+        <w:tc>
+          <w:tcPr>
+            <w:tcW w:w="864" w:type="dxa"/>
+          </w:tcPr>
+          <w:p>
+            <w:pPr>
+              <w:pStyle w:val="TE-Normal"/>
+              <w:ind w:firstLine="0"/>
+              <w:rPr>
+                <w:sz w:val="22"/>
+                <w:szCs w:val="16"/>
+              </w:rPr>
+            </w:pPr>
+            <w:r>
+              <w:rPr>
+                <w:sz w:val="22"/>
+                <w:szCs w:val="16"/>
+              </w:rPr>
+              <w:t>RNF0</w:t>
+            </w:r>
+            <w:r>
+              <w:rPr>
+                <w:sz w:val="22"/>
+                <w:szCs w:val="16"/>
+              </w:rPr>
+              <w:t>5</w:t>
+            </w:r>
+          </w:p>
+        </w:tc>
+        <w:tc>
+          <w:tcPr>
+            <w:tcW w:w="1541" w:type="dxa"/>
+          </w:tcPr>
+          <w:p>
+            <w:pPr>
+              <w:pStyle w:val="TE-Normal"/>
+              <w:ind w:firstLine="0"/>
+              <w:rPr>
+                <w:sz w:val="22"/>
+                <w:szCs w:val="16"/>
+              </w:rPr>
+            </w:pPr>
+            <w:r>
+              <w:rPr>
+                <w:sz w:val="22"/>
+                <w:szCs w:val="16"/>
+              </w:rPr>
+              <w:t>Não funcional</w:t>
+            </w:r>
+          </w:p>
+        </w:tc>
+        <w:tc>
+          <w:tcPr>
+            <w:tcW w:w="6656" w:type="dxa"/>
+          </w:tcPr>
+          <w:p>
+            <w:pPr>
+              <w:pStyle w:val="TE-Normal"/>
+              <w:ind w:firstLine="0"/>
+              <w:rPr>
+                <w:sz w:val="22"/>
+                <w:szCs w:val="16"/>
+              </w:rPr>
+            </w:pPr>
+            <w:r>
+              <w:rPr>
+                <w:sz w:val="22"/>
+                <w:szCs w:val="16"/>
+              </w:rPr>
+              <w:t>Os resultados gerados devem ser organizados de forma compreensível para análise qualitativa.</w:t>
+            </w:r>
+          </w:p>
+        </w:tc>
+      </w:tr>
+      <w:tr>
+        <w:tc>
+          <w:tcPr>
+            <w:tcW w:w="864" w:type="dxa"/>
+          </w:tcPr>
+          <w:p>
+            <w:pPr>
+              <w:pStyle w:val="TE-Normal"/>
+              <w:ind w:firstLine="0"/>
+              <w:rPr>
+                <w:sz w:val="22"/>
+                <w:szCs w:val="16"/>
+              </w:rPr>
+            </w:pPr>
+            <w:r>
+              <w:rPr>
+                <w:sz w:val="22"/>
+                <w:szCs w:val="16"/>
+              </w:rPr>
+              <w:t>RNF0</w:t>
+            </w:r>
+            <w:r>
+              <w:rPr>
+                <w:sz w:val="22"/>
+                <w:szCs w:val="16"/>
+              </w:rPr>
+              <w:t>6</w:t>
+            </w:r>
+          </w:p>
+        </w:tc>
+        <w:tc>
+          <w:tcPr>
+            <w:tcW w:w="1541" w:type="dxa"/>
+          </w:tcPr>
+          <w:p>
+            <w:pPr>
+              <w:pStyle w:val="TE-Normal"/>
+              <w:ind w:firstLine="0"/>
+              <w:rPr>
+                <w:sz w:val="22"/>
+                <w:szCs w:val="16"/>
+              </w:rPr>
+            </w:pPr>
+            <w:r>
+              <w:rPr>
+                <w:sz w:val="22"/>
+                <w:szCs w:val="16"/>
+              </w:rPr>
+              <w:t>Não funcional</w:t>
+            </w:r>
+          </w:p>
+        </w:tc>
+        <w:tc>
+          <w:tcPr>
+            <w:tcW w:w="6656" w:type="dxa"/>
+          </w:tcPr>
+          <w:p>
+            <w:pPr>
+              <w:pStyle w:val="TE-Normal"/>
+              <w:ind w:firstLine="0"/>
+              <w:rPr>
+                <w:sz w:val="22"/>
+                <w:szCs w:val="16"/>
+              </w:rPr>
+            </w:pPr>
+            <w:r>
+              <w:rPr>
+                <w:sz w:val="22"/>
+                <w:szCs w:val="16"/>
+              </w:rPr>
+              <w:t>A estrutura do código deve permitir ajustes e expansões futuras, como inclusão de aspectos rítmicos, harmônicos ou polifônicos.</w:t>
+            </w:r>
+          </w:p>
+        </w:tc>
+      </w:tr>
+    </w:tbl>
+    <w:p>
+      <w:pPr>
+        <w:widowControl w:val="0"/>
+        <w:pBdr>
+          <w:top w:val="nil"/>
+          <w:left w:val="nil"/>
+          <w:bottom w:val="nil"/>
+          <w:right w:val="nil"/>
+          <w:between w:val="nil"/>
+        </w:pBdr>
+        <w:spacing w:line="360" w:lineRule="auto"/>
+        <w:jc w:val="center"/>
+        <w:rPr>
+          <w:color w:val="000000" w:themeColor="text1"/>
+          <w:sz w:val="22"/>
+          <w:szCs w:val="22"/>
+        </w:rPr>
+      </w:pPr>
+      <w:r>
+        <w:rPr>
+          <w:color w:val="000000" w:themeColor="text1"/>
+          <w:sz w:val="22"/>
+          <w:szCs w:val="22"/>
+        </w:rPr>
+        <w:t>Fonte: Elaborada pelo autor (2026).</w:t>
+      </w:r>
+    </w:p>
+    <w:p>
+      <w:pPr>
+        <w:widowControl w:val="0"/>
+        <w:pBdr>
+          <w:top w:val="nil"/>
+          <w:left w:val="nil"/>
+          <w:bottom w:val="nil"/>
+          <w:right w:val="nil"/>
+          <w:between w:val="nil"/>
+        </w:pBdr>
+        <w:spacing w:line="360" w:lineRule="auto"/>
+        <w:jc w:val="both"/>
+        <w:rPr>
+          <w:snapToGrid w:val="0"/>
+          <w:sz w:val="26"/>
+        </w:rPr>
+      </w:pPr>
+    </w:p>
+    <w:p>
+      <w:pPr>
+        <w:pStyle w:val="TE-Normal"/>
+      </w:pPr>
+      <w:r>
+        <w:t>Esses requisitos delimitam o comportamento esperado do protótipo e orientam sua implementação. Como a proposta não envolve o desenvolvimento de um sistema comercial completo, mas sim de uma ferramenta exploratória de análise musical computacional, os requisitos foram definidos de forma objetiva e diretamente relacionada às etapas de extração, representação, comparação e apresentação dos padrões melódicos.</w:t>
+      </w:r>
+    </w:p>
+    <w:p>
+      <w:pPr>
+        <w:pStyle w:val="T2-TituloSecundario"/>
+      </w:pPr>
+      <w:r>
+        <w:t>Arquitetura e fluxo geral do sistema</w:t>
+      </w:r>
+    </w:p>
+    <w:p>
+      <w:pPr>
+        <w:pStyle w:val="TE-Normal"/>
+      </w:pPr>
+      <w:r>
+        <w:t xml:space="preserve">A Figura </w:t>
+      </w:r>
+      <w:r>
+        <w:t>4</w:t>
+      </w:r>
+      <w:r>
+        <w:t xml:space="preserve"> apresenta a visão geral do fluxo de funcionamento do sistema proposto. O processo inicia com a entrada dos arquivos MusicXML, passa pela extração da linha melódica principal e segue para a conversão da melodia em duas representações: intervalos melódicos e contorno melódico. Em seguida, são aplicadas </w:t>
+      </w:r>
+      <w:r>
+        <w:lastRenderedPageBreak/>
+        <w:t>janelas deslizantes para gerar subsequências candidatas a padrão. Essas subsequências são comparadas entre si, e aquelas que apresentam recorrência são registradas com suas respectivas ocorrências e localizações aproximadas. Por fim, os resultados são analisados qualitativamente, a fim de verificar se os padrões identificados possuem coerência musical dentro do corpus analisado.</w:t>
+      </w:r>
+    </w:p>
+    <w:p>
+      <w:pPr>
+        <w:pStyle w:val="Legenda"/>
+        <w:keepNext/>
+        <w:jc w:val="center"/>
+        <w:rPr>
           <w:b/>
           <w:bCs/>
           <w:i w:val="0"/>
@@ -6574,16 +7788,101 @@
           <w:sz w:val="22"/>
           <w:szCs w:val="22"/>
         </w:rPr>
-        <w:t xml:space="preserve"> </w:t>
-      </w:r>
-      <w:r>
-        <w:rPr>
+      </w:pPr>
+      <w:bookmarkStart w:id="52" w:name="_Toc230257657"/>
+      <w:r>
+        <w:rPr>
+          <w:b/>
+          <w:bCs/>
           <w:i w:val="0"/>
           <w:iCs w:val="0"/>
           <w:color w:val="auto"/>
           <w:sz w:val="22"/>
           <w:szCs w:val="22"/>
         </w:rPr>
+        <w:t xml:space="preserve">FIGURA </w:t>
+      </w:r>
+      <w:r>
+        <w:rPr>
+          <w:b/>
+          <w:bCs/>
+          <w:i w:val="0"/>
+          <w:iCs w:val="0"/>
+          <w:color w:val="auto"/>
+          <w:sz w:val="22"/>
+          <w:szCs w:val="22"/>
+        </w:rPr>
+        <w:fldChar w:fldCharType="begin"/>
+      </w:r>
+      <w:r>
+        <w:rPr>
+          <w:b/>
+          <w:bCs/>
+          <w:i w:val="0"/>
+          <w:iCs w:val="0"/>
+          <w:color w:val="auto"/>
+          <w:sz w:val="22"/>
+          <w:szCs w:val="22"/>
+        </w:rPr>
+        <w:instrText xml:space="preserve"> SEQ Figura \* ARABIC </w:instrText>
+      </w:r>
+      <w:r>
+        <w:rPr>
+          <w:b/>
+          <w:bCs/>
+          <w:i w:val="0"/>
+          <w:iCs w:val="0"/>
+          <w:color w:val="auto"/>
+          <w:sz w:val="22"/>
+          <w:szCs w:val="22"/>
+        </w:rPr>
+        <w:fldChar w:fldCharType="separate"/>
+      </w:r>
+      <w:r>
+        <w:rPr>
+          <w:b/>
+          <w:bCs/>
+          <w:i w:val="0"/>
+          <w:iCs w:val="0"/>
+          <w:noProof/>
+          <w:color w:val="auto"/>
+          <w:sz w:val="22"/>
+          <w:szCs w:val="22"/>
+        </w:rPr>
+        <w:t>4</w:t>
+      </w:r>
+      <w:r>
+        <w:rPr>
+          <w:b/>
+          <w:bCs/>
+          <w:i w:val="0"/>
+          <w:iCs w:val="0"/>
+          <w:color w:val="auto"/>
+          <w:sz w:val="22"/>
+          <w:szCs w:val="22"/>
+        </w:rPr>
+        <w:fldChar w:fldCharType="end"/>
+      </w:r>
+      <w:r>
+        <w:rPr>
+          <w:b/>
+          <w:bCs/>
+          <w:i w:val="0"/>
+          <w:iCs w:val="0"/>
+          <w:color w:val="auto"/>
+          <w:sz w:val="22"/>
+          <w:szCs w:val="22"/>
+        </w:rPr>
+        <w:t xml:space="preserve"> </w:t>
+      </w:r>
+      <w:r>
+        <w:rPr>
+          <w:i w:val="0"/>
+          <w:iCs w:val="0"/>
+          <w:color w:val="auto"/>
+          <w:sz w:val="22"/>
+          <w:szCs w:val="22"/>
+        </w:rPr>
         <w:t>- Fluxo geral do sistema proposto</w:t>
       </w:r>
       <w:bookmarkEnd w:id="52"/>
@@ -6599,9 +7898,9 @@
           <w:noProof/>
         </w:rPr>
         <w:drawing>
-          <wp:inline distT="0" distB="0" distL="0" distR="0" wp14:anchorId="00F37EAD" wp14:editId="432E5B43">
-            <wp:extent cx="4157345" cy="5890260"/>
-            <wp:effectExtent l="0" t="0" r="0" b="0"/>
+          <wp:inline distT="0" distB="0" distL="0" distR="0" wp14:anchorId="1A739BFB" wp14:editId="2AC1A942">
+            <wp:extent cx="4049781" cy="5737860"/>
+            <wp:effectExtent l="0" t="0" r="8255" b="0"/>
             <wp:docPr id="4" name="Imagem 4" descr="PlantUML Diagram"/>
             <wp:cNvGraphicFramePr>
               <a:graphicFrameLocks xmlns:a="http://schemas.openxmlformats.org/drawingml/2006/main" noChangeAspect="1"/>
@@ -6631,7 +7930,7 @@
                   <pic:spPr bwMode="auto">
                     <a:xfrm>
                       <a:off x="0" y="0"/>
-                      <a:ext cx="4157345" cy="5890260"/>
+                      <a:ext cx="4051630" cy="5740480"/>
                     </a:xfrm>
                     <a:prstGeom prst="rect">
                       <a:avLst/>
@@ -6677,26 +7976,64 @@
     </w:p>
     <w:p>
       <w:pPr>
-        <w:pStyle w:val="TE-Normal"/>
-      </w:pPr>
-    </w:p>
-    <w:p>
-      <w:pPr>
-        <w:pStyle w:val="TE-Normal"/>
-      </w:pPr>
-      <w:r>
-        <w:t>Para sintetizar as etapas do protótipo, o Quadro 2 apresenta a relação entre entrada, processamento e saída em cada fase do sistema. Essa organização permite visualizar como a partitura digital é progressivamente transformada em dados estruturados para a identificação de padrões melódicos.</w:t>
-      </w:r>
-    </w:p>
-    <w:p>
-      <w:pPr>
-        <w:pStyle w:val="TE-Normal"/>
-      </w:pPr>
-    </w:p>
-    <w:p>
-      <w:pPr>
-        <w:pStyle w:val="TE-Normal"/>
-      </w:pPr>
+        <w:widowControl w:val="0"/>
+        <w:pBdr>
+          <w:top w:val="nil"/>
+          <w:left w:val="nil"/>
+          <w:bottom w:val="nil"/>
+          <w:right w:val="nil"/>
+          <w:between w:val="nil"/>
+        </w:pBdr>
+        <w:spacing w:line="360" w:lineRule="auto"/>
+        <w:jc w:val="center"/>
+        <w:rPr>
+          <w:color w:val="000000" w:themeColor="text1"/>
+          <w:sz w:val="22"/>
+          <w:szCs w:val="22"/>
+        </w:rPr>
+      </w:pPr>
+    </w:p>
+    <w:p>
+      <w:pPr>
+        <w:pStyle w:val="TE-Normal"/>
+      </w:pPr>
+      <w:r>
+        <w:t xml:space="preserve">A arquitetura proposta organiza o protótipo em etapas sequenciais e independentes, de modo que cada fase produza uma saída utilizada pela etapa seguinte. </w:t>
+      </w:r>
+      <w:r>
+        <w:lastRenderedPageBreak/>
+        <w:t>Essa organização favorece a compreensão do funcionamento geral da solução e permite que cada módulo seja ajustado ou expandido separadamente. Dessa forma, a leitura da partitura, a extração da melodia, a geração das representações estruturais, a detecção de recorrências e a apresentação dos resultados constituem partes distintas do fluxo de processamento.</w:t>
+      </w:r>
+    </w:p>
+    <w:p>
+      <w:pPr>
+        <w:pStyle w:val="TE-Normal"/>
+      </w:pPr>
+      <w:r>
+        <w:t>Essa divisão também contribui para a reprodutibilidade da análise, pois permite observar de maneira clara como os dados musicais são transformados ao longo do processo. A partitura digital, inicialmente representada em formato MusicXML, é convertida em uma sequência melódica estruturada e, posteriormente, em representações mais adequadas para comparação computacional. Assim, a arquitetura do protótipo reflete diretamente os procedimentos metodológicos definidos para o trabalho.</w:t>
+      </w:r>
+    </w:p>
+    <w:p>
+      <w:pPr>
+        <w:pStyle w:val="T2-TituloSecundario"/>
+      </w:pPr>
+      <w:r>
+        <w:t>Etapas de processamento das partituras</w:t>
+      </w:r>
+    </w:p>
+    <w:p>
+      <w:pPr>
+        <w:pStyle w:val="TE-Normal"/>
+      </w:pPr>
+      <w:r>
+        <w:t xml:space="preserve">Para sintetizar as etapas do protótipo, o Quadro </w:t>
+      </w:r>
+      <w:r>
+        <w:t>3</w:t>
+      </w:r>
+      <w:r>
+        <w:t xml:space="preserve"> apresenta a relação entre entrada, processamento e saída em cada fase do sistema. Essa organização permite visualizar como a partitura digital é progressivamente transformada em dados estruturados para a identificação de padrões melódicos.</w:t>
+      </w:r>
     </w:p>
     <w:p>
       <w:pPr>
@@ -6776,7 +8113,7 @@
           <w:sz w:val="22"/>
           <w:szCs w:val="22"/>
         </w:rPr>
-        <w:t>2</w:t>
+        <w:t>3</w:t>
       </w:r>
       <w:r>
         <w:rPr>
@@ -7553,20 +8890,110 @@
     <w:p>
       <w:pPr>
         <w:pStyle w:val="TE-Normal"/>
-        <w:ind w:firstLine="0"/>
+      </w:pPr>
+      <w:r>
+        <w:lastRenderedPageBreak/>
+        <w:t>As etapas apresentadas no Quadro 2 demonstram que o processamento das partituras ocorre de forma progressiva. Inicialmente, o arquivo MusicXML é carregado e convertido em uma estrutura manipulável pelo sistema. Em seguida, a linha melódica principal é extraída e organizada em uma sequência de eventos musicais. Essa sequência serve de base para a construção das representações intervalar e de contorno melódico.</w:t>
+      </w:r>
+    </w:p>
+    <w:p>
+      <w:pPr>
+        <w:pStyle w:val="TE-Normal"/>
+      </w:pPr>
+      <w:r>
+        <w:t>A partir dessas representações, o protótipo gera subsequências por meio de janelas deslizantes, permitindo que pequenos trechos melódicos sejam comparados entre si. Quando uma mesma subsequência aparece mais de uma vez, ela passa a ser considerada um padrão recorrente candidato. Por fim, os padrões identificados são organizados para análise qualitativa, considerando sua frequência, sua localização aproximada na partitura e sua relevância musical.</w:t>
+      </w:r>
+    </w:p>
+    <w:p>
+      <w:pPr>
+        <w:pStyle w:val="TE-Normal"/>
+      </w:pPr>
+      <w:r>
+        <w:t>Essa organização por etapas contribui para tornar o processo de análise mais claro e controlado, permitindo verificar em qual fase cada transformação ocorre. Além disso, facilita a identificação de possíveis limitações do protótipo, como problemas na extração da melodia, escolhas inadequadas de tamanho de janela ou detecção de padrões pouco significativos do ponto de vista musical.</w:t>
+      </w:r>
+    </w:p>
+    <w:p>
+      <w:pPr>
+        <w:widowControl w:val="0"/>
+        <w:pBdr>
+          <w:top w:val="nil"/>
+          <w:left w:val="nil"/>
+          <w:bottom w:val="nil"/>
+          <w:right w:val="nil"/>
+          <w:between w:val="nil"/>
+        </w:pBdr>
+        <w:spacing w:line="360" w:lineRule="auto"/>
         <w:jc w:val="center"/>
+        <w:rPr>
+          <w:color w:val="000000" w:themeColor="text1"/>
+          <w:sz w:val="22"/>
+          <w:szCs w:val="22"/>
+        </w:rPr>
+      </w:pPr>
+    </w:p>
+    <w:p>
+      <w:pPr>
+        <w:widowControl w:val="0"/>
+        <w:pBdr>
+          <w:top w:val="nil"/>
+          <w:left w:val="nil"/>
+          <w:bottom w:val="nil"/>
+          <w:right w:val="nil"/>
+          <w:between w:val="nil"/>
+        </w:pBdr>
+        <w:spacing w:line="360" w:lineRule="auto"/>
+        <w:jc w:val="center"/>
+        <w:rPr>
+          <w:color w:val="000000" w:themeColor="text1"/>
+          <w:sz w:val="22"/>
+          <w:szCs w:val="22"/>
+        </w:rPr>
+      </w:pPr>
+    </w:p>
+    <w:p>
+      <w:pPr>
+        <w:pStyle w:val="T2-TituloSecundario"/>
+      </w:pPr>
+      <w:r>
+        <w:t>Estrutura dos dados extraídos</w:t>
+      </w:r>
+    </w:p>
+    <w:p>
+      <w:pPr>
+        <w:pStyle w:val="T2-TituloSecundario"/>
+      </w:pPr>
+      <w:r>
+        <w:t>Representação dos resultados esperados</w:t>
+      </w:r>
+    </w:p>
+    <w:p>
+      <w:pPr>
+        <w:pStyle w:val="T2-TituloSecundario"/>
+      </w:pPr>
+      <w:r>
+        <w:t>Considerações do capítulo</w:t>
+      </w:r>
+    </w:p>
+    <w:p>
+      <w:pPr>
+        <w:pStyle w:val="TE-Normal"/>
+      </w:pPr>
+    </w:p>
+    <w:p>
+      <w:pPr>
+        <w:pStyle w:val="TE-Normal"/>
+        <w:ind w:left="1009" w:firstLine="0"/>
       </w:pPr>
     </w:p>
     <w:p>
       <w:pPr>
         <w:pStyle w:val="T1-TituloPrimario"/>
       </w:pPr>
-      <w:bookmarkStart w:id="54" w:name="_Toc230257792"/>
       <w:r>
         <w:lastRenderedPageBreak/>
         <w:t>CRONOGRAMA</w:t>
       </w:r>
-      <w:bookmarkEnd w:id="54"/>
+      <w:bookmarkEnd w:id="51"/>
     </w:p>
     <w:p>
       <w:pPr>
@@ -7594,7 +9021,7 @@
           <w:szCs w:val="22"/>
         </w:rPr>
       </w:pPr>
-      <w:bookmarkStart w:id="55" w:name="_Toc230257712"/>
+      <w:bookmarkStart w:id="54" w:name="_Toc230257712"/>
       <w:r>
         <w:rPr>
           <w:b/>
@@ -7654,7 +9081,7 @@
           <w:sz w:val="22"/>
           <w:szCs w:val="22"/>
         </w:rPr>
-        <w:t>3</w:t>
+        <w:t>4</w:t>
       </w:r>
       <w:r>
         <w:rPr>
@@ -7678,7 +9105,7 @@
         </w:rPr>
         <w:t xml:space="preserve"> - Cronograma previsto para o TCC I</w:t>
       </w:r>
-      <w:bookmarkEnd w:id="55"/>
+      <w:bookmarkEnd w:id="54"/>
     </w:p>
     <w:tbl>
       <w:tblPr>
@@ -8763,7 +10190,7 @@
           <w:szCs w:val="22"/>
         </w:rPr>
       </w:pPr>
-      <w:bookmarkStart w:id="56" w:name="_Toc230257713"/>
+      <w:bookmarkStart w:id="55" w:name="_Toc230257713"/>
       <w:r>
         <w:rPr>
           <w:b/>
@@ -8823,7 +10250,7 @@
           <w:sz w:val="22"/>
           <w:szCs w:val="22"/>
         </w:rPr>
-        <w:t>4</w:t>
+        <w:t>5</w:t>
       </w:r>
       <w:r>
         <w:rPr>
@@ -8847,7 +10274,7 @@
         </w:rPr>
         <w:t xml:space="preserve"> - Cronograma previsto para o TCC II</w:t>
       </w:r>
-      <w:bookmarkEnd w:id="56"/>
+      <w:bookmarkEnd w:id="55"/>
     </w:p>
     <w:tbl>
       <w:tblPr>
@@ -9756,20 +11183,20 @@
       <w:pPr>
         <w:pStyle w:val="TP-TituloCentralizadoPos"/>
       </w:pPr>
-      <w:bookmarkStart w:id="57" w:name="_Toc527721628"/>
-      <w:bookmarkStart w:id="58" w:name="_Toc527793681"/>
-      <w:bookmarkStart w:id="59" w:name="_Toc527795414"/>
-      <w:bookmarkStart w:id="60" w:name="_Toc527798510"/>
-      <w:bookmarkStart w:id="61" w:name="_Toc230257793"/>
+      <w:bookmarkStart w:id="56" w:name="_Toc527721628"/>
+      <w:bookmarkStart w:id="57" w:name="_Toc527793681"/>
+      <w:bookmarkStart w:id="58" w:name="_Toc527795414"/>
+      <w:bookmarkStart w:id="59" w:name="_Toc527798510"/>
+      <w:bookmarkStart w:id="60" w:name="_Toc230257793"/>
       <w:r>
         <w:lastRenderedPageBreak/>
         <w:t>Referências</w:t>
       </w:r>
+      <w:bookmarkEnd w:id="56"/>
       <w:bookmarkEnd w:id="57"/>
       <w:bookmarkEnd w:id="58"/>
       <w:bookmarkEnd w:id="59"/>
       <w:bookmarkEnd w:id="60"/>
-      <w:bookmarkEnd w:id="61"/>
       <w:r>
         <w:t xml:space="preserve"> </w:t>
       </w:r>
@@ -12324,6 +13751,92 @@
     </w:lvl>
   </w:abstractNum>
   <w:abstractNum w:abstractNumId="8" w15:restartNumberingAfterBreak="0">
+    <w:nsid w:val="290A2039"/>
+    <w:multiLevelType w:val="hybridMultilevel"/>
+    <w:tmpl w:val="D826AA8A"/>
+    <w:lvl w:ilvl="0" w:tplc="0416000F">
+      <w:start w:val="1"/>
+      <w:numFmt w:val="decimal"/>
+      <w:lvlText w:val="%1."/>
+      <w:lvlJc w:val="left"/>
+      <w:pPr>
+        <w:ind w:left="1729" w:hanging="360"/>
+      </w:pPr>
+    </w:lvl>
+    <w:lvl w:ilvl="1" w:tplc="04160019" w:tentative="1">
+      <w:start w:val="1"/>
+      <w:numFmt w:val="lowerLetter"/>
+      <w:lvlText w:val="%2."/>
+      <w:lvlJc w:val="left"/>
+      <w:pPr>
+        <w:ind w:left="2449" w:hanging="360"/>
+      </w:pPr>
+    </w:lvl>
+    <w:lvl w:ilvl="2" w:tplc="0416001B" w:tentative="1">
+      <w:start w:val="1"/>
+      <w:numFmt w:val="lowerRoman"/>
+      <w:lvlText w:val="%3."/>
+      <w:lvlJc w:val="right"/>
+      <w:pPr>
+        <w:ind w:left="3169" w:hanging="180"/>
+      </w:pPr>
+    </w:lvl>
+    <w:lvl w:ilvl="3" w:tplc="0416000F" w:tentative="1">
+      <w:start w:val="1"/>
+      <w:numFmt w:val="decimal"/>
+      <w:lvlText w:val="%4."/>
+      <w:lvlJc w:val="left"/>
+      <w:pPr>
+        <w:ind w:left="3889" w:hanging="360"/>
+      </w:pPr>
+    </w:lvl>
+    <w:lvl w:ilvl="4" w:tplc="04160019" w:tentative="1">
+      <w:start w:val="1"/>
+      <w:numFmt w:val="lowerLetter"/>
+      <w:lvlText w:val="%5."/>
+      <w:lvlJc w:val="left"/>
+      <w:pPr>
+        <w:ind w:left="4609" w:hanging="360"/>
+      </w:pPr>
+    </w:lvl>
+    <w:lvl w:ilvl="5" w:tplc="0416001B" w:tentative="1">
+      <w:start w:val="1"/>
+      <w:numFmt w:val="lowerRoman"/>
+      <w:lvlText w:val="%6."/>
+      <w:lvlJc w:val="right"/>
+      <w:pPr>
+        <w:ind w:left="5329" w:hanging="180"/>
+      </w:pPr>
+    </w:lvl>
+    <w:lvl w:ilvl="6" w:tplc="0416000F" w:tentative="1">
+      <w:start w:val="1"/>
+      <w:numFmt w:val="decimal"/>
+      <w:lvlText w:val="%7."/>
+      <w:lvlJc w:val="left"/>
+      <w:pPr>
+        <w:ind w:left="6049" w:hanging="360"/>
+      </w:pPr>
+    </w:lvl>
+    <w:lvl w:ilvl="7" w:tplc="04160019" w:tentative="1">
+      <w:start w:val="1"/>
+      <w:numFmt w:val="lowerLetter"/>
+      <w:lvlText w:val="%8."/>
+      <w:lvlJc w:val="left"/>
+      <w:pPr>
+        <w:ind w:left="6769" w:hanging="360"/>
+      </w:pPr>
+    </w:lvl>
+    <w:lvl w:ilvl="8" w:tplc="0416001B" w:tentative="1">
+      <w:start w:val="1"/>
+      <w:numFmt w:val="lowerRoman"/>
+      <w:lvlText w:val="%9."/>
+      <w:lvlJc w:val="right"/>
+      <w:pPr>
+        <w:ind w:left="7489" w:hanging="180"/>
+      </w:pPr>
+    </w:lvl>
+  </w:abstractNum>
+  <w:abstractNum w:abstractNumId="9" w15:restartNumberingAfterBreak="0">
     <w:nsid w:val="37201775"/>
     <w:multiLevelType w:val="hybridMultilevel"/>
     <w:tmpl w:val="5DF047FE"/>
@@ -12414,7 +13927,7 @@
       </w:pPr>
     </w:lvl>
   </w:abstractNum>
-  <w:abstractNum w:abstractNumId="9" w15:restartNumberingAfterBreak="0">
+  <w:abstractNum w:abstractNumId="10" w15:restartNumberingAfterBreak="0">
     <w:nsid w:val="476E078F"/>
     <w:multiLevelType w:val="singleLevel"/>
     <w:tmpl w:val="D39CC90C"/>
@@ -12432,7 +13945,7 @@
       </w:pPr>
     </w:lvl>
   </w:abstractNum>
-  <w:abstractNum w:abstractNumId="10" w15:restartNumberingAfterBreak="0">
+  <w:abstractNum w:abstractNumId="11" w15:restartNumberingAfterBreak="0">
     <w:nsid w:val="4DACED55"/>
     <w:multiLevelType w:val="hybridMultilevel"/>
     <w:tmpl w:val="0448847A"/>
@@ -12518,7 +14031,7 @@
       </w:pPr>
     </w:lvl>
   </w:abstractNum>
-  <w:abstractNum w:abstractNumId="11" w15:restartNumberingAfterBreak="0">
+  <w:abstractNum w:abstractNumId="12" w15:restartNumberingAfterBreak="0">
     <w:nsid w:val="5236381B"/>
     <w:multiLevelType w:val="singleLevel"/>
     <w:tmpl w:val="A6BE4F10"/>
@@ -12539,7 +14052,7 @@
       </w:rPr>
     </w:lvl>
   </w:abstractNum>
-  <w:abstractNum w:abstractNumId="12" w15:restartNumberingAfterBreak="0">
+  <w:abstractNum w:abstractNumId="13" w15:restartNumberingAfterBreak="0">
     <w:nsid w:val="5A1C243E"/>
     <w:multiLevelType w:val="hybridMultilevel"/>
     <w:tmpl w:val="30521E3C"/>
@@ -12628,7 +14141,7 @@
       </w:pPr>
     </w:lvl>
   </w:abstractNum>
-  <w:abstractNum w:abstractNumId="13" w15:restartNumberingAfterBreak="0">
+  <w:abstractNum w:abstractNumId="14" w15:restartNumberingAfterBreak="0">
     <w:nsid w:val="614861D1"/>
     <w:multiLevelType w:val="hybridMultilevel"/>
     <w:tmpl w:val="FA60F4C4"/>
@@ -12748,7 +14261,7 @@
       </w:pPr>
     </w:lvl>
   </w:abstractNum>
-  <w:abstractNum w:abstractNumId="14" w15:restartNumberingAfterBreak="0">
+  <w:abstractNum w:abstractNumId="15" w15:restartNumberingAfterBreak="0">
     <w:nsid w:val="61AA12EF"/>
     <w:multiLevelType w:val="hybridMultilevel"/>
     <w:tmpl w:val="44222DD4"/>
@@ -12869,7 +14382,7 @@
       </w:pPr>
     </w:lvl>
   </w:abstractNum>
-  <w:abstractNum w:abstractNumId="15" w15:restartNumberingAfterBreak="0">
+  <w:abstractNum w:abstractNumId="16" w15:restartNumberingAfterBreak="0">
     <w:nsid w:val="65816367"/>
     <w:multiLevelType w:val="hybridMultilevel"/>
     <w:tmpl w:val="2AD48EB8"/>
@@ -12962,7 +14475,7 @@
       </w:pPr>
     </w:lvl>
   </w:abstractNum>
-  <w:abstractNum w:abstractNumId="16" w15:restartNumberingAfterBreak="0">
+  <w:abstractNum w:abstractNumId="17" w15:restartNumberingAfterBreak="0">
     <w:nsid w:val="798E4E6E"/>
     <w:multiLevelType w:val="hybridMultilevel"/>
     <w:tmpl w:val="FFFFFFFF"/>
@@ -13051,53 +14564,139 @@
       </w:pPr>
     </w:lvl>
   </w:abstractNum>
+  <w:abstractNum w:abstractNumId="18" w15:restartNumberingAfterBreak="0">
+    <w:nsid w:val="7A5C6DE8"/>
+    <w:multiLevelType w:val="hybridMultilevel"/>
+    <w:tmpl w:val="4F18B2DC"/>
+    <w:lvl w:ilvl="0" w:tplc="0416000F">
+      <w:start w:val="1"/>
+      <w:numFmt w:val="decimal"/>
+      <w:lvlText w:val="%1."/>
+      <w:lvlJc w:val="left"/>
+      <w:pPr>
+        <w:ind w:left="1729" w:hanging="360"/>
+      </w:pPr>
+    </w:lvl>
+    <w:lvl w:ilvl="1" w:tplc="04160019" w:tentative="1">
+      <w:start w:val="1"/>
+      <w:numFmt w:val="lowerLetter"/>
+      <w:lvlText w:val="%2."/>
+      <w:lvlJc w:val="left"/>
+      <w:pPr>
+        <w:ind w:left="2449" w:hanging="360"/>
+      </w:pPr>
+    </w:lvl>
+    <w:lvl w:ilvl="2" w:tplc="0416001B" w:tentative="1">
+      <w:start w:val="1"/>
+      <w:numFmt w:val="lowerRoman"/>
+      <w:lvlText w:val="%3."/>
+      <w:lvlJc w:val="right"/>
+      <w:pPr>
+        <w:ind w:left="3169" w:hanging="180"/>
+      </w:pPr>
+    </w:lvl>
+    <w:lvl w:ilvl="3" w:tplc="0416000F" w:tentative="1">
+      <w:start w:val="1"/>
+      <w:numFmt w:val="decimal"/>
+      <w:lvlText w:val="%4."/>
+      <w:lvlJc w:val="left"/>
+      <w:pPr>
+        <w:ind w:left="3889" w:hanging="360"/>
+      </w:pPr>
+    </w:lvl>
+    <w:lvl w:ilvl="4" w:tplc="04160019" w:tentative="1">
+      <w:start w:val="1"/>
+      <w:numFmt w:val="lowerLetter"/>
+      <w:lvlText w:val="%5."/>
+      <w:lvlJc w:val="left"/>
+      <w:pPr>
+        <w:ind w:left="4609" w:hanging="360"/>
+      </w:pPr>
+    </w:lvl>
+    <w:lvl w:ilvl="5" w:tplc="0416001B" w:tentative="1">
+      <w:start w:val="1"/>
+      <w:numFmt w:val="lowerRoman"/>
+      <w:lvlText w:val="%6."/>
+      <w:lvlJc w:val="right"/>
+      <w:pPr>
+        <w:ind w:left="5329" w:hanging="180"/>
+      </w:pPr>
+    </w:lvl>
+    <w:lvl w:ilvl="6" w:tplc="0416000F" w:tentative="1">
+      <w:start w:val="1"/>
+      <w:numFmt w:val="decimal"/>
+      <w:lvlText w:val="%7."/>
+      <w:lvlJc w:val="left"/>
+      <w:pPr>
+        <w:ind w:left="6049" w:hanging="360"/>
+      </w:pPr>
+    </w:lvl>
+    <w:lvl w:ilvl="7" w:tplc="04160019" w:tentative="1">
+      <w:start w:val="1"/>
+      <w:numFmt w:val="lowerLetter"/>
+      <w:lvlText w:val="%8."/>
+      <w:lvlJc w:val="left"/>
+      <w:pPr>
+        <w:ind w:left="6769" w:hanging="360"/>
+      </w:pPr>
+    </w:lvl>
+    <w:lvl w:ilvl="8" w:tplc="0416001B" w:tentative="1">
+      <w:start w:val="1"/>
+      <w:numFmt w:val="lowerRoman"/>
+      <w:lvlText w:val="%9."/>
+      <w:lvlJc w:val="right"/>
+      <w:pPr>
+        <w:ind w:left="7489" w:hanging="180"/>
+      </w:pPr>
+    </w:lvl>
+  </w:abstractNum>
   <w:num w:numId="1" w16cid:durableId="716515842">
-    <w:abstractNumId w:val="10"/>
+    <w:abstractNumId w:val="11"/>
   </w:num>
   <w:num w:numId="2" w16cid:durableId="710770037">
-    <w:abstractNumId w:val="16"/>
+    <w:abstractNumId w:val="17"/>
   </w:num>
   <w:num w:numId="3" w16cid:durableId="1252815022">
     <w:abstractNumId w:val="3"/>
   </w:num>
   <w:num w:numId="4" w16cid:durableId="467747690">
-    <w:abstractNumId w:val="11"/>
+    <w:abstractNumId w:val="12"/>
   </w:num>
   <w:num w:numId="5" w16cid:durableId="1898085235">
     <w:abstractNumId w:val="4"/>
   </w:num>
   <w:num w:numId="6" w16cid:durableId="2006736264">
-    <w:abstractNumId w:val="9"/>
+    <w:abstractNumId w:val="10"/>
     <w:lvlOverride w:ilvl="0">
       <w:startOverride w:val="1"/>
     </w:lvlOverride>
   </w:num>
   <w:num w:numId="7" w16cid:durableId="2089840616">
-    <w:abstractNumId w:val="9"/>
+    <w:abstractNumId w:val="10"/>
     <w:lvlOverride w:ilvl="0">
       <w:startOverride w:val="1"/>
     </w:lvlOverride>
   </w:num>
   <w:num w:numId="8" w16cid:durableId="1644191920">
-    <w:abstractNumId w:val="9"/>
+    <w:abstractNumId w:val="10"/>
   </w:num>
   <w:num w:numId="9" w16cid:durableId="1815365057">
     <w:abstractNumId w:val="5"/>
   </w:num>
   <w:num w:numId="10" w16cid:durableId="334577241">
-    <w:abstractNumId w:val="9"/>
+    <w:abstractNumId w:val="10"/>
     <w:lvlOverride w:ilvl="0">
       <w:startOverride w:val="1"/>
     </w:lvlOverride>
   </w:num>
   <w:num w:numId="11" w16cid:durableId="1649557162">
-    <w:abstractNumId w:val="13"/>
+    <w:abstractNumId w:val="14"/>
   </w:num>
   <w:num w:numId="12" w16cid:durableId="1828747703">
-    <w:abstractNumId w:val="14"/>
+    <w:abstractNumId w:val="15"/>
   </w:num>
   <w:num w:numId="13" w16cid:durableId="519003112">
-    <w:abstractNumId w:val="9"/>
+    <w:abstractNumId w:val="10"/>
     <w:lvlOverride w:ilvl="0">
       <w:startOverride w:val="1"/>
     </w:lvlOverride>
@@ -13106,7 +14705,7 @@
     <w:abstractNumId w:val="6"/>
   </w:num>
   <w:num w:numId="15" w16cid:durableId="482506668">
-    <w:abstractNumId w:val="9"/>
+    <w:abstractNumId w:val="10"/>
     <w:lvlOverride w:ilvl="0">
       <w:startOverride w:val="1"/>
     </w:lvlOverride>
@@ -13115,13 +14714,19 @@
     <w:abstractNumId w:val="7"/>
   </w:num>
   <w:num w:numId="17" w16cid:durableId="2076514781">
-    <w:abstractNumId w:val="12"/>
+    <w:abstractNumId w:val="13"/>
   </w:num>
   <w:num w:numId="18" w16cid:durableId="390075504">
-    <w:abstractNumId w:val="8"/>
+    <w:abstractNumId w:val="9"/>
   </w:num>
   <w:num w:numId="19" w16cid:durableId="550116365">
-    <w:abstractNumId w:val="15"/>
+    <w:abstractNumId w:val="16"/>
+  </w:num>
+  <w:num w:numId="20" w16cid:durableId="1119954622">
+    <w:abstractNumId w:val="18"/>
+  </w:num>
+  <w:num w:numId="21" w16cid:durableId="301154455">
+    <w:abstractNumId w:val="8"/>
   </w:num>
   <w:numIdMacAtCleanup w:val="13"/>
 </w:numbering>

--- a/docs/Rascunho TCC.docx
+++ b/docs/Rascunho TCC.docx
@@ -465,6 +465,7 @@
         <w:pStyle w:val="TC-TituloCentralizado"/>
         <w:rPr>
           <w:noProof/>
+          <w:szCs w:val="26"/>
         </w:rPr>
       </w:pPr>
       <w:bookmarkStart w:id="0" w:name="_Toc527721610"/>
@@ -472,7 +473,7 @@
       <w:bookmarkStart w:id="2" w:name="_Toc527795382"/>
       <w:bookmarkStart w:id="3" w:name="_Toc527798492"/>
       <w:bookmarkStart w:id="4" w:name="_Toc159362151"/>
-      <w:bookmarkStart w:id="5" w:name="_Toc230257759"/>
+      <w:bookmarkStart w:id="5" w:name="_Toc230641962"/>
       <w:r>
         <w:lastRenderedPageBreak/>
         <w:t>Lista de</w:t>
@@ -520,7 +521,7 @@
           <w14:ligatures w14:val="standardContextual"/>
         </w:rPr>
       </w:pPr>
-      <w:hyperlink w:anchor="_Toc230257654" w:history="1">
+      <w:hyperlink w:anchor="_Toc230641878" w:history="1">
         <w:r>
           <w:rPr>
             <w:rStyle w:val="Hyperlink"/>
@@ -566,7 +567,7 @@
             <w:sz w:val="26"/>
             <w:szCs w:val="26"/>
           </w:rPr>
-          <w:instrText xml:space="preserve"> PAGEREF _Toc230257654 \h </w:instrText>
+          <w:instrText xml:space="preserve"> PAGEREF _Toc230641878 \h </w:instrText>
         </w:r>
         <w:r>
           <w:rPr>
@@ -592,7 +593,7 @@
             <w:sz w:val="26"/>
             <w:szCs w:val="26"/>
           </w:rPr>
-          <w:t>18</w:t>
+          <w:t>19</w:t>
         </w:r>
         <w:r>
           <w:rPr>
@@ -620,7 +621,7 @@
           <w14:ligatures w14:val="standardContextual"/>
         </w:rPr>
       </w:pPr>
-      <w:hyperlink w:anchor="_Toc230257655" w:history="1">
+      <w:hyperlink w:anchor="_Toc230641879" w:history="1">
         <w:r>
           <w:rPr>
             <w:rStyle w:val="Hyperlink"/>
@@ -666,7 +667,7 @@
             <w:sz w:val="26"/>
             <w:szCs w:val="26"/>
           </w:rPr>
-          <w:instrText xml:space="preserve"> PAGEREF _Toc230257655 \h </w:instrText>
+          <w:instrText xml:space="preserve"> PAGEREF _Toc230641879 \h </w:instrText>
         </w:r>
         <w:r>
           <w:rPr>
@@ -692,7 +693,7 @@
             <w:sz w:val="26"/>
             <w:szCs w:val="26"/>
           </w:rPr>
-          <w:t>19</w:t>
+          <w:t>20</w:t>
         </w:r>
         <w:r>
           <w:rPr>
@@ -720,7 +721,7 @@
           <w14:ligatures w14:val="standardContextual"/>
         </w:rPr>
       </w:pPr>
-      <w:hyperlink w:anchor="_Toc230257656" w:history="1">
+      <w:hyperlink w:anchor="_Toc230641880" w:history="1">
         <w:r>
           <w:rPr>
             <w:rStyle w:val="Hyperlink"/>
@@ -766,7 +767,7 @@
             <w:sz w:val="26"/>
             <w:szCs w:val="26"/>
           </w:rPr>
-          <w:instrText xml:space="preserve"> PAGEREF _Toc230257656 \h </w:instrText>
+          <w:instrText xml:space="preserve"> PAGEREF _Toc230641880 \h </w:instrText>
         </w:r>
         <w:r>
           <w:rPr>
@@ -792,7 +793,7 @@
             <w:sz w:val="26"/>
             <w:szCs w:val="26"/>
           </w:rPr>
-          <w:t>29</w:t>
+          <w:t>30</w:t>
         </w:r>
         <w:r>
           <w:rPr>
@@ -815,12 +816,12 @@
           <w:rFonts w:asciiTheme="minorHAnsi" w:eastAsiaTheme="minorEastAsia" w:hAnsiTheme="minorHAnsi" w:cstheme="minorBidi"/>
           <w:noProof/>
           <w:kern w:val="2"/>
-          <w:sz w:val="26"/>
-          <w:szCs w:val="26"/>
+          <w:sz w:val="24"/>
+          <w:szCs w:val="24"/>
           <w14:ligatures w14:val="standardContextual"/>
         </w:rPr>
       </w:pPr>
-      <w:hyperlink w:anchor="_Toc230257657" w:history="1">
+      <w:hyperlink w:anchor="_Toc230641881" w:history="1">
         <w:r>
           <w:rPr>
             <w:rStyle w:val="Hyperlink"/>
@@ -866,7 +867,7 @@
             <w:sz w:val="26"/>
             <w:szCs w:val="26"/>
           </w:rPr>
-          <w:instrText xml:space="preserve"> PAGEREF _Toc230257657 \h </w:instrText>
+          <w:instrText xml:space="preserve"> PAGEREF _Toc230641881 \h </w:instrText>
         </w:r>
         <w:r>
           <w:rPr>
@@ -892,7 +893,7 @@
             <w:sz w:val="26"/>
             <w:szCs w:val="26"/>
           </w:rPr>
-          <w:t>33</w:t>
+          <w:t>36</w:t>
         </w:r>
         <w:r>
           <w:rPr>
@@ -960,7 +961,7 @@
         <w:pStyle w:val="TC-TituloCentralizado"/>
       </w:pPr>
       <w:bookmarkStart w:id="6" w:name="_Toc159362152"/>
-      <w:bookmarkStart w:id="7" w:name="_Toc230257760"/>
+      <w:bookmarkStart w:id="7" w:name="_Toc230641963"/>
       <w:r>
         <w:lastRenderedPageBreak/>
         <w:t>Lista de QUADROS</w:t>
@@ -1004,7 +1005,7 @@
         </w:rPr>
         <w:fldChar w:fldCharType="separate"/>
       </w:r>
-      <w:hyperlink w:anchor="_Toc230257710" w:history="1">
+      <w:hyperlink w:anchor="_Toc230641857" w:history="1">
         <w:r>
           <w:rPr>
             <w:rStyle w:val="Hyperlink"/>
@@ -1050,7 +1051,7 @@
             <w:sz w:val="26"/>
             <w:szCs w:val="26"/>
           </w:rPr>
-          <w:instrText xml:space="preserve"> PAGEREF _Toc230257710 \h </w:instrText>
+          <w:instrText xml:space="preserve"> PAGEREF _Toc230641857 \h </w:instrText>
         </w:r>
         <w:r>
           <w:rPr>
@@ -1076,7 +1077,7 @@
             <w:sz w:val="26"/>
             <w:szCs w:val="26"/>
           </w:rPr>
-          <w:t>25</w:t>
+          <w:t>26</w:t>
         </w:r>
         <w:r>
           <w:rPr>
@@ -1104,7 +1105,7 @@
           <w14:ligatures w14:val="standardContextual"/>
         </w:rPr>
       </w:pPr>
-      <w:hyperlink w:anchor="_Toc230257711" w:history="1">
+      <w:hyperlink w:anchor="_Toc230641858" w:history="1">
         <w:r>
           <w:rPr>
             <w:rStyle w:val="Hyperlink"/>
@@ -1123,7 +1124,7 @@
             <w:sz w:val="26"/>
             <w:szCs w:val="26"/>
           </w:rPr>
-          <w:t xml:space="preserve"> - Etapas do protótipo proposto</w:t>
+          <w:t xml:space="preserve"> - Requisitos do protótipo</w:t>
         </w:r>
         <w:r>
           <w:rPr>
@@ -1150,7 +1151,7 @@
             <w:sz w:val="26"/>
             <w:szCs w:val="26"/>
           </w:rPr>
-          <w:instrText xml:space="preserve"> PAGEREF _Toc230257711 \h </w:instrText>
+          <w:instrText xml:space="preserve"> PAGEREF _Toc230641858 \h </w:instrText>
         </w:r>
         <w:r>
           <w:rPr>
@@ -1204,7 +1205,7 @@
           <w14:ligatures w14:val="standardContextual"/>
         </w:rPr>
       </w:pPr>
-      <w:hyperlink w:anchor="_Toc230257712" w:history="1">
+      <w:hyperlink w:anchor="_Toc230641859" w:history="1">
         <w:r>
           <w:rPr>
             <w:rStyle w:val="Hyperlink"/>
@@ -1215,6 +1216,306 @@
             <w:szCs w:val="26"/>
           </w:rPr>
           <w:t>QUADRO 3</w:t>
+        </w:r>
+        <w:r>
+          <w:rPr>
+            <w:rStyle w:val="Hyperlink"/>
+            <w:noProof/>
+            <w:sz w:val="26"/>
+            <w:szCs w:val="26"/>
+          </w:rPr>
+          <w:t xml:space="preserve"> - Etapas do protótipo proposto</w:t>
+        </w:r>
+        <w:r>
+          <w:rPr>
+            <w:noProof/>
+            <w:webHidden/>
+            <w:sz w:val="26"/>
+            <w:szCs w:val="26"/>
+          </w:rPr>
+          <w:tab/>
+        </w:r>
+        <w:r>
+          <w:rPr>
+            <w:noProof/>
+            <w:webHidden/>
+            <w:sz w:val="26"/>
+            <w:szCs w:val="26"/>
+          </w:rPr>
+          <w:fldChar w:fldCharType="begin"/>
+        </w:r>
+        <w:r>
+          <w:rPr>
+            <w:noProof/>
+            <w:webHidden/>
+            <w:sz w:val="26"/>
+            <w:szCs w:val="26"/>
+          </w:rPr>
+          <w:instrText xml:space="preserve"> PAGEREF _Toc230641859 \h </w:instrText>
+        </w:r>
+        <w:r>
+          <w:rPr>
+            <w:noProof/>
+            <w:webHidden/>
+            <w:sz w:val="26"/>
+            <w:szCs w:val="26"/>
+          </w:rPr>
+        </w:r>
+        <w:r>
+          <w:rPr>
+            <w:noProof/>
+            <w:webHidden/>
+            <w:sz w:val="26"/>
+            <w:szCs w:val="26"/>
+          </w:rPr>
+          <w:fldChar w:fldCharType="separate"/>
+        </w:r>
+        <w:r>
+          <w:rPr>
+            <w:noProof/>
+            <w:webHidden/>
+            <w:sz w:val="26"/>
+            <w:szCs w:val="26"/>
+          </w:rPr>
+          <w:t>37</w:t>
+        </w:r>
+        <w:r>
+          <w:rPr>
+            <w:noProof/>
+            <w:webHidden/>
+            <w:sz w:val="26"/>
+            <w:szCs w:val="26"/>
+          </w:rPr>
+          <w:fldChar w:fldCharType="end"/>
+        </w:r>
+      </w:hyperlink>
+    </w:p>
+    <w:p>
+      <w:pPr>
+        <w:pStyle w:val="ndicedeilustraes"/>
+        <w:tabs>
+          <w:tab w:val="right" w:leader="dot" w:pos="9061"/>
+        </w:tabs>
+        <w:rPr>
+          <w:rFonts w:asciiTheme="minorHAnsi" w:eastAsiaTheme="minorEastAsia" w:hAnsiTheme="minorHAnsi" w:cstheme="minorBidi"/>
+          <w:noProof/>
+          <w:kern w:val="2"/>
+          <w:sz w:val="26"/>
+          <w:szCs w:val="26"/>
+          <w14:ligatures w14:val="standardContextual"/>
+        </w:rPr>
+      </w:pPr>
+      <w:hyperlink w:anchor="_Toc230641860" w:history="1">
+        <w:r>
+          <w:rPr>
+            <w:rStyle w:val="Hyperlink"/>
+            <w:b/>
+            <w:bCs/>
+            <w:noProof/>
+            <w:sz w:val="26"/>
+            <w:szCs w:val="26"/>
+          </w:rPr>
+          <w:t>QUADRO 4</w:t>
+        </w:r>
+        <w:r>
+          <w:rPr>
+            <w:rStyle w:val="Hyperlink"/>
+            <w:noProof/>
+            <w:sz w:val="26"/>
+            <w:szCs w:val="26"/>
+          </w:rPr>
+          <w:t xml:space="preserve"> - Estrutura dos dados extraídos</w:t>
+        </w:r>
+        <w:r>
+          <w:rPr>
+            <w:noProof/>
+            <w:webHidden/>
+            <w:sz w:val="26"/>
+            <w:szCs w:val="26"/>
+          </w:rPr>
+          <w:tab/>
+        </w:r>
+        <w:r>
+          <w:rPr>
+            <w:noProof/>
+            <w:webHidden/>
+            <w:sz w:val="26"/>
+            <w:szCs w:val="26"/>
+          </w:rPr>
+          <w:fldChar w:fldCharType="begin"/>
+        </w:r>
+        <w:r>
+          <w:rPr>
+            <w:noProof/>
+            <w:webHidden/>
+            <w:sz w:val="26"/>
+            <w:szCs w:val="26"/>
+          </w:rPr>
+          <w:instrText xml:space="preserve"> PAGEREF _Toc230641860 \h </w:instrText>
+        </w:r>
+        <w:r>
+          <w:rPr>
+            <w:noProof/>
+            <w:webHidden/>
+            <w:sz w:val="26"/>
+            <w:szCs w:val="26"/>
+          </w:rPr>
+        </w:r>
+        <w:r>
+          <w:rPr>
+            <w:noProof/>
+            <w:webHidden/>
+            <w:sz w:val="26"/>
+            <w:szCs w:val="26"/>
+          </w:rPr>
+          <w:fldChar w:fldCharType="separate"/>
+        </w:r>
+        <w:r>
+          <w:rPr>
+            <w:noProof/>
+            <w:webHidden/>
+            <w:sz w:val="26"/>
+            <w:szCs w:val="26"/>
+          </w:rPr>
+          <w:t>39</w:t>
+        </w:r>
+        <w:r>
+          <w:rPr>
+            <w:noProof/>
+            <w:webHidden/>
+            <w:sz w:val="26"/>
+            <w:szCs w:val="26"/>
+          </w:rPr>
+          <w:fldChar w:fldCharType="end"/>
+        </w:r>
+      </w:hyperlink>
+    </w:p>
+    <w:p>
+      <w:pPr>
+        <w:pStyle w:val="ndicedeilustraes"/>
+        <w:tabs>
+          <w:tab w:val="right" w:leader="dot" w:pos="9061"/>
+        </w:tabs>
+        <w:rPr>
+          <w:rFonts w:asciiTheme="minorHAnsi" w:eastAsiaTheme="minorEastAsia" w:hAnsiTheme="minorHAnsi" w:cstheme="minorBidi"/>
+          <w:noProof/>
+          <w:kern w:val="2"/>
+          <w:sz w:val="26"/>
+          <w:szCs w:val="26"/>
+          <w14:ligatures w14:val="standardContextual"/>
+        </w:rPr>
+      </w:pPr>
+      <w:hyperlink w:anchor="_Toc230641861" w:history="1">
+        <w:r>
+          <w:rPr>
+            <w:rStyle w:val="Hyperlink"/>
+            <w:b/>
+            <w:bCs/>
+            <w:noProof/>
+            <w:sz w:val="26"/>
+            <w:szCs w:val="26"/>
+          </w:rPr>
+          <w:t xml:space="preserve">QUADRO 5 </w:t>
+        </w:r>
+        <w:r>
+          <w:rPr>
+            <w:rStyle w:val="Hyperlink"/>
+            <w:noProof/>
+            <w:sz w:val="26"/>
+            <w:szCs w:val="26"/>
+          </w:rPr>
+          <w:t>- Estrutura prevista para apresentação dos resultados</w:t>
+        </w:r>
+        <w:r>
+          <w:rPr>
+            <w:noProof/>
+            <w:webHidden/>
+            <w:sz w:val="26"/>
+            <w:szCs w:val="26"/>
+          </w:rPr>
+          <w:tab/>
+        </w:r>
+        <w:r>
+          <w:rPr>
+            <w:noProof/>
+            <w:webHidden/>
+            <w:sz w:val="26"/>
+            <w:szCs w:val="26"/>
+          </w:rPr>
+          <w:fldChar w:fldCharType="begin"/>
+        </w:r>
+        <w:r>
+          <w:rPr>
+            <w:noProof/>
+            <w:webHidden/>
+            <w:sz w:val="26"/>
+            <w:szCs w:val="26"/>
+          </w:rPr>
+          <w:instrText xml:space="preserve"> PAGEREF _Toc230641861 \h </w:instrText>
+        </w:r>
+        <w:r>
+          <w:rPr>
+            <w:noProof/>
+            <w:webHidden/>
+            <w:sz w:val="26"/>
+            <w:szCs w:val="26"/>
+          </w:rPr>
+        </w:r>
+        <w:r>
+          <w:rPr>
+            <w:noProof/>
+            <w:webHidden/>
+            <w:sz w:val="26"/>
+            <w:szCs w:val="26"/>
+          </w:rPr>
+          <w:fldChar w:fldCharType="separate"/>
+        </w:r>
+        <w:r>
+          <w:rPr>
+            <w:noProof/>
+            <w:webHidden/>
+            <w:sz w:val="26"/>
+            <w:szCs w:val="26"/>
+          </w:rPr>
+          <w:t>40</w:t>
+        </w:r>
+        <w:r>
+          <w:rPr>
+            <w:noProof/>
+            <w:webHidden/>
+            <w:sz w:val="26"/>
+            <w:szCs w:val="26"/>
+          </w:rPr>
+          <w:fldChar w:fldCharType="end"/>
+        </w:r>
+      </w:hyperlink>
+    </w:p>
+    <w:p>
+      <w:pPr>
+        <w:pStyle w:val="ndicedeilustraes"/>
+        <w:tabs>
+          <w:tab w:val="right" w:leader="dot" w:pos="9061"/>
+        </w:tabs>
+        <w:rPr>
+          <w:rFonts w:asciiTheme="minorHAnsi" w:eastAsiaTheme="minorEastAsia" w:hAnsiTheme="minorHAnsi" w:cstheme="minorBidi"/>
+          <w:noProof/>
+          <w:kern w:val="2"/>
+          <w:sz w:val="26"/>
+          <w:szCs w:val="26"/>
+          <w14:ligatures w14:val="standardContextual"/>
+        </w:rPr>
+      </w:pPr>
+      <w:hyperlink w:anchor="_Toc230641862" w:history="1">
+        <w:r>
+          <w:rPr>
+            <w:rStyle w:val="Hyperlink"/>
+            <w:b/>
+            <w:bCs/>
+            <w:noProof/>
+            <w:sz w:val="26"/>
+            <w:szCs w:val="26"/>
+          </w:rPr>
+          <w:t>QUADRO 6</w:t>
         </w:r>
         <w:r>
           <w:rPr>
@@ -1250,7 +1551,7 @@
             <w:sz w:val="26"/>
             <w:szCs w:val="26"/>
           </w:rPr>
-          <w:instrText xml:space="preserve"> PAGEREF _Toc230257712 \h </w:instrText>
+          <w:instrText xml:space="preserve"> PAGEREF _Toc230641862 \h </w:instrText>
         </w:r>
         <w:r>
           <w:rPr>
@@ -1276,7 +1577,7 @@
             <w:sz w:val="26"/>
             <w:szCs w:val="26"/>
           </w:rPr>
-          <w:t>35</w:t>
+          <w:t>42</w:t>
         </w:r>
         <w:r>
           <w:rPr>
@@ -1304,7 +1605,7 @@
           <w14:ligatures w14:val="standardContextual"/>
         </w:rPr>
       </w:pPr>
-      <w:hyperlink w:anchor="_Toc230257713" w:history="1">
+      <w:hyperlink w:anchor="_Toc230641863" w:history="1">
         <w:r>
           <w:rPr>
             <w:rStyle w:val="Hyperlink"/>
@@ -1314,7 +1615,7 @@
             <w:sz w:val="26"/>
             <w:szCs w:val="26"/>
           </w:rPr>
-          <w:t>QUADRO 4</w:t>
+          <w:t>QUADRO 7</w:t>
         </w:r>
         <w:r>
           <w:rPr>
@@ -1350,7 +1651,7 @@
             <w:sz w:val="26"/>
             <w:szCs w:val="26"/>
           </w:rPr>
-          <w:instrText xml:space="preserve"> PAGEREF _Toc230257713 \h </w:instrText>
+          <w:instrText xml:space="preserve"> PAGEREF _Toc230641863 \h </w:instrText>
         </w:r>
         <w:r>
           <w:rPr>
@@ -1376,7 +1677,7 @@
             <w:sz w:val="26"/>
             <w:szCs w:val="26"/>
           </w:rPr>
-          <w:t>35</w:t>
+          <w:t>42</w:t>
         </w:r>
         <w:r>
           <w:rPr>
@@ -1451,7 +1752,7 @@
       <w:pPr>
         <w:pStyle w:val="TC-TituloCentralizado"/>
       </w:pPr>
-      <w:bookmarkStart w:id="8" w:name="_Toc230257761"/>
+      <w:bookmarkStart w:id="8" w:name="_Toc230641964"/>
       <w:r>
         <w:lastRenderedPageBreak/>
         <w:t>Lista de tABELAS</w:t>
@@ -1494,7 +1795,7 @@
         </w:rPr>
         <w:fldChar w:fldCharType="separate"/>
       </w:r>
-      <w:hyperlink w:anchor="_Toc230257720" w:history="1">
+      <w:hyperlink w:anchor="_Toc230641908" w:history="1">
         <w:r>
           <w:rPr>
             <w:rStyle w:val="Hyperlink"/>
@@ -1540,7 +1841,7 @@
             <w:sz w:val="26"/>
             <w:szCs w:val="26"/>
           </w:rPr>
-          <w:instrText xml:space="preserve"> PAGEREF _Toc230257720 \h </w:instrText>
+          <w:instrText xml:space="preserve"> PAGEREF _Toc230641908 \h </w:instrText>
         </w:r>
         <w:r>
           <w:rPr>
@@ -1566,7 +1867,7 @@
             <w:sz w:val="26"/>
             <w:szCs w:val="26"/>
           </w:rPr>
-          <w:t>20</w:t>
+          <w:t>21</w:t>
         </w:r>
         <w:r>
           <w:rPr>
@@ -1617,7 +1918,7 @@
         <w:pStyle w:val="TC-TituloCentralizado"/>
       </w:pPr>
       <w:bookmarkStart w:id="9" w:name="_Toc159362154"/>
-      <w:bookmarkStart w:id="10" w:name="_Toc230257762"/>
+      <w:bookmarkStart w:id="10" w:name="_Toc230641965"/>
       <w:r>
         <w:lastRenderedPageBreak/>
         <w:t>Lista de Siglas</w:t>
@@ -1642,9 +1943,33 @@
     </w:p>
     <w:p>
       <w:pPr>
-        <w:pStyle w:val="TE-Normal"/>
-        <w:ind w:firstLine="0"/>
-      </w:pPr>
+        <w:pStyle w:val="LI-ListaItem"/>
+      </w:pPr>
+      <w:r>
+        <w:t>RF</w:t>
+      </w:r>
+      <w:r>
+        <w:tab/>
+        <w:t xml:space="preserve">- </w:t>
+      </w:r>
+      <w:r>
+        <w:t>Requisito Funcional</w:t>
+      </w:r>
+    </w:p>
+    <w:p>
+      <w:pPr>
+        <w:pStyle w:val="LI-ListaItem"/>
+      </w:pPr>
+      <w:r>
+        <w:t>RNF</w:t>
+      </w:r>
+      <w:r>
+        <w:tab/>
+        <w:t xml:space="preserve">- </w:t>
+      </w:r>
+      <w:r>
+        <w:t>Requisito Não Funcional</w:t>
+      </w:r>
     </w:p>
     <w:p>
       <w:pPr>
@@ -1704,7 +2029,7 @@
         <w:fldChar w:fldCharType="begin"/>
       </w:r>
       <w:r>
-        <w:instrText xml:space="preserve"> PAGEREF _Toc230257759 \h </w:instrText>
+        <w:instrText xml:space="preserve"> PAGEREF _Toc230641962 \h </w:instrText>
       </w:r>
       <w:r>
         <w:fldChar w:fldCharType="separate"/>
@@ -1739,7 +2064,7 @@
         <w:fldChar w:fldCharType="begin"/>
       </w:r>
       <w:r>
-        <w:instrText xml:space="preserve"> PAGEREF _Toc230257760 \h </w:instrText>
+        <w:instrText xml:space="preserve"> PAGEREF _Toc230641963 \h </w:instrText>
       </w:r>
       <w:r>
         <w:fldChar w:fldCharType="separate"/>
@@ -1774,7 +2099,7 @@
         <w:fldChar w:fldCharType="begin"/>
       </w:r>
       <w:r>
-        <w:instrText xml:space="preserve"> PAGEREF _Toc230257761 \h </w:instrText>
+        <w:instrText xml:space="preserve"> PAGEREF _Toc230641964 \h </w:instrText>
       </w:r>
       <w:r>
         <w:fldChar w:fldCharType="separate"/>
@@ -1809,7 +2134,7 @@
         <w:fldChar w:fldCharType="begin"/>
       </w:r>
       <w:r>
-        <w:instrText xml:space="preserve"> PAGEREF _Toc230257762 \h </w:instrText>
+        <w:instrText xml:space="preserve"> PAGEREF _Toc230641965 \h </w:instrText>
       </w:r>
       <w:r>
         <w:fldChar w:fldCharType="separate"/>
@@ -1844,7 +2169,7 @@
         <w:fldChar w:fldCharType="begin"/>
       </w:r>
       <w:r>
-        <w:instrText xml:space="preserve"> PAGEREF _Toc230257763 \h </w:instrText>
+        <w:instrText xml:space="preserve"> PAGEREF _Toc230641966 \h </w:instrText>
       </w:r>
       <w:r>
         <w:fldChar w:fldCharType="separate"/>
@@ -1877,7 +2202,7 @@
         <w:fldChar w:fldCharType="begin"/>
       </w:r>
       <w:r>
-        <w:instrText xml:space="preserve"> PAGEREF _Toc230257764 \h </w:instrText>
+        <w:instrText xml:space="preserve"> PAGEREF _Toc230641967 \h </w:instrText>
       </w:r>
       <w:r>
         <w:fldChar w:fldCharType="separate"/>
@@ -1910,7 +2235,7 @@
         <w:fldChar w:fldCharType="begin"/>
       </w:r>
       <w:r>
-        <w:instrText xml:space="preserve"> PAGEREF _Toc230257765 \h </w:instrText>
+        <w:instrText xml:space="preserve"> PAGEREF _Toc230641968 \h </w:instrText>
       </w:r>
       <w:r>
         <w:fldChar w:fldCharType="separate"/>
@@ -1943,7 +2268,7 @@
         <w:fldChar w:fldCharType="begin"/>
       </w:r>
       <w:r>
-        <w:instrText xml:space="preserve"> PAGEREF _Toc230257766 \h </w:instrText>
+        <w:instrText xml:space="preserve"> PAGEREF _Toc230641969 \h </w:instrText>
       </w:r>
       <w:r>
         <w:fldChar w:fldCharType="separate"/>
@@ -1976,7 +2301,7 @@
         <w:fldChar w:fldCharType="begin"/>
       </w:r>
       <w:r>
-        <w:instrText xml:space="preserve"> PAGEREF _Toc230257767 \h </w:instrText>
+        <w:instrText xml:space="preserve"> PAGEREF _Toc230641970 \h </w:instrText>
       </w:r>
       <w:r>
         <w:fldChar w:fldCharType="separate"/>
@@ -2009,7 +2334,7 @@
         <w:fldChar w:fldCharType="begin"/>
       </w:r>
       <w:r>
-        <w:instrText xml:space="preserve"> PAGEREF _Toc230257768 \h </w:instrText>
+        <w:instrText xml:space="preserve"> PAGEREF _Toc230641971 \h </w:instrText>
       </w:r>
       <w:r>
         <w:fldChar w:fldCharType="separate"/>
@@ -2042,7 +2367,7 @@
         <w:fldChar w:fldCharType="begin"/>
       </w:r>
       <w:r>
-        <w:instrText xml:space="preserve"> PAGEREF _Toc230257769 \h </w:instrText>
+        <w:instrText xml:space="preserve"> PAGEREF _Toc230641972 \h </w:instrText>
       </w:r>
       <w:r>
         <w:fldChar w:fldCharType="separate"/>
@@ -2075,7 +2400,7 @@
         <w:fldChar w:fldCharType="begin"/>
       </w:r>
       <w:r>
-        <w:instrText xml:space="preserve"> PAGEREF _Toc230257770 \h </w:instrText>
+        <w:instrText xml:space="preserve"> PAGEREF _Toc230641973 \h </w:instrText>
       </w:r>
       <w:r>
         <w:fldChar w:fldCharType="separate"/>
@@ -2108,7 +2433,7 @@
         <w:fldChar w:fldCharType="begin"/>
       </w:r>
       <w:r>
-        <w:instrText xml:space="preserve"> PAGEREF _Toc230257771 \h </w:instrText>
+        <w:instrText xml:space="preserve"> PAGEREF _Toc230641974 \h </w:instrText>
       </w:r>
       <w:r>
         <w:fldChar w:fldCharType="separate"/>
@@ -2141,7 +2466,7 @@
         <w:fldChar w:fldCharType="begin"/>
       </w:r>
       <w:r>
-        <w:instrText xml:space="preserve"> PAGEREF _Toc230257772 \h </w:instrText>
+        <w:instrText xml:space="preserve"> PAGEREF _Toc230641975 \h </w:instrText>
       </w:r>
       <w:r>
         <w:fldChar w:fldCharType="separate"/>
@@ -2176,13 +2501,13 @@
         <w:fldChar w:fldCharType="begin"/>
       </w:r>
       <w:r>
-        <w:instrText xml:space="preserve"> PAGEREF _Toc230257773 \h </w:instrText>
+        <w:instrText xml:space="preserve"> PAGEREF _Toc230641976 \h </w:instrText>
       </w:r>
       <w:r>
         <w:fldChar w:fldCharType="separate"/>
       </w:r>
       <w:r>
-        <w:t>17</w:t>
+        <w:t>18</w:t>
       </w:r>
       <w:r>
         <w:fldChar w:fldCharType="end"/>
@@ -2209,13 +2534,13 @@
         <w:fldChar w:fldCharType="begin"/>
       </w:r>
       <w:r>
-        <w:instrText xml:space="preserve"> PAGEREF _Toc230257774 \h </w:instrText>
+        <w:instrText xml:space="preserve"> PAGEREF _Toc230641977 \h </w:instrText>
       </w:r>
       <w:r>
         <w:fldChar w:fldCharType="separate"/>
       </w:r>
       <w:r>
-        <w:t>17</w:t>
+        <w:t>18</w:t>
       </w:r>
       <w:r>
         <w:fldChar w:fldCharType="end"/>
@@ -2242,13 +2567,13 @@
         <w:fldChar w:fldCharType="begin"/>
       </w:r>
       <w:r>
-        <w:instrText xml:space="preserve"> PAGEREF _Toc230257775 \h </w:instrText>
+        <w:instrText xml:space="preserve"> PAGEREF _Toc230641978 \h </w:instrText>
       </w:r>
       <w:r>
         <w:fldChar w:fldCharType="separate"/>
       </w:r>
       <w:r>
-        <w:t>17</w:t>
+        <w:t>18</w:t>
       </w:r>
       <w:r>
         <w:fldChar w:fldCharType="end"/>
@@ -2275,13 +2600,13 @@
         <w:fldChar w:fldCharType="begin"/>
       </w:r>
       <w:r>
-        <w:instrText xml:space="preserve"> PAGEREF _Toc230257776 \h </w:instrText>
+        <w:instrText xml:space="preserve"> PAGEREF _Toc230641979 \h </w:instrText>
       </w:r>
       <w:r>
         <w:fldChar w:fldCharType="separate"/>
       </w:r>
       <w:r>
-        <w:t>18</w:t>
+        <w:t>19</w:t>
       </w:r>
       <w:r>
         <w:fldChar w:fldCharType="end"/>
@@ -2308,13 +2633,13 @@
         <w:fldChar w:fldCharType="begin"/>
       </w:r>
       <w:r>
-        <w:instrText xml:space="preserve"> PAGEREF _Toc230257777 \h </w:instrText>
+        <w:instrText xml:space="preserve"> PAGEREF _Toc230641980 \h </w:instrText>
       </w:r>
       <w:r>
         <w:fldChar w:fldCharType="separate"/>
       </w:r>
       <w:r>
-        <w:t>19</w:t>
+        <w:t>20</w:t>
       </w:r>
       <w:r>
         <w:fldChar w:fldCharType="end"/>
@@ -2341,13 +2666,13 @@
         <w:fldChar w:fldCharType="begin"/>
       </w:r>
       <w:r>
-        <w:instrText xml:space="preserve"> PAGEREF _Toc230257778 \h </w:instrText>
+        <w:instrText xml:space="preserve"> PAGEREF _Toc230641981 \h </w:instrText>
       </w:r>
       <w:r>
         <w:fldChar w:fldCharType="separate"/>
       </w:r>
       <w:r>
-        <w:t>19</w:t>
+        <w:t>20</w:t>
       </w:r>
       <w:r>
         <w:fldChar w:fldCharType="end"/>
@@ -2374,13 +2699,13 @@
         <w:fldChar w:fldCharType="begin"/>
       </w:r>
       <w:r>
-        <w:instrText xml:space="preserve"> PAGEREF _Toc230257779 \h </w:instrText>
+        <w:instrText xml:space="preserve"> PAGEREF _Toc230641982 \h </w:instrText>
       </w:r>
       <w:r>
         <w:fldChar w:fldCharType="separate"/>
       </w:r>
       <w:r>
-        <w:t>20</w:t>
+        <w:t>21</w:t>
       </w:r>
       <w:r>
         <w:fldChar w:fldCharType="end"/>
@@ -2407,13 +2732,13 @@
         <w:fldChar w:fldCharType="begin"/>
       </w:r>
       <w:r>
-        <w:instrText xml:space="preserve"> PAGEREF _Toc230257780 \h </w:instrText>
+        <w:instrText xml:space="preserve"> PAGEREF _Toc230641983 \h </w:instrText>
       </w:r>
       <w:r>
         <w:fldChar w:fldCharType="separate"/>
       </w:r>
       <w:r>
-        <w:t>21</w:t>
+        <w:t>22</w:t>
       </w:r>
       <w:r>
         <w:fldChar w:fldCharType="end"/>
@@ -2440,13 +2765,13 @@
         <w:fldChar w:fldCharType="begin"/>
       </w:r>
       <w:r>
-        <w:instrText xml:space="preserve"> PAGEREF _Toc230257781 \h </w:instrText>
+        <w:instrText xml:space="preserve"> PAGEREF _Toc230641984 \h </w:instrText>
       </w:r>
       <w:r>
         <w:fldChar w:fldCharType="separate"/>
       </w:r>
       <w:r>
-        <w:t>21</w:t>
+        <w:t>22</w:t>
       </w:r>
       <w:r>
         <w:fldChar w:fldCharType="end"/>
@@ -2473,13 +2798,13 @@
         <w:fldChar w:fldCharType="begin"/>
       </w:r>
       <w:r>
-        <w:instrText xml:space="preserve"> PAGEREF _Toc230257782 \h </w:instrText>
+        <w:instrText xml:space="preserve"> PAGEREF _Toc230641985 \h </w:instrText>
       </w:r>
       <w:r>
         <w:fldChar w:fldCharType="separate"/>
       </w:r>
       <w:r>
-        <w:t>22</w:t>
+        <w:t>23</w:t>
       </w:r>
       <w:r>
         <w:fldChar w:fldCharType="end"/>
@@ -2508,13 +2833,13 @@
         <w:fldChar w:fldCharType="begin"/>
       </w:r>
       <w:r>
-        <w:instrText xml:space="preserve"> PAGEREF _Toc230257783 \h </w:instrText>
+        <w:instrText xml:space="preserve"> PAGEREF _Toc230641986 \h </w:instrText>
       </w:r>
       <w:r>
         <w:fldChar w:fldCharType="separate"/>
       </w:r>
       <w:r>
-        <w:t>24</w:t>
+        <w:t>25</w:t>
       </w:r>
       <w:r>
         <w:fldChar w:fldCharType="end"/>
@@ -2541,13 +2866,13 @@
         <w:fldChar w:fldCharType="begin"/>
       </w:r>
       <w:r>
-        <w:instrText xml:space="preserve"> PAGEREF _Toc230257784 \h </w:instrText>
+        <w:instrText xml:space="preserve"> PAGEREF _Toc230641987 \h </w:instrText>
       </w:r>
       <w:r>
         <w:fldChar w:fldCharType="separate"/>
       </w:r>
       <w:r>
-        <w:t>24</w:t>
+        <w:t>25</w:t>
       </w:r>
       <w:r>
         <w:fldChar w:fldCharType="end"/>
@@ -2574,13 +2899,13 @@
         <w:fldChar w:fldCharType="begin"/>
       </w:r>
       <w:r>
-        <w:instrText xml:space="preserve"> PAGEREF _Toc230257785 \h </w:instrText>
+        <w:instrText xml:space="preserve"> PAGEREF _Toc230641988 \h </w:instrText>
       </w:r>
       <w:r>
         <w:fldChar w:fldCharType="separate"/>
       </w:r>
       <w:r>
-        <w:t>24</w:t>
+        <w:t>25</w:t>
       </w:r>
       <w:r>
         <w:fldChar w:fldCharType="end"/>
@@ -2607,13 +2932,13 @@
         <w:fldChar w:fldCharType="begin"/>
       </w:r>
       <w:r>
-        <w:instrText xml:space="preserve"> PAGEREF _Toc230257786 \h </w:instrText>
+        <w:instrText xml:space="preserve"> PAGEREF _Toc230641989 \h </w:instrText>
       </w:r>
       <w:r>
         <w:fldChar w:fldCharType="separate"/>
       </w:r>
       <w:r>
-        <w:t>25</w:t>
+        <w:t>26</w:t>
       </w:r>
       <w:r>
         <w:fldChar w:fldCharType="end"/>
@@ -2640,13 +2965,13 @@
         <w:fldChar w:fldCharType="begin"/>
       </w:r>
       <w:r>
-        <w:instrText xml:space="preserve"> PAGEREF _Toc230257787 \h </w:instrText>
+        <w:instrText xml:space="preserve"> PAGEREF _Toc230641990 \h </w:instrText>
       </w:r>
       <w:r>
         <w:fldChar w:fldCharType="separate"/>
       </w:r>
       <w:r>
-        <w:t>26</w:t>
+        <w:t>27</w:t>
       </w:r>
       <w:r>
         <w:fldChar w:fldCharType="end"/>
@@ -2673,13 +2998,13 @@
         <w:fldChar w:fldCharType="begin"/>
       </w:r>
       <w:r>
-        <w:instrText xml:space="preserve"> PAGEREF _Toc230257788 \h </w:instrText>
+        <w:instrText xml:space="preserve"> PAGEREF _Toc230641991 \h </w:instrText>
       </w:r>
       <w:r>
         <w:fldChar w:fldCharType="separate"/>
       </w:r>
       <w:r>
-        <w:t>27</w:t>
+        <w:t>28</w:t>
       </w:r>
       <w:r>
         <w:fldChar w:fldCharType="end"/>
@@ -2706,13 +3031,13 @@
         <w:fldChar w:fldCharType="begin"/>
       </w:r>
       <w:r>
-        <w:instrText xml:space="preserve"> PAGEREF _Toc230257789 \h </w:instrText>
+        <w:instrText xml:space="preserve"> PAGEREF _Toc230641992 \h </w:instrText>
       </w:r>
       <w:r>
         <w:fldChar w:fldCharType="separate"/>
       </w:r>
       <w:r>
-        <w:t>28</w:t>
+        <w:t>29</w:t>
       </w:r>
       <w:r>
         <w:fldChar w:fldCharType="end"/>
@@ -2739,41 +3064,7 @@
         <w:fldChar w:fldCharType="begin"/>
       </w:r>
       <w:r>
-        <w:instrText xml:space="preserve"> PAGEREF _Toc230257790 \h </w:instrText>
-      </w:r>
-      <w:r>
-        <w:fldChar w:fldCharType="separate"/>
-      </w:r>
-      <w:r>
-        <w:t>30</w:t>
-      </w:r>
-      <w:r>
-        <w:fldChar w:fldCharType="end"/>
-      </w:r>
-    </w:p>
-    <w:p>
-      <w:pPr>
-        <w:pStyle w:val="Sumrio3"/>
-        <w:rPr>
-          <w:rFonts w:asciiTheme="minorHAnsi" w:eastAsiaTheme="minorEastAsia" w:hAnsiTheme="minorHAnsi" w:cstheme="minorBidi"/>
-          <w:kern w:val="2"/>
-          <w:sz w:val="24"/>
-          <w:szCs w:val="24"/>
-          <w14:ligatures w14:val="standardContextual"/>
-        </w:rPr>
-      </w:pPr>
-      <w:r>
-        <w:lastRenderedPageBreak/>
-        <w:t>3.8 Visão geral do sistema proposto</w:t>
-      </w:r>
-      <w:r>
-        <w:tab/>
-      </w:r>
-      <w:r>
-        <w:fldChar w:fldCharType="begin"/>
-      </w:r>
-      <w:r>
-        <w:instrText xml:space="preserve"> PAGEREF _Toc230257791 \h </w:instrText>
+        <w:instrText xml:space="preserve"> PAGEREF _Toc230641993 \h </w:instrText>
       </w:r>
       <w:r>
         <w:fldChar w:fldCharType="separate"/>
@@ -2799,7 +3090,8 @@
         </w:rPr>
       </w:pPr>
       <w:r>
-        <w:t>4 CRONOGRAMA</w:t>
+        <w:lastRenderedPageBreak/>
+        <w:t>4 Modelagem do Protótipo</w:t>
       </w:r>
       <w:r>
         <w:tab/>
@@ -2808,13 +3100,279 @@
         <w:fldChar w:fldCharType="begin"/>
       </w:r>
       <w:r>
-        <w:instrText xml:space="preserve"> PAGEREF _Toc230257792 \h </w:instrText>
+        <w:instrText xml:space="preserve"> PAGEREF _Toc230641994 \h </w:instrText>
       </w:r>
       <w:r>
         <w:fldChar w:fldCharType="separate"/>
       </w:r>
       <w:r>
+        <w:t>33</w:t>
+      </w:r>
+      <w:r>
+        <w:fldChar w:fldCharType="end"/>
+      </w:r>
+    </w:p>
+    <w:p>
+      <w:pPr>
+        <w:pStyle w:val="Sumrio3"/>
+        <w:rPr>
+          <w:rFonts w:asciiTheme="minorHAnsi" w:eastAsiaTheme="minorEastAsia" w:hAnsiTheme="minorHAnsi" w:cstheme="minorBidi"/>
+          <w:kern w:val="2"/>
+          <w:sz w:val="24"/>
+          <w:szCs w:val="24"/>
+          <w14:ligatures w14:val="standardContextual"/>
+        </w:rPr>
+      </w:pPr>
+      <w:r>
+        <w:t>4.1 Descrição da solução proposta</w:t>
+      </w:r>
+      <w:r>
+        <w:tab/>
+      </w:r>
+      <w:r>
+        <w:fldChar w:fldCharType="begin"/>
+      </w:r>
+      <w:r>
+        <w:instrText xml:space="preserve"> PAGEREF _Toc230641995 \h </w:instrText>
+      </w:r>
+      <w:r>
+        <w:fldChar w:fldCharType="separate"/>
+      </w:r>
+      <w:r>
+        <w:t>33</w:t>
+      </w:r>
+      <w:r>
+        <w:fldChar w:fldCharType="end"/>
+      </w:r>
+    </w:p>
+    <w:p>
+      <w:pPr>
+        <w:pStyle w:val="Sumrio3"/>
+        <w:rPr>
+          <w:rFonts w:asciiTheme="minorHAnsi" w:eastAsiaTheme="minorEastAsia" w:hAnsiTheme="minorHAnsi" w:cstheme="minorBidi"/>
+          <w:kern w:val="2"/>
+          <w:sz w:val="24"/>
+          <w:szCs w:val="24"/>
+          <w14:ligatures w14:val="standardContextual"/>
+        </w:rPr>
+      </w:pPr>
+      <w:r>
+        <w:t>4.2 Requisitos do protótipo</w:t>
+      </w:r>
+      <w:r>
+        <w:tab/>
+      </w:r>
+      <w:r>
+        <w:fldChar w:fldCharType="begin"/>
+      </w:r>
+      <w:r>
+        <w:instrText xml:space="preserve"> PAGEREF _Toc230641996 \h </w:instrText>
+      </w:r>
+      <w:r>
+        <w:fldChar w:fldCharType="separate"/>
+      </w:r>
+      <w:r>
+        <w:t>34</w:t>
+      </w:r>
+      <w:r>
+        <w:fldChar w:fldCharType="end"/>
+      </w:r>
+    </w:p>
+    <w:p>
+      <w:pPr>
+        <w:pStyle w:val="Sumrio3"/>
+        <w:rPr>
+          <w:rFonts w:asciiTheme="minorHAnsi" w:eastAsiaTheme="minorEastAsia" w:hAnsiTheme="minorHAnsi" w:cstheme="minorBidi"/>
+          <w:kern w:val="2"/>
+          <w:sz w:val="24"/>
+          <w:szCs w:val="24"/>
+          <w14:ligatures w14:val="standardContextual"/>
+        </w:rPr>
+      </w:pPr>
+      <w:r>
+        <w:t>4.3 Arquitetura e fluxo geral do sistema</w:t>
+      </w:r>
+      <w:r>
+        <w:tab/>
+      </w:r>
+      <w:r>
+        <w:fldChar w:fldCharType="begin"/>
+      </w:r>
+      <w:r>
+        <w:instrText xml:space="preserve"> PAGEREF _Toc230641997 \h </w:instrText>
+      </w:r>
+      <w:r>
+        <w:fldChar w:fldCharType="separate"/>
+      </w:r>
+      <w:r>
         <w:t>35</w:t>
+      </w:r>
+      <w:r>
+        <w:fldChar w:fldCharType="end"/>
+      </w:r>
+    </w:p>
+    <w:p>
+      <w:pPr>
+        <w:pStyle w:val="Sumrio3"/>
+        <w:rPr>
+          <w:rFonts w:asciiTheme="minorHAnsi" w:eastAsiaTheme="minorEastAsia" w:hAnsiTheme="minorHAnsi" w:cstheme="minorBidi"/>
+          <w:kern w:val="2"/>
+          <w:sz w:val="24"/>
+          <w:szCs w:val="24"/>
+          <w14:ligatures w14:val="standardContextual"/>
+        </w:rPr>
+      </w:pPr>
+      <w:r>
+        <w:t>4.4 Etapas de processamento das partituras</w:t>
+      </w:r>
+      <w:r>
+        <w:tab/>
+      </w:r>
+      <w:r>
+        <w:fldChar w:fldCharType="begin"/>
+      </w:r>
+      <w:r>
+        <w:instrText xml:space="preserve"> PAGEREF _Toc230641998 \h </w:instrText>
+      </w:r>
+      <w:r>
+        <w:fldChar w:fldCharType="separate"/>
+      </w:r>
+      <w:r>
+        <w:t>37</w:t>
+      </w:r>
+      <w:r>
+        <w:fldChar w:fldCharType="end"/>
+      </w:r>
+    </w:p>
+    <w:p>
+      <w:pPr>
+        <w:pStyle w:val="Sumrio3"/>
+        <w:rPr>
+          <w:rFonts w:asciiTheme="minorHAnsi" w:eastAsiaTheme="minorEastAsia" w:hAnsiTheme="minorHAnsi" w:cstheme="minorBidi"/>
+          <w:kern w:val="2"/>
+          <w:sz w:val="24"/>
+          <w:szCs w:val="24"/>
+          <w14:ligatures w14:val="standardContextual"/>
+        </w:rPr>
+      </w:pPr>
+      <w:r>
+        <w:t>4.5 Estrutura dos dados extraídos</w:t>
+      </w:r>
+      <w:r>
+        <w:tab/>
+      </w:r>
+      <w:r>
+        <w:fldChar w:fldCharType="begin"/>
+      </w:r>
+      <w:r>
+        <w:instrText xml:space="preserve"> PAGEREF _Toc230641999 \h </w:instrText>
+      </w:r>
+      <w:r>
+        <w:fldChar w:fldCharType="separate"/>
+      </w:r>
+      <w:r>
+        <w:t>38</w:t>
+      </w:r>
+      <w:r>
+        <w:fldChar w:fldCharType="end"/>
+      </w:r>
+    </w:p>
+    <w:p>
+      <w:pPr>
+        <w:pStyle w:val="Sumrio3"/>
+        <w:rPr>
+          <w:rFonts w:asciiTheme="minorHAnsi" w:eastAsiaTheme="minorEastAsia" w:hAnsiTheme="minorHAnsi" w:cstheme="minorBidi"/>
+          <w:kern w:val="2"/>
+          <w:sz w:val="24"/>
+          <w:szCs w:val="24"/>
+          <w14:ligatures w14:val="standardContextual"/>
+        </w:rPr>
+      </w:pPr>
+      <w:r>
+        <w:t>4.6 Representação dos resultados esperados</w:t>
+      </w:r>
+      <w:r>
+        <w:tab/>
+      </w:r>
+      <w:r>
+        <w:fldChar w:fldCharType="begin"/>
+      </w:r>
+      <w:r>
+        <w:instrText xml:space="preserve"> PAGEREF _Toc230642000 \h </w:instrText>
+      </w:r>
+      <w:r>
+        <w:fldChar w:fldCharType="separate"/>
+      </w:r>
+      <w:r>
+        <w:t>39</w:t>
+      </w:r>
+      <w:r>
+        <w:fldChar w:fldCharType="end"/>
+      </w:r>
+    </w:p>
+    <w:p>
+      <w:pPr>
+        <w:pStyle w:val="Sumrio3"/>
+        <w:rPr>
+          <w:rFonts w:asciiTheme="minorHAnsi" w:eastAsiaTheme="minorEastAsia" w:hAnsiTheme="minorHAnsi" w:cstheme="minorBidi"/>
+          <w:kern w:val="2"/>
+          <w:sz w:val="24"/>
+          <w:szCs w:val="24"/>
+          <w14:ligatures w14:val="standardContextual"/>
+        </w:rPr>
+      </w:pPr>
+      <w:r>
+        <w:t>4.7 Considerações do capítulo</w:t>
+      </w:r>
+      <w:r>
+        <w:tab/>
+      </w:r>
+      <w:r>
+        <w:fldChar w:fldCharType="begin"/>
+      </w:r>
+      <w:r>
+        <w:instrText xml:space="preserve"> PAGEREF _Toc230642001 \h </w:instrText>
+      </w:r>
+      <w:r>
+        <w:fldChar w:fldCharType="separate"/>
+      </w:r>
+      <w:r>
+        <w:t>41</w:t>
+      </w:r>
+      <w:r>
+        <w:fldChar w:fldCharType="end"/>
+      </w:r>
+    </w:p>
+    <w:p>
+      <w:pPr>
+        <w:pStyle w:val="Sumrio2"/>
+        <w:rPr>
+          <w:rFonts w:asciiTheme="minorHAnsi" w:eastAsiaTheme="minorEastAsia" w:hAnsiTheme="minorHAnsi" w:cstheme="minorBidi"/>
+          <w:b w:val="0"/>
+          <w:smallCaps w:val="0"/>
+          <w:kern w:val="2"/>
+          <w:sz w:val="24"/>
+          <w:szCs w:val="24"/>
+          <w14:ligatures w14:val="standardContextual"/>
+        </w:rPr>
+      </w:pPr>
+      <w:r>
+        <w:t>5 CRONOGRAMA</w:t>
+      </w:r>
+      <w:r>
+        <w:tab/>
+      </w:r>
+      <w:r>
+        <w:fldChar w:fldCharType="begin"/>
+      </w:r>
+      <w:r>
+        <w:instrText xml:space="preserve"> PAGEREF _Toc230642002 \h </w:instrText>
+      </w:r>
+      <w:r>
+        <w:fldChar w:fldCharType="separate"/>
+      </w:r>
+      <w:r>
+        <w:t>42</w:t>
       </w:r>
       <w:r>
         <w:fldChar w:fldCharType="end"/>
@@ -2843,13 +3401,13 @@
         <w:fldChar w:fldCharType="begin"/>
       </w:r>
       <w:r>
-        <w:instrText xml:space="preserve"> PAGEREF _Toc230257793 \h </w:instrText>
+        <w:instrText xml:space="preserve"> PAGEREF _Toc230642003 \h </w:instrText>
       </w:r>
       <w:r>
         <w:fldChar w:fldCharType="separate"/>
       </w:r>
       <w:r>
-        <w:t>37</w:t>
+        <w:t>44</w:t>
       </w:r>
       <w:r>
         <w:fldChar w:fldCharType="end"/>
@@ -2892,16 +3450,16 @@
       <w:pPr>
         <w:pStyle w:val="T1-TituloPrimario"/>
       </w:pPr>
-      <w:bookmarkStart w:id="11" w:name="_Toc230257763"/>
-      <w:bookmarkStart w:id="12" w:name="_Toc527721613"/>
-      <w:bookmarkStart w:id="13" w:name="_Toc527793652"/>
-      <w:bookmarkStart w:id="14" w:name="_Toc527795385"/>
-      <w:bookmarkStart w:id="15" w:name="_Toc527798495"/>
+      <w:bookmarkStart w:id="11" w:name="_Toc527721613"/>
+      <w:bookmarkStart w:id="12" w:name="_Toc527793652"/>
+      <w:bookmarkStart w:id="13" w:name="_Toc527795385"/>
+      <w:bookmarkStart w:id="14" w:name="_Toc527798495"/>
+      <w:bookmarkStart w:id="15" w:name="_Toc230641966"/>
       <w:r>
         <w:lastRenderedPageBreak/>
         <w:t>Introdução</w:t>
       </w:r>
-      <w:bookmarkEnd w:id="11"/>
+      <w:bookmarkEnd w:id="15"/>
     </w:p>
     <w:p>
       <w:pPr>
@@ -2956,7 +3514,7 @@
       <w:pPr>
         <w:pStyle w:val="T2-TituloSecundario"/>
       </w:pPr>
-      <w:bookmarkStart w:id="16" w:name="_Toc230257764"/>
+      <w:bookmarkStart w:id="16" w:name="_Toc230641967"/>
       <w:r>
         <w:t>Contextualização</w:t>
       </w:r>
@@ -3013,7 +3571,7 @@
       <w:pPr>
         <w:pStyle w:val="T2-TituloSecundario"/>
       </w:pPr>
-      <w:bookmarkStart w:id="17" w:name="_Toc230257765"/>
+      <w:bookmarkStart w:id="17" w:name="_Toc230641968"/>
       <w:r>
         <w:t>De</w:t>
       </w:r>
@@ -3076,7 +3634,7 @@
       <w:pPr>
         <w:pStyle w:val="T2-TituloSecundario"/>
       </w:pPr>
-      <w:bookmarkStart w:id="18" w:name="_Toc230257766"/>
+      <w:bookmarkStart w:id="18" w:name="_Toc230641969"/>
       <w:r>
         <w:t>Objetivo</w:t>
       </w:r>
@@ -3090,7 +3648,7 @@
         <w:pStyle w:val="T3-TituloTerciario"/>
         <w:ind w:left="0"/>
       </w:pPr>
-      <w:bookmarkStart w:id="19" w:name="_Toc230257767"/>
+      <w:bookmarkStart w:id="19" w:name="_Toc230641970"/>
       <w:r>
         <w:t>Objetivo geral</w:t>
       </w:r>
@@ -3115,7 +3673,7 @@
         <w:pStyle w:val="T3-TituloTerciario"/>
         <w:ind w:left="0"/>
       </w:pPr>
-      <w:bookmarkStart w:id="20" w:name="_Toc230257768"/>
+      <w:bookmarkStart w:id="20" w:name="_Toc230641971"/>
       <w:r>
         <w:lastRenderedPageBreak/>
         <w:t>Objetivos específicos</w:t>
@@ -3191,7 +3749,7 @@
       <w:pPr>
         <w:pStyle w:val="T2-TituloSecundario"/>
       </w:pPr>
-      <w:bookmarkStart w:id="21" w:name="_Toc230257769"/>
+      <w:bookmarkStart w:id="21" w:name="_Toc230641972"/>
       <w:r>
         <w:t>Justificativa</w:t>
       </w:r>
@@ -3245,7 +3803,7 @@
       <w:pPr>
         <w:pStyle w:val="T2-TituloSecundario"/>
       </w:pPr>
-      <w:bookmarkStart w:id="22" w:name="_Toc230257770"/>
+      <w:bookmarkStart w:id="22" w:name="_Toc230641973"/>
       <w:r>
         <w:t>Delimitação do Escopo</w:t>
       </w:r>
@@ -3299,7 +3857,7 @@
       <w:pPr>
         <w:pStyle w:val="T2-TituloSecundario"/>
       </w:pPr>
-      <w:bookmarkStart w:id="23" w:name="_Toc230257771"/>
+      <w:bookmarkStart w:id="23" w:name="_Toc230641974"/>
       <w:r>
         <w:t xml:space="preserve">Procedimentos </w:t>
       </w:r>
@@ -3367,7 +3925,7 @@
       <w:pPr>
         <w:pStyle w:val="T2-TituloSecundario"/>
       </w:pPr>
-      <w:bookmarkStart w:id="24" w:name="_Toc230257772"/>
+      <w:bookmarkStart w:id="24" w:name="_Toc230641975"/>
       <w:r>
         <w:t>Estrutura</w:t>
       </w:r>
@@ -3381,7 +3939,7 @@
         <w:pStyle w:val="TE-Normal"/>
       </w:pPr>
       <w:r>
-        <w:t>Este trabalho está estruturado em quatro capítulos. O Capítulo 1 apresenta a introdução, contemplando a contextualização do tema, a delimitação do problema, os objetivos, a justificativa, o escopo e os procedimentos metodológicos adotados.</w:t>
+        <w:t>Este trabalho está estruturado em cinco capítulos. O Capítulo 1 apresenta a introdução, contemplando a contextualização do tema, a delimitação do problema, os objetivos, a justificativa, o escopo e os procedimentos metodológicos adotados.</w:t>
       </w:r>
     </w:p>
     <w:p>
@@ -3397,29 +3955,38 @@
         <w:pStyle w:val="TE-Normal"/>
       </w:pPr>
       <w:r>
-        <w:t>O Capítulo 3 descreve os procedimentos metodológicos do trabalho, detalhando o corpus de análise, o processo de extração da melodia, as representações utilizadas, o método de detecção de padrões e a forma de análise dos resultados.</w:t>
+        <w:t>O Capítulo 3 descreve os procedimentos metodológicos do trabalho, detalhando a caracterização da pesquisa, o corpus de análise, o processo de extração da melodia, as representações utilizadas, o método de detecção de padrões e a forma de análise dos resultados.</w:t>
       </w:r>
     </w:p>
     <w:p>
       <w:pPr>
         <w:pStyle w:val="TE-Normal"/>
-        <w:rPr>
-          <w:u w:val="single"/>
-        </w:rPr>
-      </w:pPr>
-      <w:r>
-        <w:t>Por fim, o Capítulo 4 apresenta o cronograma de desenvolvimento do trabalho, indicando as etapas previstas para a continuidade da pesquisa.</w:t>
+      </w:pPr>
+      <w:r>
+        <w:t>O Capítulo 4 apresenta a modelagem do protótipo, descrevendo a solução proposta, seus requisitos, a arquitetura geral do sistema, as etapas de processamento das partituras, a estrutura dos dados extraídos e a forma de representação dos resultados esperados.</w:t>
+      </w:r>
+    </w:p>
+    <w:p>
+      <w:pPr>
+        <w:pStyle w:val="TE-Normal"/>
+      </w:pPr>
+      <w:r>
+        <w:t xml:space="preserve">Por fim, o Capítulo 5 apresenta o cronograma de desenvolvimento do trabalho, </w:t>
+      </w:r>
+      <w:r>
+        <w:lastRenderedPageBreak/>
+        <w:t>indicando as etapas previstas para a continuidade da pesquisa no TCC II.</w:t>
       </w:r>
     </w:p>
     <w:p>
       <w:pPr>
         <w:pStyle w:val="T1-TituloPrimario"/>
       </w:pPr>
-      <w:bookmarkStart w:id="25" w:name="_Toc230257773"/>
+      <w:bookmarkStart w:id="25" w:name="_Toc230641976"/>
+      <w:bookmarkEnd w:id="11"/>
       <w:bookmarkEnd w:id="12"/>
       <w:bookmarkEnd w:id="13"/>
       <w:bookmarkEnd w:id="14"/>
-      <w:bookmarkEnd w:id="15"/>
       <w:r>
         <w:lastRenderedPageBreak/>
         <w:t>Fundamentação teórica</w:t>
@@ -3430,7 +3997,7 @@
       <w:pPr>
         <w:pStyle w:val="T2-TituloSecundario"/>
       </w:pPr>
-      <w:bookmarkStart w:id="26" w:name="_Toc230257774"/>
+      <w:bookmarkStart w:id="26" w:name="_Toc230641977"/>
       <w:r>
         <w:t>Representação Musical Digital</w:t>
       </w:r>
@@ -3462,7 +4029,7 @@
       <w:pPr>
         <w:pStyle w:val="T3-TituloTerciario"/>
       </w:pPr>
-      <w:bookmarkStart w:id="27" w:name="_Toc230257775"/>
+      <w:bookmarkStart w:id="27" w:name="_Toc230641978"/>
       <w:r>
         <w:t>Formato MusicXML</w:t>
       </w:r>
@@ -3558,7 +4125,9 @@
                               </w:rPr>
                             </w:pPr>
                             <w:bookmarkStart w:id="28" w:name="_Toc230252029"/>
-                            <w:bookmarkStart w:id="29" w:name="_Toc230257654"/>
+                            <w:bookmarkStart w:id="29" w:name="_Toc230641826"/>
+                            <w:bookmarkStart w:id="30" w:name="_Toc230641847"/>
+                            <w:bookmarkStart w:id="31" w:name="_Toc230641878"/>
                             <w:r>
                               <w:rPr>
                                 <w:b/>
@@ -3654,6 +4223,8 @@
                             </w:r>
                             <w:bookmarkEnd w:id="28"/>
                             <w:bookmarkEnd w:id="29"/>
+                            <w:bookmarkEnd w:id="30"/>
+                            <w:bookmarkEnd w:id="31"/>
                           </w:p>
                         </w:txbxContent>
                       </wps:txbx>
@@ -3691,8 +4262,10 @@
                           <w:szCs w:val="24"/>
                         </w:rPr>
                       </w:pPr>
-                      <w:bookmarkStart w:id="30" w:name="_Toc230252029"/>
-                      <w:bookmarkStart w:id="31" w:name="_Toc230257654"/>
+                      <w:bookmarkStart w:id="32" w:name="_Toc230252029"/>
+                      <w:bookmarkStart w:id="33" w:name="_Toc230641826"/>
+                      <w:bookmarkStart w:id="34" w:name="_Toc230641847"/>
+                      <w:bookmarkStart w:id="35" w:name="_Toc230641878"/>
                       <w:r>
                         <w:rPr>
                           <w:b/>
@@ -3786,8 +4359,10 @@
                         </w:rPr>
                         <w:t>- Exemplo de representação de uma partitura no formato MusicXML.</w:t>
                       </w:r>
-                      <w:bookmarkEnd w:id="30"/>
-                      <w:bookmarkEnd w:id="31"/>
+                      <w:bookmarkEnd w:id="32"/>
+                      <w:bookmarkEnd w:id="33"/>
+                      <w:bookmarkEnd w:id="34"/>
+                      <w:bookmarkEnd w:id="35"/>
                     </w:p>
                   </w:txbxContent>
                 </v:textbox>
@@ -3897,11 +4472,11 @@
       <w:pPr>
         <w:pStyle w:val="T2-TituloSecundario"/>
       </w:pPr>
-      <w:bookmarkStart w:id="32" w:name="_Toc230257776"/>
+      <w:bookmarkStart w:id="36" w:name="_Toc230641979"/>
       <w:r>
         <w:t>Padrões Melódicos</w:t>
       </w:r>
-      <w:bookmarkEnd w:id="32"/>
+      <w:bookmarkEnd w:id="36"/>
     </w:p>
     <w:p>
       <w:pPr>
@@ -3935,11 +4510,11 @@
       <w:pPr>
         <w:pStyle w:val="T3-TituloTerciario"/>
       </w:pPr>
-      <w:bookmarkStart w:id="33" w:name="_Toc230257777"/>
+      <w:bookmarkStart w:id="37" w:name="_Toc230641980"/>
       <w:r>
         <w:t>Definição de padrões musicais</w:t>
       </w:r>
-      <w:bookmarkEnd w:id="33"/>
+      <w:bookmarkEnd w:id="37"/>
     </w:p>
     <w:p>
       <w:pPr>
@@ -3987,7 +4562,7 @@
           <w:szCs w:val="22"/>
         </w:rPr>
       </w:pPr>
-      <w:bookmarkStart w:id="34" w:name="_Toc230257655"/>
+      <w:bookmarkStart w:id="38" w:name="_Toc230641879"/>
       <w:r>
         <w:rPr>
           <w:b/>
@@ -4071,7 +4646,7 @@
         </w:rPr>
         <w:t xml:space="preserve"> - Exemplo de padrão melódico recorrente em partitura, evidenciando a repetição de motivos musicais</w:t>
       </w:r>
-      <w:bookmarkEnd w:id="34"/>
+      <w:bookmarkEnd w:id="38"/>
     </w:p>
     <w:p>
       <w:pPr>
@@ -4164,11 +4739,11 @@
       <w:pPr>
         <w:pStyle w:val="T2-TituloSecundario"/>
       </w:pPr>
-      <w:bookmarkStart w:id="35" w:name="_Toc230257778"/>
+      <w:bookmarkStart w:id="39" w:name="_Toc230641981"/>
       <w:r>
         <w:t>Representação Intervalar</w:t>
       </w:r>
-      <w:bookmarkEnd w:id="35"/>
+      <w:bookmarkEnd w:id="39"/>
     </w:p>
     <w:p>
       <w:pPr>
@@ -4216,7 +4791,7 @@
           <w:iCs w:val="0"/>
         </w:rPr>
       </w:pPr>
-      <w:bookmarkStart w:id="36" w:name="_Toc230257720"/>
+      <w:bookmarkStart w:id="40" w:name="_Toc230641908"/>
       <w:r>
         <w:rPr>
           <w:b/>
@@ -4300,7 +4875,7 @@
         </w:rPr>
         <w:t xml:space="preserve"> - Representação intervalar e de contorno de uma sequência melódica</w:t>
       </w:r>
-      <w:bookmarkEnd w:id="36"/>
+      <w:bookmarkEnd w:id="40"/>
     </w:p>
     <w:tbl>
       <w:tblPr>
@@ -4807,11 +5382,11 @@
       <w:pPr>
         <w:pStyle w:val="T3-TituloTerciario"/>
       </w:pPr>
-      <w:bookmarkStart w:id="37" w:name="_Toc230257779"/>
+      <w:bookmarkStart w:id="41" w:name="_Toc230641982"/>
       <w:r>
         <w:t>Intervalos melódicos</w:t>
       </w:r>
-      <w:bookmarkEnd w:id="37"/>
+      <w:bookmarkEnd w:id="41"/>
     </w:p>
     <w:p>
       <w:pPr>
@@ -4837,11 +5412,11 @@
       <w:pPr>
         <w:pStyle w:val="T2-TituloSecundario"/>
       </w:pPr>
-      <w:bookmarkStart w:id="38" w:name="_Toc230257780"/>
+      <w:bookmarkStart w:id="42" w:name="_Toc230641983"/>
       <w:r>
         <w:t>Contorno Melódico</w:t>
       </w:r>
-      <w:bookmarkEnd w:id="38"/>
+      <w:bookmarkEnd w:id="42"/>
     </w:p>
     <w:p>
       <w:pPr>
@@ -4891,11 +5466,11 @@
       <w:pPr>
         <w:pStyle w:val="T3-TituloTerciario"/>
       </w:pPr>
-      <w:bookmarkStart w:id="39" w:name="_Toc230257781"/>
+      <w:bookmarkStart w:id="43" w:name="_Toc230641984"/>
       <w:r>
         <w:t>Representação direcional</w:t>
       </w:r>
-      <w:bookmarkEnd w:id="39"/>
+      <w:bookmarkEnd w:id="43"/>
     </w:p>
     <w:p>
       <w:pPr>
@@ -4921,11 +5496,11 @@
       <w:pPr>
         <w:pStyle w:val="T2-TituloSecundario"/>
       </w:pPr>
-      <w:bookmarkStart w:id="40" w:name="_Toc230257782"/>
+      <w:bookmarkStart w:id="44" w:name="_Toc230641985"/>
       <w:r>
         <w:t>Trabalhos Relacionados</w:t>
       </w:r>
-      <w:bookmarkEnd w:id="40"/>
+      <w:bookmarkEnd w:id="44"/>
     </w:p>
     <w:p>
       <w:pPr>
@@ -4994,22 +5569,22 @@
       <w:pPr>
         <w:pStyle w:val="T1-TituloPrimario"/>
       </w:pPr>
-      <w:bookmarkStart w:id="41" w:name="_Toc230257783"/>
+      <w:bookmarkStart w:id="45" w:name="_Toc230641986"/>
       <w:r>
         <w:lastRenderedPageBreak/>
         <w:t>PROCEDIMENTOS METODOLÓGICOS</w:t>
       </w:r>
-      <w:bookmarkEnd w:id="41"/>
+      <w:bookmarkEnd w:id="45"/>
     </w:p>
     <w:p>
       <w:pPr>
         <w:pStyle w:val="T2-TituloSecundario"/>
       </w:pPr>
-      <w:bookmarkStart w:id="42" w:name="_Toc230257784"/>
+      <w:bookmarkStart w:id="46" w:name="_Toc230641987"/>
       <w:r>
         <w:t>Caracterização da pesquisa</w:t>
       </w:r>
-      <w:bookmarkEnd w:id="42"/>
+      <w:bookmarkEnd w:id="46"/>
     </w:p>
     <w:p>
       <w:pPr>
@@ -5023,11 +5598,11 @@
       <w:pPr>
         <w:pStyle w:val="T2-TituloSecundario"/>
       </w:pPr>
-      <w:bookmarkStart w:id="43" w:name="_Toc230257785"/>
+      <w:bookmarkStart w:id="47" w:name="_Toc230641988"/>
       <w:r>
         <w:t>Corpus de análise</w:t>
       </w:r>
-      <w:bookmarkEnd w:id="43"/>
+      <w:bookmarkEnd w:id="47"/>
     </w:p>
     <w:p>
       <w:pPr>
@@ -5089,7 +5664,7 @@
           <w:szCs w:val="22"/>
         </w:rPr>
       </w:pPr>
-      <w:bookmarkStart w:id="44" w:name="_Toc230257710"/>
+      <w:bookmarkStart w:id="48" w:name="_Toc230641857"/>
       <w:r>
         <w:rPr>
           <w:b/>
@@ -5173,7 +5748,7 @@
         </w:rPr>
         <w:t xml:space="preserve"> - Corpus de partituras utilizado na análise</w:t>
       </w:r>
-      <w:bookmarkEnd w:id="44"/>
+      <w:bookmarkEnd w:id="48"/>
     </w:p>
     <w:tbl>
       <w:tblPr>
@@ -5922,11 +6497,11 @@
       <w:pPr>
         <w:pStyle w:val="T2-TituloSecundario"/>
       </w:pPr>
-      <w:bookmarkStart w:id="45" w:name="_Toc230257786"/>
+      <w:bookmarkStart w:id="49" w:name="_Toc230641989"/>
       <w:r>
         <w:t>Extração da melodia</w:t>
       </w:r>
-      <w:bookmarkEnd w:id="45"/>
+      <w:bookmarkEnd w:id="49"/>
     </w:p>
     <w:p>
       <w:pPr>
@@ -5976,11 +6551,11 @@
       <w:pPr>
         <w:pStyle w:val="T2-TituloSecundario"/>
       </w:pPr>
-      <w:bookmarkStart w:id="46" w:name="_Toc230257787"/>
+      <w:bookmarkStart w:id="50" w:name="_Toc230641990"/>
       <w:r>
         <w:t>Representação por intervalos</w:t>
       </w:r>
-      <w:bookmarkEnd w:id="46"/>
+      <w:bookmarkEnd w:id="50"/>
     </w:p>
     <w:p>
       <w:pPr>
@@ -6022,11 +6597,11 @@
       <w:pPr>
         <w:pStyle w:val="T2-TituloSecundario"/>
       </w:pPr>
-      <w:bookmarkStart w:id="47" w:name="_Toc230257788"/>
+      <w:bookmarkStart w:id="51" w:name="_Toc230641991"/>
       <w:r>
         <w:t>Representação por contorno</w:t>
       </w:r>
-      <w:bookmarkEnd w:id="47"/>
+      <w:bookmarkEnd w:id="51"/>
     </w:p>
     <w:p>
       <w:pPr>
@@ -6071,11 +6646,11 @@
       <w:pPr>
         <w:pStyle w:val="T2-TituloSecundario"/>
       </w:pPr>
-      <w:bookmarkStart w:id="48" w:name="_Toc230257789"/>
+      <w:bookmarkStart w:id="52" w:name="_Toc230641992"/>
       <w:r>
         <w:t>Detecção de padrões</w:t>
       </w:r>
-      <w:bookmarkEnd w:id="48"/>
+      <w:bookmarkEnd w:id="52"/>
     </w:p>
     <w:p>
       <w:pPr>
@@ -6131,7 +6706,7 @@
           <w:szCs w:val="22"/>
         </w:rPr>
       </w:pPr>
-      <w:bookmarkStart w:id="49" w:name="_Toc230257656"/>
+      <w:bookmarkStart w:id="53" w:name="_Toc230641880"/>
       <w:r>
         <w:rPr>
           <w:b/>
@@ -6225,7 +6800,7 @@
         </w:rPr>
         <w:t>- Exemplo de geração de subsequências por janelas deslizantes.</w:t>
       </w:r>
-      <w:bookmarkEnd w:id="49"/>
+      <w:bookmarkEnd w:id="53"/>
     </w:p>
     <w:p>
       <w:pPr>
@@ -6353,11 +6928,11 @@
       <w:pPr>
         <w:pStyle w:val="T2-TituloSecundario"/>
       </w:pPr>
-      <w:bookmarkStart w:id="50" w:name="_Toc230257790"/>
+      <w:bookmarkStart w:id="54" w:name="_Toc230641993"/>
       <w:r>
         <w:t>Análise dos resultados</w:t>
       </w:r>
-      <w:bookmarkEnd w:id="50"/>
+      <w:bookmarkEnd w:id="54"/>
     </w:p>
     <w:p>
       <w:pPr>
@@ -6410,22 +6985,25 @@
       <w:pPr>
         <w:pStyle w:val="T1-TituloPrimario"/>
       </w:pPr>
-      <w:bookmarkStart w:id="51" w:name="_Toc230257792"/>
+      <w:bookmarkStart w:id="55" w:name="_Toc230641994"/>
       <w:r>
         <w:lastRenderedPageBreak/>
         <w:t>Modelagem do Protótipo</w:t>
       </w:r>
+      <w:bookmarkEnd w:id="55"/>
     </w:p>
     <w:p>
       <w:pPr>
         <w:pStyle w:val="T2-TituloSecundario"/>
       </w:pPr>
+      <w:bookmarkStart w:id="56" w:name="_Toc230641995"/>
       <w:r>
         <w:t>Descrição da solução propost</w:t>
       </w:r>
       <w:r>
         <w:t>a</w:t>
       </w:r>
+      <w:bookmarkEnd w:id="56"/>
     </w:p>
     <w:p>
       <w:pPr>
@@ -6464,7 +7042,11 @@
         <w:pStyle w:val="TE-Normal"/>
       </w:pPr>
       <w:r>
-        <w:t>Como saída, o sistema deverá apresentar uma relação dos padrões identificados, indicando o tipo de representação utilizada, a sequência correspondente, o número de ocorrências e os compassos em que cada padrão aparece. Essas informações serão posteriormente analisadas de forma qualitativa, com o objetivo de verificar a coerência dos resultados e a viabilidade da abordagem proposta.</w:t>
+        <w:t xml:space="preserve">Como saída, o sistema deverá apresentar uma relação dos padrões identificados, indicando o tipo de representação utilizada, a sequência correspondente, o número de ocorrências e os compassos em que cada padrão aparece. Essas </w:t>
+      </w:r>
+      <w:r>
+        <w:lastRenderedPageBreak/>
+        <w:t>informações serão posteriormente analisadas de forma qualitativa, com o objetivo de verificar a coerência dos resultados e a viabilidade da abordagem proposta.</w:t>
       </w:r>
     </w:p>
     <w:p>
@@ -6476,9 +7058,11 @@
       <w:pPr>
         <w:pStyle w:val="T2-TituloSecundario"/>
       </w:pPr>
+      <w:bookmarkStart w:id="57" w:name="_Toc230641996"/>
       <w:r>
         <w:t>Requisitos do protótipo</w:t>
       </w:r>
+      <w:bookmarkEnd w:id="57"/>
     </w:p>
     <w:p>
       <w:pPr>
@@ -6529,6 +7113,7 @@
           <w:szCs w:val="22"/>
         </w:rPr>
       </w:pPr>
+      <w:bookmarkStart w:id="58" w:name="_Toc230641858"/>
       <w:r>
         <w:rPr>
           <w:b/>
@@ -6612,6 +7197,7 @@
         </w:rPr>
         <w:t xml:space="preserve"> - Requisitos do protótipo</w:t>
       </w:r>
+      <w:bookmarkEnd w:id="58"/>
     </w:p>
     <w:tbl>
       <w:tblPr>
@@ -6983,7 +7569,6 @@
                 <w:sz w:val="22"/>
                 <w:szCs w:val="16"/>
               </w:rPr>
-              <w:lastRenderedPageBreak/>
               <w:t>RF05</w:t>
             </w:r>
           </w:p>
@@ -7120,6 +7705,7 @@
                 <w:sz w:val="22"/>
                 <w:szCs w:val="16"/>
               </w:rPr>
+              <w:lastRenderedPageBreak/>
               <w:t>RF0</w:t>
             </w:r>
             <w:r>
@@ -7752,9 +8338,11 @@
       <w:pPr>
         <w:pStyle w:val="T2-TituloSecundario"/>
       </w:pPr>
+      <w:bookmarkStart w:id="59" w:name="_Toc230641997"/>
       <w:r>
         <w:t>Arquitetura e fluxo geral do sistema</w:t>
       </w:r>
+      <w:bookmarkEnd w:id="59"/>
     </w:p>
     <w:p>
       <w:pPr>
@@ -7767,11 +8355,11 @@
         <w:t>4</w:t>
       </w:r>
       <w:r>
-        <w:t xml:space="preserve"> apresenta a visão geral do fluxo de funcionamento do sistema proposto. O processo inicia com a entrada dos arquivos MusicXML, passa pela extração da linha melódica principal e segue para a conversão da melodia em duas representações: intervalos melódicos e contorno melódico. Em seguida, são aplicadas </w:t>
+        <w:t xml:space="preserve"> apresenta a visão geral do fluxo de funcionamento do sistema proposto. O processo inicia com a entrada dos arquivos MusicXML, passa pela extração da linha melódica principal e segue para a conversão da melodia em duas representações: intervalos melódicos e contorno melódico. Em seguida, são aplicadas janelas deslizantes para gerar subsequências candidatas a padrão. Essas subsequências são comparadas entre si, e aquelas que apresentam recorrência são registradas com suas respectivas ocorrências e localizações aproximadas. Por fim, os resultados são </w:t>
       </w:r>
       <w:r>
         <w:lastRenderedPageBreak/>
-        <w:t>janelas deslizantes para gerar subsequências candidatas a padrão. Essas subsequências são comparadas entre si, e aquelas que apresentam recorrência são registradas com suas respectivas ocorrências e localizações aproximadas. Por fim, os resultados são analisados qualitativamente, a fim de verificar se os padrões identificados possuem coerência musical dentro do corpus analisado.</w:t>
+        <w:t>analisados qualitativamente, a fim de verificar se os padrões identificados possuem coerência musical dentro do corpus analisado.</w:t>
       </w:r>
     </w:p>
     <w:p>
@@ -7789,7 +8377,7 @@
           <w:szCs w:val="22"/>
         </w:rPr>
       </w:pPr>
-      <w:bookmarkStart w:id="52" w:name="_Toc230257657"/>
+      <w:bookmarkStart w:id="60" w:name="_Toc230641881"/>
       <w:r>
         <w:rPr>
           <w:b/>
@@ -7885,7 +8473,7 @@
         </w:rPr>
         <w:t>- Fluxo geral do sistema proposto</w:t>
       </w:r>
-      <w:bookmarkEnd w:id="52"/>
+      <w:bookmarkEnd w:id="60"/>
     </w:p>
     <w:p>
       <w:pPr>
@@ -7998,11 +8586,11 @@
         <w:pStyle w:val="TE-Normal"/>
       </w:pPr>
       <w:r>
-        <w:t xml:space="preserve">A arquitetura proposta organiza o protótipo em etapas sequenciais e independentes, de modo que cada fase produza uma saída utilizada pela etapa seguinte. </w:t>
+        <w:t xml:space="preserve">A arquitetura proposta organiza o protótipo em etapas sequenciais e independentes, de modo que cada fase produza uma saída utilizada pela etapa seguinte. Essa organização favorece a compreensão do funcionamento geral da solução e permite que cada módulo seja ajustado ou expandido separadamente. Dessa forma, a leitura da partitura, a extração da melodia, a geração das representações estruturais, a detecção de </w:t>
       </w:r>
       <w:r>
         <w:lastRenderedPageBreak/>
-        <w:t>Essa organização favorece a compreensão do funcionamento geral da solução e permite que cada módulo seja ajustado ou expandido separadamente. Dessa forma, a leitura da partitura, a extração da melodia, a geração das representações estruturais, a detecção de recorrências e a apresentação dos resultados constituem partes distintas do fluxo de processamento.</w:t>
+        <w:t>recorrências e a apresentação dos resultados constituem partes distintas do fluxo de processamento.</w:t>
       </w:r>
     </w:p>
     <w:p>
@@ -8017,9 +8605,11 @@
       <w:pPr>
         <w:pStyle w:val="T2-TituloSecundario"/>
       </w:pPr>
+      <w:bookmarkStart w:id="61" w:name="_Toc230641998"/>
       <w:r>
         <w:t>Etapas de processamento das partituras</w:t>
       </w:r>
+      <w:bookmarkEnd w:id="61"/>
     </w:p>
     <w:p>
       <w:pPr>
@@ -8053,7 +8643,7 @@
           <w:szCs w:val="22"/>
         </w:rPr>
       </w:pPr>
-      <w:bookmarkStart w:id="53" w:name="_Toc230257711"/>
+      <w:bookmarkStart w:id="62" w:name="_Toc230641859"/>
       <w:r>
         <w:rPr>
           <w:b/>
@@ -8137,7 +8727,7 @@
         </w:rPr>
         <w:t xml:space="preserve"> - Etapas do protótipo proposto</w:t>
       </w:r>
-      <w:bookmarkEnd w:id="53"/>
+      <w:bookmarkEnd w:id="62"/>
     </w:p>
     <w:tbl>
       <w:tblPr>
@@ -8889,31 +9479,6 @@
     </w:p>
     <w:p>
       <w:pPr>
-        <w:pStyle w:val="TE-Normal"/>
-      </w:pPr>
-      <w:r>
-        <w:lastRenderedPageBreak/>
-        <w:t>As etapas apresentadas no Quadro 2 demonstram que o processamento das partituras ocorre de forma progressiva. Inicialmente, o arquivo MusicXML é carregado e convertido em uma estrutura manipulável pelo sistema. Em seguida, a linha melódica principal é extraída e organizada em uma sequência de eventos musicais. Essa sequência serve de base para a construção das representações intervalar e de contorno melódico.</w:t>
-      </w:r>
-    </w:p>
-    <w:p>
-      <w:pPr>
-        <w:pStyle w:val="TE-Normal"/>
-      </w:pPr>
-      <w:r>
-        <w:t>A partir dessas representações, o protótipo gera subsequências por meio de janelas deslizantes, permitindo que pequenos trechos melódicos sejam comparados entre si. Quando uma mesma subsequência aparece mais de uma vez, ela passa a ser considerada um padrão recorrente candidato. Por fim, os padrões identificados são organizados para análise qualitativa, considerando sua frequência, sua localização aproximada na partitura e sua relevância musical.</w:t>
-      </w:r>
-    </w:p>
-    <w:p>
-      <w:pPr>
-        <w:pStyle w:val="TE-Normal"/>
-      </w:pPr>
-      <w:r>
-        <w:t>Essa organização por etapas contribui para tornar o processo de análise mais claro e controlado, permitindo verificar em qual fase cada transformação ocorre. Além disso, facilita a identificação de possíveis limitações do protótipo, como problemas na extração da melodia, escolhas inadequadas de tamanho de janela ou detecção de padrões pouco significativos do ponto de vista musical.</w:t>
-      </w:r>
-    </w:p>
-    <w:p>
-      <w:pPr>
         <w:widowControl w:val="0"/>
         <w:pBdr>
           <w:top w:val="nil"/>
@@ -8933,6 +9498,766 @@
     </w:p>
     <w:p>
       <w:pPr>
+        <w:pStyle w:val="TE-Normal"/>
+      </w:pPr>
+      <w:r>
+        <w:t xml:space="preserve">As etapas apresentadas no Quadro </w:t>
+      </w:r>
+      <w:r>
+        <w:t>3</w:t>
+      </w:r>
+      <w:r>
+        <w:t xml:space="preserve"> demonstram que o processamento das partituras ocorre de forma progressiva. Inicialmente, o arquivo MusicXML é carregado </w:t>
+      </w:r>
+      <w:r>
+        <w:lastRenderedPageBreak/>
+        <w:t>e convertido em uma estrutura manipulável pelo sistema. Em seguida, a linha melódica principal é extraída e organizada em uma sequência de eventos musicais. Essa sequência serve de base para a construção das representações intervalar e de contorno melódico.</w:t>
+      </w:r>
+    </w:p>
+    <w:p>
+      <w:pPr>
+        <w:pStyle w:val="TE-Normal"/>
+      </w:pPr>
+      <w:r>
+        <w:t>A partir dessas representações, o protótipo gera subsequências por meio de janelas deslizantes, permitindo que pequenos trechos melódicos sejam comparados entre si. Quando uma mesma subsequência aparece mais de uma vez, ela passa a ser considerada um padrão recorrente candidato. Por fim, os padrões identificados são organizados para análise qualitativa, considerando sua frequência, sua localização aproximada na partitura e sua relevância musical.</w:t>
+      </w:r>
+    </w:p>
+    <w:p>
+      <w:pPr>
+        <w:pStyle w:val="TE-Normal"/>
+      </w:pPr>
+      <w:r>
+        <w:t>Essa organização por etapas contribui para tornar o processo de análise mais claro e controlado, permitindo verificar em qual fase cada transformação ocorre. Além disso, facilita a identificação de possíveis limitações do protótipo, como problemas na extração da melodia, escolhas inadequadas de tamanho de janela ou detecção de padrões pouco significativos do ponto de vista musical.</w:t>
+      </w:r>
+    </w:p>
+    <w:p>
+      <w:pPr>
+        <w:pStyle w:val="T2-TituloSecundario"/>
+      </w:pPr>
+      <w:bookmarkStart w:id="63" w:name="_Toc230641999"/>
+      <w:r>
+        <w:t>Estrutura dos dados extraídos</w:t>
+      </w:r>
+      <w:bookmarkEnd w:id="63"/>
+    </w:p>
+    <w:p>
+      <w:pPr>
+        <w:pStyle w:val="TE-Normal"/>
+      </w:pPr>
+      <w:r>
+        <w:t>A etapa de extração da melodia tem como resultado a transformação da partitura digital em uma estrutura de dados organizada. Essa estrutura deve conter as informações necessárias para permitir tanto a identificação dos padrões quanto a localização aproximada de suas ocorrências nas partituras analisadas. Dessa forma, cada nota extraída da linha melódica principal será representada por um conjunto de atributos musicais e computacionais.</w:t>
+      </w:r>
+    </w:p>
+    <w:p>
+      <w:pPr>
+        <w:pStyle w:val="TE-Normal"/>
+      </w:pPr>
+      <w:r>
+        <w:t>Entre os dados extraídos, destacam-se a identificação da obra, a posição sequencial da nota, o compasso de ocorrência, a altura, a duração, o intervalo em relação à nota anterior e o contorno melódico correspondente. Esses dados permitem que a melodia seja analisada não apenas como uma sequência de notas absolutas, mas também como uma estrutura formada por relações entre eventos sucessivos.</w:t>
+      </w:r>
+    </w:p>
+    <w:p>
+      <w:pPr>
+        <w:pStyle w:val="TE-Normal"/>
+      </w:pPr>
+      <w:r>
+        <w:t xml:space="preserve">O Quadro </w:t>
+      </w:r>
+      <w:r>
+        <w:t>4</w:t>
+      </w:r>
+      <w:r>
+        <w:t xml:space="preserve"> apresenta os principais campos previstos para a estrutura dos dados extraídos pelo protótipo.</w:t>
+      </w:r>
+    </w:p>
+    <w:p>
+      <w:pPr>
+        <w:pStyle w:val="Legenda"/>
+        <w:keepNext/>
+        <w:jc w:val="center"/>
+        <w:rPr>
+          <w:i w:val="0"/>
+          <w:iCs w:val="0"/>
+          <w:color w:val="auto"/>
+          <w:sz w:val="22"/>
+          <w:szCs w:val="22"/>
+        </w:rPr>
+      </w:pPr>
+      <w:bookmarkStart w:id="64" w:name="_Toc230641860"/>
+      <w:r>
+        <w:rPr>
+          <w:b/>
+          <w:bCs/>
+          <w:i w:val="0"/>
+          <w:iCs w:val="0"/>
+          <w:color w:val="auto"/>
+          <w:sz w:val="22"/>
+          <w:szCs w:val="22"/>
+        </w:rPr>
+        <w:lastRenderedPageBreak/>
+        <w:t xml:space="preserve">QUADRO </w:t>
+      </w:r>
+      <w:r>
+        <w:rPr>
+          <w:b/>
+          <w:bCs/>
+          <w:i w:val="0"/>
+          <w:iCs w:val="0"/>
+          <w:color w:val="auto"/>
+          <w:sz w:val="22"/>
+          <w:szCs w:val="22"/>
+        </w:rPr>
+        <w:fldChar w:fldCharType="begin"/>
+      </w:r>
+      <w:r>
+        <w:rPr>
+          <w:b/>
+          <w:bCs/>
+          <w:i w:val="0"/>
+          <w:iCs w:val="0"/>
+          <w:color w:val="auto"/>
+          <w:sz w:val="22"/>
+          <w:szCs w:val="22"/>
+        </w:rPr>
+        <w:instrText xml:space="preserve"> SEQ Quadro \* ARABIC </w:instrText>
+      </w:r>
+      <w:r>
+        <w:rPr>
+          <w:b/>
+          <w:bCs/>
+          <w:i w:val="0"/>
+          <w:iCs w:val="0"/>
+          <w:color w:val="auto"/>
+          <w:sz w:val="22"/>
+          <w:szCs w:val="22"/>
+        </w:rPr>
+        <w:fldChar w:fldCharType="separate"/>
+      </w:r>
+      <w:r>
+        <w:rPr>
+          <w:b/>
+          <w:bCs/>
+          <w:i w:val="0"/>
+          <w:iCs w:val="0"/>
+          <w:noProof/>
+          <w:color w:val="auto"/>
+          <w:sz w:val="22"/>
+          <w:szCs w:val="22"/>
+        </w:rPr>
+        <w:t>4</w:t>
+      </w:r>
+      <w:r>
+        <w:rPr>
+          <w:b/>
+          <w:bCs/>
+          <w:i w:val="0"/>
+          <w:iCs w:val="0"/>
+          <w:color w:val="auto"/>
+          <w:sz w:val="22"/>
+          <w:szCs w:val="22"/>
+        </w:rPr>
+        <w:fldChar w:fldCharType="end"/>
+      </w:r>
+      <w:r>
+        <w:rPr>
+          <w:i w:val="0"/>
+          <w:iCs w:val="0"/>
+          <w:color w:val="auto"/>
+          <w:sz w:val="22"/>
+          <w:szCs w:val="22"/>
+        </w:rPr>
+        <w:t xml:space="preserve"> - Estrutura dos dados extraídos</w:t>
+      </w:r>
+      <w:bookmarkEnd w:id="64"/>
+    </w:p>
+    <w:tbl>
+      <w:tblPr>
+        <w:tblStyle w:val="Tabelacomgrade"/>
+        <w:tblW w:w="9060" w:type="dxa"/>
+        <w:tblLook w:val="04A0" w:firstRow="1" w:lastRow="0" w:firstColumn="1" w:lastColumn="0" w:noHBand="0" w:noVBand="1"/>
+      </w:tblPr>
+      <w:tblGrid>
+        <w:gridCol w:w="1145"/>
+        <w:gridCol w:w="3957"/>
+        <w:gridCol w:w="3958"/>
+      </w:tblGrid>
+      <w:tr>
+        <w:tc>
+          <w:tcPr>
+            <w:tcW w:w="1145" w:type="dxa"/>
+            <w:vAlign w:val="center"/>
+          </w:tcPr>
+          <w:p>
+            <w:pPr>
+              <w:pStyle w:val="TE-Normal"/>
+              <w:ind w:firstLine="0"/>
+              <w:rPr>
+                <w:sz w:val="22"/>
+                <w:szCs w:val="22"/>
+              </w:rPr>
+            </w:pPr>
+            <w:r>
+              <w:rPr>
+                <w:b/>
+                <w:bCs/>
+                <w:sz w:val="22"/>
+                <w:szCs w:val="22"/>
+              </w:rPr>
+              <w:t>Campo</w:t>
+            </w:r>
+          </w:p>
+        </w:tc>
+        <w:tc>
+          <w:tcPr>
+            <w:tcW w:w="3957" w:type="dxa"/>
+            <w:vAlign w:val="center"/>
+          </w:tcPr>
+          <w:p>
+            <w:pPr>
+              <w:pStyle w:val="TE-Normal"/>
+              <w:ind w:firstLine="0"/>
+              <w:rPr>
+                <w:sz w:val="22"/>
+                <w:szCs w:val="22"/>
+              </w:rPr>
+            </w:pPr>
+            <w:r>
+              <w:rPr>
+                <w:b/>
+                <w:bCs/>
+                <w:sz w:val="22"/>
+                <w:szCs w:val="22"/>
+              </w:rPr>
+              <w:t>Descrição</w:t>
+            </w:r>
+          </w:p>
+        </w:tc>
+        <w:tc>
+          <w:tcPr>
+            <w:tcW w:w="3958" w:type="dxa"/>
+            <w:vAlign w:val="center"/>
+          </w:tcPr>
+          <w:p>
+            <w:pPr>
+              <w:pStyle w:val="TE-Normal"/>
+              <w:ind w:firstLine="0"/>
+              <w:rPr>
+                <w:sz w:val="22"/>
+                <w:szCs w:val="22"/>
+              </w:rPr>
+            </w:pPr>
+            <w:r>
+              <w:rPr>
+                <w:b/>
+                <w:bCs/>
+                <w:sz w:val="22"/>
+                <w:szCs w:val="22"/>
+              </w:rPr>
+              <w:t>Finalidade</w:t>
+            </w:r>
+          </w:p>
+        </w:tc>
+      </w:tr>
+      <w:tr>
+        <w:tc>
+          <w:tcPr>
+            <w:tcW w:w="1145" w:type="dxa"/>
+            <w:vAlign w:val="center"/>
+          </w:tcPr>
+          <w:p>
+            <w:pPr>
+              <w:pStyle w:val="TE-Normal"/>
+              <w:ind w:firstLine="0"/>
+              <w:rPr>
+                <w:sz w:val="22"/>
+                <w:szCs w:val="22"/>
+              </w:rPr>
+            </w:pPr>
+            <w:r>
+              <w:rPr>
+                <w:sz w:val="22"/>
+                <w:szCs w:val="22"/>
+              </w:rPr>
+              <w:t>Obra</w:t>
+            </w:r>
+          </w:p>
+        </w:tc>
+        <w:tc>
+          <w:tcPr>
+            <w:tcW w:w="3957" w:type="dxa"/>
+            <w:vAlign w:val="center"/>
+          </w:tcPr>
+          <w:p>
+            <w:pPr>
+              <w:pStyle w:val="TE-Normal"/>
+              <w:ind w:firstLine="0"/>
+              <w:rPr>
+                <w:sz w:val="22"/>
+                <w:szCs w:val="22"/>
+              </w:rPr>
+            </w:pPr>
+            <w:r>
+              <w:rPr>
+                <w:sz w:val="22"/>
+                <w:szCs w:val="22"/>
+              </w:rPr>
+              <w:t>Nome da partitura analisada</w:t>
+            </w:r>
+          </w:p>
+        </w:tc>
+        <w:tc>
+          <w:tcPr>
+            <w:tcW w:w="3958" w:type="dxa"/>
+            <w:vAlign w:val="center"/>
+          </w:tcPr>
+          <w:p>
+            <w:pPr>
+              <w:pStyle w:val="TE-Normal"/>
+              <w:ind w:firstLine="0"/>
+              <w:rPr>
+                <w:sz w:val="22"/>
+                <w:szCs w:val="22"/>
+              </w:rPr>
+            </w:pPr>
+            <w:r>
+              <w:rPr>
+                <w:sz w:val="22"/>
+                <w:szCs w:val="22"/>
+              </w:rPr>
+              <w:t>Identificar a origem dos dados e dos padrões encontrados.</w:t>
+            </w:r>
+          </w:p>
+        </w:tc>
+      </w:tr>
+      <w:tr>
+        <w:tc>
+          <w:tcPr>
+            <w:tcW w:w="1145" w:type="dxa"/>
+            <w:vAlign w:val="center"/>
+          </w:tcPr>
+          <w:p>
+            <w:pPr>
+              <w:pStyle w:val="TE-Normal"/>
+              <w:ind w:firstLine="0"/>
+              <w:rPr>
+                <w:sz w:val="22"/>
+                <w:szCs w:val="22"/>
+              </w:rPr>
+            </w:pPr>
+            <w:r>
+              <w:rPr>
+                <w:sz w:val="22"/>
+                <w:szCs w:val="22"/>
+              </w:rPr>
+              <w:t>Posição sequencial</w:t>
+            </w:r>
+          </w:p>
+        </w:tc>
+        <w:tc>
+          <w:tcPr>
+            <w:tcW w:w="3957" w:type="dxa"/>
+            <w:vAlign w:val="center"/>
+          </w:tcPr>
+          <w:p>
+            <w:pPr>
+              <w:pStyle w:val="TE-Normal"/>
+              <w:ind w:firstLine="0"/>
+              <w:rPr>
+                <w:sz w:val="22"/>
+                <w:szCs w:val="22"/>
+              </w:rPr>
+            </w:pPr>
+            <w:r>
+              <w:rPr>
+                <w:sz w:val="22"/>
+                <w:szCs w:val="22"/>
+              </w:rPr>
+              <w:t>Ordem da nota dentro da sequência melódica</w:t>
+            </w:r>
+          </w:p>
+        </w:tc>
+        <w:tc>
+          <w:tcPr>
+            <w:tcW w:w="3958" w:type="dxa"/>
+            <w:vAlign w:val="center"/>
+          </w:tcPr>
+          <w:p>
+            <w:pPr>
+              <w:pStyle w:val="TE-Normal"/>
+              <w:ind w:firstLine="0"/>
+              <w:rPr>
+                <w:sz w:val="22"/>
+                <w:szCs w:val="22"/>
+              </w:rPr>
+            </w:pPr>
+            <w:r>
+              <w:rPr>
+                <w:sz w:val="22"/>
+                <w:szCs w:val="22"/>
+              </w:rPr>
+              <w:t>Preservar a ordem dos eventos musicais.</w:t>
+            </w:r>
+          </w:p>
+        </w:tc>
+      </w:tr>
+      <w:tr>
+        <w:tc>
+          <w:tcPr>
+            <w:tcW w:w="1145" w:type="dxa"/>
+            <w:vAlign w:val="center"/>
+          </w:tcPr>
+          <w:p>
+            <w:pPr>
+              <w:pStyle w:val="TE-Normal"/>
+              <w:ind w:firstLine="0"/>
+              <w:rPr>
+                <w:sz w:val="22"/>
+                <w:szCs w:val="22"/>
+              </w:rPr>
+            </w:pPr>
+            <w:r>
+              <w:rPr>
+                <w:sz w:val="22"/>
+                <w:szCs w:val="22"/>
+              </w:rPr>
+              <w:t>Compasso</w:t>
+            </w:r>
+          </w:p>
+        </w:tc>
+        <w:tc>
+          <w:tcPr>
+            <w:tcW w:w="3957" w:type="dxa"/>
+            <w:vAlign w:val="center"/>
+          </w:tcPr>
+          <w:p>
+            <w:pPr>
+              <w:pStyle w:val="TE-Normal"/>
+              <w:ind w:firstLine="0"/>
+              <w:rPr>
+                <w:sz w:val="22"/>
+                <w:szCs w:val="22"/>
+              </w:rPr>
+            </w:pPr>
+            <w:r>
+              <w:rPr>
+                <w:sz w:val="22"/>
+                <w:szCs w:val="22"/>
+              </w:rPr>
+              <w:t>Localização aproximada da nota na partitura</w:t>
+            </w:r>
+          </w:p>
+        </w:tc>
+        <w:tc>
+          <w:tcPr>
+            <w:tcW w:w="3958" w:type="dxa"/>
+            <w:vAlign w:val="center"/>
+          </w:tcPr>
+          <w:p>
+            <w:pPr>
+              <w:pStyle w:val="TE-Normal"/>
+              <w:ind w:firstLine="0"/>
+              <w:rPr>
+                <w:sz w:val="22"/>
+                <w:szCs w:val="22"/>
+              </w:rPr>
+            </w:pPr>
+            <w:r>
+              <w:rPr>
+                <w:sz w:val="22"/>
+                <w:szCs w:val="22"/>
+              </w:rPr>
+              <w:t>Permitir localizar as ocorrências dos padrões identificados.</w:t>
+            </w:r>
+          </w:p>
+        </w:tc>
+      </w:tr>
+      <w:tr>
+        <w:tc>
+          <w:tcPr>
+            <w:tcW w:w="1145" w:type="dxa"/>
+            <w:vAlign w:val="center"/>
+          </w:tcPr>
+          <w:p>
+            <w:pPr>
+              <w:pStyle w:val="TE-Normal"/>
+              <w:ind w:firstLine="0"/>
+              <w:rPr>
+                <w:sz w:val="22"/>
+                <w:szCs w:val="22"/>
+              </w:rPr>
+            </w:pPr>
+            <w:r>
+              <w:rPr>
+                <w:sz w:val="22"/>
+                <w:szCs w:val="22"/>
+              </w:rPr>
+              <w:t>Altura</w:t>
+            </w:r>
+          </w:p>
+        </w:tc>
+        <w:tc>
+          <w:tcPr>
+            <w:tcW w:w="3957" w:type="dxa"/>
+            <w:vAlign w:val="center"/>
+          </w:tcPr>
+          <w:p>
+            <w:pPr>
+              <w:pStyle w:val="TE-Normal"/>
+              <w:ind w:firstLine="0"/>
+              <w:rPr>
+                <w:sz w:val="22"/>
+                <w:szCs w:val="22"/>
+              </w:rPr>
+            </w:pPr>
+            <w:r>
+              <w:rPr>
+                <w:sz w:val="22"/>
+                <w:szCs w:val="22"/>
+              </w:rPr>
+              <w:t>Representação da nota, preferencialmente em valor numérico, como MIDI</w:t>
+            </w:r>
+          </w:p>
+        </w:tc>
+        <w:tc>
+          <w:tcPr>
+            <w:tcW w:w="3958" w:type="dxa"/>
+            <w:vAlign w:val="center"/>
+          </w:tcPr>
+          <w:p>
+            <w:pPr>
+              <w:pStyle w:val="TE-Normal"/>
+              <w:ind w:firstLine="0"/>
+              <w:rPr>
+                <w:sz w:val="22"/>
+                <w:szCs w:val="22"/>
+              </w:rPr>
+            </w:pPr>
+            <w:r>
+              <w:rPr>
+                <w:sz w:val="22"/>
+                <w:szCs w:val="22"/>
+              </w:rPr>
+              <w:t>Servir de base para o cálculo dos intervalos melódicos.</w:t>
+            </w:r>
+          </w:p>
+        </w:tc>
+      </w:tr>
+      <w:tr>
+        <w:tc>
+          <w:tcPr>
+            <w:tcW w:w="1145" w:type="dxa"/>
+            <w:vAlign w:val="center"/>
+          </w:tcPr>
+          <w:p>
+            <w:pPr>
+              <w:pStyle w:val="TE-Normal"/>
+              <w:ind w:firstLine="0"/>
+              <w:rPr>
+                <w:sz w:val="22"/>
+                <w:szCs w:val="22"/>
+              </w:rPr>
+            </w:pPr>
+            <w:r>
+              <w:rPr>
+                <w:sz w:val="22"/>
+                <w:szCs w:val="22"/>
+              </w:rPr>
+              <w:t>Duração</w:t>
+            </w:r>
+          </w:p>
+        </w:tc>
+        <w:tc>
+          <w:tcPr>
+            <w:tcW w:w="3957" w:type="dxa"/>
+            <w:vAlign w:val="center"/>
+          </w:tcPr>
+          <w:p>
+            <w:pPr>
+              <w:pStyle w:val="TE-Normal"/>
+              <w:ind w:firstLine="0"/>
+              <w:rPr>
+                <w:sz w:val="22"/>
+                <w:szCs w:val="22"/>
+              </w:rPr>
+            </w:pPr>
+            <w:r>
+              <w:rPr>
+                <w:sz w:val="22"/>
+                <w:szCs w:val="22"/>
+              </w:rPr>
+              <w:t>Valor temporal da nota na partitura</w:t>
+            </w:r>
+          </w:p>
+        </w:tc>
+        <w:tc>
+          <w:tcPr>
+            <w:tcW w:w="3958" w:type="dxa"/>
+            <w:vAlign w:val="center"/>
+          </w:tcPr>
+          <w:p>
+            <w:pPr>
+              <w:pStyle w:val="TE-Normal"/>
+              <w:ind w:firstLine="0"/>
+              <w:rPr>
+                <w:sz w:val="22"/>
+                <w:szCs w:val="22"/>
+              </w:rPr>
+            </w:pPr>
+            <w:r>
+              <w:rPr>
+                <w:sz w:val="22"/>
+                <w:szCs w:val="22"/>
+              </w:rPr>
+              <w:t>Registrar informação musical complementar para análise posterior.</w:t>
+            </w:r>
+          </w:p>
+        </w:tc>
+      </w:tr>
+      <w:tr>
+        <w:tc>
+          <w:tcPr>
+            <w:tcW w:w="1145" w:type="dxa"/>
+            <w:vAlign w:val="center"/>
+          </w:tcPr>
+          <w:p>
+            <w:pPr>
+              <w:pStyle w:val="TE-Normal"/>
+              <w:ind w:firstLine="0"/>
+              <w:rPr>
+                <w:sz w:val="22"/>
+                <w:szCs w:val="22"/>
+              </w:rPr>
+            </w:pPr>
+            <w:r>
+              <w:rPr>
+                <w:sz w:val="22"/>
+                <w:szCs w:val="22"/>
+              </w:rPr>
+              <w:t>Intervalo</w:t>
+            </w:r>
+          </w:p>
+        </w:tc>
+        <w:tc>
+          <w:tcPr>
+            <w:tcW w:w="3957" w:type="dxa"/>
+            <w:vAlign w:val="center"/>
+          </w:tcPr>
+          <w:p>
+            <w:pPr>
+              <w:pStyle w:val="TE-Normal"/>
+              <w:ind w:firstLine="0"/>
+              <w:rPr>
+                <w:sz w:val="22"/>
+                <w:szCs w:val="22"/>
+              </w:rPr>
+            </w:pPr>
+            <w:r>
+              <w:rPr>
+                <w:sz w:val="22"/>
+                <w:szCs w:val="22"/>
+              </w:rPr>
+              <w:t>Diferença de altura entre a nota atual e a nota anterior</w:t>
+            </w:r>
+          </w:p>
+        </w:tc>
+        <w:tc>
+          <w:tcPr>
+            <w:tcW w:w="3958" w:type="dxa"/>
+            <w:vAlign w:val="center"/>
+          </w:tcPr>
+          <w:p>
+            <w:pPr>
+              <w:pStyle w:val="TE-Normal"/>
+              <w:ind w:firstLine="0"/>
+              <w:rPr>
+                <w:sz w:val="22"/>
+                <w:szCs w:val="22"/>
+              </w:rPr>
+            </w:pPr>
+            <w:r>
+              <w:rPr>
+                <w:sz w:val="22"/>
+                <w:szCs w:val="22"/>
+              </w:rPr>
+              <w:t>Representar a estrutura intervalar da melodia.</w:t>
+            </w:r>
+          </w:p>
+        </w:tc>
+      </w:tr>
+      <w:tr>
+        <w:tc>
+          <w:tcPr>
+            <w:tcW w:w="1145" w:type="dxa"/>
+            <w:vAlign w:val="center"/>
+          </w:tcPr>
+          <w:p>
+            <w:pPr>
+              <w:pStyle w:val="TE-Normal"/>
+              <w:ind w:firstLine="0"/>
+              <w:rPr>
+                <w:sz w:val="22"/>
+                <w:szCs w:val="22"/>
+              </w:rPr>
+            </w:pPr>
+            <w:r>
+              <w:rPr>
+                <w:sz w:val="22"/>
+                <w:szCs w:val="22"/>
+              </w:rPr>
+              <w:t>Contorno</w:t>
+            </w:r>
+          </w:p>
+        </w:tc>
+        <w:tc>
+          <w:tcPr>
+            <w:tcW w:w="3957" w:type="dxa"/>
+            <w:vAlign w:val="center"/>
+          </w:tcPr>
+          <w:p>
+            <w:pPr>
+              <w:pStyle w:val="TE-Normal"/>
+              <w:ind w:firstLine="0"/>
+              <w:rPr>
+                <w:sz w:val="22"/>
+                <w:szCs w:val="22"/>
+              </w:rPr>
+            </w:pPr>
+            <w:r>
+              <w:rPr>
+                <w:sz w:val="22"/>
+                <w:szCs w:val="22"/>
+              </w:rPr>
+              <w:t>Direção do movimento melódico, como subida, descida ou repetição</w:t>
+            </w:r>
+          </w:p>
+        </w:tc>
+        <w:tc>
+          <w:tcPr>
+            <w:tcW w:w="3958" w:type="dxa"/>
+            <w:vAlign w:val="center"/>
+          </w:tcPr>
+          <w:p>
+            <w:pPr>
+              <w:pStyle w:val="TE-Normal"/>
+              <w:ind w:firstLine="0"/>
+              <w:rPr>
+                <w:sz w:val="22"/>
+                <w:szCs w:val="22"/>
+              </w:rPr>
+            </w:pPr>
+            <w:r>
+              <w:rPr>
+                <w:sz w:val="22"/>
+                <w:szCs w:val="22"/>
+              </w:rPr>
+              <w:t>Permitir a comparação abstrata entre trechos melódicos.</w:t>
+            </w:r>
+          </w:p>
+        </w:tc>
+      </w:tr>
+    </w:tbl>
+    <w:p>
+      <w:pPr>
         <w:widowControl w:val="0"/>
         <w:pBdr>
           <w:top w:val="nil"/>
@@ -8949,58 +10274,95 @@
           <w:szCs w:val="22"/>
         </w:rPr>
       </w:pPr>
+      <w:r>
+        <w:rPr>
+          <w:color w:val="000000" w:themeColor="text1"/>
+          <w:sz w:val="22"/>
+          <w:szCs w:val="22"/>
+        </w:rPr>
+        <w:t>Fonte: Elaborada pelo autor (2026).</w:t>
+      </w:r>
+    </w:p>
+    <w:p>
+      <w:pPr>
+        <w:widowControl w:val="0"/>
+        <w:pBdr>
+          <w:top w:val="nil"/>
+          <w:left w:val="nil"/>
+          <w:bottom w:val="nil"/>
+          <w:right w:val="nil"/>
+          <w:between w:val="nil"/>
+        </w:pBdr>
+        <w:spacing w:line="360" w:lineRule="auto"/>
+        <w:jc w:val="center"/>
+        <w:rPr>
+          <w:color w:val="000000" w:themeColor="text1"/>
+          <w:sz w:val="22"/>
+          <w:szCs w:val="22"/>
+        </w:rPr>
+      </w:pPr>
+    </w:p>
+    <w:p>
+      <w:pPr>
+        <w:pStyle w:val="TE-Normal"/>
+      </w:pPr>
+      <w:r>
+        <w:t>A organização desses campos é essencial para que o protótipo consiga realizar a comparação entre subsequências musicais. A altura das notas permite calcular os intervalos melódicos, enquanto a sequência de intervalos possibilita a identificação de padrões transpostos. Já o contorno melódico oferece uma representação mais abstrata, permitindo reconhecer trechos que apresentam movimentos semelhantes, mesmo quando os intervalos exatos não coincidem.</w:t>
+      </w:r>
+    </w:p>
+    <w:p>
+      <w:pPr>
+        <w:pStyle w:val="TE-Normal"/>
+      </w:pPr>
+      <w:r>
+        <w:t>Além disso, a presença de informações como posição sequencial e compasso é importante para a etapa de apresentação dos resultados. Esses dados permitem indicar onde cada padrão ocorre dentro da partitura, facilitando a posterior verificação manual e a interpretação qualitativa dos padrões detectados</w:t>
+      </w:r>
+      <w:r>
+        <w:t>.</w:t>
+      </w:r>
     </w:p>
     <w:p>
       <w:pPr>
         <w:pStyle w:val="T2-TituloSecundario"/>
       </w:pPr>
-      <w:r>
-        <w:t>Estrutura dos dados extraídos</w:t>
-      </w:r>
-    </w:p>
-    <w:p>
-      <w:pPr>
-        <w:pStyle w:val="T2-TituloSecundario"/>
-      </w:pPr>
+      <w:bookmarkStart w:id="65" w:name="_Toc230642000"/>
       <w:r>
         <w:t>Representação dos resultados esperados</w:t>
       </w:r>
-    </w:p>
-    <w:p>
-      <w:pPr>
-        <w:pStyle w:val="T2-TituloSecundario"/>
-      </w:pPr>
-      <w:r>
-        <w:t>Considerações do capítulo</w:t>
-      </w:r>
+      <w:bookmarkEnd w:id="65"/>
     </w:p>
     <w:p>
       <w:pPr>
         <w:pStyle w:val="TE-Normal"/>
       </w:pPr>
+      <w:r>
+        <w:t xml:space="preserve">Os resultados esperados do protótipo consistem na apresentação dos padrões melódicos recorrentes identificados a partir das representações intervalar e de contorno </w:t>
+      </w:r>
+      <w:r>
+        <w:lastRenderedPageBreak/>
+        <w:t>melódico. Como a proposta deste trabalho possui caráter exploratório, a apresentação dos resultados deve priorizar a clareza das informações, permitindo que os padrões encontrados sejam interpretados e verificados manualmente.</w:t>
+      </w:r>
     </w:p>
     <w:p>
       <w:pPr>
         <w:pStyle w:val="TE-Normal"/>
-        <w:ind w:left="1009" w:firstLine="0"/>
-      </w:pPr>
-    </w:p>
-    <w:p>
-      <w:pPr>
-        <w:pStyle w:val="T1-TituloPrimario"/>
-      </w:pPr>
-      <w:r>
-        <w:lastRenderedPageBreak/>
-        <w:t>CRONOGRAMA</w:t>
-      </w:r>
-      <w:bookmarkEnd w:id="51"/>
+      </w:pPr>
+      <w:r>
+        <w:t>Para cada padrão identificado, o protótipo deverá apresentar a representação utilizada, a sequência correspondente, o número de ocorrências e a localização aproximada nas partituras analisadas. Essa organização permitirá observar quais padrões foram detectados por meio da comparação intervalar e quais foram identificados por meio do contorno melódico. Também será possível comparar os resultados obtidos por cada abordagem, verificando diferenças entre padrões mais específicos e padrões mais abstratos.</w:t>
+      </w:r>
     </w:p>
     <w:p>
       <w:pPr>
         <w:pStyle w:val="TE-Normal"/>
       </w:pPr>
       <w:r>
-        <w:t>O desenvolvimento do trabalho será organizado em duas etapas principais, correspondentes ao TCC I e ao TCC II. No TCC I, concentram-se as atividades de definição do tema, levantamento bibliográfico, delimitação metodológica e elaboração da estrutura inicial do trabalho. No TCC II, serão realizadas a implementação do protótipo, a execução dos experimentos, a análise dos resultados e a finalização do documento.</w:t>
+        <w:t xml:space="preserve">O Quadro </w:t>
+      </w:r>
+      <w:r>
+        <w:t>5</w:t>
+      </w:r>
+      <w:r>
+        <w:t xml:space="preserve"> apresenta uma estrutura prevista para a representação dos resultados gerados pelo protótipo.</w:t>
       </w:r>
     </w:p>
     <w:p>
@@ -9021,7 +10383,7 @@
           <w:szCs w:val="22"/>
         </w:rPr>
       </w:pPr>
-      <w:bookmarkStart w:id="54" w:name="_Toc230257712"/>
+      <w:bookmarkStart w:id="66" w:name="_Toc230641861"/>
       <w:r>
         <w:rPr>
           <w:b/>
@@ -9081,7 +10443,7 @@
           <w:sz w:val="22"/>
           <w:szCs w:val="22"/>
         </w:rPr>
-        <w:t>4</w:t>
+        <w:t>5</w:t>
       </w:r>
       <w:r>
         <w:rPr>
@@ -9097,15 +10459,887 @@
       </w:r>
       <w:r>
         <w:rPr>
+          <w:b/>
+          <w:bCs/>
           <w:i w:val="0"/>
           <w:iCs w:val="0"/>
           <w:color w:val="auto"/>
           <w:sz w:val="22"/>
           <w:szCs w:val="22"/>
         </w:rPr>
+        <w:t xml:space="preserve"> </w:t>
+      </w:r>
+      <w:r>
+        <w:rPr>
+          <w:i w:val="0"/>
+          <w:iCs w:val="0"/>
+          <w:color w:val="auto"/>
+          <w:sz w:val="22"/>
+          <w:szCs w:val="22"/>
+        </w:rPr>
+        <w:t>- Estrutura prevista para apresentação dos resultados</w:t>
+      </w:r>
+      <w:bookmarkEnd w:id="66"/>
+    </w:p>
+    <w:tbl>
+      <w:tblPr>
+        <w:tblStyle w:val="Tabelacomgrade"/>
+        <w:tblW w:w="0" w:type="auto"/>
+        <w:tblLook w:val="04A0" w:firstRow="1" w:lastRow="0" w:firstColumn="1" w:lastColumn="0" w:noHBand="0" w:noVBand="1"/>
+      </w:tblPr>
+      <w:tblGrid>
+        <w:gridCol w:w="1890"/>
+        <w:gridCol w:w="1536"/>
+        <w:gridCol w:w="1389"/>
+        <w:gridCol w:w="1559"/>
+        <w:gridCol w:w="2687"/>
+      </w:tblGrid>
+      <w:tr>
+        <w:tc>
+          <w:tcPr>
+            <w:tcW w:w="1890" w:type="dxa"/>
+            <w:vAlign w:val="center"/>
+          </w:tcPr>
+          <w:p>
+            <w:pPr>
+              <w:pStyle w:val="TE-Normal"/>
+              <w:ind w:firstLine="0"/>
+              <w:rPr>
+                <w:sz w:val="22"/>
+                <w:szCs w:val="22"/>
+              </w:rPr>
+            </w:pPr>
+            <w:r>
+              <w:rPr>
+                <w:b/>
+                <w:bCs/>
+                <w:sz w:val="22"/>
+                <w:szCs w:val="22"/>
+              </w:rPr>
+              <w:t>Obra</w:t>
+            </w:r>
+          </w:p>
+        </w:tc>
+        <w:tc>
+          <w:tcPr>
+            <w:tcW w:w="1536" w:type="dxa"/>
+            <w:vAlign w:val="center"/>
+          </w:tcPr>
+          <w:p>
+            <w:pPr>
+              <w:pStyle w:val="TE-Normal"/>
+              <w:ind w:firstLine="0"/>
+              <w:rPr>
+                <w:sz w:val="22"/>
+                <w:szCs w:val="22"/>
+              </w:rPr>
+            </w:pPr>
+            <w:r>
+              <w:rPr>
+                <w:b/>
+                <w:bCs/>
+                <w:sz w:val="22"/>
+                <w:szCs w:val="22"/>
+              </w:rPr>
+              <w:t>Tipo</w:t>
+            </w:r>
+            <w:r>
+              <w:rPr>
+                <w:b/>
+                <w:bCs/>
+                <w:sz w:val="22"/>
+                <w:szCs w:val="22"/>
+              </w:rPr>
+              <w:t xml:space="preserve"> </w:t>
+            </w:r>
+            <w:r>
+              <w:rPr>
+                <w:b/>
+                <w:bCs/>
+                <w:sz w:val="22"/>
+                <w:szCs w:val="22"/>
+              </w:rPr>
+              <w:t>de</w:t>
+            </w:r>
+            <w:r>
+              <w:rPr>
+                <w:b/>
+                <w:bCs/>
+                <w:sz w:val="22"/>
+                <w:szCs w:val="22"/>
+              </w:rPr>
+              <w:t xml:space="preserve"> </w:t>
+            </w:r>
+            <w:r>
+              <w:rPr>
+                <w:b/>
+                <w:bCs/>
+                <w:sz w:val="22"/>
+                <w:szCs w:val="22"/>
+              </w:rPr>
+              <w:t>representação</w:t>
+            </w:r>
+          </w:p>
+        </w:tc>
+        <w:tc>
+          <w:tcPr>
+            <w:tcW w:w="1389" w:type="dxa"/>
+            <w:vAlign w:val="center"/>
+          </w:tcPr>
+          <w:p>
+            <w:pPr>
+              <w:pStyle w:val="TE-Normal"/>
+              <w:ind w:firstLine="0"/>
+              <w:rPr>
+                <w:sz w:val="22"/>
+                <w:szCs w:val="22"/>
+              </w:rPr>
+            </w:pPr>
+            <w:r>
+              <w:rPr>
+                <w:b/>
+                <w:bCs/>
+                <w:sz w:val="22"/>
+                <w:szCs w:val="22"/>
+              </w:rPr>
+              <w:t>Padrão identificado</w:t>
+            </w:r>
+          </w:p>
+        </w:tc>
+        <w:tc>
+          <w:tcPr>
+            <w:tcW w:w="1559" w:type="dxa"/>
+            <w:vAlign w:val="center"/>
+          </w:tcPr>
+          <w:p>
+            <w:pPr>
+              <w:pStyle w:val="TE-Normal"/>
+              <w:ind w:firstLine="0"/>
+              <w:rPr>
+                <w:sz w:val="22"/>
+                <w:szCs w:val="22"/>
+              </w:rPr>
+            </w:pPr>
+            <w:r>
+              <w:rPr>
+                <w:b/>
+                <w:bCs/>
+                <w:sz w:val="22"/>
+                <w:szCs w:val="22"/>
+              </w:rPr>
+              <w:t>Ocorrências</w:t>
+            </w:r>
+          </w:p>
+        </w:tc>
+        <w:tc>
+          <w:tcPr>
+            <w:tcW w:w="2687" w:type="dxa"/>
+            <w:vAlign w:val="center"/>
+          </w:tcPr>
+          <w:p>
+            <w:pPr>
+              <w:pStyle w:val="TE-Normal"/>
+              <w:ind w:firstLine="0"/>
+              <w:rPr>
+                <w:sz w:val="22"/>
+                <w:szCs w:val="22"/>
+              </w:rPr>
+            </w:pPr>
+            <w:r>
+              <w:rPr>
+                <w:b/>
+                <w:bCs/>
+                <w:sz w:val="22"/>
+                <w:szCs w:val="22"/>
+              </w:rPr>
+              <w:t>Localização aproximada</w:t>
+            </w:r>
+          </w:p>
+        </w:tc>
+      </w:tr>
+      <w:tr>
+        <w:tc>
+          <w:tcPr>
+            <w:tcW w:w="1890" w:type="dxa"/>
+            <w:vAlign w:val="center"/>
+          </w:tcPr>
+          <w:p>
+            <w:pPr>
+              <w:pStyle w:val="TE-Normal"/>
+              <w:ind w:firstLine="0"/>
+              <w:rPr>
+                <w:sz w:val="22"/>
+                <w:szCs w:val="22"/>
+              </w:rPr>
+            </w:pPr>
+            <w:r>
+              <w:rPr>
+                <w:sz w:val="22"/>
+                <w:szCs w:val="22"/>
+              </w:rPr>
+              <w:t>Fantasia em Ré menor</w:t>
+            </w:r>
+          </w:p>
+        </w:tc>
+        <w:tc>
+          <w:tcPr>
+            <w:tcW w:w="1536" w:type="dxa"/>
+            <w:vAlign w:val="center"/>
+          </w:tcPr>
+          <w:p>
+            <w:pPr>
+              <w:pStyle w:val="TE-Normal"/>
+              <w:ind w:firstLine="0"/>
+              <w:rPr>
+                <w:sz w:val="22"/>
+                <w:szCs w:val="22"/>
+              </w:rPr>
+            </w:pPr>
+            <w:r>
+              <w:rPr>
+                <w:sz w:val="22"/>
+                <w:szCs w:val="22"/>
+              </w:rPr>
+              <w:t>Intervalar</w:t>
+            </w:r>
+          </w:p>
+        </w:tc>
+        <w:tc>
+          <w:tcPr>
+            <w:tcW w:w="1389" w:type="dxa"/>
+            <w:vAlign w:val="center"/>
+          </w:tcPr>
+          <w:p>
+            <w:pPr>
+              <w:pStyle w:val="TE-Normal"/>
+              <w:ind w:firstLine="0"/>
+              <w:rPr>
+                <w:sz w:val="22"/>
+                <w:szCs w:val="22"/>
+              </w:rPr>
+            </w:pPr>
+            <w:r>
+              <w:rPr>
+                <w:sz w:val="22"/>
+                <w:szCs w:val="22"/>
+              </w:rPr>
+              <w:t>+2, +3, -1</w:t>
+            </w:r>
+          </w:p>
+        </w:tc>
+        <w:tc>
+          <w:tcPr>
+            <w:tcW w:w="1559" w:type="dxa"/>
+            <w:vAlign w:val="center"/>
+          </w:tcPr>
+          <w:p>
+            <w:pPr>
+              <w:pStyle w:val="TE-Normal"/>
+              <w:ind w:firstLine="0"/>
+              <w:rPr>
+                <w:sz w:val="22"/>
+                <w:szCs w:val="22"/>
+              </w:rPr>
+            </w:pPr>
+            <w:r>
+              <w:rPr>
+                <w:sz w:val="22"/>
+                <w:szCs w:val="22"/>
+              </w:rPr>
+              <w:t>3</w:t>
+            </w:r>
+          </w:p>
+        </w:tc>
+        <w:tc>
+          <w:tcPr>
+            <w:tcW w:w="2687" w:type="dxa"/>
+            <w:vAlign w:val="center"/>
+          </w:tcPr>
+          <w:p>
+            <w:pPr>
+              <w:pStyle w:val="TE-Normal"/>
+              <w:ind w:firstLine="0"/>
+              <w:rPr>
+                <w:sz w:val="22"/>
+                <w:szCs w:val="22"/>
+              </w:rPr>
+            </w:pPr>
+            <w:r>
+              <w:rPr>
+                <w:sz w:val="22"/>
+                <w:szCs w:val="22"/>
+              </w:rPr>
+              <w:t>Compassos 4, 12 e 18</w:t>
+            </w:r>
+          </w:p>
+        </w:tc>
+      </w:tr>
+      <w:tr>
+        <w:tc>
+          <w:tcPr>
+            <w:tcW w:w="1890" w:type="dxa"/>
+            <w:vAlign w:val="center"/>
+          </w:tcPr>
+          <w:p>
+            <w:pPr>
+              <w:pStyle w:val="TE-Normal"/>
+              <w:ind w:firstLine="0"/>
+              <w:rPr>
+                <w:sz w:val="22"/>
+                <w:szCs w:val="22"/>
+              </w:rPr>
+            </w:pPr>
+            <w:r>
+              <w:rPr>
+                <w:sz w:val="22"/>
+                <w:szCs w:val="22"/>
+              </w:rPr>
+              <w:t>Fantasia em Ré menor</w:t>
+            </w:r>
+          </w:p>
+        </w:tc>
+        <w:tc>
+          <w:tcPr>
+            <w:tcW w:w="1536" w:type="dxa"/>
+            <w:vAlign w:val="center"/>
+          </w:tcPr>
+          <w:p>
+            <w:pPr>
+              <w:pStyle w:val="TE-Normal"/>
+              <w:ind w:firstLine="0"/>
+              <w:rPr>
+                <w:sz w:val="22"/>
+                <w:szCs w:val="22"/>
+              </w:rPr>
+            </w:pPr>
+            <w:r>
+              <w:rPr>
+                <w:sz w:val="22"/>
+                <w:szCs w:val="22"/>
+              </w:rPr>
+              <w:t>Contorno</w:t>
+            </w:r>
+          </w:p>
+        </w:tc>
+        <w:tc>
+          <w:tcPr>
+            <w:tcW w:w="1389" w:type="dxa"/>
+            <w:vAlign w:val="center"/>
+          </w:tcPr>
+          <w:p>
+            <w:pPr>
+              <w:pStyle w:val="TE-Normal"/>
+              <w:ind w:firstLine="0"/>
+              <w:rPr>
+                <w:sz w:val="22"/>
+                <w:szCs w:val="22"/>
+              </w:rPr>
+            </w:pPr>
+            <w:r>
+              <w:rPr>
+                <w:sz w:val="22"/>
+                <w:szCs w:val="22"/>
+              </w:rPr>
+              <w:t>↑, ↑, ↓</w:t>
+            </w:r>
+          </w:p>
+        </w:tc>
+        <w:tc>
+          <w:tcPr>
+            <w:tcW w:w="1559" w:type="dxa"/>
+            <w:vAlign w:val="center"/>
+          </w:tcPr>
+          <w:p>
+            <w:pPr>
+              <w:pStyle w:val="TE-Normal"/>
+              <w:ind w:firstLine="0"/>
+              <w:rPr>
+                <w:sz w:val="22"/>
+                <w:szCs w:val="22"/>
+              </w:rPr>
+            </w:pPr>
+            <w:r>
+              <w:rPr>
+                <w:sz w:val="22"/>
+                <w:szCs w:val="22"/>
+              </w:rPr>
+              <w:t>5</w:t>
+            </w:r>
+          </w:p>
+        </w:tc>
+        <w:tc>
+          <w:tcPr>
+            <w:tcW w:w="2687" w:type="dxa"/>
+            <w:vAlign w:val="center"/>
+          </w:tcPr>
+          <w:p>
+            <w:pPr>
+              <w:pStyle w:val="TE-Normal"/>
+              <w:ind w:firstLine="0"/>
+              <w:rPr>
+                <w:sz w:val="22"/>
+                <w:szCs w:val="22"/>
+              </w:rPr>
+            </w:pPr>
+            <w:r>
+              <w:rPr>
+                <w:sz w:val="22"/>
+                <w:szCs w:val="22"/>
+              </w:rPr>
+              <w:t>Compassos 4, 8, 12, 18 e 24</w:t>
+            </w:r>
+          </w:p>
+        </w:tc>
+      </w:tr>
+      <w:tr>
+        <w:tc>
+          <w:tcPr>
+            <w:tcW w:w="1890" w:type="dxa"/>
+            <w:vAlign w:val="center"/>
+          </w:tcPr>
+          <w:p>
+            <w:pPr>
+              <w:pStyle w:val="TE-Normal"/>
+              <w:ind w:firstLine="0"/>
+              <w:rPr>
+                <w:sz w:val="22"/>
+                <w:szCs w:val="22"/>
+              </w:rPr>
+            </w:pPr>
+            <w:r>
+              <w:rPr>
+                <w:sz w:val="22"/>
+                <w:szCs w:val="22"/>
+              </w:rPr>
+              <w:t>Valsa do Diabo</w:t>
+            </w:r>
+          </w:p>
+        </w:tc>
+        <w:tc>
+          <w:tcPr>
+            <w:tcW w:w="1536" w:type="dxa"/>
+            <w:vAlign w:val="center"/>
+          </w:tcPr>
+          <w:p>
+            <w:pPr>
+              <w:pStyle w:val="TE-Normal"/>
+              <w:ind w:firstLine="0"/>
+              <w:rPr>
+                <w:sz w:val="22"/>
+                <w:szCs w:val="22"/>
+              </w:rPr>
+            </w:pPr>
+            <w:r>
+              <w:rPr>
+                <w:sz w:val="22"/>
+                <w:szCs w:val="22"/>
+              </w:rPr>
+              <w:t>Intervalar</w:t>
+            </w:r>
+          </w:p>
+        </w:tc>
+        <w:tc>
+          <w:tcPr>
+            <w:tcW w:w="1389" w:type="dxa"/>
+            <w:vAlign w:val="center"/>
+          </w:tcPr>
+          <w:p>
+            <w:pPr>
+              <w:pStyle w:val="TE-Normal"/>
+              <w:ind w:firstLine="0"/>
+              <w:rPr>
+                <w:sz w:val="22"/>
+                <w:szCs w:val="22"/>
+              </w:rPr>
+            </w:pPr>
+            <w:r>
+              <w:rPr>
+                <w:sz w:val="22"/>
+                <w:szCs w:val="22"/>
+              </w:rPr>
+              <w:t>-2, -1, +3</w:t>
+            </w:r>
+          </w:p>
+        </w:tc>
+        <w:tc>
+          <w:tcPr>
+            <w:tcW w:w="1559" w:type="dxa"/>
+            <w:vAlign w:val="center"/>
+          </w:tcPr>
+          <w:p>
+            <w:pPr>
+              <w:pStyle w:val="TE-Normal"/>
+              <w:ind w:firstLine="0"/>
+              <w:rPr>
+                <w:sz w:val="22"/>
+                <w:szCs w:val="22"/>
+              </w:rPr>
+            </w:pPr>
+            <w:r>
+              <w:rPr>
+                <w:sz w:val="22"/>
+                <w:szCs w:val="22"/>
+              </w:rPr>
+              <w:t>2</w:t>
+            </w:r>
+          </w:p>
+        </w:tc>
+        <w:tc>
+          <w:tcPr>
+            <w:tcW w:w="2687" w:type="dxa"/>
+            <w:vAlign w:val="center"/>
+          </w:tcPr>
+          <w:p>
+            <w:pPr>
+              <w:pStyle w:val="TE-Normal"/>
+              <w:ind w:firstLine="0"/>
+              <w:rPr>
+                <w:sz w:val="22"/>
+                <w:szCs w:val="22"/>
+              </w:rPr>
+            </w:pPr>
+            <w:r>
+              <w:rPr>
+                <w:sz w:val="22"/>
+                <w:szCs w:val="22"/>
+              </w:rPr>
+              <w:t>Compassos 6 e 14</w:t>
+            </w:r>
+          </w:p>
+        </w:tc>
+      </w:tr>
+      <w:tr>
+        <w:tc>
+          <w:tcPr>
+            <w:tcW w:w="1890" w:type="dxa"/>
+            <w:vAlign w:val="center"/>
+          </w:tcPr>
+          <w:p>
+            <w:pPr>
+              <w:pStyle w:val="TE-Normal"/>
+              <w:ind w:firstLine="0"/>
+              <w:rPr>
+                <w:sz w:val="22"/>
+                <w:szCs w:val="22"/>
+              </w:rPr>
+            </w:pPr>
+            <w:r>
+              <w:rPr>
+                <w:sz w:val="22"/>
+                <w:szCs w:val="22"/>
+              </w:rPr>
+              <w:t>Élégie pour un amour</w:t>
+            </w:r>
+          </w:p>
+        </w:tc>
+        <w:tc>
+          <w:tcPr>
+            <w:tcW w:w="1536" w:type="dxa"/>
+            <w:vAlign w:val="center"/>
+          </w:tcPr>
+          <w:p>
+            <w:pPr>
+              <w:pStyle w:val="TE-Normal"/>
+              <w:ind w:firstLine="0"/>
+              <w:rPr>
+                <w:sz w:val="22"/>
+                <w:szCs w:val="22"/>
+              </w:rPr>
+            </w:pPr>
+            <w:r>
+              <w:rPr>
+                <w:sz w:val="22"/>
+                <w:szCs w:val="22"/>
+              </w:rPr>
+              <w:t>Contorno</w:t>
+            </w:r>
+          </w:p>
+        </w:tc>
+        <w:tc>
+          <w:tcPr>
+            <w:tcW w:w="1389" w:type="dxa"/>
+            <w:vAlign w:val="center"/>
+          </w:tcPr>
+          <w:p>
+            <w:pPr>
+              <w:pStyle w:val="TE-Normal"/>
+              <w:ind w:firstLine="0"/>
+              <w:rPr>
+                <w:sz w:val="22"/>
+                <w:szCs w:val="22"/>
+              </w:rPr>
+            </w:pPr>
+            <w:r>
+              <w:rPr>
+                <w:sz w:val="22"/>
+                <w:szCs w:val="22"/>
+              </w:rPr>
+              <w:t>↓, ↓, ↑</w:t>
+            </w:r>
+          </w:p>
+        </w:tc>
+        <w:tc>
+          <w:tcPr>
+            <w:tcW w:w="1559" w:type="dxa"/>
+            <w:vAlign w:val="center"/>
+          </w:tcPr>
+          <w:p>
+            <w:pPr>
+              <w:pStyle w:val="TE-Normal"/>
+              <w:ind w:firstLine="0"/>
+              <w:rPr>
+                <w:sz w:val="22"/>
+                <w:szCs w:val="22"/>
+              </w:rPr>
+            </w:pPr>
+            <w:r>
+              <w:rPr>
+                <w:sz w:val="22"/>
+                <w:szCs w:val="22"/>
+              </w:rPr>
+              <w:t>4</w:t>
+            </w:r>
+          </w:p>
+        </w:tc>
+        <w:tc>
+          <w:tcPr>
+            <w:tcW w:w="2687" w:type="dxa"/>
+            <w:vAlign w:val="center"/>
+          </w:tcPr>
+          <w:p>
+            <w:pPr>
+              <w:pStyle w:val="TE-Normal"/>
+              <w:ind w:firstLine="0"/>
+              <w:rPr>
+                <w:sz w:val="22"/>
+                <w:szCs w:val="22"/>
+              </w:rPr>
+            </w:pPr>
+            <w:r>
+              <w:rPr>
+                <w:sz w:val="22"/>
+                <w:szCs w:val="22"/>
+              </w:rPr>
+              <w:t>Compassos 3, 9, 15 e 21</w:t>
+            </w:r>
+          </w:p>
+        </w:tc>
+      </w:tr>
+    </w:tbl>
+    <w:p>
+      <w:pPr>
+        <w:widowControl w:val="0"/>
+        <w:pBdr>
+          <w:top w:val="nil"/>
+          <w:left w:val="nil"/>
+          <w:bottom w:val="nil"/>
+          <w:right w:val="nil"/>
+          <w:between w:val="nil"/>
+        </w:pBdr>
+        <w:spacing w:line="360" w:lineRule="auto"/>
+        <w:jc w:val="center"/>
+        <w:rPr>
+          <w:color w:val="000000" w:themeColor="text1"/>
+          <w:sz w:val="22"/>
+          <w:szCs w:val="22"/>
+        </w:rPr>
+      </w:pPr>
+      <w:r>
+        <w:rPr>
+          <w:color w:val="000000" w:themeColor="text1"/>
+          <w:sz w:val="22"/>
+          <w:szCs w:val="22"/>
+        </w:rPr>
+        <w:t>Fonte: Elaborada pelo autor (2026).</w:t>
+      </w:r>
+    </w:p>
+    <w:p>
+      <w:pPr>
+        <w:pStyle w:val="TE-Normal"/>
+      </w:pPr>
+    </w:p>
+    <w:p>
+      <w:pPr>
+        <w:pStyle w:val="TE-Normal"/>
+      </w:pPr>
+      <w:r>
+        <w:t>Os dados apresentados no quadro possuem caráter exemplificativo e demonstram como os resultados poderão ser organizados após a execução do protótipo. A coluna referente ao tipo de representação permite distinguir se o padrão foi encontrado por meio da sequência de intervalos ou por meio do contorno melódico. A coluna de ocorrências indica a frequência com que o padrão aparece, enquanto a localização aproximada auxilia na conferência manual dentro da partitura.</w:t>
+      </w:r>
+    </w:p>
+    <w:p>
+      <w:pPr>
+        <w:pStyle w:val="TE-Normal"/>
+      </w:pPr>
+      <w:r>
+        <w:t xml:space="preserve">Essa forma de apresentação busca tornar os resultados compreensíveis tanto </w:t>
+      </w:r>
+      <w:r>
+        <w:lastRenderedPageBreak/>
+        <w:t>do ponto de vista computacional quanto musical. Ao organizar os padrões detectados em tabelas ou relatórios, o protótipo poderá servir como ferramenta de apoio à análise, indicando possíveis recorrências que deverão ser posteriormente avaliadas pelo pesquisador. Assim, os resultados não serão tratados como conclusões automáticas definitivas, mas como indícios estruturados para análise qualitativa.</w:t>
+      </w:r>
+    </w:p>
+    <w:p>
+      <w:pPr>
+        <w:pStyle w:val="T2-TituloSecundario"/>
+      </w:pPr>
+      <w:bookmarkStart w:id="67" w:name="_Toc230642001"/>
+      <w:r>
+        <w:t>Considerações do capítulo</w:t>
+      </w:r>
+      <w:bookmarkEnd w:id="67"/>
+    </w:p>
+    <w:p>
+      <w:pPr>
+        <w:pStyle w:val="TE-Normal"/>
+      </w:pPr>
+      <w:r>
+        <w:t>Este capítulo apresentou a modelagem do protótipo proposto para a identificação automática de padrões melódicos recorrentes em partituras digitais no formato MusicXML. Foram descritos a solução proposta, os requisitos funcionais e não funcionais, a arquitetura geral do sistema, as etapas de processamento das partituras, a estrutura dos dados extraídos e a forma esperada de apresentação dos resultados.</w:t>
+      </w:r>
+    </w:p>
+    <w:p>
+      <w:pPr>
+        <w:pStyle w:val="TE-Normal"/>
+      </w:pPr>
+      <w:r>
+        <w:t>A modelagem apresentada permite compreender como a partitura digital será transformada em dados estruturados para análise computacional. O processo inicia com a leitura do arquivo MusicXML, passa pela extração da linha melódica principal, pela conversão da sequência de notas em representações intervalares e de contorno, e finaliza com a identificação e organização dos padrões recorrentes encontrados.</w:t>
+      </w:r>
+    </w:p>
+    <w:p>
+      <w:pPr>
+        <w:pStyle w:val="TE-Normal"/>
+      </w:pPr>
+      <w:r>
+        <w:t>Dessa forma, o capítulo estabelece a base para a implementação do protótipo no TCC II. A partir da estrutura definida, será possível desenvolver as etapas de extração, representação, comparação e apresentação dos resultados, avaliando posteriormente a viabilidade da abordagem proposta como ferramenta de apoio à análise musical computacional.</w:t>
+      </w:r>
+    </w:p>
+    <w:p>
+      <w:pPr>
+        <w:pStyle w:val="TE-Normal"/>
+        <w:ind w:left="1009" w:firstLine="0"/>
+      </w:pPr>
+    </w:p>
+    <w:p>
+      <w:pPr>
+        <w:pStyle w:val="T1-TituloPrimario"/>
+      </w:pPr>
+      <w:bookmarkStart w:id="68" w:name="_Toc230642002"/>
+      <w:r>
+        <w:lastRenderedPageBreak/>
+        <w:t>CRONOGRAMA</w:t>
+      </w:r>
+      <w:bookmarkEnd w:id="68"/>
+    </w:p>
+    <w:p>
+      <w:pPr>
+        <w:pStyle w:val="TE-Normal"/>
+      </w:pPr>
+      <w:r>
+        <w:t>O desenvolvimento do trabalho será organizado em duas etapas principais, correspondentes ao TCC I e ao TCC II. No TCC I, concentram-se as atividades de definição do tema, levantamento bibliográfico, delimitação metodológica e elaboração da estrutura inicial do trabalho. No TCC II, serão realizadas a implementação do protótipo, a execução dos experimentos, a análise dos resultados e a finalização do documento.</w:t>
+      </w:r>
+    </w:p>
+    <w:p>
+      <w:pPr>
+        <w:pStyle w:val="TE-Normal"/>
+      </w:pPr>
+    </w:p>
+    <w:p>
+      <w:pPr>
+        <w:pStyle w:val="Legenda"/>
+        <w:keepNext/>
+        <w:jc w:val="center"/>
+        <w:rPr>
+          <w:i w:val="0"/>
+          <w:iCs w:val="0"/>
+          <w:color w:val="auto"/>
+          <w:sz w:val="22"/>
+          <w:szCs w:val="22"/>
+        </w:rPr>
+      </w:pPr>
+      <w:bookmarkStart w:id="69" w:name="_Toc230641862"/>
+      <w:r>
+        <w:rPr>
+          <w:b/>
+          <w:bCs/>
+          <w:i w:val="0"/>
+          <w:iCs w:val="0"/>
+          <w:color w:val="auto"/>
+          <w:sz w:val="22"/>
+          <w:szCs w:val="22"/>
+        </w:rPr>
+        <w:t xml:space="preserve">QUADRO </w:t>
+      </w:r>
+      <w:r>
+        <w:rPr>
+          <w:b/>
+          <w:bCs/>
+          <w:i w:val="0"/>
+          <w:iCs w:val="0"/>
+          <w:color w:val="auto"/>
+          <w:sz w:val="22"/>
+          <w:szCs w:val="22"/>
+        </w:rPr>
+        <w:fldChar w:fldCharType="begin"/>
+      </w:r>
+      <w:r>
+        <w:rPr>
+          <w:b/>
+          <w:bCs/>
+          <w:i w:val="0"/>
+          <w:iCs w:val="0"/>
+          <w:color w:val="auto"/>
+          <w:sz w:val="22"/>
+          <w:szCs w:val="22"/>
+        </w:rPr>
+        <w:instrText xml:space="preserve"> SEQ Quadro \* ARABIC </w:instrText>
+      </w:r>
+      <w:r>
+        <w:rPr>
+          <w:b/>
+          <w:bCs/>
+          <w:i w:val="0"/>
+          <w:iCs w:val="0"/>
+          <w:color w:val="auto"/>
+          <w:sz w:val="22"/>
+          <w:szCs w:val="22"/>
+        </w:rPr>
+        <w:fldChar w:fldCharType="separate"/>
+      </w:r>
+      <w:r>
+        <w:rPr>
+          <w:b/>
+          <w:bCs/>
+          <w:i w:val="0"/>
+          <w:iCs w:val="0"/>
+          <w:noProof/>
+          <w:color w:val="auto"/>
+          <w:sz w:val="22"/>
+          <w:szCs w:val="22"/>
+        </w:rPr>
+        <w:t>6</w:t>
+      </w:r>
+      <w:r>
+        <w:rPr>
+          <w:b/>
+          <w:bCs/>
+          <w:i w:val="0"/>
+          <w:iCs w:val="0"/>
+          <w:color w:val="auto"/>
+          <w:sz w:val="22"/>
+          <w:szCs w:val="22"/>
+        </w:rPr>
+        <w:fldChar w:fldCharType="end"/>
+      </w:r>
+      <w:r>
+        <w:rPr>
+          <w:i w:val="0"/>
+          <w:iCs w:val="0"/>
+          <w:color w:val="auto"/>
+          <w:sz w:val="22"/>
+          <w:szCs w:val="22"/>
+        </w:rPr>
         <w:t xml:space="preserve"> - Cronograma previsto para o TCC I</w:t>
       </w:r>
-      <w:bookmarkEnd w:id="54"/>
+      <w:bookmarkEnd w:id="69"/>
     </w:p>
     <w:tbl>
       <w:tblPr>
@@ -10190,7 +12424,7 @@
           <w:szCs w:val="22"/>
         </w:rPr>
       </w:pPr>
-      <w:bookmarkStart w:id="55" w:name="_Toc230257713"/>
+      <w:bookmarkStart w:id="70" w:name="_Toc230641863"/>
       <w:r>
         <w:rPr>
           <w:b/>
@@ -10250,7 +12484,7 @@
           <w:sz w:val="22"/>
           <w:szCs w:val="22"/>
         </w:rPr>
-        <w:t>5</w:t>
+        <w:t>7</w:t>
       </w:r>
       <w:r>
         <w:rPr>
@@ -10274,7 +12508,7 @@
         </w:rPr>
         <w:t xml:space="preserve"> - Cronograma previsto para o TCC II</w:t>
       </w:r>
-      <w:bookmarkEnd w:id="55"/>
+      <w:bookmarkEnd w:id="70"/>
     </w:p>
     <w:tbl>
       <w:tblPr>
@@ -11183,20 +13417,20 @@
       <w:pPr>
         <w:pStyle w:val="TP-TituloCentralizadoPos"/>
       </w:pPr>
-      <w:bookmarkStart w:id="56" w:name="_Toc527721628"/>
-      <w:bookmarkStart w:id="57" w:name="_Toc527793681"/>
-      <w:bookmarkStart w:id="58" w:name="_Toc527795414"/>
-      <w:bookmarkStart w:id="59" w:name="_Toc527798510"/>
-      <w:bookmarkStart w:id="60" w:name="_Toc230257793"/>
+      <w:bookmarkStart w:id="71" w:name="_Toc527721628"/>
+      <w:bookmarkStart w:id="72" w:name="_Toc527793681"/>
+      <w:bookmarkStart w:id="73" w:name="_Toc527795414"/>
+      <w:bookmarkStart w:id="74" w:name="_Toc527798510"/>
+      <w:bookmarkStart w:id="75" w:name="_Toc230642003"/>
       <w:r>
         <w:lastRenderedPageBreak/>
         <w:t>Referências</w:t>
       </w:r>
-      <w:bookmarkEnd w:id="56"/>
-      <w:bookmarkEnd w:id="57"/>
-      <w:bookmarkEnd w:id="58"/>
-      <w:bookmarkEnd w:id="59"/>
-      <w:bookmarkEnd w:id="60"/>
+      <w:bookmarkEnd w:id="71"/>
+      <w:bookmarkEnd w:id="72"/>
+      <w:bookmarkEnd w:id="73"/>
+      <w:bookmarkEnd w:id="74"/>
+      <w:bookmarkEnd w:id="75"/>
       <w:r>
         <w:t xml:space="preserve"> </w:t>
       </w:r>

--- a/docs/Rascunho TCC.docx
+++ b/docs/Rascunho TCC.docx
@@ -1,6 +1,6 @@
 
 <file path=word/document.xml><?xml version="1.0" encoding="utf-8"?>
-<w:document xmlns:wpc="http://schemas.microsoft.com/office/word/2010/wordprocessingCanvas" xmlns:cx="http://schemas.microsoft.com/office/drawing/2014/chartex" xmlns:cx1="http://schemas.microsoft.com/office/drawing/2015/9/8/chartex" xmlns:cx2="http://schemas.microsoft.com/office/drawing/2015/10/21/chartex" xmlns:cx3="http://schemas.microsoft.com/office/drawing/2016/5/9/chartex" xmlns:cx4="http://schemas.microsoft.com/office/drawing/2016/5/10/chartex" xmlns:cx5="http://schemas.microsoft.com/office/drawing/2016/5/11/chartex" xmlns:cx6="http://schemas.microsoft.com/office/drawing/2016/5/12/chartex" xmlns:cx7="http://schemas.microsoft.com/office/drawing/2016/5/13/chartex" xmlns:cx8="http://schemas.microsoft.com/office/drawing/2016/5/14/chartex" xmlns:mc="http://schemas.openxmlformats.org/markup-compatibility/2006" xmlns:aink="http://schemas.microsoft.com/office/drawing/2016/ink" xmlns:am3d="http://schemas.microsoft.com/office/drawing/2017/model3d" xmlns:o="urn:schemas-microsoft-com:office:office" xmlns:oel="http://schemas.microsoft.com/office/2019/extlst" xmlns:r="http://schemas.openxmlformats.org/officeDocument/2006/relationships" xmlns:m="http://schemas.openxmlformats.org/officeDocument/2006/math" xmlns:v="urn:schemas-microsoft-com:vml" xmlns:wp14="http://schemas.microsoft.com/office/word/2010/wordprocessingDrawing" xmlns:wp="http://schemas.openxmlformats.org/drawingml/2006/wordprocessingDrawing" xmlns:w10="urn:schemas-microsoft-com:office:word" xmlns:w="http://schemas.openxmlformats.org/wordprocessingml/2006/main" xmlns:w14="http://schemas.microsoft.com/office/word/2010/wordml" xmlns:w15="http://schemas.microsoft.com/office/word/2012/wordml" xmlns:w16cex="http://schemas.microsoft.com/office/word/2018/wordml/cex" xmlns:w16cid="http://schemas.microsoft.com/office/word/2016/wordml/cid" xmlns:w16="http://schemas.microsoft.com/office/word/2018/wordml" xmlns:w16sdtdh="http://schemas.microsoft.com/office/word/2020/wordml/sdtdatahash" xmlns:w16se="http://schemas.microsoft.com/office/word/2015/wordml/symex" xmlns:wpg="http://schemas.microsoft.com/office/word/2010/wordprocessingGroup" xmlns:wpi="http://schemas.microsoft.com/office/word/2010/wordprocessingInk" xmlns:wne="http://schemas.microsoft.com/office/word/2006/wordml" xmlns:wps="http://schemas.microsoft.com/office/word/2010/wordprocessingShape" mc:Ignorable="w14 w15 w16se w16cid w16 w16cex w16sdtdh wp14">
+<w:document xmlns:wpc="http://schemas.microsoft.com/office/word/2010/wordprocessingCanvas" xmlns:cx="http://schemas.microsoft.com/office/drawing/2014/chartex" xmlns:cx1="http://schemas.microsoft.com/office/drawing/2015/9/8/chartex" xmlns:cx2="http://schemas.microsoft.com/office/drawing/2015/10/21/chartex" xmlns:cx3="http://schemas.microsoft.com/office/drawing/2016/5/9/chartex" xmlns:cx4="http://schemas.microsoft.com/office/drawing/2016/5/10/chartex" xmlns:cx5="http://schemas.microsoft.com/office/drawing/2016/5/11/chartex" xmlns:cx6="http://schemas.microsoft.com/office/drawing/2016/5/12/chartex" xmlns:cx7="http://schemas.microsoft.com/office/drawing/2016/5/13/chartex" xmlns:cx8="http://schemas.microsoft.com/office/drawing/2016/5/14/chartex" xmlns:mc="http://schemas.openxmlformats.org/markup-compatibility/2006" xmlns:aink="http://schemas.microsoft.com/office/drawing/2016/ink" xmlns:am3d="http://schemas.microsoft.com/office/drawing/2017/model3d" xmlns:o="urn:schemas-microsoft-com:office:office" xmlns:oel="http://schemas.microsoft.com/office/2019/extlst" xmlns:r="http://schemas.openxmlformats.org/officeDocument/2006/relationships" xmlns:m="http://schemas.openxmlformats.org/officeDocument/2006/math" xmlns:v="urn:schemas-microsoft-com:vml" xmlns:wp14="http://schemas.microsoft.com/office/word/2010/wordprocessingDrawing" xmlns:wp="http://schemas.openxmlformats.org/drawingml/2006/wordprocessingDrawing" xmlns:w10="urn:schemas-microsoft-com:office:word" xmlns:w="http://schemas.openxmlformats.org/wordprocessingml/2006/main" xmlns:w14="http://schemas.microsoft.com/office/word/2010/wordml" xmlns:w15="http://schemas.microsoft.com/office/word/2012/wordml" xmlns:w16cex="http://schemas.microsoft.com/office/word/2018/wordml/cex" xmlns:w16cid="http://schemas.microsoft.com/office/word/2016/wordml/cid" xmlns:w16="http://schemas.microsoft.com/office/word/2018/wordml" xmlns:w16du="http://schemas.microsoft.com/office/word/2023/wordml/word16du" xmlns:w16sdtdh="http://schemas.microsoft.com/office/word/2020/wordml/sdtdatahash" xmlns:w16sdtfl="http://schemas.microsoft.com/office/word/2024/wordml/sdtformatlock" xmlns:w16se="http://schemas.microsoft.com/office/word/2015/wordml/symex" xmlns:wpg="http://schemas.microsoft.com/office/word/2010/wordprocessingGroup" xmlns:wpi="http://schemas.microsoft.com/office/word/2010/wordprocessingInk" xmlns:wne="http://schemas.microsoft.com/office/word/2006/wordml" xmlns:wps="http://schemas.microsoft.com/office/word/2010/wordprocessingShape" mc:Ignorable="w14 w15 w16se w16cid w16 w16cex w16sdtdh w16sdtfl w16du wp14">
   <w:body>
     <w:p>
       <w:pPr>
@@ -3450,16 +3450,16 @@
       <w:pPr>
         <w:pStyle w:val="T1-TituloPrimario"/>
       </w:pPr>
-      <w:bookmarkStart w:id="11" w:name="_Toc527721613"/>
-      <w:bookmarkStart w:id="12" w:name="_Toc527793652"/>
-      <w:bookmarkStart w:id="13" w:name="_Toc527795385"/>
-      <w:bookmarkStart w:id="14" w:name="_Toc527798495"/>
-      <w:bookmarkStart w:id="15" w:name="_Toc230641966"/>
+      <w:bookmarkStart w:id="11" w:name="_Toc230641966"/>
+      <w:bookmarkStart w:id="12" w:name="_Toc527721613"/>
+      <w:bookmarkStart w:id="13" w:name="_Toc527793652"/>
+      <w:bookmarkStart w:id="14" w:name="_Toc527795385"/>
+      <w:bookmarkStart w:id="15" w:name="_Toc527798495"/>
       <w:r>
         <w:lastRenderedPageBreak/>
         <w:t>Introdução</w:t>
       </w:r>
-      <w:bookmarkEnd w:id="15"/>
+      <w:bookmarkEnd w:id="11"/>
     </w:p>
     <w:p>
       <w:pPr>
@@ -3983,10 +3983,10 @@
         <w:pStyle w:val="T1-TituloPrimario"/>
       </w:pPr>
       <w:bookmarkStart w:id="25" w:name="_Toc230641976"/>
-      <w:bookmarkEnd w:id="11"/>
       <w:bookmarkEnd w:id="12"/>
       <w:bookmarkEnd w:id="13"/>
       <w:bookmarkEnd w:id="14"/>
+      <w:bookmarkEnd w:id="15"/>
       <w:r>
         <w:lastRenderedPageBreak/>
         <w:t>Fundamentação teórica</w:t>
@@ -4436,6 +4436,7 @@
     <w:p>
       <w:pPr>
         <w:pStyle w:val="TE-Normal"/>
+        <w:ind w:firstLine="0"/>
         <w:jc w:val="center"/>
         <w:rPr>
           <w:color w:val="000000" w:themeColor="text1"/>
@@ -4719,6 +4720,7 @@
     <w:p>
       <w:pPr>
         <w:pStyle w:val="TE-Normal"/>
+        <w:ind w:firstLine="0"/>
         <w:jc w:val="center"/>
         <w:rPr>
           <w:color w:val="000000" w:themeColor="text1"/>
@@ -4961,7 +4963,7 @@
                 <w:bCs/>
                 <w:color w:val="000000"/>
               </w:rPr>
-              <w:t>C</w:t>
+              <w:t>Dó</w:t>
             </w:r>
           </w:p>
         </w:tc>
@@ -4992,7 +4994,7 @@
                 <w:bCs/>
                 <w:color w:val="000000"/>
               </w:rPr>
-              <w:t>D</w:t>
+              <w:t>Ré</w:t>
             </w:r>
           </w:p>
         </w:tc>
@@ -5023,7 +5025,7 @@
                 <w:bCs/>
                 <w:color w:val="000000"/>
               </w:rPr>
-              <w:t>F</w:t>
+              <w:t>Fá</w:t>
             </w:r>
           </w:p>
         </w:tc>
@@ -5054,7 +5056,7 @@
                 <w:bCs/>
                 <w:color w:val="000000"/>
               </w:rPr>
-              <w:t>E</w:t>
+              <w:t>Mi</w:t>
             </w:r>
           </w:p>
         </w:tc>
@@ -6805,6 +6807,8 @@
     <w:p>
       <w:pPr>
         <w:pStyle w:val="TE-Normal"/>
+        <w:ind w:firstLine="0"/>
+        <w:jc w:val="center"/>
       </w:pPr>
       <w:r>
         <w:rPr>
@@ -8364,6 +8368,11 @@
     </w:p>
     <w:p>
       <w:pPr>
+        <w:pStyle w:val="TE-Normal"/>
+      </w:pPr>
+    </w:p>
+    <w:p>
+      <w:pPr>
         <w:pStyle w:val="Legenda"/>
         <w:keepNext/>
         <w:jc w:val="center"/>
@@ -8586,11 +8595,11 @@
         <w:pStyle w:val="TE-Normal"/>
       </w:pPr>
       <w:r>
-        <w:t xml:space="preserve">A arquitetura proposta organiza o protótipo em etapas sequenciais e independentes, de modo que cada fase produza uma saída utilizada pela etapa seguinte. Essa organização favorece a compreensão do funcionamento geral da solução e permite que cada módulo seja ajustado ou expandido separadamente. Dessa forma, a leitura da partitura, a extração da melodia, a geração das representações estruturais, a detecção de </w:t>
+        <w:t xml:space="preserve">A arquitetura proposta organiza o protótipo em etapas sequenciais e independentes, de modo que cada fase produza uma saída utilizada pela etapa seguinte. Essa organização favorece a compreensão do funcionamento geral da solução e permite que cada módulo seja ajustado ou expandido separadamente. Dessa forma, a leitura da </w:t>
       </w:r>
       <w:r>
         <w:lastRenderedPageBreak/>
-        <w:t>recorrências e a apresentação dos resultados constituem partes distintas do fluxo de processamento.</w:t>
+        <w:t>partitura, a extração da melodia, a geração das representações estruturais, a detecção de recorrências e a apresentação dos resultados constituem partes distintas do fluxo de processamento.</w:t>
       </w:r>
     </w:p>
     <w:p>
@@ -9507,11 +9516,11 @@
         <w:t>3</w:t>
       </w:r>
       <w:r>
-        <w:t xml:space="preserve"> demonstram que o processamento das partituras ocorre de forma progressiva. Inicialmente, o arquivo MusicXML é carregado </w:t>
+        <w:t xml:space="preserve"> demonstram que o processamento das </w:t>
       </w:r>
       <w:r>
         <w:lastRenderedPageBreak/>
-        <w:t>e convertido em uma estrutura manipulável pelo sistema. Em seguida, a linha melódica principal é extraída e organizada em uma sequência de eventos musicais. Essa sequência serve de base para a construção das representações intervalar e de contorno melódico.</w:t>
+        <w:t>partituras ocorre de forma progressiva. Inicialmente, o arquivo MusicXML é carregado e convertido em uma estrutura manipulável pelo sistema. Em seguida, a linha melódica principal é extraída e organizada em uma sequência de eventos musicais. Essa sequência serve de base para a construção das representações intervalar e de contorno melódico.</w:t>
       </w:r>
     </w:p>
     <w:p>
@@ -9561,13 +9570,11 @@
         <w:pStyle w:val="TE-Normal"/>
       </w:pPr>
       <w:r>
-        <w:t xml:space="preserve">O Quadro </w:t>
-      </w:r>
-      <w:r>
-        <w:t>4</w:t>
-      </w:r>
-      <w:r>
-        <w:t xml:space="preserve"> apresenta os principais campos previstos para a estrutura dos dados extraídos pelo protótipo.</w:t>
+        <w:t xml:space="preserve">O Quadro 4 apresenta os principais campos previstos para a estrutura dos </w:t>
+      </w:r>
+      <w:r>
+        <w:lastRenderedPageBreak/>
+        <w:t>dados extraídos pelo protótipo.</w:t>
       </w:r>
     </w:p>
     <w:p>
@@ -9594,7 +9601,6 @@
           <w:sz w:val="22"/>
           <w:szCs w:val="22"/>
         </w:rPr>
-        <w:lastRenderedPageBreak/>
         <w:t xml:space="preserve">QUADRO </w:t>
       </w:r>
       <w:r>
@@ -10336,11 +10342,11 @@
         <w:pStyle w:val="TE-Normal"/>
       </w:pPr>
       <w:r>
-        <w:t xml:space="preserve">Os resultados esperados do protótipo consistem na apresentação dos padrões melódicos recorrentes identificados a partir das representações intervalar e de contorno </w:t>
+        <w:t xml:space="preserve">Os resultados esperados do protótipo consistem na apresentação dos padrões </w:t>
       </w:r>
       <w:r>
         <w:lastRenderedPageBreak/>
-        <w:t>melódico. Como a proposta deste trabalho possui caráter exploratório, a apresentação dos resultados deve priorizar a clareza das informações, permitindo que os padrões encontrados sejam interpretados e verificados manualmente.</w:t>
+        <w:t>melódicos recorrentes identificados a partir das representações intervalar e de contorno melódico. Como a proposta deste trabalho possui caráter exploratório, a apresentação dos resultados deve priorizar a clareza das informações, permitindo que os padrões encontrados sejam interpretados e verificados manualmente.</w:t>
       </w:r>
     </w:p>
     <w:p>
@@ -11171,11 +11177,8 @@
         <w:pStyle w:val="TE-Normal"/>
       </w:pPr>
       <w:r>
-        <w:t xml:space="preserve">Essa forma de apresentação busca tornar os resultados compreensíveis tanto </w:t>
-      </w:r>
-      <w:r>
         <w:lastRenderedPageBreak/>
-        <w:t>do ponto de vista computacional quanto musical. Ao organizar os padrões detectados em tabelas ou relatórios, o protótipo poderá servir como ferramenta de apoio à análise, indicando possíveis recorrências que deverão ser posteriormente avaliadas pelo pesquisador. Assim, os resultados não serão tratados como conclusões automáticas definitivas, mas como indícios estruturados para análise qualitativa.</w:t>
+        <w:t>Essa forma de apresentação busca tornar os resultados compreensíveis tanto do ponto de vista computacional quanto musical. Ao organizar os padrões detectados em tabelas ou relatórios, o protótipo poderá servir como ferramenta de apoio à análise, indicando possíveis recorrências que deverão ser posteriormente avaliadas pelo pesquisador. Assim, os resultados não serão tratados como conclusões automáticas definitivas, mas como indícios estruturados para análise qualitativa.</w:t>
       </w:r>
     </w:p>
     <w:p>
@@ -13511,7 +13514,7 @@
 </file>
 
 <file path=word/endnotes.xml><?xml version="1.0" encoding="utf-8"?>
-<w:endnotes xmlns:wpc="http://schemas.microsoft.com/office/word/2010/wordprocessingCanvas" xmlns:cx="http://schemas.microsoft.com/office/drawing/2014/chartex" xmlns:cx1="http://schemas.microsoft.com/office/drawing/2015/9/8/chartex" xmlns:cx2="http://schemas.microsoft.com/office/drawing/2015/10/21/chartex" xmlns:cx3="http://schemas.microsoft.com/office/drawing/2016/5/9/chartex" xmlns:cx4="http://schemas.microsoft.com/office/drawing/2016/5/10/chartex" xmlns:cx5="http://schemas.microsoft.com/office/drawing/2016/5/11/chartex" xmlns:cx6="http://schemas.microsoft.com/office/drawing/2016/5/12/chartex" xmlns:cx7="http://schemas.microsoft.com/office/drawing/2016/5/13/chartex" xmlns:cx8="http://schemas.microsoft.com/office/drawing/2016/5/14/chartex" xmlns:mc="http://schemas.openxmlformats.org/markup-compatibility/2006" xmlns:aink="http://schemas.microsoft.com/office/drawing/2016/ink" xmlns:am3d="http://schemas.microsoft.com/office/drawing/2017/model3d" xmlns:o="urn:schemas-microsoft-com:office:office" xmlns:oel="http://schemas.microsoft.com/office/2019/extlst" xmlns:r="http://schemas.openxmlformats.org/officeDocument/2006/relationships" xmlns:m="http://schemas.openxmlformats.org/officeDocument/2006/math" xmlns:v="urn:schemas-microsoft-com:vml" xmlns:wp14="http://schemas.microsoft.com/office/word/2010/wordprocessingDrawing" xmlns:wp="http://schemas.openxmlformats.org/drawingml/2006/wordprocessingDrawing" xmlns:w10="urn:schemas-microsoft-com:office:word" xmlns:w="http://schemas.openxmlformats.org/wordprocessingml/2006/main" xmlns:w14="http://schemas.microsoft.com/office/word/2010/wordml" xmlns:w15="http://schemas.microsoft.com/office/word/2012/wordml" xmlns:w16cex="http://schemas.microsoft.com/office/word/2018/wordml/cex" xmlns:w16cid="http://schemas.microsoft.com/office/word/2016/wordml/cid" xmlns:w16="http://schemas.microsoft.com/office/word/2018/wordml" xmlns:w16sdtdh="http://schemas.microsoft.com/office/word/2020/wordml/sdtdatahash" xmlns:w16se="http://schemas.microsoft.com/office/word/2015/wordml/symex" xmlns:wpg="http://schemas.microsoft.com/office/word/2010/wordprocessingGroup" xmlns:wpi="http://schemas.microsoft.com/office/word/2010/wordprocessingInk" xmlns:wne="http://schemas.microsoft.com/office/word/2006/wordml" xmlns:wps="http://schemas.microsoft.com/office/word/2010/wordprocessingShape" mc:Ignorable="w14 w15 w16se w16cid w16 w16cex w16sdtdh wp14">
+<w:endnotes xmlns:wpc="http://schemas.microsoft.com/office/word/2010/wordprocessingCanvas" xmlns:cx="http://schemas.microsoft.com/office/drawing/2014/chartex" xmlns:cx1="http://schemas.microsoft.com/office/drawing/2015/9/8/chartex" xmlns:cx2="http://schemas.microsoft.com/office/drawing/2015/10/21/chartex" xmlns:cx3="http://schemas.microsoft.com/office/drawing/2016/5/9/chartex" xmlns:cx4="http://schemas.microsoft.com/office/drawing/2016/5/10/chartex" xmlns:cx5="http://schemas.microsoft.com/office/drawing/2016/5/11/chartex" xmlns:cx6="http://schemas.microsoft.com/office/drawing/2016/5/12/chartex" xmlns:cx7="http://schemas.microsoft.com/office/drawing/2016/5/13/chartex" xmlns:cx8="http://schemas.microsoft.com/office/drawing/2016/5/14/chartex" xmlns:mc="http://schemas.openxmlformats.org/markup-compatibility/2006" xmlns:aink="http://schemas.microsoft.com/office/drawing/2016/ink" xmlns:am3d="http://schemas.microsoft.com/office/drawing/2017/model3d" xmlns:o="urn:schemas-microsoft-com:office:office" xmlns:oel="http://schemas.microsoft.com/office/2019/extlst" xmlns:r="http://schemas.openxmlformats.org/officeDocument/2006/relationships" xmlns:m="http://schemas.openxmlformats.org/officeDocument/2006/math" xmlns:v="urn:schemas-microsoft-com:vml" xmlns:wp14="http://schemas.microsoft.com/office/word/2010/wordprocessingDrawing" xmlns:wp="http://schemas.openxmlformats.org/drawingml/2006/wordprocessingDrawing" xmlns:w10="urn:schemas-microsoft-com:office:word" xmlns:w="http://schemas.openxmlformats.org/wordprocessingml/2006/main" xmlns:w14="http://schemas.microsoft.com/office/word/2010/wordml" xmlns:w15="http://schemas.microsoft.com/office/word/2012/wordml" xmlns:w16cex="http://schemas.microsoft.com/office/word/2018/wordml/cex" xmlns:w16cid="http://schemas.microsoft.com/office/word/2016/wordml/cid" xmlns:w16="http://schemas.microsoft.com/office/word/2018/wordml" xmlns:w16du="http://schemas.microsoft.com/office/word/2023/wordml/word16du" xmlns:w16sdtdh="http://schemas.microsoft.com/office/word/2020/wordml/sdtdatahash" xmlns:w16sdtfl="http://schemas.microsoft.com/office/word/2024/wordml/sdtformatlock" xmlns:w16se="http://schemas.microsoft.com/office/word/2015/wordml/symex" xmlns:wpg="http://schemas.microsoft.com/office/word/2010/wordprocessingGroup" xmlns:wpi="http://schemas.microsoft.com/office/word/2010/wordprocessingInk" xmlns:wne="http://schemas.microsoft.com/office/word/2006/wordml" xmlns:wps="http://schemas.microsoft.com/office/word/2010/wordprocessingShape" mc:Ignorable="w14 w15 w16se w16cid w16 w16cex w16sdtdh w16sdtfl w16du wp14">
   <w:endnote w:type="separator" w:id="-1">
     <w:p>
       <w:r>
@@ -13530,7 +13533,7 @@
 </file>
 
 <file path=word/footer1.xml><?xml version="1.0" encoding="utf-8"?>
-<w:ftr xmlns:wpc="http://schemas.microsoft.com/office/word/2010/wordprocessingCanvas" xmlns:cx="http://schemas.microsoft.com/office/drawing/2014/chartex" xmlns:cx1="http://schemas.microsoft.com/office/drawing/2015/9/8/chartex" xmlns:cx2="http://schemas.microsoft.com/office/drawing/2015/10/21/chartex" xmlns:cx3="http://schemas.microsoft.com/office/drawing/2016/5/9/chartex" xmlns:cx4="http://schemas.microsoft.com/office/drawing/2016/5/10/chartex" xmlns:cx5="http://schemas.microsoft.com/office/drawing/2016/5/11/chartex" xmlns:cx6="http://schemas.microsoft.com/office/drawing/2016/5/12/chartex" xmlns:cx7="http://schemas.microsoft.com/office/drawing/2016/5/13/chartex" xmlns:cx8="http://schemas.microsoft.com/office/drawing/2016/5/14/chartex" xmlns:mc="http://schemas.openxmlformats.org/markup-compatibility/2006" xmlns:aink="http://schemas.microsoft.com/office/drawing/2016/ink" xmlns:am3d="http://schemas.microsoft.com/office/drawing/2017/model3d" xmlns:o="urn:schemas-microsoft-com:office:office" xmlns:oel="http://schemas.microsoft.com/office/2019/extlst" xmlns:r="http://schemas.openxmlformats.org/officeDocument/2006/relationships" xmlns:m="http://schemas.openxmlformats.org/officeDocument/2006/math" xmlns:v="urn:schemas-microsoft-com:vml" xmlns:wp14="http://schemas.microsoft.com/office/word/2010/wordprocessingDrawing" xmlns:wp="http://schemas.openxmlformats.org/drawingml/2006/wordprocessingDrawing" xmlns:w10="urn:schemas-microsoft-com:office:word" xmlns:w="http://schemas.openxmlformats.org/wordprocessingml/2006/main" xmlns:w14="http://schemas.microsoft.com/office/word/2010/wordml" xmlns:w15="http://schemas.microsoft.com/office/word/2012/wordml" xmlns:w16cex="http://schemas.microsoft.com/office/word/2018/wordml/cex" xmlns:w16cid="http://schemas.microsoft.com/office/word/2016/wordml/cid" xmlns:w16="http://schemas.microsoft.com/office/word/2018/wordml" xmlns:w16sdtdh="http://schemas.microsoft.com/office/word/2020/wordml/sdtdatahash" xmlns:w16se="http://schemas.microsoft.com/office/word/2015/wordml/symex" xmlns:wpg="http://schemas.microsoft.com/office/word/2010/wordprocessingGroup" xmlns:wpi="http://schemas.microsoft.com/office/word/2010/wordprocessingInk" xmlns:wne="http://schemas.microsoft.com/office/word/2006/wordml" xmlns:wps="http://schemas.microsoft.com/office/word/2010/wordprocessingShape" mc:Ignorable="w14 w15 w16se w16cid w16 w16cex w16sdtdh wp14">
+<w:ftr xmlns:wpc="http://schemas.microsoft.com/office/word/2010/wordprocessingCanvas" xmlns:cx="http://schemas.microsoft.com/office/drawing/2014/chartex" xmlns:cx1="http://schemas.microsoft.com/office/drawing/2015/9/8/chartex" xmlns:cx2="http://schemas.microsoft.com/office/drawing/2015/10/21/chartex" xmlns:cx3="http://schemas.microsoft.com/office/drawing/2016/5/9/chartex" xmlns:cx4="http://schemas.microsoft.com/office/drawing/2016/5/10/chartex" xmlns:cx5="http://schemas.microsoft.com/office/drawing/2016/5/11/chartex" xmlns:cx6="http://schemas.microsoft.com/office/drawing/2016/5/12/chartex" xmlns:cx7="http://schemas.microsoft.com/office/drawing/2016/5/13/chartex" xmlns:cx8="http://schemas.microsoft.com/office/drawing/2016/5/14/chartex" xmlns:mc="http://schemas.openxmlformats.org/markup-compatibility/2006" xmlns:aink="http://schemas.microsoft.com/office/drawing/2016/ink" xmlns:am3d="http://schemas.microsoft.com/office/drawing/2017/model3d" xmlns:o="urn:schemas-microsoft-com:office:office" xmlns:oel="http://schemas.microsoft.com/office/2019/extlst" xmlns:r="http://schemas.openxmlformats.org/officeDocument/2006/relationships" xmlns:m="http://schemas.openxmlformats.org/officeDocument/2006/math" xmlns:v="urn:schemas-microsoft-com:vml" xmlns:wp14="http://schemas.microsoft.com/office/word/2010/wordprocessingDrawing" xmlns:wp="http://schemas.openxmlformats.org/drawingml/2006/wordprocessingDrawing" xmlns:w10="urn:schemas-microsoft-com:office:word" xmlns:w="http://schemas.openxmlformats.org/wordprocessingml/2006/main" xmlns:w14="http://schemas.microsoft.com/office/word/2010/wordml" xmlns:w15="http://schemas.microsoft.com/office/word/2012/wordml" xmlns:w16cex="http://schemas.microsoft.com/office/word/2018/wordml/cex" xmlns:w16cid="http://schemas.microsoft.com/office/word/2016/wordml/cid" xmlns:w16="http://schemas.microsoft.com/office/word/2018/wordml" xmlns:w16du="http://schemas.microsoft.com/office/word/2023/wordml/word16du" xmlns:w16sdtdh="http://schemas.microsoft.com/office/word/2020/wordml/sdtdatahash" xmlns:w16sdtfl="http://schemas.microsoft.com/office/word/2024/wordml/sdtformatlock" xmlns:w16se="http://schemas.microsoft.com/office/word/2015/wordml/symex" xmlns:wpg="http://schemas.microsoft.com/office/word/2010/wordprocessingGroup" xmlns:wpi="http://schemas.microsoft.com/office/word/2010/wordprocessingInk" xmlns:wne="http://schemas.microsoft.com/office/word/2006/wordml" xmlns:wps="http://schemas.microsoft.com/office/word/2010/wordprocessingShape" mc:Ignorable="w14 w15 w16se w16cid w16 w16cex w16sdtdh w16sdtfl w16du wp14">
   <w:tbl>
     <w:tblPr>
       <w:tblW w:w="0" w:type="auto"/>
@@ -13590,7 +13593,7 @@
 </file>
 
 <file path=word/footer10.xml><?xml version="1.0" encoding="utf-8"?>
-<w:ftr xmlns:wpc="http://schemas.microsoft.com/office/word/2010/wordprocessingCanvas" xmlns:cx="http://schemas.microsoft.com/office/drawing/2014/chartex" xmlns:cx1="http://schemas.microsoft.com/office/drawing/2015/9/8/chartex" xmlns:cx2="http://schemas.microsoft.com/office/drawing/2015/10/21/chartex" xmlns:cx3="http://schemas.microsoft.com/office/drawing/2016/5/9/chartex" xmlns:cx4="http://schemas.microsoft.com/office/drawing/2016/5/10/chartex" xmlns:cx5="http://schemas.microsoft.com/office/drawing/2016/5/11/chartex" xmlns:cx6="http://schemas.microsoft.com/office/drawing/2016/5/12/chartex" xmlns:cx7="http://schemas.microsoft.com/office/drawing/2016/5/13/chartex" xmlns:cx8="http://schemas.microsoft.com/office/drawing/2016/5/14/chartex" xmlns:mc="http://schemas.openxmlformats.org/markup-compatibility/2006" xmlns:aink="http://schemas.microsoft.com/office/drawing/2016/ink" xmlns:am3d="http://schemas.microsoft.com/office/drawing/2017/model3d" xmlns:o="urn:schemas-microsoft-com:office:office" xmlns:oel="http://schemas.microsoft.com/office/2019/extlst" xmlns:r="http://schemas.openxmlformats.org/officeDocument/2006/relationships" xmlns:m="http://schemas.openxmlformats.org/officeDocument/2006/math" xmlns:v="urn:schemas-microsoft-com:vml" xmlns:wp14="http://schemas.microsoft.com/office/word/2010/wordprocessingDrawing" xmlns:wp="http://schemas.openxmlformats.org/drawingml/2006/wordprocessingDrawing" xmlns:w10="urn:schemas-microsoft-com:office:word" xmlns:w="http://schemas.openxmlformats.org/wordprocessingml/2006/main" xmlns:w14="http://schemas.microsoft.com/office/word/2010/wordml" xmlns:w15="http://schemas.microsoft.com/office/word/2012/wordml" xmlns:w16cex="http://schemas.microsoft.com/office/word/2018/wordml/cex" xmlns:w16cid="http://schemas.microsoft.com/office/word/2016/wordml/cid" xmlns:w16="http://schemas.microsoft.com/office/word/2018/wordml" xmlns:w16sdtdh="http://schemas.microsoft.com/office/word/2020/wordml/sdtdatahash" xmlns:w16se="http://schemas.microsoft.com/office/word/2015/wordml/symex" xmlns:wpg="http://schemas.microsoft.com/office/word/2010/wordprocessingGroup" xmlns:wpi="http://schemas.microsoft.com/office/word/2010/wordprocessingInk" xmlns:wne="http://schemas.microsoft.com/office/word/2006/wordml" xmlns:wps="http://schemas.microsoft.com/office/word/2010/wordprocessingShape" mc:Ignorable="w14 w15 w16se w16cid w16 w16cex w16sdtdh wp14">
+<w:ftr xmlns:wpc="http://schemas.microsoft.com/office/word/2010/wordprocessingCanvas" xmlns:cx="http://schemas.microsoft.com/office/drawing/2014/chartex" xmlns:cx1="http://schemas.microsoft.com/office/drawing/2015/9/8/chartex" xmlns:cx2="http://schemas.microsoft.com/office/drawing/2015/10/21/chartex" xmlns:cx3="http://schemas.microsoft.com/office/drawing/2016/5/9/chartex" xmlns:cx4="http://schemas.microsoft.com/office/drawing/2016/5/10/chartex" xmlns:cx5="http://schemas.microsoft.com/office/drawing/2016/5/11/chartex" xmlns:cx6="http://schemas.microsoft.com/office/drawing/2016/5/12/chartex" xmlns:cx7="http://schemas.microsoft.com/office/drawing/2016/5/13/chartex" xmlns:cx8="http://schemas.microsoft.com/office/drawing/2016/5/14/chartex" xmlns:mc="http://schemas.openxmlformats.org/markup-compatibility/2006" xmlns:aink="http://schemas.microsoft.com/office/drawing/2016/ink" xmlns:am3d="http://schemas.microsoft.com/office/drawing/2017/model3d" xmlns:o="urn:schemas-microsoft-com:office:office" xmlns:oel="http://schemas.microsoft.com/office/2019/extlst" xmlns:r="http://schemas.openxmlformats.org/officeDocument/2006/relationships" xmlns:m="http://schemas.openxmlformats.org/officeDocument/2006/math" xmlns:v="urn:schemas-microsoft-com:vml" xmlns:wp14="http://schemas.microsoft.com/office/word/2010/wordprocessingDrawing" xmlns:wp="http://schemas.openxmlformats.org/drawingml/2006/wordprocessingDrawing" xmlns:w10="urn:schemas-microsoft-com:office:word" xmlns:w="http://schemas.openxmlformats.org/wordprocessingml/2006/main" xmlns:w14="http://schemas.microsoft.com/office/word/2010/wordml" xmlns:w15="http://schemas.microsoft.com/office/word/2012/wordml" xmlns:w16cex="http://schemas.microsoft.com/office/word/2018/wordml/cex" xmlns:w16cid="http://schemas.microsoft.com/office/word/2016/wordml/cid" xmlns:w16="http://schemas.microsoft.com/office/word/2018/wordml" xmlns:w16du="http://schemas.microsoft.com/office/word/2023/wordml/word16du" xmlns:w16sdtdh="http://schemas.microsoft.com/office/word/2020/wordml/sdtdatahash" xmlns:w16sdtfl="http://schemas.microsoft.com/office/word/2024/wordml/sdtformatlock" xmlns:w16se="http://schemas.microsoft.com/office/word/2015/wordml/symex" xmlns:wpg="http://schemas.microsoft.com/office/word/2010/wordprocessingGroup" xmlns:wpi="http://schemas.microsoft.com/office/word/2010/wordprocessingInk" xmlns:wne="http://schemas.microsoft.com/office/word/2006/wordml" xmlns:wps="http://schemas.microsoft.com/office/word/2010/wordprocessingShape" mc:Ignorable="w14 w15 w16se w16cid w16 w16cex w16sdtdh w16sdtfl w16du wp14">
   <w:tbl>
     <w:tblPr>
       <w:tblW w:w="0" w:type="auto"/>
@@ -13650,7 +13653,7 @@
 </file>
 
 <file path=word/footer11.xml><?xml version="1.0" encoding="utf-8"?>
-<w:ftr xmlns:wpc="http://schemas.microsoft.com/office/word/2010/wordprocessingCanvas" xmlns:cx="http://schemas.microsoft.com/office/drawing/2014/chartex" xmlns:cx1="http://schemas.microsoft.com/office/drawing/2015/9/8/chartex" xmlns:cx2="http://schemas.microsoft.com/office/drawing/2015/10/21/chartex" xmlns:cx3="http://schemas.microsoft.com/office/drawing/2016/5/9/chartex" xmlns:cx4="http://schemas.microsoft.com/office/drawing/2016/5/10/chartex" xmlns:cx5="http://schemas.microsoft.com/office/drawing/2016/5/11/chartex" xmlns:cx6="http://schemas.microsoft.com/office/drawing/2016/5/12/chartex" xmlns:cx7="http://schemas.microsoft.com/office/drawing/2016/5/13/chartex" xmlns:cx8="http://schemas.microsoft.com/office/drawing/2016/5/14/chartex" xmlns:mc="http://schemas.openxmlformats.org/markup-compatibility/2006" xmlns:aink="http://schemas.microsoft.com/office/drawing/2016/ink" xmlns:am3d="http://schemas.microsoft.com/office/drawing/2017/model3d" xmlns:o="urn:schemas-microsoft-com:office:office" xmlns:oel="http://schemas.microsoft.com/office/2019/extlst" xmlns:r="http://schemas.openxmlformats.org/officeDocument/2006/relationships" xmlns:m="http://schemas.openxmlformats.org/officeDocument/2006/math" xmlns:v="urn:schemas-microsoft-com:vml" xmlns:wp14="http://schemas.microsoft.com/office/word/2010/wordprocessingDrawing" xmlns:wp="http://schemas.openxmlformats.org/drawingml/2006/wordprocessingDrawing" xmlns:w10="urn:schemas-microsoft-com:office:word" xmlns:w="http://schemas.openxmlformats.org/wordprocessingml/2006/main" xmlns:w14="http://schemas.microsoft.com/office/word/2010/wordml" xmlns:w15="http://schemas.microsoft.com/office/word/2012/wordml" xmlns:w16cex="http://schemas.microsoft.com/office/word/2018/wordml/cex" xmlns:w16cid="http://schemas.microsoft.com/office/word/2016/wordml/cid" xmlns:w16="http://schemas.microsoft.com/office/word/2018/wordml" xmlns:w16sdtdh="http://schemas.microsoft.com/office/word/2020/wordml/sdtdatahash" xmlns:w16se="http://schemas.microsoft.com/office/word/2015/wordml/symex" xmlns:wpg="http://schemas.microsoft.com/office/word/2010/wordprocessingGroup" xmlns:wpi="http://schemas.microsoft.com/office/word/2010/wordprocessingInk" xmlns:wne="http://schemas.microsoft.com/office/word/2006/wordml" xmlns:wps="http://schemas.microsoft.com/office/word/2010/wordprocessingShape" mc:Ignorable="w14 w15 w16se w16cid w16 w16cex w16sdtdh wp14">
+<w:ftr xmlns:wpc="http://schemas.microsoft.com/office/word/2010/wordprocessingCanvas" xmlns:cx="http://schemas.microsoft.com/office/drawing/2014/chartex" xmlns:cx1="http://schemas.microsoft.com/office/drawing/2015/9/8/chartex" xmlns:cx2="http://schemas.microsoft.com/office/drawing/2015/10/21/chartex" xmlns:cx3="http://schemas.microsoft.com/office/drawing/2016/5/9/chartex" xmlns:cx4="http://schemas.microsoft.com/office/drawing/2016/5/10/chartex" xmlns:cx5="http://schemas.microsoft.com/office/drawing/2016/5/11/chartex" xmlns:cx6="http://schemas.microsoft.com/office/drawing/2016/5/12/chartex" xmlns:cx7="http://schemas.microsoft.com/office/drawing/2016/5/13/chartex" xmlns:cx8="http://schemas.microsoft.com/office/drawing/2016/5/14/chartex" xmlns:mc="http://schemas.openxmlformats.org/markup-compatibility/2006" xmlns:aink="http://schemas.microsoft.com/office/drawing/2016/ink" xmlns:am3d="http://schemas.microsoft.com/office/drawing/2017/model3d" xmlns:o="urn:schemas-microsoft-com:office:office" xmlns:oel="http://schemas.microsoft.com/office/2019/extlst" xmlns:r="http://schemas.openxmlformats.org/officeDocument/2006/relationships" xmlns:m="http://schemas.openxmlformats.org/officeDocument/2006/math" xmlns:v="urn:schemas-microsoft-com:vml" xmlns:wp14="http://schemas.microsoft.com/office/word/2010/wordprocessingDrawing" xmlns:wp="http://schemas.openxmlformats.org/drawingml/2006/wordprocessingDrawing" xmlns:w10="urn:schemas-microsoft-com:office:word" xmlns:w="http://schemas.openxmlformats.org/wordprocessingml/2006/main" xmlns:w14="http://schemas.microsoft.com/office/word/2010/wordml" xmlns:w15="http://schemas.microsoft.com/office/word/2012/wordml" xmlns:w16cex="http://schemas.microsoft.com/office/word/2018/wordml/cex" xmlns:w16cid="http://schemas.microsoft.com/office/word/2016/wordml/cid" xmlns:w16="http://schemas.microsoft.com/office/word/2018/wordml" xmlns:w16du="http://schemas.microsoft.com/office/word/2023/wordml/word16du" xmlns:w16sdtdh="http://schemas.microsoft.com/office/word/2020/wordml/sdtdatahash" xmlns:w16sdtfl="http://schemas.microsoft.com/office/word/2024/wordml/sdtformatlock" xmlns:w16se="http://schemas.microsoft.com/office/word/2015/wordml/symex" xmlns:wpg="http://schemas.microsoft.com/office/word/2010/wordprocessingGroup" xmlns:wpi="http://schemas.microsoft.com/office/word/2010/wordprocessingInk" xmlns:wne="http://schemas.microsoft.com/office/word/2006/wordml" xmlns:wps="http://schemas.microsoft.com/office/word/2010/wordprocessingShape" mc:Ignorable="w14 w15 w16se w16cid w16 w16cex w16sdtdh w16sdtfl w16du wp14">
   <w:tbl>
     <w:tblPr>
       <w:tblW w:w="0" w:type="auto"/>
@@ -13710,7 +13713,7 @@
 </file>
 
 <file path=word/footer12.xml><?xml version="1.0" encoding="utf-8"?>
-<w:ftr xmlns:wpc="http://schemas.microsoft.com/office/word/2010/wordprocessingCanvas" xmlns:cx="http://schemas.microsoft.com/office/drawing/2014/chartex" xmlns:cx1="http://schemas.microsoft.com/office/drawing/2015/9/8/chartex" xmlns:cx2="http://schemas.microsoft.com/office/drawing/2015/10/21/chartex" xmlns:cx3="http://schemas.microsoft.com/office/drawing/2016/5/9/chartex" xmlns:cx4="http://schemas.microsoft.com/office/drawing/2016/5/10/chartex" xmlns:cx5="http://schemas.microsoft.com/office/drawing/2016/5/11/chartex" xmlns:cx6="http://schemas.microsoft.com/office/drawing/2016/5/12/chartex" xmlns:cx7="http://schemas.microsoft.com/office/drawing/2016/5/13/chartex" xmlns:cx8="http://schemas.microsoft.com/office/drawing/2016/5/14/chartex" xmlns:mc="http://schemas.openxmlformats.org/markup-compatibility/2006" xmlns:aink="http://schemas.microsoft.com/office/drawing/2016/ink" xmlns:am3d="http://schemas.microsoft.com/office/drawing/2017/model3d" xmlns:o="urn:schemas-microsoft-com:office:office" xmlns:oel="http://schemas.microsoft.com/office/2019/extlst" xmlns:r="http://schemas.openxmlformats.org/officeDocument/2006/relationships" xmlns:m="http://schemas.openxmlformats.org/officeDocument/2006/math" xmlns:v="urn:schemas-microsoft-com:vml" xmlns:wp14="http://schemas.microsoft.com/office/word/2010/wordprocessingDrawing" xmlns:wp="http://schemas.openxmlformats.org/drawingml/2006/wordprocessingDrawing" xmlns:w10="urn:schemas-microsoft-com:office:word" xmlns:w="http://schemas.openxmlformats.org/wordprocessingml/2006/main" xmlns:w14="http://schemas.microsoft.com/office/word/2010/wordml" xmlns:w15="http://schemas.microsoft.com/office/word/2012/wordml" xmlns:w16cex="http://schemas.microsoft.com/office/word/2018/wordml/cex" xmlns:w16cid="http://schemas.microsoft.com/office/word/2016/wordml/cid" xmlns:w16="http://schemas.microsoft.com/office/word/2018/wordml" xmlns:w16sdtdh="http://schemas.microsoft.com/office/word/2020/wordml/sdtdatahash" xmlns:w16se="http://schemas.microsoft.com/office/word/2015/wordml/symex" xmlns:wpg="http://schemas.microsoft.com/office/word/2010/wordprocessingGroup" xmlns:wpi="http://schemas.microsoft.com/office/word/2010/wordprocessingInk" xmlns:wne="http://schemas.microsoft.com/office/word/2006/wordml" xmlns:wps="http://schemas.microsoft.com/office/word/2010/wordprocessingShape" mc:Ignorable="w14 w15 w16se w16cid w16 w16cex w16sdtdh wp14">
+<w:ftr xmlns:wpc="http://schemas.microsoft.com/office/word/2010/wordprocessingCanvas" xmlns:cx="http://schemas.microsoft.com/office/drawing/2014/chartex" xmlns:cx1="http://schemas.microsoft.com/office/drawing/2015/9/8/chartex" xmlns:cx2="http://schemas.microsoft.com/office/drawing/2015/10/21/chartex" xmlns:cx3="http://schemas.microsoft.com/office/drawing/2016/5/9/chartex" xmlns:cx4="http://schemas.microsoft.com/office/drawing/2016/5/10/chartex" xmlns:cx5="http://schemas.microsoft.com/office/drawing/2016/5/11/chartex" xmlns:cx6="http://schemas.microsoft.com/office/drawing/2016/5/12/chartex" xmlns:cx7="http://schemas.microsoft.com/office/drawing/2016/5/13/chartex" xmlns:cx8="http://schemas.microsoft.com/office/drawing/2016/5/14/chartex" xmlns:mc="http://schemas.openxmlformats.org/markup-compatibility/2006" xmlns:aink="http://schemas.microsoft.com/office/drawing/2016/ink" xmlns:am3d="http://schemas.microsoft.com/office/drawing/2017/model3d" xmlns:o="urn:schemas-microsoft-com:office:office" xmlns:oel="http://schemas.microsoft.com/office/2019/extlst" xmlns:r="http://schemas.openxmlformats.org/officeDocument/2006/relationships" xmlns:m="http://schemas.openxmlformats.org/officeDocument/2006/math" xmlns:v="urn:schemas-microsoft-com:vml" xmlns:wp14="http://schemas.microsoft.com/office/word/2010/wordprocessingDrawing" xmlns:wp="http://schemas.openxmlformats.org/drawingml/2006/wordprocessingDrawing" xmlns:w10="urn:schemas-microsoft-com:office:word" xmlns:w="http://schemas.openxmlformats.org/wordprocessingml/2006/main" xmlns:w14="http://schemas.microsoft.com/office/word/2010/wordml" xmlns:w15="http://schemas.microsoft.com/office/word/2012/wordml" xmlns:w16cex="http://schemas.microsoft.com/office/word/2018/wordml/cex" xmlns:w16cid="http://schemas.microsoft.com/office/word/2016/wordml/cid" xmlns:w16="http://schemas.microsoft.com/office/word/2018/wordml" xmlns:w16du="http://schemas.microsoft.com/office/word/2023/wordml/word16du" xmlns:w16sdtdh="http://schemas.microsoft.com/office/word/2020/wordml/sdtdatahash" xmlns:w16sdtfl="http://schemas.microsoft.com/office/word/2024/wordml/sdtformatlock" xmlns:w16se="http://schemas.microsoft.com/office/word/2015/wordml/symex" xmlns:wpg="http://schemas.microsoft.com/office/word/2010/wordprocessingGroup" xmlns:wpi="http://schemas.microsoft.com/office/word/2010/wordprocessingInk" xmlns:wne="http://schemas.microsoft.com/office/word/2006/wordml" xmlns:wps="http://schemas.microsoft.com/office/word/2010/wordprocessingShape" mc:Ignorable="w14 w15 w16se w16cid w16 w16cex w16sdtdh w16sdtfl w16du wp14">
   <w:tbl>
     <w:tblPr>
       <w:tblW w:w="0" w:type="auto"/>
@@ -13770,7 +13773,7 @@
 </file>
 
 <file path=word/footer13.xml><?xml version="1.0" encoding="utf-8"?>
-<w:ftr xmlns:wpc="http://schemas.microsoft.com/office/word/2010/wordprocessingCanvas" xmlns:cx="http://schemas.microsoft.com/office/drawing/2014/chartex" xmlns:cx1="http://schemas.microsoft.com/office/drawing/2015/9/8/chartex" xmlns:cx2="http://schemas.microsoft.com/office/drawing/2015/10/21/chartex" xmlns:cx3="http://schemas.microsoft.com/office/drawing/2016/5/9/chartex" xmlns:cx4="http://schemas.microsoft.com/office/drawing/2016/5/10/chartex" xmlns:cx5="http://schemas.microsoft.com/office/drawing/2016/5/11/chartex" xmlns:cx6="http://schemas.microsoft.com/office/drawing/2016/5/12/chartex" xmlns:cx7="http://schemas.microsoft.com/office/drawing/2016/5/13/chartex" xmlns:cx8="http://schemas.microsoft.com/office/drawing/2016/5/14/chartex" xmlns:mc="http://schemas.openxmlformats.org/markup-compatibility/2006" xmlns:aink="http://schemas.microsoft.com/office/drawing/2016/ink" xmlns:am3d="http://schemas.microsoft.com/office/drawing/2017/model3d" xmlns:o="urn:schemas-microsoft-com:office:office" xmlns:oel="http://schemas.microsoft.com/office/2019/extlst" xmlns:r="http://schemas.openxmlformats.org/officeDocument/2006/relationships" xmlns:m="http://schemas.openxmlformats.org/officeDocument/2006/math" xmlns:v="urn:schemas-microsoft-com:vml" xmlns:wp14="http://schemas.microsoft.com/office/word/2010/wordprocessingDrawing" xmlns:wp="http://schemas.openxmlformats.org/drawingml/2006/wordprocessingDrawing" xmlns:w10="urn:schemas-microsoft-com:office:word" xmlns:w="http://schemas.openxmlformats.org/wordprocessingml/2006/main" xmlns:w14="http://schemas.microsoft.com/office/word/2010/wordml" xmlns:w15="http://schemas.microsoft.com/office/word/2012/wordml" xmlns:w16cex="http://schemas.microsoft.com/office/word/2018/wordml/cex" xmlns:w16cid="http://schemas.microsoft.com/office/word/2016/wordml/cid" xmlns:w16="http://schemas.microsoft.com/office/word/2018/wordml" xmlns:w16sdtdh="http://schemas.microsoft.com/office/word/2020/wordml/sdtdatahash" xmlns:w16se="http://schemas.microsoft.com/office/word/2015/wordml/symex" xmlns:wpg="http://schemas.microsoft.com/office/word/2010/wordprocessingGroup" xmlns:wpi="http://schemas.microsoft.com/office/word/2010/wordprocessingInk" xmlns:wne="http://schemas.microsoft.com/office/word/2006/wordml" xmlns:wps="http://schemas.microsoft.com/office/word/2010/wordprocessingShape" mc:Ignorable="w14 w15 w16se w16cid w16 w16cex w16sdtdh wp14">
+<w:ftr xmlns:wpc="http://schemas.microsoft.com/office/word/2010/wordprocessingCanvas" xmlns:cx="http://schemas.microsoft.com/office/drawing/2014/chartex" xmlns:cx1="http://schemas.microsoft.com/office/drawing/2015/9/8/chartex" xmlns:cx2="http://schemas.microsoft.com/office/drawing/2015/10/21/chartex" xmlns:cx3="http://schemas.microsoft.com/office/drawing/2016/5/9/chartex" xmlns:cx4="http://schemas.microsoft.com/office/drawing/2016/5/10/chartex" xmlns:cx5="http://schemas.microsoft.com/office/drawing/2016/5/11/chartex" xmlns:cx6="http://schemas.microsoft.com/office/drawing/2016/5/12/chartex" xmlns:cx7="http://schemas.microsoft.com/office/drawing/2016/5/13/chartex" xmlns:cx8="http://schemas.microsoft.com/office/drawing/2016/5/14/chartex" xmlns:mc="http://schemas.openxmlformats.org/markup-compatibility/2006" xmlns:aink="http://schemas.microsoft.com/office/drawing/2016/ink" xmlns:am3d="http://schemas.microsoft.com/office/drawing/2017/model3d" xmlns:o="urn:schemas-microsoft-com:office:office" xmlns:oel="http://schemas.microsoft.com/office/2019/extlst" xmlns:r="http://schemas.openxmlformats.org/officeDocument/2006/relationships" xmlns:m="http://schemas.openxmlformats.org/officeDocument/2006/math" xmlns:v="urn:schemas-microsoft-com:vml" xmlns:wp14="http://schemas.microsoft.com/office/word/2010/wordprocessingDrawing" xmlns:wp="http://schemas.openxmlformats.org/drawingml/2006/wordprocessingDrawing" xmlns:w10="urn:schemas-microsoft-com:office:word" xmlns:w="http://schemas.openxmlformats.org/wordprocessingml/2006/main" xmlns:w14="http://schemas.microsoft.com/office/word/2010/wordml" xmlns:w15="http://schemas.microsoft.com/office/word/2012/wordml" xmlns:w16cex="http://schemas.microsoft.com/office/word/2018/wordml/cex" xmlns:w16cid="http://schemas.microsoft.com/office/word/2016/wordml/cid" xmlns:w16="http://schemas.microsoft.com/office/word/2018/wordml" xmlns:w16du="http://schemas.microsoft.com/office/word/2023/wordml/word16du" xmlns:w16sdtdh="http://schemas.microsoft.com/office/word/2020/wordml/sdtdatahash" xmlns:w16sdtfl="http://schemas.microsoft.com/office/word/2024/wordml/sdtformatlock" xmlns:w16se="http://schemas.microsoft.com/office/word/2015/wordml/symex" xmlns:wpg="http://schemas.microsoft.com/office/word/2010/wordprocessingGroup" xmlns:wpi="http://schemas.microsoft.com/office/word/2010/wordprocessingInk" xmlns:wne="http://schemas.microsoft.com/office/word/2006/wordml" xmlns:wps="http://schemas.microsoft.com/office/word/2010/wordprocessingShape" mc:Ignorable="w14 w15 w16se w16cid w16 w16cex w16sdtdh w16sdtfl w16du wp14">
   <w:tbl>
     <w:tblPr>
       <w:tblW w:w="0" w:type="auto"/>
@@ -13830,7 +13833,7 @@
 </file>
 
 <file path=word/footer14.xml><?xml version="1.0" encoding="utf-8"?>
-<w:ftr xmlns:wpc="http://schemas.microsoft.com/office/word/2010/wordprocessingCanvas" xmlns:cx="http://schemas.microsoft.com/office/drawing/2014/chartex" xmlns:cx1="http://schemas.microsoft.com/office/drawing/2015/9/8/chartex" xmlns:cx2="http://schemas.microsoft.com/office/drawing/2015/10/21/chartex" xmlns:cx3="http://schemas.microsoft.com/office/drawing/2016/5/9/chartex" xmlns:cx4="http://schemas.microsoft.com/office/drawing/2016/5/10/chartex" xmlns:cx5="http://schemas.microsoft.com/office/drawing/2016/5/11/chartex" xmlns:cx6="http://schemas.microsoft.com/office/drawing/2016/5/12/chartex" xmlns:cx7="http://schemas.microsoft.com/office/drawing/2016/5/13/chartex" xmlns:cx8="http://schemas.microsoft.com/office/drawing/2016/5/14/chartex" xmlns:mc="http://schemas.openxmlformats.org/markup-compatibility/2006" xmlns:aink="http://schemas.microsoft.com/office/drawing/2016/ink" xmlns:am3d="http://schemas.microsoft.com/office/drawing/2017/model3d" xmlns:o="urn:schemas-microsoft-com:office:office" xmlns:oel="http://schemas.microsoft.com/office/2019/extlst" xmlns:r="http://schemas.openxmlformats.org/officeDocument/2006/relationships" xmlns:m="http://schemas.openxmlformats.org/officeDocument/2006/math" xmlns:v="urn:schemas-microsoft-com:vml" xmlns:wp14="http://schemas.microsoft.com/office/word/2010/wordprocessingDrawing" xmlns:wp="http://schemas.openxmlformats.org/drawingml/2006/wordprocessingDrawing" xmlns:w10="urn:schemas-microsoft-com:office:word" xmlns:w="http://schemas.openxmlformats.org/wordprocessingml/2006/main" xmlns:w14="http://schemas.microsoft.com/office/word/2010/wordml" xmlns:w15="http://schemas.microsoft.com/office/word/2012/wordml" xmlns:w16cex="http://schemas.microsoft.com/office/word/2018/wordml/cex" xmlns:w16cid="http://schemas.microsoft.com/office/word/2016/wordml/cid" xmlns:w16="http://schemas.microsoft.com/office/word/2018/wordml" xmlns:w16sdtdh="http://schemas.microsoft.com/office/word/2020/wordml/sdtdatahash" xmlns:w16se="http://schemas.microsoft.com/office/word/2015/wordml/symex" xmlns:wpg="http://schemas.microsoft.com/office/word/2010/wordprocessingGroup" xmlns:wpi="http://schemas.microsoft.com/office/word/2010/wordprocessingInk" xmlns:wne="http://schemas.microsoft.com/office/word/2006/wordml" xmlns:wps="http://schemas.microsoft.com/office/word/2010/wordprocessingShape" mc:Ignorable="w14 w15 w16se w16cid w16 w16cex w16sdtdh wp14">
+<w:ftr xmlns:wpc="http://schemas.microsoft.com/office/word/2010/wordprocessingCanvas" xmlns:cx="http://schemas.microsoft.com/office/drawing/2014/chartex" xmlns:cx1="http://schemas.microsoft.com/office/drawing/2015/9/8/chartex" xmlns:cx2="http://schemas.microsoft.com/office/drawing/2015/10/21/chartex" xmlns:cx3="http://schemas.microsoft.com/office/drawing/2016/5/9/chartex" xmlns:cx4="http://schemas.microsoft.com/office/drawing/2016/5/10/chartex" xmlns:cx5="http://schemas.microsoft.com/office/drawing/2016/5/11/chartex" xmlns:cx6="http://schemas.microsoft.com/office/drawing/2016/5/12/chartex" xmlns:cx7="http://schemas.microsoft.com/office/drawing/2016/5/13/chartex" xmlns:cx8="http://schemas.microsoft.com/office/drawing/2016/5/14/chartex" xmlns:mc="http://schemas.openxmlformats.org/markup-compatibility/2006" xmlns:aink="http://schemas.microsoft.com/office/drawing/2016/ink" xmlns:am3d="http://schemas.microsoft.com/office/drawing/2017/model3d" xmlns:o="urn:schemas-microsoft-com:office:office" xmlns:oel="http://schemas.microsoft.com/office/2019/extlst" xmlns:r="http://schemas.openxmlformats.org/officeDocument/2006/relationships" xmlns:m="http://schemas.openxmlformats.org/officeDocument/2006/math" xmlns:v="urn:schemas-microsoft-com:vml" xmlns:wp14="http://schemas.microsoft.com/office/word/2010/wordprocessingDrawing" xmlns:wp="http://schemas.openxmlformats.org/drawingml/2006/wordprocessingDrawing" xmlns:w10="urn:schemas-microsoft-com:office:word" xmlns:w="http://schemas.openxmlformats.org/wordprocessingml/2006/main" xmlns:w14="http://schemas.microsoft.com/office/word/2010/wordml" xmlns:w15="http://schemas.microsoft.com/office/word/2012/wordml" xmlns:w16cex="http://schemas.microsoft.com/office/word/2018/wordml/cex" xmlns:w16cid="http://schemas.microsoft.com/office/word/2016/wordml/cid" xmlns:w16="http://schemas.microsoft.com/office/word/2018/wordml" xmlns:w16du="http://schemas.microsoft.com/office/word/2023/wordml/word16du" xmlns:w16sdtdh="http://schemas.microsoft.com/office/word/2020/wordml/sdtdatahash" xmlns:w16sdtfl="http://schemas.microsoft.com/office/word/2024/wordml/sdtformatlock" xmlns:w16se="http://schemas.microsoft.com/office/word/2015/wordml/symex" xmlns:wpg="http://schemas.microsoft.com/office/word/2010/wordprocessingGroup" xmlns:wpi="http://schemas.microsoft.com/office/word/2010/wordprocessingInk" xmlns:wne="http://schemas.microsoft.com/office/word/2006/wordml" xmlns:wps="http://schemas.microsoft.com/office/word/2010/wordprocessingShape" mc:Ignorable="w14 w15 w16se w16cid w16 w16cex w16sdtdh w16sdtfl w16du wp14">
   <w:tbl>
     <w:tblPr>
       <w:tblW w:w="0" w:type="auto"/>
@@ -13890,7 +13893,7 @@
 </file>
 
 <file path=word/footer15.xml><?xml version="1.0" encoding="utf-8"?>
-<w:ftr xmlns:wpc="http://schemas.microsoft.com/office/word/2010/wordprocessingCanvas" xmlns:cx="http://schemas.microsoft.com/office/drawing/2014/chartex" xmlns:cx1="http://schemas.microsoft.com/office/drawing/2015/9/8/chartex" xmlns:cx2="http://schemas.microsoft.com/office/drawing/2015/10/21/chartex" xmlns:cx3="http://schemas.microsoft.com/office/drawing/2016/5/9/chartex" xmlns:cx4="http://schemas.microsoft.com/office/drawing/2016/5/10/chartex" xmlns:cx5="http://schemas.microsoft.com/office/drawing/2016/5/11/chartex" xmlns:cx6="http://schemas.microsoft.com/office/drawing/2016/5/12/chartex" xmlns:cx7="http://schemas.microsoft.com/office/drawing/2016/5/13/chartex" xmlns:cx8="http://schemas.microsoft.com/office/drawing/2016/5/14/chartex" xmlns:mc="http://schemas.openxmlformats.org/markup-compatibility/2006" xmlns:aink="http://schemas.microsoft.com/office/drawing/2016/ink" xmlns:am3d="http://schemas.microsoft.com/office/drawing/2017/model3d" xmlns:o="urn:schemas-microsoft-com:office:office" xmlns:oel="http://schemas.microsoft.com/office/2019/extlst" xmlns:r="http://schemas.openxmlformats.org/officeDocument/2006/relationships" xmlns:m="http://schemas.openxmlformats.org/officeDocument/2006/math" xmlns:v="urn:schemas-microsoft-com:vml" xmlns:wp14="http://schemas.microsoft.com/office/word/2010/wordprocessingDrawing" xmlns:wp="http://schemas.openxmlformats.org/drawingml/2006/wordprocessingDrawing" xmlns:w10="urn:schemas-microsoft-com:office:word" xmlns:w="http://schemas.openxmlformats.org/wordprocessingml/2006/main" xmlns:w14="http://schemas.microsoft.com/office/word/2010/wordml" xmlns:w15="http://schemas.microsoft.com/office/word/2012/wordml" xmlns:w16cex="http://schemas.microsoft.com/office/word/2018/wordml/cex" xmlns:w16cid="http://schemas.microsoft.com/office/word/2016/wordml/cid" xmlns:w16="http://schemas.microsoft.com/office/word/2018/wordml" xmlns:w16sdtdh="http://schemas.microsoft.com/office/word/2020/wordml/sdtdatahash" xmlns:w16se="http://schemas.microsoft.com/office/word/2015/wordml/symex" xmlns:wpg="http://schemas.microsoft.com/office/word/2010/wordprocessingGroup" xmlns:wpi="http://schemas.microsoft.com/office/word/2010/wordprocessingInk" xmlns:wne="http://schemas.microsoft.com/office/word/2006/wordml" xmlns:wps="http://schemas.microsoft.com/office/word/2010/wordprocessingShape" mc:Ignorable="w14 w15 w16se w16cid w16 w16cex w16sdtdh wp14">
+<w:ftr xmlns:wpc="http://schemas.microsoft.com/office/word/2010/wordprocessingCanvas" xmlns:cx="http://schemas.microsoft.com/office/drawing/2014/chartex" xmlns:cx1="http://schemas.microsoft.com/office/drawing/2015/9/8/chartex" xmlns:cx2="http://schemas.microsoft.com/office/drawing/2015/10/21/chartex" xmlns:cx3="http://schemas.microsoft.com/office/drawing/2016/5/9/chartex" xmlns:cx4="http://schemas.microsoft.com/office/drawing/2016/5/10/chartex" xmlns:cx5="http://schemas.microsoft.com/office/drawing/2016/5/11/chartex" xmlns:cx6="http://schemas.microsoft.com/office/drawing/2016/5/12/chartex" xmlns:cx7="http://schemas.microsoft.com/office/drawing/2016/5/13/chartex" xmlns:cx8="http://schemas.microsoft.com/office/drawing/2016/5/14/chartex" xmlns:mc="http://schemas.openxmlformats.org/markup-compatibility/2006" xmlns:aink="http://schemas.microsoft.com/office/drawing/2016/ink" xmlns:am3d="http://schemas.microsoft.com/office/drawing/2017/model3d" xmlns:o="urn:schemas-microsoft-com:office:office" xmlns:oel="http://schemas.microsoft.com/office/2019/extlst" xmlns:r="http://schemas.openxmlformats.org/officeDocument/2006/relationships" xmlns:m="http://schemas.openxmlformats.org/officeDocument/2006/math" xmlns:v="urn:schemas-microsoft-com:vml" xmlns:wp14="http://schemas.microsoft.com/office/word/2010/wordprocessingDrawing" xmlns:wp="http://schemas.openxmlformats.org/drawingml/2006/wordprocessingDrawing" xmlns:w10="urn:schemas-microsoft-com:office:word" xmlns:w="http://schemas.openxmlformats.org/wordprocessingml/2006/main" xmlns:w14="http://schemas.microsoft.com/office/word/2010/wordml" xmlns:w15="http://schemas.microsoft.com/office/word/2012/wordml" xmlns:w16cex="http://schemas.microsoft.com/office/word/2018/wordml/cex" xmlns:w16cid="http://schemas.microsoft.com/office/word/2016/wordml/cid" xmlns:w16="http://schemas.microsoft.com/office/word/2018/wordml" xmlns:w16du="http://schemas.microsoft.com/office/word/2023/wordml/word16du" xmlns:w16sdtdh="http://schemas.microsoft.com/office/word/2020/wordml/sdtdatahash" xmlns:w16sdtfl="http://schemas.microsoft.com/office/word/2024/wordml/sdtformatlock" xmlns:w16se="http://schemas.microsoft.com/office/word/2015/wordml/symex" xmlns:wpg="http://schemas.microsoft.com/office/word/2010/wordprocessingGroup" xmlns:wpi="http://schemas.microsoft.com/office/word/2010/wordprocessingInk" xmlns:wne="http://schemas.microsoft.com/office/word/2006/wordml" xmlns:wps="http://schemas.microsoft.com/office/word/2010/wordprocessingShape" mc:Ignorable="w14 w15 w16se w16cid w16 w16cex w16sdtdh w16sdtfl w16du wp14">
   <w:tbl>
     <w:tblPr>
       <w:tblW w:w="0" w:type="auto"/>
@@ -13950,7 +13953,7 @@
 </file>
 
 <file path=word/footer16.xml><?xml version="1.0" encoding="utf-8"?>
-<w:ftr xmlns:wpc="http://schemas.microsoft.com/office/word/2010/wordprocessingCanvas" xmlns:cx="http://schemas.microsoft.com/office/drawing/2014/chartex" xmlns:cx1="http://schemas.microsoft.com/office/drawing/2015/9/8/chartex" xmlns:cx2="http://schemas.microsoft.com/office/drawing/2015/10/21/chartex" xmlns:cx3="http://schemas.microsoft.com/office/drawing/2016/5/9/chartex" xmlns:cx4="http://schemas.microsoft.com/office/drawing/2016/5/10/chartex" xmlns:cx5="http://schemas.microsoft.com/office/drawing/2016/5/11/chartex" xmlns:cx6="http://schemas.microsoft.com/office/drawing/2016/5/12/chartex" xmlns:cx7="http://schemas.microsoft.com/office/drawing/2016/5/13/chartex" xmlns:cx8="http://schemas.microsoft.com/office/drawing/2016/5/14/chartex" xmlns:mc="http://schemas.openxmlformats.org/markup-compatibility/2006" xmlns:aink="http://schemas.microsoft.com/office/drawing/2016/ink" xmlns:am3d="http://schemas.microsoft.com/office/drawing/2017/model3d" xmlns:o="urn:schemas-microsoft-com:office:office" xmlns:oel="http://schemas.microsoft.com/office/2019/extlst" xmlns:r="http://schemas.openxmlformats.org/officeDocument/2006/relationships" xmlns:m="http://schemas.openxmlformats.org/officeDocument/2006/math" xmlns:v="urn:schemas-microsoft-com:vml" xmlns:wp14="http://schemas.microsoft.com/office/word/2010/wordprocessingDrawing" xmlns:wp="http://schemas.openxmlformats.org/drawingml/2006/wordprocessingDrawing" xmlns:w10="urn:schemas-microsoft-com:office:word" xmlns:w="http://schemas.openxmlformats.org/wordprocessingml/2006/main" xmlns:w14="http://schemas.microsoft.com/office/word/2010/wordml" xmlns:w15="http://schemas.microsoft.com/office/word/2012/wordml" xmlns:w16cex="http://schemas.microsoft.com/office/word/2018/wordml/cex" xmlns:w16cid="http://schemas.microsoft.com/office/word/2016/wordml/cid" xmlns:w16="http://schemas.microsoft.com/office/word/2018/wordml" xmlns:w16sdtdh="http://schemas.microsoft.com/office/word/2020/wordml/sdtdatahash" xmlns:w16se="http://schemas.microsoft.com/office/word/2015/wordml/symex" xmlns:wpg="http://schemas.microsoft.com/office/word/2010/wordprocessingGroup" xmlns:wpi="http://schemas.microsoft.com/office/word/2010/wordprocessingInk" xmlns:wne="http://schemas.microsoft.com/office/word/2006/wordml" xmlns:wps="http://schemas.microsoft.com/office/word/2010/wordprocessingShape" mc:Ignorable="w14 w15 w16se w16cid w16 w16cex w16sdtdh wp14">
+<w:ftr xmlns:wpc="http://schemas.microsoft.com/office/word/2010/wordprocessingCanvas" xmlns:cx="http://schemas.microsoft.com/office/drawing/2014/chartex" xmlns:cx1="http://schemas.microsoft.com/office/drawing/2015/9/8/chartex" xmlns:cx2="http://schemas.microsoft.com/office/drawing/2015/10/21/chartex" xmlns:cx3="http://schemas.microsoft.com/office/drawing/2016/5/9/chartex" xmlns:cx4="http://schemas.microsoft.com/office/drawing/2016/5/10/chartex" xmlns:cx5="http://schemas.microsoft.com/office/drawing/2016/5/11/chartex" xmlns:cx6="http://schemas.microsoft.com/office/drawing/2016/5/12/chartex" xmlns:cx7="http://schemas.microsoft.com/office/drawing/2016/5/13/chartex" xmlns:cx8="http://schemas.microsoft.com/office/drawing/2016/5/14/chartex" xmlns:mc="http://schemas.openxmlformats.org/markup-compatibility/2006" xmlns:aink="http://schemas.microsoft.com/office/drawing/2016/ink" xmlns:am3d="http://schemas.microsoft.com/office/drawing/2017/model3d" xmlns:o="urn:schemas-microsoft-com:office:office" xmlns:oel="http://schemas.microsoft.com/office/2019/extlst" xmlns:r="http://schemas.openxmlformats.org/officeDocument/2006/relationships" xmlns:m="http://schemas.openxmlformats.org/officeDocument/2006/math" xmlns:v="urn:schemas-microsoft-com:vml" xmlns:wp14="http://schemas.microsoft.com/office/word/2010/wordprocessingDrawing" xmlns:wp="http://schemas.openxmlformats.org/drawingml/2006/wordprocessingDrawing" xmlns:w10="urn:schemas-microsoft-com:office:word" xmlns:w="http://schemas.openxmlformats.org/wordprocessingml/2006/main" xmlns:w14="http://schemas.microsoft.com/office/word/2010/wordml" xmlns:w15="http://schemas.microsoft.com/office/word/2012/wordml" xmlns:w16cex="http://schemas.microsoft.com/office/word/2018/wordml/cex" xmlns:w16cid="http://schemas.microsoft.com/office/word/2016/wordml/cid" xmlns:w16="http://schemas.microsoft.com/office/word/2018/wordml" xmlns:w16du="http://schemas.microsoft.com/office/word/2023/wordml/word16du" xmlns:w16sdtdh="http://schemas.microsoft.com/office/word/2020/wordml/sdtdatahash" xmlns:w16sdtfl="http://schemas.microsoft.com/office/word/2024/wordml/sdtformatlock" xmlns:w16se="http://schemas.microsoft.com/office/word/2015/wordml/symex" xmlns:wpg="http://schemas.microsoft.com/office/word/2010/wordprocessingGroup" xmlns:wpi="http://schemas.microsoft.com/office/word/2010/wordprocessingInk" xmlns:wne="http://schemas.microsoft.com/office/word/2006/wordml" xmlns:wps="http://schemas.microsoft.com/office/word/2010/wordprocessingShape" mc:Ignorable="w14 w15 w16se w16cid w16 w16cex w16sdtdh w16sdtfl w16du wp14">
   <w:tbl>
     <w:tblPr>
       <w:tblW w:w="0" w:type="auto"/>
@@ -14010,7 +14013,7 @@
 </file>
 
 <file path=word/footer17.xml><?xml version="1.0" encoding="utf-8"?>
-<w:ftr xmlns:wpc="http://schemas.microsoft.com/office/word/2010/wordprocessingCanvas" xmlns:cx="http://schemas.microsoft.com/office/drawing/2014/chartex" xmlns:cx1="http://schemas.microsoft.com/office/drawing/2015/9/8/chartex" xmlns:cx2="http://schemas.microsoft.com/office/drawing/2015/10/21/chartex" xmlns:cx3="http://schemas.microsoft.com/office/drawing/2016/5/9/chartex" xmlns:cx4="http://schemas.microsoft.com/office/drawing/2016/5/10/chartex" xmlns:cx5="http://schemas.microsoft.com/office/drawing/2016/5/11/chartex" xmlns:cx6="http://schemas.microsoft.com/office/drawing/2016/5/12/chartex" xmlns:cx7="http://schemas.microsoft.com/office/drawing/2016/5/13/chartex" xmlns:cx8="http://schemas.microsoft.com/office/drawing/2016/5/14/chartex" xmlns:mc="http://schemas.openxmlformats.org/markup-compatibility/2006" xmlns:aink="http://schemas.microsoft.com/office/drawing/2016/ink" xmlns:am3d="http://schemas.microsoft.com/office/drawing/2017/model3d" xmlns:o="urn:schemas-microsoft-com:office:office" xmlns:oel="http://schemas.microsoft.com/office/2019/extlst" xmlns:r="http://schemas.openxmlformats.org/officeDocument/2006/relationships" xmlns:m="http://schemas.openxmlformats.org/officeDocument/2006/math" xmlns:v="urn:schemas-microsoft-com:vml" xmlns:wp14="http://schemas.microsoft.com/office/word/2010/wordprocessingDrawing" xmlns:wp="http://schemas.openxmlformats.org/drawingml/2006/wordprocessingDrawing" xmlns:w10="urn:schemas-microsoft-com:office:word" xmlns:w="http://schemas.openxmlformats.org/wordprocessingml/2006/main" xmlns:w14="http://schemas.microsoft.com/office/word/2010/wordml" xmlns:w15="http://schemas.microsoft.com/office/word/2012/wordml" xmlns:w16cex="http://schemas.microsoft.com/office/word/2018/wordml/cex" xmlns:w16cid="http://schemas.microsoft.com/office/word/2016/wordml/cid" xmlns:w16="http://schemas.microsoft.com/office/word/2018/wordml" xmlns:w16sdtdh="http://schemas.microsoft.com/office/word/2020/wordml/sdtdatahash" xmlns:w16se="http://schemas.microsoft.com/office/word/2015/wordml/symex" xmlns:wpg="http://schemas.microsoft.com/office/word/2010/wordprocessingGroup" xmlns:wpi="http://schemas.microsoft.com/office/word/2010/wordprocessingInk" xmlns:wne="http://schemas.microsoft.com/office/word/2006/wordml" xmlns:wps="http://schemas.microsoft.com/office/word/2010/wordprocessingShape" mc:Ignorable="w14 w15 w16se w16cid w16 w16cex w16sdtdh wp14">
+<w:ftr xmlns:wpc="http://schemas.microsoft.com/office/word/2010/wordprocessingCanvas" xmlns:cx="http://schemas.microsoft.com/office/drawing/2014/chartex" xmlns:cx1="http://schemas.microsoft.com/office/drawing/2015/9/8/chartex" xmlns:cx2="http://schemas.microsoft.com/office/drawing/2015/10/21/chartex" xmlns:cx3="http://schemas.microsoft.com/office/drawing/2016/5/9/chartex" xmlns:cx4="http://schemas.microsoft.com/office/drawing/2016/5/10/chartex" xmlns:cx5="http://schemas.microsoft.com/office/drawing/2016/5/11/chartex" xmlns:cx6="http://schemas.microsoft.com/office/drawing/2016/5/12/chartex" xmlns:cx7="http://schemas.microsoft.com/office/drawing/2016/5/13/chartex" xmlns:cx8="http://schemas.microsoft.com/office/drawing/2016/5/14/chartex" xmlns:mc="http://schemas.openxmlformats.org/markup-compatibility/2006" xmlns:aink="http://schemas.microsoft.com/office/drawing/2016/ink" xmlns:am3d="http://schemas.microsoft.com/office/drawing/2017/model3d" xmlns:o="urn:schemas-microsoft-com:office:office" xmlns:oel="http://schemas.microsoft.com/office/2019/extlst" xmlns:r="http://schemas.openxmlformats.org/officeDocument/2006/relationships" xmlns:m="http://schemas.openxmlformats.org/officeDocument/2006/math" xmlns:v="urn:schemas-microsoft-com:vml" xmlns:wp14="http://schemas.microsoft.com/office/word/2010/wordprocessingDrawing" xmlns:wp="http://schemas.openxmlformats.org/drawingml/2006/wordprocessingDrawing" xmlns:w10="urn:schemas-microsoft-com:office:word" xmlns:w="http://schemas.openxmlformats.org/wordprocessingml/2006/main" xmlns:w14="http://schemas.microsoft.com/office/word/2010/wordml" xmlns:w15="http://schemas.microsoft.com/office/word/2012/wordml" xmlns:w16cex="http://schemas.microsoft.com/office/word/2018/wordml/cex" xmlns:w16cid="http://schemas.microsoft.com/office/word/2016/wordml/cid" xmlns:w16="http://schemas.microsoft.com/office/word/2018/wordml" xmlns:w16du="http://schemas.microsoft.com/office/word/2023/wordml/word16du" xmlns:w16sdtdh="http://schemas.microsoft.com/office/word/2020/wordml/sdtdatahash" xmlns:w16sdtfl="http://schemas.microsoft.com/office/word/2024/wordml/sdtformatlock" xmlns:w16se="http://schemas.microsoft.com/office/word/2015/wordml/symex" xmlns:wpg="http://schemas.microsoft.com/office/word/2010/wordprocessingGroup" xmlns:wpi="http://schemas.microsoft.com/office/word/2010/wordprocessingInk" xmlns:wne="http://schemas.microsoft.com/office/word/2006/wordml" xmlns:wps="http://schemas.microsoft.com/office/word/2010/wordprocessingShape" mc:Ignorable="w14 w15 w16se w16cid w16 w16cex w16sdtdh w16sdtfl w16du wp14">
   <w:tbl>
     <w:tblPr>
       <w:tblW w:w="0" w:type="auto"/>
@@ -14070,7 +14073,7 @@
 </file>
 
 <file path=word/footer18.xml><?xml version="1.0" encoding="utf-8"?>
-<w:ftr xmlns:wpc="http://schemas.microsoft.com/office/word/2010/wordprocessingCanvas" xmlns:cx="http://schemas.microsoft.com/office/drawing/2014/chartex" xmlns:cx1="http://schemas.microsoft.com/office/drawing/2015/9/8/chartex" xmlns:cx2="http://schemas.microsoft.com/office/drawing/2015/10/21/chartex" xmlns:cx3="http://schemas.microsoft.com/office/drawing/2016/5/9/chartex" xmlns:cx4="http://schemas.microsoft.com/office/drawing/2016/5/10/chartex" xmlns:cx5="http://schemas.microsoft.com/office/drawing/2016/5/11/chartex" xmlns:cx6="http://schemas.microsoft.com/office/drawing/2016/5/12/chartex" xmlns:cx7="http://schemas.microsoft.com/office/drawing/2016/5/13/chartex" xmlns:cx8="http://schemas.microsoft.com/office/drawing/2016/5/14/chartex" xmlns:mc="http://schemas.openxmlformats.org/markup-compatibility/2006" xmlns:aink="http://schemas.microsoft.com/office/drawing/2016/ink" xmlns:am3d="http://schemas.microsoft.com/office/drawing/2017/model3d" xmlns:o="urn:schemas-microsoft-com:office:office" xmlns:oel="http://schemas.microsoft.com/office/2019/extlst" xmlns:r="http://schemas.openxmlformats.org/officeDocument/2006/relationships" xmlns:m="http://schemas.openxmlformats.org/officeDocument/2006/math" xmlns:v="urn:schemas-microsoft-com:vml" xmlns:wp14="http://schemas.microsoft.com/office/word/2010/wordprocessingDrawing" xmlns:wp="http://schemas.openxmlformats.org/drawingml/2006/wordprocessingDrawing" xmlns:w10="urn:schemas-microsoft-com:office:word" xmlns:w="http://schemas.openxmlformats.org/wordprocessingml/2006/main" xmlns:w14="http://schemas.microsoft.com/office/word/2010/wordml" xmlns:w15="http://schemas.microsoft.com/office/word/2012/wordml" xmlns:w16cex="http://schemas.microsoft.com/office/word/2018/wordml/cex" xmlns:w16cid="http://schemas.microsoft.com/office/word/2016/wordml/cid" xmlns:w16="http://schemas.microsoft.com/office/word/2018/wordml" xmlns:w16sdtdh="http://schemas.microsoft.com/office/word/2020/wordml/sdtdatahash" xmlns:w16se="http://schemas.microsoft.com/office/word/2015/wordml/symex" xmlns:wpg="http://schemas.microsoft.com/office/word/2010/wordprocessingGroup" xmlns:wpi="http://schemas.microsoft.com/office/word/2010/wordprocessingInk" xmlns:wne="http://schemas.microsoft.com/office/word/2006/wordml" xmlns:wps="http://schemas.microsoft.com/office/word/2010/wordprocessingShape" mc:Ignorable="w14 w15 w16se w16cid w16 w16cex w16sdtdh wp14">
+<w:ftr xmlns:wpc="http://schemas.microsoft.com/office/word/2010/wordprocessingCanvas" xmlns:cx="http://schemas.microsoft.com/office/drawing/2014/chartex" xmlns:cx1="http://schemas.microsoft.com/office/drawing/2015/9/8/chartex" xmlns:cx2="http://schemas.microsoft.com/office/drawing/2015/10/21/chartex" xmlns:cx3="http://schemas.microsoft.com/office/drawing/2016/5/9/chartex" xmlns:cx4="http://schemas.microsoft.com/office/drawing/2016/5/10/chartex" xmlns:cx5="http://schemas.microsoft.com/office/drawing/2016/5/11/chartex" xmlns:cx6="http://schemas.microsoft.com/office/drawing/2016/5/12/chartex" xmlns:cx7="http://schemas.microsoft.com/office/drawing/2016/5/13/chartex" xmlns:cx8="http://schemas.microsoft.com/office/drawing/2016/5/14/chartex" xmlns:mc="http://schemas.openxmlformats.org/markup-compatibility/2006" xmlns:aink="http://schemas.microsoft.com/office/drawing/2016/ink" xmlns:am3d="http://schemas.microsoft.com/office/drawing/2017/model3d" xmlns:o="urn:schemas-microsoft-com:office:office" xmlns:oel="http://schemas.microsoft.com/office/2019/extlst" xmlns:r="http://schemas.openxmlformats.org/officeDocument/2006/relationships" xmlns:m="http://schemas.openxmlformats.org/officeDocument/2006/math" xmlns:v="urn:schemas-microsoft-com:vml" xmlns:wp14="http://schemas.microsoft.com/office/word/2010/wordprocessingDrawing" xmlns:wp="http://schemas.openxmlformats.org/drawingml/2006/wordprocessingDrawing" xmlns:w10="urn:schemas-microsoft-com:office:word" xmlns:w="http://schemas.openxmlformats.org/wordprocessingml/2006/main" xmlns:w14="http://schemas.microsoft.com/office/word/2010/wordml" xmlns:w15="http://schemas.microsoft.com/office/word/2012/wordml" xmlns:w16cex="http://schemas.microsoft.com/office/word/2018/wordml/cex" xmlns:w16cid="http://schemas.microsoft.com/office/word/2016/wordml/cid" xmlns:w16="http://schemas.microsoft.com/office/word/2018/wordml" xmlns:w16du="http://schemas.microsoft.com/office/word/2023/wordml/word16du" xmlns:w16sdtdh="http://schemas.microsoft.com/office/word/2020/wordml/sdtdatahash" xmlns:w16sdtfl="http://schemas.microsoft.com/office/word/2024/wordml/sdtformatlock" xmlns:w16se="http://schemas.microsoft.com/office/word/2015/wordml/symex" xmlns:wpg="http://schemas.microsoft.com/office/word/2010/wordprocessingGroup" xmlns:wpi="http://schemas.microsoft.com/office/word/2010/wordprocessingInk" xmlns:wne="http://schemas.microsoft.com/office/word/2006/wordml" xmlns:wps="http://schemas.microsoft.com/office/word/2010/wordprocessingShape" mc:Ignorable="w14 w15 w16se w16cid w16 w16cex w16sdtdh w16sdtfl w16du wp14">
   <w:tbl>
     <w:tblPr>
       <w:tblW w:w="0" w:type="auto"/>
@@ -14130,7 +14133,7 @@
 </file>
 
 <file path=word/footer2.xml><?xml version="1.0" encoding="utf-8"?>
-<w:ftr xmlns:wpc="http://schemas.microsoft.com/office/word/2010/wordprocessingCanvas" xmlns:cx="http://schemas.microsoft.com/office/drawing/2014/chartex" xmlns:cx1="http://schemas.microsoft.com/office/drawing/2015/9/8/chartex" xmlns:cx2="http://schemas.microsoft.com/office/drawing/2015/10/21/chartex" xmlns:cx3="http://schemas.microsoft.com/office/drawing/2016/5/9/chartex" xmlns:cx4="http://schemas.microsoft.com/office/drawing/2016/5/10/chartex" xmlns:cx5="http://schemas.microsoft.com/office/drawing/2016/5/11/chartex" xmlns:cx6="http://schemas.microsoft.com/office/drawing/2016/5/12/chartex" xmlns:cx7="http://schemas.microsoft.com/office/drawing/2016/5/13/chartex" xmlns:cx8="http://schemas.microsoft.com/office/drawing/2016/5/14/chartex" xmlns:mc="http://schemas.openxmlformats.org/markup-compatibility/2006" xmlns:aink="http://schemas.microsoft.com/office/drawing/2016/ink" xmlns:am3d="http://schemas.microsoft.com/office/drawing/2017/model3d" xmlns:o="urn:schemas-microsoft-com:office:office" xmlns:oel="http://schemas.microsoft.com/office/2019/extlst" xmlns:r="http://schemas.openxmlformats.org/officeDocument/2006/relationships" xmlns:m="http://schemas.openxmlformats.org/officeDocument/2006/math" xmlns:v="urn:schemas-microsoft-com:vml" xmlns:wp14="http://schemas.microsoft.com/office/word/2010/wordprocessingDrawing" xmlns:wp="http://schemas.openxmlformats.org/drawingml/2006/wordprocessingDrawing" xmlns:w10="urn:schemas-microsoft-com:office:word" xmlns:w="http://schemas.openxmlformats.org/wordprocessingml/2006/main" xmlns:w14="http://schemas.microsoft.com/office/word/2010/wordml" xmlns:w15="http://schemas.microsoft.com/office/word/2012/wordml" xmlns:w16cex="http://schemas.microsoft.com/office/word/2018/wordml/cex" xmlns:w16cid="http://schemas.microsoft.com/office/word/2016/wordml/cid" xmlns:w16="http://schemas.microsoft.com/office/word/2018/wordml" xmlns:w16sdtdh="http://schemas.microsoft.com/office/word/2020/wordml/sdtdatahash" xmlns:w16se="http://schemas.microsoft.com/office/word/2015/wordml/symex" xmlns:wpg="http://schemas.microsoft.com/office/word/2010/wordprocessingGroup" xmlns:wpi="http://schemas.microsoft.com/office/word/2010/wordprocessingInk" xmlns:wne="http://schemas.microsoft.com/office/word/2006/wordml" xmlns:wps="http://schemas.microsoft.com/office/word/2010/wordprocessingShape" mc:Ignorable="w14 w15 w16se w16cid w16 w16cex w16sdtdh wp14">
+<w:ftr xmlns:wpc="http://schemas.microsoft.com/office/word/2010/wordprocessingCanvas" xmlns:cx="http://schemas.microsoft.com/office/drawing/2014/chartex" xmlns:cx1="http://schemas.microsoft.com/office/drawing/2015/9/8/chartex" xmlns:cx2="http://schemas.microsoft.com/office/drawing/2015/10/21/chartex" xmlns:cx3="http://schemas.microsoft.com/office/drawing/2016/5/9/chartex" xmlns:cx4="http://schemas.microsoft.com/office/drawing/2016/5/10/chartex" xmlns:cx5="http://schemas.microsoft.com/office/drawing/2016/5/11/chartex" xmlns:cx6="http://schemas.microsoft.com/office/drawing/2016/5/12/chartex" xmlns:cx7="http://schemas.microsoft.com/office/drawing/2016/5/13/chartex" xmlns:cx8="http://schemas.microsoft.com/office/drawing/2016/5/14/chartex" xmlns:mc="http://schemas.openxmlformats.org/markup-compatibility/2006" xmlns:aink="http://schemas.microsoft.com/office/drawing/2016/ink" xmlns:am3d="http://schemas.microsoft.com/office/drawing/2017/model3d" xmlns:o="urn:schemas-microsoft-com:office:office" xmlns:oel="http://schemas.microsoft.com/office/2019/extlst" xmlns:r="http://schemas.openxmlformats.org/officeDocument/2006/relationships" xmlns:m="http://schemas.openxmlformats.org/officeDocument/2006/math" xmlns:v="urn:schemas-microsoft-com:vml" xmlns:wp14="http://schemas.microsoft.com/office/word/2010/wordprocessingDrawing" xmlns:wp="http://schemas.openxmlformats.org/drawingml/2006/wordprocessingDrawing" xmlns:w10="urn:schemas-microsoft-com:office:word" xmlns:w="http://schemas.openxmlformats.org/wordprocessingml/2006/main" xmlns:w14="http://schemas.microsoft.com/office/word/2010/wordml" xmlns:w15="http://schemas.microsoft.com/office/word/2012/wordml" xmlns:w16cex="http://schemas.microsoft.com/office/word/2018/wordml/cex" xmlns:w16cid="http://schemas.microsoft.com/office/word/2016/wordml/cid" xmlns:w16="http://schemas.microsoft.com/office/word/2018/wordml" xmlns:w16du="http://schemas.microsoft.com/office/word/2023/wordml/word16du" xmlns:w16sdtdh="http://schemas.microsoft.com/office/word/2020/wordml/sdtdatahash" xmlns:w16sdtfl="http://schemas.microsoft.com/office/word/2024/wordml/sdtformatlock" xmlns:w16se="http://schemas.microsoft.com/office/word/2015/wordml/symex" xmlns:wpg="http://schemas.microsoft.com/office/word/2010/wordprocessingGroup" xmlns:wpi="http://schemas.microsoft.com/office/word/2010/wordprocessingInk" xmlns:wne="http://schemas.microsoft.com/office/word/2006/wordml" xmlns:wps="http://schemas.microsoft.com/office/word/2010/wordprocessingShape" mc:Ignorable="w14 w15 w16se w16cid w16 w16cex w16sdtdh w16sdtfl w16du wp14">
   <w:tbl>
     <w:tblPr>
       <w:tblW w:w="0" w:type="auto"/>
@@ -14190,7 +14193,7 @@
 </file>
 
 <file path=word/footer3.xml><?xml version="1.0" encoding="utf-8"?>
-<w:ftr xmlns:wpc="http://schemas.microsoft.com/office/word/2010/wordprocessingCanvas" xmlns:cx="http://schemas.microsoft.com/office/drawing/2014/chartex" xmlns:cx1="http://schemas.microsoft.com/office/drawing/2015/9/8/chartex" xmlns:cx2="http://schemas.microsoft.com/office/drawing/2015/10/21/chartex" xmlns:cx3="http://schemas.microsoft.com/office/drawing/2016/5/9/chartex" xmlns:cx4="http://schemas.microsoft.com/office/drawing/2016/5/10/chartex" xmlns:cx5="http://schemas.microsoft.com/office/drawing/2016/5/11/chartex" xmlns:cx6="http://schemas.microsoft.com/office/drawing/2016/5/12/chartex" xmlns:cx7="http://schemas.microsoft.com/office/drawing/2016/5/13/chartex" xmlns:cx8="http://schemas.microsoft.com/office/drawing/2016/5/14/chartex" xmlns:mc="http://schemas.openxmlformats.org/markup-compatibility/2006" xmlns:aink="http://schemas.microsoft.com/office/drawing/2016/ink" xmlns:am3d="http://schemas.microsoft.com/office/drawing/2017/model3d" xmlns:o="urn:schemas-microsoft-com:office:office" xmlns:oel="http://schemas.microsoft.com/office/2019/extlst" xmlns:r="http://schemas.openxmlformats.org/officeDocument/2006/relationships" xmlns:m="http://schemas.openxmlformats.org/officeDocument/2006/math" xmlns:v="urn:schemas-microsoft-com:vml" xmlns:wp14="http://schemas.microsoft.com/office/word/2010/wordprocessingDrawing" xmlns:wp="http://schemas.openxmlformats.org/drawingml/2006/wordprocessingDrawing" xmlns:w10="urn:schemas-microsoft-com:office:word" xmlns:w="http://schemas.openxmlformats.org/wordprocessingml/2006/main" xmlns:w14="http://schemas.microsoft.com/office/word/2010/wordml" xmlns:w15="http://schemas.microsoft.com/office/word/2012/wordml" xmlns:w16cex="http://schemas.microsoft.com/office/word/2018/wordml/cex" xmlns:w16cid="http://schemas.microsoft.com/office/word/2016/wordml/cid" xmlns:w16="http://schemas.microsoft.com/office/word/2018/wordml" xmlns:w16sdtdh="http://schemas.microsoft.com/office/word/2020/wordml/sdtdatahash" xmlns:w16se="http://schemas.microsoft.com/office/word/2015/wordml/symex" xmlns:wpg="http://schemas.microsoft.com/office/word/2010/wordprocessingGroup" xmlns:wpi="http://schemas.microsoft.com/office/word/2010/wordprocessingInk" xmlns:wne="http://schemas.microsoft.com/office/word/2006/wordml" xmlns:wps="http://schemas.microsoft.com/office/word/2010/wordprocessingShape" mc:Ignorable="w14 w15 w16se w16cid w16 w16cex w16sdtdh wp14">
+<w:ftr xmlns:wpc="http://schemas.microsoft.com/office/word/2010/wordprocessingCanvas" xmlns:cx="http://schemas.microsoft.com/office/drawing/2014/chartex" xmlns:cx1="http://schemas.microsoft.com/office/drawing/2015/9/8/chartex" xmlns:cx2="http://schemas.microsoft.com/office/drawing/2015/10/21/chartex" xmlns:cx3="http://schemas.microsoft.com/office/drawing/2016/5/9/chartex" xmlns:cx4="http://schemas.microsoft.com/office/drawing/2016/5/10/chartex" xmlns:cx5="http://schemas.microsoft.com/office/drawing/2016/5/11/chartex" xmlns:cx6="http://schemas.microsoft.com/office/drawing/2016/5/12/chartex" xmlns:cx7="http://schemas.microsoft.com/office/drawing/2016/5/13/chartex" xmlns:cx8="http://schemas.microsoft.com/office/drawing/2016/5/14/chartex" xmlns:mc="http://schemas.openxmlformats.org/markup-compatibility/2006" xmlns:aink="http://schemas.microsoft.com/office/drawing/2016/ink" xmlns:am3d="http://schemas.microsoft.com/office/drawing/2017/model3d" xmlns:o="urn:schemas-microsoft-com:office:office" xmlns:oel="http://schemas.microsoft.com/office/2019/extlst" xmlns:r="http://schemas.openxmlformats.org/officeDocument/2006/relationships" xmlns:m="http://schemas.openxmlformats.org/officeDocument/2006/math" xmlns:v="urn:schemas-microsoft-com:vml" xmlns:wp14="http://schemas.microsoft.com/office/word/2010/wordprocessingDrawing" xmlns:wp="http://schemas.openxmlformats.org/drawingml/2006/wordprocessingDrawing" xmlns:w10="urn:schemas-microsoft-com:office:word" xmlns:w="http://schemas.openxmlformats.org/wordprocessingml/2006/main" xmlns:w14="http://schemas.microsoft.com/office/word/2010/wordml" xmlns:w15="http://schemas.microsoft.com/office/word/2012/wordml" xmlns:w16cex="http://schemas.microsoft.com/office/word/2018/wordml/cex" xmlns:w16cid="http://schemas.microsoft.com/office/word/2016/wordml/cid" xmlns:w16="http://schemas.microsoft.com/office/word/2018/wordml" xmlns:w16du="http://schemas.microsoft.com/office/word/2023/wordml/word16du" xmlns:w16sdtdh="http://schemas.microsoft.com/office/word/2020/wordml/sdtdatahash" xmlns:w16sdtfl="http://schemas.microsoft.com/office/word/2024/wordml/sdtformatlock" xmlns:w16se="http://schemas.microsoft.com/office/word/2015/wordml/symex" xmlns:wpg="http://schemas.microsoft.com/office/word/2010/wordprocessingGroup" xmlns:wpi="http://schemas.microsoft.com/office/word/2010/wordprocessingInk" xmlns:wne="http://schemas.microsoft.com/office/word/2006/wordml" xmlns:wps="http://schemas.microsoft.com/office/word/2010/wordprocessingShape" mc:Ignorable="w14 w15 w16se w16cid w16 w16cex w16sdtdh w16sdtfl w16du wp14">
   <w:tbl>
     <w:tblPr>
       <w:tblW w:w="0" w:type="auto"/>
@@ -14250,7 +14253,7 @@
 </file>
 
 <file path=word/footer4.xml><?xml version="1.0" encoding="utf-8"?>
-<w:ftr xmlns:wpc="http://schemas.microsoft.com/office/word/2010/wordprocessingCanvas" xmlns:cx="http://schemas.microsoft.com/office/drawing/2014/chartex" xmlns:cx1="http://schemas.microsoft.com/office/drawing/2015/9/8/chartex" xmlns:cx2="http://schemas.microsoft.com/office/drawing/2015/10/21/chartex" xmlns:cx3="http://schemas.microsoft.com/office/drawing/2016/5/9/chartex" xmlns:cx4="http://schemas.microsoft.com/office/drawing/2016/5/10/chartex" xmlns:cx5="http://schemas.microsoft.com/office/drawing/2016/5/11/chartex" xmlns:cx6="http://schemas.microsoft.com/office/drawing/2016/5/12/chartex" xmlns:cx7="http://schemas.microsoft.com/office/drawing/2016/5/13/chartex" xmlns:cx8="http://schemas.microsoft.com/office/drawing/2016/5/14/chartex" xmlns:mc="http://schemas.openxmlformats.org/markup-compatibility/2006" xmlns:aink="http://schemas.microsoft.com/office/drawing/2016/ink" xmlns:am3d="http://schemas.microsoft.com/office/drawing/2017/model3d" xmlns:o="urn:schemas-microsoft-com:office:office" xmlns:oel="http://schemas.microsoft.com/office/2019/extlst" xmlns:r="http://schemas.openxmlformats.org/officeDocument/2006/relationships" xmlns:m="http://schemas.openxmlformats.org/officeDocument/2006/math" xmlns:v="urn:schemas-microsoft-com:vml" xmlns:wp14="http://schemas.microsoft.com/office/word/2010/wordprocessingDrawing" xmlns:wp="http://schemas.openxmlformats.org/drawingml/2006/wordprocessingDrawing" xmlns:w10="urn:schemas-microsoft-com:office:word" xmlns:w="http://schemas.openxmlformats.org/wordprocessingml/2006/main" xmlns:w14="http://schemas.microsoft.com/office/word/2010/wordml" xmlns:w15="http://schemas.microsoft.com/office/word/2012/wordml" xmlns:w16cex="http://schemas.microsoft.com/office/word/2018/wordml/cex" xmlns:w16cid="http://schemas.microsoft.com/office/word/2016/wordml/cid" xmlns:w16="http://schemas.microsoft.com/office/word/2018/wordml" xmlns:w16sdtdh="http://schemas.microsoft.com/office/word/2020/wordml/sdtdatahash" xmlns:w16se="http://schemas.microsoft.com/office/word/2015/wordml/symex" xmlns:wpg="http://schemas.microsoft.com/office/word/2010/wordprocessingGroup" xmlns:wpi="http://schemas.microsoft.com/office/word/2010/wordprocessingInk" xmlns:wne="http://schemas.microsoft.com/office/word/2006/wordml" xmlns:wps="http://schemas.microsoft.com/office/word/2010/wordprocessingShape" mc:Ignorable="w14 w15 w16se w16cid w16 w16cex w16sdtdh wp14">
+<w:ftr xmlns:wpc="http://schemas.microsoft.com/office/word/2010/wordprocessingCanvas" xmlns:cx="http://schemas.microsoft.com/office/drawing/2014/chartex" xmlns:cx1="http://schemas.microsoft.com/office/drawing/2015/9/8/chartex" xmlns:cx2="http://schemas.microsoft.com/office/drawing/2015/10/21/chartex" xmlns:cx3="http://schemas.microsoft.com/office/drawing/2016/5/9/chartex" xmlns:cx4="http://schemas.microsoft.com/office/drawing/2016/5/10/chartex" xmlns:cx5="http://schemas.microsoft.com/office/drawing/2016/5/11/chartex" xmlns:cx6="http://schemas.microsoft.com/office/drawing/2016/5/12/chartex" xmlns:cx7="http://schemas.microsoft.com/office/drawing/2016/5/13/chartex" xmlns:cx8="http://schemas.microsoft.com/office/drawing/2016/5/14/chartex" xmlns:mc="http://schemas.openxmlformats.org/markup-compatibility/2006" xmlns:aink="http://schemas.microsoft.com/office/drawing/2016/ink" xmlns:am3d="http://schemas.microsoft.com/office/drawing/2017/model3d" xmlns:o="urn:schemas-microsoft-com:office:office" xmlns:oel="http://schemas.microsoft.com/office/2019/extlst" xmlns:r="http://schemas.openxmlformats.org/officeDocument/2006/relationships" xmlns:m="http://schemas.openxmlformats.org/officeDocument/2006/math" xmlns:v="urn:schemas-microsoft-com:vml" xmlns:wp14="http://schemas.microsoft.com/office/word/2010/wordprocessingDrawing" xmlns:wp="http://schemas.openxmlformats.org/drawingml/2006/wordprocessingDrawing" xmlns:w10="urn:schemas-microsoft-com:office:word" xmlns:w="http://schemas.openxmlformats.org/wordprocessingml/2006/main" xmlns:w14="http://schemas.microsoft.com/office/word/2010/wordml" xmlns:w15="http://schemas.microsoft.com/office/word/2012/wordml" xmlns:w16cex="http://schemas.microsoft.com/office/word/2018/wordml/cex" xmlns:w16cid="http://schemas.microsoft.com/office/word/2016/wordml/cid" xmlns:w16="http://schemas.microsoft.com/office/word/2018/wordml" xmlns:w16du="http://schemas.microsoft.com/office/word/2023/wordml/word16du" xmlns:w16sdtdh="http://schemas.microsoft.com/office/word/2020/wordml/sdtdatahash" xmlns:w16sdtfl="http://schemas.microsoft.com/office/word/2024/wordml/sdtformatlock" xmlns:w16se="http://schemas.microsoft.com/office/word/2015/wordml/symex" xmlns:wpg="http://schemas.microsoft.com/office/word/2010/wordprocessingGroup" xmlns:wpi="http://schemas.microsoft.com/office/word/2010/wordprocessingInk" xmlns:wne="http://schemas.microsoft.com/office/word/2006/wordml" xmlns:wps="http://schemas.microsoft.com/office/word/2010/wordprocessingShape" mc:Ignorable="w14 w15 w16se w16cid w16 w16cex w16sdtdh w16sdtfl w16du wp14">
   <w:tbl>
     <w:tblPr>
       <w:tblW w:w="0" w:type="auto"/>
@@ -14310,7 +14313,7 @@
 </file>
 
 <file path=word/footer5.xml><?xml version="1.0" encoding="utf-8"?>
-<w:ftr xmlns:wpc="http://schemas.microsoft.com/office/word/2010/wordprocessingCanvas" xmlns:cx="http://schemas.microsoft.com/office/drawing/2014/chartex" xmlns:cx1="http://schemas.microsoft.com/office/drawing/2015/9/8/chartex" xmlns:cx2="http://schemas.microsoft.com/office/drawing/2015/10/21/chartex" xmlns:cx3="http://schemas.microsoft.com/office/drawing/2016/5/9/chartex" xmlns:cx4="http://schemas.microsoft.com/office/drawing/2016/5/10/chartex" xmlns:cx5="http://schemas.microsoft.com/office/drawing/2016/5/11/chartex" xmlns:cx6="http://schemas.microsoft.com/office/drawing/2016/5/12/chartex" xmlns:cx7="http://schemas.microsoft.com/office/drawing/2016/5/13/chartex" xmlns:cx8="http://schemas.microsoft.com/office/drawing/2016/5/14/chartex" xmlns:mc="http://schemas.openxmlformats.org/markup-compatibility/2006" xmlns:aink="http://schemas.microsoft.com/office/drawing/2016/ink" xmlns:am3d="http://schemas.microsoft.com/office/drawing/2017/model3d" xmlns:o="urn:schemas-microsoft-com:office:office" xmlns:oel="http://schemas.microsoft.com/office/2019/extlst" xmlns:r="http://schemas.openxmlformats.org/officeDocument/2006/relationships" xmlns:m="http://schemas.openxmlformats.org/officeDocument/2006/math" xmlns:v="urn:schemas-microsoft-com:vml" xmlns:wp14="http://schemas.microsoft.com/office/word/2010/wordprocessingDrawing" xmlns:wp="http://schemas.openxmlformats.org/drawingml/2006/wordprocessingDrawing" xmlns:w10="urn:schemas-microsoft-com:office:word" xmlns:w="http://schemas.openxmlformats.org/wordprocessingml/2006/main" xmlns:w14="http://schemas.microsoft.com/office/word/2010/wordml" xmlns:w15="http://schemas.microsoft.com/office/word/2012/wordml" xmlns:w16cex="http://schemas.microsoft.com/office/word/2018/wordml/cex" xmlns:w16cid="http://schemas.microsoft.com/office/word/2016/wordml/cid" xmlns:w16="http://schemas.microsoft.com/office/word/2018/wordml" xmlns:w16sdtdh="http://schemas.microsoft.com/office/word/2020/wordml/sdtdatahash" xmlns:w16se="http://schemas.microsoft.com/office/word/2015/wordml/symex" xmlns:wpg="http://schemas.microsoft.com/office/word/2010/wordprocessingGroup" xmlns:wpi="http://schemas.microsoft.com/office/word/2010/wordprocessingInk" xmlns:wne="http://schemas.microsoft.com/office/word/2006/wordml" xmlns:wps="http://schemas.microsoft.com/office/word/2010/wordprocessingShape" mc:Ignorable="w14 w15 w16se w16cid w16 w16cex w16sdtdh wp14">
+<w:ftr xmlns:wpc="http://schemas.microsoft.com/office/word/2010/wordprocessingCanvas" xmlns:cx="http://schemas.microsoft.com/office/drawing/2014/chartex" xmlns:cx1="http://schemas.microsoft.com/office/drawing/2015/9/8/chartex" xmlns:cx2="http://schemas.microsoft.com/office/drawing/2015/10/21/chartex" xmlns:cx3="http://schemas.microsoft.com/office/drawing/2016/5/9/chartex" xmlns:cx4="http://schemas.microsoft.com/office/drawing/2016/5/10/chartex" xmlns:cx5="http://schemas.microsoft.com/office/drawing/2016/5/11/chartex" xmlns:cx6="http://schemas.microsoft.com/office/drawing/2016/5/12/chartex" xmlns:cx7="http://schemas.microsoft.com/office/drawing/2016/5/13/chartex" xmlns:cx8="http://schemas.microsoft.com/office/drawing/2016/5/14/chartex" xmlns:mc="http://schemas.openxmlformats.org/markup-compatibility/2006" xmlns:aink="http://schemas.microsoft.com/office/drawing/2016/ink" xmlns:am3d="http://schemas.microsoft.com/office/drawing/2017/model3d" xmlns:o="urn:schemas-microsoft-com:office:office" xmlns:oel="http://schemas.microsoft.com/office/2019/extlst" xmlns:r="http://schemas.openxmlformats.org/officeDocument/2006/relationships" xmlns:m="http://schemas.openxmlformats.org/officeDocument/2006/math" xmlns:v="urn:schemas-microsoft-com:vml" xmlns:wp14="http://schemas.microsoft.com/office/word/2010/wordprocessingDrawing" xmlns:wp="http://schemas.openxmlformats.org/drawingml/2006/wordprocessingDrawing" xmlns:w10="urn:schemas-microsoft-com:office:word" xmlns:w="http://schemas.openxmlformats.org/wordprocessingml/2006/main" xmlns:w14="http://schemas.microsoft.com/office/word/2010/wordml" xmlns:w15="http://schemas.microsoft.com/office/